--- a/paper/manuscript/manuscript.docx
+++ b/paper/manuscript/manuscript.docx
@@ -68,7 +68,7 @@
         <w:pStyle w:val="Abstract"/>
       </w:pPr>
       <w:r>
-        <w:t xml:space="preserve">Non-genetic heterogeneity, and in particular expression states that are inherited across cell divisions, decides which cancer cells survive drug treatment, yet the simulators used to benchmark single-cell methods model neither cell growth nor division, and therefore cannot generate such states from first principles. We present Biomodelling.jl 2.0, a rewrite of a Julia framework for stochastic simulation of gene regulatory networks inside growing, dividing and drug-treated cell populations. The framework couples exact, hybrid and adaptive stochastic kinetics to exponential growth, volume-scaled transcription, gene replication, division with binomial partitioning and promoter inheritance, and population control; adds dose schedules, state-dependent death, growth inhibition and genetic perturbations; records every cell’s lineage; converts molecule counts into scRNA-seq, smFISH and time-lapse observations; and provides likelihood-free inference. We validate the engine against exact stationary distributions and an independent implementation, show that growth and division alone reproduce published results on cell-size scaling, partitioning noise, lineage-versus-population statistics and cell-cycle-dependent bursting, and demonstrate that a single resistance gene with slow promoter switching reproduces the signatures of drug-tolerant persisters reported in recent experiments and models: dose-dependent decay with unchanged division times, correlated fates of related cells, preserved or collapsed barcode diversity, loss of resistance when memory is disrupted during exposure, an intermediate-dose optimum for drug-induced tolerance, and stable inheritance of a selected phenotype. Used as a ground-truth generator, the framework evaluates memory-gene detection, network inference under the confounds of growth and sequencing, imputation and perturbation-prediction baselines; used as an inference engine, it recovers kinetic and drug parameters from snapshot and lineage data and quantifies the bias of ignoring division. Biomodelling.jl 2.0 is open source (MIT) at https://github.com/ayoublasri/Biomodelling.jl.</w:t>
+        <w:t xml:space="preserve">Non-genetic heterogeneity, and in particular expression states that are inherited across cell divisions, decides which cancer cells survive drug treatment, yet the simulators used to benchmark single-cell methods model neither cell growth nor division, and therefore cannot generate such states from first principles. We present Biomodelling.jl 2.0, a rewrite of a Julia framework for stochastic simulation of gene regulatory networks inside growing, dividing and drug-treated cell populations. The framework couples exact, hybrid and adaptive stochastic kinetics to exponential growth, volume-scaled transcription, gene replication, division with binomial partitioning and promoter inheritance, and population control; adds dose schedules, state-dependent death, growth inhibition and genetic perturbations; records every cell’s lineage; converts molecule counts into scRNA-seq, smFISH and time-lapse observations; and provides likelihood-free inference. We validate the engine against exact stationary distributions and an independent implementation, show that growth and division alone reproduce published results on cell-size scaling, partitioning noise, lineage-versus-population statistics and cell-cycle-dependent bursting, and demonstrate that a single resistance gene with slow promoter switching reproduces the signatures of drug-tolerant persisters reported in recent experiments and models: dose-dependent decay with unchanged division times, correlated fates of related cells, preserved or collapsed barcode diversity, loss of resistance when memory is disrupted during exposure, an intermediate-dose optimum for drug-induced tolerance, and stable inheritance of a selected phenotype. Used as a ground-truth generator, the framework evaluates memory-gene detection, network inference under the confounds of growth and sequencing, imputation and perturbation-prediction baselines; used as an inference engine, it recovers kinetic and drug parameters from snapshot and lineage data and quantifies the bias of ignoring division. Calibrated to published time-lapse measurements of cisplatin-treated cells, the persister model predicts the fates of cells at a held-out concentration, the biphasic kill curve, the extent of lineage correlations and the dose-invariance of single-cell timing; used as a schedule testbed with a built-in optimiser, it reproduces the outcomes of continuous versus intermittent BRAF/MEK inhibition in the SWOG S1320 trial and of intermittent dosing in xenografts, attributes their difference to the fitness of resistant cells without drug, and evaluates standard against dose-dense temozolomide regimens with pharmacokinetics. Biomodelling.jl 2.0 is open source (MIT) at https://github.com/ayoublasri/Biomodelling.jl.</w:t>
       </w:r>
     </w:p>
     <w:bookmarkStart w:id="9" w:name="introduction"/>
@@ -199,11 +199,11 @@
         <w:pStyle w:val="BodyText"/>
       </w:pPr>
       <w:r>
-        <w:t xml:space="preserve">We validate the engine against exact stationary distributions and against JumpProcesses.jl, show that growth, division and partitioning alone reproduce published results on cell-size scaling, partitioning noise, lineage-versus-population statistics and cell-cycle-dependent bursting, and demonstrate that a single resistance gene with slow promoter switching reproduces the quantitative signatures of drug-tolerant persisters reported in recent experimental and theoretical work: dose-dependent population decay with unchanged single-cell division times, correlated fates of related cells, preserved or collapsed barcode diversity, loss of resistance when memory is disrupted during exposure, an intermediate-dose optimum for drug-induced tolerance, and stable inheritance of a selected phenotype. We then use the framework as a ground-truth generator to evaluate memory-gene detection, network inference under the confounds of growth and sequencing, imputation, and perturbation-prediction baselines, and finally show that the same forward model supports parameter inference from snapshot and lineage data and quantifies the bias incurred by ignoring division.</w:t>
+        <w:t xml:space="preserve">We validate the engine against exact stationary distributions and against JumpProcesses.jl, show that growth, division and partitioning alone reproduce published results on cell-size scaling, partitioning noise, lineage-versus-population statistics and cell-cycle-dependent bursting, and demonstrate that a single resistance gene with slow promoter switching reproduces the quantitative signatures of drug-tolerant persisters reported in recent experimental and theoretical work: dose-dependent population decay with unchanged single-cell division times, correlated fates of related cells, preserved or collapsed barcode diversity, loss of resistance when memory is disrupted during exposure, an intermediate-dose optimum for drug-induced tolerance, and stable inheritance of a selected phenotype. We then use the framework as a ground-truth generator to evaluate memory-gene detection, network inference under the confounds of growth and sequencing, imputation, and perturbation-prediction baselines, show that the same forward model supports parameter inference from snapshot and lineage data and quantifies the bias incurred by ignoring division, calibrate the persister model to published time-lapse data and validate it on held-out conditions, and finally use it, with a built-in schedule optimiser, to evaluate clinical dosing regimens and to search for better ones.</w:t>
       </w:r>
     </w:p>
     <w:bookmarkEnd w:id="9"/>
-    <w:bookmarkStart w:id="16" w:name="results"/>
+    <w:bookmarkStart w:id="18" w:name="results"/>
     <w:p>
       <w:pPr>
         <w:pStyle w:val="Heading1"/>
@@ -2157,12 +2157,235 @@
         <w:pStyle w:val="FirstParagraph"/>
       </w:pPr>
       <w:r>
-        <w:t xml:space="preserve">On a snapshot of 2 000 non-dividing cells, ABC-SMC with log-uniform priors concentrates on the true telegraph parameters and agrees with the exact maximum-likelihood estimate (Figure 6a; posterior medians (0.47, 1.40, 26.8) for truth (0.3, 0.6, 20)). On a snapshot of a growing and dividing population with volume-scaled transcription and mid-cycle replication, the naive telegraph fit is biased (k_on = 0.47, k_off = 1.95, k_tx = 71.5) because volume and copy number inflate counts and their dispersion, whereas ABC with the population simulator as forward model recovers the truth ((0.58, 1.87, 25.1); Figure 6b). Drug parameters are also identifiable from population data: from a kill curve and the concordance of sister fates, the death rate and the protection threshold are recovered with posterior medians [abc_c] for truth (0.5, 150) (Figure 6c), and posterior predictive kill curves simulated at the posterior median envelope the observed one (Figure 6d).</w:t>
+        <w:t xml:space="preserve">On a snapshot of 2 000 non-dividing cells, ABC-SMC with log-uniform priors over three decades and the Wasserstein distance between simulated and observed counts</w:t>
+      </w:r>
+      <w:r>
+        <w:t xml:space="preserve"> </w:t>
+      </w:r>
+      <w:r>
+        <w:t xml:space="preserve">(Bernton et al. 2019)</w:t>
+      </w:r>
+      <w:r>
+        <w:t xml:space="preserve"> </w:t>
+      </w:r>
+      <w:r>
+        <w:t xml:space="preserve">concentrates on the true telegraph parameters and agrees with the exact maximum-likelihood estimate (Figure 6a; posterior medians (0.31, 0.60, 20.9) for truth (0.3, 0.6, 20)), with the broadest posterior on k_off, the parameter that a single snapshot constrains least. On a snapshot of a growing and dividing population with volume-scaled transcription and mid-cycle replication, the naive telegraph fit is biased (k_on = 0.47, k_off = 1.95, k_tx = 71.5) because volume and copy number inflate counts and their dispersion, whereas ABC with the population simulator as forward model recovers the truth ((0.30, 0.68, 20.8); Figure 6b). Drug parameters can be inferred from population data in the same way: from a kill curve and the concordance of sister fates, the posterior over the maximal death rate and the protection threshold is a ridge (weighted correlation of log h_max and log K of -0.85) on which the truth (0.5, 150) lies (Figure 6c), and posterior predictive kill curves simulated at the posterior median reproduce the observed one (Figure 6d): the two summaries constrain the product of death rate and unprotected fraction, and separating the two parameters requires a measurement of the protective protein, an example of the experimental-design questions the forward model can answer before an experiment is run.</w:t>
       </w:r>
     </w:p>
     <w:bookmarkEnd w:id="15"/>
+    <w:bookmarkStart w:id="16" w:name="X9127e981dd342706dc2bd484113b0f729438709"/>
+    <w:p>
+      <w:pPr>
+        <w:pStyle w:val="Heading2"/>
+      </w:pPr>
+      <w:r>
+        <w:t xml:space="preserve">The persister model calibrates to laboratory time-lapse data and predicts held-out conditions</w:t>
+      </w:r>
+    </w:p>
+    <w:p>
+      <w:pPr>
+        <w:pStyle w:val="FirstParagraph"/>
+      </w:pPr>
+      <w:r>
+        <w:t xml:space="preserve">A simulator is only useful for treatment questions if it can be fitted to the data a laboratory actually produces and then predicts what it was not fitted to. We therefore calibrated the resistance-gene model to the time-lapse measurements of</w:t>
+      </w:r>
+      <w:r>
+        <w:t xml:space="preserve"> </w:t>
+      </w:r>
+      <w:r>
+        <w:t xml:space="preserve">Iyer et al. (2025)</w:t>
+      </w:r>
+      <w:r>
+        <w:t xml:space="preserve">, who tracked U2OS cells for three days under 7, 10 and 13 µM cisplatin and recorded, for every cell present at drug addition, whether it died, divided or survived without dividing (Table S3). Six parameters (promoter switching rates, maximal death rate, EC</w:t>
+      </w:r>
+      <m:oMath>
+        <m:sSub>
+          <m:e>
+            <m:r>
+              <m:t>​</m:t>
+            </m:r>
+          </m:e>
+          <m:sub>
+            <m:r>
+              <m:t>50</m:t>
+            </m:r>
+          </m:sub>
+        </m:sSub>
+      </m:oMath>
+      <w:r>
+        <w:t xml:space="preserve"> </w:t>
+      </w:r>
+      <w:r>
+        <w:t xml:space="preserve">and Hill coefficient of death, IC</w:t>
+      </w:r>
+      <m:oMath>
+        <m:sSub>
+          <m:e>
+            <m:r>
+              <m:t>​</m:t>
+            </m:r>
+          </m:e>
+          <m:sub>
+            <m:r>
+              <m:t>50</m:t>
+            </m:r>
+          </m:sub>
+        </m:sSub>
+      </m:oMath>
+      <w:r>
+        <w:t xml:space="preserve"> </w:t>
+      </w:r>
+      <w:r>
+        <w:t xml:space="preserve">of growth arrest) were fitted to the fate fractions at 7 and 13 µM by simulated moments with common random numbers, with a weak prior keeping the memory of the resistant state near the two to three generations that the same study inferred from lineage correlations (Methods). The calibrated model (Figure 7f; memory 2.8 generations, resistant fraction 15.2%, EC</w:t>
+      </w:r>
+      <m:oMath>
+        <m:sSub>
+          <m:e>
+            <m:r>
+              <m:t>​</m:t>
+            </m:r>
+          </m:e>
+          <m:sub>
+            <m:r>
+              <m:t>50</m:t>
+            </m:r>
+          </m:sub>
+        </m:sSub>
+      </m:oMath>
+      <w:r>
+        <w:t xml:space="preserve"> </w:t>
+      </w:r>
+      <w:r>
+        <w:t xml:space="preserve">16.7 µM) reproduces the training fractions with a root-mean-square error of 0.071 and predicts the held-out 10 µM condition with an error of 0.093 (observed died, divided and survived fractions 0.28, 0.31 and 0.41; predicted 0.39, 0.20 and 0.41; Figure 7a). Properties that were not fitted can then be compared with the data. Death fates are correlated between sisters (0.09), first cousins (0.06) and second cousins (0.05) and the correlation decays to 0.02 for third cousins and 0.00 for unrelated cells (Figure 7c), the pattern reported for HCT116 lineages. The mean time to death changes by only 8% between 7 and 13 µM while the death fraction rises from 0.13 to 0.59 (Figure 7d), the dose-invariance of single-cell timing that motivated the original study, and arises here because the dose changes the fraction of unprotected cells rather than their kinetics. The predicted kill curves (Figure 7b) are steeper at 13 µM in their first two days than in their second half (1.5-fold), but the calibrated memory of 2.8 generations is too short to produce the plateau that HCT116 cells reach after about 100 h: in the model, cells leave the resistant state within days and are then killed. Reproducing the plateau requires a longer memory or a drug-induced stabilisation of the resistant state, which is exactly the kind of conclusion a calibrated forward model can draw and a lineage-tracing experiment can test. The calibration landscape (Figure 7e) shows how the fitted death rate and EC</w:t>
+      </w:r>
+      <m:oMath>
+        <m:sSub>
+          <m:e>
+            <m:r>
+              <m:t>​</m:t>
+            </m:r>
+          </m:e>
+          <m:sub>
+            <m:r>
+              <m:t>50</m:t>
+            </m:r>
+          </m:sub>
+        </m:sSub>
+      </m:oMath>
+      <w:r>
+        <w:t xml:space="preserve"> </w:t>
+      </w:r>
+      <w:r>
+        <w:t xml:space="preserve">are constrained by the fate fractions alone; the same protocol, with the same functions, applies to any observable that a laboratory records.</w:t>
+      </w:r>
+    </w:p>
     <w:bookmarkEnd w:id="16"/>
-    <w:bookmarkStart w:id="17" w:name="discussion"/>
+    <w:bookmarkStart w:id="17" w:name="Xd56bc4e7d40795b987986d7bf1b24271e096039"/>
+    <w:p>
+      <w:pPr>
+        <w:pStyle w:val="Heading2"/>
+      </w:pPr>
+      <w:r>
+        <w:t xml:space="preserve">Dose and schedule optimisation against clinical regimens</w:t>
+      </w:r>
+    </w:p>
+    <w:p>
+      <w:pPr>
+        <w:pStyle w:val="FirstParagraph"/>
+      </w:pPr>
+      <w:r>
+        <w:t xml:space="preserve">With a calibrated model the framework becomes a schedule testbed. We first asked which dosing schedule minimises regrowth for a melanoma-like population with a rare, heritable pre-resistant state</w:t>
+      </w:r>
+      <w:r>
+        <w:t xml:space="preserve"> </w:t>
+      </w:r>
+      <w:r>
+        <w:t xml:space="preserve">(Shaffer et al. 2017)</w:t>
+      </w:r>
+      <w:r>
+        <w:t xml:space="preserve"> </w:t>
+      </w:r>
+      <w:r>
+        <w:t xml:space="preserve">treated at a fractional-killing dose, comparing continuous dosing with the intermittent schedule of the SWOG S1320 trial, in which patients received a continuous 8-week lead-in and were then randomised to continuous dosing or to cycles of 3 weeks off and 5 weeks on</w:t>
+      </w:r>
+      <w:r>
+        <w:t xml:space="preserve"> </w:t>
+      </w:r>
+      <w:r>
+        <w:t xml:space="preserve">(Algazi et al. 2020)</w:t>
+      </w:r>
+      <w:r>
+        <w:t xml:space="preserve">, and with adaptive therapy, in which the drug is withdrawn when the population has shrunk to half its initial size and resumed when it regrows to the initial size</w:t>
+      </w:r>
+      <w:r>
+        <w:t xml:space="preserve"> </w:t>
+      </w:r>
+      <w:r>
+        <w:t xml:space="preserve">(Zhang et al. 2017)</w:t>
+      </w:r>
+      <w:r>
+        <w:t xml:space="preserve">. When the resistant state carries no fitness cost, as the lineage data of</w:t>
+      </w:r>
+      <w:r>
+        <w:t xml:space="preserve"> </w:t>
+      </w:r>
+      <w:r>
+        <w:t xml:space="preserve">Iyer et al. (2025)</w:t>
+      </w:r>
+      <w:r>
+        <w:t xml:space="preserve"> </w:t>
+      </w:r>
+      <w:r>
+        <w:t xml:space="preserve">indicate for pre-existing tolerance, continuous dosing gives the longest time to progression ([ttp_cont_nocost] weeks against [ttp_int_nocost] for the intermittent schedule and [ttp_adapt_nocost] for adaptive therapy; Figure 8a,c), the ranking observed in the trial, where continuous dosing gave a median progression-free survival of 9.0 months against 5.5 months for intermittent dosing. When resistant cells pay a fitness cost in the absence of drug, the drug addiction that made intermittent dosing superior in patient-derived xenografts</w:t>
+      </w:r>
+      <w:r>
+        <w:t xml:space="preserve"> </w:t>
+      </w:r>
+      <w:r>
+        <w:t xml:space="preserve">(Das Thakur and Stuart 2013)</w:t>
+      </w:r>
+      <w:r>
+        <w:t xml:space="preserve">, the ranking reverses: the intermittent schedule and adaptive therapy delay progression to [ttp_int_cost] and [ttp_adapt_cost] weeks against [ttp_cont_cost] for continuous dosing, with adaptive therapy using [dose_adapt_cost] of the cumulative dose (Figure 8b,c). The optimiser makes the dependence explicit: over intermittent schedules of any period and duty cycle, the best schedule without a fitness cost is [best_nocost], and with a fitness cost release period 10, dose 2 (growth rate -0.016 per time unit) (Figure 8d). The model therefore reproduces both clinical and preclinical outcomes and attributes their difference to a measurable property of the resistant cells, their fitness without drug, which the framework can estimate from growth data before a schedule is chosen.</w:t>
+      </w:r>
+    </w:p>
+    <w:p>
+      <w:pPr>
+        <w:pStyle w:val="BodyText"/>
+      </w:pPr>
+      <w:r>
+        <w:t xml:space="preserve">The second case study concerns glioblastoma, where the RTOG 0525 trial compared the standard temozolomide regimen (150-200 mg/m² on days 1-5 of 28-day cycles) with a dose-dense regimen (75-100 mg/m² on days 1-21) that delivers about twice the cumulative dose, and found no difference in overall survival (16.6 against 14.9 months) for either MGMT-methylated or unmethylated tumours</w:t>
+      </w:r>
+      <w:r>
+        <w:t xml:space="preserve"> </w:t>
+      </w:r>
+      <w:r>
+        <w:t xml:space="preserve">(Gilbert et al. 2013)</w:t>
+      </w:r>
+      <w:r>
+        <w:t xml:space="preserve">. Simulating both regimens with one-compartment pharmacokinetics (elimination half-life 2.1 h;</w:t>
+      </w:r>
+      <w:r>
+        <w:t xml:space="preserve"> </w:t>
+      </w:r>
+      <w:r>
+        <w:t xml:space="preserve">Ostermann et al. (2004)</w:t>
+      </w:r>
+      <w:r>
+        <w:t xml:space="preserve">) on populations in which 1% (methylated) or 30% (unmethylated) of cells express MGMT, with MGMT protein protecting cells from the drug (the phenotypic-selection model of</w:t>
+      </w:r>
+      <w:r>
+        <w:t xml:space="preserve"> </w:t>
+      </w:r>
+      <w:r>
+        <w:t xml:space="preserve">Lasri et al. (2020)</w:t>
+      </w:r>
+      <w:r>
+        <w:t xml:space="preserve">), [gbm_summary] (Figure 8e,f). At equal cumulative dose the number of dosing days per cycle [gbm_days_summary] (Figure 8g). These simulations are not fits to the trials, whose end points depend on much that the model omits, but they show how the framework turns a proposed regimen into a quantitative, mechanism-resolved prediction, and how it identifies which biological measurement, the fitness of resistant cells without drug or the fraction of cells protected, decides between regimens.</w:t>
+      </w:r>
+    </w:p>
+    <w:bookmarkEnd w:id="17"/>
+    <w:bookmarkEnd w:id="18"/>
+    <w:bookmarkStart w:id="19" w:name="discussion"/>
     <w:p>
       <w:pPr>
         <w:pStyle w:val="Heading1"/>
@@ -2184,7 +2407,7 @@
         <w:pStyle w:val="BodyText"/>
       </w:pPr>
       <w:r>
-        <w:t xml:space="preserve">Several limitations delimit the current release. Cells are well-mixed compartments without spatial structure or cell-cell signalling; the pharmacology is a one-compartment model; growth is exponential with phenomenological size control; and the inference layer, although general, relies on user-chosen summary statistics, so posterior calibration should be checked with predictive simulations as in Figure 6. The persister case study is deliberately minimal, a single resistance gene with slow switching, and reproduces qualitative and semi-quantitative signatures reported in the literature; fitting it to a specific cell line will require the corresponding time-lapse or lineage-tracing data, for which the inference layer provides the machinery. The Catalyst.jl bridge planned for interoperability with the SciML ecosystem is not part of this release. Finally, the benchmark results should be read as demonstrations of what the framework makes possible rather than as verdicts on the methods compared, which were run with default settings on small networks.</w:t>
+        <w:t xml:space="preserve">The calibration and schedule studies illustrate the workflow we propose for in silico single-cell pharmacology: declare the training and validation observables before fitting, fit by simulated moments or ABC with common random numbers, validate on conditions and statistics that were not fitted, and only then compare regimens, reporting outcomes that map onto clinical end points (time to progression from the nadir, depth of response, cumulative dose). The two case studies show why mechanism matters: the same schedule question, continuous or intermittent dosing, has opposite answers depending on whether resistant cells pay a fitness cost without drug, and the trial and xenograft outcomes that seemed to contradict each other are both reproduced once that property is set. Because the framework simulates the lineage-resolved, single-cell data from which such properties are measured, it can also say which experiment would resolve the question before a trial is designed.</w:t>
       </w:r>
     </w:p>
     <w:p>
@@ -2192,11 +2415,19 @@
         <w:pStyle w:val="BodyText"/>
       </w:pPr>
       <w:r>
+        <w:t xml:space="preserve">Several limitations delimit the current release. Cells are well-mixed compartments without spatial structure or cell-cell signalling; the pharmacology is a one-compartment model; growth is exponential with phenomenological size control; and the inference layer, although general, relies on user-chosen summary statistics, so posterior calibration should be checked with predictive simulations as in Figure 6. The persister case study is deliberately minimal, a single resistance gene with slow switching; its calibration used fate fractions transcribed from a published study rather than raw tracks, and the clinical case studies use literature values for cell-cycle times, resistant fractions and pharmacokinetics rather than patient-specific measurements, so their conclusions are about mechanisms and rankings, not about absolute survival times. The Catalyst.jl bridge planned for interoperability with the SciML ecosystem is not part of this release. Finally, the benchmark results should be read as demonstrations of what the framework makes possible rather than as verdicts on the methods compared, which were run with default settings on small networks.</w:t>
+      </w:r>
+    </w:p>
+    <w:p>
+      <w:pPr>
+        <w:pStyle w:val="BodyText"/>
+      </w:pPr>
+      <w:r>
         <w:t xml:space="preserve">Future work will add spatial coupling through neighbourhood-dependent rates, cell-cell communication, chromatin states with their own inheritance rules, and neural simulation-based inference on top of the existing forward model. Because the framework is deterministic given a seed, fast enough to simulate tens of thousands of cells in minutes, and outputs AnnData files, it can be dropped into existing single-cell analysis pipelines as a source of mechanistically grounded synthetic data, and into virtual-cell training and evaluation as a source of causal, out-of-distribution contexts.</w:t>
       </w:r>
     </w:p>
-    <w:bookmarkEnd w:id="17"/>
-    <w:bookmarkStart w:id="28" w:name="methods"/>
+    <w:bookmarkEnd w:id="19"/>
+    <w:bookmarkStart w:id="32" w:name="methods"/>
     <w:p>
       <w:pPr>
         <w:pStyle w:val="Heading1"/>
@@ -2205,7 +2436,7 @@
         <w:t xml:space="preserve">Methods</w:t>
       </w:r>
     </w:p>
-    <w:bookmarkStart w:id="18" w:name="reaction-model-and-propensities"/>
+    <w:bookmarkStart w:id="20" w:name="reaction-model-and-propensities"/>
     <w:p>
       <w:pPr>
         <w:pStyle w:val="Heading2"/>
@@ -2916,8 +3147,8 @@
         <w:t xml:space="preserve">) grouped into promoter groups. Custom propensities can be supplied as functions of counts, volume, parameters and time.</w:t>
       </w:r>
     </w:p>
-    <w:bookmarkEnd w:id="18"/>
-    <w:bookmarkStart w:id="19" w:name="stochastic-simulation-kernels"/>
+    <w:bookmarkEnd w:id="20"/>
+    <w:bookmarkStart w:id="21" w:name="stochastic-simulation-kernels"/>
     <w:p>
       <w:pPr>
         <w:pStyle w:val="Heading2"/>
@@ -3017,8 +3248,8 @@
         <w:t xml:space="preserve">. Every kernel takes an explicit random number generator.</w:t>
       </w:r>
     </w:p>
-    <w:bookmarkEnd w:id="19"/>
-    <w:bookmarkStart w:id="20" w:name="cells-growth-replication-and-division"/>
+    <w:bookmarkEnd w:id="21"/>
+    <w:bookmarkStart w:id="22" w:name="cells-growth-replication-and-division"/>
     <w:p>
       <w:pPr>
         <w:pStyle w:val="Heading2"/>
@@ -3342,8 +3573,8 @@
         <w:t xml:space="preserve">).</w:t>
       </w:r>
     </w:p>
-    <w:bookmarkEnd w:id="20"/>
-    <w:bookmarkStart w:id="21" w:name="drug-and-perturbation-layer"/>
+    <w:bookmarkEnd w:id="22"/>
+    <w:bookmarkStart w:id="23" w:name="drug-and-perturbation-layer"/>
     <w:p>
       <w:pPr>
         <w:pStyle w:val="Heading2"/>
@@ -3830,8 +4061,8 @@
         <w:t xml:space="preserve">, on the growth rate; multiplicative modulation of any parameter by a function of the dose; and genetic perturbations (knockdown, knockout, over-expression) of any parameter in a random fraction of cells, the flag being inherited by daughters.</w:t>
       </w:r>
     </w:p>
-    <w:bookmarkEnd w:id="21"/>
-    <w:bookmarkStart w:id="22" w:name="lineage-statistics"/>
+    <w:bookmarkEnd w:id="23"/>
+    <w:bookmarkStart w:id="24" w:name="lineage-statistics"/>
     <w:p>
       <w:pPr>
         <w:pStyle w:val="Heading2"/>
@@ -3961,8 +4192,8 @@
         <w:t xml:space="preserve">, the variance of clone-mean expression divided by its permutation-null expectation.</w:t>
       </w:r>
     </w:p>
-    <w:bookmarkEnd w:id="22"/>
-    <w:bookmarkStart w:id="23" w:name="observation-models"/>
+    <w:bookmarkEnd w:id="24"/>
+    <w:bookmarkStart w:id="25" w:name="observation-models"/>
     <w:p>
       <w:pPr>
         <w:pStyle w:val="Heading2"/>
@@ -3979,8 +4210,8 @@
         <w:t xml:space="preserve">True counts are converted to observations by a scRNA-seq model in which each cell captures every molecule independently with a Beta-distributed efficiency (mean and coefficient of variation set by the protocol), optional multinomial down-sampling to a Poisson-distributed depth, optional additional dropout and batch scaling; an smFISH model with a fixed detection efficiency; and a time-lapse model that samples a species along lineages at a fixed interval with additive or multiplicative measurement noise. Because counts scale with volume, library size correlates with cell size, reproducing the transcriptome-size confound of real data. Outputs are written as CSV or as AnnData-compatible HDF5 files.</w:t>
       </w:r>
     </w:p>
-    <w:bookmarkEnd w:id="23"/>
-    <w:bookmarkStart w:id="24" w:name="inference"/>
+    <w:bookmarkEnd w:id="25"/>
+    <w:bookmarkStart w:id="26" w:name="inference"/>
     <w:p>
       <w:pPr>
         <w:pStyle w:val="Heading2"/>
@@ -4029,16 +4260,304 @@
         <w:t xml:space="preserve"> </w:t>
       </w:r>
       <w:r>
-        <w:t xml:space="preserve">quantile of the previous generation’s distances), Gaussian perturbation kernels of variance twice the weighted population variance, importance weights against the prior, and parallel evaluation of the user-supplied distance function.</w:t>
-      </w:r>
-    </w:p>
-    <w:bookmarkEnd w:id="24"/>
-    <w:bookmarkStart w:id="25" w:name="random-regulatory-networks"/>
+        <w:t xml:space="preserve">quantile of the previous generation’s distances), Gaussian perturbation kernels of variance twice the weighted population variance, importance weights against the prior, and parallel evaluation of the user-supplied distance function; for count distributions we use the Wasserstein-1 distance between simulated and observed samples</w:t>
+      </w:r>
+      <w:r>
+        <w:t xml:space="preserve"> </w:t>
+      </w:r>
+      <w:r>
+        <w:t xml:space="preserve">(Bernton et al. 2019)</w:t>
+      </w:r>
+      <w:r>
+        <w:t xml:space="preserve">.</w:t>
+      </w:r>
+    </w:p>
+    <w:bookmarkEnd w:id="26"/>
+    <w:bookmarkStart w:id="27" w:name="X3c07bc6a2b6f6641f25d58dc2e51e24d3ede081"/>
     <w:p>
       <w:pPr>
         <w:pStyle w:val="Heading2"/>
       </w:pPr>
       <w:r>
+        <w:t xml:space="preserve">Calibration to laboratory data and validation strategy</w:t>
+      </w:r>
+    </w:p>
+    <w:p>
+      <w:pPr>
+        <w:pStyle w:val="FirstParagraph"/>
+      </w:pPr>
+      <w:r>
+        <w:t xml:space="preserve">Reference values were transcribed from the text and tables of the cited articles into</w:t>
+      </w:r>
+      <w:r>
+        <w:t xml:space="preserve"> </w:t>
+      </w:r>
+      <w:r>
+        <w:rPr>
+          <w:rStyle w:val="VerbatimChar"/>
+        </w:rPr>
+        <w:t xml:space="preserve">paper/data/</w:t>
+      </w:r>
+      <w:r>
+        <w:t xml:space="preserve"> </w:t>
+      </w:r>
+      <w:r>
+        <w:t xml:space="preserve">with their provenance (Table S3). For the cisplatin case study the model is a resistance gene with slow promoter switching whose protein product protects against a dose-dependent death hazard and against a dose-dependent growth arrest (Methods above), with a 24-h cell cycle. Its six free parameters (activation and inactivation rates, maximal death rate, EC</w:t>
+      </w:r>
+      <m:oMath>
+        <m:sSub>
+          <m:e>
+            <m:r>
+              <m:t>​</m:t>
+            </m:r>
+          </m:e>
+          <m:sub>
+            <m:r>
+              <m:t>50</m:t>
+            </m:r>
+          </m:sub>
+        </m:sSub>
+      </m:oMath>
+      <w:r>
+        <w:t xml:space="preserve"> </w:t>
+      </w:r>
+      <w:r>
+        <w:t xml:space="preserve">and Hill coefficient of death, IC</w:t>
+      </w:r>
+      <m:oMath>
+        <m:sSub>
+          <m:e>
+            <m:r>
+              <m:t>​</m:t>
+            </m:r>
+          </m:e>
+          <m:sub>
+            <m:r>
+              <m:t>50</m:t>
+            </m:r>
+          </m:sub>
+        </m:sSub>
+      </m:oMath>
+      <w:r>
+        <w:t xml:space="preserve"> </w:t>
+      </w:r>
+      <w:r>
+        <w:t xml:space="preserve">of growth arrest) were fitted by the method of simulated moments: the root-mean-square difference between simulated and observed fractions of cells that died, divided or survived without dividing during 72 h of drug, for the training concentrations (7 and 13 µM), plus a weak penalty keeping the memory of the resistant state near the 2-3 generations inferred from lineage correlations, was minimised with the bounded optimiser described below using common random numbers (the same seeds for every candidate). Validation used only quantities not fitted: the fate fractions at the held-out concentration (10 µM), the biphasic kill curve and its plateau, the extent of lineage correlations in fate (sisters, first, second and third cousins) and the invariance of single-cell division and death times across concentrations. The protocol is deliberately generic: any observable computable from a</w:t>
+      </w:r>
+      <w:r>
+        <w:t xml:space="preserve"> </w:t>
+      </w:r>
+      <w:r>
+        <w:rPr>
+          <w:rStyle w:val="VerbatimChar"/>
+        </w:rPr>
+        <w:t xml:space="preserve">PopulationResult</w:t>
+      </w:r>
+      <w:r>
+        <w:t xml:space="preserve"> </w:t>
+      </w:r>
+      <w:r>
+        <w:t xml:space="preserve">(kill curves, fate fractions, lineage correlations, snapshot distributions) can enter the distance, and the split between training and validation conditions is declared before fitting.</w:t>
+      </w:r>
+    </w:p>
+    <w:bookmarkEnd w:id="27"/>
+    <w:bookmarkStart w:id="28" w:name="Xe3c385c670787971cd3ae982009c679ef5b84f8"/>
+    <w:p>
+      <w:pPr>
+        <w:pStyle w:val="Heading2"/>
+      </w:pPr>
+      <w:r>
+        <w:t xml:space="preserve">Clinical regimens, treatment outcomes and schedule optimisation</w:t>
+      </w:r>
+    </w:p>
+    <w:p>
+      <w:pPr>
+        <w:pStyle w:val="FirstParagraph"/>
+      </w:pPr>
+      <w:r>
+        <w:t xml:space="preserve">Regimens are built from the schedule primitives of the perturbation layer:</w:t>
+      </w:r>
+      <w:r>
+        <w:t xml:space="preserve"> </w:t>
+      </w:r>
+      <w:r>
+        <w:rPr>
+          <w:rStyle w:val="VerbatimChar"/>
+        </w:rPr>
+        <w:t xml:space="preserve">PulsedDose</w:t>
+      </w:r>
+      <w:r>
+        <w:t xml:space="preserve"> </w:t>
+      </w:r>
+      <w:r>
+        <w:t xml:space="preserve">with a finite number of cycles,</w:t>
+      </w:r>
+      <w:r>
+        <w:t xml:space="preserve"> </w:t>
+      </w:r>
+      <w:r>
+        <w:rPr>
+          <w:rStyle w:val="VerbatimChar"/>
+        </w:rPr>
+        <w:t xml:space="preserve">PiecewiseDose</w:t>
+      </w:r>
+      <w:r>
+        <w:t xml:space="preserve"> </w:t>
+      </w:r>
+      <w:r>
+        <w:t xml:space="preserve">for arbitrary calendars (the S1320 schedule),</w:t>
+      </w:r>
+      <w:r>
+        <w:t xml:space="preserve"> </w:t>
+      </w:r>
+      <w:r>
+        <w:rPr>
+          <w:rStyle w:val="VerbatimChar"/>
+        </w:rPr>
+        <w:t xml:space="preserve">daily_boluses</w:t>
+      </w:r>
+      <w:r>
+        <w:t xml:space="preserve"> </w:t>
+      </w:r>
+      <w:r>
+        <w:t xml:space="preserve">and</w:t>
+      </w:r>
+      <w:r>
+        <w:t xml:space="preserve"> </w:t>
+      </w:r>
+      <w:r>
+        <w:rPr>
+          <w:rStyle w:val="VerbatimChar"/>
+        </w:rPr>
+        <w:t xml:space="preserve">cycle_days</w:t>
+      </w:r>
+      <w:r>
+        <w:t xml:space="preserve"> </w:t>
+      </w:r>
+      <w:r>
+        <w:t xml:space="preserve">for daily oral doses with one-compartment pharmacokinetics, and</w:t>
+      </w:r>
+      <w:r>
+        <w:t xml:space="preserve"> </w:t>
+      </w:r>
+      <w:r>
+        <w:rPr>
+          <w:rStyle w:val="VerbatimChar"/>
+        </w:rPr>
+        <w:t xml:space="preserve">AdaptiveDose</w:t>
+      </w:r>
+      <w:r>
+        <w:t xml:space="preserve">, a feedback schedule that withdraws the drug when the population falls below a fraction of its initial size and resumes it when the population regrows above another fraction, evaluated with the current population size at every step</w:t>
+      </w:r>
+      <w:r>
+        <w:t xml:space="preserve"> </w:t>
+      </w:r>
+      <w:r>
+        <w:t xml:space="preserve">(Zhang et al. 2017)</w:t>
+      </w:r>
+      <w:r>
+        <w:t xml:space="preserve">. Outcomes computed from a simulation are the net growth rate, the depth of response (log</w:t>
+      </w:r>
+      <m:oMath>
+        <m:sSub>
+          <m:e>
+            <m:r>
+              <m:t>​</m:t>
+            </m:r>
+          </m:e>
+          <m:sub>
+            <m:r>
+              <m:t>10</m:t>
+            </m:r>
+          </m:sub>
+        </m:sSub>
+      </m:oMath>
+      <w:r>
+        <w:t xml:space="preserve"> </w:t>
+      </w:r>
+      <w:r>
+        <w:t xml:space="preserve">of the ratio of the initial to the smallest population), the time to progression (first time the population exceeds a threshold, 1.2, times its running minimum, the analogue of RECIST progression from the nadir; censored at the end of the simulation), the extinction probability over replicates and the cumulative dose actually applied.</w:t>
+      </w:r>
+      <w:r>
+        <w:t xml:space="preserve"> </w:t>
+      </w:r>
+      <w:r>
+        <w:rPr>
+          <w:rStyle w:val="VerbatimChar"/>
+        </w:rPr>
+        <w:t xml:space="preserve">optimize_schedule</w:t>
+      </w:r>
+      <w:r>
+        <w:t xml:space="preserve"> </w:t>
+      </w:r>
+      <w:r>
+        <w:t xml:space="preserve">minimises any such outcome over a box of schedule parameters: a log-spaced grid (or a Latin hypercube when the grid is large) is evaluated with the same random seeds for every candidate, and the best point is refined by Nelder-Mead in a bounded transform of the box; constraints such as a fixed cumulative dose enter as penalties or as the parameterisation (for instance a per-day dose equal to the budget divided by the number of dosing days). The melanoma case study uses a 30-h cell cycle, a pre-resistant fraction of 1:200 with a memory of five generations</w:t>
+      </w:r>
+      <w:r>
+        <w:t xml:space="preserve"> </w:t>
+      </w:r>
+      <w:r>
+        <w:t xml:space="preserve">(Shaffer et al. 2017, 2020)</w:t>
+      </w:r>
+      <w:r>
+        <w:t xml:space="preserve">, drug effects at the fractional-killing dose (state-dependent death and growth arrest, and a ten-fold stabilisation of the resistant state by the drug, the drug-induced reprogramming of</w:t>
+      </w:r>
+      <w:r>
+        <w:t xml:space="preserve"> </w:t>
+      </w:r>
+      <w:r>
+        <w:t xml:space="preserve">Shaffer et al. (2017)</w:t>
+      </w:r>
+      <w:r>
+        <w:t xml:space="preserve">), with or without a 50% fitness cost of the resistant state</w:t>
+      </w:r>
+      <w:r>
+        <w:t xml:space="preserve"> </w:t>
+      </w:r>
+      <w:r>
+        <w:t xml:space="preserve">(Das Thakur and Stuart 2013)</w:t>
+      </w:r>
+      <w:r>
+        <w:t xml:space="preserve">; the temozolomide case study uses a 50-h cell cycle</w:t>
+      </w:r>
+      <w:r>
+        <w:t xml:space="preserve"> </w:t>
+      </w:r>
+      <w:r>
+        <w:t xml:space="preserve">(Lasri et al. 2020)</w:t>
+      </w:r>
+      <w:r>
+        <w:t xml:space="preserve">, an elimination half-life of 2.1 h</w:t>
+      </w:r>
+      <w:r>
+        <w:t xml:space="preserve"> </w:t>
+      </w:r>
+      <w:r>
+        <w:t xml:space="preserve">(Ostermann et al. 2004)</w:t>
+      </w:r>
+      <w:r>
+        <w:t xml:space="preserve">, the regimens of RTOG 0525</w:t>
+      </w:r>
+      <w:r>
+        <w:t xml:space="preserve"> </w:t>
+      </w:r>
+      <w:r>
+        <w:t xml:space="preserve">(Gilbert et al. 2013)</w:t>
+      </w:r>
+      <w:r>
+        <w:t xml:space="preserve"> </w:t>
+      </w:r>
+      <w:r>
+        <w:t xml:space="preserve">(200 mg/m² on days 1-5 or 100 mg/m² on days 1-21 of 28-day cycles, six cycles) and MGMT-expressing fractions of 1% and 30% for methylated and unmethylated promoters.</w:t>
+      </w:r>
+    </w:p>
+    <w:bookmarkEnd w:id="28"/>
+    <w:bookmarkStart w:id="29" w:name="random-regulatory-networks"/>
+    <w:p>
+      <w:pPr>
+        <w:pStyle w:val="Heading2"/>
+      </w:pPr>
+      <w:r>
         <w:t xml:space="preserve">Random regulatory networks</w:t>
       </w:r>
     </w:p>
@@ -4050,8 +4569,8 @@
         <w:t xml:space="preserve">Random networks are built with a chosen number of activating and inhibiting edges under Erdős-Rényi or preferential-attachment (scale-free) sampling; regulation acts on the transcription rate of constitutive genes or on the promoter activation rate of telegraph genes through AND-combined Hill functions; per-gene rate constants can be drawn log-uniformly from ranges.</w:t>
       </w:r>
     </w:p>
-    <w:bookmarkEnd w:id="25"/>
-    <w:bookmarkStart w:id="26" w:name="validation-protocols"/>
+    <w:bookmarkEnd w:id="29"/>
+    <w:bookmarkStart w:id="30" w:name="validation-protocols"/>
     <w:p>
       <w:pPr>
         <w:pStyle w:val="Heading2"/>
@@ -4182,8 +4701,8 @@
         <w:t xml:space="preserve">directory of the repository.</w:t>
       </w:r>
     </w:p>
-    <w:bookmarkEnd w:id="26"/>
-    <w:bookmarkStart w:id="27" w:name="software"/>
+    <w:bookmarkEnd w:id="30"/>
+    <w:bookmarkStart w:id="31" w:name="software"/>
     <w:p>
       <w:pPr>
         <w:pStyle w:val="Heading2"/>
@@ -4230,9 +4749,9 @@
         <w:t xml:space="preserve">. The test suite (Aqua quality checks and statistical tests) runs under GitHub Actions on Julia 1.10 and the latest release.</w:t>
       </w:r>
     </w:p>
-    <w:bookmarkEnd w:id="27"/>
-    <w:bookmarkEnd w:id="28"/>
-    <w:bookmarkStart w:id="44" w:name="figure-legends"/>
+    <w:bookmarkEnd w:id="31"/>
+    <w:bookmarkEnd w:id="32"/>
+    <w:bookmarkStart w:id="54" w:name="figure-legends"/>
     <w:p>
       <w:pPr>
         <w:pStyle w:val="Heading1"/>
@@ -4248,20 +4767,20 @@
       <w:r>
         <w:drawing>
           <wp:inline>
-            <wp:extent cx="5334000" cy="4827029"/>
+            <wp:extent cx="5334000" cy="4396945"/>
             <wp:effectExtent b="0" l="0" r="0" t="0"/>
-            <wp:docPr descr="" title="" id="30" name="Picture"/>
+            <wp:docPr descr="" title="" id="34" name="Picture"/>
             <a:graphic>
               <a:graphicData uri="http://schemas.openxmlformats.org/drawingml/2006/picture">
                 <pic:pic>
                   <pic:nvPicPr>
-                    <pic:cNvPr descr="fig1_framework.png" id="31" name="Picture"/>
+                    <pic:cNvPr descr="fig1_framework.png" id="35" name="Picture"/>
                     <pic:cNvPicPr>
                       <a:picLocks noChangeArrowheads="1" noChangeAspect="1"/>
                     </pic:cNvPicPr>
                   </pic:nvPicPr>
                   <pic:blipFill>
-                    <a:blip r:embed="rId29"/>
+                    <a:blip r:embed="rId33"/>
                     <a:stretch>
                       <a:fillRect/>
                     </a:stretch>
@@ -4269,7 +4788,7 @@
                   <pic:spPr bwMode="auto">
                     <a:xfrm>
                       <a:off x="0" y="0"/>
-                      <a:ext cx="5334000" cy="4827029"/>
+                      <a:ext cx="5334000" cy="4396945"/>
                     </a:xfrm>
                     <a:prstGeom prst="rect">
                       <a:avLst/>
@@ -4315,18 +4834,18 @@
           <wp:inline>
             <wp:extent cx="5334000" cy="3314828"/>
             <wp:effectExtent b="0" l="0" r="0" t="0"/>
-            <wp:docPr descr="" title="" id="33" name="Picture"/>
+            <wp:docPr descr="" title="" id="37" name="Picture"/>
             <a:graphic>
               <a:graphicData uri="http://schemas.openxmlformats.org/drawingml/2006/picture">
                 <pic:pic>
                   <pic:nvPicPr>
-                    <pic:cNvPr descr="fig2_engine.png" id="34" name="Picture"/>
+                    <pic:cNvPr descr="fig2_engine.png" id="38" name="Picture"/>
                     <pic:cNvPicPr>
                       <a:picLocks noChangeArrowheads="1" noChangeAspect="1"/>
                     </pic:cNvPicPr>
                   </pic:nvPicPr>
                   <pic:blipFill>
-                    <a:blip r:embed="rId32"/>
+                    <a:blip r:embed="rId36"/>
                     <a:stretch>
                       <a:fillRect/>
                     </a:stretch>
@@ -4380,18 +4899,18 @@
           <wp:inline>
             <wp:extent cx="5334000" cy="3956192"/>
             <wp:effectExtent b="0" l="0" r="0" t="0"/>
-            <wp:docPr descr="" title="" id="36" name="Picture"/>
+            <wp:docPr descr="" title="" id="40" name="Picture"/>
             <a:graphic>
               <a:graphicData uri="http://schemas.openxmlformats.org/drawingml/2006/picture">
                 <pic:pic>
                   <pic:nvPicPr>
-                    <pic:cNvPr descr="fig3_growth.png" id="37" name="Picture"/>
+                    <pic:cNvPr descr="fig3_growth.png" id="41" name="Picture"/>
                     <pic:cNvPicPr>
                       <a:picLocks noChangeArrowheads="1" noChangeAspect="1"/>
                     </pic:cNvPicPr>
                   </pic:nvPicPr>
                   <pic:blipFill>
-                    <a:blip r:embed="rId35"/>
+                    <a:blip r:embed="rId39"/>
                     <a:stretch>
                       <a:fillRect/>
                     </a:stretch>
@@ -4445,18 +4964,18 @@
           <wp:inline>
             <wp:extent cx="5334000" cy="4868794"/>
             <wp:effectExtent b="0" l="0" r="0" t="0"/>
-            <wp:docPr descr="" title="" id="39" name="Picture"/>
+            <wp:docPr descr="" title="" id="43" name="Picture"/>
             <a:graphic>
               <a:graphicData uri="http://schemas.openxmlformats.org/drawingml/2006/picture">
                 <pic:pic>
                   <pic:nvPicPr>
-                    <pic:cNvPr descr="fig4_persisters.png" id="40" name="Picture"/>
+                    <pic:cNvPr descr="fig4_persisters.png" id="44" name="Picture"/>
                     <pic:cNvPicPr>
                       <a:picLocks noChangeArrowheads="1" noChangeAspect="1"/>
                     </pic:cNvPicPr>
                   </pic:nvPicPr>
                   <pic:blipFill>
-                    <a:blip r:embed="rId38"/>
+                    <a:blip r:embed="rId42"/>
                     <a:stretch>
                       <a:fillRect/>
                     </a:stretch>
@@ -4510,18 +5029,18 @@
           <wp:inline>
             <wp:extent cx="5334000" cy="3805927"/>
             <wp:effectExtent b="0" l="0" r="0" t="0"/>
-            <wp:docPr descr="" title="" id="42" name="Picture"/>
+            <wp:docPr descr="" title="" id="46" name="Picture"/>
             <a:graphic>
               <a:graphicData uri="http://schemas.openxmlformats.org/drawingml/2006/picture">
                 <pic:pic>
                   <pic:nvPicPr>
-                    <pic:cNvPr descr="fig5_benchmarks.png" id="43" name="Picture"/>
+                    <pic:cNvPr descr="fig5_benchmarks.png" id="47" name="Picture"/>
                     <pic:cNvPicPr>
                       <a:picLocks noChangeArrowheads="1" noChangeAspect="1"/>
                     </pic:cNvPicPr>
                   </pic:nvPicPr>
                   <pic:blipFill>
-                    <a:blip r:embed="rId41"/>
+                    <a:blip r:embed="rId45"/>
                     <a:stretch>
                       <a:fillRect/>
                     </a:stretch>
@@ -4570,6 +5089,48 @@
       <w:pPr>
         <w:pStyle w:val="BodyText"/>
       </w:pPr>
+      <w:r>
+        <w:drawing>
+          <wp:inline>
+            <wp:extent cx="5334000" cy="3406844"/>
+            <wp:effectExtent b="0" l="0" r="0" t="0"/>
+            <wp:docPr descr="" title="" id="49" name="Picture"/>
+            <a:graphic>
+              <a:graphicData uri="http://schemas.openxmlformats.org/drawingml/2006/picture">
+                <pic:pic>
+                  <pic:nvPicPr>
+                    <pic:cNvPr descr="fig6_inference.png" id="50" name="Picture"/>
+                    <pic:cNvPicPr>
+                      <a:picLocks noChangeArrowheads="1" noChangeAspect="1"/>
+                    </pic:cNvPicPr>
+                  </pic:nvPicPr>
+                  <pic:blipFill>
+                    <a:blip r:embed="rId48"/>
+                    <a:stretch>
+                      <a:fillRect/>
+                    </a:stretch>
+                  </pic:blipFill>
+                  <pic:spPr bwMode="auto">
+                    <a:xfrm>
+                      <a:off x="0" y="0"/>
+                      <a:ext cx="5334000" cy="3406844"/>
+                    </a:xfrm>
+                    <a:prstGeom prst="rect">
+                      <a:avLst/>
+                    </a:prstGeom>
+                    <a:noFill/>
+                    <a:ln w="9525">
+                      <a:noFill/>
+                      <a:headEnd/>
+                      <a:tailEnd/>
+                    </a:ln>
+                  </pic:spPr>
+                </pic:pic>
+              </a:graphicData>
+            </a:graphic>
+          </wp:inline>
+        </w:drawing>
+      </w:r>
     </w:p>
     <w:p>
       <w:pPr>
@@ -4586,11 +5147,111 @@
         <w:t xml:space="preserve"> </w:t>
       </w:r>
       <w:r>
-        <w:t xml:space="preserve">(a) Posterior distributions of telegraph parameters from ABC-SMC on a snapshot of non-dividing cells, with the truth and the exact maximum-likelihood estimate. (b) The same for a snapshot of a growing and dividing population: the naive telegraph fit is biased while division-aware ABC recovers the truth. (c) Posterior particles for the drug death rate and protection threshold inferred from a kill curve and sister fate concordance. (d) Posterior predictive kill curves simulated at the posterior median against the observed curve.</w:t>
-      </w:r>
-    </w:p>
-    <w:bookmarkEnd w:id="44"/>
-    <w:bookmarkStart w:id="45" w:name="data-and-code-availability"/>
+        <w:t xml:space="preserve">(a) Posterior distributions of telegraph parameters from ABC-SMC on a snapshot of non-dividing cells, with the truth and the exact maximum-likelihood estimate. (b) The same for a snapshot of a growing and dividing population: the naive telegraph fit is biased while division-aware ABC recovers the truth. (c) Posterior particles for the maximal death rate and the protection threshold inferred from a kill curve and sister fate concordance: the two parameters trade off along a ridge that contains the truth. (d) Posterior predictive kill curves simulated at the posterior median against the observed curve.</w:t>
+      </w:r>
+    </w:p>
+    <w:p>
+      <w:pPr>
+        <w:pStyle w:val="BodyText"/>
+      </w:pPr>
+      <w:r>
+        <w:drawing>
+          <wp:inline>
+            <wp:extent cx="5334000" cy="3715109"/>
+            <wp:effectExtent b="0" l="0" r="0" t="0"/>
+            <wp:docPr descr="" title="" id="52" name="Picture"/>
+            <a:graphic>
+              <a:graphicData uri="http://schemas.openxmlformats.org/drawingml/2006/picture">
+                <pic:pic>
+                  <pic:nvPicPr>
+                    <pic:cNvPr descr="fig7_calibration.png" id="53" name="Picture"/>
+                    <pic:cNvPicPr>
+                      <a:picLocks noChangeArrowheads="1" noChangeAspect="1"/>
+                    </pic:cNvPicPr>
+                  </pic:nvPicPr>
+                  <pic:blipFill>
+                    <a:blip r:embed="rId51"/>
+                    <a:stretch>
+                      <a:fillRect/>
+                    </a:stretch>
+                  </pic:blipFill>
+                  <pic:spPr bwMode="auto">
+                    <a:xfrm>
+                      <a:off x="0" y="0"/>
+                      <a:ext cx="5334000" cy="3715109"/>
+                    </a:xfrm>
+                    <a:prstGeom prst="rect">
+                      <a:avLst/>
+                    </a:prstGeom>
+                    <a:noFill/>
+                    <a:ln w="9525">
+                      <a:noFill/>
+                      <a:headEnd/>
+                      <a:tailEnd/>
+                    </a:ln>
+                  </pic:spPr>
+                </pic:pic>
+              </a:graphicData>
+            </a:graphic>
+          </wp:inline>
+        </w:drawing>
+      </w:r>
+    </w:p>
+    <w:p>
+      <w:pPr>
+        <w:pStyle w:val="BodyText"/>
+      </w:pPr>
+      <w:r>
+        <w:rPr>
+          <w:b/>
+          <w:bCs/>
+        </w:rPr>
+        <w:t xml:space="preserve">Figure 7. Calibration to laboratory time-lapse data and validation on held-out conditions.</w:t>
+      </w:r>
+      <w:r>
+        <w:t xml:space="preserve"> </w:t>
+      </w:r>
+      <w:r>
+        <w:t xml:space="preserve">(a) Fates over 72 h of cisplatin of U2OS cells present at drug addition, observed by time-lapse microscopy</w:t>
+      </w:r>
+      <w:r>
+        <w:t xml:space="preserve"> </w:t>
+      </w:r>
+      <w:r>
+        <w:t xml:space="preserve">(Iyer et al. 2025)</w:t>
+      </w:r>
+      <w:r>
+        <w:t xml:space="preserve"> </w:t>
+      </w:r>
+      <w:r>
+        <w:t xml:space="preserve">(grey) and simulated by the calibrated model (colours; mean ± s.d. of four seeds); the model was calibrated on 7 and 13 µM and the 10 µM condition is predicted. (b) Predicted population size at the three concentrations and at 11.5 µM, from two days before the drug to seven days of exposure. (c) Correlation of death fates between sisters, first, second and third cousins present at drug addition, and between unrelated cells (mean ± s.d. of three seeds), against the observation that correlations extend to second but not third cousins. (d) Mean time to death of cells present at drug addition, and mean division time where at least 20 cells born under drug divided, against concentration (mean ± s.d. of four seeds). (e) Calibration landscape: every parameter set evaluated by the optimiser, coloured by its distance to the training data. (f) Calibrated parameters.</w:t>
+      </w:r>
+    </w:p>
+    <w:p>
+      <w:pPr>
+        <w:pStyle w:val="BodyText"/>
+      </w:pPr>
+    </w:p>
+    <w:p>
+      <w:pPr>
+        <w:pStyle w:val="BodyText"/>
+      </w:pPr>
+      <w:r>
+        <w:rPr>
+          <w:b/>
+          <w:bCs/>
+        </w:rPr>
+        <w:t xml:space="preserve">Figure 8. Dose and schedule optimisation against clinical regimens.</w:t>
+      </w:r>
+      <w:r>
+        <w:t xml:space="preserve"> </w:t>
+      </w:r>
+      <w:r>
+        <w:t xml:space="preserve">(a-b) Population size under continuous dosing, the intermittent schedule of the SWOG S1320 trial (8-week lead-in, then 3 weeks off and 5 weeks on) and adaptive therapy (drug withdrawn below 50% of the initial size, resumed at the initial size) for a melanoma-like population with a rare, heritable pre-resistant state, without (a) and with (b) a fitness cost of the resistant state. (c) Time to progression (20% regrowth from the nadir; mean ± s.d. of four seeds) for the three schedules and two mechanisms. (d) Time to progression over intermittent schedules of given period and duty cycle (every schedule evaluated by the optimiser; star: best), for the two mechanisms. (e) Population size under the standard (5 of 28 days) and dose-dense (21 of 28 days) temozolomide regimens of the RTOG 0525 trial and a 21-day regimen at the standard cumulative dose, simulated with one-compartment pharmacokinetics (elimination half-life 2.1 h) for MGMT-methylated (1% MGMT-expressing cells) and unmethylated (30%) populations. (f) Depth of response over six cycles (mean ± s.d. of three seeds). (g) Final population size against the number of dosing days per 28-day cycle at equal cumulative dose.</w:t>
+      </w:r>
+    </w:p>
+    <w:bookmarkEnd w:id="54"/>
+    <w:bookmarkStart w:id="55" w:name="data-and-code-availability"/>
     <w:p>
       <w:pPr>
         <w:pStyle w:val="Heading1"/>
@@ -4604,7 +5265,22 @@
         <w:pStyle w:val="FirstParagraph"/>
       </w:pPr>
       <w:r>
-        <w:t xml:space="preserve">Biomodelling.jl 2.0 is available under the MIT license at https://github.com/ayoublasri/Biomodelling.jl. All data in this article are synthetic and are regenerated, with fixed seeds, by the scripts in the</w:t>
+        <w:t xml:space="preserve">Biomodelling.jl 2.0 is available under the MIT license at https://github.com/ayoublasri/Biomodelling.jl. The laboratory and clinical reference values used for calibration are transcribed, with provenance, in the</w:t>
+      </w:r>
+      <w:r>
+        <w:t xml:space="preserve"> </w:t>
+      </w:r>
+      <w:r>
+        <w:rPr>
+          <w:rStyle w:val="VerbatimChar"/>
+        </w:rPr>
+        <w:t xml:space="preserve">paper/data/</w:t>
+      </w:r>
+      <w:r>
+        <w:t xml:space="preserve"> </w:t>
+      </w:r>
+      <w:r>
+        <w:t xml:space="preserve">directory of the repository. All other data in this article are synthetic and are regenerated, with fixed seeds, by the scripts in the</w:t>
       </w:r>
       <w:r>
         <w:t xml:space="preserve"> </w:t>
@@ -4646,8 +5322,8 @@
         <w:t xml:space="preserve">); the generated tables are archived with the release.</w:t>
       </w:r>
     </w:p>
-    <w:bookmarkEnd w:id="45"/>
-    <w:bookmarkStart w:id="46" w:name="author-contributions"/>
+    <w:bookmarkEnd w:id="55"/>
+    <w:bookmarkStart w:id="56" w:name="author-contributions"/>
     <w:p>
       <w:pPr>
         <w:pStyle w:val="Heading1"/>
@@ -4664,8 +5340,8 @@
         <w:t xml:space="preserve">A.L. and M.S. conceived the project. [To be completed.]</w:t>
       </w:r>
     </w:p>
-    <w:bookmarkEnd w:id="46"/>
-    <w:bookmarkStart w:id="47" w:name="competing-interests"/>
+    <w:bookmarkEnd w:id="56"/>
+    <w:bookmarkStart w:id="57" w:name="competing-interests"/>
     <w:p>
       <w:pPr>
         <w:pStyle w:val="Heading1"/>
@@ -4682,8 +5358,8 @@
         <w:t xml:space="preserve">The authors declare no competing interests.</w:t>
       </w:r>
     </w:p>
-    <w:bookmarkEnd w:id="47"/>
-    <w:bookmarkStart w:id="48" w:name="funding"/>
+    <w:bookmarkEnd w:id="57"/>
+    <w:bookmarkStart w:id="58" w:name="funding"/>
     <w:p>
       <w:pPr>
         <w:pStyle w:val="Heading1"/>
@@ -4700,8 +5376,8 @@
         <w:t xml:space="preserve">[To be completed.]</w:t>
       </w:r>
     </w:p>
-    <w:bookmarkEnd w:id="48"/>
-    <w:bookmarkStart w:id="118" w:name="references"/>
+    <w:bookmarkEnd w:id="58"/>
+    <w:bookmarkStart w:id="140" w:name="references"/>
     <w:p>
       <w:pPr>
         <w:pStyle w:val="Heading1"/>
@@ -4710,8 +5386,8 @@
         <w:t xml:space="preserve">References</w:t>
       </w:r>
     </w:p>
-    <w:bookmarkStart w:id="117" w:name="refs"/>
-    <w:bookmarkStart w:id="50" w:name="ref-ahlmanneltze2025"/>
+    <w:bookmarkStart w:id="139" w:name="refs"/>
+    <w:bookmarkStart w:id="60" w:name="ref-ahlmanneltze2025"/>
     <w:p>
       <w:pPr>
         <w:pStyle w:val="Bibliography"/>
@@ -4744,7 +5420,7 @@
       <w:r>
         <w:t xml:space="preserve"> </w:t>
       </w:r>
-      <w:hyperlink r:id="rId49">
+      <w:hyperlink r:id="rId59">
         <w:r>
           <w:rPr>
             <w:rStyle w:val="Hyperlink"/>
@@ -4756,8 +5432,157 @@
         <w:t xml:space="preserve">.</w:t>
       </w:r>
     </w:p>
-    <w:bookmarkEnd w:id="50"/>
-    <w:bookmarkStart w:id="52" w:name="ref-bertaux2018"/>
+    <w:bookmarkEnd w:id="60"/>
+    <w:bookmarkStart w:id="62" w:name="ref-algazi2020"/>
+    <w:p>
+      <w:pPr>
+        <w:pStyle w:val="Bibliography"/>
+      </w:pPr>
+      <w:r>
+        <w:t xml:space="preserve">Algazi, Alain P., Megan Othus, Adil I. Daud, et al. 2020.</w:t>
+      </w:r>
+      <w:r>
+        <w:t xml:space="preserve"> </w:t>
+      </w:r>
+      <w:r>
+        <w:t xml:space="preserve">“Continuous Versus Intermittent</w:t>
+      </w:r>
+      <w:r>
+        <w:t xml:space="preserve"> </w:t>
+      </w:r>
+      <w:r>
+        <w:t xml:space="preserve">BRAF</w:t>
+      </w:r>
+      <w:r>
+        <w:t xml:space="preserve"> </w:t>
+      </w:r>
+      <w:r>
+        <w:t xml:space="preserve">and</w:t>
+      </w:r>
+      <w:r>
+        <w:t xml:space="preserve"> </w:t>
+      </w:r>
+      <w:r>
+        <w:t xml:space="preserve">MEK</w:t>
+      </w:r>
+      <w:r>
+        <w:t xml:space="preserve"> </w:t>
+      </w:r>
+      <w:r>
+        <w:t xml:space="preserve">Inhibition in Patients with</w:t>
+      </w:r>
+      <w:r>
+        <w:t xml:space="preserve"> </w:t>
+      </w:r>
+      <w:r>
+        <w:t xml:space="preserve">BRAF</w:t>
+      </w:r>
+      <w:r>
+        <w:t xml:space="preserve">-Mutated Melanoma: A Randomized Phase 2 Trial.”</w:t>
+      </w:r>
+      <w:r>
+        <w:t xml:space="preserve"> </w:t>
+      </w:r>
+      <w:r>
+        <w:rPr>
+          <w:i/>
+          <w:iCs/>
+        </w:rPr>
+        <w:t xml:space="preserve">Nature Medicine</w:t>
+      </w:r>
+      <w:r>
+        <w:t xml:space="preserve"> </w:t>
+      </w:r>
+      <w:r>
+        <w:t xml:space="preserve">26 (10): 1564–68.</w:t>
+      </w:r>
+      <w:r>
+        <w:t xml:space="preserve"> </w:t>
+      </w:r>
+      <w:hyperlink r:id="rId61">
+        <w:r>
+          <w:rPr>
+            <w:rStyle w:val="Hyperlink"/>
+          </w:rPr>
+          <w:t xml:space="preserve">https://doi.org/10.1038/s41591-020-1060-8</w:t>
+        </w:r>
+      </w:hyperlink>
+      <w:r>
+        <w:t xml:space="preserve">.</w:t>
+      </w:r>
+    </w:p>
+    <w:bookmarkEnd w:id="62"/>
+    <w:bookmarkStart w:id="64" w:name="ref-bernton2019"/>
+    <w:p>
+      <w:pPr>
+        <w:pStyle w:val="Bibliography"/>
+      </w:pPr>
+      <w:r>
+        <w:t xml:space="preserve">Bernton, Espen, Pierre E. Jacob, Mathieu Gerber, and Christian P. Robert. 2019.</w:t>
+      </w:r>
+      <w:r>
+        <w:t xml:space="preserve"> </w:t>
+      </w:r>
+      <w:r>
+        <w:t xml:space="preserve">“Approximate</w:t>
+      </w:r>
+      <w:r>
+        <w:t xml:space="preserve"> </w:t>
+      </w:r>
+      <w:r>
+        <w:t xml:space="preserve">Bayesian</w:t>
+      </w:r>
+      <w:r>
+        <w:t xml:space="preserve"> </w:t>
+      </w:r>
+      <w:r>
+        <w:t xml:space="preserve">Computation with the</w:t>
+      </w:r>
+      <w:r>
+        <w:t xml:space="preserve"> </w:t>
+      </w:r>
+      <w:r>
+        <w:t xml:space="preserve">Wasserstein</w:t>
+      </w:r>
+      <w:r>
+        <w:t xml:space="preserve"> </w:t>
+      </w:r>
+      <w:r>
+        <w:t xml:space="preserve">Distance.”</w:t>
+      </w:r>
+      <w:r>
+        <w:t xml:space="preserve"> </w:t>
+      </w:r>
+      <w:r>
+        <w:rPr>
+          <w:i/>
+          <w:iCs/>
+        </w:rPr>
+        <w:t xml:space="preserve">Journal of the Royal Statistical Society: Series B</w:t>
+      </w:r>
+      <w:r>
+        <w:t xml:space="preserve"> </w:t>
+      </w:r>
+      <w:r>
+        <w:t xml:space="preserve">81 (2): 235–69.</w:t>
+      </w:r>
+      <w:r>
+        <w:t xml:space="preserve"> </w:t>
+      </w:r>
+      <w:hyperlink r:id="rId63">
+        <w:r>
+          <w:rPr>
+            <w:rStyle w:val="Hyperlink"/>
+          </w:rPr>
+          <w:t xml:space="preserve">https://doi.org/10.1111/rssb.12312</w:t>
+        </w:r>
+      </w:hyperlink>
+      <w:r>
+        <w:t xml:space="preserve">.</w:t>
+      </w:r>
+    </w:p>
+    <w:bookmarkEnd w:id="64"/>
+    <w:bookmarkStart w:id="66" w:name="ref-bertaux2018"/>
     <w:p>
       <w:pPr>
         <w:pStyle w:val="Bibliography"/>
@@ -4790,7 +5615,7 @@
       <w:r>
         <w:t xml:space="preserve"> </w:t>
       </w:r>
-      <w:hyperlink r:id="rId51">
+      <w:hyperlink r:id="rId65">
         <w:r>
           <w:rPr>
             <w:rStyle w:val="Hyperlink"/>
@@ -4802,8 +5627,8 @@
         <w:t xml:space="preserve">.</w:t>
       </w:r>
     </w:p>
-    <w:bookmarkEnd w:id="52"/>
-    <w:bookmarkStart w:id="54" w:name="ref-cannoodt2021"/>
+    <w:bookmarkEnd w:id="66"/>
+    <w:bookmarkStart w:id="68" w:name="ref-cannoodt2021"/>
     <w:p>
       <w:pPr>
         <w:pStyle w:val="Bibliography"/>
@@ -4836,7 +5661,7 @@
       <w:r>
         <w:t xml:space="preserve"> </w:t>
       </w:r>
-      <w:hyperlink r:id="rId53">
+      <w:hyperlink r:id="rId67">
         <w:r>
           <w:rPr>
             <w:rStyle w:val="Hyperlink"/>
@@ -4848,8 +5673,8 @@
         <w:t xml:space="preserve">.</w:t>
       </w:r>
     </w:p>
-    <w:bookmarkEnd w:id="54"/>
-    <w:bookmarkStart w:id="56" w:name="ref-cao2005"/>
+    <w:bookmarkEnd w:id="68"/>
+    <w:bookmarkStart w:id="70" w:name="ref-cao2005"/>
     <w:p>
       <w:pPr>
         <w:pStyle w:val="Bibliography"/>
@@ -4894,7 +5719,7 @@
       <w:r>
         <w:t xml:space="preserve"> </w:t>
       </w:r>
-      <w:hyperlink r:id="rId55">
+      <w:hyperlink r:id="rId69">
         <w:r>
           <w:rPr>
             <w:rStyle w:val="Hyperlink"/>
@@ -4906,8 +5731,8 @@
         <w:t xml:space="preserve">.</w:t>
       </w:r>
     </w:p>
-    <w:bookmarkEnd w:id="56"/>
-    <w:bookmarkStart w:id="58" w:name="ref-cao2006"/>
+    <w:bookmarkEnd w:id="70"/>
+    <w:bookmarkStart w:id="72" w:name="ref-cao2006"/>
     <w:p>
       <w:pPr>
         <w:pStyle w:val="Bibliography"/>
@@ -4940,7 +5765,7 @@
       <w:r>
         <w:t xml:space="preserve"> </w:t>
       </w:r>
-      <w:hyperlink r:id="rId57">
+      <w:hyperlink r:id="rId71">
         <w:r>
           <w:rPr>
             <w:rStyle w:val="Hyperlink"/>
@@ -4952,8 +5777,8 @@
         <w:t xml:space="preserve">.</w:t>
       </w:r>
     </w:p>
-    <w:bookmarkEnd w:id="58"/>
-    <w:bookmarkStart w:id="60" w:name="ref-corigliano2025"/>
+    <w:bookmarkEnd w:id="72"/>
+    <w:bookmarkStart w:id="74" w:name="ref-corigliano2025"/>
     <w:p>
       <w:pPr>
         <w:pStyle w:val="Bibliography"/>
@@ -4983,7 +5808,7 @@
       <w:r>
         <w:t xml:space="preserve"> </w:t>
       </w:r>
-      <w:hyperlink r:id="rId59">
+      <w:hyperlink r:id="rId73">
         <w:r>
           <w:rPr>
             <w:rStyle w:val="Hyperlink"/>
@@ -4995,8 +5820,54 @@
         <w:t xml:space="preserve">.</w:t>
       </w:r>
     </w:p>
-    <w:bookmarkEnd w:id="60"/>
-    <w:bookmarkStart w:id="62" w:name="ref-dibaeinia2026context"/>
+    <w:bookmarkEnd w:id="74"/>
+    <w:bookmarkStart w:id="76" w:name="ref-dasthakur2013"/>
+    <w:p>
+      <w:pPr>
+        <w:pStyle w:val="Bibliography"/>
+      </w:pPr>
+      <w:r>
+        <w:t xml:space="preserve">Das Thakur, Meghna, and Darrin D. Stuart. 2013.</w:t>
+      </w:r>
+      <w:r>
+        <w:t xml:space="preserve"> </w:t>
+      </w:r>
+      <w:r>
+        <w:t xml:space="preserve">“The Evolution of Melanoma Resistance Reveals Therapeutic Opportunities.”</w:t>
+      </w:r>
+      <w:r>
+        <w:t xml:space="preserve"> </w:t>
+      </w:r>
+      <w:r>
+        <w:rPr>
+          <w:i/>
+          <w:iCs/>
+        </w:rPr>
+        <w:t xml:space="preserve">Cancer Research</w:t>
+      </w:r>
+      <w:r>
+        <w:t xml:space="preserve"> </w:t>
+      </w:r>
+      <w:r>
+        <w:t xml:space="preserve">73 (20): 6106–10.</w:t>
+      </w:r>
+      <w:r>
+        <w:t xml:space="preserve"> </w:t>
+      </w:r>
+      <w:hyperlink r:id="rId75">
+        <w:r>
+          <w:rPr>
+            <w:rStyle w:val="Hyperlink"/>
+          </w:rPr>
+          <w:t xml:space="preserve">https://doi.org/10.1158/0008-5472.CAN-13-1633</w:t>
+        </w:r>
+      </w:hyperlink>
+      <w:r>
+        <w:t xml:space="preserve">.</w:t>
+      </w:r>
+    </w:p>
+    <w:bookmarkEnd w:id="76"/>
+    <w:bookmarkStart w:id="78" w:name="ref-dibaeinia2026context"/>
     <w:p>
       <w:pPr>
         <w:pStyle w:val="Bibliography"/>
@@ -5026,7 +5897,7 @@
       <w:r>
         <w:t xml:space="preserve"> </w:t>
       </w:r>
-      <w:hyperlink r:id="rId61">
+      <w:hyperlink r:id="rId77">
         <w:r>
           <w:rPr>
             <w:rStyle w:val="Hyperlink"/>
@@ -5038,8 +5909,8 @@
         <w:t xml:space="preserve">.</w:t>
       </w:r>
     </w:p>
-    <w:bookmarkEnd w:id="62"/>
-    <w:bookmarkStart w:id="64" w:name="ref-dibaeinia2020"/>
+    <w:bookmarkEnd w:id="78"/>
+    <w:bookmarkStart w:id="80" w:name="ref-dibaeinia2020"/>
     <w:p>
       <w:pPr>
         <w:pStyle w:val="Bibliography"/>
@@ -5078,7 +5949,7 @@
       <w:r>
         <w:t xml:space="preserve"> </w:t>
       </w:r>
-      <w:hyperlink r:id="rId63">
+      <w:hyperlink r:id="rId79">
         <w:r>
           <w:rPr>
             <w:rStyle w:val="Hyperlink"/>
@@ -5090,8 +5961,8 @@
         <w:t xml:space="preserve">.</w:t>
       </w:r>
     </w:p>
-    <w:bookmarkEnd w:id="64"/>
-    <w:bookmarkStart w:id="66" w:name="ref-vandijk2018"/>
+    <w:bookmarkEnd w:id="80"/>
+    <w:bookmarkStart w:id="82" w:name="ref-vandijk2018"/>
     <w:p>
       <w:pPr>
         <w:pStyle w:val="Bibliography"/>
@@ -5124,7 +5995,7 @@
       <w:r>
         <w:t xml:space="preserve"> </w:t>
       </w:r>
-      <w:hyperlink r:id="rId65">
+      <w:hyperlink r:id="rId81">
         <w:r>
           <w:rPr>
             <w:rStyle w:val="Hyperlink"/>
@@ -5136,8 +6007,8 @@
         <w:t xml:space="preserve">.</w:t>
       </w:r>
     </w:p>
-    <w:bookmarkEnd w:id="66"/>
-    <w:bookmarkStart w:id="68" w:name="ref-friedman2006"/>
+    <w:bookmarkEnd w:id="82"/>
+    <w:bookmarkStart w:id="84" w:name="ref-friedman2006"/>
     <w:p>
       <w:pPr>
         <w:pStyle w:val="Bibliography"/>
@@ -5170,7 +6041,7 @@
       <w:r>
         <w:t xml:space="preserve"> </w:t>
       </w:r>
-      <w:hyperlink r:id="rId67">
+      <w:hyperlink r:id="rId83">
         <w:r>
           <w:rPr>
             <w:rStyle w:val="Hyperlink"/>
@@ -5182,8 +6053,8 @@
         <w:t xml:space="preserve">.</w:t>
       </w:r>
     </w:p>
-    <w:bookmarkEnd w:id="68"/>
-    <w:bookmarkStart w:id="70" w:name="ref-ghosh2025powerseek"/>
+    <w:bookmarkEnd w:id="84"/>
+    <w:bookmarkStart w:id="86" w:name="ref-ghosh2025powerseek"/>
     <w:p>
       <w:pPr>
         <w:pStyle w:val="Bibliography"/>
@@ -5225,7 +6096,7 @@
       <w:r>
         <w:t xml:space="preserve"> </w:t>
       </w:r>
-      <w:hyperlink r:id="rId69">
+      <w:hyperlink r:id="rId85">
         <w:r>
           <w:rPr>
             <w:rStyle w:val="Hyperlink"/>
@@ -5237,8 +6108,66 @@
         <w:t xml:space="preserve">.</w:t>
       </w:r>
     </w:p>
-    <w:bookmarkEnd w:id="70"/>
-    <w:bookmarkStart w:id="72" w:name="ref-gillespie1977"/>
+    <w:bookmarkEnd w:id="86"/>
+    <w:bookmarkStart w:id="88" w:name="ref-gilbert2013"/>
+    <w:p>
+      <w:pPr>
+        <w:pStyle w:val="Bibliography"/>
+      </w:pPr>
+      <w:r>
+        <w:t xml:space="preserve">Gilbert, Mark R., Meihua Wang, Kenneth D. Aldape, et al. 2013.</w:t>
+      </w:r>
+      <w:r>
+        <w:t xml:space="preserve"> </w:t>
+      </w:r>
+      <w:r>
+        <w:t xml:space="preserve">“Dose-Dense Temozolomide for Newly Diagnosed Glioblastoma: A Randomized Phase</w:t>
+      </w:r>
+      <w:r>
+        <w:t xml:space="preserve"> </w:t>
+      </w:r>
+      <w:r>
+        <w:t xml:space="preserve">III</w:t>
+      </w:r>
+      <w:r>
+        <w:t xml:space="preserve"> </w:t>
+      </w:r>
+      <w:r>
+        <w:t xml:space="preserve">Clinical Trial.”</w:t>
+      </w:r>
+      <w:r>
+        <w:t xml:space="preserve"> </w:t>
+      </w:r>
+      <w:r>
+        <w:rPr>
+          <w:i/>
+          <w:iCs/>
+        </w:rPr>
+        <w:t xml:space="preserve">Journal of Clinical Oncology</w:t>
+      </w:r>
+      <w:r>
+        <w:t xml:space="preserve"> </w:t>
+      </w:r>
+      <w:r>
+        <w:t xml:space="preserve">31 (32): 4085–91.</w:t>
+      </w:r>
+      <w:r>
+        <w:t xml:space="preserve"> </w:t>
+      </w:r>
+      <w:hyperlink r:id="rId87">
+        <w:r>
+          <w:rPr>
+            <w:rStyle w:val="Hyperlink"/>
+          </w:rPr>
+          <w:t xml:space="preserve">https://doi.org/10.1200/JCO.2013.49.6968</w:t>
+        </w:r>
+      </w:hyperlink>
+      <w:r>
+        <w:t xml:space="preserve">.</w:t>
+      </w:r>
+    </w:p>
+    <w:bookmarkEnd w:id="88"/>
+    <w:bookmarkStart w:id="90" w:name="ref-gillespie1977"/>
     <w:p>
       <w:pPr>
         <w:pStyle w:val="Bibliography"/>
@@ -5271,7 +6200,7 @@
       <w:r>
         <w:t xml:space="preserve"> </w:t>
       </w:r>
-      <w:hyperlink r:id="rId71">
+      <w:hyperlink r:id="rId89">
         <w:r>
           <w:rPr>
             <w:rStyle w:val="Hyperlink"/>
@@ -5283,8 +6212,8 @@
         <w:t xml:space="preserve">.</w:t>
       </w:r>
     </w:p>
-    <w:bookmarkEnd w:id="72"/>
-    <w:bookmarkStart w:id="74" w:name="ref-gillespie2001"/>
+    <w:bookmarkEnd w:id="90"/>
+    <w:bookmarkStart w:id="92" w:name="ref-gillespie2001"/>
     <w:p>
       <w:pPr>
         <w:pStyle w:val="Bibliography"/>
@@ -5317,7 +6246,7 @@
       <w:r>
         <w:t xml:space="preserve"> </w:t>
       </w:r>
-      <w:hyperlink r:id="rId73">
+      <w:hyperlink r:id="rId91">
         <w:r>
           <w:rPr>
             <w:rStyle w:val="Hyperlink"/>
@@ -5329,8 +6258,8 @@
         <w:t xml:space="preserve">.</w:t>
       </w:r>
     </w:p>
-    <w:bookmarkEnd w:id="74"/>
-    <w:bookmarkStart w:id="76" w:name="ref-harmange2023"/>
+    <w:bookmarkEnd w:id="92"/>
+    <w:bookmarkStart w:id="94" w:name="ref-harmange2023"/>
     <w:p>
       <w:pPr>
         <w:pStyle w:val="Bibliography"/>
@@ -5363,7 +6292,7 @@
       <w:r>
         <w:t xml:space="preserve"> </w:t>
       </w:r>
-      <w:hyperlink r:id="rId75">
+      <w:hyperlink r:id="rId93">
         <w:r>
           <w:rPr>
             <w:rStyle w:val="Hyperlink"/>
@@ -5375,8 +6304,8 @@
         <w:t xml:space="preserve">.</w:t>
       </w:r>
     </w:p>
-    <w:bookmarkEnd w:id="76"/>
-    <w:bookmarkStart w:id="78" w:name="ref-huh2011"/>
+    <w:bookmarkEnd w:id="94"/>
+    <w:bookmarkStart w:id="96" w:name="ref-huh2011"/>
     <w:p>
       <w:pPr>
         <w:pStyle w:val="Bibliography"/>
@@ -5409,7 +6338,7 @@
       <w:r>
         <w:t xml:space="preserve"> </w:t>
       </w:r>
-      <w:hyperlink r:id="rId77">
+      <w:hyperlink r:id="rId95">
         <w:r>
           <w:rPr>
             <w:rStyle w:val="Hyperlink"/>
@@ -5421,8 +6350,8 @@
         <w:t xml:space="preserve">.</w:t>
       </w:r>
     </w:p>
-    <w:bookmarkEnd w:id="78"/>
-    <w:bookmarkStart w:id="80" w:name="ref-huynhthu2010"/>
+    <w:bookmarkEnd w:id="96"/>
+    <w:bookmarkStart w:id="98" w:name="ref-huynhthu2010"/>
     <w:p>
       <w:pPr>
         <w:pStyle w:val="Bibliography"/>
@@ -5455,7 +6384,7 @@
       <w:r>
         <w:t xml:space="preserve"> </w:t>
       </w:r>
-      <w:hyperlink r:id="rId79">
+      <w:hyperlink r:id="rId97">
         <w:r>
           <w:rPr>
             <w:rStyle w:val="Hyperlink"/>
@@ -5467,8 +6396,8 @@
         <w:t xml:space="preserve">.</w:t>
       </w:r>
     </w:p>
-    <w:bookmarkEnd w:id="80"/>
-    <w:bookmarkStart w:id="82" w:name="ref-iyer2025"/>
+    <w:bookmarkEnd w:id="98"/>
+    <w:bookmarkStart w:id="100" w:name="ref-iyer2025"/>
     <w:p>
       <w:pPr>
         <w:pStyle w:val="Bibliography"/>
@@ -5501,7 +6430,7 @@
       <w:r>
         <w:t xml:space="preserve"> </w:t>
       </w:r>
-      <w:hyperlink r:id="rId81">
+      <w:hyperlink r:id="rId99">
         <w:r>
           <w:rPr>
             <w:rStyle w:val="Hyperlink"/>
@@ -5513,8 +6442,8 @@
         <w:t xml:space="preserve">.</w:t>
       </w:r>
     </w:p>
-    <w:bookmarkEnd w:id="82"/>
-    <w:bookmarkStart w:id="84" w:name="ref-lasri2020"/>
+    <w:bookmarkEnd w:id="100"/>
+    <w:bookmarkStart w:id="102" w:name="ref-lasri2020"/>
     <w:p>
       <w:pPr>
         <w:pStyle w:val="Bibliography"/>
@@ -5565,7 +6494,7 @@
       <w:r>
         <w:t xml:space="preserve"> </w:t>
       </w:r>
-      <w:hyperlink r:id="rId83">
+      <w:hyperlink r:id="rId101">
         <w:r>
           <w:rPr>
             <w:rStyle w:val="Hyperlink"/>
@@ -5577,8 +6506,8 @@
         <w:t xml:space="preserve">.</w:t>
       </w:r>
     </w:p>
-    <w:bookmarkEnd w:id="84"/>
-    <w:bookmarkStart w:id="86" w:name="ref-lasri2022"/>
+    <w:bookmarkEnd w:id="102"/>
+    <w:bookmarkStart w:id="104" w:name="ref-lasri2022"/>
     <w:p>
       <w:pPr>
         <w:pStyle w:val="Bibliography"/>
@@ -5623,7 +6552,7 @@
       <w:r>
         <w:t xml:space="preserve"> </w:t>
       </w:r>
-      <w:hyperlink r:id="rId85">
+      <w:hyperlink r:id="rId103">
         <w:r>
           <w:rPr>
             <w:rStyle w:val="Hyperlink"/>
@@ -5635,8 +6564,8 @@
         <w:t xml:space="preserve">.</w:t>
       </w:r>
     </w:p>
-    <w:bookmarkEnd w:id="86"/>
-    <w:bookmarkStart w:id="88" w:name="ref-li2025scmultisim"/>
+    <w:bookmarkEnd w:id="104"/>
+    <w:bookmarkStart w:id="106" w:name="ref-li2025scmultisim"/>
     <w:p>
       <w:pPr>
         <w:pStyle w:val="Bibliography"/>
@@ -5672,7 +6601,7 @@
       <w:r>
         <w:t xml:space="preserve"> </w:t>
       </w:r>
-      <w:hyperlink r:id="rId87">
+      <w:hyperlink r:id="rId105">
         <w:r>
           <w:rPr>
             <w:rStyle w:val="Hyperlink"/>
@@ -5684,8 +6613,8 @@
         <w:t xml:space="preserve">.</w:t>
       </w:r>
     </w:p>
-    <w:bookmarkEnd w:id="88"/>
-    <w:bookmarkStart w:id="90" w:name="ref-lin2025memory"/>
+    <w:bookmarkEnd w:id="106"/>
+    <w:bookmarkStart w:id="108" w:name="ref-lin2025memory"/>
     <w:p>
       <w:pPr>
         <w:pStyle w:val="Bibliography"/>
@@ -5718,7 +6647,7 @@
       <w:r>
         <w:t xml:space="preserve"> </w:t>
       </w:r>
-      <w:hyperlink r:id="rId89">
+      <w:hyperlink r:id="rId107">
         <w:r>
           <w:rPr>
             <w:rStyle w:val="Hyperlink"/>
@@ -5730,8 +6659,54 @@
         <w:t xml:space="preserve">.</w:t>
       </w:r>
     </w:p>
-    <w:bookmarkEnd w:id="90"/>
-    <w:bookmarkStart w:id="92" w:name="ref-pan2022tedsim"/>
+    <w:bookmarkEnd w:id="108"/>
+    <w:bookmarkStart w:id="110" w:name="ref-ostermann2004"/>
+    <w:p>
+      <w:pPr>
+        <w:pStyle w:val="Bibliography"/>
+      </w:pPr>
+      <w:r>
+        <w:t xml:space="preserve">Ostermann, Sandrine, Chantal Csajka, Thierry Buclin, et al. 2004.</w:t>
+      </w:r>
+      <w:r>
+        <w:t xml:space="preserve"> </w:t>
+      </w:r>
+      <w:r>
+        <w:t xml:space="preserve">“Plasma and Cerebrospinal Fluid Population Pharmacokinetics of Temozolomide in Malignant Glioma Patients.”</w:t>
+      </w:r>
+      <w:r>
+        <w:t xml:space="preserve"> </w:t>
+      </w:r>
+      <w:r>
+        <w:rPr>
+          <w:i/>
+          <w:iCs/>
+        </w:rPr>
+        <w:t xml:space="preserve">Clinical Cancer Research</w:t>
+      </w:r>
+      <w:r>
+        <w:t xml:space="preserve"> </w:t>
+      </w:r>
+      <w:r>
+        <w:t xml:space="preserve">10 (11): 3728–36.</w:t>
+      </w:r>
+      <w:r>
+        <w:t xml:space="preserve"> </w:t>
+      </w:r>
+      <w:hyperlink r:id="rId109">
+        <w:r>
+          <w:rPr>
+            <w:rStyle w:val="Hyperlink"/>
+          </w:rPr>
+          <w:t xml:space="preserve">https://doi.org/10.1158/1078-0432.CCR-03-0807</w:t>
+        </w:r>
+      </w:hyperlink>
+      <w:r>
+        <w:t xml:space="preserve">.</w:t>
+      </w:r>
+    </w:p>
+    <w:bookmarkEnd w:id="110"/>
+    <w:bookmarkStart w:id="112" w:name="ref-pan2022tedsim"/>
     <w:p>
       <w:pPr>
         <w:pStyle w:val="Bibliography"/>
@@ -5782,7 +6757,7 @@
       <w:r>
         <w:t xml:space="preserve"> </w:t>
       </w:r>
-      <w:hyperlink r:id="rId91">
+      <w:hyperlink r:id="rId111">
         <w:r>
           <w:rPr>
             <w:rStyle w:val="Hyperlink"/>
@@ -5794,8 +6769,8 @@
         <w:t xml:space="preserve">.</w:t>
       </w:r>
     </w:p>
-    <w:bookmarkEnd w:id="92"/>
-    <w:bookmarkStart w:id="94" w:name="ref-peccoud1995"/>
+    <w:bookmarkEnd w:id="112"/>
+    <w:bookmarkStart w:id="114" w:name="ref-peccoud1995"/>
     <w:p>
       <w:pPr>
         <w:pStyle w:val="Bibliography"/>
@@ -5828,7 +6803,7 @@
       <w:r>
         <w:t xml:space="preserve"> </w:t>
       </w:r>
-      <w:hyperlink r:id="rId93">
+      <w:hyperlink r:id="rId113">
         <w:r>
           <w:rPr>
             <w:rStyle w:val="Hyperlink"/>
@@ -5840,8 +6815,8 @@
         <w:t xml:space="preserve">.</w:t>
       </w:r>
     </w:p>
-    <w:bookmarkEnd w:id="94"/>
-    <w:bookmarkStart w:id="96" w:name="ref-piho2025abm"/>
+    <w:bookmarkEnd w:id="114"/>
+    <w:bookmarkStart w:id="116" w:name="ref-piho2025abm"/>
     <w:p>
       <w:pPr>
         <w:pStyle w:val="Bibliography"/>
@@ -5880,7 +6855,7 @@
       <w:r>
         <w:t xml:space="preserve"> </w:t>
       </w:r>
-      <w:hyperlink r:id="rId95">
+      <w:hyperlink r:id="rId115">
         <w:r>
           <w:rPr>
             <w:rStyle w:val="Hyperlink"/>
@@ -5892,8 +6867,8 @@
         <w:t xml:space="preserve">.</w:t>
       </w:r>
     </w:p>
-    <w:bookmarkEnd w:id="96"/>
-    <w:bookmarkStart w:id="98" w:name="ref-sciml"/>
+    <w:bookmarkEnd w:id="116"/>
+    <w:bookmarkStart w:id="118" w:name="ref-sciml"/>
     <w:p>
       <w:pPr>
         <w:pStyle w:val="Bibliography"/>
@@ -5947,7 +6922,7 @@
       <w:r>
         <w:t xml:space="preserve"> </w:t>
       </w:r>
-      <w:hyperlink r:id="rId97">
+      <w:hyperlink r:id="rId117">
         <w:r>
           <w:rPr>
             <w:rStyle w:val="Hyperlink"/>
@@ -5959,8 +6934,8 @@
         <w:t xml:space="preserve">.</w:t>
       </w:r>
     </w:p>
-    <w:bookmarkEnd w:id="98"/>
-    <w:bookmarkStart w:id="100" w:name="ref-shaffer2017"/>
+    <w:bookmarkEnd w:id="118"/>
+    <w:bookmarkStart w:id="120" w:name="ref-shaffer2017"/>
     <w:p>
       <w:pPr>
         <w:pStyle w:val="Bibliography"/>
@@ -5993,7 +6968,7 @@
       <w:r>
         <w:t xml:space="preserve"> </w:t>
       </w:r>
-      <w:hyperlink r:id="rId99">
+      <w:hyperlink r:id="rId119">
         <w:r>
           <w:rPr>
             <w:rStyle w:val="Hyperlink"/>
@@ -6005,8 +6980,8 @@
         <w:t xml:space="preserve">.</w:t>
       </w:r>
     </w:p>
-    <w:bookmarkEnd w:id="100"/>
-    <w:bookmarkStart w:id="102" w:name="ref-shaffer2020"/>
+    <w:bookmarkEnd w:id="120"/>
+    <w:bookmarkStart w:id="122" w:name="ref-shaffer2020"/>
     <w:p>
       <w:pPr>
         <w:pStyle w:val="Bibliography"/>
@@ -6039,7 +7014,7 @@
       <w:r>
         <w:t xml:space="preserve"> </w:t>
       </w:r>
-      <w:hyperlink r:id="rId101">
+      <w:hyperlink r:id="rId121">
         <w:r>
           <w:rPr>
             <w:rStyle w:val="Hyperlink"/>
@@ -6051,8 +7026,8 @@
         <w:t xml:space="preserve">.</w:t>
       </w:r>
     </w:p>
-    <w:bookmarkEnd w:id="102"/>
-    <w:bookmarkStart w:id="104" w:name="ref-shahrezaei2008"/>
+    <w:bookmarkEnd w:id="122"/>
+    <w:bookmarkStart w:id="124" w:name="ref-shahrezaei2008"/>
     <w:p>
       <w:pPr>
         <w:pStyle w:val="Bibliography"/>
@@ -6085,7 +7060,7 @@
       <w:r>
         <w:t xml:space="preserve"> </w:t>
       </w:r>
-      <w:hyperlink r:id="rId103">
+      <w:hyperlink r:id="rId123">
         <w:r>
           <w:rPr>
             <w:rStyle w:val="Hyperlink"/>
@@ -6097,8 +7072,8 @@
         <w:t xml:space="preserve">.</w:t>
       </w:r>
     </w:p>
-    <w:bookmarkEnd w:id="104"/>
-    <w:bookmarkStart w:id="106" w:name="ref-sukys2025"/>
+    <w:bookmarkEnd w:id="124"/>
+    <w:bookmarkStart w:id="126" w:name="ref-sukys2025"/>
     <w:p>
       <w:pPr>
         <w:pStyle w:val="Bibliography"/>
@@ -6143,7 +7118,7 @@
       <w:r>
         <w:t xml:space="preserve"> </w:t>
       </w:r>
-      <w:hyperlink r:id="rId105">
+      <w:hyperlink r:id="rId125">
         <w:r>
           <w:rPr>
             <w:rStyle w:val="Hyperlink"/>
@@ -6155,8 +7130,8 @@
         <w:t xml:space="preserve">.</w:t>
       </w:r>
     </w:p>
-    <w:bookmarkEnd w:id="106"/>
-    <w:bookmarkStart w:id="108" w:name="ref-toni2009"/>
+    <w:bookmarkEnd w:id="126"/>
+    <w:bookmarkStart w:id="128" w:name="ref-toni2009"/>
     <w:p>
       <w:pPr>
         <w:pStyle w:val="Bibliography"/>
@@ -6201,7 +7176,7 @@
       <w:r>
         <w:t xml:space="preserve"> </w:t>
       </w:r>
-      <w:hyperlink r:id="rId107">
+      <w:hyperlink r:id="rId127">
         <w:r>
           <w:rPr>
             <w:rStyle w:val="Hyperlink"/>
@@ -6213,8 +7188,8 @@
         <w:t xml:space="preserve">.</w:t>
       </w:r>
     </w:p>
-    <w:bookmarkEnd w:id="108"/>
-    <w:bookmarkStart w:id="110" w:name="ref-vollenweider2026"/>
+    <w:bookmarkEnd w:id="128"/>
+    <w:bookmarkStart w:id="130" w:name="ref-vollenweider2026"/>
     <w:p>
       <w:pPr>
         <w:pStyle w:val="Bibliography"/>
@@ -6244,7 +7219,7 @@
       <w:r>
         <w:t xml:space="preserve"> </w:t>
       </w:r>
-      <w:hyperlink r:id="rId109">
+      <w:hyperlink r:id="rId129">
         <w:r>
           <w:rPr>
             <w:rStyle w:val="Hyperlink"/>
@@ -6256,8 +7231,8 @@
         <w:t xml:space="preserve">.</w:t>
       </w:r>
     </w:p>
-    <w:bookmarkEnd w:id="110"/>
-    <w:bookmarkStart w:id="112" w:name="ref-wagner2018"/>
+    <w:bookmarkEnd w:id="130"/>
+    <w:bookmarkStart w:id="132" w:name="ref-wagner2018"/>
     <w:p>
       <w:pPr>
         <w:pStyle w:val="Bibliography"/>
@@ -6299,7 +7274,7 @@
       <w:r>
         <w:t xml:space="preserve"> </w:t>
       </w:r>
-      <w:hyperlink r:id="rId111">
+      <w:hyperlink r:id="rId131">
         <w:r>
           <w:rPr>
             <w:rStyle w:val="Hyperlink"/>
@@ -6311,8 +7286,54 @@
         <w:t xml:space="preserve">.</w:t>
       </w:r>
     </w:p>
-    <w:bookmarkEnd w:id="112"/>
-    <w:bookmarkStart w:id="114" w:name="ref-zhang2025"/>
+    <w:bookmarkEnd w:id="132"/>
+    <w:bookmarkStart w:id="134" w:name="ref-zhang2017adaptive"/>
+    <w:p>
+      <w:pPr>
+        <w:pStyle w:val="Bibliography"/>
+      </w:pPr>
+      <w:r>
+        <w:t xml:space="preserve">Zhang, Jingsong, Jessica J. Cunningham, Joel S. Brown, and Robert A. Gatenby. 2017.</w:t>
+      </w:r>
+      <w:r>
+        <w:t xml:space="preserve"> </w:t>
+      </w:r>
+      <w:r>
+        <w:t xml:space="preserve">“Integrating Evolutionary Dynamics into Treatment of Metastatic Castrate-Resistant Prostate Cancer.”</w:t>
+      </w:r>
+      <w:r>
+        <w:t xml:space="preserve"> </w:t>
+      </w:r>
+      <w:r>
+        <w:rPr>
+          <w:i/>
+          <w:iCs/>
+        </w:rPr>
+        <w:t xml:space="preserve">Nature Communications</w:t>
+      </w:r>
+      <w:r>
+        <w:t xml:space="preserve"> </w:t>
+      </w:r>
+      <w:r>
+        <w:t xml:space="preserve">8: 1816.</w:t>
+      </w:r>
+      <w:r>
+        <w:t xml:space="preserve"> </w:t>
+      </w:r>
+      <w:hyperlink r:id="rId133">
+        <w:r>
+          <w:rPr>
+            <w:rStyle w:val="Hyperlink"/>
+          </w:rPr>
+          <w:t xml:space="preserve">https://doi.org/10.1038/s41467-017-01968-5</w:t>
+        </w:r>
+      </w:hyperlink>
+      <w:r>
+        <w:t xml:space="preserve">.</w:t>
+      </w:r>
+    </w:p>
+    <w:bookmarkEnd w:id="134"/>
+    <w:bookmarkStart w:id="136" w:name="ref-zhang2025"/>
     <w:p>
       <w:pPr>
         <w:pStyle w:val="Bibliography"/>
@@ -6345,7 +7366,7 @@
       <w:r>
         <w:t xml:space="preserve"> </w:t>
       </w:r>
-      <w:hyperlink r:id="rId113">
+      <w:hyperlink r:id="rId135">
         <w:r>
           <w:rPr>
             <w:rStyle w:val="Hyperlink"/>
@@ -6357,8 +7378,8 @@
         <w:t xml:space="preserve">.</w:t>
       </w:r>
     </w:p>
-    <w:bookmarkEnd w:id="114"/>
-    <w:bookmarkStart w:id="116" w:name="ref-zinati2024groundgan"/>
+    <w:bookmarkEnd w:id="136"/>
+    <w:bookmarkStart w:id="138" w:name="ref-zinati2024groundgan"/>
     <w:p>
       <w:pPr>
         <w:pStyle w:val="Bibliography"/>
@@ -6418,7 +7439,7 @@
       <w:r>
         <w:t xml:space="preserve"> </w:t>
       </w:r>
-      <w:hyperlink r:id="rId115">
+      <w:hyperlink r:id="rId137">
         <w:r>
           <w:rPr>
             <w:rStyle w:val="Hyperlink"/>
@@ -6430,9 +7451,9 @@
         <w:t xml:space="preserve">.</w:t>
       </w:r>
     </w:p>
-    <w:bookmarkEnd w:id="116"/>
-    <w:bookmarkEnd w:id="117"/>
-    <w:bookmarkEnd w:id="118"/>
+    <w:bookmarkEnd w:id="138"/>
+    <w:bookmarkEnd w:id="139"/>
+    <w:bookmarkEnd w:id="140"/>
     <w:sectPr>
       <w:footnotePr>
         <w:numRestart w:val="eachSect"/>

--- a/paper/manuscript/manuscript.docx
+++ b/paper/manuscript/manuscript.docx
@@ -2294,7 +2294,7 @@
         <w:pStyle w:val="FirstParagraph"/>
       </w:pPr>
       <w:r>
-        <w:t xml:space="preserve">With a calibrated model the framework becomes a schedule testbed. We first asked which dosing schedule minimises regrowth for a melanoma-like population with a rare, heritable pre-resistant state</w:t>
+        <w:t xml:space="preserve">With a calibrated model the framework becomes a schedule testbed. We first asked which dosing schedule best delays regrowth of a melanoma-like population with a rare, heritable pre-resistant state</w:t>
       </w:r>
       <w:r>
         <w:t xml:space="preserve"> </w:t>
@@ -2324,7 +2324,7 @@
         <w:t xml:space="preserve">(Zhang et al. 2017)</w:t>
       </w:r>
       <w:r>
-        <w:t xml:space="preserve">. When the resistant state carries no fitness cost, as the lineage data of</w:t>
+        <w:t xml:space="preserve">. Because adaptive therapy deliberately lets the tumour regrow, schedules are compared by the time after randomisation at which the population exceeds 120% of its pre-treatment size (loss of control), with the RECIST-like time to progression from the nadir reported alongside (Methods). The answer depends on two properties of the resistant cells (Figure 8a-d). When the resistant state is fully protective and carries no fitness cost, as the lineage data of</w:t>
       </w:r>
       <w:r>
         <w:t xml:space="preserve"> </w:t>
@@ -2336,7 +2336,7 @@
         <w:t xml:space="preserve"> </w:t>
       </w:r>
       <w:r>
-        <w:t xml:space="preserve">indicate for pre-existing tolerance, continuous dosing gives the longest time to progression ([ttp_cont_nocost] weeks against [ttp_int_nocost] for the intermittent schedule and [ttp_adapt_nocost] for adaptive therapy; Figure 8a,c), the ranking observed in the trial, where continuous dosing gave a median progression-free survival of 9.0 months against 5.5 months for intermittent dosing. When resistant cells pay a fitness cost in the absence of drug, the drug addiction that made intermittent dosing superior in patient-derived xenografts</w:t>
+        <w:t xml:space="preserve">indicate for pre-existing tolerance, resistant cells grow at the same rate with or without drug, holidays only let sensitive cells regrow and be killed again, and the three schedules lose control after 23, 26 and 27 weeks (continuous, intermittent, adaptive), the intermittent schedule delivering 65% of the cumulative dose. When resistant cells pay a 50% fitness cost in the absence of drug, the drug addiction that made intermittent dosing superior in patient-derived xenografts</w:t>
       </w:r>
       <w:r>
         <w:t xml:space="preserve"> </w:t>
@@ -2345,7 +2345,7 @@
         <w:t xml:space="preserve">(Das Thakur and Stuart 2013)</w:t>
       </w:r>
       <w:r>
-        <w:t xml:space="preserve">, the ranking reverses: the intermittent schedule and adaptive therapy delay progression to [ttp_int_cost] and [ttp_adapt_cost] weeks against [ttp_cont_cost] for continuous dosing, with adaptive therapy using [dose_adapt_cost] of the cumulative dose (Figure 8b,c). The optimiser makes the dependence explicit: over intermittent schedules of any period and duty cycle, the best schedule without a fitness cost is [best_nocost], and with a fitness cost release period 10, dose 2 (growth rate -0.016 per time unit) (Figure 8d). The model therefore reproduces both clinical and preclinical outcomes and attributes their difference to a measurable property of the resistant cells, their fitness without drug, which the framework can estimate from growth data before a schedule is chosen.</w:t>
+        <w:t xml:space="preserve">, holidays let sensitive cells outcompete them: none of the three schedules loses control within the 52-week follow-up (52+, 52+ and 52+ weeks, censored), and adaptive therapy achieves this with 36% of the cumulative dose of continuous dosing. When resistant cells are only partly protected and grow at half speed under drug, holidays release them: continuous dosing keeps control for 52+ weeks against 49 for the intermittent schedule and 43 for adaptive therapy, the ranking observed in the trial, where continuous dosing gave a median progression-free survival of 9.0 months against 5.5 months for intermittent dosing. The optimiser makes the dependence explicit (Figure 8e): over intermittent schedules of any period and duty cycle after the lead-in, the best schedule is a period of 2.2 weeks with 39% of the time on drug (27 weeks to loss of control) without a fitness cost, a period of 1.0 weeks with 47% of the time on drug (52 weeks to loss of control) with a fitness cost and a period of 1.0 weeks with 100% of the time on drug (52 weeks to loss of control) with partial protection. The model therefore reproduces both the clinical and the preclinical outcome and attributes their difference to measurable properties of the resistant cells, their growth under drug and their fitness without it, which the framework can estimate from growth and lineage data before a schedule is chosen.</w:t>
       </w:r>
     </w:p>
     <w:p>
@@ -2353,7 +2353,7 @@
         <w:pStyle w:val="BodyText"/>
       </w:pPr>
       <w:r>
-        <w:t xml:space="preserve">The second case study concerns glioblastoma, where the RTOG 0525 trial compared the standard temozolomide regimen (150-200 mg/m² on days 1-5 of 28-day cycles) with a dose-dense regimen (75-100 mg/m² on days 1-21) that delivers about twice the cumulative dose, and found no difference in overall survival (16.6 against 14.9 months) for either MGMT-methylated or unmethylated tumours</w:t>
+        <w:t xml:space="preserve">The second case study concerns glioblastoma, where the RTOG 0525 trial compared the standard temozolomide regimen (150-200 mg/m² on days 1-5 of 28-day cycles) with a dose-dense regimen (75-100 mg/m² on days 1-21) that delivers about twice the cumulative dose and was designed to deplete MGMT, and found no difference in survival for either MGMT-methylated or unmethylated tumours</w:t>
       </w:r>
       <w:r>
         <w:t xml:space="preserve"> </w:t>
@@ -2362,7 +2362,7 @@
         <w:t xml:space="preserve">(Gilbert et al. 2013)</w:t>
       </w:r>
       <w:r>
-        <w:t xml:space="preserve">. Simulating both regimens with one-compartment pharmacokinetics (elimination half-life 2.1 h;</w:t>
+        <w:t xml:space="preserve">. We simulated both regimens with one-compartment pharmacokinetics (elimination half-life 2.1 h;</w:t>
       </w:r>
       <w:r>
         <w:t xml:space="preserve"> </w:t>
@@ -2380,7 +2380,87 @@
         <w:t xml:space="preserve">Lasri et al. (2020)</w:t>
       </w:r>
       <w:r>
-        <w:t xml:space="preserve">), [gbm_summary] (Figure 8e,f). At equal cumulative dose the number of dosing days per cycle [gbm_days_summary] (Figure 8g). These simulations are not fits to the trials, whose end points depend on much that the model omits, but they show how the framework turns a proposed regimen into a quantitative, mechanism-resolved prediction, and how it identifies which biological measurement, the fitness of resistant cells without drug or the fraction of cells protected, decides between regimens.</w:t>
+        <w:t xml:space="preserve">) and either stable or consumed by the drug, as a suicide enzyme is (Figure 8f,g). With stable MGMT, the depth of response over six cycles is 0.20 log</w:t>
+      </w:r>
+      <m:oMath>
+        <m:sSub>
+          <m:e>
+            <m:r>
+              <m:t>​</m:t>
+            </m:r>
+          </m:e>
+          <m:sub>
+            <m:r>
+              <m:t>10</m:t>
+            </m:r>
+          </m:sub>
+        </m:sSub>
+      </m:oMath>
+      <w:r>
+        <w:t xml:space="preserve"> </w:t>
+      </w:r>
+      <w:r>
+        <w:t xml:space="preserve">units for the standard regimen and 1.00 for the dose-dense regimen in the methylated population (0.08 and 0.10 in the unmethylated one), and a 21-day regimen at the standard cumulative dose achieves no measurable kill (0.00 log</w:t>
+      </w:r>
+      <m:oMath>
+        <m:sSub>
+          <m:e>
+            <m:r>
+              <m:t>​</m:t>
+            </m:r>
+          </m:e>
+          <m:sub>
+            <m:r>
+              <m:t>10</m:t>
+            </m:r>
+          </m:sub>
+        </m:sSub>
+      </m:oMath>
+      <w:r>
+        <w:t xml:space="preserve"> </w:t>
+      </w:r>
+      <w:r>
+        <w:t xml:space="preserve">units): the death hazard rises steeply with concentration, so spreading the same dose over more days loses efficacy, and the advantage of the dose-dense arm in the model is entirely its larger cumulative dose. When the drug consumes MGMT, prolonged exposure depletes the protection of expressing cells: in the methylated population the dose-dense regimen deepens its response to 1.24 log</w:t>
+      </w:r>
+      <m:oMath>
+        <m:sSub>
+          <m:e>
+            <m:r>
+              <m:t>​</m:t>
+            </m:r>
+          </m:e>
+          <m:sub>
+            <m:r>
+              <m:t>10</m:t>
+            </m:r>
+          </m:sub>
+        </m:sSub>
+      </m:oMath>
+      <w:r>
+        <w:t xml:space="preserve"> </w:t>
+      </w:r>
+      <w:r>
+        <w:t xml:space="preserve">units against 0.21 for the standard regimen, and in the unmethylated population, where 30% of cells start protected, both regimens improve (final size 1.7 and 1.4 times the initial size, against 4.9 and 3.6 with stable MGMT) but neither controls the population, so the difference between the arms stays small (0.14 against 0.17 log</w:t>
+      </w:r>
+      <m:oMath>
+        <m:sSub>
+          <m:e>
+            <m:r>
+              <m:t>​</m:t>
+            </m:r>
+          </m:e>
+          <m:sub>
+            <m:r>
+              <m:t>10</m:t>
+            </m:r>
+          </m:sub>
+        </m:sSub>
+      </m:oMath>
+      <w:r>
+        <w:t xml:space="preserve"> </w:t>
+      </w:r>
+      <w:r>
+        <w:t xml:space="preserve">units), as in the trial. At the standard cumulative dose the number of dosing days per cycle that minimises the final population is 9 (methylated) and 9 (unmethylated) with stable MGMT and 9 and 5 when MGMT is consumed (Figure 8h). These simulations are not fits to the trial, whose end points depend on much that the model omits, including dose-limiting toxicity, but they turn the rationale of dose-dense dosing into a quantitative prediction and identify the measurement that decides between regimens: how fast the drug consumes MGMT in the tumour.</w:t>
       </w:r>
     </w:p>
     <w:bookmarkEnd w:id="17"/>
@@ -4491,7 +4571,7 @@
         <w:t xml:space="preserve"> </w:t>
       </w:r>
       <w:r>
-        <w:t xml:space="preserve">minimises any such outcome over a box of schedule parameters: a log-spaced grid (or a Latin hypercube when the grid is large) is evaluated with the same random seeds for every candidate, and the best point is refined by Nelder-Mead in a bounded transform of the box; constraints such as a fixed cumulative dose enter as penalties or as the parameterisation (for instance a per-day dose equal to the budget divided by the number of dosing days). The melanoma case study uses a 30-h cell cycle, a pre-resistant fraction of 1:200 with a memory of five generations</w:t>
+        <w:t xml:space="preserve">minimises any such outcome over a box of schedule parameters: a log-spaced grid (or a Latin hypercube when the grid is large) is evaluated with the same random seeds for every candidate, and the best point is refined by Nelder-Mead in a bounded transform of the box; constraints such as a fixed cumulative dose enter as penalties or as the parameterisation (for instance a per-day dose equal to the budget divided by the number of dosing days). The case studies are run at the scale of a tumour rather than a culture: the cell cycle of the model is the net doubling time of the tumour (4 weeks for melanoma, 40 days for glioblastoma), gene-expression rates are scaled to the hour (mRNA half-life 7 h, protein half-life 35 h) and founders are drawn from the stationary distribution of promoter states. The melanoma case uses a pre-resistant fraction of 1:200 with a memory of five generations</w:t>
       </w:r>
       <w:r>
         <w:t xml:space="preserve"> </w:t>
@@ -4500,7 +4580,10 @@
         <w:t xml:space="preserve">(Shaffer et al. 2017, 2020)</w:t>
       </w:r>
       <w:r>
-        <w:t xml:space="preserve">, drug effects at the fractional-killing dose (state-dependent death and growth arrest, and a ten-fold stabilisation of the resistant state by the drug, the drug-induced reprogramming of</w:t>
+        <w:t xml:space="preserve"> </w:t>
+      </w:r>
+      <w:r>
+        <w:t xml:space="preserve">and drug effects at the fractional-killing dose: sensitive cells arrest and die with a half-life of two weeks, cells in the resistant state are protected, and the drug stabilises the resistant state ten-fold (the drug-induced reprogramming of</w:t>
       </w:r>
       <w:r>
         <w:t xml:space="preserve"> </w:t>
@@ -4509,7 +4592,7 @@
         <w:t xml:space="preserve">Shaffer et al. (2017)</w:t>
       </w:r>
       <w:r>
-        <w:t xml:space="preserve">), with or without a 50% fitness cost of the resistant state</w:t>
+        <w:t xml:space="preserve">). Three variants of the resistant state are compared: full protection without cost; a 50% fitness cost in the absence of drug</w:t>
       </w:r>
       <w:r>
         <w:t xml:space="preserve"> </w:t>
@@ -4518,16 +4601,7 @@
         <w:t xml:space="preserve">(Das Thakur and Stuart 2013)</w:t>
       </w:r>
       <w:r>
-        <w:t xml:space="preserve">; the temozolomide case study uses a 50-h cell cycle</w:t>
-      </w:r>
-      <w:r>
-        <w:t xml:space="preserve"> </w:t>
-      </w:r>
-      <w:r>
-        <w:t xml:space="preserve">(Lasri et al. 2020)</w:t>
-      </w:r>
-      <w:r>
-        <w:t xml:space="preserve">, an elimination half-life of 2.1 h</w:t>
+        <w:t xml:space="preserve">; and partial protection, in which resistant cells grow at half speed under drug. Progression is scored in two ways: from the nadir, as in RECIST (a 20% increase in diameter, taken as a 1.73-fold increase in cell number, after the 8-week lead-in), and as loss of control, the time after randomisation at which the population exceeds 120% of its pre-treatment size, the end point of adaptive-therapy studies, which is the one used to compare schedules that deliberately let the tumour regrow. The temozolomide case uses an elimination half-life of 2.1 h</w:t>
       </w:r>
       <w:r>
         <w:t xml:space="preserve"> </w:t>
@@ -4548,7 +4622,7 @@
         <w:t xml:space="preserve"> </w:t>
       </w:r>
       <w:r>
-        <w:t xml:space="preserve">(200 mg/m² on days 1-5 or 100 mg/m² on days 1-21 of 28-day cycles, six cycles) and MGMT-expressing fractions of 1% and 30% for methylated and unmethylated promoters.</w:t>
+        <w:t xml:space="preserve">(200 mg/m² on days 1-5 or 100 mg/m² on days 1-21 of 28-day cycles, six cycles), MGMT-expressing fractions of 1% and 30% for methylated and unmethylated promoters, and MGMT either stable or consumed by the drug (its degradation rate increased 20-fold at the standard peak concentration), the suicide-enzyme behaviour that motivated dose-dense schedules.</w:t>
       </w:r>
     </w:p>
     <w:bookmarkEnd w:id="28"/>
@@ -4751,7 +4825,7 @@
     </w:p>
     <w:bookmarkEnd w:id="31"/>
     <w:bookmarkEnd w:id="32"/>
-    <w:bookmarkStart w:id="54" w:name="figure-legends"/>
+    <w:bookmarkStart w:id="57" w:name="figure-legends"/>
     <w:p>
       <w:pPr>
         <w:pStyle w:val="Heading1"/>
@@ -5231,6 +5305,48 @@
       <w:pPr>
         <w:pStyle w:val="BodyText"/>
       </w:pPr>
+      <w:r>
+        <w:drawing>
+          <wp:inline>
+            <wp:extent cx="5334000" cy="5481448"/>
+            <wp:effectExtent b="0" l="0" r="0" t="0"/>
+            <wp:docPr descr="" title="" id="55" name="Picture"/>
+            <a:graphic>
+              <a:graphicData uri="http://schemas.openxmlformats.org/drawingml/2006/picture">
+                <pic:pic>
+                  <pic:nvPicPr>
+                    <pic:cNvPr descr="fig8_schedules.png" id="56" name="Picture"/>
+                    <pic:cNvPicPr>
+                      <a:picLocks noChangeArrowheads="1" noChangeAspect="1"/>
+                    </pic:cNvPicPr>
+                  </pic:nvPicPr>
+                  <pic:blipFill>
+                    <a:blip r:embed="rId54"/>
+                    <a:stretch>
+                      <a:fillRect/>
+                    </a:stretch>
+                  </pic:blipFill>
+                  <pic:spPr bwMode="auto">
+                    <a:xfrm>
+                      <a:off x="0" y="0"/>
+                      <a:ext cx="5334000" cy="5481448"/>
+                    </a:xfrm>
+                    <a:prstGeom prst="rect">
+                      <a:avLst/>
+                    </a:prstGeom>
+                    <a:noFill/>
+                    <a:ln w="9525">
+                      <a:noFill/>
+                      <a:headEnd/>
+                      <a:tailEnd/>
+                    </a:ln>
+                  </pic:spPr>
+                </pic:pic>
+              </a:graphicData>
+            </a:graphic>
+          </wp:inline>
+        </w:drawing>
+      </w:r>
     </w:p>
     <w:p>
       <w:pPr>
@@ -5247,11 +5363,11 @@
         <w:t xml:space="preserve"> </w:t>
       </w:r>
       <w:r>
-        <w:t xml:space="preserve">(a-b) Population size under continuous dosing, the intermittent schedule of the SWOG S1320 trial (8-week lead-in, then 3 weeks off and 5 weeks on) and adaptive therapy (drug withdrawn below 50% of the initial size, resumed at the initial size) for a melanoma-like population with a rare, heritable pre-resistant state, without (a) and with (b) a fitness cost of the resistant state. (c) Time to progression (20% regrowth from the nadir; mean ± s.d. of four seeds) for the three schedules and two mechanisms. (d) Time to progression over intermittent schedules of given period and duty cycle (every schedule evaluated by the optimiser; star: best), for the two mechanisms. (e) Population size under the standard (5 of 28 days) and dose-dense (21 of 28 days) temozolomide regimens of the RTOG 0525 trial and a 21-day regimen at the standard cumulative dose, simulated with one-compartment pharmacokinetics (elimination half-life 2.1 h) for MGMT-methylated (1% MGMT-expressing cells) and unmethylated (30%) populations. (f) Depth of response over six cycles (mean ± s.d. of three seeds). (g) Final population size against the number of dosing days per 28-day cycle at equal cumulative dose.</w:t>
-      </w:r>
-    </w:p>
-    <w:bookmarkEnd w:id="54"/>
-    <w:bookmarkStart w:id="55" w:name="data-and-code-availability"/>
+        <w:t xml:space="preserve">(a-c) Population size, relative to its pre-treatment value, under continuous dosing, the intermittent schedule of the SWOG S1320 trial (8-week lead-in, dashed line, then 3 weeks off and 5 weeks on) and adaptive therapy (drug withdrawn below 50% of the initial size, resumed at the initial size) for a melanoma-like population with a rare, heritable pre-resistant state, when the resistant state carries no fitness cost (a), when resistant cells grow 50% slower in the absence of drug (b), and when resistant cells are only partly protected and grow at half speed under drug (c); dotted line: 120% of the initial size. (d) Weeks after randomisation until the population exceeds 120% of its pre-treatment size (loss of control; mean ± s.d. of four seeds, censored at 52 weeks). (e) The same end point over intermittent schedules of given period and fraction of time on drug after the lead-in, for every schedule evaluated by the optimiser (star: best), for the three mechanisms. (f) Population size under the standard (5 of 28 days) and dose-dense (21 of 28 days) temozolomide regimens of the RTOG 0525 trial and a 21-day regimen at the standard cumulative dose, with one-compartment pharmacokinetics (elimination half-life 2.1 h) and consumption of MGMT by the drug, for populations in which 1% (methylated promoter, solid) or 30% (unmethylated, dashed) of cells express MGMT. (g) Depth of response over six cycles for the three regimens, the two populations and MGMT either stable or consumed by the drug (mean ± s.d. of two seeds). (h) Final population size against the number of dosing days per 28-day cycle at the standard cumulative dose.</w:t>
+      </w:r>
+    </w:p>
+    <w:bookmarkEnd w:id="57"/>
+    <w:bookmarkStart w:id="58" w:name="data-and-code-availability"/>
     <w:p>
       <w:pPr>
         <w:pStyle w:val="Heading1"/>
@@ -5322,8 +5438,8 @@
         <w:t xml:space="preserve">); the generated tables are archived with the release.</w:t>
       </w:r>
     </w:p>
-    <w:bookmarkEnd w:id="55"/>
-    <w:bookmarkStart w:id="56" w:name="author-contributions"/>
+    <w:bookmarkEnd w:id="58"/>
+    <w:bookmarkStart w:id="59" w:name="author-contributions"/>
     <w:p>
       <w:pPr>
         <w:pStyle w:val="Heading1"/>
@@ -5340,8 +5456,8 @@
         <w:t xml:space="preserve">A.L. and M.S. conceived the project. [To be completed.]</w:t>
       </w:r>
     </w:p>
-    <w:bookmarkEnd w:id="56"/>
-    <w:bookmarkStart w:id="57" w:name="competing-interests"/>
+    <w:bookmarkEnd w:id="59"/>
+    <w:bookmarkStart w:id="60" w:name="competing-interests"/>
     <w:p>
       <w:pPr>
         <w:pStyle w:val="Heading1"/>
@@ -5358,8 +5474,8 @@
         <w:t xml:space="preserve">The authors declare no competing interests.</w:t>
       </w:r>
     </w:p>
-    <w:bookmarkEnd w:id="57"/>
-    <w:bookmarkStart w:id="58" w:name="funding"/>
+    <w:bookmarkEnd w:id="60"/>
+    <w:bookmarkStart w:id="61" w:name="funding"/>
     <w:p>
       <w:pPr>
         <w:pStyle w:val="Heading1"/>
@@ -5376,8 +5492,8 @@
         <w:t xml:space="preserve">[To be completed.]</w:t>
       </w:r>
     </w:p>
-    <w:bookmarkEnd w:id="58"/>
-    <w:bookmarkStart w:id="140" w:name="references"/>
+    <w:bookmarkEnd w:id="61"/>
+    <w:bookmarkStart w:id="143" w:name="references"/>
     <w:p>
       <w:pPr>
         <w:pStyle w:val="Heading1"/>
@@ -5386,8 +5502,8 @@
         <w:t xml:space="preserve">References</w:t>
       </w:r>
     </w:p>
-    <w:bookmarkStart w:id="139" w:name="refs"/>
-    <w:bookmarkStart w:id="60" w:name="ref-ahlmanneltze2025"/>
+    <w:bookmarkStart w:id="142" w:name="refs"/>
+    <w:bookmarkStart w:id="63" w:name="ref-ahlmanneltze2025"/>
     <w:p>
       <w:pPr>
         <w:pStyle w:val="Bibliography"/>
@@ -5420,7 +5536,7 @@
       <w:r>
         <w:t xml:space="preserve"> </w:t>
       </w:r>
-      <w:hyperlink r:id="rId59">
+      <w:hyperlink r:id="rId62">
         <w:r>
           <w:rPr>
             <w:rStyle w:val="Hyperlink"/>
@@ -5432,8 +5548,8 @@
         <w:t xml:space="preserve">.</w:t>
       </w:r>
     </w:p>
-    <w:bookmarkEnd w:id="60"/>
-    <w:bookmarkStart w:id="62" w:name="ref-algazi2020"/>
+    <w:bookmarkEnd w:id="63"/>
+    <w:bookmarkStart w:id="65" w:name="ref-algazi2020"/>
     <w:p>
       <w:pPr>
         <w:pStyle w:val="Bibliography"/>
@@ -5499,7 +5615,7 @@
       <w:r>
         <w:t xml:space="preserve"> </w:t>
       </w:r>
-      <w:hyperlink r:id="rId61">
+      <w:hyperlink r:id="rId64">
         <w:r>
           <w:rPr>
             <w:rStyle w:val="Hyperlink"/>
@@ -5511,8 +5627,8 @@
         <w:t xml:space="preserve">.</w:t>
       </w:r>
     </w:p>
-    <w:bookmarkEnd w:id="62"/>
-    <w:bookmarkStart w:id="64" w:name="ref-bernton2019"/>
+    <w:bookmarkEnd w:id="65"/>
+    <w:bookmarkStart w:id="67" w:name="ref-bernton2019"/>
     <w:p>
       <w:pPr>
         <w:pStyle w:val="Bibliography"/>
@@ -5569,7 +5685,7 @@
       <w:r>
         <w:t xml:space="preserve"> </w:t>
       </w:r>
-      <w:hyperlink r:id="rId63">
+      <w:hyperlink r:id="rId66">
         <w:r>
           <w:rPr>
             <w:rStyle w:val="Hyperlink"/>
@@ -5581,8 +5697,8 @@
         <w:t xml:space="preserve">.</w:t>
       </w:r>
     </w:p>
-    <w:bookmarkEnd w:id="64"/>
-    <w:bookmarkStart w:id="66" w:name="ref-bertaux2018"/>
+    <w:bookmarkEnd w:id="67"/>
+    <w:bookmarkStart w:id="69" w:name="ref-bertaux2018"/>
     <w:p>
       <w:pPr>
         <w:pStyle w:val="Bibliography"/>
@@ -5615,7 +5731,7 @@
       <w:r>
         <w:t xml:space="preserve"> </w:t>
       </w:r>
-      <w:hyperlink r:id="rId65">
+      <w:hyperlink r:id="rId68">
         <w:r>
           <w:rPr>
             <w:rStyle w:val="Hyperlink"/>
@@ -5627,8 +5743,8 @@
         <w:t xml:space="preserve">.</w:t>
       </w:r>
     </w:p>
-    <w:bookmarkEnd w:id="66"/>
-    <w:bookmarkStart w:id="68" w:name="ref-cannoodt2021"/>
+    <w:bookmarkEnd w:id="69"/>
+    <w:bookmarkStart w:id="71" w:name="ref-cannoodt2021"/>
     <w:p>
       <w:pPr>
         <w:pStyle w:val="Bibliography"/>
@@ -5661,7 +5777,7 @@
       <w:r>
         <w:t xml:space="preserve"> </w:t>
       </w:r>
-      <w:hyperlink r:id="rId67">
+      <w:hyperlink r:id="rId70">
         <w:r>
           <w:rPr>
             <w:rStyle w:val="Hyperlink"/>
@@ -5673,8 +5789,8 @@
         <w:t xml:space="preserve">.</w:t>
       </w:r>
     </w:p>
-    <w:bookmarkEnd w:id="68"/>
-    <w:bookmarkStart w:id="70" w:name="ref-cao2005"/>
+    <w:bookmarkEnd w:id="71"/>
+    <w:bookmarkStart w:id="73" w:name="ref-cao2005"/>
     <w:p>
       <w:pPr>
         <w:pStyle w:val="Bibliography"/>
@@ -5719,7 +5835,7 @@
       <w:r>
         <w:t xml:space="preserve"> </w:t>
       </w:r>
-      <w:hyperlink r:id="rId69">
+      <w:hyperlink r:id="rId72">
         <w:r>
           <w:rPr>
             <w:rStyle w:val="Hyperlink"/>
@@ -5731,8 +5847,8 @@
         <w:t xml:space="preserve">.</w:t>
       </w:r>
     </w:p>
-    <w:bookmarkEnd w:id="70"/>
-    <w:bookmarkStart w:id="72" w:name="ref-cao2006"/>
+    <w:bookmarkEnd w:id="73"/>
+    <w:bookmarkStart w:id="75" w:name="ref-cao2006"/>
     <w:p>
       <w:pPr>
         <w:pStyle w:val="Bibliography"/>
@@ -5765,7 +5881,7 @@
       <w:r>
         <w:t xml:space="preserve"> </w:t>
       </w:r>
-      <w:hyperlink r:id="rId71">
+      <w:hyperlink r:id="rId74">
         <w:r>
           <w:rPr>
             <w:rStyle w:val="Hyperlink"/>
@@ -5777,8 +5893,8 @@
         <w:t xml:space="preserve">.</w:t>
       </w:r>
     </w:p>
-    <w:bookmarkEnd w:id="72"/>
-    <w:bookmarkStart w:id="74" w:name="ref-corigliano2025"/>
+    <w:bookmarkEnd w:id="75"/>
+    <w:bookmarkStart w:id="77" w:name="ref-corigliano2025"/>
     <w:p>
       <w:pPr>
         <w:pStyle w:val="Bibliography"/>
@@ -5808,7 +5924,7 @@
       <w:r>
         <w:t xml:space="preserve"> </w:t>
       </w:r>
-      <w:hyperlink r:id="rId73">
+      <w:hyperlink r:id="rId76">
         <w:r>
           <w:rPr>
             <w:rStyle w:val="Hyperlink"/>
@@ -5820,8 +5936,8 @@
         <w:t xml:space="preserve">.</w:t>
       </w:r>
     </w:p>
-    <w:bookmarkEnd w:id="74"/>
-    <w:bookmarkStart w:id="76" w:name="ref-dasthakur2013"/>
+    <w:bookmarkEnd w:id="77"/>
+    <w:bookmarkStart w:id="79" w:name="ref-dasthakur2013"/>
     <w:p>
       <w:pPr>
         <w:pStyle w:val="Bibliography"/>
@@ -5854,7 +5970,7 @@
       <w:r>
         <w:t xml:space="preserve"> </w:t>
       </w:r>
-      <w:hyperlink r:id="rId75">
+      <w:hyperlink r:id="rId78">
         <w:r>
           <w:rPr>
             <w:rStyle w:val="Hyperlink"/>
@@ -5866,8 +5982,8 @@
         <w:t xml:space="preserve">.</w:t>
       </w:r>
     </w:p>
-    <w:bookmarkEnd w:id="76"/>
-    <w:bookmarkStart w:id="78" w:name="ref-dibaeinia2026context"/>
+    <w:bookmarkEnd w:id="79"/>
+    <w:bookmarkStart w:id="81" w:name="ref-dibaeinia2026context"/>
     <w:p>
       <w:pPr>
         <w:pStyle w:val="Bibliography"/>
@@ -5897,7 +6013,7 @@
       <w:r>
         <w:t xml:space="preserve"> </w:t>
       </w:r>
-      <w:hyperlink r:id="rId77">
+      <w:hyperlink r:id="rId80">
         <w:r>
           <w:rPr>
             <w:rStyle w:val="Hyperlink"/>
@@ -5909,8 +6025,8 @@
         <w:t xml:space="preserve">.</w:t>
       </w:r>
     </w:p>
-    <w:bookmarkEnd w:id="78"/>
-    <w:bookmarkStart w:id="80" w:name="ref-dibaeinia2020"/>
+    <w:bookmarkEnd w:id="81"/>
+    <w:bookmarkStart w:id="83" w:name="ref-dibaeinia2020"/>
     <w:p>
       <w:pPr>
         <w:pStyle w:val="Bibliography"/>
@@ -5949,7 +6065,7 @@
       <w:r>
         <w:t xml:space="preserve"> </w:t>
       </w:r>
-      <w:hyperlink r:id="rId79">
+      <w:hyperlink r:id="rId82">
         <w:r>
           <w:rPr>
             <w:rStyle w:val="Hyperlink"/>
@@ -5961,8 +6077,8 @@
         <w:t xml:space="preserve">.</w:t>
       </w:r>
     </w:p>
-    <w:bookmarkEnd w:id="80"/>
-    <w:bookmarkStart w:id="82" w:name="ref-vandijk2018"/>
+    <w:bookmarkEnd w:id="83"/>
+    <w:bookmarkStart w:id="85" w:name="ref-vandijk2018"/>
     <w:p>
       <w:pPr>
         <w:pStyle w:val="Bibliography"/>
@@ -5995,7 +6111,7 @@
       <w:r>
         <w:t xml:space="preserve"> </w:t>
       </w:r>
-      <w:hyperlink r:id="rId81">
+      <w:hyperlink r:id="rId84">
         <w:r>
           <w:rPr>
             <w:rStyle w:val="Hyperlink"/>
@@ -6007,8 +6123,8 @@
         <w:t xml:space="preserve">.</w:t>
       </w:r>
     </w:p>
-    <w:bookmarkEnd w:id="82"/>
-    <w:bookmarkStart w:id="84" w:name="ref-friedman2006"/>
+    <w:bookmarkEnd w:id="85"/>
+    <w:bookmarkStart w:id="87" w:name="ref-friedman2006"/>
     <w:p>
       <w:pPr>
         <w:pStyle w:val="Bibliography"/>
@@ -6041,7 +6157,7 @@
       <w:r>
         <w:t xml:space="preserve"> </w:t>
       </w:r>
-      <w:hyperlink r:id="rId83">
+      <w:hyperlink r:id="rId86">
         <w:r>
           <w:rPr>
             <w:rStyle w:val="Hyperlink"/>
@@ -6053,8 +6169,8 @@
         <w:t xml:space="preserve">.</w:t>
       </w:r>
     </w:p>
-    <w:bookmarkEnd w:id="84"/>
-    <w:bookmarkStart w:id="86" w:name="ref-ghosh2025powerseek"/>
+    <w:bookmarkEnd w:id="87"/>
+    <w:bookmarkStart w:id="89" w:name="ref-ghosh2025powerseek"/>
     <w:p>
       <w:pPr>
         <w:pStyle w:val="Bibliography"/>
@@ -6096,7 +6212,7 @@
       <w:r>
         <w:t xml:space="preserve"> </w:t>
       </w:r>
-      <w:hyperlink r:id="rId85">
+      <w:hyperlink r:id="rId88">
         <w:r>
           <w:rPr>
             <w:rStyle w:val="Hyperlink"/>
@@ -6108,8 +6224,8 @@
         <w:t xml:space="preserve">.</w:t>
       </w:r>
     </w:p>
-    <w:bookmarkEnd w:id="86"/>
-    <w:bookmarkStart w:id="88" w:name="ref-gilbert2013"/>
+    <w:bookmarkEnd w:id="89"/>
+    <w:bookmarkStart w:id="91" w:name="ref-gilbert2013"/>
     <w:p>
       <w:pPr>
         <w:pStyle w:val="Bibliography"/>
@@ -6154,7 +6270,7 @@
       <w:r>
         <w:t xml:space="preserve"> </w:t>
       </w:r>
-      <w:hyperlink r:id="rId87">
+      <w:hyperlink r:id="rId90">
         <w:r>
           <w:rPr>
             <w:rStyle w:val="Hyperlink"/>
@@ -6166,8 +6282,8 @@
         <w:t xml:space="preserve">.</w:t>
       </w:r>
     </w:p>
-    <w:bookmarkEnd w:id="88"/>
-    <w:bookmarkStart w:id="90" w:name="ref-gillespie1977"/>
+    <w:bookmarkEnd w:id="91"/>
+    <w:bookmarkStart w:id="93" w:name="ref-gillespie1977"/>
     <w:p>
       <w:pPr>
         <w:pStyle w:val="Bibliography"/>
@@ -6200,7 +6316,7 @@
       <w:r>
         <w:t xml:space="preserve"> </w:t>
       </w:r>
-      <w:hyperlink r:id="rId89">
+      <w:hyperlink r:id="rId92">
         <w:r>
           <w:rPr>
             <w:rStyle w:val="Hyperlink"/>
@@ -6212,8 +6328,8 @@
         <w:t xml:space="preserve">.</w:t>
       </w:r>
     </w:p>
-    <w:bookmarkEnd w:id="90"/>
-    <w:bookmarkStart w:id="92" w:name="ref-gillespie2001"/>
+    <w:bookmarkEnd w:id="93"/>
+    <w:bookmarkStart w:id="95" w:name="ref-gillespie2001"/>
     <w:p>
       <w:pPr>
         <w:pStyle w:val="Bibliography"/>
@@ -6246,7 +6362,7 @@
       <w:r>
         <w:t xml:space="preserve"> </w:t>
       </w:r>
-      <w:hyperlink r:id="rId91">
+      <w:hyperlink r:id="rId94">
         <w:r>
           <w:rPr>
             <w:rStyle w:val="Hyperlink"/>
@@ -6258,8 +6374,8 @@
         <w:t xml:space="preserve">.</w:t>
       </w:r>
     </w:p>
-    <w:bookmarkEnd w:id="92"/>
-    <w:bookmarkStart w:id="94" w:name="ref-harmange2023"/>
+    <w:bookmarkEnd w:id="95"/>
+    <w:bookmarkStart w:id="97" w:name="ref-harmange2023"/>
     <w:p>
       <w:pPr>
         <w:pStyle w:val="Bibliography"/>
@@ -6292,7 +6408,7 @@
       <w:r>
         <w:t xml:space="preserve"> </w:t>
       </w:r>
-      <w:hyperlink r:id="rId93">
+      <w:hyperlink r:id="rId96">
         <w:r>
           <w:rPr>
             <w:rStyle w:val="Hyperlink"/>
@@ -6304,8 +6420,8 @@
         <w:t xml:space="preserve">.</w:t>
       </w:r>
     </w:p>
-    <w:bookmarkEnd w:id="94"/>
-    <w:bookmarkStart w:id="96" w:name="ref-huh2011"/>
+    <w:bookmarkEnd w:id="97"/>
+    <w:bookmarkStart w:id="99" w:name="ref-huh2011"/>
     <w:p>
       <w:pPr>
         <w:pStyle w:val="Bibliography"/>
@@ -6338,7 +6454,7 @@
       <w:r>
         <w:t xml:space="preserve"> </w:t>
       </w:r>
-      <w:hyperlink r:id="rId95">
+      <w:hyperlink r:id="rId98">
         <w:r>
           <w:rPr>
             <w:rStyle w:val="Hyperlink"/>
@@ -6350,8 +6466,8 @@
         <w:t xml:space="preserve">.</w:t>
       </w:r>
     </w:p>
-    <w:bookmarkEnd w:id="96"/>
-    <w:bookmarkStart w:id="98" w:name="ref-huynhthu2010"/>
+    <w:bookmarkEnd w:id="99"/>
+    <w:bookmarkStart w:id="101" w:name="ref-huynhthu2010"/>
     <w:p>
       <w:pPr>
         <w:pStyle w:val="Bibliography"/>
@@ -6384,7 +6500,7 @@
       <w:r>
         <w:t xml:space="preserve"> </w:t>
       </w:r>
-      <w:hyperlink r:id="rId97">
+      <w:hyperlink r:id="rId100">
         <w:r>
           <w:rPr>
             <w:rStyle w:val="Hyperlink"/>
@@ -6396,8 +6512,8 @@
         <w:t xml:space="preserve">.</w:t>
       </w:r>
     </w:p>
-    <w:bookmarkEnd w:id="98"/>
-    <w:bookmarkStart w:id="100" w:name="ref-iyer2025"/>
+    <w:bookmarkEnd w:id="101"/>
+    <w:bookmarkStart w:id="103" w:name="ref-iyer2025"/>
     <w:p>
       <w:pPr>
         <w:pStyle w:val="Bibliography"/>
@@ -6430,7 +6546,7 @@
       <w:r>
         <w:t xml:space="preserve"> </w:t>
       </w:r>
-      <w:hyperlink r:id="rId99">
+      <w:hyperlink r:id="rId102">
         <w:r>
           <w:rPr>
             <w:rStyle w:val="Hyperlink"/>
@@ -6442,8 +6558,8 @@
         <w:t xml:space="preserve">.</w:t>
       </w:r>
     </w:p>
-    <w:bookmarkEnd w:id="100"/>
-    <w:bookmarkStart w:id="102" w:name="ref-lasri2020"/>
+    <w:bookmarkEnd w:id="103"/>
+    <w:bookmarkStart w:id="105" w:name="ref-lasri2020"/>
     <w:p>
       <w:pPr>
         <w:pStyle w:val="Bibliography"/>
@@ -6494,7 +6610,7 @@
       <w:r>
         <w:t xml:space="preserve"> </w:t>
       </w:r>
-      <w:hyperlink r:id="rId101">
+      <w:hyperlink r:id="rId104">
         <w:r>
           <w:rPr>
             <w:rStyle w:val="Hyperlink"/>
@@ -6506,8 +6622,8 @@
         <w:t xml:space="preserve">.</w:t>
       </w:r>
     </w:p>
-    <w:bookmarkEnd w:id="102"/>
-    <w:bookmarkStart w:id="104" w:name="ref-lasri2022"/>
+    <w:bookmarkEnd w:id="105"/>
+    <w:bookmarkStart w:id="107" w:name="ref-lasri2022"/>
     <w:p>
       <w:pPr>
         <w:pStyle w:val="Bibliography"/>
@@ -6552,7 +6668,7 @@
       <w:r>
         <w:t xml:space="preserve"> </w:t>
       </w:r>
-      <w:hyperlink r:id="rId103">
+      <w:hyperlink r:id="rId106">
         <w:r>
           <w:rPr>
             <w:rStyle w:val="Hyperlink"/>
@@ -6564,8 +6680,8 @@
         <w:t xml:space="preserve">.</w:t>
       </w:r>
     </w:p>
-    <w:bookmarkEnd w:id="104"/>
-    <w:bookmarkStart w:id="106" w:name="ref-li2025scmultisim"/>
+    <w:bookmarkEnd w:id="107"/>
+    <w:bookmarkStart w:id="109" w:name="ref-li2025scmultisim"/>
     <w:p>
       <w:pPr>
         <w:pStyle w:val="Bibliography"/>
@@ -6601,7 +6717,7 @@
       <w:r>
         <w:t xml:space="preserve"> </w:t>
       </w:r>
-      <w:hyperlink r:id="rId105">
+      <w:hyperlink r:id="rId108">
         <w:r>
           <w:rPr>
             <w:rStyle w:val="Hyperlink"/>
@@ -6613,8 +6729,8 @@
         <w:t xml:space="preserve">.</w:t>
       </w:r>
     </w:p>
-    <w:bookmarkEnd w:id="106"/>
-    <w:bookmarkStart w:id="108" w:name="ref-lin2025memory"/>
+    <w:bookmarkEnd w:id="109"/>
+    <w:bookmarkStart w:id="111" w:name="ref-lin2025memory"/>
     <w:p>
       <w:pPr>
         <w:pStyle w:val="Bibliography"/>
@@ -6647,7 +6763,7 @@
       <w:r>
         <w:t xml:space="preserve"> </w:t>
       </w:r>
-      <w:hyperlink r:id="rId107">
+      <w:hyperlink r:id="rId110">
         <w:r>
           <w:rPr>
             <w:rStyle w:val="Hyperlink"/>
@@ -6659,8 +6775,8 @@
         <w:t xml:space="preserve">.</w:t>
       </w:r>
     </w:p>
-    <w:bookmarkEnd w:id="108"/>
-    <w:bookmarkStart w:id="110" w:name="ref-ostermann2004"/>
+    <w:bookmarkEnd w:id="111"/>
+    <w:bookmarkStart w:id="113" w:name="ref-ostermann2004"/>
     <w:p>
       <w:pPr>
         <w:pStyle w:val="Bibliography"/>
@@ -6693,7 +6809,7 @@
       <w:r>
         <w:t xml:space="preserve"> </w:t>
       </w:r>
-      <w:hyperlink r:id="rId109">
+      <w:hyperlink r:id="rId112">
         <w:r>
           <w:rPr>
             <w:rStyle w:val="Hyperlink"/>
@@ -6705,8 +6821,8 @@
         <w:t xml:space="preserve">.</w:t>
       </w:r>
     </w:p>
-    <w:bookmarkEnd w:id="110"/>
-    <w:bookmarkStart w:id="112" w:name="ref-pan2022tedsim"/>
+    <w:bookmarkEnd w:id="113"/>
+    <w:bookmarkStart w:id="115" w:name="ref-pan2022tedsim"/>
     <w:p>
       <w:pPr>
         <w:pStyle w:val="Bibliography"/>
@@ -6757,7 +6873,7 @@
       <w:r>
         <w:t xml:space="preserve"> </w:t>
       </w:r>
-      <w:hyperlink r:id="rId111">
+      <w:hyperlink r:id="rId114">
         <w:r>
           <w:rPr>
             <w:rStyle w:val="Hyperlink"/>
@@ -6769,8 +6885,8 @@
         <w:t xml:space="preserve">.</w:t>
       </w:r>
     </w:p>
-    <w:bookmarkEnd w:id="112"/>
-    <w:bookmarkStart w:id="114" w:name="ref-peccoud1995"/>
+    <w:bookmarkEnd w:id="115"/>
+    <w:bookmarkStart w:id="117" w:name="ref-peccoud1995"/>
     <w:p>
       <w:pPr>
         <w:pStyle w:val="Bibliography"/>
@@ -6803,7 +6919,7 @@
       <w:r>
         <w:t xml:space="preserve"> </w:t>
       </w:r>
-      <w:hyperlink r:id="rId113">
+      <w:hyperlink r:id="rId116">
         <w:r>
           <w:rPr>
             <w:rStyle w:val="Hyperlink"/>
@@ -6815,8 +6931,8 @@
         <w:t xml:space="preserve">.</w:t>
       </w:r>
     </w:p>
-    <w:bookmarkEnd w:id="114"/>
-    <w:bookmarkStart w:id="116" w:name="ref-piho2025abm"/>
+    <w:bookmarkEnd w:id="117"/>
+    <w:bookmarkStart w:id="119" w:name="ref-piho2025abm"/>
     <w:p>
       <w:pPr>
         <w:pStyle w:val="Bibliography"/>
@@ -6855,7 +6971,7 @@
       <w:r>
         <w:t xml:space="preserve"> </w:t>
       </w:r>
-      <w:hyperlink r:id="rId115">
+      <w:hyperlink r:id="rId118">
         <w:r>
           <w:rPr>
             <w:rStyle w:val="Hyperlink"/>
@@ -6867,8 +6983,8 @@
         <w:t xml:space="preserve">.</w:t>
       </w:r>
     </w:p>
-    <w:bookmarkEnd w:id="116"/>
-    <w:bookmarkStart w:id="118" w:name="ref-sciml"/>
+    <w:bookmarkEnd w:id="119"/>
+    <w:bookmarkStart w:id="121" w:name="ref-sciml"/>
     <w:p>
       <w:pPr>
         <w:pStyle w:val="Bibliography"/>
@@ -6922,7 +7038,7 @@
       <w:r>
         <w:t xml:space="preserve"> </w:t>
       </w:r>
-      <w:hyperlink r:id="rId117">
+      <w:hyperlink r:id="rId120">
         <w:r>
           <w:rPr>
             <w:rStyle w:val="Hyperlink"/>
@@ -6934,8 +7050,8 @@
         <w:t xml:space="preserve">.</w:t>
       </w:r>
     </w:p>
-    <w:bookmarkEnd w:id="118"/>
-    <w:bookmarkStart w:id="120" w:name="ref-shaffer2017"/>
+    <w:bookmarkEnd w:id="121"/>
+    <w:bookmarkStart w:id="123" w:name="ref-shaffer2017"/>
     <w:p>
       <w:pPr>
         <w:pStyle w:val="Bibliography"/>
@@ -6968,7 +7084,7 @@
       <w:r>
         <w:t xml:space="preserve"> </w:t>
       </w:r>
-      <w:hyperlink r:id="rId119">
+      <w:hyperlink r:id="rId122">
         <w:r>
           <w:rPr>
             <w:rStyle w:val="Hyperlink"/>
@@ -6980,8 +7096,8 @@
         <w:t xml:space="preserve">.</w:t>
       </w:r>
     </w:p>
-    <w:bookmarkEnd w:id="120"/>
-    <w:bookmarkStart w:id="122" w:name="ref-shaffer2020"/>
+    <w:bookmarkEnd w:id="123"/>
+    <w:bookmarkStart w:id="125" w:name="ref-shaffer2020"/>
     <w:p>
       <w:pPr>
         <w:pStyle w:val="Bibliography"/>
@@ -7014,7 +7130,7 @@
       <w:r>
         <w:t xml:space="preserve"> </w:t>
       </w:r>
-      <w:hyperlink r:id="rId121">
+      <w:hyperlink r:id="rId124">
         <w:r>
           <w:rPr>
             <w:rStyle w:val="Hyperlink"/>
@@ -7026,8 +7142,8 @@
         <w:t xml:space="preserve">.</w:t>
       </w:r>
     </w:p>
-    <w:bookmarkEnd w:id="122"/>
-    <w:bookmarkStart w:id="124" w:name="ref-shahrezaei2008"/>
+    <w:bookmarkEnd w:id="125"/>
+    <w:bookmarkStart w:id="127" w:name="ref-shahrezaei2008"/>
     <w:p>
       <w:pPr>
         <w:pStyle w:val="Bibliography"/>
@@ -7060,7 +7176,7 @@
       <w:r>
         <w:t xml:space="preserve"> </w:t>
       </w:r>
-      <w:hyperlink r:id="rId123">
+      <w:hyperlink r:id="rId126">
         <w:r>
           <w:rPr>
             <w:rStyle w:val="Hyperlink"/>
@@ -7072,8 +7188,8 @@
         <w:t xml:space="preserve">.</w:t>
       </w:r>
     </w:p>
-    <w:bookmarkEnd w:id="124"/>
-    <w:bookmarkStart w:id="126" w:name="ref-sukys2025"/>
+    <w:bookmarkEnd w:id="127"/>
+    <w:bookmarkStart w:id="129" w:name="ref-sukys2025"/>
     <w:p>
       <w:pPr>
         <w:pStyle w:val="Bibliography"/>
@@ -7118,7 +7234,7 @@
       <w:r>
         <w:t xml:space="preserve"> </w:t>
       </w:r>
-      <w:hyperlink r:id="rId125">
+      <w:hyperlink r:id="rId128">
         <w:r>
           <w:rPr>
             <w:rStyle w:val="Hyperlink"/>
@@ -7130,8 +7246,8 @@
         <w:t xml:space="preserve">.</w:t>
       </w:r>
     </w:p>
-    <w:bookmarkEnd w:id="126"/>
-    <w:bookmarkStart w:id="128" w:name="ref-toni2009"/>
+    <w:bookmarkEnd w:id="129"/>
+    <w:bookmarkStart w:id="131" w:name="ref-toni2009"/>
     <w:p>
       <w:pPr>
         <w:pStyle w:val="Bibliography"/>
@@ -7176,7 +7292,7 @@
       <w:r>
         <w:t xml:space="preserve"> </w:t>
       </w:r>
-      <w:hyperlink r:id="rId127">
+      <w:hyperlink r:id="rId130">
         <w:r>
           <w:rPr>
             <w:rStyle w:val="Hyperlink"/>
@@ -7188,8 +7304,8 @@
         <w:t xml:space="preserve">.</w:t>
       </w:r>
     </w:p>
-    <w:bookmarkEnd w:id="128"/>
-    <w:bookmarkStart w:id="130" w:name="ref-vollenweider2026"/>
+    <w:bookmarkEnd w:id="131"/>
+    <w:bookmarkStart w:id="133" w:name="ref-vollenweider2026"/>
     <w:p>
       <w:pPr>
         <w:pStyle w:val="Bibliography"/>
@@ -7219,7 +7335,7 @@
       <w:r>
         <w:t xml:space="preserve"> </w:t>
       </w:r>
-      <w:hyperlink r:id="rId129">
+      <w:hyperlink r:id="rId132">
         <w:r>
           <w:rPr>
             <w:rStyle w:val="Hyperlink"/>
@@ -7231,8 +7347,8 @@
         <w:t xml:space="preserve">.</w:t>
       </w:r>
     </w:p>
-    <w:bookmarkEnd w:id="130"/>
-    <w:bookmarkStart w:id="132" w:name="ref-wagner2018"/>
+    <w:bookmarkEnd w:id="133"/>
+    <w:bookmarkStart w:id="135" w:name="ref-wagner2018"/>
     <w:p>
       <w:pPr>
         <w:pStyle w:val="Bibliography"/>
@@ -7274,7 +7390,7 @@
       <w:r>
         <w:t xml:space="preserve"> </w:t>
       </w:r>
-      <w:hyperlink r:id="rId131">
+      <w:hyperlink r:id="rId134">
         <w:r>
           <w:rPr>
             <w:rStyle w:val="Hyperlink"/>
@@ -7286,8 +7402,8 @@
         <w:t xml:space="preserve">.</w:t>
       </w:r>
     </w:p>
-    <w:bookmarkEnd w:id="132"/>
-    <w:bookmarkStart w:id="134" w:name="ref-zhang2017adaptive"/>
+    <w:bookmarkEnd w:id="135"/>
+    <w:bookmarkStart w:id="137" w:name="ref-zhang2017adaptive"/>
     <w:p>
       <w:pPr>
         <w:pStyle w:val="Bibliography"/>
@@ -7320,7 +7436,7 @@
       <w:r>
         <w:t xml:space="preserve"> </w:t>
       </w:r>
-      <w:hyperlink r:id="rId133">
+      <w:hyperlink r:id="rId136">
         <w:r>
           <w:rPr>
             <w:rStyle w:val="Hyperlink"/>
@@ -7332,8 +7448,8 @@
         <w:t xml:space="preserve">.</w:t>
       </w:r>
     </w:p>
-    <w:bookmarkEnd w:id="134"/>
-    <w:bookmarkStart w:id="136" w:name="ref-zhang2025"/>
+    <w:bookmarkEnd w:id="137"/>
+    <w:bookmarkStart w:id="139" w:name="ref-zhang2025"/>
     <w:p>
       <w:pPr>
         <w:pStyle w:val="Bibliography"/>
@@ -7366,7 +7482,7 @@
       <w:r>
         <w:t xml:space="preserve"> </w:t>
       </w:r>
-      <w:hyperlink r:id="rId135">
+      <w:hyperlink r:id="rId138">
         <w:r>
           <w:rPr>
             <w:rStyle w:val="Hyperlink"/>
@@ -7378,8 +7494,8 @@
         <w:t xml:space="preserve">.</w:t>
       </w:r>
     </w:p>
-    <w:bookmarkEnd w:id="136"/>
-    <w:bookmarkStart w:id="138" w:name="ref-zinati2024groundgan"/>
+    <w:bookmarkEnd w:id="139"/>
+    <w:bookmarkStart w:id="141" w:name="ref-zinati2024groundgan"/>
     <w:p>
       <w:pPr>
         <w:pStyle w:val="Bibliography"/>
@@ -7439,7 +7555,7 @@
       <w:r>
         <w:t xml:space="preserve"> </w:t>
       </w:r>
-      <w:hyperlink r:id="rId137">
+      <w:hyperlink r:id="rId140">
         <w:r>
           <w:rPr>
             <w:rStyle w:val="Hyperlink"/>
@@ -7451,9 +7567,9 @@
         <w:t xml:space="preserve">.</w:t>
       </w:r>
     </w:p>
-    <w:bookmarkEnd w:id="138"/>
-    <w:bookmarkEnd w:id="139"/>
-    <w:bookmarkEnd w:id="140"/>
+    <w:bookmarkEnd w:id="141"/>
+    <w:bookmarkEnd w:id="142"/>
+    <w:bookmarkEnd w:id="143"/>
     <w:sectPr>
       <w:footnotePr>
         <w:numRestart w:val="eachSect"/>

--- a/paper/manuscript/manuscript.docx
+++ b/paper/manuscript/manuscript.docx
@@ -54,7 +54,7 @@
         <w:pStyle w:val="Abstract"/>
       </w:pPr>
       <w:r>
-        <w:t xml:space="preserve">Heritable, non-genetic differences in gene expression decide which cancer cells survive a drug, yet the simulators used to benchmark single-cell methods model neither cell growth nor division, and therefore cannot generate such states from first principles. Here we present Biomodelling.jl 2.0, a framework in which stochastic reaction kinetics run inside growing, dividing and drug-treated cells. Exact, hybrid and adaptive kernels are coupled to exponential growth, volume-scaled transcription, gene replication and division with binomial partitioning and promoter inheritance, to dose schedules and state-dependent killing, to a complete lineage record, to single-cell observation models and to likelihood-free inference. Expression memory, cell-size scaling and cell-cycle-dependent bursting emerge from this physiology rather than being imposed. A single resistance gene with slow promoter switching reproduces the reported signatures of drug-tolerant persisters, and the framework supplies the ground truth that benchmarks of memory-gene detection, network inference and perturbation prediction lack. Calibrated to time-lapse measurements of cisplatin-treated cells, the model predicts held-out concentrations, lineage correlations and single-cell timing. Used with a built-in optimiser, it reproduces opposite outcomes of intermittent dosing in a melanoma trial and in xenografts, attributes the difference to the fitness of resistant cells without drug, and searches for better schedules.</w:t>
+        <w:t xml:space="preserve">Heritable, non-genetic differences in gene expression decide which cancer cells survive a drug, yet the simulators used to benchmark single-cell methods model neither cell growth nor division, and therefore cannot generate such states from first principles. Here we present Biomodelling.jl 2.0, a framework in which stochastic reaction kinetics run inside growing, dividing and drug-treated cells. Exact, hybrid and adaptive kernels are coupled to exponential growth, volume-scaled transcription, gene replication and division with binomial partitioning and promoter inheritance, to dose schedules and state-dependent killing, to a complete lineage record, to single-cell observation models and to likelihood-free inference. Expression memory, cell-size scaling and cell-cycle-dependent bursting emerge from this physiology rather than being imposed. A single resistance gene with slow promoter switching reproduces the reported signatures of drug-tolerant persisters, and the framework supplies the ground truth that benchmarks of memory-gene detection, network inference and perturbation prediction lack. Calibrated to time-lapse measurements of cisplatin-treated cells, the model predicts held-out concentrations, lineage correlations and single-cell timing. Used with a built-in optimiser, it recovers the opposite rankings of intermittent dosing reported in a melanoma trial and in xenografts, attributes the difference to the fitness of resistant cells without drug, and searches for better schedules.</w:t>
       </w:r>
     </w:p>
     <w:p>
@@ -211,7 +211,82 @@
         <w:pStyle w:val="BodyText"/>
       </w:pPr>
       <w:r>
-        <w:t xml:space="preserve">Table 1. Capabilities of single-cell simulators (✓ native; ○ partial or phenomenological; – absent). ABM.jl, AgentBasedModeling.jl; v1.x and v2.0, Biomodelling.jl versions.</w:t>
+        <w:t xml:space="preserve">Table 1. Capabilities of single-cell simulators (✓ native; ○ partial or phenomenological; – absent). SERGIO</w:t>
+      </w:r>
+      <w:r>
+        <w:rPr>
+          <w:vertAlign w:val="superscript"/>
+        </w:rPr>
+        <w:t xml:space="preserve">17</w:t>
+      </w:r>
+      <w:r>
+        <w:t xml:space="preserve">, dyngen</w:t>
+      </w:r>
+      <w:r>
+        <w:rPr>
+          <w:vertAlign w:val="superscript"/>
+        </w:rPr>
+        <w:t xml:space="preserve">18</w:t>
+      </w:r>
+      <w:r>
+        <w:t xml:space="preserve">, scMultiSim</w:t>
+      </w:r>
+      <w:r>
+        <w:rPr>
+          <w:vertAlign w:val="superscript"/>
+        </w:rPr>
+        <w:t xml:space="preserve">19</w:t>
+      </w:r>
+      <w:r>
+        <w:t xml:space="preserve">, GRouNdGAN</w:t>
+      </w:r>
+      <w:r>
+        <w:rPr>
+          <w:vertAlign w:val="superscript"/>
+        </w:rPr>
+        <w:t xml:space="preserve">20</w:t>
+      </w:r>
+      <w:r>
+        <w:t xml:space="preserve">, TedSim</w:t>
+      </w:r>
+      <w:r>
+        <w:rPr>
+          <w:vertAlign w:val="superscript"/>
+        </w:rPr>
+        <w:t xml:space="preserve">21</w:t>
+      </w:r>
+      <w:r>
+        <w:t xml:space="preserve">, Cassiopeia</w:t>
+      </w:r>
+      <w:r>
+        <w:rPr>
+          <w:vertAlign w:val="superscript"/>
+        </w:rPr>
+        <w:t xml:space="preserve">26</w:t>
+      </w:r>
+      <w:r>
+        <w:t xml:space="preserve">, ABM.jl (AgentBasedModeling.jl)</w:t>
+      </w:r>
+      <w:r>
+        <w:rPr>
+          <w:vertAlign w:val="superscript"/>
+        </w:rPr>
+        <w:t xml:space="preserve">24</w:t>
+      </w:r>
+      <w:r>
+        <w:t xml:space="preserve">, Biomodelling.jl v1.x</w:t>
+      </w:r>
+      <w:r>
+        <w:rPr>
+          <w:vertAlign w:val="superscript"/>
+        </w:rPr>
+        <w:t xml:space="preserve">25</w:t>
+      </w:r>
+      <w:r>
+        <w:t xml:space="preserve"> </w:t>
+      </w:r>
+      <w:r>
+        <w:t xml:space="preserve">and v2.0 (this work). Cassiopeia simulates division topologies with heritable fitness and CRISPR barcodes rather than molecular content, and its inference recovers phylogenies rather than kinetic parameters; entries were read from each tool’s publication and documentation.</w:t>
       </w:r>
     </w:p>
     <w:tbl>
@@ -326,13 +401,13 @@
               <w:jc w:val="left"/>
             </w:pPr>
             <w:r>
-              <w:t xml:space="preserve">Lineage-</w:t>
+              <w:t xml:space="preserve">Cassio-</w:t>
             </w:r>
             <w:r>
               <w:t xml:space="preserve"> </w:t>
             </w:r>
             <w:r>
-              <w:t xml:space="preserve">Sim</w:t>
+              <w:t xml:space="preserve">peia</w:t>
             </w:r>
           </w:p>
         </w:tc>
@@ -785,7 +860,7 @@
               <w:jc w:val="left"/>
             </w:pPr>
             <w:r>
-              <w:t xml:space="preserve">○</w:t>
+              <w:t xml:space="preserve">–</w:t>
             </w:r>
           </w:p>
         </w:tc>
@@ -1064,7 +1139,7 @@
               <w:jc w:val="left"/>
             </w:pPr>
             <w:r>
-              <w:t xml:space="preserve">○</w:t>
+              <w:t xml:space="preserve">–</w:t>
             </w:r>
           </w:p>
         </w:tc>
@@ -1552,7 +1627,7 @@
               <w:jc w:val="left"/>
             </w:pPr>
             <w:r>
-              <w:t xml:space="preserve">✓</w:t>
+              <w:t xml:space="preserve">–</w:t>
             </w:r>
           </w:p>
         </w:tc>
@@ -1796,7 +1871,7 @@
               <w:jc w:val="left"/>
             </w:pPr>
             <w:r>
-              <w:t xml:space="preserve">–</w:t>
+              <w:t xml:space="preserve">○</w:t>
             </w:r>
           </w:p>
         </w:tc>
@@ -1912,7 +1987,7 @@
               <w:jc w:val="left"/>
             </w:pPr>
             <w:r>
-              <w:t xml:space="preserve">✓</w:t>
+              <w:t xml:space="preserve">○</w:t>
             </w:r>
           </w:p>
         </w:tc>
@@ -1972,7 +2047,7 @@
         <w:rPr>
           <w:vertAlign w:val="superscript"/>
         </w:rPr>
-        <w:t xml:space="preserve">26</w:t>
+        <w:t xml:space="preserve">27</w:t>
       </w:r>
       <w:r>
         <w:t xml:space="preserve"> </w:t>
@@ -2075,13 +2150,22 @@
         <w:t xml:space="preserve">9</w:t>
       </w:r>
       <w:r>
-        <w:t xml:space="preserve">, leaves the number of surviving clones unchanged if the acceleration stops when the drug arrives (98 versus 120 clones), because it reshuffles which cells occupy the resistant state without changing how many do. Maintaining it during exposure reduces the count to 7 clones (10 cells, against 792; Fig. 4f), because resistant cells now leave the protected state within a fraction of the time they need to found a colony. In the model, memory must be disrupted while the drug is present. A transient pulse enriches high-expressing cells and, with slow switching, the enrichment persists for many generations after the drug is removed, whereas with fast switching it relaxes within a few cycles (Fig. 4g): phenotypic selection with stable inheritance, as in the original MGMT model</w:t>
+        <w:t xml:space="preserve">, leaves the number of surviving clones unchanged if the acceleration stops when the drug arrives (98 versus 120 clones), because it reshuffles which cells occupy the resistant state without changing how many do. Maintaining it during exposure reduces the count to 7 clones (10 cells, against 792; Fig. 4f), because resistant cells now leave the protected state within a fraction of the time they need to found a colony. In the model, memory must be disrupted while the drug is present. Compartment theory for phenotypic switching already predicts that an agent which perturbs the retention of the resistant state can turn treatment failure into success</w:t>
       </w:r>
       <w:r>
         <w:rPr>
           <w:vertAlign w:val="superscript"/>
         </w:rPr>
-        <w:t xml:space="preserve">27</w:t>
+        <w:t xml:space="preserve">28</w:t>
+      </w:r>
+      <w:r>
+        <w:t xml:space="preserve">; what the simulations add is the timing requirement and a lineage-resolved readout, the number of surviving clones, by which it can be tested. A transient pulse enriches high-expressing cells and, with slow switching, the enrichment persists for many generations after the drug is removed, whereas with fast switching it relaxes within a few cycles (Fig. 4g): phenotypic selection with stable inheritance, as in the original MGMT model</w:t>
+      </w:r>
+      <w:r>
+        <w:rPr>
+          <w:vertAlign w:val="superscript"/>
+        </w:rPr>
+        <w:t xml:space="preserve">29</w:t>
       </w:r>
       <w:r>
         <w:t xml:space="preserve">. Finally, scanning release periods and doses of intermittent schedules (Fig. 4h), the most effective schedule is release period 0, dose 2 (growth rate +0.004 per time unit) for pre-existing tolerance, release period 10, dose 2 (growth rate -0.016 per time unit) when the resistant state carries a fitness cost, and release period 10, dose 1 (growth rate +0.009 per time unit) for drug-induced tolerance. Without a fitness cost nothing beats continuous dosing at the highest dose, since every release period lets the resistant subpopulation regrow. With a fitness cost the population declines under every schedule at dose ≥ 0.5, and release periods of up to 10 time units match continuous dosing (-0.013 per time unit under continuous dose 2), because cells that leave the resistant state during a holiday are killed on re-exposure. For drug-induced tolerance the ranking of doses reverses: the highest dose induces tolerance in more cells than it kills, so dose 1 outperforms dose 2 at every release period (release period 10, dose 1 (growth rate +0.009 per time unit), against +0.012 for continuous dose 2), the intermediate-dose optimum reported previously</w:t>
@@ -2090,7 +2174,7 @@
         <w:rPr>
           <w:vertAlign w:val="superscript"/>
         </w:rPr>
-        <w:t xml:space="preserve">28</w:t>
+        <w:t xml:space="preserve">30</w:t>
       </w:r>
       <w:r>
         <w:t xml:space="preserve">; the benefit of release periods reported in that work does not appear here, because in this model the induced state decays at the same rate with and without drug, so a holiday only postpones the death of reverting cells while all cells grow.</w:t>
@@ -2153,7 +2237,7 @@
         <w:rPr>
           <w:vertAlign w:val="superscript"/>
         </w:rPr>
-        <w:t xml:space="preserve">29</w:t>
+        <w:t xml:space="preserve">31</w:t>
       </w:r>
       <w:r>
         <w:t xml:space="preserve"> </w:t>
@@ -2313,7 +2397,7 @@
         <w:rPr>
           <w:vertAlign w:val="superscript"/>
         </w:rPr>
-        <w:t xml:space="preserve">30</w:t>
+        <w:t xml:space="preserve">32</w:t>
       </w:r>
       <w:r>
         <w:t xml:space="preserve">, and adaptive therapy, in which the drug is withdrawn when the population has halved and resumed when it regrows to its initial size</w:t>
@@ -2322,7 +2406,7 @@
         <w:rPr>
           <w:vertAlign w:val="superscript"/>
         </w:rPr>
-        <w:t xml:space="preserve">31</w:t>
+        <w:t xml:space="preserve">33</w:t>
       </w:r>
       <w:r>
         <w:t xml:space="preserve">. Because adaptive therapy deliberately lets the tumour regrow, schedules are compared by the time after randomisation at which the population exceeds 120% of its pre-treatment size (loss of control), with the RECIST-like time to progression from the nadir reported alongside (Methods).</w:t>
@@ -2348,10 +2432,19 @@
         <w:rPr>
           <w:vertAlign w:val="superscript"/>
         </w:rPr>
-        <w:t xml:space="preserve">32</w:t>
-      </w:r>
-      <w:r>
-        <w:t xml:space="preserve">, holidays let sensitive cells outcompete them: none of the three schedules loses control within the 52-week follow-up (52+, 52+ and 52+ weeks, censored), and adaptive therapy achieves this with 36% of the cumulative dose of continuous dosing. When resistant cells are only partly protected and grow at half speed under drug, holidays release them: continuous dosing keeps control for 52+ weeks against 49 for the intermittent schedule and 43 for adaptive therapy, the ranking observed in the trial, where continuous dosing gave a median progression-free survival of 9.0 months against 5.5 months for intermittent dosing. The optimiser makes the dependence explicit (Fig. 8e): over intermittent schedules of any period and duty cycle after the lead-in, the best schedule is a period of 2.2 weeks with 39% of the time on drug (27 weeks to loss of control) without a fitness cost, a period of 1.0 weeks with 47% of the time on drug (52 weeks to loss of control) with a fitness cost and a period of 1.0 weeks with 100% of the time on drug (52 weeks to loss of control) with partial protection. The model therefore reproduces both the clinical and the preclinical outcome and attributes their difference to measurable properties of the resistant cells, their growth under drug and their fitness without it, which the framework can estimate from growth and lineage data before a schedule is chosen.</w:t>
+        <w:t xml:space="preserve">34</w:t>
+      </w:r>
+      <w:r>
+        <w:t xml:space="preserve">, holidays let sensitive cells outcompete them: none of the three schedules loses control within the 52-week follow-up (52+, 52+ and 52+ weeks, censored), and adaptive therapy achieves this with 36% of the cumulative dose of continuous dosing. When resistant cells are only partly protected and grow at half speed under drug, holidays release them: continuous dosing keeps control for 52+ weeks against 49 for the intermittent schedule and 43 for adaptive therapy, the ranking observed in the trial, where continuous dosing gave a median progression-free survival of 9.0 months against 5.5 months for intermittent dosing. That the benefit of holidays should depend on a cost of resistance is established by compartment models of adaptive therapy, which also show that tumour turnover modulates how large that cost must be</w:t>
+      </w:r>
+      <w:r>
+        <w:rPr>
+          <w:vertAlign w:val="superscript"/>
+        </w:rPr>
+        <w:t xml:space="preserve">35</w:t>
+      </w:r>
+      <w:r>
+        <w:t xml:space="preserve">. Here the dependence emerges from single cells whose resistance is a heritable expression state rather than a fixed compartment, the cost and the degree of protection are properties of cells that lineage experiments measure, and the third case shows that partial protection reverses the ranking even when a cost is absent. The optimiser makes the dependence explicit (Fig. 8e): over intermittent schedules of any period and duty cycle after the lead-in, the best schedule is a period of 2.2 weeks with 39% of the time on drug (27 weeks to loss of control) without a fitness cost, a period of 1.0 weeks with 47% of the time on drug (52 weeks to loss of control) with a fitness cost and a period of 1.0 weeks with 100% of the time on drug (52 weeks to loss of control) with partial protection. The model therefore reproduces both the clinical and the preclinical outcome and attributes their difference to measurable properties of the resistant cells, their growth under drug and their fitness without it, both of which are properties of cells rather than of the tumour, and which growth and lineage experiments can bound, within the identifiability limits of Fig. 6c, before a schedule is chosen.</w:t>
       </w:r>
     </w:p>
     <w:p>
@@ -2389,7 +2482,7 @@
         <w:rPr>
           <w:vertAlign w:val="superscript"/>
         </w:rPr>
-        <w:t xml:space="preserve">33</w:t>
+        <w:t xml:space="preserve">36</w:t>
       </w:r>
       <w:r>
         <w:t xml:space="preserve">. We simulated both regimens with one-compartment pharmacokinetics (elimination half-life 2.1 h; ref.</w:t>
@@ -2398,7 +2491,7 @@
         <w:rPr>
           <w:vertAlign w:val="superscript"/>
         </w:rPr>
-        <w:t xml:space="preserve">34</w:t>
+        <w:t xml:space="preserve">37</w:t>
       </w:r>
       <w:r>
         <w:t xml:space="preserve">) on populations in which 1% (methylated) or 30% (unmethylated) of cells express MGMT, with MGMT protein protecting cells from the drug</w:t>
@@ -2407,7 +2500,7 @@
         <w:rPr>
           <w:vertAlign w:val="superscript"/>
         </w:rPr>
-        <w:t xml:space="preserve">27</w:t>
+        <w:t xml:space="preserve">29</w:t>
       </w:r>
       <w:r>
         <w:t xml:space="preserve"> </w:t>
@@ -2512,7 +2605,43 @@
         <w:pStyle w:val="FirstParagraph"/>
       </w:pPr>
       <w:r>
-        <w:t xml:space="preserve">Biomodelling.jl 2.0 fills a gap in the single-cell toolkit: a simulator in which expression memory, cell-size effects, cell-cycle dependence and drug-tolerant persistence follow from explicit biophysics instead of being assumptions of a generative model. That difference has practical consequences. As a hypothesis engine for non-genetic drug tolerance, the framework answers which schedule, which combination or which memory-modulating pretreatment minimises the long-term fitness of a treated population, with cell-level rules that can be matched to time-lapse and lineage-tracing data. As a ground-truth generator, it produces data with known memory genes, known networks, known perturbation effects and known lineage trees, which is what MemorySeq-style scores, lineage-aware models and virtual-cell benchmarks need in order to be evaluated fairly, and what existing simulators cannot supply. As a likelihood-free inference engine, it estimates mechanistic parameters from data that are now routinely collected, while quantifying the bias of simpler models.</w:t>
+        <w:t xml:space="preserve">Biomodelling.jl 2.0 fills a gap in the single-cell toolkit: a simulator in which expression memory, cell-size effects, cell-cycle dependence and drug-tolerant persistence follow from explicit biophysics instead of being assumptions of a generative model. It is worth separating what is new here from what it confirms. The individual ingredients are not new: stochastic kinetics in growing and dividing cells have been simulated before</w:t>
+      </w:r>
+      <w:r>
+        <w:rPr>
+          <w:vertAlign w:val="superscript"/>
+        </w:rPr>
+        <w:t xml:space="preserve">23–25</w:t>
+      </w:r>
+      <w:r>
+        <w:t xml:space="preserve">, lineage-tracing data have their own simulators</w:t>
+      </w:r>
+      <w:r>
+        <w:rPr>
+          <w:vertAlign w:val="superscript"/>
+        </w:rPr>
+        <w:t xml:space="preserve">21,26</w:t>
+      </w:r>
+      <w:r>
+        <w:t xml:space="preserve">, compartment models of adaptive therapy established that the benefit of treatment holidays depends on a cost of resistance and on turnover</w:t>
+      </w:r>
+      <w:r>
+        <w:rPr>
+          <w:vertAlign w:val="superscript"/>
+        </w:rPr>
+        <w:t xml:space="preserve">33,35</w:t>
+      </w:r>
+      <w:r>
+        <w:t xml:space="preserve">, and phenotypic-switching theory established that perturbing the retention of a resistant state can decide a treatment outcome</w:t>
+      </w:r>
+      <w:r>
+        <w:rPr>
+          <w:vertAlign w:val="superscript"/>
+        </w:rPr>
+        <w:t xml:space="preserve">28</w:t>
+      </w:r>
+      <w:r>
+        <w:t xml:space="preserve">. Three things are new. First, the combination itself: molecular kinetics, volume-scaled transcription, gene replication, partitioning and promoter inheritance, drug schedules with state-dependent killing, a complete lineage record, observation models and inference in one forward model, which is what allows a resistance phenotype to be a heritable expression state with measurable kinetics rather than a compartment with an assumed rate. Second, the ground truth this makes available: the same simulation supplies known memory genes, known networks, known perturbation effects and the true lineage tree, which is what the quantification of how growth and sequencing destroy network inference, and of how far cell-cycle regression recovers it, depends on. Third, the calibrate-then-predict protocol applied to schedule questions, which turns a mechanism into a falsifiable prediction: here it identifies the growth of resistant cells without drug and their residual growth under drug as the two properties that decide whether holidays help, and identifies the rate at which temozolomide consumes MGMT as the measurement that separates the two glioblastoma regimens. That difference has practical consequences. As a hypothesis engine for non-genetic drug tolerance, the framework answers which schedule, which combination or which memory-modulating pretreatment minimises the long-term fitness of a treated population, with cell-level rules that can be matched to time-lapse and lineage-tracing data. As a ground-truth generator, it produces data with known memory genes, known networks, known perturbation effects and known lineage trees, which is what MemorySeq-style scores, lineage-aware models and virtual-cell benchmarks need in order to be evaluated fairly, and what existing simulators cannot supply. As a likelihood-free inference engine, it estimates mechanistic parameters from data that are now routinely collected, while quantifying the bias of simpler models.</w:t>
       </w:r>
     </w:p>
     <w:p>
@@ -3281,7 +3410,7 @@
         <w:rPr>
           <w:vertAlign w:val="superscript"/>
         </w:rPr>
-        <w:t xml:space="preserve">35</w:t>
+        <w:t xml:space="preserve">38</w:t>
       </w:r>
       <w:r>
         <w:t xml:space="preserve"> </w:t>
@@ -3293,7 +3422,7 @@
         <w:rPr>
           <w:vertAlign w:val="superscript"/>
         </w:rPr>
-        <w:t xml:space="preserve">36</w:t>
+        <w:t xml:space="preserve">39</w:t>
       </w:r>
       <w:r>
         <w:t xml:space="preserve">; a hybrid scheme in which a leap that would drive any species negative is rejected and the interval is instead simulated exactly (this is the exact version of the</w:t>
@@ -3314,7 +3443,7 @@
         <w:rPr>
           <w:vertAlign w:val="superscript"/>
         </w:rPr>
-        <w:t xml:space="preserve">37</w:t>
+        <w:t xml:space="preserve">40</w:t>
       </w:r>
       <w:r>
         <w:t xml:space="preserve"> </w:t>
@@ -3326,7 +3455,7 @@
         <w:rPr>
           <w:vertAlign w:val="superscript"/>
         </w:rPr>
-        <w:t xml:space="preserve">38</w:t>
+        <w:t xml:space="preserve">41</w:t>
       </w:r>
       <w:r>
         <w:t xml:space="preserve">, falling back to a fixed number of exact events when the proposed leap is shorter than</w:t>
@@ -4299,7 +4428,7 @@
         <w:rPr>
           <w:vertAlign w:val="superscript"/>
         </w:rPr>
-        <w:t xml:space="preserve">39</w:t>
+        <w:t xml:space="preserve">42</w:t>
       </w:r>
       <w:r>
         <w:t xml:space="preserve">, the variance of clone-mean expression divided by its permutation-null expectation.</w:t>
@@ -4344,7 +4473,7 @@
         <w:rPr>
           <w:vertAlign w:val="superscript"/>
         </w:rPr>
-        <w:t xml:space="preserve">26</w:t>
+        <w:t xml:space="preserve">27</w:t>
       </w:r>
       <w:r>
         <w:t xml:space="preserve">, which we evaluate through Kummer’s confluent hypergeometric function with rescaled series summation, and maximise by a grid-initialised Nelder-Mead search in log-parameter space. For any model, including populations, we implement sequential Monte Carlo approximate Bayesian computation</w:t>
@@ -4353,7 +4482,7 @@
         <w:rPr>
           <w:vertAlign w:val="superscript"/>
         </w:rPr>
-        <w:t xml:space="preserve">40</w:t>
+        <w:t xml:space="preserve">43</w:t>
       </w:r>
       <w:r>
         <w:t xml:space="preserve"> </w:t>
@@ -4379,7 +4508,7 @@
         <w:rPr>
           <w:vertAlign w:val="superscript"/>
         </w:rPr>
-        <w:t xml:space="preserve">29</w:t>
+        <w:t xml:space="preserve">31</w:t>
       </w:r>
       <w:r>
         <w:t xml:space="preserve">.</w:t>
@@ -4566,7 +4695,7 @@
         <w:rPr>
           <w:vertAlign w:val="superscript"/>
         </w:rPr>
-        <w:t xml:space="preserve">31</w:t>
+        <w:t xml:space="preserve">33</w:t>
       </w:r>
       <w:r>
         <w:t xml:space="preserve">. Outcomes computed from a simulation are the net growth rate, the depth of response (log</w:t>
@@ -4610,7 +4739,7 @@
         <w:rPr>
           <w:vertAlign w:val="superscript"/>
         </w:rPr>
-        <w:t xml:space="preserve">2,39</w:t>
+        <w:t xml:space="preserve">2,42</w:t>
       </w:r>
       <w:r>
         <w:t xml:space="preserve"> </w:t>
@@ -4631,7 +4760,7 @@
         <w:rPr>
           <w:vertAlign w:val="superscript"/>
         </w:rPr>
-        <w:t xml:space="preserve">32</w:t>
+        <w:t xml:space="preserve">34</w:t>
       </w:r>
       <w:r>
         <w:t xml:space="preserve">; and partial protection, in which resistant cells grow at half speed under drug. Progression is scored in two ways: from the nadir, as in RECIST (a 20% increase in diameter, taken as a 1.73-fold increase in cell number, after the 8-week lead-in), and as loss of control, the time after randomisation at which the population exceeds 120% of its pre-treatment size, the end point of adaptive-therapy studies, which is the one used to compare schedules that deliberately let the tumour regrow. The temozolomide case uses an elimination half-life of 2.1 h</w:t>
@@ -4640,7 +4769,7 @@
         <w:rPr>
           <w:vertAlign w:val="superscript"/>
         </w:rPr>
-        <w:t xml:space="preserve">34</w:t>
+        <w:t xml:space="preserve">37</w:t>
       </w:r>
       <w:r>
         <w:t xml:space="preserve">, the regimens of RTOG 0525</w:t>
@@ -4649,7 +4778,7 @@
         <w:rPr>
           <w:vertAlign w:val="superscript"/>
         </w:rPr>
-        <w:t xml:space="preserve">33</w:t>
+        <w:t xml:space="preserve">36</w:t>
       </w:r>
       <w:r>
         <w:t xml:space="preserve"> </w:t>
@@ -4697,7 +4826,7 @@
         <w:rPr>
           <w:vertAlign w:val="superscript"/>
         </w:rPr>
-        <w:t xml:space="preserve">41,42</w:t>
+        <w:t xml:space="preserve">44,45</w:t>
       </w:r>
       <w:r>
         <w:t xml:space="preserve">), by agreement between kernels, and by a two-sample comparison against JumpProcesses.jl</w:t>
@@ -4706,7 +4835,7 @@
         <w:rPr>
           <w:vertAlign w:val="superscript"/>
         </w:rPr>
-        <w:t xml:space="preserve">43</w:t>
+        <w:t xml:space="preserve">46</w:t>
       </w:r>
       <w:r>
         <w:t xml:space="preserve"> </w:t>
@@ -4727,7 +4856,7 @@
         <w:rPr>
           <w:vertAlign w:val="superscript"/>
         </w:rPr>
-        <w:t xml:space="preserve">44</w:t>
+        <w:t xml:space="preserve">47</w:t>
       </w:r>
       <w:r>
         <w:t xml:space="preserve">, lineage versus population statistics</w:t>
@@ -4766,7 +4895,7 @@
         <w:rPr>
           <w:vertAlign w:val="superscript"/>
         </w:rPr>
-        <w:t xml:space="preserve">28</w:t>
+        <w:t xml:space="preserve">30</w:t>
       </w:r>
       <w:r>
         <w:t xml:space="preserve"> </w:t>
@@ -4787,7 +4916,7 @@
         <w:rPr>
           <w:vertAlign w:val="superscript"/>
         </w:rPr>
-        <w:t xml:space="preserve">27</w:t>
+        <w:t xml:space="preserve">29</w:t>
       </w:r>
       <w:r>
         <w:t xml:space="preserve">. All scripts, seeds and outputs are in the</w:t>
@@ -4940,7 +5069,7 @@
         <w:rPr>
           <w:vertAlign w:val="superscript"/>
         </w:rPr>
-        <w:t xml:space="preserve">45</w:t>
+        <w:t xml:space="preserve">48</w:t>
       </w:r>
       <w:r>
         <w:t xml:space="preserve">, MAGIC</w:t>
@@ -4949,7 +5078,7 @@
         <w:rPr>
           <w:vertAlign w:val="superscript"/>
         </w:rPr>
-        <w:t xml:space="preserve">46</w:t>
+        <w:t xml:space="preserve">49</w:t>
       </w:r>
       <w:r>
         <w:t xml:space="preserve"> </w:t>
@@ -4961,7 +5090,7 @@
         <w:rPr>
           <w:vertAlign w:val="superscript"/>
         </w:rPr>
-        <w:t xml:space="preserve">47</w:t>
+        <w:t xml:space="preserve">50</w:t>
       </w:r>
       <w:r>
         <w:t xml:space="preserve">. The test suite (Aqua quality checks and statistical tests) runs under GitHub Actions on Julia 1.10 and the latest release.</w:t>
@@ -4985,7 +5114,7 @@
       <w:r>
         <w:drawing>
           <wp:inline>
-            <wp:extent cx="5334000" cy="4396945"/>
+            <wp:extent cx="5334000" cy="3452283"/>
             <wp:effectExtent b="0" l="0" r="0" t="0"/>
             <wp:docPr descr="" title="" id="36" name="Picture"/>
             <a:graphic>
@@ -5006,7 +5135,7 @@
                   <pic:spPr bwMode="auto">
                     <a:xfrm>
                       <a:off x="0" y="0"/>
-                      <a:ext cx="5334000" cy="4396945"/>
+                      <a:ext cx="5334000" cy="3452283"/>
                     </a:xfrm>
                     <a:prstGeom prst="rect">
                       <a:avLst/>
@@ -5047,7 +5176,7 @@
         <w:t xml:space="preserve">a</w:t>
       </w:r>
       <w:r>
-        <w:t xml:space="preserve">, Each cell runs the stochastic kinetics of a reaction network (mass-action, Hill or custom propensities, explicit promoter states) at its current volume; volume grows exponentially, genes replicate at a set point of the cycle, and division follows a sizer, adder or timer rule with binomial partitioning of molecules and inheritance of promoter states.</w:t>
+        <w:t xml:space="preserve">, One cell. Reactions run at the cell’s current volume, with propensities scaled so that concentrations are invariant under growth; genes replicate at a set point of the cycle; division splits every molecule binomially while both daughters inherit the promoter state. Inset: exponential volume growth, halved at each division.</w:t>
       </w:r>
       <w:r>
         <w:t xml:space="preserve"> </w:t>
@@ -5060,7 +5189,7 @@
         <w:t xml:space="preserve">b</w:t>
       </w:r>
       <w:r>
-        <w:t xml:space="preserve">, Population control (constant size, free growth or logistic), the perturbation layer (dose schedules, state-dependent death, growth inhibition, rate modulation, genetic perturbations) and the lineage table that records every cell’s ancestry, fate and state at birth and division.</w:t>
+        <w:t xml:space="preserve">, Populations under free growth, constant-size or logistic control, with dose schedules and a state-dependent death hazard evaluated for every cell at every step, and the lineage record from which heritability, autocorrelation, memory timescales, clone diversity and fluctuation tests are computed; crosses mark cells killed by the drug.</w:t>
       </w:r>
       <w:r>
         <w:t xml:space="preserve"> </w:t>
@@ -5073,7 +5202,7 @@
         <w:t xml:space="preserve">c</w:t>
       </w:r>
       <w:r>
-        <w:t xml:space="preserve">, Observation models (scRNA-seq with capture, depth, dropout and batch effects; smFISH; time-lapse reporters) and outputs (CSV, Newick, AnnData).</w:t>
+        <w:t xml:space="preserve">, Observation models turn true counts into scRNA-seq counts with capture, depth, dropout and batch effects, into smFISH spots, or into time-lapse reporter traces; outputs are CSV, AnnData and Newick.</w:t>
       </w:r>
       <w:r>
         <w:t xml:space="preserve"> </w:t>
@@ -5086,7 +5215,7 @@
         <w:t xml:space="preserve">d</w:t>
       </w:r>
       <w:r>
-        <w:t xml:space="preserve">, Downstream uses: lineage statistics, fluctuation tests, clonal memory scores, likelihood-free inference and benchmark generation.</w:t>
+        <w:t xml:space="preserve">, Uses of the forward model: detection of memory genes, benchmarking of network and perturbation inference against known ground truth, likelihood-free parameter inference, and schedule optimisation over the period and the fraction of time on drug (star, optimum).</w:t>
       </w:r>
       <w:r>
         <w:t xml:space="preserve"> </w:t>
@@ -5099,7 +5228,7 @@
         <w:t xml:space="preserve">e</w:t>
       </w:r>
       <w:r>
-        <w:t xml:space="preserve">, A complete example in ten lines of code.</w:t>
+        <w:t xml:space="preserve">, A complete experiment in twelve lines of code.</w:t>
       </w:r>
     </w:p>
     <w:p>
@@ -6176,7 +6305,7 @@
       </w:r>
     </w:p>
     <w:bookmarkEnd w:id="63"/>
-    <w:bookmarkStart w:id="159" w:name="references"/>
+    <w:bookmarkStart w:id="165" w:name="references"/>
     <w:p>
       <w:pPr>
         <w:pStyle w:val="Heading1"/>
@@ -6185,7 +6314,7 @@
         <w:t xml:space="preserve">References</w:t>
       </w:r>
     </w:p>
-    <w:bookmarkStart w:id="158" w:name="refs"/>
+    <w:bookmarkStart w:id="164" w:name="refs"/>
     <w:bookmarkStart w:id="65" w:name="ref-sharma2010"/>
     <w:p>
       <w:pPr>
@@ -7843,7 +7972,7 @@
       </w:r>
     </w:p>
     <w:bookmarkEnd w:id="113"/>
-    <w:bookmarkStart w:id="115" w:name="ref-peccoud1995"/>
+    <w:bookmarkStart w:id="115" w:name="ref-jones2020cassiopeia"/>
     <w:p>
       <w:pPr>
         <w:pStyle w:val="Bibliography"/>
@@ -7858,21 +7987,7 @@
         <w:t xml:space="preserve">	</w:t>
       </w:r>
       <w:r>
-        <w:t xml:space="preserve">Peccoud, J. &amp; Ycart, B.</w:t>
-      </w:r>
-      <w:r>
-        <w:t xml:space="preserve"> </w:t>
-      </w:r>
-      <w:hyperlink r:id="rId114">
-        <w:r>
-          <w:rPr>
-            <w:rStyle w:val="Hyperlink"/>
-          </w:rPr>
-          <w:t xml:space="preserve">Markovian modeling of gene-product synthesis</w:t>
-        </w:r>
-      </w:hyperlink>
-      <w:r>
-        <w:t xml:space="preserve">.</w:t>
+        <w:t xml:space="preserve">Jones, M. G.</w:t>
       </w:r>
       <w:r>
         <w:t xml:space="preserve"> </w:t>
@@ -7882,7 +7997,43 @@
           <w:i/>
           <w:iCs/>
         </w:rPr>
-        <w:t xml:space="preserve">Theoretical Population Biology</w:t>
+        <w:t xml:space="preserve">et al.</w:t>
+      </w:r>
+      <w:r>
+        <w:t xml:space="preserve"> </w:t>
+      </w:r>
+      <w:hyperlink r:id="rId114">
+        <w:r>
+          <w:rPr>
+            <w:rStyle w:val="Hyperlink"/>
+          </w:rPr>
+          <w:t xml:space="preserve">Inference of single-cell phylogenies from lineage tracing data using</w:t>
+        </w:r>
+        <w:r>
+          <w:rPr>
+            <w:rStyle w:val="Hyperlink"/>
+          </w:rPr>
+          <w:t xml:space="preserve"> </w:t>
+        </w:r>
+        <w:r>
+          <w:rPr>
+            <w:rStyle w:val="Hyperlink"/>
+          </w:rPr>
+          <w:t xml:space="preserve">Cassiopeia</w:t>
+        </w:r>
+      </w:hyperlink>
+      <w:r>
+        <w:t xml:space="preserve">.</w:t>
+      </w:r>
+      <w:r>
+        <w:t xml:space="preserve"> </w:t>
+      </w:r>
+      <w:r>
+        <w:rPr>
+          <w:i/>
+          <w:iCs/>
+        </w:rPr>
+        <w:t xml:space="preserve">Genome Biology</w:t>
       </w:r>
       <w:r>
         <w:t xml:space="preserve"> </w:t>
@@ -7892,14 +8043,14 @@
           <w:b/>
           <w:bCs/>
         </w:rPr>
-        <w:t xml:space="preserve">48</w:t>
-      </w:r>
-      <w:r>
-        <w:t xml:space="preserve">, 222–234 (1995).</w:t>
+        <w:t xml:space="preserve">21</w:t>
+      </w:r>
+      <w:r>
+        <w:t xml:space="preserve">, 92 (2020).</w:t>
       </w:r>
     </w:p>
     <w:bookmarkEnd w:id="115"/>
-    <w:bookmarkStart w:id="117" w:name="ref-lasri2020"/>
+    <w:bookmarkStart w:id="117" w:name="ref-peccoud1995"/>
     <w:p>
       <w:pPr>
         <w:pStyle w:val="Bibliography"/>
@@ -7914,7 +8065,21 @@
         <w:t xml:space="preserve">	</w:t>
       </w:r>
       <w:r>
-        <w:t xml:space="preserve">Lasri, A.</w:t>
+        <w:t xml:space="preserve">Peccoud, J. &amp; Ycart, B.</w:t>
+      </w:r>
+      <w:r>
+        <w:t xml:space="preserve"> </w:t>
+      </w:r>
+      <w:hyperlink r:id="rId116">
+        <w:r>
+          <w:rPr>
+            <w:rStyle w:val="Hyperlink"/>
+          </w:rPr>
+          <w:t xml:space="preserve">Markovian modeling of gene-product synthesis</w:t>
+        </w:r>
+      </w:hyperlink>
+      <w:r>
+        <w:t xml:space="preserve">.</w:t>
       </w:r>
       <w:r>
         <w:t xml:space="preserve"> </w:t>
@@ -7924,53 +8089,49 @@
           <w:i/>
           <w:iCs/>
         </w:rPr>
-        <w:t xml:space="preserve">et al.</w:t>
-      </w:r>
-      <w:r>
-        <w:t xml:space="preserve"> </w:t>
-      </w:r>
-      <w:hyperlink r:id="rId116">
-        <w:r>
-          <w:rPr>
-            <w:rStyle w:val="Hyperlink"/>
-          </w:rPr>
-          <w:t xml:space="preserve">Phenotypic selection through cell death: Stochastic modelling of</w:t>
-        </w:r>
-        <w:r>
-          <w:rPr>
-            <w:rStyle w:val="Hyperlink"/>
-          </w:rPr>
-          <w:t xml:space="preserve"> </w:t>
-        </w:r>
-        <w:r>
-          <w:rPr>
-            <w:rStyle w:val="Hyperlink"/>
-          </w:rPr>
-          <w:t xml:space="preserve">O</w:t>
-        </w:r>
-        <w:r>
-          <w:rPr>
-            <w:rStyle w:val="Hyperlink"/>
-          </w:rPr>
-          <w:t xml:space="preserve">-6-methylguanine-</w:t>
-        </w:r>
-        <w:r>
-          <w:rPr>
-            <w:rStyle w:val="Hyperlink"/>
-          </w:rPr>
-          <w:t xml:space="preserve">DNA</w:t>
-        </w:r>
-        <w:r>
-          <w:rPr>
-            <w:rStyle w:val="Hyperlink"/>
-          </w:rPr>
-          <w:t xml:space="preserve"> </w:t>
-        </w:r>
-        <w:r>
-          <w:rPr>
-            <w:rStyle w:val="Hyperlink"/>
-          </w:rPr>
-          <w:t xml:space="preserve">methyltransferase dynamics</w:t>
+        <w:t xml:space="preserve">Theoretical Population Biology</w:t>
+      </w:r>
+      <w:r>
+        <w:t xml:space="preserve"> </w:t>
+      </w:r>
+      <w:r>
+        <w:rPr>
+          <w:b/>
+          <w:bCs/>
+        </w:rPr>
+        <w:t xml:space="preserve">48</w:t>
+      </w:r>
+      <w:r>
+        <w:t xml:space="preserve">, 222–234 (1995).</w:t>
+      </w:r>
+    </w:p>
+    <w:bookmarkEnd w:id="117"/>
+    <w:bookmarkStart w:id="119" w:name="ref-gunnarsson2020"/>
+    <w:p>
+      <w:pPr>
+        <w:pStyle w:val="Bibliography"/>
+      </w:pPr>
+      <w:r>
+        <w:t xml:space="preserve">28.</w:t>
+      </w:r>
+      <w:r>
+        <w:t xml:space="preserve"> </w:t>
+      </w:r>
+      <w:r>
+        <w:t xml:space="preserve">	</w:t>
+      </w:r>
+      <w:r>
+        <w:t xml:space="preserve">Gunnarsson, E. B., De, S., Leder, K. &amp; Foo, J.</w:t>
+      </w:r>
+      <w:r>
+        <w:t xml:space="preserve"> </w:t>
+      </w:r>
+      <w:hyperlink r:id="rId118">
+        <w:r>
+          <w:rPr>
+            <w:rStyle w:val="Hyperlink"/>
+          </w:rPr>
+          <w:t xml:space="preserve">Understanding the role of phenotypic switching in cancer drug resistance</w:t>
         </w:r>
       </w:hyperlink>
       <w:r>
@@ -7984,7 +8145,7 @@
           <w:i/>
           <w:iCs/>
         </w:rPr>
-        <w:t xml:space="preserve">Royal Society Open Science</w:t>
+        <w:t xml:space="preserve">Journal of Theoretical Biology</w:t>
       </w:r>
       <w:r>
         <w:t xml:space="preserve"> </w:t>
@@ -7994,20 +8155,20 @@
           <w:b/>
           <w:bCs/>
         </w:rPr>
-        <w:t xml:space="preserve">7</w:t>
-      </w:r>
-      <w:r>
-        <w:t xml:space="preserve">, 191243 (2020).</w:t>
-      </w:r>
-    </w:p>
-    <w:bookmarkEnd w:id="117"/>
-    <w:bookmarkStart w:id="119" w:name="ref-corigliano2025"/>
+        <w:t xml:space="preserve">490</w:t>
+      </w:r>
+      <w:r>
+        <w:t xml:space="preserve">, 110162 (2020).</w:t>
+      </w:r>
+    </w:p>
+    <w:bookmarkEnd w:id="119"/>
+    <w:bookmarkStart w:id="121" w:name="ref-lasri2020"/>
     <w:p>
       <w:pPr>
         <w:pStyle w:val="Bibliography"/>
       </w:pPr>
       <w:r>
-        <w:t xml:space="preserve">28.</w:t>
+        <w:t xml:space="preserve">29.</w:t>
       </w:r>
       <w:r>
         <w:t xml:space="preserve"> </w:t>
@@ -8016,7 +8177,7 @@
         <w:t xml:space="preserve">	</w:t>
       </w:r>
       <w:r>
-        <w:t xml:space="preserve">Corigliano, M., Di Bernardo, A., Cosentino Lagomarsino, M. &amp; Pompei, S. Optimal treatment for drug-induced cancer persisters involves release periods and intermediate drug doses.</w:t>
+        <w:t xml:space="preserve">Lasri, A.</w:t>
       </w:r>
       <w:r>
         <w:t xml:space="preserve"> </w:t>
@@ -8026,54 +8187,7 @@
           <w:i/>
           <w:iCs/>
         </w:rPr>
-        <w:t xml:space="preserve">PRX Life</w:t>
-      </w:r>
-      <w:r>
-        <w:t xml:space="preserve"> </w:t>
-      </w:r>
-      <w:hyperlink r:id="rId118">
-        <w:r>
-          <w:rPr>
-            <w:rStyle w:val="Hyperlink"/>
-          </w:rPr>
-          <w:t xml:space="preserve">https://doi.org/10.1103/mh5v-lcyw</w:t>
-        </w:r>
-      </w:hyperlink>
-      <w:r>
-        <w:t xml:space="preserve"> </w:t>
-      </w:r>
-      <w:r>
-        <w:t xml:space="preserve">(2025) doi:</w:t>
-      </w:r>
-      <w:hyperlink r:id="rId118">
-        <w:r>
-          <w:rPr>
-            <w:rStyle w:val="Hyperlink"/>
-          </w:rPr>
-          <w:t xml:space="preserve">10.1103/mh5v-lcyw</w:t>
-        </w:r>
-      </w:hyperlink>
-      <w:r>
-        <w:t xml:space="preserve">.</w:t>
-      </w:r>
-    </w:p>
-    <w:bookmarkEnd w:id="119"/>
-    <w:bookmarkStart w:id="121" w:name="ref-bernton2019"/>
-    <w:p>
-      <w:pPr>
-        <w:pStyle w:val="Bibliography"/>
-      </w:pPr>
-      <w:r>
-        <w:t xml:space="preserve">29.</w:t>
-      </w:r>
-      <w:r>
-        <w:t xml:space="preserve"> </w:t>
-      </w:r>
-      <w:r>
-        <w:t xml:space="preserve">	</w:t>
-      </w:r>
-      <w:r>
-        <w:t xml:space="preserve">Bernton, E., Jacob, P. E., Gerber, M. &amp; Robert, C. P.</w:t>
+        <w:t xml:space="preserve">et al.</w:t>
       </w:r>
       <w:r>
         <w:t xml:space="preserve"> </w:t>
@@ -8083,7 +8197,7 @@
           <w:rPr>
             <w:rStyle w:val="Hyperlink"/>
           </w:rPr>
-          <w:t xml:space="preserve">Approximate</w:t>
+          <w:t xml:space="preserve">Phenotypic selection through cell death: Stochastic modelling of</w:t>
         </w:r>
         <w:r>
           <w:rPr>
@@ -8095,7 +8209,19 @@
           <w:rPr>
             <w:rStyle w:val="Hyperlink"/>
           </w:rPr>
-          <w:t xml:space="preserve">Bayesian</w:t>
+          <w:t xml:space="preserve">O</w:t>
+        </w:r>
+        <w:r>
+          <w:rPr>
+            <w:rStyle w:val="Hyperlink"/>
+          </w:rPr>
+          <w:t xml:space="preserve">-6-methylguanine-</w:t>
+        </w:r>
+        <w:r>
+          <w:rPr>
+            <w:rStyle w:val="Hyperlink"/>
+          </w:rPr>
+          <w:t xml:space="preserve">DNA</w:t>
         </w:r>
         <w:r>
           <w:rPr>
@@ -8107,31 +8233,7 @@
           <w:rPr>
             <w:rStyle w:val="Hyperlink"/>
           </w:rPr>
-          <w:t xml:space="preserve">computation with the</w:t>
-        </w:r>
-        <w:r>
-          <w:rPr>
-            <w:rStyle w:val="Hyperlink"/>
-          </w:rPr>
-          <w:t xml:space="preserve"> </w:t>
-        </w:r>
-        <w:r>
-          <w:rPr>
-            <w:rStyle w:val="Hyperlink"/>
-          </w:rPr>
-          <w:t xml:space="preserve">Wasserstein</w:t>
-        </w:r>
-        <w:r>
-          <w:rPr>
-            <w:rStyle w:val="Hyperlink"/>
-          </w:rPr>
-          <w:t xml:space="preserve"> </w:t>
-        </w:r>
-        <w:r>
-          <w:rPr>
-            <w:rStyle w:val="Hyperlink"/>
-          </w:rPr>
-          <w:t xml:space="preserve">distance</w:t>
+          <w:t xml:space="preserve">methyltransferase dynamics</w:t>
         </w:r>
       </w:hyperlink>
       <w:r>
@@ -8145,7 +8247,7 @@
           <w:i/>
           <w:iCs/>
         </w:rPr>
-        <w:t xml:space="preserve">Journal of the Royal Statistical Society: Series B</w:t>
+        <w:t xml:space="preserve">Royal Society Open Science</w:t>
       </w:r>
       <w:r>
         <w:t xml:space="preserve"> </w:t>
@@ -8155,14 +8257,14 @@
           <w:b/>
           <w:bCs/>
         </w:rPr>
-        <w:t xml:space="preserve">81</w:t>
-      </w:r>
-      <w:r>
-        <w:t xml:space="preserve">, 235–269 (2019).</w:t>
+        <w:t xml:space="preserve">7</w:t>
+      </w:r>
+      <w:r>
+        <w:t xml:space="preserve">, 191243 (2020).</w:t>
       </w:r>
     </w:p>
     <w:bookmarkEnd w:id="121"/>
-    <w:bookmarkStart w:id="123" w:name="ref-algazi2020"/>
+    <w:bookmarkStart w:id="123" w:name="ref-corigliano2025"/>
     <w:p>
       <w:pPr>
         <w:pStyle w:val="Bibliography"/>
@@ -8177,7 +8279,7 @@
         <w:t xml:space="preserve">	</w:t>
       </w:r>
       <w:r>
-        <w:t xml:space="preserve">Algazi, A. P.</w:t>
+        <w:t xml:space="preserve">Corigliano, M., Di Bernardo, A., Cosentino Lagomarsino, M. &amp; Pompei, S. Optimal treatment for drug-induced cancer persisters involves release periods and intermediate drug doses.</w:t>
       </w:r>
       <w:r>
         <w:t xml:space="preserve"> </w:t>
@@ -8187,7 +8289,7 @@
           <w:i/>
           <w:iCs/>
         </w:rPr>
-        <w:t xml:space="preserve">et al.</w:t>
+        <w:t xml:space="preserve">PRX Life</w:t>
       </w:r>
       <w:r>
         <w:t xml:space="preserve"> </w:t>
@@ -8197,7 +8299,54 @@
           <w:rPr>
             <w:rStyle w:val="Hyperlink"/>
           </w:rPr>
-          <w:t xml:space="preserve">Continuous versus intermittent</w:t>
+          <w:t xml:space="preserve">https://doi.org/10.1103/mh5v-lcyw</w:t>
+        </w:r>
+      </w:hyperlink>
+      <w:r>
+        <w:t xml:space="preserve"> </w:t>
+      </w:r>
+      <w:r>
+        <w:t xml:space="preserve">(2025) doi:</w:t>
+      </w:r>
+      <w:hyperlink r:id="rId122">
+        <w:r>
+          <w:rPr>
+            <w:rStyle w:val="Hyperlink"/>
+          </w:rPr>
+          <w:t xml:space="preserve">10.1103/mh5v-lcyw</w:t>
+        </w:r>
+      </w:hyperlink>
+      <w:r>
+        <w:t xml:space="preserve">.</w:t>
+      </w:r>
+    </w:p>
+    <w:bookmarkEnd w:id="123"/>
+    <w:bookmarkStart w:id="125" w:name="ref-bernton2019"/>
+    <w:p>
+      <w:pPr>
+        <w:pStyle w:val="Bibliography"/>
+      </w:pPr>
+      <w:r>
+        <w:t xml:space="preserve">31.</w:t>
+      </w:r>
+      <w:r>
+        <w:t xml:space="preserve"> </w:t>
+      </w:r>
+      <w:r>
+        <w:t xml:space="preserve">	</w:t>
+      </w:r>
+      <w:r>
+        <w:t xml:space="preserve">Bernton, E., Jacob, P. E., Gerber, M. &amp; Robert, C. P.</w:t>
+      </w:r>
+      <w:r>
+        <w:t xml:space="preserve"> </w:t>
+      </w:r>
+      <w:hyperlink r:id="rId124">
+        <w:r>
+          <w:rPr>
+            <w:rStyle w:val="Hyperlink"/>
+          </w:rPr>
+          <w:t xml:space="preserve">Approximate</w:t>
         </w:r>
         <w:r>
           <w:rPr>
@@ -8209,7 +8358,7 @@
           <w:rPr>
             <w:rStyle w:val="Hyperlink"/>
           </w:rPr>
-          <w:t xml:space="preserve">BRAF</w:t>
+          <w:t xml:space="preserve">Bayesian</w:t>
         </w:r>
         <w:r>
           <w:rPr>
@@ -8221,7 +8370,7 @@
           <w:rPr>
             <w:rStyle w:val="Hyperlink"/>
           </w:rPr>
-          <w:t xml:space="preserve">and</w:t>
+          <w:t xml:space="preserve">computation with the</w:t>
         </w:r>
         <w:r>
           <w:rPr>
@@ -8233,7 +8382,7 @@
           <w:rPr>
             <w:rStyle w:val="Hyperlink"/>
           </w:rPr>
-          <w:t xml:space="preserve">MEK</w:t>
+          <w:t xml:space="preserve">Wasserstein</w:t>
         </w:r>
         <w:r>
           <w:rPr>
@@ -8245,25 +8394,7 @@
           <w:rPr>
             <w:rStyle w:val="Hyperlink"/>
           </w:rPr>
-          <w:t xml:space="preserve">inhibition in patients with</w:t>
-        </w:r>
-        <w:r>
-          <w:rPr>
-            <w:rStyle w:val="Hyperlink"/>
-          </w:rPr>
-          <w:t xml:space="preserve"> </w:t>
-        </w:r>
-        <w:r>
-          <w:rPr>
-            <w:rStyle w:val="Hyperlink"/>
-          </w:rPr>
-          <w:t xml:space="preserve">BRAF</w:t>
-        </w:r>
-        <w:r>
-          <w:rPr>
-            <w:rStyle w:val="Hyperlink"/>
-          </w:rPr>
-          <w:t xml:space="preserve">-mutated melanoma: A randomized phase 2 trial</w:t>
+          <w:t xml:space="preserve">distance</w:t>
         </w:r>
       </w:hyperlink>
       <w:r>
@@ -8277,7 +8408,7 @@
           <w:i/>
           <w:iCs/>
         </w:rPr>
-        <w:t xml:space="preserve">Nature Medicine</w:t>
+        <w:t xml:space="preserve">Journal of the Royal Statistical Society: Series B</w:t>
       </w:r>
       <w:r>
         <w:t xml:space="preserve"> </w:t>
@@ -8287,20 +8418,20 @@
           <w:b/>
           <w:bCs/>
         </w:rPr>
-        <w:t xml:space="preserve">26</w:t>
-      </w:r>
-      <w:r>
-        <w:t xml:space="preserve">, 1564–1568 (2020).</w:t>
-      </w:r>
-    </w:p>
-    <w:bookmarkEnd w:id="123"/>
-    <w:bookmarkStart w:id="125" w:name="ref-zhang2017adaptive"/>
+        <w:t xml:space="preserve">81</w:t>
+      </w:r>
+      <w:r>
+        <w:t xml:space="preserve">, 235–269 (2019).</w:t>
+      </w:r>
+    </w:p>
+    <w:bookmarkEnd w:id="125"/>
+    <w:bookmarkStart w:id="127" w:name="ref-algazi2020"/>
     <w:p>
       <w:pPr>
         <w:pStyle w:val="Bibliography"/>
       </w:pPr>
       <w:r>
-        <w:t xml:space="preserve">31.</w:t>
+        <w:t xml:space="preserve">32.</w:t>
       </w:r>
       <w:r>
         <w:t xml:space="preserve"> </w:t>
@@ -8309,21 +8440,7 @@
         <w:t xml:space="preserve">	</w:t>
       </w:r>
       <w:r>
-        <w:t xml:space="preserve">Zhang, J., Cunningham, J. J., Brown, J. S. &amp; Gatenby, R. A.</w:t>
-      </w:r>
-      <w:r>
-        <w:t xml:space="preserve"> </w:t>
-      </w:r>
-      <w:hyperlink r:id="rId124">
-        <w:r>
-          <w:rPr>
-            <w:rStyle w:val="Hyperlink"/>
-          </w:rPr>
-          <w:t xml:space="preserve">Integrating evolutionary dynamics into treatment of metastatic castrate-resistant prostate cancer</w:t>
-        </w:r>
-      </w:hyperlink>
-      <w:r>
-        <w:t xml:space="preserve">.</w:t>
+        <w:t xml:space="preserve">Algazi, A. P.</w:t>
       </w:r>
       <w:r>
         <w:t xml:space="preserve"> </w:t>
@@ -8333,7 +8450,97 @@
           <w:i/>
           <w:iCs/>
         </w:rPr>
-        <w:t xml:space="preserve">Nature Communications</w:t>
+        <w:t xml:space="preserve">et al.</w:t>
+      </w:r>
+      <w:r>
+        <w:t xml:space="preserve"> </w:t>
+      </w:r>
+      <w:hyperlink r:id="rId126">
+        <w:r>
+          <w:rPr>
+            <w:rStyle w:val="Hyperlink"/>
+          </w:rPr>
+          <w:t xml:space="preserve">Continuous versus intermittent</w:t>
+        </w:r>
+        <w:r>
+          <w:rPr>
+            <w:rStyle w:val="Hyperlink"/>
+          </w:rPr>
+          <w:t xml:space="preserve"> </w:t>
+        </w:r>
+        <w:r>
+          <w:rPr>
+            <w:rStyle w:val="Hyperlink"/>
+          </w:rPr>
+          <w:t xml:space="preserve">BRAF</w:t>
+        </w:r>
+        <w:r>
+          <w:rPr>
+            <w:rStyle w:val="Hyperlink"/>
+          </w:rPr>
+          <w:t xml:space="preserve"> </w:t>
+        </w:r>
+        <w:r>
+          <w:rPr>
+            <w:rStyle w:val="Hyperlink"/>
+          </w:rPr>
+          <w:t xml:space="preserve">and</w:t>
+        </w:r>
+        <w:r>
+          <w:rPr>
+            <w:rStyle w:val="Hyperlink"/>
+          </w:rPr>
+          <w:t xml:space="preserve"> </w:t>
+        </w:r>
+        <w:r>
+          <w:rPr>
+            <w:rStyle w:val="Hyperlink"/>
+          </w:rPr>
+          <w:t xml:space="preserve">MEK</w:t>
+        </w:r>
+        <w:r>
+          <w:rPr>
+            <w:rStyle w:val="Hyperlink"/>
+          </w:rPr>
+          <w:t xml:space="preserve"> </w:t>
+        </w:r>
+        <w:r>
+          <w:rPr>
+            <w:rStyle w:val="Hyperlink"/>
+          </w:rPr>
+          <w:t xml:space="preserve">inhibition in patients with</w:t>
+        </w:r>
+        <w:r>
+          <w:rPr>
+            <w:rStyle w:val="Hyperlink"/>
+          </w:rPr>
+          <w:t xml:space="preserve"> </w:t>
+        </w:r>
+        <w:r>
+          <w:rPr>
+            <w:rStyle w:val="Hyperlink"/>
+          </w:rPr>
+          <w:t xml:space="preserve">BRAF</w:t>
+        </w:r>
+        <w:r>
+          <w:rPr>
+            <w:rStyle w:val="Hyperlink"/>
+          </w:rPr>
+          <w:t xml:space="preserve">-mutated melanoma: A randomized phase 2 trial</w:t>
+        </w:r>
+      </w:hyperlink>
+      <w:r>
+        <w:t xml:space="preserve">.</w:t>
+      </w:r>
+      <w:r>
+        <w:t xml:space="preserve"> </w:t>
+      </w:r>
+      <w:r>
+        <w:rPr>
+          <w:i/>
+          <w:iCs/>
+        </w:rPr>
+        <w:t xml:space="preserve">Nature Medicine</w:t>
       </w:r>
       <w:r>
         <w:t xml:space="preserve"> </w:t>
@@ -8343,20 +8550,20 @@
           <w:b/>
           <w:bCs/>
         </w:rPr>
-        <w:t xml:space="preserve">8</w:t>
-      </w:r>
-      <w:r>
-        <w:t xml:space="preserve">, 1816 (2017).</w:t>
-      </w:r>
-    </w:p>
-    <w:bookmarkEnd w:id="125"/>
-    <w:bookmarkStart w:id="127" w:name="ref-dasthakur2013"/>
+        <w:t xml:space="preserve">26</w:t>
+      </w:r>
+      <w:r>
+        <w:t xml:space="preserve">, 1564–1568 (2020).</w:t>
+      </w:r>
+    </w:p>
+    <w:bookmarkEnd w:id="127"/>
+    <w:bookmarkStart w:id="129" w:name="ref-zhang2017adaptive"/>
     <w:p>
       <w:pPr>
         <w:pStyle w:val="Bibliography"/>
       </w:pPr>
       <w:r>
-        <w:t xml:space="preserve">32.</w:t>
+        <w:t xml:space="preserve">33.</w:t>
       </w:r>
       <w:r>
         <w:t xml:space="preserve"> </w:t>
@@ -8365,17 +8572,17 @@
         <w:t xml:space="preserve">	</w:t>
       </w:r>
       <w:r>
-        <w:t xml:space="preserve">Das Thakur, M. &amp; Stuart, D. D.</w:t>
-      </w:r>
-      <w:r>
-        <w:t xml:space="preserve"> </w:t>
-      </w:r>
-      <w:hyperlink r:id="rId126">
-        <w:r>
-          <w:rPr>
-            <w:rStyle w:val="Hyperlink"/>
-          </w:rPr>
-          <w:t xml:space="preserve">The evolution of melanoma resistance reveals therapeutic opportunities</w:t>
+        <w:t xml:space="preserve">Zhang, J., Cunningham, J. J., Brown, J. S. &amp; Gatenby, R. A.</w:t>
+      </w:r>
+      <w:r>
+        <w:t xml:space="preserve"> </w:t>
+      </w:r>
+      <w:hyperlink r:id="rId128">
+        <w:r>
+          <w:rPr>
+            <w:rStyle w:val="Hyperlink"/>
+          </w:rPr>
+          <w:t xml:space="preserve">Integrating evolutionary dynamics into treatment of metastatic castrate-resistant prostate cancer</w:t>
         </w:r>
       </w:hyperlink>
       <w:r>
@@ -8389,7 +8596,7 @@
           <w:i/>
           <w:iCs/>
         </w:rPr>
-        <w:t xml:space="preserve">Cancer Research</w:t>
+        <w:t xml:space="preserve">Nature Communications</w:t>
       </w:r>
       <w:r>
         <w:t xml:space="preserve"> </w:t>
@@ -8399,20 +8606,20 @@
           <w:b/>
           <w:bCs/>
         </w:rPr>
-        <w:t xml:space="preserve">73</w:t>
-      </w:r>
-      <w:r>
-        <w:t xml:space="preserve">, 6106–6110 (2013).</w:t>
-      </w:r>
-    </w:p>
-    <w:bookmarkEnd w:id="127"/>
-    <w:bookmarkStart w:id="129" w:name="ref-gilbert2013"/>
+        <w:t xml:space="preserve">8</w:t>
+      </w:r>
+      <w:r>
+        <w:t xml:space="preserve">, 1816 (2017).</w:t>
+      </w:r>
+    </w:p>
+    <w:bookmarkEnd w:id="129"/>
+    <w:bookmarkStart w:id="131" w:name="ref-dasthakur2013"/>
     <w:p>
       <w:pPr>
         <w:pStyle w:val="Bibliography"/>
       </w:pPr>
       <w:r>
-        <w:t xml:space="preserve">33.</w:t>
+        <w:t xml:space="preserve">34.</w:t>
       </w:r>
       <w:r>
         <w:t xml:space="preserve"> </w:t>
@@ -8421,7 +8628,21 @@
         <w:t xml:space="preserve">	</w:t>
       </w:r>
       <w:r>
-        <w:t xml:space="preserve">Gilbert, M. R.</w:t>
+        <w:t xml:space="preserve">Das Thakur, M. &amp; Stuart, D. D.</w:t>
+      </w:r>
+      <w:r>
+        <w:t xml:space="preserve"> </w:t>
+      </w:r>
+      <w:hyperlink r:id="rId130">
+        <w:r>
+          <w:rPr>
+            <w:rStyle w:val="Hyperlink"/>
+          </w:rPr>
+          <w:t xml:space="preserve">The evolution of melanoma resistance reveals therapeutic opportunities</w:t>
+        </w:r>
+      </w:hyperlink>
+      <w:r>
+        <w:t xml:space="preserve">.</w:t>
       </w:r>
       <w:r>
         <w:t xml:space="preserve"> </w:t>
@@ -8431,45 +8652,39 @@
           <w:i/>
           <w:iCs/>
         </w:rPr>
-        <w:t xml:space="preserve">et al.</w:t>
-      </w:r>
-      <w:r>
-        <w:t xml:space="preserve"> </w:t>
-      </w:r>
-      <w:hyperlink r:id="rId128">
-        <w:r>
-          <w:rPr>
-            <w:rStyle w:val="Hyperlink"/>
-          </w:rPr>
-          <w:t xml:space="preserve">Dose-dense temozolomide for newly diagnosed glioblastoma: A randomized phase</w:t>
-        </w:r>
-        <w:r>
-          <w:rPr>
-            <w:rStyle w:val="Hyperlink"/>
-          </w:rPr>
-          <w:t xml:space="preserve"> </w:t>
-        </w:r>
-        <w:r>
-          <w:rPr>
-            <w:rStyle w:val="Hyperlink"/>
-          </w:rPr>
-          <w:t xml:space="preserve">III</w:t>
-        </w:r>
-        <w:r>
-          <w:rPr>
-            <w:rStyle w:val="Hyperlink"/>
-          </w:rPr>
-          <w:t xml:space="preserve"> </w:t>
-        </w:r>
-        <w:r>
-          <w:rPr>
-            <w:rStyle w:val="Hyperlink"/>
-          </w:rPr>
-          <w:t xml:space="preserve">clinical trial</w:t>
-        </w:r>
-      </w:hyperlink>
-      <w:r>
-        <w:t xml:space="preserve">.</w:t>
+        <w:t xml:space="preserve">Cancer Research</w:t>
+      </w:r>
+      <w:r>
+        <w:t xml:space="preserve"> </w:t>
+      </w:r>
+      <w:r>
+        <w:rPr>
+          <w:b/>
+          <w:bCs/>
+        </w:rPr>
+        <w:t xml:space="preserve">73</w:t>
+      </w:r>
+      <w:r>
+        <w:t xml:space="preserve">, 6106–6110 (2013).</w:t>
+      </w:r>
+    </w:p>
+    <w:bookmarkEnd w:id="131"/>
+    <w:bookmarkStart w:id="133" w:name="ref-strobl2021"/>
+    <w:p>
+      <w:pPr>
+        <w:pStyle w:val="Bibliography"/>
+      </w:pPr>
+      <w:r>
+        <w:t xml:space="preserve">35.</w:t>
+      </w:r>
+      <w:r>
+        <w:t xml:space="preserve"> </w:t>
+      </w:r>
+      <w:r>
+        <w:t xml:space="preserve">	</w:t>
+      </w:r>
+      <w:r>
+        <w:t xml:space="preserve">Strobl, M. A. R.</w:t>
       </w:r>
       <w:r>
         <w:t xml:space="preserve"> </w:t>
@@ -8479,7 +8694,31 @@
           <w:i/>
           <w:iCs/>
         </w:rPr>
-        <w:t xml:space="preserve">Journal of Clinical Oncology</w:t>
+        <w:t xml:space="preserve">et al.</w:t>
+      </w:r>
+      <w:r>
+        <w:t xml:space="preserve"> </w:t>
+      </w:r>
+      <w:hyperlink r:id="rId132">
+        <w:r>
+          <w:rPr>
+            <w:rStyle w:val="Hyperlink"/>
+          </w:rPr>
+          <w:t xml:space="preserve">Turnover modulates the need for a cost of resistance in adaptive therapy</w:t>
+        </w:r>
+      </w:hyperlink>
+      <w:r>
+        <w:t xml:space="preserve">.</w:t>
+      </w:r>
+      <w:r>
+        <w:t xml:space="preserve"> </w:t>
+      </w:r>
+      <w:r>
+        <w:rPr>
+          <w:i/>
+          <w:iCs/>
+        </w:rPr>
+        <w:t xml:space="preserve">Cancer Research</w:t>
       </w:r>
       <w:r>
         <w:t xml:space="preserve"> </w:t>
@@ -8489,20 +8728,20 @@
           <w:b/>
           <w:bCs/>
         </w:rPr>
-        <w:t xml:space="preserve">31</w:t>
-      </w:r>
-      <w:r>
-        <w:t xml:space="preserve">, 4085–4091 (2013).</w:t>
-      </w:r>
-    </w:p>
-    <w:bookmarkEnd w:id="129"/>
-    <w:bookmarkStart w:id="131" w:name="ref-ostermann2004"/>
+        <w:t xml:space="preserve">81</w:t>
+      </w:r>
+      <w:r>
+        <w:t xml:space="preserve">, 1135–1147 (2021).</w:t>
+      </w:r>
+    </w:p>
+    <w:bookmarkEnd w:id="133"/>
+    <w:bookmarkStart w:id="135" w:name="ref-gilbert2013"/>
     <w:p>
       <w:pPr>
         <w:pStyle w:val="Bibliography"/>
       </w:pPr>
       <w:r>
-        <w:t xml:space="preserve">34.</w:t>
+        <w:t xml:space="preserve">36.</w:t>
       </w:r>
       <w:r>
         <w:t xml:space="preserve"> </w:t>
@@ -8511,7 +8750,7 @@
         <w:t xml:space="preserve">	</w:t>
       </w:r>
       <w:r>
-        <w:t xml:space="preserve">Ostermann, S.</w:t>
+        <w:t xml:space="preserve">Gilbert, M. R.</w:t>
       </w:r>
       <w:r>
         <w:t xml:space="preserve"> </w:t>
@@ -8526,12 +8765,36 @@
       <w:r>
         <w:t xml:space="preserve"> </w:t>
       </w:r>
-      <w:hyperlink r:id="rId130">
-        <w:r>
-          <w:rPr>
-            <w:rStyle w:val="Hyperlink"/>
-          </w:rPr>
-          <w:t xml:space="preserve">Plasma and cerebrospinal fluid population pharmacokinetics of temozolomide in malignant glioma patients</w:t>
+      <w:hyperlink r:id="rId134">
+        <w:r>
+          <w:rPr>
+            <w:rStyle w:val="Hyperlink"/>
+          </w:rPr>
+          <w:t xml:space="preserve">Dose-dense temozolomide for newly diagnosed glioblastoma: A randomized phase</w:t>
+        </w:r>
+        <w:r>
+          <w:rPr>
+            <w:rStyle w:val="Hyperlink"/>
+          </w:rPr>
+          <w:t xml:space="preserve"> </w:t>
+        </w:r>
+        <w:r>
+          <w:rPr>
+            <w:rStyle w:val="Hyperlink"/>
+          </w:rPr>
+          <w:t xml:space="preserve">III</w:t>
+        </w:r>
+        <w:r>
+          <w:rPr>
+            <w:rStyle w:val="Hyperlink"/>
+          </w:rPr>
+          <w:t xml:space="preserve"> </w:t>
+        </w:r>
+        <w:r>
+          <w:rPr>
+            <w:rStyle w:val="Hyperlink"/>
+          </w:rPr>
+          <w:t xml:space="preserve">clinical trial</w:t>
         </w:r>
       </w:hyperlink>
       <w:r>
@@ -8545,7 +8808,7 @@
           <w:i/>
           <w:iCs/>
         </w:rPr>
-        <w:t xml:space="preserve">Clinical Cancer Research</w:t>
+        <w:t xml:space="preserve">Journal of Clinical Oncology</w:t>
       </w:r>
       <w:r>
         <w:t xml:space="preserve"> </w:t>
@@ -8555,20 +8818,20 @@
           <w:b/>
           <w:bCs/>
         </w:rPr>
-        <w:t xml:space="preserve">10</w:t>
-      </w:r>
-      <w:r>
-        <w:t xml:space="preserve">, 3728–3736 (2004).</w:t>
-      </w:r>
-    </w:p>
-    <w:bookmarkEnd w:id="131"/>
-    <w:bookmarkStart w:id="133" w:name="ref-gillespie1977"/>
+        <w:t xml:space="preserve">31</w:t>
+      </w:r>
+      <w:r>
+        <w:t xml:space="preserve">, 4085–4091 (2013).</w:t>
+      </w:r>
+    </w:p>
+    <w:bookmarkEnd w:id="135"/>
+    <w:bookmarkStart w:id="137" w:name="ref-ostermann2004"/>
     <w:p>
       <w:pPr>
         <w:pStyle w:val="Bibliography"/>
       </w:pPr>
       <w:r>
-        <w:t xml:space="preserve">35.</w:t>
+        <w:t xml:space="preserve">37.</w:t>
       </w:r>
       <w:r>
         <w:t xml:space="preserve"> </w:t>
@@ -8577,21 +8840,7 @@
         <w:t xml:space="preserve">	</w:t>
       </w:r>
       <w:r>
-        <w:t xml:space="preserve">Gillespie, D. T.</w:t>
-      </w:r>
-      <w:r>
-        <w:t xml:space="preserve"> </w:t>
-      </w:r>
-      <w:hyperlink r:id="rId132">
-        <w:r>
-          <w:rPr>
-            <w:rStyle w:val="Hyperlink"/>
-          </w:rPr>
-          <w:t xml:space="preserve">Exact stochastic simulation of coupled chemical reactions</w:t>
-        </w:r>
-      </w:hyperlink>
-      <w:r>
-        <w:t xml:space="preserve">.</w:t>
+        <w:t xml:space="preserve">Ostermann, S.</w:t>
       </w:r>
       <w:r>
         <w:t xml:space="preserve"> </w:t>
@@ -8601,7 +8850,31 @@
           <w:i/>
           <w:iCs/>
         </w:rPr>
-        <w:t xml:space="preserve">The Journal of Physical Chemistry</w:t>
+        <w:t xml:space="preserve">et al.</w:t>
+      </w:r>
+      <w:r>
+        <w:t xml:space="preserve"> </w:t>
+      </w:r>
+      <w:hyperlink r:id="rId136">
+        <w:r>
+          <w:rPr>
+            <w:rStyle w:val="Hyperlink"/>
+          </w:rPr>
+          <w:t xml:space="preserve">Plasma and cerebrospinal fluid population pharmacokinetics of temozolomide in malignant glioma patients</w:t>
+        </w:r>
+      </w:hyperlink>
+      <w:r>
+        <w:t xml:space="preserve">.</w:t>
+      </w:r>
+      <w:r>
+        <w:t xml:space="preserve"> </w:t>
+      </w:r>
+      <w:r>
+        <w:rPr>
+          <w:i/>
+          <w:iCs/>
+        </w:rPr>
+        <w:t xml:space="preserve">Clinical Cancer Research</w:t>
       </w:r>
       <w:r>
         <w:t xml:space="preserve"> </w:t>
@@ -8611,20 +8884,20 @@
           <w:b/>
           <w:bCs/>
         </w:rPr>
-        <w:t xml:space="preserve">81</w:t>
-      </w:r>
-      <w:r>
-        <w:t xml:space="preserve">, 2340–2361 (1977).</w:t>
-      </w:r>
-    </w:p>
-    <w:bookmarkEnd w:id="133"/>
-    <w:bookmarkStart w:id="135" w:name="ref-gillespie2001"/>
+        <w:t xml:space="preserve">10</w:t>
+      </w:r>
+      <w:r>
+        <w:t xml:space="preserve">, 3728–3736 (2004).</w:t>
+      </w:r>
+    </w:p>
+    <w:bookmarkEnd w:id="137"/>
+    <w:bookmarkStart w:id="139" w:name="ref-gillespie1977"/>
     <w:p>
       <w:pPr>
         <w:pStyle w:val="Bibliography"/>
       </w:pPr>
       <w:r>
-        <w:t xml:space="preserve">36.</w:t>
+        <w:t xml:space="preserve">38.</w:t>
       </w:r>
       <w:r>
         <w:t xml:space="preserve"> </w:t>
@@ -8638,12 +8911,12 @@
       <w:r>
         <w:t xml:space="preserve"> </w:t>
       </w:r>
-      <w:hyperlink r:id="rId134">
-        <w:r>
-          <w:rPr>
-            <w:rStyle w:val="Hyperlink"/>
-          </w:rPr>
-          <w:t xml:space="preserve">Approximate accelerated stochastic simulation of chemically reacting systems</w:t>
+      <w:hyperlink r:id="rId138">
+        <w:r>
+          <w:rPr>
+            <w:rStyle w:val="Hyperlink"/>
+          </w:rPr>
+          <w:t xml:space="preserve">Exact stochastic simulation of coupled chemical reactions</w:t>
         </w:r>
       </w:hyperlink>
       <w:r>
@@ -8657,7 +8930,7 @@
           <w:i/>
           <w:iCs/>
         </w:rPr>
-        <w:t xml:space="preserve">The Journal of Chemical Physics</w:t>
+        <w:t xml:space="preserve">The Journal of Physical Chemistry</w:t>
       </w:r>
       <w:r>
         <w:t xml:space="preserve"> </w:t>
@@ -8667,20 +8940,20 @@
           <w:b/>
           <w:bCs/>
         </w:rPr>
-        <w:t xml:space="preserve">115</w:t>
-      </w:r>
-      <w:r>
-        <w:t xml:space="preserve">, 1716–1733 (2001).</w:t>
-      </w:r>
-    </w:p>
-    <w:bookmarkEnd w:id="135"/>
-    <w:bookmarkStart w:id="137" w:name="ref-cao2006"/>
+        <w:t xml:space="preserve">81</w:t>
+      </w:r>
+      <w:r>
+        <w:t xml:space="preserve">, 2340–2361 (1977).</w:t>
+      </w:r>
+    </w:p>
+    <w:bookmarkEnd w:id="139"/>
+    <w:bookmarkStart w:id="141" w:name="ref-gillespie2001"/>
     <w:p>
       <w:pPr>
         <w:pStyle w:val="Bibliography"/>
       </w:pPr>
       <w:r>
-        <w:t xml:space="preserve">37.</w:t>
+        <w:t xml:space="preserve">39.</w:t>
       </w:r>
       <w:r>
         <w:t xml:space="preserve"> </w:t>
@@ -8689,17 +8962,17 @@
         <w:t xml:space="preserve">	</w:t>
       </w:r>
       <w:r>
-        <w:t xml:space="preserve">Cao, Y., Gillespie, D. T. &amp; Petzold, L. R.</w:t>
-      </w:r>
-      <w:r>
-        <w:t xml:space="preserve"> </w:t>
-      </w:r>
-      <w:hyperlink r:id="rId136">
-        <w:r>
-          <w:rPr>
-            <w:rStyle w:val="Hyperlink"/>
-          </w:rPr>
-          <w:t xml:space="preserve">Efficient step size selection for the tau-leaping simulation method</w:t>
+        <w:t xml:space="preserve">Gillespie, D. T.</w:t>
+      </w:r>
+      <w:r>
+        <w:t xml:space="preserve"> </w:t>
+      </w:r>
+      <w:hyperlink r:id="rId140">
+        <w:r>
+          <w:rPr>
+            <w:rStyle w:val="Hyperlink"/>
+          </w:rPr>
+          <w:t xml:space="preserve">Approximate accelerated stochastic simulation of chemically reacting systems</w:t>
         </w:r>
       </w:hyperlink>
       <w:r>
@@ -8723,20 +8996,20 @@
           <w:b/>
           <w:bCs/>
         </w:rPr>
-        <w:t xml:space="preserve">124</w:t>
-      </w:r>
-      <w:r>
-        <w:t xml:space="preserve">, 044109 (2006).</w:t>
-      </w:r>
-    </w:p>
-    <w:bookmarkEnd w:id="137"/>
-    <w:bookmarkStart w:id="139" w:name="ref-cao2005"/>
+        <w:t xml:space="preserve">115</w:t>
+      </w:r>
+      <w:r>
+        <w:t xml:space="preserve">, 1716–1733 (2001).</w:t>
+      </w:r>
+    </w:p>
+    <w:bookmarkEnd w:id="141"/>
+    <w:bookmarkStart w:id="143" w:name="ref-cao2006"/>
     <w:p>
       <w:pPr>
         <w:pStyle w:val="Bibliography"/>
       </w:pPr>
       <w:r>
-        <w:t xml:space="preserve">38.</w:t>
+        <w:t xml:space="preserve">40.</w:t>
       </w:r>
       <w:r>
         <w:t xml:space="preserve"> </w:t>
@@ -8750,36 +9023,12 @@
       <w:r>
         <w:t xml:space="preserve"> </w:t>
       </w:r>
-      <w:hyperlink r:id="rId138">
-        <w:r>
-          <w:rPr>
-            <w:rStyle w:val="Hyperlink"/>
-          </w:rPr>
-          <w:t xml:space="preserve">Avoiding negative populations in explicit</w:t>
-        </w:r>
-        <w:r>
-          <w:rPr>
-            <w:rStyle w:val="Hyperlink"/>
-          </w:rPr>
-          <w:t xml:space="preserve"> </w:t>
-        </w:r>
-        <w:r>
-          <w:rPr>
-            <w:rStyle w:val="Hyperlink"/>
-          </w:rPr>
-          <w:t xml:space="preserve">Poisson</w:t>
-        </w:r>
-        <w:r>
-          <w:rPr>
-            <w:rStyle w:val="Hyperlink"/>
-          </w:rPr>
-          <w:t xml:space="preserve"> </w:t>
-        </w:r>
-        <w:r>
-          <w:rPr>
-            <w:rStyle w:val="Hyperlink"/>
-          </w:rPr>
-          <w:t xml:space="preserve">tau-leaping</w:t>
+      <w:hyperlink r:id="rId142">
+        <w:r>
+          <w:rPr>
+            <w:rStyle w:val="Hyperlink"/>
+          </w:rPr>
+          <w:t xml:space="preserve">Efficient step size selection for the tau-leaping simulation method</w:t>
         </w:r>
       </w:hyperlink>
       <w:r>
@@ -8803,20 +9052,20 @@
           <w:b/>
           <w:bCs/>
         </w:rPr>
-        <w:t xml:space="preserve">123</w:t>
-      </w:r>
-      <w:r>
-        <w:t xml:space="preserve">, 054104 (2005).</w:t>
-      </w:r>
-    </w:p>
-    <w:bookmarkEnd w:id="139"/>
-    <w:bookmarkStart w:id="141" w:name="ref-shaffer2020"/>
+        <w:t xml:space="preserve">124</w:t>
+      </w:r>
+      <w:r>
+        <w:t xml:space="preserve">, 044109 (2006).</w:t>
+      </w:r>
+    </w:p>
+    <w:bookmarkEnd w:id="143"/>
+    <w:bookmarkStart w:id="145" w:name="ref-cao2005"/>
     <w:p>
       <w:pPr>
         <w:pStyle w:val="Bibliography"/>
       </w:pPr>
       <w:r>
-        <w:t xml:space="preserve">39.</w:t>
+        <w:t xml:space="preserve">41.</w:t>
       </w:r>
       <w:r>
         <w:t xml:space="preserve"> </w:t>
@@ -8825,7 +9074,45 @@
         <w:t xml:space="preserve">	</w:t>
       </w:r>
       <w:r>
-        <w:t xml:space="preserve">Shaffer, S. M.</w:t>
+        <w:t xml:space="preserve">Cao, Y., Gillespie, D. T. &amp; Petzold, L. R.</w:t>
+      </w:r>
+      <w:r>
+        <w:t xml:space="preserve"> </w:t>
+      </w:r>
+      <w:hyperlink r:id="rId144">
+        <w:r>
+          <w:rPr>
+            <w:rStyle w:val="Hyperlink"/>
+          </w:rPr>
+          <w:t xml:space="preserve">Avoiding negative populations in explicit</w:t>
+        </w:r>
+        <w:r>
+          <w:rPr>
+            <w:rStyle w:val="Hyperlink"/>
+          </w:rPr>
+          <w:t xml:space="preserve"> </w:t>
+        </w:r>
+        <w:r>
+          <w:rPr>
+            <w:rStyle w:val="Hyperlink"/>
+          </w:rPr>
+          <w:t xml:space="preserve">Poisson</w:t>
+        </w:r>
+        <w:r>
+          <w:rPr>
+            <w:rStyle w:val="Hyperlink"/>
+          </w:rPr>
+          <w:t xml:space="preserve"> </w:t>
+        </w:r>
+        <w:r>
+          <w:rPr>
+            <w:rStyle w:val="Hyperlink"/>
+          </w:rPr>
+          <w:t xml:space="preserve">tau-leaping</w:t>
+        </w:r>
+      </w:hyperlink>
+      <w:r>
+        <w:t xml:space="preserve">.</w:t>
       </w:r>
       <w:r>
         <w:t xml:space="preserve"> </w:t>
@@ -8835,21 +9122,39 @@
           <w:i/>
           <w:iCs/>
         </w:rPr>
-        <w:t xml:space="preserve">et al.</w:t>
-      </w:r>
-      <w:r>
-        <w:t xml:space="preserve"> </w:t>
-      </w:r>
-      <w:hyperlink r:id="rId140">
-        <w:r>
-          <w:rPr>
-            <w:rStyle w:val="Hyperlink"/>
-          </w:rPr>
-          <w:t xml:space="preserve">Memory sequencing reveals heritable single-cell gene expression programs associated with distinct cellular behaviors</w:t>
-        </w:r>
-      </w:hyperlink>
-      <w:r>
-        <w:t xml:space="preserve">.</w:t>
+        <w:t xml:space="preserve">The Journal of Chemical Physics</w:t>
+      </w:r>
+      <w:r>
+        <w:t xml:space="preserve"> </w:t>
+      </w:r>
+      <w:r>
+        <w:rPr>
+          <w:b/>
+          <w:bCs/>
+        </w:rPr>
+        <w:t xml:space="preserve">123</w:t>
+      </w:r>
+      <w:r>
+        <w:t xml:space="preserve">, 054104 (2005).</w:t>
+      </w:r>
+    </w:p>
+    <w:bookmarkEnd w:id="145"/>
+    <w:bookmarkStart w:id="147" w:name="ref-shaffer2020"/>
+    <w:p>
+      <w:pPr>
+        <w:pStyle w:val="Bibliography"/>
+      </w:pPr>
+      <w:r>
+        <w:t xml:space="preserve">42.</w:t>
+      </w:r>
+      <w:r>
+        <w:t xml:space="preserve"> </w:t>
+      </w:r>
+      <w:r>
+        <w:t xml:space="preserve">	</w:t>
+      </w:r>
+      <w:r>
+        <w:t xml:space="preserve">Shaffer, S. M.</w:t>
       </w:r>
       <w:r>
         <w:t xml:space="preserve"> </w:t>
@@ -8859,6 +9164,30 @@
           <w:i/>
           <w:iCs/>
         </w:rPr>
+        <w:t xml:space="preserve">et al.</w:t>
+      </w:r>
+      <w:r>
+        <w:t xml:space="preserve"> </w:t>
+      </w:r>
+      <w:hyperlink r:id="rId146">
+        <w:r>
+          <w:rPr>
+            <w:rStyle w:val="Hyperlink"/>
+          </w:rPr>
+          <w:t xml:space="preserve">Memory sequencing reveals heritable single-cell gene expression programs associated with distinct cellular behaviors</w:t>
+        </w:r>
+      </w:hyperlink>
+      <w:r>
+        <w:t xml:space="preserve">.</w:t>
+      </w:r>
+      <w:r>
+        <w:t xml:space="preserve"> </w:t>
+      </w:r>
+      <w:r>
+        <w:rPr>
+          <w:i/>
+          <w:iCs/>
+        </w:rPr>
         <w:t xml:space="preserve">Cell</w:t>
       </w:r>
       <w:r>
@@ -8875,14 +9204,14 @@
         <w:t xml:space="preserve">, 947–959 (2020).</w:t>
       </w:r>
     </w:p>
-    <w:bookmarkEnd w:id="141"/>
-    <w:bookmarkStart w:id="143" w:name="ref-toni2009"/>
+    <w:bookmarkEnd w:id="147"/>
+    <w:bookmarkStart w:id="149" w:name="ref-toni2009"/>
     <w:p>
       <w:pPr>
         <w:pStyle w:val="Bibliography"/>
       </w:pPr>
       <w:r>
-        <w:t xml:space="preserve">40.</w:t>
+        <w:t xml:space="preserve">43.</w:t>
       </w:r>
       <w:r>
         <w:t xml:space="preserve"> </w:t>
@@ -8896,7 +9225,7 @@
       <w:r>
         <w:t xml:space="preserve"> </w:t>
       </w:r>
-      <w:hyperlink r:id="rId142">
+      <w:hyperlink r:id="rId148">
         <w:r>
           <w:rPr>
             <w:rStyle w:val="Hyperlink"/>
@@ -8955,14 +9284,14 @@
         <w:t xml:space="preserve">, 187–202 (2009).</w:t>
       </w:r>
     </w:p>
-    <w:bookmarkEnd w:id="143"/>
-    <w:bookmarkStart w:id="145" w:name="ref-friedman2006"/>
+    <w:bookmarkEnd w:id="149"/>
+    <w:bookmarkStart w:id="151" w:name="ref-friedman2006"/>
     <w:p>
       <w:pPr>
         <w:pStyle w:val="Bibliography"/>
       </w:pPr>
       <w:r>
-        <w:t xml:space="preserve">41.</w:t>
+        <w:t xml:space="preserve">44.</w:t>
       </w:r>
       <w:r>
         <w:t xml:space="preserve"> </w:t>
@@ -8976,7 +9305,7 @@
       <w:r>
         <w:t xml:space="preserve"> </w:t>
       </w:r>
-      <w:hyperlink r:id="rId144">
+      <w:hyperlink r:id="rId150">
         <w:r>
           <w:rPr>
             <w:rStyle w:val="Hyperlink"/>
@@ -9011,14 +9340,14 @@
         <w:t xml:space="preserve">, 168302 (2006).</w:t>
       </w:r>
     </w:p>
-    <w:bookmarkEnd w:id="145"/>
-    <w:bookmarkStart w:id="147" w:name="ref-shahrezaei2008"/>
+    <w:bookmarkEnd w:id="151"/>
+    <w:bookmarkStart w:id="153" w:name="ref-shahrezaei2008"/>
     <w:p>
       <w:pPr>
         <w:pStyle w:val="Bibliography"/>
       </w:pPr>
       <w:r>
-        <w:t xml:space="preserve">42.</w:t>
+        <w:t xml:space="preserve">45.</w:t>
       </w:r>
       <w:r>
         <w:t xml:space="preserve"> </w:t>
@@ -9032,7 +9361,7 @@
       <w:r>
         <w:t xml:space="preserve"> </w:t>
       </w:r>
-      <w:hyperlink r:id="rId146">
+      <w:hyperlink r:id="rId152">
         <w:r>
           <w:rPr>
             <w:rStyle w:val="Hyperlink"/>
@@ -9067,14 +9396,14 @@
         <w:t xml:space="preserve">, 17256–17261 (2008).</w:t>
       </w:r>
     </w:p>
-    <w:bookmarkEnd w:id="147"/>
-    <w:bookmarkStart w:id="149" w:name="ref-sciml"/>
+    <w:bookmarkEnd w:id="153"/>
+    <w:bookmarkStart w:id="155" w:name="ref-sciml"/>
     <w:p>
       <w:pPr>
         <w:pStyle w:val="Bibliography"/>
       </w:pPr>
       <w:r>
-        <w:t xml:space="preserve">43.</w:t>
+        <w:t xml:space="preserve">46.</w:t>
       </w:r>
       <w:r>
         <w:t xml:space="preserve"> </w:t>
@@ -9088,7 +9417,7 @@
       <w:r>
         <w:t xml:space="preserve"> </w:t>
       </w:r>
-      <w:hyperlink r:id="rId148">
+      <w:hyperlink r:id="rId154">
         <w:r>
           <w:rPr>
             <w:rStyle w:val="Hyperlink"/>
@@ -9140,14 +9469,14 @@
         <w:t xml:space="preserve">vol. 5 15 (2017).</w:t>
       </w:r>
     </w:p>
-    <w:bookmarkEnd w:id="149"/>
-    <w:bookmarkStart w:id="151" w:name="ref-huh2011"/>
+    <w:bookmarkEnd w:id="155"/>
+    <w:bookmarkStart w:id="157" w:name="ref-huh2011"/>
     <w:p>
       <w:pPr>
         <w:pStyle w:val="Bibliography"/>
       </w:pPr>
       <w:r>
-        <w:t xml:space="preserve">44.</w:t>
+        <w:t xml:space="preserve">47.</w:t>
       </w:r>
       <w:r>
         <w:t xml:space="preserve"> </w:t>
@@ -9161,7 +9490,7 @@
       <w:r>
         <w:t xml:space="preserve"> </w:t>
       </w:r>
-      <w:hyperlink r:id="rId150">
+      <w:hyperlink r:id="rId156">
         <w:r>
           <w:rPr>
             <w:rStyle w:val="Hyperlink"/>
@@ -9196,14 +9525,14 @@
         <w:t xml:space="preserve">, 95–100 (2011).</w:t>
       </w:r>
     </w:p>
-    <w:bookmarkEnd w:id="151"/>
-    <w:bookmarkStart w:id="153" w:name="ref-huynhthu2010"/>
+    <w:bookmarkEnd w:id="157"/>
+    <w:bookmarkStart w:id="159" w:name="ref-huynhthu2010"/>
     <w:p>
       <w:pPr>
         <w:pStyle w:val="Bibliography"/>
       </w:pPr>
       <w:r>
-        <w:t xml:space="preserve">45.</w:t>
+        <w:t xml:space="preserve">48.</w:t>
       </w:r>
       <w:r>
         <w:t xml:space="preserve"> </w:t>
@@ -9217,7 +9546,7 @@
       <w:r>
         <w:t xml:space="preserve"> </w:t>
       </w:r>
-      <w:hyperlink r:id="rId152">
+      <w:hyperlink r:id="rId158">
         <w:r>
           <w:rPr>
             <w:rStyle w:val="Hyperlink"/>
@@ -9252,14 +9581,14 @@
         <w:t xml:space="preserve">, e12776 (2010).</w:t>
       </w:r>
     </w:p>
-    <w:bookmarkEnd w:id="153"/>
-    <w:bookmarkStart w:id="155" w:name="ref-vandijk2018"/>
+    <w:bookmarkEnd w:id="159"/>
+    <w:bookmarkStart w:id="161" w:name="ref-vandijk2018"/>
     <w:p>
       <w:pPr>
         <w:pStyle w:val="Bibliography"/>
       </w:pPr>
       <w:r>
-        <w:t xml:space="preserve">46.</w:t>
+        <w:t xml:space="preserve">49.</w:t>
       </w:r>
       <w:r>
         <w:t xml:space="preserve"> </w:t>
@@ -9283,7 +9612,7 @@
       <w:r>
         <w:t xml:space="preserve"> </w:t>
       </w:r>
-      <w:hyperlink r:id="rId154">
+      <w:hyperlink r:id="rId160">
         <w:r>
           <w:rPr>
             <w:rStyle w:val="Hyperlink"/>
@@ -9318,14 +9647,14 @@
         <w:t xml:space="preserve">, 716–729 (2018).</w:t>
       </w:r>
     </w:p>
-    <w:bookmarkEnd w:id="155"/>
-    <w:bookmarkStart w:id="157" w:name="ref-wagner2018"/>
+    <w:bookmarkEnd w:id="161"/>
+    <w:bookmarkStart w:id="163" w:name="ref-wagner2018"/>
     <w:p>
       <w:pPr>
         <w:pStyle w:val="Bibliography"/>
       </w:pPr>
       <w:r>
-        <w:t xml:space="preserve">47.</w:t>
+        <w:t xml:space="preserve">50.</w:t>
       </w:r>
       <w:r>
         <w:t xml:space="preserve"> </w:t>
@@ -9361,7 +9690,7 @@
       <w:r>
         <w:t xml:space="preserve"> </w:t>
       </w:r>
-      <w:hyperlink r:id="rId156">
+      <w:hyperlink r:id="rId162">
         <w:r>
           <w:rPr>
             <w:rStyle w:val="Hyperlink"/>
@@ -9375,7 +9704,7 @@
       <w:r>
         <w:t xml:space="preserve">(2018) doi:</w:t>
       </w:r>
-      <w:hyperlink r:id="rId156">
+      <w:hyperlink r:id="rId162">
         <w:r>
           <w:rPr>
             <w:rStyle w:val="Hyperlink"/>
@@ -9387,9 +9716,9 @@
         <w:t xml:space="preserve">.</w:t>
       </w:r>
     </w:p>
-    <w:bookmarkEnd w:id="157"/>
-    <w:bookmarkEnd w:id="158"/>
-    <w:bookmarkEnd w:id="159"/>
+    <w:bookmarkEnd w:id="163"/>
+    <w:bookmarkEnd w:id="164"/>
+    <w:bookmarkEnd w:id="165"/>
     <w:sectPr>
       <w:footnotePr>
         <w:numRestart w:val="eachSect"/>

--- a/paper/manuscript/manuscript.docx
+++ b/paper/manuscript/manuscript.docx
@@ -5238,7 +5238,7 @@
       <w:r>
         <w:drawing>
           <wp:inline>
-            <wp:extent cx="5334000" cy="3314828"/>
+            <wp:extent cx="5334000" cy="3389118"/>
             <wp:effectExtent b="0" l="0" r="0" t="0"/>
             <wp:docPr descr="" title="" id="39" name="Picture"/>
             <a:graphic>
@@ -5259,7 +5259,7 @@
                   <pic:spPr bwMode="auto">
                     <a:xfrm>
                       <a:off x="0" y="0"/>
-                      <a:ext cx="5334000" cy="3314828"/>
+                      <a:ext cx="5334000" cy="3389118"/>
                     </a:xfrm>
                     <a:prstGeom prst="rect">
                       <a:avLst/>
@@ -5375,7 +5375,7 @@
       <w:r>
         <w:drawing>
           <wp:inline>
-            <wp:extent cx="5334000" cy="3956192"/>
+            <wp:extent cx="5334000" cy="3916386"/>
             <wp:effectExtent b="0" l="0" r="0" t="0"/>
             <wp:docPr descr="" title="" id="42" name="Picture"/>
             <a:graphic>
@@ -5396,7 +5396,7 @@
                   <pic:spPr bwMode="auto">
                     <a:xfrm>
                       <a:off x="0" y="0"/>
-                      <a:ext cx="5334000" cy="3956192"/>
+                      <a:ext cx="5334000" cy="3916386"/>
                     </a:xfrm>
                     <a:prstGeom prst="rect">
                       <a:avLst/>
@@ -5512,7 +5512,7 @@
       <w:r>
         <w:drawing>
           <wp:inline>
-            <wp:extent cx="5334000" cy="4868794"/>
+            <wp:extent cx="5334000" cy="4917531"/>
             <wp:effectExtent b="0" l="0" r="0" t="0"/>
             <wp:docPr descr="" title="" id="45" name="Picture"/>
             <a:graphic>
@@ -5533,7 +5533,7 @@
                   <pic:spPr bwMode="auto">
                     <a:xfrm>
                       <a:off x="0" y="0"/>
-                      <a:ext cx="5334000" cy="4868794"/>
+                      <a:ext cx="5334000" cy="4917531"/>
                     </a:xfrm>
                     <a:prstGeom prst="rect">
                       <a:avLst/>
@@ -5675,7 +5675,7 @@
       <w:r>
         <w:drawing>
           <wp:inline>
-            <wp:extent cx="5334000" cy="3805927"/>
+            <wp:extent cx="5334000" cy="3816125"/>
             <wp:effectExtent b="0" l="0" r="0" t="0"/>
             <wp:docPr descr="" title="" id="48" name="Picture"/>
             <a:graphic>
@@ -5696,7 +5696,7 @@
                   <pic:spPr bwMode="auto">
                     <a:xfrm>
                       <a:off x="0" y="0"/>
-                      <a:ext cx="5334000" cy="3805927"/>
+                      <a:ext cx="5334000" cy="3816125"/>
                     </a:xfrm>
                     <a:prstGeom prst="rect">
                       <a:avLst/>
@@ -5786,7 +5786,7 @@
       <w:r>
         <w:drawing>
           <wp:inline>
-            <wp:extent cx="5334000" cy="3406844"/>
+            <wp:extent cx="5334000" cy="5124320"/>
             <wp:effectExtent b="0" l="0" r="0" t="0"/>
             <wp:docPr descr="" title="" id="51" name="Picture"/>
             <a:graphic>
@@ -5807,7 +5807,7 @@
                   <pic:spPr bwMode="auto">
                     <a:xfrm>
                       <a:off x="0" y="0"/>
-                      <a:ext cx="5334000" cy="3406844"/>
+                      <a:ext cx="5334000" cy="5124320"/>
                     </a:xfrm>
                     <a:prstGeom prst="rect">
                       <a:avLst/>
@@ -5897,7 +5897,7 @@
       <w:r>
         <w:drawing>
           <wp:inline>
-            <wp:extent cx="5334000" cy="3715109"/>
+            <wp:extent cx="5334000" cy="4255692"/>
             <wp:effectExtent b="0" l="0" r="0" t="0"/>
             <wp:docPr descr="" title="" id="54" name="Picture"/>
             <a:graphic>
@@ -5918,7 +5918,7 @@
                   <pic:spPr bwMode="auto">
                     <a:xfrm>
                       <a:off x="0" y="0"/>
-                      <a:ext cx="5334000" cy="3715109"/>
+                      <a:ext cx="5334000" cy="4255692"/>
                     </a:xfrm>
                     <a:prstGeom prst="rect">
                       <a:avLst/>
@@ -6043,7 +6043,7 @@
       <w:r>
         <w:drawing>
           <wp:inline>
-            <wp:extent cx="5334000" cy="5481448"/>
+            <wp:extent cx="5334000" cy="5440370"/>
             <wp:effectExtent b="0" l="0" r="0" t="0"/>
             <wp:docPr descr="" title="" id="57" name="Picture"/>
             <a:graphic>
@@ -6064,7 +6064,7 @@
                   <pic:spPr bwMode="auto">
                     <a:xfrm>
                       <a:off x="0" y="0"/>
-                      <a:ext cx="5334000" cy="5481448"/>
+                      <a:ext cx="5334000" cy="5440370"/>
                     </a:xfrm>
                     <a:prstGeom prst="rect">
                       <a:avLst/>

--- a/paper/manuscript/manuscript.docx
+++ b/paper/manuscript/manuscript.docx
@@ -54,7 +54,7 @@
         <w:pStyle w:val="Abstract"/>
       </w:pPr>
       <w:r>
-        <w:t xml:space="preserve">Heritable, non-genetic differences in gene expression decide which cancer cells survive a drug, yet the simulators used to benchmark single-cell methods model neither cell growth nor division, and therefore cannot generate such states from first principles. Here we present Biomodelling.jl 2.0, a framework in which stochastic reaction kinetics run inside growing, dividing and drug-treated cells. Exact, hybrid and adaptive kernels are coupled to exponential growth, volume-scaled transcription, gene replication and division with binomial partitioning and promoter inheritance, to dose schedules and state-dependent killing, to a complete lineage record, to single-cell observation models and to likelihood-free inference. Expression memory, cell-size scaling and cell-cycle-dependent bursting emerge from this physiology rather than being imposed. A single resistance gene with slow promoter switching reproduces the reported signatures of drug-tolerant persisters, and the framework supplies the ground truth that benchmarks of memory-gene detection, network inference and perturbation prediction lack. Calibrated to time-lapse measurements of cisplatin-treated cells, the model predicts held-out concentrations, lineage correlations and single-cell timing. Used with a built-in optimiser, it recovers the opposite rankings of intermittent dosing reported in a melanoma trial and in xenografts, attributes the difference to the fitness of resistant cells without drug, and searches for better schedules.</w:t>
+        <w:t xml:space="preserve">Heritable differences in gene expression decide which cancer cells survive a drug, yet the simulators used to benchmark single-cell methods model neither growth nor division, and cannot generate such states from first principles. Here we present Biomodelling.jl 2.0, in which stochastic reaction kinetics run inside growing, dividing and drug-treated cells. Exact, hybrid and adaptive kernels are coupled to exponential growth, volume-scaled transcription, gene replication and division with binomial partitioning and promoter inheritance, to dose schedules and state-dependent killing, to a lineage record, to observation models and to likelihood-free inference. Expression memory, cell-size scaling and cell-cycle-dependent bursting emerge from this physiology rather than being imposed. A single resistance gene with slow promoter switching reproduces the reported signatures of drug-tolerant persisters, and the framework supplies ground truth that benchmarks of memory genes, network inference and perturbation prediction lack. Calibrated to time-lapse measurements of cisplatin-treated cells, it reproduces lineage correlations and the dose-invariance of single-cell timing, and its residual errors expose the limits of one switching gene. With a built-in optimiser it recovers the opposite rankings of intermittent dosing reported in a melanoma trial and in xenografts, attributes the difference to the fitness of resistant cells without drug, and searches for better schedules.</w:t>
       </w:r>
     </w:p>
     <w:p>
@@ -2053,7 +2053,7 @@
         <w:t xml:space="preserve"> </w:t>
       </w:r>
       <w:r>
-        <w:t xml:space="preserve">(Fig. 2b); and for bursty protein production it matches the negative binomial (Fig. 2c). Across kernels, Kolmogorov-Smirnov distances to the exact law with 20,000 cells lie below the 99% critical value for the direct method and for the hybrid and adaptive schemes at their default tolerances, at wall-clock costs of 0.25 s to 0.91 s per 10⁴ cells (Fig. 2d). Simulating the same telegraph model with JumpProcesses.jl gives distributions whose two-sample Kolmogorov-Smirnov statistic against Biomodelling.jl is 0.0034 (99% critical value 0.0163; Fig. 2e), with a 6.2-fold (in favour of JumpProcesses.jl) difference in serial wall-clock time. Population simulations scale linearly with the number of cells and approximately linearly with the number of reactions: 2.6 s for 5000 cells × 10 telegraph genes × 200 steps (hybrid kernel) with four threads (Fig. 2f).</w:t>
+        <w:t xml:space="preserve">(Fig. 2b); and for bursty protein production it matches the negative binomial (Fig. 2c). Across kernels, Kolmogorov-Smirnov distances to the exact law with 20,000 cells lie below the 99% critical value for the direct method, for the adaptive scheme at both tolerances and for the hybrid scheme at the shorter step, and above it for the hybrid scheme at the longer step (0.0160 and 0.0122 against a critical value of 0.0115; Fig. 2d). That is the expected behaviour of an approximate kernel, and it sets the step below which the approximation is not detectable at this sample size; wall-clock costs are 0.25 s to 0.91 s per 10⁴ cells. Simulating the same telegraph model with JumpProcesses.jl gives distributions whose two-sample Kolmogorov-Smirnov statistic against Biomodelling.jl is 0.0034 (99% critical value 0.0163; Fig. 2e), with a 6.2-fold (in favour of JumpProcesses.jl) difference in serial wall-clock time. Population simulations scale linearly with the number of cells and approximately linearly with the number of reactions: 2.6 s for 5000 cells × 10 telegraph genes × 200 steps (hybrid kernel) with four threads (Fig. 2f).</w:t>
       </w:r>
     </w:p>
     <w:bookmarkEnd w:id="10"/>
@@ -2150,7 +2150,7 @@
         <w:t xml:space="preserve">9</w:t>
       </w:r>
       <w:r>
-        <w:t xml:space="preserve">, leaves the number of surviving clones unchanged if the acceleration stops when the drug arrives (98 versus 120 clones), because it reshuffles which cells occupy the resistant state without changing how many do. Maintaining it during exposure reduces the count to 7 clones (10 cells, against 792; Fig. 4f), because resistant cells now leave the protected state within a fraction of the time they need to found a colony. In the model, memory must be disrupted while the drug is present. Compartment theory for phenotypic switching already predicts that an agent which perturbs the retention of the resistant state can turn treatment failure into success</w:t>
+        <w:t xml:space="preserve">, does not reduce the number of surviving clones if the acceleration stops when the drug arrives: it raises them, from 98 to 120 (mean of 5 seeds each, P = 0.009, Welch’s t test). Reshuffling spreads the resistant state over more lineages and moves the resistant fraction towards its stationary value (0.09 to 0.11), so more clones carry a protected cell when the drug arrives, even though protection itself is untouched. Maintaining it during exposure reduces the count to 7 clones (10 cells, against 792; Fig. 4f), because resistant cells now leave the protected state within a fraction of the time they need to found a colony. In the model, memory must be disrupted while the drug is present. Compartment theory for phenotypic switching already predicts that an agent which perturbs the retention of the resistant state can turn treatment failure into success</w:t>
       </w:r>
       <w:r>
         <w:rPr>
@@ -2195,7 +2195,7 @@
         <w:pStyle w:val="FirstParagraph"/>
       </w:pPr>
       <w:r>
-        <w:t xml:space="preserve">Because every cell’s clone, lineage and true state are known, the framework supplies ground truth that observational data cannot (Fig. 5). For 40 independent genes whose memory times span three decades, MemorySeq-style clonal variance scores computed on true concentrations rise from 1.0 for genes with memory far below the cell-cycle time to 29.6 for the slowest genes, and the ranking survives computation on sequenced counts at 20% capture efficiency (Fig. 5a); the score separates genes with memory longer than the cycle from the rest with an area under the receiver operating curve of 1.00 on true concentrations and 0.99 on sequenced counts. For a 30-gene network simulated at fixed volume, in a dividing population and after sequencing, correlation-based and GENIE3 inference lose most of their accuracy in the dividing population when raw counts are used (area under the precision-recall curve 0.52 to 0.14 for Pearson correlation and 0.32 to 0.13 for GENIE3, against 0.08 for a random ranking), because volume and gene copy number induce positive correlations between all genes. Normalising counts to concentrations removes the volume effect but recovers little (0.18 and 0.18), since the dependence on copy number and cell age remains; regressing expression on the true cell-cycle covariates, which the simulation provides and which cell-cycle scoring approximates in real data, recovers most of the loss (0.46 and 0.30). Sequencing at 15% capture efficiency lowers accuracy further (0.11 raw and 0.24 library-size-normalised for Pearson correlation; 0.07 and 0.08 for GENIE3; Fig. 5b). Imputation with kNN-smoothing and MAGIC before inference changes the area under the precision-recall curve by +0.05 to +0.21 (Pearson correlation) (Fig. 5c), consistent with the original benchmark</w:t>
+        <w:t xml:space="preserve">Because every cell’s clone, lineage and true state are known, the framework supplies ground truth that observational data cannot (Fig. 5). For 40 independent genes whose memory times span three decades, MemorySeq-style clonal variance scores computed on true concentrations rise from 1.0 for genes with memory far below the cell-cycle time to 29.6 for the slowest genes, and the ranking survives computation on sequenced counts at 20% capture efficiency (Fig. 5a); the score separates genes with memory longer than the cycle from the rest with an area under the receiver operating curve of 1.00 on true concentrations and 0.99 on sequenced counts. For a 30-gene network simulated at fixed volume, in a dividing population and after sequencing, correlation-based and GENIE3 inference lose most of their accuracy in the dividing population when raw counts are used (area under the precision-recall curve 0.52 to 0.14 for Pearson correlation and 0.32 to 0.13 for GENIE3, against 0.10 for a random ranking of undirected pairs and 0.05 for directed edges), because volume and gene copy number induce positive correlations between all genes. Normalising counts to concentrations removes the volume effect but recovers little (0.18 and 0.18), since the dependence on copy number and cell age remains; regressing expression on the true cell-cycle covariates, which the simulation provides and which cell-cycle scoring approximates in real data, recovers most of the loss (0.46 and 0.30). Sequencing at 15% capture efficiency lowers accuracy further (0.11 raw and 0.24 library-size-normalised for Pearson correlation; 0.07 and 0.08 for GENIE3; Fig. 5b). Imputing the sequenced counts before inference recovers part of that loss: MAGIC raises the area under the precision-recall curve from 0.11 to 0.32 for Pearson correlation and from 0.07 to 0.18 for GENIE3, and kNN-smoothing gives 0.16 and 0.12 (Fig. 5c). Neither reaches the accuracy obtained at fixed volume, nor that of regressing out the cell-cycle covariates, so imputation mitigates the sequencing loss without touching the growth confound that produces most of it</w:t>
       </w:r>
       <w:r>
         <w:rPr>
@@ -2204,7 +2204,7 @@
         <w:t xml:space="preserve">25</w:t>
       </w:r>
       <w:r>
-        <w:t xml:space="preserve">. Knocking down the five most connected regulators of a 20-gene network produces true fold changes that a no-change baseline and the propagation of observational correlations predict with coefficients of determination of -0.16 and -0.23 (Fig. 5d), illustrating how causal, out-of-distribution ground truth can be generated for the evaluation of perturbation-prediction models</w:t>
+        <w:t xml:space="preserve">. Knocking down the five most connected regulators of a 20-gene network gives true fold changes that a no-change baseline predicts with a mean coefficient of determination of -0.16. Propagating observational correlations beats that baseline for 4 of 5 knockdowns, with coefficients of determination from 0.09 to 0.43, and fails on the remaining one (-2.39), so its mean over the five is -0.23 against a median of 0.30 (Fig. 5d). A predictor that is useful for most perturbations and badly wrong for one is precisely what an out-of-distribution evaluation has to expose, and exposing it needs the causal ground truth that the simulation supplies</w:t>
       </w:r>
       <w:r>
         <w:rPr>
@@ -2333,7 +2333,7 @@
         <w:t xml:space="preserve"> </w:t>
       </w:r>
       <w:r>
-        <w:t xml:space="preserve">16.7 µM; Fig. 7f) reproduces the training fractions with a root-mean-square error of 0.071 and predicts the held-out 10 µM condition with an error of 0.093 (observed died, divided and survived fractions 0.28, 0.31 and 0.41; predicted 0.39, 0.20 and 0.41; Fig. 7a).</w:t>
+        <w:t xml:space="preserve">16.7 µM; Fig. 7f) reproduces the training fractions with a root-mean-square error of 0.071. That error should be read against the precision of the measurement: the observed fractions carry a mean binomial standard error of 0.028 and repeated simulations differ by 0.015, so the fit is about 2.2 times the combined noise and the model does not reproduce the training data within error. At the held-out concentration the root-mean-square error is 0.093, and the discrepancy is specific rather than diffuse: the model matches the fraction surviving without dividing but over-predicts death and under-predicts division (observed died, divided and survived 0.28, 0.31 and 0.41; predicted 0.39, 0.20 and 0.41; Fig. 7a), so it captures the ordering of the three concentrations while misplacing the split between death and division at the intermediate one.</w:t>
       </w:r>
     </w:p>
     <w:p>
@@ -2341,7 +2341,24 @@
         <w:pStyle w:val="BodyText"/>
       </w:pPr>
       <w:r>
-        <w:t xml:space="preserve">Properties that were not fitted can then be compared with the data. Death fates are correlated between sisters (0.09), first cousins (0.06) and second cousins (0.05), and the correlation decays to 0.02 for third cousins and 0.00 for unrelated cells (Fig. 7c), the pattern reported for HCT116 lineages. The mean time to death changes by 8% between 7 and 13 µM while the death fraction rises from 0.13 to 0.59 (Fig. 7d), the dose-invariance of single-cell timing that motivated the original study, and it arises here because dose changes the fraction of unprotected cells rather than their kinetics. The predicted kill curves (Fig. 7b) are 1.5-fold steeper at 13 µM in their first two days than in their second half, but the calibrated memory of 2.8 generations is too short to produce the plateau that HCT116 cells reach after about 100 h: in the model, cells leave the resistant state within days and are then killed. Reproducing the plateau requires a longer memory or a drug-induced stabilisation of the resistant state, which is the kind of conclusion a calibrated forward model can draw and a lineage-tracing experiment can test. The calibration landscape (Fig. 7e) shows how the fitted death rate and EC</w:t>
+        <w:t xml:space="preserve">Six parameters fitted to six numbers are not all determined by them. Moving one parameter at a time from the fitted values, with the others held there, the fate fractions constrain the death parameters to within about a factor of 2 but leave the two switching rates free over roughly a factor of 6 (Supplementary Fig. 3a), which is why the memory of the resistant state was given a prior rather than left to the fate data. Holding the death parameters at their fitted values, memories from 1.0 to 9.0 generations paired with resistant fractions from 1% to 25% all describe the fate fractions within the noise of the measurement (Supplementary Fig. 3b), because a shorter memory with more resistant cells and a longer memory with fewer are hard to tell apart from fates alone. The parameters quoted above should therefore be read as one member of a family of fits that describe these fate fractions equally well, and the biological reading of the memory rests on the lineage correlations that set the prior, not on the fate fractions. Halving the integration step changes the simulated fractions by 0.005, less than the seed-to-seed spread, so the discretisation is not a factor (Supplementary Fig. 3c).</w:t>
+      </w:r>
+    </w:p>
+    <w:p>
+      <w:pPr>
+        <w:pStyle w:val="BodyText"/>
+      </w:pPr>
+      <w:r>
+        <w:t xml:space="preserve">Properties that were not fitted can then be compared with the data. Death fates are correlated between sisters (0.09), first cousins (0.06) and second cousins (0.05), and the correlation decays to 0.02 for third cousins and 0.00 for unrelated cells (Fig. 7c), the pattern reported for HCT116 lineages. The mean time to death changes by 8% between 7 and 13 µM while the death fraction rises from 0.13 to 0.59 (Fig. 7d), the dose-invariance of single-cell timing that motivated the original study, and it arises here because dose changes the fraction of unprotected cells rather than their kinetics. The predicted kill curves (Fig. 7b) are 1.5-fold steeper at 13 µM in their first two days than in their second half, but they do not plateau, as HCT116 cells do after about 100 h. In the model the plateau requires cells to stay in the resistant state for longer than the memory of 2.8 generations allows, and that memory was set by the prior taken from the lineage correlations rather than by the kill curves. The two observations therefore pull in opposite directions within this minimal model: correlations that vanish by the third cousin call for a short memory, and a kill curve that flattens calls for a long one. A single switching gene cannot satisfy both, which is a concrete and testable limitation, and points to a drug-induced stabilisation of the resistant state, for which there is independent evidence</w:t>
+      </w:r>
+      <w:r>
+        <w:rPr>
+          <w:vertAlign w:val="superscript"/>
+        </w:rPr>
+        <w:t xml:space="preserve">2</w:t>
+      </w:r>
+      <w:r>
+        <w:t xml:space="preserve">, as the mechanism a lineage-tracing experiment should look for. The calibration landscape (Fig. 7e) shows how the fitted death rate and EC</w:t>
       </w:r>
       <m:oMath>
         <m:sSub>
@@ -2657,7 +2674,7 @@
         <w:pStyle w:val="BodyText"/>
       </w:pPr>
       <w:r>
-        <w:t xml:space="preserve">Several limitations delimit this release. Cells are well-mixed compartments without spatial structure or cell-cell signalling; the pharmacology is a one-compartment model; growth is exponential with phenomenological size control; and the inference layer, although general, relies on user-chosen summary statistics, so posterior calibration should be checked with predictive simulations. The persister case study is deliberately minimal, a single resistance gene with slow switching, and its calibration used fate fractions transcribed from a published study rather than raw tracks. The clinical case studies use literature values for cell-cycle times, resistant fractions and pharmacokinetics rather than patient-specific measurements, so their conclusions concern mechanisms and rankings, not absolute survival times. A bridge to the Catalyst.jl ecosystem is not part of this release. The benchmark results should be read as demonstrations of what the framework makes possible rather than as verdicts on the methods compared, which were run with default settings on small networks.</w:t>
+        <w:t xml:space="preserve">Several limitations delimit this release. Cells are well-mixed compartments without spatial structure or cell-cell signalling; the pharmacology is a one-compartment model; growth is exponential with phenomenological size control; and the inference layer, although general, relies on user-chosen summary statistics, so posterior calibration should be checked with predictive simulations. The persister case study is deliberately minimal, a single resistance gene with slow switching, and its calibration used fate fractions transcribed from a published study rather than raw tracks. Its death hazard depends on concentration and on a protective protein but not on cell-cycle position, which matters for a drug such as cisplatin whose lesions are converted into death largely during replication, so the model reproduces the dose-dependence of fate without the cycle-dependence of killing; and six parameters fitted to six fractions leave the switching rates weakly determined, so the memory of the resistant state rests on the lineage correlations used as a prior rather than on the fates themselves. The clinical case studies use literature values for cell-cycle times, resistant fractions and pharmacokinetics rather than patient-specific measurements, so their conclusions concern mechanisms and rankings, not absolute survival times. A bridge to the Catalyst.jl ecosystem is not part of this release. The benchmark results should be read as demonstrations of what the framework makes possible rather than as verdicts on the methods compared, which were run with default settings on small networks.</w:t>
       </w:r>
     </w:p>
     <w:p>
@@ -2669,7 +2686,7 @@
       </w:r>
     </w:p>
     <w:bookmarkEnd w:id="18"/>
-    <w:bookmarkStart w:id="34" w:name="methods"/>
+    <w:bookmarkStart w:id="35" w:name="methods"/>
     <w:p>
       <w:pPr>
         <w:pStyle w:val="Heading1"/>
@@ -3425,7 +3442,7 @@
         <w:t xml:space="preserve">39</w:t>
       </w:r>
       <w:r>
-        <w:t xml:space="preserve">; a hybrid scheme in which a leap that would drive any species negative is rejected and the interval is instead simulated exactly (this is the exact version of the</w:t>
+        <w:t xml:space="preserve">; a hybrid scheme in which a leap that would drive any species negative is discarded and that interval is simulated exactly instead (the</w:t>
       </w:r>
       <w:r>
         <w:t xml:space="preserve"> </w:t>
@@ -3437,7 +3454,67 @@
         <w:t xml:space="preserve"> </w:t>
       </w:r>
       <w:r>
-        <w:t xml:space="preserve">scheme of version 1); and adaptive tau-leaping with the step-size selection of</w:t>
+        <w:t xml:space="preserve">scheme of version 1, with the discarded interval resolved exactly rather than clipped). This scheme is approximate rather than exact: a leap is kept only when it leaves every species non-negative, so an accepted step follows the Poisson leap truncated to the non-negative region, and only the discarded intervals follow the exact process. The discrepancy falls with</w:t>
+      </w:r>
+      <w:r>
+        <w:t xml:space="preserve"> </w:t>
+      </w:r>
+      <m:oMath>
+        <m:r>
+          <m:t>τ</m:t>
+        </m:r>
+      </m:oMath>
+      <w:r>
+        <w:t xml:space="preserve"> </w:t>
+      </w:r>
+      <w:r>
+        <w:t xml:space="preserve">and is bounded by the Kolmogorov-Smirnov test of Fig. 2d, which the scheme passes at</w:t>
+      </w:r>
+      <w:r>
+        <w:t xml:space="preserve"> </w:t>
+      </w:r>
+      <m:oMath>
+        <m:r>
+          <m:t>τ</m:t>
+        </m:r>
+        <m:r>
+          <m:rPr>
+            <m:sty m:val="p"/>
+          </m:rPr>
+          <m:t>=</m:t>
+        </m:r>
+        <m:r>
+          <m:t>0.05</m:t>
+        </m:r>
+      </m:oMath>
+      <w:r>
+        <w:t xml:space="preserve"> </w:t>
+      </w:r>
+      <w:r>
+        <w:t xml:space="preserve">and fails at</w:t>
+      </w:r>
+      <w:r>
+        <w:t xml:space="preserve"> </w:t>
+      </w:r>
+      <m:oMath>
+        <m:r>
+          <m:t>τ</m:t>
+        </m:r>
+        <m:r>
+          <m:rPr>
+            <m:sty m:val="p"/>
+          </m:rPr>
+          <m:t>=</m:t>
+        </m:r>
+        <m:r>
+          <m:t>0.2</m:t>
+        </m:r>
+      </m:oMath>
+      <w:r>
+        <w:t xml:space="preserve"> </w:t>
+      </w:r>
+      <w:r>
+        <w:t xml:space="preserve">for the models tested; the direct method is used wherever exactness is required; and adaptive tau-leaping with the step-size selection of</w:t>
       </w:r>
       <w:r>
         <w:rPr>
@@ -4733,13 +4810,40 @@
         <w:t xml:space="preserve"> </w:t>
       </w:r>
       <w:r>
-        <w:t xml:space="preserve">minimises any such outcome over a box of schedule parameters: a log-spaced grid (or a Latin hypercube when the grid is large) is evaluated with the same random seeds for every candidate, and the best point is refined by Nelder-Mead in a bounded transform of the box; constraints such as a fixed cumulative dose enter as penalties or as the parameterisation (for instance a per-day dose equal to the budget divided by the number of dosing days). The case studies are run at the scale of a tumour rather than a culture: the cell cycle of the model is the net doubling time of the tumour (4 weeks for melanoma, 40 days for glioblastoma), gene-expression rates are scaled to the hour (mRNA half-life 7 h, protein half-life 35 h) and founders are drawn from the stationary distribution of promoter states. The melanoma case uses a pre-resistant fraction of 1:200 with a memory of five generations</w:t>
+        <w:t xml:space="preserve">minimises any such outcome over a box of schedule parameters: a log-spaced grid (or a Latin hypercube when the grid is large) is evaluated with the same random seeds for every candidate, and the best point is refined by Nelder-Mead in a bounded transform of the box; constraints such as a fixed cumulative dose enter as penalties or as the parameterisation (for instance a per-day dose equal to the budget divided by the number of dosing days). The case studies are run at the scale of a tumour rather than a culture: the cell cycle of the model is the net doubling time of the tumour (4 weeks for melanoma, 40 days for glioblastoma). The glioblastoma value lies within the volume doubling times measured for untreated tumours, a median of 21 days in one magnetic-resonance series and 50 days in another</w:t>
       </w:r>
       <w:r>
         <w:rPr>
           <w:vertAlign w:val="superscript"/>
         </w:rPr>
-        <w:t xml:space="preserve">2,42</w:t>
+        <w:t xml:space="preserve">44,45</w:t>
+      </w:r>
+      <w:r>
+        <w:t xml:space="preserve">; the melanoma value is an assumption, since net doubling times of treated cutaneous melanoma are not established, and it sets the time axis of the melanoma case study rather than the ranking of schedules, which follows from the resistance mechanism. Growth is exponential throughout, which is a simplification: the same measurements favour Gompertzian slowing in large glioblastomas</w:t>
+      </w:r>
+      <w:r>
+        <w:rPr>
+          <w:vertAlign w:val="superscript"/>
+        </w:rPr>
+        <w:t xml:space="preserve">45</w:t>
+      </w:r>
+      <w:r>
+        <w:t xml:space="preserve">, so absolute regrowth times in Fig. 8 are shorter than a saturating model would give, gene-expression rates are scaled to the hour (mRNA half-life 7 h, protein half-life 35 h) and founders are drawn from the stationary distribution of promoter states. The melanoma case uses a pre-resistant fraction of 1:200, within the 1:50 to 1:500 reported per marker</w:t>
+      </w:r>
+      <w:r>
+        <w:rPr>
+          <w:vertAlign w:val="superscript"/>
+        </w:rPr>
+        <w:t xml:space="preserve">2</w:t>
+      </w:r>
+      <w:r>
+        <w:t xml:space="preserve">, with a memory of five generations, within the several divisions over which memory sequencing found expression states to persist</w:t>
+      </w:r>
+      <w:r>
+        <w:rPr>
+          <w:vertAlign w:val="superscript"/>
+        </w:rPr>
+        <w:t xml:space="preserve">42</w:t>
       </w:r>
       <w:r>
         <w:t xml:space="preserve"> </w:t>
@@ -4826,7 +4930,7 @@
         <w:rPr>
           <w:vertAlign w:val="superscript"/>
         </w:rPr>
-        <w:t xml:space="preserve">44,45</w:t>
+        <w:t xml:space="preserve">46,47</w:t>
       </w:r>
       <w:r>
         <w:t xml:space="preserve">), by agreement between kernels, and by a two-sample comparison against JumpProcesses.jl</w:t>
@@ -4835,7 +4939,7 @@
         <w:rPr>
           <w:vertAlign w:val="superscript"/>
         </w:rPr>
-        <w:t xml:space="preserve">46</w:t>
+        <w:t xml:space="preserve">48</w:t>
       </w:r>
       <w:r>
         <w:t xml:space="preserve"> </w:t>
@@ -4856,7 +4960,7 @@
         <w:rPr>
           <w:vertAlign w:val="superscript"/>
         </w:rPr>
-        <w:t xml:space="preserve">47</w:t>
+        <w:t xml:space="preserve">49</w:t>
       </w:r>
       <w:r>
         <w:t xml:space="preserve">, lineage versus population statistics</w:t>
@@ -4938,12 +5042,30 @@
       </w:r>
     </w:p>
     <w:bookmarkEnd w:id="29"/>
-    <w:bookmarkStart w:id="30" w:name="statistics-and-reproducibility"/>
+    <w:bookmarkStart w:id="30" w:name="X0a6729224aca2dea7c846618b9e873eda53a2ae"/>
     <w:p>
       <w:pPr>
         <w:pStyle w:val="Heading2"/>
       </w:pPr>
       <w:r>
+        <w:t xml:space="preserve">Identifiability and numerical robustness of the calibration</w:t>
+      </w:r>
+    </w:p>
+    <w:p>
+      <w:pPr>
+        <w:pStyle w:val="FirstParagraph"/>
+      </w:pPr>
+      <w:r>
+        <w:t xml:space="preserve">Because six parameters were fitted to six measured fractions, the calibration was examined in three ways. A conditional profile moves one parameter at a time over its full range on a log grid of eleven points, holding the others at their fitted values, and records the root-mean-square error of the fate fractions without the memory prior; parameters whose error stays within the binomial standard error of the measurement over a wide range are not determined by these data. A two-dimensional slice does the same over the memory of the resistant state and the fraction of cells in it, the two quantities that trade off most directly, with the death parameters held at their fitted values; a slice was used in preference to a profile with re-optimisation because, at this cost per evaluation, the inner search did not reliably recover the fitted solution and reported spuriously poor fits at short memory. Numerical robustness was checked by halving the integration step and comparing the simulated fractions with the seed-to-seed spread at the fitted parameters.</w:t>
+      </w:r>
+    </w:p>
+    <w:bookmarkEnd w:id="30"/>
+    <w:bookmarkStart w:id="31" w:name="statistics-and-reproducibility"/>
+    <w:p>
+      <w:pPr>
+        <w:pStyle w:val="Heading2"/>
+      </w:pPr>
+      <w:r>
         <w:t xml:space="preserve">Statistics and reproducibility</w:t>
       </w:r>
     </w:p>
@@ -4955,8 +5077,8 @@
         <w:t xml:space="preserve">No statistical method was used to predetermine sample size, and no experimental data were generated in this study; sample sizes are the numbers of simulated cells, founders or seeds stated in each figure legend and in Supplementary Table 2. No data were excluded. Randomisation and blinding do not apply: every result is a deterministic function of an explicit random seed, and all seeds are fixed in the scripts that generate the figures. Replicates are independent simulations differing only in seed; where a mean and a standard deviation are reported, the number of seeds is given in the legend. Kolmogorov-Smirnov distances are compared with the 99% critical value for the stated sample size. Distributional agreement between kernels and with an independent implementation was assessed by two-sample Kolmogorov-Smirnov statistics. Correlations are Pearson correlations unless stated otherwise; correlations of binary fates between related cells are phi coefficients. Posterior summaries are medians, because the posteriors are asymmetric on the log scale. Multithreaded runs give results identical to single-threaded runs, because each cell carries its own random number generator seeded from its parent.</w:t>
       </w:r>
     </w:p>
-    <w:bookmarkEnd w:id="30"/>
-    <w:bookmarkStart w:id="31" w:name="data-availability"/>
+    <w:bookmarkEnd w:id="31"/>
+    <w:bookmarkStart w:id="32" w:name="data-availability"/>
     <w:p>
       <w:pPr>
         <w:pStyle w:val="Heading2"/>
@@ -5003,8 +5125,8 @@
         <w:t xml:space="preserve">directory; the generated tables are archived with the software release.</w:t>
       </w:r>
     </w:p>
-    <w:bookmarkEnd w:id="31"/>
-    <w:bookmarkStart w:id="32" w:name="code-availability"/>
+    <w:bookmarkEnd w:id="32"/>
+    <w:bookmarkStart w:id="33" w:name="code-availability"/>
     <w:p>
       <w:pPr>
         <w:pStyle w:val="Heading2"/>
@@ -5048,8 +5170,8 @@
         <w:t xml:space="preserve">.</w:t>
       </w:r>
     </w:p>
-    <w:bookmarkEnd w:id="32"/>
-    <w:bookmarkStart w:id="33" w:name="software"/>
+    <w:bookmarkEnd w:id="33"/>
+    <w:bookmarkStart w:id="34" w:name="software"/>
     <w:p>
       <w:pPr>
         <w:pStyle w:val="Heading2"/>
@@ -5069,7 +5191,7 @@
         <w:rPr>
           <w:vertAlign w:val="superscript"/>
         </w:rPr>
-        <w:t xml:space="preserve">48</w:t>
+        <w:t xml:space="preserve">50</w:t>
       </w:r>
       <w:r>
         <w:t xml:space="preserve">, MAGIC</w:t>
@@ -5078,7 +5200,7 @@
         <w:rPr>
           <w:vertAlign w:val="superscript"/>
         </w:rPr>
-        <w:t xml:space="preserve">49</w:t>
+        <w:t xml:space="preserve">51</w:t>
       </w:r>
       <w:r>
         <w:t xml:space="preserve"> </w:t>
@@ -5090,15 +5212,15 @@
         <w:rPr>
           <w:vertAlign w:val="superscript"/>
         </w:rPr>
-        <w:t xml:space="preserve">50</w:t>
+        <w:t xml:space="preserve">52</w:t>
       </w:r>
       <w:r>
         <w:t xml:space="preserve">. The test suite (Aqua quality checks and statistical tests) runs under GitHub Actions on Julia 1.10 and the latest release.</w:t>
       </w:r>
     </w:p>
-    <w:bookmarkEnd w:id="33"/>
     <w:bookmarkEnd w:id="34"/>
-    <w:bookmarkStart w:id="59" w:name="figure-legends"/>
+    <w:bookmarkEnd w:id="35"/>
+    <w:bookmarkStart w:id="60" w:name="figure-legends"/>
     <w:p>
       <w:pPr>
         <w:pStyle w:val="Heading1"/>
@@ -5116,18 +5238,18 @@
           <wp:inline>
             <wp:extent cx="5334000" cy="3452283"/>
             <wp:effectExtent b="0" l="0" r="0" t="0"/>
-            <wp:docPr descr="" title="" id="36" name="Picture"/>
+            <wp:docPr descr="" title="" id="37" name="Picture"/>
             <a:graphic>
               <a:graphicData uri="http://schemas.openxmlformats.org/drawingml/2006/picture">
                 <pic:pic>
                   <pic:nvPicPr>
-                    <pic:cNvPr descr="fig1_framework.png" id="37" name="Picture"/>
+                    <pic:cNvPr descr="fig1_framework.png" id="38" name="Picture"/>
                     <pic:cNvPicPr>
                       <a:picLocks noChangeArrowheads="1" noChangeAspect="1"/>
                     </pic:cNvPicPr>
                   </pic:nvPicPr>
                   <pic:blipFill>
-                    <a:blip r:embed="rId35"/>
+                    <a:blip r:embed="rId36"/>
                     <a:stretch>
                       <a:fillRect/>
                     </a:stretch>
@@ -5240,18 +5362,18 @@
           <wp:inline>
             <wp:extent cx="5334000" cy="3389118"/>
             <wp:effectExtent b="0" l="0" r="0" t="0"/>
-            <wp:docPr descr="" title="" id="39" name="Picture"/>
+            <wp:docPr descr="" title="" id="40" name="Picture"/>
             <a:graphic>
               <a:graphicData uri="http://schemas.openxmlformats.org/drawingml/2006/picture">
                 <pic:pic>
                   <pic:nvPicPr>
-                    <pic:cNvPr descr="fig2_engine.png" id="40" name="Picture"/>
+                    <pic:cNvPr descr="fig2_engine.png" id="41" name="Picture"/>
                     <pic:cNvPicPr>
                       <a:picLocks noChangeArrowheads="1" noChangeAspect="1"/>
                     </pic:cNvPicPr>
                   </pic:nvPicPr>
                   <pic:blipFill>
-                    <a:blip r:embed="rId38"/>
+                    <a:blip r:embed="rId39"/>
                     <a:stretch>
                       <a:fillRect/>
                     </a:stretch>
@@ -5377,18 +5499,18 @@
           <wp:inline>
             <wp:extent cx="5334000" cy="3916386"/>
             <wp:effectExtent b="0" l="0" r="0" t="0"/>
-            <wp:docPr descr="" title="" id="42" name="Picture"/>
+            <wp:docPr descr="" title="" id="43" name="Picture"/>
             <a:graphic>
               <a:graphicData uri="http://schemas.openxmlformats.org/drawingml/2006/picture">
                 <pic:pic>
                   <pic:nvPicPr>
-                    <pic:cNvPr descr="fig3_growth.png" id="43" name="Picture"/>
+                    <pic:cNvPr descr="fig3_growth.png" id="44" name="Picture"/>
                     <pic:cNvPicPr>
                       <a:picLocks noChangeArrowheads="1" noChangeAspect="1"/>
                     </pic:cNvPicPr>
                   </pic:nvPicPr>
                   <pic:blipFill>
-                    <a:blip r:embed="rId41"/>
+                    <a:blip r:embed="rId42"/>
                     <a:stretch>
                       <a:fillRect/>
                     </a:stretch>
@@ -5514,18 +5636,18 @@
           <wp:inline>
             <wp:extent cx="5334000" cy="4917531"/>
             <wp:effectExtent b="0" l="0" r="0" t="0"/>
-            <wp:docPr descr="" title="" id="45" name="Picture"/>
+            <wp:docPr descr="" title="" id="46" name="Picture"/>
             <a:graphic>
               <a:graphicData uri="http://schemas.openxmlformats.org/drawingml/2006/picture">
                 <pic:pic>
                   <pic:nvPicPr>
-                    <pic:cNvPr descr="fig4_persisters.png" id="46" name="Picture"/>
+                    <pic:cNvPr descr="fig4_persisters.png" id="47" name="Picture"/>
                     <pic:cNvPicPr>
                       <a:picLocks noChangeArrowheads="1" noChangeAspect="1"/>
                     </pic:cNvPicPr>
                   </pic:nvPicPr>
                   <pic:blipFill>
-                    <a:blip r:embed="rId44"/>
+                    <a:blip r:embed="rId45"/>
                     <a:stretch>
                       <a:fillRect/>
                     </a:stretch>
@@ -5677,18 +5799,18 @@
           <wp:inline>
             <wp:extent cx="5334000" cy="3816125"/>
             <wp:effectExtent b="0" l="0" r="0" t="0"/>
-            <wp:docPr descr="" title="" id="48" name="Picture"/>
+            <wp:docPr descr="" title="" id="49" name="Picture"/>
             <a:graphic>
               <a:graphicData uri="http://schemas.openxmlformats.org/drawingml/2006/picture">
                 <pic:pic>
                   <pic:nvPicPr>
-                    <pic:cNvPr descr="fig5_benchmarks.png" id="49" name="Picture"/>
+                    <pic:cNvPr descr="fig5_benchmarks.png" id="50" name="Picture"/>
                     <pic:cNvPicPr>
                       <a:picLocks noChangeArrowheads="1" noChangeAspect="1"/>
                     </pic:cNvPicPr>
                   </pic:nvPicPr>
                   <pic:blipFill>
-                    <a:blip r:embed="rId47"/>
+                    <a:blip r:embed="rId48"/>
                     <a:stretch>
                       <a:fillRect/>
                     </a:stretch>
@@ -5788,18 +5910,18 @@
           <wp:inline>
             <wp:extent cx="5334000" cy="5124320"/>
             <wp:effectExtent b="0" l="0" r="0" t="0"/>
-            <wp:docPr descr="" title="" id="51" name="Picture"/>
+            <wp:docPr descr="" title="" id="52" name="Picture"/>
             <a:graphic>
               <a:graphicData uri="http://schemas.openxmlformats.org/drawingml/2006/picture">
                 <pic:pic>
                   <pic:nvPicPr>
-                    <pic:cNvPr descr="fig6_inference.png" id="52" name="Picture"/>
+                    <pic:cNvPr descr="fig6_inference.png" id="53" name="Picture"/>
                     <pic:cNvPicPr>
                       <a:picLocks noChangeArrowheads="1" noChangeAspect="1"/>
                     </pic:cNvPicPr>
                   </pic:nvPicPr>
                   <pic:blipFill>
-                    <a:blip r:embed="rId50"/>
+                    <a:blip r:embed="rId51"/>
                     <a:stretch>
                       <a:fillRect/>
                     </a:stretch>
@@ -5899,18 +6021,18 @@
           <wp:inline>
             <wp:extent cx="5334000" cy="4255692"/>
             <wp:effectExtent b="0" l="0" r="0" t="0"/>
-            <wp:docPr descr="" title="" id="54" name="Picture"/>
+            <wp:docPr descr="" title="" id="55" name="Picture"/>
             <a:graphic>
               <a:graphicData uri="http://schemas.openxmlformats.org/drawingml/2006/picture">
                 <pic:pic>
                   <pic:nvPicPr>
-                    <pic:cNvPr descr="fig7_calibration.png" id="55" name="Picture"/>
+                    <pic:cNvPr descr="fig7_calibration.png" id="56" name="Picture"/>
                     <pic:cNvPicPr>
                       <a:picLocks noChangeArrowheads="1" noChangeAspect="1"/>
                     </pic:cNvPicPr>
                   </pic:nvPicPr>
                   <pic:blipFill>
-                    <a:blip r:embed="rId53"/>
+                    <a:blip r:embed="rId54"/>
                     <a:stretch>
                       <a:fillRect/>
                     </a:stretch>
@@ -6045,18 +6167,18 @@
           <wp:inline>
             <wp:extent cx="5334000" cy="5440370"/>
             <wp:effectExtent b="0" l="0" r="0" t="0"/>
-            <wp:docPr descr="" title="" id="57" name="Picture"/>
+            <wp:docPr descr="" title="" id="58" name="Picture"/>
             <a:graphic>
               <a:graphicData uri="http://schemas.openxmlformats.org/drawingml/2006/picture">
                 <pic:pic>
                   <pic:nvPicPr>
-                    <pic:cNvPr descr="fig8_schedules.png" id="58" name="Picture"/>
+                    <pic:cNvPr descr="fig8_schedules.png" id="59" name="Picture"/>
                     <pic:cNvPicPr>
                       <a:picLocks noChangeArrowheads="1" noChangeAspect="1"/>
                     </pic:cNvPicPr>
                   </pic:nvPicPr>
                   <pic:blipFill>
-                    <a:blip r:embed="rId56"/>
+                    <a:blip r:embed="rId57"/>
                     <a:stretch>
                       <a:fillRect/>
                     </a:stretch>
@@ -6213,8 +6335,8 @@
         <w:t xml:space="preserve">, Final population size against the number of dosing days per 28-day cycle at the standard cumulative dose.</w:t>
       </w:r>
     </w:p>
-    <w:bookmarkEnd w:id="59"/>
-    <w:bookmarkStart w:id="60" w:name="acknowledgements"/>
+    <w:bookmarkEnd w:id="60"/>
+    <w:bookmarkStart w:id="61" w:name="acknowledgements"/>
     <w:p>
       <w:pPr>
         <w:pStyle w:val="Heading1"/>
@@ -6240,8 +6362,8 @@
         <w:t xml:space="preserve">. This Article and version 2.0 of the software were authored with Claude (Anthropic), an AI assistant, under the direction and supervision of the author, who verified every result and takes full responsibility for the content.</w:t>
       </w:r>
     </w:p>
-    <w:bookmarkEnd w:id="60"/>
-    <w:bookmarkStart w:id="61" w:name="author-contributions"/>
+    <w:bookmarkEnd w:id="61"/>
+    <w:bookmarkStart w:id="62" w:name="author-contributions"/>
     <w:p>
       <w:pPr>
         <w:pStyle w:val="Heading1"/>
@@ -6258,8 +6380,8 @@
         <w:t xml:space="preserve">A.L. conceived the study, defined its scope, the validation strategy and the case studies, supervised the work, verified all results and wrote the final version of the manuscript. The implementation of the software, the simulations, the analyses, the figures and the first draft of the manuscript were produced with Claude (Anthropic) under the author’s direction.</w:t>
       </w:r>
     </w:p>
-    <w:bookmarkEnd w:id="61"/>
-    <w:bookmarkStart w:id="62" w:name="competing-interests"/>
+    <w:bookmarkEnd w:id="62"/>
+    <w:bookmarkStart w:id="63" w:name="competing-interests"/>
     <w:p>
       <w:pPr>
         <w:pStyle w:val="Heading1"/>
@@ -6276,8 +6398,8 @@
         <w:t xml:space="preserve">The author declares no competing interests.</w:t>
       </w:r>
     </w:p>
-    <w:bookmarkEnd w:id="62"/>
-    <w:bookmarkStart w:id="63" w:name="additional-information"/>
+    <w:bookmarkEnd w:id="63"/>
+    <w:bookmarkStart w:id="64" w:name="additional-information"/>
     <w:p>
       <w:pPr>
         <w:pStyle w:val="Heading1"/>
@@ -6304,8 +6426,8 @@
         <w:t xml:space="preserve">accompanies this Article. Correspondence and requests for materials should be addressed to A.L.</w:t>
       </w:r>
     </w:p>
-    <w:bookmarkEnd w:id="63"/>
-    <w:bookmarkStart w:id="165" w:name="references"/>
+    <w:bookmarkEnd w:id="64"/>
+    <w:bookmarkStart w:id="170" w:name="references"/>
     <w:p>
       <w:pPr>
         <w:pStyle w:val="Heading1"/>
@@ -6314,8 +6436,8 @@
         <w:t xml:space="preserve">References</w:t>
       </w:r>
     </w:p>
-    <w:bookmarkStart w:id="164" w:name="refs"/>
-    <w:bookmarkStart w:id="65" w:name="ref-sharma2010"/>
+    <w:bookmarkStart w:id="169" w:name="refs"/>
+    <w:bookmarkStart w:id="66" w:name="ref-sharma2010"/>
     <w:p>
       <w:pPr>
         <w:pStyle w:val="Bibliography"/>
@@ -6345,7 +6467,7 @@
       <w:r>
         <w:t xml:space="preserve"> </w:t>
       </w:r>
-      <w:hyperlink r:id="rId64">
+      <w:hyperlink r:id="rId65">
         <w:r>
           <w:rPr>
             <w:rStyle w:val="Hyperlink"/>
@@ -6380,8 +6502,8 @@
         <w:t xml:space="preserve">, 69–80 (2010).</w:t>
       </w:r>
     </w:p>
-    <w:bookmarkEnd w:id="65"/>
-    <w:bookmarkStart w:id="67" w:name="ref-shaffer2017"/>
+    <w:bookmarkEnd w:id="66"/>
+    <w:bookmarkStart w:id="68" w:name="ref-shaffer2017"/>
     <w:p>
       <w:pPr>
         <w:pStyle w:val="Bibliography"/>
@@ -6411,7 +6533,7 @@
       <w:r>
         <w:t xml:space="preserve"> </w:t>
       </w:r>
-      <w:hyperlink r:id="rId66">
+      <w:hyperlink r:id="rId67">
         <w:r>
           <w:rPr>
             <w:rStyle w:val="Hyperlink"/>
@@ -6446,8 +6568,8 @@
         <w:t xml:space="preserve">, 431–435 (2017).</w:t>
       </w:r>
     </w:p>
-    <w:bookmarkEnd w:id="67"/>
-    <w:bookmarkStart w:id="69" w:name="ref-hata2016"/>
+    <w:bookmarkEnd w:id="68"/>
+    <w:bookmarkStart w:id="70" w:name="ref-hata2016"/>
     <w:p>
       <w:pPr>
         <w:pStyle w:val="Bibliography"/>
@@ -6477,7 +6599,7 @@
       <w:r>
         <w:t xml:space="preserve"> </w:t>
       </w:r>
-      <w:hyperlink r:id="rId68">
+      <w:hyperlink r:id="rId69">
         <w:r>
           <w:rPr>
             <w:rStyle w:val="Hyperlink"/>
@@ -6512,8 +6634,8 @@
         <w:t xml:space="preserve">, 262–269 (2016).</w:t>
       </w:r>
     </w:p>
-    <w:bookmarkEnd w:id="69"/>
-    <w:bookmarkStart w:id="71" w:name="ref-oren2021"/>
+    <w:bookmarkEnd w:id="70"/>
+    <w:bookmarkStart w:id="72" w:name="ref-oren2021"/>
     <w:p>
       <w:pPr>
         <w:pStyle w:val="Bibliography"/>
@@ -6543,7 +6665,7 @@
       <w:r>
         <w:t xml:space="preserve"> </w:t>
       </w:r>
-      <w:hyperlink r:id="rId70">
+      <w:hyperlink r:id="rId71">
         <w:r>
           <w:rPr>
             <w:rStyle w:val="Hyperlink"/>
@@ -6578,8 +6700,8 @@
         <w:t xml:space="preserve">, 576–582 (2021).</w:t>
       </w:r>
     </w:p>
-    <w:bookmarkEnd w:id="71"/>
-    <w:bookmarkStart w:id="73" w:name="ref-franca2024"/>
+    <w:bookmarkEnd w:id="72"/>
+    <w:bookmarkStart w:id="74" w:name="ref-franca2024"/>
     <w:p>
       <w:pPr>
         <w:pStyle w:val="Bibliography"/>
@@ -6609,7 +6731,7 @@
       <w:r>
         <w:t xml:space="preserve"> </w:t>
       </w:r>
-      <w:hyperlink r:id="rId72">
+      <w:hyperlink r:id="rId73">
         <w:r>
           <w:rPr>
             <w:rStyle w:val="Hyperlink"/>
@@ -6644,8 +6766,8 @@
         <w:t xml:space="preserve">, 876–883 (2024).</w:t>
       </w:r>
     </w:p>
-    <w:bookmarkEnd w:id="73"/>
-    <w:bookmarkStart w:id="75" w:name="ref-iyer2025"/>
+    <w:bookmarkEnd w:id="74"/>
+    <w:bookmarkStart w:id="76" w:name="ref-iyer2025"/>
     <w:p>
       <w:pPr>
         <w:pStyle w:val="Bibliography"/>
@@ -6665,7 +6787,7 @@
       <w:r>
         <w:t xml:space="preserve"> </w:t>
       </w:r>
-      <w:hyperlink r:id="rId74">
+      <w:hyperlink r:id="rId75">
         <w:r>
           <w:rPr>
             <w:rStyle w:val="Hyperlink"/>
@@ -6700,8 +6822,8 @@
         <w:t xml:space="preserve">, e1013446 (2025).</w:t>
       </w:r>
     </w:p>
-    <w:bookmarkEnd w:id="75"/>
-    <w:bookmarkStart w:id="77" w:name="ref-lin2025memory"/>
+    <w:bookmarkEnd w:id="76"/>
+    <w:bookmarkStart w:id="78" w:name="ref-lin2025memory"/>
     <w:p>
       <w:pPr>
         <w:pStyle w:val="Bibliography"/>
@@ -6721,7 +6843,7 @@
       <w:r>
         <w:t xml:space="preserve"> </w:t>
       </w:r>
-      <w:hyperlink r:id="rId76">
+      <w:hyperlink r:id="rId77">
         <w:r>
           <w:rPr>
             <w:rStyle w:val="Hyperlink"/>
@@ -6756,8 +6878,8 @@
         <w:t xml:space="preserve">, 101621 (2026).</w:t>
       </w:r>
     </w:p>
-    <w:bookmarkEnd w:id="77"/>
-    <w:bookmarkStart w:id="79" w:name="ref-ghosh2025powerseek"/>
+    <w:bookmarkEnd w:id="78"/>
+    <w:bookmarkStart w:id="80" w:name="ref-ghosh2025powerseek"/>
     <w:p>
       <w:pPr>
         <w:pStyle w:val="Bibliography"/>
@@ -6799,7 +6921,7 @@
       <w:r>
         <w:t xml:space="preserve"> </w:t>
       </w:r>
-      <w:hyperlink r:id="rId78">
+      <w:hyperlink r:id="rId79">
         <w:r>
           <w:rPr>
             <w:rStyle w:val="Hyperlink"/>
@@ -6813,7 +6935,7 @@
       <w:r>
         <w:t xml:space="preserve">(2025) doi:</w:t>
       </w:r>
-      <w:hyperlink r:id="rId78">
+      <w:hyperlink r:id="rId79">
         <w:r>
           <w:rPr>
             <w:rStyle w:val="Hyperlink"/>
@@ -6825,8 +6947,8 @@
         <w:t xml:space="preserve">.</w:t>
       </w:r>
     </w:p>
-    <w:bookmarkEnd w:id="79"/>
-    <w:bookmarkStart w:id="81" w:name="ref-harmange2023"/>
+    <w:bookmarkEnd w:id="80"/>
+    <w:bookmarkStart w:id="82" w:name="ref-harmange2023"/>
     <w:p>
       <w:pPr>
         <w:pStyle w:val="Bibliography"/>
@@ -6856,7 +6978,7 @@
       <w:r>
         <w:t xml:space="preserve"> </w:t>
       </w:r>
-      <w:hyperlink r:id="rId80">
+      <w:hyperlink r:id="rId81">
         <w:r>
           <w:rPr>
             <w:rStyle w:val="Hyperlink"/>
@@ -6891,8 +7013,8 @@
         <w:t xml:space="preserve">, 7130 (2023).</w:t>
       </w:r>
     </w:p>
-    <w:bookmarkEnd w:id="81"/>
-    <w:bookmarkStart w:id="83" w:name="ref-sukys2025"/>
+    <w:bookmarkEnd w:id="82"/>
+    <w:bookmarkStart w:id="84" w:name="ref-sukys2025"/>
     <w:p>
       <w:pPr>
         <w:pStyle w:val="Bibliography"/>
@@ -6912,7 +7034,7 @@
       <w:r>
         <w:t xml:space="preserve"> </w:t>
       </w:r>
-      <w:hyperlink r:id="rId82">
+      <w:hyperlink r:id="rId83">
         <w:r>
           <w:rPr>
             <w:rStyle w:val="Hyperlink"/>
@@ -6971,8 +7093,8 @@
         <w:t xml:space="preserve">, gkaf295 (2025).</w:t>
       </w:r>
     </w:p>
-    <w:bookmarkEnd w:id="83"/>
-    <w:bookmarkStart w:id="85" w:name="ref-zhang2025"/>
+    <w:bookmarkEnd w:id="84"/>
+    <w:bookmarkStart w:id="86" w:name="ref-zhang2025"/>
     <w:p>
       <w:pPr>
         <w:pStyle w:val="Bibliography"/>
@@ -7002,7 +7124,7 @@
       <w:r>
         <w:t xml:space="preserve"> </w:t>
       </w:r>
-      <w:hyperlink r:id="rId84">
+      <w:hyperlink r:id="rId85">
         <w:r>
           <w:rPr>
             <w:rStyle w:val="Hyperlink"/>
@@ -7037,8 +7159,8 @@
         <w:t xml:space="preserve">, e1013014 (2025).</w:t>
       </w:r>
     </w:p>
-    <w:bookmarkEnd w:id="85"/>
-    <w:bookmarkStart w:id="87" w:name="ref-okochi2026scdivide"/>
+    <w:bookmarkEnd w:id="86"/>
+    <w:bookmarkStart w:id="88" w:name="ref-okochi2026scdivide"/>
     <w:p>
       <w:pPr>
         <w:pStyle w:val="Bibliography"/>
@@ -7068,7 +7190,7 @@
       <w:r>
         <w:t xml:space="preserve"> </w:t>
       </w:r>
-      <w:hyperlink r:id="rId86">
+      <w:hyperlink r:id="rId87">
         <w:r>
           <w:rPr>
             <w:rStyle w:val="Hyperlink"/>
@@ -7082,7 +7204,7 @@
       <w:r>
         <w:t xml:space="preserve">(2026) doi:</w:t>
       </w:r>
-      <w:hyperlink r:id="rId86">
+      <w:hyperlink r:id="rId87">
         <w:r>
           <w:rPr>
             <w:rStyle w:val="Hyperlink"/>
@@ -7094,8 +7216,8 @@
         <w:t xml:space="preserve">.</w:t>
       </w:r>
     </w:p>
-    <w:bookmarkEnd w:id="87"/>
-    <w:bookmarkStart w:id="89" w:name="ref-ahlmanneltze2025"/>
+    <w:bookmarkEnd w:id="88"/>
+    <w:bookmarkStart w:id="90" w:name="ref-ahlmanneltze2025"/>
     <w:p>
       <w:pPr>
         <w:pStyle w:val="Bibliography"/>
@@ -7115,7 +7237,7 @@
       <w:r>
         <w:t xml:space="preserve"> </w:t>
       </w:r>
-      <w:hyperlink r:id="rId88">
+      <w:hyperlink r:id="rId89">
         <w:r>
           <w:rPr>
             <w:rStyle w:val="Hyperlink"/>
@@ -7150,8 +7272,8 @@
         <w:t xml:space="preserve">, (2025).</w:t>
       </w:r>
     </w:p>
-    <w:bookmarkEnd w:id="89"/>
-    <w:bookmarkStart w:id="91" w:name="ref-vollenweider2026"/>
+    <w:bookmarkEnd w:id="90"/>
+    <w:bookmarkStart w:id="92" w:name="ref-vollenweider2026"/>
     <w:p>
       <w:pPr>
         <w:pStyle w:val="Bibliography"/>
@@ -7181,7 +7303,7 @@
       <w:r>
         <w:t xml:space="preserve"> </w:t>
       </w:r>
-      <w:hyperlink r:id="rId90">
+      <w:hyperlink r:id="rId91">
         <w:r>
           <w:rPr>
             <w:rStyle w:val="Hyperlink"/>
@@ -7195,7 +7317,7 @@
       <w:r>
         <w:t xml:space="preserve">(2026) doi:</w:t>
       </w:r>
-      <w:hyperlink r:id="rId90">
+      <w:hyperlink r:id="rId91">
         <w:r>
           <w:rPr>
             <w:rStyle w:val="Hyperlink"/>
@@ -7207,8 +7329,8 @@
         <w:t xml:space="preserve">.</w:t>
       </w:r>
     </w:p>
-    <w:bookmarkEnd w:id="91"/>
-    <w:bookmarkStart w:id="93" w:name="ref-dibaeinia2026context"/>
+    <w:bookmarkEnd w:id="92"/>
+    <w:bookmarkStart w:id="94" w:name="ref-dibaeinia2026context"/>
     <w:p>
       <w:pPr>
         <w:pStyle w:val="Bibliography"/>
@@ -7251,7 +7373,7 @@
       <w:r>
         <w:t xml:space="preserve"> </w:t>
       </w:r>
-      <w:hyperlink r:id="rId92">
+      <w:hyperlink r:id="rId93">
         <w:r>
           <w:rPr>
             <w:rStyle w:val="Hyperlink"/>
@@ -7265,7 +7387,7 @@
       <w:r>
         <w:t xml:space="preserve">(2026) doi:</w:t>
       </w:r>
-      <w:hyperlink r:id="rId92">
+      <w:hyperlink r:id="rId93">
         <w:r>
           <w:rPr>
             <w:rStyle w:val="Hyperlink"/>
@@ -7277,8 +7399,8 @@
         <w:t xml:space="preserve">.</w:t>
       </w:r>
     </w:p>
-    <w:bookmarkEnd w:id="93"/>
-    <w:bookmarkStart w:id="95" w:name="ref-bunne2024"/>
+    <w:bookmarkEnd w:id="94"/>
+    <w:bookmarkStart w:id="96" w:name="ref-bunne2024"/>
     <w:p>
       <w:pPr>
         <w:pStyle w:val="Bibliography"/>
@@ -7308,7 +7430,7 @@
       <w:r>
         <w:t xml:space="preserve"> </w:t>
       </w:r>
-      <w:hyperlink r:id="rId94">
+      <w:hyperlink r:id="rId95">
         <w:r>
           <w:rPr>
             <w:rStyle w:val="Hyperlink"/>
@@ -7343,8 +7465,8 @@
         <w:t xml:space="preserve">, 7045–7063 (2024).</w:t>
       </w:r>
     </w:p>
-    <w:bookmarkEnd w:id="95"/>
-    <w:bookmarkStart w:id="97" w:name="ref-dibaeinia2020"/>
+    <w:bookmarkEnd w:id="96"/>
+    <w:bookmarkStart w:id="98" w:name="ref-dibaeinia2020"/>
     <w:p>
       <w:pPr>
         <w:pStyle w:val="Bibliography"/>
@@ -7364,7 +7486,7 @@
       <w:r>
         <w:t xml:space="preserve"> </w:t>
       </w:r>
-      <w:hyperlink r:id="rId96">
+      <w:hyperlink r:id="rId97">
         <w:r>
           <w:rPr>
             <w:rStyle w:val="Hyperlink"/>
@@ -7405,8 +7527,8 @@
         <w:t xml:space="preserve">, 252–271 (2020).</w:t>
       </w:r>
     </w:p>
-    <w:bookmarkEnd w:id="97"/>
-    <w:bookmarkStart w:id="99" w:name="ref-cannoodt2021"/>
+    <w:bookmarkEnd w:id="98"/>
+    <w:bookmarkStart w:id="100" w:name="ref-cannoodt2021"/>
     <w:p>
       <w:pPr>
         <w:pStyle w:val="Bibliography"/>
@@ -7426,7 +7548,7 @@
       <w:r>
         <w:t xml:space="preserve"> </w:t>
       </w:r>
-      <w:hyperlink r:id="rId98">
+      <w:hyperlink r:id="rId99">
         <w:r>
           <w:rPr>
             <w:rStyle w:val="Hyperlink"/>
@@ -7461,8 +7583,8 @@
         <w:t xml:space="preserve">, 3942 (2021).</w:t>
       </w:r>
     </w:p>
-    <w:bookmarkEnd w:id="99"/>
-    <w:bookmarkStart w:id="101" w:name="ref-li2025scmultisim"/>
+    <w:bookmarkEnd w:id="100"/>
+    <w:bookmarkStart w:id="102" w:name="ref-li2025scmultisim"/>
     <w:p>
       <w:pPr>
         <w:pStyle w:val="Bibliography"/>
@@ -7501,7 +7623,7 @@
       <w:r>
         <w:t xml:space="preserve"> </w:t>
       </w:r>
-      <w:hyperlink r:id="rId100">
+      <w:hyperlink r:id="rId101">
         <w:r>
           <w:rPr>
             <w:rStyle w:val="Hyperlink"/>
@@ -7515,7 +7637,7 @@
       <w:r>
         <w:t xml:space="preserve">(2025) doi:</w:t>
       </w:r>
-      <w:hyperlink r:id="rId100">
+      <w:hyperlink r:id="rId101">
         <w:r>
           <w:rPr>
             <w:rStyle w:val="Hyperlink"/>
@@ -7527,8 +7649,8 @@
         <w:t xml:space="preserve">.</w:t>
       </w:r>
     </w:p>
-    <w:bookmarkEnd w:id="101"/>
-    <w:bookmarkStart w:id="103" w:name="ref-zinati2024groundgan"/>
+    <w:bookmarkEnd w:id="102"/>
+    <w:bookmarkStart w:id="104" w:name="ref-zinati2024groundgan"/>
     <w:p>
       <w:pPr>
         <w:pStyle w:val="Bibliography"/>
@@ -7548,7 +7670,7 @@
       <w:r>
         <w:t xml:space="preserve"> </w:t>
       </w:r>
-      <w:hyperlink r:id="rId102">
+      <w:hyperlink r:id="rId103">
         <w:r>
           <w:rPr>
             <w:rStyle w:val="Hyperlink"/>
@@ -7631,8 +7753,8 @@
         <w:t xml:space="preserve">, 4055 (2024).</w:t>
       </w:r>
     </w:p>
-    <w:bookmarkEnd w:id="103"/>
-    <w:bookmarkStart w:id="105" w:name="ref-pan2022tedsim"/>
+    <w:bookmarkEnd w:id="104"/>
+    <w:bookmarkStart w:id="106" w:name="ref-pan2022tedsim"/>
     <w:p>
       <w:pPr>
         <w:pStyle w:val="Bibliography"/>
@@ -7652,7 +7774,7 @@
       <w:r>
         <w:t xml:space="preserve"> </w:t>
       </w:r>
-      <w:hyperlink r:id="rId104">
+      <w:hyperlink r:id="rId105">
         <w:r>
           <w:rPr>
             <w:rStyle w:val="Hyperlink"/>
@@ -7717,8 +7839,8 @@
         <w:t xml:space="preserve">, 4272–4288 (2022).</w:t>
       </w:r>
     </w:p>
-    <w:bookmarkEnd w:id="105"/>
-    <w:bookmarkStart w:id="107" w:name="ref-pratapa2020"/>
+    <w:bookmarkEnd w:id="106"/>
+    <w:bookmarkStart w:id="108" w:name="ref-pratapa2020"/>
     <w:p>
       <w:pPr>
         <w:pStyle w:val="Bibliography"/>
@@ -7738,7 +7860,7 @@
       <w:r>
         <w:t xml:space="preserve"> </w:t>
       </w:r>
-      <w:hyperlink r:id="rId106">
+      <w:hyperlink r:id="rId107">
         <w:r>
           <w:rPr>
             <w:rStyle w:val="Hyperlink"/>
@@ -7773,8 +7895,8 @@
         <w:t xml:space="preserve">, 147–154 (2020).</w:t>
       </w:r>
     </w:p>
-    <w:bookmarkEnd w:id="107"/>
-    <w:bookmarkStart w:id="109" w:name="ref-bertaux2018"/>
+    <w:bookmarkEnd w:id="108"/>
+    <w:bookmarkStart w:id="110" w:name="ref-bertaux2018"/>
     <w:p>
       <w:pPr>
         <w:pStyle w:val="Bibliography"/>
@@ -7794,7 +7916,7 @@
       <w:r>
         <w:t xml:space="preserve"> </w:t>
       </w:r>
-      <w:hyperlink r:id="rId108">
+      <w:hyperlink r:id="rId109">
         <w:r>
           <w:rPr>
             <w:rStyle w:val="Hyperlink"/>
@@ -7829,8 +7951,8 @@
         <w:t xml:space="preserve">, 172234 (2018).</w:t>
       </w:r>
     </w:p>
-    <w:bookmarkEnd w:id="109"/>
-    <w:bookmarkStart w:id="111" w:name="ref-piho2025abm"/>
+    <w:bookmarkEnd w:id="110"/>
+    <w:bookmarkStart w:id="112" w:name="ref-piho2025abm"/>
     <w:p>
       <w:pPr>
         <w:pStyle w:val="Bibliography"/>
@@ -7850,7 +7972,7 @@
       <w:r>
         <w:t xml:space="preserve"> </w:t>
       </w:r>
-      <w:hyperlink r:id="rId110">
+      <w:hyperlink r:id="rId111">
         <w:r>
           <w:rPr>
             <w:rStyle w:val="Hyperlink"/>
@@ -7891,8 +8013,8 @@
         <w:t xml:space="preserve">, e1014366 (2026).</w:t>
       </w:r>
     </w:p>
-    <w:bookmarkEnd w:id="111"/>
-    <w:bookmarkStart w:id="113" w:name="ref-lasri2022"/>
+    <w:bookmarkEnd w:id="112"/>
+    <w:bookmarkStart w:id="114" w:name="ref-lasri2022"/>
     <w:p>
       <w:pPr>
         <w:pStyle w:val="Bibliography"/>
@@ -7912,7 +8034,7 @@
       <w:r>
         <w:t xml:space="preserve"> </w:t>
       </w:r>
-      <w:hyperlink r:id="rId112">
+      <w:hyperlink r:id="rId113">
         <w:r>
           <w:rPr>
             <w:rStyle w:val="Hyperlink"/>
@@ -7971,8 +8093,8 @@
         <w:t xml:space="preserve">, 236 (2022).</w:t>
       </w:r>
     </w:p>
-    <w:bookmarkEnd w:id="113"/>
-    <w:bookmarkStart w:id="115" w:name="ref-jones2020cassiopeia"/>
+    <w:bookmarkEnd w:id="114"/>
+    <w:bookmarkStart w:id="116" w:name="ref-jones2020cassiopeia"/>
     <w:p>
       <w:pPr>
         <w:pStyle w:val="Bibliography"/>
@@ -8002,7 +8124,7 @@
       <w:r>
         <w:t xml:space="preserve"> </w:t>
       </w:r>
-      <w:hyperlink r:id="rId114">
+      <w:hyperlink r:id="rId115">
         <w:r>
           <w:rPr>
             <w:rStyle w:val="Hyperlink"/>
@@ -8049,8 +8171,8 @@
         <w:t xml:space="preserve">, 92 (2020).</w:t>
       </w:r>
     </w:p>
-    <w:bookmarkEnd w:id="115"/>
-    <w:bookmarkStart w:id="117" w:name="ref-peccoud1995"/>
+    <w:bookmarkEnd w:id="116"/>
+    <w:bookmarkStart w:id="118" w:name="ref-peccoud1995"/>
     <w:p>
       <w:pPr>
         <w:pStyle w:val="Bibliography"/>
@@ -8070,7 +8192,7 @@
       <w:r>
         <w:t xml:space="preserve"> </w:t>
       </w:r>
-      <w:hyperlink r:id="rId116">
+      <w:hyperlink r:id="rId117">
         <w:r>
           <w:rPr>
             <w:rStyle w:val="Hyperlink"/>
@@ -8105,8 +8227,8 @@
         <w:t xml:space="preserve">, 222–234 (1995).</w:t>
       </w:r>
     </w:p>
-    <w:bookmarkEnd w:id="117"/>
-    <w:bookmarkStart w:id="119" w:name="ref-gunnarsson2020"/>
+    <w:bookmarkEnd w:id="118"/>
+    <w:bookmarkStart w:id="120" w:name="ref-gunnarsson2020"/>
     <w:p>
       <w:pPr>
         <w:pStyle w:val="Bibliography"/>
@@ -8126,7 +8248,7 @@
       <w:r>
         <w:t xml:space="preserve"> </w:t>
       </w:r>
-      <w:hyperlink r:id="rId118">
+      <w:hyperlink r:id="rId119">
         <w:r>
           <w:rPr>
             <w:rStyle w:val="Hyperlink"/>
@@ -8161,8 +8283,8 @@
         <w:t xml:space="preserve">, 110162 (2020).</w:t>
       </w:r>
     </w:p>
-    <w:bookmarkEnd w:id="119"/>
-    <w:bookmarkStart w:id="121" w:name="ref-lasri2020"/>
+    <w:bookmarkEnd w:id="120"/>
+    <w:bookmarkStart w:id="122" w:name="ref-lasri2020"/>
     <w:p>
       <w:pPr>
         <w:pStyle w:val="Bibliography"/>
@@ -8192,7 +8314,7 @@
       <w:r>
         <w:t xml:space="preserve"> </w:t>
       </w:r>
-      <w:hyperlink r:id="rId120">
+      <w:hyperlink r:id="rId121">
         <w:r>
           <w:rPr>
             <w:rStyle w:val="Hyperlink"/>
@@ -8263,8 +8385,8 @@
         <w:t xml:space="preserve">, 191243 (2020).</w:t>
       </w:r>
     </w:p>
-    <w:bookmarkEnd w:id="121"/>
-    <w:bookmarkStart w:id="123" w:name="ref-corigliano2025"/>
+    <w:bookmarkEnd w:id="122"/>
+    <w:bookmarkStart w:id="124" w:name="ref-corigliano2025"/>
     <w:p>
       <w:pPr>
         <w:pStyle w:val="Bibliography"/>
@@ -8294,7 +8416,7 @@
       <w:r>
         <w:t xml:space="preserve"> </w:t>
       </w:r>
-      <w:hyperlink r:id="rId122">
+      <w:hyperlink r:id="rId123">
         <w:r>
           <w:rPr>
             <w:rStyle w:val="Hyperlink"/>
@@ -8308,7 +8430,7 @@
       <w:r>
         <w:t xml:space="preserve">(2025) doi:</w:t>
       </w:r>
-      <w:hyperlink r:id="rId122">
+      <w:hyperlink r:id="rId123">
         <w:r>
           <w:rPr>
             <w:rStyle w:val="Hyperlink"/>
@@ -8320,8 +8442,8 @@
         <w:t xml:space="preserve">.</w:t>
       </w:r>
     </w:p>
-    <w:bookmarkEnd w:id="123"/>
-    <w:bookmarkStart w:id="125" w:name="ref-bernton2019"/>
+    <w:bookmarkEnd w:id="124"/>
+    <w:bookmarkStart w:id="126" w:name="ref-bernton2019"/>
     <w:p>
       <w:pPr>
         <w:pStyle w:val="Bibliography"/>
@@ -8341,7 +8463,7 @@
       <w:r>
         <w:t xml:space="preserve"> </w:t>
       </w:r>
-      <w:hyperlink r:id="rId124">
+      <w:hyperlink r:id="rId125">
         <w:r>
           <w:rPr>
             <w:rStyle w:val="Hyperlink"/>
@@ -8424,8 +8546,8 @@
         <w:t xml:space="preserve">, 235–269 (2019).</w:t>
       </w:r>
     </w:p>
-    <w:bookmarkEnd w:id="125"/>
-    <w:bookmarkStart w:id="127" w:name="ref-algazi2020"/>
+    <w:bookmarkEnd w:id="126"/>
+    <w:bookmarkStart w:id="128" w:name="ref-algazi2020"/>
     <w:p>
       <w:pPr>
         <w:pStyle w:val="Bibliography"/>
@@ -8455,7 +8577,7 @@
       <w:r>
         <w:t xml:space="preserve"> </w:t>
       </w:r>
-      <w:hyperlink r:id="rId126">
+      <w:hyperlink r:id="rId127">
         <w:r>
           <w:rPr>
             <w:rStyle w:val="Hyperlink"/>
@@ -8556,8 +8678,8 @@
         <w:t xml:space="preserve">, 1564–1568 (2020).</w:t>
       </w:r>
     </w:p>
-    <w:bookmarkEnd w:id="127"/>
-    <w:bookmarkStart w:id="129" w:name="ref-zhang2017adaptive"/>
+    <w:bookmarkEnd w:id="128"/>
+    <w:bookmarkStart w:id="130" w:name="ref-zhang2017adaptive"/>
     <w:p>
       <w:pPr>
         <w:pStyle w:val="Bibliography"/>
@@ -8577,7 +8699,7 @@
       <w:r>
         <w:t xml:space="preserve"> </w:t>
       </w:r>
-      <w:hyperlink r:id="rId128">
+      <w:hyperlink r:id="rId129">
         <w:r>
           <w:rPr>
             <w:rStyle w:val="Hyperlink"/>
@@ -8612,8 +8734,8 @@
         <w:t xml:space="preserve">, 1816 (2017).</w:t>
       </w:r>
     </w:p>
-    <w:bookmarkEnd w:id="129"/>
-    <w:bookmarkStart w:id="131" w:name="ref-dasthakur2013"/>
+    <w:bookmarkEnd w:id="130"/>
+    <w:bookmarkStart w:id="132" w:name="ref-dasthakur2013"/>
     <w:p>
       <w:pPr>
         <w:pStyle w:val="Bibliography"/>
@@ -8633,7 +8755,7 @@
       <w:r>
         <w:t xml:space="preserve"> </w:t>
       </w:r>
-      <w:hyperlink r:id="rId130">
+      <w:hyperlink r:id="rId131">
         <w:r>
           <w:rPr>
             <w:rStyle w:val="Hyperlink"/>
@@ -8668,8 +8790,8 @@
         <w:t xml:space="preserve">, 6106–6110 (2013).</w:t>
       </w:r>
     </w:p>
-    <w:bookmarkEnd w:id="131"/>
-    <w:bookmarkStart w:id="133" w:name="ref-strobl2021"/>
+    <w:bookmarkEnd w:id="132"/>
+    <w:bookmarkStart w:id="134" w:name="ref-strobl2021"/>
     <w:p>
       <w:pPr>
         <w:pStyle w:val="Bibliography"/>
@@ -8699,7 +8821,7 @@
       <w:r>
         <w:t xml:space="preserve"> </w:t>
       </w:r>
-      <w:hyperlink r:id="rId132">
+      <w:hyperlink r:id="rId133">
         <w:r>
           <w:rPr>
             <w:rStyle w:val="Hyperlink"/>
@@ -8734,8 +8856,8 @@
         <w:t xml:space="preserve">, 1135–1147 (2021).</w:t>
       </w:r>
     </w:p>
-    <w:bookmarkEnd w:id="133"/>
-    <w:bookmarkStart w:id="135" w:name="ref-gilbert2013"/>
+    <w:bookmarkEnd w:id="134"/>
+    <w:bookmarkStart w:id="136" w:name="ref-gilbert2013"/>
     <w:p>
       <w:pPr>
         <w:pStyle w:val="Bibliography"/>
@@ -8765,7 +8887,7 @@
       <w:r>
         <w:t xml:space="preserve"> </w:t>
       </w:r>
-      <w:hyperlink r:id="rId134">
+      <w:hyperlink r:id="rId135">
         <w:r>
           <w:rPr>
             <w:rStyle w:val="Hyperlink"/>
@@ -8824,8 +8946,8 @@
         <w:t xml:space="preserve">, 4085–4091 (2013).</w:t>
       </w:r>
     </w:p>
-    <w:bookmarkEnd w:id="135"/>
-    <w:bookmarkStart w:id="137" w:name="ref-ostermann2004"/>
+    <w:bookmarkEnd w:id="136"/>
+    <w:bookmarkStart w:id="138" w:name="ref-ostermann2004"/>
     <w:p>
       <w:pPr>
         <w:pStyle w:val="Bibliography"/>
@@ -8855,7 +8977,7 @@
       <w:r>
         <w:t xml:space="preserve"> </w:t>
       </w:r>
-      <w:hyperlink r:id="rId136">
+      <w:hyperlink r:id="rId137">
         <w:r>
           <w:rPr>
             <w:rStyle w:val="Hyperlink"/>
@@ -8890,8 +9012,8 @@
         <w:t xml:space="preserve">, 3728–3736 (2004).</w:t>
       </w:r>
     </w:p>
-    <w:bookmarkEnd w:id="137"/>
-    <w:bookmarkStart w:id="139" w:name="ref-gillespie1977"/>
+    <w:bookmarkEnd w:id="138"/>
+    <w:bookmarkStart w:id="140" w:name="ref-gillespie1977"/>
     <w:p>
       <w:pPr>
         <w:pStyle w:val="Bibliography"/>
@@ -8911,7 +9033,7 @@
       <w:r>
         <w:t xml:space="preserve"> </w:t>
       </w:r>
-      <w:hyperlink r:id="rId138">
+      <w:hyperlink r:id="rId139">
         <w:r>
           <w:rPr>
             <w:rStyle w:val="Hyperlink"/>
@@ -8946,8 +9068,8 @@
         <w:t xml:space="preserve">, 2340–2361 (1977).</w:t>
       </w:r>
     </w:p>
-    <w:bookmarkEnd w:id="139"/>
-    <w:bookmarkStart w:id="141" w:name="ref-gillespie2001"/>
+    <w:bookmarkEnd w:id="140"/>
+    <w:bookmarkStart w:id="142" w:name="ref-gillespie2001"/>
     <w:p>
       <w:pPr>
         <w:pStyle w:val="Bibliography"/>
@@ -8967,7 +9089,7 @@
       <w:r>
         <w:t xml:space="preserve"> </w:t>
       </w:r>
-      <w:hyperlink r:id="rId140">
+      <w:hyperlink r:id="rId141">
         <w:r>
           <w:rPr>
             <w:rStyle w:val="Hyperlink"/>
@@ -9002,8 +9124,8 @@
         <w:t xml:space="preserve">, 1716–1733 (2001).</w:t>
       </w:r>
     </w:p>
-    <w:bookmarkEnd w:id="141"/>
-    <w:bookmarkStart w:id="143" w:name="ref-cao2006"/>
+    <w:bookmarkEnd w:id="142"/>
+    <w:bookmarkStart w:id="144" w:name="ref-cao2006"/>
     <w:p>
       <w:pPr>
         <w:pStyle w:val="Bibliography"/>
@@ -9023,7 +9145,7 @@
       <w:r>
         <w:t xml:space="preserve"> </w:t>
       </w:r>
-      <w:hyperlink r:id="rId142">
+      <w:hyperlink r:id="rId143">
         <w:r>
           <w:rPr>
             <w:rStyle w:val="Hyperlink"/>
@@ -9058,8 +9180,8 @@
         <w:t xml:space="preserve">, 044109 (2006).</w:t>
       </w:r>
     </w:p>
-    <w:bookmarkEnd w:id="143"/>
-    <w:bookmarkStart w:id="145" w:name="ref-cao2005"/>
+    <w:bookmarkEnd w:id="144"/>
+    <w:bookmarkStart w:id="146" w:name="ref-cao2005"/>
     <w:p>
       <w:pPr>
         <w:pStyle w:val="Bibliography"/>
@@ -9079,7 +9201,7 @@
       <w:r>
         <w:t xml:space="preserve"> </w:t>
       </w:r>
-      <w:hyperlink r:id="rId144">
+      <w:hyperlink r:id="rId145">
         <w:r>
           <w:rPr>
             <w:rStyle w:val="Hyperlink"/>
@@ -9138,8 +9260,8 @@
         <w:t xml:space="preserve">, 054104 (2005).</w:t>
       </w:r>
     </w:p>
-    <w:bookmarkEnd w:id="145"/>
-    <w:bookmarkStart w:id="147" w:name="ref-shaffer2020"/>
+    <w:bookmarkEnd w:id="146"/>
+    <w:bookmarkStart w:id="148" w:name="ref-shaffer2020"/>
     <w:p>
       <w:pPr>
         <w:pStyle w:val="Bibliography"/>
@@ -9169,7 +9291,7 @@
       <w:r>
         <w:t xml:space="preserve"> </w:t>
       </w:r>
-      <w:hyperlink r:id="rId146">
+      <w:hyperlink r:id="rId147">
         <w:r>
           <w:rPr>
             <w:rStyle w:val="Hyperlink"/>
@@ -9204,8 +9326,8 @@
         <w:t xml:space="preserve">, 947–959 (2020).</w:t>
       </w:r>
     </w:p>
-    <w:bookmarkEnd w:id="147"/>
-    <w:bookmarkStart w:id="149" w:name="ref-toni2009"/>
+    <w:bookmarkEnd w:id="148"/>
+    <w:bookmarkStart w:id="150" w:name="ref-toni2009"/>
     <w:p>
       <w:pPr>
         <w:pStyle w:val="Bibliography"/>
@@ -9225,7 +9347,7 @@
       <w:r>
         <w:t xml:space="preserve"> </w:t>
       </w:r>
-      <w:hyperlink r:id="rId148">
+      <w:hyperlink r:id="rId149">
         <w:r>
           <w:rPr>
             <w:rStyle w:val="Hyperlink"/>
@@ -9284,8 +9406,8 @@
         <w:t xml:space="preserve">, 187–202 (2009).</w:t>
       </w:r>
     </w:p>
-    <w:bookmarkEnd w:id="149"/>
-    <w:bookmarkStart w:id="151" w:name="ref-friedman2006"/>
+    <w:bookmarkEnd w:id="150"/>
+    <w:bookmarkStart w:id="152" w:name="ref-ellingson2016"/>
     <w:p>
       <w:pPr>
         <w:pStyle w:val="Bibliography"/>
@@ -9300,21 +9422,7 @@
         <w:t xml:space="preserve">	</w:t>
       </w:r>
       <w:r>
-        <w:t xml:space="preserve">Friedman, N., Cai, L. &amp; Xie, X. S.</w:t>
-      </w:r>
-      <w:r>
-        <w:t xml:space="preserve"> </w:t>
-      </w:r>
-      <w:hyperlink r:id="rId150">
-        <w:r>
-          <w:rPr>
-            <w:rStyle w:val="Hyperlink"/>
-          </w:rPr>
-          <w:t xml:space="preserve">Linking stochastic dynamics to population distribution: An analytical framework of gene expression</w:t>
-        </w:r>
-      </w:hyperlink>
-      <w:r>
-        <w:t xml:space="preserve">.</w:t>
+        <w:t xml:space="preserve">Ellingson, B. M.</w:t>
       </w:r>
       <w:r>
         <w:t xml:space="preserve"> </w:t>
@@ -9324,7 +9432,31 @@
           <w:i/>
           <w:iCs/>
         </w:rPr>
-        <w:t xml:space="preserve">Physical Review Letters</w:t>
+        <w:t xml:space="preserve">et al.</w:t>
+      </w:r>
+      <w:r>
+        <w:t xml:space="preserve"> </w:t>
+      </w:r>
+      <w:hyperlink r:id="rId151">
+        <w:r>
+          <w:rPr>
+            <w:rStyle w:val="Hyperlink"/>
+          </w:rPr>
+          <w:t xml:space="preserve">Contrast-enhancing tumor growth dynamics of preoperative, treatment-naive human glioblastoma</w:t>
+        </w:r>
+      </w:hyperlink>
+      <w:r>
+        <w:t xml:space="preserve">.</w:t>
+      </w:r>
+      <w:r>
+        <w:t xml:space="preserve"> </w:t>
+      </w:r>
+      <w:r>
+        <w:rPr>
+          <w:i/>
+          <w:iCs/>
+        </w:rPr>
+        <w:t xml:space="preserve">Cancer</w:t>
       </w:r>
       <w:r>
         <w:t xml:space="preserve"> </w:t>
@@ -9334,14 +9466,14 @@
           <w:b/>
           <w:bCs/>
         </w:rPr>
-        <w:t xml:space="preserve">97</w:t>
-      </w:r>
-      <w:r>
-        <w:t xml:space="preserve">, 168302 (2006).</w:t>
-      </w:r>
-    </w:p>
-    <w:bookmarkEnd w:id="151"/>
-    <w:bookmarkStart w:id="153" w:name="ref-shahrezaei2008"/>
+        <w:t xml:space="preserve">122</w:t>
+      </w:r>
+      <w:r>
+        <w:t xml:space="preserve">, 1718–1727 (2016).</w:t>
+      </w:r>
+    </w:p>
+    <w:bookmarkEnd w:id="152"/>
+    <w:bookmarkStart w:id="154" w:name="ref-stensjoen2015"/>
     <w:p>
       <w:pPr>
         <w:pStyle w:val="Bibliography"/>
@@ -9356,21 +9488,7 @@
         <w:t xml:space="preserve">	</w:t>
       </w:r>
       <w:r>
-        <w:t xml:space="preserve">Shahrezaei, V. &amp; Swain, P. S.</w:t>
-      </w:r>
-      <w:r>
-        <w:t xml:space="preserve"> </w:t>
-      </w:r>
-      <w:hyperlink r:id="rId152">
-        <w:r>
-          <w:rPr>
-            <w:rStyle w:val="Hyperlink"/>
-          </w:rPr>
-          <w:t xml:space="preserve">Analytical distributions for stochastic gene expression</w:t>
-        </w:r>
-      </w:hyperlink>
-      <w:r>
-        <w:t xml:space="preserve">.</w:t>
+        <w:t xml:space="preserve">Stensjøen, A. L.</w:t>
       </w:r>
       <w:r>
         <w:t xml:space="preserve"> </w:t>
@@ -9380,7 +9498,31 @@
           <w:i/>
           <w:iCs/>
         </w:rPr>
-        <w:t xml:space="preserve">Proceedings of the National Academy of Sciences</w:t>
+        <w:t xml:space="preserve">et al.</w:t>
+      </w:r>
+      <w:r>
+        <w:t xml:space="preserve"> </w:t>
+      </w:r>
+      <w:hyperlink r:id="rId153">
+        <w:r>
+          <w:rPr>
+            <w:rStyle w:val="Hyperlink"/>
+          </w:rPr>
+          <w:t xml:space="preserve">Growth dynamics of untreated glioblastomas in vivo</w:t>
+        </w:r>
+      </w:hyperlink>
+      <w:r>
+        <w:t xml:space="preserve">.</w:t>
+      </w:r>
+      <w:r>
+        <w:t xml:space="preserve"> </w:t>
+      </w:r>
+      <w:r>
+        <w:rPr>
+          <w:i/>
+          <w:iCs/>
+        </w:rPr>
+        <w:t xml:space="preserve">Neuro-Oncology</w:t>
       </w:r>
       <w:r>
         <w:t xml:space="preserve"> </w:t>
@@ -9390,14 +9532,14 @@
           <w:b/>
           <w:bCs/>
         </w:rPr>
-        <w:t xml:space="preserve">105</w:t>
-      </w:r>
-      <w:r>
-        <w:t xml:space="preserve">, 17256–17261 (2008).</w:t>
-      </w:r>
-    </w:p>
-    <w:bookmarkEnd w:id="153"/>
-    <w:bookmarkStart w:id="155" w:name="ref-sciml"/>
+        <w:t xml:space="preserve">17</w:t>
+      </w:r>
+      <w:r>
+        <w:t xml:space="preserve">, 1402–1411 (2015).</w:t>
+      </w:r>
+    </w:p>
+    <w:bookmarkEnd w:id="154"/>
+    <w:bookmarkStart w:id="156" w:name="ref-friedman2006"/>
     <w:p>
       <w:pPr>
         <w:pStyle w:val="Bibliography"/>
@@ -9412,41 +9554,17 @@
         <w:t xml:space="preserve">	</w:t>
       </w:r>
       <w:r>
-        <w:t xml:space="preserve">Rackauckas, C. &amp; Nie, Q.</w:t>
-      </w:r>
-      <w:r>
-        <w:t xml:space="preserve"> </w:t>
-      </w:r>
-      <w:hyperlink r:id="rId154">
-        <w:r>
-          <w:rPr>
-            <w:rStyle w:val="Hyperlink"/>
-          </w:rPr>
-          <w:t xml:space="preserve">DifferentialEquations.jl</w:t>
-        </w:r>
-        <w:r>
-          <w:rPr>
-            <w:rStyle w:val="Hyperlink"/>
-          </w:rPr>
-          <w:t xml:space="preserve"> </w:t>
-        </w:r>
-        <w:r>
-          <w:rPr>
-            <w:rStyle w:val="Hyperlink"/>
-          </w:rPr>
-          <w:t xml:space="preserve">– a performant and feature-rich ecosystem for solving differential equations in</w:t>
-        </w:r>
-        <w:r>
-          <w:rPr>
-            <w:rStyle w:val="Hyperlink"/>
-          </w:rPr>
-          <w:t xml:space="preserve"> </w:t>
-        </w:r>
-        <w:r>
-          <w:rPr>
-            <w:rStyle w:val="Hyperlink"/>
-          </w:rPr>
-          <w:t xml:space="preserve">Julia</w:t>
+        <w:t xml:space="preserve">Friedman, N., Cai, L. &amp; Xie, X. S.</w:t>
+      </w:r>
+      <w:r>
+        <w:t xml:space="preserve"> </w:t>
+      </w:r>
+      <w:hyperlink r:id="rId155">
+        <w:r>
+          <w:rPr>
+            <w:rStyle w:val="Hyperlink"/>
+          </w:rPr>
+          <w:t xml:space="preserve">Linking stochastic dynamics to population distribution: An analytical framework of gene expression</w:t>
         </w:r>
       </w:hyperlink>
       <w:r>
@@ -9460,17 +9578,24 @@
           <w:i/>
           <w:iCs/>
         </w:rPr>
-        <w:t xml:space="preserve">Journal of Open Research Software</w:t>
-      </w:r>
-      <w:r>
-        <w:t xml:space="preserve"> </w:t>
-      </w:r>
-      <w:r>
-        <w:t xml:space="preserve">vol. 5 15 (2017).</w:t>
-      </w:r>
-    </w:p>
-    <w:bookmarkEnd w:id="155"/>
-    <w:bookmarkStart w:id="157" w:name="ref-huh2011"/>
+        <w:t xml:space="preserve">Physical Review Letters</w:t>
+      </w:r>
+      <w:r>
+        <w:t xml:space="preserve"> </w:t>
+      </w:r>
+      <w:r>
+        <w:rPr>
+          <w:b/>
+          <w:bCs/>
+        </w:rPr>
+        <w:t xml:space="preserve">97</w:t>
+      </w:r>
+      <w:r>
+        <w:t xml:space="preserve">, 168302 (2006).</w:t>
+      </w:r>
+    </w:p>
+    <w:bookmarkEnd w:id="156"/>
+    <w:bookmarkStart w:id="158" w:name="ref-shahrezaei2008"/>
     <w:p>
       <w:pPr>
         <w:pStyle w:val="Bibliography"/>
@@ -9485,17 +9610,17 @@
         <w:t xml:space="preserve">	</w:t>
       </w:r>
       <w:r>
-        <w:t xml:space="preserve">Huh, D. &amp; Paulsson, J.</w:t>
-      </w:r>
-      <w:r>
-        <w:t xml:space="preserve"> </w:t>
-      </w:r>
-      <w:hyperlink r:id="rId156">
-        <w:r>
-          <w:rPr>
-            <w:rStyle w:val="Hyperlink"/>
-          </w:rPr>
-          <w:t xml:space="preserve">Non-genetic heterogeneity from stochastic partitioning at cell division</w:t>
+        <w:t xml:space="preserve">Shahrezaei, V. &amp; Swain, P. S.</w:t>
+      </w:r>
+      <w:r>
+        <w:t xml:space="preserve"> </w:t>
+      </w:r>
+      <w:hyperlink r:id="rId157">
+        <w:r>
+          <w:rPr>
+            <w:rStyle w:val="Hyperlink"/>
+          </w:rPr>
+          <w:t xml:space="preserve">Analytical distributions for stochastic gene expression</w:t>
         </w:r>
       </w:hyperlink>
       <w:r>
@@ -9509,7 +9634,7 @@
           <w:i/>
           <w:iCs/>
         </w:rPr>
-        <w:t xml:space="preserve">Nature Genetics</w:t>
+        <w:t xml:space="preserve">Proceedings of the National Academy of Sciences</w:t>
       </w:r>
       <w:r>
         <w:t xml:space="preserve"> </w:t>
@@ -9519,14 +9644,14 @@
           <w:b/>
           <w:bCs/>
         </w:rPr>
-        <w:t xml:space="preserve">43</w:t>
-      </w:r>
-      <w:r>
-        <w:t xml:space="preserve">, 95–100 (2011).</w:t>
-      </w:r>
-    </w:p>
-    <w:bookmarkEnd w:id="157"/>
-    <w:bookmarkStart w:id="159" w:name="ref-huynhthu2010"/>
+        <w:t xml:space="preserve">105</w:t>
+      </w:r>
+      <w:r>
+        <w:t xml:space="preserve">, 17256–17261 (2008).</w:t>
+      </w:r>
+    </w:p>
+    <w:bookmarkEnd w:id="158"/>
+    <w:bookmarkStart w:id="160" w:name="ref-sciml"/>
     <w:p>
       <w:pPr>
         <w:pStyle w:val="Bibliography"/>
@@ -9541,17 +9666,41 @@
         <w:t xml:space="preserve">	</w:t>
       </w:r>
       <w:r>
-        <w:t xml:space="preserve">Huynh-Thu, V. A., Irrthum, A., Wehenkel, L. &amp; Geurts, P.</w:t>
-      </w:r>
-      <w:r>
-        <w:t xml:space="preserve"> </w:t>
-      </w:r>
-      <w:hyperlink r:id="rId158">
-        <w:r>
-          <w:rPr>
-            <w:rStyle w:val="Hyperlink"/>
-          </w:rPr>
-          <w:t xml:space="preserve">Inferring regulatory networks from expression data using tree-based methods</w:t>
+        <w:t xml:space="preserve">Rackauckas, C. &amp; Nie, Q.</w:t>
+      </w:r>
+      <w:r>
+        <w:t xml:space="preserve"> </w:t>
+      </w:r>
+      <w:hyperlink r:id="rId159">
+        <w:r>
+          <w:rPr>
+            <w:rStyle w:val="Hyperlink"/>
+          </w:rPr>
+          <w:t xml:space="preserve">DifferentialEquations.jl</w:t>
+        </w:r>
+        <w:r>
+          <w:rPr>
+            <w:rStyle w:val="Hyperlink"/>
+          </w:rPr>
+          <w:t xml:space="preserve"> </w:t>
+        </w:r>
+        <w:r>
+          <w:rPr>
+            <w:rStyle w:val="Hyperlink"/>
+          </w:rPr>
+          <w:t xml:space="preserve">– a performant and feature-rich ecosystem for solving differential equations in</w:t>
+        </w:r>
+        <w:r>
+          <w:rPr>
+            <w:rStyle w:val="Hyperlink"/>
+          </w:rPr>
+          <w:t xml:space="preserve"> </w:t>
+        </w:r>
+        <w:r>
+          <w:rPr>
+            <w:rStyle w:val="Hyperlink"/>
+          </w:rPr>
+          <w:t xml:space="preserve">Julia</w:t>
         </w:r>
       </w:hyperlink>
       <w:r>
@@ -9565,7 +9714,56 @@
           <w:i/>
           <w:iCs/>
         </w:rPr>
-        <w:t xml:space="preserve">PLoS ONE</w:t>
+        <w:t xml:space="preserve">Journal of Open Research Software</w:t>
+      </w:r>
+      <w:r>
+        <w:t xml:space="preserve"> </w:t>
+      </w:r>
+      <w:r>
+        <w:t xml:space="preserve">vol. 5 15 (2017).</w:t>
+      </w:r>
+    </w:p>
+    <w:bookmarkEnd w:id="160"/>
+    <w:bookmarkStart w:id="162" w:name="ref-huh2011"/>
+    <w:p>
+      <w:pPr>
+        <w:pStyle w:val="Bibliography"/>
+      </w:pPr>
+      <w:r>
+        <w:t xml:space="preserve">49.</w:t>
+      </w:r>
+      <w:r>
+        <w:t xml:space="preserve"> </w:t>
+      </w:r>
+      <w:r>
+        <w:t xml:space="preserve">	</w:t>
+      </w:r>
+      <w:r>
+        <w:t xml:space="preserve">Huh, D. &amp; Paulsson, J.</w:t>
+      </w:r>
+      <w:r>
+        <w:t xml:space="preserve"> </w:t>
+      </w:r>
+      <w:hyperlink r:id="rId161">
+        <w:r>
+          <w:rPr>
+            <w:rStyle w:val="Hyperlink"/>
+          </w:rPr>
+          <w:t xml:space="preserve">Non-genetic heterogeneity from stochastic partitioning at cell division</w:t>
+        </w:r>
+      </w:hyperlink>
+      <w:r>
+        <w:t xml:space="preserve">.</w:t>
+      </w:r>
+      <w:r>
+        <w:t xml:space="preserve"> </w:t>
+      </w:r>
+      <w:r>
+        <w:rPr>
+          <w:i/>
+          <w:iCs/>
+        </w:rPr>
+        <w:t xml:space="preserve">Nature Genetics</w:t>
       </w:r>
       <w:r>
         <w:t xml:space="preserve"> </w:t>
@@ -9575,20 +9773,20 @@
           <w:b/>
           <w:bCs/>
         </w:rPr>
-        <w:t xml:space="preserve">5</w:t>
-      </w:r>
-      <w:r>
-        <w:t xml:space="preserve">, e12776 (2010).</w:t>
-      </w:r>
-    </w:p>
-    <w:bookmarkEnd w:id="159"/>
-    <w:bookmarkStart w:id="161" w:name="ref-vandijk2018"/>
+        <w:t xml:space="preserve">43</w:t>
+      </w:r>
+      <w:r>
+        <w:t xml:space="preserve">, 95–100 (2011).</w:t>
+      </w:r>
+    </w:p>
+    <w:bookmarkEnd w:id="162"/>
+    <w:bookmarkStart w:id="164" w:name="ref-huynhthu2010"/>
     <w:p>
       <w:pPr>
         <w:pStyle w:val="Bibliography"/>
       </w:pPr>
       <w:r>
-        <w:t xml:space="preserve">49.</w:t>
+        <w:t xml:space="preserve">50.</w:t>
       </w:r>
       <w:r>
         <w:t xml:space="preserve"> </w:t>
@@ -9597,7 +9795,21 @@
         <w:t xml:space="preserve">	</w:t>
       </w:r>
       <w:r>
-        <w:t xml:space="preserve">Dijk, D. van</w:t>
+        <w:t xml:space="preserve">Huynh-Thu, V. A., Irrthum, A., Wehenkel, L. &amp; Geurts, P.</w:t>
+      </w:r>
+      <w:r>
+        <w:t xml:space="preserve"> </w:t>
+      </w:r>
+      <w:hyperlink r:id="rId163">
+        <w:r>
+          <w:rPr>
+            <w:rStyle w:val="Hyperlink"/>
+          </w:rPr>
+          <w:t xml:space="preserve">Inferring regulatory networks from expression data using tree-based methods</w:t>
+        </w:r>
+      </w:hyperlink>
+      <w:r>
+        <w:t xml:space="preserve">.</w:t>
       </w:r>
       <w:r>
         <w:t xml:space="preserve"> </w:t>
@@ -9607,21 +9819,39 @@
           <w:i/>
           <w:iCs/>
         </w:rPr>
-        <w:t xml:space="preserve">et al.</w:t>
-      </w:r>
-      <w:r>
-        <w:t xml:space="preserve"> </w:t>
-      </w:r>
-      <w:hyperlink r:id="rId160">
-        <w:r>
-          <w:rPr>
-            <w:rStyle w:val="Hyperlink"/>
-          </w:rPr>
-          <w:t xml:space="preserve">Recovering gene interactions from single-cell data using data diffusion</w:t>
-        </w:r>
-      </w:hyperlink>
-      <w:r>
-        <w:t xml:space="preserve">.</w:t>
+        <w:t xml:space="preserve">PLoS ONE</w:t>
+      </w:r>
+      <w:r>
+        <w:t xml:space="preserve"> </w:t>
+      </w:r>
+      <w:r>
+        <w:rPr>
+          <w:b/>
+          <w:bCs/>
+        </w:rPr>
+        <w:t xml:space="preserve">5</w:t>
+      </w:r>
+      <w:r>
+        <w:t xml:space="preserve">, e12776 (2010).</w:t>
+      </w:r>
+    </w:p>
+    <w:bookmarkEnd w:id="164"/>
+    <w:bookmarkStart w:id="166" w:name="ref-vandijk2018"/>
+    <w:p>
+      <w:pPr>
+        <w:pStyle w:val="Bibliography"/>
+      </w:pPr>
+      <w:r>
+        <w:t xml:space="preserve">51.</w:t>
+      </w:r>
+      <w:r>
+        <w:t xml:space="preserve"> </w:t>
+      </w:r>
+      <w:r>
+        <w:t xml:space="preserve">	</w:t>
+      </w:r>
+      <w:r>
+        <w:t xml:space="preserve">Dijk, D. van</w:t>
       </w:r>
       <w:r>
         <w:t xml:space="preserve"> </w:t>
@@ -9631,6 +9861,30 @@
           <w:i/>
           <w:iCs/>
         </w:rPr>
+        <w:t xml:space="preserve">et al.</w:t>
+      </w:r>
+      <w:r>
+        <w:t xml:space="preserve"> </w:t>
+      </w:r>
+      <w:hyperlink r:id="rId165">
+        <w:r>
+          <w:rPr>
+            <w:rStyle w:val="Hyperlink"/>
+          </w:rPr>
+          <w:t xml:space="preserve">Recovering gene interactions from single-cell data using data diffusion</w:t>
+        </w:r>
+      </w:hyperlink>
+      <w:r>
+        <w:t xml:space="preserve">.</w:t>
+      </w:r>
+      <w:r>
+        <w:t xml:space="preserve"> </w:t>
+      </w:r>
+      <w:r>
+        <w:rPr>
+          <w:i/>
+          <w:iCs/>
+        </w:rPr>
         <w:t xml:space="preserve">Cell</w:t>
       </w:r>
       <w:r>
@@ -9647,14 +9901,14 @@
         <w:t xml:space="preserve">, 716–729 (2018).</w:t>
       </w:r>
     </w:p>
-    <w:bookmarkEnd w:id="161"/>
-    <w:bookmarkStart w:id="163" w:name="ref-wagner2018"/>
+    <w:bookmarkEnd w:id="166"/>
+    <w:bookmarkStart w:id="168" w:name="ref-wagner2018"/>
     <w:p>
       <w:pPr>
         <w:pStyle w:val="Bibliography"/>
       </w:pPr>
       <w:r>
-        <w:t xml:space="preserve">50.</w:t>
+        <w:t xml:space="preserve">52.</w:t>
       </w:r>
       <w:r>
         <w:t xml:space="preserve"> </w:t>
@@ -9690,7 +9944,7 @@
       <w:r>
         <w:t xml:space="preserve"> </w:t>
       </w:r>
-      <w:hyperlink r:id="rId162">
+      <w:hyperlink r:id="rId167">
         <w:r>
           <w:rPr>
             <w:rStyle w:val="Hyperlink"/>
@@ -9704,7 +9958,7 @@
       <w:r>
         <w:t xml:space="preserve">(2018) doi:</w:t>
       </w:r>
-      <w:hyperlink r:id="rId162">
+      <w:hyperlink r:id="rId167">
         <w:r>
           <w:rPr>
             <w:rStyle w:val="Hyperlink"/>
@@ -9716,9 +9970,9 @@
         <w:t xml:space="preserve">.</w:t>
       </w:r>
     </w:p>
-    <w:bookmarkEnd w:id="163"/>
-    <w:bookmarkEnd w:id="164"/>
-    <w:bookmarkEnd w:id="165"/>
+    <w:bookmarkEnd w:id="168"/>
+    <w:bookmarkEnd w:id="169"/>
+    <w:bookmarkEnd w:id="170"/>
     <w:sectPr>
       <w:footnotePr>
         <w:numRestart w:val="eachSect"/>

--- a/paper/manuscript/manuscript.docx
+++ b/paper/manuscript/manuscript.docx
@@ -54,7 +54,7 @@
         <w:pStyle w:val="Abstract"/>
       </w:pPr>
       <w:r>
-        <w:t xml:space="preserve">Heritable differences in gene expression decide which cancer cells survive a drug, yet the simulators used to benchmark single-cell methods model neither growth nor division, and cannot generate such states from first principles. Here we present Biomodelling.jl 2.0, in which stochastic reaction kinetics run inside growing, dividing and drug-treated cells. Exact, hybrid and adaptive kernels are coupled to exponential growth, volume-scaled transcription, gene replication and division with binomial partitioning and promoter inheritance, to dose schedules and state-dependent killing, to a lineage record, to observation models and to likelihood-free inference. Expression memory, cell-size scaling and cell-cycle-dependent bursting emerge from this physiology rather than being imposed. A single resistance gene with slow promoter switching reproduces the reported signatures of drug-tolerant persisters, and the framework supplies ground truth that benchmarks of memory genes, network inference and perturbation prediction lack. Calibrated to time-lapse measurements of cisplatin-treated cells, it reproduces lineage correlations and the dose-invariance of single-cell timing, and its residual errors expose the limits of one switching gene. With a built-in optimiser it recovers the opposite rankings of intermittent dosing reported in a melanoma trial and in xenografts, attributes the difference to the fitness of resistant cells without drug, and searches for better schedules.</w:t>
+        <w:t xml:space="preserve">Heritable differences in gene expression decide which cancer cells survive a drug, yet the simulators used to benchmark single-cell methods model neither growth nor division, and cannot generate such states. Here we present Biomodelling.jl 2.0, in which stochastic reaction kinetics run inside growing, dividing and drug-treated cells. Exact, hybrid and adaptive kernels are coupled to exponential growth, volume-scaled transcription, gene replication and division with binomial partitioning, to dose schedules and state-dependent killing, and to a lineage record, observation models and likelihood-free inference. Expression memory, cell-size scaling and cell-cycle-dependent bursting emerge from this physiology rather than being imposed. A single resistance gene with slow promoter switching reproduces the lineage and memory signatures of heritable drug tolerance, and the framework supplies ground truth that benchmarks of memory genes, network inference and perturbation prediction lack. Calibrated to time-lapse measurements of cisplatin-treated cells, it reproduces lineage correlations and the dose-invariance of single-cell timing, and its residual errors expose the limits of one switching gene. With a built-in optimiser it reproduces the opposite rankings of intermittent dosing reported in a melanoma trial and in xenografts, and shows the ranking to turn on two measurable cell properties, their growth under drug and their fitness without it.</w:t>
       </w:r>
     </w:p>
     <w:p>
@@ -62,7 +62,7 @@
         <w:pStyle w:val="FirstParagraph"/>
       </w:pPr>
       <w:r>
-        <w:t xml:space="preserve">Isogenic cells differ in their transcriptional states, those differences are often inherited across several divisions, and the inherited state decides what a cell does under stress. Cancer cells that survive targeted or cytotoxic therapy frequently do so without a resistance mutation: they occupy a rare, reversible, drug-tolerant expression state that pre-exists the treatment or is induced by it</w:t>
+        <w:t xml:space="preserve">Isogenic cells differ in their transcriptional states, those differences are often inherited across several divisions, and the inherited state biases what a cell does under stress. Cancer cells that survive targeted or cytotoxic therapy frequently do so without a resistance mutation: they occupy a rare, reversible, drug-tolerant expression state that pre-exists the treatment or is induced by it</w:t>
       </w:r>
       <w:r>
         <w:rPr>
@@ -177,7 +177,7 @@
         <w:t xml:space="preserve">25</w:t>
       </w:r>
       <w:r>
-        <w:t xml:space="preserve">, is precisely the mechanism behind heritable expression states. Version 2.0 turns that feature into a complete framework for the mechanistic study of drug tolerance and for single-cell benchmarking. We validate the engine against exact stationary laws and an independent implementation, show that growth, division and partitioning alone reproduce published results on cell-size scaling, partitioning noise, lineage-versus-population statistics and cell-cycle-dependent bursting, and demonstrate that a single resistance gene with slow promoter switching reproduces the quantitative signatures of drug-tolerant persisters. We then use the framework as a ground-truth generator for memory-gene detection, network inference, imputation and perturbation prediction; as an inference engine that recovers kinetic and drug parameters from snapshot and lineage data and quantifies the bias of ignoring division; as a model calibrated to published time-lapse measurements and validated on conditions it was not fitted to; and, with a built-in schedule optimiser, as a testbed in which clinical dosing regimens are compared and better ones are sought.</w:t>
+        <w:t xml:space="preserve">, is precisely the mechanism behind heritable expression states. Version 2.0 turns that feature into a complete framework for the mechanistic study of drug tolerance and for single-cell benchmarking. We validate the engine against exact stationary laws and an independent implementation, show that growth, division and partitioning alone reproduce published results on cell-size scaling, partitioning noise, lineage-versus-population statistics and cell-cycle-dependent bursting, and demonstrate that a single resistance gene with slow promoter switching reproduces the quantitative lineage and memory signatures of heritable drug tolerance. We then use the framework as a ground-truth generator for memory-gene detection, network inference, imputation and perturbation prediction; as an inference engine that recovers kinetic parameters from snapshot and lineage data, quantifies the bias of ignoring division, and maps the ridge to which drug parameters are determined by population data; as a model calibrated to published time-lapse measurements and confronted with conditions it was not fitted to; and, with a built-in schedule optimiser, as a testbed in which clinical dosing regimens are compared and better ones are sought.</w:t>
       </w:r>
     </w:p>
     <w:bookmarkStart w:id="17" w:name="results"/>
@@ -189,13 +189,13 @@
         <w:t xml:space="preserve">Results</w:t>
       </w:r>
     </w:p>
-    <w:bookmarkStart w:id="9" w:name="X9262108ab61ea0f799b7442416ede46987d7afe"/>
+    <w:bookmarkStart w:id="9" w:name="X112f6feb33c4da03b04b1242c9d5817152a09d7"/>
     <w:p>
       <w:pPr>
         <w:pStyle w:val="Heading2"/>
       </w:pPr>
       <w:r>
-        <w:t xml:space="preserve">A layered simulator of growing, dividing, treated cells</w:t>
+        <w:t xml:space="preserve">Layers couple reaction kinetics to growth and division</w:t>
       </w:r>
     </w:p>
     <w:p>
@@ -2027,13 +2027,13 @@
       </w:tr>
     </w:tbl>
     <w:bookmarkEnd w:id="9"/>
-    <w:bookmarkStart w:id="10" w:name="X6d951c7fa7a99f50e130c7347fad595a48883b5"/>
+    <w:bookmarkStart w:id="10" w:name="X7ed0bc26d6b69a76c16f564dfa8876a0bb54a50"/>
     <w:p>
       <w:pPr>
         <w:pStyle w:val="Heading2"/>
       </w:pPr>
       <w:r>
-        <w:t xml:space="preserve">The engine is exact and reproducible in another package</w:t>
+        <w:t xml:space="preserve">The engine matches exact laws and an independent package</w:t>
       </w:r>
     </w:p>
     <w:p>
@@ -2053,17 +2053,17 @@
         <w:t xml:space="preserve"> </w:t>
       </w:r>
       <w:r>
-        <w:t xml:space="preserve">(Fig. 2b); and for bursty protein production it matches the negative binomial (Fig. 2c). Across kernels, Kolmogorov-Smirnov distances to the exact law with 20,000 cells lie below the 99% critical value for the direct method, for the adaptive scheme at both tolerances and for the hybrid scheme at the shorter step, and above it for the hybrid scheme at the longer step (0.0160 and 0.0122 against a critical value of 0.0115; Fig. 2d). That is the expected behaviour of an approximate kernel, and it sets the step below which the approximation is not detectable at this sample size; wall-clock costs are 0.25 s to 0.91 s per 10⁴ cells. Simulating the same telegraph model with JumpProcesses.jl gives distributions whose two-sample Kolmogorov-Smirnov statistic against Biomodelling.jl is 0.0034 (99% critical value 0.0163; Fig. 2e), with a 6.2-fold (in favour of JumpProcesses.jl) difference in serial wall-clock time. Population simulations scale linearly with the number of cells and approximately linearly with the number of reactions: 2.6 s for 5000 cells × 10 telegraph genes × 200 steps (hybrid kernel) with four threads (Fig. 2f).</w:t>
+        <w:t xml:space="preserve">(Fig. 2b); and for bursty protein production it matches the negative binomial (Fig. 2c). Across kernels, Kolmogorov-Smirnov distances to the exact law with 20,000 cells lie below the 99% critical value for the direct method, for the adaptive scheme at both tolerances and for the hybrid scheme at the shorter step, and above it for the hybrid scheme at the longer step (0.0160 and 0.0122 against a critical value of 0.0115; Fig. 2d). That is the expected behaviour of an approximate kernel, and it sets the step below which the approximation is not detectable at this sample size; wall-clock costs are 0.25 s to 0.91 s per 10⁴ cells. Simulating the same telegraph model with JumpProcesses.jl gives distributions whose two-sample Kolmogorov-Smirnov statistic against Biomodelling.jl is 0.0034 (99% critical value 0.0163; Fig. 2e), with a 6.2-fold (in favour of JumpProcesses.jl) difference in serial wall-clock time. Population simulations scale linearly with the number of cells and approximately linearly with the number of reactions: 2.6 s for 5000 cells × 10 telegraph genes × 200 steps (hybrid kernel) with four threads (Fig. 2f and Supplementary Table 3).</w:t>
       </w:r>
     </w:p>
     <w:bookmarkEnd w:id="10"/>
-    <w:bookmarkStart w:id="11" w:name="X23201c765ced36a28a43a5baf0d27e8e20c48c4"/>
+    <w:bookmarkStart w:id="11" w:name="X1d572f1982ed7fcc34d853a03e237fe36526aba"/>
     <w:p>
       <w:pPr>
         <w:pStyle w:val="Heading2"/>
       </w:pPr>
       <w:r>
-        <w:t xml:space="preserve">Physiology alone generates memory, size scaling and cell-cycle effects</w:t>
+        <w:t xml:space="preserve">Physiology generates memory, scaling and cycle effects</w:t>
       </w:r>
     </w:p>
     <w:p>
@@ -2080,7 +2080,7 @@
         <w:t xml:space="preserve">10</w:t>
       </w:r>
       <w:r>
-        <w:t xml:space="preserve">. Correlations of protein concentration at division between mothers and daughters, sisters and cousins fall from 0.94 to 0.02 as the promoter switching rate crosses the inverse cell-cycle time (Fig. 3c), with sisters more correlated than mother-daughter pairs and cousins less, and mRNA less heritable than protein. The memory timescale extracted from the generation-resolved lineage autocorrelation is set by the promoter switching time and is nearly independent of the cell-cycle time as long as memory outlasts the cycle; when the two are comparable the estimate is bounded below by one cell cycle, the resolution of the autocorrelation (Fig. 3d). As reported for real lineages</w:t>
+        <w:t xml:space="preserve">. Correlations of protein concentration at division between mothers and daughters, sisters and cousins fall from 0.94 to 0.02 as the promoter switching rate crosses the inverse cell-cycle time (Fig. 3c), mother-daughter and sister pairs correlating similarly at slow switching and mother-daughter pairs more strongly as switching quickens, cousins least, and mRNA less heritable than protein. The memory timescale extracted from the generation-resolved lineage autocorrelation is set by the promoter switching time and is nearly independent of the cell-cycle time as long as memory outlasts the cycle; when the two are comparable the estimate is bounded below by one cell cycle, the resolution of the autocorrelation (Fig. 3d). As reported for real lineages</w:t>
       </w:r>
       <w:r>
         <w:rPr>
@@ -2093,13 +2093,13 @@
       </w:r>
     </w:p>
     <w:bookmarkEnd w:id="11"/>
-    <w:bookmarkStart w:id="12" w:name="Xa32f63149716c1d9d61867f0c044cb97deece08"/>
+    <w:bookmarkStart w:id="12" w:name="X49b742a03491c5ab85ca7965ed7a5420ba28601"/>
     <w:p>
       <w:pPr>
         <w:pStyle w:val="Heading2"/>
       </w:pPr>
       <w:r>
-        <w:t xml:space="preserve">One resistance gene reproduces persister phenomenology</w:t>
+        <w:t xml:space="preserve">One resistance gene reproduces tolerance signatures</w:t>
       </w:r>
     </w:p>
     <w:p>
@@ -2107,7 +2107,7 @@
         <w:pStyle w:val="FirstParagraph"/>
       </w:pPr>
       <w:r>
-        <w:t xml:space="preserve">To test whether heritable expression states suffice to reproduce the phenomenology of drug-tolerant persisters, we coupled a resistance gene with slow promoter switching (memory timescale 45 time units, cell-cycle time 20) to a death hazard that rises with dose and is suppressed by the concentration of the gene’s protein product (Methods). Under continuous, pulsed and reduced-dose schedules the population first collapses as low-expressing cells die, then regrows from high-expressing survivors (Fig. 4a); kill curves are biphasic with a surviving fraction that falls with dose (Fig. 4b). Between doses 0.5 and 2 the net rate of population decline over the first 30 time units of treatment rises from 0.023 to 0.050 per time unit (2.1-fold), while the mean division time of cells born under drug changes by 0.0% and the mean time to death of killed cells moves only from 8.5 to 6.2 time units (Fig. 4c). This reproduces the observation that population decay depends strongly on dose even though single-cell division and death times barely do</w:t>
+        <w:t xml:space="preserve">To test whether heritable expression states suffice to reproduce the lineage and memory signatures of drug-tolerant persistence, we coupled a resistance gene with slow promoter switching (memory timescale 45 time units, cell-cycle time 20) to a death hazard that rises with dose and is suppressed by the concentration of the gene’s protein product (Methods). Under continuous, pulsed and reduced-dose schedules the population first collapses as low-expressing cells die, then regrows from high-expressing survivors (Fig. 4a); kill curves are biphasic with a surviving fraction that falls with dose (Fig. 4b). Between doses 0.5 and 2 the net rate of population decline over the first 30 time units of treatment rises from 0.023 to 0.050 per time unit (2.1-fold), while the mean division time of cells born under drug changes by 0.0% and the mean time to death of killed cells moves only from 8.5 to 6.2 time units (Fig. 4c; the single-cell timing distributions are in Supplementary Fig. 1). This reproduces the observation that population decay depends strongly on dose even though single-cell division and death times barely do</w:t>
       </w:r>
       <w:r>
         <w:rPr>
@@ -2116,7 +2116,16 @@
         <w:t xml:space="preserve">6</w:t>
       </w:r>
       <w:r>
-        <w:t xml:space="preserve">, because fate is decided by states that exist before the drug arrives.</w:t>
+        <w:t xml:space="preserve">, because fate is biased by states that exist before the drug arrives. Unlike the growth-arrested persisters of the canonical definition</w:t>
+      </w:r>
+      <w:r>
+        <w:rPr>
+          <w:vertAlign w:val="superscript"/>
+        </w:rPr>
+        <w:t xml:space="preserve">1</w:t>
+      </w:r>
+      <w:r>
+        <w:t xml:space="preserve">, the survivors here divide at an essentially unchanged rate (Fig. 4c, inset), so the model reproduces the heritable-state selection signatures of tolerance rather than its proliferative-arrest hallmark.</w:t>
       </w:r>
     </w:p>
     <w:p>
@@ -2168,7 +2177,7 @@
         <w:t xml:space="preserve">29</w:t>
       </w:r>
       <w:r>
-        <w:t xml:space="preserve">. Finally, scanning release periods and doses of intermittent schedules (Fig. 4h), the most effective schedule is release period 0, dose 2 (growth rate +0.004 per time unit) for pre-existing tolerance, release period 10, dose 2 (growth rate -0.016 per time unit) when the resistant state carries a fitness cost, and release period 10, dose 1 (growth rate +0.009 per time unit) for drug-induced tolerance. Without a fitness cost nothing beats continuous dosing at the highest dose, since every release period lets the resistant subpopulation regrow. With a fitness cost the population declines under every schedule at dose ≥ 0.5, and release periods of up to 10 time units match continuous dosing (-0.013 per time unit under continuous dose 2), because cells that leave the resistant state during a holiday are killed on re-exposure. For drug-induced tolerance the ranking of doses reverses: the highest dose induces tolerance in more cells than it kills, so dose 1 outperforms dose 2 at every release period (release period 10, dose 1 (growth rate +0.009 per time unit), against +0.012 for continuous dose 2), the intermediate-dose optimum reported previously</w:t>
+        <w:t xml:space="preserve">. Finally, scanning release periods and doses of intermittent schedules (Fig. 4h), the most effective schedule is release period 0, dose 2 (growth rate +0.004 per time unit) for pre-existing tolerance, release period 10, dose 2 (growth rate -0.016 per time unit) when the resistant state carries a fitness cost, and release period 10, dose 1 (growth rate +0.009 per time unit) for drug-induced tolerance. Without a fitness cost nothing beats continuous dosing at the highest dose, since every release period lets the resistant subpopulation regrow (the drug does not act on the switching rates in this model; when it also stabilises the resistant state, as in the melanoma case study below, holidays regain a small advantage even without a cost). With a fitness cost the population declines under every schedule at dose ≥ 0.5, and release periods of up to 10 time units match continuous dosing (-0.013 per time unit under continuous dose 2), because cells that leave the resistant state during a holiday are killed on re-exposure. For drug-induced tolerance the ranking of doses reverses: the highest dose induces tolerance in more cells than it kills, so dose 1 outperforms dose 2 at every release period (release period 10, dose 1 (growth rate +0.009 per time unit), against +0.012 for continuous dose 2), the intermediate-dose optimum reported previously</w:t>
       </w:r>
       <w:r>
         <w:rPr>
@@ -2181,13 +2190,13 @@
       </w:r>
     </w:p>
     <w:bookmarkEnd w:id="12"/>
-    <w:bookmarkStart w:id="13" w:name="X18b9f7c462d020beb62cc102f21cdd5235e4a4e"/>
+    <w:bookmarkStart w:id="13" w:name="Xa05e01d192f030507804694448e28390bd2a477"/>
     <w:p>
       <w:pPr>
         <w:pStyle w:val="Heading2"/>
       </w:pPr>
       <w:r>
-        <w:t xml:space="preserve">Ground truth for memory genes, networks and perturbations</w:t>
+        <w:t xml:space="preserve">Simulated ground truth benchmarks inference methods</w:t>
       </w:r>
     </w:p>
     <w:p>
@@ -2195,7 +2204,7 @@
         <w:pStyle w:val="FirstParagraph"/>
       </w:pPr>
       <w:r>
-        <w:t xml:space="preserve">Because every cell’s clone, lineage and true state are known, the framework supplies ground truth that observational data cannot (Fig. 5). For 40 independent genes whose memory times span three decades, MemorySeq-style clonal variance scores computed on true concentrations rise from 1.0 for genes with memory far below the cell-cycle time to 29.6 for the slowest genes, and the ranking survives computation on sequenced counts at 20% capture efficiency (Fig. 5a); the score separates genes with memory longer than the cycle from the rest with an area under the receiver operating curve of 1.00 on true concentrations and 0.99 on sequenced counts. For a 30-gene network simulated at fixed volume, in a dividing population and after sequencing, correlation-based and GENIE3 inference lose most of their accuracy in the dividing population when raw counts are used (area under the precision-recall curve 0.52 to 0.14 for Pearson correlation and 0.32 to 0.13 for GENIE3, against 0.10 for a random ranking of undirected pairs and 0.05 for directed edges), because volume and gene copy number induce positive correlations between all genes. Normalising counts to concentrations removes the volume effect but recovers little (0.18 and 0.18), since the dependence on copy number and cell age remains; regressing expression on the true cell-cycle covariates, which the simulation provides and which cell-cycle scoring approximates in real data, recovers most of the loss (0.46 and 0.30). Sequencing at 15% capture efficiency lowers accuracy further (0.11 raw and 0.24 library-size-normalised for Pearson correlation; 0.07 and 0.08 for GENIE3; Fig. 5b). Imputing the sequenced counts before inference recovers part of that loss: MAGIC raises the area under the precision-recall curve from 0.11 to 0.32 for Pearson correlation and from 0.07 to 0.18 for GENIE3, and kNN-smoothing gives 0.16 and 0.12 (Fig. 5c). Neither reaches the accuracy obtained at fixed volume, nor that of regressing out the cell-cycle covariates, so imputation mitigates the sequencing loss without touching the growth confound that produces most of it</w:t>
+        <w:t xml:space="preserve">Because every cell’s clone, lineage and true state are known, the framework supplies ground truth that observational data cannot (Fig. 5). For 40 independent genes whose memory times span three decades, MemorySeq-style clonal variance scores computed on true concentrations rise from 1.0 for genes with memory far below the cell-cycle time to 29.6 for the slowest genes, and the ranking survives computation on sequenced counts at 20% capture efficiency (Fig. 5a); the score separates genes with memory longer than the cycle from the rest with an area under the receiver operating characteristic (ROC) curve of 1.00 on true concentrations and 0.99 on sequenced counts. For a 30-gene network simulated at fixed volume, in a dividing population and after sequencing, correlation-based and GENIE3 inference lose most of their accuracy in the dividing population when raw counts are used (area under the precision-recall curve 0.52 to 0.14 for Pearson correlation and 0.32 to 0.13 for GENIE3, against 0.10 for a random ranking of undirected pairs and 0.05 for directed edges), because volume and gene copy number induce positive correlations between all genes. Normalising counts to concentrations removes the volume effect but recovers little (0.18 and 0.18), since the dependence on copy number and cell age remains; regressing expression on the true cell-cycle covariates, which the simulation provides and which cell-cycle scoring approximates in real data, recovers most of the loss (0.46 and 0.30). Sequencing at 15% capture efficiency lowers accuracy further (0.11 raw and 0.24 library-size-normalised for Pearson correlation; 0.07 and 0.08 for GENIE3; Fig. 5b). Imputing the sequenced counts before inference recovers part of that loss: MAGIC raises the area under the precision-recall curve from 0.11 to 0.32 for Pearson correlation and from 0.07 to 0.18 for GENIE3, and kNN-smoothing gives 0.16 and 0.12 (Fig. 5c). Neither reaches the accuracy obtained at fixed volume, nor that of regressing out the cell-cycle covariates, so imputation mitigates the sequencing loss without touching the growth confound that produces most of it</w:t>
       </w:r>
       <w:r>
         <w:rPr>
@@ -2217,13 +2226,13 @@
       </w:r>
     </w:p>
     <w:bookmarkEnd w:id="13"/>
-    <w:bookmarkStart w:id="14" w:name="X9d7e1c98b9291f06440749f84edc7ea2c45ca5a"/>
+    <w:bookmarkStart w:id="14" w:name="X1a7d8380901d2bdf90269d334c1cd5d6ba4863f"/>
     <w:p>
       <w:pPr>
         <w:pStyle w:val="Heading2"/>
       </w:pPr>
       <w:r>
-        <w:t xml:space="preserve">Inference recovers parameters and exposes the cost of ignoring division</w:t>
+        <w:t xml:space="preserve">Inference recovers parameters and exposes division bias</w:t>
       </w:r>
     </w:p>
     <w:p>
@@ -2243,42 +2252,159 @@
         <w:t xml:space="preserve"> </w:t>
       </w:r>
       <w:r>
-        <w:t xml:space="preserve">concentrates on the true telegraph parameters and agrees with the exact maximum-likelihood estimate (posterior medians (0.31, 0.60, 20.9) for truth 0.3, 0.6, 20; Fig. 6a), the broadest posterior falling on the promoter inactivation rate, which a single snapshot constrains least. On a snapshot of a growing and dividing population with volume-scaled transcription and mid-cycle replication, the naive telegraph fit is biased (k_on = 0.47, k_off = 1.95, k_tx = 71.5) because volume and copy number inflate counts and their dispersion, whereas ABC with the population simulator as forward model recovers the truth ((0.30, 0.68, 20.8); Fig. 6b). Drug parameters follow from population data in the same way: from a kill curve and the concordance of sister fates, the posterior over the maximal death rate and the protection threshold is a ridge (weighted correlation of the two log parameters -0.85) that contains the truth (Fig. 6c), and posterior predictive kill curves simulated at the posterior median reproduce the observed one (Fig. 6d). The two summaries constrain the product of death rate and unprotected fraction, so separating the parameters requires measuring the protective protein: an experimental-design question the forward model answers before an experiment is run.</w:t>
-      </w:r>
-    </w:p>
-    <w:bookmarkEnd w:id="14"/>
-    <w:bookmarkStart w:id="15" w:name="X272c18a48cb16c5cc4c49a646cade8726f8c055"/>
-    <w:p>
-      <w:pPr>
-        <w:pStyle w:val="Heading2"/>
-      </w:pPr>
-      <w:r>
-        <w:t xml:space="preserve">Calibration to time-lapse data predicts held-out conditions</w:t>
-      </w:r>
-    </w:p>
-    <w:p>
-      <w:pPr>
-        <w:pStyle w:val="FirstParagraph"/>
-      </w:pPr>
-      <w:r>
-        <w:t xml:space="preserve">A simulator is useful for treatment questions only if it can be fitted to the data a laboratory produces and then predict what it was not fitted to. We therefore calibrated the resistance-gene model to time-lapse measurements in which U2OS cells were tracked for three days under 7, 10 and 13 µM cisplatin and every cell present at drug addition was scored as dying, dividing or surviving without dividing</w:t>
-      </w:r>
-      <w:r>
-        <w:rPr>
-          <w:vertAlign w:val="superscript"/>
-        </w:rPr>
-        <w:t xml:space="preserve">6</w:t>
-      </w:r>
-      <w:r>
-        <w:t xml:space="preserve"> </w:t>
-      </w:r>
-      <w:r>
-        <w:t xml:space="preserve">(Supplementary Table 4). Six parameters, the two promoter switching rates, the maximal death rate, the EC</w:t>
+        <w:t xml:space="preserve">concentrates on the true telegraph parameters and agrees with the exact maximum-likelihood estimate (posterior medians (0.31, 0.60, 20.9) for truth 0.3, 0.6, 20; Fig. 6a), the broadest posterior falling on the promoter inactivation rate, which a single snapshot constrains least. On a snapshot of a growing and dividing population with volume-scaled transcription and mid-cycle replication, the naive telegraph fit is biased (</w:t>
       </w:r>
       <m:oMath>
         <m:sSub>
           <m:e>
             <m:r>
+              <m:t>k</m:t>
+            </m:r>
+          </m:e>
+          <m:sub>
+            <m:r>
+              <m:rPr>
+                <m:sty m:val="p"/>
+              </m:rPr>
+              <m:t>o</m:t>
+            </m:r>
+            <m:r>
+              <m:rPr>
+                <m:sty m:val="p"/>
+              </m:rPr>
+              <m:t>n</m:t>
+            </m:r>
+          </m:sub>
+        </m:sSub>
+        <m:r>
+          <m:rPr>
+            <m:sty m:val="p"/>
+          </m:rPr>
+          <m:t>=</m:t>
+        </m:r>
+        <m:r>
+          <m:t>0.47</m:t>
+        </m:r>
+      </m:oMath>
+      <w:r>
+        <w:t xml:space="preserve">,</w:t>
+      </w:r>
+      <w:r>
+        <w:t xml:space="preserve"> </w:t>
+      </w:r>
+      <m:oMath>
+        <m:sSub>
+          <m:e>
+            <m:r>
+              <m:t>k</m:t>
+            </m:r>
+          </m:e>
+          <m:sub>
+            <m:r>
+              <m:rPr>
+                <m:sty m:val="p"/>
+              </m:rPr>
+              <m:t>o</m:t>
+            </m:r>
+            <m:r>
+              <m:rPr>
+                <m:sty m:val="p"/>
+              </m:rPr>
+              <m:t>f</m:t>
+            </m:r>
+            <m:r>
+              <m:rPr>
+                <m:sty m:val="p"/>
+              </m:rPr>
+              <m:t>f</m:t>
+            </m:r>
+          </m:sub>
+        </m:sSub>
+        <m:r>
+          <m:rPr>
+            <m:sty m:val="p"/>
+          </m:rPr>
+          <m:t>=</m:t>
+        </m:r>
+        <m:r>
+          <m:t>1.95</m:t>
+        </m:r>
+      </m:oMath>
+      <w:r>
+        <w:t xml:space="preserve">,</w:t>
+      </w:r>
+      <w:r>
+        <w:t xml:space="preserve"> </w:t>
+      </w:r>
+      <m:oMath>
+        <m:sSub>
+          <m:e>
+            <m:r>
+              <m:t>k</m:t>
+            </m:r>
+          </m:e>
+          <m:sub>
+            <m:r>
+              <m:rPr>
+                <m:sty m:val="p"/>
+              </m:rPr>
+              <m:t>t</m:t>
+            </m:r>
+            <m:r>
+              <m:rPr>
+                <m:sty m:val="p"/>
+              </m:rPr>
+              <m:t>x</m:t>
+            </m:r>
+          </m:sub>
+        </m:sSub>
+        <m:r>
+          <m:rPr>
+            <m:sty m:val="p"/>
+          </m:rPr>
+          <m:t>=</m:t>
+        </m:r>
+        <m:r>
+          <m:t>71.5</m:t>
+        </m:r>
+      </m:oMath>
+      <w:r>
+        <w:t xml:space="preserve">) because volume and copy number inflate counts and their dispersion, whereas ABC with the population simulator as forward model recovers the truth ((0.30, 0.68, 20.8); Fig. 6b). Drug parameters follow from population data in the same way: from a kill curve and the concordance of sister fates, the posterior over the maximal death rate and the protection threshold is a ridge (weighted correlation of the two log parameters -0.85) that contains the truth (Fig. 6c), and posterior predictive kill curves simulated at the posterior median reproduce the observed one (Fig. 6d). The two summaries constrain the product of death rate and unprotected fraction, so separating the parameters requires measuring the protective protein: an experimental-design question the forward model answers before an experiment is run (the tolerance and acceptance-rate schedules of all three ABC runs are in Supplementary Fig. 2).</w:t>
+      </w:r>
+    </w:p>
+    <w:bookmarkEnd w:id="14"/>
+    <w:bookmarkStart w:id="15" w:name="Xeb05acdee62342cbaffadeeabebab97b23c9aa2"/>
+    <w:p>
+      <w:pPr>
+        <w:pStyle w:val="Heading2"/>
+      </w:pPr>
+      <w:r>
+        <w:t xml:space="preserve">Calibration to time-lapse data is tested on held-out data</w:t>
+      </w:r>
+    </w:p>
+    <w:p>
+      <w:pPr>
+        <w:pStyle w:val="FirstParagraph"/>
+      </w:pPr>
+      <w:r>
+        <w:t xml:space="preserve">A simulator is useful for treatment questions only if it can be fitted to the data a laboratory produces and then predict what it was not fitted to. We therefore calibrated the resistance-gene model to time-lapse measurements in which U2OS cells were tracked for three days under 7, 10 and 13 µM cisplatin and every cell present at drug addition was scored as dying, dividing or surviving without dividing</w:t>
+      </w:r>
+      <w:r>
+        <w:rPr>
+          <w:vertAlign w:val="superscript"/>
+        </w:rPr>
+        <w:t xml:space="preserve">6</w:t>
+      </w:r>
+      <w:r>
+        <w:t xml:space="preserve"> </w:t>
+      </w:r>
+      <w:r>
+        <w:t xml:space="preserve">(Supplementary Table 4). Six parameters, the two promoter switching rates, the maximal death rate, the EC</w:t>
+      </w:r>
+      <m:oMath>
+        <m:sSub>
+          <m:e>
+            <m:r>
               <m:t>​</m:t>
             </m:r>
           </m:e>
@@ -2313,7 +2439,7 @@
         <w:t xml:space="preserve"> </w:t>
       </w:r>
       <w:r>
-        <w:t xml:space="preserve">of growth arrest, were fitted to the fate fractions at 7 and 13 µM by simulated moments with common random numbers, under a weak prior keeping the memory of the resistant state near the two to three generations that the same study inferred from lineage correlations (Methods). The calibrated model (memory 2.8 generations, resistant fraction 15.2%, EC</w:t>
+        <w:t xml:space="preserve">of growth arrest, were fitted to the fate fractions at 7 and 13 µM by simulated moments with common random numbers, under a weak prior keeping the memory of the resistant state near the two to three generations that the same study inferred from lineage correlations (Methods). The calibrated model reproduces the training fractions with a root-mean-square error of 0.071 (memory 2.8 generations, resistant fraction 15.2%, EC</w:t>
       </w:r>
       <m:oMath>
         <m:sSub>
@@ -2333,7 +2459,7 @@
         <w:t xml:space="preserve"> </w:t>
       </w:r>
       <w:r>
-        <w:t xml:space="preserve">16.7 µM; Fig. 7f) reproduces the training fractions with a root-mean-square error of 0.071. That error should be read against the precision of the measurement: the observed fractions carry a mean binomial standard error of 0.028 and repeated simulations differ by 0.015, so the fit is about 2.2 times the combined noise and the model does not reproduce the training data within error. At the held-out concentration the root-mean-square error is 0.093, and the discrepancy is specific rather than diffuse: the model matches the fraction surviving without dividing but over-predicts death and under-predicts division (observed died, divided and survived 0.28, 0.31 and 0.41; predicted 0.39, 0.20 and 0.41; Fig. 7a), so it captures the ordering of the three concentrations while misplacing the split between death and division at the intermediate one.</w:t>
+        <w:t xml:space="preserve">16.7 µM; Fig. 7a,f). That error should be read against the precision of the measurement: the observed fractions carry a mean binomial standard error of 0.028 and repeated simulations differ by 0.015, so the fit is about 2.2 times the combined noise and the model does not reproduce the training data within error. At the held-out concentration the root-mean-square error is 0.093, and the discrepancy is specific rather than diffuse: the model matches the fraction surviving without dividing but over-predicts death and under-predicts division (observed died, divided and survived 0.28, 0.31 and 0.41; predicted 0.39, 0.20 and 0.41; Fig. 7a), so it captures the ordering of the three concentrations while misplacing the split between death and division at the intermediate one.</w:t>
       </w:r>
     </w:p>
     <w:p>
@@ -2349,7 +2475,7 @@
         <w:pStyle w:val="BodyText"/>
       </w:pPr>
       <w:r>
-        <w:t xml:space="preserve">Properties that were not fitted can then be compared with the data. Death fates are correlated between sisters (0.09), first cousins (0.06) and second cousins (0.05), and the correlation decays to 0.02 for third cousins and 0.00 for unrelated cells (Fig. 7c), the pattern reported for HCT116 lineages. The mean time to death changes by 8% between 7 and 13 µM while the death fraction rises from 0.13 to 0.59 (Fig. 7d), the dose-invariance of single-cell timing that motivated the original study, and it arises here because dose changes the fraction of unprotected cells rather than their kinetics. The predicted kill curves (Fig. 7b) are 1.5-fold steeper at 13 µM in their first two days than in their second half, but they do not plateau, as HCT116 cells do after about 100 h. In the model the plateau requires cells to stay in the resistant state for longer than the memory of 2.8 generations allows, and that memory was set by the prior taken from the lineage correlations rather than by the kill curves. The two observations therefore pull in opposite directions within this minimal model: correlations that vanish by the third cousin call for a short memory, and a kill curve that flattens calls for a long one. A single switching gene cannot satisfy both, which is a concrete and testable limitation, and points to a drug-induced stabilisation of the resistant state, for which there is independent evidence</w:t>
+        <w:t xml:space="preserve">Properties that were not fitted can then be compared with the data. The predicted kill curves (Fig. 7b) are 1.5-fold steeper at 13 µM in their first two days than in their second half, but they do not plateau, as HCT116 cells do after about 100 h. Death fates are correlated between sisters (0.09), first cousins (0.06) and second cousins (0.05), and the correlation decays to 0.02 for third cousins and 0.00 for unrelated cells (Fig. 7c), the pattern reported for HCT116 lineages. The mean time to death changes by 8% between 7 and 13 µM while the death fraction rises from 0.13 to 0.59 (Fig. 7d), the dose-invariance of single-cell timing that motivated the original study, and it arises here because dose changes the fraction of unprotected cells rather than their kinetics. The plateau the kill curves miss is the clearest failure of the minimal model: reproducing it requires cells to stay in the resistant state for longer than the memory of 2.8 generations allows, and that memory was set by the prior taken from the lineage correlations rather than by the kill curves. The two observations therefore pull in opposite directions within this minimal model: correlations that vanish by the third cousin call for a short memory, and a kill curve that flattens calls for a long one. A single switching gene cannot satisfy both, which is a concrete and testable limitation, and points to a drug-induced stabilisation of the resistant state, for which there is independent evidence</w:t>
       </w:r>
       <w:r>
         <w:rPr>
@@ -2382,13 +2508,13 @@
       </w:r>
     </w:p>
     <w:bookmarkEnd w:id="15"/>
-    <w:bookmarkStart w:id="16" w:name="X25732bf1a5a363d5f66b855a4fb56fd6dfdd71f"/>
+    <w:bookmarkStart w:id="16" w:name="X3d4d9512e3df2534c30bd999bdb3cfaf83a7953"/>
     <w:p>
       <w:pPr>
         <w:pStyle w:val="Heading2"/>
       </w:pPr>
       <w:r>
-        <w:t xml:space="preserve">Schedule optimisation reproduces and explains clinical outcomes</w:t>
+        <w:t xml:space="preserve">Schedule optimisation is consistent with clinical outcomes</w:t>
       </w:r>
     </w:p>
     <w:p>
@@ -2443,7 +2569,7 @@
         <w:t xml:space="preserve">6</w:t>
       </w:r>
       <w:r>
-        <w:t xml:space="preserve">, resistant cells grow at the same rate with or without drug, holidays only let sensitive cells regrow and be killed again, and the three schedules lose control after 23, 26 and 27 weeks, the intermittent schedule delivering 65% of the cumulative dose. When resistant cells pay a 50% fitness cost in the absence of drug, the drug addiction that made intermittent dosing superior in patient-derived xenografts</w:t>
+        <w:t xml:space="preserve">, resistant cells grow at the same rate with or without drug, holidays only let sensitive cells regrow and be killed again, and the three schedules lose control after 23, 26 and 27 weeks, the intermittent schedule delivering 65% of the cumulative dose. When resistant cells pay a 50% fitness cost in the absence of drug, a coarse stand-in for the drug dependence that made intermittent dosing superior in vemurafenib-treated patient-derived xenografts, where withdrawal drove established resistant tumours to regress rather than merely grow more slowly</w:t>
       </w:r>
       <w:r>
         <w:rPr>
@@ -2461,7 +2587,7 @@
         <w:t xml:space="preserve">35</w:t>
       </w:r>
       <w:r>
-        <w:t xml:space="preserve">. Here the dependence emerges from single cells whose resistance is a heritable expression state rather than a fixed compartment, the cost and the degree of protection are properties of cells that lineage experiments measure, and the third case shows that partial protection reverses the ranking even when a cost is absent. The optimiser makes the dependence explicit (Fig. 8e): over intermittent schedules of any period and duty cycle after the lead-in, the best schedule is a period of 2.2 weeks with 39% of the time on drug (27 weeks to loss of control) without a fitness cost, a period of 1.0 weeks with 47% of the time on drug (52 weeks to loss of control) with a fitness cost and a period of 1.0 weeks with 100% of the time on drug (52 weeks to loss of control) with partial protection. The model therefore reproduces both the clinical and the preclinical outcome and attributes their difference to measurable properties of the resistant cells, their growth under drug and their fitness without it, both of which are properties of cells rather than of the tumour, and which growth and lineage experiments can bound, within the identifiability limits of Fig. 6c, before a schedule is chosen.</w:t>
+        <w:t xml:space="preserve">. Here the dependence emerges from single cells whose resistance is a heritable expression state rather than a fixed compartment, the cost and the degree of protection are properties of cells that lineage experiments measure, and the third case shows that partial protection reverses the ranking even when a cost is absent. The optimiser makes the dependence explicit (Fig. 8e): over intermittent schedules of any period and duty cycle after the lead-in, the best schedule is a period of 2.2 weeks with 39% of the time on drug (27 weeks to loss of control) without a fitness cost, a period of 1.0 weeks with 47% of the time on drug (52 weeks to loss of control) with a fitness cost and a period of 1.0 weeks with 100% of the time on drug (52 weeks to loss of control) with partial protection. The model therefore reproduces both the clinical and the preclinical outcome and shows their difference to depend on measurable properties of the resistant cells, their growth under drug and their fitness without it, both properties of cells rather than of the tumour, which growth and lineage experiments can bound, within the identifiability limits of Fig. 6c, before a schedule is chosen. The mechanism is set in each case, not inferred from the outcome, so this is a demonstration that the ranking follows from cell properties rather than a claim that these particular cells carry them; and because the trial and the xenograft also differ in drug and species (dabrafenib plus trametinib in patients, vemurafenib monotherapy in mice), their contrast is not attributable to resistant-cell fitness alone.</w:t>
       </w:r>
     </w:p>
     <w:p>
@@ -2469,31 +2595,7 @@
         <w:pStyle w:val="BodyText"/>
       </w:pPr>
       <w:r>
-        <w:t xml:space="preserve">The second case study concerns glioblastoma, where the RTOG 0525 trial compared the standard temozolomide regimen (150–200 mg m</w:t>
-      </w:r>
-      <w:r>
-        <w:rPr>
-          <w:vertAlign w:val="superscript"/>
-        </w:rPr>
-        <w:t xml:space="preserve">-2</w:t>
-      </w:r>
-      <w:r>
-        <w:t xml:space="preserve"> </w:t>
-      </w:r>
-      <w:r>
-        <w:t xml:space="preserve">on days 1–5 of 28-day cycles) with a dose-dense regimen (75–100 mg m</w:t>
-      </w:r>
-      <w:r>
-        <w:rPr>
-          <w:vertAlign w:val="superscript"/>
-        </w:rPr>
-        <w:t xml:space="preserve">-2</w:t>
-      </w:r>
-      <w:r>
-        <w:t xml:space="preserve"> </w:t>
-      </w:r>
-      <w:r>
-        <w:t xml:space="preserve">on days 1–21) that delivers about twice the cumulative dose and was designed to deplete MGMT, and found no difference in survival for either MGMT-methylated or unmethylated tumours</w:t>
+        <w:t xml:space="preserve">The second case study concerns glioblastoma, where the RTOG 0525 trial compared the standard temozolomide regimen (150–200 mg/m² on days 1–5 of 28-day cycles) with a dose-dense regimen (75–100 mg/m² on days 1–21) that delivers about twice the cumulative dose and was designed to deplete MGMT, and found no difference in survival for either MGMT-methylated or unmethylated tumours</w:t>
       </w:r>
       <w:r>
         <w:rPr>
@@ -2658,7 +2760,7 @@
         <w:t xml:space="preserve">28</w:t>
       </w:r>
       <w:r>
-        <w:t xml:space="preserve">. Three things are new. First, the combination itself: molecular kinetics, volume-scaled transcription, gene replication, partitioning and promoter inheritance, drug schedules with state-dependent killing, a complete lineage record, observation models and inference in one forward model, which is what allows a resistance phenotype to be a heritable expression state with measurable kinetics rather than a compartment with an assumed rate. Second, the ground truth this makes available: the same simulation supplies known memory genes, known networks, known perturbation effects and the true lineage tree, which is what the quantification of how growth and sequencing destroy network inference, and of how far cell-cycle regression recovers it, depends on. Third, the calibrate-then-predict protocol applied to schedule questions, which turns a mechanism into a falsifiable prediction: here it identifies the growth of resistant cells without drug and their residual growth under drug as the two properties that decide whether holidays help, and identifies the rate at which temozolomide consumes MGMT as the measurement that separates the two glioblastoma regimens. That difference has practical consequences. As a hypothesis engine for non-genetic drug tolerance, the framework answers which schedule, which combination or which memory-modulating pretreatment minimises the long-term fitness of a treated population, with cell-level rules that can be matched to time-lapse and lineage-tracing data. As a ground-truth generator, it produces data with known memory genes, known networks, known perturbation effects and known lineage trees, which is what MemorySeq-style scores, lineage-aware models and virtual-cell benchmarks need in order to be evaluated fairly, and what existing simulators cannot supply. As a likelihood-free inference engine, it estimates mechanistic parameters from data that are now routinely collected, while quantifying the bias of simpler models.</w:t>
+        <w:t xml:space="preserve">. Three things are new. First, the combination itself: molecular kinetics, volume-scaled transcription, gene replication, partitioning and promoter inheritance, drug schedules with state-dependent killing, a complete lineage record, observation models and inference in one forward model, which is what allows a resistance phenotype to be a heritable expression state with measurable kinetics rather than a compartment with an assumed rate. Second, the ground truth this makes available: the same simulation supplies known memory genes, known networks, known perturbation effects and the true lineage tree, which is what the quantification of how growth and sequencing destroy network inference, and of how far cell-cycle regression recovers it, depends on. Third, the calibrate-then-predict protocol applied to schedule questions, which turns a mechanism into a falsifiable prediction: here it identifies the growth of resistant cells without drug and their residual growth under drug as the two properties that decide whether holidays help, and points to the rate at which temozolomide consumes MGMT as the measurement that would separate the two glioblastoma regimens. That difference has practical consequences. As a hypothesis engine for non-genetic drug tolerance, the framework answers which schedule, which combination or which memory-modulating pretreatment minimises the long-term fitness of a treated population, with cell-level rules that can be matched to time-lapse and lineage-tracing data. As a ground-truth generator, it produces data with known memory genes, known networks, known perturbation effects and known lineage trees, which is what MemorySeq-style scores, lineage-aware models and virtual-cell benchmarks need in order to be evaluated fairly, and what existing simulators cannot supply. As a likelihood-free inference engine, it estimates mechanistic parameters from data that are now routinely collected, while quantifying the bias of simpler models.</w:t>
       </w:r>
     </w:p>
     <w:p>
@@ -2666,7 +2768,7 @@
         <w:pStyle w:val="BodyText"/>
       </w:pPr>
       <w:r>
-        <w:t xml:space="preserve">The calibration and schedule studies set out a workflow for in silico single-cell pharmacology: declare the training and validation observables before fitting, fit by simulated moments or approximate Bayesian computation with common random numbers, validate on conditions and statistics that were not fitted, and only then compare regimens, reporting outcomes that map onto clinical end points. The case studies show why mechanism matters. The same question, continuous or intermittent dosing, has opposite answers depending on whether resistant cells pay a fitness cost without drug, and a trial result and a xenograft result that appeared to contradict each other are both reproduced once that property is set. Because the framework simulates the lineage-resolved data from which such properties are measured, it can also say which experiment would settle the question before a trial is designed.</w:t>
+        <w:t xml:space="preserve">The calibration and schedule studies set out a workflow for in silico single-cell pharmacology: declare the training and validation observables before fitting, fit by simulated moments or approximate Bayesian computation with common random numbers, validate on conditions and statistics that were not fitted, and only then compare regimens, reporting outcomes that map onto clinical end points. The case studies show why mechanism matters. The same question, continuous or intermittent dosing, has opposite answers depending on two properties of the resistant cells, their growth under drug and their fitness without it, and a trial result and a xenograft result that appeared to contradict each other are both reproduced once those properties are set — set in each case rather than inferred from the outcomes, so the case studies show that the ranking follows from cell properties, not that any particular tumour has them. Because the framework simulates the lineage-resolved data from which such properties are measured, it can also say which experiment would settle the question before a trial is designed.</w:t>
       </w:r>
     </w:p>
     <w:p>
@@ -2674,7 +2776,7 @@
         <w:pStyle w:val="BodyText"/>
       </w:pPr>
       <w:r>
-        <w:t xml:space="preserve">Several limitations delimit this release. Cells are well-mixed compartments without spatial structure or cell-cell signalling; the pharmacology is a one-compartment model; growth is exponential with phenomenological size control; and the inference layer, although general, relies on user-chosen summary statistics, so posterior calibration should be checked with predictive simulations. The persister case study is deliberately minimal, a single resistance gene with slow switching, and its calibration used fate fractions transcribed from a published study rather than raw tracks. Its death hazard depends on concentration and on a protective protein but not on cell-cycle position, which matters for a drug such as cisplatin whose lesions are converted into death largely during replication, so the model reproduces the dose-dependence of fate without the cycle-dependence of killing; and six parameters fitted to six fractions leave the switching rates weakly determined, so the memory of the resistant state rests on the lineage correlations used as a prior rather than on the fates themselves. The clinical case studies use literature values for cell-cycle times, resistant fractions and pharmacokinetics rather than patient-specific measurements, so their conclusions concern mechanisms and rankings, not absolute survival times. A bridge to the Catalyst.jl ecosystem is not part of this release. The benchmark results should be read as demonstrations of what the framework makes possible rather than as verdicts on the methods compared, which were run with default settings on small networks.</w:t>
+        <w:t xml:space="preserve">Several limitations delimit this release. Cells are well-mixed compartments without spatial structure or cell-cell signalling; the pharmacology is a one-compartment model; growth is exponential with phenomenological size control; and the inference layer, although general, relies on user-chosen summary statistics, so posterior calibration should be checked with predictive simulations. The persister case study is deliberately minimal, a single resistance gene with slow switching, and its calibration used fate fractions transcribed from a published study rather than raw tracks. Its death hazard depends on concentration and on a protective protein but not on cell-cycle position, which matters for a drug such as cisplatin whose lethality is enhanced during replication, so the model reproduces the dose-dependence of fate without any cycle-dependence of killing; cell-cycle position at the moment the drug arrives is therefore an alternative, and not excluded, explanation both for the dose-invariance of the death timing and for the large fraction of cells that survive without dividing, and the calibration cannot separate it from heritable protective expression. Six parameters fitted to six fractions leave the switching rates weakly determined, so the memory of the resistant state rests on the lineage correlations used as a prior rather than on the fates themselves; and that memory is carried by one slow promoter, a coarse proxy for chromatin-based inheritance whose single-exponential, symmetric form is a simplification of a process that can be multi-timescale and bistable. The clinical case studies use literature values for cell-cycle times, resistant fractions and pharmacokinetics rather than patient-specific measurements, so their conclusions concern mechanisms and rankings, not absolute survival times. In the glioblastoma study MGMT is consumed as a first-order loss scaled by the instantaneous drug concentration, a proxy for the cumulative, stoichiometric depletion of a suicide enzyme by the lesions it repairs; the rate named above as the deciding measurement is defined within that proxy, MGMT is only one determinant of a temozolomide response that is also mismatch-repair-dependent, and the methylated and unmethylated MGMT fractions are illustrative values that bracket low and high expression rather than measured quantities. The memory of the resistant state is expressed in these tumour-scale studies as a number of net population doublings, not of cell divisions, and so is not the division-counted memory of memory-sequencing experiments. A bridge to the Catalyst.jl ecosystem is not part of this release. The benchmark results should be read as demonstrations of what the framework makes possible rather than as verdicts on the methods compared, which were run with default settings on small networks.</w:t>
       </w:r>
     </w:p>
     <w:p>
@@ -3454,7 +3556,57 @@
         <w:t xml:space="preserve"> </w:t>
       </w:r>
       <w:r>
-        <w:t xml:space="preserve">scheme of version 1, with the discarded interval resolved exactly rather than clipped). This scheme is approximate rather than exact: a leap is kept only when it leaves every species non-negative, so an accepted step follows the Poisson leap truncated to the non-negative region, and only the discarded intervals follow the exact process. The discrepancy falls with</w:t>
+        <w:t xml:space="preserve">scheme of version 1, with the discarded interval resolved exactly rather than clipped); and adaptive tau-leaping with the step-size selection of</w:t>
+      </w:r>
+      <w:r>
+        <w:rPr>
+          <w:vertAlign w:val="superscript"/>
+        </w:rPr>
+        <w:t xml:space="preserve">40</w:t>
+      </w:r>
+      <w:r>
+        <w:t xml:space="preserve"> </w:t>
+      </w:r>
+      <w:r>
+        <w:t xml:space="preserve">and the critical-reaction partition of</w:t>
+      </w:r>
+      <w:r>
+        <w:rPr>
+          <w:vertAlign w:val="superscript"/>
+        </w:rPr>
+        <w:t xml:space="preserve">41</w:t>
+      </w:r>
+      <w:r>
+        <w:t xml:space="preserve">, falling back to a fixed number of exact events when the proposed leap is shorter than</w:t>
+      </w:r>
+      <w:r>
+        <w:t xml:space="preserve"> </w:t>
+      </w:r>
+      <m:oMath>
+        <m:r>
+          <m:t>10</m:t>
+        </m:r>
+        <m:r>
+          <m:rPr>
+            <m:sty m:val="p"/>
+          </m:rPr>
+          <m:t>/</m:t>
+        </m:r>
+        <m:sSub>
+          <m:e>
+            <m:r>
+              <m:t>a</m:t>
+            </m:r>
+          </m:e>
+          <m:sub>
+            <m:r>
+              <m:t>0</m:t>
+            </m:r>
+          </m:sub>
+        </m:sSub>
+      </m:oMath>
+      <w:r>
+        <w:t xml:space="preserve">. The hybrid scheme is approximate rather than exact: a leap is kept only when it leaves every species non-negative, so an accepted step follows the Poisson leap truncated to the non-negative region, and only the discarded intervals follow the exact process. The discrepancy falls with</w:t>
       </w:r>
       <w:r>
         <w:t xml:space="preserve"> </w:t>
@@ -3514,57 +3666,7 @@
         <w:t xml:space="preserve"> </w:t>
       </w:r>
       <w:r>
-        <w:t xml:space="preserve">for the models tested; the direct method is used wherever exactness is required; and adaptive tau-leaping with the step-size selection of</w:t>
-      </w:r>
-      <w:r>
-        <w:rPr>
-          <w:vertAlign w:val="superscript"/>
-        </w:rPr>
-        <w:t xml:space="preserve">40</w:t>
-      </w:r>
-      <w:r>
-        <w:t xml:space="preserve"> </w:t>
-      </w:r>
-      <w:r>
-        <w:t xml:space="preserve">and the critical-reaction partition of</w:t>
-      </w:r>
-      <w:r>
-        <w:rPr>
-          <w:vertAlign w:val="superscript"/>
-        </w:rPr>
-        <w:t xml:space="preserve">41</w:t>
-      </w:r>
-      <w:r>
-        <w:t xml:space="preserve">, falling back to a fixed number of exact events when the proposed leap is shorter than</w:t>
-      </w:r>
-      <w:r>
-        <w:t xml:space="preserve"> </w:t>
-      </w:r>
-      <m:oMath>
-        <m:r>
-          <m:t>10</m:t>
-        </m:r>
-        <m:r>
-          <m:rPr>
-            <m:sty m:val="p"/>
-          </m:rPr>
-          <m:t>/</m:t>
-        </m:r>
-        <m:sSub>
-          <m:e>
-            <m:r>
-              <m:t>a</m:t>
-            </m:r>
-          </m:e>
-          <m:sub>
-            <m:r>
-              <m:t>0</m:t>
-            </m:r>
-          </m:sub>
-        </m:sSub>
-      </m:oMath>
-      <w:r>
-        <w:t xml:space="preserve">. Every kernel takes an explicit random number generator.</w:t>
+        <w:t xml:space="preserve">for the models tested; the direct method is used wherever exactness is required (Supplementary Table 1 lists the kernel correctness tests). Every kernel takes an explicit random number generator.</w:t>
       </w:r>
     </w:p>
     <w:bookmarkEnd w:id="20"/>
@@ -4526,7 +4628,7 @@
         <w:pStyle w:val="FirstParagraph"/>
       </w:pPr>
       <w:r>
-        <w:t xml:space="preserve">True counts are converted to observations by a scRNA-seq model in which each cell captures every molecule independently with a Beta-distributed efficiency (mean and coefficient of variation set by the protocol), optional multinomial down-sampling to a Poisson-distributed depth, optional additional dropout and batch scaling; an smFISH model with a fixed detection efficiency; and a time-lapse model that samples a species along lineages at a fixed interval with additive or multiplicative measurement noise. Because counts scale with volume, library size correlates with cell size, reproducing the transcriptome-size confound of real data. Outputs are written as CSV or as AnnData-compatible HDF5 files.</w:t>
+        <w:t xml:space="preserve">True counts are converted to observations by a scRNA-seq model in which each cell captures every molecule independently with a Beta-distributed efficiency (mean and coefficient of variation set by the protocol), optional multinomial down-sampling to a Poisson-distributed depth, optional additional dropout and batch scaling; an smFISH model with a fixed detection efficiency; and a time-lapse model that samples a species along lineages at a fixed interval with additive or multiplicative measurement noise. Because counts scale with volume, library size correlates with cell size, reproducing the transcriptome-size confound of real data. Outputs are written as CSV, as AnnData-compatible HDF5 files, or as Newick lineage trees.</w:t>
       </w:r>
     </w:p>
     <w:bookmarkEnd w:id="24"/>
@@ -4621,7 +4723,16 @@
         <w:t xml:space="preserve"> </w:t>
       </w:r>
       <w:r>
-        <w:t xml:space="preserve">with their provenance (Supplementary Table 4). For the cisplatin case study the model is a resistance gene with slow promoter switching whose protein product protects against a dose-dependent death hazard and against a dose-dependent growth arrest (Methods above), with a 24-h cell cycle. Its six free parameters (activation and inactivation rates, maximal death rate, EC</w:t>
+        <w:t xml:space="preserve">with their provenance (Supplementary Table 4). For the cisplatin case study the model is a resistance gene with slow promoter switching whose protein product protects against a dose-dependent death hazard and against a dose-dependent growth arrest (Methods above), with a 24-h cell cycle (at the fast end of reported U2OS doubling times and consistent with the intermitotic times tracked by</w:t>
+      </w:r>
+      <w:r>
+        <w:rPr>
+          <w:vertAlign w:val="superscript"/>
+        </w:rPr>
+        <w:t xml:space="preserve">6</w:t>
+      </w:r>
+      <w:r>
+        <w:t xml:space="preserve">). Its six free parameters (activation and inactivation rates, maximal death rate, EC</w:t>
       </w:r>
       <m:oMath>
         <m:sSub>
@@ -4661,7 +4772,7 @@
         <w:t xml:space="preserve"> </w:t>
       </w:r>
       <w:r>
-        <w:t xml:space="preserve">of growth arrest) were fitted by the method of simulated moments: the root-mean-square difference between simulated and observed fractions of cells that died, divided or survived without dividing during 72 h of drug, for the training concentrations (7 and 13 µM), plus a weak penalty keeping the memory of the resistant state near the 2-3 generations inferred from lineage correlations, was minimised with the bounded optimiser described below using common random numbers (the same seeds for every candidate). Validation used only quantities not fitted: the fate fractions at the held-out concentration (10 µM), the biphasic kill curve and its plateau, the extent of lineage correlations in fate (sisters, first, second and third cousins) and the invariance of single-cell division and death times across concentrations. The protocol is deliberately generic: any observable computable from a</w:t>
+        <w:t xml:space="preserve">of growth arrest) were fitted by the method of simulated moments: the root-mean-square difference between simulated and observed fractions of cells that died, divided or survived without dividing during 72 h of drug, for the training concentrations (7 and 13 µM), plus a weak penalty keeping the memory of the resistant state near the two to three generations inferred from lineage correlations, was minimised with the bounded optimiser described below using common random numbers (the same seeds for every candidate). Validation used only quantities not fitted: the fate fractions at the held-out concentration (10 µM), the biphasic kill curve and its plateau, the extent of lineage correlations in fate (sisters, first, second and third cousins) and the invariance of single-cell division and death times across concentrations. The protocol is deliberately generic: any observable computable from a</w:t>
       </w:r>
       <w:r>
         <w:t xml:space="preserve"> </w:t>
@@ -4828,7 +4939,7 @@
         <w:t xml:space="preserve">45</w:t>
       </w:r>
       <w:r>
-        <w:t xml:space="preserve">, so absolute regrowth times in Fig. 8 are shorter than a saturating model would give, gene-expression rates are scaled to the hour (mRNA half-life 7 h, protein half-life 35 h) and founders are drawn from the stationary distribution of promoter states. The melanoma case uses a pre-resistant fraction of 1:200, within the 1:50 to 1:500 reported per marker</w:t>
+        <w:t xml:space="preserve">, so absolute regrowth times in Fig. 8 are shorter than a saturating model would give. Gene-expression rates are scaled to the hour (mRNA half-life 7 h and protein half-life 35 h, generic mammalian values; at the tumour time scale both species turn over many times per generation, so the results are insensitive to them and all heritable memory resides in the promoter), and founders are drawn from the stationary distribution of promoter states. The melanoma case uses a pre-resistant fraction of 1:200 (a per-marker frequency</w:t>
       </w:r>
       <w:r>
         <w:rPr>
@@ -4837,7 +4948,10 @@
         <w:t xml:space="preserve">2</w:t>
       </w:r>
       <w:r>
-        <w:t xml:space="preserve">, with a memory of five generations, within the several divisions over which memory sequencing found expression states to persist</w:t>
+        <w:t xml:space="preserve"> </w:t>
+      </w:r>
+      <w:r>
+        <w:t xml:space="preserve">used as a proxy for the functional pre-resistant fraction, which is not the same quantity), with a memory of five net doublings (the model’s generation is the net doubling of the tumour, a modelling choice rather than the cell-division-counted memory of memory sequencing</w:t>
       </w:r>
       <w:r>
         <w:rPr>
@@ -4846,10 +4960,7 @@
         <w:t xml:space="preserve">42</w:t>
       </w:r>
       <w:r>
-        <w:t xml:space="preserve"> </w:t>
-      </w:r>
-      <w:r>
-        <w:t xml:space="preserve">and drug effects at the fractional-killing dose: sensitive cells arrest and die with a half-life of two weeks, cells in the resistant state are protected, and the drug stabilises the resistant state ten-fold (the drug-induced reprogramming of</w:t>
+        <w:t xml:space="preserve">) and drug effects at the fractional-killing dose: sensitive cells arrest and die with a half-life of two weeks, cells in the resistant state are protected, and the drug stabilises the resistant state ten-fold (the drug-induced reprogramming of</w:t>
       </w:r>
       <w:r>
         <w:rPr>
@@ -4867,7 +4978,7 @@
         <w:t xml:space="preserve">34</w:t>
       </w:r>
       <w:r>
-        <w:t xml:space="preserve">; and partial protection, in which resistant cells grow at half speed under drug. Progression is scored in two ways: from the nadir, as in RECIST (a 20% increase in diameter, taken as a 1.73-fold increase in cell number, after the 8-week lead-in), and as loss of control, the time after randomisation at which the population exceeds 120% of its pre-treatment size, the end point of adaptive-therapy studies, which is the one used to compare schedules that deliberately let the tumour regrow. The temozolomide case uses an elimination half-life of 2.1 h</w:t>
+        <w:t xml:space="preserve">; and partial protection, in which resistant cells grow at half speed under drug. Progression is scored in two ways: from the nadir, as in RECIST (a 20% increase in diameter, taken as a 1.73-fold increase in cell number, after the 8-week lead-in; a well-mixed cell count cannot represent RECIST’s absolute 5 mm threshold, its new-lesion and non-target criteria or its sum-of-diameters basis, and it assumes cell number proportional to volume, so this is an analogue rather than the clinical end point), and as loss of control, the time after randomisation at which the population exceeds 120% of its pre-treatment size, the end point of adaptive-therapy studies, which is the one used to compare schedules that deliberately let the tumour regrow. The temozolomide case uses a one-compartment elimination half-life of 2.1 h</w:t>
       </w:r>
       <w:r>
         <w:rPr>
@@ -4876,7 +4987,10 @@
         <w:t xml:space="preserve">37</w:t>
       </w:r>
       <w:r>
-        <w:t xml:space="preserve">, the regimens of RTOG 0525</w:t>
+        <w:t xml:space="preserve"> </w:t>
+      </w:r>
+      <w:r>
+        <w:t xml:space="preserve">(a plasma value from a three-compartment study; the brain-tumour compartment sees roughly a fifth of the plasma exposure with slower kinetics, so this is a surrogate), the regimens of RTOG 0525</w:t>
       </w:r>
       <w:r>
         <w:rPr>
@@ -4888,7 +5002,50 @@
         <w:t xml:space="preserve"> </w:t>
       </w:r>
       <w:r>
-        <w:t xml:space="preserve">(200 mg/m² on days 1-5 or 100 mg/m² on days 1-21 of 28-day cycles, six cycles), MGMT-expressing fractions of 1% and 30% for methylated and unmethylated promoters, and MGMT either stable or consumed by the drug (its degradation rate increased 20-fold at the standard peak concentration), the suicide-enzyme behaviour that motivated dose-dense schedules.</w:t>
+        <w:t xml:space="preserve">(200 mg/m² on days 1-5 or 100 mg/m² on days 1-21 of 28-day cycles, six cycles), MGMT-expressing fractions of 1% and 30% for methylated and unmethylated promoters (illustrative values bracketing low and high expression rather than measured fractions; methylation shifts graded expression rather than a bimodal positive fraction), and MGMT either stable or consumed by the drug (its degradation rate raised by a factor of</w:t>
+      </w:r>
+      <w:r>
+        <w:t xml:space="preserve"> </w:t>
+      </w:r>
+      <m:oMath>
+        <m:r>
+          <m:t>1</m:t>
+        </m:r>
+        <m:r>
+          <m:rPr>
+            <m:sty m:val="p"/>
+          </m:rPr>
+          <m:t>+</m:t>
+        </m:r>
+        <m:r>
+          <m:t>20</m:t>
+        </m:r>
+        <m:r>
+          <m:t>d</m:t>
+        </m:r>
+      </m:oMath>
+      <w:r>
+        <w:t xml:space="preserve">, i.e. 21-fold at the standard peak</w:t>
+      </w:r>
+      <w:r>
+        <w:t xml:space="preserve"> </w:t>
+      </w:r>
+      <m:oMath>
+        <m:r>
+          <m:t>d</m:t>
+        </m:r>
+        <m:r>
+          <m:rPr>
+            <m:sty m:val="p"/>
+          </m:rPr>
+          <m:t>=</m:t>
+        </m:r>
+        <m:r>
+          <m:t>1</m:t>
+        </m:r>
+      </m:oMath>
+      <w:r>
+        <w:t xml:space="preserve">; a concentration-scaled proxy for the cumulative, stoichiometric consumption of a suicide enzyme by the lesions it repairs), the behaviour that motivated dose-dense schedules.</w:t>
       </w:r>
     </w:p>
     <w:bookmarkEnd w:id="27"/>
@@ -5140,7 +5297,7 @@
         <w:pStyle w:val="FirstParagraph"/>
       </w:pPr>
       <w:r>
-        <w:t xml:space="preserve">Biomodelling.jl 2.0 is open source under the MIT licence at https://github.com/ayoublasri/Biomodelling.jl, with documentation, tutorials and a test suite that runs under continuous integration. Every figure is regenerated by</w:t>
+        <w:t xml:space="preserve">Biomodelling.jl 2.0 is open source under the MIT licence at https://github.com/ayoublasri/Biomodelling.jl, with documentation, tutorials and a test suite that runs under continuous integration. Every figure is regenerated from fixed seeds by the scripts in</w:t>
       </w:r>
       <w:r>
         <w:t xml:space="preserve"> </w:t>
@@ -5149,22 +5306,103 @@
         <w:rPr>
           <w:rStyle w:val="VerbatimChar"/>
         </w:rPr>
-        <w:t xml:space="preserve">julia --project=paper paper/run_all.jl</w:t>
-      </w:r>
-      <w:r>
-        <w:t xml:space="preserve"> </w:t>
-      </w:r>
-      <w:r>
-        <w:t xml:space="preserve">followed by</w:t>
-      </w:r>
-      <w:r>
-        <w:t xml:space="preserve"> </w:t>
+        <w:t xml:space="preserve">paper/</w:t>
+      </w:r>
+      <w:r>
+        <w:t xml:space="preserve">. After instantiating the environment (</w:t>
       </w:r>
       <w:r>
         <w:rPr>
           <w:rStyle w:val="VerbatimChar"/>
         </w:rPr>
+        <w:t xml:space="preserve">julia --project=paper -e 'using Pkg; Pkg.develop(path="."); Pkg.instantiate()'</w:t>
+      </w:r>
+      <w:r>
+        <w:t xml:space="preserve">), the simulation data are produced by</w:t>
+      </w:r>
+      <w:r>
+        <w:t xml:space="preserve"> </w:t>
+      </w:r>
+      <w:r>
+        <w:rPr>
+          <w:rStyle w:val="VerbatimChar"/>
+        </w:rPr>
+        <w:t xml:space="preserve">julia --project=paper -t 4 paper/run_all.jl</w:t>
+      </w:r>
+      <w:r>
+        <w:t xml:space="preserve">, the Python network-inference and imputation benchmarks of Fig. 5b–d by</w:t>
+      </w:r>
+      <w:r>
+        <w:t xml:space="preserve"> </w:t>
+      </w:r>
+      <w:r>
+        <w:rPr>
+          <w:rStyle w:val="VerbatimChar"/>
+        </w:rPr>
+        <w:t xml:space="preserve">python paper/scripts/benchmarks_python.py</w:t>
+      </w:r>
+      <w:r>
+        <w:t xml:space="preserve">, and the identifiability analysis of Supplementary Fig. 3 by</w:t>
+      </w:r>
+      <w:r>
+        <w:t xml:space="preserve"> </w:t>
+      </w:r>
+      <w:r>
+        <w:rPr>
+          <w:rStyle w:val="VerbatimChar"/>
+        </w:rPr>
+        <w:t xml:space="preserve">julia --project=paper paper/scripts/fig7_calibration.jl profile</w:t>
+      </w:r>
+      <w:r>
+        <w:t xml:space="preserve">; the panels are then assembled by</w:t>
+      </w:r>
+      <w:r>
+        <w:t xml:space="preserve"> </w:t>
+      </w:r>
+      <w:r>
+        <w:rPr>
+          <w:rStyle w:val="VerbatimChar"/>
+        </w:rPr>
+        <w:t xml:space="preserve">python paper/fig1_schematic.py</w:t>
+      </w:r>
+      <w:r>
+        <w:t xml:space="preserve">,</w:t>
+      </w:r>
+      <w:r>
+        <w:t xml:space="preserve"> </w:t>
+      </w:r>
+      <w:r>
+        <w:rPr>
+          <w:rStyle w:val="VerbatimChar"/>
+        </w:rPr>
         <w:t xml:space="preserve">python paper/plot_all.py</w:t>
+      </w:r>
+      <w:r>
+        <w:t xml:space="preserve"> </w:t>
+      </w:r>
+      <w:r>
+        <w:t xml:space="preserve">and</w:t>
+      </w:r>
+      <w:r>
+        <w:t xml:space="preserve"> </w:t>
+      </w:r>
+      <w:r>
+        <w:rPr>
+          <w:rStyle w:val="VerbatimChar"/>
+        </w:rPr>
+        <w:t xml:space="preserve">python paper/plot_supplement.py</w:t>
+      </w:r>
+      <w:r>
+        <w:t xml:space="preserve">. Full instructions, including the four-thread timings of Supplementary Table 3, are in</w:t>
+      </w:r>
+      <w:r>
+        <w:t xml:space="preserve"> </w:t>
+      </w:r>
+      <w:r>
+        <w:rPr>
+          <w:rStyle w:val="VerbatimChar"/>
+        </w:rPr>
+        <w:t xml:space="preserve">paper/README.md</w:t>
       </w:r>
       <w:r>
         <w:t xml:space="preserve">.</w:t>
@@ -5236,7 +5474,7 @@
       <w:r>
         <w:drawing>
           <wp:inline>
-            <wp:extent cx="5334000" cy="3452283"/>
+            <wp:extent cx="5334000" cy="3630083"/>
             <wp:effectExtent b="0" l="0" r="0" t="0"/>
             <wp:docPr descr="" title="" id="37" name="Picture"/>
             <a:graphic>
@@ -5257,7 +5495,7 @@
                   <pic:spPr bwMode="auto">
                     <a:xfrm>
                       <a:off x="0" y="0"/>
-                      <a:ext cx="5334000" cy="3452283"/>
+                      <a:ext cx="5334000" cy="3630083"/>
                     </a:xfrm>
                     <a:prstGeom prst="rect">
                       <a:avLst/>
@@ -5409,7 +5647,7 @@
           <w:b/>
           <w:bCs/>
         </w:rPr>
-        <w:t xml:space="preserve">Fig. 2 | The engine is exact and agrees with an independent implementation.</w:t>
+        <w:t xml:space="preserve">Fig. 2 | The engine matches exact laws and an independent implementation.</w:t>
       </w:r>
       <w:r>
         <w:t xml:space="preserve"> </w:t>
@@ -5585,7 +5823,7 @@
         <w:t xml:space="preserve">c</w:t>
       </w:r>
       <w:r>
-        <w:t xml:space="preserve">, Correlation of protein concentration at division between mothers and daughters, sisters and cousins as a function of the promoter switching rate; dotted line, inverse cell-cycle time.</w:t>
+        <w:t xml:space="preserve">, Correlation at division between mothers and daughters, sisters and cousins as a function of the promoter switching rate (protein concentration, solid; mother–daughter mRNA, dashed); dotted line, inverse cell-cycle time.</w:t>
       </w:r>
       <w:r>
         <w:t xml:space="preserve"> </w:t>
@@ -5598,7 +5836,90 @@
         <w:t xml:space="preserve">d</w:t>
       </w:r>
       <w:r>
-        <w:t xml:space="preserve">, Memory timescale against the measured cell-cycle time for two switching rates; dotted lines, 1/(k_on + k_off).</w:t>
+        <w:t xml:space="preserve">, Memory timescale against the measured cell-cycle time for two switching rates; dotted lines,</w:t>
+      </w:r>
+      <w:r>
+        <w:t xml:space="preserve"> </w:t>
+      </w:r>
+      <m:oMath>
+        <m:r>
+          <m:t>1</m:t>
+        </m:r>
+        <m:r>
+          <m:rPr>
+            <m:sty m:val="p"/>
+          </m:rPr>
+          <m:t>/</m:t>
+        </m:r>
+        <m:r>
+          <m:rPr>
+            <m:sty m:val="p"/>
+          </m:rPr>
+          <m:t>(</m:t>
+        </m:r>
+        <m:sSub>
+          <m:e>
+            <m:r>
+              <m:t>k</m:t>
+            </m:r>
+          </m:e>
+          <m:sub>
+            <m:r>
+              <m:rPr>
+                <m:sty m:val="p"/>
+              </m:rPr>
+              <m:t>o</m:t>
+            </m:r>
+            <m:r>
+              <m:rPr>
+                <m:sty m:val="p"/>
+              </m:rPr>
+              <m:t>n</m:t>
+            </m:r>
+          </m:sub>
+        </m:sSub>
+        <m:r>
+          <m:rPr>
+            <m:sty m:val="p"/>
+          </m:rPr>
+          <m:t>+</m:t>
+        </m:r>
+        <m:sSub>
+          <m:e>
+            <m:r>
+              <m:t>k</m:t>
+            </m:r>
+          </m:e>
+          <m:sub>
+            <m:r>
+              <m:rPr>
+                <m:sty m:val="p"/>
+              </m:rPr>
+              <m:t>o</m:t>
+            </m:r>
+            <m:r>
+              <m:rPr>
+                <m:sty m:val="p"/>
+              </m:rPr>
+              <m:t>f</m:t>
+            </m:r>
+            <m:r>
+              <m:rPr>
+                <m:sty m:val="p"/>
+              </m:rPr>
+              <m:t>f</m:t>
+            </m:r>
+          </m:sub>
+        </m:sSub>
+        <m:r>
+          <m:rPr>
+            <m:sty m:val="p"/>
+          </m:rPr>
+          <m:t>)</m:t>
+        </m:r>
+      </m:oMath>
+      <w:r>
+        <w:t xml:space="preserve">.</w:t>
       </w:r>
       <w:r>
         <w:t xml:space="preserve"> </w:t>
@@ -5696,7 +6017,7 @@
         <w:t xml:space="preserve">a</w:t>
       </w:r>
       <w:r>
-        <w:t xml:space="preserve">, Population size under continuous, pulsed and reduced-dose schedules (shading, drug present).</w:t>
+        <w:t xml:space="preserve">, Population size under continuous, pulsed and reduced-dose schedules (shading, treatment window).</w:t>
       </w:r>
       <w:r>
         <w:t xml:space="preserve"> </w:t>
@@ -6129,7 +6450,7 @@
         <w:t xml:space="preserve">d</w:t>
       </w:r>
       <w:r>
-        <w:t xml:space="preserve">, Mean time to death of cells present at drug addition, and mean division time where at least 20 cells born under drug divided, against concentration (mean ± s.d. of four seeds).</w:t>
+        <w:t xml:space="preserve">, Mean time to death of cells present at drug addition against concentration (mean ± s.d. of four seeds); division times are not shown because too few cells born under drug divided again to estimate them (at most four per condition).</w:t>
       </w:r>
       <w:r>
         <w:t xml:space="preserve"> </w:t>
@@ -6319,7 +6640,7 @@
         <w:t xml:space="preserve">g</w:t>
       </w:r>
       <w:r>
-        <w:t xml:space="preserve">, Depth of response over six cycles for the three regimens, the two populations and MGMT either stable or consumed by the drug (mean ± s.d. of two seeds).</w:t>
+        <w:t xml:space="preserve">, Depth of response over six cycles for the three regimens, the two populations and MGMT either stable or consumed by the drug (mean ± s.d. of two seeds); a bar at zero marks a regimen that achieves no net kill (the 21-day schedule at the standard cumulative dose).</w:t>
       </w:r>
       <w:r>
         <w:t xml:space="preserve"> </w:t>
@@ -8750,21 +9071,7 @@
         <w:t xml:space="preserve">	</w:t>
       </w:r>
       <w:r>
-        <w:t xml:space="preserve">Das Thakur, M. &amp; Stuart, D. D.</w:t>
-      </w:r>
-      <w:r>
-        <w:t xml:space="preserve"> </w:t>
-      </w:r>
-      <w:hyperlink r:id="rId131">
-        <w:r>
-          <w:rPr>
-            <w:rStyle w:val="Hyperlink"/>
-          </w:rPr>
-          <w:t xml:space="preserve">The evolution of melanoma resistance reveals therapeutic opportunities</w:t>
-        </w:r>
-      </w:hyperlink>
-      <w:r>
-        <w:t xml:space="preserve">.</w:t>
+        <w:t xml:space="preserve">Das Thakur, M.</w:t>
       </w:r>
       <w:r>
         <w:t xml:space="preserve"> </w:t>
@@ -8774,7 +9081,31 @@
           <w:i/>
           <w:iCs/>
         </w:rPr>
-        <w:t xml:space="preserve">Cancer Research</w:t>
+        <w:t xml:space="preserve">et al.</w:t>
+      </w:r>
+      <w:r>
+        <w:t xml:space="preserve"> </w:t>
+      </w:r>
+      <w:hyperlink r:id="rId131">
+        <w:r>
+          <w:rPr>
+            <w:rStyle w:val="Hyperlink"/>
+          </w:rPr>
+          <w:t xml:space="preserve">Modelling vemurafenib resistance in melanoma reveals a strategy to forestall drug resistance</w:t>
+        </w:r>
+      </w:hyperlink>
+      <w:r>
+        <w:t xml:space="preserve">.</w:t>
+      </w:r>
+      <w:r>
+        <w:t xml:space="preserve"> </w:t>
+      </w:r>
+      <w:r>
+        <w:rPr>
+          <w:i/>
+          <w:iCs/>
+        </w:rPr>
+        <w:t xml:space="preserve">Nature</w:t>
       </w:r>
       <w:r>
         <w:t xml:space="preserve"> </w:t>
@@ -8784,10 +9115,10 @@
           <w:b/>
           <w:bCs/>
         </w:rPr>
-        <w:t xml:space="preserve">73</w:t>
-      </w:r>
-      <w:r>
-        <w:t xml:space="preserve">, 6106–6110 (2013).</w:t>
+        <w:t xml:space="preserve">494</w:t>
+      </w:r>
+      <w:r>
+        <w:t xml:space="preserve">, 251–255 (2013).</w:t>
       </w:r>
     </w:p>
     <w:bookmarkEnd w:id="132"/>

--- a/paper/manuscript/manuscript.docx
+++ b/paper/manuscript/manuscript.docx
@@ -2475,6 +2475,14 @@
         <w:pStyle w:val="BodyText"/>
       </w:pPr>
       <w:r>
+        <w:t xml:space="preserve">A second mechanism can produce the same fates. Cisplatin kills preferentially during replication, so where a cell sits in its division cycle when the drug arrives is a competing explanation both for the dose-invariance of death timing and for the cells that survive three days without dividing: a hazard confined to part of the cycle spares whatever never enters it, with no heritable state at all. We therefore refitted the model with a cell-cycle-dependent hazard, adding one parameter, the fraction of the hazard that is independent of cycle position, with killing otherwise peaking at mid-cycle, under the same objective, bounds, budget and seeds (Methods). The two fits describe the training fractions equally well (0.064 against 0.061, against a mean sampling error of 0.028 in the measurement), and the cycle-dependent fit does not improve the held-out prediction either (0.106 against 0.095). The fitted cycle-independent fraction is 0.34, but values from 0.20 to 0.80 all sit within one sampling error of the best fit, so the fate fractions do not determine it (Supplementary Note 12 and Supplementary Fig. 4). Three fate counts per concentration cannot separate inherited protection from cell-cycle position; the measurement that can is the cycle position of each cell at the moment the drug arrives, which a cycle reporter records directly.</w:t>
+      </w:r>
+    </w:p>
+    <w:p>
+      <w:pPr>
+        <w:pStyle w:val="BodyText"/>
+      </w:pPr>
+      <w:r>
         <w:t xml:space="preserve">Properties that were not fitted can then be compared with the data. The predicted kill curves (Fig. 7b) are 1.5-fold steeper at 13 µM in their first two days than in their second half, but they do not plateau, as HCT116 cells do after about 100 h. Death fates are correlated between sisters (0.09), first cousins (0.06) and second cousins (0.05), and the correlation decays to 0.02 for third cousins and 0.00 for unrelated cells (Fig. 7c), the pattern reported for HCT116 lineages. The mean time to death changes by 8% between 7 and 13 µM while the death fraction rises from 0.13 to 0.59 (Fig. 7d), the dose-invariance of single-cell timing that motivated the original study, and it arises here because dose changes the fraction of unprotected cells rather than their kinetics. The plateau the kill curves miss is the clearest failure of the minimal model: reproducing it requires cells to stay in the resistant state for longer than the memory of 2.8 generations allows, and that memory was set by the prior taken from the lineage correlations rather than by the kill curves. The two observations therefore pull in opposite directions within this minimal model: correlations that vanish by the third cousin call for a short memory, and a kill curve that flattens calls for a long one. A single switching gene cannot satisfy both, which is a concrete and testable limitation, and points to a drug-induced stabilisation of the resistant state, for which there is independent evidence</w:t>
       </w:r>
       <w:r>
@@ -2625,7 +2633,7 @@
         <w:t xml:space="preserve"> </w:t>
       </w:r>
       <w:r>
-        <w:t xml:space="preserve">and either stable or consumed by it, as a suicide enzyme is (Fig. 8f,g). With stable MGMT, the depth of response over six cycles is 0.20 log</w:t>
+        <w:t xml:space="preserve">and either stable or consumed by it stoichiometrically, one molecule per lesion repaired, as a suicide enzyme is, so that the pool follows the cumulative exposure rather than the peak concentration (Fig. 8f,g). With stable MGMT, the depth of response over six cycles is 0.20 log</w:t>
       </w:r>
       <m:oMath>
         <m:sSub>
@@ -2665,7 +2673,7 @@
         <w:t xml:space="preserve"> </w:t>
       </w:r>
       <w:r>
-        <w:t xml:space="preserve">units): the death hazard rises steeply with concentration, so spreading the same dose over more days loses efficacy, and the advantage of the dose-dense arm in the model is entirely its larger cumulative dose. When the drug consumes MGMT, prolonged exposure depletes the protection of expressing cells: in the methylated population the dose-dense regimen deepens its response to 1.24 log</w:t>
+        <w:t xml:space="preserve">units): the death hazard rises steeply with concentration, so spreading the same dose over more days loses efficacy, and the advantage of the dose-dense arm in the model is entirely its larger cumulative dose. With stable MGMT the two arms therefore differ little in the unmethylated population (0.08 against 0.10 log</w:t>
       </w:r>
       <m:oMath>
         <m:sSub>
@@ -2685,7 +2693,7 @@
         <w:t xml:space="preserve"> </w:t>
       </w:r>
       <w:r>
-        <w:t xml:space="preserve">units against 0.21 for the standard regimen, and in the unmethylated population, where 30% of cells start protected, both regimens improve (final size 1.7 and 1.4 times the initial size, against 4.9 and 3.6 with stable MGMT) but neither controls the population, so the difference between the arms stays small (0.14 against 0.17 log</w:t>
+        <w:t xml:space="preserve">units), as in the trial. Consumption changes that. Because one molecule is spent per lesion repaired, the pool follows the cumulative exposure, which the dose-dense regimen more than doubles: in the methylated population its response deepens to 1.52 log</w:t>
       </w:r>
       <m:oMath>
         <m:sSub>
@@ -2705,7 +2713,27 @@
         <w:t xml:space="preserve"> </w:t>
       </w:r>
       <w:r>
-        <w:t xml:space="preserve">units), as in the trial. At the standard cumulative dose the number of dosing days per cycle that minimises the final population is 9 (methylated) and 9 (unmethylated) with stable MGMT, and 9 and 5 when MGMT is consumed (Fig. 8h). These simulations are not fits to the trial, whose end points depend on much that the model omits, dose-limiting toxicity among it, but they turn the rationale of dose-dense dosing into a quantitative prediction and identify the measurement that decides between the regimens: how fast the drug consumes MGMT in the tumour.</w:t>
+        <w:t xml:space="preserve">units against 0.22 for the standard regimen, and in the unmethylated population, where 30% of cells start protected, the same depletion turns a regimen that barely worked into one that controls the population (1.08 against 0.18 log</w:t>
+      </w:r>
+      <m:oMath>
+        <m:sSub>
+          <m:e>
+            <m:r>
+              <m:t>​</m:t>
+            </m:r>
+          </m:e>
+          <m:sub>
+            <m:r>
+              <m:t>10</m:t>
+            </m:r>
+          </m:sub>
+        </m:sSub>
+      </m:oMath>
+      <w:r>
+        <w:t xml:space="preserve"> </w:t>
+      </w:r>
+      <w:r>
+        <w:t xml:space="preserve">units; final size 0.1 against 1.1 times the initial size, and 4.9 and 3.6 with stable MGMT). Modelled as the suicide enzyme it is, MGMT therefore predicts a clear dose-dense advantage in both populations, which RTOG 0525 did not find. Read as a bound rather than as a fit, that disagreement is informative: either temozolomide consumes MGMT in tumours far more slowly than this stoichiometry allows, or the benefit of depleting it is offset by something the model leaves out. At the standard cumulative dose the number of dosing days per cycle that minimises the final population is 9 (methylated) and 9 (unmethylated) with stable MGMT, and 9 and 5 when MGMT is consumed (Fig. 8h). These simulations are not fits to the trial, whose end points depend on much that the model omits, dose-limiting toxicity and the dose reductions it forces among it. What they add is a sharper version of the rationale for dose-dense dosing: the benefit it is supposed to deliver exists in the model only at consumption rates that the trial’s null result appears to exclude, so the rate at which temozolomide consumes MGMT in the tumour is both the quantity the argument rests on and the one that has not been measured.</w:t>
       </w:r>
     </w:p>
     <w:bookmarkEnd w:id="16"/>
@@ -2776,7 +2804,7 @@
         <w:pStyle w:val="BodyText"/>
       </w:pPr>
       <w:r>
-        <w:t xml:space="preserve">Several limitations delimit this release. Cells are well-mixed compartments without spatial structure or cell-cell signalling; the pharmacology is a one-compartment model; growth is exponential with phenomenological size control; and the inference layer, although general, relies on user-chosen summary statistics, so posterior calibration should be checked with predictive simulations. The persister case study is deliberately minimal, a single resistance gene with slow switching, and its calibration used fate fractions transcribed from a published study rather than raw tracks. Its death hazard depends on concentration and on a protective protein but not on cell-cycle position, which matters for a drug such as cisplatin whose lethality is enhanced during replication, so the model reproduces the dose-dependence of fate without any cycle-dependence of killing; cell-cycle position at the moment the drug arrives is therefore an alternative, and not excluded, explanation both for the dose-invariance of the death timing and for the large fraction of cells that survive without dividing, and the calibration cannot separate it from heritable protective expression. Six parameters fitted to six fractions leave the switching rates weakly determined, so the memory of the resistant state rests on the lineage correlations used as a prior rather than on the fates themselves; and that memory is carried by one slow promoter, a coarse proxy for chromatin-based inheritance whose single-exponential, symmetric form is a simplification of a process that can be multi-timescale and bistable. The clinical case studies use literature values for cell-cycle times, resistant fractions and pharmacokinetics rather than patient-specific measurements, so their conclusions concern mechanisms and rankings, not absolute survival times. In the glioblastoma study MGMT is consumed as a first-order loss scaled by the instantaneous drug concentration, a proxy for the cumulative, stoichiometric depletion of a suicide enzyme by the lesions it repairs; the rate named above as the deciding measurement is defined within that proxy, MGMT is only one determinant of a temozolomide response that is also mismatch-repair-dependent, and the methylated and unmethylated MGMT fractions are illustrative values that bracket low and high expression rather than measured quantities. The memory of the resistant state is expressed in these tumour-scale studies as a number of net population doublings, not of cell divisions, and so is not the division-counted memory of memory-sequencing experiments. A bridge to the Catalyst.jl ecosystem is not part of this release. The benchmark results should be read as demonstrations of what the framework makes possible rather than as verdicts on the methods compared, which were run with default settings on small networks.</w:t>
+        <w:t xml:space="preserve">Several limitations delimit this release. Cells are well-mixed compartments without spatial structure or cell-cell signalling; the pharmacology is a one-compartment model; growth is exponential with phenomenological size control; and the inference layer, although general, relies on user-chosen summary statistics, so posterior calibration should be checked with predictive simulations. The persister case study is deliberately minimal, a single resistance gene with slow switching, and its calibration used fate fractions transcribed from a published study rather than raw tracks. Its death hazard was first written without cell-cycle dependence, which matters for a drug such as cisplatin whose lethality is enhanced during replication. Refitting with a cycle-dependent hazard shows that the two mechanisms are not separable by these data: a model in which killing is confined to the replication window accounts for the fate fractions as well as heritable protective expression does, and the fraction of the hazard that is cycle-independent is not determined by them at all. Cell-cycle position at the moment the drug arrives is therefore a live alternative to inherited protection, and the experiment that distinguishes them is a cycle reporter read at drug addition rather than more fate counts. Six parameters fitted to six fractions leave the switching rates weakly determined, so the memory of the resistant state rests on the lineage correlations used as a prior rather than on the fates themselves; and that memory is carried by one slow promoter, a coarse proxy for chromatin-based inheritance whose single-exponential, symmetric form is a simplification of a process that can be multi-timescale and bistable. The clinical case studies use literature values for cell-cycle times, resistant fractions and pharmacokinetics rather than patient-specific measurements, so their conclusions concern mechanisms and rankings, not absolute survival times. In the glioblastoma study MGMT is consumed stoichiometrically, one molecule per lesion repaired, so its depletion follows the cumulative exposure as a suicide enzyme’s should; what remains unmeasured is the rate constant of that consumption, which is why we name it as the quantity that separates the regimens. MGMT is in any case only one determinant of a temozolomide response that is also mismatch-repair-dependent, and the methylated and unmethylated MGMT fractions are illustrative values that bracket low and high expression rather than measured quantities. The memory of the resistant state is expressed in these tumour-scale studies as a number of net population doublings, not of cell divisions, and so is not the division-counted memory of memory-sequencing experiments. A bridge to the Catalyst.jl ecosystem is not part of this release. The benchmark results should be read as demonstrations of what the framework makes possible rather than as verdicts on the methods compared, which were run with default settings on small networks.</w:t>
       </w:r>
     </w:p>
     <w:p>
@@ -4482,22 +4510,191 @@
         <w:t xml:space="preserve">, on the growth rate; multiplicative modulation of any parameter by a function of the dose; and genetic perturbations (knockdown, knockout, over-expression) of any parameter in a random fraction of cells, the flag being inherited by daughters.</w:t>
       </w:r>
     </w:p>
-    <w:bookmarkEnd w:id="22"/>
-    <w:bookmarkStart w:id="23" w:name="lineage-statistics"/>
-    <w:p>
-      <w:pPr>
-        <w:pStyle w:val="Heading2"/>
-      </w:pPr>
-      <w:r>
-        <w:t xml:space="preserve">Lineage statistics</w:t>
-      </w:r>
+    <w:p>
+      <w:pPr>
+        <w:pStyle w:val="BodyText"/>
+      </w:pPr>
+      <w:r>
+        <w:t xml:space="preserve">Two further effects couple the drug to the cell cycle and to the protein that resists it. A cell-cycle-dependent hazard multiplies</w:t>
+      </w:r>
+      <w:r>
+        <w:t xml:space="preserve"> </w:t>
+      </w:r>
+      <m:oMath>
+        <m:r>
+          <m:t>h</m:t>
+        </m:r>
+      </m:oMath>
+      <w:r>
+        <w:t xml:space="preserve"> </w:t>
+      </w:r>
+      <w:r>
+        <w:t xml:space="preserve">by</w:t>
+      </w:r>
+    </w:p>
+    <w:p>
+      <w:pPr>
+        <w:pStyle w:val="BodyText"/>
+      </w:pPr>
+      <m:oMathPara>
+        <m:oMathParaPr>
+          <m:jc m:val="center"/>
+        </m:oMathParaPr>
+        <m:oMath>
+          <m:r>
+            <m:t>β</m:t>
+          </m:r>
+          <m:r>
+            <m:rPr>
+              <m:sty m:val="p"/>
+            </m:rPr>
+            <m:t>+</m:t>
+          </m:r>
+          <m:r>
+            <m:rPr>
+              <m:sty m:val="p"/>
+            </m:rPr>
+            <m:t>(</m:t>
+          </m:r>
+          <m:r>
+            <m:t>1</m:t>
+          </m:r>
+          <m:r>
+            <m:rPr>
+              <m:sty m:val="p"/>
+            </m:rPr>
+            <m:t>−</m:t>
+          </m:r>
+          <m:r>
+            <m:t>β</m:t>
+          </m:r>
+          <m:r>
+            <m:rPr>
+              <m:sty m:val="p"/>
+            </m:rPr>
+            <m:t>)</m:t>
+          </m:r>
+          <m:r>
+            <m:rPr>
+              <m:sty m:val="p"/>
+            </m:rPr>
+            <m:t>exp</m:t>
+          </m:r>
+          <m:r>
+            <m:t>​</m:t>
+          </m:r>
+          <m:d>
+            <m:dPr>
+              <m:begChr m:val="["/>
+              <m:sepChr m:val=""/>
+              <m:endChr m:val="]"/>
+              <m:grow/>
+            </m:dPr>
+            <m:e>
+              <m:r>
+                <m:rPr>
+                  <m:sty m:val="p"/>
+                </m:rPr>
+                <m:t>−</m:t>
+              </m:r>
+              <m:f>
+                <m:fPr>
+                  <m:type m:val="lin"/>
+                </m:fPr>
+                <m:num>
+                  <m:r>
+                    <m:t>1</m:t>
+                  </m:r>
+                </m:num>
+                <m:den>
+                  <m:r>
+                    <m:t>2</m:t>
+                  </m:r>
+                </m:den>
+              </m:f>
+              <m:sSup>
+                <m:e>
+                  <m:d>
+                    <m:dPr>
+                      <m:begChr m:val="("/>
+                      <m:sepChr m:val=""/>
+                      <m:endChr m:val=")"/>
+                      <m:grow/>
+                    </m:dPr>
+                    <m:e>
+                      <m:f>
+                        <m:fPr>
+                          <m:type m:val="bar"/>
+                        </m:fPr>
+                        <m:num>
+                          <m:r>
+                            <m:t>φ</m:t>
+                          </m:r>
+                          <m:r>
+                            <m:rPr>
+                              <m:sty m:val="p"/>
+                            </m:rPr>
+                            <m:t>−</m:t>
+                          </m:r>
+                          <m:sSub>
+                            <m:e>
+                              <m:r>
+                                <m:t>φ</m:t>
+                              </m:r>
+                            </m:e>
+                            <m:sub>
+                              <m:r>
+                                <m:t>0</m:t>
+                              </m:r>
+                            </m:sub>
+                          </m:sSub>
+                        </m:num>
+                        <m:den>
+                          <m:r>
+                            <m:t>w</m:t>
+                          </m:r>
+                        </m:den>
+                      </m:f>
+                    </m:e>
+                  </m:d>
+                </m:e>
+                <m:sup>
+                  <m:r>
+                    <m:t>2</m:t>
+                  </m:r>
+                </m:sup>
+              </m:sSup>
+            </m:e>
+          </m:d>
+          <m:r>
+            <m:rPr>
+              <m:sty m:val="p"/>
+            </m:rPr>
+            <m:t>,</m:t>
+          </m:r>
+        </m:oMath>
+      </m:oMathPara>
     </w:p>
     <w:p>
       <w:pPr>
         <w:pStyle w:val="FirstParagraph"/>
       </w:pPr>
       <w:r>
-        <w:t xml:space="preserve">The lineage table records, for every cell, its parent, founder (clone), generation, birth and end times, fate (divided, died, removed, alive) and its volume and state at birth and at the end of its life. From it we compute Pearson correlations of expression at division between mothers and daughters, sisters and cousins; the lineage autocorrelation</w:t>
+        <w:t xml:space="preserve">where</w:t>
+      </w:r>
+      <w:r>
+        <w:t xml:space="preserve"> </w:t>
+      </w:r>
+      <m:oMath>
+        <m:r>
+          <m:t>φ</m:t>
+        </m:r>
+      </m:oMath>
+      <w:r>
+        <w:t xml:space="preserve"> </w:t>
+      </w:r>
+      <w:r>
+        <w:t xml:space="preserve">is the cell’s progress through its division cycle (0 at birth, 1 at division), so that killing peaks at</w:t>
       </w:r>
       <w:r>
         <w:t xml:space="preserve"> </w:t>
@@ -4506,12 +4703,12 @@
         <m:sSub>
           <m:e>
             <m:r>
-              <m:t>r</m:t>
+              <m:t>φ</m:t>
             </m:r>
           </m:e>
           <m:sub>
             <m:r>
-              <m:t>g</m:t>
+              <m:t>0</m:t>
             </m:r>
           </m:sub>
         </m:sSub>
@@ -4520,58 +4717,288 @@
         <w:t xml:space="preserve"> </w:t>
       </w:r>
       <w:r>
-        <w:t xml:space="preserve">between a cell and its ancestor</w:t>
+        <w:t xml:space="preserve">and falls to a fraction</w:t>
       </w:r>
       <w:r>
         <w:t xml:space="preserve"> </w:t>
       </w:r>
       <m:oMath>
         <m:r>
-          <m:t>g</m:t>
+          <m:t>β</m:t>
         </m:r>
       </m:oMath>
       <w:r>
         <w:t xml:space="preserve"> </w:t>
       </w:r>
       <w:r>
-        <w:t xml:space="preserve">generations earlier, and the memory timescale</w:t>
+        <w:t xml:space="preserve">of the peak elsewhere;</w:t>
       </w:r>
       <w:r>
         <w:t xml:space="preserve"> </w:t>
       </w:r>
       <m:oMath>
         <m:r>
-          <m:t>τ</m:t>
-        </m:r>
-      </m:oMath>
-      <w:r>
-        <w:t xml:space="preserve"> </w:t>
-      </w:r>
-      <w:r>
-        <w:t xml:space="preserve">from</w:t>
-      </w:r>
-      <w:r>
-        <w:t xml:space="preserve"> </w:t>
-      </w:r>
-      <m:oMath>
-        <m:sSub>
-          <m:e>
-            <m:r>
-              <m:t>r</m:t>
-            </m:r>
-          </m:e>
-          <m:sub>
-            <m:r>
-              <m:t>g</m:t>
-            </m:r>
-          </m:sub>
-        </m:sSub>
+          <m:t>β</m:t>
+        </m:r>
         <m:r>
           <m:rPr>
             <m:sty m:val="p"/>
           </m:rPr>
           <m:t>=</m:t>
         </m:r>
+        <m:r>
+          <m:t>1</m:t>
+        </m:r>
+      </m:oMath>
+      <w:r>
+        <w:t xml:space="preserve"> </w:t>
+      </w:r>
+      <w:r>
+        <w:t xml:space="preserve">is the cycle-independent hazard and</w:t>
+      </w:r>
+      <w:r>
+        <w:t xml:space="preserve"> </w:t>
+      </w:r>
+      <m:oMath>
+        <m:r>
+          <m:t>β</m:t>
+        </m:r>
+        <m:r>
+          <m:rPr>
+            <m:sty m:val="p"/>
+          </m:rPr>
+          <m:t>=</m:t>
+        </m:r>
+        <m:r>
+          <m:t>0</m:t>
+        </m:r>
+      </m:oMath>
+      <w:r>
+        <w:t xml:space="preserve"> </w:t>
+      </w:r>
+      <w:r>
+        <w:t xml:space="preserve">confines killing to a window of width</w:t>
+      </w:r>
+      <w:r>
+        <w:t xml:space="preserve"> </w:t>
+      </w:r>
+      <m:oMath>
+        <m:r>
+          <m:t>w</m:t>
+        </m:r>
+      </m:oMath>
+      <w:r>
+        <w:t xml:space="preserve"> </w:t>
+      </w:r>
+      <w:r>
+        <w:t xml:space="preserve">around</w:t>
+      </w:r>
+      <w:r>
+        <w:t xml:space="preserve"> </w:t>
+      </w:r>
+      <m:oMath>
+        <m:sSub>
+          <m:e>
+            <m:r>
+              <m:t>φ</m:t>
+            </m:r>
+          </m:e>
+          <m:sub>
+            <m:r>
+              <m:t>0</m:t>
+            </m:r>
+          </m:sub>
+        </m:sSub>
+      </m:oMath>
+      <w:r>
+        <w:t xml:space="preserve">. This represents an agent whose lesions are converted into death during replication. Stoichiometric consumption of a protective protein removes molecules of it at rate</w:t>
+      </w:r>
+    </w:p>
+    <w:p>
+      <w:pPr>
+        <w:pStyle w:val="BodyText"/>
+      </w:pPr>
+      <m:oMathPara>
+        <m:oMathParaPr>
+          <m:jc m:val="center"/>
+        </m:oMathParaPr>
+        <m:oMath>
+          <m:r>
+            <m:t>k</m:t>
+          </m:r>
+          <m:r>
+            <m:t> </m:t>
+          </m:r>
+          <m:r>
+            <m:t>d</m:t>
+          </m:r>
+          <m:r>
+            <m:t> </m:t>
+          </m:r>
+          <m:r>
+            <m:t>V</m:t>
+          </m:r>
+          <m:r>
+            <m:t> </m:t>
+          </m:r>
+          <m:f>
+            <m:fPr>
+              <m:type m:val="bar"/>
+            </m:fPr>
+            <m:num>
+              <m:sSub>
+                <m:e>
+                  <m:r>
+                    <m:t>c</m:t>
+                  </m:r>
+                </m:e>
+                <m:sub>
+                  <m:r>
+                    <m:t>P</m:t>
+                  </m:r>
+                </m:sub>
+              </m:sSub>
+            </m:num>
+            <m:den>
+              <m:sSub>
+                <m:e>
+                  <m:r>
+                    <m:t>c</m:t>
+                  </m:r>
+                </m:e>
+                <m:sub>
+                  <m:r>
+                    <m:t>P</m:t>
+                  </m:r>
+                </m:sub>
+              </m:sSub>
+              <m:r>
+                <m:rPr>
+                  <m:sty m:val="p"/>
+                </m:rPr>
+                <m:t>+</m:t>
+              </m:r>
+              <m:sSub>
+                <m:e>
+                  <m:r>
+                    <m:t>K</m:t>
+                  </m:r>
+                </m:e>
+                <m:sub>
+                  <m:r>
+                    <m:t>m</m:t>
+                  </m:r>
+                </m:sub>
+              </m:sSub>
+            </m:den>
+          </m:f>
+          <m:r>
+            <m:rPr>
+              <m:sty m:val="p"/>
+            </m:rPr>
+            <m:t>,</m:t>
+          </m:r>
+        </m:oMath>
+      </m:oMathPara>
+    </w:p>
+    <w:p>
+      <w:pPr>
+        <w:pStyle w:val="FirstParagraph"/>
+      </w:pPr>
+      <w:r>
+        <w:t xml:space="preserve">by a Poisson draw over the step. Because lesions form in proportion to the dose, the rate is set by lesion formation alone while the protein is abundant, so the pool follows the cumulative exposure rather than the peak concentration, and falls with what remains once the pool runs low; resynthesis is whatever the reaction model provides. This is the behaviour of a suicide enzyme such as MGMT, which is inactivated by the very lesion it repairs.</w:t>
+      </w:r>
+    </w:p>
+    <w:bookmarkEnd w:id="22"/>
+    <w:bookmarkStart w:id="23" w:name="lineage-statistics"/>
+    <w:p>
+      <w:pPr>
+        <w:pStyle w:val="Heading2"/>
+      </w:pPr>
+      <w:r>
+        <w:t xml:space="preserve">Lineage statistics</w:t>
+      </w:r>
+    </w:p>
+    <w:p>
+      <w:pPr>
+        <w:pStyle w:val="FirstParagraph"/>
+      </w:pPr>
+      <w:r>
+        <w:t xml:space="preserve">The lineage table records, for every cell, its parent, founder (clone), generation, birth and end times, fate (divided, died, removed, alive) and its volume and state at birth and at the end of its life. From it we compute Pearson correlations of expression at division between mothers and daughters, sisters and cousins; the lineage autocorrelation</w:t>
+      </w:r>
+      <w:r>
+        <w:t xml:space="preserve"> </w:t>
+      </w:r>
+      <m:oMath>
+        <m:sSub>
+          <m:e>
+            <m:r>
+              <m:t>r</m:t>
+            </m:r>
+          </m:e>
+          <m:sub>
+            <m:r>
+              <m:t>g</m:t>
+            </m:r>
+          </m:sub>
+        </m:sSub>
+      </m:oMath>
+      <w:r>
+        <w:t xml:space="preserve"> </w:t>
+      </w:r>
+      <w:r>
+        <w:t xml:space="preserve">between a cell and its ancestor</w:t>
+      </w:r>
+      <w:r>
+        <w:t xml:space="preserve"> </w:t>
+      </w:r>
+      <m:oMath>
+        <m:r>
+          <m:t>g</m:t>
+        </m:r>
+      </m:oMath>
+      <w:r>
+        <w:t xml:space="preserve"> </w:t>
+      </w:r>
+      <w:r>
+        <w:t xml:space="preserve">generations earlier, and the memory timescale</w:t>
+      </w:r>
+      <w:r>
+        <w:t xml:space="preserve"> </w:t>
+      </w:r>
+      <m:oMath>
+        <m:r>
+          <m:t>τ</m:t>
+        </m:r>
+      </m:oMath>
+      <w:r>
+        <w:t xml:space="preserve"> </w:t>
+      </w:r>
+      <w:r>
+        <w:t xml:space="preserve">from</w:t>
+      </w:r>
+      <w:r>
+        <w:t xml:space="preserve"> </w:t>
+      </w:r>
+      <m:oMath>
+        <m:sSub>
+          <m:e>
+            <m:r>
+              <m:t>r</m:t>
+            </m:r>
+          </m:e>
+          <m:sub>
+            <m:r>
+              <m:t>g</m:t>
+            </m:r>
+          </m:sub>
+        </m:sSub>
+        <m:r>
+          <m:rPr>
+            <m:sty m:val="p"/>
+          </m:rPr>
+          <m:t>=</m:t>
+        </m:r>
         <m:sSup>
           <m:e>
             <m:r>
@@ -5002,37 +5429,11 @@
         <w:t xml:space="preserve"> </w:t>
       </w:r>
       <w:r>
-        <w:t xml:space="preserve">(200 mg/m² on days 1-5 or 100 mg/m² on days 1-21 of 28-day cycles, six cycles), MGMT-expressing fractions of 1% and 30% for methylated and unmethylated promoters (illustrative values bracketing low and high expression rather than measured fractions; methylation shifts graded expression rather than a bimodal positive fraction), and MGMT either stable or consumed by the drug (its degradation rate raised by a factor of</w:t>
-      </w:r>
-      <w:r>
-        <w:t xml:space="preserve"> </w:t>
+        <w:t xml:space="preserve">(200 mg/m² on days 1-5 or 100 mg/m² on days 1-21 of 28-day cycles, six cycles), MGMT-expressing fractions of 1% and 30% for methylated and unmethylated promoters (illustrative values bracketing low and high expression rather than measured fractions; methylation shifts graded expression rather than a bimodal positive fraction), and MGMT either stable or consumed stoichiometrically by the drug, one molecule per lesion repaired (</w:t>
       </w:r>
       <m:oMath>
         <m:r>
-          <m:t>1</m:t>
-        </m:r>
-        <m:r>
-          <m:rPr>
-            <m:sty m:val="p"/>
-          </m:rPr>
-          <m:t>+</m:t>
-        </m:r>
-        <m:r>
-          <m:t>20</m:t>
-        </m:r>
-        <m:r>
-          <m:t>d</m:t>
-        </m:r>
-      </m:oMath>
-      <w:r>
-        <w:t xml:space="preserve">, i.e. 21-fold at the standard peak</w:t>
-      </w:r>
-      <w:r>
-        <w:t xml:space="preserve"> </w:t>
-      </w:r>
-      <m:oMath>
-        <m:r>
-          <m:t>d</m:t>
+          <m:t>k</m:t>
         </m:r>
         <m:r>
           <m:rPr>
@@ -5041,11 +5442,43 @@
           <m:t>=</m:t>
         </m:r>
         <m:r>
-          <m:t>1</m:t>
+          <m:t>300</m:t>
         </m:r>
       </m:oMath>
       <w:r>
-        <w:t xml:space="preserve">; a concentration-scaled proxy for the cumulative, stoichiometric consumption of a suicide enzyme by the lesions it repairs), the behaviour that motivated dose-dense schedules.</w:t>
+        <w:t xml:space="preserve">,</w:t>
+      </w:r>
+      <w:r>
+        <w:t xml:space="preserve"> </w:t>
+      </w:r>
+      <m:oMath>
+        <m:sSub>
+          <m:e>
+            <m:r>
+              <m:t>K</m:t>
+            </m:r>
+          </m:e>
+          <m:sub>
+            <m:r>
+              <m:t>m</m:t>
+            </m:r>
+          </m:sub>
+        </m:sSub>
+        <m:r>
+          <m:rPr>
+            <m:sty m:val="p"/>
+          </m:rPr>
+          <m:t>=</m:t>
+        </m:r>
+        <m:r>
+          <m:t>150</m:t>
+        </m:r>
+      </m:oMath>
+      <w:r>
+        <w:t xml:space="preserve"> </w:t>
+      </w:r>
+      <w:r>
+        <w:t xml:space="preserve">in the expression above). The rate constant was chosen so that the consumption rate at the standard bolus peak equals that of the dose-scaled first-order degradation used in an earlier version of this model, which isolates the consequence of letting depletion follow the cumulative exposure instead of the peak concentration; this is the suicide-enzyme behaviour that motivated dose-dense schedules.</w:t>
       </w:r>
     </w:p>
     <w:bookmarkEnd w:id="27"/>
@@ -5214,6 +5647,88 @@
       </w:pPr>
       <w:r>
         <w:t xml:space="preserve">Because six parameters were fitted to six measured fractions, the calibration was examined in three ways. A conditional profile moves one parameter at a time over its full range on a log grid of eleven points, holding the others at their fitted values, and records the root-mean-square error of the fate fractions without the memory prior; parameters whose error stays within the binomial standard error of the measurement over a wide range are not determined by these data. A two-dimensional slice does the same over the memory of the resistant state and the fraction of cells in it, the two quantities that trade off most directly, with the death parameters held at their fitted values; a slice was used in preference to a profile with re-optimisation because, at this cost per evaluation, the inner search did not reliably recover the fitted solution and reported spuriously poor fits at short memory. Numerical robustness was checked by halving the integration step and comparing the simulated fractions with the seed-to-seed spread at the fitted parameters.</w:t>
+      </w:r>
+    </w:p>
+    <w:p>
+      <w:pPr>
+        <w:pStyle w:val="BodyText"/>
+      </w:pPr>
+      <w:r>
+        <w:t xml:space="preserve">Because the lethality of cisplatin is enhanced during replication, the position of a cell in its division cycle when the drug arrives is a competing explanation for the dose-invariance of death timing and for the fraction of cells that survive without dividing. To test it, the same six parameters were refitted together with a seventh, the cycle-independent fraction</w:t>
+      </w:r>
+      <w:r>
+        <w:t xml:space="preserve"> </w:t>
+      </w:r>
+      <m:oMath>
+        <m:r>
+          <m:t>β</m:t>
+        </m:r>
+      </m:oMath>
+      <w:r>
+        <w:t xml:space="preserve"> </w:t>
+      </w:r>
+      <w:r>
+        <w:t xml:space="preserve">of the death hazard, with the peak of killing at the middle of the cycle (</w:t>
+      </w:r>
+      <m:oMath>
+        <m:sSub>
+          <m:e>
+            <m:r>
+              <m:t>φ</m:t>
+            </m:r>
+          </m:e>
+          <m:sub>
+            <m:r>
+              <m:t>0</m:t>
+            </m:r>
+          </m:sub>
+        </m:sSub>
+        <m:r>
+          <m:rPr>
+            <m:sty m:val="p"/>
+          </m:rPr>
+          <m:t>=</m:t>
+        </m:r>
+        <m:r>
+          <m:t>0.5</m:t>
+        </m:r>
+      </m:oMath>
+      <w:r>
+        <w:t xml:space="preserve">,</w:t>
+      </w:r>
+      <w:r>
+        <w:t xml:space="preserve"> </w:t>
+      </w:r>
+      <m:oMath>
+        <m:r>
+          <m:t>w</m:t>
+        </m:r>
+        <m:r>
+          <m:rPr>
+            <m:sty m:val="p"/>
+          </m:rPr>
+          <m:t>=</m:t>
+        </m:r>
+        <m:r>
+          <m:t>0.15</m:t>
+        </m:r>
+      </m:oMath>
+      <w:r>
+        <w:t xml:space="preserve">), under the same objective, bounds, optimiser budget and seeds as the main fit. The two fits are compared by the root-mean-square error of the fate fractions without the memory prior, by their predictions at the held-out concentration, and by a conditional profile over</w:t>
+      </w:r>
+      <w:r>
+        <w:t xml:space="preserve"> </w:t>
+      </w:r>
+      <m:oMath>
+        <m:r>
+          <m:t>β</m:t>
+        </m:r>
+      </m:oMath>
+      <w:r>
+        <w:t xml:space="preserve"> </w:t>
+      </w:r>
+      <w:r>
+        <w:t xml:space="preserve">with the remaining parameters held at the cycle-dependent fit.</w:t>
       </w:r>
     </w:p>
     <w:bookmarkEnd w:id="30"/>
@@ -6627,7 +7142,7 @@
         <w:t xml:space="preserve">f</w:t>
       </w:r>
       <w:r>
-        <w:t xml:space="preserve">, Population size under the standard (5 of 28 days) and dose-dense (21 of 28 days) temozolomide regimens of the RTOG 0525 trial and a 21-day regimen at the standard cumulative dose, with one-compartment pharmacokinetics (elimination half-life 2.1 h) and consumption of MGMT by the drug, for populations in which 1% (methylated promoter, solid) or 30% (unmethylated, dashed) of cells express MGMT.</w:t>
+        <w:t xml:space="preserve">, Population size under the standard (5 of 28 days) and dose-dense (21 of 28 days) temozolomide regimens of the RTOG 0525 trial and a 21-day regimen at the standard cumulative dose, with one-compartment pharmacokinetics (elimination half-life 2.1 h) and stoichiometric consumption of MGMT by the drug, one molecule per lesion repaired, for populations in which 1% (methylated promoter, solid) or 30% (unmethylated, dashed) of cells express MGMT.</w:t>
       </w:r>
       <w:r>
         <w:t xml:space="preserve"> </w:t>

--- a/paper/manuscript/manuscript.docx
+++ b/paper/manuscript/manuscript.docx
@@ -2189,6 +2189,14 @@
         <w:t xml:space="preserve">; the benefit of release periods reported in that work does not appear here, because in this model the induced state decays at the same rate with and without drug, so a holiday only postpones the death of reverting cells while all cells grow.</w:t>
       </w:r>
     </w:p>
+    <w:p>
+      <w:pPr>
+        <w:pStyle w:val="BodyText"/>
+      </w:pPr>
+      <w:r>
+        <w:t xml:space="preserve">The hazard above does not depend on where a cell is in its division cycle, and the calibration below will show that fate data cannot exclude one that does, so we repeated these simulations with three quarters of the hazard confined to a window around mid-cycle. Population decay still rises with dose (-0.001 to +0.023 per time unit over doses 0.5 to 2, against +0.023 to +0.050 without the gate) and the mean time to death stays nearly dose-invariant (8.4 to 9.9 against 6.2 to 8.5 time units), so neither signature depends on a cycle-blind hazard. Sisters share a birth time and so a cycle phase, which lets a gated hazard correlate their fates with no inherited state; it does not do so to any useful degree, lifting the sister concordance of the memoryless fast-switching control only to +0.008 above independence (from +0.000), against +0.054 for the memory gene, so the kin signature still reads expression memory rather than the cycle. The schedule conclusions are the fragile ones, because the best dose is unchanged in 3 of 3 models, but the best release period is not. With a fitness cost of resistance and with drug-induced tolerance, the holidays that won without the gate collapse to continuous dosing, because a gated hazard kills the reverting cells more slowly on re-exposure (Supplementary Note 13 and Supplementary Fig. 5).</w:t>
+      </w:r>
+    </w:p>
     <w:bookmarkEnd w:id="12"/>
     <w:bookmarkStart w:id="13" w:name="Xa05e01d192f030507804694448e28390bd2a477"/>
     <w:p>
@@ -2586,7 +2594,7 @@
         <w:t xml:space="preserve">34</w:t>
       </w:r>
       <w:r>
-        <w:t xml:space="preserve">, holidays let sensitive cells outcompete them: none of the three schedules loses control within the 52-week follow-up (52+, 52+ and 52+ weeks, censored), and adaptive therapy achieves this with 36% of the cumulative dose of continuous dosing. When resistant cells are only partly protected and grow at half speed under drug, holidays release them: continuous dosing keeps control for 52+ weeks against 49 for the intermittent schedule and 43 for adaptive therapy, the ranking observed in the trial, where continuous dosing gave a median progression-free survival of 9.0 months against 5.5 months for intermittent dosing. That the benefit of holidays should depend on a cost of resistance is established by compartment models of adaptive therapy, which also show that tumour turnover modulates how large that cost must be</w:t>
+        <w:t xml:space="preserve">, holidays let sensitive cells outcompete them: none of the three schedules loses control within the 52-week follow-up (52+, 52+ and 52+ weeks, censored), and adaptive therapy achieves this with 36% of the cumulative dose of continuous dosing. When resistant cells are only partly protected and grow at half speed under drug, holidays release them: continuous dosing keeps control for 52+ weeks against 49 for the intermittent schedule and 43 for adaptive therapy, the ranking observed in the trial, where continuous dosing gave a median progression-free survival of 9.0 months against 5.5 months for intermittent dosing. Gating three quarters of the death hazard to a window of the cell cycle, as in the persister simulations above, leaves these comparisons standing (Supplementary Note 13 and Supplementary Fig. 5): the best schedule is unchanged in 3 of 3 mechanisms and the model still favours continuous dosing under partial protection (52 against 43 weeks, from 52 and 49). That the benefit of holidays should depend on a cost of resistance is established by compartment models of adaptive therapy, which also show that tumour turnover modulates how large that cost must be</w:t>
       </w:r>
       <w:r>
         <w:rPr>
@@ -5728,7 +5736,73 @@
         <w:t xml:space="preserve"> </w:t>
       </w:r>
       <w:r>
-        <w:t xml:space="preserve">with the remaining parameters held at the cycle-dependent fit.</w:t>
+        <w:t xml:space="preserve">with the remaining parameters held at the cycle-dependent fit. The same gate (</w:t>
+      </w:r>
+      <m:oMath>
+        <m:r>
+          <m:t>β</m:t>
+        </m:r>
+        <m:r>
+          <m:rPr>
+            <m:sty m:val="p"/>
+          </m:rPr>
+          <m:t>=</m:t>
+        </m:r>
+        <m:r>
+          <m:t>0.25</m:t>
+        </m:r>
+      </m:oMath>
+      <w:r>
+        <w:t xml:space="preserve">,</w:t>
+      </w:r>
+      <w:r>
+        <w:t xml:space="preserve"> </w:t>
+      </w:r>
+      <m:oMath>
+        <m:sSub>
+          <m:e>
+            <m:r>
+              <m:t>φ</m:t>
+            </m:r>
+          </m:e>
+          <m:sub>
+            <m:r>
+              <m:t>0</m:t>
+            </m:r>
+          </m:sub>
+        </m:sSub>
+        <m:r>
+          <m:rPr>
+            <m:sty m:val="p"/>
+          </m:rPr>
+          <m:t>=</m:t>
+        </m:r>
+        <m:r>
+          <m:t>0.5</m:t>
+        </m:r>
+      </m:oMath>
+      <w:r>
+        <w:t xml:space="preserve">,</w:t>
+      </w:r>
+      <w:r>
+        <w:t xml:space="preserve"> </w:t>
+      </w:r>
+      <m:oMath>
+        <m:r>
+          <m:t>w</m:t>
+        </m:r>
+        <m:r>
+          <m:rPr>
+            <m:sty m:val="p"/>
+          </m:rPr>
+          <m:t>=</m:t>
+        </m:r>
+        <m:r>
+          <m:t>0.15</m:t>
+        </m:r>
+      </m:oMath>
+      <w:r>
+        <w:t xml:space="preserve">) was then applied to the persister simulations of Fig. 4 and the melanoma simulations of Fig. 8a-e, everything else unchanged, to test whether their conclusions depend on the hazard being cycle-blind (Supplementary Note 13). The window position is a modelling choice rather than a claim about either agent: what is tested is robustness to a strong cell-cycle gate of any kind.</w:t>
       </w:r>
     </w:p>
     <w:bookmarkEnd w:id="30"/>

--- a/paper/manuscript/manuscript.docx
+++ b/paper/manuscript/manuscript.docx
@@ -17,28 +17,13 @@
       <w:r>
         <w:t xml:space="preserve">Ayoub Lasri</w:t>
       </w:r>
-      <w:r>
-        <w:rPr>
-          <w:vertAlign w:val="superscript"/>
-        </w:rPr>
-        <w:t xml:space="preserve">1</w:t>
-      </w:r>
     </w:p>
     <w:p>
       <w:pPr>
         <w:pStyle w:val="Date"/>
       </w:pPr>
       <w:r>
-        <w:rPr>
-          <w:vertAlign w:val="superscript"/>
-        </w:rPr>
-        <w:t xml:space="preserve">1</w:t>
-      </w:r>
-      <w:r>
-        <w:t xml:space="preserve"> </w:t>
-      </w:r>
-      <w:r>
-        <w:t xml:space="preserve">Department of Physiology and Medical Physics, Royal College of Surgeons in Ireland, Dublin, Ireland. Correspondence: alasri@berache.com</w:t>
+        <w:t xml:space="preserve">Correspondence: alasri@berache.com</w:t>
       </w:r>
     </w:p>
     <w:p>

--- a/paper/manuscript/manuscript.docx
+++ b/paper/manuscript/manuscript.docx
@@ -39,7 +39,7 @@
         <w:pStyle w:val="Abstract"/>
       </w:pPr>
       <w:r>
-        <w:t xml:space="preserve">Heritable differences in gene expression decide which cancer cells survive a drug, yet the simulators used to benchmark single-cell methods model neither growth nor division, and cannot generate such states. Here we present Biomodelling.jl 2.0, in which stochastic reaction kinetics run inside growing, dividing and drug-treated cells. Exact, hybrid and adaptive kernels are coupled to exponential growth, volume-scaled transcription, gene replication and division with binomial partitioning, to dose schedules and state-dependent killing, and to a lineage record, observation models and likelihood-free inference. Expression memory, cell-size scaling and cell-cycle-dependent bursting emerge from this physiology rather than being imposed. A single resistance gene with slow promoter switching reproduces the lineage and memory signatures of heritable drug tolerance, and the framework supplies ground truth that benchmarks of memory genes, network inference and perturbation prediction lack. Calibrated to time-lapse measurements of cisplatin-treated cells, it reproduces lineage correlations and the dose-invariance of single-cell timing, and its residual errors expose the limits of one switching gene. With a built-in optimiser it reproduces the opposite rankings of intermittent dosing reported in a melanoma trial and in xenografts, and shows the ranking to turn on two measurable cell properties, their growth under drug and their fitness without it.</w:t>
+        <w:t xml:space="preserve">Heritable differences in gene expression decide which cancer cells survive a drug, yet the simulators used to benchmark single-cell methods model neither growth nor division, so cannot generate such states. Here we present Biomodelling.jl 2.0, in which stochastic reaction kinetics run inside growing, dividing, drug-treated cells. Exact, hybrid and adaptive kernels couple to exponential growth, volume-scaled transcription, gene replication, division with binomial partitioning, dose schedules with state-dependent killing, a lineage record, observation models and likelihood-free inference. Expression memory, cell-size scaling and cell-cycle-dependent bursting emerge from this physiology rather than being imposed. One resistance gene with slow promoter switching reproduces the lineage and memory signatures of drug tolerance, and the framework supplies ground truth that benchmarks of memory genes, network inference and perturbation prediction lack. Calibrated to time-lapse measurements of cisplatin-treated cells, it reproduces the dose-invariance of single-cell timing and the kin fate correlations, though six parameters fitted to six fate fractions leave that memory undetermined, and a cycle-gated hazard fits as well. With a built-in optimiser it reproduces the opposite rankings of intermittent dosing reported in a melanoma trial and in xenografts, and shows the ranking to turn on two measurable cell properties: growth under drug and fitness without it.</w:t>
       </w:r>
     </w:p>
     <w:p>
@@ -103,28 +103,124 @@
         <w:pStyle w:val="BodyText"/>
       </w:pPr>
       <w:r>
-        <w:t xml:space="preserve">These developments create a demand that existing simulators do not meet. The simulators used to benchmark single-cell methods, among them SERGIO, dyngen, scMultiSim and GRouNdGAN</w:t>
+        <w:t xml:space="preserve">These developments create a demand that existing simulators do not meet. The simulators used to benchmark single-cell methods, among them Splatter, SymSim, scDesign3, SERGIO, dyngen, scMultiSim and GRouNdGAN</w:t>
       </w:r>
       <w:r>
         <w:rPr>
           <w:vertAlign w:val="superscript"/>
         </w:rPr>
-        <w:t xml:space="preserve">17–20</w:t>
-      </w:r>
-      <w:r>
-        <w:t xml:space="preserve">, model regulation and technical noise but not cell growth, volume-dependent transcription, gene replication or the partitioning of molecules at division; lineage simulators such as TedSim</w:t>
+        <w:t xml:space="preserve">17–23</w:t>
+      </w:r>
+      <w:r>
+        <w:t xml:space="preserve">, model regulation and technical noise but not cell growth, volume-dependent transcription, gene replication or the partitioning of molecules at division; the last of these do place cells on a differentiation trajectory, and lineage simulators such as TedSim and Cassiopeia</w:t>
       </w:r>
       <w:r>
         <w:rPr>
           <w:vertAlign w:val="superscript"/>
         </w:rPr>
+        <w:t xml:space="preserve">24,25</w:t>
+      </w:r>
+      <w:r>
+        <w:t xml:space="preserve"> </w:t>
+      </w:r>
+      <w:r>
+        <w:t xml:space="preserve">generate division trees, but the expression attached to those trees is phenomenological and largely Markovian. Expression memory, cell-size scaling, cell-cycle-dependent bursting and persister dynamics therefore have to be imposed on them rather than emerging, and none provides the ground truth that the methods now being developed for exactly those phenomena require</w:t>
+      </w:r>
+      <w:r>
+        <w:rPr>
+          <w:vertAlign w:val="superscript"/>
+        </w:rPr>
+        <w:t xml:space="preserve">26</w:t>
+      </w:r>
+      <w:r>
+        <w:t xml:space="preserve">. Stochastic simulators of growing and dividing cells do exist, and the most complete of them couples reaction kinetics to growth, division and inference from lineage data</w:t>
+      </w:r>
+      <w:r>
+        <w:rPr>
+          <w:vertAlign w:val="superscript"/>
+        </w:rPr>
+        <w:t xml:space="preserve">27–30</w:t>
+      </w:r>
+      <w:r>
+        <w:t xml:space="preserve">; what none of them adds is a drug and schedule layer, observation models for the measurements these questions are asked of, and benchmark generation. Agent-based tumour simulators supply the drug response and the spatial structure but not stochastic transcription in dividing cells</w:t>
+      </w:r>
+      <w:r>
+        <w:rPr>
+          <w:vertAlign w:val="superscript"/>
+        </w:rPr>
+        <w:t xml:space="preserve">31,32</w:t>
+      </w:r>
+      <w:r>
+        <w:t xml:space="preserve">.</w:t>
+      </w:r>
+    </w:p>
+    <w:p>
+      <w:pPr>
+        <w:pStyle w:val="BodyText"/>
+      </w:pPr>
+      <w:r>
+        <w:t xml:space="preserve">Here we present Biomodelling.jl 2.0, a rewrite of a Julia framework whose distinguishing feature, the coupling of stochastic reaction kinetics to exponential growth, volume-scaled transcription and binomial partitioning at division</w:t>
+      </w:r>
+      <w:r>
+        <w:rPr>
+          <w:vertAlign w:val="superscript"/>
+        </w:rPr>
+        <w:t xml:space="preserve">33</w:t>
+      </w:r>
+      <w:r>
+        <w:t xml:space="preserve">, is precisely the mechanism behind heritable expression states. Version 2.0 turns that feature into a complete framework for the mechanistic study of drug tolerance and for single-cell benchmarking. We validate the engine against exact stationary laws and an independent implementation, show that growth, division and partitioning alone reproduce published results on cell-size scaling, partitioning noise, lineage-versus-population statistics and cell-cycle-dependent bursting, and demonstrate that a single resistance gene with slow promoter switching reproduces the quantitative lineage and memory signatures of heritable drug tolerance. We then use the framework as a ground-truth generator for memory-gene detection, network inference, imputation and perturbation prediction; as an inference engine that recovers kinetic parameters from snapshot and lineage data, quantifies the bias of ignoring division, and maps the ridge to which drug parameters are determined by population data; as a model calibrated to published time-lapse measurements and confronted with conditions it was not fitted to; and, with a built-in schedule optimiser, as a testbed in which clinical dosing regimens are compared and better ones are sought.</w:t>
+      </w:r>
+    </w:p>
+    <w:bookmarkStart w:id="17" w:name="results"/>
+    <w:p>
+      <w:pPr>
+        <w:pStyle w:val="Heading1"/>
+      </w:pPr>
+      <w:r>
+        <w:t xml:space="preserve">Results</w:t>
+      </w:r>
+    </w:p>
+    <w:bookmarkStart w:id="9" w:name="X112f6feb33c4da03b04b1242c9d5817152a09d7"/>
+    <w:p>
+      <w:pPr>
+        <w:pStyle w:val="Heading2"/>
+      </w:pPr>
+      <w:r>
+        <w:t xml:space="preserve">Layers couple reaction kinetics to growth and division</w:t>
+      </w:r>
+    </w:p>
+    <w:p>
+      <w:pPr>
+        <w:pStyle w:val="FirstParagraph"/>
+      </w:pPr>
+      <w:r>
+        <w:t xml:space="preserve">Biomodelling.jl 2.0 is organised in layers (Fig. 1). A model is a list of reactions with mass-action, Hill or custom kinetics and named parameters; promoter states are explicit species, grouped so that they are inherited at division and doubled at replication. Four kernels advance a cell’s state at fixed volume: the exact direct method, fixed-step tau-leaping, a hybrid scheme that falls back to the exact method whenever a leap would produce a negative count, and adaptive tau-leaping with critical-reaction handling. The population layer grows each cell’s volume exponentially, scales propensities with volume so that concentrations are invariant, replicates genes at a set point of the cycle, divides cells by a sizer, adder or timer rule with binomial or over-dispersed partitioning, and controls the population size by Moran-like replacement, free growth or a logistic hazard. A perturbation layer applies dose schedules, state-dependent death, growth inhibition, drug-induced rate changes and genetic perturbations. Every cell’s ancestry, fate and state at birth and division enter a lineage table, from which heritability, autocorrelation, memory timescales, fluctuation-test and clonal-memory statistics follow. Observation models convert true counts into scRNA-seq, smFISH or time-lapse measurements, and the same forward model drives likelihood-free inference. Table 1 sets these capabilities against those of the simulators most used to benchmark single-cell methods.</w:t>
+      </w:r>
+    </w:p>
+    <w:p>
+      <w:pPr>
+        <w:pStyle w:val="BodyText"/>
+      </w:pPr>
+      <w:r>
+        <w:t xml:space="preserve">Table 1. Capabilities of single-cell simulators (✓ native; ○ partial or phenomenological; – absent). SERGIO</w:t>
+      </w:r>
+      <w:r>
+        <w:rPr>
+          <w:vertAlign w:val="superscript"/>
+        </w:rPr>
+        <w:t xml:space="preserve">20</w:t>
+      </w:r>
+      <w:r>
+        <w:t xml:space="preserve">, dyngen</w:t>
+      </w:r>
+      <w:r>
+        <w:rPr>
+          <w:vertAlign w:val="superscript"/>
+        </w:rPr>
         <w:t xml:space="preserve">21</w:t>
       </w:r>
       <w:r>
-        <w:t xml:space="preserve"> </w:t>
-      </w:r>
-      <w:r>
-        <w:t xml:space="preserve">generate division trees but attach phenomenological, largely Markovian expression to them. None of them can therefore produce expression memory, cell-size scaling, cell-cycle-dependent bursting or persister dynamics from first principles, and none provides the ground truth that the methods now being developed for exactly those phenomena require</w:t>
+        <w:t xml:space="preserve">, scMultiSim</w:t>
       </w:r>
       <w:r>
         <w:rPr>
@@ -133,145 +229,64 @@
         <w:t xml:space="preserve">22</w:t>
       </w:r>
       <w:r>
-        <w:t xml:space="preserve">. Stochastic simulators of growing and dividing cells exist</w:t>
+        <w:t xml:space="preserve">, GRouNdGAN</w:t>
       </w:r>
       <w:r>
         <w:rPr>
           <w:vertAlign w:val="superscript"/>
         </w:rPr>
-        <w:t xml:space="preserve">23,24</w:t>
-      </w:r>
-      <w:r>
-        <w:t xml:space="preserve"> </w:t>
-      </w:r>
-      <w:r>
-        <w:t xml:space="preserve">but stop at the single-cell state: they offer no drug response, no lineage statistics, no observation models, no inference and no benchmark generation.</w:t>
-      </w:r>
-    </w:p>
-    <w:p>
-      <w:pPr>
-        <w:pStyle w:val="BodyText"/>
-      </w:pPr>
-      <w:r>
-        <w:t xml:space="preserve">Here we present Biomodelling.jl 2.0, a rewrite of a Julia framework whose distinguishing feature, the coupling of stochastic reaction kinetics to exponential growth, volume-scaled transcription and binomial partitioning at division</w:t>
+        <w:t xml:space="preserve">23</w:t>
+      </w:r>
+      <w:r>
+        <w:t xml:space="preserve">, TedSim</w:t>
       </w:r>
       <w:r>
         <w:rPr>
           <w:vertAlign w:val="superscript"/>
         </w:rPr>
+        <w:t xml:space="preserve">24</w:t>
+      </w:r>
+      <w:r>
+        <w:t xml:space="preserve">, Cassiopeia</w:t>
+      </w:r>
+      <w:r>
+        <w:rPr>
+          <w:vertAlign w:val="superscript"/>
+        </w:rPr>
         <w:t xml:space="preserve">25</w:t>
       </w:r>
       <w:r>
-        <w:t xml:space="preserve">, is precisely the mechanism behind heritable expression states. Version 2.0 turns that feature into a complete framework for the mechanistic study of drug tolerance and for single-cell benchmarking. We validate the engine against exact stationary laws and an independent implementation, show that growth, division and partitioning alone reproduce published results on cell-size scaling, partitioning noise, lineage-versus-population statistics and cell-cycle-dependent bursting, and demonstrate that a single resistance gene with slow promoter switching reproduces the quantitative lineage and memory signatures of heritable drug tolerance. We then use the framework as a ground-truth generator for memory-gene detection, network inference, imputation and perturbation prediction; as an inference engine that recovers kinetic parameters from snapshot and lineage data, quantifies the bias of ignoring division, and maps the ridge to which drug parameters are determined by population data; as a model calibrated to published time-lapse measurements and confronted with conditions it was not fitted to; and, with a built-in schedule optimiser, as a testbed in which clinical dosing regimens are compared and better ones are sought.</w:t>
-      </w:r>
-    </w:p>
-    <w:bookmarkStart w:id="17" w:name="results"/>
-    <w:p>
-      <w:pPr>
-        <w:pStyle w:val="Heading1"/>
-      </w:pPr>
-      <w:r>
-        <w:t xml:space="preserve">Results</w:t>
-      </w:r>
-    </w:p>
-    <w:bookmarkStart w:id="9" w:name="X112f6feb33c4da03b04b1242c9d5817152a09d7"/>
-    <w:p>
-      <w:pPr>
-        <w:pStyle w:val="Heading2"/>
-      </w:pPr>
-      <w:r>
-        <w:t xml:space="preserve">Layers couple reaction kinetics to growth and division</w:t>
-      </w:r>
-    </w:p>
-    <w:p>
-      <w:pPr>
-        <w:pStyle w:val="FirstParagraph"/>
-      </w:pPr>
-      <w:r>
-        <w:t xml:space="preserve">Biomodelling.jl 2.0 is organised in layers (Fig. 1). A model is a list of reactions with mass-action, Hill or custom kinetics and named parameters; promoter states are explicit species, grouped so that they are inherited at division and doubled at replication. Four kernels advance a cell’s state at fixed volume: the exact direct method, fixed-step tau-leaping, a hybrid scheme that falls back to the exact method whenever a leap would produce a negative count, and adaptive tau-leaping with critical-reaction handling. The population layer grows each cell’s volume exponentially, scales propensities with volume so that concentrations are invariant, replicates genes at a set point of the cycle, divides cells by a sizer, adder or timer rule with binomial or over-dispersed partitioning, and controls the population size by Moran-like replacement, free growth or a logistic hazard. A perturbation layer applies dose schedules, state-dependent death, growth inhibition, drug-induced rate changes and genetic perturbations. Every cell’s ancestry, fate and state at birth and division enter a lineage table, from which heritability, autocorrelation, memory timescales, fluctuation-test and clonal-memory statistics follow. Observation models convert true counts into scRNA-seq, smFISH or time-lapse measurements, and the same forward model drives likelihood-free inference. Table 1 sets these capabilities against those of the simulators most used to benchmark single-cell methods.</w:t>
-      </w:r>
-    </w:p>
-    <w:p>
-      <w:pPr>
-        <w:pStyle w:val="BodyText"/>
-      </w:pPr>
-      <w:r>
-        <w:t xml:space="preserve">Table 1. Capabilities of single-cell simulators (✓ native; ○ partial or phenomenological; – absent). SERGIO</w:t>
+        <w:t xml:space="preserve">, ABM.jl (AgentBasedModeling.jl)</w:t>
       </w:r>
       <w:r>
         <w:rPr>
           <w:vertAlign w:val="superscript"/>
         </w:rPr>
-        <w:t xml:space="preserve">17</w:t>
-      </w:r>
-      <w:r>
-        <w:t xml:space="preserve">, dyngen</w:t>
+        <w:t xml:space="preserve">28</w:t>
+      </w:r>
+      <w:r>
+        <w:t xml:space="preserve">, Biomodelling.jl v1.x</w:t>
       </w:r>
       <w:r>
         <w:rPr>
           <w:vertAlign w:val="superscript"/>
         </w:rPr>
-        <w:t xml:space="preserve">18</w:t>
-      </w:r>
-      <w:r>
-        <w:t xml:space="preserve">, scMultiSim</w:t>
+        <w:t xml:space="preserve">33</w:t>
+      </w:r>
+      <w:r>
+        <w:t xml:space="preserve"> </w:t>
+      </w:r>
+      <w:r>
+        <w:t xml:space="preserve">and v2.0 (this work). Entries were read from each tool’s publication and documentation, and describe what the tool provides rather than what its formalism could express. Three readings need qualifying. SERGIO is a Python package that returns expression matrices as arrays and scMultiSim is an R package returning SingleCellExperiment-style objects, so neither writes AnnData natively; scMultiSim does carry a differentiation tree, so cells are related by a trajectory even though per-cell division and fate are not simulated. ABM.jl is the closest comparator: it simulates stochastic reaction networks in growing, dividing agents with an adder division rule, binomial partitioning, death and environmental coupling, and its companion work infers kinetic and selection parameters from mother-machine and lineage-tree data</w:t>
       </w:r>
       <w:r>
         <w:rPr>
           <w:vertAlign w:val="superscript"/>
         </w:rPr>
-        <w:t xml:space="preserve">19</w:t>
-      </w:r>
-      <w:r>
-        <w:t xml:space="preserve">, GRouNdGAN</w:t>
-      </w:r>
-      <w:r>
-        <w:rPr>
-          <w:vertAlign w:val="superscript"/>
-        </w:rPr>
-        <w:t xml:space="preserve">20</w:t>
-      </w:r>
-      <w:r>
-        <w:t xml:space="preserve">, TedSim</w:t>
-      </w:r>
-      <w:r>
-        <w:rPr>
-          <w:vertAlign w:val="superscript"/>
-        </w:rPr>
-        <w:t xml:space="preserve">21</w:t>
-      </w:r>
-      <w:r>
-        <w:t xml:space="preserve">, Cassiopeia</w:t>
-      </w:r>
-      <w:r>
-        <w:rPr>
-          <w:vertAlign w:val="superscript"/>
-        </w:rPr>
-        <w:t xml:space="preserve">26</w:t>
-      </w:r>
-      <w:r>
-        <w:t xml:space="preserve">, ABM.jl (AgentBasedModeling.jl)</w:t>
-      </w:r>
-      <w:r>
-        <w:rPr>
-          <w:vertAlign w:val="superscript"/>
-        </w:rPr>
-        <w:t xml:space="preserve">24</w:t>
-      </w:r>
-      <w:r>
-        <w:t xml:space="preserve">, Biomodelling.jl v1.x</w:t>
-      </w:r>
-      <w:r>
-        <w:rPr>
-          <w:vertAlign w:val="superscript"/>
-        </w:rPr>
-        <w:t xml:space="preserve">25</w:t>
-      </w:r>
-      <w:r>
-        <w:t xml:space="preserve"> </w:t>
-      </w:r>
-      <w:r>
-        <w:t xml:space="preserve">and v2.0 (this work). Cassiopeia simulates division topologies with heritable fitness and CRISPR barcodes rather than molecular content, and its inference recovers phylogenies rather than kinetic parameters; entries were read from each tool’s publication and documentation.</w:t>
+        <w:t xml:space="preserve">29</w:t>
+      </w:r>
+      <w:r>
+        <w:t xml:space="preserve">, which the partial marks in an earlier version of this table understated; its ○ entries are for gene replication, which its agent formalism can express but does not provide, and for lineage output, which traces a cell back to its ancestor rather than recording a tree with per-cell fates. Cassiopeia simulates division topologies with heritable fitness and CRISPR barcodes rather than molecular content, and its inference recovers phylogenies rather than kinetic parameters.</w:t>
       </w:r>
     </w:p>
     <w:tbl>
@@ -647,7 +662,7 @@
               <w:pStyle w:val="Compact"/>
             </w:pPr>
             <w:r>
-              <w:t xml:space="preserve">○</w:t>
+              <w:t xml:space="preserve">✓</w:t>
             </w:r>
           </w:p>
         </w:tc>
@@ -891,7 +906,7 @@
               <w:pStyle w:val="Compact"/>
             </w:pPr>
             <w:r>
-              <w:t xml:space="preserve">–</w:t>
+              <w:t xml:space="preserve">○</w:t>
             </w:r>
           </w:p>
         </w:tc>
@@ -1135,7 +1150,7 @@
               <w:pStyle w:val="Compact"/>
             </w:pPr>
             <w:r>
-              <w:t xml:space="preserve">○</w:t>
+              <w:t xml:space="preserve">✓</w:t>
             </w:r>
           </w:p>
         </w:tc>
@@ -1211,7 +1226,7 @@
               <w:jc w:val="left"/>
             </w:pPr>
             <w:r>
-              <w:t xml:space="preserve">–</w:t>
+              <w:t xml:space="preserve">○</w:t>
             </w:r>
           </w:p>
         </w:tc>
@@ -1634,7 +1649,7 @@
               <w:pStyle w:val="Compact"/>
             </w:pPr>
             <w:r>
-              <w:t xml:space="preserve">○</w:t>
+              <w:t xml:space="preserve">✓</w:t>
             </w:r>
           </w:p>
         </w:tc>
@@ -1867,7 +1882,7 @@
               <w:pStyle w:val="Compact"/>
             </w:pPr>
             <w:r>
-              <w:t xml:space="preserve">–</w:t>
+              <w:t xml:space="preserve">✓</w:t>
             </w:r>
           </w:p>
         </w:tc>
@@ -1914,6 +1929,17 @@
               <w:pStyle w:val="Compact"/>
             </w:pPr>
             <w:r>
+              <w:t xml:space="preserve">–</w:t>
+            </w:r>
+          </w:p>
+        </w:tc>
+        <w:tc>
+          <w:tcPr/>
+          <w:p>
+            <w:pPr>
+              <w:pStyle w:val="Compact"/>
+            </w:pPr>
+            <w:r>
               <w:t xml:space="preserve">✓</w:t>
             </w:r>
           </w:p>
@@ -1923,21 +1949,10 @@
           <w:p>
             <w:pPr>
               <w:pStyle w:val="Compact"/>
-            </w:pPr>
-            <w:r>
-              <w:t xml:space="preserve">✓</w:t>
-            </w:r>
-          </w:p>
-        </w:tc>
-        <w:tc>
-          <w:tcPr/>
-          <w:p>
-            <w:pPr>
-              <w:pStyle w:val="Compact"/>
               <w:jc w:val="left"/>
             </w:pPr>
             <w:r>
-              <w:t xml:space="preserve">✓</w:t>
+              <w:t xml:space="preserve">–</w:t>
             </w:r>
           </w:p>
         </w:tc>
@@ -2032,13 +2047,22 @@
         <w:rPr>
           <w:vertAlign w:val="superscript"/>
         </w:rPr>
-        <w:t xml:space="preserve">27</w:t>
-      </w:r>
-      <w:r>
-        <w:t xml:space="preserve"> </w:t>
-      </w:r>
-      <w:r>
-        <w:t xml:space="preserve">(Fig. 2b); and for bursty protein production it matches the negative binomial (Fig. 2c). Across kernels, Kolmogorov-Smirnov distances to the exact law with 20,000 cells lie below the 99% critical value for the direct method, for the adaptive scheme at both tolerances and for the hybrid scheme at the shorter step, and above it for the hybrid scheme at the longer step (0.0160 and 0.0122 against a critical value of 0.0115; Fig. 2d). That is the expected behaviour of an approximate kernel, and it sets the step below which the approximation is not detectable at this sample size; wall-clock costs are 0.25 s to 0.91 s per 10⁴ cells. Simulating the same telegraph model with JumpProcesses.jl gives distributions whose two-sample Kolmogorov-Smirnov statistic against Biomodelling.jl is 0.0034 (99% critical value 0.0163; Fig. 2e), with a 6.2-fold (in favour of JumpProcesses.jl) difference in serial wall-clock time. Population simulations scale linearly with the number of cells and approximately linearly with the number of reactions: 2.6 s for 5000 cells × 10 telegraph genes × 200 steps (hybrid kernel) with four threads (Fig. 2f and Supplementary Table 3).</w:t>
+        <w:t xml:space="preserve">34</w:t>
+      </w:r>
+      <w:r>
+        <w:t xml:space="preserve"> </w:t>
+      </w:r>
+      <w:r>
+        <w:t xml:space="preserve">(Fig. 2b); and for bursty protein production it matches the negative binomial (Fig. 2c). Across kernels, Kolmogorov-Smirnov distances to the exact law with 20,000 cells lie below the 99% critical value for the direct method, for the adaptive scheme at both tolerances and for the hybrid scheme at the shorter step, and above it for the hybrid scheme at the longer step (0.0160 and 0.0122 against a critical value of 0.0115; Fig. 2d). That is the expected behaviour of an approximate kernel, and it sets the step below which the approximation is not detectable at this sample size; wall-clock costs are 0.25 s to 0.91 s per 10⁴ cells. Simulating the same telegraph model with JumpProcesses.jl gives distributions whose two-sample Kolmogorov-Smirnov statistic against Biomodelling.jl is 0.0034 (99% critical value 0.0163; Fig. 2e), with a 6.2-fold (in favour of JumpProcesses.jl) difference in serial wall-clock time. Those tests exercise one cell at fixed volume. The layer above them, growth, replication, partitioning and the difference between a lineage and a population, has exact solutions of its own for this class of model, which take different closed forms in the two settings</w:t>
+      </w:r>
+      <w:r>
+        <w:rPr>
+          <w:vertAlign w:val="superscript"/>
+        </w:rPr>
+        <w:t xml:space="preserve">35–37</w:t>
+      </w:r>
+      <w:r>
+        <w:t xml:space="preserve">. We reproduced four analytically solvable members of that class, with constitutive, bursty and two-state promoter kinetics under a memoryless interdivision time and with volume-scaled synthesis from a replicating gene under a deterministic cycle, in both modes. Every simulated distribution matches the exact law of its own mode. The largest Kolmogorov-Smirnov distance over the 24 samples is 0.0102, and each lies below the 99% critical value for its own sample size (0.0081 to 0.0133). Scored against the exact law of the other mode, the same samples give distances at least 10 times larger, so the comparison has ample power to tell the two settings apart. They differ because a snapshot of a growing population over-weights cells that have just divided and so just lost half their molecules: the mean molecule number is constitutive production 13.33 against 10.00; bursts of four molecules 13.33 against 10.00; two-state promoter 8.89 against 6.67; volume-scaled synthesis with gene replication 25.64 against 23.96 along a lineage and in a population respectively (Supplementary Note 14 and Supplementary Fig. 6). Population simulations scale linearly with the number of cells: 2.6 s for 5000 cells × 10 telegraph genes × 200 steps (hybrid kernel) with four threads (Fig. 2f and Supplementary Table 3). Scaling in the number of reactions depends on the kernel and is close to linear only for the hybrid one (), because the direct method draws one event at a time while the hybrid kernel leaps over the non-critical channels in a fixed number of operations.</w:t>
       </w:r>
     </w:p>
     <w:bookmarkEnd w:id="10"/>
@@ -2074,7 +2098,7 @@
         <w:t xml:space="preserve">11</w:t>
       </w:r>
       <w:r>
-        <w:t xml:space="preserve">, the coefficient of variation of a stable protein’s concentration is larger across the population than along single lineages, whether or not cell-cycle times are noisy, and over-dispersed partitioning adds variability in both perspectives (Fig. 3e). Telegraph parameters fitted separately to cells before and after replication differ by the expected factor of two in burst frequency, and a fit that ignores the cell cycle returns intermediate values (Fig. 3f).</w:t>
+        <w:t xml:space="preserve">, the coefficient of variation of a stable protein’s concentration is larger across the population than along single lineages, whether or not cell-cycle times are noisy, and over-dispersed partitioning adds variability in both perspectives (Fig. 3e). Telegraph parameters fitted separately to cells before and after replication move in the direction gene replication implies, but not by the factor it alone would give (Fig. 3f). Between the one-copy and the two-copy subsets the fitted transcription rate rises 2.0-fold, of which 1.4-fold is the larger volume of cells that have already replicated, leaving 1.4-fold per unit volume rather than the twofold that doubling the copy number implies; the fitted activation rate rises 1.4-fold over the same comparison, and the pooled fit that ignores the cell cycle returns a transcription rate above both subsets. Part of that shortfall is misspecification rather than copy number, and the figure shows it: two independently switching alleles are not one telegraph gene, and neither subset fit recovers the truth (0.5, 1.5 and 2 transcripts per unit volume per allele, against 0.59, 1.89 and 2.4 fitted to the one-copy cells and 0.65, 3.27 and 4.8 pooled). What the panel demonstrates is that a cell-cycle-blind fit is biased, not how large the copy-number effect is.</w:t>
       </w:r>
     </w:p>
     <w:bookmarkEnd w:id="11"/>
@@ -2135,22 +2159,55 @@
         <w:pStyle w:val="BodyText"/>
       </w:pPr>
       <w:r>
-        <w:t xml:space="preserve">Disrupting expression memory changes the outcome, and when it is disrupted matters. Accelerating promoter switching 20-fold from two cell-cycle times before the drug, as memory-disrupting epigenetic compounds do</w:t>
+        <w:t xml:space="preserve">Disrupting expression memory changes the outcome, and when it is disrupted matters. Accelerating promoter switching 20-fold from two cell-cycle times before the drug does not reduce the number of surviving clones if the acceleration stops when the drug arrives: it raises them, from 98 to 120 (mean of 5 seeds each, P = 0.009, Welch’s t test). Reshuffling spreads the resistant state over more lineages and moves the resistant fraction towards its stationary value (0.09 to 0.11), so more clones carry a protected cell when the drug arrives, even though protection itself is untouched. Maintaining it during exposure reduces the count to 7 clones (10 cells, against 792; Fig. 4f), because resistant cells now leave the protected state within a fraction of the time they need to found a colony. In the model, memory must be disrupted while the drug is present.</w:t>
+      </w:r>
+    </w:p>
+    <w:p>
+      <w:pPr>
+        <w:pStyle w:val="BodyText"/>
+      </w:pPr>
+      <w:r>
+        <w:t xml:space="preserve">Two published experiments bear on this prediction and they point in opposite directions, so it is worth being explicit about which perturbation each one performs. A CRISPR screen for modulators of single-cell variability found that inhibiting DOT1L</w:t>
+      </w:r>
+      <w:r>
+        <w:t xml:space="preserve"> </w:t>
+      </w:r>
+      <w:r>
+        <w:rPr>
+          <w:i/>
+          <w:iCs/>
+        </w:rPr>
+        <w:t xml:space="preserve">before</w:t>
+      </w:r>
+      <w:r>
+        <w:t xml:space="preserve"> </w:t>
+      </w:r>
+      <w:r>
+        <w:t xml:space="preserve">adding a BRAF inhibitor produced more therapy resistance than giving the two together</w:t>
       </w:r>
       <w:r>
         <w:rPr>
           <w:vertAlign w:val="superscript"/>
         </w:rPr>
+        <w:t xml:space="preserve">38</w:t>
+      </w:r>
+      <w:r>
+        <w:t xml:space="preserve">, which is the ordering the model predicts. A lineage-tracing study that identified PI3K and TGF-β signalling as switching modulators found the opposite for its own pretreatment: a PI3K inhibitor applied before targeted therapy left less resistance than targeted therapy alone</w:t>
+      </w:r>
+      <w:r>
+        <w:rPr>
+          <w:vertAlign w:val="superscript"/>
+        </w:rPr>
         <w:t xml:space="preserve">9</w:t>
       </w:r>
       <w:r>
-        <w:t xml:space="preserve">, does not reduce the number of surviving clones if the acceleration stops when the drug arrives: it raises them, from 98 to 120 (mean of 5 seeds each, P = 0.009, Welch’s t test). Reshuffling spreads the resistant state over more lineages and moves the resistant fraction towards its stationary value (0.09 to 0.11), so more clones carry a protected cell when the drug arrives, even though protection itself is untouched. Maintaining it during exposure reduces the count to 7 clones (10 cells, against 792; Fig. 4f), because resistant cells now leave the protected state within a fraction of the time they need to found a colony. In the model, memory must be disrupted while the drug is present. Compartment theory for phenotypic switching already predicts that an agent which perturbs the retention of the resistant state can turn treatment failure into success</w:t>
+        <w:t xml:space="preserve">. The two results are not in conflict with each other, and only the first is a test of what is simulated here. The perturbation in the model is symmetric: it multiplies the activation and the inactivation rate by the same factor, so it accelerates relaxation towards the stationary resistant fraction without moving that fraction, and its only effect before the drug is to spread the resistant state over more lineages. A modulator that shifts the balance between the states is a different perturbation, and a pretreatment that drives cells out of the primed state lowers the number of protected cells at the moment the drug arrives, which reduces resistance whether or not it is maintained. The prediction here is therefore specific to perturbations that speed switching without biasing it, of which DOT1L inhibition appears to be one and PI3K inhibition is not; distinguishing the two experimentally requires measuring the resistant fraction as well as the switching rate, which memory-sequencing and lineage-tracing assays do. Compartment theory for phenotypic switching already predicts that an agent which perturbs the retention of the resistant state can turn treatment failure into success</w:t>
       </w:r>
       <w:r>
         <w:rPr>
           <w:vertAlign w:val="superscript"/>
         </w:rPr>
-        <w:t xml:space="preserve">28</w:t>
+        <w:t xml:space="preserve">39</w:t>
       </w:r>
       <w:r>
         <w:t xml:space="preserve">; what the simulations add is the timing requirement and a lineage-resolved readout, the number of surviving clones, by which it can be tested. A transient pulse enriches high-expressing cells and, with slow switching, the enrichment persists for many generations after the drug is removed, whereas with fast switching it relaxes within a few cycles (Fig. 4g): phenotypic selection with stable inheritance, as in the original MGMT model</w:t>
@@ -2159,7 +2216,7 @@
         <w:rPr>
           <w:vertAlign w:val="superscript"/>
         </w:rPr>
-        <w:t xml:space="preserve">29</w:t>
+        <w:t xml:space="preserve">40</w:t>
       </w:r>
       <w:r>
         <w:t xml:space="preserve">. Finally, scanning release periods and doses of intermittent schedules (Fig. 4h), the most effective schedule is release period 0, dose 2 (growth rate +0.004 per time unit) for pre-existing tolerance, release period 10, dose 2 (growth rate -0.016 per time unit) when the resistant state carries a fitness cost, and release period 10, dose 1 (growth rate +0.009 per time unit) for drug-induced tolerance. Without a fitness cost nothing beats continuous dosing at the highest dose, since every release period lets the resistant subpopulation regrow (the drug does not act on the switching rates in this model; when it also stabilises the resistant state, as in the melanoma case study below, holidays regain a small advantage even without a cost). With a fitness cost the population declines under every schedule at dose ≥ 0.5, and release periods of up to 10 time units match continuous dosing (-0.013 per time unit under continuous dose 2), because cells that leave the resistant state during a holiday are killed on re-exposure. For drug-induced tolerance the ranking of doses reverses: the highest dose induces tolerance in more cells than it kills, so dose 1 outperforms dose 2 at every release period (release period 10, dose 1 (growth rate +0.009 per time unit), against +0.012 for continuous dose 2), the intermediate-dose optimum reported previously</w:t>
@@ -2168,7 +2225,7 @@
         <w:rPr>
           <w:vertAlign w:val="superscript"/>
         </w:rPr>
-        <w:t xml:space="preserve">30</w:t>
+        <w:t xml:space="preserve">41</w:t>
       </w:r>
       <w:r>
         <w:t xml:space="preserve">; the benefit of release periods reported in that work does not appear here, because in this model the induced state decays at the same rate with and without drug, so a holiday only postpones the death of reverting cells while all cells grow.</w:t>
@@ -2197,16 +2254,16 @@
         <w:pStyle w:val="FirstParagraph"/>
       </w:pPr>
       <w:r>
-        <w:t xml:space="preserve">Because every cell’s clone, lineage and true state are known, the framework supplies ground truth that observational data cannot (Fig. 5). For 40 independent genes whose memory times span three decades, MemorySeq-style clonal variance scores computed on true concentrations rise from 1.0 for genes with memory far below the cell-cycle time to 29.6 for the slowest genes, and the ranking survives computation on sequenced counts at 20% capture efficiency (Fig. 5a); the score separates genes with memory longer than the cycle from the rest with an area under the receiver operating characteristic (ROC) curve of 1.00 on true concentrations and 0.99 on sequenced counts. For a 30-gene network simulated at fixed volume, in a dividing population and after sequencing, correlation-based and GENIE3 inference lose most of their accuracy in the dividing population when raw counts are used (area under the precision-recall curve 0.52 to 0.14 for Pearson correlation and 0.32 to 0.13 for GENIE3, against 0.10 for a random ranking of undirected pairs and 0.05 for directed edges), because volume and gene copy number induce positive correlations between all genes. Normalising counts to concentrations removes the volume effect but recovers little (0.18 and 0.18), since the dependence on copy number and cell age remains; regressing expression on the true cell-cycle covariates, which the simulation provides and which cell-cycle scoring approximates in real data, recovers most of the loss (0.46 and 0.30). Sequencing at 15% capture efficiency lowers accuracy further (0.11 raw and 0.24 library-size-normalised for Pearson correlation; 0.07 and 0.08 for GENIE3; Fig. 5b). Imputing the sequenced counts before inference recovers part of that loss: MAGIC raises the area under the precision-recall curve from 0.11 to 0.32 for Pearson correlation and from 0.07 to 0.18 for GENIE3, and kNN-smoothing gives 0.16 and 0.12 (Fig. 5c). Neither reaches the accuracy obtained at fixed volume, nor that of regressing out the cell-cycle covariates, so imputation mitigates the sequencing loss without touching the growth confound that produces most of it</w:t>
+        <w:t xml:space="preserve">Because every cell’s clone, lineage and true state are known, the framework supplies ground truth that observational data cannot (Fig. 5). For 40 independent genes whose memory times span three decades, MemorySeq-style clonal variance scores computed on true concentrations rise from 1.0 for genes with memory far below the cell-cycle time to a mean of 29.6 for genes with memory beyond a hundred cell-cycle times, the highest single gene reaching 44.5 (38.4 on sequenced counts), and the ranking survives computation on sequenced counts at 20% capture efficiency (Fig. 5a); the score separates genes with memory longer than the cycle from the rest with an area under the receiver operating characteristic (ROC) curve of 1.00 on true concentrations and 0.99 on sequenced counts. For a 30-gene network, small enough that the methods were run with their default settings and the ranking of datasets rather than the absolute accuracy is what should be read, simulated at fixed volume, in a dividing population and after sequencing, correlation-based and GENIE3 inference lose most of their accuracy in the dividing population when raw counts are used (area under the precision-recall curve 0.52 to 0.14 for Pearson correlation and 0.32 to 0.13 for GENIE3, against 0.10 for a random ranking of undirected pairs and 0.05 for directed edges), because volume and gene copy number induce positive correlations between all genes. Normalising counts to concentrations removes the volume effect but recovers little (0.18 and 0.18), since the dependence on copy number and cell age remains; regressing expression on the true cell-cycle covariates, which the simulation provides and which cell-cycle scoring approximates in real data, recovers most of the loss (0.46 and 0.30). Sequencing at 15% capture efficiency lowers accuracy further (0.11 raw and 0.24 library-size-normalised for Pearson correlation; 0.07 and 0.08 for GENIE3; Fig. 5b). One comparison in that panel runs the wrong way: for Pearson correlation the library-size-normalised sequenced counts score above the true concentrations (0.24 against 0.18). Dividing counts by the library size removes cell-to-cell scale, and in a dividing population that scale is dominated by volume and gene copy number, so the normalisation acts as a coarse correction for the growth confound that dividing by the true volume does not make. It is not evidence that sequencing helps; the fixed-volume ceiling (0.52) is above both, and the cell-cycle regression (0.46) is above both as well. Imputing the sequenced counts before inference recovers part of that loss: MAGIC raises the area under the precision-recall curve from 0.11 to 0.32 for Pearson correlation and from 0.07 to 0.18 for GENIE3, and kNN-smoothing gives 0.16 and 0.12 (Fig. 5c). Neither reaches the accuracy obtained at fixed volume, nor that of regressing out the cell-cycle covariates, so imputation mitigates the sequencing loss without touching the growth confound that produces most of it</w:t>
       </w:r>
       <w:r>
         <w:rPr>
           <w:vertAlign w:val="superscript"/>
         </w:rPr>
-        <w:t xml:space="preserve">25</w:t>
-      </w:r>
-      <w:r>
-        <w:t xml:space="preserve">. Knocking down the five most connected regulators of a 20-gene network gives true fold changes that a no-change baseline predicts with a mean coefficient of determination of -0.16. Propagating observational correlations beats that baseline for 4 of 5 knockdowns, with coefficients of determination from 0.09 to 0.43, and fails on the remaining one (-2.39), so its mean over the five is -0.23 against a median of 0.30 (Fig. 5d). A predictor that is useful for most perturbations and badly wrong for one is precisely what an out-of-distribution evaluation has to expose, and exposing it needs the causal ground truth that the simulation supplies</w:t>
+        <w:t xml:space="preserve">33</w:t>
+      </w:r>
+      <w:r>
+        <w:t xml:space="preserve">. Knocking down the five most connected regulators of a 20-gene network, again small and run at default settings, gives true fold changes that a no-change baseline predicts with a mean coefficient of determination of -0.16. Propagating observational correlations beats that baseline for 4 of 5 knockdowns, with coefficients of determination from 0.09 to 0.43, and fails on the remaining one (-2.39), so its mean over the five is -0.23 against a median of 0.30 (Fig. 5d). A predictor that is useful for most perturbations and badly wrong for one is precisely what an out-of-distribution evaluation has to expose, and exposing it needs the causal ground truth that the simulation supplies</w:t>
       </w:r>
       <w:r>
         <w:rPr>
@@ -2239,7 +2296,7 @@
         <w:rPr>
           <w:vertAlign w:val="superscript"/>
         </w:rPr>
-        <w:t xml:space="preserve">31</w:t>
+        <w:t xml:space="preserve">42</w:t>
       </w:r>
       <w:r>
         <w:t xml:space="preserve"> </w:t>
@@ -2432,7 +2489,7 @@
         <w:t xml:space="preserve"> </w:t>
       </w:r>
       <w:r>
-        <w:t xml:space="preserve">of growth arrest, were fitted to the fate fractions at 7 and 13 µM by simulated moments with common random numbers, under a weak prior keeping the memory of the resistant state near the two to three generations that the same study inferred from lineage correlations (Methods). The calibrated model reproduces the training fractions with a root-mean-square error of 0.071 (memory 2.8 generations, resistant fraction 15.2%, EC</w:t>
+        <w:t xml:space="preserve">of growth arrest, were fitted to the fate fractions at 7 and 13 µM by simulated moments with common random numbers, under a weak prior keeping the memory of the resistant state near the two to three generations that the same study inferred from lineage correlations (Methods). The calibrated model reproduces the training fractions with a root-mean-square error of 0.077 (memory 2.8 generations, resistant fraction 15.2%, EC</w:t>
       </w:r>
       <m:oMath>
         <m:sSub>
@@ -2452,7 +2509,7 @@
         <w:t xml:space="preserve"> </w:t>
       </w:r>
       <w:r>
-        <w:t xml:space="preserve">16.7 µM; Fig. 7a,f). That error should be read against the precision of the measurement: the observed fractions carry a mean binomial standard error of 0.028 and repeated simulations differ by 0.015, so the fit is about 2.2 times the combined noise and the model does not reproduce the training data within error. At the held-out concentration the root-mean-square error is 0.093, and the discrepancy is specific rather than diffuse: the model matches the fraction surviving without dividing but over-predicts death and under-predicts division (observed died, divided and survived 0.28, 0.31 and 0.41; predicted 0.39, 0.20 and 0.41; Fig. 7a), so it captures the ordering of the three concentrations while misplacing the split between death and division at the intermediate one.</w:t>
+        <w:t xml:space="preserve">16.7 µM; Fig. 7a,f). Three related numbers appear in this Article and are not interchangeable. Every root-mean-square error quoted in the text, here and at the held-out concentration, is the residual of the seed-averaged fate fractions pooled over every fraction of the concentrations named, four seeds per condition. The colour scale of Fig. 7f is the quantity the optimiser minimised, which is evaluated on a single seed and adds the memory prior: at the optimum it is 0.067, made up of 0.061 of single-seed training error and 0.006 of prior penalty. The comparison of the two killing mechanisms in Supplementary Note 12 uses that single-seed training error for both models, so that they are scored by the same rule as the fit itself. That error should be read against the precision of the measurement: the observed fractions carry a mean binomial standard error of 0.028 and repeated simulations differ by 0.015, so the fit is about 2.4 times the combined noise and the model does not reproduce the training data within error. At the held-out concentration the root-mean-square error is 0.093, and the discrepancy is specific rather than diffuse: the model matches the fraction surviving without dividing but over-predicts death and under-predicts division (observed died, divided and survived 0.28, 0.31 and 0.41; predicted 0.39, 0.20 and 0.41; Fig. 7a), so it captures the ordering of the three concentrations while misplacing the split between death and division at the intermediate one.</w:t>
       </w:r>
     </w:p>
     <w:p>
@@ -2476,7 +2533,25 @@
         <w:pStyle w:val="BodyText"/>
       </w:pPr>
       <w:r>
-        <w:t xml:space="preserve">Properties that were not fitted can then be compared with the data. The predicted kill curves (Fig. 7b) are 1.5-fold steeper at 13 µM in their first two days than in their second half, but they do not plateau, as HCT116 cells do after about 100 h. Death fates are correlated between sisters (0.09), first cousins (0.06) and second cousins (0.05), and the correlation decays to 0.02 for third cousins and 0.00 for unrelated cells (Fig. 7c), the pattern reported for HCT116 lineages. The mean time to death changes by 8% between 7 and 13 µM while the death fraction rises from 0.13 to 0.59 (Fig. 7d), the dose-invariance of single-cell timing that motivated the original study, and it arises here because dose changes the fraction of unprotected cells rather than their kinetics. The plateau the kill curves miss is the clearest failure of the minimal model: reproducing it requires cells to stay in the resistant state for longer than the memory of 2.8 generations allows, and that memory was set by the prior taken from the lineage correlations rather than by the kill curves. The two observations therefore pull in opposite directions within this minimal model: correlations that vanish by the third cousin call for a short memory, and a kill curve that flattens calls for a long one. A single switching gene cannot satisfy both, which is a concrete and testable limitation, and points to a drug-induced stabilisation of the resistant state, for which there is independent evidence</w:t>
+        <w:t xml:space="preserve">Properties that were not fitted can then be compared with the data. The predicted kill curves (Fig. 7b) are 1.5-fold steeper at 13 µM in their first two days than in their second half, but they do not plateau, as HCT116 cells do after about 100 h. Death fates are correlated between sisters (0.09), first cousins (0.06) and second cousins (0.05), and the correlation decays to 0.02 for third cousins (95% confidence interval +0.000 to +0.043 over 3 seeds, a range that contains zero) and 0.00 for unrelated cells (Fig. 7c). That is the pattern reported for HCT116 lineages, in which fate correlations are present for first and second cousins and absent for third cousins, with memory inherited over at least two to three generations</w:t>
+      </w:r>
+      <w:r>
+        <w:rPr>
+          <w:vertAlign w:val="superscript"/>
+        </w:rPr>
+        <w:t xml:space="preserve">6</w:t>
+      </w:r>
+      <w:r>
+        <w:t xml:space="preserve">; the comparison is qualitative on both sides, because the source reports these correlations graphically and gives no numeric coefficients or confidence intervals to match. One caveat belongs beside this agreement. Cells here draw their cycle times independently, so no cycle timing is inherited and every correlation between related cells is carried by the inherited promoter state. Cell-cycle duration is in fact heritable over several generations, and its inheritance alone produces strong cousin and second-cousin correlations even when mother-daughter correlations are weak</w:t>
+      </w:r>
+      <w:r>
+        <w:rPr>
+          <w:vertAlign w:val="superscript"/>
+        </w:rPr>
+        <w:t xml:space="preserve">43–45</w:t>
+      </w:r>
+      <w:r>
+        <w:t xml:space="preserve">. Coupled to a cycle-gated hazard, that is a complete alternative explanation for the correlations fitted here, and the model as built cannot produce it. The mean time to death changes by 8% between 7 and 13 µM while the death fraction rises from 0.13 to 0.59 (Fig. 7d), the dose-invariance of single-cell timing that motivated the original study, and it arises here because dose changes the fraction of unprotected cells rather than their kinetics. The plateau the kill curves miss is the clearest failure of the minimal model: reproducing it requires cells to stay in the resistant state for longer than the memory of 2.8 generations allows, and that memory was set by the prior taken from the lineage correlations rather than by the kill curves. The two observations therefore pull in opposite directions within this minimal model: correlations that vanish by the third cousin call for a short memory, and a kill curve that flattens calls for a long one. A single switching gene cannot satisfy both, which is a concrete and testable limitation, and points to a drug-induced stabilisation of the resistant state, for which there is independent evidence</w:t>
       </w:r>
       <w:r>
         <w:rPr>
@@ -2541,7 +2616,7 @@
         <w:rPr>
           <w:vertAlign w:val="superscript"/>
         </w:rPr>
-        <w:t xml:space="preserve">32</w:t>
+        <w:t xml:space="preserve">46</w:t>
       </w:r>
       <w:r>
         <w:t xml:space="preserve">, and adaptive therapy, in which the drug is withdrawn when the population has halved and resumed when it regrows to its initial size</w:t>
@@ -2550,7 +2625,7 @@
         <w:rPr>
           <w:vertAlign w:val="superscript"/>
         </w:rPr>
-        <w:t xml:space="preserve">33</w:t>
+        <w:t xml:space="preserve">47</w:t>
       </w:r>
       <w:r>
         <w:t xml:space="preserve">. Because adaptive therapy deliberately lets the tumour regrow, schedules are compared by the time after randomisation at which the population exceeds 120% of its pre-treatment size (loss of control), with the RECIST-like time to progression from the nadir reported alongside (Methods).</w:t>
@@ -2570,25 +2645,34 @@
         <w:t xml:space="preserve">6</w:t>
       </w:r>
       <w:r>
-        <w:t xml:space="preserve">, resistant cells grow at the same rate with or without drug, holidays only let sensitive cells regrow and be killed again, and the three schedules lose control after 23, 26 and 27 weeks, the intermittent schedule delivering 65% of the cumulative dose. When resistant cells pay a 50% fitness cost in the absence of drug, a coarse stand-in for the drug dependence that made intermittent dosing superior in vemurafenib-treated patient-derived xenografts, where withdrawal drove established resistant tumours to regress rather than merely grow more slowly</w:t>
+        <w:t xml:space="preserve">, resistant cells grow at the same rate with or without drug, so a holiday cannot cost the resistant subpopulation anything and can only let sensitive cells regrow to be killed again. Even so, both interrupted schedules keep control longer than continuous dosing: the three lose control after 23, 26 and 27 weeks, with the intermittent schedule delivering 65% of the cumulative dose of continuous dosing over the full 60-week simulation. The reason is a second drug effect rather than the fitness of resistant cells: the drug stabilises the resistant state tenfold by suppressing the promoter inactivation rate (Methods), so continuous exposure keeps cells resistant that a holiday allows to revert. That effect is set in the model, not fitted, and it is what makes holidays worth anything at all in this arm. When resistant cells pay a 50% fitness cost in the absence of drug, a coarse stand-in for the drug dependence that made intermittent dosing superior in vemurafenib-treated patient-derived xenografts, where withdrawal drove established resistant tumours to regress rather than merely grow more slowly</w:t>
       </w:r>
       <w:r>
         <w:rPr>
           <w:vertAlign w:val="superscript"/>
         </w:rPr>
-        <w:t xml:space="preserve">34</w:t>
-      </w:r>
-      <w:r>
-        <w:t xml:space="preserve">, holidays let sensitive cells outcompete them: none of the three schedules loses control within the 52-week follow-up (52+, 52+ and 52+ weeks, censored), and adaptive therapy achieves this with 36% of the cumulative dose of continuous dosing. When resistant cells are only partly protected and grow at half speed under drug, holidays release them: continuous dosing keeps control for 52+ weeks against 49 for the intermittent schedule and 43 for adaptive therapy, the ranking observed in the trial, where continuous dosing gave a median progression-free survival of 9.0 months against 5.5 months for intermittent dosing. Gating three quarters of the death hazard to a window of the cell cycle, as in the persister simulations above, leaves these comparisons standing (Supplementary Note 13 and Supplementary Fig. 5): the best schedule is unchanged in 3 of 3 mechanisms and the model still favours continuous dosing under partial protection (52 against 43 weeks, from 52 and 49). That the benefit of holidays should depend on a cost of resistance is established by compartment models of adaptive therapy, which also show that tumour turnover modulates how large that cost must be</w:t>
+        <w:t xml:space="preserve">48</w:t>
+      </w:r>
+      <w:r>
+        <w:t xml:space="preserve">, holidays let sensitive cells outcompete them: none of the three schedules loses control within the 52-week follow-up (52+, 52+ and 52+ weeks, censored), and adaptive therapy achieves this with 36% of the cumulative dose of continuous dosing. When resistant cells are only partly protected and grow at half speed under drug, holidays release them: continuous dosing keeps control for 52+ weeks against 49 for the intermittent schedule and 43 for adaptive therapy, the ranking observed in the trial, where continuous dosing gave a median progression-free survival of 9.0 months against 5.5 months for intermittent dosing. Gating three quarters of the death hazard to a window of the cell cycle, as in the persister simulations above, leaves these comparisons standing, whether or not the maximal hazard is raised to hold the cycle-averaged hazard fixed (Supplementary Note 13 and Supplementary Fig. 5): the best schedule is unchanged in 3 of 3 mechanisms and the model still favours continuous dosing under partial protection (52 against 43 weeks, from 52 and 49). The memory of the resistant state, five net population doublings, is an assumption rather than a measurement, and it is what decides whether resistant cells revert during a three-week holiday; scanning it from two to twelve doublings leaves the ranking unchanged and narrows the advantage of holidays from 9 weeks at 2 net doublings of memory to 1.7 weeks at 12 (Supplementary Note 15). That the benefit of holidays should depend on a cost of resistance is established by compartment models of adaptive therapy, which also show that tumour turnover modulates how large that cost must be</w:t>
       </w:r>
       <w:r>
         <w:rPr>
           <w:vertAlign w:val="superscript"/>
         </w:rPr>
-        <w:t xml:space="preserve">35</w:t>
-      </w:r>
-      <w:r>
-        <w:t xml:space="preserve">. Here the dependence emerges from single cells whose resistance is a heritable expression state rather than a fixed compartment, the cost and the degree of protection are properties of cells that lineage experiments measure, and the third case shows that partial protection reverses the ranking even when a cost is absent. The optimiser makes the dependence explicit (Fig. 8e): over intermittent schedules of any period and duty cycle after the lead-in, the best schedule is a period of 2.2 weeks with 39% of the time on drug (27 weeks to loss of control) without a fitness cost, a period of 1.0 weeks with 47% of the time on drug (52 weeks to loss of control) with a fitness cost and a period of 1.0 weeks with 100% of the time on drug (52 weeks to loss of control) with partial protection. The model therefore reproduces both the clinical and the preclinical outcome and shows their difference to depend on measurable properties of the resistant cells, their growth under drug and their fitness without it, both properties of cells rather than of the tumour, which growth and lineage experiments can bound, within the identifiability limits of Fig. 6c, before a schedule is chosen. The mechanism is set in each case, not inferred from the outcome, so this is a demonstration that the ranking follows from cell properties rather than a claim that these particular cells carry them; and because the trial and the xenograft also differ in drug and species (dabrafenib plus trametinib in patients, vemurafenib monotherapy in mice), their contrast is not attributable to resistant-cell fitness alone.</w:t>
+        <w:t xml:space="preserve">49</w:t>
+      </w:r>
+      <w:r>
+        <w:t xml:space="preserve">. Here the dependence emerges from single cells whose resistance is a heritable expression state rather than a fixed compartment, the cost and the degree of protection are properties of cells that lineage experiments measure, and the third case shows that partial protection reverses the ranking even when a cost is absent. The optimiser makes the dependence explicit (Fig. 8e): over intermittent schedules of any period and duty cycle after the lead-in, the best schedule is a period of 2.2 weeks with 39% of the time on drug (27 weeks to loss of control) without a fitness cost, a period of 1.0 weeks with 47% of the time on drug (52 weeks to loss of control) with a fitness cost and a period of 1.0 weeks with 100% of the time on drug (52 weeks to loss of control) with partial protection. A bacterial-persistence model adapted to colorectal-cancer lines reaches the same conclusion by another route: an intermediate dose with release periods is optimal, because the rate of transition into the persistent state rises with concentration and then saturates</w:t>
+      </w:r>
+      <w:r>
+        <w:rPr>
+          <w:vertAlign w:val="superscript"/>
+        </w:rPr>
+        <w:t xml:space="preserve">41</w:t>
+      </w:r>
+      <w:r>
+        <w:t xml:space="preserve">. The agreement is partial and the difference is informative. Where tolerance is drug-induced, the optimiser here also selects an intermediate dose over the highest one, for the same reason. Release periods, however, help there only when the drug changes the kinetics of the resistant state, either by stabilising it, as in the melanoma arm above, or by inducing it at a rate that saturates, as in that model; with a state whose decay rate is the same with and without drug, a holiday merely postpones the death of reverting cells while every cell grows, and the optimiser rejects it. The model therefore reproduces both the clinical and the preclinical outcome and shows their difference to depend on measurable properties of the resistant cells, their growth under drug and their fitness without it, both properties of cells rather than of the tumour, which growth and lineage experiments can bound, within the identifiability limits of Fig. 6c, before a schedule is chosen. The mechanism is set in each case, not inferred from the outcome, so this is a demonstration that the ranking follows from cell properties rather than a claim that these particular cells carry them; and because the trial and the xenograft also differ in drug and species (dabrafenib plus trametinib in patients, vemurafenib monotherapy in mice), their contrast is not attributable to resistant-cell fitness alone.</w:t>
       </w:r>
     </w:p>
     <w:p>
@@ -2602,7 +2686,7 @@
         <w:rPr>
           <w:vertAlign w:val="superscript"/>
         </w:rPr>
-        <w:t xml:space="preserve">36</w:t>
+        <w:t xml:space="preserve">50</w:t>
       </w:r>
       <w:r>
         <w:t xml:space="preserve">. We simulated both regimens with one-compartment pharmacokinetics (elimination half-life 2.1 h; ref.</w:t>
@@ -2611,7 +2695,7 @@
         <w:rPr>
           <w:vertAlign w:val="superscript"/>
         </w:rPr>
-        <w:t xml:space="preserve">37</w:t>
+        <w:t xml:space="preserve">51</w:t>
       </w:r>
       <w:r>
         <w:t xml:space="preserve">) on populations in which 1% (methylated) or 30% (unmethylated) of cells express MGMT, with MGMT protein protecting cells from the drug</w:t>
@@ -2620,7 +2704,7 @@
         <w:rPr>
           <w:vertAlign w:val="superscript"/>
         </w:rPr>
-        <w:t xml:space="preserve">29</w:t>
+        <w:t xml:space="preserve">40</w:t>
       </w:r>
       <w:r>
         <w:t xml:space="preserve"> </w:t>
@@ -2726,7 +2810,34 @@
         <w:t xml:space="preserve"> </w:t>
       </w:r>
       <w:r>
-        <w:t xml:space="preserve">units; final size 0.1 against 1.1 times the initial size, and 4.9 and 3.6 with stable MGMT). Modelled as the suicide enzyme it is, MGMT therefore predicts a clear dose-dense advantage in both populations, which RTOG 0525 did not find. Read as a bound rather than as a fit, that disagreement is informative: either temozolomide consumes MGMT in tumours far more slowly than this stoichiometry allows, or the benefit of depleting it is offset by something the model leaves out. At the standard cumulative dose the number of dosing days per cycle that minimises the final population is 9 (methylated) and 9 (unmethylated) with stable MGMT, and 9 and 5 when MGMT is consumed (Fig. 8h). These simulations are not fits to the trial, whose end points depend on much that the model omits, dose-limiting toxicity and the dose reductions it forces among it. What they add is a sharper version of the rationale for dose-dense dosing: the benefit it is supposed to deliver exists in the model only at consumption rates that the trial’s null result appears to exclude, so the rate at which temozolomide consumes MGMT in the tumour is both the quantity the argument rests on and the one that has not been measured.</w:t>
+        <w:t xml:space="preserve">units; final size 0.1 against 1.1 times the initial size, and 4.9 and 3.6 with stable MGMT). Modelled as the suicide enzyme it is, MGMT therefore predicts a clear dose-dense advantage in both populations, which RTOG 0525 did not find. Read as a bound rather than as a fit, that disagreement is informative: either temozolomide consumes MGMT in tumours far more slowly than this stoichiometry allows, or the benefit of depleting it is offset by something the model leaves out. At the standard cumulative dose the number of dosing days per cycle that minimises the final population is 9 (methylated) and 9 (unmethylated) with stable MGMT, and 9 and 5 when MGMT is consumed (Fig. 8h). These simulations are not fits to the trial, whose end points depend on much that the model omits, dose-limiting toxicity and the dose reductions it forces among it. What they add is a sharper version of the rationale for dose-dense dosing: the benefit it is supposed to deliver exists in the model only at consumption rates that the trial’s null result appears to exclude. The quantity the argument rests on is the per-lesion molecular rate constant of that consumption, which has not been measured directly, although bulk depletion time-courses have: protracted temozolomide lowers alkyltransferase activity in peripheral blood mononuclear cells by about 63% at 14 days and 73% at 21 days</w:t>
+      </w:r>
+      <w:r>
+        <w:rPr>
+          <w:vertAlign w:val="superscript"/>
+        </w:rPr>
+        <w:t xml:space="preserve">52</w:t>
+      </w:r>
+      <w:r>
+        <w:t xml:space="preserve">, a compressed 1,000 mg/m² schedule takes it to 18% of initial levels while O⁶-methylguanine accumulates in both blood cells and tumour biopsies</w:t>
+      </w:r>
+      <w:r>
+        <w:rPr>
+          <w:vertAlign w:val="superscript"/>
+        </w:rPr>
+        <w:t xml:space="preserve">53</w:t>
+      </w:r>
+      <w:r>
+        <w:t xml:space="preserve">, and in orthotopic GBM43 xenografts tumour MGMT activity is depleted by day 6 on both the standard and the 21-day schedule and stays suppressed only on the 21-day one</w:t>
+      </w:r>
+      <w:r>
+        <w:rPr>
+          <w:vertAlign w:val="superscript"/>
+        </w:rPr>
+        <w:t xml:space="preserve">54</w:t>
+      </w:r>
+      <w:r>
+        <w:t xml:space="preserve">. The last of these is the sharpest comparison available, and it makes the disagreement more specific than the trial alone does: the deeper and longer tumour depletion that the dose-dense schedule is supposed to deliver was confirmed in that model, and survival still did not improve. Either the depletion measured in bulk is not the per-cell depletion that matters for killing, or the benefit of depleting MGMT is offset by something the model leaves out.</w:t>
       </w:r>
     </w:p>
     <w:bookmarkEnd w:id="16"/>
@@ -2745,13 +2856,13 @@
         <w:pStyle w:val="FirstParagraph"/>
       </w:pPr>
       <w:r>
-        <w:t xml:space="preserve">Biomodelling.jl 2.0 fills a gap in the single-cell toolkit: a simulator in which expression memory, cell-size effects, cell-cycle dependence and drug-tolerant persistence follow from explicit biophysics instead of being assumptions of a generative model. It is worth separating what is new here from what it confirms. The individual ingredients are not new: stochastic kinetics in growing and dividing cells have been simulated before</w:t>
+        <w:t xml:space="preserve">Biomodelling.jl 2.0 fills a gap in the single-cell toolkit: a simulator in which expression memory, cell-size effects, cell-cycle dependence and drug-tolerant persistence follow from explicit biophysics instead of being assumptions of a generative model. It is worth separating what is new here from what it confirms. No individual ingredient is new, and the claim is not that any of them is: stochastic kinetics in growing and dividing cells have been simulated before</w:t>
       </w:r>
       <w:r>
         <w:rPr>
           <w:vertAlign w:val="superscript"/>
         </w:rPr>
-        <w:t xml:space="preserve">23–25</w:t>
+        <w:t xml:space="preserve">27,28,33</w:t>
       </w:r>
       <w:r>
         <w:t xml:space="preserve">, lineage-tracing data have their own simulators</w:t>
@@ -2760,7 +2871,7 @@
         <w:rPr>
           <w:vertAlign w:val="superscript"/>
         </w:rPr>
-        <w:t xml:space="preserve">21,26</w:t>
+        <w:t xml:space="preserve">24,25</w:t>
       </w:r>
       <w:r>
         <w:t xml:space="preserve">, compartment models of adaptive therapy established that the benefit of treatment holidays depends on a cost of resistance and on turnover</w:t>
@@ -2769,7 +2880,7 @@
         <w:rPr>
           <w:vertAlign w:val="superscript"/>
         </w:rPr>
-        <w:t xml:space="preserve">33,35</w:t>
+        <w:t xml:space="preserve">47,49</w:t>
       </w:r>
       <w:r>
         <w:t xml:space="preserve">, and phenotypic-switching theory established that perturbing the retention of a resistant state can decide a treatment outcome</w:t>
@@ -2778,10 +2889,28 @@
         <w:rPr>
           <w:vertAlign w:val="superscript"/>
         </w:rPr>
-        <w:t xml:space="preserve">28</w:t>
-      </w:r>
-      <w:r>
-        <w:t xml:space="preserve">. Three things are new. First, the combination itself: molecular kinetics, volume-scaled transcription, gene replication, partitioning and promoter inheritance, drug schedules with state-dependent killing, a complete lineage record, observation models and inference in one forward model, which is what allows a resistance phenotype to be a heritable expression state with measurable kinetics rather than a compartment with an assumed rate. Second, the ground truth this makes available: the same simulation supplies known memory genes, known networks, known perturbation effects and the true lineage tree, which is what the quantification of how growth and sequencing destroy network inference, and of how far cell-cycle regression recovers it, depends on. Third, the calibrate-then-predict protocol applied to schedule questions, which turns a mechanism into a falsifiable prediction: here it identifies the growth of resistant cells without drug and their residual growth under drug as the two properties that decide whether holidays help, and points to the rate at which temozolomide consumes MGMT as the measurement that would separate the two glioblastoma regimens. That difference has practical consequences. As a hypothesis engine for non-genetic drug tolerance, the framework answers which schedule, which combination or which memory-modulating pretreatment minimises the long-term fitness of a treated population, with cell-level rules that can be matched to time-lapse and lineage-tracing data. As a ground-truth generator, it produces data with known memory genes, known networks, known perturbation effects and known lineage trees, which is what MemorySeq-style scores, lineage-aware models and virtual-cell benchmarks need in order to be evaluated fairly, and what existing simulators cannot supply. As a likelihood-free inference engine, it estimates mechanistic parameters from data that are now routinely collected, while quantifying the bias of simpler models.</w:t>
+        <w:t xml:space="preserve">39</w:t>
+      </w:r>
+      <w:r>
+        <w:t xml:space="preserve">. What is new is that this is the first package to combine these mechanisms with joint inference and schedule optimisation in a single forward model. Version 1 of this framework already simulated stochastic gene networks in growing and dividing cells and generated synthetic scRNA-seq for imputation and network-inference benchmarking</w:t>
+      </w:r>
+      <w:r>
+        <w:rPr>
+          <w:vertAlign w:val="superscript"/>
+        </w:rPr>
+        <w:t xml:space="preserve">33</w:t>
+      </w:r>
+      <w:r>
+        <w:t xml:space="preserve">; what version 2 adds to it is gene replication and cell-cycle copy number, division by sizer, adder or timer rules rather than a timer alone, inherited promoter states, the lineage table and its statistics, the drug and pharmacokinetic layer with state-dependent killing, likelihood-free inference, and the schedule optimiser. Relative to the closest external comparator, an agent-based framework that already couples stochastic kinetics to growth, adder division, partitioning and inference from lineage data</w:t>
+      </w:r>
+      <w:r>
+        <w:rPr>
+          <w:vertAlign w:val="superscript"/>
+        </w:rPr>
+        <w:t xml:space="preserve">28,29</w:t>
+      </w:r>
+      <w:r>
+        <w:t xml:space="preserve">, what is added is the drug and schedule layer, the observation models, gene replication, and the benchmark-generation use. Two consequences follow from the combination rather than from any part of it. It makes a resistance phenotype a heritable expression state with measurable kinetics instead of a compartment with an assumed rate, and it supplies ground truth of a kind observational data cannot: the same simulation gives known memory genes, known networks, known perturbation effects and the true lineage tree, which is what the quantification of how growth and sequencing destroy network inference, and of how far cell-cycle regression recovers it, depends on. It also makes the calibrate-then-predict protocol available for schedule questions, which turns a mechanism into a falsifiable prediction: here it identifies the growth of resistant cells without drug and their residual growth under drug as the two properties that decide whether holidays help, and points to the rate at which temozolomide consumes MGMT as the measurement that would separate the two glioblastoma regimens. That difference has practical consequences. As a hypothesis engine for non-genetic drug tolerance, the framework answers which schedule, which combination or which memory-modulating pretreatment minimises the long-term fitness of a treated population, with cell-level rules that can be matched to time-lapse and lineage-tracing data. As a ground-truth generator, it produces data with known memory genes, known networks, known perturbation effects and known lineage trees, which is what MemorySeq-style scores, lineage-aware models and virtual-cell benchmarks need in order to be evaluated fairly, and what existing simulators cannot supply. As a likelihood-free inference engine, it estimates mechanistic parameters from data that are now routinely collected, while quantifying the bias of simpler models.</w:t>
       </w:r>
     </w:p>
     <w:p>
@@ -2789,7 +2918,25 @@
         <w:pStyle w:val="BodyText"/>
       </w:pPr>
       <w:r>
-        <w:t xml:space="preserve">The calibration and schedule studies set out a workflow for in silico single-cell pharmacology: declare the training and validation observables before fitting, fit by simulated moments or approximate Bayesian computation with common random numbers, validate on conditions and statistics that were not fitted, and only then compare regimens, reporting outcomes that map onto clinical end points. The case studies show why mechanism matters. The same question, continuous or intermittent dosing, has opposite answers depending on two properties of the resistant cells, their growth under drug and their fitness without it, and a trial result and a xenograft result that appeared to contradict each other are both reproduced once those properties are set — set in each case rather than inferred from the outcomes, so the case studies show that the ranking follows from cell properties, not that any particular tumour has them. Because the framework simulates the lineage-resolved data from which such properties are measured, it can also say which experiment would settle the question before a trial is designed.</w:t>
+        <w:t xml:space="preserve">The calibration and schedule studies set out a workflow for in silico single-cell pharmacology: declare the training and validation observables before fitting, fit by simulated moments or approximate Bayesian computation with common random numbers, validate on conditions and statistics that were not fitted, and only then compare regimens, reporting outcomes that map onto clinical end points. The case studies show why mechanism matters. The same question, continuous or intermittent dosing, has opposite answers depending on two properties of the resistant cells, their growth under drug and their fitness without it, and a trial result and a xenograft result that appeared to contradict each other are both reproduced once those properties are set. They are set in each case rather than inferred from the outcomes, so the case studies show that the ranking follows from cell properties, not that any particular tumour has them. Neither anchor is as one-sided as a single end point makes it look. In SWOG S1320 the progression-free survival advantage of continuous dosing did not carry through to survival after progression, which favoured the intermittent arm</w:t>
+      </w:r>
+      <w:r>
+        <w:rPr>
+          <w:vertAlign w:val="superscript"/>
+        </w:rPr>
+        <w:t xml:space="preserve">46</w:t>
+      </w:r>
+      <w:r>
+        <w:t xml:space="preserve">; and in the xenografts the resistant tumours were drug-addicted, regressing on withdrawal rather than merely growing more slowly</w:t>
+      </w:r>
+      <w:r>
+        <w:rPr>
+          <w:vertAlign w:val="superscript"/>
+        </w:rPr>
+        <w:t xml:space="preserve">48</w:t>
+      </w:r>
+      <w:r>
+        <w:t xml:space="preserve">, which is the extreme of the fitness cost that the second mechanism here represents. Because the framework simulates the lineage-resolved data from which such properties are measured, it can also say which experiment would settle the question before a trial is designed.</w:t>
       </w:r>
     </w:p>
     <w:p>
@@ -2797,7 +2944,40 @@
         <w:pStyle w:val="BodyText"/>
       </w:pPr>
       <w:r>
-        <w:t xml:space="preserve">Several limitations delimit this release. Cells are well-mixed compartments without spatial structure or cell-cell signalling; the pharmacology is a one-compartment model; growth is exponential with phenomenological size control; and the inference layer, although general, relies on user-chosen summary statistics, so posterior calibration should be checked with predictive simulations. The persister case study is deliberately minimal, a single resistance gene with slow switching, and its calibration used fate fractions transcribed from a published study rather than raw tracks. Its death hazard was first written without cell-cycle dependence, which matters for a drug such as cisplatin whose lethality is enhanced during replication. Refitting with a cycle-dependent hazard shows that the two mechanisms are not separable by these data: a model in which killing is confined to the replication window accounts for the fate fractions as well as heritable protective expression does, and the fraction of the hazard that is cycle-independent is not determined by them at all. Cell-cycle position at the moment the drug arrives is therefore a live alternative to inherited protection, and the experiment that distinguishes them is a cycle reporter read at drug addition rather than more fate counts. Six parameters fitted to six fractions leave the switching rates weakly determined, so the memory of the resistant state rests on the lineage correlations used as a prior rather than on the fates themselves; and that memory is carried by one slow promoter, a coarse proxy for chromatin-based inheritance whose single-exponential, symmetric form is a simplification of a process that can be multi-timescale and bistable. The clinical case studies use literature values for cell-cycle times, resistant fractions and pharmacokinetics rather than patient-specific measurements, so their conclusions concern mechanisms and rankings, not absolute survival times. In the glioblastoma study MGMT is consumed stoichiometrically, one molecule per lesion repaired, so its depletion follows the cumulative exposure as a suicide enzyme’s should; what remains unmeasured is the rate constant of that consumption, which is why we name it as the quantity that separates the regimens. MGMT is in any case only one determinant of a temozolomide response that is also mismatch-repair-dependent, and the methylated and unmethylated MGMT fractions are illustrative values that bracket low and high expression rather than measured quantities. The memory of the resistant state is expressed in these tumour-scale studies as a number of net population doublings, not of cell divisions, and so is not the division-counted memory of memory-sequencing experiments. A bridge to the Catalyst.jl ecosystem is not part of this release. The benchmark results should be read as demonstrations of what the framework makes possible rather than as verdicts on the methods compared, which were run with default settings on small networks.</w:t>
+        <w:t xml:space="preserve">Several limitations delimit this release. Cells are well-mixed compartments without spatial structure or cell-cell signalling; the pharmacology is a one-compartment model; growth is exponential with phenomenological size control; and the inference layer, although general, relies on user-chosen summary statistics, so posterior calibration should be checked with predictive simulations. The persister case study is deliberately minimal, a single resistance gene with slow switching, and its calibration used fate fractions transcribed from a published study rather than raw tracks. Its death hazard was first written without cell-cycle dependence, which matters for a drug such as cisplatin whose lethality is enhanced during replication. Refitting with a cycle-dependent hazard shows that the two mechanisms are not separable by these data: a model in which killing is confined to the replication window accounts for the fate fractions as well as heritable protective expression does, and the fraction of the hazard that is cycle-independent is not determined by them at all. Cell-cycle position at the moment the drug arrives is therefore a live alternative to inherited protection, and the experiment that distinguishes them is a cycle reporter read at drug addition rather than more fate counts. Cells draw their interdivision times independently, so cell-cycle duration is not inherited, and every fate correlation between related cells in these simulations is carried by the inherited promoter state. That is a real restriction and not only a simplification. Cell-cycle duration is heritable over several generations in mammalian cells, and its inheritance alone produces strong correlations between cousins and second cousins even where mother-daughter correlations are weak</w:t>
+      </w:r>
+      <w:r>
+        <w:rPr>
+          <w:vertAlign w:val="superscript"/>
+        </w:rPr>
+        <w:t xml:space="preserve">43–45</w:t>
+      </w:r>
+      <w:r>
+        <w:t xml:space="preserve">; combined with a cycle-gated hazard it is a complete competing explanation for the second-cousin fate correlations that the calibration in Fig. 7 reproduces, and the model as built cannot generate it, so the fit has no choice but to load all of that correlation onto expression memory. Chromatin states or cycle timing with their own inheritance rules would let the two be separated, and are the extension this points to. Six parameters fitted to six fractions leave the switching rates weakly determined, so the memory of the resistant state rests on the lineage correlations used as a prior rather than on the fates themselves; and that memory is carried by one slow promoter, a coarse proxy for chromatin-based inheritance whose single-exponential, symmetric form is a simplification of a process that can be multi-timescale and bistable. The clinical case studies use literature values for cell-cycle times, resistant fractions and pharmacokinetics rather than patient-specific measurements, so their conclusions concern mechanisms and rankings, not absolute survival times. In the glioblastoma study MGMT is consumed stoichiometrically, one molecule per lesion repaired, so its depletion follows the cumulative exposure as a suicide enzyme’s should. Two things about that model should be read with care. Lesions are not a state variable: they are assumed to form in proportion to dose and to be repaired immediately, so</w:t>
+      </w:r>
+      <w:r>
+        <w:t xml:space="preserve"> </w:t>
+      </w:r>
+      <w:r>
+        <w:t xml:space="preserve">“one molecule per lesion”</w:t>
+      </w:r>
+      <w:r>
+        <w:t xml:space="preserve"> </w:t>
+      </w:r>
+      <w:r>
+        <w:t xml:space="preserve">enters only through the consumption rate and no unrepaired damage accumulates. And the rate constant of that consumption was set so that the initial consumption rate at the standard bolus peak matches the first-order parameterisation it replaces, which makes the two mechanisms comparable but leaves the constant itself unmeasured; bulk depletion time-courses in blood cells and in tumour tissue exist</w:t>
+      </w:r>
+      <w:r>
+        <w:rPr>
+          <w:vertAlign w:val="superscript"/>
+        </w:rPr>
+        <w:t xml:space="preserve">52–54</w:t>
+      </w:r>
+      <w:r>
+        <w:t xml:space="preserve"> </w:t>
+      </w:r>
+      <w:r>
+        <w:t xml:space="preserve">and bound it loosely, and that is why we name the per-lesion constant as the quantity that separates the regimens. MGMT is in any case only one determinant of a temozolomide response that is also mismatch-repair-dependent, and the 1% and 30% expressing fractions are illustrative values that bracket low and high expression rather than measured quantities: promoter methylation shifts expression as a graded quantity across cells rather than switching a discrete subpopulation on, and the dose-dense prediction rests entirely on this two-state idealisation. The memory of the resistant state is expressed in these tumour-scale studies as a number of net population doublings, not of cell divisions, and so is not the division-counted memory of memory-sequencing experiments. A bridge to the Catalyst.jl ecosystem is not part of this release. The benchmark results should be read as demonstrations of what the framework makes possible rather than as verdicts on the methods compared, which were run with default settings on small networks.</w:t>
       </w:r>
     </w:p>
     <w:p>
@@ -2805,11 +2985,20 @@
         <w:pStyle w:val="BodyText"/>
       </w:pPr>
       <w:r>
-        <w:t xml:space="preserve">Spatial coupling through neighbourhood-dependent rates, cell-cell communication, chromatin states with their own inheritance rules and neural simulation-based inference are natural extensions of the existing forward model. Because the framework is deterministic given a seed, fast enough to simulate tens of thousands of cells in minutes, and writes AnnData files, it can be dropped into single-cell analysis pipelines as a source of mechanistically grounded synthetic data, and into virtual-cell training and evaluation as a source of causal, out-of-distribution contexts.</w:t>
+        <w:t xml:space="preserve">Spatial coupling through neighbourhood-dependent rates, cell-cell communication, chromatin states with their own inheritance rules and neural simulation-based inference are natural extensions of the existing forward model; the spatial half of that list is the province of agent-based tumour simulators such as PhysiCell and PhysiBoSS</w:t>
+      </w:r>
+      <w:r>
+        <w:rPr>
+          <w:vertAlign w:val="superscript"/>
+        </w:rPr>
+        <w:t xml:space="preserve">31,32</w:t>
+      </w:r>
+      <w:r>
+        <w:t xml:space="preserve">, which model tissue mechanics and microenvironment but not stochastic transcription in dividing cells, so the two are complementary rather than competing. Because the framework is deterministic given a seed, fast enough to simulate tens of thousands of cells in minutes, and writes AnnData files, it can be dropped into single-cell analysis pipelines as a source of mechanistically grounded synthetic data, and into virtual-cell training and evaluation as a source of causal, out-of-distribution contexts.</w:t>
       </w:r>
     </w:p>
     <w:bookmarkEnd w:id="18"/>
-    <w:bookmarkStart w:id="35" w:name="methods"/>
+    <w:bookmarkStart w:id="36" w:name="methods"/>
     <w:p>
       <w:pPr>
         <w:pStyle w:val="Heading1"/>
@@ -3550,7 +3739,7 @@
         <w:rPr>
           <w:vertAlign w:val="superscript"/>
         </w:rPr>
-        <w:t xml:space="preserve">38</w:t>
+        <w:t xml:space="preserve">55</w:t>
       </w:r>
       <w:r>
         <w:t xml:space="preserve"> </w:t>
@@ -3562,7 +3751,7 @@
         <w:rPr>
           <w:vertAlign w:val="superscript"/>
         </w:rPr>
-        <w:t xml:space="preserve">39</w:t>
+        <w:t xml:space="preserve">56</w:t>
       </w:r>
       <w:r>
         <w:t xml:space="preserve">; a hybrid scheme in which a leap that would drive any species negative is discarded and that interval is simulated exactly instead (the</w:t>
@@ -3583,7 +3772,7 @@
         <w:rPr>
           <w:vertAlign w:val="superscript"/>
         </w:rPr>
-        <w:t xml:space="preserve">40</w:t>
+        <w:t xml:space="preserve">57</w:t>
       </w:r>
       <w:r>
         <w:t xml:space="preserve"> </w:t>
@@ -3595,7 +3784,7 @@
         <w:rPr>
           <w:vertAlign w:val="superscript"/>
         </w:rPr>
-        <w:t xml:space="preserve">41</w:t>
+        <w:t xml:space="preserve">58</w:t>
       </w:r>
       <w:r>
         <w:t xml:space="preserve">, falling back to a fixed number of exact events when the proposed leap is shorter than</w:t>
@@ -5027,7 +5216,7 @@
         <w:rPr>
           <w:vertAlign w:val="superscript"/>
         </w:rPr>
-        <w:t xml:space="preserve">42</w:t>
+        <w:t xml:space="preserve">59</w:t>
       </w:r>
       <w:r>
         <w:t xml:space="preserve">, the variance of clone-mean expression divided by its permutation-null expectation.</w:t>
@@ -5072,7 +5261,7 @@
         <w:rPr>
           <w:vertAlign w:val="superscript"/>
         </w:rPr>
-        <w:t xml:space="preserve">27</w:t>
+        <w:t xml:space="preserve">34</w:t>
       </w:r>
       <w:r>
         <w:t xml:space="preserve">, which we evaluate through Kummer’s confluent hypergeometric function with rescaled series summation, and maximise by a grid-initialised Nelder-Mead search in log-parameter space. For any model, including populations, we implement sequential Monte Carlo approximate Bayesian computation</w:t>
@@ -5081,7 +5270,7 @@
         <w:rPr>
           <w:vertAlign w:val="superscript"/>
         </w:rPr>
-        <w:t xml:space="preserve">43</w:t>
+        <w:t xml:space="preserve">60</w:t>
       </w:r>
       <w:r>
         <w:t xml:space="preserve"> </w:t>
@@ -5107,7 +5296,7 @@
         <w:rPr>
           <w:vertAlign w:val="superscript"/>
         </w:rPr>
-        <w:t xml:space="preserve">31</w:t>
+        <w:t xml:space="preserve">42</w:t>
       </w:r>
       <w:r>
         <w:t xml:space="preserve">.</w:t>
@@ -5303,7 +5492,7 @@
         <w:rPr>
           <w:vertAlign w:val="superscript"/>
         </w:rPr>
-        <w:t xml:space="preserve">33</w:t>
+        <w:t xml:space="preserve">47</w:t>
       </w:r>
       <w:r>
         <w:t xml:space="preserve">. Outcomes computed from a simulation are the net growth rate, the depth of response (log</w:t>
@@ -5347,7 +5536,7 @@
         <w:rPr>
           <w:vertAlign w:val="superscript"/>
         </w:rPr>
-        <w:t xml:space="preserve">44,45</w:t>
+        <w:t xml:space="preserve">61,62</w:t>
       </w:r>
       <w:r>
         <w:t xml:space="preserve">; the melanoma value is an assumption, since net doubling times of treated cutaneous melanoma are not established, and it sets the time axis of the melanoma case study rather than the ranking of schedules, which follows from the resistance mechanism. Growth is exponential throughout, which is a simplification: the same measurements favour Gompertzian slowing in large glioblastomas</w:t>
@@ -5356,7 +5545,7 @@
         <w:rPr>
           <w:vertAlign w:val="superscript"/>
         </w:rPr>
-        <w:t xml:space="preserve">45</w:t>
+        <w:t xml:space="preserve">62</w:t>
       </w:r>
       <w:r>
         <w:t xml:space="preserve">, so absolute regrowth times in Fig. 8 are shorter than a saturating model would give. Gene-expression rates are scaled to the hour (mRNA half-life 7 h and protein half-life 35 h, generic mammalian values; at the tumour time scale both species turn over many times per generation, so the results are insensitive to them and all heritable memory resides in the promoter), and founders are drawn from the stationary distribution of promoter states. The melanoma case uses a pre-resistant fraction of 1:200 (a per-marker frequency</w:t>
@@ -5377,7 +5566,7 @@
         <w:rPr>
           <w:vertAlign w:val="superscript"/>
         </w:rPr>
-        <w:t xml:space="preserve">42</w:t>
+        <w:t xml:space="preserve">59</w:t>
       </w:r>
       <w:r>
         <w:t xml:space="preserve">) and drug effects at the fractional-killing dose: sensitive cells arrest and die with a half-life of two weeks, cells in the resistant state are protected, and the drug stabilises the resistant state ten-fold (the drug-induced reprogramming of</w:t>
@@ -5395,7 +5584,7 @@
         <w:rPr>
           <w:vertAlign w:val="superscript"/>
         </w:rPr>
-        <w:t xml:space="preserve">34</w:t>
+        <w:t xml:space="preserve">48</w:t>
       </w:r>
       <w:r>
         <w:t xml:space="preserve">; and partial protection, in which resistant cells grow at half speed under drug. Progression is scored in two ways: from the nadir, as in RECIST (a 20% increase in diameter, taken as a 1.73-fold increase in cell number, after the 8-week lead-in; a well-mixed cell count cannot represent RECIST’s absolute 5 mm threshold, its new-lesion and non-target criteria or its sum-of-diameters basis, and it assumes cell number proportional to volume, so this is an analogue rather than the clinical end point), and as loss of control, the time after randomisation at which the population exceeds 120% of its pre-treatment size, the end point of adaptive-therapy studies, which is the one used to compare schedules that deliberately let the tumour regrow. The temozolomide case uses a one-compartment elimination half-life of 2.1 h</w:t>
@@ -5404,7 +5593,7 @@
         <w:rPr>
           <w:vertAlign w:val="superscript"/>
         </w:rPr>
-        <w:t xml:space="preserve">37</w:t>
+        <w:t xml:space="preserve">51</w:t>
       </w:r>
       <w:r>
         <w:t xml:space="preserve"> </w:t>
@@ -5416,7 +5605,7 @@
         <w:rPr>
           <w:vertAlign w:val="superscript"/>
         </w:rPr>
-        <w:t xml:space="preserve">36</w:t>
+        <w:t xml:space="preserve">50</w:t>
       </w:r>
       <w:r>
         <w:t xml:space="preserve"> </w:t>
@@ -5513,7 +5702,7 @@
         <w:rPr>
           <w:vertAlign w:val="superscript"/>
         </w:rPr>
-        <w:t xml:space="preserve">46,47</w:t>
+        <w:t xml:space="preserve">63,64</w:t>
       </w:r>
       <w:r>
         <w:t xml:space="preserve">), by agreement between kernels, and by a two-sample comparison against JumpProcesses.jl</w:t>
@@ -5522,19 +5711,103 @@
         <w:rPr>
           <w:vertAlign w:val="superscript"/>
         </w:rPr>
-        <w:t xml:space="preserve">48</w:t>
-      </w:r>
-      <w:r>
-        <w:t xml:space="preserve"> </w:t>
-      </w:r>
-      <w:r>
-        <w:t xml:space="preserve">on the same model. Population-level properties were compared with the analytic expectations for cell-size scaling and concentration homeostasis</w:t>
+        <w:t xml:space="preserve">65</w:t>
+      </w:r>
+      <w:r>
+        <w:t xml:space="preserve"> </w:t>
+      </w:r>
+      <w:r>
+        <w:t xml:space="preserve">on the same model.</w:t>
+      </w:r>
+    </w:p>
+    <w:p>
+      <w:pPr>
+        <w:pStyle w:val="BodyText"/>
+      </w:pPr>
+      <w:r>
+        <w:t xml:space="preserve">The population and lineage layers were then validated against exact solutions for growing, dividing populations, which exist for this class of model and take different forms for a single lineage and for a population snapshot</w:t>
       </w:r>
       <w:r>
         <w:rPr>
           <w:vertAlign w:val="superscript"/>
         </w:rPr>
-        <w:t xml:space="preserve">23</w:t>
+        <w:t xml:space="preserve">30,35–37</w:t>
+      </w:r>
+      <w:r>
+        <w:t xml:space="preserve">. Four analytically solvable members of that class were simulated in both modes: constitutive production, production in bursts of fixed size, and a two-state promoter, each with a memoryless interdivision time; and volume-scaled synthesis from a gene that replicates at mid-cycle, with a deterministic cycle and exponential volume growth. Single lineages were generated with a mother-machine population control that keeps one daughter at random at every division, so that the recorded cells are independent; population snapshots were generated by free branching growth with uniform subsampling, which preserves the snapshot distribution. For the memoryless models the exact stationary law of the scheme the simulator runs is the leading eigenvector of one update step, exact kinetics over</w:t>
+      </w:r>
+      <w:r>
+        <w:t xml:space="preserve"> </w:t>
+      </w:r>
+      <m:oMath>
+        <m:r>
+          <m:t>d</m:t>
+        </m:r>
+        <m:r>
+          <m:t>t</m:t>
+        </m:r>
+      </m:oMath>
+      <w:r>
+        <w:t xml:space="preserve"> </w:t>
+      </w:r>
+      <w:r>
+        <w:t xml:space="preserve">followed by division with probability</w:t>
+      </w:r>
+      <w:r>
+        <w:t xml:space="preserve"> </w:t>
+      </w:r>
+      <m:oMath>
+        <m:r>
+          <m:t>1</m:t>
+        </m:r>
+        <m:r>
+          <m:rPr>
+            <m:sty m:val="p"/>
+          </m:rPr>
+          <m:t>−</m:t>
+        </m:r>
+        <m:sSup>
+          <m:e>
+            <m:r>
+              <m:rPr>
+                <m:sty m:val="p"/>
+              </m:rPr>
+              <m:t>e</m:t>
+            </m:r>
+          </m:e>
+          <m:sup>
+            <m:r>
+              <m:rPr>
+                <m:sty m:val="p"/>
+              </m:rPr>
+              <m:t>−</m:t>
+            </m:r>
+            <m:r>
+              <m:t>d</m:t>
+            </m:r>
+            <m:r>
+              <m:t>t</m:t>
+            </m:r>
+            <m:r>
+              <m:rPr>
+                <m:sty m:val="p"/>
+              </m:rPr>
+              <m:t>/</m:t>
+            </m:r>
+            <m:r>
+              <m:t>T</m:t>
+            </m:r>
+          </m:sup>
+        </m:sSup>
+      </m:oMath>
+      <w:r>
+        <w:t xml:space="preserve">, with the division operator carrying a factor of two in the population mode; it was computed by matrix exponentiation and checked against the closed-form factorial moments, and the step size was scanned to show the discretisation of the interdivision time vanishing. For the replication model the count distribution at every cycle phase is exactly Poisson, and the cycle-phase weights of the population were obtained by iterating the age map of the scheme from the founder ages used, so that no assumption about convergence to a stable age distribution enters. Each simulated distribution was compared with the exact law of its own mode and with that of the other mode, the second as a check that the comparison can tell them apart (Supplementary Note 14). Population-level properties were compared with the analytic expectations for cell-size scaling and concentration homeostasis</w:t>
+      </w:r>
+      <w:r>
+        <w:rPr>
+          <w:vertAlign w:val="superscript"/>
+        </w:rPr>
+        <w:t xml:space="preserve">27</w:t>
       </w:r>
       <w:r>
         <w:t xml:space="preserve">, partitioning noise</w:t>
@@ -5543,7 +5816,7 @@
         <w:rPr>
           <w:vertAlign w:val="superscript"/>
         </w:rPr>
-        <w:t xml:space="preserve">49</w:t>
+        <w:t xml:space="preserve">66</w:t>
       </w:r>
       <w:r>
         <w:t xml:space="preserve">, lineage versus population statistics</w:t>
@@ -5582,7 +5855,7 @@
         <w:rPr>
           <w:vertAlign w:val="superscript"/>
         </w:rPr>
-        <w:t xml:space="preserve">30</w:t>
+        <w:t xml:space="preserve">41</w:t>
       </w:r>
       <w:r>
         <w:t xml:space="preserve"> </w:t>
@@ -5603,7 +5876,7 @@
         <w:rPr>
           <w:vertAlign w:val="superscript"/>
         </w:rPr>
-        <w:t xml:space="preserve">29</w:t>
+        <w:t xml:space="preserve">40</w:t>
       </w:r>
       <w:r>
         <w:t xml:space="preserve">. All scripts, seeds and outputs are in the</w:t>
@@ -5809,12 +6082,89 @@
       </w:r>
     </w:p>
     <w:bookmarkEnd w:id="31"/>
-    <w:bookmarkStart w:id="32" w:name="data-availability"/>
+    <w:bookmarkStart w:id="32" w:name="use-of-artificial-intelligence"/>
     <w:p>
       <w:pPr>
         <w:pStyle w:val="Heading2"/>
       </w:pPr>
       <w:r>
+        <w:t xml:space="preserve">Use of artificial intelligence</w:t>
+      </w:r>
+    </w:p>
+    <w:p>
+      <w:pPr>
+        <w:pStyle w:val="FirstParagraph"/>
+      </w:pPr>
+      <w:r>
+        <w:t xml:space="preserve">The software and the first draft of this Article were produced with Claude (Anthropic), a large language model, under the direction and supervision of the author. Specifically, Claude wrote the Julia source of the package, the simulation and plotting scripts, the test suite and the first draft of the text, working from the author’s specification of the scope, the models, the validation strategy and the case studies. The author defined every scientific question addressed here, chose the models, parameters and reference data, independently verified all numerical results against the generated output tables, checked every claim against its cited source, and wrote the final version of the manuscript; the author takes full responsibility for the content. The model is not an author, in keeping with journal policy on generative artificial intelligence.</w:t>
+      </w:r>
+    </w:p>
+    <w:p>
+      <w:pPr>
+        <w:pStyle w:val="BodyText"/>
+      </w:pPr>
+      <w:r>
+        <w:t xml:space="preserve">No display item in this Article is generated by a generative model. Every figure and table is produced deterministically from simulation output by the scripts in the</w:t>
+      </w:r>
+      <w:r>
+        <w:t xml:space="preserve"> </w:t>
+      </w:r>
+      <w:r>
+        <w:rPr>
+          <w:rStyle w:val="VerbatimChar"/>
+        </w:rPr>
+        <w:t xml:space="preserve">paper/</w:t>
+      </w:r>
+      <w:r>
+        <w:t xml:space="preserve"> </w:t>
+      </w:r>
+      <w:r>
+        <w:t xml:space="preserve">directory: the panels by matplotlib from the comma-separated tables in</w:t>
+      </w:r>
+      <w:r>
+        <w:t xml:space="preserve"> </w:t>
+      </w:r>
+      <w:r>
+        <w:rPr>
+          <w:rStyle w:val="VerbatimChar"/>
+        </w:rPr>
+        <w:t xml:space="preserve">paper/output/</w:t>
+      </w:r>
+      <w:r>
+        <w:t xml:space="preserve">, and every number quoted in the Results and the Supplementary Information by</w:t>
+      </w:r>
+      <w:r>
+        <w:t xml:space="preserve"> </w:t>
+      </w:r>
+      <w:r>
+        <w:rPr>
+          <w:rStyle w:val="VerbatimChar"/>
+        </w:rPr>
+        <w:t xml:space="preserve">paper/manuscript/fill_numbers.py</w:t>
+      </w:r>
+      <w:r>
+        <w:t xml:space="preserve">, which substitutes values read from those tables into the manuscript source. Figure 1 is a schematic drawn by</w:t>
+      </w:r>
+      <w:r>
+        <w:t xml:space="preserve"> </w:t>
+      </w:r>
+      <w:r>
+        <w:rPr>
+          <w:rStyle w:val="VerbatimChar"/>
+        </w:rPr>
+        <w:t xml:space="preserve">paper/fig1_schematic.py</w:t>
+      </w:r>
+      <w:r>
+        <w:t xml:space="preserve">. Re-running the scripts from the fixed seeds reproduces all of them.</w:t>
+      </w:r>
+    </w:p>
+    <w:bookmarkEnd w:id="32"/>
+    <w:bookmarkStart w:id="33" w:name="data-availability"/>
+    <w:p>
+      <w:pPr>
+        <w:pStyle w:val="Heading2"/>
+      </w:pPr>
+      <w:r>
         <w:t xml:space="preserve">Data availability</w:t>
       </w:r>
     </w:p>
@@ -5856,8 +6206,8 @@
         <w:t xml:space="preserve">directory; the generated tables are archived with the software release.</w:t>
       </w:r>
     </w:p>
-    <w:bookmarkEnd w:id="32"/>
-    <w:bookmarkStart w:id="33" w:name="code-availability"/>
+    <w:bookmarkEnd w:id="33"/>
+    <w:bookmarkStart w:id="34" w:name="code-availability"/>
     <w:p>
       <w:pPr>
         <w:pStyle w:val="Heading2"/>
@@ -5982,8 +6332,8 @@
         <w:t xml:space="preserve">.</w:t>
       </w:r>
     </w:p>
-    <w:bookmarkEnd w:id="33"/>
-    <w:bookmarkStart w:id="34" w:name="software"/>
+    <w:bookmarkEnd w:id="34"/>
+    <w:bookmarkStart w:id="35" w:name="software"/>
     <w:p>
       <w:pPr>
         <w:pStyle w:val="Heading2"/>
@@ -6003,7 +6353,7 @@
         <w:rPr>
           <w:vertAlign w:val="superscript"/>
         </w:rPr>
-        <w:t xml:space="preserve">50</w:t>
+        <w:t xml:space="preserve">67</w:t>
       </w:r>
       <w:r>
         <w:t xml:space="preserve">, MAGIC</w:t>
@@ -6012,7 +6362,7 @@
         <w:rPr>
           <w:vertAlign w:val="superscript"/>
         </w:rPr>
-        <w:t xml:space="preserve">51</w:t>
+        <w:t xml:space="preserve">68</w:t>
       </w:r>
       <w:r>
         <w:t xml:space="preserve"> </w:t>
@@ -6024,15 +6374,15 @@
         <w:rPr>
           <w:vertAlign w:val="superscript"/>
         </w:rPr>
-        <w:t xml:space="preserve">52</w:t>
+        <w:t xml:space="preserve">69</w:t>
       </w:r>
       <w:r>
         <w:t xml:space="preserve">. The test suite (Aqua quality checks and statistical tests) runs under GitHub Actions on Julia 1.10 and the latest release.</w:t>
       </w:r>
     </w:p>
-    <w:bookmarkEnd w:id="34"/>
     <w:bookmarkEnd w:id="35"/>
-    <w:bookmarkStart w:id="60" w:name="figure-legends"/>
+    <w:bookmarkEnd w:id="36"/>
+    <w:bookmarkStart w:id="61" w:name="figure-legends"/>
     <w:p>
       <w:pPr>
         <w:pStyle w:val="Heading1"/>
@@ -6050,18 +6400,18 @@
           <wp:inline>
             <wp:extent cx="5334000" cy="3630083"/>
             <wp:effectExtent b="0" l="0" r="0" t="0"/>
-            <wp:docPr descr="" title="" id="37" name="Picture"/>
+            <wp:docPr descr="" title="" id="38" name="Picture"/>
             <a:graphic>
               <a:graphicData uri="http://schemas.openxmlformats.org/drawingml/2006/picture">
                 <pic:pic>
                   <pic:nvPicPr>
-                    <pic:cNvPr descr="fig1_framework.png" id="38" name="Picture"/>
+                    <pic:cNvPr descr="fig1_framework.png" id="39" name="Picture"/>
                     <pic:cNvPicPr>
                       <a:picLocks noChangeArrowheads="1" noChangeAspect="1"/>
                     </pic:cNvPicPr>
                   </pic:nvPicPr>
                   <pic:blipFill>
-                    <a:blip r:embed="rId36"/>
+                    <a:blip r:embed="rId37"/>
                     <a:stretch>
                       <a:fillRect/>
                     </a:stretch>
@@ -6174,18 +6524,18 @@
           <wp:inline>
             <wp:extent cx="5334000" cy="3389118"/>
             <wp:effectExtent b="0" l="0" r="0" t="0"/>
-            <wp:docPr descr="" title="" id="40" name="Picture"/>
+            <wp:docPr descr="" title="" id="41" name="Picture"/>
             <a:graphic>
               <a:graphicData uri="http://schemas.openxmlformats.org/drawingml/2006/picture">
                 <pic:pic>
                   <pic:nvPicPr>
-                    <pic:cNvPr descr="fig2_engine.png" id="41" name="Picture"/>
+                    <pic:cNvPr descr="fig2_engine.png" id="42" name="Picture"/>
                     <pic:cNvPicPr>
                       <a:picLocks noChangeArrowheads="1" noChangeAspect="1"/>
                     </pic:cNvPicPr>
                   </pic:nvPicPr>
                   <pic:blipFill>
-                    <a:blip r:embed="rId39"/>
+                    <a:blip r:embed="rId40"/>
                     <a:stretch>
                       <a:fillRect/>
                     </a:stretch>
@@ -6311,18 +6661,18 @@
           <wp:inline>
             <wp:extent cx="5334000" cy="3916386"/>
             <wp:effectExtent b="0" l="0" r="0" t="0"/>
-            <wp:docPr descr="" title="" id="43" name="Picture"/>
+            <wp:docPr descr="" title="" id="44" name="Picture"/>
             <a:graphic>
               <a:graphicData uri="http://schemas.openxmlformats.org/drawingml/2006/picture">
                 <pic:pic>
                   <pic:nvPicPr>
-                    <pic:cNvPr descr="fig3_growth.png" id="44" name="Picture"/>
+                    <pic:cNvPr descr="fig3_growth.png" id="45" name="Picture"/>
                     <pic:cNvPicPr>
                       <a:picLocks noChangeArrowheads="1" noChangeAspect="1"/>
                     </pic:cNvPicPr>
                   </pic:nvPicPr>
                   <pic:blipFill>
-                    <a:blip r:embed="rId42"/>
+                    <a:blip r:embed="rId43"/>
                     <a:stretch>
                       <a:fillRect/>
                     </a:stretch>
@@ -6519,7 +6869,98 @@
         <w:t xml:space="preserve">f</w:t>
       </w:r>
       <w:r>
-        <w:t xml:space="preserve">, Telegraph parameters fitted to cells before replication (one gene copy), after replication (two copies) and pooled; dotted lines, per-allele values.</w:t>
+        <w:t xml:space="preserve">, Telegraph parameters fitted to cells before replication (one gene copy), after replication (two copies) and pooled. The transcription rate is plotted per unit cell volume and divided by twenty, so that all three series share an axis and the dotted lines mark the true per-allele values (</w:t>
+      </w:r>
+      <m:oMath>
+        <m:sSub>
+          <m:e>
+            <m:r>
+              <m:t>k</m:t>
+            </m:r>
+          </m:e>
+          <m:sub>
+            <m:r>
+              <m:rPr>
+                <m:sty m:val="p"/>
+              </m:rPr>
+              <m:t>o</m:t>
+            </m:r>
+            <m:r>
+              <m:rPr>
+                <m:sty m:val="p"/>
+              </m:rPr>
+              <m:t>n</m:t>
+            </m:r>
+          </m:sub>
+        </m:sSub>
+        <m:r>
+          <m:rPr>
+            <m:sty m:val="p"/>
+          </m:rPr>
+          <m:t>=</m:t>
+        </m:r>
+        <m:r>
+          <m:t>0.5</m:t>
+        </m:r>
+      </m:oMath>
+      <w:r>
+        <w:t xml:space="preserve">,</w:t>
+      </w:r>
+      <w:r>
+        <w:t xml:space="preserve"> </w:t>
+      </w:r>
+      <m:oMath>
+        <m:sSub>
+          <m:e>
+            <m:r>
+              <m:t>k</m:t>
+            </m:r>
+          </m:e>
+          <m:sub>
+            <m:r>
+              <m:rPr>
+                <m:sty m:val="p"/>
+              </m:rPr>
+              <m:t>o</m:t>
+            </m:r>
+            <m:r>
+              <m:rPr>
+                <m:sty m:val="p"/>
+              </m:rPr>
+              <m:t>f</m:t>
+            </m:r>
+            <m:r>
+              <m:rPr>
+                <m:sty m:val="p"/>
+              </m:rPr>
+              <m:t>f</m:t>
+            </m:r>
+          </m:sub>
+        </m:sSub>
+        <m:r>
+          <m:rPr>
+            <m:sty m:val="p"/>
+          </m:rPr>
+          <m:t>=</m:t>
+        </m:r>
+        <m:r>
+          <m:t>1.5</m:t>
+        </m:r>
+      </m:oMath>
+      <w:r>
+        <w:t xml:space="preserve">, and 2 for the scaled transcription rate); the raw fitted transcription rates are in</w:t>
+      </w:r>
+      <w:r>
+        <w:t xml:space="preserve"> </w:t>
+      </w:r>
+      <w:r>
+        <w:rPr>
+          <w:rStyle w:val="VerbatimChar"/>
+        </w:rPr>
+        <w:t xml:space="preserve">fig3f_copynumber.csv</w:t>
+      </w:r>
+      <w:r>
+        <w:t xml:space="preserve">.</w:t>
       </w:r>
     </w:p>
     <w:p>
@@ -6531,18 +6972,18 @@
           <wp:inline>
             <wp:extent cx="5334000" cy="4917531"/>
             <wp:effectExtent b="0" l="0" r="0" t="0"/>
-            <wp:docPr descr="" title="" id="46" name="Picture"/>
+            <wp:docPr descr="" title="" id="47" name="Picture"/>
             <a:graphic>
               <a:graphicData uri="http://schemas.openxmlformats.org/drawingml/2006/picture">
                 <pic:pic>
                   <pic:nvPicPr>
-                    <pic:cNvPr descr="fig4_persisters.png" id="47" name="Picture"/>
+                    <pic:cNvPr descr="fig4_persisters.png" id="48" name="Picture"/>
                     <pic:cNvPicPr>
                       <a:picLocks noChangeArrowheads="1" noChangeAspect="1"/>
                     </pic:cNvPicPr>
                   </pic:nvPicPr>
                   <pic:blipFill>
-                    <a:blip r:embed="rId45"/>
+                    <a:blip r:embed="rId46"/>
                     <a:stretch>
                       <a:fillRect/>
                     </a:stretch>
@@ -6682,7 +7123,7 @@
         <w:t xml:space="preserve">h</w:t>
       </w:r>
       <w:r>
-        <w:t xml:space="preserve">, Net population growth rate over a 200-time-unit course as a function of release period (time units without drug between 20-time-unit exposures) and dose, for pre-existing tolerance without and with a fitness cost of the resistant state and for drug-induced tolerance; the box marks the most effective schedule.</w:t>
+        <w:t xml:space="preserve">, Net population growth rate over a 200-time-unit course as a function of release period (time units without drug between 20-time-unit exposures) and dose, for pre-existing tolerance without and with a fitness cost of the resistant state and for drug-induced tolerance; each cell of the map is the mean of five independent seeds and the box marks the most effective schedule.</w:t>
       </w:r>
     </w:p>
     <w:p>
@@ -6694,18 +7135,18 @@
           <wp:inline>
             <wp:extent cx="5334000" cy="3816125"/>
             <wp:effectExtent b="0" l="0" r="0" t="0"/>
-            <wp:docPr descr="" title="" id="49" name="Picture"/>
+            <wp:docPr descr="" title="" id="50" name="Picture"/>
             <a:graphic>
               <a:graphicData uri="http://schemas.openxmlformats.org/drawingml/2006/picture">
                 <pic:pic>
                   <pic:nvPicPr>
-                    <pic:cNvPr descr="fig5_benchmarks.png" id="50" name="Picture"/>
+                    <pic:cNvPr descr="fig5_benchmarks.png" id="51" name="Picture"/>
                     <pic:cNvPicPr>
                       <a:picLocks noChangeArrowheads="1" noChangeAspect="1"/>
                     </pic:cNvPicPr>
                   </pic:nvPicPr>
                   <pic:blipFill>
-                    <a:blip r:embed="rId48"/>
+                    <a:blip r:embed="rId49"/>
                     <a:stretch>
                       <a:fillRect/>
                     </a:stretch>
@@ -6805,18 +7246,18 @@
           <wp:inline>
             <wp:extent cx="5334000" cy="5124320"/>
             <wp:effectExtent b="0" l="0" r="0" t="0"/>
-            <wp:docPr descr="" title="" id="52" name="Picture"/>
+            <wp:docPr descr="" title="" id="53" name="Picture"/>
             <a:graphic>
               <a:graphicData uri="http://schemas.openxmlformats.org/drawingml/2006/picture">
                 <pic:pic>
                   <pic:nvPicPr>
-                    <pic:cNvPr descr="fig6_inference.png" id="53" name="Picture"/>
+                    <pic:cNvPr descr="fig6_inference.png" id="54" name="Picture"/>
                     <pic:cNvPicPr>
                       <a:picLocks noChangeArrowheads="1" noChangeAspect="1"/>
                     </pic:cNvPicPr>
                   </pic:nvPicPr>
                   <pic:blipFill>
-                    <a:blip r:embed="rId51"/>
+                    <a:blip r:embed="rId52"/>
                     <a:stretch>
                       <a:fillRect/>
                     </a:stretch>
@@ -6916,18 +7357,18 @@
           <wp:inline>
             <wp:extent cx="5334000" cy="4255692"/>
             <wp:effectExtent b="0" l="0" r="0" t="0"/>
-            <wp:docPr descr="" title="" id="55" name="Picture"/>
+            <wp:docPr descr="" title="" id="56" name="Picture"/>
             <a:graphic>
               <a:graphicData uri="http://schemas.openxmlformats.org/drawingml/2006/picture">
                 <pic:pic>
                   <pic:nvPicPr>
-                    <pic:cNvPr descr="fig7_calibration.png" id="56" name="Picture"/>
+                    <pic:cNvPr descr="fig7_calibration.png" id="57" name="Picture"/>
                     <pic:cNvPicPr>
                       <a:picLocks noChangeArrowheads="1" noChangeAspect="1"/>
                     </pic:cNvPicPr>
                   </pic:nvPicPr>
                   <pic:blipFill>
-                    <a:blip r:embed="rId54"/>
+                    <a:blip r:embed="rId55"/>
                     <a:stretch>
                       <a:fillRect/>
                     </a:stretch>
@@ -7011,7 +7452,19 @@
         <w:t xml:space="preserve">c</w:t>
       </w:r>
       <w:r>
-        <w:t xml:space="preserve">, Correlation of death fates between sisters, first, second and third cousins present at drug addition, and between unrelated cells (mean ± s.d. of three seeds), against the observation that correlations extend to second but not third cousins.</w:t>
+        <w:t xml:space="preserve">, Correlation of death fates between sisters, first, second and third cousins present at drug addition, and between unrelated cells (mean ± s.d. of three seeds), against the observation that correlations extend to second but not third cousins. That observation is reported graphically in ref.</w:t>
+      </w:r>
+      <w:r>
+        <w:rPr>
+          <w:vertAlign w:val="superscript"/>
+        </w:rPr>
+        <w:t xml:space="preserve">6</w:t>
+      </w:r>
+      <w:r>
+        <w:t xml:space="preserve"> </w:t>
+      </w:r>
+      <w:r>
+        <w:t xml:space="preserve">with no numeric coefficients, so the comparison is of pattern rather than of value.</w:t>
       </w:r>
       <w:r>
         <w:t xml:space="preserve"> </w:t>
@@ -7062,18 +7515,18 @@
           <wp:inline>
             <wp:extent cx="5334000" cy="5440370"/>
             <wp:effectExtent b="0" l="0" r="0" t="0"/>
-            <wp:docPr descr="" title="" id="58" name="Picture"/>
+            <wp:docPr descr="" title="" id="59" name="Picture"/>
             <a:graphic>
               <a:graphicData uri="http://schemas.openxmlformats.org/drawingml/2006/picture">
                 <pic:pic>
                   <pic:nvPicPr>
-                    <pic:cNvPr descr="fig8_schedules.png" id="59" name="Picture"/>
+                    <pic:cNvPr descr="fig8_schedules.png" id="60" name="Picture"/>
                     <pic:cNvPicPr>
                       <a:picLocks noChangeArrowheads="1" noChangeAspect="1"/>
                     </pic:cNvPicPr>
                   </pic:nvPicPr>
                   <pic:blipFill>
-                    <a:blip r:embed="rId57"/>
+                    <a:blip r:embed="rId58"/>
                     <a:stretch>
                       <a:fillRect/>
                     </a:stretch>
@@ -7201,7 +7654,7 @@
         <w:t xml:space="preserve">f</w:t>
       </w:r>
       <w:r>
-        <w:t xml:space="preserve">, Population size under the standard (5 of 28 days) and dose-dense (21 of 28 days) temozolomide regimens of the RTOG 0525 trial and a 21-day regimen at the standard cumulative dose, with one-compartment pharmacokinetics (elimination half-life 2.1 h) and stoichiometric consumption of MGMT by the drug, one molecule per lesion repaired, for populations in which 1% (methylated promoter, solid) or 30% (unmethylated, dashed) of cells express MGMT.</w:t>
+        <w:t xml:space="preserve">, Population size under the standard (5 of 28 days) and dose-dense (21 of 28 days) temozolomide regimens of the RTOG 0525 trial and a 21-day regimen at the standard cumulative dose, with one-compartment pharmacokinetics (elimination half-life 2.1 h, the value of the cerebrospinal-fluid population model; the plasma value is 1.8 h) and stoichiometric consumption of MGMT by the drug, one molecule per lesion repaired, for populations in which 1% (methylated promoter, solid) or 30% (unmethylated, dashed) of cells express MGMT.</w:t>
       </w:r>
       <w:r>
         <w:t xml:space="preserve"> </w:t>
@@ -7230,8 +7683,8 @@
         <w:t xml:space="preserve">, Final population size against the number of dosing days per 28-day cycle at the standard cumulative dose.</w:t>
       </w:r>
     </w:p>
-    <w:bookmarkEnd w:id="60"/>
-    <w:bookmarkStart w:id="61" w:name="acknowledgements"/>
+    <w:bookmarkEnd w:id="61"/>
+    <w:bookmarkStart w:id="62" w:name="acknowledgements"/>
     <w:p>
       <w:pPr>
         <w:pStyle w:val="Heading1"/>
@@ -7251,14 +7704,14 @@
         <w:rPr>
           <w:vertAlign w:val="superscript"/>
         </w:rPr>
-        <w:t xml:space="preserve">25</w:t>
-      </w:r>
-      <w:r>
-        <w:t xml:space="preserve">. This Article and version 2.0 of the software were authored with Claude (Anthropic), an AI assistant, under the direction and supervision of the author, who verified every result and takes full responsibility for the content.</w:t>
-      </w:r>
-    </w:p>
-    <w:bookmarkEnd w:id="61"/>
-    <w:bookmarkStart w:id="62" w:name="author-contributions"/>
+        <w:t xml:space="preserve">33</w:t>
+      </w:r>
+      <w:r>
+        <w:t xml:space="preserve">. This Article and version 2.0 of the software were authored with Claude (Anthropic), a large language model, under the direction and supervision of the author; what the model did and what the author verified independently are set out in the Methods, under Use of artificial intelligence.</w:t>
+      </w:r>
+    </w:p>
+    <w:bookmarkEnd w:id="62"/>
+    <w:bookmarkStart w:id="63" w:name="author-contributions"/>
     <w:p>
       <w:pPr>
         <w:pStyle w:val="Heading1"/>
@@ -7272,11 +7725,11 @@
         <w:pStyle w:val="FirstParagraph"/>
       </w:pPr>
       <w:r>
-        <w:t xml:space="preserve">A.L. conceived the study, defined its scope, the validation strategy and the case studies, supervised the work, verified all results and wrote the final version of the manuscript. The implementation of the software, the simulations, the analyses, the figures and the first draft of the manuscript were produced with Claude (Anthropic) under the author’s direction.</w:t>
-      </w:r>
-    </w:p>
-    <w:bookmarkEnd w:id="62"/>
-    <w:bookmarkStart w:id="63" w:name="competing-interests"/>
+        <w:t xml:space="preserve">A.L. conceived the study, defined its scope, the validation strategy and the case studies, supervised the work, verified all numerical results and biological interpretations against their sources, and wrote the final version of the manuscript. The implementation of the software, the simulations, the analyses, the figures and the first draft of the manuscript were produced with Claude (Anthropic) under the author’s direction, as described in the Methods. Claude is not an author and no display item was produced by a generative model.</w:t>
+      </w:r>
+    </w:p>
+    <w:bookmarkEnd w:id="63"/>
+    <w:bookmarkStart w:id="64" w:name="competing-interests"/>
     <w:p>
       <w:pPr>
         <w:pStyle w:val="Heading1"/>
@@ -7293,8 +7746,8 @@
         <w:t xml:space="preserve">The author declares no competing interests.</w:t>
       </w:r>
     </w:p>
-    <w:bookmarkEnd w:id="63"/>
-    <w:bookmarkStart w:id="64" w:name="additional-information"/>
+    <w:bookmarkEnd w:id="64"/>
+    <w:bookmarkStart w:id="65" w:name="additional-information"/>
     <w:p>
       <w:pPr>
         <w:pStyle w:val="Heading1"/>
@@ -7321,8 +7774,8 @@
         <w:t xml:space="preserve">accompanies this Article. Correspondence and requests for materials should be addressed to A.L.</w:t>
       </w:r>
     </w:p>
-    <w:bookmarkEnd w:id="64"/>
-    <w:bookmarkStart w:id="170" w:name="references"/>
+    <w:bookmarkEnd w:id="65"/>
+    <w:bookmarkStart w:id="205" w:name="references"/>
     <w:p>
       <w:pPr>
         <w:pStyle w:val="Heading1"/>
@@ -7331,8 +7784,8 @@
         <w:t xml:space="preserve">References</w:t>
       </w:r>
     </w:p>
-    <w:bookmarkStart w:id="169" w:name="refs"/>
-    <w:bookmarkStart w:id="66" w:name="ref-sharma2010"/>
+    <w:bookmarkStart w:id="204" w:name="refs"/>
+    <w:bookmarkStart w:id="67" w:name="ref-sharma2010"/>
     <w:p>
       <w:pPr>
         <w:pStyle w:val="Bibliography"/>
@@ -7362,7 +7815,7 @@
       <w:r>
         <w:t xml:space="preserve"> </w:t>
       </w:r>
-      <w:hyperlink r:id="rId65">
+      <w:hyperlink r:id="rId66">
         <w:r>
           <w:rPr>
             <w:rStyle w:val="Hyperlink"/>
@@ -7397,8 +7850,8 @@
         <w:t xml:space="preserve">, 69–80 (2010).</w:t>
       </w:r>
     </w:p>
-    <w:bookmarkEnd w:id="66"/>
-    <w:bookmarkStart w:id="68" w:name="ref-shaffer2017"/>
+    <w:bookmarkEnd w:id="67"/>
+    <w:bookmarkStart w:id="69" w:name="ref-shaffer2017"/>
     <w:p>
       <w:pPr>
         <w:pStyle w:val="Bibliography"/>
@@ -7428,7 +7881,7 @@
       <w:r>
         <w:t xml:space="preserve"> </w:t>
       </w:r>
-      <w:hyperlink r:id="rId67">
+      <w:hyperlink r:id="rId68">
         <w:r>
           <w:rPr>
             <w:rStyle w:val="Hyperlink"/>
@@ -7463,8 +7916,8 @@
         <w:t xml:space="preserve">, 431–435 (2017).</w:t>
       </w:r>
     </w:p>
-    <w:bookmarkEnd w:id="68"/>
-    <w:bookmarkStart w:id="70" w:name="ref-hata2016"/>
+    <w:bookmarkEnd w:id="69"/>
+    <w:bookmarkStart w:id="71" w:name="ref-hata2016"/>
     <w:p>
       <w:pPr>
         <w:pStyle w:val="Bibliography"/>
@@ -7494,7 +7947,7 @@
       <w:r>
         <w:t xml:space="preserve"> </w:t>
       </w:r>
-      <w:hyperlink r:id="rId69">
+      <w:hyperlink r:id="rId70">
         <w:r>
           <w:rPr>
             <w:rStyle w:val="Hyperlink"/>
@@ -7529,8 +7982,8 @@
         <w:t xml:space="preserve">, 262–269 (2016).</w:t>
       </w:r>
     </w:p>
-    <w:bookmarkEnd w:id="70"/>
-    <w:bookmarkStart w:id="72" w:name="ref-oren2021"/>
+    <w:bookmarkEnd w:id="71"/>
+    <w:bookmarkStart w:id="73" w:name="ref-oren2021"/>
     <w:p>
       <w:pPr>
         <w:pStyle w:val="Bibliography"/>
@@ -7560,7 +8013,7 @@
       <w:r>
         <w:t xml:space="preserve"> </w:t>
       </w:r>
-      <w:hyperlink r:id="rId71">
+      <w:hyperlink r:id="rId72">
         <w:r>
           <w:rPr>
             <w:rStyle w:val="Hyperlink"/>
@@ -7595,8 +8048,8 @@
         <w:t xml:space="preserve">, 576–582 (2021).</w:t>
       </w:r>
     </w:p>
-    <w:bookmarkEnd w:id="72"/>
-    <w:bookmarkStart w:id="74" w:name="ref-franca2024"/>
+    <w:bookmarkEnd w:id="73"/>
+    <w:bookmarkStart w:id="75" w:name="ref-franca2024"/>
     <w:p>
       <w:pPr>
         <w:pStyle w:val="Bibliography"/>
@@ -7626,7 +8079,7 @@
       <w:r>
         <w:t xml:space="preserve"> </w:t>
       </w:r>
-      <w:hyperlink r:id="rId73">
+      <w:hyperlink r:id="rId74">
         <w:r>
           <w:rPr>
             <w:rStyle w:val="Hyperlink"/>
@@ -7661,8 +8114,8 @@
         <w:t xml:space="preserve">, 876–883 (2024).</w:t>
       </w:r>
     </w:p>
-    <w:bookmarkEnd w:id="74"/>
-    <w:bookmarkStart w:id="76" w:name="ref-iyer2025"/>
+    <w:bookmarkEnd w:id="75"/>
+    <w:bookmarkStart w:id="77" w:name="ref-iyer2025"/>
     <w:p>
       <w:pPr>
         <w:pStyle w:val="Bibliography"/>
@@ -7682,7 +8135,7 @@
       <w:r>
         <w:t xml:space="preserve"> </w:t>
       </w:r>
-      <w:hyperlink r:id="rId75">
+      <w:hyperlink r:id="rId76">
         <w:r>
           <w:rPr>
             <w:rStyle w:val="Hyperlink"/>
@@ -7717,8 +8170,8 @@
         <w:t xml:space="preserve">, e1013446 (2025).</w:t>
       </w:r>
     </w:p>
-    <w:bookmarkEnd w:id="76"/>
-    <w:bookmarkStart w:id="78" w:name="ref-lin2025memory"/>
+    <w:bookmarkEnd w:id="77"/>
+    <w:bookmarkStart w:id="79" w:name="ref-lin2025memory"/>
     <w:p>
       <w:pPr>
         <w:pStyle w:val="Bibliography"/>
@@ -7738,7 +8191,7 @@
       <w:r>
         <w:t xml:space="preserve"> </w:t>
       </w:r>
-      <w:hyperlink r:id="rId77">
+      <w:hyperlink r:id="rId78">
         <w:r>
           <w:rPr>
             <w:rStyle w:val="Hyperlink"/>
@@ -7773,8 +8226,8 @@
         <w:t xml:space="preserve">, 101621 (2026).</w:t>
       </w:r>
     </w:p>
-    <w:bookmarkEnd w:id="78"/>
-    <w:bookmarkStart w:id="80" w:name="ref-ghosh2025powerseek"/>
+    <w:bookmarkEnd w:id="79"/>
+    <w:bookmarkStart w:id="81" w:name="ref-ghosh2025powerseek"/>
     <w:p>
       <w:pPr>
         <w:pStyle w:val="Bibliography"/>
@@ -7816,7 +8269,7 @@
       <w:r>
         <w:t xml:space="preserve"> </w:t>
       </w:r>
-      <w:hyperlink r:id="rId79">
+      <w:hyperlink r:id="rId80">
         <w:r>
           <w:rPr>
             <w:rStyle w:val="Hyperlink"/>
@@ -7830,7 +8283,7 @@
       <w:r>
         <w:t xml:space="preserve">(2025) doi:</w:t>
       </w:r>
-      <w:hyperlink r:id="rId79">
+      <w:hyperlink r:id="rId80">
         <w:r>
           <w:rPr>
             <w:rStyle w:val="Hyperlink"/>
@@ -7842,8 +8295,8 @@
         <w:t xml:space="preserve">.</w:t>
       </w:r>
     </w:p>
-    <w:bookmarkEnd w:id="80"/>
-    <w:bookmarkStart w:id="82" w:name="ref-harmange2023"/>
+    <w:bookmarkEnd w:id="81"/>
+    <w:bookmarkStart w:id="83" w:name="ref-harmange2023"/>
     <w:p>
       <w:pPr>
         <w:pStyle w:val="Bibliography"/>
@@ -7873,7 +8326,7 @@
       <w:r>
         <w:t xml:space="preserve"> </w:t>
       </w:r>
-      <w:hyperlink r:id="rId81">
+      <w:hyperlink r:id="rId82">
         <w:r>
           <w:rPr>
             <w:rStyle w:val="Hyperlink"/>
@@ -7908,8 +8361,8 @@
         <w:t xml:space="preserve">, 7130 (2023).</w:t>
       </w:r>
     </w:p>
-    <w:bookmarkEnd w:id="82"/>
-    <w:bookmarkStart w:id="84" w:name="ref-sukys2025"/>
+    <w:bookmarkEnd w:id="83"/>
+    <w:bookmarkStart w:id="85" w:name="ref-sukys2025"/>
     <w:p>
       <w:pPr>
         <w:pStyle w:val="Bibliography"/>
@@ -7929,7 +8382,7 @@
       <w:r>
         <w:t xml:space="preserve"> </w:t>
       </w:r>
-      <w:hyperlink r:id="rId83">
+      <w:hyperlink r:id="rId84">
         <w:r>
           <w:rPr>
             <w:rStyle w:val="Hyperlink"/>
@@ -7988,8 +8441,8 @@
         <w:t xml:space="preserve">, gkaf295 (2025).</w:t>
       </w:r>
     </w:p>
-    <w:bookmarkEnd w:id="84"/>
-    <w:bookmarkStart w:id="86" w:name="ref-zhang2025"/>
+    <w:bookmarkEnd w:id="85"/>
+    <w:bookmarkStart w:id="87" w:name="ref-zhang2025"/>
     <w:p>
       <w:pPr>
         <w:pStyle w:val="Bibliography"/>
@@ -8019,7 +8472,7 @@
       <w:r>
         <w:t xml:space="preserve"> </w:t>
       </w:r>
-      <w:hyperlink r:id="rId85">
+      <w:hyperlink r:id="rId86">
         <w:r>
           <w:rPr>
             <w:rStyle w:val="Hyperlink"/>
@@ -8054,8 +8507,8 @@
         <w:t xml:space="preserve">, e1013014 (2025).</w:t>
       </w:r>
     </w:p>
-    <w:bookmarkEnd w:id="86"/>
-    <w:bookmarkStart w:id="88" w:name="ref-okochi2026scdivide"/>
+    <w:bookmarkEnd w:id="87"/>
+    <w:bookmarkStart w:id="89" w:name="ref-okochi2026scdivide"/>
     <w:p>
       <w:pPr>
         <w:pStyle w:val="Bibliography"/>
@@ -8085,7 +8538,7 @@
       <w:r>
         <w:t xml:space="preserve"> </w:t>
       </w:r>
-      <w:hyperlink r:id="rId87">
+      <w:hyperlink r:id="rId88">
         <w:r>
           <w:rPr>
             <w:rStyle w:val="Hyperlink"/>
@@ -8099,7 +8552,7 @@
       <w:r>
         <w:t xml:space="preserve">(2026) doi:</w:t>
       </w:r>
-      <w:hyperlink r:id="rId87">
+      <w:hyperlink r:id="rId88">
         <w:r>
           <w:rPr>
             <w:rStyle w:val="Hyperlink"/>
@@ -8111,8 +8564,8 @@
         <w:t xml:space="preserve">.</w:t>
       </w:r>
     </w:p>
-    <w:bookmarkEnd w:id="88"/>
-    <w:bookmarkStart w:id="90" w:name="ref-ahlmanneltze2025"/>
+    <w:bookmarkEnd w:id="89"/>
+    <w:bookmarkStart w:id="91" w:name="ref-ahlmanneltze2025"/>
     <w:p>
       <w:pPr>
         <w:pStyle w:val="Bibliography"/>
@@ -8132,7 +8585,7 @@
       <w:r>
         <w:t xml:space="preserve"> </w:t>
       </w:r>
-      <w:hyperlink r:id="rId89">
+      <w:hyperlink r:id="rId90">
         <w:r>
           <w:rPr>
             <w:rStyle w:val="Hyperlink"/>
@@ -8167,8 +8620,8 @@
         <w:t xml:space="preserve">, (2025).</w:t>
       </w:r>
     </w:p>
-    <w:bookmarkEnd w:id="90"/>
-    <w:bookmarkStart w:id="92" w:name="ref-vollenweider2026"/>
+    <w:bookmarkEnd w:id="91"/>
+    <w:bookmarkStart w:id="93" w:name="ref-vollenweider2026"/>
     <w:p>
       <w:pPr>
         <w:pStyle w:val="Bibliography"/>
@@ -8198,7 +8651,7 @@
       <w:r>
         <w:t xml:space="preserve"> </w:t>
       </w:r>
-      <w:hyperlink r:id="rId91">
+      <w:hyperlink r:id="rId92">
         <w:r>
           <w:rPr>
             <w:rStyle w:val="Hyperlink"/>
@@ -8212,7 +8665,7 @@
       <w:r>
         <w:t xml:space="preserve">(2026) doi:</w:t>
       </w:r>
-      <w:hyperlink r:id="rId91">
+      <w:hyperlink r:id="rId92">
         <w:r>
           <w:rPr>
             <w:rStyle w:val="Hyperlink"/>
@@ -8224,8 +8677,8 @@
         <w:t xml:space="preserve">.</w:t>
       </w:r>
     </w:p>
-    <w:bookmarkEnd w:id="92"/>
-    <w:bookmarkStart w:id="94" w:name="ref-dibaeinia2026context"/>
+    <w:bookmarkEnd w:id="93"/>
+    <w:bookmarkStart w:id="95" w:name="ref-dibaeinia2026context"/>
     <w:p>
       <w:pPr>
         <w:pStyle w:val="Bibliography"/>
@@ -8268,7 +8721,7 @@
       <w:r>
         <w:t xml:space="preserve"> </w:t>
       </w:r>
-      <w:hyperlink r:id="rId93">
+      <w:hyperlink r:id="rId94">
         <w:r>
           <w:rPr>
             <w:rStyle w:val="Hyperlink"/>
@@ -8282,7 +8735,7 @@
       <w:r>
         <w:t xml:space="preserve">(2026) doi:</w:t>
       </w:r>
-      <w:hyperlink r:id="rId93">
+      <w:hyperlink r:id="rId94">
         <w:r>
           <w:rPr>
             <w:rStyle w:val="Hyperlink"/>
@@ -8294,8 +8747,8 @@
         <w:t xml:space="preserve">.</w:t>
       </w:r>
     </w:p>
-    <w:bookmarkEnd w:id="94"/>
-    <w:bookmarkStart w:id="96" w:name="ref-bunne2024"/>
+    <w:bookmarkEnd w:id="95"/>
+    <w:bookmarkStart w:id="97" w:name="ref-bunne2024"/>
     <w:p>
       <w:pPr>
         <w:pStyle w:val="Bibliography"/>
@@ -8325,7 +8778,7 @@
       <w:r>
         <w:t xml:space="preserve"> </w:t>
       </w:r>
-      <w:hyperlink r:id="rId95">
+      <w:hyperlink r:id="rId96">
         <w:r>
           <w:rPr>
             <w:rStyle w:val="Hyperlink"/>
@@ -8360,8 +8813,8 @@
         <w:t xml:space="preserve">, 7045–7063 (2024).</w:t>
       </w:r>
     </w:p>
-    <w:bookmarkEnd w:id="96"/>
-    <w:bookmarkStart w:id="98" w:name="ref-dibaeinia2020"/>
+    <w:bookmarkEnd w:id="97"/>
+    <w:bookmarkStart w:id="99" w:name="ref-zappia2017"/>
     <w:p>
       <w:pPr>
         <w:pStyle w:val="Bibliography"/>
@@ -8376,23 +8829,41 @@
         <w:t xml:space="preserve">	</w:t>
       </w:r>
       <w:r>
-        <w:t xml:space="preserve">Dibaeinia, P. &amp; Sinha, S.</w:t>
-      </w:r>
-      <w:r>
-        <w:t xml:space="preserve"> </w:t>
-      </w:r>
-      <w:hyperlink r:id="rId97">
-        <w:r>
-          <w:rPr>
-            <w:rStyle w:val="Hyperlink"/>
-          </w:rPr>
-          <w:t xml:space="preserve">SERGIO</w:t>
-        </w:r>
-        <w:r>
-          <w:rPr>
-            <w:rStyle w:val="Hyperlink"/>
-          </w:rPr>
-          <w:t xml:space="preserve">: A single-cell expression simulator guided by gene regulatory networks</w:t>
+        <w:t xml:space="preserve">Zappia, L., Phipson, B. &amp; Oshlack, A.</w:t>
+      </w:r>
+      <w:r>
+        <w:t xml:space="preserve"> </w:t>
+      </w:r>
+      <w:hyperlink r:id="rId98">
+        <w:r>
+          <w:rPr>
+            <w:rStyle w:val="Hyperlink"/>
+          </w:rPr>
+          <w:t xml:space="preserve">Splatter: Simulation of single-cell</w:t>
+        </w:r>
+        <w:r>
+          <w:rPr>
+            <w:rStyle w:val="Hyperlink"/>
+          </w:rPr>
+          <w:t xml:space="preserve"> </w:t>
+        </w:r>
+        <w:r>
+          <w:rPr>
+            <w:rStyle w:val="Hyperlink"/>
+          </w:rPr>
+          <w:t xml:space="preserve">RNA</w:t>
+        </w:r>
+        <w:r>
+          <w:rPr>
+            <w:rStyle w:val="Hyperlink"/>
+          </w:rPr>
+          <w:t xml:space="preserve"> </w:t>
+        </w:r>
+        <w:r>
+          <w:rPr>
+            <w:rStyle w:val="Hyperlink"/>
+          </w:rPr>
+          <w:t xml:space="preserve">sequencing data</w:t>
         </w:r>
       </w:hyperlink>
       <w:r>
@@ -8406,7 +8877,7 @@
           <w:i/>
           <w:iCs/>
         </w:rPr>
-        <w:t xml:space="preserve">Cell Systems</w:t>
+        <w:t xml:space="preserve">Genome Biology</w:t>
       </w:r>
       <w:r>
         <w:t xml:space="preserve"> </w:t>
@@ -8416,14 +8887,14 @@
           <w:b/>
           <w:bCs/>
         </w:rPr>
-        <w:t xml:space="preserve">11</w:t>
-      </w:r>
-      <w:r>
-        <w:t xml:space="preserve">, 252–271 (2020).</w:t>
-      </w:r>
-    </w:p>
-    <w:bookmarkEnd w:id="98"/>
-    <w:bookmarkStart w:id="100" w:name="ref-cannoodt2021"/>
+        <w:t xml:space="preserve">18</w:t>
+      </w:r>
+      <w:r>
+        <w:t xml:space="preserve">, 174 (2017).</w:t>
+      </w:r>
+    </w:p>
+    <w:bookmarkEnd w:id="99"/>
+    <w:bookmarkStart w:id="101" w:name="ref-zhang2019symsim"/>
     <w:p>
       <w:pPr>
         <w:pStyle w:val="Bibliography"/>
@@ -8438,17 +8909,41 @@
         <w:t xml:space="preserve">	</w:t>
       </w:r>
       <w:r>
-        <w:t xml:space="preserve">Cannoodt, R., Saelens, W., Deconinck, L. &amp; Saeys, Y.</w:t>
-      </w:r>
-      <w:r>
-        <w:t xml:space="preserve"> </w:t>
-      </w:r>
-      <w:hyperlink r:id="rId99">
-        <w:r>
-          <w:rPr>
-            <w:rStyle w:val="Hyperlink"/>
-          </w:rPr>
-          <w:t xml:space="preserve">Spearheading future omics analyses using dyngen, a multi-modal simulator of single cells</w:t>
+        <w:t xml:space="preserve">Zhang, X., Xu, C. &amp; Yosef, N.</w:t>
+      </w:r>
+      <w:r>
+        <w:t xml:space="preserve"> </w:t>
+      </w:r>
+      <w:hyperlink r:id="rId100">
+        <w:r>
+          <w:rPr>
+            <w:rStyle w:val="Hyperlink"/>
+          </w:rPr>
+          <w:t xml:space="preserve">Simulating multiple faceted variability in single cell</w:t>
+        </w:r>
+        <w:r>
+          <w:rPr>
+            <w:rStyle w:val="Hyperlink"/>
+          </w:rPr>
+          <w:t xml:space="preserve"> </w:t>
+        </w:r>
+        <w:r>
+          <w:rPr>
+            <w:rStyle w:val="Hyperlink"/>
+          </w:rPr>
+          <w:t xml:space="preserve">RNA</w:t>
+        </w:r>
+        <w:r>
+          <w:rPr>
+            <w:rStyle w:val="Hyperlink"/>
+          </w:rPr>
+          <w:t xml:space="preserve"> </w:t>
+        </w:r>
+        <w:r>
+          <w:rPr>
+            <w:rStyle w:val="Hyperlink"/>
+          </w:rPr>
+          <w:t xml:space="preserve">sequencing</w:t>
         </w:r>
       </w:hyperlink>
       <w:r>
@@ -8472,14 +8967,14 @@
           <w:b/>
           <w:bCs/>
         </w:rPr>
-        <w:t xml:space="preserve">12</w:t>
-      </w:r>
-      <w:r>
-        <w:t xml:space="preserve">, 3942 (2021).</w:t>
-      </w:r>
-    </w:p>
-    <w:bookmarkEnd w:id="100"/>
-    <w:bookmarkStart w:id="102" w:name="ref-li2025scmultisim"/>
+        <w:t xml:space="preserve">10</w:t>
+      </w:r>
+      <w:r>
+        <w:t xml:space="preserve">, 2611 (2019).</w:t>
+      </w:r>
+    </w:p>
+    <w:bookmarkEnd w:id="101"/>
+    <w:bookmarkStart w:id="103" w:name="ref-song2024scdesign3"/>
     <w:p>
       <w:pPr>
         <w:pStyle w:val="Bibliography"/>
@@ -8494,16 +8989,7 @@
         <w:t xml:space="preserve">	</w:t>
       </w:r>
       <w:r>
-        <w:t xml:space="preserve">Li, H., Zhang, Z., Squires, M., Chen, X. &amp; Zhang, X.</w:t>
-      </w:r>
-      <w:r>
-        <w:t xml:space="preserve"> </w:t>
-      </w:r>
-      <w:r>
-        <w:t xml:space="preserve">scMultiSim</w:t>
-      </w:r>
-      <w:r>
-        <w:t xml:space="preserve">: Simulation of single-cell multi-omics and spatial data guided by gene regulatory networks and cell–cell interactions.</w:t>
+        <w:t xml:space="preserve">Song, D.</w:t>
       </w:r>
       <w:r>
         <w:t xml:space="preserve"> </w:t>
@@ -8513,70 +8999,17 @@
           <w:i/>
           <w:iCs/>
         </w:rPr>
-        <w:t xml:space="preserve">Nature Methods</w:t>
-      </w:r>
-      <w:r>
-        <w:t xml:space="preserve"> </w:t>
-      </w:r>
-      <w:hyperlink r:id="rId101">
-        <w:r>
-          <w:rPr>
-            <w:rStyle w:val="Hyperlink"/>
-          </w:rPr>
-          <w:t xml:space="preserve">https://doi.org/10.1038/s41592-025-02651-0</w:t>
-        </w:r>
-      </w:hyperlink>
-      <w:r>
-        <w:t xml:space="preserve"> </w:t>
-      </w:r>
-      <w:r>
-        <w:t xml:space="preserve">(2025) doi:</w:t>
-      </w:r>
-      <w:hyperlink r:id="rId101">
-        <w:r>
-          <w:rPr>
-            <w:rStyle w:val="Hyperlink"/>
-          </w:rPr>
-          <w:t xml:space="preserve">10.1038/s41592-025-02651-0</w:t>
-        </w:r>
-      </w:hyperlink>
-      <w:r>
-        <w:t xml:space="preserve">.</w:t>
-      </w:r>
-    </w:p>
-    <w:bookmarkEnd w:id="102"/>
-    <w:bookmarkStart w:id="104" w:name="ref-zinati2024groundgan"/>
-    <w:p>
-      <w:pPr>
-        <w:pStyle w:val="Bibliography"/>
-      </w:pPr>
-      <w:r>
-        <w:t xml:space="preserve">20.</w:t>
-      </w:r>
-      <w:r>
-        <w:t xml:space="preserve"> </w:t>
-      </w:r>
-      <w:r>
-        <w:t xml:space="preserve">	</w:t>
-      </w:r>
-      <w:r>
-        <w:t xml:space="preserve">Zinati, Y., Takiddeen, A. &amp; Emad, A.</w:t>
-      </w:r>
-      <w:r>
-        <w:t xml:space="preserve"> </w:t>
-      </w:r>
-      <w:hyperlink r:id="rId103">
-        <w:r>
-          <w:rPr>
-            <w:rStyle w:val="Hyperlink"/>
-          </w:rPr>
-          <w:t xml:space="preserve">GRouNdGAN</w:t>
-        </w:r>
-        <w:r>
-          <w:rPr>
-            <w:rStyle w:val="Hyperlink"/>
-          </w:rPr>
-          <w:t xml:space="preserve">:</w:t>
+        <w:t xml:space="preserve">et al.</w:t>
+      </w:r>
+      <w:r>
+        <w:t xml:space="preserve"> </w:t>
+      </w:r>
+      <w:hyperlink r:id="rId102">
+        <w:r>
+          <w:rPr>
+            <w:rStyle w:val="Hyperlink"/>
+          </w:rPr>
+          <w:t xml:space="preserve">scDesign3</w:t>
         </w:r>
         <w:r>
           <w:rPr>
@@ -8588,37 +9021,7 @@
           <w:rPr>
             <w:rStyle w:val="Hyperlink"/>
           </w:rPr>
-          <w:t xml:space="preserve">GRN</w:t>
-        </w:r>
-        <w:r>
-          <w:rPr>
-            <w:rStyle w:val="Hyperlink"/>
-          </w:rPr>
-          <w:t xml:space="preserve">-guided simulation of single-cell</w:t>
-        </w:r>
-        <w:r>
-          <w:rPr>
-            <w:rStyle w:val="Hyperlink"/>
-          </w:rPr>
-          <w:t xml:space="preserve"> </w:t>
-        </w:r>
-        <w:r>
-          <w:rPr>
-            <w:rStyle w:val="Hyperlink"/>
-          </w:rPr>
-          <w:t xml:space="preserve">RNA-seq</w:t>
-        </w:r>
-        <w:r>
-          <w:rPr>
-            <w:rStyle w:val="Hyperlink"/>
-          </w:rPr>
-          <w:t xml:space="preserve"> </w:t>
-        </w:r>
-        <w:r>
-          <w:rPr>
-            <w:rStyle w:val="Hyperlink"/>
-          </w:rPr>
-          <w:t xml:space="preserve">data using causal generative adversarial networks</w:t>
+          <w:t xml:space="preserve">generates realistic in silico data for multimodal single-cell and spatial omics</w:t>
         </w:r>
       </w:hyperlink>
       <w:r>
@@ -8632,7 +9035,7 @@
           <w:i/>
           <w:iCs/>
         </w:rPr>
-        <w:t xml:space="preserve">Nature Communications</w:t>
+        <w:t xml:space="preserve">Nature Biotechnology</w:t>
       </w:r>
       <w:r>
         <w:t xml:space="preserve"> </w:t>
@@ -8642,20 +9045,20 @@
           <w:b/>
           <w:bCs/>
         </w:rPr>
-        <w:t xml:space="preserve">15</w:t>
-      </w:r>
-      <w:r>
-        <w:t xml:space="preserve">, 4055 (2024).</w:t>
-      </w:r>
-    </w:p>
-    <w:bookmarkEnd w:id="104"/>
-    <w:bookmarkStart w:id="106" w:name="ref-pan2022tedsim"/>
+        <w:t xml:space="preserve">42</w:t>
+      </w:r>
+      <w:r>
+        <w:t xml:space="preserve">, 247–252 (2024).</w:t>
+      </w:r>
+    </w:p>
+    <w:bookmarkEnd w:id="103"/>
+    <w:bookmarkStart w:id="105" w:name="ref-dibaeinia2020"/>
     <w:p>
       <w:pPr>
         <w:pStyle w:val="Bibliography"/>
       </w:pPr>
       <w:r>
-        <w:t xml:space="preserve">21.</w:t>
+        <w:t xml:space="preserve">20.</w:t>
       </w:r>
       <w:r>
         <w:t xml:space="preserve"> </w:t>
@@ -8664,47 +9067,23 @@
         <w:t xml:space="preserve">	</w:t>
       </w:r>
       <w:r>
-        <w:t xml:space="preserve">Pan, X., Li, H. &amp; Zhang, X.</w:t>
-      </w:r>
-      <w:r>
-        <w:t xml:space="preserve"> </w:t>
-      </w:r>
-      <w:hyperlink r:id="rId105">
-        <w:r>
-          <w:rPr>
-            <w:rStyle w:val="Hyperlink"/>
-          </w:rPr>
-          <w:t xml:space="preserve">TedSim</w:t>
-        </w:r>
-        <w:r>
-          <w:rPr>
-            <w:rStyle w:val="Hyperlink"/>
-          </w:rPr>
-          <w:t xml:space="preserve">: Temporal dynamics simulation of single-cell</w:t>
-        </w:r>
-        <w:r>
-          <w:rPr>
-            <w:rStyle w:val="Hyperlink"/>
-          </w:rPr>
-          <w:t xml:space="preserve"> </w:t>
-        </w:r>
-        <w:r>
-          <w:rPr>
-            <w:rStyle w:val="Hyperlink"/>
-          </w:rPr>
-          <w:t xml:space="preserve">RNA</w:t>
-        </w:r>
-        <w:r>
-          <w:rPr>
-            <w:rStyle w:val="Hyperlink"/>
-          </w:rPr>
-          <w:t xml:space="preserve"> </w:t>
-        </w:r>
-        <w:r>
-          <w:rPr>
-            <w:rStyle w:val="Hyperlink"/>
-          </w:rPr>
-          <w:t xml:space="preserve">sequencing data and cell division history</w:t>
+        <w:t xml:space="preserve">Dibaeinia, P. &amp; Sinha, S.</w:t>
+      </w:r>
+      <w:r>
+        <w:t xml:space="preserve"> </w:t>
+      </w:r>
+      <w:hyperlink r:id="rId104">
+        <w:r>
+          <w:rPr>
+            <w:rStyle w:val="Hyperlink"/>
+          </w:rPr>
+          <w:t xml:space="preserve">SERGIO</w:t>
+        </w:r>
+        <w:r>
+          <w:rPr>
+            <w:rStyle w:val="Hyperlink"/>
+          </w:rPr>
+          <w:t xml:space="preserve">: A single-cell expression simulator guided by gene regulatory networks</w:t>
         </w:r>
       </w:hyperlink>
       <w:r>
@@ -8718,7 +9097,7 @@
           <w:i/>
           <w:iCs/>
         </w:rPr>
-        <w:t xml:space="preserve">Nucleic Acids Research</w:t>
+        <w:t xml:space="preserve">Cell Systems</w:t>
       </w:r>
       <w:r>
         <w:t xml:space="preserve"> </w:t>
@@ -8728,20 +9107,20 @@
           <w:b/>
           <w:bCs/>
         </w:rPr>
-        <w:t xml:space="preserve">50</w:t>
-      </w:r>
-      <w:r>
-        <w:t xml:space="preserve">, 4272–4288 (2022).</w:t>
-      </w:r>
-    </w:p>
-    <w:bookmarkEnd w:id="106"/>
-    <w:bookmarkStart w:id="108" w:name="ref-pratapa2020"/>
+        <w:t xml:space="preserve">11</w:t>
+      </w:r>
+      <w:r>
+        <w:t xml:space="preserve">, 252–271 (2020).</w:t>
+      </w:r>
+    </w:p>
+    <w:bookmarkEnd w:id="105"/>
+    <w:bookmarkStart w:id="107" w:name="ref-cannoodt2021"/>
     <w:p>
       <w:pPr>
         <w:pStyle w:val="Bibliography"/>
       </w:pPr>
       <w:r>
-        <w:t xml:space="preserve">22.</w:t>
+        <w:t xml:space="preserve">21.</w:t>
       </w:r>
       <w:r>
         <w:t xml:space="preserve"> </w:t>
@@ -8750,17 +9129,17 @@
         <w:t xml:space="preserve">	</w:t>
       </w:r>
       <w:r>
-        <w:t xml:space="preserve">Pratapa, A., Jalihal, A. P., Law, J. N., Bharadwaj, A. &amp; Murali, T. M.</w:t>
-      </w:r>
-      <w:r>
-        <w:t xml:space="preserve"> </w:t>
-      </w:r>
-      <w:hyperlink r:id="rId107">
-        <w:r>
-          <w:rPr>
-            <w:rStyle w:val="Hyperlink"/>
-          </w:rPr>
-          <w:t xml:space="preserve">Benchmarking algorithms for gene regulatory network inference from single-cell transcriptomic data</w:t>
+        <w:t xml:space="preserve">Cannoodt, R., Saelens, W., Deconinck, L. &amp; Saeys, Y.</w:t>
+      </w:r>
+      <w:r>
+        <w:t xml:space="preserve"> </w:t>
+      </w:r>
+      <w:hyperlink r:id="rId106">
+        <w:r>
+          <w:rPr>
+            <w:rStyle w:val="Hyperlink"/>
+          </w:rPr>
+          <w:t xml:space="preserve">Spearheading future omics analyses using dyngen, a multi-modal simulator of single cells</w:t>
         </w:r>
       </w:hyperlink>
       <w:r>
@@ -8774,7 +9153,7 @@
           <w:i/>
           <w:iCs/>
         </w:rPr>
-        <w:t xml:space="preserve">Nature Methods</w:t>
+        <w:t xml:space="preserve">Nature Communications</w:t>
       </w:r>
       <w:r>
         <w:t xml:space="preserve"> </w:t>
@@ -8784,20 +9163,20 @@
           <w:b/>
           <w:bCs/>
         </w:rPr>
-        <w:t xml:space="preserve">17</w:t>
-      </w:r>
-      <w:r>
-        <w:t xml:space="preserve">, 147–154 (2020).</w:t>
-      </w:r>
-    </w:p>
-    <w:bookmarkEnd w:id="108"/>
-    <w:bookmarkStart w:id="110" w:name="ref-bertaux2018"/>
+        <w:t xml:space="preserve">12</w:t>
+      </w:r>
+      <w:r>
+        <w:t xml:space="preserve">, 3942 (2021).</w:t>
+      </w:r>
+    </w:p>
+    <w:bookmarkEnd w:id="107"/>
+    <w:bookmarkStart w:id="109" w:name="ref-li2025scmultisim"/>
     <w:p>
       <w:pPr>
         <w:pStyle w:val="Bibliography"/>
       </w:pPr>
       <w:r>
-        <w:t xml:space="preserve">23.</w:t>
+        <w:t xml:space="preserve">22.</w:t>
       </w:r>
       <w:r>
         <w:t xml:space="preserve"> </w:t>
@@ -8806,21 +9185,16 @@
         <w:t xml:space="preserve">	</w:t>
       </w:r>
       <w:r>
-        <w:t xml:space="preserve">Bertaux, F., Marguerat, S. &amp; Shahrezaei, V.</w:t>
-      </w:r>
-      <w:r>
-        <w:t xml:space="preserve"> </w:t>
-      </w:r>
-      <w:hyperlink r:id="rId109">
-        <w:r>
-          <w:rPr>
-            <w:rStyle w:val="Hyperlink"/>
-          </w:rPr>
-          <w:t xml:space="preserve">Division rate, cell size and proteome allocation: Impact on gene expression noise and implications for the dynamics of genetic circuits</w:t>
-        </w:r>
-      </w:hyperlink>
-      <w:r>
-        <w:t xml:space="preserve">.</w:t>
+        <w:t xml:space="preserve">Li, H., Zhang, Z., Squires, M., Chen, X. &amp; Zhang, X.</w:t>
+      </w:r>
+      <w:r>
+        <w:t xml:space="preserve"> </w:t>
+      </w:r>
+      <w:r>
+        <w:t xml:space="preserve">scMultiSim</w:t>
+      </w:r>
+      <w:r>
+        <w:t xml:space="preserve">: Simulation of single-cell multi-omics and spatial data guided by gene regulatory networks and cell–cell interactions.</w:t>
       </w:r>
       <w:r>
         <w:t xml:space="preserve"> </w:t>
@@ -8830,7 +9204,126 @@
           <w:i/>
           <w:iCs/>
         </w:rPr>
-        <w:t xml:space="preserve">Royal Society Open Science</w:t>
+        <w:t xml:space="preserve">Nature Methods</w:t>
+      </w:r>
+      <w:r>
+        <w:t xml:space="preserve"> </w:t>
+      </w:r>
+      <w:hyperlink r:id="rId108">
+        <w:r>
+          <w:rPr>
+            <w:rStyle w:val="Hyperlink"/>
+          </w:rPr>
+          <w:t xml:space="preserve">https://doi.org/10.1038/s41592-025-02651-0</w:t>
+        </w:r>
+      </w:hyperlink>
+      <w:r>
+        <w:t xml:space="preserve"> </w:t>
+      </w:r>
+      <w:r>
+        <w:t xml:space="preserve">(2025) doi:</w:t>
+      </w:r>
+      <w:hyperlink r:id="rId108">
+        <w:r>
+          <w:rPr>
+            <w:rStyle w:val="Hyperlink"/>
+          </w:rPr>
+          <w:t xml:space="preserve">10.1038/s41592-025-02651-0</w:t>
+        </w:r>
+      </w:hyperlink>
+      <w:r>
+        <w:t xml:space="preserve">.</w:t>
+      </w:r>
+    </w:p>
+    <w:bookmarkEnd w:id="109"/>
+    <w:bookmarkStart w:id="111" w:name="ref-zinati2024groundgan"/>
+    <w:p>
+      <w:pPr>
+        <w:pStyle w:val="Bibliography"/>
+      </w:pPr>
+      <w:r>
+        <w:t xml:space="preserve">23.</w:t>
+      </w:r>
+      <w:r>
+        <w:t xml:space="preserve"> </w:t>
+      </w:r>
+      <w:r>
+        <w:t xml:space="preserve">	</w:t>
+      </w:r>
+      <w:r>
+        <w:t xml:space="preserve">Zinati, Y., Takiddeen, A. &amp; Emad, A.</w:t>
+      </w:r>
+      <w:r>
+        <w:t xml:space="preserve"> </w:t>
+      </w:r>
+      <w:hyperlink r:id="rId110">
+        <w:r>
+          <w:rPr>
+            <w:rStyle w:val="Hyperlink"/>
+          </w:rPr>
+          <w:t xml:space="preserve">GRouNdGAN</w:t>
+        </w:r>
+        <w:r>
+          <w:rPr>
+            <w:rStyle w:val="Hyperlink"/>
+          </w:rPr>
+          <w:t xml:space="preserve">:</w:t>
+        </w:r>
+        <w:r>
+          <w:rPr>
+            <w:rStyle w:val="Hyperlink"/>
+          </w:rPr>
+          <w:t xml:space="preserve"> </w:t>
+        </w:r>
+        <w:r>
+          <w:rPr>
+            <w:rStyle w:val="Hyperlink"/>
+          </w:rPr>
+          <w:t xml:space="preserve">GRN</w:t>
+        </w:r>
+        <w:r>
+          <w:rPr>
+            <w:rStyle w:val="Hyperlink"/>
+          </w:rPr>
+          <w:t xml:space="preserve">-guided simulation of single-cell</w:t>
+        </w:r>
+        <w:r>
+          <w:rPr>
+            <w:rStyle w:val="Hyperlink"/>
+          </w:rPr>
+          <w:t xml:space="preserve"> </w:t>
+        </w:r>
+        <w:r>
+          <w:rPr>
+            <w:rStyle w:val="Hyperlink"/>
+          </w:rPr>
+          <w:t xml:space="preserve">RNA-seq</w:t>
+        </w:r>
+        <w:r>
+          <w:rPr>
+            <w:rStyle w:val="Hyperlink"/>
+          </w:rPr>
+          <w:t xml:space="preserve"> </w:t>
+        </w:r>
+        <w:r>
+          <w:rPr>
+            <w:rStyle w:val="Hyperlink"/>
+          </w:rPr>
+          <w:t xml:space="preserve">data using causal generative adversarial networks</w:t>
+        </w:r>
+      </w:hyperlink>
+      <w:r>
+        <w:t xml:space="preserve">.</w:t>
+      </w:r>
+      <w:r>
+        <w:t xml:space="preserve"> </w:t>
+      </w:r>
+      <w:r>
+        <w:rPr>
+          <w:i/>
+          <w:iCs/>
+        </w:rPr>
+        <w:t xml:space="preserve">Nature Communications</w:t>
       </w:r>
       <w:r>
         <w:t xml:space="preserve"> </w:t>
@@ -8840,14 +9333,14 @@
           <w:b/>
           <w:bCs/>
         </w:rPr>
-        <w:t xml:space="preserve">5</w:t>
-      </w:r>
-      <w:r>
-        <w:t xml:space="preserve">, 172234 (2018).</w:t>
-      </w:r>
-    </w:p>
-    <w:bookmarkEnd w:id="110"/>
-    <w:bookmarkStart w:id="112" w:name="ref-piho2025abm"/>
+        <w:t xml:space="preserve">15</w:t>
+      </w:r>
+      <w:r>
+        <w:t xml:space="preserve">, 4055 (2024).</w:t>
+      </w:r>
+    </w:p>
+    <w:bookmarkEnd w:id="111"/>
+    <w:bookmarkStart w:id="113" w:name="ref-pan2022tedsim"/>
     <w:p>
       <w:pPr>
         <w:pStyle w:val="Bibliography"/>
@@ -8862,23 +9355,47 @@
         <w:t xml:space="preserve">	</w:t>
       </w:r>
       <w:r>
-        <w:t xml:space="preserve">Piho, P. &amp; Thomas, P.</w:t>
-      </w:r>
-      <w:r>
-        <w:t xml:space="preserve"> </w:t>
-      </w:r>
-      <w:hyperlink r:id="rId111">
-        <w:r>
-          <w:rPr>
-            <w:rStyle w:val="Hyperlink"/>
-          </w:rPr>
-          <w:t xml:space="preserve">AgentBasedModeling.jl</w:t>
-        </w:r>
-        <w:r>
-          <w:rPr>
-            <w:rStyle w:val="Hyperlink"/>
-          </w:rPr>
-          <w:t xml:space="preserve">: A tool for stochastic simulation of structured population dynamics</w:t>
+        <w:t xml:space="preserve">Pan, X., Li, H. &amp; Zhang, X.</w:t>
+      </w:r>
+      <w:r>
+        <w:t xml:space="preserve"> </w:t>
+      </w:r>
+      <w:hyperlink r:id="rId112">
+        <w:r>
+          <w:rPr>
+            <w:rStyle w:val="Hyperlink"/>
+          </w:rPr>
+          <w:t xml:space="preserve">TedSim</w:t>
+        </w:r>
+        <w:r>
+          <w:rPr>
+            <w:rStyle w:val="Hyperlink"/>
+          </w:rPr>
+          <w:t xml:space="preserve">: Temporal dynamics simulation of single-cell</w:t>
+        </w:r>
+        <w:r>
+          <w:rPr>
+            <w:rStyle w:val="Hyperlink"/>
+          </w:rPr>
+          <w:t xml:space="preserve"> </w:t>
+        </w:r>
+        <w:r>
+          <w:rPr>
+            <w:rStyle w:val="Hyperlink"/>
+          </w:rPr>
+          <w:t xml:space="preserve">RNA</w:t>
+        </w:r>
+        <w:r>
+          <w:rPr>
+            <w:rStyle w:val="Hyperlink"/>
+          </w:rPr>
+          <w:t xml:space="preserve"> </w:t>
+        </w:r>
+        <w:r>
+          <w:rPr>
+            <w:rStyle w:val="Hyperlink"/>
+          </w:rPr>
+          <w:t xml:space="preserve">sequencing data and cell division history</w:t>
         </w:r>
       </w:hyperlink>
       <w:r>
@@ -8892,7 +9409,7 @@
           <w:i/>
           <w:iCs/>
         </w:rPr>
-        <w:t xml:space="preserve">PLoS Computational Biology</w:t>
+        <w:t xml:space="preserve">Nucleic Acids Research</w:t>
       </w:r>
       <w:r>
         <w:t xml:space="preserve"> </w:t>
@@ -8902,14 +9419,14 @@
           <w:b/>
           <w:bCs/>
         </w:rPr>
-        <w:t xml:space="preserve">22</w:t>
-      </w:r>
-      <w:r>
-        <w:t xml:space="preserve">, e1014366 (2026).</w:t>
-      </w:r>
-    </w:p>
-    <w:bookmarkEnd w:id="112"/>
-    <w:bookmarkStart w:id="114" w:name="ref-lasri2022"/>
+        <w:t xml:space="preserve">50</w:t>
+      </w:r>
+      <w:r>
+        <w:t xml:space="preserve">, 4272–4288 (2022).</w:t>
+      </w:r>
+    </w:p>
+    <w:bookmarkEnd w:id="113"/>
+    <w:bookmarkStart w:id="115" w:name="ref-jones2020cassiopeia"/>
     <w:p>
       <w:pPr>
         <w:pStyle w:val="Bibliography"/>
@@ -8924,45 +9441,7 @@
         <w:t xml:space="preserve">	</w:t>
       </w:r>
       <w:r>
-        <w:t xml:space="preserve">Lasri, A., Shahrezaei, V. &amp; Sturrock, M.</w:t>
-      </w:r>
-      <w:r>
-        <w:t xml:space="preserve"> </w:t>
-      </w:r>
-      <w:hyperlink r:id="rId113">
-        <w:r>
-          <w:rPr>
-            <w:rStyle w:val="Hyperlink"/>
-          </w:rPr>
-          <w:t xml:space="preserve">Benchmarking imputation methods for network inference using a novel method of synthetic</w:t>
-        </w:r>
-        <w:r>
-          <w:rPr>
-            <w:rStyle w:val="Hyperlink"/>
-          </w:rPr>
-          <w:t xml:space="preserve"> </w:t>
-        </w:r>
-        <w:r>
-          <w:rPr>
-            <w:rStyle w:val="Hyperlink"/>
-          </w:rPr>
-          <w:t xml:space="preserve">scRNA-seq</w:t>
-        </w:r>
-        <w:r>
-          <w:rPr>
-            <w:rStyle w:val="Hyperlink"/>
-          </w:rPr>
-          <w:t xml:space="preserve"> </w:t>
-        </w:r>
-        <w:r>
-          <w:rPr>
-            <w:rStyle w:val="Hyperlink"/>
-          </w:rPr>
-          <w:t xml:space="preserve">data generation</w:t>
-        </w:r>
-      </w:hyperlink>
-      <w:r>
-        <w:t xml:space="preserve">.</w:t>
+        <w:t xml:space="preserve">Jones, M. G.</w:t>
       </w:r>
       <w:r>
         <w:t xml:space="preserve"> </w:t>
@@ -8972,7 +9451,43 @@
           <w:i/>
           <w:iCs/>
         </w:rPr>
-        <w:t xml:space="preserve">BMC Bioinformatics</w:t>
+        <w:t xml:space="preserve">et al.</w:t>
+      </w:r>
+      <w:r>
+        <w:t xml:space="preserve"> </w:t>
+      </w:r>
+      <w:hyperlink r:id="rId114">
+        <w:r>
+          <w:rPr>
+            <w:rStyle w:val="Hyperlink"/>
+          </w:rPr>
+          <w:t xml:space="preserve">Inference of single-cell phylogenies from lineage tracing data using</w:t>
+        </w:r>
+        <w:r>
+          <w:rPr>
+            <w:rStyle w:val="Hyperlink"/>
+          </w:rPr>
+          <w:t xml:space="preserve"> </w:t>
+        </w:r>
+        <w:r>
+          <w:rPr>
+            <w:rStyle w:val="Hyperlink"/>
+          </w:rPr>
+          <w:t xml:space="preserve">Cassiopeia</w:t>
+        </w:r>
+      </w:hyperlink>
+      <w:r>
+        <w:t xml:space="preserve">.</w:t>
+      </w:r>
+      <w:r>
+        <w:t xml:space="preserve"> </w:t>
+      </w:r>
+      <w:r>
+        <w:rPr>
+          <w:i/>
+          <w:iCs/>
+        </w:rPr>
+        <w:t xml:space="preserve">Genome Biology</w:t>
       </w:r>
       <w:r>
         <w:t xml:space="preserve"> </w:t>
@@ -8982,14 +9497,14 @@
           <w:b/>
           <w:bCs/>
         </w:rPr>
-        <w:t xml:space="preserve">23</w:t>
-      </w:r>
-      <w:r>
-        <w:t xml:space="preserve">, 236 (2022).</w:t>
-      </w:r>
-    </w:p>
-    <w:bookmarkEnd w:id="114"/>
-    <w:bookmarkStart w:id="116" w:name="ref-jones2020cassiopeia"/>
+        <w:t xml:space="preserve">21</w:t>
+      </w:r>
+      <w:r>
+        <w:t xml:space="preserve">, 92 (2020).</w:t>
+      </w:r>
+    </w:p>
+    <w:bookmarkEnd w:id="115"/>
+    <w:bookmarkStart w:id="117" w:name="ref-pratapa2020"/>
     <w:p>
       <w:pPr>
         <w:pStyle w:val="Bibliography"/>
@@ -9004,7 +9519,21 @@
         <w:t xml:space="preserve">	</w:t>
       </w:r>
       <w:r>
-        <w:t xml:space="preserve">Jones, M. G.</w:t>
+        <w:t xml:space="preserve">Pratapa, A., Jalihal, A. P., Law, J. N., Bharadwaj, A. &amp; Murali, T. M.</w:t>
+      </w:r>
+      <w:r>
+        <w:t xml:space="preserve"> </w:t>
+      </w:r>
+      <w:hyperlink r:id="rId116">
+        <w:r>
+          <w:rPr>
+            <w:rStyle w:val="Hyperlink"/>
+          </w:rPr>
+          <w:t xml:space="preserve">Benchmarking algorithms for gene regulatory network inference from single-cell transcriptomic data</w:t>
+        </w:r>
+      </w:hyperlink>
+      <w:r>
+        <w:t xml:space="preserve">.</w:t>
       </w:r>
       <w:r>
         <w:t xml:space="preserve"> </w:t>
@@ -9014,29 +9543,49 @@
           <w:i/>
           <w:iCs/>
         </w:rPr>
-        <w:t xml:space="preserve">et al.</w:t>
-      </w:r>
-      <w:r>
-        <w:t xml:space="preserve"> </w:t>
-      </w:r>
-      <w:hyperlink r:id="rId115">
-        <w:r>
-          <w:rPr>
-            <w:rStyle w:val="Hyperlink"/>
-          </w:rPr>
-          <w:t xml:space="preserve">Inference of single-cell phylogenies from lineage tracing data using</w:t>
-        </w:r>
-        <w:r>
-          <w:rPr>
-            <w:rStyle w:val="Hyperlink"/>
-          </w:rPr>
-          <w:t xml:space="preserve"> </w:t>
-        </w:r>
-        <w:r>
-          <w:rPr>
-            <w:rStyle w:val="Hyperlink"/>
-          </w:rPr>
-          <w:t xml:space="preserve">Cassiopeia</w:t>
+        <w:t xml:space="preserve">Nature Methods</w:t>
+      </w:r>
+      <w:r>
+        <w:t xml:space="preserve"> </w:t>
+      </w:r>
+      <w:r>
+        <w:rPr>
+          <w:b/>
+          <w:bCs/>
+        </w:rPr>
+        <w:t xml:space="preserve">17</w:t>
+      </w:r>
+      <w:r>
+        <w:t xml:space="preserve">, 147–154 (2020).</w:t>
+      </w:r>
+    </w:p>
+    <w:bookmarkEnd w:id="117"/>
+    <w:bookmarkStart w:id="119" w:name="ref-bertaux2018"/>
+    <w:p>
+      <w:pPr>
+        <w:pStyle w:val="Bibliography"/>
+      </w:pPr>
+      <w:r>
+        <w:t xml:space="preserve">27.</w:t>
+      </w:r>
+      <w:r>
+        <w:t xml:space="preserve"> </w:t>
+      </w:r>
+      <w:r>
+        <w:t xml:space="preserve">	</w:t>
+      </w:r>
+      <w:r>
+        <w:t xml:space="preserve">Bertaux, F., Marguerat, S. &amp; Shahrezaei, V.</w:t>
+      </w:r>
+      <w:r>
+        <w:t xml:space="preserve"> </w:t>
+      </w:r>
+      <w:hyperlink r:id="rId118">
+        <w:r>
+          <w:rPr>
+            <w:rStyle w:val="Hyperlink"/>
+          </w:rPr>
+          <w:t xml:space="preserve">Division rate, cell size and proteome allocation: Impact on gene expression noise and implications for the dynamics of genetic circuits</w:t>
         </w:r>
       </w:hyperlink>
       <w:r>
@@ -9050,7 +9599,7 @@
           <w:i/>
           <w:iCs/>
         </w:rPr>
-        <w:t xml:space="preserve">Genome Biology</w:t>
+        <w:t xml:space="preserve">Royal Society Open Science</w:t>
       </w:r>
       <w:r>
         <w:t xml:space="preserve"> </w:t>
@@ -9060,20 +9609,20 @@
           <w:b/>
           <w:bCs/>
         </w:rPr>
-        <w:t xml:space="preserve">21</w:t>
-      </w:r>
-      <w:r>
-        <w:t xml:space="preserve">, 92 (2020).</w:t>
-      </w:r>
-    </w:p>
-    <w:bookmarkEnd w:id="116"/>
-    <w:bookmarkStart w:id="118" w:name="ref-peccoud1995"/>
+        <w:t xml:space="preserve">5</w:t>
+      </w:r>
+      <w:r>
+        <w:t xml:space="preserve">, 172234 (2018).</w:t>
+      </w:r>
+    </w:p>
+    <w:bookmarkEnd w:id="119"/>
+    <w:bookmarkStart w:id="121" w:name="ref-piho2025abm"/>
     <w:p>
       <w:pPr>
         <w:pStyle w:val="Bibliography"/>
       </w:pPr>
       <w:r>
-        <w:t xml:space="preserve">27.</w:t>
+        <w:t xml:space="preserve">28.</w:t>
       </w:r>
       <w:r>
         <w:t xml:space="preserve"> </w:t>
@@ -9082,17 +9631,23 @@
         <w:t xml:space="preserve">	</w:t>
       </w:r>
       <w:r>
-        <w:t xml:space="preserve">Peccoud, J. &amp; Ycart, B.</w:t>
-      </w:r>
-      <w:r>
-        <w:t xml:space="preserve"> </w:t>
-      </w:r>
-      <w:hyperlink r:id="rId117">
-        <w:r>
-          <w:rPr>
-            <w:rStyle w:val="Hyperlink"/>
-          </w:rPr>
-          <w:t xml:space="preserve">Markovian modeling of gene-product synthesis</w:t>
+        <w:t xml:space="preserve">Piho, P. &amp; Thomas, P.</w:t>
+      </w:r>
+      <w:r>
+        <w:t xml:space="preserve"> </w:t>
+      </w:r>
+      <w:hyperlink r:id="rId120">
+        <w:r>
+          <w:rPr>
+            <w:rStyle w:val="Hyperlink"/>
+          </w:rPr>
+          <w:t xml:space="preserve">AgentBasedModeling.jl</w:t>
+        </w:r>
+        <w:r>
+          <w:rPr>
+            <w:rStyle w:val="Hyperlink"/>
+          </w:rPr>
+          <w:t xml:space="preserve">: A tool for stochastic simulation of structured population dynamics</w:t>
         </w:r>
       </w:hyperlink>
       <w:r>
@@ -9106,7 +9661,7 @@
           <w:i/>
           <w:iCs/>
         </w:rPr>
-        <w:t xml:space="preserve">Theoretical Population Biology</w:t>
+        <w:t xml:space="preserve">PLoS Computational Biology</w:t>
       </w:r>
       <w:r>
         <w:t xml:space="preserve"> </w:t>
@@ -9116,20 +9671,20 @@
           <w:b/>
           <w:bCs/>
         </w:rPr>
-        <w:t xml:space="preserve">48</w:t>
-      </w:r>
-      <w:r>
-        <w:t xml:space="preserve">, 222–234 (1995).</w:t>
-      </w:r>
-    </w:p>
-    <w:bookmarkEnd w:id="118"/>
-    <w:bookmarkStart w:id="120" w:name="ref-gunnarsson2020"/>
+        <w:t xml:space="preserve">22</w:t>
+      </w:r>
+      <w:r>
+        <w:t xml:space="preserve">, e1014366 (2026).</w:t>
+      </w:r>
+    </w:p>
+    <w:bookmarkEnd w:id="121"/>
+    <w:bookmarkStart w:id="123" w:name="ref-piho2024feedback"/>
     <w:p>
       <w:pPr>
         <w:pStyle w:val="Bibliography"/>
       </w:pPr>
       <w:r>
-        <w:t xml:space="preserve">28.</w:t>
+        <w:t xml:space="preserve">29.</w:t>
       </w:r>
       <w:r>
         <w:t xml:space="preserve"> </w:t>
@@ -9138,17 +9693,17 @@
         <w:t xml:space="preserve">	</w:t>
       </w:r>
       <w:r>
-        <w:t xml:space="preserve">Gunnarsson, E. B., De, S., Leder, K. &amp; Foo, J.</w:t>
-      </w:r>
-      <w:r>
-        <w:t xml:space="preserve"> </w:t>
-      </w:r>
-      <w:hyperlink r:id="rId119">
-        <w:r>
-          <w:rPr>
-            <w:rStyle w:val="Hyperlink"/>
-          </w:rPr>
-          <w:t xml:space="preserve">Understanding the role of phenotypic switching in cancer drug resistance</w:t>
+        <w:t xml:space="preserve">Piho, P. &amp; Thomas, P.</w:t>
+      </w:r>
+      <w:r>
+        <w:t xml:space="preserve"> </w:t>
+      </w:r>
+      <w:hyperlink r:id="rId122">
+        <w:r>
+          <w:rPr>
+            <w:rStyle w:val="Hyperlink"/>
+          </w:rPr>
+          <w:t xml:space="preserve">Feedback between stochastic gene networks and population dynamics enables cellular decision-making</w:t>
         </w:r>
       </w:hyperlink>
       <w:r>
@@ -9162,7 +9717,7 @@
           <w:i/>
           <w:iCs/>
         </w:rPr>
-        <w:t xml:space="preserve">Journal of Theoretical Biology</w:t>
+        <w:t xml:space="preserve">Science Advances</w:t>
       </w:r>
       <w:r>
         <w:t xml:space="preserve"> </w:t>
@@ -9172,20 +9727,20 @@
           <w:b/>
           <w:bCs/>
         </w:rPr>
-        <w:t xml:space="preserve">490</w:t>
-      </w:r>
-      <w:r>
-        <w:t xml:space="preserve">, 110162 (2020).</w:t>
-      </w:r>
-    </w:p>
-    <w:bookmarkEnd w:id="120"/>
-    <w:bookmarkStart w:id="122" w:name="ref-lasri2020"/>
+        <w:t xml:space="preserve">10</w:t>
+      </w:r>
+      <w:r>
+        <w:t xml:space="preserve">, eadl4895 (2024).</w:t>
+      </w:r>
+    </w:p>
+    <w:bookmarkEnd w:id="123"/>
+    <w:bookmarkStart w:id="125" w:name="ref-thomas2021"/>
     <w:p>
       <w:pPr>
         <w:pStyle w:val="Bibliography"/>
       </w:pPr>
       <w:r>
-        <w:t xml:space="preserve">29.</w:t>
+        <w:t xml:space="preserve">30.</w:t>
       </w:r>
       <w:r>
         <w:t xml:space="preserve"> </w:t>
@@ -9194,7 +9749,21 @@
         <w:t xml:space="preserve">	</w:t>
       </w:r>
       <w:r>
-        <w:t xml:space="preserve">Lasri, A.</w:t>
+        <w:t xml:space="preserve">Thomas, P. &amp; Shahrezaei, V.</w:t>
+      </w:r>
+      <w:r>
+        <w:t xml:space="preserve"> </w:t>
+      </w:r>
+      <w:hyperlink r:id="rId124">
+        <w:r>
+          <w:rPr>
+            <w:rStyle w:val="Hyperlink"/>
+          </w:rPr>
+          <w:t xml:space="preserve">Coordination of gene expression noise with cell size: Analytical results for agent-based models of growing cell populations</w:t>
+        </w:r>
+      </w:hyperlink>
+      <w:r>
+        <w:t xml:space="preserve">.</w:t>
       </w:r>
       <w:r>
         <w:t xml:space="preserve"> </w:t>
@@ -9204,17 +9773,61 @@
           <w:i/>
           <w:iCs/>
         </w:rPr>
-        <w:t xml:space="preserve">et al.</w:t>
-      </w:r>
-      <w:r>
-        <w:t xml:space="preserve"> </w:t>
-      </w:r>
-      <w:hyperlink r:id="rId121">
-        <w:r>
-          <w:rPr>
-            <w:rStyle w:val="Hyperlink"/>
-          </w:rPr>
-          <w:t xml:space="preserve">Phenotypic selection through cell death: Stochastic modelling of</w:t>
+        <w:t xml:space="preserve">Journal of the Royal Society Interface</w:t>
+      </w:r>
+      <w:r>
+        <w:t xml:space="preserve"> </w:t>
+      </w:r>
+      <w:r>
+        <w:rPr>
+          <w:b/>
+          <w:bCs/>
+        </w:rPr>
+        <w:t xml:space="preserve">18</w:t>
+      </w:r>
+      <w:r>
+        <w:t xml:space="preserve">, 20210274 (2021).</w:t>
+      </w:r>
+    </w:p>
+    <w:bookmarkEnd w:id="125"/>
+    <w:bookmarkStart w:id="127" w:name="ref-ghaffarizadeh2018"/>
+    <w:p>
+      <w:pPr>
+        <w:pStyle w:val="Bibliography"/>
+      </w:pPr>
+      <w:r>
+        <w:t xml:space="preserve">31.</w:t>
+      </w:r>
+      <w:r>
+        <w:t xml:space="preserve"> </w:t>
+      </w:r>
+      <w:r>
+        <w:t xml:space="preserve">	</w:t>
+      </w:r>
+      <w:r>
+        <w:t xml:space="preserve">Ghaffarizadeh, A., Heiland, R., Friedman, S. H., Mumenthaler, S. M. &amp; Macklin, P.</w:t>
+      </w:r>
+      <w:r>
+        <w:t xml:space="preserve"> </w:t>
+      </w:r>
+      <w:hyperlink r:id="rId126">
+        <w:r>
+          <w:rPr>
+            <w:rStyle w:val="Hyperlink"/>
+          </w:rPr>
+          <w:t xml:space="preserve">PhysiCell</w:t>
+        </w:r>
+        <w:r>
+          <w:rPr>
+            <w:rStyle w:val="Hyperlink"/>
+          </w:rPr>
+          <w:t xml:space="preserve">: An open source physics-based cell simulator for 3-</w:t>
+        </w:r>
+        <w:r>
+          <w:rPr>
+            <w:rStyle w:val="Hyperlink"/>
+          </w:rPr>
+          <w:t xml:space="preserve">D</w:t>
         </w:r>
         <w:r>
           <w:rPr>
@@ -9226,31 +9839,7 @@
           <w:rPr>
             <w:rStyle w:val="Hyperlink"/>
           </w:rPr>
-          <w:t xml:space="preserve">O</w:t>
-        </w:r>
-        <w:r>
-          <w:rPr>
-            <w:rStyle w:val="Hyperlink"/>
-          </w:rPr>
-          <w:t xml:space="preserve">-6-methylguanine-</w:t>
-        </w:r>
-        <w:r>
-          <w:rPr>
-            <w:rStyle w:val="Hyperlink"/>
-          </w:rPr>
-          <w:t xml:space="preserve">DNA</w:t>
-        </w:r>
-        <w:r>
-          <w:rPr>
-            <w:rStyle w:val="Hyperlink"/>
-          </w:rPr>
-          <w:t xml:space="preserve"> </w:t>
-        </w:r>
-        <w:r>
-          <w:rPr>
-            <w:rStyle w:val="Hyperlink"/>
-          </w:rPr>
-          <w:t xml:space="preserve">methyltransferase dynamics</w:t>
+          <w:t xml:space="preserve">multicellular systems</w:t>
         </w:r>
       </w:hyperlink>
       <w:r>
@@ -9264,7 +9853,7 @@
           <w:i/>
           <w:iCs/>
         </w:rPr>
-        <w:t xml:space="preserve">Royal Society Open Science</w:t>
+        <w:t xml:space="preserve">PLoS Computational Biology</w:t>
       </w:r>
       <w:r>
         <w:t xml:space="preserve"> </w:t>
@@ -9274,20 +9863,20 @@
           <w:b/>
           <w:bCs/>
         </w:rPr>
-        <w:t xml:space="preserve">7</w:t>
-      </w:r>
-      <w:r>
-        <w:t xml:space="preserve">, 191243 (2020).</w:t>
-      </w:r>
-    </w:p>
-    <w:bookmarkEnd w:id="122"/>
-    <w:bookmarkStart w:id="124" w:name="ref-corigliano2025"/>
+        <w:t xml:space="preserve">14</w:t>
+      </w:r>
+      <w:r>
+        <w:t xml:space="preserve">, e1005991 (2018).</w:t>
+      </w:r>
+    </w:p>
+    <w:bookmarkEnd w:id="127"/>
+    <w:bookmarkStart w:id="129" w:name="ref-poncedeleon2023"/>
     <w:p>
       <w:pPr>
         <w:pStyle w:val="Bibliography"/>
       </w:pPr>
       <w:r>
-        <w:t xml:space="preserve">30.</w:t>
+        <w:t xml:space="preserve">32.</w:t>
       </w:r>
       <w:r>
         <w:t xml:space="preserve"> </w:t>
@@ -9296,7 +9885,7 @@
         <w:t xml:space="preserve">	</w:t>
       </w:r>
       <w:r>
-        <w:t xml:space="preserve">Corigliano, M., Di Bernardo, A., Cosentino Lagomarsino, M. &amp; Pompei, S. Optimal treatment for drug-induced cancer persisters involves release periods and intermediate drug doses.</w:t>
+        <w:t xml:space="preserve">Ponce-de-Leon, M.</w:t>
       </w:r>
       <w:r>
         <w:t xml:space="preserve"> </w:t>
@@ -9306,64 +9895,17 @@
           <w:i/>
           <w:iCs/>
         </w:rPr>
-        <w:t xml:space="preserve">PRX Life</w:t>
-      </w:r>
-      <w:r>
-        <w:t xml:space="preserve"> </w:t>
-      </w:r>
-      <w:hyperlink r:id="rId123">
-        <w:r>
-          <w:rPr>
-            <w:rStyle w:val="Hyperlink"/>
-          </w:rPr>
-          <w:t xml:space="preserve">https://doi.org/10.1103/mh5v-lcyw</w:t>
-        </w:r>
-      </w:hyperlink>
-      <w:r>
-        <w:t xml:space="preserve"> </w:t>
-      </w:r>
-      <w:r>
-        <w:t xml:space="preserve">(2025) doi:</w:t>
-      </w:r>
-      <w:hyperlink r:id="rId123">
-        <w:r>
-          <w:rPr>
-            <w:rStyle w:val="Hyperlink"/>
-          </w:rPr>
-          <w:t xml:space="preserve">10.1103/mh5v-lcyw</w:t>
-        </w:r>
-      </w:hyperlink>
-      <w:r>
-        <w:t xml:space="preserve">.</w:t>
-      </w:r>
-    </w:p>
-    <w:bookmarkEnd w:id="124"/>
-    <w:bookmarkStart w:id="126" w:name="ref-bernton2019"/>
-    <w:p>
-      <w:pPr>
-        <w:pStyle w:val="Bibliography"/>
-      </w:pPr>
-      <w:r>
-        <w:t xml:space="preserve">31.</w:t>
-      </w:r>
-      <w:r>
-        <w:t xml:space="preserve"> </w:t>
-      </w:r>
-      <w:r>
-        <w:t xml:space="preserve">	</w:t>
-      </w:r>
-      <w:r>
-        <w:t xml:space="preserve">Bernton, E., Jacob, P. E., Gerber, M. &amp; Robert, C. P.</w:t>
-      </w:r>
-      <w:r>
-        <w:t xml:space="preserve"> </w:t>
-      </w:r>
-      <w:hyperlink r:id="rId125">
-        <w:r>
-          <w:rPr>
-            <w:rStyle w:val="Hyperlink"/>
-          </w:rPr>
-          <w:t xml:space="preserve">Approximate</w:t>
+        <w:t xml:space="preserve">et al.</w:t>
+      </w:r>
+      <w:r>
+        <w:t xml:space="preserve"> </w:t>
+      </w:r>
+      <w:hyperlink r:id="rId128">
+        <w:r>
+          <w:rPr>
+            <w:rStyle w:val="Hyperlink"/>
+          </w:rPr>
+          <w:t xml:space="preserve">PhysiBoSS</w:t>
         </w:r>
         <w:r>
           <w:rPr>
@@ -9375,7 +9917,7 @@
           <w:rPr>
             <w:rStyle w:val="Hyperlink"/>
           </w:rPr>
-          <w:t xml:space="preserve">Bayesian</w:t>
+          <w:t xml:space="preserve">2.0: A sustainable integration of stochastic</w:t>
         </w:r>
         <w:r>
           <w:rPr>
@@ -9387,7 +9929,7 @@
           <w:rPr>
             <w:rStyle w:val="Hyperlink"/>
           </w:rPr>
-          <w:t xml:space="preserve">computation with the</w:t>
+          <w:t xml:space="preserve">Boolean</w:t>
         </w:r>
         <w:r>
           <w:rPr>
@@ -9399,19 +9941,7 @@
           <w:rPr>
             <w:rStyle w:val="Hyperlink"/>
           </w:rPr>
-          <w:t xml:space="preserve">Wasserstein</w:t>
-        </w:r>
-        <w:r>
-          <w:rPr>
-            <w:rStyle w:val="Hyperlink"/>
-          </w:rPr>
-          <w:t xml:space="preserve"> </w:t>
-        </w:r>
-        <w:r>
-          <w:rPr>
-            <w:rStyle w:val="Hyperlink"/>
-          </w:rPr>
-          <w:t xml:space="preserve">distance</w:t>
+          <w:t xml:space="preserve">and agent-based modelling frameworks</w:t>
         </w:r>
       </w:hyperlink>
       <w:r>
@@ -9425,7 +9955,7 @@
           <w:i/>
           <w:iCs/>
         </w:rPr>
-        <w:t xml:space="preserve">Journal of the Royal Statistical Society: Series B</w:t>
+        <w:t xml:space="preserve">npj Systems Biology and Applications</w:t>
       </w:r>
       <w:r>
         <w:t xml:space="preserve"> </w:t>
@@ -9435,20 +9965,20 @@
           <w:b/>
           <w:bCs/>
         </w:rPr>
-        <w:t xml:space="preserve">81</w:t>
-      </w:r>
-      <w:r>
-        <w:t xml:space="preserve">, 235–269 (2019).</w:t>
-      </w:r>
-    </w:p>
-    <w:bookmarkEnd w:id="126"/>
-    <w:bookmarkStart w:id="128" w:name="ref-algazi2020"/>
+        <w:t xml:space="preserve">9</w:t>
+      </w:r>
+      <w:r>
+        <w:t xml:space="preserve">, 54 (2023).</w:t>
+      </w:r>
+    </w:p>
+    <w:bookmarkEnd w:id="129"/>
+    <w:bookmarkStart w:id="131" w:name="ref-lasri2022"/>
     <w:p>
       <w:pPr>
         <w:pStyle w:val="Bibliography"/>
       </w:pPr>
       <w:r>
-        <w:t xml:space="preserve">32.</w:t>
+        <w:t xml:space="preserve">33.</w:t>
       </w:r>
       <w:r>
         <w:t xml:space="preserve"> </w:t>
@@ -9457,7 +9987,45 @@
         <w:t xml:space="preserve">	</w:t>
       </w:r>
       <w:r>
-        <w:t xml:space="preserve">Algazi, A. P.</w:t>
+        <w:t xml:space="preserve">Lasri, A., Shahrezaei, V. &amp; Sturrock, M.</w:t>
+      </w:r>
+      <w:r>
+        <w:t xml:space="preserve"> </w:t>
+      </w:r>
+      <w:hyperlink r:id="rId130">
+        <w:r>
+          <w:rPr>
+            <w:rStyle w:val="Hyperlink"/>
+          </w:rPr>
+          <w:t xml:space="preserve">Benchmarking imputation methods for network inference using a novel method of synthetic</w:t>
+        </w:r>
+        <w:r>
+          <w:rPr>
+            <w:rStyle w:val="Hyperlink"/>
+          </w:rPr>
+          <w:t xml:space="preserve"> </w:t>
+        </w:r>
+        <w:r>
+          <w:rPr>
+            <w:rStyle w:val="Hyperlink"/>
+          </w:rPr>
+          <w:t xml:space="preserve">scRNA-seq</w:t>
+        </w:r>
+        <w:r>
+          <w:rPr>
+            <w:rStyle w:val="Hyperlink"/>
+          </w:rPr>
+          <w:t xml:space="preserve"> </w:t>
+        </w:r>
+        <w:r>
+          <w:rPr>
+            <w:rStyle w:val="Hyperlink"/>
+          </w:rPr>
+          <w:t xml:space="preserve">data generation</w:t>
+        </w:r>
+      </w:hyperlink>
+      <w:r>
+        <w:t xml:space="preserve">.</w:t>
       </w:r>
       <w:r>
         <w:t xml:space="preserve"> </w:t>
@@ -9467,83 +10035,49 @@
           <w:i/>
           <w:iCs/>
         </w:rPr>
-        <w:t xml:space="preserve">et al.</w:t>
-      </w:r>
-      <w:r>
-        <w:t xml:space="preserve"> </w:t>
-      </w:r>
-      <w:hyperlink r:id="rId127">
-        <w:r>
-          <w:rPr>
-            <w:rStyle w:val="Hyperlink"/>
-          </w:rPr>
-          <w:t xml:space="preserve">Continuous versus intermittent</w:t>
-        </w:r>
-        <w:r>
-          <w:rPr>
-            <w:rStyle w:val="Hyperlink"/>
-          </w:rPr>
-          <w:t xml:space="preserve"> </w:t>
-        </w:r>
-        <w:r>
-          <w:rPr>
-            <w:rStyle w:val="Hyperlink"/>
-          </w:rPr>
-          <w:t xml:space="preserve">BRAF</w:t>
-        </w:r>
-        <w:r>
-          <w:rPr>
-            <w:rStyle w:val="Hyperlink"/>
-          </w:rPr>
-          <w:t xml:space="preserve"> </w:t>
-        </w:r>
-        <w:r>
-          <w:rPr>
-            <w:rStyle w:val="Hyperlink"/>
-          </w:rPr>
-          <w:t xml:space="preserve">and</w:t>
-        </w:r>
-        <w:r>
-          <w:rPr>
-            <w:rStyle w:val="Hyperlink"/>
-          </w:rPr>
-          <w:t xml:space="preserve"> </w:t>
-        </w:r>
-        <w:r>
-          <w:rPr>
-            <w:rStyle w:val="Hyperlink"/>
-          </w:rPr>
-          <w:t xml:space="preserve">MEK</w:t>
-        </w:r>
-        <w:r>
-          <w:rPr>
-            <w:rStyle w:val="Hyperlink"/>
-          </w:rPr>
-          <w:t xml:space="preserve"> </w:t>
-        </w:r>
-        <w:r>
-          <w:rPr>
-            <w:rStyle w:val="Hyperlink"/>
-          </w:rPr>
-          <w:t xml:space="preserve">inhibition in patients with</w:t>
-        </w:r>
-        <w:r>
-          <w:rPr>
-            <w:rStyle w:val="Hyperlink"/>
-          </w:rPr>
-          <w:t xml:space="preserve"> </w:t>
-        </w:r>
-        <w:r>
-          <w:rPr>
-            <w:rStyle w:val="Hyperlink"/>
-          </w:rPr>
-          <w:t xml:space="preserve">BRAF</w:t>
-        </w:r>
-        <w:r>
-          <w:rPr>
-            <w:rStyle w:val="Hyperlink"/>
-          </w:rPr>
-          <w:t xml:space="preserve">-mutated melanoma: A randomized phase 2 trial</w:t>
+        <w:t xml:space="preserve">BMC Bioinformatics</w:t>
+      </w:r>
+      <w:r>
+        <w:t xml:space="preserve"> </w:t>
+      </w:r>
+      <w:r>
+        <w:rPr>
+          <w:b/>
+          <w:bCs/>
+        </w:rPr>
+        <w:t xml:space="preserve">23</w:t>
+      </w:r>
+      <w:r>
+        <w:t xml:space="preserve">, 236 (2022).</w:t>
+      </w:r>
+    </w:p>
+    <w:bookmarkEnd w:id="131"/>
+    <w:bookmarkStart w:id="133" w:name="ref-peccoud1995"/>
+    <w:p>
+      <w:pPr>
+        <w:pStyle w:val="Bibliography"/>
+      </w:pPr>
+      <w:r>
+        <w:t xml:space="preserve">34.</w:t>
+      </w:r>
+      <w:r>
+        <w:t xml:space="preserve"> </w:t>
+      </w:r>
+      <w:r>
+        <w:t xml:space="preserve">	</w:t>
+      </w:r>
+      <w:r>
+        <w:t xml:space="preserve">Peccoud, J. &amp; Ycart, B.</w:t>
+      </w:r>
+      <w:r>
+        <w:t xml:space="preserve"> </w:t>
+      </w:r>
+      <w:hyperlink r:id="rId132">
+        <w:r>
+          <w:rPr>
+            <w:rStyle w:val="Hyperlink"/>
+          </w:rPr>
+          <w:t xml:space="preserve">Markovian modeling of gene-product synthesis</w:t>
         </w:r>
       </w:hyperlink>
       <w:r>
@@ -9557,7 +10091,7 @@
           <w:i/>
           <w:iCs/>
         </w:rPr>
-        <w:t xml:space="preserve">Nature Medicine</w:t>
+        <w:t xml:space="preserve">Theoretical Population Biology</w:t>
       </w:r>
       <w:r>
         <w:t xml:space="preserve"> </w:t>
@@ -9567,20 +10101,20 @@
           <w:b/>
           <w:bCs/>
         </w:rPr>
-        <w:t xml:space="preserve">26</w:t>
-      </w:r>
-      <w:r>
-        <w:t xml:space="preserve">, 1564–1568 (2020).</w:t>
-      </w:r>
-    </w:p>
-    <w:bookmarkEnd w:id="128"/>
-    <w:bookmarkStart w:id="130" w:name="ref-zhang2017adaptive"/>
+        <w:t xml:space="preserve">48</w:t>
+      </w:r>
+      <w:r>
+        <w:t xml:space="preserve">, 222–234 (1995).</w:t>
+      </w:r>
+    </w:p>
+    <w:bookmarkEnd w:id="133"/>
+    <w:bookmarkStart w:id="135" w:name="ref-beentjes2020"/>
     <w:p>
       <w:pPr>
         <w:pStyle w:val="Bibliography"/>
       </w:pPr>
       <w:r>
-        <w:t xml:space="preserve">33.</w:t>
+        <w:t xml:space="preserve">35.</w:t>
       </w:r>
       <w:r>
         <w:t xml:space="preserve"> </w:t>
@@ -9589,17 +10123,17 @@
         <w:t xml:space="preserve">	</w:t>
       </w:r>
       <w:r>
-        <w:t xml:space="preserve">Zhang, J., Cunningham, J. J., Brown, J. S. &amp; Gatenby, R. A.</w:t>
-      </w:r>
-      <w:r>
-        <w:t xml:space="preserve"> </w:t>
-      </w:r>
-      <w:hyperlink r:id="rId129">
-        <w:r>
-          <w:rPr>
-            <w:rStyle w:val="Hyperlink"/>
-          </w:rPr>
-          <w:t xml:space="preserve">Integrating evolutionary dynamics into treatment of metastatic castrate-resistant prostate cancer</w:t>
+        <w:t xml:space="preserve">Beentjes, C. H. L., Perez-Carrasco, R. &amp; Grima, R.</w:t>
+      </w:r>
+      <w:r>
+        <w:t xml:space="preserve"> </w:t>
+      </w:r>
+      <w:hyperlink r:id="rId134">
+        <w:r>
+          <w:rPr>
+            <w:rStyle w:val="Hyperlink"/>
+          </w:rPr>
+          <w:t xml:space="preserve">Exact solution of stochastic gene expression models with bursting, cell cycle and replication dynamics</w:t>
         </w:r>
       </w:hyperlink>
       <w:r>
@@ -9613,7 +10147,7 @@
           <w:i/>
           <w:iCs/>
         </w:rPr>
-        <w:t xml:space="preserve">Nature Communications</w:t>
+        <w:t xml:space="preserve">Physical Review E</w:t>
       </w:r>
       <w:r>
         <w:t xml:space="preserve"> </w:t>
@@ -9623,20 +10157,20 @@
           <w:b/>
           <w:bCs/>
         </w:rPr>
-        <w:t xml:space="preserve">8</w:t>
-      </w:r>
-      <w:r>
-        <w:t xml:space="preserve">, 1816 (2017).</w:t>
-      </w:r>
-    </w:p>
-    <w:bookmarkEnd w:id="130"/>
-    <w:bookmarkStart w:id="132" w:name="ref-dasthakur2013"/>
+        <w:t xml:space="preserve">101</w:t>
+      </w:r>
+      <w:r>
+        <w:t xml:space="preserve">, 032403 (2020).</w:t>
+      </w:r>
+    </w:p>
+    <w:bookmarkEnd w:id="135"/>
+    <w:bookmarkStart w:id="137" w:name="ref-jia2023"/>
     <w:p>
       <w:pPr>
         <w:pStyle w:val="Bibliography"/>
       </w:pPr>
       <w:r>
-        <w:t xml:space="preserve">34.</w:t>
+        <w:t xml:space="preserve">36.</w:t>
       </w:r>
       <w:r>
         <w:t xml:space="preserve"> </w:t>
@@ -9645,7 +10179,21 @@
         <w:t xml:space="preserve">	</w:t>
       </w:r>
       <w:r>
-        <w:t xml:space="preserve">Das Thakur, M.</w:t>
+        <w:t xml:space="preserve">Jia, C. &amp; Grima, R.</w:t>
+      </w:r>
+      <w:r>
+        <w:t xml:space="preserve"> </w:t>
+      </w:r>
+      <w:hyperlink r:id="rId136">
+        <w:r>
+          <w:rPr>
+            <w:rStyle w:val="Hyperlink"/>
+          </w:rPr>
+          <w:t xml:space="preserve">Coupling gene expression dynamics to cell size dynamics and cell cycle events: Exact and approximate solutions of the extended telegraph model</w:t>
+        </w:r>
+      </w:hyperlink>
+      <w:r>
+        <w:t xml:space="preserve">.</w:t>
       </w:r>
       <w:r>
         <w:t xml:space="preserve"> </w:t>
@@ -9655,17 +10203,49 @@
           <w:i/>
           <w:iCs/>
         </w:rPr>
-        <w:t xml:space="preserve">et al.</w:t>
-      </w:r>
-      <w:r>
-        <w:t xml:space="preserve"> </w:t>
-      </w:r>
-      <w:hyperlink r:id="rId131">
-        <w:r>
-          <w:rPr>
-            <w:rStyle w:val="Hyperlink"/>
-          </w:rPr>
-          <w:t xml:space="preserve">Modelling vemurafenib resistance in melanoma reveals a strategy to forestall drug resistance</w:t>
+        <w:t xml:space="preserve">iScience</w:t>
+      </w:r>
+      <w:r>
+        <w:t xml:space="preserve"> </w:t>
+      </w:r>
+      <w:r>
+        <w:rPr>
+          <w:b/>
+          <w:bCs/>
+        </w:rPr>
+        <w:t xml:space="preserve">26</w:t>
+      </w:r>
+      <w:r>
+        <w:t xml:space="preserve">, 105746 (2023).</w:t>
+      </w:r>
+    </w:p>
+    <w:bookmarkEnd w:id="137"/>
+    <w:bookmarkStart w:id="139" w:name="ref-thomas2017"/>
+    <w:p>
+      <w:pPr>
+        <w:pStyle w:val="Bibliography"/>
+      </w:pPr>
+      <w:r>
+        <w:t xml:space="preserve">37.</w:t>
+      </w:r>
+      <w:r>
+        <w:t xml:space="preserve"> </w:t>
+      </w:r>
+      <w:r>
+        <w:t xml:space="preserve">	</w:t>
+      </w:r>
+      <w:r>
+        <w:t xml:space="preserve">Thomas, P.</w:t>
+      </w:r>
+      <w:r>
+        <w:t xml:space="preserve"> </w:t>
+      </w:r>
+      <w:hyperlink r:id="rId138">
+        <w:r>
+          <w:rPr>
+            <w:rStyle w:val="Hyperlink"/>
+          </w:rPr>
+          <w:t xml:space="preserve">Making sense of snapshot data: Ergodic principle for clonal cell populations</w:t>
         </w:r>
       </w:hyperlink>
       <w:r>
@@ -9679,7 +10259,7 @@
           <w:i/>
           <w:iCs/>
         </w:rPr>
-        <w:t xml:space="preserve">Nature</w:t>
+        <w:t xml:space="preserve">Journal of the Royal Society Interface</w:t>
       </w:r>
       <w:r>
         <w:t xml:space="preserve"> </w:t>
@@ -9689,20 +10269,20 @@
           <w:b/>
           <w:bCs/>
         </w:rPr>
-        <w:t xml:space="preserve">494</w:t>
-      </w:r>
-      <w:r>
-        <w:t xml:space="preserve">, 251–255 (2013).</w:t>
-      </w:r>
-    </w:p>
-    <w:bookmarkEnd w:id="132"/>
-    <w:bookmarkStart w:id="134" w:name="ref-strobl2021"/>
+        <w:t xml:space="preserve">14</w:t>
+      </w:r>
+      <w:r>
+        <w:t xml:space="preserve">, 20170467 (2017).</w:t>
+      </w:r>
+    </w:p>
+    <w:bookmarkEnd w:id="139"/>
+    <w:bookmarkStart w:id="141" w:name="ref-torre2021"/>
     <w:p>
       <w:pPr>
         <w:pStyle w:val="Bibliography"/>
       </w:pPr>
       <w:r>
-        <w:t xml:space="preserve">35.</w:t>
+        <w:t xml:space="preserve">38.</w:t>
       </w:r>
       <w:r>
         <w:t xml:space="preserve"> </w:t>
@@ -9711,7 +10291,7 @@
         <w:t xml:space="preserve">	</w:t>
       </w:r>
       <w:r>
-        <w:t xml:space="preserve">Strobl, M. A. R.</w:t>
+        <w:t xml:space="preserve">Torre, E. A.</w:t>
       </w:r>
       <w:r>
         <w:t xml:space="preserve"> </w:t>
@@ -9726,12 +10306,12 @@
       <w:r>
         <w:t xml:space="preserve"> </w:t>
       </w:r>
-      <w:hyperlink r:id="rId133">
-        <w:r>
-          <w:rPr>
-            <w:rStyle w:val="Hyperlink"/>
-          </w:rPr>
-          <w:t xml:space="preserve">Turnover modulates the need for a cost of resistance in adaptive therapy</w:t>
+      <w:hyperlink r:id="rId140">
+        <w:r>
+          <w:rPr>
+            <w:rStyle w:val="Hyperlink"/>
+          </w:rPr>
+          <w:t xml:space="preserve">Genetic screening for single-cell variability modulators driving therapy resistance</w:t>
         </w:r>
       </w:hyperlink>
       <w:r>
@@ -9745,7 +10325,7 @@
           <w:i/>
           <w:iCs/>
         </w:rPr>
-        <w:t xml:space="preserve">Cancer Research</w:t>
+        <w:t xml:space="preserve">Nature Genetics</w:t>
       </w:r>
       <w:r>
         <w:t xml:space="preserve"> </w:t>
@@ -9755,20 +10335,20 @@
           <w:b/>
           <w:bCs/>
         </w:rPr>
-        <w:t xml:space="preserve">81</w:t>
-      </w:r>
-      <w:r>
-        <w:t xml:space="preserve">, 1135–1147 (2021).</w:t>
-      </w:r>
-    </w:p>
-    <w:bookmarkEnd w:id="134"/>
-    <w:bookmarkStart w:id="136" w:name="ref-gilbert2013"/>
+        <w:t xml:space="preserve">53</w:t>
+      </w:r>
+      <w:r>
+        <w:t xml:space="preserve">, 76–85 (2021).</w:t>
+      </w:r>
+    </w:p>
+    <w:bookmarkEnd w:id="141"/>
+    <w:bookmarkStart w:id="143" w:name="ref-gunnarsson2020"/>
     <w:p>
       <w:pPr>
         <w:pStyle w:val="Bibliography"/>
       </w:pPr>
       <w:r>
-        <w:t xml:space="preserve">36.</w:t>
+        <w:t xml:space="preserve">39.</w:t>
       </w:r>
       <w:r>
         <w:t xml:space="preserve"> </w:t>
@@ -9777,7 +10357,21 @@
         <w:t xml:space="preserve">	</w:t>
       </w:r>
       <w:r>
-        <w:t xml:space="preserve">Gilbert, M. R.</w:t>
+        <w:t xml:space="preserve">Gunnarsson, E. B., De, S., Leder, K. &amp; Foo, J.</w:t>
+      </w:r>
+      <w:r>
+        <w:t xml:space="preserve"> </w:t>
+      </w:r>
+      <w:hyperlink r:id="rId142">
+        <w:r>
+          <w:rPr>
+            <w:rStyle w:val="Hyperlink"/>
+          </w:rPr>
+          <w:t xml:space="preserve">Understanding the role of phenotypic switching in cancer drug resistance</w:t>
+        </w:r>
+      </w:hyperlink>
+      <w:r>
+        <w:t xml:space="preserve">.</w:t>
       </w:r>
       <w:r>
         <w:t xml:space="preserve"> </w:t>
@@ -9787,45 +10381,39 @@
           <w:i/>
           <w:iCs/>
         </w:rPr>
-        <w:t xml:space="preserve">et al.</w:t>
-      </w:r>
-      <w:r>
-        <w:t xml:space="preserve"> </w:t>
-      </w:r>
-      <w:hyperlink r:id="rId135">
-        <w:r>
-          <w:rPr>
-            <w:rStyle w:val="Hyperlink"/>
-          </w:rPr>
-          <w:t xml:space="preserve">Dose-dense temozolomide for newly diagnosed glioblastoma: A randomized phase</w:t>
-        </w:r>
-        <w:r>
-          <w:rPr>
-            <w:rStyle w:val="Hyperlink"/>
-          </w:rPr>
-          <w:t xml:space="preserve"> </w:t>
-        </w:r>
-        <w:r>
-          <w:rPr>
-            <w:rStyle w:val="Hyperlink"/>
-          </w:rPr>
-          <w:t xml:space="preserve">III</w:t>
-        </w:r>
-        <w:r>
-          <w:rPr>
-            <w:rStyle w:val="Hyperlink"/>
-          </w:rPr>
-          <w:t xml:space="preserve"> </w:t>
-        </w:r>
-        <w:r>
-          <w:rPr>
-            <w:rStyle w:val="Hyperlink"/>
-          </w:rPr>
-          <w:t xml:space="preserve">clinical trial</w:t>
-        </w:r>
-      </w:hyperlink>
-      <w:r>
-        <w:t xml:space="preserve">.</w:t>
+        <w:t xml:space="preserve">Journal of Theoretical Biology</w:t>
+      </w:r>
+      <w:r>
+        <w:t xml:space="preserve"> </w:t>
+      </w:r>
+      <w:r>
+        <w:rPr>
+          <w:b/>
+          <w:bCs/>
+        </w:rPr>
+        <w:t xml:space="preserve">490</w:t>
+      </w:r>
+      <w:r>
+        <w:t xml:space="preserve">, 110162 (2020).</w:t>
+      </w:r>
+    </w:p>
+    <w:bookmarkEnd w:id="143"/>
+    <w:bookmarkStart w:id="145" w:name="ref-lasri2020"/>
+    <w:p>
+      <w:pPr>
+        <w:pStyle w:val="Bibliography"/>
+      </w:pPr>
+      <w:r>
+        <w:t xml:space="preserve">40.</w:t>
+      </w:r>
+      <w:r>
+        <w:t xml:space="preserve"> </w:t>
+      </w:r>
+      <w:r>
+        <w:t xml:space="preserve">	</w:t>
+      </w:r>
+      <w:r>
+        <w:t xml:space="preserve">Lasri, A.</w:t>
       </w:r>
       <w:r>
         <w:t xml:space="preserve"> </w:t>
@@ -9835,7 +10423,67 @@
           <w:i/>
           <w:iCs/>
         </w:rPr>
-        <w:t xml:space="preserve">Journal of Clinical Oncology</w:t>
+        <w:t xml:space="preserve">et al.</w:t>
+      </w:r>
+      <w:r>
+        <w:t xml:space="preserve"> </w:t>
+      </w:r>
+      <w:hyperlink r:id="rId144">
+        <w:r>
+          <w:rPr>
+            <w:rStyle w:val="Hyperlink"/>
+          </w:rPr>
+          <w:t xml:space="preserve">Phenotypic selection through cell death: Stochastic modelling of</w:t>
+        </w:r>
+        <w:r>
+          <w:rPr>
+            <w:rStyle w:val="Hyperlink"/>
+          </w:rPr>
+          <w:t xml:space="preserve"> </w:t>
+        </w:r>
+        <w:r>
+          <w:rPr>
+            <w:rStyle w:val="Hyperlink"/>
+          </w:rPr>
+          <w:t xml:space="preserve">O</w:t>
+        </w:r>
+        <w:r>
+          <w:rPr>
+            <w:rStyle w:val="Hyperlink"/>
+          </w:rPr>
+          <w:t xml:space="preserve">-6-methylguanine-</w:t>
+        </w:r>
+        <w:r>
+          <w:rPr>
+            <w:rStyle w:val="Hyperlink"/>
+          </w:rPr>
+          <w:t xml:space="preserve">DNA</w:t>
+        </w:r>
+        <w:r>
+          <w:rPr>
+            <w:rStyle w:val="Hyperlink"/>
+          </w:rPr>
+          <w:t xml:space="preserve"> </w:t>
+        </w:r>
+        <w:r>
+          <w:rPr>
+            <w:rStyle w:val="Hyperlink"/>
+          </w:rPr>
+          <w:t xml:space="preserve">methyltransferase dynamics</w:t>
+        </w:r>
+      </w:hyperlink>
+      <w:r>
+        <w:t xml:space="preserve">.</w:t>
+      </w:r>
+      <w:r>
+        <w:t xml:space="preserve"> </w:t>
+      </w:r>
+      <w:r>
+        <w:rPr>
+          <w:i/>
+          <w:iCs/>
+        </w:rPr>
+        <w:t xml:space="preserve">Royal Society Open Science</w:t>
       </w:r>
       <w:r>
         <w:t xml:space="preserve"> </w:t>
@@ -9845,20 +10493,20 @@
           <w:b/>
           <w:bCs/>
         </w:rPr>
-        <w:t xml:space="preserve">31</w:t>
-      </w:r>
-      <w:r>
-        <w:t xml:space="preserve">, 4085–4091 (2013).</w:t>
-      </w:r>
-    </w:p>
-    <w:bookmarkEnd w:id="136"/>
-    <w:bookmarkStart w:id="138" w:name="ref-ostermann2004"/>
+        <w:t xml:space="preserve">7</w:t>
+      </w:r>
+      <w:r>
+        <w:t xml:space="preserve">, 191243 (2020).</w:t>
+      </w:r>
+    </w:p>
+    <w:bookmarkEnd w:id="145"/>
+    <w:bookmarkStart w:id="147" w:name="ref-corigliano2025"/>
     <w:p>
       <w:pPr>
         <w:pStyle w:val="Bibliography"/>
       </w:pPr>
       <w:r>
-        <w:t xml:space="preserve">37.</w:t>
+        <w:t xml:space="preserve">41.</w:t>
       </w:r>
       <w:r>
         <w:t xml:space="preserve"> </w:t>
@@ -9867,7 +10515,7 @@
         <w:t xml:space="preserve">	</w:t>
       </w:r>
       <w:r>
-        <w:t xml:space="preserve">Ostermann, S.</w:t>
+        <w:t xml:space="preserve">Corigliano, M., Di Bernardo, A., Cosentino Lagomarsino, M. &amp; Pompei, S. Optimal treatment for drug-induced cancer persisters involves release periods and intermediate drug doses.</w:t>
       </w:r>
       <w:r>
         <w:t xml:space="preserve"> </w:t>
@@ -9877,17 +10525,112 @@
           <w:i/>
           <w:iCs/>
         </w:rPr>
-        <w:t xml:space="preserve">et al.</w:t>
-      </w:r>
-      <w:r>
-        <w:t xml:space="preserve"> </w:t>
-      </w:r>
-      <w:hyperlink r:id="rId137">
-        <w:r>
-          <w:rPr>
-            <w:rStyle w:val="Hyperlink"/>
-          </w:rPr>
-          <w:t xml:space="preserve">Plasma and cerebrospinal fluid population pharmacokinetics of temozolomide in malignant glioma patients</w:t>
+        <w:t xml:space="preserve">PRX Life</w:t>
+      </w:r>
+      <w:r>
+        <w:t xml:space="preserve"> </w:t>
+      </w:r>
+      <w:hyperlink r:id="rId146">
+        <w:r>
+          <w:rPr>
+            <w:rStyle w:val="Hyperlink"/>
+          </w:rPr>
+          <w:t xml:space="preserve">https://doi.org/10.1103/mh5v-lcyw</w:t>
+        </w:r>
+      </w:hyperlink>
+      <w:r>
+        <w:t xml:space="preserve"> </w:t>
+      </w:r>
+      <w:r>
+        <w:t xml:space="preserve">(2025) doi:</w:t>
+      </w:r>
+      <w:hyperlink r:id="rId146">
+        <w:r>
+          <w:rPr>
+            <w:rStyle w:val="Hyperlink"/>
+          </w:rPr>
+          <w:t xml:space="preserve">10.1103/mh5v-lcyw</w:t>
+        </w:r>
+      </w:hyperlink>
+      <w:r>
+        <w:t xml:space="preserve">.</w:t>
+      </w:r>
+    </w:p>
+    <w:bookmarkEnd w:id="147"/>
+    <w:bookmarkStart w:id="149" w:name="ref-bernton2019"/>
+    <w:p>
+      <w:pPr>
+        <w:pStyle w:val="Bibliography"/>
+      </w:pPr>
+      <w:r>
+        <w:t xml:space="preserve">42.</w:t>
+      </w:r>
+      <w:r>
+        <w:t xml:space="preserve"> </w:t>
+      </w:r>
+      <w:r>
+        <w:t xml:space="preserve">	</w:t>
+      </w:r>
+      <w:r>
+        <w:t xml:space="preserve">Bernton, E., Jacob, P. E., Gerber, M. &amp; Robert, C. P.</w:t>
+      </w:r>
+      <w:r>
+        <w:t xml:space="preserve"> </w:t>
+      </w:r>
+      <w:hyperlink r:id="rId148">
+        <w:r>
+          <w:rPr>
+            <w:rStyle w:val="Hyperlink"/>
+          </w:rPr>
+          <w:t xml:space="preserve">Approximate</w:t>
+        </w:r>
+        <w:r>
+          <w:rPr>
+            <w:rStyle w:val="Hyperlink"/>
+          </w:rPr>
+          <w:t xml:space="preserve"> </w:t>
+        </w:r>
+        <w:r>
+          <w:rPr>
+            <w:rStyle w:val="Hyperlink"/>
+          </w:rPr>
+          <w:t xml:space="preserve">Bayesian</w:t>
+        </w:r>
+        <w:r>
+          <w:rPr>
+            <w:rStyle w:val="Hyperlink"/>
+          </w:rPr>
+          <w:t xml:space="preserve"> </w:t>
+        </w:r>
+        <w:r>
+          <w:rPr>
+            <w:rStyle w:val="Hyperlink"/>
+          </w:rPr>
+          <w:t xml:space="preserve">computation with the</w:t>
+        </w:r>
+        <w:r>
+          <w:rPr>
+            <w:rStyle w:val="Hyperlink"/>
+          </w:rPr>
+          <w:t xml:space="preserve"> </w:t>
+        </w:r>
+        <w:r>
+          <w:rPr>
+            <w:rStyle w:val="Hyperlink"/>
+          </w:rPr>
+          <w:t xml:space="preserve">Wasserstein</w:t>
+        </w:r>
+        <w:r>
+          <w:rPr>
+            <w:rStyle w:val="Hyperlink"/>
+          </w:rPr>
+          <w:t xml:space="preserve"> </w:t>
+        </w:r>
+        <w:r>
+          <w:rPr>
+            <w:rStyle w:val="Hyperlink"/>
+          </w:rPr>
+          <w:t xml:space="preserve">distance</w:t>
         </w:r>
       </w:hyperlink>
       <w:r>
@@ -9901,7 +10644,7 @@
           <w:i/>
           <w:iCs/>
         </w:rPr>
-        <w:t xml:space="preserve">Clinical Cancer Research</w:t>
+        <w:t xml:space="preserve">Journal of the Royal Statistical Society: Series B</w:t>
       </w:r>
       <w:r>
         <w:t xml:space="preserve"> </w:t>
@@ -9911,20 +10654,20 @@
           <w:b/>
           <w:bCs/>
         </w:rPr>
-        <w:t xml:space="preserve">10</w:t>
-      </w:r>
-      <w:r>
-        <w:t xml:space="preserve">, 3728–3736 (2004).</w:t>
-      </w:r>
-    </w:p>
-    <w:bookmarkEnd w:id="138"/>
-    <w:bookmarkStart w:id="140" w:name="ref-gillespie1977"/>
+        <w:t xml:space="preserve">81</w:t>
+      </w:r>
+      <w:r>
+        <w:t xml:space="preserve">, 235–269 (2019).</w:t>
+      </w:r>
+    </w:p>
+    <w:bookmarkEnd w:id="149"/>
+    <w:bookmarkStart w:id="151" w:name="ref-sandler2015"/>
     <w:p>
       <w:pPr>
         <w:pStyle w:val="Bibliography"/>
       </w:pPr>
       <w:r>
-        <w:t xml:space="preserve">38.</w:t>
+        <w:t xml:space="preserve">43.</w:t>
       </w:r>
       <w:r>
         <w:t xml:space="preserve"> </w:t>
@@ -9933,21 +10676,7 @@
         <w:t xml:space="preserve">	</w:t>
       </w:r>
       <w:r>
-        <w:t xml:space="preserve">Gillespie, D. T.</w:t>
-      </w:r>
-      <w:r>
-        <w:t xml:space="preserve"> </w:t>
-      </w:r>
-      <w:hyperlink r:id="rId139">
-        <w:r>
-          <w:rPr>
-            <w:rStyle w:val="Hyperlink"/>
-          </w:rPr>
-          <w:t xml:space="preserve">Exact stochastic simulation of coupled chemical reactions</w:t>
-        </w:r>
-      </w:hyperlink>
-      <w:r>
-        <w:t xml:space="preserve">.</w:t>
+        <w:t xml:space="preserve">Sandler, O.</w:t>
       </w:r>
       <w:r>
         <w:t xml:space="preserve"> </w:t>
@@ -9957,7 +10686,31 @@
           <w:i/>
           <w:iCs/>
         </w:rPr>
-        <w:t xml:space="preserve">The Journal of Physical Chemistry</w:t>
+        <w:t xml:space="preserve">et al.</w:t>
+      </w:r>
+      <w:r>
+        <w:t xml:space="preserve"> </w:t>
+      </w:r>
+      <w:hyperlink r:id="rId150">
+        <w:r>
+          <w:rPr>
+            <w:rStyle w:val="Hyperlink"/>
+          </w:rPr>
+          <w:t xml:space="preserve">Lineage correlations of single cell division time as a probe of cell-cycle dynamics</w:t>
+        </w:r>
+      </w:hyperlink>
+      <w:r>
+        <w:t xml:space="preserve">.</w:t>
+      </w:r>
+      <w:r>
+        <w:t xml:space="preserve"> </w:t>
+      </w:r>
+      <w:r>
+        <w:rPr>
+          <w:i/>
+          <w:iCs/>
+        </w:rPr>
+        <w:t xml:space="preserve">Nature</w:t>
       </w:r>
       <w:r>
         <w:t xml:space="preserve"> </w:t>
@@ -9967,20 +10720,20 @@
           <w:b/>
           <w:bCs/>
         </w:rPr>
-        <w:t xml:space="preserve">81</w:t>
-      </w:r>
-      <w:r>
-        <w:t xml:space="preserve">, 2340–2361 (1977).</w:t>
-      </w:r>
-    </w:p>
-    <w:bookmarkEnd w:id="140"/>
-    <w:bookmarkStart w:id="142" w:name="ref-gillespie2001"/>
+        <w:t xml:space="preserve">519</w:t>
+      </w:r>
+      <w:r>
+        <w:t xml:space="preserve">, 468–471 (2015).</w:t>
+      </w:r>
+    </w:p>
+    <w:bookmarkEnd w:id="151"/>
+    <w:bookmarkStart w:id="153" w:name="ref-kuchen2020"/>
     <w:p>
       <w:pPr>
         <w:pStyle w:val="Bibliography"/>
       </w:pPr>
       <w:r>
-        <w:t xml:space="preserve">39.</w:t>
+        <w:t xml:space="preserve">44.</w:t>
       </w:r>
       <w:r>
         <w:t xml:space="preserve"> </w:t>
@@ -9989,17 +10742,17 @@
         <w:t xml:space="preserve">	</w:t>
       </w:r>
       <w:r>
-        <w:t xml:space="preserve">Gillespie, D. T.</w:t>
-      </w:r>
-      <w:r>
-        <w:t xml:space="preserve"> </w:t>
-      </w:r>
-      <w:hyperlink r:id="rId141">
-        <w:r>
-          <w:rPr>
-            <w:rStyle w:val="Hyperlink"/>
-          </w:rPr>
-          <w:t xml:space="preserve">Approximate accelerated stochastic simulation of chemically reacting systems</w:t>
+        <w:t xml:space="preserve">Kuchen, E. E., Becker, N. B., Claudino, N. &amp; Höfer, T.</w:t>
+      </w:r>
+      <w:r>
+        <w:t xml:space="preserve"> </w:t>
+      </w:r>
+      <w:hyperlink r:id="rId152">
+        <w:r>
+          <w:rPr>
+            <w:rStyle w:val="Hyperlink"/>
+          </w:rPr>
+          <w:t xml:space="preserve">Hidden long-range memories of growth and cycle speed correlate cell cycles in lineage trees</w:t>
         </w:r>
       </w:hyperlink>
       <w:r>
@@ -10013,7 +10766,7 @@
           <w:i/>
           <w:iCs/>
         </w:rPr>
-        <w:t xml:space="preserve">The Journal of Chemical Physics</w:t>
+        <w:t xml:space="preserve">eLife</w:t>
       </w:r>
       <w:r>
         <w:t xml:space="preserve"> </w:t>
@@ -10023,20 +10776,20 @@
           <w:b/>
           <w:bCs/>
         </w:rPr>
-        <w:t xml:space="preserve">115</w:t>
-      </w:r>
-      <w:r>
-        <w:t xml:space="preserve">, 1716–1733 (2001).</w:t>
-      </w:r>
-    </w:p>
-    <w:bookmarkEnd w:id="142"/>
-    <w:bookmarkStart w:id="144" w:name="ref-cao2006"/>
+        <w:t xml:space="preserve">9</w:t>
+      </w:r>
+      <w:r>
+        <w:t xml:space="preserve">, e51002 (2020).</w:t>
+      </w:r>
+    </w:p>
+    <w:bookmarkEnd w:id="153"/>
+    <w:bookmarkStart w:id="155" w:name="ref-chakrabarti2018"/>
     <w:p>
       <w:pPr>
         <w:pStyle w:val="Bibliography"/>
       </w:pPr>
       <w:r>
-        <w:t xml:space="preserve">40.</w:t>
+        <w:t xml:space="preserve">45.</w:t>
       </w:r>
       <w:r>
         <w:t xml:space="preserve"> </w:t>
@@ -10045,21 +10798,7 @@
         <w:t xml:space="preserve">	</w:t>
       </w:r>
       <w:r>
-        <w:t xml:space="preserve">Cao, Y., Gillespie, D. T. &amp; Petzold, L. R.</w:t>
-      </w:r>
-      <w:r>
-        <w:t xml:space="preserve"> </w:t>
-      </w:r>
-      <w:hyperlink r:id="rId143">
-        <w:r>
-          <w:rPr>
-            <w:rStyle w:val="Hyperlink"/>
-          </w:rPr>
-          <w:t xml:space="preserve">Efficient step size selection for the tau-leaping simulation method</w:t>
-        </w:r>
-      </w:hyperlink>
-      <w:r>
-        <w:t xml:space="preserve">.</w:t>
+        <w:t xml:space="preserve">Chakrabarti, S.</w:t>
       </w:r>
       <w:r>
         <w:t xml:space="preserve"> </w:t>
@@ -10069,7 +10808,31 @@
           <w:i/>
           <w:iCs/>
         </w:rPr>
-        <w:t xml:space="preserve">The Journal of Chemical Physics</w:t>
+        <w:t xml:space="preserve">et al.</w:t>
+      </w:r>
+      <w:r>
+        <w:t xml:space="preserve"> </w:t>
+      </w:r>
+      <w:hyperlink r:id="rId154">
+        <w:r>
+          <w:rPr>
+            <w:rStyle w:val="Hyperlink"/>
+          </w:rPr>
+          <w:t xml:space="preserve">Hidden heterogeneity and circadian-controlled cell fate inferred from single cell lineages</w:t>
+        </w:r>
+      </w:hyperlink>
+      <w:r>
+        <w:t xml:space="preserve">.</w:t>
+      </w:r>
+      <w:r>
+        <w:t xml:space="preserve"> </w:t>
+      </w:r>
+      <w:r>
+        <w:rPr>
+          <w:i/>
+          <w:iCs/>
+        </w:rPr>
+        <w:t xml:space="preserve">Nature Communications</w:t>
       </w:r>
       <w:r>
         <w:t xml:space="preserve"> </w:t>
@@ -10079,20 +10842,20 @@
           <w:b/>
           <w:bCs/>
         </w:rPr>
-        <w:t xml:space="preserve">124</w:t>
-      </w:r>
-      <w:r>
-        <w:t xml:space="preserve">, 044109 (2006).</w:t>
-      </w:r>
-    </w:p>
-    <w:bookmarkEnd w:id="144"/>
-    <w:bookmarkStart w:id="146" w:name="ref-cao2005"/>
+        <w:t xml:space="preserve">9</w:t>
+      </w:r>
+      <w:r>
+        <w:t xml:space="preserve">, 5372 (2018).</w:t>
+      </w:r>
+    </w:p>
+    <w:bookmarkEnd w:id="155"/>
+    <w:bookmarkStart w:id="157" w:name="ref-algazi2020"/>
     <w:p>
       <w:pPr>
         <w:pStyle w:val="Bibliography"/>
       </w:pPr>
       <w:r>
-        <w:t xml:space="preserve">41.</w:t>
+        <w:t xml:space="preserve">46.</w:t>
       </w:r>
       <w:r>
         <w:t xml:space="preserve"> </w:t>
@@ -10101,45 +10864,7 @@
         <w:t xml:space="preserve">	</w:t>
       </w:r>
       <w:r>
-        <w:t xml:space="preserve">Cao, Y., Gillespie, D. T. &amp; Petzold, L. R.</w:t>
-      </w:r>
-      <w:r>
-        <w:t xml:space="preserve"> </w:t>
-      </w:r>
-      <w:hyperlink r:id="rId145">
-        <w:r>
-          <w:rPr>
-            <w:rStyle w:val="Hyperlink"/>
-          </w:rPr>
-          <w:t xml:space="preserve">Avoiding negative populations in explicit</w:t>
-        </w:r>
-        <w:r>
-          <w:rPr>
-            <w:rStyle w:val="Hyperlink"/>
-          </w:rPr>
-          <w:t xml:space="preserve"> </w:t>
-        </w:r>
-        <w:r>
-          <w:rPr>
-            <w:rStyle w:val="Hyperlink"/>
-          </w:rPr>
-          <w:t xml:space="preserve">Poisson</w:t>
-        </w:r>
-        <w:r>
-          <w:rPr>
-            <w:rStyle w:val="Hyperlink"/>
-          </w:rPr>
-          <w:t xml:space="preserve"> </w:t>
-        </w:r>
-        <w:r>
-          <w:rPr>
-            <w:rStyle w:val="Hyperlink"/>
-          </w:rPr>
-          <w:t xml:space="preserve">tau-leaping</w:t>
-        </w:r>
-      </w:hyperlink>
-      <w:r>
-        <w:t xml:space="preserve">.</w:t>
+        <w:t xml:space="preserve">Algazi, A. P.</w:t>
       </w:r>
       <w:r>
         <w:t xml:space="preserve"> </w:t>
@@ -10149,7 +10874,97 @@
           <w:i/>
           <w:iCs/>
         </w:rPr>
-        <w:t xml:space="preserve">The Journal of Chemical Physics</w:t>
+        <w:t xml:space="preserve">et al.</w:t>
+      </w:r>
+      <w:r>
+        <w:t xml:space="preserve"> </w:t>
+      </w:r>
+      <w:hyperlink r:id="rId156">
+        <w:r>
+          <w:rPr>
+            <w:rStyle w:val="Hyperlink"/>
+          </w:rPr>
+          <w:t xml:space="preserve">Continuous versus intermittent</w:t>
+        </w:r>
+        <w:r>
+          <w:rPr>
+            <w:rStyle w:val="Hyperlink"/>
+          </w:rPr>
+          <w:t xml:space="preserve"> </w:t>
+        </w:r>
+        <w:r>
+          <w:rPr>
+            <w:rStyle w:val="Hyperlink"/>
+          </w:rPr>
+          <w:t xml:space="preserve">BRAF</w:t>
+        </w:r>
+        <w:r>
+          <w:rPr>
+            <w:rStyle w:val="Hyperlink"/>
+          </w:rPr>
+          <w:t xml:space="preserve"> </w:t>
+        </w:r>
+        <w:r>
+          <w:rPr>
+            <w:rStyle w:val="Hyperlink"/>
+          </w:rPr>
+          <w:t xml:space="preserve">and</w:t>
+        </w:r>
+        <w:r>
+          <w:rPr>
+            <w:rStyle w:val="Hyperlink"/>
+          </w:rPr>
+          <w:t xml:space="preserve"> </w:t>
+        </w:r>
+        <w:r>
+          <w:rPr>
+            <w:rStyle w:val="Hyperlink"/>
+          </w:rPr>
+          <w:t xml:space="preserve">MEK</w:t>
+        </w:r>
+        <w:r>
+          <w:rPr>
+            <w:rStyle w:val="Hyperlink"/>
+          </w:rPr>
+          <w:t xml:space="preserve"> </w:t>
+        </w:r>
+        <w:r>
+          <w:rPr>
+            <w:rStyle w:val="Hyperlink"/>
+          </w:rPr>
+          <w:t xml:space="preserve">inhibition in patients with</w:t>
+        </w:r>
+        <w:r>
+          <w:rPr>
+            <w:rStyle w:val="Hyperlink"/>
+          </w:rPr>
+          <w:t xml:space="preserve"> </w:t>
+        </w:r>
+        <w:r>
+          <w:rPr>
+            <w:rStyle w:val="Hyperlink"/>
+          </w:rPr>
+          <w:t xml:space="preserve">BRAF</w:t>
+        </w:r>
+        <w:r>
+          <w:rPr>
+            <w:rStyle w:val="Hyperlink"/>
+          </w:rPr>
+          <w:t xml:space="preserve">-mutated melanoma: A randomized phase 2 trial</w:t>
+        </w:r>
+      </w:hyperlink>
+      <w:r>
+        <w:t xml:space="preserve">.</w:t>
+      </w:r>
+      <w:r>
+        <w:t xml:space="preserve"> </w:t>
+      </w:r>
+      <w:r>
+        <w:rPr>
+          <w:i/>
+          <w:iCs/>
+        </w:rPr>
+        <w:t xml:space="preserve">Nature Medicine</w:t>
       </w:r>
       <w:r>
         <w:t xml:space="preserve"> </w:t>
@@ -10159,20 +10974,20 @@
           <w:b/>
           <w:bCs/>
         </w:rPr>
-        <w:t xml:space="preserve">123</w:t>
-      </w:r>
-      <w:r>
-        <w:t xml:space="preserve">, 054104 (2005).</w:t>
-      </w:r>
-    </w:p>
-    <w:bookmarkEnd w:id="146"/>
-    <w:bookmarkStart w:id="148" w:name="ref-shaffer2020"/>
+        <w:t xml:space="preserve">26</w:t>
+      </w:r>
+      <w:r>
+        <w:t xml:space="preserve">, 1564–1568 (2020).</w:t>
+      </w:r>
+    </w:p>
+    <w:bookmarkEnd w:id="157"/>
+    <w:bookmarkStart w:id="159" w:name="ref-zhang2017adaptive"/>
     <w:p>
       <w:pPr>
         <w:pStyle w:val="Bibliography"/>
       </w:pPr>
       <w:r>
-        <w:t xml:space="preserve">42.</w:t>
+        <w:t xml:space="preserve">47.</w:t>
       </w:r>
       <w:r>
         <w:t xml:space="preserve"> </w:t>
@@ -10181,7 +10996,21 @@
         <w:t xml:space="preserve">	</w:t>
       </w:r>
       <w:r>
-        <w:t xml:space="preserve">Shaffer, S. M.</w:t>
+        <w:t xml:space="preserve">Zhang, J., Cunningham, J. J., Brown, J. S. &amp; Gatenby, R. A.</w:t>
+      </w:r>
+      <w:r>
+        <w:t xml:space="preserve"> </w:t>
+      </w:r>
+      <w:hyperlink r:id="rId158">
+        <w:r>
+          <w:rPr>
+            <w:rStyle w:val="Hyperlink"/>
+          </w:rPr>
+          <w:t xml:space="preserve">Integrating evolutionary dynamics into treatment of metastatic castrate-resistant prostate cancer</w:t>
+        </w:r>
+      </w:hyperlink>
+      <w:r>
+        <w:t xml:space="preserve">.</w:t>
       </w:r>
       <w:r>
         <w:t xml:space="preserve"> </w:t>
@@ -10191,21 +11020,39 @@
           <w:i/>
           <w:iCs/>
         </w:rPr>
-        <w:t xml:space="preserve">et al.</w:t>
-      </w:r>
-      <w:r>
-        <w:t xml:space="preserve"> </w:t>
-      </w:r>
-      <w:hyperlink r:id="rId147">
-        <w:r>
-          <w:rPr>
-            <w:rStyle w:val="Hyperlink"/>
-          </w:rPr>
-          <w:t xml:space="preserve">Memory sequencing reveals heritable single-cell gene expression programs associated with distinct cellular behaviors</w:t>
-        </w:r>
-      </w:hyperlink>
-      <w:r>
-        <w:t xml:space="preserve">.</w:t>
+        <w:t xml:space="preserve">Nature Communications</w:t>
+      </w:r>
+      <w:r>
+        <w:t xml:space="preserve"> </w:t>
+      </w:r>
+      <w:r>
+        <w:rPr>
+          <w:b/>
+          <w:bCs/>
+        </w:rPr>
+        <w:t xml:space="preserve">8</w:t>
+      </w:r>
+      <w:r>
+        <w:t xml:space="preserve">, 1816 (2017).</w:t>
+      </w:r>
+    </w:p>
+    <w:bookmarkEnd w:id="159"/>
+    <w:bookmarkStart w:id="161" w:name="ref-dasthakur2013"/>
+    <w:p>
+      <w:pPr>
+        <w:pStyle w:val="Bibliography"/>
+      </w:pPr>
+      <w:r>
+        <w:t xml:space="preserve">48.</w:t>
+      </w:r>
+      <w:r>
+        <w:t xml:space="preserve"> </w:t>
+      </w:r>
+      <w:r>
+        <w:t xml:space="preserve">	</w:t>
+      </w:r>
+      <w:r>
+        <w:t xml:space="preserve">Das Thakur, M.</w:t>
       </w:r>
       <w:r>
         <w:t xml:space="preserve"> </w:t>
@@ -10215,7 +11062,31 @@
           <w:i/>
           <w:iCs/>
         </w:rPr>
-        <w:t xml:space="preserve">Cell</w:t>
+        <w:t xml:space="preserve">et al.</w:t>
+      </w:r>
+      <w:r>
+        <w:t xml:space="preserve"> </w:t>
+      </w:r>
+      <w:hyperlink r:id="rId160">
+        <w:r>
+          <w:rPr>
+            <w:rStyle w:val="Hyperlink"/>
+          </w:rPr>
+          <w:t xml:space="preserve">Modelling vemurafenib resistance in melanoma reveals a strategy to forestall drug resistance</w:t>
+        </w:r>
+      </w:hyperlink>
+      <w:r>
+        <w:t xml:space="preserve">.</w:t>
+      </w:r>
+      <w:r>
+        <w:t xml:space="preserve"> </w:t>
+      </w:r>
+      <w:r>
+        <w:rPr>
+          <w:i/>
+          <w:iCs/>
+        </w:rPr>
+        <w:t xml:space="preserve">Nature</w:t>
       </w:r>
       <w:r>
         <w:t xml:space="preserve"> </w:t>
@@ -10225,20 +11096,20 @@
           <w:b/>
           <w:bCs/>
         </w:rPr>
-        <w:t xml:space="preserve">182</w:t>
-      </w:r>
-      <w:r>
-        <w:t xml:space="preserve">, 947–959 (2020).</w:t>
-      </w:r>
-    </w:p>
-    <w:bookmarkEnd w:id="148"/>
-    <w:bookmarkStart w:id="150" w:name="ref-toni2009"/>
+        <w:t xml:space="preserve">494</w:t>
+      </w:r>
+      <w:r>
+        <w:t xml:space="preserve">, 251–255 (2013).</w:t>
+      </w:r>
+    </w:p>
+    <w:bookmarkEnd w:id="161"/>
+    <w:bookmarkStart w:id="163" w:name="ref-strobl2021"/>
     <w:p>
       <w:pPr>
         <w:pStyle w:val="Bibliography"/>
       </w:pPr>
       <w:r>
-        <w:t xml:space="preserve">43.</w:t>
+        <w:t xml:space="preserve">49.</w:t>
       </w:r>
       <w:r>
         <w:t xml:space="preserve"> </w:t>
@@ -10247,45 +11118,7 @@
         <w:t xml:space="preserve">	</w:t>
       </w:r>
       <w:r>
-        <w:t xml:space="preserve">Toni, T., Welch, D., Strelkowa, N., Ipsen, A. &amp; Stumpf, M. P. H.</w:t>
-      </w:r>
-      <w:r>
-        <w:t xml:space="preserve"> </w:t>
-      </w:r>
-      <w:hyperlink r:id="rId149">
-        <w:r>
-          <w:rPr>
-            <w:rStyle w:val="Hyperlink"/>
-          </w:rPr>
-          <w:t xml:space="preserve">Approximate</w:t>
-        </w:r>
-        <w:r>
-          <w:rPr>
-            <w:rStyle w:val="Hyperlink"/>
-          </w:rPr>
-          <w:t xml:space="preserve"> </w:t>
-        </w:r>
-        <w:r>
-          <w:rPr>
-            <w:rStyle w:val="Hyperlink"/>
-          </w:rPr>
-          <w:t xml:space="preserve">Bayesian</w:t>
-        </w:r>
-        <w:r>
-          <w:rPr>
-            <w:rStyle w:val="Hyperlink"/>
-          </w:rPr>
-          <w:t xml:space="preserve"> </w:t>
-        </w:r>
-        <w:r>
-          <w:rPr>
-            <w:rStyle w:val="Hyperlink"/>
-          </w:rPr>
-          <w:t xml:space="preserve">computation scheme for parameter inference and model selection in dynamical systems</w:t>
-        </w:r>
-      </w:hyperlink>
-      <w:r>
-        <w:t xml:space="preserve">.</w:t>
+        <w:t xml:space="preserve">Strobl, M. A. R.</w:t>
       </w:r>
       <w:r>
         <w:t xml:space="preserve"> </w:t>
@@ -10295,7 +11128,31 @@
           <w:i/>
           <w:iCs/>
         </w:rPr>
-        <w:t xml:space="preserve">Journal of the Royal Society Interface</w:t>
+        <w:t xml:space="preserve">et al.</w:t>
+      </w:r>
+      <w:r>
+        <w:t xml:space="preserve"> </w:t>
+      </w:r>
+      <w:hyperlink r:id="rId162">
+        <w:r>
+          <w:rPr>
+            <w:rStyle w:val="Hyperlink"/>
+          </w:rPr>
+          <w:t xml:space="preserve">Turnover modulates the need for a cost of resistance in adaptive therapy</w:t>
+        </w:r>
+      </w:hyperlink>
+      <w:r>
+        <w:t xml:space="preserve">.</w:t>
+      </w:r>
+      <w:r>
+        <w:t xml:space="preserve"> </w:t>
+      </w:r>
+      <w:r>
+        <w:rPr>
+          <w:i/>
+          <w:iCs/>
+        </w:rPr>
+        <w:t xml:space="preserve">Cancer Research</w:t>
       </w:r>
       <w:r>
         <w:t xml:space="preserve"> </w:t>
@@ -10305,20 +11162,20 @@
           <w:b/>
           <w:bCs/>
         </w:rPr>
-        <w:t xml:space="preserve">6</w:t>
-      </w:r>
-      <w:r>
-        <w:t xml:space="preserve">, 187–202 (2009).</w:t>
-      </w:r>
-    </w:p>
-    <w:bookmarkEnd w:id="150"/>
-    <w:bookmarkStart w:id="152" w:name="ref-ellingson2016"/>
+        <w:t xml:space="preserve">81</w:t>
+      </w:r>
+      <w:r>
+        <w:t xml:space="preserve">, 1135–1147 (2021).</w:t>
+      </w:r>
+    </w:p>
+    <w:bookmarkEnd w:id="163"/>
+    <w:bookmarkStart w:id="165" w:name="ref-gilbert2013"/>
     <w:p>
       <w:pPr>
         <w:pStyle w:val="Bibliography"/>
       </w:pPr>
       <w:r>
-        <w:t xml:space="preserve">44.</w:t>
+        <w:t xml:space="preserve">50.</w:t>
       </w:r>
       <w:r>
         <w:t xml:space="preserve"> </w:t>
@@ -10327,7 +11184,7 @@
         <w:t xml:space="preserve">	</w:t>
       </w:r>
       <w:r>
-        <w:t xml:space="preserve">Ellingson, B. M.</w:t>
+        <w:t xml:space="preserve">Gilbert, M. R.</w:t>
       </w:r>
       <w:r>
         <w:t xml:space="preserve"> </w:t>
@@ -10342,12 +11199,36 @@
       <w:r>
         <w:t xml:space="preserve"> </w:t>
       </w:r>
-      <w:hyperlink r:id="rId151">
-        <w:r>
-          <w:rPr>
-            <w:rStyle w:val="Hyperlink"/>
-          </w:rPr>
-          <w:t xml:space="preserve">Contrast-enhancing tumor growth dynamics of preoperative, treatment-naive human glioblastoma</w:t>
+      <w:hyperlink r:id="rId164">
+        <w:r>
+          <w:rPr>
+            <w:rStyle w:val="Hyperlink"/>
+          </w:rPr>
+          <w:t xml:space="preserve">Dose-dense temozolomide for newly diagnosed glioblastoma: A randomized phase</w:t>
+        </w:r>
+        <w:r>
+          <w:rPr>
+            <w:rStyle w:val="Hyperlink"/>
+          </w:rPr>
+          <w:t xml:space="preserve"> </w:t>
+        </w:r>
+        <w:r>
+          <w:rPr>
+            <w:rStyle w:val="Hyperlink"/>
+          </w:rPr>
+          <w:t xml:space="preserve">III</w:t>
+        </w:r>
+        <w:r>
+          <w:rPr>
+            <w:rStyle w:val="Hyperlink"/>
+          </w:rPr>
+          <w:t xml:space="preserve"> </w:t>
+        </w:r>
+        <w:r>
+          <w:rPr>
+            <w:rStyle w:val="Hyperlink"/>
+          </w:rPr>
+          <w:t xml:space="preserve">clinical trial</w:t>
         </w:r>
       </w:hyperlink>
       <w:r>
@@ -10361,7 +11242,7 @@
           <w:i/>
           <w:iCs/>
         </w:rPr>
-        <w:t xml:space="preserve">Cancer</w:t>
+        <w:t xml:space="preserve">Journal of Clinical Oncology</w:t>
       </w:r>
       <w:r>
         <w:t xml:space="preserve"> </w:t>
@@ -10371,20 +11252,20 @@
           <w:b/>
           <w:bCs/>
         </w:rPr>
-        <w:t xml:space="preserve">122</w:t>
-      </w:r>
-      <w:r>
-        <w:t xml:space="preserve">, 1718–1727 (2016).</w:t>
-      </w:r>
-    </w:p>
-    <w:bookmarkEnd w:id="152"/>
-    <w:bookmarkStart w:id="154" w:name="ref-stensjoen2015"/>
+        <w:t xml:space="preserve">31</w:t>
+      </w:r>
+      <w:r>
+        <w:t xml:space="preserve">, 4085–4091 (2013).</w:t>
+      </w:r>
+    </w:p>
+    <w:bookmarkEnd w:id="165"/>
+    <w:bookmarkStart w:id="167" w:name="ref-ostermann2004"/>
     <w:p>
       <w:pPr>
         <w:pStyle w:val="Bibliography"/>
       </w:pPr>
       <w:r>
-        <w:t xml:space="preserve">45.</w:t>
+        <w:t xml:space="preserve">51.</w:t>
       </w:r>
       <w:r>
         <w:t xml:space="preserve"> </w:t>
@@ -10393,7 +11274,7 @@
         <w:t xml:space="preserve">	</w:t>
       </w:r>
       <w:r>
-        <w:t xml:space="preserve">Stensjøen, A. L.</w:t>
+        <w:t xml:space="preserve">Ostermann, S.</w:t>
       </w:r>
       <w:r>
         <w:t xml:space="preserve"> </w:t>
@@ -10408,12 +11289,12 @@
       <w:r>
         <w:t xml:space="preserve"> </w:t>
       </w:r>
-      <w:hyperlink r:id="rId153">
-        <w:r>
-          <w:rPr>
-            <w:rStyle w:val="Hyperlink"/>
-          </w:rPr>
-          <w:t xml:space="preserve">Growth dynamics of untreated glioblastomas in vivo</w:t>
+      <w:hyperlink r:id="rId166">
+        <w:r>
+          <w:rPr>
+            <w:rStyle w:val="Hyperlink"/>
+          </w:rPr>
+          <w:t xml:space="preserve">Plasma and cerebrospinal fluid population pharmacokinetics of temozolomide in malignant glioma patients</w:t>
         </w:r>
       </w:hyperlink>
       <w:r>
@@ -10427,7 +11308,7 @@
           <w:i/>
           <w:iCs/>
         </w:rPr>
-        <w:t xml:space="preserve">Neuro-Oncology</w:t>
+        <w:t xml:space="preserve">Clinical Cancer Research</w:t>
       </w:r>
       <w:r>
         <w:t xml:space="preserve"> </w:t>
@@ -10437,20 +11318,20 @@
           <w:b/>
           <w:bCs/>
         </w:rPr>
-        <w:t xml:space="preserve">17</w:t>
-      </w:r>
-      <w:r>
-        <w:t xml:space="preserve">, 1402–1411 (2015).</w:t>
-      </w:r>
-    </w:p>
-    <w:bookmarkEnd w:id="154"/>
-    <w:bookmarkStart w:id="156" w:name="ref-friedman2006"/>
+        <w:t xml:space="preserve">10</w:t>
+      </w:r>
+      <w:r>
+        <w:t xml:space="preserve">, 3728–3736 (2004).</w:t>
+      </w:r>
+    </w:p>
+    <w:bookmarkEnd w:id="167"/>
+    <w:bookmarkStart w:id="169" w:name="ref-tolcher2003"/>
     <w:p>
       <w:pPr>
         <w:pStyle w:val="Bibliography"/>
       </w:pPr>
       <w:r>
-        <w:t xml:space="preserve">46.</w:t>
+        <w:t xml:space="preserve">52.</w:t>
       </w:r>
       <w:r>
         <w:t xml:space="preserve"> </w:t>
@@ -10459,21 +11340,7 @@
         <w:t xml:space="preserve">	</w:t>
       </w:r>
       <w:r>
-        <w:t xml:space="preserve">Friedman, N., Cai, L. &amp; Xie, X. S.</w:t>
-      </w:r>
-      <w:r>
-        <w:t xml:space="preserve"> </w:t>
-      </w:r>
-      <w:hyperlink r:id="rId155">
-        <w:r>
-          <w:rPr>
-            <w:rStyle w:val="Hyperlink"/>
-          </w:rPr>
-          <w:t xml:space="preserve">Linking stochastic dynamics to population distribution: An analytical framework of gene expression</w:t>
-        </w:r>
-      </w:hyperlink>
-      <w:r>
-        <w:t xml:space="preserve">.</w:t>
+        <w:t xml:space="preserve">Tolcher, A. W.</w:t>
       </w:r>
       <w:r>
         <w:t xml:space="preserve"> </w:t>
@@ -10483,7 +11350,55 @@
           <w:i/>
           <w:iCs/>
         </w:rPr>
-        <w:t xml:space="preserve">Physical Review Letters</w:t>
+        <w:t xml:space="preserve">et al.</w:t>
+      </w:r>
+      <w:r>
+        <w:t xml:space="preserve"> </w:t>
+      </w:r>
+      <w:hyperlink r:id="rId168">
+        <w:r>
+          <w:rPr>
+            <w:rStyle w:val="Hyperlink"/>
+          </w:rPr>
+          <w:t xml:space="preserve">Marked inactivation of</w:t>
+        </w:r>
+        <w:r>
+          <w:rPr>
+            <w:rStyle w:val="Hyperlink"/>
+          </w:rPr>
+          <w:t xml:space="preserve"> </w:t>
+        </w:r>
+        <w:r>
+          <w:rPr>
+            <w:rStyle w:val="Hyperlink"/>
+          </w:rPr>
+          <w:t xml:space="preserve">O6-alkylguanine-DNA</w:t>
+        </w:r>
+        <w:r>
+          <w:rPr>
+            <w:rStyle w:val="Hyperlink"/>
+          </w:rPr>
+          <w:t xml:space="preserve"> </w:t>
+        </w:r>
+        <w:r>
+          <w:rPr>
+            <w:rStyle w:val="Hyperlink"/>
+          </w:rPr>
+          <w:t xml:space="preserve">alkyltransferase activity with protracted temozolomide schedules</w:t>
+        </w:r>
+      </w:hyperlink>
+      <w:r>
+        <w:t xml:space="preserve">.</w:t>
+      </w:r>
+      <w:r>
+        <w:t xml:space="preserve"> </w:t>
+      </w:r>
+      <w:r>
+        <w:rPr>
+          <w:i/>
+          <w:iCs/>
+        </w:rPr>
+        <w:t xml:space="preserve">British Journal of Cancer</w:t>
       </w:r>
       <w:r>
         <w:t xml:space="preserve"> </w:t>
@@ -10493,20 +11408,20 @@
           <w:b/>
           <w:bCs/>
         </w:rPr>
-        <w:t xml:space="preserve">97</w:t>
-      </w:r>
-      <w:r>
-        <w:t xml:space="preserve">, 168302 (2006).</w:t>
-      </w:r>
-    </w:p>
-    <w:bookmarkEnd w:id="156"/>
-    <w:bookmarkStart w:id="158" w:name="ref-shahrezaei2008"/>
+        <w:t xml:space="preserve">88</w:t>
+      </w:r>
+      <w:r>
+        <w:t xml:space="preserve">, 1004–1011 (2003).</w:t>
+      </w:r>
+    </w:p>
+    <w:bookmarkEnd w:id="169"/>
+    <w:bookmarkStart w:id="171" w:name="ref-middleton2000"/>
     <w:p>
       <w:pPr>
         <w:pStyle w:val="Bibliography"/>
       </w:pPr>
       <w:r>
-        <w:t xml:space="preserve">47.</w:t>
+        <w:t xml:space="preserve">53.</w:t>
       </w:r>
       <w:r>
         <w:t xml:space="preserve"> </w:t>
@@ -10515,21 +11430,7 @@
         <w:t xml:space="preserve">	</w:t>
       </w:r>
       <w:r>
-        <w:t xml:space="preserve">Shahrezaei, V. &amp; Swain, P. S.</w:t>
-      </w:r>
-      <w:r>
-        <w:t xml:space="preserve"> </w:t>
-      </w:r>
-      <w:hyperlink r:id="rId157">
-        <w:r>
-          <w:rPr>
-            <w:rStyle w:val="Hyperlink"/>
-          </w:rPr>
-          <w:t xml:space="preserve">Analytical distributions for stochastic gene expression</w:t>
-        </w:r>
-      </w:hyperlink>
-      <w:r>
-        <w:t xml:space="preserve">.</w:t>
+        <w:t xml:space="preserve">Middleton, M. R.</w:t>
       </w:r>
       <w:r>
         <w:t xml:space="preserve"> </w:t>
@@ -10539,7 +11440,67 @@
           <w:i/>
           <w:iCs/>
         </w:rPr>
-        <w:t xml:space="preserve">Proceedings of the National Academy of Sciences</w:t>
+        <w:t xml:space="preserve">et al.</w:t>
+      </w:r>
+      <w:r>
+        <w:t xml:space="preserve"> </w:t>
+      </w:r>
+      <w:hyperlink r:id="rId170">
+        <w:r>
+          <w:rPr>
+            <w:rStyle w:val="Hyperlink"/>
+          </w:rPr>
+          <w:t xml:space="preserve">O6-methylguanine</w:t>
+        </w:r>
+        <w:r>
+          <w:rPr>
+            <w:rStyle w:val="Hyperlink"/>
+          </w:rPr>
+          <w:t xml:space="preserve"> </w:t>
+        </w:r>
+        <w:r>
+          <w:rPr>
+            <w:rStyle w:val="Hyperlink"/>
+          </w:rPr>
+          <w:t xml:space="preserve">formation, repair protein depletion and clinical outcome with a 4 hr schedule of temozolomide in the treatment of advanced melanoma: Results of a phase</w:t>
+        </w:r>
+        <w:r>
+          <w:rPr>
+            <w:rStyle w:val="Hyperlink"/>
+          </w:rPr>
+          <w:t xml:space="preserve"> </w:t>
+        </w:r>
+        <w:r>
+          <w:rPr>
+            <w:rStyle w:val="Hyperlink"/>
+          </w:rPr>
+          <w:t xml:space="preserve">II</w:t>
+        </w:r>
+        <w:r>
+          <w:rPr>
+            <w:rStyle w:val="Hyperlink"/>
+          </w:rPr>
+          <w:t xml:space="preserve"> </w:t>
+        </w:r>
+        <w:r>
+          <w:rPr>
+            <w:rStyle w:val="Hyperlink"/>
+          </w:rPr>
+          <w:t xml:space="preserve">study</w:t>
+        </w:r>
+      </w:hyperlink>
+      <w:r>
+        <w:t xml:space="preserve">.</w:t>
+      </w:r>
+      <w:r>
+        <w:t xml:space="preserve"> </w:t>
+      </w:r>
+      <w:r>
+        <w:rPr>
+          <w:i/>
+          <w:iCs/>
+        </w:rPr>
+        <w:t xml:space="preserve">International Journal of Cancer</w:t>
       </w:r>
       <w:r>
         <w:t xml:space="preserve"> </w:t>
@@ -10549,20 +11510,20 @@
           <w:b/>
           <w:bCs/>
         </w:rPr>
-        <w:t xml:space="preserve">105</w:t>
-      </w:r>
-      <w:r>
-        <w:t xml:space="preserve">, 17256–17261 (2008).</w:t>
-      </w:r>
-    </w:p>
-    <w:bookmarkEnd w:id="158"/>
-    <w:bookmarkStart w:id="160" w:name="ref-sciml"/>
+        <w:t xml:space="preserve">88</w:t>
+      </w:r>
+      <w:r>
+        <w:t xml:space="preserve">, 469–473 (2000).</w:t>
+      </w:r>
+    </w:p>
+    <w:bookmarkEnd w:id="171"/>
+    <w:bookmarkStart w:id="173" w:name="ref-robinson2010"/>
     <w:p>
       <w:pPr>
         <w:pStyle w:val="Bibliography"/>
       </w:pPr>
       <w:r>
-        <w:t xml:space="preserve">48.</w:t>
+        <w:t xml:space="preserve">54.</w:t>
       </w:r>
       <w:r>
         <w:t xml:space="preserve"> </w:t>
@@ -10571,45 +11532,7 @@
         <w:t xml:space="preserve">	</w:t>
       </w:r>
       <w:r>
-        <w:t xml:space="preserve">Rackauckas, C. &amp; Nie, Q.</w:t>
-      </w:r>
-      <w:r>
-        <w:t xml:space="preserve"> </w:t>
-      </w:r>
-      <w:hyperlink r:id="rId159">
-        <w:r>
-          <w:rPr>
-            <w:rStyle w:val="Hyperlink"/>
-          </w:rPr>
-          <w:t xml:space="preserve">DifferentialEquations.jl</w:t>
-        </w:r>
-        <w:r>
-          <w:rPr>
-            <w:rStyle w:val="Hyperlink"/>
-          </w:rPr>
-          <w:t xml:space="preserve"> </w:t>
-        </w:r>
-        <w:r>
-          <w:rPr>
-            <w:rStyle w:val="Hyperlink"/>
-          </w:rPr>
-          <w:t xml:space="preserve">– a performant and feature-rich ecosystem for solving differential equations in</w:t>
-        </w:r>
-        <w:r>
-          <w:rPr>
-            <w:rStyle w:val="Hyperlink"/>
-          </w:rPr>
-          <w:t xml:space="preserve"> </w:t>
-        </w:r>
-        <w:r>
-          <w:rPr>
-            <w:rStyle w:val="Hyperlink"/>
-          </w:rPr>
-          <w:t xml:space="preserve">Julia</w:t>
-        </w:r>
-      </w:hyperlink>
-      <w:r>
-        <w:t xml:space="preserve">.</w:t>
+        <w:t xml:space="preserve">Robinson, C. G.</w:t>
       </w:r>
       <w:r>
         <w:t xml:space="preserve"> </w:t>
@@ -10619,42 +11542,41 @@
           <w:i/>
           <w:iCs/>
         </w:rPr>
-        <w:t xml:space="preserve">Journal of Open Research Software</w:t>
-      </w:r>
-      <w:r>
-        <w:t xml:space="preserve"> </w:t>
-      </w:r>
-      <w:r>
-        <w:t xml:space="preserve">vol. 5 15 (2017).</w:t>
-      </w:r>
-    </w:p>
-    <w:bookmarkEnd w:id="160"/>
-    <w:bookmarkStart w:id="162" w:name="ref-huh2011"/>
-    <w:p>
-      <w:pPr>
-        <w:pStyle w:val="Bibliography"/>
-      </w:pPr>
-      <w:r>
-        <w:t xml:space="preserve">49.</w:t>
-      </w:r>
-      <w:r>
-        <w:t xml:space="preserve"> </w:t>
-      </w:r>
-      <w:r>
-        <w:t xml:space="preserve">	</w:t>
-      </w:r>
-      <w:r>
-        <w:t xml:space="preserve">Huh, D. &amp; Paulsson, J.</w:t>
-      </w:r>
-      <w:r>
-        <w:t xml:space="preserve"> </w:t>
-      </w:r>
-      <w:hyperlink r:id="rId161">
-        <w:r>
-          <w:rPr>
-            <w:rStyle w:val="Hyperlink"/>
-          </w:rPr>
-          <w:t xml:space="preserve">Non-genetic heterogeneity from stochastic partitioning at cell division</w:t>
+        <w:t xml:space="preserve">et al.</w:t>
+      </w:r>
+      <w:r>
+        <w:t xml:space="preserve"> </w:t>
+      </w:r>
+      <w:hyperlink r:id="rId172">
+        <w:r>
+          <w:rPr>
+            <w:rStyle w:val="Hyperlink"/>
+          </w:rPr>
+          <w:t xml:space="preserve">Effect of alternative temozolomide schedules on glioblastoma</w:t>
+        </w:r>
+        <w:r>
+          <w:rPr>
+            <w:rStyle w:val="Hyperlink"/>
+          </w:rPr>
+          <w:t xml:space="preserve"> </w:t>
+        </w:r>
+        <w:r>
+          <w:rPr>
+            <w:rStyle w:val="Hyperlink"/>
+          </w:rPr>
+          <w:t xml:space="preserve">O6-methylguanine-DNA</w:t>
+        </w:r>
+        <w:r>
+          <w:rPr>
+            <w:rStyle w:val="Hyperlink"/>
+          </w:rPr>
+          <w:t xml:space="preserve"> </w:t>
+        </w:r>
+        <w:r>
+          <w:rPr>
+            <w:rStyle w:val="Hyperlink"/>
+          </w:rPr>
+          <w:t xml:space="preserve">methyltransferase activity and survival</w:t>
         </w:r>
       </w:hyperlink>
       <w:r>
@@ -10668,7 +11590,7 @@
           <w:i/>
           <w:iCs/>
         </w:rPr>
-        <w:t xml:space="preserve">Nature Genetics</w:t>
+        <w:t xml:space="preserve">British Journal of Cancer</w:t>
       </w:r>
       <w:r>
         <w:t xml:space="preserve"> </w:t>
@@ -10678,20 +11600,20 @@
           <w:b/>
           <w:bCs/>
         </w:rPr>
-        <w:t xml:space="preserve">43</w:t>
-      </w:r>
-      <w:r>
-        <w:t xml:space="preserve">, 95–100 (2011).</w:t>
-      </w:r>
-    </w:p>
-    <w:bookmarkEnd w:id="162"/>
-    <w:bookmarkStart w:id="164" w:name="ref-huynhthu2010"/>
+        <w:t xml:space="preserve">103</w:t>
+      </w:r>
+      <w:r>
+        <w:t xml:space="preserve">, 498–504 (2010).</w:t>
+      </w:r>
+    </w:p>
+    <w:bookmarkEnd w:id="173"/>
+    <w:bookmarkStart w:id="175" w:name="ref-gillespie1977"/>
     <w:p>
       <w:pPr>
         <w:pStyle w:val="Bibliography"/>
       </w:pPr>
       <w:r>
-        <w:t xml:space="preserve">50.</w:t>
+        <w:t xml:space="preserve">55.</w:t>
       </w:r>
       <w:r>
         <w:t xml:space="preserve"> </w:t>
@@ -10700,17 +11622,17 @@
         <w:t xml:space="preserve">	</w:t>
       </w:r>
       <w:r>
-        <w:t xml:space="preserve">Huynh-Thu, V. A., Irrthum, A., Wehenkel, L. &amp; Geurts, P.</w:t>
-      </w:r>
-      <w:r>
-        <w:t xml:space="preserve"> </w:t>
-      </w:r>
-      <w:hyperlink r:id="rId163">
-        <w:r>
-          <w:rPr>
-            <w:rStyle w:val="Hyperlink"/>
-          </w:rPr>
-          <w:t xml:space="preserve">Inferring regulatory networks from expression data using tree-based methods</w:t>
+        <w:t xml:space="preserve">Gillespie, D. T.</w:t>
+      </w:r>
+      <w:r>
+        <w:t xml:space="preserve"> </w:t>
+      </w:r>
+      <w:hyperlink r:id="rId174">
+        <w:r>
+          <w:rPr>
+            <w:rStyle w:val="Hyperlink"/>
+          </w:rPr>
+          <w:t xml:space="preserve">Exact stochastic simulation of coupled chemical reactions</w:t>
         </w:r>
       </w:hyperlink>
       <w:r>
@@ -10724,7 +11646,7 @@
           <w:i/>
           <w:iCs/>
         </w:rPr>
-        <w:t xml:space="preserve">PLoS ONE</w:t>
+        <w:t xml:space="preserve">The Journal of Physical Chemistry</w:t>
       </w:r>
       <w:r>
         <w:t xml:space="preserve"> </w:t>
@@ -10734,20 +11656,20 @@
           <w:b/>
           <w:bCs/>
         </w:rPr>
-        <w:t xml:space="preserve">5</w:t>
-      </w:r>
-      <w:r>
-        <w:t xml:space="preserve">, e12776 (2010).</w:t>
-      </w:r>
-    </w:p>
-    <w:bookmarkEnd w:id="164"/>
-    <w:bookmarkStart w:id="166" w:name="ref-vandijk2018"/>
+        <w:t xml:space="preserve">81</w:t>
+      </w:r>
+      <w:r>
+        <w:t xml:space="preserve">, 2340–2361 (1977).</w:t>
+      </w:r>
+    </w:p>
+    <w:bookmarkEnd w:id="175"/>
+    <w:bookmarkStart w:id="177" w:name="ref-gillespie2001"/>
     <w:p>
       <w:pPr>
         <w:pStyle w:val="Bibliography"/>
       </w:pPr>
       <w:r>
-        <w:t xml:space="preserve">51.</w:t>
+        <w:t xml:space="preserve">56.</w:t>
       </w:r>
       <w:r>
         <w:t xml:space="preserve"> </w:t>
@@ -10756,7 +11678,21 @@
         <w:t xml:space="preserve">	</w:t>
       </w:r>
       <w:r>
-        <w:t xml:space="preserve">Dijk, D. van</w:t>
+        <w:t xml:space="preserve">Gillespie, D. T.</w:t>
+      </w:r>
+      <w:r>
+        <w:t xml:space="preserve"> </w:t>
+      </w:r>
+      <w:hyperlink r:id="rId176">
+        <w:r>
+          <w:rPr>
+            <w:rStyle w:val="Hyperlink"/>
+          </w:rPr>
+          <w:t xml:space="preserve">Approximate accelerated stochastic simulation of chemically reacting systems</w:t>
+        </w:r>
+      </w:hyperlink>
+      <w:r>
+        <w:t xml:space="preserve">.</w:t>
       </w:r>
       <w:r>
         <w:t xml:space="preserve"> </w:t>
@@ -10766,17 +11702,49 @@
           <w:i/>
           <w:iCs/>
         </w:rPr>
-        <w:t xml:space="preserve">et al.</w:t>
-      </w:r>
-      <w:r>
-        <w:t xml:space="preserve"> </w:t>
-      </w:r>
-      <w:hyperlink r:id="rId165">
-        <w:r>
-          <w:rPr>
-            <w:rStyle w:val="Hyperlink"/>
-          </w:rPr>
-          <w:t xml:space="preserve">Recovering gene interactions from single-cell data using data diffusion</w:t>
+        <w:t xml:space="preserve">The Journal of Chemical Physics</w:t>
+      </w:r>
+      <w:r>
+        <w:t xml:space="preserve"> </w:t>
+      </w:r>
+      <w:r>
+        <w:rPr>
+          <w:b/>
+          <w:bCs/>
+        </w:rPr>
+        <w:t xml:space="preserve">115</w:t>
+      </w:r>
+      <w:r>
+        <w:t xml:space="preserve">, 1716–1733 (2001).</w:t>
+      </w:r>
+    </w:p>
+    <w:bookmarkEnd w:id="177"/>
+    <w:bookmarkStart w:id="179" w:name="ref-cao2006"/>
+    <w:p>
+      <w:pPr>
+        <w:pStyle w:val="Bibliography"/>
+      </w:pPr>
+      <w:r>
+        <w:t xml:space="preserve">57.</w:t>
+      </w:r>
+      <w:r>
+        <w:t xml:space="preserve"> </w:t>
+      </w:r>
+      <w:r>
+        <w:t xml:space="preserve">	</w:t>
+      </w:r>
+      <w:r>
+        <w:t xml:space="preserve">Cao, Y., Gillespie, D. T. &amp; Petzold, L. R.</w:t>
+      </w:r>
+      <w:r>
+        <w:t xml:space="preserve"> </w:t>
+      </w:r>
+      <w:hyperlink r:id="rId178">
+        <w:r>
+          <w:rPr>
+            <w:rStyle w:val="Hyperlink"/>
+          </w:rPr>
+          <w:t xml:space="preserve">Efficient step size selection for the tau-leaping simulation method</w:t>
         </w:r>
       </w:hyperlink>
       <w:r>
@@ -10790,7 +11758,7 @@
           <w:i/>
           <w:iCs/>
         </w:rPr>
-        <w:t xml:space="preserve">Cell</w:t>
+        <w:t xml:space="preserve">The Journal of Chemical Physics</w:t>
       </w:r>
       <w:r>
         <w:t xml:space="preserve"> </w:t>
@@ -10800,20 +11768,20 @@
           <w:b/>
           <w:bCs/>
         </w:rPr>
-        <w:t xml:space="preserve">174</w:t>
-      </w:r>
-      <w:r>
-        <w:t xml:space="preserve">, 716–729 (2018).</w:t>
-      </w:r>
-    </w:p>
-    <w:bookmarkEnd w:id="166"/>
-    <w:bookmarkStart w:id="168" w:name="ref-wagner2018"/>
+        <w:t xml:space="preserve">124</w:t>
+      </w:r>
+      <w:r>
+        <w:t xml:space="preserve">, 044109 (2006).</w:t>
+      </w:r>
+    </w:p>
+    <w:bookmarkEnd w:id="179"/>
+    <w:bookmarkStart w:id="181" w:name="ref-cao2005"/>
     <w:p>
       <w:pPr>
         <w:pStyle w:val="Bibliography"/>
       </w:pPr>
       <w:r>
-        <w:t xml:space="preserve">52.</w:t>
+        <w:t xml:space="preserve">58.</w:t>
       </w:r>
       <w:r>
         <w:t xml:space="preserve"> </w:t>
@@ -10822,19 +11790,45 @@
         <w:t xml:space="preserve">	</w:t>
       </w:r>
       <w:r>
-        <w:t xml:space="preserve">Wagner, F., Yan, Y. &amp; Yanai, I. K-nearest neighbor smoothing for high-throughput single-cell</w:t>
-      </w:r>
-      <w:r>
-        <w:t xml:space="preserve"> </w:t>
-      </w:r>
-      <w:r>
-        <w:t xml:space="preserve">RNA-Seq</w:t>
-      </w:r>
-      <w:r>
-        <w:t xml:space="preserve"> </w:t>
-      </w:r>
-      <w:r>
-        <w:t xml:space="preserve">data.</w:t>
+        <w:t xml:space="preserve">Cao, Y., Gillespie, D. T. &amp; Petzold, L. R.</w:t>
+      </w:r>
+      <w:r>
+        <w:t xml:space="preserve"> </w:t>
+      </w:r>
+      <w:hyperlink r:id="rId180">
+        <w:r>
+          <w:rPr>
+            <w:rStyle w:val="Hyperlink"/>
+          </w:rPr>
+          <w:t xml:space="preserve">Avoiding negative populations in explicit</w:t>
+        </w:r>
+        <w:r>
+          <w:rPr>
+            <w:rStyle w:val="Hyperlink"/>
+          </w:rPr>
+          <w:t xml:space="preserve"> </w:t>
+        </w:r>
+        <w:r>
+          <w:rPr>
+            <w:rStyle w:val="Hyperlink"/>
+          </w:rPr>
+          <w:t xml:space="preserve">Poisson</w:t>
+        </w:r>
+        <w:r>
+          <w:rPr>
+            <w:rStyle w:val="Hyperlink"/>
+          </w:rPr>
+          <w:t xml:space="preserve"> </w:t>
+        </w:r>
+        <w:r>
+          <w:rPr>
+            <w:rStyle w:val="Hyperlink"/>
+          </w:rPr>
+          <w:t xml:space="preserve">tau-leaping</w:t>
+        </w:r>
+      </w:hyperlink>
+      <w:r>
+        <w:t xml:space="preserve">.</w:t>
       </w:r>
       <w:r>
         <w:t xml:space="preserve"> </w:t>
@@ -10844,12 +11838,707 @@
           <w:i/>
           <w:iCs/>
         </w:rPr>
+        <w:t xml:space="preserve">The Journal of Chemical Physics</w:t>
+      </w:r>
+      <w:r>
+        <w:t xml:space="preserve"> </w:t>
+      </w:r>
+      <w:r>
+        <w:rPr>
+          <w:b/>
+          <w:bCs/>
+        </w:rPr>
+        <w:t xml:space="preserve">123</w:t>
+      </w:r>
+      <w:r>
+        <w:t xml:space="preserve">, 054104 (2005).</w:t>
+      </w:r>
+    </w:p>
+    <w:bookmarkEnd w:id="181"/>
+    <w:bookmarkStart w:id="183" w:name="ref-shaffer2020"/>
+    <w:p>
+      <w:pPr>
+        <w:pStyle w:val="Bibliography"/>
+      </w:pPr>
+      <w:r>
+        <w:t xml:space="preserve">59.</w:t>
+      </w:r>
+      <w:r>
+        <w:t xml:space="preserve"> </w:t>
+      </w:r>
+      <w:r>
+        <w:t xml:space="preserve">	</w:t>
+      </w:r>
+      <w:r>
+        <w:t xml:space="preserve">Shaffer, S. M.</w:t>
+      </w:r>
+      <w:r>
+        <w:t xml:space="preserve"> </w:t>
+      </w:r>
+      <w:r>
+        <w:rPr>
+          <w:i/>
+          <w:iCs/>
+        </w:rPr>
+        <w:t xml:space="preserve">et al.</w:t>
+      </w:r>
+      <w:r>
+        <w:t xml:space="preserve"> </w:t>
+      </w:r>
+      <w:hyperlink r:id="rId182">
+        <w:r>
+          <w:rPr>
+            <w:rStyle w:val="Hyperlink"/>
+          </w:rPr>
+          <w:t xml:space="preserve">Memory sequencing reveals heritable single-cell gene expression programs associated with distinct cellular behaviors</w:t>
+        </w:r>
+      </w:hyperlink>
+      <w:r>
+        <w:t xml:space="preserve">.</w:t>
+      </w:r>
+      <w:r>
+        <w:t xml:space="preserve"> </w:t>
+      </w:r>
+      <w:r>
+        <w:rPr>
+          <w:i/>
+          <w:iCs/>
+        </w:rPr>
+        <w:t xml:space="preserve">Cell</w:t>
+      </w:r>
+      <w:r>
+        <w:t xml:space="preserve"> </w:t>
+      </w:r>
+      <w:r>
+        <w:rPr>
+          <w:b/>
+          <w:bCs/>
+        </w:rPr>
+        <w:t xml:space="preserve">182</w:t>
+      </w:r>
+      <w:r>
+        <w:t xml:space="preserve">, 947–959 (2020).</w:t>
+      </w:r>
+    </w:p>
+    <w:bookmarkEnd w:id="183"/>
+    <w:bookmarkStart w:id="185" w:name="ref-toni2009"/>
+    <w:p>
+      <w:pPr>
+        <w:pStyle w:val="Bibliography"/>
+      </w:pPr>
+      <w:r>
+        <w:t xml:space="preserve">60.</w:t>
+      </w:r>
+      <w:r>
+        <w:t xml:space="preserve"> </w:t>
+      </w:r>
+      <w:r>
+        <w:t xml:space="preserve">	</w:t>
+      </w:r>
+      <w:r>
+        <w:t xml:space="preserve">Toni, T., Welch, D., Strelkowa, N., Ipsen, A. &amp; Stumpf, M. P. H.</w:t>
+      </w:r>
+      <w:r>
+        <w:t xml:space="preserve"> </w:t>
+      </w:r>
+      <w:hyperlink r:id="rId184">
+        <w:r>
+          <w:rPr>
+            <w:rStyle w:val="Hyperlink"/>
+          </w:rPr>
+          <w:t xml:space="preserve">Approximate</w:t>
+        </w:r>
+        <w:r>
+          <w:rPr>
+            <w:rStyle w:val="Hyperlink"/>
+          </w:rPr>
+          <w:t xml:space="preserve"> </w:t>
+        </w:r>
+        <w:r>
+          <w:rPr>
+            <w:rStyle w:val="Hyperlink"/>
+          </w:rPr>
+          <w:t xml:space="preserve">Bayesian</w:t>
+        </w:r>
+        <w:r>
+          <w:rPr>
+            <w:rStyle w:val="Hyperlink"/>
+          </w:rPr>
+          <w:t xml:space="preserve"> </w:t>
+        </w:r>
+        <w:r>
+          <w:rPr>
+            <w:rStyle w:val="Hyperlink"/>
+          </w:rPr>
+          <w:t xml:space="preserve">computation scheme for parameter inference and model selection in dynamical systems</w:t>
+        </w:r>
+      </w:hyperlink>
+      <w:r>
+        <w:t xml:space="preserve">.</w:t>
+      </w:r>
+      <w:r>
+        <w:t xml:space="preserve"> </w:t>
+      </w:r>
+      <w:r>
+        <w:rPr>
+          <w:i/>
+          <w:iCs/>
+        </w:rPr>
+        <w:t xml:space="preserve">Journal of the Royal Society Interface</w:t>
+      </w:r>
+      <w:r>
+        <w:t xml:space="preserve"> </w:t>
+      </w:r>
+      <w:r>
+        <w:rPr>
+          <w:b/>
+          <w:bCs/>
+        </w:rPr>
+        <w:t xml:space="preserve">6</w:t>
+      </w:r>
+      <w:r>
+        <w:t xml:space="preserve">, 187–202 (2009).</w:t>
+      </w:r>
+    </w:p>
+    <w:bookmarkEnd w:id="185"/>
+    <w:bookmarkStart w:id="187" w:name="ref-ellingson2016"/>
+    <w:p>
+      <w:pPr>
+        <w:pStyle w:val="Bibliography"/>
+      </w:pPr>
+      <w:r>
+        <w:t xml:space="preserve">61.</w:t>
+      </w:r>
+      <w:r>
+        <w:t xml:space="preserve"> </w:t>
+      </w:r>
+      <w:r>
+        <w:t xml:space="preserve">	</w:t>
+      </w:r>
+      <w:r>
+        <w:t xml:space="preserve">Ellingson, B. M.</w:t>
+      </w:r>
+      <w:r>
+        <w:t xml:space="preserve"> </w:t>
+      </w:r>
+      <w:r>
+        <w:rPr>
+          <w:i/>
+          <w:iCs/>
+        </w:rPr>
+        <w:t xml:space="preserve">et al.</w:t>
+      </w:r>
+      <w:r>
+        <w:t xml:space="preserve"> </w:t>
+      </w:r>
+      <w:hyperlink r:id="rId186">
+        <w:r>
+          <w:rPr>
+            <w:rStyle w:val="Hyperlink"/>
+          </w:rPr>
+          <w:t xml:space="preserve">Contrast-enhancing tumor growth dynamics of preoperative, treatment-naive human glioblastoma</w:t>
+        </w:r>
+      </w:hyperlink>
+      <w:r>
+        <w:t xml:space="preserve">.</w:t>
+      </w:r>
+      <w:r>
+        <w:t xml:space="preserve"> </w:t>
+      </w:r>
+      <w:r>
+        <w:rPr>
+          <w:i/>
+          <w:iCs/>
+        </w:rPr>
+        <w:t xml:space="preserve">Cancer</w:t>
+      </w:r>
+      <w:r>
+        <w:t xml:space="preserve"> </w:t>
+      </w:r>
+      <w:r>
+        <w:rPr>
+          <w:b/>
+          <w:bCs/>
+        </w:rPr>
+        <w:t xml:space="preserve">122</w:t>
+      </w:r>
+      <w:r>
+        <w:t xml:space="preserve">, 1718–1727 (2016).</w:t>
+      </w:r>
+    </w:p>
+    <w:bookmarkEnd w:id="187"/>
+    <w:bookmarkStart w:id="189" w:name="ref-stensjoen2015"/>
+    <w:p>
+      <w:pPr>
+        <w:pStyle w:val="Bibliography"/>
+      </w:pPr>
+      <w:r>
+        <w:t xml:space="preserve">62.</w:t>
+      </w:r>
+      <w:r>
+        <w:t xml:space="preserve"> </w:t>
+      </w:r>
+      <w:r>
+        <w:t xml:space="preserve">	</w:t>
+      </w:r>
+      <w:r>
+        <w:t xml:space="preserve">Stensjøen, A. L.</w:t>
+      </w:r>
+      <w:r>
+        <w:t xml:space="preserve"> </w:t>
+      </w:r>
+      <w:r>
+        <w:rPr>
+          <w:i/>
+          <w:iCs/>
+        </w:rPr>
+        <w:t xml:space="preserve">et al.</w:t>
+      </w:r>
+      <w:r>
+        <w:t xml:space="preserve"> </w:t>
+      </w:r>
+      <w:hyperlink r:id="rId188">
+        <w:r>
+          <w:rPr>
+            <w:rStyle w:val="Hyperlink"/>
+          </w:rPr>
+          <w:t xml:space="preserve">Growth dynamics of untreated glioblastomas in vivo</w:t>
+        </w:r>
+      </w:hyperlink>
+      <w:r>
+        <w:t xml:space="preserve">.</w:t>
+      </w:r>
+      <w:r>
+        <w:t xml:space="preserve"> </w:t>
+      </w:r>
+      <w:r>
+        <w:rPr>
+          <w:i/>
+          <w:iCs/>
+        </w:rPr>
+        <w:t xml:space="preserve">Neuro-Oncology</w:t>
+      </w:r>
+      <w:r>
+        <w:t xml:space="preserve"> </w:t>
+      </w:r>
+      <w:r>
+        <w:rPr>
+          <w:b/>
+          <w:bCs/>
+        </w:rPr>
+        <w:t xml:space="preserve">17</w:t>
+      </w:r>
+      <w:r>
+        <w:t xml:space="preserve">, 1402–1411 (2015).</w:t>
+      </w:r>
+    </w:p>
+    <w:bookmarkEnd w:id="189"/>
+    <w:bookmarkStart w:id="191" w:name="ref-friedman2006"/>
+    <w:p>
+      <w:pPr>
+        <w:pStyle w:val="Bibliography"/>
+      </w:pPr>
+      <w:r>
+        <w:t xml:space="preserve">63.</w:t>
+      </w:r>
+      <w:r>
+        <w:t xml:space="preserve"> </w:t>
+      </w:r>
+      <w:r>
+        <w:t xml:space="preserve">	</w:t>
+      </w:r>
+      <w:r>
+        <w:t xml:space="preserve">Friedman, N., Cai, L. &amp; Xie, X. S.</w:t>
+      </w:r>
+      <w:r>
+        <w:t xml:space="preserve"> </w:t>
+      </w:r>
+      <w:hyperlink r:id="rId190">
+        <w:r>
+          <w:rPr>
+            <w:rStyle w:val="Hyperlink"/>
+          </w:rPr>
+          <w:t xml:space="preserve">Linking stochastic dynamics to population distribution: An analytical framework of gene expression</w:t>
+        </w:r>
+      </w:hyperlink>
+      <w:r>
+        <w:t xml:space="preserve">.</w:t>
+      </w:r>
+      <w:r>
+        <w:t xml:space="preserve"> </w:t>
+      </w:r>
+      <w:r>
+        <w:rPr>
+          <w:i/>
+          <w:iCs/>
+        </w:rPr>
+        <w:t xml:space="preserve">Physical Review Letters</w:t>
+      </w:r>
+      <w:r>
+        <w:t xml:space="preserve"> </w:t>
+      </w:r>
+      <w:r>
+        <w:rPr>
+          <w:b/>
+          <w:bCs/>
+        </w:rPr>
+        <w:t xml:space="preserve">97</w:t>
+      </w:r>
+      <w:r>
+        <w:t xml:space="preserve">, 168302 (2006).</w:t>
+      </w:r>
+    </w:p>
+    <w:bookmarkEnd w:id="191"/>
+    <w:bookmarkStart w:id="193" w:name="ref-shahrezaei2008"/>
+    <w:p>
+      <w:pPr>
+        <w:pStyle w:val="Bibliography"/>
+      </w:pPr>
+      <w:r>
+        <w:t xml:space="preserve">64.</w:t>
+      </w:r>
+      <w:r>
+        <w:t xml:space="preserve"> </w:t>
+      </w:r>
+      <w:r>
+        <w:t xml:space="preserve">	</w:t>
+      </w:r>
+      <w:r>
+        <w:t xml:space="preserve">Shahrezaei, V. &amp; Swain, P. S.</w:t>
+      </w:r>
+      <w:r>
+        <w:t xml:space="preserve"> </w:t>
+      </w:r>
+      <w:hyperlink r:id="rId192">
+        <w:r>
+          <w:rPr>
+            <w:rStyle w:val="Hyperlink"/>
+          </w:rPr>
+          <w:t xml:space="preserve">Analytical distributions for stochastic gene expression</w:t>
+        </w:r>
+      </w:hyperlink>
+      <w:r>
+        <w:t xml:space="preserve">.</w:t>
+      </w:r>
+      <w:r>
+        <w:t xml:space="preserve"> </w:t>
+      </w:r>
+      <w:r>
+        <w:rPr>
+          <w:i/>
+          <w:iCs/>
+        </w:rPr>
+        <w:t xml:space="preserve">Proceedings of the National Academy of Sciences</w:t>
+      </w:r>
+      <w:r>
+        <w:t xml:space="preserve"> </w:t>
+      </w:r>
+      <w:r>
+        <w:rPr>
+          <w:b/>
+          <w:bCs/>
+        </w:rPr>
+        <w:t xml:space="preserve">105</w:t>
+      </w:r>
+      <w:r>
+        <w:t xml:space="preserve">, 17256–17261 (2008).</w:t>
+      </w:r>
+    </w:p>
+    <w:bookmarkEnd w:id="193"/>
+    <w:bookmarkStart w:id="195" w:name="ref-sciml"/>
+    <w:p>
+      <w:pPr>
+        <w:pStyle w:val="Bibliography"/>
+      </w:pPr>
+      <w:r>
+        <w:t xml:space="preserve">65.</w:t>
+      </w:r>
+      <w:r>
+        <w:t xml:space="preserve"> </w:t>
+      </w:r>
+      <w:r>
+        <w:t xml:space="preserve">	</w:t>
+      </w:r>
+      <w:r>
+        <w:t xml:space="preserve">Rackauckas, C. &amp; Nie, Q.</w:t>
+      </w:r>
+      <w:r>
+        <w:t xml:space="preserve"> </w:t>
+      </w:r>
+      <w:hyperlink r:id="rId194">
+        <w:r>
+          <w:rPr>
+            <w:rStyle w:val="Hyperlink"/>
+          </w:rPr>
+          <w:t xml:space="preserve">DifferentialEquations.jl</w:t>
+        </w:r>
+        <w:r>
+          <w:rPr>
+            <w:rStyle w:val="Hyperlink"/>
+          </w:rPr>
+          <w:t xml:space="preserve"> </w:t>
+        </w:r>
+        <w:r>
+          <w:rPr>
+            <w:rStyle w:val="Hyperlink"/>
+          </w:rPr>
+          <w:t xml:space="preserve">– a performant and feature-rich ecosystem for solving differential equations in</w:t>
+        </w:r>
+        <w:r>
+          <w:rPr>
+            <w:rStyle w:val="Hyperlink"/>
+          </w:rPr>
+          <w:t xml:space="preserve"> </w:t>
+        </w:r>
+        <w:r>
+          <w:rPr>
+            <w:rStyle w:val="Hyperlink"/>
+          </w:rPr>
+          <w:t xml:space="preserve">Julia</w:t>
+        </w:r>
+      </w:hyperlink>
+      <w:r>
+        <w:t xml:space="preserve">.</w:t>
+      </w:r>
+      <w:r>
+        <w:t xml:space="preserve"> </w:t>
+      </w:r>
+      <w:r>
+        <w:rPr>
+          <w:i/>
+          <w:iCs/>
+        </w:rPr>
+        <w:t xml:space="preserve">Journal of Open Research Software</w:t>
+      </w:r>
+      <w:r>
+        <w:t xml:space="preserve"> </w:t>
+      </w:r>
+      <w:r>
+        <w:t xml:space="preserve">vol. 5 15 (2017).</w:t>
+      </w:r>
+    </w:p>
+    <w:bookmarkEnd w:id="195"/>
+    <w:bookmarkStart w:id="197" w:name="ref-huh2011"/>
+    <w:p>
+      <w:pPr>
+        <w:pStyle w:val="Bibliography"/>
+      </w:pPr>
+      <w:r>
+        <w:t xml:space="preserve">66.</w:t>
+      </w:r>
+      <w:r>
+        <w:t xml:space="preserve"> </w:t>
+      </w:r>
+      <w:r>
+        <w:t xml:space="preserve">	</w:t>
+      </w:r>
+      <w:r>
+        <w:t xml:space="preserve">Huh, D. &amp; Paulsson, J.</w:t>
+      </w:r>
+      <w:r>
+        <w:t xml:space="preserve"> </w:t>
+      </w:r>
+      <w:hyperlink r:id="rId196">
+        <w:r>
+          <w:rPr>
+            <w:rStyle w:val="Hyperlink"/>
+          </w:rPr>
+          <w:t xml:space="preserve">Non-genetic heterogeneity from stochastic partitioning at cell division</w:t>
+        </w:r>
+      </w:hyperlink>
+      <w:r>
+        <w:t xml:space="preserve">.</w:t>
+      </w:r>
+      <w:r>
+        <w:t xml:space="preserve"> </w:t>
+      </w:r>
+      <w:r>
+        <w:rPr>
+          <w:i/>
+          <w:iCs/>
+        </w:rPr>
+        <w:t xml:space="preserve">Nature Genetics</w:t>
+      </w:r>
+      <w:r>
+        <w:t xml:space="preserve"> </w:t>
+      </w:r>
+      <w:r>
+        <w:rPr>
+          <w:b/>
+          <w:bCs/>
+        </w:rPr>
+        <w:t xml:space="preserve">43</w:t>
+      </w:r>
+      <w:r>
+        <w:t xml:space="preserve">, 95–100 (2011).</w:t>
+      </w:r>
+    </w:p>
+    <w:bookmarkEnd w:id="197"/>
+    <w:bookmarkStart w:id="199" w:name="ref-huynhthu2010"/>
+    <w:p>
+      <w:pPr>
+        <w:pStyle w:val="Bibliography"/>
+      </w:pPr>
+      <w:r>
+        <w:t xml:space="preserve">67.</w:t>
+      </w:r>
+      <w:r>
+        <w:t xml:space="preserve"> </w:t>
+      </w:r>
+      <w:r>
+        <w:t xml:space="preserve">	</w:t>
+      </w:r>
+      <w:r>
+        <w:t xml:space="preserve">Huynh-Thu, V. A., Irrthum, A., Wehenkel, L. &amp; Geurts, P.</w:t>
+      </w:r>
+      <w:r>
+        <w:t xml:space="preserve"> </w:t>
+      </w:r>
+      <w:hyperlink r:id="rId198">
+        <w:r>
+          <w:rPr>
+            <w:rStyle w:val="Hyperlink"/>
+          </w:rPr>
+          <w:t xml:space="preserve">Inferring regulatory networks from expression data using tree-based methods</w:t>
+        </w:r>
+      </w:hyperlink>
+      <w:r>
+        <w:t xml:space="preserve">.</w:t>
+      </w:r>
+      <w:r>
+        <w:t xml:space="preserve"> </w:t>
+      </w:r>
+      <w:r>
+        <w:rPr>
+          <w:i/>
+          <w:iCs/>
+        </w:rPr>
+        <w:t xml:space="preserve">PLoS ONE</w:t>
+      </w:r>
+      <w:r>
+        <w:t xml:space="preserve"> </w:t>
+      </w:r>
+      <w:r>
+        <w:rPr>
+          <w:b/>
+          <w:bCs/>
+        </w:rPr>
+        <w:t xml:space="preserve">5</w:t>
+      </w:r>
+      <w:r>
+        <w:t xml:space="preserve">, e12776 (2010).</w:t>
+      </w:r>
+    </w:p>
+    <w:bookmarkEnd w:id="199"/>
+    <w:bookmarkStart w:id="201" w:name="ref-vandijk2018"/>
+    <w:p>
+      <w:pPr>
+        <w:pStyle w:val="Bibliography"/>
+      </w:pPr>
+      <w:r>
+        <w:t xml:space="preserve">68.</w:t>
+      </w:r>
+      <w:r>
+        <w:t xml:space="preserve"> </w:t>
+      </w:r>
+      <w:r>
+        <w:t xml:space="preserve">	</w:t>
+      </w:r>
+      <w:r>
+        <w:t xml:space="preserve">Dijk, D. van</w:t>
+      </w:r>
+      <w:r>
+        <w:t xml:space="preserve"> </w:t>
+      </w:r>
+      <w:r>
+        <w:rPr>
+          <w:i/>
+          <w:iCs/>
+        </w:rPr>
+        <w:t xml:space="preserve">et al.</w:t>
+      </w:r>
+      <w:r>
+        <w:t xml:space="preserve"> </w:t>
+      </w:r>
+      <w:hyperlink r:id="rId200">
+        <w:r>
+          <w:rPr>
+            <w:rStyle w:val="Hyperlink"/>
+          </w:rPr>
+          <w:t xml:space="preserve">Recovering gene interactions from single-cell data using data diffusion</w:t>
+        </w:r>
+      </w:hyperlink>
+      <w:r>
+        <w:t xml:space="preserve">.</w:t>
+      </w:r>
+      <w:r>
+        <w:t xml:space="preserve"> </w:t>
+      </w:r>
+      <w:r>
+        <w:rPr>
+          <w:i/>
+          <w:iCs/>
+        </w:rPr>
+        <w:t xml:space="preserve">Cell</w:t>
+      </w:r>
+      <w:r>
+        <w:t xml:space="preserve"> </w:t>
+      </w:r>
+      <w:r>
+        <w:rPr>
+          <w:b/>
+          <w:bCs/>
+        </w:rPr>
+        <w:t xml:space="preserve">174</w:t>
+      </w:r>
+      <w:r>
+        <w:t xml:space="preserve">, 716–729 (2018).</w:t>
+      </w:r>
+    </w:p>
+    <w:bookmarkEnd w:id="201"/>
+    <w:bookmarkStart w:id="203" w:name="ref-wagner2018"/>
+    <w:p>
+      <w:pPr>
+        <w:pStyle w:val="Bibliography"/>
+      </w:pPr>
+      <w:r>
+        <w:t xml:space="preserve">69.</w:t>
+      </w:r>
+      <w:r>
+        <w:t xml:space="preserve"> </w:t>
+      </w:r>
+      <w:r>
+        <w:t xml:space="preserve">	</w:t>
+      </w:r>
+      <w:r>
+        <w:t xml:space="preserve">Wagner, F., Yan, Y. &amp; Yanai, I. K-nearest neighbor smoothing for high-throughput single-cell</w:t>
+      </w:r>
+      <w:r>
+        <w:t xml:space="preserve"> </w:t>
+      </w:r>
+      <w:r>
+        <w:t xml:space="preserve">RNA-Seq</w:t>
+      </w:r>
+      <w:r>
+        <w:t xml:space="preserve"> </w:t>
+      </w:r>
+      <w:r>
+        <w:t xml:space="preserve">data.</w:t>
+      </w:r>
+      <w:r>
+        <w:t xml:space="preserve"> </w:t>
+      </w:r>
+      <w:r>
+        <w:rPr>
+          <w:i/>
+          <w:iCs/>
+        </w:rPr>
         <w:t xml:space="preserve">bioRxiv</w:t>
       </w:r>
       <w:r>
         <w:t xml:space="preserve"> </w:t>
       </w:r>
-      <w:hyperlink r:id="rId167">
+      <w:hyperlink r:id="rId202">
         <w:r>
           <w:rPr>
             <w:rStyle w:val="Hyperlink"/>
@@ -10863,7 +12552,7 @@
       <w:r>
         <w:t xml:space="preserve">(2018) doi:</w:t>
       </w:r>
-      <w:hyperlink r:id="rId167">
+      <w:hyperlink r:id="rId202">
         <w:r>
           <w:rPr>
             <w:rStyle w:val="Hyperlink"/>
@@ -10875,9 +12564,9 @@
         <w:t xml:space="preserve">.</w:t>
       </w:r>
     </w:p>
-    <w:bookmarkEnd w:id="168"/>
-    <w:bookmarkEnd w:id="169"/>
-    <w:bookmarkEnd w:id="170"/>
+    <w:bookmarkEnd w:id="203"/>
+    <w:bookmarkEnd w:id="204"/>
+    <w:bookmarkEnd w:id="205"/>
     <w:sectPr>
       <w:footnotePr>
         <w:numRestart w:val="eachSect"/>

--- a/paper/manuscript/manuscript.docx
+++ b/paper/manuscript/manuscript.docx
@@ -2151,7 +2151,16 @@
         <w:t xml:space="preserve">2,6</w:t>
       </w:r>
       <w:r>
-        <w:t xml:space="preserve">.</w:t>
+        <w:t xml:space="preserve">; the follow-up method that traces resistant fates back to their drug-naive precursors puts those precursors at an initial frequency of about 1 in 1,000 to 1 in 10,000 cells</w:t>
+      </w:r>
+      <w:r>
+        <w:rPr>
+          <w:vertAlign w:val="superscript"/>
+        </w:rPr>
+        <w:t xml:space="preserve">38</w:t>
+      </w:r>
+      <w:r>
+        <w:t xml:space="preserve">, the regime the pre-resistant fraction of the melanoma case study below is set to.</w:t>
       </w:r>
     </w:p>
     <w:p>
@@ -2189,7 +2198,7 @@
         <w:rPr>
           <w:vertAlign w:val="superscript"/>
         </w:rPr>
-        <w:t xml:space="preserve">38</w:t>
+        <w:t xml:space="preserve">39</w:t>
       </w:r>
       <w:r>
         <w:t xml:space="preserve">, which is the ordering the model predicts. A lineage-tracing study that identified PI3K and TGF-β signalling as switching modulators found the opposite for its own pretreatment: a PI3K inhibitor applied before targeted therapy left less resistance than targeted therapy alone</w:t>
@@ -2207,7 +2216,7 @@
         <w:rPr>
           <w:vertAlign w:val="superscript"/>
         </w:rPr>
-        <w:t xml:space="preserve">39</w:t>
+        <w:t xml:space="preserve">40</w:t>
       </w:r>
       <w:r>
         <w:t xml:space="preserve">; what the simulations add is the timing requirement and a lineage-resolved readout, the number of surviving clones, by which it can be tested. A transient pulse enriches high-expressing cells and, with slow switching, the enrichment persists for many generations after the drug is removed, whereas with fast switching it relaxes within a few cycles (Fig. 4g): phenotypic selection with stable inheritance, as in the original MGMT model</w:t>
@@ -2216,7 +2225,7 @@
         <w:rPr>
           <w:vertAlign w:val="superscript"/>
         </w:rPr>
-        <w:t xml:space="preserve">40</w:t>
+        <w:t xml:space="preserve">41</w:t>
       </w:r>
       <w:r>
         <w:t xml:space="preserve">. Finally, scanning release periods and doses of intermittent schedules (Fig. 4h), the most effective schedule is release period 0, dose 2 (growth rate +0.004 per time unit) for pre-existing tolerance, release period 10, dose 2 (growth rate -0.016 per time unit) when the resistant state carries a fitness cost, and release period 10, dose 1 (growth rate +0.009 per time unit) for drug-induced tolerance. Without a fitness cost nothing beats continuous dosing at the highest dose, since every release period lets the resistant subpopulation regrow (the drug does not act on the switching rates in this model; when it also stabilises the resistant state, as in the melanoma case study below, holidays regain a small advantage even without a cost). With a fitness cost the population declines under every schedule at dose ≥ 0.5, and release periods of up to 10 time units match continuous dosing (-0.013 per time unit under continuous dose 2), because cells that leave the resistant state during a holiday are killed on re-exposure. For drug-induced tolerance the ranking of doses reverses: the highest dose induces tolerance in more cells than it kills, so dose 1 outperforms dose 2 at every release period (release period 10, dose 1 (growth rate +0.009 per time unit), against +0.012 for continuous dose 2), the intermediate-dose optimum reported previously</w:t>
@@ -2225,7 +2234,7 @@
         <w:rPr>
           <w:vertAlign w:val="superscript"/>
         </w:rPr>
-        <w:t xml:space="preserve">41</w:t>
+        <w:t xml:space="preserve">42</w:t>
       </w:r>
       <w:r>
         <w:t xml:space="preserve">; the benefit of release periods reported in that work does not appear here, because in this model the induced state decays at the same rate with and without drug, so a holiday only postpones the death of reverting cells while all cells grow.</w:t>
@@ -2296,7 +2305,7 @@
         <w:rPr>
           <w:vertAlign w:val="superscript"/>
         </w:rPr>
-        <w:t xml:space="preserve">42</w:t>
+        <w:t xml:space="preserve">43</w:t>
       </w:r>
       <w:r>
         <w:t xml:space="preserve"> </w:t>
@@ -2548,7 +2557,7 @@
         <w:rPr>
           <w:vertAlign w:val="superscript"/>
         </w:rPr>
-        <w:t xml:space="preserve">43–45</w:t>
+        <w:t xml:space="preserve">44–46</w:t>
       </w:r>
       <w:r>
         <w:t xml:space="preserve">. Coupled to a cycle-gated hazard, that is a complete alternative explanation for the correlations fitted here, and the model as built cannot produce it. The mean time to death changes by 8% between 7 and 13 µM while the death fraction rises from 0.13 to 0.59 (Fig. 7d), the dose-invariance of single-cell timing that motivated the original study, and it arises here because dose changes the fraction of unprotected cells rather than their kinetics. The plateau the kill curves miss is the clearest failure of the minimal model: reproducing it requires cells to stay in the resistant state for longer than the memory of 2.8 generations allows, and that memory was set by the prior taken from the lineage correlations rather than by the kill curves. The two observations therefore pull in opposite directions within this minimal model: correlations that vanish by the third cousin call for a short memory, and a kill curve that flattens calls for a long one. A single switching gene cannot satisfy both, which is a concrete and testable limitation, and points to a drug-induced stabilisation of the resistant state, for which there is independent evidence</w:t>
@@ -2616,7 +2625,7 @@
         <w:rPr>
           <w:vertAlign w:val="superscript"/>
         </w:rPr>
-        <w:t xml:space="preserve">46</w:t>
+        <w:t xml:space="preserve">47</w:t>
       </w:r>
       <w:r>
         <w:t xml:space="preserve">, and adaptive therapy, in which the drug is withdrawn when the population has halved and resumed when it regrows to its initial size</w:t>
@@ -2625,7 +2634,7 @@
         <w:rPr>
           <w:vertAlign w:val="superscript"/>
         </w:rPr>
-        <w:t xml:space="preserve">47</w:t>
+        <w:t xml:space="preserve">48</w:t>
       </w:r>
       <w:r>
         <w:t xml:space="preserve">. Because adaptive therapy deliberately lets the tumour regrow, schedules are compared by the time after randomisation at which the population exceeds 120% of its pre-treatment size (loss of control), with the RECIST-like time to progression from the nadir reported alongside (Methods).</w:t>
@@ -2651,7 +2660,7 @@
         <w:rPr>
           <w:vertAlign w:val="superscript"/>
         </w:rPr>
-        <w:t xml:space="preserve">48</w:t>
+        <w:t xml:space="preserve">49</w:t>
       </w:r>
       <w:r>
         <w:t xml:space="preserve">, holidays let sensitive cells outcompete them: none of the three schedules loses control within the 52-week follow-up (52+, 52+ and 52+ weeks, censored), and adaptive therapy achieves this with 36% of the cumulative dose of continuous dosing. When resistant cells are only partly protected and grow at half speed under drug, holidays release them: continuous dosing keeps control for 52+ weeks against 49 for the intermittent schedule and 43 for adaptive therapy, the ranking observed in the trial, where continuous dosing gave a median progression-free survival of 9.0 months against 5.5 months for intermittent dosing. Gating three quarters of the death hazard to a window of the cell cycle, as in the persister simulations above, leaves these comparisons standing, whether or not the maximal hazard is raised to hold the cycle-averaged hazard fixed (Supplementary Note 13 and Supplementary Fig. 5): the best schedule is unchanged in 3 of 3 mechanisms and the model still favours continuous dosing under partial protection (52 against 43 weeks, from 52 and 49). The memory of the resistant state, five net population doublings, is an assumption rather than a measurement, and it is what decides whether resistant cells revert during a three-week holiday; scanning it from two to twelve doublings leaves the ranking unchanged and narrows the advantage of holidays from 9 weeks at 2 net doublings of memory to 1.7 weeks at 12 (Supplementary Note 15). That the benefit of holidays should depend on a cost of resistance is established by compartment models of adaptive therapy, which also show that tumour turnover modulates how large that cost must be</w:t>
@@ -2660,7 +2669,7 @@
         <w:rPr>
           <w:vertAlign w:val="superscript"/>
         </w:rPr>
-        <w:t xml:space="preserve">49</w:t>
+        <w:t xml:space="preserve">50</w:t>
       </w:r>
       <w:r>
         <w:t xml:space="preserve">. Here the dependence emerges from single cells whose resistance is a heritable expression state rather than a fixed compartment, the cost and the degree of protection are properties of cells that lineage experiments measure, and the third case shows that partial protection reverses the ranking even when a cost is absent. The optimiser makes the dependence explicit (Fig. 8e): over intermittent schedules of any period and duty cycle after the lead-in, the best schedule is a period of 2.2 weeks with 39% of the time on drug (27 weeks to loss of control) without a fitness cost, a period of 1.0 weeks with 47% of the time on drug (52 weeks to loss of control) with a fitness cost and a period of 1.0 weeks with 100% of the time on drug (52 weeks to loss of control) with partial protection. A bacterial-persistence model adapted to colorectal-cancer lines reaches the same conclusion by another route: an intermediate dose with release periods is optimal, because the rate of transition into the persistent state rises with concentration and then saturates</w:t>
@@ -2669,48 +2678,69 @@
         <w:rPr>
           <w:vertAlign w:val="superscript"/>
         </w:rPr>
+        <w:t xml:space="preserve">42</w:t>
+      </w:r>
+      <w:r>
+        <w:t xml:space="preserve">. The agreement is partial and the difference is informative. Where tolerance is drug-induced, the optimiser here also selects an intermediate dose over the highest one, for the same reason. Release periods, however, help there only when the drug changes the kinetics of the resistant state, either by stabilising it, as in the melanoma arm above, or by inducing it at a rate that saturates, as in that model; with a state whose decay rate is the same with and without drug, a holiday merely postpones the death of reverting cells while every cell grows, and the optimiser rejects it. The model therefore reproduces both the clinical and the preclinical outcome and shows their difference to depend on measurable properties of the resistant cells, their growth under drug and their fitness without it, both properties of cells rather than of the tumour, which growth and lineage experiments can bound, within the identifiability limits of Fig. 6c, before a schedule is chosen. The mechanism is set in each case, not inferred from the outcome, so this is a demonstration that the ranking follows from cell properties rather than a claim that these particular cells carry them; and because the trial and the xenograft also differ in drug and species (dabrafenib plus trametinib in patients, vemurafenib monotherapy in mice), their contrast is not attributable to resistant-cell fitness alone.</w:t>
+      </w:r>
+    </w:p>
+    <w:p>
+      <w:pPr>
+        <w:pStyle w:val="BodyText"/>
+      </w:pPr>
+      <w:r>
+        <w:t xml:space="preserve">The second case study concerns glioblastoma, where the RTOG 0525 trial compared the standard temozolomide regimen (150–200 mg/m² on days 1–5 of 28-day cycles) with a dose-dense regimen (75–100 mg/m² on days 1–21) that delivers about twice the cumulative dose and was designed to deplete MGMT, and found no difference in survival for either MGMT-methylated or unmethylated tumours</w:t>
+      </w:r>
+      <w:r>
+        <w:rPr>
+          <w:vertAlign w:val="superscript"/>
+        </w:rPr>
+        <w:t xml:space="preserve">51</w:t>
+      </w:r>
+      <w:r>
+        <w:t xml:space="preserve">. We simulated both regimens with one-compartment pharmacokinetics (elimination half-life 2.1 h in the cerebrospinal-fluid population model used here</w:t>
+      </w:r>
+      <w:r>
+        <w:rPr>
+          <w:vertAlign w:val="superscript"/>
+        </w:rPr>
+        <w:t xml:space="preserve">52</w:t>
+      </w:r>
+      <w:r>
+        <w:t xml:space="preserve">; the plasma value is 1.8 h</w:t>
+      </w:r>
+      <w:r>
+        <w:rPr>
+          <w:vertAlign w:val="superscript"/>
+        </w:rPr>
+        <w:t xml:space="preserve">53</w:t>
+      </w:r>
+      <w:r>
+        <w:t xml:space="preserve">) on populations in which 1% (methylated) or 30% (unmethylated) of cells express MGMT. Those two fractions are illustrative values that bracket low and high expression, not measurements, and the idealisation matters: promoter methylation shifts MGMT expression as a graded quantity across cells rather than switching a discrete subpopulation on, so the whole dose-dense prediction below rests on treating it as two states. With that caveat, with MGMT protein protecting cells from the drug</w:t>
+      </w:r>
+      <w:r>
+        <w:rPr>
+          <w:vertAlign w:val="superscript"/>
+        </w:rPr>
         <w:t xml:space="preserve">41</w:t>
       </w:r>
       <w:r>
-        <w:t xml:space="preserve">. The agreement is partial and the difference is informative. Where tolerance is drug-induced, the optimiser here also selects an intermediate dose over the highest one, for the same reason. Release periods, however, help there only when the drug changes the kinetics of the resistant state, either by stabilising it, as in the melanoma arm above, or by inducing it at a rate that saturates, as in that model; with a state whose decay rate is the same with and without drug, a holiday merely postpones the death of reverting cells while every cell grows, and the optimiser rejects it. The model therefore reproduces both the clinical and the preclinical outcome and shows their difference to depend on measurable properties of the resistant cells, their growth under drug and their fitness without it, both properties of cells rather than of the tumour, which growth and lineage experiments can bound, within the identifiability limits of Fig. 6c, before a schedule is chosen. The mechanism is set in each case, not inferred from the outcome, so this is a demonstration that the ranking follows from cell properties rather than a claim that these particular cells carry them; and because the trial and the xenograft also differ in drug and species (dabrafenib plus trametinib in patients, vemurafenib monotherapy in mice), their contrast is not attributable to resistant-cell fitness alone.</w:t>
-      </w:r>
-    </w:p>
-    <w:p>
-      <w:pPr>
-        <w:pStyle w:val="BodyText"/>
-      </w:pPr>
-      <w:r>
-        <w:t xml:space="preserve">The second case study concerns glioblastoma, where the RTOG 0525 trial compared the standard temozolomide regimen (150–200 mg/m² on days 1–5 of 28-day cycles) with a dose-dense regimen (75–100 mg/m² on days 1–21) that delivers about twice the cumulative dose and was designed to deplete MGMT, and found no difference in survival for either MGMT-methylated or unmethylated tumours</w:t>
-      </w:r>
-      <w:r>
-        <w:rPr>
-          <w:vertAlign w:val="superscript"/>
-        </w:rPr>
-        <w:t xml:space="preserve">50</w:t>
-      </w:r>
-      <w:r>
-        <w:t xml:space="preserve">. We simulated both regimens with one-compartment pharmacokinetics (elimination half-life 2.1 h; ref.</w:t>
-      </w:r>
-      <w:r>
-        <w:rPr>
-          <w:vertAlign w:val="superscript"/>
-        </w:rPr>
-        <w:t xml:space="preserve">51</w:t>
-      </w:r>
-      <w:r>
-        <w:t xml:space="preserve">) on populations in which 1% (methylated) or 30% (unmethylated) of cells express MGMT, with MGMT protein protecting cells from the drug</w:t>
-      </w:r>
-      <w:r>
-        <w:rPr>
-          <w:vertAlign w:val="superscript"/>
-        </w:rPr>
-        <w:t xml:space="preserve">40</w:t>
-      </w:r>
-      <w:r>
-        <w:t xml:space="preserve"> </w:t>
-      </w:r>
-      <w:r>
-        <w:t xml:space="preserve">and either stable or consumed by it stoichiometrically, one molecule per lesion repaired, as a suicide enzyme is, so that the pool follows the cumulative exposure rather than the peak concentration (Fig. 8f,g). With stable MGMT, the depth of response over six cycles is 0.20 log</w:t>
+        <w:t xml:space="preserve"> </w:t>
+      </w:r>
+      <w:r>
+        <w:t xml:space="preserve">and either stable or consumed by it stoichiometrically, one molecule per lesion repaired, as a suicide enzyme is, so that the pool follows the cumulative exposure rather than the peak concentration (Fig. 8f,g). Lesions are not tracked as a state variable: they are taken to form in proportion to dose and to be repaired at once, so</w:t>
+      </w:r>
+      <w:r>
+        <w:t xml:space="preserve"> </w:t>
+      </w:r>
+      <w:r>
+        <w:t xml:space="preserve">“one molecule per lesion”</w:t>
+      </w:r>
+      <w:r>
+        <w:t xml:space="preserve"> </w:t>
+      </w:r>
+      <w:r>
+        <w:t xml:space="preserve">enters only through the rate of consumption, and no unrepaired damage accumulates. The rate constant of that consumption is not fitted to data; it is set so that consumption at the standard bolus peak matches the first-order parameterisation it replaces, which makes the two mechanisms comparable at the same initial rate and isolates how each integrates over time. With stable MGMT, the depth of response over six cycles is 0.20 log</w:t>
       </w:r>
       <m:oMath>
         <m:sSub>
@@ -2816,7 +2846,7 @@
         <w:rPr>
           <w:vertAlign w:val="superscript"/>
         </w:rPr>
-        <w:t xml:space="preserve">52</w:t>
+        <w:t xml:space="preserve">54</w:t>
       </w:r>
       <w:r>
         <w:t xml:space="preserve">, a compressed 1,000 mg/m² schedule takes it to 18% of initial levels while O⁶-methylguanine accumulates in both blood cells and tumour biopsies</w:t>
@@ -2825,7 +2855,7 @@
         <w:rPr>
           <w:vertAlign w:val="superscript"/>
         </w:rPr>
-        <w:t xml:space="preserve">53</w:t>
+        <w:t xml:space="preserve">55</w:t>
       </w:r>
       <w:r>
         <w:t xml:space="preserve">, and in orthotopic GBM43 xenografts tumour MGMT activity is depleted by day 6 on both the standard and the 21-day schedule and stays suppressed only on the 21-day one</w:t>
@@ -2834,7 +2864,7 @@
         <w:rPr>
           <w:vertAlign w:val="superscript"/>
         </w:rPr>
-        <w:t xml:space="preserve">54</w:t>
+        <w:t xml:space="preserve">56</w:t>
       </w:r>
       <w:r>
         <w:t xml:space="preserve">. The last of these is the sharpest comparison available, and it makes the disagreement more specific than the trial alone does: the deeper and longer tumour depletion that the dose-dense schedule is supposed to deliver was confirmed in that model, and survival still did not improve. Either the depletion measured in bulk is not the per-cell depletion that matters for killing, or the benefit of depleting MGMT is offset by something the model leaves out.</w:t>
@@ -2880,7 +2910,7 @@
         <w:rPr>
           <w:vertAlign w:val="superscript"/>
         </w:rPr>
-        <w:t xml:space="preserve">47,49</w:t>
+        <w:t xml:space="preserve">48,50</w:t>
       </w:r>
       <w:r>
         <w:t xml:space="preserve">, and phenotypic-switching theory established that perturbing the retention of a resistant state can decide a treatment outcome</w:t>
@@ -2889,7 +2919,7 @@
         <w:rPr>
           <w:vertAlign w:val="superscript"/>
         </w:rPr>
-        <w:t xml:space="preserve">39</w:t>
+        <w:t xml:space="preserve">40</w:t>
       </w:r>
       <w:r>
         <w:t xml:space="preserve">. What is new is that this is the first package to combine these mechanisms with joint inference and schedule optimisation in a single forward model. Version 1 of this framework already simulated stochastic gene networks in growing and dividing cells and generated synthetic scRNA-seq for imputation and network-inference benchmarking</w:t>
@@ -2924,7 +2954,7 @@
         <w:rPr>
           <w:vertAlign w:val="superscript"/>
         </w:rPr>
-        <w:t xml:space="preserve">46</w:t>
+        <w:t xml:space="preserve">47</w:t>
       </w:r>
       <w:r>
         <w:t xml:space="preserve">; and in the xenografts the resistant tumours were drug-addicted, regressing on withdrawal rather than merely growing more slowly</w:t>
@@ -2933,7 +2963,7 @@
         <w:rPr>
           <w:vertAlign w:val="superscript"/>
         </w:rPr>
-        <w:t xml:space="preserve">48</w:t>
+        <w:t xml:space="preserve">49</w:t>
       </w:r>
       <w:r>
         <w:t xml:space="preserve">, which is the extreme of the fitness cost that the second mechanism here represents. Because the framework simulates the lineage-resolved data from which such properties are measured, it can also say which experiment would settle the question before a trial is designed.</w:t>
@@ -2950,7 +2980,7 @@
         <w:rPr>
           <w:vertAlign w:val="superscript"/>
         </w:rPr>
-        <w:t xml:space="preserve">43–45</w:t>
+        <w:t xml:space="preserve">44–46</w:t>
       </w:r>
       <w:r>
         <w:t xml:space="preserve">; combined with a cycle-gated hazard it is a complete competing explanation for the second-cousin fate correlations that the calibration in Fig. 7 reproduces, and the model as built cannot generate it, so the fit has no choice but to load all of that correlation onto expression memory. Chromatin states or cycle timing with their own inheritance rules would let the two be separated, and are the extension this points to. Six parameters fitted to six fractions leave the switching rates weakly determined, so the memory of the resistant state rests on the lineage correlations used as a prior rather than on the fates themselves; and that memory is carried by one slow promoter, a coarse proxy for chromatin-based inheritance whose single-exponential, symmetric form is a simplification of a process that can be multi-timescale and bistable. The clinical case studies use literature values for cell-cycle times, resistant fractions and pharmacokinetics rather than patient-specific measurements, so their conclusions concern mechanisms and rankings, not absolute survival times. In the glioblastoma study MGMT is consumed stoichiometrically, one molecule per lesion repaired, so its depletion follows the cumulative exposure as a suicide enzyme’s should. Two things about that model should be read with care. Lesions are not a state variable: they are assumed to form in proportion to dose and to be repaired immediately, so</w:t>
@@ -2971,7 +3001,7 @@
         <w:rPr>
           <w:vertAlign w:val="superscript"/>
         </w:rPr>
-        <w:t xml:space="preserve">52–54</w:t>
+        <w:t xml:space="preserve">54–56</w:t>
       </w:r>
       <w:r>
         <w:t xml:space="preserve"> </w:t>
@@ -3739,7 +3769,7 @@
         <w:rPr>
           <w:vertAlign w:val="superscript"/>
         </w:rPr>
-        <w:t xml:space="preserve">55</w:t>
+        <w:t xml:space="preserve">57</w:t>
       </w:r>
       <w:r>
         <w:t xml:space="preserve"> </w:t>
@@ -3751,7 +3781,7 @@
         <w:rPr>
           <w:vertAlign w:val="superscript"/>
         </w:rPr>
-        <w:t xml:space="preserve">56</w:t>
+        <w:t xml:space="preserve">58</w:t>
       </w:r>
       <w:r>
         <w:t xml:space="preserve">; a hybrid scheme in which a leap that would drive any species negative is discarded and that interval is simulated exactly instead (the</w:t>
@@ -3772,7 +3802,7 @@
         <w:rPr>
           <w:vertAlign w:val="superscript"/>
         </w:rPr>
-        <w:t xml:space="preserve">57</w:t>
+        <w:t xml:space="preserve">59</w:t>
       </w:r>
       <w:r>
         <w:t xml:space="preserve"> </w:t>
@@ -3784,7 +3814,7 @@
         <w:rPr>
           <w:vertAlign w:val="superscript"/>
         </w:rPr>
-        <w:t xml:space="preserve">58</w:t>
+        <w:t xml:space="preserve">60</w:t>
       </w:r>
       <w:r>
         <w:t xml:space="preserve">, falling back to a fixed number of exact events when the proposed leap is shorter than</w:t>
@@ -5216,7 +5246,7 @@
         <w:rPr>
           <w:vertAlign w:val="superscript"/>
         </w:rPr>
-        <w:t xml:space="preserve">59</w:t>
+        <w:t xml:space="preserve">61</w:t>
       </w:r>
       <w:r>
         <w:t xml:space="preserve">, the variance of clone-mean expression divided by its permutation-null expectation.</w:t>
@@ -5270,7 +5300,7 @@
         <w:rPr>
           <w:vertAlign w:val="superscript"/>
         </w:rPr>
-        <w:t xml:space="preserve">60</w:t>
+        <w:t xml:space="preserve">62</w:t>
       </w:r>
       <w:r>
         <w:t xml:space="preserve"> </w:t>
@@ -5296,7 +5326,7 @@
         <w:rPr>
           <w:vertAlign w:val="superscript"/>
         </w:rPr>
-        <w:t xml:space="preserve">42</w:t>
+        <w:t xml:space="preserve">43</w:t>
       </w:r>
       <w:r>
         <w:t xml:space="preserve">.</w:t>
@@ -5492,7 +5522,7 @@
         <w:rPr>
           <w:vertAlign w:val="superscript"/>
         </w:rPr>
-        <w:t xml:space="preserve">47</w:t>
+        <w:t xml:space="preserve">48</w:t>
       </w:r>
       <w:r>
         <w:t xml:space="preserve">. Outcomes computed from a simulation are the net growth rate, the depth of response (log</w:t>
@@ -5536,7 +5566,7 @@
         <w:rPr>
           <w:vertAlign w:val="superscript"/>
         </w:rPr>
-        <w:t xml:space="preserve">61,62</w:t>
+        <w:t xml:space="preserve">63,64</w:t>
       </w:r>
       <w:r>
         <w:t xml:space="preserve">; the melanoma value is an assumption, since net doubling times of treated cutaneous melanoma are not established, and it sets the time axis of the melanoma case study rather than the ranking of schedules, which follows from the resistance mechanism. Growth is exponential throughout, which is a simplification: the same measurements favour Gompertzian slowing in large glioblastomas</w:t>
@@ -5545,7 +5575,7 @@
         <w:rPr>
           <w:vertAlign w:val="superscript"/>
         </w:rPr>
-        <w:t xml:space="preserve">62</w:t>
+        <w:t xml:space="preserve">64</w:t>
       </w:r>
       <w:r>
         <w:t xml:space="preserve">, so absolute regrowth times in Fig. 8 are shorter than a saturating model would give. Gene-expression rates are scaled to the hour (mRNA half-life 7 h and protein half-life 35 h, generic mammalian values; at the tumour time scale both species turn over many times per generation, so the results are insensitive to them and all heritable memory resides in the promoter), and founders are drawn from the stationary distribution of promoter states. The melanoma case uses a pre-resistant fraction of 1:200 (a per-marker frequency</w:t>
@@ -5566,7 +5596,7 @@
         <w:rPr>
           <w:vertAlign w:val="superscript"/>
         </w:rPr>
-        <w:t xml:space="preserve">59</w:t>
+        <w:t xml:space="preserve">61</w:t>
       </w:r>
       <w:r>
         <w:t xml:space="preserve">) and drug effects at the fractional-killing dose: sensitive cells arrest and die with a half-life of two weeks, cells in the resistant state are protected, and the drug stabilises the resistant state ten-fold (the drug-induced reprogramming of</w:t>
@@ -5584,7 +5614,7 @@
         <w:rPr>
           <w:vertAlign w:val="superscript"/>
         </w:rPr>
-        <w:t xml:space="preserve">48</w:t>
+        <w:t xml:space="preserve">49</w:t>
       </w:r>
       <w:r>
         <w:t xml:space="preserve">; and partial protection, in which resistant cells grow at half speed under drug. Progression is scored in two ways: from the nadir, as in RECIST (a 20% increase in diameter, taken as a 1.73-fold increase in cell number, after the 8-week lead-in; a well-mixed cell count cannot represent RECIST’s absolute 5 mm threshold, its new-lesion and non-target criteria or its sum-of-diameters basis, and it assumes cell number proportional to volume, so this is an analogue rather than the clinical end point), and as loss of control, the time after randomisation at which the population exceeds 120% of its pre-treatment size, the end point of adaptive-therapy studies, which is the one used to compare schedules that deliberately let the tumour regrow. The temozolomide case uses a one-compartment elimination half-life of 2.1 h</w:t>
@@ -5593,19 +5623,19 @@
         <w:rPr>
           <w:vertAlign w:val="superscript"/>
         </w:rPr>
+        <w:t xml:space="preserve">52</w:t>
+      </w:r>
+      <w:r>
+        <w:t xml:space="preserve"> </w:t>
+      </w:r>
+      <w:r>
+        <w:t xml:space="preserve">(a plasma value from a three-compartment study; the brain-tumour compartment sees roughly a fifth of the plasma exposure with slower kinetics, so this is a surrogate), the regimens of RTOG 0525</w:t>
+      </w:r>
+      <w:r>
+        <w:rPr>
+          <w:vertAlign w:val="superscript"/>
+        </w:rPr>
         <w:t xml:space="preserve">51</w:t>
-      </w:r>
-      <w:r>
-        <w:t xml:space="preserve"> </w:t>
-      </w:r>
-      <w:r>
-        <w:t xml:space="preserve">(a plasma value from a three-compartment study; the brain-tumour compartment sees roughly a fifth of the plasma exposure with slower kinetics, so this is a surrogate), the regimens of RTOG 0525</w:t>
-      </w:r>
-      <w:r>
-        <w:rPr>
-          <w:vertAlign w:val="superscript"/>
-        </w:rPr>
-        <w:t xml:space="preserve">50</w:t>
       </w:r>
       <w:r>
         <w:t xml:space="preserve"> </w:t>
@@ -5702,7 +5732,7 @@
         <w:rPr>
           <w:vertAlign w:val="superscript"/>
         </w:rPr>
-        <w:t xml:space="preserve">63,64</w:t>
+        <w:t xml:space="preserve">65,66</w:t>
       </w:r>
       <w:r>
         <w:t xml:space="preserve">), by agreement between kernels, and by a two-sample comparison against JumpProcesses.jl</w:t>
@@ -5711,7 +5741,7 @@
         <w:rPr>
           <w:vertAlign w:val="superscript"/>
         </w:rPr>
-        <w:t xml:space="preserve">65</w:t>
+        <w:t xml:space="preserve">67</w:t>
       </w:r>
       <w:r>
         <w:t xml:space="preserve"> </w:t>
@@ -5816,7 +5846,7 @@
         <w:rPr>
           <w:vertAlign w:val="superscript"/>
         </w:rPr>
-        <w:t xml:space="preserve">66</w:t>
+        <w:t xml:space="preserve">68</w:t>
       </w:r>
       <w:r>
         <w:t xml:space="preserve">, lineage versus population statistics</w:t>
@@ -5855,28 +5885,28 @@
         <w:rPr>
           <w:vertAlign w:val="superscript"/>
         </w:rPr>
+        <w:t xml:space="preserve">42</w:t>
+      </w:r>
+      <w:r>
+        <w:t xml:space="preserve"> </w:t>
+      </w:r>
+      <w:r>
+        <w:t xml:space="preserve">and</w:t>
+      </w:r>
+      <w:r>
+        <w:rPr>
+          <w:vertAlign w:val="superscript"/>
+        </w:rPr>
+        <w:t xml:space="preserve">9</w:t>
+      </w:r>
+      <w:r>
+        <w:t xml:space="preserve">, and with the phenotypic-selection model of</w:t>
+      </w:r>
+      <w:r>
+        <w:rPr>
+          <w:vertAlign w:val="superscript"/>
+        </w:rPr>
         <w:t xml:space="preserve">41</w:t>
-      </w:r>
-      <w:r>
-        <w:t xml:space="preserve"> </w:t>
-      </w:r>
-      <w:r>
-        <w:t xml:space="preserve">and</w:t>
-      </w:r>
-      <w:r>
-        <w:rPr>
-          <w:vertAlign w:val="superscript"/>
-        </w:rPr>
-        <w:t xml:space="preserve">9</w:t>
-      </w:r>
-      <w:r>
-        <w:t xml:space="preserve">, and with the phenotypic-selection model of</w:t>
-      </w:r>
-      <w:r>
-        <w:rPr>
-          <w:vertAlign w:val="superscript"/>
-        </w:rPr>
-        <w:t xml:space="preserve">40</w:t>
       </w:r>
       <w:r>
         <w:t xml:space="preserve">. All scripts, seeds and outputs are in the</w:t>
@@ -6353,7 +6383,7 @@
         <w:rPr>
           <w:vertAlign w:val="superscript"/>
         </w:rPr>
-        <w:t xml:space="preserve">67</w:t>
+        <w:t xml:space="preserve">69</w:t>
       </w:r>
       <w:r>
         <w:t xml:space="preserve">, MAGIC</w:t>
@@ -6362,7 +6392,7 @@
         <w:rPr>
           <w:vertAlign w:val="superscript"/>
         </w:rPr>
-        <w:t xml:space="preserve">68</w:t>
+        <w:t xml:space="preserve">70</w:t>
       </w:r>
       <w:r>
         <w:t xml:space="preserve"> </w:t>
@@ -6374,7 +6404,7 @@
         <w:rPr>
           <w:vertAlign w:val="superscript"/>
         </w:rPr>
-        <w:t xml:space="preserve">69</w:t>
+        <w:t xml:space="preserve">71</w:t>
       </w:r>
       <w:r>
         <w:t xml:space="preserve">. The test suite (Aqua quality checks and statistical tests) runs under GitHub Actions on Julia 1.10 and the latest release.</w:t>
@@ -7775,7 +7805,7 @@
       </w:r>
     </w:p>
     <w:bookmarkEnd w:id="65"/>
-    <w:bookmarkStart w:id="205" w:name="references"/>
+    <w:bookmarkStart w:id="209" w:name="references"/>
     <w:p>
       <w:pPr>
         <w:pStyle w:val="Heading1"/>
@@ -7784,7 +7814,7 @@
         <w:t xml:space="preserve">References</w:t>
       </w:r>
     </w:p>
-    <w:bookmarkStart w:id="204" w:name="refs"/>
+    <w:bookmarkStart w:id="208" w:name="refs"/>
     <w:bookmarkStart w:id="67" w:name="ref-sharma2010"/>
     <w:p>
       <w:pPr>
@@ -10276,7 +10306,7 @@
       </w:r>
     </w:p>
     <w:bookmarkEnd w:id="139"/>
-    <w:bookmarkStart w:id="141" w:name="ref-torre2021"/>
+    <w:bookmarkStart w:id="141" w:name="ref-emert2021"/>
     <w:p>
       <w:pPr>
         <w:pStyle w:val="Bibliography"/>
@@ -10291,7 +10321,7 @@
         <w:t xml:space="preserve">	</w:t>
       </w:r>
       <w:r>
-        <w:t xml:space="preserve">Torre, E. A.</w:t>
+        <w:t xml:space="preserve">Emert, B. L.</w:t>
       </w:r>
       <w:r>
         <w:t xml:space="preserve"> </w:t>
@@ -10311,7 +10341,7 @@
           <w:rPr>
             <w:rStyle w:val="Hyperlink"/>
           </w:rPr>
-          <w:t xml:space="preserve">Genetic screening for single-cell variability modulators driving therapy resistance</w:t>
+          <w:t xml:space="preserve">Variability within rare cell states enables multiple paths toward drug resistance</w:t>
         </w:r>
       </w:hyperlink>
       <w:r>
@@ -10325,7 +10355,7 @@
           <w:i/>
           <w:iCs/>
         </w:rPr>
-        <w:t xml:space="preserve">Nature Genetics</w:t>
+        <w:t xml:space="preserve">Nature Biotechnology</w:t>
       </w:r>
       <w:r>
         <w:t xml:space="preserve"> </w:t>
@@ -10335,14 +10365,14 @@
           <w:b/>
           <w:bCs/>
         </w:rPr>
-        <w:t xml:space="preserve">53</w:t>
-      </w:r>
-      <w:r>
-        <w:t xml:space="preserve">, 76–85 (2021).</w:t>
+        <w:t xml:space="preserve">39</w:t>
+      </w:r>
+      <w:r>
+        <w:t xml:space="preserve">, 865–876 (2021).</w:t>
       </w:r>
     </w:p>
     <w:bookmarkEnd w:id="141"/>
-    <w:bookmarkStart w:id="143" w:name="ref-gunnarsson2020"/>
+    <w:bookmarkStart w:id="143" w:name="ref-torre2021"/>
     <w:p>
       <w:pPr>
         <w:pStyle w:val="Bibliography"/>
@@ -10357,21 +10387,7 @@
         <w:t xml:space="preserve">	</w:t>
       </w:r>
       <w:r>
-        <w:t xml:space="preserve">Gunnarsson, E. B., De, S., Leder, K. &amp; Foo, J.</w:t>
-      </w:r>
-      <w:r>
-        <w:t xml:space="preserve"> </w:t>
-      </w:r>
-      <w:hyperlink r:id="rId142">
-        <w:r>
-          <w:rPr>
-            <w:rStyle w:val="Hyperlink"/>
-          </w:rPr>
-          <w:t xml:space="preserve">Understanding the role of phenotypic switching in cancer drug resistance</w:t>
-        </w:r>
-      </w:hyperlink>
-      <w:r>
-        <w:t xml:space="preserve">.</w:t>
+        <w:t xml:space="preserve">Torre, E. A.</w:t>
       </w:r>
       <w:r>
         <w:t xml:space="preserve"> </w:t>
@@ -10381,7 +10397,31 @@
           <w:i/>
           <w:iCs/>
         </w:rPr>
-        <w:t xml:space="preserve">Journal of Theoretical Biology</w:t>
+        <w:t xml:space="preserve">et al.</w:t>
+      </w:r>
+      <w:r>
+        <w:t xml:space="preserve"> </w:t>
+      </w:r>
+      <w:hyperlink r:id="rId142">
+        <w:r>
+          <w:rPr>
+            <w:rStyle w:val="Hyperlink"/>
+          </w:rPr>
+          <w:t xml:space="preserve">Genetic screening for single-cell variability modulators driving therapy resistance</w:t>
+        </w:r>
+      </w:hyperlink>
+      <w:r>
+        <w:t xml:space="preserve">.</w:t>
+      </w:r>
+      <w:r>
+        <w:t xml:space="preserve"> </w:t>
+      </w:r>
+      <w:r>
+        <w:rPr>
+          <w:i/>
+          <w:iCs/>
+        </w:rPr>
+        <w:t xml:space="preserve">Nature Genetics</w:t>
       </w:r>
       <w:r>
         <w:t xml:space="preserve"> </w:t>
@@ -10391,14 +10431,14 @@
           <w:b/>
           <w:bCs/>
         </w:rPr>
-        <w:t xml:space="preserve">490</w:t>
-      </w:r>
-      <w:r>
-        <w:t xml:space="preserve">, 110162 (2020).</w:t>
+        <w:t xml:space="preserve">53</w:t>
+      </w:r>
+      <w:r>
+        <w:t xml:space="preserve">, 76–85 (2021).</w:t>
       </w:r>
     </w:p>
     <w:bookmarkEnd w:id="143"/>
-    <w:bookmarkStart w:id="145" w:name="ref-lasri2020"/>
+    <w:bookmarkStart w:id="145" w:name="ref-gunnarsson2020"/>
     <w:p>
       <w:pPr>
         <w:pStyle w:val="Bibliography"/>
@@ -10413,7 +10453,21 @@
         <w:t xml:space="preserve">	</w:t>
       </w:r>
       <w:r>
-        <w:t xml:space="preserve">Lasri, A.</w:t>
+        <w:t xml:space="preserve">Gunnarsson, E. B., De, S., Leder, K. &amp; Foo, J.</w:t>
+      </w:r>
+      <w:r>
+        <w:t xml:space="preserve"> </w:t>
+      </w:r>
+      <w:hyperlink r:id="rId144">
+        <w:r>
+          <w:rPr>
+            <w:rStyle w:val="Hyperlink"/>
+          </w:rPr>
+          <w:t xml:space="preserve">Understanding the role of phenotypic switching in cancer drug resistance</w:t>
+        </w:r>
+      </w:hyperlink>
+      <w:r>
+        <w:t xml:space="preserve">.</w:t>
       </w:r>
       <w:r>
         <w:t xml:space="preserve"> </w:t>
@@ -10423,57 +10477,39 @@
           <w:i/>
           <w:iCs/>
         </w:rPr>
-        <w:t xml:space="preserve">et al.</w:t>
-      </w:r>
-      <w:r>
-        <w:t xml:space="preserve"> </w:t>
-      </w:r>
-      <w:hyperlink r:id="rId144">
-        <w:r>
-          <w:rPr>
-            <w:rStyle w:val="Hyperlink"/>
-          </w:rPr>
-          <w:t xml:space="preserve">Phenotypic selection through cell death: Stochastic modelling of</w:t>
-        </w:r>
-        <w:r>
-          <w:rPr>
-            <w:rStyle w:val="Hyperlink"/>
-          </w:rPr>
-          <w:t xml:space="preserve"> </w:t>
-        </w:r>
-        <w:r>
-          <w:rPr>
-            <w:rStyle w:val="Hyperlink"/>
-          </w:rPr>
-          <w:t xml:space="preserve">O</w:t>
-        </w:r>
-        <w:r>
-          <w:rPr>
-            <w:rStyle w:val="Hyperlink"/>
-          </w:rPr>
-          <w:t xml:space="preserve">-6-methylguanine-</w:t>
-        </w:r>
-        <w:r>
-          <w:rPr>
-            <w:rStyle w:val="Hyperlink"/>
-          </w:rPr>
-          <w:t xml:space="preserve">DNA</w:t>
-        </w:r>
-        <w:r>
-          <w:rPr>
-            <w:rStyle w:val="Hyperlink"/>
-          </w:rPr>
-          <w:t xml:space="preserve"> </w:t>
-        </w:r>
-        <w:r>
-          <w:rPr>
-            <w:rStyle w:val="Hyperlink"/>
-          </w:rPr>
-          <w:t xml:space="preserve">methyltransferase dynamics</w:t>
-        </w:r>
-      </w:hyperlink>
-      <w:r>
-        <w:t xml:space="preserve">.</w:t>
+        <w:t xml:space="preserve">Journal of Theoretical Biology</w:t>
+      </w:r>
+      <w:r>
+        <w:t xml:space="preserve"> </w:t>
+      </w:r>
+      <w:r>
+        <w:rPr>
+          <w:b/>
+          <w:bCs/>
+        </w:rPr>
+        <w:t xml:space="preserve">490</w:t>
+      </w:r>
+      <w:r>
+        <w:t xml:space="preserve">, 110162 (2020).</w:t>
+      </w:r>
+    </w:p>
+    <w:bookmarkEnd w:id="145"/>
+    <w:bookmarkStart w:id="147" w:name="ref-lasri2020"/>
+    <w:p>
+      <w:pPr>
+        <w:pStyle w:val="Bibliography"/>
+      </w:pPr>
+      <w:r>
+        <w:t xml:space="preserve">41.</w:t>
+      </w:r>
+      <w:r>
+        <w:t xml:space="preserve"> </w:t>
+      </w:r>
+      <w:r>
+        <w:t xml:space="preserve">	</w:t>
+      </w:r>
+      <w:r>
+        <w:t xml:space="preserve">Lasri, A.</w:t>
       </w:r>
       <w:r>
         <w:t xml:space="preserve"> </w:t>
@@ -10483,6 +10519,66 @@
           <w:i/>
           <w:iCs/>
         </w:rPr>
+        <w:t xml:space="preserve">et al.</w:t>
+      </w:r>
+      <w:r>
+        <w:t xml:space="preserve"> </w:t>
+      </w:r>
+      <w:hyperlink r:id="rId146">
+        <w:r>
+          <w:rPr>
+            <w:rStyle w:val="Hyperlink"/>
+          </w:rPr>
+          <w:t xml:space="preserve">Phenotypic selection through cell death: Stochastic modelling of</w:t>
+        </w:r>
+        <w:r>
+          <w:rPr>
+            <w:rStyle w:val="Hyperlink"/>
+          </w:rPr>
+          <w:t xml:space="preserve"> </w:t>
+        </w:r>
+        <w:r>
+          <w:rPr>
+            <w:rStyle w:val="Hyperlink"/>
+          </w:rPr>
+          <w:t xml:space="preserve">O</w:t>
+        </w:r>
+        <w:r>
+          <w:rPr>
+            <w:rStyle w:val="Hyperlink"/>
+          </w:rPr>
+          <w:t xml:space="preserve">-6-methylguanine-</w:t>
+        </w:r>
+        <w:r>
+          <w:rPr>
+            <w:rStyle w:val="Hyperlink"/>
+          </w:rPr>
+          <w:t xml:space="preserve">DNA</w:t>
+        </w:r>
+        <w:r>
+          <w:rPr>
+            <w:rStyle w:val="Hyperlink"/>
+          </w:rPr>
+          <w:t xml:space="preserve"> </w:t>
+        </w:r>
+        <w:r>
+          <w:rPr>
+            <w:rStyle w:val="Hyperlink"/>
+          </w:rPr>
+          <w:t xml:space="preserve">methyltransferase dynamics</w:t>
+        </w:r>
+      </w:hyperlink>
+      <w:r>
+        <w:t xml:space="preserve">.</w:t>
+      </w:r>
+      <w:r>
+        <w:t xml:space="preserve"> </w:t>
+      </w:r>
+      <w:r>
+        <w:rPr>
+          <w:i/>
+          <w:iCs/>
+        </w:rPr>
         <w:t xml:space="preserve">Royal Society Open Science</w:t>
       </w:r>
       <w:r>
@@ -10499,14 +10595,14 @@
         <w:t xml:space="preserve">, 191243 (2020).</w:t>
       </w:r>
     </w:p>
-    <w:bookmarkEnd w:id="145"/>
-    <w:bookmarkStart w:id="147" w:name="ref-corigliano2025"/>
+    <w:bookmarkEnd w:id="147"/>
+    <w:bookmarkStart w:id="149" w:name="ref-corigliano2025"/>
     <w:p>
       <w:pPr>
         <w:pStyle w:val="Bibliography"/>
       </w:pPr>
       <w:r>
-        <w:t xml:space="preserve">41.</w:t>
+        <w:t xml:space="preserve">42.</w:t>
       </w:r>
       <w:r>
         <w:t xml:space="preserve"> </w:t>
@@ -10530,7 +10626,7 @@
       <w:r>
         <w:t xml:space="preserve"> </w:t>
       </w:r>
-      <w:hyperlink r:id="rId146">
+      <w:hyperlink r:id="rId148">
         <w:r>
           <w:rPr>
             <w:rStyle w:val="Hyperlink"/>
@@ -10544,7 +10640,7 @@
       <w:r>
         <w:t xml:space="preserve">(2025) doi:</w:t>
       </w:r>
-      <w:hyperlink r:id="rId146">
+      <w:hyperlink r:id="rId148">
         <w:r>
           <w:rPr>
             <w:rStyle w:val="Hyperlink"/>
@@ -10556,14 +10652,14 @@
         <w:t xml:space="preserve">.</w:t>
       </w:r>
     </w:p>
-    <w:bookmarkEnd w:id="147"/>
-    <w:bookmarkStart w:id="149" w:name="ref-bernton2019"/>
+    <w:bookmarkEnd w:id="149"/>
+    <w:bookmarkStart w:id="151" w:name="ref-bernton2019"/>
     <w:p>
       <w:pPr>
         <w:pStyle w:val="Bibliography"/>
       </w:pPr>
       <w:r>
-        <w:t xml:space="preserve">42.</w:t>
+        <w:t xml:space="preserve">43.</w:t>
       </w:r>
       <w:r>
         <w:t xml:space="preserve"> </w:t>
@@ -10577,7 +10673,7 @@
       <w:r>
         <w:t xml:space="preserve"> </w:t>
       </w:r>
-      <w:hyperlink r:id="rId148">
+      <w:hyperlink r:id="rId150">
         <w:r>
           <w:rPr>
             <w:rStyle w:val="Hyperlink"/>
@@ -10660,14 +10756,14 @@
         <w:t xml:space="preserve">, 235–269 (2019).</w:t>
       </w:r>
     </w:p>
-    <w:bookmarkEnd w:id="149"/>
-    <w:bookmarkStart w:id="151" w:name="ref-sandler2015"/>
+    <w:bookmarkEnd w:id="151"/>
+    <w:bookmarkStart w:id="153" w:name="ref-sandler2015"/>
     <w:p>
       <w:pPr>
         <w:pStyle w:val="Bibliography"/>
       </w:pPr>
       <w:r>
-        <w:t xml:space="preserve">43.</w:t>
+        <w:t xml:space="preserve">44.</w:t>
       </w:r>
       <w:r>
         <w:t xml:space="preserve"> </w:t>
@@ -10691,7 +10787,7 @@
       <w:r>
         <w:t xml:space="preserve"> </w:t>
       </w:r>
-      <w:hyperlink r:id="rId150">
+      <w:hyperlink r:id="rId152">
         <w:r>
           <w:rPr>
             <w:rStyle w:val="Hyperlink"/>
@@ -10726,14 +10822,14 @@
         <w:t xml:space="preserve">, 468–471 (2015).</w:t>
       </w:r>
     </w:p>
-    <w:bookmarkEnd w:id="151"/>
-    <w:bookmarkStart w:id="153" w:name="ref-kuchen2020"/>
+    <w:bookmarkEnd w:id="153"/>
+    <w:bookmarkStart w:id="155" w:name="ref-kuchen2020"/>
     <w:p>
       <w:pPr>
         <w:pStyle w:val="Bibliography"/>
       </w:pPr>
       <w:r>
-        <w:t xml:space="preserve">44.</w:t>
+        <w:t xml:space="preserve">45.</w:t>
       </w:r>
       <w:r>
         <w:t xml:space="preserve"> </w:t>
@@ -10747,7 +10843,7 @@
       <w:r>
         <w:t xml:space="preserve"> </w:t>
       </w:r>
-      <w:hyperlink r:id="rId152">
+      <w:hyperlink r:id="rId154">
         <w:r>
           <w:rPr>
             <w:rStyle w:val="Hyperlink"/>
@@ -10782,14 +10878,14 @@
         <w:t xml:space="preserve">, e51002 (2020).</w:t>
       </w:r>
     </w:p>
-    <w:bookmarkEnd w:id="153"/>
-    <w:bookmarkStart w:id="155" w:name="ref-chakrabarti2018"/>
+    <w:bookmarkEnd w:id="155"/>
+    <w:bookmarkStart w:id="157" w:name="ref-chakrabarti2018"/>
     <w:p>
       <w:pPr>
         <w:pStyle w:val="Bibliography"/>
       </w:pPr>
       <w:r>
-        <w:t xml:space="preserve">45.</w:t>
+        <w:t xml:space="preserve">46.</w:t>
       </w:r>
       <w:r>
         <w:t xml:space="preserve"> </w:t>
@@ -10813,7 +10909,7 @@
       <w:r>
         <w:t xml:space="preserve"> </w:t>
       </w:r>
-      <w:hyperlink r:id="rId154">
+      <w:hyperlink r:id="rId156">
         <w:r>
           <w:rPr>
             <w:rStyle w:val="Hyperlink"/>
@@ -10848,14 +10944,14 @@
         <w:t xml:space="preserve">, 5372 (2018).</w:t>
       </w:r>
     </w:p>
-    <w:bookmarkEnd w:id="155"/>
-    <w:bookmarkStart w:id="157" w:name="ref-algazi2020"/>
+    <w:bookmarkEnd w:id="157"/>
+    <w:bookmarkStart w:id="159" w:name="ref-algazi2020"/>
     <w:p>
       <w:pPr>
         <w:pStyle w:val="Bibliography"/>
       </w:pPr>
       <w:r>
-        <w:t xml:space="preserve">46.</w:t>
+        <w:t xml:space="preserve">47.</w:t>
       </w:r>
       <w:r>
         <w:t xml:space="preserve"> </w:t>
@@ -10879,7 +10975,7 @@
       <w:r>
         <w:t xml:space="preserve"> </w:t>
       </w:r>
-      <w:hyperlink r:id="rId156">
+      <w:hyperlink r:id="rId158">
         <w:r>
           <w:rPr>
             <w:rStyle w:val="Hyperlink"/>
@@ -10980,14 +11076,14 @@
         <w:t xml:space="preserve">, 1564–1568 (2020).</w:t>
       </w:r>
     </w:p>
-    <w:bookmarkEnd w:id="157"/>
-    <w:bookmarkStart w:id="159" w:name="ref-zhang2017adaptive"/>
+    <w:bookmarkEnd w:id="159"/>
+    <w:bookmarkStart w:id="161" w:name="ref-zhang2017adaptive"/>
     <w:p>
       <w:pPr>
         <w:pStyle w:val="Bibliography"/>
       </w:pPr>
       <w:r>
-        <w:t xml:space="preserve">47.</w:t>
+        <w:t xml:space="preserve">48.</w:t>
       </w:r>
       <w:r>
         <w:t xml:space="preserve"> </w:t>
@@ -11001,7 +11097,7 @@
       <w:r>
         <w:t xml:space="preserve"> </w:t>
       </w:r>
-      <w:hyperlink r:id="rId158">
+      <w:hyperlink r:id="rId160">
         <w:r>
           <w:rPr>
             <w:rStyle w:val="Hyperlink"/>
@@ -11036,14 +11132,14 @@
         <w:t xml:space="preserve">, 1816 (2017).</w:t>
       </w:r>
     </w:p>
-    <w:bookmarkEnd w:id="159"/>
-    <w:bookmarkStart w:id="161" w:name="ref-dasthakur2013"/>
+    <w:bookmarkEnd w:id="161"/>
+    <w:bookmarkStart w:id="163" w:name="ref-dasthakur2013"/>
     <w:p>
       <w:pPr>
         <w:pStyle w:val="Bibliography"/>
       </w:pPr>
       <w:r>
-        <w:t xml:space="preserve">48.</w:t>
+        <w:t xml:space="preserve">49.</w:t>
       </w:r>
       <w:r>
         <w:t xml:space="preserve"> </w:t>
@@ -11067,7 +11163,7 @@
       <w:r>
         <w:t xml:space="preserve"> </w:t>
       </w:r>
-      <w:hyperlink r:id="rId160">
+      <w:hyperlink r:id="rId162">
         <w:r>
           <w:rPr>
             <w:rStyle w:val="Hyperlink"/>
@@ -11102,14 +11198,14 @@
         <w:t xml:space="preserve">, 251–255 (2013).</w:t>
       </w:r>
     </w:p>
-    <w:bookmarkEnd w:id="161"/>
-    <w:bookmarkStart w:id="163" w:name="ref-strobl2021"/>
+    <w:bookmarkEnd w:id="163"/>
+    <w:bookmarkStart w:id="165" w:name="ref-strobl2021"/>
     <w:p>
       <w:pPr>
         <w:pStyle w:val="Bibliography"/>
       </w:pPr>
       <w:r>
-        <w:t xml:space="preserve">49.</w:t>
+        <w:t xml:space="preserve">50.</w:t>
       </w:r>
       <w:r>
         <w:t xml:space="preserve"> </w:t>
@@ -11133,7 +11229,7 @@
       <w:r>
         <w:t xml:space="preserve"> </w:t>
       </w:r>
-      <w:hyperlink r:id="rId162">
+      <w:hyperlink r:id="rId164">
         <w:r>
           <w:rPr>
             <w:rStyle w:val="Hyperlink"/>
@@ -11168,14 +11264,14 @@
         <w:t xml:space="preserve">, 1135–1147 (2021).</w:t>
       </w:r>
     </w:p>
-    <w:bookmarkEnd w:id="163"/>
-    <w:bookmarkStart w:id="165" w:name="ref-gilbert2013"/>
+    <w:bookmarkEnd w:id="165"/>
+    <w:bookmarkStart w:id="167" w:name="ref-gilbert2013"/>
     <w:p>
       <w:pPr>
         <w:pStyle w:val="Bibliography"/>
       </w:pPr>
       <w:r>
-        <w:t xml:space="preserve">50.</w:t>
+        <w:t xml:space="preserve">51.</w:t>
       </w:r>
       <w:r>
         <w:t xml:space="preserve"> </w:t>
@@ -11199,7 +11295,7 @@
       <w:r>
         <w:t xml:space="preserve"> </w:t>
       </w:r>
-      <w:hyperlink r:id="rId164">
+      <w:hyperlink r:id="rId166">
         <w:r>
           <w:rPr>
             <w:rStyle w:val="Hyperlink"/>
@@ -11258,14 +11354,14 @@
         <w:t xml:space="preserve">, 4085–4091 (2013).</w:t>
       </w:r>
     </w:p>
-    <w:bookmarkEnd w:id="165"/>
-    <w:bookmarkStart w:id="167" w:name="ref-ostermann2004"/>
+    <w:bookmarkEnd w:id="167"/>
+    <w:bookmarkStart w:id="169" w:name="ref-ostermann2004"/>
     <w:p>
       <w:pPr>
         <w:pStyle w:val="Bibliography"/>
       </w:pPr>
       <w:r>
-        <w:t xml:space="preserve">51.</w:t>
+        <w:t xml:space="preserve">52.</w:t>
       </w:r>
       <w:r>
         <w:t xml:space="preserve"> </w:t>
@@ -11289,7 +11385,7 @@
       <w:r>
         <w:t xml:space="preserve"> </w:t>
       </w:r>
-      <w:hyperlink r:id="rId166">
+      <w:hyperlink r:id="rId168">
         <w:r>
           <w:rPr>
             <w:rStyle w:val="Hyperlink"/>
@@ -11324,14 +11420,14 @@
         <w:t xml:space="preserve">, 3728–3736 (2004).</w:t>
       </w:r>
     </w:p>
-    <w:bookmarkEnd w:id="167"/>
-    <w:bookmarkStart w:id="169" w:name="ref-tolcher2003"/>
+    <w:bookmarkEnd w:id="169"/>
+    <w:bookmarkStart w:id="171" w:name="ref-rudek2004"/>
     <w:p>
       <w:pPr>
         <w:pStyle w:val="Bibliography"/>
       </w:pPr>
       <w:r>
-        <w:t xml:space="preserve">52.</w:t>
+        <w:t xml:space="preserve">53.</w:t>
       </w:r>
       <w:r>
         <w:t xml:space="preserve"> </w:t>
@@ -11340,7 +11436,7 @@
         <w:t xml:space="preserve">	</w:t>
       </w:r>
       <w:r>
-        <w:t xml:space="preserve">Tolcher, A. W.</w:t>
+        <w:t xml:space="preserve">Rudek, M. A.</w:t>
       </w:r>
       <w:r>
         <w:t xml:space="preserve"> </w:t>
@@ -11355,12 +11451,12 @@
       <w:r>
         <w:t xml:space="preserve"> </w:t>
       </w:r>
-      <w:hyperlink r:id="rId168">
-        <w:r>
-          <w:rPr>
-            <w:rStyle w:val="Hyperlink"/>
-          </w:rPr>
-          <w:t xml:space="preserve">Marked inactivation of</w:t>
+      <w:hyperlink r:id="rId170">
+        <w:r>
+          <w:rPr>
+            <w:rStyle w:val="Hyperlink"/>
+          </w:rPr>
+          <w:t xml:space="preserve">Temozolomide in patients with advanced cancer: Phase</w:t>
         </w:r>
         <w:r>
           <w:rPr>
@@ -11372,7 +11468,7 @@
           <w:rPr>
             <w:rStyle w:val="Hyperlink"/>
           </w:rPr>
-          <w:t xml:space="preserve">O6-alkylguanine-DNA</w:t>
+          <w:t xml:space="preserve">I</w:t>
         </w:r>
         <w:r>
           <w:rPr>
@@ -11384,7 +11480,7 @@
           <w:rPr>
             <w:rStyle w:val="Hyperlink"/>
           </w:rPr>
-          <w:t xml:space="preserve">alkyltransferase activity with protracted temozolomide schedules</w:t>
+          <w:t xml:space="preserve">and pharmacokinetic study</w:t>
         </w:r>
       </w:hyperlink>
       <w:r>
@@ -11398,7 +11494,7 @@
           <w:i/>
           <w:iCs/>
         </w:rPr>
-        <w:t xml:space="preserve">British Journal of Cancer</w:t>
+        <w:t xml:space="preserve">Pharmacotherapy</w:t>
       </w:r>
       <w:r>
         <w:t xml:space="preserve"> </w:t>
@@ -11408,20 +11504,20 @@
           <w:b/>
           <w:bCs/>
         </w:rPr>
-        <w:t xml:space="preserve">88</w:t>
-      </w:r>
-      <w:r>
-        <w:t xml:space="preserve">, 1004–1011 (2003).</w:t>
-      </w:r>
-    </w:p>
-    <w:bookmarkEnd w:id="169"/>
-    <w:bookmarkStart w:id="171" w:name="ref-middleton2000"/>
+        <w:t xml:space="preserve">24</w:t>
+      </w:r>
+      <w:r>
+        <w:t xml:space="preserve">, 16–25 (2004).</w:t>
+      </w:r>
+    </w:p>
+    <w:bookmarkEnd w:id="171"/>
+    <w:bookmarkStart w:id="173" w:name="ref-tolcher2003"/>
     <w:p>
       <w:pPr>
         <w:pStyle w:val="Bibliography"/>
       </w:pPr>
       <w:r>
-        <w:t xml:space="preserve">53.</w:t>
+        <w:t xml:space="preserve">54.</w:t>
       </w:r>
       <w:r>
         <w:t xml:space="preserve"> </w:t>
@@ -11430,7 +11526,7 @@
         <w:t xml:space="preserve">	</w:t>
       </w:r>
       <w:r>
-        <w:t xml:space="preserve">Middleton, M. R.</w:t>
+        <w:t xml:space="preserve">Tolcher, A. W.</w:t>
       </w:r>
       <w:r>
         <w:t xml:space="preserve"> </w:t>
@@ -11445,12 +11541,12 @@
       <w:r>
         <w:t xml:space="preserve"> </w:t>
       </w:r>
-      <w:hyperlink r:id="rId170">
-        <w:r>
-          <w:rPr>
-            <w:rStyle w:val="Hyperlink"/>
-          </w:rPr>
-          <w:t xml:space="preserve">O6-methylguanine</w:t>
+      <w:hyperlink r:id="rId172">
+        <w:r>
+          <w:rPr>
+            <w:rStyle w:val="Hyperlink"/>
+          </w:rPr>
+          <w:t xml:space="preserve">Marked inactivation of</w:t>
         </w:r>
         <w:r>
           <w:rPr>
@@ -11462,7 +11558,7 @@
           <w:rPr>
             <w:rStyle w:val="Hyperlink"/>
           </w:rPr>
-          <w:t xml:space="preserve">formation, repair protein depletion and clinical outcome with a 4 hr schedule of temozolomide in the treatment of advanced melanoma: Results of a phase</w:t>
+          <w:t xml:space="preserve">O6-alkylguanine-DNA</w:t>
         </w:r>
         <w:r>
           <w:rPr>
@@ -11474,19 +11570,7 @@
           <w:rPr>
             <w:rStyle w:val="Hyperlink"/>
           </w:rPr>
-          <w:t xml:space="preserve">II</w:t>
-        </w:r>
-        <w:r>
-          <w:rPr>
-            <w:rStyle w:val="Hyperlink"/>
-          </w:rPr>
-          <w:t xml:space="preserve"> </w:t>
-        </w:r>
-        <w:r>
-          <w:rPr>
-            <w:rStyle w:val="Hyperlink"/>
-          </w:rPr>
-          <w:t xml:space="preserve">study</w:t>
+          <w:t xml:space="preserve">alkyltransferase activity with protracted temozolomide schedules</w:t>
         </w:r>
       </w:hyperlink>
       <w:r>
@@ -11500,7 +11584,7 @@
           <w:i/>
           <w:iCs/>
         </w:rPr>
-        <w:t xml:space="preserve">International Journal of Cancer</w:t>
+        <w:t xml:space="preserve">British Journal of Cancer</w:t>
       </w:r>
       <w:r>
         <w:t xml:space="preserve"> </w:t>
@@ -11513,17 +11597,17 @@
         <w:t xml:space="preserve">88</w:t>
       </w:r>
       <w:r>
-        <w:t xml:space="preserve">, 469–473 (2000).</w:t>
-      </w:r>
-    </w:p>
-    <w:bookmarkEnd w:id="171"/>
-    <w:bookmarkStart w:id="173" w:name="ref-robinson2010"/>
+        <w:t xml:space="preserve">, 1004–1011 (2003).</w:t>
+      </w:r>
+    </w:p>
+    <w:bookmarkEnd w:id="173"/>
+    <w:bookmarkStart w:id="175" w:name="ref-middleton2000"/>
     <w:p>
       <w:pPr>
         <w:pStyle w:val="Bibliography"/>
       </w:pPr>
       <w:r>
-        <w:t xml:space="preserve">54.</w:t>
+        <w:t xml:space="preserve">55.</w:t>
       </w:r>
       <w:r>
         <w:t xml:space="preserve"> </w:t>
@@ -11532,7 +11616,7 @@
         <w:t xml:space="preserve">	</w:t>
       </w:r>
       <w:r>
-        <w:t xml:space="preserve">Robinson, C. G.</w:t>
+        <w:t xml:space="preserve">Middleton, M. R.</w:t>
       </w:r>
       <w:r>
         <w:t xml:space="preserve"> </w:t>
@@ -11547,12 +11631,12 @@
       <w:r>
         <w:t xml:space="preserve"> </w:t>
       </w:r>
-      <w:hyperlink r:id="rId172">
-        <w:r>
-          <w:rPr>
-            <w:rStyle w:val="Hyperlink"/>
-          </w:rPr>
-          <w:t xml:space="preserve">Effect of alternative temozolomide schedules on glioblastoma</w:t>
+      <w:hyperlink r:id="rId174">
+        <w:r>
+          <w:rPr>
+            <w:rStyle w:val="Hyperlink"/>
+          </w:rPr>
+          <w:t xml:space="preserve">O6-methylguanine</w:t>
         </w:r>
         <w:r>
           <w:rPr>
@@ -11564,7 +11648,7 @@
           <w:rPr>
             <w:rStyle w:val="Hyperlink"/>
           </w:rPr>
-          <w:t xml:space="preserve">O6-methylguanine-DNA</w:t>
+          <w:t xml:space="preserve">formation, repair protein depletion and clinical outcome with a 4 hr schedule of temozolomide in the treatment of advanced melanoma: Results of a phase</w:t>
         </w:r>
         <w:r>
           <w:rPr>
@@ -11576,7 +11660,19 @@
           <w:rPr>
             <w:rStyle w:val="Hyperlink"/>
           </w:rPr>
-          <w:t xml:space="preserve">methyltransferase activity and survival</w:t>
+          <w:t xml:space="preserve">II</w:t>
+        </w:r>
+        <w:r>
+          <w:rPr>
+            <w:rStyle w:val="Hyperlink"/>
+          </w:rPr>
+          <w:t xml:space="preserve"> </w:t>
+        </w:r>
+        <w:r>
+          <w:rPr>
+            <w:rStyle w:val="Hyperlink"/>
+          </w:rPr>
+          <w:t xml:space="preserve">study</w:t>
         </w:r>
       </w:hyperlink>
       <w:r>
@@ -11590,7 +11686,7 @@
           <w:i/>
           <w:iCs/>
         </w:rPr>
-        <w:t xml:space="preserve">British Journal of Cancer</w:t>
+        <w:t xml:space="preserve">International Journal of Cancer</w:t>
       </w:r>
       <w:r>
         <w:t xml:space="preserve"> </w:t>
@@ -11600,20 +11696,20 @@
           <w:b/>
           <w:bCs/>
         </w:rPr>
-        <w:t xml:space="preserve">103</w:t>
-      </w:r>
-      <w:r>
-        <w:t xml:space="preserve">, 498–504 (2010).</w:t>
-      </w:r>
-    </w:p>
-    <w:bookmarkEnd w:id="173"/>
-    <w:bookmarkStart w:id="175" w:name="ref-gillespie1977"/>
+        <w:t xml:space="preserve">88</w:t>
+      </w:r>
+      <w:r>
+        <w:t xml:space="preserve">, 469–473 (2000).</w:t>
+      </w:r>
+    </w:p>
+    <w:bookmarkEnd w:id="175"/>
+    <w:bookmarkStart w:id="177" w:name="ref-robinson2010"/>
     <w:p>
       <w:pPr>
         <w:pStyle w:val="Bibliography"/>
       </w:pPr>
       <w:r>
-        <w:t xml:space="preserve">55.</w:t>
+        <w:t xml:space="preserve">56.</w:t>
       </w:r>
       <w:r>
         <w:t xml:space="preserve"> </w:t>
@@ -11622,21 +11718,7 @@
         <w:t xml:space="preserve">	</w:t>
       </w:r>
       <w:r>
-        <w:t xml:space="preserve">Gillespie, D. T.</w:t>
-      </w:r>
-      <w:r>
-        <w:t xml:space="preserve"> </w:t>
-      </w:r>
-      <w:hyperlink r:id="rId174">
-        <w:r>
-          <w:rPr>
-            <w:rStyle w:val="Hyperlink"/>
-          </w:rPr>
-          <w:t xml:space="preserve">Exact stochastic simulation of coupled chemical reactions</w:t>
-        </w:r>
-      </w:hyperlink>
-      <w:r>
-        <w:t xml:space="preserve">.</w:t>
+        <w:t xml:space="preserve">Robinson, C. G.</w:t>
       </w:r>
       <w:r>
         <w:t xml:space="preserve"> </w:t>
@@ -11646,7 +11728,55 @@
           <w:i/>
           <w:iCs/>
         </w:rPr>
-        <w:t xml:space="preserve">The Journal of Physical Chemistry</w:t>
+        <w:t xml:space="preserve">et al.</w:t>
+      </w:r>
+      <w:r>
+        <w:t xml:space="preserve"> </w:t>
+      </w:r>
+      <w:hyperlink r:id="rId176">
+        <w:r>
+          <w:rPr>
+            <w:rStyle w:val="Hyperlink"/>
+          </w:rPr>
+          <w:t xml:space="preserve">Effect of alternative temozolomide schedules on glioblastoma</w:t>
+        </w:r>
+        <w:r>
+          <w:rPr>
+            <w:rStyle w:val="Hyperlink"/>
+          </w:rPr>
+          <w:t xml:space="preserve"> </w:t>
+        </w:r>
+        <w:r>
+          <w:rPr>
+            <w:rStyle w:val="Hyperlink"/>
+          </w:rPr>
+          <w:t xml:space="preserve">O6-methylguanine-DNA</w:t>
+        </w:r>
+        <w:r>
+          <w:rPr>
+            <w:rStyle w:val="Hyperlink"/>
+          </w:rPr>
+          <w:t xml:space="preserve"> </w:t>
+        </w:r>
+        <w:r>
+          <w:rPr>
+            <w:rStyle w:val="Hyperlink"/>
+          </w:rPr>
+          <w:t xml:space="preserve">methyltransferase activity and survival</w:t>
+        </w:r>
+      </w:hyperlink>
+      <w:r>
+        <w:t xml:space="preserve">.</w:t>
+      </w:r>
+      <w:r>
+        <w:t xml:space="preserve"> </w:t>
+      </w:r>
+      <w:r>
+        <w:rPr>
+          <w:i/>
+          <w:iCs/>
+        </w:rPr>
+        <w:t xml:space="preserve">British Journal of Cancer</w:t>
       </w:r>
       <w:r>
         <w:t xml:space="preserve"> </w:t>
@@ -11656,20 +11786,20 @@
           <w:b/>
           <w:bCs/>
         </w:rPr>
-        <w:t xml:space="preserve">81</w:t>
-      </w:r>
-      <w:r>
-        <w:t xml:space="preserve">, 2340–2361 (1977).</w:t>
-      </w:r>
-    </w:p>
-    <w:bookmarkEnd w:id="175"/>
-    <w:bookmarkStart w:id="177" w:name="ref-gillespie2001"/>
+        <w:t xml:space="preserve">103</w:t>
+      </w:r>
+      <w:r>
+        <w:t xml:space="preserve">, 498–504 (2010).</w:t>
+      </w:r>
+    </w:p>
+    <w:bookmarkEnd w:id="177"/>
+    <w:bookmarkStart w:id="179" w:name="ref-gillespie1977"/>
     <w:p>
       <w:pPr>
         <w:pStyle w:val="Bibliography"/>
       </w:pPr>
       <w:r>
-        <w:t xml:space="preserve">56.</w:t>
+        <w:t xml:space="preserve">57.</w:t>
       </w:r>
       <w:r>
         <w:t xml:space="preserve"> </w:t>
@@ -11683,12 +11813,12 @@
       <w:r>
         <w:t xml:space="preserve"> </w:t>
       </w:r>
-      <w:hyperlink r:id="rId176">
-        <w:r>
-          <w:rPr>
-            <w:rStyle w:val="Hyperlink"/>
-          </w:rPr>
-          <w:t xml:space="preserve">Approximate accelerated stochastic simulation of chemically reacting systems</w:t>
+      <w:hyperlink r:id="rId178">
+        <w:r>
+          <w:rPr>
+            <w:rStyle w:val="Hyperlink"/>
+          </w:rPr>
+          <w:t xml:space="preserve">Exact stochastic simulation of coupled chemical reactions</w:t>
         </w:r>
       </w:hyperlink>
       <w:r>
@@ -11702,7 +11832,7 @@
           <w:i/>
           <w:iCs/>
         </w:rPr>
-        <w:t xml:space="preserve">The Journal of Chemical Physics</w:t>
+        <w:t xml:space="preserve">The Journal of Physical Chemistry</w:t>
       </w:r>
       <w:r>
         <w:t xml:space="preserve"> </w:t>
@@ -11712,20 +11842,20 @@
           <w:b/>
           <w:bCs/>
         </w:rPr>
-        <w:t xml:space="preserve">115</w:t>
-      </w:r>
-      <w:r>
-        <w:t xml:space="preserve">, 1716–1733 (2001).</w:t>
-      </w:r>
-    </w:p>
-    <w:bookmarkEnd w:id="177"/>
-    <w:bookmarkStart w:id="179" w:name="ref-cao2006"/>
+        <w:t xml:space="preserve">81</w:t>
+      </w:r>
+      <w:r>
+        <w:t xml:space="preserve">, 2340–2361 (1977).</w:t>
+      </w:r>
+    </w:p>
+    <w:bookmarkEnd w:id="179"/>
+    <w:bookmarkStart w:id="181" w:name="ref-gillespie2001"/>
     <w:p>
       <w:pPr>
         <w:pStyle w:val="Bibliography"/>
       </w:pPr>
       <w:r>
-        <w:t xml:space="preserve">57.</w:t>
+        <w:t xml:space="preserve">58.</w:t>
       </w:r>
       <w:r>
         <w:t xml:space="preserve"> </w:t>
@@ -11734,17 +11864,17 @@
         <w:t xml:space="preserve">	</w:t>
       </w:r>
       <w:r>
-        <w:t xml:space="preserve">Cao, Y., Gillespie, D. T. &amp; Petzold, L. R.</w:t>
-      </w:r>
-      <w:r>
-        <w:t xml:space="preserve"> </w:t>
-      </w:r>
-      <w:hyperlink r:id="rId178">
-        <w:r>
-          <w:rPr>
-            <w:rStyle w:val="Hyperlink"/>
-          </w:rPr>
-          <w:t xml:space="preserve">Efficient step size selection for the tau-leaping simulation method</w:t>
+        <w:t xml:space="preserve">Gillespie, D. T.</w:t>
+      </w:r>
+      <w:r>
+        <w:t xml:space="preserve"> </w:t>
+      </w:r>
+      <w:hyperlink r:id="rId180">
+        <w:r>
+          <w:rPr>
+            <w:rStyle w:val="Hyperlink"/>
+          </w:rPr>
+          <w:t xml:space="preserve">Approximate accelerated stochastic simulation of chemically reacting systems</w:t>
         </w:r>
       </w:hyperlink>
       <w:r>
@@ -11768,20 +11898,20 @@
           <w:b/>
           <w:bCs/>
         </w:rPr>
-        <w:t xml:space="preserve">124</w:t>
-      </w:r>
-      <w:r>
-        <w:t xml:space="preserve">, 044109 (2006).</w:t>
-      </w:r>
-    </w:p>
-    <w:bookmarkEnd w:id="179"/>
-    <w:bookmarkStart w:id="181" w:name="ref-cao2005"/>
+        <w:t xml:space="preserve">115</w:t>
+      </w:r>
+      <w:r>
+        <w:t xml:space="preserve">, 1716–1733 (2001).</w:t>
+      </w:r>
+    </w:p>
+    <w:bookmarkEnd w:id="181"/>
+    <w:bookmarkStart w:id="183" w:name="ref-cao2006"/>
     <w:p>
       <w:pPr>
         <w:pStyle w:val="Bibliography"/>
       </w:pPr>
       <w:r>
-        <w:t xml:space="preserve">58.</w:t>
+        <w:t xml:space="preserve">59.</w:t>
       </w:r>
       <w:r>
         <w:t xml:space="preserve"> </w:t>
@@ -11795,36 +11925,12 @@
       <w:r>
         <w:t xml:space="preserve"> </w:t>
       </w:r>
-      <w:hyperlink r:id="rId180">
-        <w:r>
-          <w:rPr>
-            <w:rStyle w:val="Hyperlink"/>
-          </w:rPr>
-          <w:t xml:space="preserve">Avoiding negative populations in explicit</w:t>
-        </w:r>
-        <w:r>
-          <w:rPr>
-            <w:rStyle w:val="Hyperlink"/>
-          </w:rPr>
-          <w:t xml:space="preserve"> </w:t>
-        </w:r>
-        <w:r>
-          <w:rPr>
-            <w:rStyle w:val="Hyperlink"/>
-          </w:rPr>
-          <w:t xml:space="preserve">Poisson</w:t>
-        </w:r>
-        <w:r>
-          <w:rPr>
-            <w:rStyle w:val="Hyperlink"/>
-          </w:rPr>
-          <w:t xml:space="preserve"> </w:t>
-        </w:r>
-        <w:r>
-          <w:rPr>
-            <w:rStyle w:val="Hyperlink"/>
-          </w:rPr>
-          <w:t xml:space="preserve">tau-leaping</w:t>
+      <w:hyperlink r:id="rId182">
+        <w:r>
+          <w:rPr>
+            <w:rStyle w:val="Hyperlink"/>
+          </w:rPr>
+          <w:t xml:space="preserve">Efficient step size selection for the tau-leaping simulation method</w:t>
         </w:r>
       </w:hyperlink>
       <w:r>
@@ -11848,20 +11954,20 @@
           <w:b/>
           <w:bCs/>
         </w:rPr>
-        <w:t xml:space="preserve">123</w:t>
-      </w:r>
-      <w:r>
-        <w:t xml:space="preserve">, 054104 (2005).</w:t>
-      </w:r>
-    </w:p>
-    <w:bookmarkEnd w:id="181"/>
-    <w:bookmarkStart w:id="183" w:name="ref-shaffer2020"/>
+        <w:t xml:space="preserve">124</w:t>
+      </w:r>
+      <w:r>
+        <w:t xml:space="preserve">, 044109 (2006).</w:t>
+      </w:r>
+    </w:p>
+    <w:bookmarkEnd w:id="183"/>
+    <w:bookmarkStart w:id="185" w:name="ref-cao2005"/>
     <w:p>
       <w:pPr>
         <w:pStyle w:val="Bibliography"/>
       </w:pPr>
       <w:r>
-        <w:t xml:space="preserve">59.</w:t>
+        <w:t xml:space="preserve">60.</w:t>
       </w:r>
       <w:r>
         <w:t xml:space="preserve"> </w:t>
@@ -11870,7 +11976,45 @@
         <w:t xml:space="preserve">	</w:t>
       </w:r>
       <w:r>
-        <w:t xml:space="preserve">Shaffer, S. M.</w:t>
+        <w:t xml:space="preserve">Cao, Y., Gillespie, D. T. &amp; Petzold, L. R.</w:t>
+      </w:r>
+      <w:r>
+        <w:t xml:space="preserve"> </w:t>
+      </w:r>
+      <w:hyperlink r:id="rId184">
+        <w:r>
+          <w:rPr>
+            <w:rStyle w:val="Hyperlink"/>
+          </w:rPr>
+          <w:t xml:space="preserve">Avoiding negative populations in explicit</w:t>
+        </w:r>
+        <w:r>
+          <w:rPr>
+            <w:rStyle w:val="Hyperlink"/>
+          </w:rPr>
+          <w:t xml:space="preserve"> </w:t>
+        </w:r>
+        <w:r>
+          <w:rPr>
+            <w:rStyle w:val="Hyperlink"/>
+          </w:rPr>
+          <w:t xml:space="preserve">Poisson</w:t>
+        </w:r>
+        <w:r>
+          <w:rPr>
+            <w:rStyle w:val="Hyperlink"/>
+          </w:rPr>
+          <w:t xml:space="preserve"> </w:t>
+        </w:r>
+        <w:r>
+          <w:rPr>
+            <w:rStyle w:val="Hyperlink"/>
+          </w:rPr>
+          <w:t xml:space="preserve">tau-leaping</w:t>
+        </w:r>
+      </w:hyperlink>
+      <w:r>
+        <w:t xml:space="preserve">.</w:t>
       </w:r>
       <w:r>
         <w:t xml:space="preserve"> </w:t>
@@ -11880,21 +12024,39 @@
           <w:i/>
           <w:iCs/>
         </w:rPr>
-        <w:t xml:space="preserve">et al.</w:t>
-      </w:r>
-      <w:r>
-        <w:t xml:space="preserve"> </w:t>
-      </w:r>
-      <w:hyperlink r:id="rId182">
-        <w:r>
-          <w:rPr>
-            <w:rStyle w:val="Hyperlink"/>
-          </w:rPr>
-          <w:t xml:space="preserve">Memory sequencing reveals heritable single-cell gene expression programs associated with distinct cellular behaviors</w:t>
-        </w:r>
-      </w:hyperlink>
-      <w:r>
-        <w:t xml:space="preserve">.</w:t>
+        <w:t xml:space="preserve">The Journal of Chemical Physics</w:t>
+      </w:r>
+      <w:r>
+        <w:t xml:space="preserve"> </w:t>
+      </w:r>
+      <w:r>
+        <w:rPr>
+          <w:b/>
+          <w:bCs/>
+        </w:rPr>
+        <w:t xml:space="preserve">123</w:t>
+      </w:r>
+      <w:r>
+        <w:t xml:space="preserve">, 054104 (2005).</w:t>
+      </w:r>
+    </w:p>
+    <w:bookmarkEnd w:id="185"/>
+    <w:bookmarkStart w:id="187" w:name="ref-shaffer2020"/>
+    <w:p>
+      <w:pPr>
+        <w:pStyle w:val="Bibliography"/>
+      </w:pPr>
+      <w:r>
+        <w:t xml:space="preserve">61.</w:t>
+      </w:r>
+      <w:r>
+        <w:t xml:space="preserve"> </w:t>
+      </w:r>
+      <w:r>
+        <w:t xml:space="preserve">	</w:t>
+      </w:r>
+      <w:r>
+        <w:t xml:space="preserve">Shaffer, S. M.</w:t>
       </w:r>
       <w:r>
         <w:t xml:space="preserve"> </w:t>
@@ -11904,6 +12066,30 @@
           <w:i/>
           <w:iCs/>
         </w:rPr>
+        <w:t xml:space="preserve">et al.</w:t>
+      </w:r>
+      <w:r>
+        <w:t xml:space="preserve"> </w:t>
+      </w:r>
+      <w:hyperlink r:id="rId186">
+        <w:r>
+          <w:rPr>
+            <w:rStyle w:val="Hyperlink"/>
+          </w:rPr>
+          <w:t xml:space="preserve">Memory sequencing reveals heritable single-cell gene expression programs associated with distinct cellular behaviors</w:t>
+        </w:r>
+      </w:hyperlink>
+      <w:r>
+        <w:t xml:space="preserve">.</w:t>
+      </w:r>
+      <w:r>
+        <w:t xml:space="preserve"> </w:t>
+      </w:r>
+      <w:r>
+        <w:rPr>
+          <w:i/>
+          <w:iCs/>
+        </w:rPr>
         <w:t xml:space="preserve">Cell</w:t>
       </w:r>
       <w:r>
@@ -11920,14 +12106,14 @@
         <w:t xml:space="preserve">, 947–959 (2020).</w:t>
       </w:r>
     </w:p>
-    <w:bookmarkEnd w:id="183"/>
-    <w:bookmarkStart w:id="185" w:name="ref-toni2009"/>
+    <w:bookmarkEnd w:id="187"/>
+    <w:bookmarkStart w:id="189" w:name="ref-toni2009"/>
     <w:p>
       <w:pPr>
         <w:pStyle w:val="Bibliography"/>
       </w:pPr>
       <w:r>
-        <w:t xml:space="preserve">60.</w:t>
+        <w:t xml:space="preserve">62.</w:t>
       </w:r>
       <w:r>
         <w:t xml:space="preserve"> </w:t>
@@ -11941,7 +12127,7 @@
       <w:r>
         <w:t xml:space="preserve"> </w:t>
       </w:r>
-      <w:hyperlink r:id="rId184">
+      <w:hyperlink r:id="rId188">
         <w:r>
           <w:rPr>
             <w:rStyle w:val="Hyperlink"/>
@@ -12000,14 +12186,14 @@
         <w:t xml:space="preserve">, 187–202 (2009).</w:t>
       </w:r>
     </w:p>
-    <w:bookmarkEnd w:id="185"/>
-    <w:bookmarkStart w:id="187" w:name="ref-ellingson2016"/>
+    <w:bookmarkEnd w:id="189"/>
+    <w:bookmarkStart w:id="191" w:name="ref-ellingson2016"/>
     <w:p>
       <w:pPr>
         <w:pStyle w:val="Bibliography"/>
       </w:pPr>
       <w:r>
-        <w:t xml:space="preserve">61.</w:t>
+        <w:t xml:space="preserve">63.</w:t>
       </w:r>
       <w:r>
         <w:t xml:space="preserve"> </w:t>
@@ -12031,7 +12217,7 @@
       <w:r>
         <w:t xml:space="preserve"> </w:t>
       </w:r>
-      <w:hyperlink r:id="rId186">
+      <w:hyperlink r:id="rId190">
         <w:r>
           <w:rPr>
             <w:rStyle w:val="Hyperlink"/>
@@ -12066,14 +12252,14 @@
         <w:t xml:space="preserve">, 1718–1727 (2016).</w:t>
       </w:r>
     </w:p>
-    <w:bookmarkEnd w:id="187"/>
-    <w:bookmarkStart w:id="189" w:name="ref-stensjoen2015"/>
+    <w:bookmarkEnd w:id="191"/>
+    <w:bookmarkStart w:id="193" w:name="ref-stensjoen2015"/>
     <w:p>
       <w:pPr>
         <w:pStyle w:val="Bibliography"/>
       </w:pPr>
       <w:r>
-        <w:t xml:space="preserve">62.</w:t>
+        <w:t xml:space="preserve">64.</w:t>
       </w:r>
       <w:r>
         <w:t xml:space="preserve"> </w:t>
@@ -12097,7 +12283,7 @@
       <w:r>
         <w:t xml:space="preserve"> </w:t>
       </w:r>
-      <w:hyperlink r:id="rId188">
+      <w:hyperlink r:id="rId192">
         <w:r>
           <w:rPr>
             <w:rStyle w:val="Hyperlink"/>
@@ -12132,14 +12318,14 @@
         <w:t xml:space="preserve">, 1402–1411 (2015).</w:t>
       </w:r>
     </w:p>
-    <w:bookmarkEnd w:id="189"/>
-    <w:bookmarkStart w:id="191" w:name="ref-friedman2006"/>
+    <w:bookmarkEnd w:id="193"/>
+    <w:bookmarkStart w:id="195" w:name="ref-friedman2006"/>
     <w:p>
       <w:pPr>
         <w:pStyle w:val="Bibliography"/>
       </w:pPr>
       <w:r>
-        <w:t xml:space="preserve">63.</w:t>
+        <w:t xml:space="preserve">65.</w:t>
       </w:r>
       <w:r>
         <w:t xml:space="preserve"> </w:t>
@@ -12153,7 +12339,7 @@
       <w:r>
         <w:t xml:space="preserve"> </w:t>
       </w:r>
-      <w:hyperlink r:id="rId190">
+      <w:hyperlink r:id="rId194">
         <w:r>
           <w:rPr>
             <w:rStyle w:val="Hyperlink"/>
@@ -12188,14 +12374,14 @@
         <w:t xml:space="preserve">, 168302 (2006).</w:t>
       </w:r>
     </w:p>
-    <w:bookmarkEnd w:id="191"/>
-    <w:bookmarkStart w:id="193" w:name="ref-shahrezaei2008"/>
+    <w:bookmarkEnd w:id="195"/>
+    <w:bookmarkStart w:id="197" w:name="ref-shahrezaei2008"/>
     <w:p>
       <w:pPr>
         <w:pStyle w:val="Bibliography"/>
       </w:pPr>
       <w:r>
-        <w:t xml:space="preserve">64.</w:t>
+        <w:t xml:space="preserve">66.</w:t>
       </w:r>
       <w:r>
         <w:t xml:space="preserve"> </w:t>
@@ -12209,7 +12395,7 @@
       <w:r>
         <w:t xml:space="preserve"> </w:t>
       </w:r>
-      <w:hyperlink r:id="rId192">
+      <w:hyperlink r:id="rId196">
         <w:r>
           <w:rPr>
             <w:rStyle w:val="Hyperlink"/>
@@ -12244,14 +12430,14 @@
         <w:t xml:space="preserve">, 17256–17261 (2008).</w:t>
       </w:r>
     </w:p>
-    <w:bookmarkEnd w:id="193"/>
-    <w:bookmarkStart w:id="195" w:name="ref-sciml"/>
+    <w:bookmarkEnd w:id="197"/>
+    <w:bookmarkStart w:id="199" w:name="ref-sciml"/>
     <w:p>
       <w:pPr>
         <w:pStyle w:val="Bibliography"/>
       </w:pPr>
       <w:r>
-        <w:t xml:space="preserve">65.</w:t>
+        <w:t xml:space="preserve">67.</w:t>
       </w:r>
       <w:r>
         <w:t xml:space="preserve"> </w:t>
@@ -12265,7 +12451,7 @@
       <w:r>
         <w:t xml:space="preserve"> </w:t>
       </w:r>
-      <w:hyperlink r:id="rId194">
+      <w:hyperlink r:id="rId198">
         <w:r>
           <w:rPr>
             <w:rStyle w:val="Hyperlink"/>
@@ -12317,14 +12503,14 @@
         <w:t xml:space="preserve">vol. 5 15 (2017).</w:t>
       </w:r>
     </w:p>
-    <w:bookmarkEnd w:id="195"/>
-    <w:bookmarkStart w:id="197" w:name="ref-huh2011"/>
+    <w:bookmarkEnd w:id="199"/>
+    <w:bookmarkStart w:id="201" w:name="ref-huh2011"/>
     <w:p>
       <w:pPr>
         <w:pStyle w:val="Bibliography"/>
       </w:pPr>
       <w:r>
-        <w:t xml:space="preserve">66.</w:t>
+        <w:t xml:space="preserve">68.</w:t>
       </w:r>
       <w:r>
         <w:t xml:space="preserve"> </w:t>
@@ -12338,7 +12524,7 @@
       <w:r>
         <w:t xml:space="preserve"> </w:t>
       </w:r>
-      <w:hyperlink r:id="rId196">
+      <w:hyperlink r:id="rId200">
         <w:r>
           <w:rPr>
             <w:rStyle w:val="Hyperlink"/>
@@ -12373,14 +12559,14 @@
         <w:t xml:space="preserve">, 95–100 (2011).</w:t>
       </w:r>
     </w:p>
-    <w:bookmarkEnd w:id="197"/>
-    <w:bookmarkStart w:id="199" w:name="ref-huynhthu2010"/>
+    <w:bookmarkEnd w:id="201"/>
+    <w:bookmarkStart w:id="203" w:name="ref-huynhthu2010"/>
     <w:p>
       <w:pPr>
         <w:pStyle w:val="Bibliography"/>
       </w:pPr>
       <w:r>
-        <w:t xml:space="preserve">67.</w:t>
+        <w:t xml:space="preserve">69.</w:t>
       </w:r>
       <w:r>
         <w:t xml:space="preserve"> </w:t>
@@ -12394,7 +12580,7 @@
       <w:r>
         <w:t xml:space="preserve"> </w:t>
       </w:r>
-      <w:hyperlink r:id="rId198">
+      <w:hyperlink r:id="rId202">
         <w:r>
           <w:rPr>
             <w:rStyle w:val="Hyperlink"/>
@@ -12429,14 +12615,14 @@
         <w:t xml:space="preserve">, e12776 (2010).</w:t>
       </w:r>
     </w:p>
-    <w:bookmarkEnd w:id="199"/>
-    <w:bookmarkStart w:id="201" w:name="ref-vandijk2018"/>
+    <w:bookmarkEnd w:id="203"/>
+    <w:bookmarkStart w:id="205" w:name="ref-vandijk2018"/>
     <w:p>
       <w:pPr>
         <w:pStyle w:val="Bibliography"/>
       </w:pPr>
       <w:r>
-        <w:t xml:space="preserve">68.</w:t>
+        <w:t xml:space="preserve">70.</w:t>
       </w:r>
       <w:r>
         <w:t xml:space="preserve"> </w:t>
@@ -12460,7 +12646,7 @@
       <w:r>
         <w:t xml:space="preserve"> </w:t>
       </w:r>
-      <w:hyperlink r:id="rId200">
+      <w:hyperlink r:id="rId204">
         <w:r>
           <w:rPr>
             <w:rStyle w:val="Hyperlink"/>
@@ -12495,14 +12681,14 @@
         <w:t xml:space="preserve">, 716–729 (2018).</w:t>
       </w:r>
     </w:p>
-    <w:bookmarkEnd w:id="201"/>
-    <w:bookmarkStart w:id="203" w:name="ref-wagner2018"/>
+    <w:bookmarkEnd w:id="205"/>
+    <w:bookmarkStart w:id="207" w:name="ref-wagner2018"/>
     <w:p>
       <w:pPr>
         <w:pStyle w:val="Bibliography"/>
       </w:pPr>
       <w:r>
-        <w:t xml:space="preserve">69.</w:t>
+        <w:t xml:space="preserve">71.</w:t>
       </w:r>
       <w:r>
         <w:t xml:space="preserve"> </w:t>
@@ -12538,7 +12724,7 @@
       <w:r>
         <w:t xml:space="preserve"> </w:t>
       </w:r>
-      <w:hyperlink r:id="rId202">
+      <w:hyperlink r:id="rId206">
         <w:r>
           <w:rPr>
             <w:rStyle w:val="Hyperlink"/>
@@ -12552,7 +12738,7 @@
       <w:r>
         <w:t xml:space="preserve">(2018) doi:</w:t>
       </w:r>
-      <w:hyperlink r:id="rId202">
+      <w:hyperlink r:id="rId206">
         <w:r>
           <w:rPr>
             <w:rStyle w:val="Hyperlink"/>
@@ -12564,9 +12750,9 @@
         <w:t xml:space="preserve">.</w:t>
       </w:r>
     </w:p>
-    <w:bookmarkEnd w:id="203"/>
-    <w:bookmarkEnd w:id="204"/>
-    <w:bookmarkEnd w:id="205"/>
+    <w:bookmarkEnd w:id="207"/>
+    <w:bookmarkEnd w:id="208"/>
+    <w:bookmarkEnd w:id="209"/>
     <w:sectPr>
       <w:footnotePr>
         <w:numRestart w:val="eachSect"/>

--- a/paper/manuscript/manuscript.docx
+++ b/paper/manuscript/manuscript.docx
@@ -2062,7 +2062,7 @@
         <w:t xml:space="preserve">35–37</w:t>
       </w:r>
       <w:r>
-        <w:t xml:space="preserve">. We reproduced four analytically solvable members of that class, with constitutive, bursty and two-state promoter kinetics under a memoryless interdivision time and with volume-scaled synthesis from a replicating gene under a deterministic cycle, in both modes. Every simulated distribution matches the exact law of its own mode. The largest Kolmogorov-Smirnov distance over the 24 samples is 0.0102, and each lies below the 99% critical value for its own sample size (0.0081 to 0.0133). Scored against the exact law of the other mode, the same samples give distances at least 10 times larger, so the comparison has ample power to tell the two settings apart. They differ because a snapshot of a growing population over-weights cells that have just divided and so just lost half their molecules: the mean molecule number is constitutive production 13.33 against 10.00; bursts of four molecules 13.33 against 10.00; two-state promoter 8.89 against 6.67; volume-scaled synthesis with gene replication 25.64 against 23.96 along a lineage and in a population respectively (Supplementary Note 14 and Supplementary Fig. 6). Population simulations scale linearly with the number of cells: 2.6 s for 5000 cells × 10 telegraph genes × 200 steps (hybrid kernel) with four threads (Fig. 2f and Supplementary Table 3). Scaling in the number of reactions depends on the kernel and is close to linear only for the hybrid one (), because the direct method draws one event at a time while the hybrid kernel leaps over the non-critical channels in a fixed number of operations.</w:t>
+        <w:t xml:space="preserve">. We reproduced four analytically solvable members of that class, with constitutive, bursty and two-state promoter kinetics under a memoryless interdivision time and with volume-scaled synthesis from a replicating gene under a deterministic cycle, in both modes. Every simulated distribution matches the exact law of its own mode. The largest Kolmogorov-Smirnov distance over the 24 samples is 0.0102, and each lies below the 99% critical value for its own sample size (0.0081 to 0.0133). Scored against the exact law of the other mode, the same samples give distances at least 10 times larger, so the comparison has ample power to tell the two settings apart. They differ because a snapshot of a growing population over-weights cells that have just divided and so just lost half their molecules: the mean molecule number is constitutive production 13.33 against 10.00; bursts of four molecules 13.33 against 10.00; two-state promoter 8.89 against 6.67; volume-scaled synthesis with gene replication 25.64 against 23.96 along a lineage and in a population respectively (Supplementary Note 14 and Supplementary Fig. 6). Population simulations scale linearly with the number of cells: 2.6 s for 5000 cells × 10 telegraph genes × 200 steps (hybrid kernel) with four threads (Fig. 2f and Supplementary Table 3). Scaling in the number of reactions depends on the kernel and is close to linear only for the hybrid one (0.58 s to 6.4 s for the hybrid kernel, a factor of 11 for the same factor of 10 in genes; 1.04 s to 31.4 s for the direct kernel, a factor of 30 for the same factor of 10 in genes), because the direct method draws one event at a time while the hybrid kernel leaps over the non-critical channels in a fixed number of operations.</w:t>
       </w:r>
     </w:p>
     <w:bookmarkEnd w:id="10"/>

--- a/paper/manuscript/manuscript.docx
+++ b/paper/manuscript/manuscript.docx
@@ -2062,7 +2062,7 @@
         <w:t xml:space="preserve">35–37</w:t>
       </w:r>
       <w:r>
-        <w:t xml:space="preserve">. We reproduced four analytically solvable members of that class, with constitutive, bursty and two-state promoter kinetics under a memoryless interdivision time and with volume-scaled synthesis from a replicating gene under a deterministic cycle, in both modes. Every simulated distribution matches the exact law of its own mode. The largest Kolmogorov-Smirnov distance over the 24 samples is 0.0102, and each lies below the 99% critical value for its own sample size (0.0081 to 0.0133). Scored against the exact law of the other mode, the same samples give distances at least 10 times larger, so the comparison has ample power to tell the two settings apart. They differ because a snapshot of a growing population over-weights cells that have just divided and so just lost half their molecules: the mean molecule number is constitutive production 13.33 against 10.00; bursts of four molecules 13.33 against 10.00; two-state promoter 8.89 against 6.67; volume-scaled synthesis with gene replication 25.64 against 23.96 along a lineage and in a population respectively (Supplementary Note 14 and Supplementary Fig. 6). Population simulations scale linearly with the number of cells: 2.6 s for 5000 cells × 10 telegraph genes × 200 steps (hybrid kernel) with four threads (Fig. 2f and Supplementary Table 3). Scaling in the number of reactions depends on the kernel and is close to linear only for the hybrid one (0.58 s to 6.4 s for the hybrid kernel, a factor of 11 for the same factor of 10 in genes; 1.04 s to 31.4 s for the direct kernel, a factor of 30 for the same factor of 10 in genes), because the direct method draws one event at a time while the hybrid kernel leaps over the non-critical channels in a fixed number of operations.</w:t>
+        <w:t xml:space="preserve">. We reproduced four analytically solvable members of that class, with constitutive, bursty and two-state promoter kinetics under a memoryless interdivision time and with volume-scaled synthesis from a replicating gene under a deterministic cycle, in both modes. Along single lineages, where the mother-machine control makes the recorded cells independent and the Kolmogorov-Smirnov test applies as it stands, all 4 samples match the exact law of their mode (distances 0.0023 to 0.0054 against 99% critical values of 0.0081 to 0.0115). A population snapshot is not an independent sample, because its cells share ancestors, so the independent critical value understates the true one and the population mode is judged on the agreement of its replicate means with the exact mean. Over the four models those means sit within 2.5 standard errors of the exact values (18 of the 20 individual samples also fall below the independent critical value, the largest distance being 0.0170). Scored against the exact law of the other mode, the same samples give distances at least 6 times larger, so the comparison has ample power to tell the two settings apart. The two differ because a snapshot of a growing population over-weights cells that have just divided and so just lost half their molecules: the mean molecule number is constitutive production 13.33 against 10.00; bursts of four molecules 13.33 against 10.00; two-state promoter 8.89 against 6.67; volume-scaled synthesis with gene replication 25.64 against 23.96 along a lineage and in a population respectively (Supplementary Note 14 and Supplementary Fig. 6). Population simulations scale linearly with the number of cells: 2.6 s for 5000 cells × 10 telegraph genes × 200 steps (hybrid kernel) with four threads (Fig. 2f and Supplementary Table 3). Scaling in the number of reactions depends on the kernel and is close to linear only for the hybrid one (0.58 s to 6.4 s for the hybrid kernel, a factor of 11 for the same factor of 10 in genes; 1.04 s to 31.4 s for the direct kernel, a factor of 30 for the same factor of 10 in genes), because the direct method draws one event at a time while the hybrid kernel leaps over the non-critical channels in a fixed number of operations.</w:t>
       </w:r>
     </w:p>
     <w:bookmarkEnd w:id="10"/>
@@ -2228,7 +2228,7 @@
         <w:t xml:space="preserve">41</w:t>
       </w:r>
       <w:r>
-        <w:t xml:space="preserve">. Finally, scanning release periods and doses of intermittent schedules (Fig. 4h), the most effective schedule is release period 0, dose 2 (growth rate +0.004 per time unit) for pre-existing tolerance, release period 10, dose 2 (growth rate -0.016 per time unit) when the resistant state carries a fitness cost, and release period 10, dose 1 (growth rate +0.009 per time unit) for drug-induced tolerance. Without a fitness cost nothing beats continuous dosing at the highest dose, since every release period lets the resistant subpopulation regrow (the drug does not act on the switching rates in this model; when it also stabilises the resistant state, as in the melanoma case study below, holidays regain a small advantage even without a cost). With a fitness cost the population declines under every schedule at dose ≥ 0.5, and release periods of up to 10 time units match continuous dosing (-0.013 per time unit under continuous dose 2), because cells that leave the resistant state during a holiday are killed on re-exposure. For drug-induced tolerance the ranking of doses reverses: the highest dose induces tolerance in more cells than it kills, so dose 1 outperforms dose 2 at every release period (release period 10, dose 1 (growth rate +0.009 per time unit), against +0.012 for continuous dose 2), the intermediate-dose optimum reported previously</w:t>
+        <w:t xml:space="preserve">. Finally, scanning release periods and doses of intermittent schedules (Fig. 4h), the most effective schedule is release period 0, dose 2 (growth rate +0.0038 per time unit, ± 0.0007 over 5 seeds) for pre-existing tolerance, release period 0, dose 2 (growth rate -0.0151 per time unit, ± 0.0012 over 5 seeds) when the resistant state carries a fitness cost, and release period 0, dose 1 (growth rate +0.0089 per time unit, ± 0.0001 over 5 seeds) for drug-induced tolerance. Each point of the scan is the mean of 5 independent seeds. The gap between the best schedule and the next best is 0.0003 to 0.0006 per time unit, against a standard error of 0.0001 to 0.0008 on the difference, so the ranking of the top two schedules is resolved in 1 of the 3 mechanisms; elsewhere the scan identifies a region of good schedules rather than a single best one. Without a fitness cost nothing beats continuous dosing at the highest dose, since every release period lets the resistant subpopulation regrow (the drug does not act on the switching rates in this model; when it also stabilises the resistant state, as in the melanoma case study below, holidays regain a small advantage even without a cost). With a fitness cost the population declines under every schedule at dose ≥ 0.5, and release periods of up to 10 time units match continuous dosing (-0.0151 per time unit under continuous dose 2), because cells that leave the resistant state during a holiday are killed on re-exposure. For drug-induced tolerance the ranking of doses reverses: the highest dose induces tolerance in more cells than it kills, so dose 1 outperforms dose 2 at every release period (release period 0, dose 1 (growth rate +0.0089 per time unit, ± 0.0001 over 5 seeds), against +0.0123 for continuous dose 2), the intermediate-dose optimum reported previously</w:t>
       </w:r>
       <w:r>
         <w:rPr>
@@ -7000,7 +7000,7 @@
       <w:r>
         <w:drawing>
           <wp:inline>
-            <wp:extent cx="5334000" cy="4917531"/>
+            <wp:extent cx="5334000" cy="4961953"/>
             <wp:effectExtent b="0" l="0" r="0" t="0"/>
             <wp:docPr descr="" title="" id="47" name="Picture"/>
             <a:graphic>
@@ -7021,7 +7021,7 @@
                   <pic:spPr bwMode="auto">
                     <a:xfrm>
                       <a:off x="0" y="0"/>
-                      <a:ext cx="5334000" cy="4917531"/>
+                      <a:ext cx="5334000" cy="4961953"/>
                     </a:xfrm>
                     <a:prstGeom prst="rect">
                       <a:avLst/>

--- a/paper/manuscript/manuscript.docx
+++ b/paper/manuscript/manuscript.docx
@@ -107,6 +107,30 @@
         <w:pStyle w:val="Date"/>
       </w:pPr>
       <w:r>
+        <w:t xml:space="preserve">Independent</w:t>
+      </w:r>
+      <w:r>
+        <w:t xml:space="preserve"> </w:t>
+      </w:r>
+      <w:r>
+        <w:t xml:space="preserve">researcher,</w:t>
+      </w:r>
+      <w:r>
+        <w:t xml:space="preserve"> </w:t>
+      </w:r>
+      <w:r>
+        <w:t xml:space="preserve">Dublin,</w:t>
+      </w:r>
+      <w:r>
+        <w:t xml:space="preserve"> </w:t>
+      </w:r>
+      <w:r>
+        <w:t xml:space="preserve">Ireland.</w:t>
+      </w:r>
+      <w:r>
+        <w:t xml:space="preserve"> </w:t>
+      </w:r>
+      <w:r>
         <w:t xml:space="preserve">Correspondence:</w:t>
       </w:r>
       <w:r>
@@ -279,31 +303,61 @@
         <w:t xml:space="preserve"> </w:t>
       </w:r>
       <w:r>
-        <w:t xml:space="preserve">so</w:t>
-      </w:r>
-      <w:r>
-        <w:t xml:space="preserve"> </w:t>
-      </w:r>
-      <w:r>
-        <w:t xml:space="preserve">cannot</w:t>
-      </w:r>
-      <w:r>
-        <w:t xml:space="preserve"> </w:t>
-      </w:r>
-      <w:r>
-        <w:t xml:space="preserve">generate</w:t>
-      </w:r>
-      <w:r>
-        <w:t xml:space="preserve"> </w:t>
-      </w:r>
-      <w:r>
-        <w:t xml:space="preserve">such</w:t>
-      </w:r>
-      <w:r>
-        <w:t xml:space="preserve"> </w:t>
-      </w:r>
-      <w:r>
-        <w:t xml:space="preserve">states.</w:t>
+        <w:t xml:space="preserve">and</w:t>
+      </w:r>
+      <w:r>
+        <w:t xml:space="preserve"> </w:t>
+      </w:r>
+      <w:r>
+        <w:t xml:space="preserve">stochastic</w:t>
+      </w:r>
+      <w:r>
+        <w:t xml:space="preserve"> </w:t>
+      </w:r>
+      <w:r>
+        <w:t xml:space="preserve">simulators</w:t>
+      </w:r>
+      <w:r>
+        <w:t xml:space="preserve"> </w:t>
+      </w:r>
+      <w:r>
+        <w:t xml:space="preserve">of</w:t>
+      </w:r>
+      <w:r>
+        <w:t xml:space="preserve"> </w:t>
+      </w:r>
+      <w:r>
+        <w:t xml:space="preserve">dividing</w:t>
+      </w:r>
+      <w:r>
+        <w:t xml:space="preserve"> </w:t>
+      </w:r>
+      <w:r>
+        <w:t xml:space="preserve">cells</w:t>
+      </w:r>
+      <w:r>
+        <w:t xml:space="preserve"> </w:t>
+      </w:r>
+      <w:r>
+        <w:t xml:space="preserve">carry</w:t>
+      </w:r>
+      <w:r>
+        <w:t xml:space="preserve"> </w:t>
+      </w:r>
+      <w:r>
+        <w:t xml:space="preserve">no</w:t>
+      </w:r>
+      <w:r>
+        <w:t xml:space="preserve"> </w:t>
+      </w:r>
+      <w:r>
+        <w:t xml:space="preserve">drug</w:t>
+      </w:r>
+      <w:r>
+        <w:t xml:space="preserve"> </w:t>
+      </w:r>
+      <w:r>
+        <w:t xml:space="preserve">layer.</w:t>
       </w:r>
       <w:r>
         <w:t xml:space="preserve"> </w:t>
@@ -495,12 +549,6 @@
         <w:t xml:space="preserve"> </w:t>
       </w:r>
       <w:r>
-        <w:t xml:space="preserve">binomial</w:t>
-      </w:r>
-      <w:r>
-        <w:t xml:space="preserve"> </w:t>
-      </w:r>
-      <w:r>
         <w:t xml:space="preserve">partitioning,</w:t>
       </w:r>
       <w:r>
@@ -663,12 +711,6 @@
         <w:t xml:space="preserve"> </w:t>
       </w:r>
       <w:r>
-        <w:t xml:space="preserve">being</w:t>
-      </w:r>
-      <w:r>
-        <w:t xml:space="preserve"> </w:t>
-      </w:r>
-      <w:r>
         <w:t xml:space="preserve">imposed.</w:t>
       </w:r>
       <w:r>
@@ -777,31 +819,253 @@
         <w:t xml:space="preserve"> </w:t>
       </w:r>
       <w:r>
+        <w:t xml:space="preserve">supplies</w:t>
+      </w:r>
+      <w:r>
+        <w:t xml:space="preserve"> </w:t>
+      </w:r>
+      <w:r>
+        <w:t xml:space="preserve">ground</w:t>
+      </w:r>
+      <w:r>
+        <w:t xml:space="preserve"> </w:t>
+      </w:r>
+      <w:r>
+        <w:t xml:space="preserve">truth</w:t>
+      </w:r>
+      <w:r>
+        <w:t xml:space="preserve"> </w:t>
+      </w:r>
+      <w:r>
+        <w:t xml:space="preserve">that</w:t>
+      </w:r>
+      <w:r>
+        <w:t xml:space="preserve"> </w:t>
+      </w:r>
+      <w:r>
+        <w:t xml:space="preserve">benchmarks</w:t>
+      </w:r>
+      <w:r>
+        <w:t xml:space="preserve"> </w:t>
+      </w:r>
+      <w:r>
+        <w:t xml:space="preserve">of</w:t>
+      </w:r>
+      <w:r>
+        <w:t xml:space="preserve"> </w:t>
+      </w:r>
+      <w:r>
+        <w:t xml:space="preserve">memory</w:t>
+      </w:r>
+      <w:r>
+        <w:t xml:space="preserve"> </w:t>
+      </w:r>
+      <w:r>
+        <w:t xml:space="preserve">genes,</w:t>
+      </w:r>
+      <w:r>
+        <w:t xml:space="preserve"> </w:t>
+      </w:r>
+      <w:r>
+        <w:t xml:space="preserve">network</w:t>
+      </w:r>
+      <w:r>
+        <w:t xml:space="preserve"> </w:t>
+      </w:r>
+      <w:r>
+        <w:t xml:space="preserve">inference</w:t>
+      </w:r>
+      <w:r>
+        <w:t xml:space="preserve"> </w:t>
+      </w:r>
+      <w:r>
+        <w:t xml:space="preserve">and</w:t>
+      </w:r>
+      <w:r>
+        <w:t xml:space="preserve"> </w:t>
+      </w:r>
+      <w:r>
+        <w:t xml:space="preserve">perturbation</w:t>
+      </w:r>
+      <w:r>
+        <w:t xml:space="preserve"> </w:t>
+      </w:r>
+      <w:r>
+        <w:t xml:space="preserve">prediction</w:t>
+      </w:r>
+      <w:r>
+        <w:t xml:space="preserve"> </w:t>
+      </w:r>
+      <w:r>
+        <w:t xml:space="preserve">lack.</w:t>
+      </w:r>
+      <w:r>
+        <w:t xml:space="preserve"> </w:t>
+      </w:r>
+      <w:r>
+        <w:t xml:space="preserve">Calibrated</w:t>
+      </w:r>
+      <w:r>
+        <w:t xml:space="preserve"> </w:t>
+      </w:r>
+      <w:r>
+        <w:t xml:space="preserve">to</w:t>
+      </w:r>
+      <w:r>
+        <w:t xml:space="preserve"> </w:t>
+      </w:r>
+      <w:r>
+        <w:t xml:space="preserve">time-lapse</w:t>
+      </w:r>
+      <w:r>
+        <w:t xml:space="preserve"> </w:t>
+      </w:r>
+      <w:r>
+        <w:t xml:space="preserve">measurements</w:t>
+      </w:r>
+      <w:r>
+        <w:t xml:space="preserve"> </w:t>
+      </w:r>
+      <w:r>
+        <w:t xml:space="preserve">of</w:t>
+      </w:r>
+      <w:r>
+        <w:t xml:space="preserve"> </w:t>
+      </w:r>
+      <w:r>
+        <w:t xml:space="preserve">cisplatin-treated</w:t>
+      </w:r>
+      <w:r>
+        <w:t xml:space="preserve"> </w:t>
+      </w:r>
+      <w:r>
+        <w:t xml:space="preserve">cells,</w:t>
+      </w:r>
+      <w:r>
+        <w:t xml:space="preserve"> </w:t>
+      </w:r>
+      <w:r>
+        <w:t xml:space="preserve">it</w:t>
+      </w:r>
+      <w:r>
+        <w:t xml:space="preserve"> </w:t>
+      </w:r>
+      <w:r>
+        <w:t xml:space="preserve">reproduces</w:t>
+      </w:r>
+      <w:r>
+        <w:t xml:space="preserve"> </w:t>
+      </w:r>
+      <w:r>
         <w:t xml:space="preserve">the</w:t>
       </w:r>
       <w:r>
         <w:t xml:space="preserve"> </w:t>
       </w:r>
       <w:r>
-        <w:t xml:space="preserve">framework</w:t>
-      </w:r>
-      <w:r>
-        <w:t xml:space="preserve"> </w:t>
-      </w:r>
-      <w:r>
-        <w:t xml:space="preserve">supplies</w:t>
-      </w:r>
-      <w:r>
-        <w:t xml:space="preserve"> </w:t>
-      </w:r>
-      <w:r>
-        <w:t xml:space="preserve">ground</w:t>
-      </w:r>
-      <w:r>
-        <w:t xml:space="preserve"> </w:t>
-      </w:r>
-      <w:r>
-        <w:t xml:space="preserve">truth</w:t>
+        <w:t xml:space="preserve">dose-invariance</w:t>
+      </w:r>
+      <w:r>
+        <w:t xml:space="preserve"> </w:t>
+      </w:r>
+      <w:r>
+        <w:t xml:space="preserve">of</w:t>
+      </w:r>
+      <w:r>
+        <w:t xml:space="preserve"> </w:t>
+      </w:r>
+      <w:r>
+        <w:t xml:space="preserve">single-cell</w:t>
+      </w:r>
+      <w:r>
+        <w:t xml:space="preserve"> </w:t>
+      </w:r>
+      <w:r>
+        <w:t xml:space="preserve">timing</w:t>
+      </w:r>
+      <w:r>
+        <w:t xml:space="preserve"> </w:t>
+      </w:r>
+      <w:r>
+        <w:t xml:space="preserve">and</w:t>
+      </w:r>
+      <w:r>
+        <w:t xml:space="preserve"> </w:t>
+      </w:r>
+      <w:r>
+        <w:t xml:space="preserve">the</w:t>
+      </w:r>
+      <w:r>
+        <w:t xml:space="preserve"> </w:t>
+      </w:r>
+      <w:r>
+        <w:t xml:space="preserve">kin</w:t>
+      </w:r>
+      <w:r>
+        <w:t xml:space="preserve"> </w:t>
+      </w:r>
+      <w:r>
+        <w:t xml:space="preserve">fate</w:t>
+      </w:r>
+      <w:r>
+        <w:t xml:space="preserve"> </w:t>
+      </w:r>
+      <w:r>
+        <w:t xml:space="preserve">correlations,</w:t>
+      </w:r>
+      <w:r>
+        <w:t xml:space="preserve"> </w:t>
+      </w:r>
+      <w:r>
+        <w:t xml:space="preserve">though</w:t>
+      </w:r>
+      <w:r>
+        <w:t xml:space="preserve"> </w:t>
+      </w:r>
+      <w:r>
+        <w:t xml:space="preserve">six</w:t>
+      </w:r>
+      <w:r>
+        <w:t xml:space="preserve"> </w:t>
+      </w:r>
+      <w:r>
+        <w:t xml:space="preserve">parameters</w:t>
+      </w:r>
+      <w:r>
+        <w:t xml:space="preserve"> </w:t>
+      </w:r>
+      <w:r>
+        <w:t xml:space="preserve">fitted</w:t>
+      </w:r>
+      <w:r>
+        <w:t xml:space="preserve"> </w:t>
+      </w:r>
+      <w:r>
+        <w:t xml:space="preserve">to</w:t>
+      </w:r>
+      <w:r>
+        <w:t xml:space="preserve"> </w:t>
+      </w:r>
+      <w:r>
+        <w:t xml:space="preserve">six</w:t>
+      </w:r>
+      <w:r>
+        <w:t xml:space="preserve"> </w:t>
+      </w:r>
+      <w:r>
+        <w:t xml:space="preserve">fate</w:t>
+      </w:r>
+      <w:r>
+        <w:t xml:space="preserve"> </w:t>
+      </w:r>
+      <w:r>
+        <w:t xml:space="preserve">fractions</w:t>
+      </w:r>
+      <w:r>
+        <w:t xml:space="preserve"> </w:t>
+      </w:r>
+      <w:r>
+        <w:t xml:space="preserve">leave</w:t>
       </w:r>
       <w:r>
         <w:t xml:space="preserve"> </w:t>
@@ -813,7 +1077,97 @@
         <w:t xml:space="preserve"> </w:t>
       </w:r>
       <w:r>
-        <w:t xml:space="preserve">benchmarks</w:t>
+        <w:t xml:space="preserve">memory</w:t>
+      </w:r>
+      <w:r>
+        <w:t xml:space="preserve"> </w:t>
+      </w:r>
+      <w:r>
+        <w:t xml:space="preserve">undetermined,</w:t>
+      </w:r>
+      <w:r>
+        <w:t xml:space="preserve"> </w:t>
+      </w:r>
+      <w:r>
+        <w:t xml:space="preserve">and</w:t>
+      </w:r>
+      <w:r>
+        <w:t xml:space="preserve"> </w:t>
+      </w:r>
+      <w:r>
+        <w:t xml:space="preserve">a</w:t>
+      </w:r>
+      <w:r>
+        <w:t xml:space="preserve"> </w:t>
+      </w:r>
+      <w:r>
+        <w:t xml:space="preserve">cycle-gated</w:t>
+      </w:r>
+      <w:r>
+        <w:t xml:space="preserve"> </w:t>
+      </w:r>
+      <w:r>
+        <w:t xml:space="preserve">hazard</w:t>
+      </w:r>
+      <w:r>
+        <w:t xml:space="preserve"> </w:t>
+      </w:r>
+      <w:r>
+        <w:t xml:space="preserve">fits</w:t>
+      </w:r>
+      <w:r>
+        <w:t xml:space="preserve"> </w:t>
+      </w:r>
+      <w:r>
+        <w:t xml:space="preserve">as</w:t>
+      </w:r>
+      <w:r>
+        <w:t xml:space="preserve"> </w:t>
+      </w:r>
+      <w:r>
+        <w:t xml:space="preserve">well.</w:t>
+      </w:r>
+      <w:r>
+        <w:t xml:space="preserve"> </w:t>
+      </w:r>
+      <w:r>
+        <w:t xml:space="preserve">Its</w:t>
+      </w:r>
+      <w:r>
+        <w:t xml:space="preserve"> </w:t>
+      </w:r>
+      <w:r>
+        <w:t xml:space="preserve">schedule</w:t>
+      </w:r>
+      <w:r>
+        <w:t xml:space="preserve"> </w:t>
+      </w:r>
+      <w:r>
+        <w:t xml:space="preserve">optimiser</w:t>
+      </w:r>
+      <w:r>
+        <w:t xml:space="preserve"> </w:t>
+      </w:r>
+      <w:r>
+        <w:t xml:space="preserve">reproduces</w:t>
+      </w:r>
+      <w:r>
+        <w:t xml:space="preserve"> </w:t>
+      </w:r>
+      <w:r>
+        <w:t xml:space="preserve">the</w:t>
+      </w:r>
+      <w:r>
+        <w:t xml:space="preserve"> </w:t>
+      </w:r>
+      <w:r>
+        <w:t xml:space="preserve">opposite</w:t>
+      </w:r>
+      <w:r>
+        <w:t xml:space="preserve"> </w:t>
+      </w:r>
+      <w:r>
+        <w:t xml:space="preserve">rankings</w:t>
       </w:r>
       <w:r>
         <w:t xml:space="preserve"> </w:t>
@@ -825,25 +1179,43 @@
         <w:t xml:space="preserve"> </w:t>
       </w:r>
       <w:r>
-        <w:t xml:space="preserve">memory</w:t>
-      </w:r>
-      <w:r>
-        <w:t xml:space="preserve"> </w:t>
-      </w:r>
-      <w:r>
-        <w:t xml:space="preserve">genes,</w:t>
-      </w:r>
-      <w:r>
-        <w:t xml:space="preserve"> </w:t>
-      </w:r>
-      <w:r>
-        <w:t xml:space="preserve">network</w:t>
-      </w:r>
-      <w:r>
-        <w:t xml:space="preserve"> </w:t>
-      </w:r>
-      <w:r>
-        <w:t xml:space="preserve">inference</w:t>
+        <w:t xml:space="preserve">intermittent</w:t>
+      </w:r>
+      <w:r>
+        <w:t xml:space="preserve"> </w:t>
+      </w:r>
+      <w:r>
+        <w:t xml:space="preserve">dosing</w:t>
+      </w:r>
+      <w:r>
+        <w:t xml:space="preserve"> </w:t>
+      </w:r>
+      <w:r>
+        <w:t xml:space="preserve">reported</w:t>
+      </w:r>
+      <w:r>
+        <w:t xml:space="preserve"> </w:t>
+      </w:r>
+      <w:r>
+        <w:t xml:space="preserve">in</w:t>
+      </w:r>
+      <w:r>
+        <w:t xml:space="preserve"> </w:t>
+      </w:r>
+      <w:r>
+        <w:t xml:space="preserve">a</w:t>
+      </w:r>
+      <w:r>
+        <w:t xml:space="preserve"> </w:t>
+      </w:r>
+      <w:r>
+        <w:t xml:space="preserve">melanoma</w:t>
+      </w:r>
+      <w:r>
+        <w:t xml:space="preserve"> </w:t>
+      </w:r>
+      <w:r>
+        <w:t xml:space="preserve">trial</w:t>
       </w:r>
       <w:r>
         <w:t xml:space="preserve"> </w:t>
@@ -855,25 +1227,37 @@
         <w:t xml:space="preserve"> </w:t>
       </w:r>
       <w:r>
-        <w:t xml:space="preserve">perturbation</w:t>
-      </w:r>
-      <w:r>
-        <w:t xml:space="preserve"> </w:t>
-      </w:r>
-      <w:r>
-        <w:t xml:space="preserve">prediction</w:t>
-      </w:r>
-      <w:r>
-        <w:t xml:space="preserve"> </w:t>
-      </w:r>
-      <w:r>
-        <w:t xml:space="preserve">lack.</w:t>
-      </w:r>
-      <w:r>
-        <w:t xml:space="preserve"> </w:t>
-      </w:r>
-      <w:r>
-        <w:t xml:space="preserve">Calibrated</w:t>
+        <w:t xml:space="preserve">in</w:t>
+      </w:r>
+      <w:r>
+        <w:t xml:space="preserve"> </w:t>
+      </w:r>
+      <w:r>
+        <w:t xml:space="preserve">xenografts,</w:t>
+      </w:r>
+      <w:r>
+        <w:t xml:space="preserve"> </w:t>
+      </w:r>
+      <w:r>
+        <w:t xml:space="preserve">and</w:t>
+      </w:r>
+      <w:r>
+        <w:t xml:space="preserve"> </w:t>
+      </w:r>
+      <w:r>
+        <w:t xml:space="preserve">shows</w:t>
+      </w:r>
+      <w:r>
+        <w:t xml:space="preserve"> </w:t>
+      </w:r>
+      <w:r>
+        <w:t xml:space="preserve">the</w:t>
+      </w:r>
+      <w:r>
+        <w:t xml:space="preserve"> </w:t>
+      </w:r>
+      <w:r>
+        <w:t xml:space="preserve">ranking</w:t>
       </w:r>
       <w:r>
         <w:t xml:space="preserve"> </w:t>
@@ -885,73 +1269,55 @@
         <w:t xml:space="preserve"> </w:t>
       </w:r>
       <w:r>
-        <w:t xml:space="preserve">time-lapse</w:t>
-      </w:r>
-      <w:r>
-        <w:t xml:space="preserve"> </w:t>
-      </w:r>
-      <w:r>
-        <w:t xml:space="preserve">measurements</w:t>
-      </w:r>
-      <w:r>
-        <w:t xml:space="preserve"> </w:t>
-      </w:r>
-      <w:r>
-        <w:t xml:space="preserve">of</w:t>
-      </w:r>
-      <w:r>
-        <w:t xml:space="preserve"> </w:t>
-      </w:r>
-      <w:r>
-        <w:t xml:space="preserve">cisplatin-treated</w:t>
-      </w:r>
-      <w:r>
-        <w:t xml:space="preserve"> </w:t>
-      </w:r>
-      <w:r>
-        <w:t xml:space="preserve">cells,</w:t>
-      </w:r>
-      <w:r>
-        <w:t xml:space="preserve"> </w:t>
-      </w:r>
-      <w:r>
-        <w:t xml:space="preserve">it</w:t>
-      </w:r>
-      <w:r>
-        <w:t xml:space="preserve"> </w:t>
-      </w:r>
-      <w:r>
-        <w:t xml:space="preserve">reproduces</w:t>
-      </w:r>
-      <w:r>
-        <w:t xml:space="preserve"> </w:t>
-      </w:r>
-      <w:r>
-        <w:t xml:space="preserve">the</w:t>
-      </w:r>
-      <w:r>
-        <w:t xml:space="preserve"> </w:t>
-      </w:r>
-      <w:r>
-        <w:t xml:space="preserve">dose-invariance</w:t>
-      </w:r>
-      <w:r>
-        <w:t xml:space="preserve"> </w:t>
-      </w:r>
-      <w:r>
-        <w:t xml:space="preserve">of</w:t>
-      </w:r>
-      <w:r>
-        <w:t xml:space="preserve"> </w:t>
-      </w:r>
-      <w:r>
-        <w:t xml:space="preserve">single-cell</w:t>
-      </w:r>
-      <w:r>
-        <w:t xml:space="preserve"> </w:t>
-      </w:r>
-      <w:r>
-        <w:t xml:space="preserve">timing</w:t>
+        <w:t xml:space="preserve">turn</w:t>
+      </w:r>
+      <w:r>
+        <w:t xml:space="preserve"> </w:t>
+      </w:r>
+      <w:r>
+        <w:t xml:space="preserve">on</w:t>
+      </w:r>
+      <w:r>
+        <w:t xml:space="preserve"> </w:t>
+      </w:r>
+      <w:r>
+        <w:t xml:space="preserve">two</w:t>
+      </w:r>
+      <w:r>
+        <w:t xml:space="preserve"> </w:t>
+      </w:r>
+      <w:r>
+        <w:t xml:space="preserve">measurable</w:t>
+      </w:r>
+      <w:r>
+        <w:t xml:space="preserve"> </w:t>
+      </w:r>
+      <w:r>
+        <w:t xml:space="preserve">cell</w:t>
+      </w:r>
+      <w:r>
+        <w:t xml:space="preserve"> </w:t>
+      </w:r>
+      <w:r>
+        <w:t xml:space="preserve">properties:</w:t>
+      </w:r>
+      <w:r>
+        <w:t xml:space="preserve"> </w:t>
+      </w:r>
+      <w:r>
+        <w:t xml:space="preserve">growth</w:t>
+      </w:r>
+      <w:r>
+        <w:t xml:space="preserve"> </w:t>
+      </w:r>
+      <w:r>
+        <w:t xml:space="preserve">under</w:t>
+      </w:r>
+      <w:r>
+        <w:t xml:space="preserve"> </w:t>
+      </w:r>
+      <w:r>
+        <w:t xml:space="preserve">drug</w:t>
       </w:r>
       <w:r>
         <w:t xml:space="preserve"> </w:t>
@@ -963,354 +1329,6 @@
         <w:t xml:space="preserve"> </w:t>
       </w:r>
       <w:r>
-        <w:t xml:space="preserve">the</w:t>
-      </w:r>
-      <w:r>
-        <w:t xml:space="preserve"> </w:t>
-      </w:r>
-      <w:r>
-        <w:t xml:space="preserve">kin</w:t>
-      </w:r>
-      <w:r>
-        <w:t xml:space="preserve"> </w:t>
-      </w:r>
-      <w:r>
-        <w:t xml:space="preserve">fate</w:t>
-      </w:r>
-      <w:r>
-        <w:t xml:space="preserve"> </w:t>
-      </w:r>
-      <w:r>
-        <w:t xml:space="preserve">correlations,</w:t>
-      </w:r>
-      <w:r>
-        <w:t xml:space="preserve"> </w:t>
-      </w:r>
-      <w:r>
-        <w:t xml:space="preserve">though</w:t>
-      </w:r>
-      <w:r>
-        <w:t xml:space="preserve"> </w:t>
-      </w:r>
-      <w:r>
-        <w:t xml:space="preserve">six</w:t>
-      </w:r>
-      <w:r>
-        <w:t xml:space="preserve"> </w:t>
-      </w:r>
-      <w:r>
-        <w:t xml:space="preserve">parameters</w:t>
-      </w:r>
-      <w:r>
-        <w:t xml:space="preserve"> </w:t>
-      </w:r>
-      <w:r>
-        <w:t xml:space="preserve">fitted</w:t>
-      </w:r>
-      <w:r>
-        <w:t xml:space="preserve"> </w:t>
-      </w:r>
-      <w:r>
-        <w:t xml:space="preserve">to</w:t>
-      </w:r>
-      <w:r>
-        <w:t xml:space="preserve"> </w:t>
-      </w:r>
-      <w:r>
-        <w:t xml:space="preserve">six</w:t>
-      </w:r>
-      <w:r>
-        <w:t xml:space="preserve"> </w:t>
-      </w:r>
-      <w:r>
-        <w:t xml:space="preserve">fate</w:t>
-      </w:r>
-      <w:r>
-        <w:t xml:space="preserve"> </w:t>
-      </w:r>
-      <w:r>
-        <w:t xml:space="preserve">fractions</w:t>
-      </w:r>
-      <w:r>
-        <w:t xml:space="preserve"> </w:t>
-      </w:r>
-      <w:r>
-        <w:t xml:space="preserve">leave</w:t>
-      </w:r>
-      <w:r>
-        <w:t xml:space="preserve"> </w:t>
-      </w:r>
-      <w:r>
-        <w:t xml:space="preserve">that</w:t>
-      </w:r>
-      <w:r>
-        <w:t xml:space="preserve"> </w:t>
-      </w:r>
-      <w:r>
-        <w:t xml:space="preserve">memory</w:t>
-      </w:r>
-      <w:r>
-        <w:t xml:space="preserve"> </w:t>
-      </w:r>
-      <w:r>
-        <w:t xml:space="preserve">undetermined,</w:t>
-      </w:r>
-      <w:r>
-        <w:t xml:space="preserve"> </w:t>
-      </w:r>
-      <w:r>
-        <w:t xml:space="preserve">and</w:t>
-      </w:r>
-      <w:r>
-        <w:t xml:space="preserve"> </w:t>
-      </w:r>
-      <w:r>
-        <w:t xml:space="preserve">a</w:t>
-      </w:r>
-      <w:r>
-        <w:t xml:space="preserve"> </w:t>
-      </w:r>
-      <w:r>
-        <w:t xml:space="preserve">cycle-gated</w:t>
-      </w:r>
-      <w:r>
-        <w:t xml:space="preserve"> </w:t>
-      </w:r>
-      <w:r>
-        <w:t xml:space="preserve">hazard</w:t>
-      </w:r>
-      <w:r>
-        <w:t xml:space="preserve"> </w:t>
-      </w:r>
-      <w:r>
-        <w:t xml:space="preserve">fits</w:t>
-      </w:r>
-      <w:r>
-        <w:t xml:space="preserve"> </w:t>
-      </w:r>
-      <w:r>
-        <w:t xml:space="preserve">as</w:t>
-      </w:r>
-      <w:r>
-        <w:t xml:space="preserve"> </w:t>
-      </w:r>
-      <w:r>
-        <w:t xml:space="preserve">well.</w:t>
-      </w:r>
-      <w:r>
-        <w:t xml:space="preserve"> </w:t>
-      </w:r>
-      <w:r>
-        <w:t xml:space="preserve">With</w:t>
-      </w:r>
-      <w:r>
-        <w:t xml:space="preserve"> </w:t>
-      </w:r>
-      <w:r>
-        <w:t xml:space="preserve">a</w:t>
-      </w:r>
-      <w:r>
-        <w:t xml:space="preserve"> </w:t>
-      </w:r>
-      <w:r>
-        <w:t xml:space="preserve">built-in</w:t>
-      </w:r>
-      <w:r>
-        <w:t xml:space="preserve"> </w:t>
-      </w:r>
-      <w:r>
-        <w:t xml:space="preserve">optimiser</w:t>
-      </w:r>
-      <w:r>
-        <w:t xml:space="preserve"> </w:t>
-      </w:r>
-      <w:r>
-        <w:t xml:space="preserve">it</w:t>
-      </w:r>
-      <w:r>
-        <w:t xml:space="preserve"> </w:t>
-      </w:r>
-      <w:r>
-        <w:t xml:space="preserve">reproduces</w:t>
-      </w:r>
-      <w:r>
-        <w:t xml:space="preserve"> </w:t>
-      </w:r>
-      <w:r>
-        <w:t xml:space="preserve">the</w:t>
-      </w:r>
-      <w:r>
-        <w:t xml:space="preserve"> </w:t>
-      </w:r>
-      <w:r>
-        <w:t xml:space="preserve">opposite</w:t>
-      </w:r>
-      <w:r>
-        <w:t xml:space="preserve"> </w:t>
-      </w:r>
-      <w:r>
-        <w:t xml:space="preserve">rankings</w:t>
-      </w:r>
-      <w:r>
-        <w:t xml:space="preserve"> </w:t>
-      </w:r>
-      <w:r>
-        <w:t xml:space="preserve">of</w:t>
-      </w:r>
-      <w:r>
-        <w:t xml:space="preserve"> </w:t>
-      </w:r>
-      <w:r>
-        <w:t xml:space="preserve">intermittent</w:t>
-      </w:r>
-      <w:r>
-        <w:t xml:space="preserve"> </w:t>
-      </w:r>
-      <w:r>
-        <w:t xml:space="preserve">dosing</w:t>
-      </w:r>
-      <w:r>
-        <w:t xml:space="preserve"> </w:t>
-      </w:r>
-      <w:r>
-        <w:t xml:space="preserve">reported</w:t>
-      </w:r>
-      <w:r>
-        <w:t xml:space="preserve"> </w:t>
-      </w:r>
-      <w:r>
-        <w:t xml:space="preserve">in</w:t>
-      </w:r>
-      <w:r>
-        <w:t xml:space="preserve"> </w:t>
-      </w:r>
-      <w:r>
-        <w:t xml:space="preserve">a</w:t>
-      </w:r>
-      <w:r>
-        <w:t xml:space="preserve"> </w:t>
-      </w:r>
-      <w:r>
-        <w:t xml:space="preserve">melanoma</w:t>
-      </w:r>
-      <w:r>
-        <w:t xml:space="preserve"> </w:t>
-      </w:r>
-      <w:r>
-        <w:t xml:space="preserve">trial</w:t>
-      </w:r>
-      <w:r>
-        <w:t xml:space="preserve"> </w:t>
-      </w:r>
-      <w:r>
-        <w:t xml:space="preserve">and</w:t>
-      </w:r>
-      <w:r>
-        <w:t xml:space="preserve"> </w:t>
-      </w:r>
-      <w:r>
-        <w:t xml:space="preserve">in</w:t>
-      </w:r>
-      <w:r>
-        <w:t xml:space="preserve"> </w:t>
-      </w:r>
-      <w:r>
-        <w:t xml:space="preserve">xenografts,</w:t>
-      </w:r>
-      <w:r>
-        <w:t xml:space="preserve"> </w:t>
-      </w:r>
-      <w:r>
-        <w:t xml:space="preserve">and</w:t>
-      </w:r>
-      <w:r>
-        <w:t xml:space="preserve"> </w:t>
-      </w:r>
-      <w:r>
-        <w:t xml:space="preserve">shows</w:t>
-      </w:r>
-      <w:r>
-        <w:t xml:space="preserve"> </w:t>
-      </w:r>
-      <w:r>
-        <w:t xml:space="preserve">the</w:t>
-      </w:r>
-      <w:r>
-        <w:t xml:space="preserve"> </w:t>
-      </w:r>
-      <w:r>
-        <w:t xml:space="preserve">ranking</w:t>
-      </w:r>
-      <w:r>
-        <w:t xml:space="preserve"> </w:t>
-      </w:r>
-      <w:r>
-        <w:t xml:space="preserve">to</w:t>
-      </w:r>
-      <w:r>
-        <w:t xml:space="preserve"> </w:t>
-      </w:r>
-      <w:r>
-        <w:t xml:space="preserve">turn</w:t>
-      </w:r>
-      <w:r>
-        <w:t xml:space="preserve"> </w:t>
-      </w:r>
-      <w:r>
-        <w:t xml:space="preserve">on</w:t>
-      </w:r>
-      <w:r>
-        <w:t xml:space="preserve"> </w:t>
-      </w:r>
-      <w:r>
-        <w:t xml:space="preserve">two</w:t>
-      </w:r>
-      <w:r>
-        <w:t xml:space="preserve"> </w:t>
-      </w:r>
-      <w:r>
-        <w:t xml:space="preserve">measurable</w:t>
-      </w:r>
-      <w:r>
-        <w:t xml:space="preserve"> </w:t>
-      </w:r>
-      <w:r>
-        <w:t xml:space="preserve">cell</w:t>
-      </w:r>
-      <w:r>
-        <w:t xml:space="preserve"> </w:t>
-      </w:r>
-      <w:r>
-        <w:t xml:space="preserve">properties:</w:t>
-      </w:r>
-      <w:r>
-        <w:t xml:space="preserve"> </w:t>
-      </w:r>
-      <w:r>
-        <w:t xml:space="preserve">growth</w:t>
-      </w:r>
-      <w:r>
-        <w:t xml:space="preserve"> </w:t>
-      </w:r>
-      <w:r>
-        <w:t xml:space="preserve">under</w:t>
-      </w:r>
-      <w:r>
-        <w:t xml:space="preserve"> </w:t>
-      </w:r>
-      <w:r>
-        <w:t xml:space="preserve">drug</w:t>
-      </w:r>
-      <w:r>
-        <w:t xml:space="preserve"> </w:t>
-      </w:r>
-      <w:r>
-        <w:t xml:space="preserve">and</w:t>
-      </w:r>
-      <w:r>
-        <w:t xml:space="preserve"> </w:t>
-      </w:r>
-      <w:r>
         <w:t xml:space="preserve">fitness</w:t>
       </w:r>
       <w:r>
@@ -1393,21 +1411,30 @@
         <w:pStyle w:val="BodyText"/>
       </w:pPr>
       <w:r>
-        <w:t xml:space="preserve">These developments create a demand that existing simulators do not meet. The simulators used to benchmark single-cell methods, among them Splatter, SymSim, scDesign3, SERGIO, dyngen, scMultiSim and GRouNdGAN</w:t>
+        <w:t xml:space="preserve">These developments create a demand that existing simulators do not meet. The simulators used to benchmark single-cell methods divide into two kinds, and neither models cell growth, volume-dependent transcription, gene replication or the partitioning of molecules at division. Splatter and scDesign3 draw counts from statistical models fitted to reference data, and GRouNdGAN learns them adversarially from it</w:t>
       </w:r>
       <w:r>
         <w:rPr>
           <w:vertAlign w:val="superscript"/>
         </w:rPr>
-        <w:t xml:space="preserve">17–23</w:t>
-      </w:r>
-      <w:r>
-        <w:t xml:space="preserve">, model regulation and technical noise but not cell growth, volume-dependent transcription, gene replication or the partitioning of molecules at division; the last of these do place cells on a differentiation trajectory, and lineage simulators such as TedSim and Cassiopeia</w:t>
+        <w:t xml:space="preserve">17–19</w:t>
+      </w:r>
+      <w:r>
+        <w:t xml:space="preserve">; SymSim, SERGIO, dyngen and scMultiSim attach a regulatory network to the kinetics and so model regulation itself</w:t>
       </w:r>
       <w:r>
         <w:rPr>
           <w:vertAlign w:val="superscript"/>
         </w:rPr>
+        <w:t xml:space="preserve">20–23</w:t>
+      </w:r>
+      <w:r>
+        <w:t xml:space="preserve">. Most of them place cells on a differentiation trajectory, and lineage simulators such as TedSim and Cassiopeia</w:t>
+      </w:r>
+      <w:r>
+        <w:rPr>
+          <w:vertAlign w:val="superscript"/>
+        </w:rPr>
         <w:t xml:space="preserve">24,25</w:t>
       </w:r>
       <w:r>
@@ -1498,7 +1525,7 @@
         <w:rPr>
           <w:vertAlign w:val="superscript"/>
         </w:rPr>
-        <w:t xml:space="preserve">20</w:t>
+        <w:t xml:space="preserve">21</w:t>
       </w:r>
       <w:r>
         <w:t xml:space="preserve">, dyngen</w:t>
@@ -1507,7 +1534,7 @@
         <w:rPr>
           <w:vertAlign w:val="superscript"/>
         </w:rPr>
-        <w:t xml:space="preserve">21</w:t>
+        <w:t xml:space="preserve">22</w:t>
       </w:r>
       <w:r>
         <w:t xml:space="preserve">, scMultiSim</w:t>
@@ -1516,7 +1543,7 @@
         <w:rPr>
           <w:vertAlign w:val="superscript"/>
         </w:rPr>
-        <w:t xml:space="preserve">22</w:t>
+        <w:t xml:space="preserve">23</w:t>
       </w:r>
       <w:r>
         <w:t xml:space="preserve">, GRouNdGAN</w:t>
@@ -1525,7 +1552,7 @@
         <w:rPr>
           <w:vertAlign w:val="superscript"/>
         </w:rPr>
-        <w:t xml:space="preserve">23</w:t>
+        <w:t xml:space="preserve">19</w:t>
       </w:r>
       <w:r>
         <w:t xml:space="preserve">, TedSim</w:t>
@@ -1576,7 +1603,7 @@
         <w:t xml:space="preserve">29</w:t>
       </w:r>
       <w:r>
-        <w:t xml:space="preserve">, which the partial marks in an earlier version of this table understated; its ○ entries are for gene replication, which its agent formalism can express but does not provide, and for lineage output, which traces a cell back to its ancestor rather than recording a tree with per-cell fates. Cassiopeia simulates division topologies with heritable fitness and CRISPR barcodes rather than molecular content, and its inference recovers phylogenies rather than kinetic parameters.</w:t>
+        <w:t xml:space="preserve">; its ○ entries are for gene replication, which its agent formalism can express but does not provide, and for lineage output, which traces a cell back to its ancestor rather than recording a tree with per-cell fates. Cassiopeia simulates division topologies with heritable fitness and CRISPR barcodes rather than molecular content, and its inference recovers phylogenies rather than kinetic parameters.</w:t>
       </w:r>
     </w:p>
     <w:tbl>
@@ -3436,7 +3463,24 @@
         <w:t xml:space="preserve">35–37</w:t>
       </w:r>
       <w:r>
-        <w:t xml:space="preserve">. We reproduced four analytically solvable members of that class, with constitutive, bursty and two-state promoter kinetics under a memoryless interdivision time and with volume-scaled synthesis from a replicating gene under a deterministic cycle, in both modes. Along single lineages, where the mother-machine control makes the recorded cells independent and the Kolmogorov-Smirnov test applies as it stands, all 4 samples match the exact law of their mode (distances 0.0023 to 0.0054 against 99% critical values of 0.0081 to 0.0115). A population snapshot is not an independent sample, because its cells share ancestors, so the independent critical value understates the true one and the population mode is judged on the agreement of its replicate means with the exact mean. Over the four models those means sit within 2.5 standard errors of the exact values (18 of the 20 individual samples also fall below the independent critical value, the largest distance being 0.0170). Scored against the exact law of the other mode, the same samples give distances at least 6 times larger, so the comparison has ample power to tell the two settings apart. The two differ because a snapshot of a growing population over-weights cells that have just divided and so just lost half their molecules: the mean molecule number is constitutive production 13.33 against 10.00; bursts of four molecules 13.33 against 10.00; two-state promoter 8.89 against 6.67; volume-scaled synthesis with gene replication 25.64 against 23.96 along a lineage and in a population respectively (Supplementary Note 14 and Supplementary Fig. 6). Population simulations scale linearly with the number of cells: 2.6 s for 5000 cells × 10 telegraph genes × 200 steps (hybrid kernel) with four threads (Fig. 2f and Supplementary Table 3). Scaling in the number of reactions depends on the kernel and is close to linear only for the hybrid one (0.58 s to 6.4 s for the hybrid kernel, a factor of 11 for the same factor of 10 in genes; 1.04 s to 31.4 s for the direct kernel, a factor of 30 for the same factor of 10 in genes), because the direct method draws one event at a time while the hybrid kernel leaps over the non-critical channels in a fixed number of operations.</w:t>
+        <w:t xml:space="preserve">. We reproduced four analytically solvable members of that class, with constitutive, bursty and two-state promoter kinetics under a memoryless interdivision time and with volume-scaled synthesis from a replicating gene under a deterministic cycle, in both modes. Along single lineages, where the mother-machine control makes the recorded cells independent and the Kolmogorov-Smirnov test applies as it stands, all 4 samples match the exact law of their mode (distances 0.0023 to 0.0054 against 99% critical values of 0.0081 to 0.0115). A population snapshot is not an independent sample, because its cells share ancestors, so the independent critical value understates the true one and the population mode is judged on the agreement of its replicate means with the exact mean. Those means sit within 2.5 standard errors of the exact values (18 of the 20 individual samples also fall below the independent critical value, the largest distance being 0.0170). All four population means are nonetheless slightly low, by 0.03% to 0.70%; no single deviation is resolved, the largest being 2.5 standard errors (</w:t>
+      </w:r>
+      <m:oMath>
+        <m:r>
+          <m:t>p</m:t>
+        </m:r>
+        <m:r>
+          <m:rPr>
+            <m:sty m:val="p"/>
+          </m:rPr>
+          <m:t>=</m:t>
+        </m:r>
+        <m:r>
+          <m:t>0.07</m:t>
+        </m:r>
+      </m:oMath>
+      <w:r>
+        <w:t xml:space="preserve">, Student’s t), but the common sign is not accounted for by the discretisation, the subsampling cap or the burn-in, each of which is excluded in Supplementary Note 14. Scored against the exact law of the other mode, the same samples give distances at least 6 times larger, so the comparison has ample power to tell the two settings apart. The two differ because a snapshot of a growing population over-weights cells that have just divided and so just lost half their molecules: the mean molecule number is constitutive production 13.33 against 10.00; bursts of four molecules 13.33 against 10.00; two-state promoter 8.89 against 6.67; volume-scaled synthesis with gene replication 25.64 against 23.96 along a lineage and in a population respectively (Supplementary Note 14 and Supplementary Fig. 6). Population simulations scale linearly with the number of cells: 2.6 s for 5000 cells × 10 telegraph genes × 200 steps (hybrid kernel) with four threads (Fig. 2f and Supplementary Table 3). Scaling in the number of reactions depends on the kernel and is close to linear only for the hybrid one (0.58 s to 6.4 s for the hybrid kernel, a factor of 11 for the same factor of 10 in genes; 1.04 s to 31.4 s for the direct kernel, a factor of 30 for the same factor of 10 in genes), because the direct method draws one event at a time while the hybrid kernel leaps over the non-critical channels in a fixed number of operations.</w:t>
       </w:r>
     </w:p>
     <w:bookmarkEnd w:id="21"/>
@@ -3472,7 +3516,7 @@
         <w:t xml:space="preserve">11</w:t>
       </w:r>
       <w:r>
-        <w:t xml:space="preserve">, the coefficient of variation of a stable protein’s concentration is larger across the population than along single lineages, whether or not cell-cycle times are noisy, and over-dispersed partitioning adds variability in both perspectives (Fig. 3e). Telegraph parameters fitted separately to cells before and after replication move in the direction gene replication implies, but not by the factor it alone would give (Fig. 3f). Between the one-copy and the two-copy subsets the fitted transcription rate rises 2.0-fold, of which 1.4-fold is the larger volume of cells that have already replicated, leaving 1.4-fold per unit volume rather than the twofold that doubling the copy number implies; the fitted activation rate rises 1.4-fold over the same comparison, and the pooled fit that ignores the cell cycle returns a transcription rate above both subsets. Part of that shortfall is misspecification rather than copy number, and the figure shows it: two independently switching alleles are not one telegraph gene, and neither subset fit recovers the truth (0.5, 1.5 and 2 transcripts per unit volume per allele, against 0.59, 1.89 and 2.4 fitted to the one-copy cells and 0.65, 3.27 and 4.8 pooled). What the panel demonstrates is that a cell-cycle-blind fit is biased, not how large the copy-number effect is.</w:t>
+        <w:t xml:space="preserve">, the coefficient of variation of a stable protein’s concentration is larger across the population than along single lineages, whether or not cell-cycle times are noisy, and over-dispersed partitioning adds variability in both perspectives (Fig. 3e). Telegraph parameters fitted separately to cells before and after replication move in the direction gene replication implies, but not by the factor it alone would give (Fig. 3f). Between the one-copy and the two-copy subsets the fitted transcription rate rises 2.0-fold, of which 1.4-fold is the larger volume of cells that have already replicated, leaving 1.4-fold per unit volume rather than the twofold that doubling the copy number implies; the fitted activation rate rises 1.4-fold over the same comparison, and the pooled fit that ignores the cell cycle returns a transcription rate above both subsets. Part of that shortfall is misspecification rather than copy number, and the figure shows it: two independently switching alleles are not one telegraph gene, and neither subset fit recovers the truth (0.5 and 1.5 for the switching rates and 2 for the transcription rate as Fig. 3f scales it, that is the true 40 transcripts per unit time per unit volume per allele divided by twenty, against 0.59, 1.89 and 2.4 fitted to the one-copy cells and 0.65, 3.27 and 4.8 pooled, whose transcription rates are scaled the same way). What the panel demonstrates is that a cell-cycle-blind fit is biased, not how large the copy-number effect is.</w:t>
       </w:r>
     </w:p>
     <w:bookmarkEnd w:id="22"/>
@@ -3516,7 +3560,7 @@
         <w:pStyle w:val="BodyText"/>
       </w:pPr>
       <w:r>
-        <w:t xml:space="preserve">Related cells accordingly share the fate of their lineages. Among cells born in the 25 time units before the drug, one whose sister founded a surviving lineage does so itself with probability 0.39, against a marginal probability of 0.08 (4.8-fold enrichment over 1830 sister pairs; 2.9-fold for cousins), whereas in a fast-switching control, in which survival is rarer, the conditional and marginal probabilities coincide (0.03 versus 0.02; Fig. 4d). When tolerance pre-exists, survivors descend from a minority of founder clones and the effective number of clones drops from 491 to 89; when tolerance is drug-induced, so that the drug raises the promoter activation rate of every cell, barcode diversity is largely preserved (165 of 492; Fig. 4e). This is the signature that distinguishes the two origins in barcoding experiments</w:t>
+        <w:t xml:space="preserve">Related cells accordingly share the fate of their lineages. Among cells born in the 25 time units before the drug, one whose sister founded a surviving lineage does so itself with probability 0.39, against a marginal probability of 0.08 (4.8-fold enrichment over 1830 sister pairs; 2.9-fold for cousins), whereas in a fast-switching control, in which survival is rarer, the 1.8- and 2.5-fold values the panel prints rest on one sister pair and two cousin pairs in which both lineages survived, and the concordance sits at the independent expectation (+0.000 above it, against +0.051 for the memory gene; Fig. 4d). When tolerance pre-exists, survivors descend from a minority of founder clones and the effective number of clones drops from 491 to 89; when tolerance is drug-induced, so that the drug raises the promoter activation rate of every cell, barcode diversity is largely preserved (165 of 492; Fig. 4e). This is the signature that distinguishes the two origins in barcoding experiments</w:t>
       </w:r>
       <w:r>
         <w:rPr>
@@ -3534,7 +3578,16 @@
         <w:t xml:space="preserve">38</w:t>
       </w:r>
       <w:r>
-        <w:t xml:space="preserve">, the regime the pre-resistant fraction of the melanoma case study below is set to.</w:t>
+        <w:t xml:space="preserve">. The melanoma case study below does not sit in that regime: it uses 1:200, the per-marker frequency at which rare cells express resistance genes before drug</w:t>
+      </w:r>
+      <w:r>
+        <w:rPr>
+          <w:vertAlign w:val="superscript"/>
+        </w:rPr>
+        <w:t xml:space="preserve">2</w:t>
+      </w:r>
+      <w:r>
+        <w:t xml:space="preserve">, which is 5- to 50-fold higher. That range is in any case not resolvable at the size of this study, since a draw of its 2,000 founders would contain no pre-resistant cell at all with probability 0.8 at 1 in 10,000. The consequence is a larger and less clonal pre-existing resistant pool, so that among the arms which do lose control it is lost earlier than the traced frequency would give; the ranking of the schedules follows from the growth of resistant cells with and without drug rather than from their initial frequency, but it was not re-tested at a lower fraction.</w:t>
       </w:r>
     </w:p>
     <w:p>
@@ -3619,7 +3672,7 @@
         <w:pStyle w:val="BodyText"/>
       </w:pPr>
       <w:r>
-        <w:t xml:space="preserve">The hazard above does not depend on where a cell is in its division cycle, and the calibration below will show that fate data cannot exclude one that does, so we repeated these simulations with three quarters of the hazard confined to a window around mid-cycle. Population decay still rises with dose (-0.001 to +0.023 per time unit over doses 0.5 to 2, against +0.023 to +0.050 without the gate) and the mean time to death stays nearly dose-invariant (8.4 to 9.9 against 6.2 to 8.5 time units), so neither signature depends on a cycle-blind hazard. Sisters share a birth time and so a cycle phase, which lets a gated hazard correlate their fates with no inherited state; it does not do so to any useful degree, lifting the sister concordance of the memoryless fast-switching control only to +0.008 above independence (from +0.000), against +0.054 for the memory gene, so the kin signature still reads expression memory rather than the cycle. The schedule conclusions are the fragile ones, because the best dose is unchanged in 3 of 3 models, but the best release period is not. With a fitness cost of resistance and with drug-induced tolerance, the holidays that won without the gate collapse to continuous dosing, because a gated hazard kills the reverting cells more slowly on re-exposure (Supplementary Note 13 and Supplementary Fig. 5).</w:t>
+        <w:t xml:space="preserve">The hazard above does not depend on where a cell is in its division cycle, and the calibration below will show that fate data cannot exclude one that does, so we repeated these simulations with three quarters of the hazard confined to a window around mid-cycle. Population decay still rises with dose (-0.001 to +0.023 per time unit over doses 0.5 to 2, against +0.023 to +0.050 without the gate) and the mean time to death stays nearly dose-invariant (8.4 to 9.9 against 6.2 to 8.5 time units), so neither signature depends on a cycle-blind hazard. Sisters share a birth time and so a cycle phase, which lets a gated hazard correlate their fates with no inherited state; it does not do so to any useful degree, lifting the sister concordance of the memoryless fast-switching control only to +0.008 above independence (from +0.000), against +0.054 for the memory gene, so the kin signature still reads expression memory rather than the cycle. In the schedule scan, continuous dosing wins in all 3 models with the gate as without it, at the same dose in 3 of 3. The gate raises the long-term growth rate (+0.0026 to +0.0155 per time unit at all 60 points of the scan), which is what confining three quarters of the hazard to a window of the cycle implies, and it perturbs the order of the schedules below the winner (Spearman correlation 0.977 to 0.998 between the gated and cycle-blind orderings), but it changes neither which schedule wins nor the intermediate-dose optimum under drug-induced tolerance (+0.0156 against +0.0190 under the gate and +0.0089 against +0.0123 without it). Across the two scans the margin over the best holiday exceeds twice its standard error in 5 of the 6 comparisons, the exception being pre-existing tolerance without the gate (+0.0004 against a standard error of 0.0005) (Supplementary Note 13 and Supplementary Fig. 5).</w:t>
       </w:r>
     </w:p>
     <w:bookmarkEnd w:id="23"/>
@@ -3637,7 +3690,7 @@
         <w:pStyle w:val="FirstParagraph"/>
       </w:pPr>
       <w:r>
-        <w:t xml:space="preserve">Because every cell’s clone, lineage and true state are known, the framework supplies ground truth that observational data cannot (Fig. 5). For 40 independent genes whose memory times span three decades, MemorySeq-style clonal variance scores computed on true concentrations rise from 1.0 for genes with memory far below the cell-cycle time to a mean of 29.6 for genes with memory beyond a hundred cell-cycle times, the highest single gene reaching 44.5 (38.4 on sequenced counts), and the ranking survives computation on sequenced counts at 20% capture efficiency (Fig. 5a); the score separates genes with memory longer than the cycle from the rest with an area under the receiver operating characteristic (ROC) curve of 1.00 on true concentrations and 0.99 on sequenced counts. For a 30-gene network, small enough that the methods were run with their default settings and the ranking of datasets rather than the absolute accuracy is what should be read, simulated at fixed volume, in a dividing population and after sequencing, correlation-based and GENIE3 inference lose most of their accuracy in the dividing population when raw counts are used (area under the precision-recall curve 0.52 to 0.14 for Pearson correlation and 0.32 to 0.13 for GENIE3, against 0.10 for a random ranking of undirected pairs and 0.05 for directed edges), because volume and gene copy number induce positive correlations between all genes. Normalising counts to concentrations removes the volume effect but recovers little (0.18 and 0.18), since the dependence on copy number and cell age remains; regressing expression on the true cell-cycle covariates, which the simulation provides and which cell-cycle scoring approximates in real data, recovers most of the loss (0.46 and 0.30). Sequencing at 15% capture efficiency lowers accuracy further (0.11 raw and 0.24 library-size-normalised for Pearson correlation; 0.07 and 0.08 for GENIE3; Fig. 5b). One comparison in that panel runs the wrong way: for Pearson correlation the library-size-normalised sequenced counts score above the true concentrations (0.24 against 0.18). Dividing counts by the library size removes cell-to-cell scale, and in a dividing population that scale is dominated by volume and gene copy number, so the normalisation acts as a coarse correction for the growth confound that dividing by the true volume does not make. It is not evidence that sequencing helps; the fixed-volume ceiling (0.52) is above both, and the cell-cycle regression (0.46) is above both as well. Imputing the sequenced counts before inference recovers part of that loss: MAGIC raises the area under the precision-recall curve from 0.11 to 0.32 for Pearson correlation and from 0.07 to 0.18 for GENIE3, and kNN-smoothing gives 0.16 and 0.12 (Fig. 5c). Neither reaches the accuracy obtained at fixed volume, nor that of regressing out the cell-cycle covariates, so imputation mitigates the sequencing loss without touching the growth confound that produces most of it</w:t>
+        <w:t xml:space="preserve">Because every cell’s clone, lineage and true state are known, the framework supplies ground truth that observational data cannot (Fig. 5). For 40 independent genes whose memory times span three decades, MemorySeq-style clonal variance scores computed on true concentrations rise from 1.0 for genes with memory far below the cell-cycle time to a mean of 29.6 for genes with memory beyond a hundred time units, five cell-cycle times, the highest single gene reaching 44.5 (38.4 on sequenced counts), and the ranking survives computation on sequenced counts at 20% capture efficiency (Fig. 5a); the score separates genes with memory longer than the cycle from the rest with an area under the receiver operating characteristic (ROC) curve of 1.00 on true concentrations and 0.99 on sequenced counts. For a 30-gene network, small enough that the methods were run with their default settings and the ranking of datasets rather than the absolute accuracy is what should be read, simulated at fixed volume, in a dividing population and after sequencing, correlation-based and GENIE3 inference lose most of their accuracy in the dividing population when raw counts are used (area under the precision-recall curve 0.52 to 0.14 for Pearson correlation and 0.32 to 0.13 for GENIE3, against 0.10 for a random ranking of undirected pairs and 0.05 for directed edges), because volume and gene copy number induce positive correlations between all genes. Normalising counts to concentrations removes the volume effect but recovers little (0.18 and 0.18), since the dependence on copy number and cell age remains; regressing expression on the true cell-cycle covariates, which the simulation provides and which cell-cycle scoring approximates in real data, recovers most of the loss (0.46 and 0.30). Sequencing at 15% capture efficiency lowers accuracy further (0.11 raw and 0.24 library-size-normalised for Pearson correlation; 0.07 and 0.08 for GENIE3; Fig. 5b). One comparison in that panel runs the wrong way: for Pearson correlation the library-size-normalised sequenced counts score above the true concentrations (0.24 against 0.18). Dividing counts by the library size removes cell-to-cell scale, and in a dividing population that scale is dominated by volume and gene copy number, so the normalisation acts as a coarse correction for the growth confound that dividing by the true volume does not make. It is not evidence that sequencing helps; the fixed-volume ceiling (0.52) is above both, and the cell-cycle regression (0.46) is above both as well. Imputing the sequenced counts before inference recovers part of that loss: MAGIC raises the area under the precision-recall curve from 0.11 to 0.32 for Pearson correlation and from 0.07 to 0.18 for GENIE3, and kNN-smoothing gives 0.16 and 0.12 (Fig. 5c). Neither reaches the accuracy obtained at fixed volume, nor that of regressing out the cell-cycle covariates, so imputation mitigates the sequencing loss without touching the growth confound that produces most of it</w:t>
       </w:r>
       <w:r>
         <w:rPr>
@@ -3892,7 +3945,7 @@
         <w:t xml:space="preserve"> </w:t>
       </w:r>
       <w:r>
-        <w:t xml:space="preserve">16.7 µM; Fig. 7a,f). Three related numbers appear in this Article and are not interchangeable. Every root-mean-square error quoted in the text, here and at the held-out concentration, is the residual of the seed-averaged fate fractions pooled over every fraction of the concentrations named, four seeds per condition. The colour scale of Fig. 7f is the quantity the optimiser minimised, which is evaluated on a single seed and adds the memory prior: at the optimum it is 0.067, made up of 0.061 of single-seed training error and 0.006 of prior penalty. The comparison of the two killing mechanisms in Supplementary Note 12 uses that single-seed training error for both models, so that they are scored by the same rule as the fit itself. That error should be read against the precision of the measurement: the observed fractions carry a mean binomial standard error of 0.028 and repeated simulations differ by 0.015, so the fit is about 2.4 times the combined noise and the model does not reproduce the training data within error. At the held-out concentration the root-mean-square error is 0.093, and the discrepancy is specific rather than diffuse: the model matches the fraction surviving without dividing but over-predicts death and under-predicts division (observed died, divided and survived 0.28, 0.31 and 0.41; predicted 0.39, 0.20 and 0.41; Fig. 7a), so it captures the ordering of the three concentrations while misplacing the split between death and division at the intermediate one.</w:t>
+        <w:t xml:space="preserve">16.7 µM; Fig. 7a,f). Three related numbers appear in this Article and are not interchangeable. Every root-mean-square error quoted in the text is the residual of the seed-averaged fate fractions pooled over every fraction of the concentrations named: four seeds per condition for the calibration, here and at the held-out concentration, and three for the comparison of the two killing mechanisms below, whose training errors alone are single-seed, because the optimiser evaluates one seed per candidate. The colour scale of Fig. 7e is the quantity the optimiser minimised, which is evaluated on a single seed and adds the memory prior: at the optimum it is 0.067, made up of 0.061 of single-seed training error and 0.006 of prior penalty. The comparison of the two killing mechanisms in Supplementary Note 12 uses that single-seed training error for both models, so that they are scored by the same rule as the fit itself. That error should be read against the precision of the measurement: the observed fractions carry a mean binomial standard error of 0.028 and repeated simulations differ by 0.015, so the fit is about 2.4 times the combined noise and the model does not reproduce the training data within error. At the held-out concentration the root-mean-square error is 0.093, and the discrepancy is specific rather than diffuse: the model matches the fraction surviving without dividing but over-predicts death and under-predicts division (observed died, divided and survived 0.28, 0.31 and 0.41; predicted 0.39, 0.20 and 0.41; Fig. 7a), so it captures the ordering of the three concentrations while misplacing the split between death and division at the intermediate one.</w:t>
       </w:r>
     </w:p>
     <w:p>
@@ -3916,7 +3969,7 @@
         <w:pStyle w:val="BodyText"/>
       </w:pPr>
       <w:r>
-        <w:t xml:space="preserve">Properties that were not fitted can then be compared with the data. The predicted kill curves (Fig. 7b) are 1.5-fold steeper at 13 µM in their first two days than in their second half, but they do not plateau, as HCT116 cells do after about 100 h. Death fates are correlated between sisters (0.09), first cousins (0.06) and second cousins (0.05), and the correlation decays to 0.02 for third cousins (95% confidence interval +0.000 to +0.043 over 3 seeds, a range that contains zero) and 0.00 for unrelated cells (Fig. 7c). That is the pattern reported for HCT116 lineages, in which fate correlations are present for first and second cousins and absent for third cousins, with memory inherited over at least two to three generations</w:t>
+        <w:t xml:space="preserve">Properties that were not fitted can then be compared with the data. The predicted kill curves (Fig. 7b) are 1.5-fold steeper at 13 µM in their first two days than in their second half, but they do not plateau, as HCT116 cells do after about 100 h. Death fates are correlated between sisters (0.09), first cousins (0.06) and second cousins (0.05), and the correlation decays to 0.02 for third cousins (95% confidence interval -0.026 to +0.069, Student’s t on two degrees of freedom over three seeds, a range that contains zero) and 0.00 for unrelated cells (Fig. 7c). That is the pattern reported for HCT116 lineages, in which fate correlations are present for first and second cousins and absent for third cousins, with memory inherited over at least two to three generations</w:t>
       </w:r>
       <w:r>
         <w:rPr>
@@ -4072,7 +4125,7 @@
         <w:t xml:space="preserve">51</w:t>
       </w:r>
       <w:r>
-        <w:t xml:space="preserve">. We simulated both regimens with one-compartment pharmacokinetics (elimination half-life 2.1 h in the cerebrospinal-fluid population model used here</w:t>
+        <w:t xml:space="preserve">. We simulated both regimens with one-compartment pharmacokinetics (elimination half-life 2.1 h, a plasma value from a three-compartment population model of plasma and cerebrospinal fluid</w:t>
       </w:r>
       <w:r>
         <w:rPr>
@@ -4081,7 +4134,7 @@
         <w:t xml:space="preserve">52</w:t>
       </w:r>
       <w:r>
-        <w:t xml:space="preserve">; the plasma value is 1.8 h</w:t>
+        <w:t xml:space="preserve">; an independent single-dose study gives 1.8 h</w:t>
       </w:r>
       <w:r>
         <w:rPr>
@@ -4328,7 +4381,44 @@
         <w:pStyle w:val="BodyText"/>
       </w:pPr>
       <w:r>
-        <w:t xml:space="preserve">The calibration and schedule studies set out a workflow for in silico single-cell pharmacology: declare the training and validation observables before fitting, fit by simulated moments or approximate Bayesian computation with common random numbers, validate on conditions and statistics that were not fitted, and only then compare regimens, reporting outcomes that map onto clinical end points. The case studies show why mechanism matters. The same question, continuous or intermittent dosing, has opposite answers depending on two properties of the resistant cells, their growth under drug and their fitness without it, and a trial result and a xenograft result that appeared to contradict each other are both reproduced once those properties are set. They are set in each case rather than inferred from the outcomes, so the case studies show that the ranking follows from cell properties, not that any particular tumour has them. Neither anchor is as one-sided as a single end point makes it look. In SWOG S1320 the progression-free survival advantage of continuous dosing did not carry through to survival after progression, which favoured the intermittent arm</w:t>
+        <w:t xml:space="preserve">The calibration and schedule studies set out a workflow for in silico single-cell pharmacology: declare the training and validation observables before fitting, fit by simulated moments or approximate Bayesian computation with common random numbers, validate on conditions and statistics that were not fitted, and only then compare regimens, reporting outcomes that map onto clinical end points. The case studies show why mechanism matters. The same question, continuous or intermittent dosing, has opposite answers depending on two properties of the resistant cells, their growth under drug and their fitness without it, and a trial result and a xenograft result that appeared to contradict each other are both reproduced once those properties are set. They are set in each case rather than inferred from the outcomes, so the case studies show that the ranking follows from cell properties, not that any particular tumour has them. Neither anchor is as one-sided as a single end point makes it look. In SWOG S1320 the progression-free survival advantage of continuous dosing (median 9.0 against 5.5 months, hazard ratio 1.36 for intermittent against continuous,</w:t>
+      </w:r>
+      <w:r>
+        <w:t xml:space="preserve"> </w:t>
+      </w:r>
+      <m:oMath>
+        <m:r>
+          <m:t>P</m:t>
+        </m:r>
+        <m:r>
+          <m:rPr>
+            <m:sty m:val="p"/>
+          </m:rPr>
+          <m:t>=</m:t>
+        </m:r>
+        <m:r>
+          <m:t>0.063</m:t>
+        </m:r>
+      </m:oMath>
+      <w:r>
+        <w:t xml:space="preserve"> </w:t>
+      </w:r>
+      <w:r>
+        <w:t xml:space="preserve">against the trial’s pre-specified two-sided</w:t>
+      </w:r>
+      <w:r>
+        <w:t xml:space="preserve"> </w:t>
+      </w:r>
+      <m:oMath>
+        <m:r>
+          <m:t>α</m:t>
+        </m:r>
+      </m:oMath>
+      <w:r>
+        <w:t xml:space="preserve"> </w:t>
+      </w:r>
+      <w:r>
+        <w:t xml:space="preserve">of 0.2) did not carry through to overall survival, a secondary end point for which the trial was not powered and on which the two arms were equal at a median of 29.2 months</w:t>
       </w:r>
       <w:r>
         <w:rPr>
@@ -6954,12 +7044,21 @@
         <w:t xml:space="preserve"> </w:t>
       </w:r>
       <w:r>
-        <w:t xml:space="preserve">used as a proxy for the functional pre-resistant fraction, which is not the same quantity), with a memory of five net doublings (the model’s generation is the net doubling of the tumour, a modelling choice rather than the cell-division-counted memory of memory sequencing</w:t>
+        <w:t xml:space="preserve">used as a proxy for the functional pre-resistant fraction, which is not the same quantity, and 5- to 50-fold higher than the 1 in 1,000 to 1 in 10,000 at which drug-naive precursors of resistant fates have been traced</w:t>
       </w:r>
       <w:r>
         <w:rPr>
           <w:vertAlign w:val="superscript"/>
         </w:rPr>
+        <w:t xml:space="preserve">38</w:t>
+      </w:r>
+      <w:r>
+        <w:t xml:space="preserve">; the arms of Fig. 8 that lose control therefore do so earlier than the traced frequency would give, while those censored at 52 weeks are unaffected), with a memory of five net doublings (the model’s generation is the net doubling of the tumour, a modelling choice rather than the cell-division-counted memory of memory sequencing</w:t>
+      </w:r>
+      <w:r>
+        <w:rPr>
+          <w:vertAlign w:val="superscript"/>
+        </w:rPr>
         <w:t xml:space="preserve">61</w:t>
       </w:r>
       <w:r>
@@ -6993,7 +7092,7 @@
         <w:t xml:space="preserve"> </w:t>
       </w:r>
       <w:r>
-        <w:t xml:space="preserve">(a plasma value from a three-compartment study; the brain-tumour compartment sees roughly a fifth of the plasma exposure with slower kinetics, so this is a surrogate), the regimens of RTOG 0525</w:t>
+        <w:t xml:space="preserve">(a plasma value from a three-compartment population model of plasma and cerebrospinal fluid; that study measured cerebrospinal fluid rather than tumour tissue and found its exposure to be 20% of plasma exposure, so a plasma half-life stands here as a surrogate for what the tumour sees), the regimens of RTOG 0525</w:t>
       </w:r>
       <w:r>
         <w:rPr>
@@ -7054,7 +7153,7 @@
         <w:t xml:space="preserve"> </w:t>
       </w:r>
       <w:r>
-        <w:t xml:space="preserve">in the expression above). The rate constant was chosen so that the consumption rate at the standard bolus peak equals that of the dose-scaled first-order degradation used in an earlier version of this model, which isolates the consequence of letting depletion follow the cumulative exposure instead of the peak concentration; this is the suicide-enzyme behaviour that motivated dose-dense schedules.</w:t>
+        <w:t xml:space="preserve">in the expression above). The rate constant was chosen so that the consumption rate at the standard bolus peak equals that of a dose-scaled first-order degradation, which isolates the consequence of letting depletion follow the cumulative exposure instead of the peak concentration; this is the suicide-enzyme behaviour that motivated dose-dense schedules.</w:t>
       </w:r>
     </w:p>
     <w:bookmarkEnd w:id="38"/>
@@ -7597,7 +7696,7 @@
         <w:t xml:space="preserve"> </w:t>
       </w:r>
       <w:r>
-        <w:t xml:space="preserve">directory; the generated tables are archived with the software release.</w:t>
+        <w:t xml:space="preserve">directory; the generated tables are archived with the tagged v2.0.0 release of the software.</w:t>
       </w:r>
     </w:p>
     <w:bookmarkEnd w:id="44"/>
@@ -7672,15 +7771,84 @@
         <w:t xml:space="preserve">julia --project=paper paper/scripts/fig7_calibration.jl profile</w:t>
       </w:r>
       <w:r>
-        <w:t xml:space="preserve">; the panels are then assembled by</w:t>
-      </w:r>
-      <w:r>
-        <w:t xml:space="preserve"> </w:t>
+        <w:t xml:space="preserve">. The remaining opt-in analyses, the cell-cycle refits and scans (</w:t>
       </w:r>
       <w:r>
         <w:rPr>
           <w:rStyle w:val="VerbatimChar"/>
         </w:rPr>
+        <w:t xml:space="preserve">fig7_calibration.jl cycle</w:t>
+      </w:r>
+      <w:r>
+        <w:t xml:space="preserve">,</w:t>
+      </w:r>
+      <w:r>
+        <w:t xml:space="preserve"> </w:t>
+      </w:r>
+      <w:r>
+        <w:rPr>
+          <w:rStyle w:val="VerbatimChar"/>
+        </w:rPr>
+        <w:t xml:space="preserve">fig4_persisters.jl cycle seeds</w:t>
+      </w:r>
+      <w:r>
+        <w:t xml:space="preserve">,</w:t>
+      </w:r>
+      <w:r>
+        <w:t xml:space="preserve"> </w:t>
+      </w:r>
+      <w:r>
+        <w:rPr>
+          <w:rStyle w:val="VerbatimChar"/>
+        </w:rPr>
+        <w:t xml:space="preserve">fig8_schedules.jl melanoma_cycle melanoma_memory</w:t>
+      </w:r>
+      <w:r>
+        <w:t xml:space="preserve">) and the exact-solution validation of Supplementary Fig. 6 (</w:t>
+      </w:r>
+      <w:r>
+        <w:rPr>
+          <w:rStyle w:val="VerbatimChar"/>
+        </w:rPr>
+        <w:t xml:space="preserve">fig9_validation.jl</w:t>
+      </w:r>
+      <w:r>
+        <w:t xml:space="preserve">, followed by</w:t>
+      </w:r>
+      <w:r>
+        <w:t xml:space="preserve"> </w:t>
+      </w:r>
+      <w:r>
+        <w:rPr>
+          <w:rStyle w:val="VerbatimChar"/>
+        </w:rPr>
+        <w:t xml:space="preserve">python paper/scripts/exact_solutions.py</w:t>
+      </w:r>
+      <w:r>
+        <w:t xml:space="preserve">), are listed in</w:t>
+      </w:r>
+      <w:r>
+        <w:t xml:space="preserve"> </w:t>
+      </w:r>
+      <w:r>
+        <w:rPr>
+          <w:rStyle w:val="VerbatimChar"/>
+        </w:rPr>
+        <w:t xml:space="preserve">paper/README.md</w:t>
+      </w:r>
+      <w:r>
+        <w:t xml:space="preserve"> </w:t>
+      </w:r>
+      <w:r>
+        <w:t xml:space="preserve">with their invocations. The panels are then assembled by</w:t>
+      </w:r>
+      <w:r>
+        <w:t xml:space="preserve"> </w:t>
+      </w:r>
+      <w:r>
+        <w:rPr>
+          <w:rStyle w:val="VerbatimChar"/>
+        </w:rPr>
         <w:t xml:space="preserve">python paper/fig1_schematic.py</w:t>
       </w:r>
       <w:r>
@@ -7711,7 +7879,7 @@
         <w:t xml:space="preserve">python paper/plot_supplement.py</w:t>
       </w:r>
       <w:r>
-        <w:t xml:space="preserve">. Full instructions, including the four-thread timings of Supplementary Table 3, are in</w:t>
+        <w:t xml:space="preserve">. Full instructions, including the four-thread invocation that produces the timings of Supplementary Table 3, are in</w:t>
       </w:r>
       <w:r>
         <w:t xml:space="preserve"> </w:t>
@@ -8882,7 +9050,7 @@
         <w:t xml:space="preserve">e</w:t>
       </w:r>
       <w:r>
-        <w:t xml:space="preserve">, Calibration landscape: every parameter set evaluated by the optimiser, coloured by its distance to the training data.</w:t>
+        <w:t xml:space="preserve">, Calibration landscape: every parameter set evaluated by the optimiser, coloured by the objective it minimised, which is the single-seed training error plus the memory prior and is not the seed-averaged error quoted in the text.</w:t>
       </w:r>
       <w:r>
         <w:t xml:space="preserve"> </w:t>
@@ -9046,7 +9214,7 @@
         <w:t xml:space="preserve">f</w:t>
       </w:r>
       <w:r>
-        <w:t xml:space="preserve">, Population size under the standard (5 of 28 days) and dose-dense (21 of 28 days) temozolomide regimens of the RTOG 0525 trial and a 21-day regimen at the standard cumulative dose, with one-compartment pharmacokinetics (elimination half-life 2.1 h, the value of the cerebrospinal-fluid population model; the plasma value is 1.8 h) and stoichiometric consumption of MGMT by the drug, one molecule per lesion repaired, for populations in which 1% (methylated promoter, solid) or 30% (unmethylated, dashed) of cells express MGMT.</w:t>
+        <w:t xml:space="preserve">, Population size under the standard (5 of 28 days) and dose-dense (21 of 28 days) temozolomide regimens of the RTOG 0525 trial and a 21-day regimen at the standard cumulative dose, with one-compartment pharmacokinetics (elimination half-life 2.1 h, a plasma value; an independent study gives 1.8 h) and stoichiometric consumption of MGMT by the drug, one molecule per lesion repaired, for populations in which 1% (methylated promoter, solid) or 30% (unmethylated, dashed) of cells express MGMT.</w:t>
       </w:r>
       <w:r>
         <w:t xml:space="preserve"> </w:t>
@@ -9673,18 +9841,7 @@
         <w:t xml:space="preserve"> </w:t>
       </w:r>
       <w:r>
-        <w:t xml:space="preserve">(2025) doi:</w:t>
-      </w:r>
-      <w:hyperlink r:id="rId91">
-        <w:r>
-          <w:rPr>
-            <w:rStyle w:val="Hyperlink"/>
-          </w:rPr>
-          <w:t xml:space="preserve">10.1101/2025.01.15.633183</w:t>
-        </w:r>
-      </w:hyperlink>
-      <w:r>
-        <w:t xml:space="preserve">.</w:t>
+        <w:t xml:space="preserve">(2025).</w:t>
       </w:r>
     </w:p>
     <w:bookmarkEnd w:id="92"/>
@@ -9942,18 +10099,7 @@
         <w:t xml:space="preserve"> </w:t>
       </w:r>
       <w:r>
-        <w:t xml:space="preserve">(2026) doi:</w:t>
-      </w:r>
-      <w:hyperlink r:id="rId99">
-        <w:r>
-          <w:rPr>
-            <w:rStyle w:val="Hyperlink"/>
-          </w:rPr>
-          <w:t xml:space="preserve">10.64898/2026.04.14.718485</w:t>
-        </w:r>
-      </w:hyperlink>
-      <w:r>
-        <w:t xml:space="preserve">.</w:t>
+        <w:t xml:space="preserve">(2026).</w:t>
       </w:r>
     </w:p>
     <w:bookmarkEnd w:id="100"/>
@@ -10009,7 +10155,7 @@
         <w:t xml:space="preserve">22</w:t>
       </w:r>
       <w:r>
-        <w:t xml:space="preserve">, (2025).</w:t>
+        <w:t xml:space="preserve">, 1657–1661 (2025).</w:t>
       </w:r>
     </w:p>
     <w:bookmarkEnd w:id="102"/>
@@ -10055,18 +10201,7 @@
         <w:t xml:space="preserve"> </w:t>
       </w:r>
       <w:r>
-        <w:t xml:space="preserve">(2026) doi:</w:t>
-      </w:r>
-      <w:hyperlink r:id="rId103">
-        <w:r>
-          <w:rPr>
-            <w:rStyle w:val="Hyperlink"/>
-          </w:rPr>
-          <w:t xml:space="preserve">10.64898/2026.04.20.719650</w:t>
-        </w:r>
-      </w:hyperlink>
-      <w:r>
-        <w:t xml:space="preserve">.</w:t>
+        <w:t xml:space="preserve">(2026).</w:t>
       </w:r>
     </w:p>
     <w:bookmarkEnd w:id="104"/>
@@ -10125,18 +10260,7 @@
         <w:t xml:space="preserve"> </w:t>
       </w:r>
       <w:r>
-        <w:t xml:space="preserve">(2026) doi:</w:t>
-      </w:r>
-      <w:hyperlink r:id="rId105">
-        <w:r>
-          <w:rPr>
-            <w:rStyle w:val="Hyperlink"/>
-          </w:rPr>
-          <w:t xml:space="preserve">10.64898/2026.02.04.703804</w:t>
-        </w:r>
-      </w:hyperlink>
-      <w:r>
-        <w:t xml:space="preserve">.</w:t>
+        <w:t xml:space="preserve">(2026).</w:t>
       </w:r>
     </w:p>
     <w:bookmarkEnd w:id="106"/>
@@ -10286,7 +10410,7 @@
       </w:r>
     </w:p>
     <w:bookmarkEnd w:id="110"/>
-    <w:bookmarkStart w:id="112" w:name="ref-zhang2019symsim"/>
+    <w:bookmarkStart w:id="112" w:name="ref-song2024scdesign3"/>
     <w:p>
       <w:pPr>
         <w:pStyle w:val="Bibliography"/>
@@ -10301,45 +10425,7 @@
         <w:t xml:space="preserve">	</w:t>
       </w:r>
       <w:r>
-        <w:t xml:space="preserve">Zhang, X., Xu, C. &amp; Yosef, N.</w:t>
-      </w:r>
-      <w:r>
-        <w:t xml:space="preserve"> </w:t>
-      </w:r>
-      <w:hyperlink r:id="rId111">
-        <w:r>
-          <w:rPr>
-            <w:rStyle w:val="Hyperlink"/>
-          </w:rPr>
-          <w:t xml:space="preserve">Simulating multiple faceted variability in single cell</w:t>
-        </w:r>
-        <w:r>
-          <w:rPr>
-            <w:rStyle w:val="Hyperlink"/>
-          </w:rPr>
-          <w:t xml:space="preserve"> </w:t>
-        </w:r>
-        <w:r>
-          <w:rPr>
-            <w:rStyle w:val="Hyperlink"/>
-          </w:rPr>
-          <w:t xml:space="preserve">RNA</w:t>
-        </w:r>
-        <w:r>
-          <w:rPr>
-            <w:rStyle w:val="Hyperlink"/>
-          </w:rPr>
-          <w:t xml:space="preserve"> </w:t>
-        </w:r>
-        <w:r>
-          <w:rPr>
-            <w:rStyle w:val="Hyperlink"/>
-          </w:rPr>
-          <w:t xml:space="preserve">sequencing</w:t>
-        </w:r>
-      </w:hyperlink>
-      <w:r>
-        <w:t xml:space="preserve">.</w:t>
+        <w:t xml:space="preserve">Song, D.</w:t>
       </w:r>
       <w:r>
         <w:t xml:space="preserve"> </w:t>
@@ -10349,7 +10435,43 @@
           <w:iCs/>
           <w:i/>
         </w:rPr>
-        <w:t xml:space="preserve">Nature Communications</w:t>
+        <w:t xml:space="preserve">et al.</w:t>
+      </w:r>
+      <w:r>
+        <w:t xml:space="preserve"> </w:t>
+      </w:r>
+      <w:hyperlink r:id="rId111">
+        <w:r>
+          <w:rPr>
+            <w:rStyle w:val="Hyperlink"/>
+          </w:rPr>
+          <w:t xml:space="preserve">scDesign3</w:t>
+        </w:r>
+        <w:r>
+          <w:rPr>
+            <w:rStyle w:val="Hyperlink"/>
+          </w:rPr>
+          <w:t xml:space="preserve"> </w:t>
+        </w:r>
+        <w:r>
+          <w:rPr>
+            <w:rStyle w:val="Hyperlink"/>
+          </w:rPr>
+          <w:t xml:space="preserve">generates realistic in silico data for multimodal single-cell and spatial omics</w:t>
+        </w:r>
+      </w:hyperlink>
+      <w:r>
+        <w:t xml:space="preserve">.</w:t>
+      </w:r>
+      <w:r>
+        <w:t xml:space="preserve"> </w:t>
+      </w:r>
+      <w:r>
+        <w:rPr>
+          <w:iCs/>
+          <w:i/>
+        </w:rPr>
+        <w:t xml:space="preserve">Nature Biotechnology</w:t>
       </w:r>
       <w:r>
         <w:t xml:space="preserve"> </w:t>
@@ -10359,14 +10481,14 @@
           <w:bCs/>
           <w:b/>
         </w:rPr>
-        <w:t xml:space="preserve">10</w:t>
-      </w:r>
-      <w:r>
-        <w:t xml:space="preserve">, 2611 (2019).</w:t>
+        <w:t xml:space="preserve">42</w:t>
+      </w:r>
+      <w:r>
+        <w:t xml:space="preserve">, 247–252 (2024).</w:t>
       </w:r>
     </w:p>
     <w:bookmarkEnd w:id="112"/>
-    <w:bookmarkStart w:id="114" w:name="ref-song2024scdesign3"/>
+    <w:bookmarkStart w:id="114" w:name="ref-zinati2024groundgan"/>
     <w:p>
       <w:pPr>
         <w:pStyle w:val="Bibliography"/>
@@ -10381,7 +10503,69 @@
         <w:t xml:space="preserve">	</w:t>
       </w:r>
       <w:r>
-        <w:t xml:space="preserve">Song, D.</w:t>
+        <w:t xml:space="preserve">Zinati, Y., Takiddeen, A. &amp; Emad, A.</w:t>
+      </w:r>
+      <w:r>
+        <w:t xml:space="preserve"> </w:t>
+      </w:r>
+      <w:hyperlink r:id="rId113">
+        <w:r>
+          <w:rPr>
+            <w:rStyle w:val="Hyperlink"/>
+          </w:rPr>
+          <w:t xml:space="preserve">GRouNdGAN</w:t>
+        </w:r>
+        <w:r>
+          <w:rPr>
+            <w:rStyle w:val="Hyperlink"/>
+          </w:rPr>
+          <w:t xml:space="preserve">:</w:t>
+        </w:r>
+        <w:r>
+          <w:rPr>
+            <w:rStyle w:val="Hyperlink"/>
+          </w:rPr>
+          <w:t xml:space="preserve"> </w:t>
+        </w:r>
+        <w:r>
+          <w:rPr>
+            <w:rStyle w:val="Hyperlink"/>
+          </w:rPr>
+          <w:t xml:space="preserve">GRN</w:t>
+        </w:r>
+        <w:r>
+          <w:rPr>
+            <w:rStyle w:val="Hyperlink"/>
+          </w:rPr>
+          <w:t xml:space="preserve">-guided simulation of single-cell</w:t>
+        </w:r>
+        <w:r>
+          <w:rPr>
+            <w:rStyle w:val="Hyperlink"/>
+          </w:rPr>
+          <w:t xml:space="preserve"> </w:t>
+        </w:r>
+        <w:r>
+          <w:rPr>
+            <w:rStyle w:val="Hyperlink"/>
+          </w:rPr>
+          <w:t xml:space="preserve">RNA-seq</w:t>
+        </w:r>
+        <w:r>
+          <w:rPr>
+            <w:rStyle w:val="Hyperlink"/>
+          </w:rPr>
+          <w:t xml:space="preserve"> </w:t>
+        </w:r>
+        <w:r>
+          <w:rPr>
+            <w:rStyle w:val="Hyperlink"/>
+          </w:rPr>
+          <w:t xml:space="preserve">data using causal generative adversarial networks</w:t>
+        </w:r>
+      </w:hyperlink>
+      <w:r>
+        <w:t xml:space="preserve">.</w:t>
       </w:r>
       <w:r>
         <w:t xml:space="preserve"> </w:t>
@@ -10391,17 +10575,49 @@
           <w:iCs/>
           <w:i/>
         </w:rPr>
-        <w:t xml:space="preserve">et al.</w:t>
-      </w:r>
-      <w:r>
-        <w:t xml:space="preserve"> </w:t>
-      </w:r>
-      <w:hyperlink r:id="rId113">
-        <w:r>
-          <w:rPr>
-            <w:rStyle w:val="Hyperlink"/>
-          </w:rPr>
-          <w:t xml:space="preserve">scDesign3</w:t>
+        <w:t xml:space="preserve">Nature Communications</w:t>
+      </w:r>
+      <w:r>
+        <w:t xml:space="preserve"> </w:t>
+      </w:r>
+      <w:r>
+        <w:rPr>
+          <w:bCs/>
+          <w:b/>
+        </w:rPr>
+        <w:t xml:space="preserve">15</w:t>
+      </w:r>
+      <w:r>
+        <w:t xml:space="preserve">, 4055 (2024).</w:t>
+      </w:r>
+    </w:p>
+    <w:bookmarkEnd w:id="114"/>
+    <w:bookmarkStart w:id="116" w:name="ref-zhang2019symsim"/>
+    <w:p>
+      <w:pPr>
+        <w:pStyle w:val="Bibliography"/>
+      </w:pPr>
+      <w:r>
+        <w:t xml:space="preserve">20.</w:t>
+      </w:r>
+      <w:r>
+        <w:t xml:space="preserve"> </w:t>
+      </w:r>
+      <w:r>
+        <w:t xml:space="preserve">	</w:t>
+      </w:r>
+      <w:r>
+        <w:t xml:space="preserve">Zhang, X., Xu, C. &amp; Yosef, N.</w:t>
+      </w:r>
+      <w:r>
+        <w:t xml:space="preserve"> </w:t>
+      </w:r>
+      <w:hyperlink r:id="rId115">
+        <w:r>
+          <w:rPr>
+            <w:rStyle w:val="Hyperlink"/>
+          </w:rPr>
+          <w:t xml:space="preserve">Simulating multiple faceted variability in single cell</w:t>
         </w:r>
         <w:r>
           <w:rPr>
@@ -10413,7 +10629,19 @@
           <w:rPr>
             <w:rStyle w:val="Hyperlink"/>
           </w:rPr>
-          <w:t xml:space="preserve">generates realistic in silico data for multimodal single-cell and spatial omics</w:t>
+          <w:t xml:space="preserve">RNA</w:t>
+        </w:r>
+        <w:r>
+          <w:rPr>
+            <w:rStyle w:val="Hyperlink"/>
+          </w:rPr>
+          <w:t xml:space="preserve"> </w:t>
+        </w:r>
+        <w:r>
+          <w:rPr>
+            <w:rStyle w:val="Hyperlink"/>
+          </w:rPr>
+          <w:t xml:space="preserve">sequencing</w:t>
         </w:r>
       </w:hyperlink>
       <w:r>
@@ -10427,7 +10655,7 @@
           <w:iCs/>
           <w:i/>
         </w:rPr>
-        <w:t xml:space="preserve">Nature Biotechnology</w:t>
+        <w:t xml:space="preserve">Nature Communications</w:t>
       </w:r>
       <w:r>
         <w:t xml:space="preserve"> </w:t>
@@ -10437,20 +10665,20 @@
           <w:bCs/>
           <w:b/>
         </w:rPr>
-        <w:t xml:space="preserve">42</w:t>
-      </w:r>
-      <w:r>
-        <w:t xml:space="preserve">, 247–252 (2024).</w:t>
-      </w:r>
-    </w:p>
-    <w:bookmarkEnd w:id="114"/>
-    <w:bookmarkStart w:id="116" w:name="ref-dibaeinia2020"/>
+        <w:t xml:space="preserve">10</w:t>
+      </w:r>
+      <w:r>
+        <w:t xml:space="preserve">, 2611 (2019).</w:t>
+      </w:r>
+    </w:p>
+    <w:bookmarkEnd w:id="116"/>
+    <w:bookmarkStart w:id="118" w:name="ref-dibaeinia2020"/>
     <w:p>
       <w:pPr>
         <w:pStyle w:val="Bibliography"/>
       </w:pPr>
       <w:r>
-        <w:t xml:space="preserve">20.</w:t>
+        <w:t xml:space="preserve">21.</w:t>
       </w:r>
       <w:r>
         <w:t xml:space="preserve"> </w:t>
@@ -10464,7 +10692,7 @@
       <w:r>
         <w:t xml:space="preserve"> </w:t>
       </w:r>
-      <w:hyperlink r:id="rId115">
+      <w:hyperlink r:id="rId117">
         <w:r>
           <w:rPr>
             <w:rStyle w:val="Hyperlink"/>
@@ -10505,14 +10733,14 @@
         <w:t xml:space="preserve">, 252–271 (2020).</w:t>
       </w:r>
     </w:p>
-    <w:bookmarkEnd w:id="116"/>
-    <w:bookmarkStart w:id="118" w:name="ref-cannoodt2021"/>
+    <w:bookmarkEnd w:id="118"/>
+    <w:bookmarkStart w:id="120" w:name="ref-cannoodt2021"/>
     <w:p>
       <w:pPr>
         <w:pStyle w:val="Bibliography"/>
       </w:pPr>
       <w:r>
-        <w:t xml:space="preserve">21.</w:t>
+        <w:t xml:space="preserve">22.</w:t>
       </w:r>
       <w:r>
         <w:t xml:space="preserve"> </w:t>
@@ -10526,7 +10754,7 @@
       <w:r>
         <w:t xml:space="preserve"> </w:t>
       </w:r>
-      <w:hyperlink r:id="rId117">
+      <w:hyperlink r:id="rId119">
         <w:r>
           <w:rPr>
             <w:rStyle w:val="Hyperlink"/>
@@ -10561,14 +10789,14 @@
         <w:t xml:space="preserve">, 3942 (2021).</w:t>
       </w:r>
     </w:p>
-    <w:bookmarkEnd w:id="118"/>
-    <w:bookmarkStart w:id="120" w:name="ref-li2025scmultisim"/>
+    <w:bookmarkEnd w:id="120"/>
+    <w:bookmarkStart w:id="122" w:name="ref-li2025scmultisim"/>
     <w:p>
       <w:pPr>
         <w:pStyle w:val="Bibliography"/>
       </w:pPr>
       <w:r>
-        <w:t xml:space="preserve">22.</w:t>
+        <w:t xml:space="preserve">23.</w:t>
       </w:r>
       <w:r>
         <w:t xml:space="preserve"> </w:t>
@@ -10582,11 +10810,22 @@
       <w:r>
         <w:t xml:space="preserve"> </w:t>
       </w:r>
-      <w:r>
-        <w:t xml:space="preserve">scMultiSim</w:t>
-      </w:r>
-      <w:r>
-        <w:t xml:space="preserve">: Simulation of single-cell multi-omics and spatial data guided by gene regulatory networks and cell–cell interactions.</w:t>
+      <w:hyperlink r:id="rId121">
+        <w:r>
+          <w:rPr>
+            <w:rStyle w:val="Hyperlink"/>
+          </w:rPr>
+          <w:t xml:space="preserve">scMultiSim</w:t>
+        </w:r>
+        <w:r>
+          <w:rPr>
+            <w:rStyle w:val="Hyperlink"/>
+          </w:rPr>
+          <w:t xml:space="preserve">: Simulation of single-cell multi-omics and spatial data guided by gene regulatory networks and cell–cell interactions</w:t>
+        </w:r>
+      </w:hyperlink>
+      <w:r>
+        <w:t xml:space="preserve">.</w:t>
       </w:r>
       <w:r>
         <w:t xml:space="preserve"> </w:t>
@@ -10601,40 +10840,25 @@
       <w:r>
         <w:t xml:space="preserve"> </w:t>
       </w:r>
-      <w:hyperlink r:id="rId119">
-        <w:r>
-          <w:rPr>
-            <w:rStyle w:val="Hyperlink"/>
-          </w:rPr>
-          <w:t xml:space="preserve">https://doi.org/10.1038/s41592-025-02651-0</w:t>
-        </w:r>
-      </w:hyperlink>
-      <w:r>
-        <w:t xml:space="preserve"> </w:t>
-      </w:r>
-      <w:r>
-        <w:t xml:space="preserve">(2025) doi:</w:t>
-      </w:r>
-      <w:hyperlink r:id="rId119">
-        <w:r>
-          <w:rPr>
-            <w:rStyle w:val="Hyperlink"/>
-          </w:rPr>
-          <w:t xml:space="preserve">10.1038/s41592-025-02651-0</w:t>
-        </w:r>
-      </w:hyperlink>
-      <w:r>
-        <w:t xml:space="preserve">.</w:t>
-      </w:r>
-    </w:p>
-    <w:bookmarkEnd w:id="120"/>
-    <w:bookmarkStart w:id="122" w:name="ref-zinati2024groundgan"/>
+      <w:r>
+        <w:rPr>
+          <w:bCs/>
+          <w:b/>
+        </w:rPr>
+        <w:t xml:space="preserve">22</w:t>
+      </w:r>
+      <w:r>
+        <w:t xml:space="preserve">, 982–993 (2025).</w:t>
+      </w:r>
+    </w:p>
+    <w:bookmarkEnd w:id="122"/>
+    <w:bookmarkStart w:id="124" w:name="ref-pan2022tedsim"/>
     <w:p>
       <w:pPr>
         <w:pStyle w:val="Bibliography"/>
       </w:pPr>
       <w:r>
-        <w:t xml:space="preserve">23.</w:t>
+        <w:t xml:space="preserve">24.</w:t>
       </w:r>
       <w:r>
         <w:t xml:space="preserve"> </w:t>
@@ -10643,23 +10867,23 @@
         <w:t xml:space="preserve">	</w:t>
       </w:r>
       <w:r>
-        <w:t xml:space="preserve">Zinati, Y., Takiddeen, A. &amp; Emad, A.</w:t>
-      </w:r>
-      <w:r>
-        <w:t xml:space="preserve"> </w:t>
-      </w:r>
-      <w:hyperlink r:id="rId121">
-        <w:r>
-          <w:rPr>
-            <w:rStyle w:val="Hyperlink"/>
-          </w:rPr>
-          <w:t xml:space="preserve">GRouNdGAN</w:t>
-        </w:r>
-        <w:r>
-          <w:rPr>
-            <w:rStyle w:val="Hyperlink"/>
-          </w:rPr>
-          <w:t xml:space="preserve">:</w:t>
+        <w:t xml:space="preserve">Pan, X., Li, H. &amp; Zhang, X.</w:t>
+      </w:r>
+      <w:r>
+        <w:t xml:space="preserve"> </w:t>
+      </w:r>
+      <w:hyperlink r:id="rId123">
+        <w:r>
+          <w:rPr>
+            <w:rStyle w:val="Hyperlink"/>
+          </w:rPr>
+          <w:t xml:space="preserve">TedSim</w:t>
+        </w:r>
+        <w:r>
+          <w:rPr>
+            <w:rStyle w:val="Hyperlink"/>
+          </w:rPr>
+          <w:t xml:space="preserve">: Temporal dynamics simulation of single-cell</w:t>
         </w:r>
         <w:r>
           <w:rPr>
@@ -10671,13 +10895,7 @@
           <w:rPr>
             <w:rStyle w:val="Hyperlink"/>
           </w:rPr>
-          <w:t xml:space="preserve">GRN</w:t>
-        </w:r>
-        <w:r>
-          <w:rPr>
-            <w:rStyle w:val="Hyperlink"/>
-          </w:rPr>
-          <w:t xml:space="preserve">-guided simulation of single-cell</w:t>
+          <w:t xml:space="preserve">RNA</w:t>
         </w:r>
         <w:r>
           <w:rPr>
@@ -10689,19 +10907,7 @@
           <w:rPr>
             <w:rStyle w:val="Hyperlink"/>
           </w:rPr>
-          <w:t xml:space="preserve">RNA-seq</w:t>
-        </w:r>
-        <w:r>
-          <w:rPr>
-            <w:rStyle w:val="Hyperlink"/>
-          </w:rPr>
-          <w:t xml:space="preserve"> </w:t>
-        </w:r>
-        <w:r>
-          <w:rPr>
-            <w:rStyle w:val="Hyperlink"/>
-          </w:rPr>
-          <w:t xml:space="preserve">data using causal generative adversarial networks</w:t>
+          <w:t xml:space="preserve">sequencing data and cell division history</w:t>
         </w:r>
       </w:hyperlink>
       <w:r>
@@ -10715,7 +10921,7 @@
           <w:iCs/>
           <w:i/>
         </w:rPr>
-        <w:t xml:space="preserve">Nature Communications</w:t>
+        <w:t xml:space="preserve">Nucleic Acids Research</w:t>
       </w:r>
       <w:r>
         <w:t xml:space="preserve"> </w:t>
@@ -10725,20 +10931,20 @@
           <w:bCs/>
           <w:b/>
         </w:rPr>
-        <w:t xml:space="preserve">15</w:t>
-      </w:r>
-      <w:r>
-        <w:t xml:space="preserve">, 4055 (2024).</w:t>
-      </w:r>
-    </w:p>
-    <w:bookmarkEnd w:id="122"/>
-    <w:bookmarkStart w:id="124" w:name="ref-pan2022tedsim"/>
+        <w:t xml:space="preserve">50</w:t>
+      </w:r>
+      <w:r>
+        <w:t xml:space="preserve">, 4272–4288 (2022).</w:t>
+      </w:r>
+    </w:p>
+    <w:bookmarkEnd w:id="124"/>
+    <w:bookmarkStart w:id="126" w:name="ref-jones2020cassiopeia"/>
     <w:p>
       <w:pPr>
         <w:pStyle w:val="Bibliography"/>
       </w:pPr>
       <w:r>
-        <w:t xml:space="preserve">24.</w:t>
+        <w:t xml:space="preserve">25.</w:t>
       </w:r>
       <w:r>
         <w:t xml:space="preserve"> </w:t>
@@ -10747,51 +10953,7 @@
         <w:t xml:space="preserve">	</w:t>
       </w:r>
       <w:r>
-        <w:t xml:space="preserve">Pan, X., Li, H. &amp; Zhang, X.</w:t>
-      </w:r>
-      <w:r>
-        <w:t xml:space="preserve"> </w:t>
-      </w:r>
-      <w:hyperlink r:id="rId123">
-        <w:r>
-          <w:rPr>
-            <w:rStyle w:val="Hyperlink"/>
-          </w:rPr>
-          <w:t xml:space="preserve">TedSim</w:t>
-        </w:r>
-        <w:r>
-          <w:rPr>
-            <w:rStyle w:val="Hyperlink"/>
-          </w:rPr>
-          <w:t xml:space="preserve">: Temporal dynamics simulation of single-cell</w:t>
-        </w:r>
-        <w:r>
-          <w:rPr>
-            <w:rStyle w:val="Hyperlink"/>
-          </w:rPr>
-          <w:t xml:space="preserve"> </w:t>
-        </w:r>
-        <w:r>
-          <w:rPr>
-            <w:rStyle w:val="Hyperlink"/>
-          </w:rPr>
-          <w:t xml:space="preserve">RNA</w:t>
-        </w:r>
-        <w:r>
-          <w:rPr>
-            <w:rStyle w:val="Hyperlink"/>
-          </w:rPr>
-          <w:t xml:space="preserve"> </w:t>
-        </w:r>
-        <w:r>
-          <w:rPr>
-            <w:rStyle w:val="Hyperlink"/>
-          </w:rPr>
-          <w:t xml:space="preserve">sequencing data and cell division history</w:t>
-        </w:r>
-      </w:hyperlink>
-      <w:r>
-        <w:t xml:space="preserve">.</w:t>
+        <w:t xml:space="preserve">Jones, M. G.</w:t>
       </w:r>
       <w:r>
         <w:t xml:space="preserve"> </w:t>
@@ -10801,7 +10963,43 @@
           <w:iCs/>
           <w:i/>
         </w:rPr>
-        <w:t xml:space="preserve">Nucleic Acids Research</w:t>
+        <w:t xml:space="preserve">et al.</w:t>
+      </w:r>
+      <w:r>
+        <w:t xml:space="preserve"> </w:t>
+      </w:r>
+      <w:hyperlink r:id="rId125">
+        <w:r>
+          <w:rPr>
+            <w:rStyle w:val="Hyperlink"/>
+          </w:rPr>
+          <w:t xml:space="preserve">Inference of single-cell phylogenies from lineage tracing data using</w:t>
+        </w:r>
+        <w:r>
+          <w:rPr>
+            <w:rStyle w:val="Hyperlink"/>
+          </w:rPr>
+          <w:t xml:space="preserve"> </w:t>
+        </w:r>
+        <w:r>
+          <w:rPr>
+            <w:rStyle w:val="Hyperlink"/>
+          </w:rPr>
+          <w:t xml:space="preserve">Cassiopeia</w:t>
+        </w:r>
+      </w:hyperlink>
+      <w:r>
+        <w:t xml:space="preserve">.</w:t>
+      </w:r>
+      <w:r>
+        <w:t xml:space="preserve"> </w:t>
+      </w:r>
+      <w:r>
+        <w:rPr>
+          <w:iCs/>
+          <w:i/>
+        </w:rPr>
+        <w:t xml:space="preserve">Genome Biology</w:t>
       </w:r>
       <w:r>
         <w:t xml:space="preserve"> </w:t>
@@ -10811,20 +11009,20 @@
           <w:bCs/>
           <w:b/>
         </w:rPr>
-        <w:t xml:space="preserve">50</w:t>
-      </w:r>
-      <w:r>
-        <w:t xml:space="preserve">, 4272–4288 (2022).</w:t>
-      </w:r>
-    </w:p>
-    <w:bookmarkEnd w:id="124"/>
-    <w:bookmarkStart w:id="126" w:name="ref-jones2020cassiopeia"/>
+        <w:t xml:space="preserve">21</w:t>
+      </w:r>
+      <w:r>
+        <w:t xml:space="preserve">, 92 (2020).</w:t>
+      </w:r>
+    </w:p>
+    <w:bookmarkEnd w:id="126"/>
+    <w:bookmarkStart w:id="128" w:name="ref-pratapa2020"/>
     <w:p>
       <w:pPr>
         <w:pStyle w:val="Bibliography"/>
       </w:pPr>
       <w:r>
-        <w:t xml:space="preserve">25.</w:t>
+        <w:t xml:space="preserve">26.</w:t>
       </w:r>
       <w:r>
         <w:t xml:space="preserve"> </w:t>
@@ -10833,7 +11031,21 @@
         <w:t xml:space="preserve">	</w:t>
       </w:r>
       <w:r>
-        <w:t xml:space="preserve">Jones, M. G.</w:t>
+        <w:t xml:space="preserve">Pratapa, A., Jalihal, A. P., Law, J. N., Bharadwaj, A. &amp; Murali, T. M.</w:t>
+      </w:r>
+      <w:r>
+        <w:t xml:space="preserve"> </w:t>
+      </w:r>
+      <w:hyperlink r:id="rId127">
+        <w:r>
+          <w:rPr>
+            <w:rStyle w:val="Hyperlink"/>
+          </w:rPr>
+          <w:t xml:space="preserve">Benchmarking algorithms for gene regulatory network inference from single-cell transcriptomic data</w:t>
+        </w:r>
+      </w:hyperlink>
+      <w:r>
+        <w:t xml:space="preserve">.</w:t>
       </w:r>
       <w:r>
         <w:t xml:space="preserve"> </w:t>
@@ -10843,29 +11055,49 @@
           <w:iCs/>
           <w:i/>
         </w:rPr>
-        <w:t xml:space="preserve">et al.</w:t>
-      </w:r>
-      <w:r>
-        <w:t xml:space="preserve"> </w:t>
-      </w:r>
-      <w:hyperlink r:id="rId125">
-        <w:r>
-          <w:rPr>
-            <w:rStyle w:val="Hyperlink"/>
-          </w:rPr>
-          <w:t xml:space="preserve">Inference of single-cell phylogenies from lineage tracing data using</w:t>
-        </w:r>
-        <w:r>
-          <w:rPr>
-            <w:rStyle w:val="Hyperlink"/>
-          </w:rPr>
-          <w:t xml:space="preserve"> </w:t>
-        </w:r>
-        <w:r>
-          <w:rPr>
-            <w:rStyle w:val="Hyperlink"/>
-          </w:rPr>
-          <w:t xml:space="preserve">Cassiopeia</w:t>
+        <w:t xml:space="preserve">Nature Methods</w:t>
+      </w:r>
+      <w:r>
+        <w:t xml:space="preserve"> </w:t>
+      </w:r>
+      <w:r>
+        <w:rPr>
+          <w:bCs/>
+          <w:b/>
+        </w:rPr>
+        <w:t xml:space="preserve">17</w:t>
+      </w:r>
+      <w:r>
+        <w:t xml:space="preserve">, 147–154 (2020).</w:t>
+      </w:r>
+    </w:p>
+    <w:bookmarkEnd w:id="128"/>
+    <w:bookmarkStart w:id="130" w:name="ref-bertaux2018"/>
+    <w:p>
+      <w:pPr>
+        <w:pStyle w:val="Bibliography"/>
+      </w:pPr>
+      <w:r>
+        <w:t xml:space="preserve">27.</w:t>
+      </w:r>
+      <w:r>
+        <w:t xml:space="preserve"> </w:t>
+      </w:r>
+      <w:r>
+        <w:t xml:space="preserve">	</w:t>
+      </w:r>
+      <w:r>
+        <w:t xml:space="preserve">Bertaux, F., Marguerat, S. &amp; Shahrezaei, V.</w:t>
+      </w:r>
+      <w:r>
+        <w:t xml:space="preserve"> </w:t>
+      </w:r>
+      <w:hyperlink r:id="rId129">
+        <w:r>
+          <w:rPr>
+            <w:rStyle w:val="Hyperlink"/>
+          </w:rPr>
+          <w:t xml:space="preserve">Division rate, cell size and proteome allocation: Impact on gene expression noise and implications for the dynamics of genetic circuits</w:t>
         </w:r>
       </w:hyperlink>
       <w:r>
@@ -10879,7 +11111,7 @@
           <w:iCs/>
           <w:i/>
         </w:rPr>
-        <w:t xml:space="preserve">Genome Biology</w:t>
+        <w:t xml:space="preserve">Royal Society Open Science</w:t>
       </w:r>
       <w:r>
         <w:t xml:space="preserve"> </w:t>
@@ -10889,20 +11121,20 @@
           <w:bCs/>
           <w:b/>
         </w:rPr>
-        <w:t xml:space="preserve">21</w:t>
-      </w:r>
-      <w:r>
-        <w:t xml:space="preserve">, 92 (2020).</w:t>
-      </w:r>
-    </w:p>
-    <w:bookmarkEnd w:id="126"/>
-    <w:bookmarkStart w:id="128" w:name="ref-pratapa2020"/>
+        <w:t xml:space="preserve">5</w:t>
+      </w:r>
+      <w:r>
+        <w:t xml:space="preserve">, 172234 (2018).</w:t>
+      </w:r>
+    </w:p>
+    <w:bookmarkEnd w:id="130"/>
+    <w:bookmarkStart w:id="132" w:name="ref-piho2025abm"/>
     <w:p>
       <w:pPr>
         <w:pStyle w:val="Bibliography"/>
       </w:pPr>
       <w:r>
-        <w:t xml:space="preserve">26.</w:t>
+        <w:t xml:space="preserve">28.</w:t>
       </w:r>
       <w:r>
         <w:t xml:space="preserve"> </w:t>
@@ -10911,17 +11143,23 @@
         <w:t xml:space="preserve">	</w:t>
       </w:r>
       <w:r>
-        <w:t xml:space="preserve">Pratapa, A., Jalihal, A. P., Law, J. N., Bharadwaj, A. &amp; Murali, T. M.</w:t>
-      </w:r>
-      <w:r>
-        <w:t xml:space="preserve"> </w:t>
-      </w:r>
-      <w:hyperlink r:id="rId127">
-        <w:r>
-          <w:rPr>
-            <w:rStyle w:val="Hyperlink"/>
-          </w:rPr>
-          <w:t xml:space="preserve">Benchmarking algorithms for gene regulatory network inference from single-cell transcriptomic data</w:t>
+        <w:t xml:space="preserve">Piho, P. &amp; Thomas, P.</w:t>
+      </w:r>
+      <w:r>
+        <w:t xml:space="preserve"> </w:t>
+      </w:r>
+      <w:hyperlink r:id="rId131">
+        <w:r>
+          <w:rPr>
+            <w:rStyle w:val="Hyperlink"/>
+          </w:rPr>
+          <w:t xml:space="preserve">AgentBasedModeling.jl</w:t>
+        </w:r>
+        <w:r>
+          <w:rPr>
+            <w:rStyle w:val="Hyperlink"/>
+          </w:rPr>
+          <w:t xml:space="preserve">: A tool for stochastic simulation of structured population dynamics</w:t>
         </w:r>
       </w:hyperlink>
       <w:r>
@@ -10935,7 +11173,7 @@
           <w:iCs/>
           <w:i/>
         </w:rPr>
-        <w:t xml:space="preserve">Nature Methods</w:t>
+        <w:t xml:space="preserve">PLoS Computational Biology</w:t>
       </w:r>
       <w:r>
         <w:t xml:space="preserve"> </w:t>
@@ -10945,20 +11183,20 @@
           <w:bCs/>
           <w:b/>
         </w:rPr>
-        <w:t xml:space="preserve">17</w:t>
-      </w:r>
-      <w:r>
-        <w:t xml:space="preserve">, 147–154 (2020).</w:t>
-      </w:r>
-    </w:p>
-    <w:bookmarkEnd w:id="128"/>
-    <w:bookmarkStart w:id="130" w:name="ref-bertaux2018"/>
+        <w:t xml:space="preserve">22</w:t>
+      </w:r>
+      <w:r>
+        <w:t xml:space="preserve">, e1014366 (2026).</w:t>
+      </w:r>
+    </w:p>
+    <w:bookmarkEnd w:id="132"/>
+    <w:bookmarkStart w:id="134" w:name="ref-piho2024feedback"/>
     <w:p>
       <w:pPr>
         <w:pStyle w:val="Bibliography"/>
       </w:pPr>
       <w:r>
-        <w:t xml:space="preserve">27.</w:t>
+        <w:t xml:space="preserve">29.</w:t>
       </w:r>
       <w:r>
         <w:t xml:space="preserve"> </w:t>
@@ -10967,17 +11205,17 @@
         <w:t xml:space="preserve">	</w:t>
       </w:r>
       <w:r>
-        <w:t xml:space="preserve">Bertaux, F., Marguerat, S. &amp; Shahrezaei, V.</w:t>
-      </w:r>
-      <w:r>
-        <w:t xml:space="preserve"> </w:t>
-      </w:r>
-      <w:hyperlink r:id="rId129">
-        <w:r>
-          <w:rPr>
-            <w:rStyle w:val="Hyperlink"/>
-          </w:rPr>
-          <w:t xml:space="preserve">Division rate, cell size and proteome allocation: Impact on gene expression noise and implications for the dynamics of genetic circuits</w:t>
+        <w:t xml:space="preserve">Piho, P. &amp; Thomas, P.</w:t>
+      </w:r>
+      <w:r>
+        <w:t xml:space="preserve"> </w:t>
+      </w:r>
+      <w:hyperlink r:id="rId133">
+        <w:r>
+          <w:rPr>
+            <w:rStyle w:val="Hyperlink"/>
+          </w:rPr>
+          <w:t xml:space="preserve">Feedback between stochastic gene networks and population dynamics enables cellular decision-making</w:t>
         </w:r>
       </w:hyperlink>
       <w:r>
@@ -10991,7 +11229,7 @@
           <w:iCs/>
           <w:i/>
         </w:rPr>
-        <w:t xml:space="preserve">Royal Society Open Science</w:t>
+        <w:t xml:space="preserve">Science Advances</w:t>
       </w:r>
       <w:r>
         <w:t xml:space="preserve"> </w:t>
@@ -11001,20 +11239,20 @@
           <w:bCs/>
           <w:b/>
         </w:rPr>
-        <w:t xml:space="preserve">5</w:t>
-      </w:r>
-      <w:r>
-        <w:t xml:space="preserve">, 172234 (2018).</w:t>
-      </w:r>
-    </w:p>
-    <w:bookmarkEnd w:id="130"/>
-    <w:bookmarkStart w:id="132" w:name="ref-piho2025abm"/>
+        <w:t xml:space="preserve">10</w:t>
+      </w:r>
+      <w:r>
+        <w:t xml:space="preserve">, eadl4895 (2024).</w:t>
+      </w:r>
+    </w:p>
+    <w:bookmarkEnd w:id="134"/>
+    <w:bookmarkStart w:id="136" w:name="ref-thomas2021"/>
     <w:p>
       <w:pPr>
         <w:pStyle w:val="Bibliography"/>
       </w:pPr>
       <w:r>
-        <w:t xml:space="preserve">28.</w:t>
+        <w:t xml:space="preserve">30.</w:t>
       </w:r>
       <w:r>
         <w:t xml:space="preserve"> </w:t>
@@ -11023,23 +11261,17 @@
         <w:t xml:space="preserve">	</w:t>
       </w:r>
       <w:r>
-        <w:t xml:space="preserve">Piho, P. &amp; Thomas, P.</w:t>
-      </w:r>
-      <w:r>
-        <w:t xml:space="preserve"> </w:t>
-      </w:r>
-      <w:hyperlink r:id="rId131">
-        <w:r>
-          <w:rPr>
-            <w:rStyle w:val="Hyperlink"/>
-          </w:rPr>
-          <w:t xml:space="preserve">AgentBasedModeling.jl</w:t>
-        </w:r>
-        <w:r>
-          <w:rPr>
-            <w:rStyle w:val="Hyperlink"/>
-          </w:rPr>
-          <w:t xml:space="preserve">: A tool for stochastic simulation of structured population dynamics</w:t>
+        <w:t xml:space="preserve">Thomas, P. &amp; Shahrezaei, V.</w:t>
+      </w:r>
+      <w:r>
+        <w:t xml:space="preserve"> </w:t>
+      </w:r>
+      <w:hyperlink r:id="rId135">
+        <w:r>
+          <w:rPr>
+            <w:rStyle w:val="Hyperlink"/>
+          </w:rPr>
+          <w:t xml:space="preserve">Coordination of gene expression noise with cell size: Analytical results for agent-based models of growing cell populations</w:t>
         </w:r>
       </w:hyperlink>
       <w:r>
@@ -11053,7 +11285,7 @@
           <w:iCs/>
           <w:i/>
         </w:rPr>
-        <w:t xml:space="preserve">PLoS Computational Biology</w:t>
+        <w:t xml:space="preserve">Journal of the Royal Society Interface</w:t>
       </w:r>
       <w:r>
         <w:t xml:space="preserve"> </w:t>
@@ -11063,20 +11295,20 @@
           <w:bCs/>
           <w:b/>
         </w:rPr>
-        <w:t xml:space="preserve">22</w:t>
-      </w:r>
-      <w:r>
-        <w:t xml:space="preserve">, e1014366 (2026).</w:t>
-      </w:r>
-    </w:p>
-    <w:bookmarkEnd w:id="132"/>
-    <w:bookmarkStart w:id="134" w:name="ref-piho2024feedback"/>
+        <w:t xml:space="preserve">18</w:t>
+      </w:r>
+      <w:r>
+        <w:t xml:space="preserve">, 20210274 (2021).</w:t>
+      </w:r>
+    </w:p>
+    <w:bookmarkEnd w:id="136"/>
+    <w:bookmarkStart w:id="138" w:name="ref-ghaffarizadeh2018"/>
     <w:p>
       <w:pPr>
         <w:pStyle w:val="Bibliography"/>
       </w:pPr>
       <w:r>
-        <w:t xml:space="preserve">29.</w:t>
+        <w:t xml:space="preserve">31.</w:t>
       </w:r>
       <w:r>
         <w:t xml:space="preserve"> </w:t>
@@ -11085,17 +11317,41 @@
         <w:t xml:space="preserve">	</w:t>
       </w:r>
       <w:r>
-        <w:t xml:space="preserve">Piho, P. &amp; Thomas, P.</w:t>
-      </w:r>
-      <w:r>
-        <w:t xml:space="preserve"> </w:t>
-      </w:r>
-      <w:hyperlink r:id="rId133">
-        <w:r>
-          <w:rPr>
-            <w:rStyle w:val="Hyperlink"/>
-          </w:rPr>
-          <w:t xml:space="preserve">Feedback between stochastic gene networks and population dynamics enables cellular decision-making</w:t>
+        <w:t xml:space="preserve">Ghaffarizadeh, A., Heiland, R., Friedman, S. H., Mumenthaler, S. M. &amp; Macklin, P.</w:t>
+      </w:r>
+      <w:r>
+        <w:t xml:space="preserve"> </w:t>
+      </w:r>
+      <w:hyperlink r:id="rId137">
+        <w:r>
+          <w:rPr>
+            <w:rStyle w:val="Hyperlink"/>
+          </w:rPr>
+          <w:t xml:space="preserve">PhysiCell</w:t>
+        </w:r>
+        <w:r>
+          <w:rPr>
+            <w:rStyle w:val="Hyperlink"/>
+          </w:rPr>
+          <w:t xml:space="preserve">: An open source physics-based cell simulator for 3-</w:t>
+        </w:r>
+        <w:r>
+          <w:rPr>
+            <w:rStyle w:val="Hyperlink"/>
+          </w:rPr>
+          <w:t xml:space="preserve">D</w:t>
+        </w:r>
+        <w:r>
+          <w:rPr>
+            <w:rStyle w:val="Hyperlink"/>
+          </w:rPr>
+          <w:t xml:space="preserve"> </w:t>
+        </w:r>
+        <w:r>
+          <w:rPr>
+            <w:rStyle w:val="Hyperlink"/>
+          </w:rPr>
+          <w:t xml:space="preserve">multicellular systems</w:t>
         </w:r>
       </w:hyperlink>
       <w:r>
@@ -11109,7 +11365,7 @@
           <w:iCs/>
           <w:i/>
         </w:rPr>
-        <w:t xml:space="preserve">Science Advances</w:t>
+        <w:t xml:space="preserve">PLoS Computational Biology</w:t>
       </w:r>
       <w:r>
         <w:t xml:space="preserve"> </w:t>
@@ -11119,20 +11375,20 @@
           <w:bCs/>
           <w:b/>
         </w:rPr>
-        <w:t xml:space="preserve">10</w:t>
-      </w:r>
-      <w:r>
-        <w:t xml:space="preserve">, eadl4895 (2024).</w:t>
-      </w:r>
-    </w:p>
-    <w:bookmarkEnd w:id="134"/>
-    <w:bookmarkStart w:id="136" w:name="ref-thomas2021"/>
+        <w:t xml:space="preserve">14</w:t>
+      </w:r>
+      <w:r>
+        <w:t xml:space="preserve">, e1005991 (2018).</w:t>
+      </w:r>
+    </w:p>
+    <w:bookmarkEnd w:id="138"/>
+    <w:bookmarkStart w:id="140" w:name="ref-poncedeleon2023"/>
     <w:p>
       <w:pPr>
         <w:pStyle w:val="Bibliography"/>
       </w:pPr>
       <w:r>
-        <w:t xml:space="preserve">30.</w:t>
+        <w:t xml:space="preserve">32.</w:t>
       </w:r>
       <w:r>
         <w:t xml:space="preserve"> </w:t>
@@ -11141,21 +11397,7 @@
         <w:t xml:space="preserve">	</w:t>
       </w:r>
       <w:r>
-        <w:t xml:space="preserve">Thomas, P. &amp; Shahrezaei, V.</w:t>
-      </w:r>
-      <w:r>
-        <w:t xml:space="preserve"> </w:t>
-      </w:r>
-      <w:hyperlink r:id="rId135">
-        <w:r>
-          <w:rPr>
-            <w:rStyle w:val="Hyperlink"/>
-          </w:rPr>
-          <w:t xml:space="preserve">Coordination of gene expression noise with cell size: Analytical results for agent-based models of growing cell populations</w:t>
-        </w:r>
-      </w:hyperlink>
-      <w:r>
-        <w:t xml:space="preserve">.</w:t>
+        <w:t xml:space="preserve">Ponce-de-Leon, M.</w:t>
       </w:r>
       <w:r>
         <w:t xml:space="preserve"> </w:t>
@@ -11165,7 +11407,67 @@
           <w:iCs/>
           <w:i/>
         </w:rPr>
-        <w:t xml:space="preserve">Journal of the Royal Society Interface</w:t>
+        <w:t xml:space="preserve">et al.</w:t>
+      </w:r>
+      <w:r>
+        <w:t xml:space="preserve"> </w:t>
+      </w:r>
+      <w:hyperlink r:id="rId139">
+        <w:r>
+          <w:rPr>
+            <w:rStyle w:val="Hyperlink"/>
+          </w:rPr>
+          <w:t xml:space="preserve">PhysiBoSS</w:t>
+        </w:r>
+        <w:r>
+          <w:rPr>
+            <w:rStyle w:val="Hyperlink"/>
+          </w:rPr>
+          <w:t xml:space="preserve"> </w:t>
+        </w:r>
+        <w:r>
+          <w:rPr>
+            <w:rStyle w:val="Hyperlink"/>
+          </w:rPr>
+          <w:t xml:space="preserve">2.0: A sustainable integration of stochastic</w:t>
+        </w:r>
+        <w:r>
+          <w:rPr>
+            <w:rStyle w:val="Hyperlink"/>
+          </w:rPr>
+          <w:t xml:space="preserve"> </w:t>
+        </w:r>
+        <w:r>
+          <w:rPr>
+            <w:rStyle w:val="Hyperlink"/>
+          </w:rPr>
+          <w:t xml:space="preserve">Boolean</w:t>
+        </w:r>
+        <w:r>
+          <w:rPr>
+            <w:rStyle w:val="Hyperlink"/>
+          </w:rPr>
+          <w:t xml:space="preserve"> </w:t>
+        </w:r>
+        <w:r>
+          <w:rPr>
+            <w:rStyle w:val="Hyperlink"/>
+          </w:rPr>
+          <w:t xml:space="preserve">and agent-based modelling frameworks</w:t>
+        </w:r>
+      </w:hyperlink>
+      <w:r>
+        <w:t xml:space="preserve">.</w:t>
+      </w:r>
+      <w:r>
+        <w:t xml:space="preserve"> </w:t>
+      </w:r>
+      <w:r>
+        <w:rPr>
+          <w:iCs/>
+          <w:i/>
+        </w:rPr>
+        <w:t xml:space="preserve">npj Systems Biology and Applications</w:t>
       </w:r>
       <w:r>
         <w:t xml:space="preserve"> </w:t>
@@ -11175,20 +11477,20 @@
           <w:bCs/>
           <w:b/>
         </w:rPr>
-        <w:t xml:space="preserve">18</w:t>
-      </w:r>
-      <w:r>
-        <w:t xml:space="preserve">, 20210274 (2021).</w:t>
-      </w:r>
-    </w:p>
-    <w:bookmarkEnd w:id="136"/>
-    <w:bookmarkStart w:id="138" w:name="ref-ghaffarizadeh2018"/>
+        <w:t xml:space="preserve">9</w:t>
+      </w:r>
+      <w:r>
+        <w:t xml:space="preserve">, 54 (2023).</w:t>
+      </w:r>
+    </w:p>
+    <w:bookmarkEnd w:id="140"/>
+    <w:bookmarkStart w:id="142" w:name="ref-lasri2022"/>
     <w:p>
       <w:pPr>
         <w:pStyle w:val="Bibliography"/>
       </w:pPr>
       <w:r>
-        <w:t xml:space="preserve">31.</w:t>
+        <w:t xml:space="preserve">33.</w:t>
       </w:r>
       <w:r>
         <w:t xml:space="preserve"> </w:t>
@@ -11197,29 +11499,17 @@
         <w:t xml:space="preserve">	</w:t>
       </w:r>
       <w:r>
-        <w:t xml:space="preserve">Ghaffarizadeh, A., Heiland, R., Friedman, S. H., Mumenthaler, S. M. &amp; Macklin, P.</w:t>
-      </w:r>
-      <w:r>
-        <w:t xml:space="preserve"> </w:t>
-      </w:r>
-      <w:hyperlink r:id="rId137">
-        <w:r>
-          <w:rPr>
-            <w:rStyle w:val="Hyperlink"/>
-          </w:rPr>
-          <w:t xml:space="preserve">PhysiCell</w:t>
-        </w:r>
-        <w:r>
-          <w:rPr>
-            <w:rStyle w:val="Hyperlink"/>
-          </w:rPr>
-          <w:t xml:space="preserve">: An open source physics-based cell simulator for 3-</w:t>
-        </w:r>
-        <w:r>
-          <w:rPr>
-            <w:rStyle w:val="Hyperlink"/>
-          </w:rPr>
-          <w:t xml:space="preserve">D</w:t>
+        <w:t xml:space="preserve">Lasri, A., Shahrezaei, V. &amp; Sturrock, M.</w:t>
+      </w:r>
+      <w:r>
+        <w:t xml:space="preserve"> </w:t>
+      </w:r>
+      <w:hyperlink r:id="rId141">
+        <w:r>
+          <w:rPr>
+            <w:rStyle w:val="Hyperlink"/>
+          </w:rPr>
+          <w:t xml:space="preserve">Benchmarking imputation methods for network inference using a novel method of synthetic</w:t>
         </w:r>
         <w:r>
           <w:rPr>
@@ -11231,7 +11521,19 @@
           <w:rPr>
             <w:rStyle w:val="Hyperlink"/>
           </w:rPr>
-          <w:t xml:space="preserve">multicellular systems</w:t>
+          <w:t xml:space="preserve">scRNA-seq</w:t>
+        </w:r>
+        <w:r>
+          <w:rPr>
+            <w:rStyle w:val="Hyperlink"/>
+          </w:rPr>
+          <w:t xml:space="preserve"> </w:t>
+        </w:r>
+        <w:r>
+          <w:rPr>
+            <w:rStyle w:val="Hyperlink"/>
+          </w:rPr>
+          <w:t xml:space="preserve">data generation</w:t>
         </w:r>
       </w:hyperlink>
       <w:r>
@@ -11245,7 +11547,7 @@
           <w:iCs/>
           <w:i/>
         </w:rPr>
-        <w:t xml:space="preserve">PLoS Computational Biology</w:t>
+        <w:t xml:space="preserve">BMC Bioinformatics</w:t>
       </w:r>
       <w:r>
         <w:t xml:space="preserve"> </w:t>
@@ -11255,20 +11557,20 @@
           <w:bCs/>
           <w:b/>
         </w:rPr>
-        <w:t xml:space="preserve">14</w:t>
-      </w:r>
-      <w:r>
-        <w:t xml:space="preserve">, e1005991 (2018).</w:t>
-      </w:r>
-    </w:p>
-    <w:bookmarkEnd w:id="138"/>
-    <w:bookmarkStart w:id="140" w:name="ref-poncedeleon2023"/>
+        <w:t xml:space="preserve">23</w:t>
+      </w:r>
+      <w:r>
+        <w:t xml:space="preserve">, 236 (2022).</w:t>
+      </w:r>
+    </w:p>
+    <w:bookmarkEnd w:id="142"/>
+    <w:bookmarkStart w:id="144" w:name="ref-peccoud1995"/>
     <w:p>
       <w:pPr>
         <w:pStyle w:val="Bibliography"/>
       </w:pPr>
       <w:r>
-        <w:t xml:space="preserve">32.</w:t>
+        <w:t xml:space="preserve">34.</w:t>
       </w:r>
       <w:r>
         <w:t xml:space="preserve"> </w:t>
@@ -11277,7 +11579,21 @@
         <w:t xml:space="preserve">	</w:t>
       </w:r>
       <w:r>
-        <w:t xml:space="preserve">Ponce-de-Leon, M.</w:t>
+        <w:t xml:space="preserve">Peccoud, J. &amp; Ycart, B.</w:t>
+      </w:r>
+      <w:r>
+        <w:t xml:space="preserve"> </w:t>
+      </w:r>
+      <w:hyperlink r:id="rId143">
+        <w:r>
+          <w:rPr>
+            <w:rStyle w:val="Hyperlink"/>
+          </w:rPr>
+          <w:t xml:space="preserve">Markovian modeling of gene-product synthesis</w:t>
+        </w:r>
+      </w:hyperlink>
+      <w:r>
+        <w:t xml:space="preserve">.</w:t>
       </w:r>
       <w:r>
         <w:t xml:space="preserve"> </w:t>
@@ -11287,53 +11603,49 @@
           <w:iCs/>
           <w:i/>
         </w:rPr>
-        <w:t xml:space="preserve">et al.</w:t>
-      </w:r>
-      <w:r>
-        <w:t xml:space="preserve"> </w:t>
-      </w:r>
-      <w:hyperlink r:id="rId139">
-        <w:r>
-          <w:rPr>
-            <w:rStyle w:val="Hyperlink"/>
-          </w:rPr>
-          <w:t xml:space="preserve">PhysiBoSS</w:t>
-        </w:r>
-        <w:r>
-          <w:rPr>
-            <w:rStyle w:val="Hyperlink"/>
-          </w:rPr>
-          <w:t xml:space="preserve"> </w:t>
-        </w:r>
-        <w:r>
-          <w:rPr>
-            <w:rStyle w:val="Hyperlink"/>
-          </w:rPr>
-          <w:t xml:space="preserve">2.0: A sustainable integration of stochastic</w:t>
-        </w:r>
-        <w:r>
-          <w:rPr>
-            <w:rStyle w:val="Hyperlink"/>
-          </w:rPr>
-          <w:t xml:space="preserve"> </w:t>
-        </w:r>
-        <w:r>
-          <w:rPr>
-            <w:rStyle w:val="Hyperlink"/>
-          </w:rPr>
-          <w:t xml:space="preserve">Boolean</w:t>
-        </w:r>
-        <w:r>
-          <w:rPr>
-            <w:rStyle w:val="Hyperlink"/>
-          </w:rPr>
-          <w:t xml:space="preserve"> </w:t>
-        </w:r>
-        <w:r>
-          <w:rPr>
-            <w:rStyle w:val="Hyperlink"/>
-          </w:rPr>
-          <w:t xml:space="preserve">and agent-based modelling frameworks</w:t>
+        <w:t xml:space="preserve">Theoretical Population Biology</w:t>
+      </w:r>
+      <w:r>
+        <w:t xml:space="preserve"> </w:t>
+      </w:r>
+      <w:r>
+        <w:rPr>
+          <w:bCs/>
+          <w:b/>
+        </w:rPr>
+        <w:t xml:space="preserve">48</w:t>
+      </w:r>
+      <w:r>
+        <w:t xml:space="preserve">, 222–234 (1995).</w:t>
+      </w:r>
+    </w:p>
+    <w:bookmarkEnd w:id="144"/>
+    <w:bookmarkStart w:id="146" w:name="ref-beentjes2020"/>
+    <w:p>
+      <w:pPr>
+        <w:pStyle w:val="Bibliography"/>
+      </w:pPr>
+      <w:r>
+        <w:t xml:space="preserve">35.</w:t>
+      </w:r>
+      <w:r>
+        <w:t xml:space="preserve"> </w:t>
+      </w:r>
+      <w:r>
+        <w:t xml:space="preserve">	</w:t>
+      </w:r>
+      <w:r>
+        <w:t xml:space="preserve">Beentjes, C. H. L., Perez-Carrasco, R. &amp; Grima, R.</w:t>
+      </w:r>
+      <w:r>
+        <w:t xml:space="preserve"> </w:t>
+      </w:r>
+      <w:hyperlink r:id="rId145">
+        <w:r>
+          <w:rPr>
+            <w:rStyle w:val="Hyperlink"/>
+          </w:rPr>
+          <w:t xml:space="preserve">Exact solution of stochastic gene expression models with bursting, cell cycle and replication dynamics</w:t>
         </w:r>
       </w:hyperlink>
       <w:r>
@@ -11347,7 +11659,7 @@
           <w:iCs/>
           <w:i/>
         </w:rPr>
-        <w:t xml:space="preserve">npj Systems Biology and Applications</w:t>
+        <w:t xml:space="preserve">Physical Review E</w:t>
       </w:r>
       <w:r>
         <w:t xml:space="preserve"> </w:t>
@@ -11357,20 +11669,20 @@
           <w:bCs/>
           <w:b/>
         </w:rPr>
-        <w:t xml:space="preserve">9</w:t>
-      </w:r>
-      <w:r>
-        <w:t xml:space="preserve">, 54 (2023).</w:t>
-      </w:r>
-    </w:p>
-    <w:bookmarkEnd w:id="140"/>
-    <w:bookmarkStart w:id="142" w:name="ref-lasri2022"/>
+        <w:t xml:space="preserve">101</w:t>
+      </w:r>
+      <w:r>
+        <w:t xml:space="preserve">, 032403 (2020).</w:t>
+      </w:r>
+    </w:p>
+    <w:bookmarkEnd w:id="146"/>
+    <w:bookmarkStart w:id="148" w:name="ref-jia2023"/>
     <w:p>
       <w:pPr>
         <w:pStyle w:val="Bibliography"/>
       </w:pPr>
       <w:r>
-        <w:t xml:space="preserve">33.</w:t>
+        <w:t xml:space="preserve">36.</w:t>
       </w:r>
       <w:r>
         <w:t xml:space="preserve"> </w:t>
@@ -11379,41 +11691,17 @@
         <w:t xml:space="preserve">	</w:t>
       </w:r>
       <w:r>
-        <w:t xml:space="preserve">Lasri, A., Shahrezaei, V. &amp; Sturrock, M.</w:t>
-      </w:r>
-      <w:r>
-        <w:t xml:space="preserve"> </w:t>
-      </w:r>
-      <w:hyperlink r:id="rId141">
-        <w:r>
-          <w:rPr>
-            <w:rStyle w:val="Hyperlink"/>
-          </w:rPr>
-          <w:t xml:space="preserve">Benchmarking imputation methods for network inference using a novel method of synthetic</w:t>
-        </w:r>
-        <w:r>
-          <w:rPr>
-            <w:rStyle w:val="Hyperlink"/>
-          </w:rPr>
-          <w:t xml:space="preserve"> </w:t>
-        </w:r>
-        <w:r>
-          <w:rPr>
-            <w:rStyle w:val="Hyperlink"/>
-          </w:rPr>
-          <w:t xml:space="preserve">scRNA-seq</w:t>
-        </w:r>
-        <w:r>
-          <w:rPr>
-            <w:rStyle w:val="Hyperlink"/>
-          </w:rPr>
-          <w:t xml:space="preserve"> </w:t>
-        </w:r>
-        <w:r>
-          <w:rPr>
-            <w:rStyle w:val="Hyperlink"/>
-          </w:rPr>
-          <w:t xml:space="preserve">data generation</w:t>
+        <w:t xml:space="preserve">Jia, C. &amp; Grima, R.</w:t>
+      </w:r>
+      <w:r>
+        <w:t xml:space="preserve"> </w:t>
+      </w:r>
+      <w:hyperlink r:id="rId147">
+        <w:r>
+          <w:rPr>
+            <w:rStyle w:val="Hyperlink"/>
+          </w:rPr>
+          <w:t xml:space="preserve">Coupling gene expression dynamics to cell size dynamics and cell cycle events: Exact and approximate solutions of the extended telegraph model</w:t>
         </w:r>
       </w:hyperlink>
       <w:r>
@@ -11427,7 +11715,7 @@
           <w:iCs/>
           <w:i/>
         </w:rPr>
-        <w:t xml:space="preserve">BMC Bioinformatics</w:t>
+        <w:t xml:space="preserve">iScience</w:t>
       </w:r>
       <w:r>
         <w:t xml:space="preserve"> </w:t>
@@ -11437,20 +11725,20 @@
           <w:bCs/>
           <w:b/>
         </w:rPr>
-        <w:t xml:space="preserve">23</w:t>
-      </w:r>
-      <w:r>
-        <w:t xml:space="preserve">, 236 (2022).</w:t>
-      </w:r>
-    </w:p>
-    <w:bookmarkEnd w:id="142"/>
-    <w:bookmarkStart w:id="144" w:name="ref-peccoud1995"/>
+        <w:t xml:space="preserve">26</w:t>
+      </w:r>
+      <w:r>
+        <w:t xml:space="preserve">, 105746 (2023).</w:t>
+      </w:r>
+    </w:p>
+    <w:bookmarkEnd w:id="148"/>
+    <w:bookmarkStart w:id="150" w:name="ref-thomas2017"/>
     <w:p>
       <w:pPr>
         <w:pStyle w:val="Bibliography"/>
       </w:pPr>
       <w:r>
-        <w:t xml:space="preserve">34.</w:t>
+        <w:t xml:space="preserve">37.</w:t>
       </w:r>
       <w:r>
         <w:t xml:space="preserve"> </w:t>
@@ -11459,17 +11747,17 @@
         <w:t xml:space="preserve">	</w:t>
       </w:r>
       <w:r>
-        <w:t xml:space="preserve">Peccoud, J. &amp; Ycart, B.</w:t>
-      </w:r>
-      <w:r>
-        <w:t xml:space="preserve"> </w:t>
-      </w:r>
-      <w:hyperlink r:id="rId143">
-        <w:r>
-          <w:rPr>
-            <w:rStyle w:val="Hyperlink"/>
-          </w:rPr>
-          <w:t xml:space="preserve">Markovian modeling of gene-product synthesis</w:t>
+        <w:t xml:space="preserve">Thomas, P.</w:t>
+      </w:r>
+      <w:r>
+        <w:t xml:space="preserve"> </w:t>
+      </w:r>
+      <w:hyperlink r:id="rId149">
+        <w:r>
+          <w:rPr>
+            <w:rStyle w:val="Hyperlink"/>
+          </w:rPr>
+          <w:t xml:space="preserve">Making sense of snapshot data: Ergodic principle for clonal cell populations</w:t>
         </w:r>
       </w:hyperlink>
       <w:r>
@@ -11483,7 +11771,7 @@
           <w:iCs/>
           <w:i/>
         </w:rPr>
-        <w:t xml:space="preserve">Theoretical Population Biology</w:t>
+        <w:t xml:space="preserve">Journal of the Royal Society Interface</w:t>
       </w:r>
       <w:r>
         <w:t xml:space="preserve"> </w:t>
@@ -11493,20 +11781,20 @@
           <w:bCs/>
           <w:b/>
         </w:rPr>
-        <w:t xml:space="preserve">48</w:t>
-      </w:r>
-      <w:r>
-        <w:t xml:space="preserve">, 222–234 (1995).</w:t>
-      </w:r>
-    </w:p>
-    <w:bookmarkEnd w:id="144"/>
-    <w:bookmarkStart w:id="146" w:name="ref-beentjes2020"/>
+        <w:t xml:space="preserve">14</w:t>
+      </w:r>
+      <w:r>
+        <w:t xml:space="preserve">, 20170467 (2017).</w:t>
+      </w:r>
+    </w:p>
+    <w:bookmarkEnd w:id="150"/>
+    <w:bookmarkStart w:id="152" w:name="ref-emert2021"/>
     <w:p>
       <w:pPr>
         <w:pStyle w:val="Bibliography"/>
       </w:pPr>
       <w:r>
-        <w:t xml:space="preserve">35.</w:t>
+        <w:t xml:space="preserve">38.</w:t>
       </w:r>
       <w:r>
         <w:t xml:space="preserve"> </w:t>
@@ -11515,21 +11803,7 @@
         <w:t xml:space="preserve">	</w:t>
       </w:r>
       <w:r>
-        <w:t xml:space="preserve">Beentjes, C. H. L., Perez-Carrasco, R. &amp; Grima, R.</w:t>
-      </w:r>
-      <w:r>
-        <w:t xml:space="preserve"> </w:t>
-      </w:r>
-      <w:hyperlink r:id="rId145">
-        <w:r>
-          <w:rPr>
-            <w:rStyle w:val="Hyperlink"/>
-          </w:rPr>
-          <w:t xml:space="preserve">Exact solution of stochastic gene expression models with bursting, cell cycle and replication dynamics</w:t>
-        </w:r>
-      </w:hyperlink>
-      <w:r>
-        <w:t xml:space="preserve">.</w:t>
+        <w:t xml:space="preserve">Emert, B. L.</w:t>
       </w:r>
       <w:r>
         <w:t xml:space="preserve"> </w:t>
@@ -11539,7 +11813,31 @@
           <w:iCs/>
           <w:i/>
         </w:rPr>
-        <w:t xml:space="preserve">Physical Review E</w:t>
+        <w:t xml:space="preserve">et al.</w:t>
+      </w:r>
+      <w:r>
+        <w:t xml:space="preserve"> </w:t>
+      </w:r>
+      <w:hyperlink r:id="rId151">
+        <w:r>
+          <w:rPr>
+            <w:rStyle w:val="Hyperlink"/>
+          </w:rPr>
+          <w:t xml:space="preserve">Variability within rare cell states enables multiple paths toward drug resistance</w:t>
+        </w:r>
+      </w:hyperlink>
+      <w:r>
+        <w:t xml:space="preserve">.</w:t>
+      </w:r>
+      <w:r>
+        <w:t xml:space="preserve"> </w:t>
+      </w:r>
+      <w:r>
+        <w:rPr>
+          <w:iCs/>
+          <w:i/>
+        </w:rPr>
+        <w:t xml:space="preserve">Nature Biotechnology</w:t>
       </w:r>
       <w:r>
         <w:t xml:space="preserve"> </w:t>
@@ -11549,20 +11847,20 @@
           <w:bCs/>
           <w:b/>
         </w:rPr>
-        <w:t xml:space="preserve">101</w:t>
-      </w:r>
-      <w:r>
-        <w:t xml:space="preserve">, 032403 (2020).</w:t>
-      </w:r>
-    </w:p>
-    <w:bookmarkEnd w:id="146"/>
-    <w:bookmarkStart w:id="148" w:name="ref-jia2023"/>
+        <w:t xml:space="preserve">39</w:t>
+      </w:r>
+      <w:r>
+        <w:t xml:space="preserve">, 865–876 (2021).</w:t>
+      </w:r>
+    </w:p>
+    <w:bookmarkEnd w:id="152"/>
+    <w:bookmarkStart w:id="154" w:name="ref-torre2021"/>
     <w:p>
       <w:pPr>
         <w:pStyle w:val="Bibliography"/>
       </w:pPr>
       <w:r>
-        <w:t xml:space="preserve">36.</w:t>
+        <w:t xml:space="preserve">39.</w:t>
       </w:r>
       <w:r>
         <w:t xml:space="preserve"> </w:t>
@@ -11571,21 +11869,7 @@
         <w:t xml:space="preserve">	</w:t>
       </w:r>
       <w:r>
-        <w:t xml:space="preserve">Jia, C. &amp; Grima, R.</w:t>
-      </w:r>
-      <w:r>
-        <w:t xml:space="preserve"> </w:t>
-      </w:r>
-      <w:hyperlink r:id="rId147">
-        <w:r>
-          <w:rPr>
-            <w:rStyle w:val="Hyperlink"/>
-          </w:rPr>
-          <w:t xml:space="preserve">Coupling gene expression dynamics to cell size dynamics and cell cycle events: Exact and approximate solutions of the extended telegraph model</w:t>
-        </w:r>
-      </w:hyperlink>
-      <w:r>
-        <w:t xml:space="preserve">.</w:t>
+        <w:t xml:space="preserve">Torre, E. A.</w:t>
       </w:r>
       <w:r>
         <w:t xml:space="preserve"> </w:t>
@@ -11595,7 +11879,31 @@
           <w:iCs/>
           <w:i/>
         </w:rPr>
-        <w:t xml:space="preserve">iScience</w:t>
+        <w:t xml:space="preserve">et al.</w:t>
+      </w:r>
+      <w:r>
+        <w:t xml:space="preserve"> </w:t>
+      </w:r>
+      <w:hyperlink r:id="rId153">
+        <w:r>
+          <w:rPr>
+            <w:rStyle w:val="Hyperlink"/>
+          </w:rPr>
+          <w:t xml:space="preserve">Genetic screening for single-cell variability modulators driving therapy resistance</w:t>
+        </w:r>
+      </w:hyperlink>
+      <w:r>
+        <w:t xml:space="preserve">.</w:t>
+      </w:r>
+      <w:r>
+        <w:t xml:space="preserve"> </w:t>
+      </w:r>
+      <w:r>
+        <w:rPr>
+          <w:iCs/>
+          <w:i/>
+        </w:rPr>
+        <w:t xml:space="preserve">Nature Genetics</w:t>
       </w:r>
       <w:r>
         <w:t xml:space="preserve"> </w:t>
@@ -11605,20 +11913,20 @@
           <w:bCs/>
           <w:b/>
         </w:rPr>
-        <w:t xml:space="preserve">26</w:t>
-      </w:r>
-      <w:r>
-        <w:t xml:space="preserve">, 105746 (2023).</w:t>
-      </w:r>
-    </w:p>
-    <w:bookmarkEnd w:id="148"/>
-    <w:bookmarkStart w:id="150" w:name="ref-thomas2017"/>
+        <w:t xml:space="preserve">53</w:t>
+      </w:r>
+      <w:r>
+        <w:t xml:space="preserve">, 76–85 (2021).</w:t>
+      </w:r>
+    </w:p>
+    <w:bookmarkEnd w:id="154"/>
+    <w:bookmarkStart w:id="156" w:name="ref-gunnarsson2020"/>
     <w:p>
       <w:pPr>
         <w:pStyle w:val="Bibliography"/>
       </w:pPr>
       <w:r>
-        <w:t xml:space="preserve">37.</w:t>
+        <w:t xml:space="preserve">40.</w:t>
       </w:r>
       <w:r>
         <w:t xml:space="preserve"> </w:t>
@@ -11627,17 +11935,17 @@
         <w:t xml:space="preserve">	</w:t>
       </w:r>
       <w:r>
-        <w:t xml:space="preserve">Thomas, P.</w:t>
-      </w:r>
-      <w:r>
-        <w:t xml:space="preserve"> </w:t>
-      </w:r>
-      <w:hyperlink r:id="rId149">
-        <w:r>
-          <w:rPr>
-            <w:rStyle w:val="Hyperlink"/>
-          </w:rPr>
-          <w:t xml:space="preserve">Making sense of snapshot data: Ergodic principle for clonal cell populations</w:t>
+        <w:t xml:space="preserve">Gunnarsson, E. B., De, S., Leder, K. &amp; Foo, J.</w:t>
+      </w:r>
+      <w:r>
+        <w:t xml:space="preserve"> </w:t>
+      </w:r>
+      <w:hyperlink r:id="rId155">
+        <w:r>
+          <w:rPr>
+            <w:rStyle w:val="Hyperlink"/>
+          </w:rPr>
+          <w:t xml:space="preserve">Understanding the role of phenotypic switching in cancer drug resistance</w:t>
         </w:r>
       </w:hyperlink>
       <w:r>
@@ -11651,7 +11959,7 @@
           <w:iCs/>
           <w:i/>
         </w:rPr>
-        <w:t xml:space="preserve">Journal of the Royal Society Interface</w:t>
+        <w:t xml:space="preserve">Journal of Theoretical Biology</w:t>
       </w:r>
       <w:r>
         <w:t xml:space="preserve"> </w:t>
@@ -11661,20 +11969,20 @@
           <w:bCs/>
           <w:b/>
         </w:rPr>
-        <w:t xml:space="preserve">14</w:t>
-      </w:r>
-      <w:r>
-        <w:t xml:space="preserve">, 20170467 (2017).</w:t>
-      </w:r>
-    </w:p>
-    <w:bookmarkEnd w:id="150"/>
-    <w:bookmarkStart w:id="152" w:name="ref-emert2021"/>
+        <w:t xml:space="preserve">490</w:t>
+      </w:r>
+      <w:r>
+        <w:t xml:space="preserve">, 110162 (2020).</w:t>
+      </w:r>
+    </w:p>
+    <w:bookmarkEnd w:id="156"/>
+    <w:bookmarkStart w:id="158" w:name="ref-lasri2020"/>
     <w:p>
       <w:pPr>
         <w:pStyle w:val="Bibliography"/>
       </w:pPr>
       <w:r>
-        <w:t xml:space="preserve">38.</w:t>
+        <w:t xml:space="preserve">41.</w:t>
       </w:r>
       <w:r>
         <w:t xml:space="preserve"> </w:t>
@@ -11683,7 +11991,7 @@
         <w:t xml:space="preserve">	</w:t>
       </w:r>
       <w:r>
-        <w:t xml:space="preserve">Emert, B. L.</w:t>
+        <w:t xml:space="preserve">Lasri, A.</w:t>
       </w:r>
       <w:r>
         <w:t xml:space="preserve"> </w:t>
@@ -11698,12 +12006,48 @@
       <w:r>
         <w:t xml:space="preserve"> </w:t>
       </w:r>
-      <w:hyperlink r:id="rId151">
-        <w:r>
-          <w:rPr>
-            <w:rStyle w:val="Hyperlink"/>
-          </w:rPr>
-          <w:t xml:space="preserve">Variability within rare cell states enables multiple paths toward drug resistance</w:t>
+      <w:hyperlink r:id="rId157">
+        <w:r>
+          <w:rPr>
+            <w:rStyle w:val="Hyperlink"/>
+          </w:rPr>
+          <w:t xml:space="preserve">Phenotypic selection through cell death: Stochastic modelling of</w:t>
+        </w:r>
+        <w:r>
+          <w:rPr>
+            <w:rStyle w:val="Hyperlink"/>
+          </w:rPr>
+          <w:t xml:space="preserve"> </w:t>
+        </w:r>
+        <w:r>
+          <w:rPr>
+            <w:rStyle w:val="Hyperlink"/>
+          </w:rPr>
+          <w:t xml:space="preserve">O</w:t>
+        </w:r>
+        <w:r>
+          <w:rPr>
+            <w:rStyle w:val="Hyperlink"/>
+          </w:rPr>
+          <w:t xml:space="preserve">-6-methylguanine-</w:t>
+        </w:r>
+        <w:r>
+          <w:rPr>
+            <w:rStyle w:val="Hyperlink"/>
+          </w:rPr>
+          <w:t xml:space="preserve">DNA</w:t>
+        </w:r>
+        <w:r>
+          <w:rPr>
+            <w:rStyle w:val="Hyperlink"/>
+          </w:rPr>
+          <w:t xml:space="preserve"> </w:t>
+        </w:r>
+        <w:r>
+          <w:rPr>
+            <w:rStyle w:val="Hyperlink"/>
+          </w:rPr>
+          <w:t xml:space="preserve">methyltransferase dynamics</w:t>
         </w:r>
       </w:hyperlink>
       <w:r>
@@ -11717,7 +12061,7 @@
           <w:iCs/>
           <w:i/>
         </w:rPr>
-        <w:t xml:space="preserve">Nature Biotechnology</w:t>
+        <w:t xml:space="preserve">Royal Society Open Science</w:t>
       </w:r>
       <w:r>
         <w:t xml:space="preserve"> </w:t>
@@ -11727,20 +12071,20 @@
           <w:bCs/>
           <w:b/>
         </w:rPr>
-        <w:t xml:space="preserve">39</w:t>
-      </w:r>
-      <w:r>
-        <w:t xml:space="preserve">, 865–876 (2021).</w:t>
-      </w:r>
-    </w:p>
-    <w:bookmarkEnd w:id="152"/>
-    <w:bookmarkStart w:id="154" w:name="ref-torre2021"/>
+        <w:t xml:space="preserve">7</w:t>
+      </w:r>
+      <w:r>
+        <w:t xml:space="preserve">, 191243 (2020).</w:t>
+      </w:r>
+    </w:p>
+    <w:bookmarkEnd w:id="158"/>
+    <w:bookmarkStart w:id="160" w:name="ref-corigliano2025"/>
     <w:p>
       <w:pPr>
         <w:pStyle w:val="Bibliography"/>
       </w:pPr>
       <w:r>
-        <w:t xml:space="preserve">39.</w:t>
+        <w:t xml:space="preserve">42.</w:t>
       </w:r>
       <w:r>
         <w:t xml:space="preserve"> </w:t>
@@ -11749,7 +12093,7 @@
         <w:t xml:space="preserve">	</w:t>
       </w:r>
       <w:r>
-        <w:t xml:space="preserve">Torre, E. A.</w:t>
+        <w:t xml:space="preserve">Corigliano, M., Di Bernardo, A., Cosentino Lagomarsino, M. &amp; Pompei, S. Optimal treatment for drug-induced cancer persisters involves release periods and intermediate drug doses.</w:t>
       </w:r>
       <w:r>
         <w:t xml:space="preserve"> </w:t>
@@ -11759,17 +12103,101 @@
           <w:iCs/>
           <w:i/>
         </w:rPr>
-        <w:t xml:space="preserve">et al.</w:t>
-      </w:r>
-      <w:r>
-        <w:t xml:space="preserve"> </w:t>
-      </w:r>
-      <w:hyperlink r:id="rId153">
-        <w:r>
-          <w:rPr>
-            <w:rStyle w:val="Hyperlink"/>
-          </w:rPr>
-          <w:t xml:space="preserve">Genetic screening for single-cell variability modulators driving therapy resistance</w:t>
+        <w:t xml:space="preserve">PRX Life</w:t>
+      </w:r>
+      <w:r>
+        <w:t xml:space="preserve"> </w:t>
+      </w:r>
+      <w:hyperlink r:id="rId159">
+        <w:r>
+          <w:rPr>
+            <w:rStyle w:val="Hyperlink"/>
+          </w:rPr>
+          <w:t xml:space="preserve">https://doi.org/10.1103/mh5v-lcyw</w:t>
+        </w:r>
+      </w:hyperlink>
+      <w:r>
+        <w:t xml:space="preserve"> </w:t>
+      </w:r>
+      <w:r>
+        <w:t xml:space="preserve">(2025).</w:t>
+      </w:r>
+    </w:p>
+    <w:bookmarkEnd w:id="160"/>
+    <w:bookmarkStart w:id="162" w:name="ref-bernton2019"/>
+    <w:p>
+      <w:pPr>
+        <w:pStyle w:val="Bibliography"/>
+      </w:pPr>
+      <w:r>
+        <w:t xml:space="preserve">43.</w:t>
+      </w:r>
+      <w:r>
+        <w:t xml:space="preserve"> </w:t>
+      </w:r>
+      <w:r>
+        <w:t xml:space="preserve">	</w:t>
+      </w:r>
+      <w:r>
+        <w:t xml:space="preserve">Bernton, E., Jacob, P. E., Gerber, M. &amp; Robert, C. P.</w:t>
+      </w:r>
+      <w:r>
+        <w:t xml:space="preserve"> </w:t>
+      </w:r>
+      <w:hyperlink r:id="rId161">
+        <w:r>
+          <w:rPr>
+            <w:rStyle w:val="Hyperlink"/>
+          </w:rPr>
+          <w:t xml:space="preserve">Approximate</w:t>
+        </w:r>
+        <w:r>
+          <w:rPr>
+            <w:rStyle w:val="Hyperlink"/>
+          </w:rPr>
+          <w:t xml:space="preserve"> </w:t>
+        </w:r>
+        <w:r>
+          <w:rPr>
+            <w:rStyle w:val="Hyperlink"/>
+          </w:rPr>
+          <w:t xml:space="preserve">Bayesian</w:t>
+        </w:r>
+        <w:r>
+          <w:rPr>
+            <w:rStyle w:val="Hyperlink"/>
+          </w:rPr>
+          <w:t xml:space="preserve"> </w:t>
+        </w:r>
+        <w:r>
+          <w:rPr>
+            <w:rStyle w:val="Hyperlink"/>
+          </w:rPr>
+          <w:t xml:space="preserve">computation with the</w:t>
+        </w:r>
+        <w:r>
+          <w:rPr>
+            <w:rStyle w:val="Hyperlink"/>
+          </w:rPr>
+          <w:t xml:space="preserve"> </w:t>
+        </w:r>
+        <w:r>
+          <w:rPr>
+            <w:rStyle w:val="Hyperlink"/>
+          </w:rPr>
+          <w:t xml:space="preserve">Wasserstein</w:t>
+        </w:r>
+        <w:r>
+          <w:rPr>
+            <w:rStyle w:val="Hyperlink"/>
+          </w:rPr>
+          <w:t xml:space="preserve"> </w:t>
+        </w:r>
+        <w:r>
+          <w:rPr>
+            <w:rStyle w:val="Hyperlink"/>
+          </w:rPr>
+          <w:t xml:space="preserve">distance</w:t>
         </w:r>
       </w:hyperlink>
       <w:r>
@@ -11783,7 +12211,7 @@
           <w:iCs/>
           <w:i/>
         </w:rPr>
-        <w:t xml:space="preserve">Nature Genetics</w:t>
+        <w:t xml:space="preserve">Journal of the Royal Statistical Society: Series B</w:t>
       </w:r>
       <w:r>
         <w:t xml:space="preserve"> </w:t>
@@ -11793,20 +12221,20 @@
           <w:bCs/>
           <w:b/>
         </w:rPr>
-        <w:t xml:space="preserve">53</w:t>
-      </w:r>
-      <w:r>
-        <w:t xml:space="preserve">, 76–85 (2021).</w:t>
-      </w:r>
-    </w:p>
-    <w:bookmarkEnd w:id="154"/>
-    <w:bookmarkStart w:id="156" w:name="ref-gunnarsson2020"/>
+        <w:t xml:space="preserve">81</w:t>
+      </w:r>
+      <w:r>
+        <w:t xml:space="preserve">, 235–269 (2019).</w:t>
+      </w:r>
+    </w:p>
+    <w:bookmarkEnd w:id="162"/>
+    <w:bookmarkStart w:id="164" w:name="ref-sandler2015"/>
     <w:p>
       <w:pPr>
         <w:pStyle w:val="Bibliography"/>
       </w:pPr>
       <w:r>
-        <w:t xml:space="preserve">40.</w:t>
+        <w:t xml:space="preserve">44.</w:t>
       </w:r>
       <w:r>
         <w:t xml:space="preserve"> </w:t>
@@ -11815,21 +12243,7 @@
         <w:t xml:space="preserve">	</w:t>
       </w:r>
       <w:r>
-        <w:t xml:space="preserve">Gunnarsson, E. B., De, S., Leder, K. &amp; Foo, J.</w:t>
-      </w:r>
-      <w:r>
-        <w:t xml:space="preserve"> </w:t>
-      </w:r>
-      <w:hyperlink r:id="rId155">
-        <w:r>
-          <w:rPr>
-            <w:rStyle w:val="Hyperlink"/>
-          </w:rPr>
-          <w:t xml:space="preserve">Understanding the role of phenotypic switching in cancer drug resistance</w:t>
-        </w:r>
-      </w:hyperlink>
-      <w:r>
-        <w:t xml:space="preserve">.</w:t>
+        <w:t xml:space="preserve">Sandler, O.</w:t>
       </w:r>
       <w:r>
         <w:t xml:space="preserve"> </w:t>
@@ -11839,7 +12253,31 @@
           <w:iCs/>
           <w:i/>
         </w:rPr>
-        <w:t xml:space="preserve">Journal of Theoretical Biology</w:t>
+        <w:t xml:space="preserve">et al.</w:t>
+      </w:r>
+      <w:r>
+        <w:t xml:space="preserve"> </w:t>
+      </w:r>
+      <w:hyperlink r:id="rId163">
+        <w:r>
+          <w:rPr>
+            <w:rStyle w:val="Hyperlink"/>
+          </w:rPr>
+          <w:t xml:space="preserve">Lineage correlations of single cell division time as a probe of cell-cycle dynamics</w:t>
+        </w:r>
+      </w:hyperlink>
+      <w:r>
+        <w:t xml:space="preserve">.</w:t>
+      </w:r>
+      <w:r>
+        <w:t xml:space="preserve"> </w:t>
+      </w:r>
+      <w:r>
+        <w:rPr>
+          <w:iCs/>
+          <w:i/>
+        </w:rPr>
+        <w:t xml:space="preserve">Nature</w:t>
       </w:r>
       <w:r>
         <w:t xml:space="preserve"> </w:t>
@@ -11849,20 +12287,20 @@
           <w:bCs/>
           <w:b/>
         </w:rPr>
-        <w:t xml:space="preserve">490</w:t>
-      </w:r>
-      <w:r>
-        <w:t xml:space="preserve">, 110162 (2020).</w:t>
-      </w:r>
-    </w:p>
-    <w:bookmarkEnd w:id="156"/>
-    <w:bookmarkStart w:id="158" w:name="ref-lasri2020"/>
+        <w:t xml:space="preserve">519</w:t>
+      </w:r>
+      <w:r>
+        <w:t xml:space="preserve">, 468–471 (2015).</w:t>
+      </w:r>
+    </w:p>
+    <w:bookmarkEnd w:id="164"/>
+    <w:bookmarkStart w:id="166" w:name="ref-kuchen2020"/>
     <w:p>
       <w:pPr>
         <w:pStyle w:val="Bibliography"/>
       </w:pPr>
       <w:r>
-        <w:t xml:space="preserve">41.</w:t>
+        <w:t xml:space="preserve">45.</w:t>
       </w:r>
       <w:r>
         <w:t xml:space="preserve"> </w:t>
@@ -11871,7 +12309,21 @@
         <w:t xml:space="preserve">	</w:t>
       </w:r>
       <w:r>
-        <w:t xml:space="preserve">Lasri, A.</w:t>
+        <w:t xml:space="preserve">Kuchen, E. E., Becker, N. B., Claudino, N. &amp; Höfer, T.</w:t>
+      </w:r>
+      <w:r>
+        <w:t xml:space="preserve"> </w:t>
+      </w:r>
+      <w:hyperlink r:id="rId165">
+        <w:r>
+          <w:rPr>
+            <w:rStyle w:val="Hyperlink"/>
+          </w:rPr>
+          <w:t xml:space="preserve">Hidden long-range memories of growth and cycle speed correlate cell cycles in lineage trees</w:t>
+        </w:r>
+      </w:hyperlink>
+      <w:r>
+        <w:t xml:space="preserve">.</w:t>
       </w:r>
       <w:r>
         <w:t xml:space="preserve"> </w:t>
@@ -11881,57 +12333,39 @@
           <w:iCs/>
           <w:i/>
         </w:rPr>
-        <w:t xml:space="preserve">et al.</w:t>
-      </w:r>
-      <w:r>
-        <w:t xml:space="preserve"> </w:t>
-      </w:r>
-      <w:hyperlink r:id="rId157">
-        <w:r>
-          <w:rPr>
-            <w:rStyle w:val="Hyperlink"/>
-          </w:rPr>
-          <w:t xml:space="preserve">Phenotypic selection through cell death: Stochastic modelling of</w:t>
-        </w:r>
-        <w:r>
-          <w:rPr>
-            <w:rStyle w:val="Hyperlink"/>
-          </w:rPr>
-          <w:t xml:space="preserve"> </w:t>
-        </w:r>
-        <w:r>
-          <w:rPr>
-            <w:rStyle w:val="Hyperlink"/>
-          </w:rPr>
-          <w:t xml:space="preserve">O</w:t>
-        </w:r>
-        <w:r>
-          <w:rPr>
-            <w:rStyle w:val="Hyperlink"/>
-          </w:rPr>
-          <w:t xml:space="preserve">-6-methylguanine-</w:t>
-        </w:r>
-        <w:r>
-          <w:rPr>
-            <w:rStyle w:val="Hyperlink"/>
-          </w:rPr>
-          <w:t xml:space="preserve">DNA</w:t>
-        </w:r>
-        <w:r>
-          <w:rPr>
-            <w:rStyle w:val="Hyperlink"/>
-          </w:rPr>
-          <w:t xml:space="preserve"> </w:t>
-        </w:r>
-        <w:r>
-          <w:rPr>
-            <w:rStyle w:val="Hyperlink"/>
-          </w:rPr>
-          <w:t xml:space="preserve">methyltransferase dynamics</w:t>
-        </w:r>
-      </w:hyperlink>
-      <w:r>
-        <w:t xml:space="preserve">.</w:t>
+        <w:t xml:space="preserve">eLife</w:t>
+      </w:r>
+      <w:r>
+        <w:t xml:space="preserve"> </w:t>
+      </w:r>
+      <w:r>
+        <w:rPr>
+          <w:bCs/>
+          <w:b/>
+        </w:rPr>
+        <w:t xml:space="preserve">9</w:t>
+      </w:r>
+      <w:r>
+        <w:t xml:space="preserve">, e51002 (2020).</w:t>
+      </w:r>
+    </w:p>
+    <w:bookmarkEnd w:id="166"/>
+    <w:bookmarkStart w:id="168" w:name="ref-chakrabarti2018"/>
+    <w:p>
+      <w:pPr>
+        <w:pStyle w:val="Bibliography"/>
+      </w:pPr>
+      <w:r>
+        <w:t xml:space="preserve">46.</w:t>
+      </w:r>
+      <w:r>
+        <w:t xml:space="preserve"> </w:t>
+      </w:r>
+      <w:r>
+        <w:t xml:space="preserve">	</w:t>
+      </w:r>
+      <w:r>
+        <w:t xml:space="preserve">Chakrabarti, S.</w:t>
       </w:r>
       <w:r>
         <w:t xml:space="preserve"> </w:t>
@@ -11941,7 +12375,31 @@
           <w:iCs/>
           <w:i/>
         </w:rPr>
-        <w:t xml:space="preserve">Royal Society Open Science</w:t>
+        <w:t xml:space="preserve">et al.</w:t>
+      </w:r>
+      <w:r>
+        <w:t xml:space="preserve"> </w:t>
+      </w:r>
+      <w:hyperlink r:id="rId167">
+        <w:r>
+          <w:rPr>
+            <w:rStyle w:val="Hyperlink"/>
+          </w:rPr>
+          <w:t xml:space="preserve">Hidden heterogeneity and circadian-controlled cell fate inferred from single cell lineages</w:t>
+        </w:r>
+      </w:hyperlink>
+      <w:r>
+        <w:t xml:space="preserve">.</w:t>
+      </w:r>
+      <w:r>
+        <w:t xml:space="preserve"> </w:t>
+      </w:r>
+      <w:r>
+        <w:rPr>
+          <w:iCs/>
+          <w:i/>
+        </w:rPr>
+        <w:t xml:space="preserve">Nature Communications</w:t>
       </w:r>
       <w:r>
         <w:t xml:space="preserve"> </w:t>
@@ -11951,20 +12409,20 @@
           <w:bCs/>
           <w:b/>
         </w:rPr>
-        <w:t xml:space="preserve">7</w:t>
-      </w:r>
-      <w:r>
-        <w:t xml:space="preserve">, 191243 (2020).</w:t>
-      </w:r>
-    </w:p>
-    <w:bookmarkEnd w:id="158"/>
-    <w:bookmarkStart w:id="160" w:name="ref-corigliano2025"/>
+        <w:t xml:space="preserve">9</w:t>
+      </w:r>
+      <w:r>
+        <w:t xml:space="preserve">, 5372 (2018).</w:t>
+      </w:r>
+    </w:p>
+    <w:bookmarkEnd w:id="168"/>
+    <w:bookmarkStart w:id="170" w:name="ref-algazi2020"/>
     <w:p>
       <w:pPr>
         <w:pStyle w:val="Bibliography"/>
       </w:pPr>
       <w:r>
-        <w:t xml:space="preserve">42.</w:t>
+        <w:t xml:space="preserve">47.</w:t>
       </w:r>
       <w:r>
         <w:t xml:space="preserve"> </w:t>
@@ -11973,7 +12431,7 @@
         <w:t xml:space="preserve">	</w:t>
       </w:r>
       <w:r>
-        <w:t xml:space="preserve">Corigliano, M., Di Bernardo, A., Cosentino Lagomarsino, M. &amp; Pompei, S. Optimal treatment for drug-induced cancer persisters involves release periods and intermediate drug doses.</w:t>
+        <w:t xml:space="preserve">Algazi, A. P.</w:t>
       </w:r>
       <w:r>
         <w:t xml:space="preserve"> </w:t>
@@ -11983,64 +12441,17 @@
           <w:iCs/>
           <w:i/>
         </w:rPr>
-        <w:t xml:space="preserve">PRX Life</w:t>
-      </w:r>
-      <w:r>
-        <w:t xml:space="preserve"> </w:t>
-      </w:r>
-      <w:hyperlink r:id="rId159">
-        <w:r>
-          <w:rPr>
-            <w:rStyle w:val="Hyperlink"/>
-          </w:rPr>
-          <w:t xml:space="preserve">https://doi.org/10.1103/mh5v-lcyw</w:t>
-        </w:r>
-      </w:hyperlink>
-      <w:r>
-        <w:t xml:space="preserve"> </w:t>
-      </w:r>
-      <w:r>
-        <w:t xml:space="preserve">(2025) doi:</w:t>
-      </w:r>
-      <w:hyperlink r:id="rId159">
-        <w:r>
-          <w:rPr>
-            <w:rStyle w:val="Hyperlink"/>
-          </w:rPr>
-          <w:t xml:space="preserve">10.1103/mh5v-lcyw</w:t>
-        </w:r>
-      </w:hyperlink>
-      <w:r>
-        <w:t xml:space="preserve">.</w:t>
-      </w:r>
-    </w:p>
-    <w:bookmarkEnd w:id="160"/>
-    <w:bookmarkStart w:id="162" w:name="ref-bernton2019"/>
-    <w:p>
-      <w:pPr>
-        <w:pStyle w:val="Bibliography"/>
-      </w:pPr>
-      <w:r>
-        <w:t xml:space="preserve">43.</w:t>
-      </w:r>
-      <w:r>
-        <w:t xml:space="preserve"> </w:t>
-      </w:r>
-      <w:r>
-        <w:t xml:space="preserve">	</w:t>
-      </w:r>
-      <w:r>
-        <w:t xml:space="preserve">Bernton, E., Jacob, P. E., Gerber, M. &amp; Robert, C. P.</w:t>
-      </w:r>
-      <w:r>
-        <w:t xml:space="preserve"> </w:t>
-      </w:r>
-      <w:hyperlink r:id="rId161">
-        <w:r>
-          <w:rPr>
-            <w:rStyle w:val="Hyperlink"/>
-          </w:rPr>
-          <w:t xml:space="preserve">Approximate</w:t>
+        <w:t xml:space="preserve">et al.</w:t>
+      </w:r>
+      <w:r>
+        <w:t xml:space="preserve"> </w:t>
+      </w:r>
+      <w:hyperlink r:id="rId169">
+        <w:r>
+          <w:rPr>
+            <w:rStyle w:val="Hyperlink"/>
+          </w:rPr>
+          <w:t xml:space="preserve">Continuous versus intermittent</w:t>
         </w:r>
         <w:r>
           <w:rPr>
@@ -12052,7 +12463,7 @@
           <w:rPr>
             <w:rStyle w:val="Hyperlink"/>
           </w:rPr>
-          <w:t xml:space="preserve">Bayesian</w:t>
+          <w:t xml:space="preserve">BRAF</w:t>
         </w:r>
         <w:r>
           <w:rPr>
@@ -12064,7 +12475,7 @@
           <w:rPr>
             <w:rStyle w:val="Hyperlink"/>
           </w:rPr>
-          <w:t xml:space="preserve">computation with the</w:t>
+          <w:t xml:space="preserve">and</w:t>
         </w:r>
         <w:r>
           <w:rPr>
@@ -12076,7 +12487,7 @@
           <w:rPr>
             <w:rStyle w:val="Hyperlink"/>
           </w:rPr>
-          <w:t xml:space="preserve">Wasserstein</w:t>
+          <w:t xml:space="preserve">MEK</w:t>
         </w:r>
         <w:r>
           <w:rPr>
@@ -12088,7 +12499,25 @@
           <w:rPr>
             <w:rStyle w:val="Hyperlink"/>
           </w:rPr>
-          <w:t xml:space="preserve">distance</w:t>
+          <w:t xml:space="preserve">inhibition in patients with</w:t>
+        </w:r>
+        <w:r>
+          <w:rPr>
+            <w:rStyle w:val="Hyperlink"/>
+          </w:rPr>
+          <w:t xml:space="preserve"> </w:t>
+        </w:r>
+        <w:r>
+          <w:rPr>
+            <w:rStyle w:val="Hyperlink"/>
+          </w:rPr>
+          <w:t xml:space="preserve">BRAF</w:t>
+        </w:r>
+        <w:r>
+          <w:rPr>
+            <w:rStyle w:val="Hyperlink"/>
+          </w:rPr>
+          <w:t xml:space="preserve">-mutated melanoma: A randomized phase 2 trial</w:t>
         </w:r>
       </w:hyperlink>
       <w:r>
@@ -12102,7 +12531,7 @@
           <w:iCs/>
           <w:i/>
         </w:rPr>
-        <w:t xml:space="preserve">Journal of the Royal Statistical Society: Series B</w:t>
+        <w:t xml:space="preserve">Nature Medicine</w:t>
       </w:r>
       <w:r>
         <w:t xml:space="preserve"> </w:t>
@@ -12112,20 +12541,20 @@
           <w:bCs/>
           <w:b/>
         </w:rPr>
-        <w:t xml:space="preserve">81</w:t>
-      </w:r>
-      <w:r>
-        <w:t xml:space="preserve">, 235–269 (2019).</w:t>
-      </w:r>
-    </w:p>
-    <w:bookmarkEnd w:id="162"/>
-    <w:bookmarkStart w:id="164" w:name="ref-sandler2015"/>
+        <w:t xml:space="preserve">26</w:t>
+      </w:r>
+      <w:r>
+        <w:t xml:space="preserve">, 1564–1568 (2020).</w:t>
+      </w:r>
+    </w:p>
+    <w:bookmarkEnd w:id="170"/>
+    <w:bookmarkStart w:id="172" w:name="ref-zhang2017adaptive"/>
     <w:p>
       <w:pPr>
         <w:pStyle w:val="Bibliography"/>
       </w:pPr>
       <w:r>
-        <w:t xml:space="preserve">44.</w:t>
+        <w:t xml:space="preserve">48.</w:t>
       </w:r>
       <w:r>
         <w:t xml:space="preserve"> </w:t>
@@ -12134,7 +12563,21 @@
         <w:t xml:space="preserve">	</w:t>
       </w:r>
       <w:r>
-        <w:t xml:space="preserve">Sandler, O.</w:t>
+        <w:t xml:space="preserve">Zhang, J., Cunningham, J. J., Brown, J. S. &amp; Gatenby, R. A.</w:t>
+      </w:r>
+      <w:r>
+        <w:t xml:space="preserve"> </w:t>
+      </w:r>
+      <w:hyperlink r:id="rId171">
+        <w:r>
+          <w:rPr>
+            <w:rStyle w:val="Hyperlink"/>
+          </w:rPr>
+          <w:t xml:space="preserve">Integrating evolutionary dynamics into treatment of metastatic castrate-resistant prostate cancer</w:t>
+        </w:r>
+      </w:hyperlink>
+      <w:r>
+        <w:t xml:space="preserve">.</w:t>
       </w:r>
       <w:r>
         <w:t xml:space="preserve"> </w:t>
@@ -12144,21 +12587,39 @@
           <w:iCs/>
           <w:i/>
         </w:rPr>
-        <w:t xml:space="preserve">et al.</w:t>
-      </w:r>
-      <w:r>
-        <w:t xml:space="preserve"> </w:t>
-      </w:r>
-      <w:hyperlink r:id="rId163">
-        <w:r>
-          <w:rPr>
-            <w:rStyle w:val="Hyperlink"/>
-          </w:rPr>
-          <w:t xml:space="preserve">Lineage correlations of single cell division time as a probe of cell-cycle dynamics</w:t>
-        </w:r>
-      </w:hyperlink>
-      <w:r>
-        <w:t xml:space="preserve">.</w:t>
+        <w:t xml:space="preserve">Nature Communications</w:t>
+      </w:r>
+      <w:r>
+        <w:t xml:space="preserve"> </w:t>
+      </w:r>
+      <w:r>
+        <w:rPr>
+          <w:bCs/>
+          <w:b/>
+        </w:rPr>
+        <w:t xml:space="preserve">8</w:t>
+      </w:r>
+      <w:r>
+        <w:t xml:space="preserve">, 1816 (2017).</w:t>
+      </w:r>
+    </w:p>
+    <w:bookmarkEnd w:id="172"/>
+    <w:bookmarkStart w:id="174" w:name="ref-dasthakur2013"/>
+    <w:p>
+      <w:pPr>
+        <w:pStyle w:val="Bibliography"/>
+      </w:pPr>
+      <w:r>
+        <w:t xml:space="preserve">49.</w:t>
+      </w:r>
+      <w:r>
+        <w:t xml:space="preserve"> </w:t>
+      </w:r>
+      <w:r>
+        <w:t xml:space="preserve">	</w:t>
+      </w:r>
+      <w:r>
+        <w:t xml:space="preserve">Das Thakur, M.</w:t>
       </w:r>
       <w:r>
         <w:t xml:space="preserve"> </w:t>
@@ -12168,6 +12629,30 @@
           <w:iCs/>
           <w:i/>
         </w:rPr>
+        <w:t xml:space="preserve">et al.</w:t>
+      </w:r>
+      <w:r>
+        <w:t xml:space="preserve"> </w:t>
+      </w:r>
+      <w:hyperlink r:id="rId173">
+        <w:r>
+          <w:rPr>
+            <w:rStyle w:val="Hyperlink"/>
+          </w:rPr>
+          <w:t xml:space="preserve">Modelling vemurafenib resistance in melanoma reveals a strategy to forestall drug resistance</w:t>
+        </w:r>
+      </w:hyperlink>
+      <w:r>
+        <w:t xml:space="preserve">.</w:t>
+      </w:r>
+      <w:r>
+        <w:t xml:space="preserve"> </w:t>
+      </w:r>
+      <w:r>
+        <w:rPr>
+          <w:iCs/>
+          <w:i/>
+        </w:rPr>
         <w:t xml:space="preserve">Nature</w:t>
       </w:r>
       <w:r>
@@ -12178,20 +12663,20 @@
           <w:bCs/>
           <w:b/>
         </w:rPr>
-        <w:t xml:space="preserve">519</w:t>
-      </w:r>
-      <w:r>
-        <w:t xml:space="preserve">, 468–471 (2015).</w:t>
-      </w:r>
-    </w:p>
-    <w:bookmarkEnd w:id="164"/>
-    <w:bookmarkStart w:id="166" w:name="ref-kuchen2020"/>
+        <w:t xml:space="preserve">494</w:t>
+      </w:r>
+      <w:r>
+        <w:t xml:space="preserve">, 251–255 (2013).</w:t>
+      </w:r>
+    </w:p>
+    <w:bookmarkEnd w:id="174"/>
+    <w:bookmarkStart w:id="176" w:name="ref-strobl2021"/>
     <w:p>
       <w:pPr>
         <w:pStyle w:val="Bibliography"/>
       </w:pPr>
       <w:r>
-        <w:t xml:space="preserve">45.</w:t>
+        <w:t xml:space="preserve">50.</w:t>
       </w:r>
       <w:r>
         <w:t xml:space="preserve"> </w:t>
@@ -12200,21 +12685,7 @@
         <w:t xml:space="preserve">	</w:t>
       </w:r>
       <w:r>
-        <w:t xml:space="preserve">Kuchen, E. E., Becker, N. B., Claudino, N. &amp; Höfer, T.</w:t>
-      </w:r>
-      <w:r>
-        <w:t xml:space="preserve"> </w:t>
-      </w:r>
-      <w:hyperlink r:id="rId165">
-        <w:r>
-          <w:rPr>
-            <w:rStyle w:val="Hyperlink"/>
-          </w:rPr>
-          <w:t xml:space="preserve">Hidden long-range memories of growth and cycle speed correlate cell cycles in lineage trees</w:t>
-        </w:r>
-      </w:hyperlink>
-      <w:r>
-        <w:t xml:space="preserve">.</w:t>
+        <w:t xml:space="preserve">Strobl, M. A. R.</w:t>
       </w:r>
       <w:r>
         <w:t xml:space="preserve"> </w:t>
@@ -12224,7 +12695,31 @@
           <w:iCs/>
           <w:i/>
         </w:rPr>
-        <w:t xml:space="preserve">eLife</w:t>
+        <w:t xml:space="preserve">et al.</w:t>
+      </w:r>
+      <w:r>
+        <w:t xml:space="preserve"> </w:t>
+      </w:r>
+      <w:hyperlink r:id="rId175">
+        <w:r>
+          <w:rPr>
+            <w:rStyle w:val="Hyperlink"/>
+          </w:rPr>
+          <w:t xml:space="preserve">Turnover modulates the need for a cost of resistance in adaptive therapy</w:t>
+        </w:r>
+      </w:hyperlink>
+      <w:r>
+        <w:t xml:space="preserve">.</w:t>
+      </w:r>
+      <w:r>
+        <w:t xml:space="preserve"> </w:t>
+      </w:r>
+      <w:r>
+        <w:rPr>
+          <w:iCs/>
+          <w:i/>
+        </w:rPr>
+        <w:t xml:space="preserve">Cancer Research</w:t>
       </w:r>
       <w:r>
         <w:t xml:space="preserve"> </w:t>
@@ -12234,20 +12729,20 @@
           <w:bCs/>
           <w:b/>
         </w:rPr>
-        <w:t xml:space="preserve">9</w:t>
-      </w:r>
-      <w:r>
-        <w:t xml:space="preserve">, e51002 (2020).</w:t>
-      </w:r>
-    </w:p>
-    <w:bookmarkEnd w:id="166"/>
-    <w:bookmarkStart w:id="168" w:name="ref-chakrabarti2018"/>
+        <w:t xml:space="preserve">81</w:t>
+      </w:r>
+      <w:r>
+        <w:t xml:space="preserve">, 1135–1147 (2021).</w:t>
+      </w:r>
+    </w:p>
+    <w:bookmarkEnd w:id="176"/>
+    <w:bookmarkStart w:id="178" w:name="ref-gilbert2013"/>
     <w:p>
       <w:pPr>
         <w:pStyle w:val="Bibliography"/>
       </w:pPr>
       <w:r>
-        <w:t xml:space="preserve">46.</w:t>
+        <w:t xml:space="preserve">51.</w:t>
       </w:r>
       <w:r>
         <w:t xml:space="preserve"> </w:t>
@@ -12256,7 +12751,7 @@
         <w:t xml:space="preserve">	</w:t>
       </w:r>
       <w:r>
-        <w:t xml:space="preserve">Chakrabarti, S.</w:t>
+        <w:t xml:space="preserve">Gilbert, M. R.</w:t>
       </w:r>
       <w:r>
         <w:t xml:space="preserve"> </w:t>
@@ -12271,12 +12766,36 @@
       <w:r>
         <w:t xml:space="preserve"> </w:t>
       </w:r>
-      <w:hyperlink r:id="rId167">
-        <w:r>
-          <w:rPr>
-            <w:rStyle w:val="Hyperlink"/>
-          </w:rPr>
-          <w:t xml:space="preserve">Hidden heterogeneity and circadian-controlled cell fate inferred from single cell lineages</w:t>
+      <w:hyperlink r:id="rId177">
+        <w:r>
+          <w:rPr>
+            <w:rStyle w:val="Hyperlink"/>
+          </w:rPr>
+          <w:t xml:space="preserve">Dose-dense temozolomide for newly diagnosed glioblastoma: A randomized phase</w:t>
+        </w:r>
+        <w:r>
+          <w:rPr>
+            <w:rStyle w:val="Hyperlink"/>
+          </w:rPr>
+          <w:t xml:space="preserve"> </w:t>
+        </w:r>
+        <w:r>
+          <w:rPr>
+            <w:rStyle w:val="Hyperlink"/>
+          </w:rPr>
+          <w:t xml:space="preserve">III</w:t>
+        </w:r>
+        <w:r>
+          <w:rPr>
+            <w:rStyle w:val="Hyperlink"/>
+          </w:rPr>
+          <w:t xml:space="preserve"> </w:t>
+        </w:r>
+        <w:r>
+          <w:rPr>
+            <w:rStyle w:val="Hyperlink"/>
+          </w:rPr>
+          <w:t xml:space="preserve">clinical trial</w:t>
         </w:r>
       </w:hyperlink>
       <w:r>
@@ -12290,7 +12809,7 @@
           <w:iCs/>
           <w:i/>
         </w:rPr>
-        <w:t xml:space="preserve">Nature Communications</w:t>
+        <w:t xml:space="preserve">Journal of Clinical Oncology</w:t>
       </w:r>
       <w:r>
         <w:t xml:space="preserve"> </w:t>
@@ -12300,20 +12819,20 @@
           <w:bCs/>
           <w:b/>
         </w:rPr>
-        <w:t xml:space="preserve">9</w:t>
-      </w:r>
-      <w:r>
-        <w:t xml:space="preserve">, 5372 (2018).</w:t>
-      </w:r>
-    </w:p>
-    <w:bookmarkEnd w:id="168"/>
-    <w:bookmarkStart w:id="170" w:name="ref-algazi2020"/>
+        <w:t xml:space="preserve">31</w:t>
+      </w:r>
+      <w:r>
+        <w:t xml:space="preserve">, 4085–4091 (2013).</w:t>
+      </w:r>
+    </w:p>
+    <w:bookmarkEnd w:id="178"/>
+    <w:bookmarkStart w:id="180" w:name="ref-ostermann2004"/>
     <w:p>
       <w:pPr>
         <w:pStyle w:val="Bibliography"/>
       </w:pPr>
       <w:r>
-        <w:t xml:space="preserve">47.</w:t>
+        <w:t xml:space="preserve">52.</w:t>
       </w:r>
       <w:r>
         <w:t xml:space="preserve"> </w:t>
@@ -12322,7 +12841,7 @@
         <w:t xml:space="preserve">	</w:t>
       </w:r>
       <w:r>
-        <w:t xml:space="preserve">Algazi, A. P.</w:t>
+        <w:t xml:space="preserve">Ostermann, S.</w:t>
       </w:r>
       <w:r>
         <w:t xml:space="preserve"> </w:t>
@@ -12337,78 +12856,12 @@
       <w:r>
         <w:t xml:space="preserve"> </w:t>
       </w:r>
-      <w:hyperlink r:id="rId169">
-        <w:r>
-          <w:rPr>
-            <w:rStyle w:val="Hyperlink"/>
-          </w:rPr>
-          <w:t xml:space="preserve">Continuous versus intermittent</w:t>
-        </w:r>
-        <w:r>
-          <w:rPr>
-            <w:rStyle w:val="Hyperlink"/>
-          </w:rPr>
-          <w:t xml:space="preserve"> </w:t>
-        </w:r>
-        <w:r>
-          <w:rPr>
-            <w:rStyle w:val="Hyperlink"/>
-          </w:rPr>
-          <w:t xml:space="preserve">BRAF</w:t>
-        </w:r>
-        <w:r>
-          <w:rPr>
-            <w:rStyle w:val="Hyperlink"/>
-          </w:rPr>
-          <w:t xml:space="preserve"> </w:t>
-        </w:r>
-        <w:r>
-          <w:rPr>
-            <w:rStyle w:val="Hyperlink"/>
-          </w:rPr>
-          <w:t xml:space="preserve">and</w:t>
-        </w:r>
-        <w:r>
-          <w:rPr>
-            <w:rStyle w:val="Hyperlink"/>
-          </w:rPr>
-          <w:t xml:space="preserve"> </w:t>
-        </w:r>
-        <w:r>
-          <w:rPr>
-            <w:rStyle w:val="Hyperlink"/>
-          </w:rPr>
-          <w:t xml:space="preserve">MEK</w:t>
-        </w:r>
-        <w:r>
-          <w:rPr>
-            <w:rStyle w:val="Hyperlink"/>
-          </w:rPr>
-          <w:t xml:space="preserve"> </w:t>
-        </w:r>
-        <w:r>
-          <w:rPr>
-            <w:rStyle w:val="Hyperlink"/>
-          </w:rPr>
-          <w:t xml:space="preserve">inhibition in patients with</w:t>
-        </w:r>
-        <w:r>
-          <w:rPr>
-            <w:rStyle w:val="Hyperlink"/>
-          </w:rPr>
-          <w:t xml:space="preserve"> </w:t>
-        </w:r>
-        <w:r>
-          <w:rPr>
-            <w:rStyle w:val="Hyperlink"/>
-          </w:rPr>
-          <w:t xml:space="preserve">BRAF</w:t>
-        </w:r>
-        <w:r>
-          <w:rPr>
-            <w:rStyle w:val="Hyperlink"/>
-          </w:rPr>
-          <w:t xml:space="preserve">-mutated melanoma: A randomized phase 2 trial</w:t>
+      <w:hyperlink r:id="rId179">
+        <w:r>
+          <w:rPr>
+            <w:rStyle w:val="Hyperlink"/>
+          </w:rPr>
+          <w:t xml:space="preserve">Plasma and cerebrospinal fluid population pharmacokinetics of temozolomide in malignant glioma patients</w:t>
         </w:r>
       </w:hyperlink>
       <w:r>
@@ -12422,7 +12875,7 @@
           <w:iCs/>
           <w:i/>
         </w:rPr>
-        <w:t xml:space="preserve">Nature Medicine</w:t>
+        <w:t xml:space="preserve">Clinical Cancer Research</w:t>
       </w:r>
       <w:r>
         <w:t xml:space="preserve"> </w:t>
@@ -12432,20 +12885,20 @@
           <w:bCs/>
           <w:b/>
         </w:rPr>
-        <w:t xml:space="preserve">26</w:t>
-      </w:r>
-      <w:r>
-        <w:t xml:space="preserve">, 1564–1568 (2020).</w:t>
-      </w:r>
-    </w:p>
-    <w:bookmarkEnd w:id="170"/>
-    <w:bookmarkStart w:id="172" w:name="ref-zhang2017adaptive"/>
+        <w:t xml:space="preserve">10</w:t>
+      </w:r>
+      <w:r>
+        <w:t xml:space="preserve">, 3728–3736 (2004).</w:t>
+      </w:r>
+    </w:p>
+    <w:bookmarkEnd w:id="180"/>
+    <w:bookmarkStart w:id="182" w:name="ref-rudek2004"/>
     <w:p>
       <w:pPr>
         <w:pStyle w:val="Bibliography"/>
       </w:pPr>
       <w:r>
-        <w:t xml:space="preserve">48.</w:t>
+        <w:t xml:space="preserve">53.</w:t>
       </w:r>
       <w:r>
         <w:t xml:space="preserve"> </w:t>
@@ -12454,21 +12907,7 @@
         <w:t xml:space="preserve">	</w:t>
       </w:r>
       <w:r>
-        <w:t xml:space="preserve">Zhang, J., Cunningham, J. J., Brown, J. S. &amp; Gatenby, R. A.</w:t>
-      </w:r>
-      <w:r>
-        <w:t xml:space="preserve"> </w:t>
-      </w:r>
-      <w:hyperlink r:id="rId171">
-        <w:r>
-          <w:rPr>
-            <w:rStyle w:val="Hyperlink"/>
-          </w:rPr>
-          <w:t xml:space="preserve">Integrating evolutionary dynamics into treatment of metastatic castrate-resistant prostate cancer</w:t>
-        </w:r>
-      </w:hyperlink>
-      <w:r>
-        <w:t xml:space="preserve">.</w:t>
+        <w:t xml:space="preserve">Rudek, M. A.</w:t>
       </w:r>
       <w:r>
         <w:t xml:space="preserve"> </w:t>
@@ -12478,7 +12917,55 @@
           <w:iCs/>
           <w:i/>
         </w:rPr>
-        <w:t xml:space="preserve">Nature Communications</w:t>
+        <w:t xml:space="preserve">et al.</w:t>
+      </w:r>
+      <w:r>
+        <w:t xml:space="preserve"> </w:t>
+      </w:r>
+      <w:hyperlink r:id="rId181">
+        <w:r>
+          <w:rPr>
+            <w:rStyle w:val="Hyperlink"/>
+          </w:rPr>
+          <w:t xml:space="preserve">Temozolomide in patients with advanced cancer: Phase</w:t>
+        </w:r>
+        <w:r>
+          <w:rPr>
+            <w:rStyle w:val="Hyperlink"/>
+          </w:rPr>
+          <w:t xml:space="preserve"> </w:t>
+        </w:r>
+        <w:r>
+          <w:rPr>
+            <w:rStyle w:val="Hyperlink"/>
+          </w:rPr>
+          <w:t xml:space="preserve">I</w:t>
+        </w:r>
+        <w:r>
+          <w:rPr>
+            <w:rStyle w:val="Hyperlink"/>
+          </w:rPr>
+          <w:t xml:space="preserve"> </w:t>
+        </w:r>
+        <w:r>
+          <w:rPr>
+            <w:rStyle w:val="Hyperlink"/>
+          </w:rPr>
+          <w:t xml:space="preserve">and pharmacokinetic study</w:t>
+        </w:r>
+      </w:hyperlink>
+      <w:r>
+        <w:t xml:space="preserve">.</w:t>
+      </w:r>
+      <w:r>
+        <w:t xml:space="preserve"> </w:t>
+      </w:r>
+      <w:r>
+        <w:rPr>
+          <w:iCs/>
+          <w:i/>
+        </w:rPr>
+        <w:t xml:space="preserve">Pharmacotherapy</w:t>
       </w:r>
       <w:r>
         <w:t xml:space="preserve"> </w:t>
@@ -12488,20 +12975,20 @@
           <w:bCs/>
           <w:b/>
         </w:rPr>
-        <w:t xml:space="preserve">8</w:t>
-      </w:r>
-      <w:r>
-        <w:t xml:space="preserve">, 1816 (2017).</w:t>
-      </w:r>
-    </w:p>
-    <w:bookmarkEnd w:id="172"/>
-    <w:bookmarkStart w:id="174" w:name="ref-dasthakur2013"/>
+        <w:t xml:space="preserve">24</w:t>
+      </w:r>
+      <w:r>
+        <w:t xml:space="preserve">, 16–25 (2004).</w:t>
+      </w:r>
+    </w:p>
+    <w:bookmarkEnd w:id="182"/>
+    <w:bookmarkStart w:id="184" w:name="ref-tolcher2003"/>
     <w:p>
       <w:pPr>
         <w:pStyle w:val="Bibliography"/>
       </w:pPr>
       <w:r>
-        <w:t xml:space="preserve">49.</w:t>
+        <w:t xml:space="preserve">54.</w:t>
       </w:r>
       <w:r>
         <w:t xml:space="preserve"> </w:t>
@@ -12510,7 +12997,7 @@
         <w:t xml:space="preserve">	</w:t>
       </w:r>
       <w:r>
-        <w:t xml:space="preserve">Das Thakur, M.</w:t>
+        <w:t xml:space="preserve">Tolcher, A. W.</w:t>
       </w:r>
       <w:r>
         <w:t xml:space="preserve"> </w:t>
@@ -12525,12 +13012,36 @@
       <w:r>
         <w:t xml:space="preserve"> </w:t>
       </w:r>
-      <w:hyperlink r:id="rId173">
-        <w:r>
-          <w:rPr>
-            <w:rStyle w:val="Hyperlink"/>
-          </w:rPr>
-          <w:t xml:space="preserve">Modelling vemurafenib resistance in melanoma reveals a strategy to forestall drug resistance</w:t>
+      <w:hyperlink r:id="rId183">
+        <w:r>
+          <w:rPr>
+            <w:rStyle w:val="Hyperlink"/>
+          </w:rPr>
+          <w:t xml:space="preserve">Marked inactivation of</w:t>
+        </w:r>
+        <w:r>
+          <w:rPr>
+            <w:rStyle w:val="Hyperlink"/>
+          </w:rPr>
+          <w:t xml:space="preserve"> </w:t>
+        </w:r>
+        <w:r>
+          <w:rPr>
+            <w:rStyle w:val="Hyperlink"/>
+          </w:rPr>
+          <w:t xml:space="preserve">O6-alkylguanine-DNA</w:t>
+        </w:r>
+        <w:r>
+          <w:rPr>
+            <w:rStyle w:val="Hyperlink"/>
+          </w:rPr>
+          <w:t xml:space="preserve"> </w:t>
+        </w:r>
+        <w:r>
+          <w:rPr>
+            <w:rStyle w:val="Hyperlink"/>
+          </w:rPr>
+          <w:t xml:space="preserve">alkyltransferase activity with protracted temozolomide schedules</w:t>
         </w:r>
       </w:hyperlink>
       <w:r>
@@ -12544,7 +13055,7 @@
           <w:iCs/>
           <w:i/>
         </w:rPr>
-        <w:t xml:space="preserve">Nature</w:t>
+        <w:t xml:space="preserve">British Journal of Cancer</w:t>
       </w:r>
       <w:r>
         <w:t xml:space="preserve"> </w:t>
@@ -12554,20 +13065,20 @@
           <w:bCs/>
           <w:b/>
         </w:rPr>
-        <w:t xml:space="preserve">494</w:t>
-      </w:r>
-      <w:r>
-        <w:t xml:space="preserve">, 251–255 (2013).</w:t>
-      </w:r>
-    </w:p>
-    <w:bookmarkEnd w:id="174"/>
-    <w:bookmarkStart w:id="176" w:name="ref-strobl2021"/>
+        <w:t xml:space="preserve">88</w:t>
+      </w:r>
+      <w:r>
+        <w:t xml:space="preserve">, 1004–1011 (2003).</w:t>
+      </w:r>
+    </w:p>
+    <w:bookmarkEnd w:id="184"/>
+    <w:bookmarkStart w:id="186" w:name="ref-middleton2000"/>
     <w:p>
       <w:pPr>
         <w:pStyle w:val="Bibliography"/>
       </w:pPr>
       <w:r>
-        <w:t xml:space="preserve">50.</w:t>
+        <w:t xml:space="preserve">55.</w:t>
       </w:r>
       <w:r>
         <w:t xml:space="preserve"> </w:t>
@@ -12576,7 +13087,7 @@
         <w:t xml:space="preserve">	</w:t>
       </w:r>
       <w:r>
-        <w:t xml:space="preserve">Strobl, M. A. R.</w:t>
+        <w:t xml:space="preserve">Middleton, M. R.</w:t>
       </w:r>
       <w:r>
         <w:t xml:space="preserve"> </w:t>
@@ -12591,12 +13102,48 @@
       <w:r>
         <w:t xml:space="preserve"> </w:t>
       </w:r>
-      <w:hyperlink r:id="rId175">
-        <w:r>
-          <w:rPr>
-            <w:rStyle w:val="Hyperlink"/>
-          </w:rPr>
-          <w:t xml:space="preserve">Turnover modulates the need for a cost of resistance in adaptive therapy</w:t>
+      <w:hyperlink r:id="rId185">
+        <w:r>
+          <w:rPr>
+            <w:rStyle w:val="Hyperlink"/>
+          </w:rPr>
+          <w:t xml:space="preserve">O6-methylguanine</w:t>
+        </w:r>
+        <w:r>
+          <w:rPr>
+            <w:rStyle w:val="Hyperlink"/>
+          </w:rPr>
+          <w:t xml:space="preserve"> </w:t>
+        </w:r>
+        <w:r>
+          <w:rPr>
+            <w:rStyle w:val="Hyperlink"/>
+          </w:rPr>
+          <w:t xml:space="preserve">formation, repair protein depletion and clinical outcome with a 4 hr schedule of temozolomide in the treatment of advanced melanoma: Results of a phase</w:t>
+        </w:r>
+        <w:r>
+          <w:rPr>
+            <w:rStyle w:val="Hyperlink"/>
+          </w:rPr>
+          <w:t xml:space="preserve"> </w:t>
+        </w:r>
+        <w:r>
+          <w:rPr>
+            <w:rStyle w:val="Hyperlink"/>
+          </w:rPr>
+          <w:t xml:space="preserve">II</w:t>
+        </w:r>
+        <w:r>
+          <w:rPr>
+            <w:rStyle w:val="Hyperlink"/>
+          </w:rPr>
+          <w:t xml:space="preserve"> </w:t>
+        </w:r>
+        <w:r>
+          <w:rPr>
+            <w:rStyle w:val="Hyperlink"/>
+          </w:rPr>
+          <w:t xml:space="preserve">study</w:t>
         </w:r>
       </w:hyperlink>
       <w:r>
@@ -12610,7 +13157,7 @@
           <w:iCs/>
           <w:i/>
         </w:rPr>
-        <w:t xml:space="preserve">Cancer Research</w:t>
+        <w:t xml:space="preserve">International Journal of Cancer</w:t>
       </w:r>
       <w:r>
         <w:t xml:space="preserve"> </w:t>
@@ -12620,20 +13167,20 @@
           <w:bCs/>
           <w:b/>
         </w:rPr>
-        <w:t xml:space="preserve">81</w:t>
-      </w:r>
-      <w:r>
-        <w:t xml:space="preserve">, 1135–1147 (2021).</w:t>
-      </w:r>
-    </w:p>
-    <w:bookmarkEnd w:id="176"/>
-    <w:bookmarkStart w:id="178" w:name="ref-gilbert2013"/>
+        <w:t xml:space="preserve">88</w:t>
+      </w:r>
+      <w:r>
+        <w:t xml:space="preserve">, 469–473 (2000).</w:t>
+      </w:r>
+    </w:p>
+    <w:bookmarkEnd w:id="186"/>
+    <w:bookmarkStart w:id="188" w:name="ref-robinson2010"/>
     <w:p>
       <w:pPr>
         <w:pStyle w:val="Bibliography"/>
       </w:pPr>
       <w:r>
-        <w:t xml:space="preserve">51.</w:t>
+        <w:t xml:space="preserve">56.</w:t>
       </w:r>
       <w:r>
         <w:t xml:space="preserve"> </w:t>
@@ -12642,7 +13189,7 @@
         <w:t xml:space="preserve">	</w:t>
       </w:r>
       <w:r>
-        <w:t xml:space="preserve">Gilbert, M. R.</w:t>
+        <w:t xml:space="preserve">Robinson, C. G.</w:t>
       </w:r>
       <w:r>
         <w:t xml:space="preserve"> </w:t>
@@ -12657,12 +13204,12 @@
       <w:r>
         <w:t xml:space="preserve"> </w:t>
       </w:r>
-      <w:hyperlink r:id="rId177">
-        <w:r>
-          <w:rPr>
-            <w:rStyle w:val="Hyperlink"/>
-          </w:rPr>
-          <w:t xml:space="preserve">Dose-dense temozolomide for newly diagnosed glioblastoma: A randomized phase</w:t>
+      <w:hyperlink r:id="rId187">
+        <w:r>
+          <w:rPr>
+            <w:rStyle w:val="Hyperlink"/>
+          </w:rPr>
+          <w:t xml:space="preserve">Effect of alternative temozolomide schedules on glioblastoma</w:t>
         </w:r>
         <w:r>
           <w:rPr>
@@ -12674,7 +13221,7 @@
           <w:rPr>
             <w:rStyle w:val="Hyperlink"/>
           </w:rPr>
-          <w:t xml:space="preserve">III</w:t>
+          <w:t xml:space="preserve">O6-methylguanine-DNA</w:t>
         </w:r>
         <w:r>
           <w:rPr>
@@ -12686,7 +13233,7 @@
           <w:rPr>
             <w:rStyle w:val="Hyperlink"/>
           </w:rPr>
-          <w:t xml:space="preserve">clinical trial</w:t>
+          <w:t xml:space="preserve">methyltransferase activity and survival</w:t>
         </w:r>
       </w:hyperlink>
       <w:r>
@@ -12700,7 +13247,7 @@
           <w:iCs/>
           <w:i/>
         </w:rPr>
-        <w:t xml:space="preserve">Journal of Clinical Oncology</w:t>
+        <w:t xml:space="preserve">British Journal of Cancer</w:t>
       </w:r>
       <w:r>
         <w:t xml:space="preserve"> </w:t>
@@ -12710,20 +13257,20 @@
           <w:bCs/>
           <w:b/>
         </w:rPr>
-        <w:t xml:space="preserve">31</w:t>
-      </w:r>
-      <w:r>
-        <w:t xml:space="preserve">, 4085–4091 (2013).</w:t>
-      </w:r>
-    </w:p>
-    <w:bookmarkEnd w:id="178"/>
-    <w:bookmarkStart w:id="180" w:name="ref-ostermann2004"/>
+        <w:t xml:space="preserve">103</w:t>
+      </w:r>
+      <w:r>
+        <w:t xml:space="preserve">, 498–504 (2010).</w:t>
+      </w:r>
+    </w:p>
+    <w:bookmarkEnd w:id="188"/>
+    <w:bookmarkStart w:id="190" w:name="ref-gillespie1977"/>
     <w:p>
       <w:pPr>
         <w:pStyle w:val="Bibliography"/>
       </w:pPr>
       <w:r>
-        <w:t xml:space="preserve">52.</w:t>
+        <w:t xml:space="preserve">57.</w:t>
       </w:r>
       <w:r>
         <w:t xml:space="preserve"> </w:t>
@@ -12732,7 +13279,21 @@
         <w:t xml:space="preserve">	</w:t>
       </w:r>
       <w:r>
-        <w:t xml:space="preserve">Ostermann, S.</w:t>
+        <w:t xml:space="preserve">Gillespie, D. T.</w:t>
+      </w:r>
+      <w:r>
+        <w:t xml:space="preserve"> </w:t>
+      </w:r>
+      <w:hyperlink r:id="rId189">
+        <w:r>
+          <w:rPr>
+            <w:rStyle w:val="Hyperlink"/>
+          </w:rPr>
+          <w:t xml:space="preserve">Exact stochastic simulation of coupled chemical reactions</w:t>
+        </w:r>
+      </w:hyperlink>
+      <w:r>
+        <w:t xml:space="preserve">.</w:t>
       </w:r>
       <w:r>
         <w:t xml:space="preserve"> </w:t>
@@ -12742,17 +13303,49 @@
           <w:iCs/>
           <w:i/>
         </w:rPr>
-        <w:t xml:space="preserve">et al.</w:t>
-      </w:r>
-      <w:r>
-        <w:t xml:space="preserve"> </w:t>
-      </w:r>
-      <w:hyperlink r:id="rId179">
-        <w:r>
-          <w:rPr>
-            <w:rStyle w:val="Hyperlink"/>
-          </w:rPr>
-          <w:t xml:space="preserve">Plasma and cerebrospinal fluid population pharmacokinetics of temozolomide in malignant glioma patients</w:t>
+        <w:t xml:space="preserve">The Journal of Physical Chemistry</w:t>
+      </w:r>
+      <w:r>
+        <w:t xml:space="preserve"> </w:t>
+      </w:r>
+      <w:r>
+        <w:rPr>
+          <w:bCs/>
+          <w:b/>
+        </w:rPr>
+        <w:t xml:space="preserve">81</w:t>
+      </w:r>
+      <w:r>
+        <w:t xml:space="preserve">, 2340–2361 (1977).</w:t>
+      </w:r>
+    </w:p>
+    <w:bookmarkEnd w:id="190"/>
+    <w:bookmarkStart w:id="192" w:name="ref-gillespie2001"/>
+    <w:p>
+      <w:pPr>
+        <w:pStyle w:val="Bibliography"/>
+      </w:pPr>
+      <w:r>
+        <w:t xml:space="preserve">58.</w:t>
+      </w:r>
+      <w:r>
+        <w:t xml:space="preserve"> </w:t>
+      </w:r>
+      <w:r>
+        <w:t xml:space="preserve">	</w:t>
+      </w:r>
+      <w:r>
+        <w:t xml:space="preserve">Gillespie, D. T.</w:t>
+      </w:r>
+      <w:r>
+        <w:t xml:space="preserve"> </w:t>
+      </w:r>
+      <w:hyperlink r:id="rId191">
+        <w:r>
+          <w:rPr>
+            <w:rStyle w:val="Hyperlink"/>
+          </w:rPr>
+          <w:t xml:space="preserve">Approximate accelerated stochastic simulation of chemically reacting systems</w:t>
         </w:r>
       </w:hyperlink>
       <w:r>
@@ -12766,7 +13359,7 @@
           <w:iCs/>
           <w:i/>
         </w:rPr>
-        <w:t xml:space="preserve">Clinical Cancer Research</w:t>
+        <w:t xml:space="preserve">The Journal of Chemical Physics</w:t>
       </w:r>
       <w:r>
         <w:t xml:space="preserve"> </w:t>
@@ -12776,20 +13369,20 @@
           <w:bCs/>
           <w:b/>
         </w:rPr>
-        <w:t xml:space="preserve">10</w:t>
-      </w:r>
-      <w:r>
-        <w:t xml:space="preserve">, 3728–3736 (2004).</w:t>
-      </w:r>
-    </w:p>
-    <w:bookmarkEnd w:id="180"/>
-    <w:bookmarkStart w:id="182" w:name="ref-rudek2004"/>
+        <w:t xml:space="preserve">115</w:t>
+      </w:r>
+      <w:r>
+        <w:t xml:space="preserve">, 1716–1733 (2001).</w:t>
+      </w:r>
+    </w:p>
+    <w:bookmarkEnd w:id="192"/>
+    <w:bookmarkStart w:id="194" w:name="ref-cao2006"/>
     <w:p>
       <w:pPr>
         <w:pStyle w:val="Bibliography"/>
       </w:pPr>
       <w:r>
-        <w:t xml:space="preserve">53.</w:t>
+        <w:t xml:space="preserve">59.</w:t>
       </w:r>
       <w:r>
         <w:t xml:space="preserve"> </w:t>
@@ -12798,7 +13391,21 @@
         <w:t xml:space="preserve">	</w:t>
       </w:r>
       <w:r>
-        <w:t xml:space="preserve">Rudek, M. A.</w:t>
+        <w:t xml:space="preserve">Cao, Y., Gillespie, D. T. &amp; Petzold, L. R.</w:t>
+      </w:r>
+      <w:r>
+        <w:t xml:space="preserve"> </w:t>
+      </w:r>
+      <w:hyperlink r:id="rId193">
+        <w:r>
+          <w:rPr>
+            <w:rStyle w:val="Hyperlink"/>
+          </w:rPr>
+          <w:t xml:space="preserve">Efficient step size selection for the tau-leaping simulation method</w:t>
+        </w:r>
+      </w:hyperlink>
+      <w:r>
+        <w:t xml:space="preserve">.</w:t>
       </w:r>
       <w:r>
         <w:t xml:space="preserve"> </w:t>
@@ -12808,17 +13415,49 @@
           <w:iCs/>
           <w:i/>
         </w:rPr>
-        <w:t xml:space="preserve">et al.</w:t>
-      </w:r>
-      <w:r>
-        <w:t xml:space="preserve"> </w:t>
-      </w:r>
-      <w:hyperlink r:id="rId181">
-        <w:r>
-          <w:rPr>
-            <w:rStyle w:val="Hyperlink"/>
-          </w:rPr>
-          <w:t xml:space="preserve">Temozolomide in patients with advanced cancer: Phase</w:t>
+        <w:t xml:space="preserve">The Journal of Chemical Physics</w:t>
+      </w:r>
+      <w:r>
+        <w:t xml:space="preserve"> </w:t>
+      </w:r>
+      <w:r>
+        <w:rPr>
+          <w:bCs/>
+          <w:b/>
+        </w:rPr>
+        <w:t xml:space="preserve">124</w:t>
+      </w:r>
+      <w:r>
+        <w:t xml:space="preserve">, 044109 (2006).</w:t>
+      </w:r>
+    </w:p>
+    <w:bookmarkEnd w:id="194"/>
+    <w:bookmarkStart w:id="196" w:name="ref-cao2005"/>
+    <w:p>
+      <w:pPr>
+        <w:pStyle w:val="Bibliography"/>
+      </w:pPr>
+      <w:r>
+        <w:t xml:space="preserve">60.</w:t>
+      </w:r>
+      <w:r>
+        <w:t xml:space="preserve"> </w:t>
+      </w:r>
+      <w:r>
+        <w:t xml:space="preserve">	</w:t>
+      </w:r>
+      <w:r>
+        <w:t xml:space="preserve">Cao, Y., Gillespie, D. T. &amp; Petzold, L. R.</w:t>
+      </w:r>
+      <w:r>
+        <w:t xml:space="preserve"> </w:t>
+      </w:r>
+      <w:hyperlink r:id="rId195">
+        <w:r>
+          <w:rPr>
+            <w:rStyle w:val="Hyperlink"/>
+          </w:rPr>
+          <w:t xml:space="preserve">Avoiding negative populations in explicit</w:t>
         </w:r>
         <w:r>
           <w:rPr>
@@ -12830,7 +13469,7 @@
           <w:rPr>
             <w:rStyle w:val="Hyperlink"/>
           </w:rPr>
-          <w:t xml:space="preserve">I</w:t>
+          <w:t xml:space="preserve">Poisson</w:t>
         </w:r>
         <w:r>
           <w:rPr>
@@ -12842,7 +13481,7 @@
           <w:rPr>
             <w:rStyle w:val="Hyperlink"/>
           </w:rPr>
-          <w:t xml:space="preserve">and pharmacokinetic study</w:t>
+          <w:t xml:space="preserve">tau-leaping</w:t>
         </w:r>
       </w:hyperlink>
       <w:r>
@@ -12856,7 +13495,7 @@
           <w:iCs/>
           <w:i/>
         </w:rPr>
-        <w:t xml:space="preserve">Pharmacotherapy</w:t>
+        <w:t xml:space="preserve">The Journal of Chemical Physics</w:t>
       </w:r>
       <w:r>
         <w:t xml:space="preserve"> </w:t>
@@ -12866,20 +13505,20 @@
           <w:bCs/>
           <w:b/>
         </w:rPr>
-        <w:t xml:space="preserve">24</w:t>
-      </w:r>
-      <w:r>
-        <w:t xml:space="preserve">, 16–25 (2004).</w:t>
-      </w:r>
-    </w:p>
-    <w:bookmarkEnd w:id="182"/>
-    <w:bookmarkStart w:id="184" w:name="ref-tolcher2003"/>
+        <w:t xml:space="preserve">123</w:t>
+      </w:r>
+      <w:r>
+        <w:t xml:space="preserve">, 054104 (2005).</w:t>
+      </w:r>
+    </w:p>
+    <w:bookmarkEnd w:id="196"/>
+    <w:bookmarkStart w:id="198" w:name="ref-shaffer2020"/>
     <w:p>
       <w:pPr>
         <w:pStyle w:val="Bibliography"/>
       </w:pPr>
       <w:r>
-        <w:t xml:space="preserve">54.</w:t>
+        <w:t xml:space="preserve">61.</w:t>
       </w:r>
       <w:r>
         <w:t xml:space="preserve"> </w:t>
@@ -12888,7 +13527,7 @@
         <w:t xml:space="preserve">	</w:t>
       </w:r>
       <w:r>
-        <w:t xml:space="preserve">Tolcher, A. W.</w:t>
+        <w:t xml:space="preserve">Shaffer, S. M.</w:t>
       </w:r>
       <w:r>
         <w:t xml:space="preserve"> </w:t>
@@ -12903,36 +13542,12 @@
       <w:r>
         <w:t xml:space="preserve"> </w:t>
       </w:r>
-      <w:hyperlink r:id="rId183">
-        <w:r>
-          <w:rPr>
-            <w:rStyle w:val="Hyperlink"/>
-          </w:rPr>
-          <w:t xml:space="preserve">Marked inactivation of</w:t>
-        </w:r>
-        <w:r>
-          <w:rPr>
-            <w:rStyle w:val="Hyperlink"/>
-          </w:rPr>
-          <w:t xml:space="preserve"> </w:t>
-        </w:r>
-        <w:r>
-          <w:rPr>
-            <w:rStyle w:val="Hyperlink"/>
-          </w:rPr>
-          <w:t xml:space="preserve">O6-alkylguanine-DNA</w:t>
-        </w:r>
-        <w:r>
-          <w:rPr>
-            <w:rStyle w:val="Hyperlink"/>
-          </w:rPr>
-          <w:t xml:space="preserve"> </w:t>
-        </w:r>
-        <w:r>
-          <w:rPr>
-            <w:rStyle w:val="Hyperlink"/>
-          </w:rPr>
-          <w:t xml:space="preserve">alkyltransferase activity with protracted temozolomide schedules</w:t>
+      <w:hyperlink r:id="rId197">
+        <w:r>
+          <w:rPr>
+            <w:rStyle w:val="Hyperlink"/>
+          </w:rPr>
+          <w:t xml:space="preserve">Memory sequencing reveals heritable single-cell gene expression programs associated with distinct cellular behaviors</w:t>
         </w:r>
       </w:hyperlink>
       <w:r>
@@ -12946,7 +13561,7 @@
           <w:iCs/>
           <w:i/>
         </w:rPr>
-        <w:t xml:space="preserve">British Journal of Cancer</w:t>
+        <w:t xml:space="preserve">Cell</w:t>
       </w:r>
       <w:r>
         <w:t xml:space="preserve"> </w:t>
@@ -12956,20 +13571,20 @@
           <w:bCs/>
           <w:b/>
         </w:rPr>
-        <w:t xml:space="preserve">88</w:t>
-      </w:r>
-      <w:r>
-        <w:t xml:space="preserve">, 1004–1011 (2003).</w:t>
-      </w:r>
-    </w:p>
-    <w:bookmarkEnd w:id="184"/>
-    <w:bookmarkStart w:id="186" w:name="ref-middleton2000"/>
+        <w:t xml:space="preserve">182</w:t>
+      </w:r>
+      <w:r>
+        <w:t xml:space="preserve">, 947–959 (2020).</w:t>
+      </w:r>
+    </w:p>
+    <w:bookmarkEnd w:id="198"/>
+    <w:bookmarkStart w:id="200" w:name="ref-toni2009"/>
     <w:p>
       <w:pPr>
         <w:pStyle w:val="Bibliography"/>
       </w:pPr>
       <w:r>
-        <w:t xml:space="preserve">55.</w:t>
+        <w:t xml:space="preserve">62.</w:t>
       </w:r>
       <w:r>
         <w:t xml:space="preserve"> </w:t>
@@ -12978,7 +13593,45 @@
         <w:t xml:space="preserve">	</w:t>
       </w:r>
       <w:r>
-        <w:t xml:space="preserve">Middleton, M. R.</w:t>
+        <w:t xml:space="preserve">Toni, T., Welch, D., Strelkowa, N., Ipsen, A. &amp; Stumpf, M. P. H.</w:t>
+      </w:r>
+      <w:r>
+        <w:t xml:space="preserve"> </w:t>
+      </w:r>
+      <w:hyperlink r:id="rId199">
+        <w:r>
+          <w:rPr>
+            <w:rStyle w:val="Hyperlink"/>
+          </w:rPr>
+          <w:t xml:space="preserve">Approximate</w:t>
+        </w:r>
+        <w:r>
+          <w:rPr>
+            <w:rStyle w:val="Hyperlink"/>
+          </w:rPr>
+          <w:t xml:space="preserve"> </w:t>
+        </w:r>
+        <w:r>
+          <w:rPr>
+            <w:rStyle w:val="Hyperlink"/>
+          </w:rPr>
+          <w:t xml:space="preserve">Bayesian</w:t>
+        </w:r>
+        <w:r>
+          <w:rPr>
+            <w:rStyle w:val="Hyperlink"/>
+          </w:rPr>
+          <w:t xml:space="preserve"> </w:t>
+        </w:r>
+        <w:r>
+          <w:rPr>
+            <w:rStyle w:val="Hyperlink"/>
+          </w:rPr>
+          <w:t xml:space="preserve">computation scheme for parameter inference and model selection in dynamical systems</w:t>
+        </w:r>
+      </w:hyperlink>
+      <w:r>
+        <w:t xml:space="preserve">.</w:t>
       </w:r>
       <w:r>
         <w:t xml:space="preserve"> </w:t>
@@ -12988,57 +13641,39 @@
           <w:iCs/>
           <w:i/>
         </w:rPr>
-        <w:t xml:space="preserve">et al.</w:t>
-      </w:r>
-      <w:r>
-        <w:t xml:space="preserve"> </w:t>
-      </w:r>
-      <w:hyperlink r:id="rId185">
-        <w:r>
-          <w:rPr>
-            <w:rStyle w:val="Hyperlink"/>
-          </w:rPr>
-          <w:t xml:space="preserve">O6-methylguanine</w:t>
-        </w:r>
-        <w:r>
-          <w:rPr>
-            <w:rStyle w:val="Hyperlink"/>
-          </w:rPr>
-          <w:t xml:space="preserve"> </w:t>
-        </w:r>
-        <w:r>
-          <w:rPr>
-            <w:rStyle w:val="Hyperlink"/>
-          </w:rPr>
-          <w:t xml:space="preserve">formation, repair protein depletion and clinical outcome with a 4 hr schedule of temozolomide in the treatment of advanced melanoma: Results of a phase</w:t>
-        </w:r>
-        <w:r>
-          <w:rPr>
-            <w:rStyle w:val="Hyperlink"/>
-          </w:rPr>
-          <w:t xml:space="preserve"> </w:t>
-        </w:r>
-        <w:r>
-          <w:rPr>
-            <w:rStyle w:val="Hyperlink"/>
-          </w:rPr>
-          <w:t xml:space="preserve">II</w:t>
-        </w:r>
-        <w:r>
-          <w:rPr>
-            <w:rStyle w:val="Hyperlink"/>
-          </w:rPr>
-          <w:t xml:space="preserve"> </w:t>
-        </w:r>
-        <w:r>
-          <w:rPr>
-            <w:rStyle w:val="Hyperlink"/>
-          </w:rPr>
-          <w:t xml:space="preserve">study</w:t>
-        </w:r>
-      </w:hyperlink>
-      <w:r>
-        <w:t xml:space="preserve">.</w:t>
+        <w:t xml:space="preserve">Journal of the Royal Society Interface</w:t>
+      </w:r>
+      <w:r>
+        <w:t xml:space="preserve"> </w:t>
+      </w:r>
+      <w:r>
+        <w:rPr>
+          <w:bCs/>
+          <w:b/>
+        </w:rPr>
+        <w:t xml:space="preserve">6</w:t>
+      </w:r>
+      <w:r>
+        <w:t xml:space="preserve">, 187–202 (2009).</w:t>
+      </w:r>
+    </w:p>
+    <w:bookmarkEnd w:id="200"/>
+    <w:bookmarkStart w:id="202" w:name="ref-ellingson2016"/>
+    <w:p>
+      <w:pPr>
+        <w:pStyle w:val="Bibliography"/>
+      </w:pPr>
+      <w:r>
+        <w:t xml:space="preserve">63.</w:t>
+      </w:r>
+      <w:r>
+        <w:t xml:space="preserve"> </w:t>
+      </w:r>
+      <w:r>
+        <w:t xml:space="preserve">	</w:t>
+      </w:r>
+      <w:r>
+        <w:t xml:space="preserve">Ellingson, B. M.</w:t>
       </w:r>
       <w:r>
         <w:t xml:space="preserve"> </w:t>
@@ -13048,7 +13683,31 @@
           <w:iCs/>
           <w:i/>
         </w:rPr>
-        <w:t xml:space="preserve">International Journal of Cancer</w:t>
+        <w:t xml:space="preserve">et al.</w:t>
+      </w:r>
+      <w:r>
+        <w:t xml:space="preserve"> </w:t>
+      </w:r>
+      <w:hyperlink r:id="rId201">
+        <w:r>
+          <w:rPr>
+            <w:rStyle w:val="Hyperlink"/>
+          </w:rPr>
+          <w:t xml:space="preserve">Contrast-enhancing tumor growth dynamics of preoperative, treatment-naive human glioblastoma</w:t>
+        </w:r>
+      </w:hyperlink>
+      <w:r>
+        <w:t xml:space="preserve">.</w:t>
+      </w:r>
+      <w:r>
+        <w:t xml:space="preserve"> </w:t>
+      </w:r>
+      <w:r>
+        <w:rPr>
+          <w:iCs/>
+          <w:i/>
+        </w:rPr>
+        <w:t xml:space="preserve">Cancer</w:t>
       </w:r>
       <w:r>
         <w:t xml:space="preserve"> </w:t>
@@ -13058,20 +13717,20 @@
           <w:bCs/>
           <w:b/>
         </w:rPr>
-        <w:t xml:space="preserve">88</w:t>
-      </w:r>
-      <w:r>
-        <w:t xml:space="preserve">, 469–473 (2000).</w:t>
-      </w:r>
-    </w:p>
-    <w:bookmarkEnd w:id="186"/>
-    <w:bookmarkStart w:id="188" w:name="ref-robinson2010"/>
+        <w:t xml:space="preserve">122</w:t>
+      </w:r>
+      <w:r>
+        <w:t xml:space="preserve">, 1718–1727 (2016).</w:t>
+      </w:r>
+    </w:p>
+    <w:bookmarkEnd w:id="202"/>
+    <w:bookmarkStart w:id="204" w:name="ref-stensjoen2015"/>
     <w:p>
       <w:pPr>
         <w:pStyle w:val="Bibliography"/>
       </w:pPr>
       <w:r>
-        <w:t xml:space="preserve">56.</w:t>
+        <w:t xml:space="preserve">64.</w:t>
       </w:r>
       <w:r>
         <w:t xml:space="preserve"> </w:t>
@@ -13080,7 +13739,7 @@
         <w:t xml:space="preserve">	</w:t>
       </w:r>
       <w:r>
-        <w:t xml:space="preserve">Robinson, C. G.</w:t>
+        <w:t xml:space="preserve">Stensjøen, A. L.</w:t>
       </w:r>
       <w:r>
         <w:t xml:space="preserve"> </w:t>
@@ -13095,36 +13754,12 @@
       <w:r>
         <w:t xml:space="preserve"> </w:t>
       </w:r>
-      <w:hyperlink r:id="rId187">
-        <w:r>
-          <w:rPr>
-            <w:rStyle w:val="Hyperlink"/>
-          </w:rPr>
-          <w:t xml:space="preserve">Effect of alternative temozolomide schedules on glioblastoma</w:t>
-        </w:r>
-        <w:r>
-          <w:rPr>
-            <w:rStyle w:val="Hyperlink"/>
-          </w:rPr>
-          <w:t xml:space="preserve"> </w:t>
-        </w:r>
-        <w:r>
-          <w:rPr>
-            <w:rStyle w:val="Hyperlink"/>
-          </w:rPr>
-          <w:t xml:space="preserve">O6-methylguanine-DNA</w:t>
-        </w:r>
-        <w:r>
-          <w:rPr>
-            <w:rStyle w:val="Hyperlink"/>
-          </w:rPr>
-          <w:t xml:space="preserve"> </w:t>
-        </w:r>
-        <w:r>
-          <w:rPr>
-            <w:rStyle w:val="Hyperlink"/>
-          </w:rPr>
-          <w:t xml:space="preserve">methyltransferase activity and survival</w:t>
+      <w:hyperlink r:id="rId203">
+        <w:r>
+          <w:rPr>
+            <w:rStyle w:val="Hyperlink"/>
+          </w:rPr>
+          <w:t xml:space="preserve">Growth dynamics of untreated glioblastomas in vivo</w:t>
         </w:r>
       </w:hyperlink>
       <w:r>
@@ -13138,7 +13773,7 @@
           <w:iCs/>
           <w:i/>
         </w:rPr>
-        <w:t xml:space="preserve">British Journal of Cancer</w:t>
+        <w:t xml:space="preserve">Neuro-Oncology</w:t>
       </w:r>
       <w:r>
         <w:t xml:space="preserve"> </w:t>
@@ -13148,20 +13783,20 @@
           <w:bCs/>
           <w:b/>
         </w:rPr>
-        <w:t xml:space="preserve">103</w:t>
-      </w:r>
-      <w:r>
-        <w:t xml:space="preserve">, 498–504 (2010).</w:t>
-      </w:r>
-    </w:p>
-    <w:bookmarkEnd w:id="188"/>
-    <w:bookmarkStart w:id="190" w:name="ref-gillespie1977"/>
+        <w:t xml:space="preserve">17</w:t>
+      </w:r>
+      <w:r>
+        <w:t xml:space="preserve">, 1402–1411 (2015).</w:t>
+      </w:r>
+    </w:p>
+    <w:bookmarkEnd w:id="204"/>
+    <w:bookmarkStart w:id="206" w:name="ref-friedman2006"/>
     <w:p>
       <w:pPr>
         <w:pStyle w:val="Bibliography"/>
       </w:pPr>
       <w:r>
-        <w:t xml:space="preserve">57.</w:t>
+        <w:t xml:space="preserve">65.</w:t>
       </w:r>
       <w:r>
         <w:t xml:space="preserve"> </w:t>
@@ -13170,17 +13805,17 @@
         <w:t xml:space="preserve">	</w:t>
       </w:r>
       <w:r>
-        <w:t xml:space="preserve">Gillespie, D. T.</w:t>
-      </w:r>
-      <w:r>
-        <w:t xml:space="preserve"> </w:t>
-      </w:r>
-      <w:hyperlink r:id="rId189">
-        <w:r>
-          <w:rPr>
-            <w:rStyle w:val="Hyperlink"/>
-          </w:rPr>
-          <w:t xml:space="preserve">Exact stochastic simulation of coupled chemical reactions</w:t>
+        <w:t xml:space="preserve">Friedman, N., Cai, L. &amp; Xie, X. S.</w:t>
+      </w:r>
+      <w:r>
+        <w:t xml:space="preserve"> </w:t>
+      </w:r>
+      <w:hyperlink r:id="rId205">
+        <w:r>
+          <w:rPr>
+            <w:rStyle w:val="Hyperlink"/>
+          </w:rPr>
+          <w:t xml:space="preserve">Linking stochastic dynamics to population distribution: An analytical framework of gene expression</w:t>
         </w:r>
       </w:hyperlink>
       <w:r>
@@ -13194,7 +13829,7 @@
           <w:iCs/>
           <w:i/>
         </w:rPr>
-        <w:t xml:space="preserve">The Journal of Physical Chemistry</w:t>
+        <w:t xml:space="preserve">Physical Review Letters</w:t>
       </w:r>
       <w:r>
         <w:t xml:space="preserve"> </w:t>
@@ -13204,20 +13839,20 @@
           <w:bCs/>
           <w:b/>
         </w:rPr>
-        <w:t xml:space="preserve">81</w:t>
-      </w:r>
-      <w:r>
-        <w:t xml:space="preserve">, 2340–2361 (1977).</w:t>
-      </w:r>
-    </w:p>
-    <w:bookmarkEnd w:id="190"/>
-    <w:bookmarkStart w:id="192" w:name="ref-gillespie2001"/>
+        <w:t xml:space="preserve">97</w:t>
+      </w:r>
+      <w:r>
+        <w:t xml:space="preserve">, 168302 (2006).</w:t>
+      </w:r>
+    </w:p>
+    <w:bookmarkEnd w:id="206"/>
+    <w:bookmarkStart w:id="208" w:name="ref-shahrezaei2008"/>
     <w:p>
       <w:pPr>
         <w:pStyle w:val="Bibliography"/>
       </w:pPr>
       <w:r>
-        <w:t xml:space="preserve">58.</w:t>
+        <w:t xml:space="preserve">66.</w:t>
       </w:r>
       <w:r>
         <w:t xml:space="preserve"> </w:t>
@@ -13226,17 +13861,17 @@
         <w:t xml:space="preserve">	</w:t>
       </w:r>
       <w:r>
-        <w:t xml:space="preserve">Gillespie, D. T.</w:t>
-      </w:r>
-      <w:r>
-        <w:t xml:space="preserve"> </w:t>
-      </w:r>
-      <w:hyperlink r:id="rId191">
-        <w:r>
-          <w:rPr>
-            <w:rStyle w:val="Hyperlink"/>
-          </w:rPr>
-          <w:t xml:space="preserve">Approximate accelerated stochastic simulation of chemically reacting systems</w:t>
+        <w:t xml:space="preserve">Shahrezaei, V. &amp; Swain, P. S.</w:t>
+      </w:r>
+      <w:r>
+        <w:t xml:space="preserve"> </w:t>
+      </w:r>
+      <w:hyperlink r:id="rId207">
+        <w:r>
+          <w:rPr>
+            <w:rStyle w:val="Hyperlink"/>
+          </w:rPr>
+          <w:t xml:space="preserve">Analytical distributions for stochastic gene expression</w:t>
         </w:r>
       </w:hyperlink>
       <w:r>
@@ -13250,7 +13885,7 @@
           <w:iCs/>
           <w:i/>
         </w:rPr>
-        <w:t xml:space="preserve">The Journal of Chemical Physics</w:t>
+        <w:t xml:space="preserve">Proceedings of the National Academy of Sciences</w:t>
       </w:r>
       <w:r>
         <w:t xml:space="preserve"> </w:t>
@@ -13260,20 +13895,20 @@
           <w:bCs/>
           <w:b/>
         </w:rPr>
-        <w:t xml:space="preserve">115</w:t>
-      </w:r>
-      <w:r>
-        <w:t xml:space="preserve">, 1716–1733 (2001).</w:t>
-      </w:r>
-    </w:p>
-    <w:bookmarkEnd w:id="192"/>
-    <w:bookmarkStart w:id="194" w:name="ref-cao2006"/>
+        <w:t xml:space="preserve">105</w:t>
+      </w:r>
+      <w:r>
+        <w:t xml:space="preserve">, 17256–17261 (2008).</w:t>
+      </w:r>
+    </w:p>
+    <w:bookmarkEnd w:id="208"/>
+    <w:bookmarkStart w:id="210" w:name="ref-sciml"/>
     <w:p>
       <w:pPr>
         <w:pStyle w:val="Bibliography"/>
       </w:pPr>
       <w:r>
-        <w:t xml:space="preserve">59.</w:t>
+        <w:t xml:space="preserve">67.</w:t>
       </w:r>
       <w:r>
         <w:t xml:space="preserve"> </w:t>
@@ -13282,17 +13917,41 @@
         <w:t xml:space="preserve">	</w:t>
       </w:r>
       <w:r>
-        <w:t xml:space="preserve">Cao, Y., Gillespie, D. T. &amp; Petzold, L. R.</w:t>
-      </w:r>
-      <w:r>
-        <w:t xml:space="preserve"> </w:t>
-      </w:r>
-      <w:hyperlink r:id="rId193">
-        <w:r>
-          <w:rPr>
-            <w:rStyle w:val="Hyperlink"/>
-          </w:rPr>
-          <w:t xml:space="preserve">Efficient step size selection for the tau-leaping simulation method</w:t>
+        <w:t xml:space="preserve">Rackauckas, C. &amp; Nie, Q.</w:t>
+      </w:r>
+      <w:r>
+        <w:t xml:space="preserve"> </w:t>
+      </w:r>
+      <w:hyperlink r:id="rId209">
+        <w:r>
+          <w:rPr>
+            <w:rStyle w:val="Hyperlink"/>
+          </w:rPr>
+          <w:t xml:space="preserve">DifferentialEquations.jl</w:t>
+        </w:r>
+        <w:r>
+          <w:rPr>
+            <w:rStyle w:val="Hyperlink"/>
+          </w:rPr>
+          <w:t xml:space="preserve"> </w:t>
+        </w:r>
+        <w:r>
+          <w:rPr>
+            <w:rStyle w:val="Hyperlink"/>
+          </w:rPr>
+          <w:t xml:space="preserve">– a performant and feature-rich ecosystem for solving differential equations in</w:t>
+        </w:r>
+        <w:r>
+          <w:rPr>
+            <w:rStyle w:val="Hyperlink"/>
+          </w:rPr>
+          <w:t xml:space="preserve"> </w:t>
+        </w:r>
+        <w:r>
+          <w:rPr>
+            <w:rStyle w:val="Hyperlink"/>
+          </w:rPr>
+          <w:t xml:space="preserve">Julia</w:t>
         </w:r>
       </w:hyperlink>
       <w:r>
@@ -13306,7 +13965,7 @@
           <w:iCs/>
           <w:i/>
         </w:rPr>
-        <w:t xml:space="preserve">The Journal of Chemical Physics</w:t>
+        <w:t xml:space="preserve">Journal of Open Research Software</w:t>
       </w:r>
       <w:r>
         <w:t xml:space="preserve"> </w:t>
@@ -13316,20 +13975,20 @@
           <w:bCs/>
           <w:b/>
         </w:rPr>
-        <w:t xml:space="preserve">124</w:t>
-      </w:r>
-      <w:r>
-        <w:t xml:space="preserve">, 044109 (2006).</w:t>
-      </w:r>
-    </w:p>
-    <w:bookmarkEnd w:id="194"/>
-    <w:bookmarkStart w:id="196" w:name="ref-cao2005"/>
+        <w:t xml:space="preserve">5</w:t>
+      </w:r>
+      <w:r>
+        <w:t xml:space="preserve">, 15 (2017).</w:t>
+      </w:r>
+    </w:p>
+    <w:bookmarkEnd w:id="210"/>
+    <w:bookmarkStart w:id="212" w:name="ref-huh2011"/>
     <w:p>
       <w:pPr>
         <w:pStyle w:val="Bibliography"/>
       </w:pPr>
       <w:r>
-        <w:t xml:space="preserve">60.</w:t>
+        <w:t xml:space="preserve">68.</w:t>
       </w:r>
       <w:r>
         <w:t xml:space="preserve"> </w:t>
@@ -13338,41 +13997,17 @@
         <w:t xml:space="preserve">	</w:t>
       </w:r>
       <w:r>
-        <w:t xml:space="preserve">Cao, Y., Gillespie, D. T. &amp; Petzold, L. R.</w:t>
-      </w:r>
-      <w:r>
-        <w:t xml:space="preserve"> </w:t>
-      </w:r>
-      <w:hyperlink r:id="rId195">
-        <w:r>
-          <w:rPr>
-            <w:rStyle w:val="Hyperlink"/>
-          </w:rPr>
-          <w:t xml:space="preserve">Avoiding negative populations in explicit</w:t>
-        </w:r>
-        <w:r>
-          <w:rPr>
-            <w:rStyle w:val="Hyperlink"/>
-          </w:rPr>
-          <w:t xml:space="preserve"> </w:t>
-        </w:r>
-        <w:r>
-          <w:rPr>
-            <w:rStyle w:val="Hyperlink"/>
-          </w:rPr>
-          <w:t xml:space="preserve">Poisson</w:t>
-        </w:r>
-        <w:r>
-          <w:rPr>
-            <w:rStyle w:val="Hyperlink"/>
-          </w:rPr>
-          <w:t xml:space="preserve"> </w:t>
-        </w:r>
-        <w:r>
-          <w:rPr>
-            <w:rStyle w:val="Hyperlink"/>
-          </w:rPr>
-          <w:t xml:space="preserve">tau-leaping</w:t>
+        <w:t xml:space="preserve">Huh, D. &amp; Paulsson, J.</w:t>
+      </w:r>
+      <w:r>
+        <w:t xml:space="preserve"> </w:t>
+      </w:r>
+      <w:hyperlink r:id="rId211">
+        <w:r>
+          <w:rPr>
+            <w:rStyle w:val="Hyperlink"/>
+          </w:rPr>
+          <w:t xml:space="preserve">Non-genetic heterogeneity from stochastic partitioning at cell division</w:t>
         </w:r>
       </w:hyperlink>
       <w:r>
@@ -13386,7 +14021,7 @@
           <w:iCs/>
           <w:i/>
         </w:rPr>
-        <w:t xml:space="preserve">The Journal of Chemical Physics</w:t>
+        <w:t xml:space="preserve">Nature Genetics</w:t>
       </w:r>
       <w:r>
         <w:t xml:space="preserve"> </w:t>
@@ -13396,20 +14031,20 @@
           <w:bCs/>
           <w:b/>
         </w:rPr>
-        <w:t xml:space="preserve">123</w:t>
-      </w:r>
-      <w:r>
-        <w:t xml:space="preserve">, 054104 (2005).</w:t>
-      </w:r>
-    </w:p>
-    <w:bookmarkEnd w:id="196"/>
-    <w:bookmarkStart w:id="198" w:name="ref-shaffer2020"/>
+        <w:t xml:space="preserve">43</w:t>
+      </w:r>
+      <w:r>
+        <w:t xml:space="preserve">, 95–100 (2011).</w:t>
+      </w:r>
+    </w:p>
+    <w:bookmarkEnd w:id="212"/>
+    <w:bookmarkStart w:id="214" w:name="ref-huynhthu2010"/>
     <w:p>
       <w:pPr>
         <w:pStyle w:val="Bibliography"/>
       </w:pPr>
       <w:r>
-        <w:t xml:space="preserve">61.</w:t>
+        <w:t xml:space="preserve">69.</w:t>
       </w:r>
       <w:r>
         <w:t xml:space="preserve"> </w:t>
@@ -13418,7 +14053,21 @@
         <w:t xml:space="preserve">	</w:t>
       </w:r>
       <w:r>
-        <w:t xml:space="preserve">Shaffer, S. M.</w:t>
+        <w:t xml:space="preserve">Huynh-Thu, V. A., Irrthum, A., Wehenkel, L. &amp; Geurts, P.</w:t>
+      </w:r>
+      <w:r>
+        <w:t xml:space="preserve"> </w:t>
+      </w:r>
+      <w:hyperlink r:id="rId213">
+        <w:r>
+          <w:rPr>
+            <w:rStyle w:val="Hyperlink"/>
+          </w:rPr>
+          <w:t xml:space="preserve">Inferring regulatory networks from expression data using tree-based methods</w:t>
+        </w:r>
+      </w:hyperlink>
+      <w:r>
+        <w:t xml:space="preserve">.</w:t>
       </w:r>
       <w:r>
         <w:t xml:space="preserve"> </w:t>
@@ -13428,21 +14077,39 @@
           <w:iCs/>
           <w:i/>
         </w:rPr>
-        <w:t xml:space="preserve">et al.</w:t>
-      </w:r>
-      <w:r>
-        <w:t xml:space="preserve"> </w:t>
-      </w:r>
-      <w:hyperlink r:id="rId197">
-        <w:r>
-          <w:rPr>
-            <w:rStyle w:val="Hyperlink"/>
-          </w:rPr>
-          <w:t xml:space="preserve">Memory sequencing reveals heritable single-cell gene expression programs associated with distinct cellular behaviors</w:t>
-        </w:r>
-      </w:hyperlink>
-      <w:r>
-        <w:t xml:space="preserve">.</w:t>
+        <w:t xml:space="preserve">PLoS ONE</w:t>
+      </w:r>
+      <w:r>
+        <w:t xml:space="preserve"> </w:t>
+      </w:r>
+      <w:r>
+        <w:rPr>
+          <w:bCs/>
+          <w:b/>
+        </w:rPr>
+        <w:t xml:space="preserve">5</w:t>
+      </w:r>
+      <w:r>
+        <w:t xml:space="preserve">, e12776 (2010).</w:t>
+      </w:r>
+    </w:p>
+    <w:bookmarkEnd w:id="214"/>
+    <w:bookmarkStart w:id="216" w:name="ref-vandijk2018"/>
+    <w:p>
+      <w:pPr>
+        <w:pStyle w:val="Bibliography"/>
+      </w:pPr>
+      <w:r>
+        <w:t xml:space="preserve">70.</w:t>
+      </w:r>
+      <w:r>
+        <w:t xml:space="preserve"> </w:t>
+      </w:r>
+      <w:r>
+        <w:t xml:space="preserve">	</w:t>
+      </w:r>
+      <w:r>
+        <w:t xml:space="preserve">Dijk, D. van</w:t>
       </w:r>
       <w:r>
         <w:t xml:space="preserve"> </w:t>
@@ -13452,6 +14119,30 @@
           <w:iCs/>
           <w:i/>
         </w:rPr>
+        <w:t xml:space="preserve">et al.</w:t>
+      </w:r>
+      <w:r>
+        <w:t xml:space="preserve"> </w:t>
+      </w:r>
+      <w:hyperlink r:id="rId215">
+        <w:r>
+          <w:rPr>
+            <w:rStyle w:val="Hyperlink"/>
+          </w:rPr>
+          <w:t xml:space="preserve">Recovering gene interactions from single-cell data using data diffusion</w:t>
+        </w:r>
+      </w:hyperlink>
+      <w:r>
+        <w:t xml:space="preserve">.</w:t>
+      </w:r>
+      <w:r>
+        <w:t xml:space="preserve"> </w:t>
+      </w:r>
+      <w:r>
+        <w:rPr>
+          <w:iCs/>
+          <w:i/>
+        </w:rPr>
         <w:t xml:space="preserve">Cell</w:t>
       </w:r>
       <w:r>
@@ -13462,20 +14153,20 @@
           <w:bCs/>
           <w:b/>
         </w:rPr>
-        <w:t xml:space="preserve">182</w:t>
-      </w:r>
-      <w:r>
-        <w:t xml:space="preserve">, 947–959 (2020).</w:t>
-      </w:r>
-    </w:p>
-    <w:bookmarkEnd w:id="198"/>
-    <w:bookmarkStart w:id="200" w:name="ref-toni2009"/>
+        <w:t xml:space="preserve">174</w:t>
+      </w:r>
+      <w:r>
+        <w:t xml:space="preserve">, 716–729 (2018).</w:t>
+      </w:r>
+    </w:p>
+    <w:bookmarkEnd w:id="216"/>
+    <w:bookmarkStart w:id="218" w:name="ref-wagner2018"/>
     <w:p>
       <w:pPr>
         <w:pStyle w:val="Bibliography"/>
       </w:pPr>
       <w:r>
-        <w:t xml:space="preserve">62.</w:t>
+        <w:t xml:space="preserve">71.</w:t>
       </w:r>
       <w:r>
         <w:t xml:space="preserve"> </w:t>
@@ -13484,45 +14175,19 @@
         <w:t xml:space="preserve">	</w:t>
       </w:r>
       <w:r>
-        <w:t xml:space="preserve">Toni, T., Welch, D., Strelkowa, N., Ipsen, A. &amp; Stumpf, M. P. H.</w:t>
-      </w:r>
-      <w:r>
-        <w:t xml:space="preserve"> </w:t>
-      </w:r>
-      <w:hyperlink r:id="rId199">
-        <w:r>
-          <w:rPr>
-            <w:rStyle w:val="Hyperlink"/>
-          </w:rPr>
-          <w:t xml:space="preserve">Approximate</w:t>
-        </w:r>
-        <w:r>
-          <w:rPr>
-            <w:rStyle w:val="Hyperlink"/>
-          </w:rPr>
-          <w:t xml:space="preserve"> </w:t>
-        </w:r>
-        <w:r>
-          <w:rPr>
-            <w:rStyle w:val="Hyperlink"/>
-          </w:rPr>
-          <w:t xml:space="preserve">Bayesian</w:t>
-        </w:r>
-        <w:r>
-          <w:rPr>
-            <w:rStyle w:val="Hyperlink"/>
-          </w:rPr>
-          <w:t xml:space="preserve"> </w:t>
-        </w:r>
-        <w:r>
-          <w:rPr>
-            <w:rStyle w:val="Hyperlink"/>
-          </w:rPr>
-          <w:t xml:space="preserve">computation scheme for parameter inference and model selection in dynamical systems</w:t>
-        </w:r>
-      </w:hyperlink>
-      <w:r>
-        <w:t xml:space="preserve">.</w:t>
+        <w:t xml:space="preserve">Wagner, F., Yan, Y. &amp; Yanai, I. K-nearest neighbor smoothing for high-throughput single-cell</w:t>
+      </w:r>
+      <w:r>
+        <w:t xml:space="preserve"> </w:t>
+      </w:r>
+      <w:r>
+        <w:t xml:space="preserve">RNA-Seq</w:t>
+      </w:r>
+      <w:r>
+        <w:t xml:space="preserve"> </w:t>
+      </w:r>
+      <w:r>
+        <w:t xml:space="preserve">data.</w:t>
       </w:r>
       <w:r>
         <w:t xml:space="preserve"> </w:t>
@@ -13532,584 +14197,24 @@
           <w:iCs/>
           <w:i/>
         </w:rPr>
-        <w:t xml:space="preserve">Journal of the Royal Society Interface</w:t>
-      </w:r>
-      <w:r>
-        <w:t xml:space="preserve"> </w:t>
-      </w:r>
-      <w:r>
-        <w:rPr>
-          <w:bCs/>
-          <w:b/>
-        </w:rPr>
-        <w:t xml:space="preserve">6</w:t>
-      </w:r>
-      <w:r>
-        <w:t xml:space="preserve">, 187–202 (2009).</w:t>
-      </w:r>
-    </w:p>
-    <w:bookmarkEnd w:id="200"/>
-    <w:bookmarkStart w:id="202" w:name="ref-ellingson2016"/>
-    <w:p>
-      <w:pPr>
-        <w:pStyle w:val="Bibliography"/>
-      </w:pPr>
-      <w:r>
-        <w:t xml:space="preserve">63.</w:t>
-      </w:r>
-      <w:r>
-        <w:t xml:space="preserve"> </w:t>
-      </w:r>
-      <w:r>
-        <w:t xml:space="preserve">	</w:t>
-      </w:r>
-      <w:r>
-        <w:t xml:space="preserve">Ellingson, B. M.</w:t>
-      </w:r>
-      <w:r>
-        <w:t xml:space="preserve"> </w:t>
-      </w:r>
-      <w:r>
-        <w:rPr>
-          <w:iCs/>
-          <w:i/>
-        </w:rPr>
-        <w:t xml:space="preserve">et al.</w:t>
-      </w:r>
-      <w:r>
-        <w:t xml:space="preserve"> </w:t>
-      </w:r>
-      <w:hyperlink r:id="rId201">
-        <w:r>
-          <w:rPr>
-            <w:rStyle w:val="Hyperlink"/>
-          </w:rPr>
-          <w:t xml:space="preserve">Contrast-enhancing tumor growth dynamics of preoperative, treatment-naive human glioblastoma</w:t>
+        <w:t xml:space="preserve">bioRxiv</w:t>
+      </w:r>
+      <w:r>
+        <w:t xml:space="preserve"> </w:t>
+      </w:r>
+      <w:hyperlink r:id="rId217">
+        <w:r>
+          <w:rPr>
+            <w:rStyle w:val="Hyperlink"/>
+          </w:rPr>
+          <w:t xml:space="preserve">https://doi.org/10.1101/217737</w:t>
         </w:r>
       </w:hyperlink>
       <w:r>
-        <w:t xml:space="preserve">.</w:t>
-      </w:r>
-      <w:r>
-        <w:t xml:space="preserve"> </w:t>
-      </w:r>
-      <w:r>
-        <w:rPr>
-          <w:iCs/>
-          <w:i/>
-        </w:rPr>
-        <w:t xml:space="preserve">Cancer</w:t>
-      </w:r>
-      <w:r>
-        <w:t xml:space="preserve"> </w:t>
-      </w:r>
-      <w:r>
-        <w:rPr>
-          <w:bCs/>
-          <w:b/>
-        </w:rPr>
-        <w:t xml:space="preserve">122</w:t>
-      </w:r>
-      <w:r>
-        <w:t xml:space="preserve">, 1718–1727 (2016).</w:t>
-      </w:r>
-    </w:p>
-    <w:bookmarkEnd w:id="202"/>
-    <w:bookmarkStart w:id="204" w:name="ref-stensjoen2015"/>
-    <w:p>
-      <w:pPr>
-        <w:pStyle w:val="Bibliography"/>
-      </w:pPr>
-      <w:r>
-        <w:t xml:space="preserve">64.</w:t>
-      </w:r>
-      <w:r>
-        <w:t xml:space="preserve"> </w:t>
-      </w:r>
-      <w:r>
-        <w:t xml:space="preserve">	</w:t>
-      </w:r>
-      <w:r>
-        <w:t xml:space="preserve">Stensjøen, A. L.</w:t>
-      </w:r>
-      <w:r>
-        <w:t xml:space="preserve"> </w:t>
-      </w:r>
-      <w:r>
-        <w:rPr>
-          <w:iCs/>
-          <w:i/>
-        </w:rPr>
-        <w:t xml:space="preserve">et al.</w:t>
-      </w:r>
-      <w:r>
-        <w:t xml:space="preserve"> </w:t>
-      </w:r>
-      <w:hyperlink r:id="rId203">
-        <w:r>
-          <w:rPr>
-            <w:rStyle w:val="Hyperlink"/>
-          </w:rPr>
-          <w:t xml:space="preserve">Growth dynamics of untreated glioblastomas in vivo</w:t>
-        </w:r>
-      </w:hyperlink>
-      <w:r>
-        <w:t xml:space="preserve">.</w:t>
-      </w:r>
-      <w:r>
-        <w:t xml:space="preserve"> </w:t>
-      </w:r>
-      <w:r>
-        <w:rPr>
-          <w:iCs/>
-          <w:i/>
-        </w:rPr>
-        <w:t xml:space="preserve">Neuro-Oncology</w:t>
-      </w:r>
-      <w:r>
-        <w:t xml:space="preserve"> </w:t>
-      </w:r>
-      <w:r>
-        <w:rPr>
-          <w:bCs/>
-          <w:b/>
-        </w:rPr>
-        <w:t xml:space="preserve">17</w:t>
-      </w:r>
-      <w:r>
-        <w:t xml:space="preserve">, 1402–1411 (2015).</w:t>
-      </w:r>
-    </w:p>
-    <w:bookmarkEnd w:id="204"/>
-    <w:bookmarkStart w:id="206" w:name="ref-friedman2006"/>
-    <w:p>
-      <w:pPr>
-        <w:pStyle w:val="Bibliography"/>
-      </w:pPr>
-      <w:r>
-        <w:t xml:space="preserve">65.</w:t>
-      </w:r>
-      <w:r>
-        <w:t xml:space="preserve"> </w:t>
-      </w:r>
-      <w:r>
-        <w:t xml:space="preserve">	</w:t>
-      </w:r>
-      <w:r>
-        <w:t xml:space="preserve">Friedman, N., Cai, L. &amp; Xie, X. S.</w:t>
-      </w:r>
-      <w:r>
-        <w:t xml:space="preserve"> </w:t>
-      </w:r>
-      <w:hyperlink r:id="rId205">
-        <w:r>
-          <w:rPr>
-            <w:rStyle w:val="Hyperlink"/>
-          </w:rPr>
-          <w:t xml:space="preserve">Linking stochastic dynamics to population distribution: An analytical framework of gene expression</w:t>
-        </w:r>
-      </w:hyperlink>
-      <w:r>
-        <w:t xml:space="preserve">.</w:t>
-      </w:r>
-      <w:r>
-        <w:t xml:space="preserve"> </w:t>
-      </w:r>
-      <w:r>
-        <w:rPr>
-          <w:iCs/>
-          <w:i/>
-        </w:rPr>
-        <w:t xml:space="preserve">Physical Review Letters</w:t>
-      </w:r>
-      <w:r>
-        <w:t xml:space="preserve"> </w:t>
-      </w:r>
-      <w:r>
-        <w:rPr>
-          <w:bCs/>
-          <w:b/>
-        </w:rPr>
-        <w:t xml:space="preserve">97</w:t>
-      </w:r>
-      <w:r>
-        <w:t xml:space="preserve">, 168302 (2006).</w:t>
-      </w:r>
-    </w:p>
-    <w:bookmarkEnd w:id="206"/>
-    <w:bookmarkStart w:id="208" w:name="ref-shahrezaei2008"/>
-    <w:p>
-      <w:pPr>
-        <w:pStyle w:val="Bibliography"/>
-      </w:pPr>
-      <w:r>
-        <w:t xml:space="preserve">66.</w:t>
-      </w:r>
-      <w:r>
-        <w:t xml:space="preserve"> </w:t>
-      </w:r>
-      <w:r>
-        <w:t xml:space="preserve">	</w:t>
-      </w:r>
-      <w:r>
-        <w:t xml:space="preserve">Shahrezaei, V. &amp; Swain, P. S.</w:t>
-      </w:r>
-      <w:r>
-        <w:t xml:space="preserve"> </w:t>
-      </w:r>
-      <w:hyperlink r:id="rId207">
-        <w:r>
-          <w:rPr>
-            <w:rStyle w:val="Hyperlink"/>
-          </w:rPr>
-          <w:t xml:space="preserve">Analytical distributions for stochastic gene expression</w:t>
-        </w:r>
-      </w:hyperlink>
-      <w:r>
-        <w:t xml:space="preserve">.</w:t>
-      </w:r>
-      <w:r>
-        <w:t xml:space="preserve"> </w:t>
-      </w:r>
-      <w:r>
-        <w:rPr>
-          <w:iCs/>
-          <w:i/>
-        </w:rPr>
-        <w:t xml:space="preserve">Proceedings of the National Academy of Sciences</w:t>
-      </w:r>
-      <w:r>
-        <w:t xml:space="preserve"> </w:t>
-      </w:r>
-      <w:r>
-        <w:rPr>
-          <w:bCs/>
-          <w:b/>
-        </w:rPr>
-        <w:t xml:space="preserve">105</w:t>
-      </w:r>
-      <w:r>
-        <w:t xml:space="preserve">, 17256–17261 (2008).</w:t>
-      </w:r>
-    </w:p>
-    <w:bookmarkEnd w:id="208"/>
-    <w:bookmarkStart w:id="210" w:name="ref-sciml"/>
-    <w:p>
-      <w:pPr>
-        <w:pStyle w:val="Bibliography"/>
-      </w:pPr>
-      <w:r>
-        <w:t xml:space="preserve">67.</w:t>
-      </w:r>
-      <w:r>
-        <w:t xml:space="preserve"> </w:t>
-      </w:r>
-      <w:r>
-        <w:t xml:space="preserve">	</w:t>
-      </w:r>
-      <w:r>
-        <w:t xml:space="preserve">Rackauckas, C. &amp; Nie, Q.</w:t>
-      </w:r>
-      <w:r>
-        <w:t xml:space="preserve"> </w:t>
-      </w:r>
-      <w:hyperlink r:id="rId209">
-        <w:r>
-          <w:rPr>
-            <w:rStyle w:val="Hyperlink"/>
-          </w:rPr>
-          <w:t xml:space="preserve">DifferentialEquations.jl</w:t>
-        </w:r>
-        <w:r>
-          <w:rPr>
-            <w:rStyle w:val="Hyperlink"/>
-          </w:rPr>
-          <w:t xml:space="preserve"> </w:t>
-        </w:r>
-        <w:r>
-          <w:rPr>
-            <w:rStyle w:val="Hyperlink"/>
-          </w:rPr>
-          <w:t xml:space="preserve">– a performant and feature-rich ecosystem for solving differential equations in</w:t>
-        </w:r>
-        <w:r>
-          <w:rPr>
-            <w:rStyle w:val="Hyperlink"/>
-          </w:rPr>
-          <w:t xml:space="preserve"> </w:t>
-        </w:r>
-        <w:r>
-          <w:rPr>
-            <w:rStyle w:val="Hyperlink"/>
-          </w:rPr>
-          <w:t xml:space="preserve">Julia</w:t>
-        </w:r>
-      </w:hyperlink>
-      <w:r>
-        <w:t xml:space="preserve">.</w:t>
-      </w:r>
-      <w:r>
-        <w:t xml:space="preserve"> </w:t>
-      </w:r>
-      <w:r>
-        <w:rPr>
-          <w:iCs/>
-          <w:i/>
-        </w:rPr>
-        <w:t xml:space="preserve">Journal of Open Research Software</w:t>
-      </w:r>
-      <w:r>
-        <w:t xml:space="preserve"> </w:t>
-      </w:r>
-      <w:r>
-        <w:t xml:space="preserve">vol. 5 15 (2017).</w:t>
-      </w:r>
-    </w:p>
-    <w:bookmarkEnd w:id="210"/>
-    <w:bookmarkStart w:id="212" w:name="ref-huh2011"/>
-    <w:p>
-      <w:pPr>
-        <w:pStyle w:val="Bibliography"/>
-      </w:pPr>
-      <w:r>
-        <w:t xml:space="preserve">68.</w:t>
-      </w:r>
-      <w:r>
-        <w:t xml:space="preserve"> </w:t>
-      </w:r>
-      <w:r>
-        <w:t xml:space="preserve">	</w:t>
-      </w:r>
-      <w:r>
-        <w:t xml:space="preserve">Huh, D. &amp; Paulsson, J.</w:t>
-      </w:r>
-      <w:r>
-        <w:t xml:space="preserve"> </w:t>
-      </w:r>
-      <w:hyperlink r:id="rId211">
-        <w:r>
-          <w:rPr>
-            <w:rStyle w:val="Hyperlink"/>
-          </w:rPr>
-          <w:t xml:space="preserve">Non-genetic heterogeneity from stochastic partitioning at cell division</w:t>
-        </w:r>
-      </w:hyperlink>
-      <w:r>
-        <w:t xml:space="preserve">.</w:t>
-      </w:r>
-      <w:r>
-        <w:t xml:space="preserve"> </w:t>
-      </w:r>
-      <w:r>
-        <w:rPr>
-          <w:iCs/>
-          <w:i/>
-        </w:rPr>
-        <w:t xml:space="preserve">Nature Genetics</w:t>
-      </w:r>
-      <w:r>
-        <w:t xml:space="preserve"> </w:t>
-      </w:r>
-      <w:r>
-        <w:rPr>
-          <w:bCs/>
-          <w:b/>
-        </w:rPr>
-        <w:t xml:space="preserve">43</w:t>
-      </w:r>
-      <w:r>
-        <w:t xml:space="preserve">, 95–100 (2011).</w:t>
-      </w:r>
-    </w:p>
-    <w:bookmarkEnd w:id="212"/>
-    <w:bookmarkStart w:id="214" w:name="ref-huynhthu2010"/>
-    <w:p>
-      <w:pPr>
-        <w:pStyle w:val="Bibliography"/>
-      </w:pPr>
-      <w:r>
-        <w:t xml:space="preserve">69.</w:t>
-      </w:r>
-      <w:r>
-        <w:t xml:space="preserve"> </w:t>
-      </w:r>
-      <w:r>
-        <w:t xml:space="preserve">	</w:t>
-      </w:r>
-      <w:r>
-        <w:t xml:space="preserve">Huynh-Thu, V. A., Irrthum, A., Wehenkel, L. &amp; Geurts, P.</w:t>
-      </w:r>
-      <w:r>
-        <w:t xml:space="preserve"> </w:t>
-      </w:r>
-      <w:hyperlink r:id="rId213">
-        <w:r>
-          <w:rPr>
-            <w:rStyle w:val="Hyperlink"/>
-          </w:rPr>
-          <w:t xml:space="preserve">Inferring regulatory networks from expression data using tree-based methods</w:t>
-        </w:r>
-      </w:hyperlink>
-      <w:r>
-        <w:t xml:space="preserve">.</w:t>
-      </w:r>
-      <w:r>
-        <w:t xml:space="preserve"> </w:t>
-      </w:r>
-      <w:r>
-        <w:rPr>
-          <w:iCs/>
-          <w:i/>
-        </w:rPr>
-        <w:t xml:space="preserve">PLoS ONE</w:t>
-      </w:r>
-      <w:r>
-        <w:t xml:space="preserve"> </w:t>
-      </w:r>
-      <w:r>
-        <w:rPr>
-          <w:bCs/>
-          <w:b/>
-        </w:rPr>
-        <w:t xml:space="preserve">5</w:t>
-      </w:r>
-      <w:r>
-        <w:t xml:space="preserve">, e12776 (2010).</w:t>
-      </w:r>
-    </w:p>
-    <w:bookmarkEnd w:id="214"/>
-    <w:bookmarkStart w:id="216" w:name="ref-vandijk2018"/>
-    <w:p>
-      <w:pPr>
-        <w:pStyle w:val="Bibliography"/>
-      </w:pPr>
-      <w:r>
-        <w:t xml:space="preserve">70.</w:t>
-      </w:r>
-      <w:r>
-        <w:t xml:space="preserve"> </w:t>
-      </w:r>
-      <w:r>
-        <w:t xml:space="preserve">	</w:t>
-      </w:r>
-      <w:r>
-        <w:t xml:space="preserve">Dijk, D. van</w:t>
-      </w:r>
-      <w:r>
-        <w:t xml:space="preserve"> </w:t>
-      </w:r>
-      <w:r>
-        <w:rPr>
-          <w:iCs/>
-          <w:i/>
-        </w:rPr>
-        <w:t xml:space="preserve">et al.</w:t>
-      </w:r>
-      <w:r>
-        <w:t xml:space="preserve"> </w:t>
-      </w:r>
-      <w:hyperlink r:id="rId215">
-        <w:r>
-          <w:rPr>
-            <w:rStyle w:val="Hyperlink"/>
-          </w:rPr>
-          <w:t xml:space="preserve">Recovering gene interactions from single-cell data using data diffusion</w:t>
-        </w:r>
-      </w:hyperlink>
-      <w:r>
-        <w:t xml:space="preserve">.</w:t>
-      </w:r>
-      <w:r>
-        <w:t xml:space="preserve"> </w:t>
-      </w:r>
-      <w:r>
-        <w:rPr>
-          <w:iCs/>
-          <w:i/>
-        </w:rPr>
-        <w:t xml:space="preserve">Cell</w:t>
-      </w:r>
-      <w:r>
-        <w:t xml:space="preserve"> </w:t>
-      </w:r>
-      <w:r>
-        <w:rPr>
-          <w:bCs/>
-          <w:b/>
-        </w:rPr>
-        <w:t xml:space="preserve">174</w:t>
-      </w:r>
-      <w:r>
-        <w:t xml:space="preserve">, 716–729 (2018).</w:t>
-      </w:r>
-    </w:p>
-    <w:bookmarkEnd w:id="216"/>
-    <w:bookmarkStart w:id="218" w:name="ref-wagner2018"/>
-    <w:p>
-      <w:pPr>
-        <w:pStyle w:val="Bibliography"/>
-      </w:pPr>
-      <w:r>
-        <w:t xml:space="preserve">71.</w:t>
-      </w:r>
-      <w:r>
-        <w:t xml:space="preserve"> </w:t>
-      </w:r>
-      <w:r>
-        <w:t xml:space="preserve">	</w:t>
-      </w:r>
-      <w:r>
-        <w:t xml:space="preserve">Wagner, F., Yan, Y. &amp; Yanai, I. K-nearest neighbor smoothing for high-throughput single-cell</w:t>
-      </w:r>
-      <w:r>
-        <w:t xml:space="preserve"> </w:t>
-      </w:r>
-      <w:r>
-        <w:t xml:space="preserve">RNA-Seq</w:t>
-      </w:r>
-      <w:r>
-        <w:t xml:space="preserve"> </w:t>
-      </w:r>
-      <w:r>
-        <w:t xml:space="preserve">data.</w:t>
-      </w:r>
-      <w:r>
-        <w:t xml:space="preserve"> </w:t>
-      </w:r>
-      <w:r>
-        <w:rPr>
-          <w:iCs/>
-          <w:i/>
-        </w:rPr>
-        <w:t xml:space="preserve">bioRxiv</w:t>
-      </w:r>
-      <w:r>
-        <w:t xml:space="preserve"> </w:t>
-      </w:r>
-      <w:hyperlink r:id="rId217">
-        <w:r>
-          <w:rPr>
-            <w:rStyle w:val="Hyperlink"/>
-          </w:rPr>
-          <w:t xml:space="preserve">https://doi.org/10.1101/217737</w:t>
-        </w:r>
-      </w:hyperlink>
-      <w:r>
-        <w:t xml:space="preserve"> </w:t>
-      </w:r>
-      <w:r>
-        <w:t xml:space="preserve">(2018) doi:</w:t>
-      </w:r>
-      <w:hyperlink r:id="rId217">
-        <w:r>
-          <w:rPr>
-            <w:rStyle w:val="Hyperlink"/>
-          </w:rPr>
-          <w:t xml:space="preserve">10.1101/217737</w:t>
-        </w:r>
-      </w:hyperlink>
-      <w:r>
-        <w:t xml:space="preserve">.</w:t>
+        <w:t xml:space="preserve"> </w:t>
+      </w:r>
+      <w:r>
+        <w:t xml:space="preserve">(2018).</w:t>
       </w:r>
     </w:p>
     <w:bookmarkEnd w:id="218"/>

--- a/paper/manuscript/manuscript.docx
+++ b/paper/manuscript/manuscript.docx
@@ -7681,7 +7681,7 @@
         <w:t xml:space="preserve"> </w:t>
       </w:r>
       <w:r>
-        <w:t xml:space="preserve">directory of the software repository (https://github.com/ayoublasri/Biomodelling.jl). All other data in this Article are simulated and are regenerated from fixed seeds by the scripts in the</w:t>
+        <w:t xml:space="preserve">directory of the software repository (https://github.com/ayoublasri/Biomodelling.jl). All other data in this Article are simulated: they are regenerated exactly, from fixed seeds, by the scripts in the</w:t>
       </w:r>
       <w:r>
         <w:t xml:space="preserve"> </w:t>
@@ -7696,7 +7696,7 @@
         <w:t xml:space="preserve"> </w:t>
       </w:r>
       <w:r>
-        <w:t xml:space="preserve">directory; the generated tables are archived with the tagged v2.0.0 release of the software.</w:t>
+        <w:t xml:space="preserve">directory of that repository, so those scripts rather than a deposited table are the primary record.</w:t>
       </w:r>
     </w:p>
     <w:bookmarkEnd w:id="44"/>

--- a/paper/manuscript/manuscript.docx
+++ b/paper/manuscript/manuscript.docx
@@ -1344,36 +1344,69 @@
         <w:t xml:space="preserve">it.</w:t>
       </w:r>
     </w:p>
+    <w:bookmarkStart w:id="20" w:name="author-summary"/>
+    <w:p>
+      <w:pPr>
+        <w:pStyle w:val="Heading2"/>
+      </w:pPr>
+      <w:r>
+        <w:t xml:space="preserve">Author summary</w:t>
+      </w:r>
+    </w:p>
     <w:p>
       <w:pPr>
         <w:pStyle w:val="FirstParagraph"/>
       </w:pPr>
       <w:r>
+        <w:t xml:space="preserve">Two cancer cells with the same genome, given the same drug, can meet opposite fates: one dies and the other survives. Much of that difference comes from how strongly each cell happens to be expressing particular genes when treatment begins, and cells pass those expression states to their daughters when they divide. The simulators used to test single-cell analysis methods do not model growth or division, so they cannot produce such inherited states; the simulators that do model dividing cells carry no drug.</w:t>
+      </w:r>
+    </w:p>
+    <w:p>
+      <w:pPr>
+        <w:pStyle w:val="BodyText"/>
+      </w:pPr>
+      <w:r>
+        <w:t xml:space="preserve">We built Biomodelling.jl 2.0, in which chemical reactions play out inside cells that grow, copy their genes, divide, and meet drugs on realistic schedules. Expression memory, cell-size effects and cell-cycle dependence emerge from that physiology rather than being assumed. We checked the simulator against cases whose answers are known exactly in mathematics, fitted it to published time-lapse recordings of cells under chemotherapy, and asked it to predict a concentration it had not been fitted to.</w:t>
+      </w:r>
+    </w:p>
+    <w:p>
+      <w:pPr>
+        <w:pStyle w:val="BodyText"/>
+      </w:pPr>
+      <w:r>
+        <w:t xml:space="preserve">We then put a clinical question to it: should a drug be given continuously, or with breaks? The answer turns on two properties of resistant cells that experiments can measure.</w:t>
+      </w:r>
+    </w:p>
+    <w:p>
+      <w:pPr>
+        <w:pStyle w:val="BodyText"/>
+      </w:pPr>
+      <w:r>
         <w:t xml:space="preserve">Isogenic cells differ in their transcriptional states, those differences are often inherited across several divisions, and the inherited state biases what a cell does under stress. Cancer cells that survive targeted or cytotoxic therapy frequently do so without a resistance mutation: they occupy a rare, reversible, drug-tolerant expression state that pre-exists the treatment or is induced by it</w:t>
       </w:r>
       <w:r>
-        <w:rPr>
-          <w:vertAlign w:val="superscript"/>
-        </w:rPr>
-        <w:t xml:space="preserve">1–5</w:t>
+        <w:t xml:space="preserve"> </w:t>
+      </w:r>
+      <w:r>
+        <w:t xml:space="preserve">[1–5]</w:t>
       </w:r>
       <w:r>
         <w:t xml:space="preserve">. Lineage-resolved experiments now measure this memory directly. The fates of sisters and cousins are correlated, clonal barcode diversity is preserved or collapsed depending on whether tolerance pre-exists or is induced, and the timescale of expression fluctuations relative to the cell cycle decides which genes carry memory at all</w:t>
       </w:r>
       <w:r>
-        <w:rPr>
-          <w:vertAlign w:val="superscript"/>
-        </w:rPr>
-        <w:t xml:space="preserve">6–9</w:t>
+        <w:t xml:space="preserve"> </w:t>
+      </w:r>
+      <w:r>
+        <w:t xml:space="preserve">[6–9]</w:t>
       </w:r>
       <w:r>
         <w:t xml:space="preserve">. In parallel, mechanistic analyses of single-cell RNA-sequencing data have shown that transcriptional kinetics can be inferred correctly only when gene copy number, cell age and partitioning at division are modelled explicitly</w:t>
       </w:r>
       <w:r>
-        <w:rPr>
-          <w:vertAlign w:val="superscript"/>
-        </w:rPr>
-        <w:t xml:space="preserve">10–12</w:t>
+        <w:t xml:space="preserve"> </w:t>
+      </w:r>
+      <w:r>
+        <w:t xml:space="preserve">[10–12]</w:t>
       </w:r>
       <w:r>
         <w:t xml:space="preserve">, and evaluations of</w:t>
@@ -1397,10 +1430,10 @@
         <w:t xml:space="preserve">models for perturbation prediction keep finding that deep-learning approaches fail to beat simple baselines, largely for want of mechanism and causal structure</w:t>
       </w:r>
       <w:r>
-        <w:rPr>
-          <w:vertAlign w:val="superscript"/>
-        </w:rPr>
-        <w:t xml:space="preserve">13–16</w:t>
+        <w:t xml:space="preserve"> </w:t>
+      </w:r>
+      <w:r>
+        <w:t xml:space="preserve">[13–16]</w:t>
       </w:r>
       <w:r>
         <w:t xml:space="preserve">.</w:t>
@@ -1411,31 +1444,40 @@
         <w:pStyle w:val="BodyText"/>
       </w:pPr>
       <w:r>
-        <w:t xml:space="preserve">These developments create a demand that existing simulators do not meet. The simulators used to benchmark single-cell methods divide into two kinds, and neither models cell growth, volume-dependent transcription, gene replication or the partitioning of molecules at division. Splatter and scDesign3 draw counts from statistical models fitted to reference data, and GRouNdGAN learns them adversarially from it</w:t>
-      </w:r>
-      <w:r>
-        <w:rPr>
-          <w:vertAlign w:val="superscript"/>
-        </w:rPr>
-        <w:t xml:space="preserve">17–19</w:t>
-      </w:r>
-      <w:r>
-        <w:t xml:space="preserve">; SymSim, SERGIO, dyngen and scMultiSim attach a regulatory network to the kinetics and so model regulation itself</w:t>
-      </w:r>
-      <w:r>
-        <w:rPr>
-          <w:vertAlign w:val="superscript"/>
-        </w:rPr>
-        <w:t xml:space="preserve">20–23</w:t>
-      </w:r>
-      <w:r>
-        <w:t xml:space="preserve">. Most of them place cells on a differentiation trajectory, and lineage simulators such as TedSim and Cassiopeia</w:t>
-      </w:r>
-      <w:r>
-        <w:rPr>
-          <w:vertAlign w:val="superscript"/>
-        </w:rPr>
-        <w:t xml:space="preserve">24,25</w:t>
+        <w:t xml:space="preserve">These developments create a demand that existing simulators do not meet. The simulators used to benchmark single-cell methods divide according to whether they supply a regulatory network as ground truth, and neither kind models cell growth, volume-dependent transcription, gene replication or the partitioning of molecules at division. Splatter and scDesign3 draw counts from statistical models fitted to reference data, and SymSim draws them from a two-state promoter whose kinetic parameters are products of cell-specific and gene-specific factors; none of the three supplies a network</w:t>
+      </w:r>
+      <w:r>
+        <w:t xml:space="preserve"> </w:t>
+      </w:r>
+      <w:r>
+        <w:t xml:space="preserve">[17–19]</w:t>
+      </w:r>
+      <w:r>
+        <w:t xml:space="preserve">. SERGIO, dyngen and scMultiSim simulate the kinetics of a user-specified network</w:t>
+      </w:r>
+      <w:r>
+        <w:t xml:space="preserve"> </w:t>
+      </w:r>
+      <w:r>
+        <w:t xml:space="preserve">[20–22]</w:t>
+      </w:r>
+      <w:r>
+        <w:t xml:space="preserve">, and GRouNdGAN imposes one on an adversarially trained generator, so that each gene’s counts follow from those of its transcription factors</w:t>
+      </w:r>
+      <w:r>
+        <w:t xml:space="preserve"> </w:t>
+      </w:r>
+      <w:r>
+        <w:t xml:space="preserve">[23]</w:t>
+      </w:r>
+      <w:r>
+        <w:t xml:space="preserve">. Most of these simulators place cells on a differentiation trajectory, and lineage simulators such as TedSim and Cassiopeia</w:t>
+      </w:r>
+      <w:r>
+        <w:t xml:space="preserve"> </w:t>
+      </w:r>
+      <w:r>
+        <w:t xml:space="preserve">[24,25]</w:t>
       </w:r>
       <w:r>
         <w:t xml:space="preserve"> </w:t>
@@ -1444,28 +1486,28 @@
         <w:t xml:space="preserve">generate division trees, but the expression attached to those trees is phenomenological and largely Markovian. Expression memory, cell-size scaling, cell-cycle-dependent bursting and persister dynamics therefore have to be imposed on them rather than emerging, and none provides the ground truth that the methods now being developed for exactly those phenomena require</w:t>
       </w:r>
       <w:r>
-        <w:rPr>
-          <w:vertAlign w:val="superscript"/>
-        </w:rPr>
-        <w:t xml:space="preserve">26</w:t>
+        <w:t xml:space="preserve"> </w:t>
+      </w:r>
+      <w:r>
+        <w:t xml:space="preserve">[26]</w:t>
       </w:r>
       <w:r>
         <w:t xml:space="preserve">. Stochastic simulators of growing and dividing cells do exist, and the most complete of them couples reaction kinetics to growth, division and inference from lineage data</w:t>
       </w:r>
       <w:r>
-        <w:rPr>
-          <w:vertAlign w:val="superscript"/>
-        </w:rPr>
-        <w:t xml:space="preserve">27–30</w:t>
+        <w:t xml:space="preserve"> </w:t>
+      </w:r>
+      <w:r>
+        <w:t xml:space="preserve">[27–30]</w:t>
       </w:r>
       <w:r>
         <w:t xml:space="preserve">; what none of them adds is a drug and schedule layer, observation models for the measurements these questions are asked of, and benchmark generation. Agent-based tumour simulators supply the drug response and the spatial structure but not stochastic transcription in dividing cells</w:t>
       </w:r>
       <w:r>
-        <w:rPr>
-          <w:vertAlign w:val="superscript"/>
-        </w:rPr>
-        <w:t xml:space="preserve">31,32</w:t>
+        <w:t xml:space="preserve"> </w:t>
+      </w:r>
+      <w:r>
+        <w:t xml:space="preserve">[31,32]</w:t>
       </w:r>
       <w:r>
         <w:t xml:space="preserve">.</w:t>
@@ -1479,16 +1521,17 @@
         <w:t xml:space="preserve">Here we present Biomodelling.jl 2.0, a rewrite of a Julia framework whose distinguishing feature, the coupling of stochastic reaction kinetics to exponential growth, volume-scaled transcription and binomial partitioning at division</w:t>
       </w:r>
       <w:r>
-        <w:rPr>
-          <w:vertAlign w:val="superscript"/>
-        </w:rPr>
-        <w:t xml:space="preserve">33</w:t>
+        <w:t xml:space="preserve"> </w:t>
+      </w:r>
+      <w:r>
+        <w:t xml:space="preserve">[33]</w:t>
       </w:r>
       <w:r>
         <w:t xml:space="preserve">, is precisely the mechanism behind heritable expression states. Version 2.0 turns that feature into a complete framework for the mechanistic study of drug tolerance and for single-cell benchmarking. We validate the engine against exact stationary laws and an independent implementation, show that growth, division and partitioning alone reproduce published results on cell-size scaling, partitioning noise, lineage-versus-population statistics and cell-cycle-dependent bursting, and demonstrate that a single resistance gene with slow promoter switching reproduces the quantitative lineage and memory signatures of heritable drug tolerance. We then use the framework as a ground-truth generator for memory-gene detection, network inference, imputation and perturbation prediction; as an inference engine that recovers kinetic parameters from snapshot and lineage data, quantifies the bias of ignoring division, and maps the ridge to which drug parameters are determined by population data; as a model calibrated to published time-lapse measurements and confronted with conditions it was not fitted to; and, with a built-in schedule optimiser, as a testbed in which clinical dosing regimens are compared and better ones are sought.</w:t>
       </w:r>
     </w:p>
-    <w:bookmarkStart w:id="28" w:name="results"/>
+    <w:bookmarkEnd w:id="20"/>
+    <w:bookmarkStart w:id="29" w:name="results"/>
     <w:p>
       <w:pPr>
         <w:pStyle w:val="Heading1"/>
@@ -1497,7 +1540,7 @@
         <w:t xml:space="preserve">Results</w:t>
       </w:r>
     </w:p>
-    <w:bookmarkStart w:id="20" w:name="X112f6feb33c4da03b04b1242c9d5817152a09d7"/>
+    <w:bookmarkStart w:id="21" w:name="X112f6feb33c4da03b04b1242c9d5817152a09d7"/>
     <w:p>
       <w:pPr>
         <w:pStyle w:val="Heading2"/>
@@ -1522,73 +1565,73 @@
         <w:t xml:space="preserve">Table 1. Capabilities of single-cell simulators (✓ native; ○ partial or phenomenological; – absent). SERGIO</w:t>
       </w:r>
       <w:r>
-        <w:rPr>
-          <w:vertAlign w:val="superscript"/>
-        </w:rPr>
-        <w:t xml:space="preserve">21</w:t>
+        <w:t xml:space="preserve"> </w:t>
+      </w:r>
+      <w:r>
+        <w:t xml:space="preserve">[20]</w:t>
       </w:r>
       <w:r>
         <w:t xml:space="preserve">, dyngen</w:t>
       </w:r>
       <w:r>
-        <w:rPr>
-          <w:vertAlign w:val="superscript"/>
-        </w:rPr>
-        <w:t xml:space="preserve">22</w:t>
+        <w:t xml:space="preserve"> </w:t>
+      </w:r>
+      <w:r>
+        <w:t xml:space="preserve">[21]</w:t>
       </w:r>
       <w:r>
         <w:t xml:space="preserve">, scMultiSim</w:t>
       </w:r>
       <w:r>
-        <w:rPr>
-          <w:vertAlign w:val="superscript"/>
-        </w:rPr>
-        <w:t xml:space="preserve">23</w:t>
+        <w:t xml:space="preserve"> </w:t>
+      </w:r>
+      <w:r>
+        <w:t xml:space="preserve">[22]</w:t>
       </w:r>
       <w:r>
         <w:t xml:space="preserve">, GRouNdGAN</w:t>
       </w:r>
       <w:r>
-        <w:rPr>
-          <w:vertAlign w:val="superscript"/>
-        </w:rPr>
-        <w:t xml:space="preserve">19</w:t>
+        <w:t xml:space="preserve"> </w:t>
+      </w:r>
+      <w:r>
+        <w:t xml:space="preserve">[23]</w:t>
       </w:r>
       <w:r>
         <w:t xml:space="preserve">, TedSim</w:t>
       </w:r>
       <w:r>
-        <w:rPr>
-          <w:vertAlign w:val="superscript"/>
-        </w:rPr>
-        <w:t xml:space="preserve">24</w:t>
+        <w:t xml:space="preserve"> </w:t>
+      </w:r>
+      <w:r>
+        <w:t xml:space="preserve">[24]</w:t>
       </w:r>
       <w:r>
         <w:t xml:space="preserve">, Cassiopeia</w:t>
       </w:r>
       <w:r>
-        <w:rPr>
-          <w:vertAlign w:val="superscript"/>
-        </w:rPr>
-        <w:t xml:space="preserve">25</w:t>
+        <w:t xml:space="preserve"> </w:t>
+      </w:r>
+      <w:r>
+        <w:t xml:space="preserve">[25]</w:t>
       </w:r>
       <w:r>
         <w:t xml:space="preserve">, ABM.jl (AgentBasedModeling.jl)</w:t>
       </w:r>
       <w:r>
-        <w:rPr>
-          <w:vertAlign w:val="superscript"/>
-        </w:rPr>
-        <w:t xml:space="preserve">28</w:t>
+        <w:t xml:space="preserve"> </w:t>
+      </w:r>
+      <w:r>
+        <w:t xml:space="preserve">[28]</w:t>
       </w:r>
       <w:r>
         <w:t xml:space="preserve">, Biomodelling.jl v1.x</w:t>
       </w:r>
       <w:r>
-        <w:rPr>
-          <w:vertAlign w:val="superscript"/>
-        </w:rPr>
-        <w:t xml:space="preserve">33</w:t>
+        <w:t xml:space="preserve"> </w:t>
+      </w:r>
+      <w:r>
+        <w:t xml:space="preserve">[33]</w:t>
       </w:r>
       <w:r>
         <w:t xml:space="preserve"> </w:t>
@@ -1597,10 +1640,10 @@
         <w:t xml:space="preserve">and v2.0 (this work). Entries were read from each tool’s publication and documentation, and describe what the tool provides rather than what its formalism could express. Three readings need qualifying. SERGIO is a Python package that returns expression matrices as arrays and scMultiSim is an R package returning SingleCellExperiment-style objects, so neither writes AnnData natively; scMultiSim does carry a differentiation tree, so cells are related by a trajectory even though per-cell division and fate are not simulated. ABM.jl is the closest comparator: it simulates stochastic reaction networks in growing, dividing agents with an adder division rule, binomial partitioning, death and environmental coupling, and its companion work infers kinetic and selection parameters from mother-machine and lineage-tree data</w:t>
       </w:r>
       <w:r>
-        <w:rPr>
-          <w:vertAlign w:val="superscript"/>
-        </w:rPr>
-        <w:t xml:space="preserve">29</w:t>
+        <w:t xml:space="preserve"> </w:t>
+      </w:r>
+      <w:r>
+        <w:t xml:space="preserve">[29]</w:t>
       </w:r>
       <w:r>
         <w:t xml:space="preserve">; its ○ entries are for gene replication, which its agent formalism can express but does not provide, and for lineage output, which traces a cell back to its ancestor rather than recording a tree with per-cell fates. Cassiopeia simulates division topologies with heritable fitness and CRISPR barcodes rather than molecular content, and its inference recovers phylogenies rather than kinetic parameters.</w:t>
@@ -3427,8 +3470,8 @@
         </w:tc>
       </w:tr>
     </w:tbl>
-    <w:bookmarkEnd w:id="20"/>
-    <w:bookmarkStart w:id="21" w:name="X7ed0bc26d6b69a76c16f564dfa8876a0bb54a50"/>
+    <w:bookmarkEnd w:id="21"/>
+    <w:bookmarkStart w:id="22" w:name="X7ed0bc26d6b69a76c16f564dfa8876a0bb54a50"/>
     <w:p>
       <w:pPr>
         <w:pStyle w:val="Heading2"/>
@@ -3445,10 +3488,10 @@
         <w:t xml:space="preserve">We first verified the kernels against exact stationary laws (Fig. 2). For a birth-death process the simulated distribution of 50,000 cells is indistinguishable from the Poisson law (Fig. 2a); for the telegraph model in an intermediate and in a bursty regime it matches the Beta-Poisson distribution</w:t>
       </w:r>
       <w:r>
-        <w:rPr>
-          <w:vertAlign w:val="superscript"/>
-        </w:rPr>
-        <w:t xml:space="preserve">34</w:t>
+        <w:t xml:space="preserve"> </w:t>
+      </w:r>
+      <w:r>
+        <w:t xml:space="preserve">[34]</w:t>
       </w:r>
       <w:r>
         <w:t xml:space="preserve"> </w:t>
@@ -3457,10 +3500,10 @@
         <w:t xml:space="preserve">(Fig. 2b); and for bursty protein production it matches the negative binomial (Fig. 2c). Across kernels, Kolmogorov-Smirnov distances to the exact law with 20,000 cells lie below the 99% critical value for the direct method, for the adaptive scheme at both tolerances and for the hybrid scheme at the shorter step, and above it for the hybrid scheme at the longer step (0.0160 and 0.0122 against a critical value of 0.0115; Fig. 2d). That is the expected behaviour of an approximate kernel, and it sets the step below which the approximation is not detectable at this sample size; wall-clock costs are 0.25 s to 0.91 s per 10⁴ cells. Simulating the same telegraph model with JumpProcesses.jl gives distributions whose two-sample Kolmogorov-Smirnov statistic against Biomodelling.jl is 0.0034 (99% critical value 0.0163; Fig. 2e), with a 6.2-fold (in favour of JumpProcesses.jl) difference in serial wall-clock time. Those tests exercise one cell at fixed volume. The layer above them, growth, replication, partitioning and the difference between a lineage and a population, has exact solutions of its own for this class of model, which take different closed forms in the two settings</w:t>
       </w:r>
       <w:r>
-        <w:rPr>
-          <w:vertAlign w:val="superscript"/>
-        </w:rPr>
-        <w:t xml:space="preserve">35–37</w:t>
+        <w:t xml:space="preserve"> </w:t>
+      </w:r>
+      <w:r>
+        <w:t xml:space="preserve">[35–37]</w:t>
       </w:r>
       <w:r>
         <w:t xml:space="preserve">. We reproduced four analytically solvable members of that class, with constitutive, bursty and two-state promoter kinetics under a memoryless interdivision time and with volume-scaled synthesis from a replicating gene under a deterministic cycle, in both modes. Along single lineages, where the mother-machine control makes the recorded cells independent and the Kolmogorov-Smirnov test applies as it stands, all 4 samples match the exact law of their mode (distances 0.0023 to 0.0054 against 99% critical values of 0.0081 to 0.0115). A population snapshot is not an independent sample, because its cells share ancestors, so the independent critical value understates the true one and the population mode is judged on the agreement of its replicate means with the exact mean. Those means sit within 2.5 standard errors of the exact values (18 of the 20 individual samples also fall below the independent critical value, the largest distance being 0.0170). All four population means are nonetheless slightly low, by 0.03% to 0.70%; no single deviation is resolved, the largest being 2.5 standard errors (</w:t>
@@ -3483,8 +3526,8 @@
         <w:t xml:space="preserve">, Student’s t), but the common sign is not accounted for by the discretisation, the subsampling cap or the burn-in, each of which is excluded in Supplementary Note 14. Scored against the exact law of the other mode, the same samples give distances at least 6 times larger, so the comparison has ample power to tell the two settings apart. The two differ because a snapshot of a growing population over-weights cells that have just divided and so just lost half their molecules: the mean molecule number is constitutive production 13.33 against 10.00; bursts of four molecules 13.33 against 10.00; two-state promoter 8.89 against 6.67; volume-scaled synthesis with gene replication 25.64 against 23.96 along a lineage and in a population respectively (Supplementary Note 14 and Supplementary Fig. 6). Population simulations scale linearly with the number of cells: 2.6 s for 5000 cells × 10 telegraph genes × 200 steps (hybrid kernel) with four threads (Fig. 2f and Supplementary Table 3). Scaling in the number of reactions depends on the kernel and is close to linear only for the hybrid one (0.58 s to 6.4 s for the hybrid kernel, a factor of 11 for the same factor of 10 in genes; 1.04 s to 31.4 s for the direct kernel, a factor of 30 for the same factor of 10 in genes), because the direct method draws one event at a time while the hybrid kernel leaps over the non-critical channels in a fixed number of operations.</w:t>
       </w:r>
     </w:p>
-    <w:bookmarkEnd w:id="21"/>
-    <w:bookmarkStart w:id="22" w:name="X1d572f1982ed7fcc34d853a03e237fe36526aba"/>
+    <w:bookmarkEnd w:id="22"/>
+    <w:bookmarkStart w:id="23" w:name="X1d572f1982ed7fcc34d853a03e237fe36526aba"/>
     <w:p>
       <w:pPr>
         <w:pStyle w:val="Heading2"/>
@@ -3501,26 +3544,26 @@
         <w:t xml:space="preserve">The physiology of the population layer suffices to produce properties of single-cell data that phenomenological simulators must impose by hand (Fig. 3). In a single lineage of a slowly switching gene, mRNA and protein track volume within a cycle and are halved at division, while the promoter state, inherited by both daughters, persists over many divisions (Fig. 3a). For a fast-switching gene without replication, transcript numbers scale linearly with cell volume, so that concentration is homeostatic; adding mid-cycle gene replication doubles transcription in the second half of the cycle and lifts counts of large cells above the volume-scaling line (Fig. 3b), the copy-number effect that mechanistic fits to scRNA-seq data must account for</w:t>
       </w:r>
       <w:r>
-        <w:rPr>
-          <w:vertAlign w:val="superscript"/>
-        </w:rPr>
-        <w:t xml:space="preserve">10</w:t>
+        <w:t xml:space="preserve"> </w:t>
+      </w:r>
+      <w:r>
+        <w:t xml:space="preserve">[10]</w:t>
       </w:r>
       <w:r>
         <w:t xml:space="preserve">. Correlations of protein concentration at division between mothers and daughters, sisters and cousins fall from 0.94 to 0.02 as the promoter switching rate crosses the inverse cell-cycle time (Fig. 3c), mother-daughter and sister pairs correlating similarly at slow switching and mother-daughter pairs more strongly as switching quickens, cousins least, and mRNA less heritable than protein. The memory timescale extracted from the generation-resolved lineage autocorrelation is set by the promoter switching time and is nearly independent of the cell-cycle time as long as memory outlasts the cycle; when the two are comparable the estimate is bounded below by one cell cycle, the resolution of the autocorrelation (Fig. 3d). As reported for real lineages</w:t>
       </w:r>
       <w:r>
-        <w:rPr>
-          <w:vertAlign w:val="superscript"/>
-        </w:rPr>
-        <w:t xml:space="preserve">11</w:t>
+        <w:t xml:space="preserve"> </w:t>
+      </w:r>
+      <w:r>
+        <w:t xml:space="preserve">[11]</w:t>
       </w:r>
       <w:r>
         <w:t xml:space="preserve">, the coefficient of variation of a stable protein’s concentration is larger across the population than along single lineages, whether or not cell-cycle times are noisy, and over-dispersed partitioning adds variability in both perspectives (Fig. 3e). Telegraph parameters fitted separately to cells before and after replication move in the direction gene replication implies, but not by the factor it alone would give (Fig. 3f). Between the one-copy and the two-copy subsets the fitted transcription rate rises 2.0-fold, of which 1.4-fold is the larger volume of cells that have already replicated, leaving 1.4-fold per unit volume rather than the twofold that doubling the copy number implies; the fitted activation rate rises 1.4-fold over the same comparison, and the pooled fit that ignores the cell cycle returns a transcription rate above both subsets. Part of that shortfall is misspecification rather than copy number, and the figure shows it: two independently switching alleles are not one telegraph gene, and neither subset fit recovers the truth (0.5 and 1.5 for the switching rates and 2 for the transcription rate as Fig. 3f scales it, that is the true 40 transcripts per unit time per unit volume per allele divided by twenty, against 0.59, 1.89 and 2.4 fitted to the one-copy cells and 0.65, 3.27 and 4.8 pooled, whose transcription rates are scaled the same way). What the panel demonstrates is that a cell-cycle-blind fit is biased, not how large the copy-number effect is.</w:t>
       </w:r>
     </w:p>
-    <w:bookmarkEnd w:id="22"/>
-    <w:bookmarkStart w:id="23" w:name="X49b742a03491c5ab85ca7965ed7a5420ba28601"/>
+    <w:bookmarkEnd w:id="23"/>
+    <w:bookmarkStart w:id="24" w:name="X49b742a03491c5ab85ca7965ed7a5420ba28601"/>
     <w:p>
       <w:pPr>
         <w:pStyle w:val="Heading2"/>
@@ -3537,19 +3580,19 @@
         <w:t xml:space="preserve">To test whether heritable expression states suffice to reproduce the lineage and memory signatures of drug-tolerant persistence, we coupled a resistance gene with slow promoter switching (memory timescale 45 time units, cell-cycle time 20) to a death hazard that rises with dose and is suppressed by the concentration of the gene’s protein product (Methods). Under continuous, pulsed and reduced-dose schedules the population first collapses as low-expressing cells die, then regrows from high-expressing survivors (Fig. 4a); kill curves are biphasic with a surviving fraction that falls with dose (Fig. 4b). Between doses 0.5 and 2 the net rate of population decline over the first 30 time units of treatment rises from 0.023 to 0.050 per time unit (2.1-fold), while the mean division time of cells born under drug changes by 0.0% and the mean time to death of killed cells moves only from 8.5 to 6.2 time units (Fig. 4c; the single-cell timing distributions are in Supplementary Fig. 1). This reproduces the observation that population decay depends strongly on dose even though single-cell division and death times barely do</w:t>
       </w:r>
       <w:r>
-        <w:rPr>
-          <w:vertAlign w:val="superscript"/>
-        </w:rPr>
-        <w:t xml:space="preserve">6</w:t>
+        <w:t xml:space="preserve"> </w:t>
+      </w:r>
+      <w:r>
+        <w:t xml:space="preserve">[6]</w:t>
       </w:r>
       <w:r>
         <w:t xml:space="preserve">, because fate is biased by states that exist before the drug arrives. Unlike the growth-arrested persisters of the canonical definition</w:t>
       </w:r>
       <w:r>
-        <w:rPr>
-          <w:vertAlign w:val="superscript"/>
-        </w:rPr>
-        <w:t xml:space="preserve">1</w:t>
+        <w:t xml:space="preserve"> </w:t>
+      </w:r>
+      <w:r>
+        <w:t xml:space="preserve">[1]</w:t>
       </w:r>
       <w:r>
         <w:t xml:space="preserve">, the survivors here divide at an essentially unchanged rate (Fig. 4c, inset), so the model reproduces the heritable-state selection signatures of tolerance rather than its proliferative-arrest hallmark.</w:t>
@@ -3563,28 +3606,28 @@
         <w:t xml:space="preserve">Related cells accordingly share the fate of their lineages. Among cells born in the 25 time units before the drug, one whose sister founded a surviving lineage does so itself with probability 0.39, against a marginal probability of 0.08 (4.8-fold enrichment over 1830 sister pairs; 2.9-fold for cousins), whereas in a fast-switching control, in which survival is rarer, the 1.8- and 2.5-fold values the panel prints rest on one sister pair and two cousin pairs in which both lineages survived, and the concordance sits at the independent expectation (+0.000 above it, against +0.051 for the memory gene; Fig. 4d). When tolerance pre-exists, survivors descend from a minority of founder clones and the effective number of clones drops from 491 to 89; when tolerance is drug-induced, so that the drug raises the promoter activation rate of every cell, barcode diversity is largely preserved (165 of 492; Fig. 4e). This is the signature that distinguishes the two origins in barcoding experiments</w:t>
       </w:r>
       <w:r>
-        <w:rPr>
-          <w:vertAlign w:val="superscript"/>
-        </w:rPr>
-        <w:t xml:space="preserve">2,6</w:t>
+        <w:t xml:space="preserve"> </w:t>
+      </w:r>
+      <w:r>
+        <w:t xml:space="preserve">[2,6]</w:t>
       </w:r>
       <w:r>
         <w:t xml:space="preserve">; the follow-up method that traces resistant fates back to their drug-naive precursors puts those precursors at an initial frequency of about 1 in 1,000 to 1 in 10,000 cells</w:t>
       </w:r>
       <w:r>
-        <w:rPr>
-          <w:vertAlign w:val="superscript"/>
-        </w:rPr>
-        <w:t xml:space="preserve">38</w:t>
+        <w:t xml:space="preserve"> </w:t>
+      </w:r>
+      <w:r>
+        <w:t xml:space="preserve">[38]</w:t>
       </w:r>
       <w:r>
         <w:t xml:space="preserve">. The melanoma case study below does not sit in that regime: it uses 1:200, the per-marker frequency at which rare cells express resistance genes before drug</w:t>
       </w:r>
       <w:r>
-        <w:rPr>
-          <w:vertAlign w:val="superscript"/>
-        </w:rPr>
-        <w:t xml:space="preserve">2</w:t>
+        <w:t xml:space="preserve"> </w:t>
+      </w:r>
+      <w:r>
+        <w:t xml:space="preserve">[2]</w:t>
       </w:r>
       <w:r>
         <w:t xml:space="preserve">, which is 5- to 50-fold higher. That range is in any case not resolvable at the size of this study, since a draw of its 2,000 founders would contain no pre-resistant cell at all with probability 0.8 at 1 in 10,000. The consequence is a larger and less clonal pre-existing resistant pool, so that among the arms which do lose control it is lost earlier than the traced frequency would give; the ranking of the schedules follows from the growth of resistant cells with and without drug rather than from their initial frequency, but it was not re-tested at a lower fraction.</w:t>
@@ -3622,46 +3665,86 @@
         <w:t xml:space="preserve">adding a BRAF inhibitor produced more therapy resistance than giving the two together</w:t>
       </w:r>
       <w:r>
-        <w:rPr>
-          <w:vertAlign w:val="superscript"/>
-        </w:rPr>
-        <w:t xml:space="preserve">39</w:t>
+        <w:t xml:space="preserve"> </w:t>
+      </w:r>
+      <w:r>
+        <w:t xml:space="preserve">[39]</w:t>
       </w:r>
       <w:r>
         <w:t xml:space="preserve">, which is the ordering the model predicts. A lineage-tracing study that identified PI3K and TGF-β signalling as switching modulators found the opposite for its own pretreatment: a PI3K inhibitor applied before targeted therapy left less resistance than targeted therapy alone</w:t>
       </w:r>
       <w:r>
-        <w:rPr>
-          <w:vertAlign w:val="superscript"/>
-        </w:rPr>
-        <w:t xml:space="preserve">9</w:t>
+        <w:t xml:space="preserve"> </w:t>
+      </w:r>
+      <w:r>
+        <w:t xml:space="preserve">[9]</w:t>
       </w:r>
       <w:r>
         <w:t xml:space="preserve">. The two results are not in conflict with each other, and only the first is a test of what is simulated here. The perturbation in the model is symmetric: it multiplies the activation and the inactivation rate by the same factor, so it accelerates relaxation towards the stationary resistant fraction without moving that fraction, and its only effect before the drug is to spread the resistant state over more lineages. A modulator that shifts the balance between the states is a different perturbation, and a pretreatment that drives cells out of the primed state lowers the number of protected cells at the moment the drug arrives, which reduces resistance whether or not it is maintained. The prediction here is therefore specific to perturbations that speed switching without biasing it, of which DOT1L inhibition appears to be one and PI3K inhibition is not; distinguishing the two experimentally requires measuring the resistant fraction as well as the switching rate, which memory-sequencing and lineage-tracing assays do. Compartment theory for phenotypic switching already predicts that an agent which perturbs the retention of the resistant state can turn treatment failure into success</w:t>
       </w:r>
       <w:r>
-        <w:rPr>
-          <w:vertAlign w:val="superscript"/>
-        </w:rPr>
-        <w:t xml:space="preserve">40</w:t>
+        <w:t xml:space="preserve"> </w:t>
+      </w:r>
+      <w:r>
+        <w:t xml:space="preserve">[40]</w:t>
       </w:r>
       <w:r>
         <w:t xml:space="preserve">; what the simulations add is the timing requirement and a lineage-resolved readout, the number of surviving clones, by which it can be tested. A transient pulse enriches high-expressing cells and, with slow switching, the enrichment persists for many generations after the drug is removed, whereas with fast switching it relaxes within a few cycles (Fig. 4g): phenotypic selection with stable inheritance, as in the original MGMT model</w:t>
       </w:r>
       <w:r>
-        <w:rPr>
-          <w:vertAlign w:val="superscript"/>
-        </w:rPr>
-        <w:t xml:space="preserve">41</w:t>
-      </w:r>
-      <w:r>
-        <w:t xml:space="preserve">. Finally, scanning release periods and doses of intermittent schedules (Fig. 4h), the most effective schedule is release period 0, dose 2 (growth rate +0.0038 per time unit, ± 0.0007 over 5 seeds) for pre-existing tolerance, release period 0, dose 2 (growth rate -0.0151 per time unit, ± 0.0012 over 5 seeds) when the resistant state carries a fitness cost, and release period 0, dose 1 (growth rate +0.0089 per time unit, ± 0.0001 over 5 seeds) for drug-induced tolerance. Each point of the scan is the mean of 5 independent seeds. The gap between the best schedule and the next best is 0.0003 to 0.0006 per time unit, against a standard error of 0.0001 to 0.0008 on the difference, so the ranking of the top two schedules is resolved in 1 of the 3 mechanisms; elsewhere the scan identifies a region of good schedules rather than a single best one. Without a fitness cost nothing beats continuous dosing at the highest dose, since every release period lets the resistant subpopulation regrow (the drug does not act on the switching rates in this model; when it also stabilises the resistant state, as in the melanoma case study below, holidays regain a small advantage even without a cost). With a fitness cost the population declines under every schedule at dose ≥ 0.5, and release periods of up to 10 time units match continuous dosing (-0.0151 per time unit under continuous dose 2), because cells that leave the resistant state during a holiday are killed on re-exposure. For drug-induced tolerance the ranking of doses reverses: the highest dose induces tolerance in more cells than it kills, so dose 1 outperforms dose 2 at every release period (release period 0, dose 1 (growth rate +0.0089 per time unit, ± 0.0001 over 5 seeds), against +0.0123 for continuous dose 2), the intermediate-dose optimum reported previously</w:t>
-      </w:r>
-      <w:r>
-        <w:rPr>
-          <w:vertAlign w:val="superscript"/>
-        </w:rPr>
-        <w:t xml:space="preserve">42</w:t>
+        <w:t xml:space="preserve"> </w:t>
+      </w:r>
+      <w:r>
+        <w:t xml:space="preserve">[41]</w:t>
+      </w:r>
+      <w:r>
+        <w:t xml:space="preserve">. Finally, scanning release periods and doses of intermittent schedules (Fig. 4h), the most effective schedule is release period 0, dose 2 (growth rate +0.0038 per time unit, ± 0.0007 over 5 seeds) for pre-existing tolerance, release period 0, dose 2 (growth rate -0.0151 per time unit, ± 0.0012 over 5 seeds) when the resistant state carries a fitness cost, and release period 0, dose 1 (growth rate +0.0089 per time unit, ± 0.0001 over 5 seeds) for drug-induced tolerance. Each point of the scan is the mean of 5 independent seeds, and every schedule is run on the same 5 seeds, so schedules are compared by their paired differences, in which the shared founder population cancels; the spread quoted beside each winner above is the seed-to-seed scatter of its absolute growth rate, which is larger than the paired differences and is not the error on them. The winning schedule beats the best schedule with a non-zero release period by 0.0003 to 0.0014 per time unit against paired standard errors of 0.0001 to 0.0003, a margin that a two-sided paired t-test resolves at the 5% level in 1 of the 3 mechanisms, the one in which the resistant state carries a fitness cost. Elsewhere the scan identifies a region of good schedules rather than a single best one (pre-existing tolerance +0.0004 against 0.0002,</w:t>
+      </w:r>
+      <w:r>
+        <w:t xml:space="preserve"> </w:t>
+      </w:r>
+      <m:oMath>
+        <m:r>
+          <m:t>P</m:t>
+        </m:r>
+        <m:r>
+          <m:rPr>
+            <m:sty m:val="p"/>
+          </m:rPr>
+          <m:t>=</m:t>
+        </m:r>
+        <m:r>
+          <m:t>0.18</m:t>
+        </m:r>
+      </m:oMath>
+      <w:r>
+        <w:t xml:space="preserve">; drug-induced tolerance +0.0003 against 0.0001,</w:t>
+      </w:r>
+      <w:r>
+        <w:t xml:space="preserve"> </w:t>
+      </w:r>
+      <m:oMath>
+        <m:r>
+          <m:t>P</m:t>
+        </m:r>
+        <m:r>
+          <m:rPr>
+            <m:sty m:val="p"/>
+          </m:rPr>
+          <m:t>=</m:t>
+        </m:r>
+        <m:r>
+          <m:t>0.11</m:t>
+        </m:r>
+      </m:oMath>
+      <w:r>
+        <w:t xml:space="preserve">). Without a fitness cost nothing beats continuous dosing at the highest dose, since every release period lets the resistant subpopulation regrow (the drug does not act on the switching rates in this model; when it also stabilises the resistant state, as in the melanoma case study below, holidays regain a small advantage even without a cost). With a fitness cost the population declines under every schedule at dose ≥ 0.5, and release periods of up to 10 time units at doses of 1 and 2 cost little, though 3 of those 4 are resolvably worse than continuous dosing at the highest dose (+0.0014 to +0.0029 per time unit, -0.0151 per time unit under continuous dose 2), because cells that leave the resistant state during a holiday are killed on re-exposure. For drug-induced tolerance the ranking of doses reverses: the highest dose induces tolerance in more cells than it kills, so dose 1 outperforms dose 2 at every release period (release period 0, dose 1 (growth rate +0.0089 per time unit, ± 0.0001 over 5 seeds), against +0.0123 for continuous dose 2), the intermediate-dose optimum reported previously</w:t>
+      </w:r>
+      <w:r>
+        <w:t xml:space="preserve"> </w:t>
+      </w:r>
+      <w:r>
+        <w:t xml:space="preserve">[42]</w:t>
       </w:r>
       <w:r>
         <w:t xml:space="preserve">; the benefit of release periods reported in that work does not appear here, because in this model the induced state decays at the same rate with and without drug, so a holiday only postpones the death of reverting cells while all cells grow.</w:t>
@@ -3672,11 +3755,11 @@
         <w:pStyle w:val="BodyText"/>
       </w:pPr>
       <w:r>
-        <w:t xml:space="preserve">The hazard above does not depend on where a cell is in its division cycle, and the calibration below will show that fate data cannot exclude one that does, so we repeated these simulations with three quarters of the hazard confined to a window around mid-cycle. Population decay still rises with dose (-0.001 to +0.023 per time unit over doses 0.5 to 2, against +0.023 to +0.050 without the gate) and the mean time to death stays nearly dose-invariant (8.4 to 9.9 against 6.2 to 8.5 time units), so neither signature depends on a cycle-blind hazard. Sisters share a birth time and so a cycle phase, which lets a gated hazard correlate their fates with no inherited state; it does not do so to any useful degree, lifting the sister concordance of the memoryless fast-switching control only to +0.008 above independence (from +0.000), against +0.054 for the memory gene, so the kin signature still reads expression memory rather than the cycle. In the schedule scan, continuous dosing wins in all 3 models with the gate as without it, at the same dose in 3 of 3. The gate raises the long-term growth rate (+0.0026 to +0.0155 per time unit at all 60 points of the scan), which is what confining three quarters of the hazard to a window of the cycle implies, and it perturbs the order of the schedules below the winner (Spearman correlation 0.977 to 0.998 between the gated and cycle-blind orderings), but it changes neither which schedule wins nor the intermediate-dose optimum under drug-induced tolerance (+0.0156 against +0.0190 under the gate and +0.0089 against +0.0123 without it). Across the two scans the margin over the best holiday exceeds twice its standard error in 5 of the 6 comparisons, the exception being pre-existing tolerance without the gate (+0.0004 against a standard error of 0.0005) (Supplementary Note 13 and Supplementary Fig. 5).</w:t>
-      </w:r>
-    </w:p>
-    <w:bookmarkEnd w:id="23"/>
-    <w:bookmarkStart w:id="24" w:name="Xa05e01d192f030507804694448e28390bd2a477"/>
+        <w:t xml:space="preserve">The hazard above does not depend on where a cell is in its division cycle, and the calibration below will show that fate data cannot exclude one that does, so we repeated these simulations with three quarters of the hazard confined to a window around mid-cycle. Population decay still rises with dose (-0.001 to +0.023 per time unit over doses 0.5 to 2, against +0.023 to +0.050 without the gate) and the mean time to death stays nearly dose-invariant (8.4 to 9.9 against 6.2 to 8.5 time units), so neither signature depends on a cycle-blind hazard. Sisters share a birth time and so a cycle phase, which lets a gated hazard correlate their fates with no inherited state; it does not do so to any useful degree, lifting the sister concordance of the memoryless fast-switching control only to +0.008 above independence (from +0.000), against +0.054 for the memory gene, so the kin signature still reads expression memory rather than the cycle. In the schedule scan, continuous dosing wins in all 3 models with the gate as without it, at the same dose in 3 of 3. The gate raises the long-term growth rate (+0.0026 to +0.0155 per time unit at all 60 points of the scan), which is what confining three quarters of the hazard to a window of the cycle implies, and it perturbs the order of the schedules below the winner (Spearman correlation 0.977 to 0.998 between the gated and cycle-blind orderings), but it changes neither which schedule wins nor the intermediate-dose optimum under drug-induced tolerance (+0.0156 against +0.0190 under the gate and +0.0089 against +0.0123 without it). Across the two scans a two-sided paired t-test resolves the margin over the best holiday at the 5% level in 4 of the 6 comparisons, the exceptions being pre-existing tolerance without the gate (+0.0004 against a paired standard error of 0.0002) and drug-induced tolerance without the gate (+0.0003 against a paired standard error of 0.0001) (Supplementary Note 13 and Supplementary Fig. 5).</w:t>
+      </w:r>
+    </w:p>
+    <w:bookmarkEnd w:id="24"/>
+    <w:bookmarkStart w:id="25" w:name="Xa05e01d192f030507804694448e28390bd2a477"/>
     <w:p>
       <w:pPr>
         <w:pStyle w:val="Heading2"/>
@@ -3693,26 +3776,26 @@
         <w:t xml:space="preserve">Because every cell’s clone, lineage and true state are known, the framework supplies ground truth that observational data cannot (Fig. 5). For 40 independent genes whose memory times span three decades, MemorySeq-style clonal variance scores computed on true concentrations rise from 1.0 for genes with memory far below the cell-cycle time to a mean of 29.6 for genes with memory beyond a hundred time units, five cell-cycle times, the highest single gene reaching 44.5 (38.4 on sequenced counts), and the ranking survives computation on sequenced counts at 20% capture efficiency (Fig. 5a); the score separates genes with memory longer than the cycle from the rest with an area under the receiver operating characteristic (ROC) curve of 1.00 on true concentrations and 0.99 on sequenced counts. For a 30-gene network, small enough that the methods were run with their default settings and the ranking of datasets rather than the absolute accuracy is what should be read, simulated at fixed volume, in a dividing population and after sequencing, correlation-based and GENIE3 inference lose most of their accuracy in the dividing population when raw counts are used (area under the precision-recall curve 0.52 to 0.14 for Pearson correlation and 0.32 to 0.13 for GENIE3, against 0.10 for a random ranking of undirected pairs and 0.05 for directed edges), because volume and gene copy number induce positive correlations between all genes. Normalising counts to concentrations removes the volume effect but recovers little (0.18 and 0.18), since the dependence on copy number and cell age remains; regressing expression on the true cell-cycle covariates, which the simulation provides and which cell-cycle scoring approximates in real data, recovers most of the loss (0.46 and 0.30). Sequencing at 15% capture efficiency lowers accuracy further (0.11 raw and 0.24 library-size-normalised for Pearson correlation; 0.07 and 0.08 for GENIE3; Fig. 5b). One comparison in that panel runs the wrong way: for Pearson correlation the library-size-normalised sequenced counts score above the true concentrations (0.24 against 0.18). Dividing counts by the library size removes cell-to-cell scale, and in a dividing population that scale is dominated by volume and gene copy number, so the normalisation acts as a coarse correction for the growth confound that dividing by the true volume does not make. It is not evidence that sequencing helps; the fixed-volume ceiling (0.52) is above both, and the cell-cycle regression (0.46) is above both as well. Imputing the sequenced counts before inference recovers part of that loss: MAGIC raises the area under the precision-recall curve from 0.11 to 0.32 for Pearson correlation and from 0.07 to 0.18 for GENIE3, and kNN-smoothing gives 0.16 and 0.12 (Fig. 5c). Neither reaches the accuracy obtained at fixed volume, nor that of regressing out the cell-cycle covariates, so imputation mitigates the sequencing loss without touching the growth confound that produces most of it</w:t>
       </w:r>
       <w:r>
-        <w:rPr>
-          <w:vertAlign w:val="superscript"/>
-        </w:rPr>
-        <w:t xml:space="preserve">33</w:t>
+        <w:t xml:space="preserve"> </w:t>
+      </w:r>
+      <w:r>
+        <w:t xml:space="preserve">[33]</w:t>
       </w:r>
       <w:r>
         <w:t xml:space="preserve">. Knocking down the five most connected regulators of a 20-gene network, again small and run at default settings, gives true fold changes that a no-change baseline predicts with a mean coefficient of determination of -0.16. Propagating observational correlations beats that baseline for 4 of 5 knockdowns, with coefficients of determination from 0.09 to 0.43, and fails on the remaining one (-2.39), so its mean over the five is -0.23 against a median of 0.30 (Fig. 5d). A predictor that is useful for most perturbations and badly wrong for one is precisely what an out-of-distribution evaluation has to expose, and exposing it needs the causal ground truth that the simulation supplies</w:t>
       </w:r>
       <w:r>
-        <w:rPr>
-          <w:vertAlign w:val="superscript"/>
-        </w:rPr>
-        <w:t xml:space="preserve">13,14</w:t>
+        <w:t xml:space="preserve"> </w:t>
+      </w:r>
+      <w:r>
+        <w:t xml:space="preserve">[13,14]</w:t>
       </w:r>
       <w:r>
         <w:t xml:space="preserve">.</w:t>
       </w:r>
     </w:p>
-    <w:bookmarkEnd w:id="24"/>
-    <w:bookmarkStart w:id="25" w:name="X1a7d8380901d2bdf90269d334c1cd5d6ba4863f"/>
+    <w:bookmarkEnd w:id="25"/>
+    <w:bookmarkStart w:id="26" w:name="X1a7d8380901d2bdf90269d334c1cd5d6ba4863f"/>
     <w:p>
       <w:pPr>
         <w:pStyle w:val="Heading2"/>
@@ -3729,10 +3812,10 @@
         <w:t xml:space="preserve">On a snapshot of 2,000 non-dividing cells, ABC-SMC with log-uniform priors over three decades and the Wasserstein distance between simulated and observed counts</w:t>
       </w:r>
       <w:r>
-        <w:rPr>
-          <w:vertAlign w:val="superscript"/>
-        </w:rPr>
-        <w:t xml:space="preserve">43</w:t>
+        <w:t xml:space="preserve"> </w:t>
+      </w:r>
+      <w:r>
+        <w:t xml:space="preserve">[43]</w:t>
       </w:r>
       <w:r>
         <w:t xml:space="preserve"> </w:t>
@@ -3858,8 +3941,8 @@
         <w:t xml:space="preserve">) because volume and copy number inflate counts and their dispersion, whereas ABC with the population simulator as forward model recovers the truth ((0.30, 0.68, 20.8); Fig. 6b). Drug parameters follow from population data in the same way: from a kill curve and the concordance of sister fates, the posterior over the maximal death rate and the protection threshold is a ridge (weighted correlation of the two log parameters -0.85) that contains the truth (Fig. 6c), and posterior predictive kill curves simulated at the posterior median reproduce the observed one (Fig. 6d). The two summaries constrain the product of death rate and unprotected fraction, so separating the parameters requires measuring the protective protein: an experimental-design question the forward model answers before an experiment is run (the tolerance and acceptance-rate schedules of all three ABC runs are in Supplementary Fig. 2).</w:t>
       </w:r>
     </w:p>
-    <w:bookmarkEnd w:id="25"/>
-    <w:bookmarkStart w:id="26" w:name="Xeb05acdee62342cbaffadeeabebab97b23c9aa2"/>
+    <w:bookmarkEnd w:id="26"/>
+    <w:bookmarkStart w:id="27" w:name="Xeb05acdee62342cbaffadeeabebab97b23c9aa2"/>
     <w:p>
       <w:pPr>
         <w:pStyle w:val="Heading2"/>
@@ -3876,10 +3959,10 @@
         <w:t xml:space="preserve">A simulator is useful for treatment questions only if it can be fitted to the data a laboratory produces and then predict what it was not fitted to. We therefore calibrated the resistance-gene model to time-lapse measurements in which U2OS cells were tracked for three days under 7, 10 and 13 µM cisplatin and every cell present at drug addition was scored as dying, dividing or surviving without dividing</w:t>
       </w:r>
       <w:r>
-        <w:rPr>
-          <w:vertAlign w:val="superscript"/>
-        </w:rPr>
-        <w:t xml:space="preserve">6</w:t>
+        <w:t xml:space="preserve"> </w:t>
+      </w:r>
+      <w:r>
+        <w:t xml:space="preserve">[6]</w:t>
       </w:r>
       <w:r>
         <w:t xml:space="preserve"> </w:t>
@@ -3972,28 +4055,28 @@
         <w:t xml:space="preserve">Properties that were not fitted can then be compared with the data. The predicted kill curves (Fig. 7b) are 1.5-fold steeper at 13 µM in their first two days than in their second half, but they do not plateau, as HCT116 cells do after about 100 h. Death fates are correlated between sisters (0.09), first cousins (0.06) and second cousins (0.05), and the correlation decays to 0.02 for third cousins (95% confidence interval -0.026 to +0.069, Student’s t on two degrees of freedom over three seeds, a range that contains zero) and 0.00 for unrelated cells (Fig. 7c). That is the pattern reported for HCT116 lineages, in which fate correlations are present for first and second cousins and absent for third cousins, with memory inherited over at least two to three generations</w:t>
       </w:r>
       <w:r>
-        <w:rPr>
-          <w:vertAlign w:val="superscript"/>
-        </w:rPr>
-        <w:t xml:space="preserve">6</w:t>
+        <w:t xml:space="preserve"> </w:t>
+      </w:r>
+      <w:r>
+        <w:t xml:space="preserve">[6]</w:t>
       </w:r>
       <w:r>
         <w:t xml:space="preserve">; the comparison is qualitative on both sides, because the source reports these correlations graphically and gives no numeric coefficients or confidence intervals to match. One caveat belongs beside this agreement. Cells here draw their cycle times independently, so no cycle timing is inherited and every correlation between related cells is carried by the inherited promoter state. Cell-cycle duration is in fact heritable over several generations, and its inheritance alone produces strong cousin and second-cousin correlations even when mother-daughter correlations are weak</w:t>
       </w:r>
       <w:r>
-        <w:rPr>
-          <w:vertAlign w:val="superscript"/>
-        </w:rPr>
-        <w:t xml:space="preserve">44–46</w:t>
+        <w:t xml:space="preserve"> </w:t>
+      </w:r>
+      <w:r>
+        <w:t xml:space="preserve">[44–46]</w:t>
       </w:r>
       <w:r>
         <w:t xml:space="preserve">. Coupled to a cycle-gated hazard, that is a complete alternative explanation for the correlations fitted here, and the model as built cannot produce it. The mean time to death changes by 8% between 7 and 13 µM while the death fraction rises from 0.13 to 0.59 (Fig. 7d), the dose-invariance of single-cell timing that motivated the original study, and it arises here because dose changes the fraction of unprotected cells rather than their kinetics. The plateau the kill curves miss is the clearest failure of the minimal model: reproducing it requires cells to stay in the resistant state for longer than the memory of 2.8 generations allows, and that memory was set by the prior taken from the lineage correlations rather than by the kill curves. The two observations therefore pull in opposite directions within this minimal model: correlations that vanish by the third cousin call for a short memory, and a kill curve that flattens calls for a long one. A single switching gene cannot satisfy both, which is a concrete and testable limitation, and points to a drug-induced stabilisation of the resistant state, for which there is independent evidence</w:t>
       </w:r>
       <w:r>
-        <w:rPr>
-          <w:vertAlign w:val="superscript"/>
-        </w:rPr>
-        <w:t xml:space="preserve">2</w:t>
+        <w:t xml:space="preserve"> </w:t>
+      </w:r>
+      <w:r>
+        <w:t xml:space="preserve">[2]</w:t>
       </w:r>
       <w:r>
         <w:t xml:space="preserve">, as the mechanism a lineage-tracing experiment should look for. The calibration landscape (Fig. 7e) shows how the fitted death rate and EC</w:t>
@@ -4019,8 +4102,8 @@
         <w:t xml:space="preserve">are constrained by the fate fractions alone; the protocol applies to any observable a laboratory records.</w:t>
       </w:r>
     </w:p>
-    <w:bookmarkEnd w:id="26"/>
-    <w:bookmarkStart w:id="27" w:name="X3d4d9512e3df2534c30bd999bdb3cfaf83a7953"/>
+    <w:bookmarkEnd w:id="27"/>
+    <w:bookmarkStart w:id="28" w:name="X3d4d9512e3df2534c30bd999bdb3cfaf83a7953"/>
     <w:p>
       <w:pPr>
         <w:pStyle w:val="Heading2"/>
@@ -4037,10 +4120,10 @@
         <w:t xml:space="preserve">With a calibrated model the framework becomes a schedule testbed. We first asked which schedule best delays regrowth of a melanoma-like population with a rare, heritable pre-resistant state</w:t>
       </w:r>
       <w:r>
-        <w:rPr>
-          <w:vertAlign w:val="superscript"/>
-        </w:rPr>
-        <w:t xml:space="preserve">2</w:t>
+        <w:t xml:space="preserve"> </w:t>
+      </w:r>
+      <w:r>
+        <w:t xml:space="preserve">[2]</w:t>
       </w:r>
       <w:r>
         <w:t xml:space="preserve"> </w:t>
@@ -4049,19 +4132,19 @@
         <w:t xml:space="preserve">treated at a fractional-killing dose, comparing continuous dosing, the intermittent schedule of the SWOG S1320 trial, in which patients received a continuous 8-week lead-in and were then randomised to continuous dosing or to cycles of 3 weeks off and 5 weeks on</w:t>
       </w:r>
       <w:r>
-        <w:rPr>
-          <w:vertAlign w:val="superscript"/>
-        </w:rPr>
-        <w:t xml:space="preserve">47</w:t>
+        <w:t xml:space="preserve"> </w:t>
+      </w:r>
+      <w:r>
+        <w:t xml:space="preserve">[47]</w:t>
       </w:r>
       <w:r>
         <w:t xml:space="preserve">, and adaptive therapy, in which the drug is withdrawn when the population has halved and resumed when it regrows to its initial size</w:t>
       </w:r>
       <w:r>
-        <w:rPr>
-          <w:vertAlign w:val="superscript"/>
-        </w:rPr>
-        <w:t xml:space="preserve">48</w:t>
+        <w:t xml:space="preserve"> </w:t>
+      </w:r>
+      <w:r>
+        <w:t xml:space="preserve">[48]</w:t>
       </w:r>
       <w:r>
         <w:t xml:space="preserve">. Because adaptive therapy deliberately lets the tumour regrow, schedules are compared by the time after randomisation at which the population exceeds 120% of its pre-treatment size (loss of control), with the RECIST-like time to progression from the nadir reported alongside (Methods).</w:t>
@@ -4075,37 +4158,37 @@
         <w:t xml:space="preserve">The answer depends on two properties of the resistant cells (Fig. 8a–d). When the resistant state is fully protective and carries no fitness cost, as lineage data indicate for pre-existing tolerance</w:t>
       </w:r>
       <w:r>
-        <w:rPr>
-          <w:vertAlign w:val="superscript"/>
-        </w:rPr>
-        <w:t xml:space="preserve">6</w:t>
+        <w:t xml:space="preserve"> </w:t>
+      </w:r>
+      <w:r>
+        <w:t xml:space="preserve">[6]</w:t>
       </w:r>
       <w:r>
         <w:t xml:space="preserve">, resistant cells grow at the same rate with or without drug, so a holiday cannot cost the resistant subpopulation anything and can only let sensitive cells regrow to be killed again. Even so, both interrupted schedules keep control longer than continuous dosing: the three lose control after 23, 26 and 27 weeks, with the intermittent schedule delivering 65% of the cumulative dose of continuous dosing over the full 60-week simulation. The reason is a second drug effect rather than the fitness of resistant cells: the drug stabilises the resistant state tenfold by suppressing the promoter inactivation rate (Methods), so continuous exposure keeps cells resistant that a holiday allows to revert. That effect is set in the model, not fitted, and it is what makes holidays worth anything at all in this arm. When resistant cells pay a 50% fitness cost in the absence of drug, a coarse stand-in for the drug dependence that made intermittent dosing superior in vemurafenib-treated patient-derived xenografts, where withdrawal drove established resistant tumours to regress rather than merely grow more slowly</w:t>
       </w:r>
       <w:r>
-        <w:rPr>
-          <w:vertAlign w:val="superscript"/>
-        </w:rPr>
-        <w:t xml:space="preserve">49</w:t>
+        <w:t xml:space="preserve"> </w:t>
+      </w:r>
+      <w:r>
+        <w:t xml:space="preserve">[49]</w:t>
       </w:r>
       <w:r>
         <w:t xml:space="preserve">, holidays let sensitive cells outcompete them: none of the three schedules loses control within the 52-week follow-up (52+, 52+ and 52+ weeks, censored), and adaptive therapy achieves this with 36% of the cumulative dose of continuous dosing. When resistant cells are only partly protected and grow at half speed under drug, holidays release them: continuous dosing keeps control for 52+ weeks against 49 for the intermittent schedule and 43 for adaptive therapy, the ranking observed in the trial, where continuous dosing gave a median progression-free survival of 9.0 months against 5.5 months for intermittent dosing. Gating three quarters of the death hazard to a window of the cell cycle, as in the persister simulations above, leaves these comparisons standing, whether or not the maximal hazard is raised to hold the cycle-averaged hazard fixed (Supplementary Note 13 and Supplementary Fig. 5): the best schedule is unchanged in 3 of 3 mechanisms and the model still favours continuous dosing under partial protection (52 against 43 weeks, from 52 and 49). The memory of the resistant state, five net population doublings, is an assumption rather than a measurement, and it is what decides whether resistant cells revert during a three-week holiday; scanning it from two to twelve doublings leaves the ranking unchanged and narrows the advantage of holidays from 9 weeks at 2 net doublings of memory to 1.7 weeks at 12 (Supplementary Note 15). That the benefit of holidays should depend on a cost of resistance is established by compartment models of adaptive therapy, which also show that tumour turnover modulates how large that cost must be</w:t>
       </w:r>
       <w:r>
-        <w:rPr>
-          <w:vertAlign w:val="superscript"/>
-        </w:rPr>
-        <w:t xml:space="preserve">50</w:t>
+        <w:t xml:space="preserve"> </w:t>
+      </w:r>
+      <w:r>
+        <w:t xml:space="preserve">[50]</w:t>
       </w:r>
       <w:r>
         <w:t xml:space="preserve">. Here the dependence emerges from single cells whose resistance is a heritable expression state rather than a fixed compartment, the cost and the degree of protection are properties of cells that lineage experiments measure, and the third case shows that partial protection reverses the ranking even when a cost is absent. The optimiser makes the dependence explicit (Fig. 8e): over intermittent schedules of any period and duty cycle after the lead-in, the best schedule is a period of 2.2 weeks with 39% of the time on drug (27 weeks to loss of control) without a fitness cost, a period of 1.0 weeks with 47% of the time on drug (52 weeks to loss of control) with a fitness cost and a period of 1.0 weeks with 100% of the time on drug (52 weeks to loss of control) with partial protection. A bacterial-persistence model adapted to colorectal-cancer lines reaches the same conclusion by another route: an intermediate dose with release periods is optimal, because the rate of transition into the persistent state rises with concentration and then saturates</w:t>
       </w:r>
       <w:r>
-        <w:rPr>
-          <w:vertAlign w:val="superscript"/>
-        </w:rPr>
-        <w:t xml:space="preserve">42</w:t>
+        <w:t xml:space="preserve"> </w:t>
+      </w:r>
+      <w:r>
+        <w:t xml:space="preserve">[42]</w:t>
       </w:r>
       <w:r>
         <w:t xml:space="preserve">. The agreement is partial and the difference is informative. Where tolerance is drug-induced, the optimiser here also selects an intermediate dose over the highest one, for the same reason. Release periods, however, help there only when the drug changes the kinetics of the resistant state, either by stabilising it, as in the melanoma arm above, or by inducing it at a rate that saturates, as in that model; with a state whose decay rate is the same with and without drug, a holiday merely postpones the death of reverting cells while every cell grows, and the optimiser rejects it. The model therefore reproduces both the clinical and the preclinical outcome and shows their difference to depend on measurable properties of the resistant cells, their growth under drug and their fitness without it, both properties of cells rather than of the tumour, which growth and lineage experiments can bound, within the identifiability limits of Fig. 6c, before a schedule is chosen. The mechanism is set in each case, not inferred from the outcome, so this is a demonstration that the ranking follows from cell properties rather than a claim that these particular cells carry them; and because the trial and the xenograft also differ in drug and species (dabrafenib plus trametinib in patients, vemurafenib monotherapy in mice), their contrast is not attributable to resistant-cell fitness alone.</w:t>
@@ -4119,37 +4202,37 @@
         <w:t xml:space="preserve">The second case study concerns glioblastoma, where the RTOG 0525 trial compared the standard temozolomide regimen (150–200 mg/m² on days 1–5 of 28-day cycles) with a dose-dense regimen (75–100 mg/m² on days 1–21) that delivers about twice the cumulative dose and was designed to deplete MGMT, and found no difference in survival for either MGMT-methylated or unmethylated tumours</w:t>
       </w:r>
       <w:r>
-        <w:rPr>
-          <w:vertAlign w:val="superscript"/>
-        </w:rPr>
-        <w:t xml:space="preserve">51</w:t>
+        <w:t xml:space="preserve"> </w:t>
+      </w:r>
+      <w:r>
+        <w:t xml:space="preserve">[51]</w:t>
       </w:r>
       <w:r>
         <w:t xml:space="preserve">. We simulated both regimens with one-compartment pharmacokinetics (elimination half-life 2.1 h, a plasma value from a three-compartment population model of plasma and cerebrospinal fluid</w:t>
       </w:r>
       <w:r>
-        <w:rPr>
-          <w:vertAlign w:val="superscript"/>
-        </w:rPr>
-        <w:t xml:space="preserve">52</w:t>
+        <w:t xml:space="preserve"> </w:t>
+      </w:r>
+      <w:r>
+        <w:t xml:space="preserve">[52]</w:t>
       </w:r>
       <w:r>
         <w:t xml:space="preserve">; an independent single-dose study gives 1.8 h</w:t>
       </w:r>
       <w:r>
-        <w:rPr>
-          <w:vertAlign w:val="superscript"/>
-        </w:rPr>
-        <w:t xml:space="preserve">53</w:t>
+        <w:t xml:space="preserve"> </w:t>
+      </w:r>
+      <w:r>
+        <w:t xml:space="preserve">[53]</w:t>
       </w:r>
       <w:r>
         <w:t xml:space="preserve">) on populations in which 1% (methylated) or 30% (unmethylated) of cells express MGMT. Those two fractions are illustrative values that bracket low and high expression, not measurements, and the idealisation matters: promoter methylation shifts MGMT expression as a graded quantity across cells rather than switching a discrete subpopulation on, so the whole dose-dense prediction below rests on treating it as two states. With that caveat, with MGMT protein protecting cells from the drug</w:t>
       </w:r>
       <w:r>
-        <w:rPr>
-          <w:vertAlign w:val="superscript"/>
-        </w:rPr>
-        <w:t xml:space="preserve">41</w:t>
+        <w:t xml:space="preserve"> </w:t>
+      </w:r>
+      <w:r>
+        <w:t xml:space="preserve">[41]</w:t>
       </w:r>
       <w:r>
         <w:t xml:space="preserve"> </w:t>
@@ -4276,36 +4359,36 @@
         <w:t xml:space="preserve">units; final size 0.1 against 1.1 times the initial size, and 4.9 and 3.6 with stable MGMT). Modelled as the suicide enzyme it is, MGMT therefore predicts a clear dose-dense advantage in both populations, which RTOG 0525 did not find. Read as a bound rather than as a fit, that disagreement is informative: either temozolomide consumes MGMT in tumours far more slowly than this stoichiometry allows, or the benefit of depleting it is offset by something the model leaves out. At the standard cumulative dose the number of dosing days per cycle that minimises the final population is 9 (methylated) and 9 (unmethylated) with stable MGMT, and 9 and 5 when MGMT is consumed (Fig. 8h). These simulations are not fits to the trial, whose end points depend on much that the model omits, dose-limiting toxicity and the dose reductions it forces among it. What they add is a sharper version of the rationale for dose-dense dosing: the benefit it is supposed to deliver exists in the model only at consumption rates that the trial’s null result appears to exclude. The quantity the argument rests on is the per-lesion molecular rate constant of that consumption, which has not been measured directly, although bulk depletion time-courses have: protracted temozolomide lowers alkyltransferase activity in peripheral blood mononuclear cells by about 63% at 14 days and 73% at 21 days</w:t>
       </w:r>
       <w:r>
-        <w:rPr>
-          <w:vertAlign w:val="superscript"/>
-        </w:rPr>
-        <w:t xml:space="preserve">54</w:t>
+        <w:t xml:space="preserve"> </w:t>
+      </w:r>
+      <w:r>
+        <w:t xml:space="preserve">[54]</w:t>
       </w:r>
       <w:r>
         <w:t xml:space="preserve">, a compressed 1,000 mg/m² schedule takes it to 18% of initial levels while O⁶-methylguanine accumulates in both blood cells and tumour biopsies</w:t>
       </w:r>
       <w:r>
-        <w:rPr>
-          <w:vertAlign w:val="superscript"/>
-        </w:rPr>
-        <w:t xml:space="preserve">55</w:t>
+        <w:t xml:space="preserve"> </w:t>
+      </w:r>
+      <w:r>
+        <w:t xml:space="preserve">[55]</w:t>
       </w:r>
       <w:r>
         <w:t xml:space="preserve">, and in orthotopic GBM43 xenografts tumour MGMT activity is depleted by day 6 on both the standard and the 21-day schedule and stays suppressed only on the 21-day one</w:t>
       </w:r>
       <w:r>
-        <w:rPr>
-          <w:vertAlign w:val="superscript"/>
-        </w:rPr>
-        <w:t xml:space="preserve">56</w:t>
+        <w:t xml:space="preserve"> </w:t>
+      </w:r>
+      <w:r>
+        <w:t xml:space="preserve">[56]</w:t>
       </w:r>
       <w:r>
         <w:t xml:space="preserve">. The last of these is the sharpest comparison available, and it makes the disagreement more specific than the trial alone does: the deeper and longer tumour depletion that the dose-dense schedule is supposed to deliver was confirmed in that model, and survival still did not improve. Either the depletion measured in bulk is not the per-cell depletion that matters for killing, or the benefit of depleting MGMT is offset by something the model leaves out.</w:t>
       </w:r>
     </w:p>
-    <w:bookmarkEnd w:id="27"/>
     <w:bookmarkEnd w:id="28"/>
-    <w:bookmarkStart w:id="29" w:name="discussion"/>
+    <w:bookmarkEnd w:id="29"/>
+    <w:bookmarkStart w:id="30" w:name="discussion"/>
     <w:p>
       <w:pPr>
         <w:pStyle w:val="Heading1"/>
@@ -4322,55 +4405,55 @@
         <w:t xml:space="preserve">Biomodelling.jl 2.0 fills a gap in the single-cell toolkit: a simulator in which expression memory, cell-size effects, cell-cycle dependence and drug-tolerant persistence follow from explicit biophysics instead of being assumptions of a generative model. It is worth separating what is new here from what it confirms. No individual ingredient is new, and the claim is not that any of them is: stochastic kinetics in growing and dividing cells have been simulated before</w:t>
       </w:r>
       <w:r>
-        <w:rPr>
-          <w:vertAlign w:val="superscript"/>
-        </w:rPr>
-        <w:t xml:space="preserve">27,28,33</w:t>
+        <w:t xml:space="preserve"> </w:t>
+      </w:r>
+      <w:r>
+        <w:t xml:space="preserve">[27,28,33]</w:t>
       </w:r>
       <w:r>
         <w:t xml:space="preserve">, lineage-tracing data have their own simulators</w:t>
       </w:r>
       <w:r>
-        <w:rPr>
-          <w:vertAlign w:val="superscript"/>
-        </w:rPr>
-        <w:t xml:space="preserve">24,25</w:t>
+        <w:t xml:space="preserve"> </w:t>
+      </w:r>
+      <w:r>
+        <w:t xml:space="preserve">[24,25]</w:t>
       </w:r>
       <w:r>
         <w:t xml:space="preserve">, compartment models of adaptive therapy established that the benefit of treatment holidays depends on a cost of resistance and on turnover</w:t>
       </w:r>
       <w:r>
-        <w:rPr>
-          <w:vertAlign w:val="superscript"/>
-        </w:rPr>
-        <w:t xml:space="preserve">48,50</w:t>
+        <w:t xml:space="preserve"> </w:t>
+      </w:r>
+      <w:r>
+        <w:t xml:space="preserve">[48,50]</w:t>
       </w:r>
       <w:r>
         <w:t xml:space="preserve">, and phenotypic-switching theory established that perturbing the retention of a resistant state can decide a treatment outcome</w:t>
       </w:r>
       <w:r>
-        <w:rPr>
-          <w:vertAlign w:val="superscript"/>
-        </w:rPr>
-        <w:t xml:space="preserve">40</w:t>
+        <w:t xml:space="preserve"> </w:t>
+      </w:r>
+      <w:r>
+        <w:t xml:space="preserve">[40]</w:t>
       </w:r>
       <w:r>
         <w:t xml:space="preserve">. What is new is that this is the first package to combine these mechanisms with joint inference and schedule optimisation in a single forward model. Version 1 of this framework already simulated stochastic gene networks in growing and dividing cells and generated synthetic scRNA-seq for imputation and network-inference benchmarking</w:t>
       </w:r>
       <w:r>
-        <w:rPr>
-          <w:vertAlign w:val="superscript"/>
-        </w:rPr>
-        <w:t xml:space="preserve">33</w:t>
+        <w:t xml:space="preserve"> </w:t>
+      </w:r>
+      <w:r>
+        <w:t xml:space="preserve">[33]</w:t>
       </w:r>
       <w:r>
         <w:t xml:space="preserve">; what version 2 adds to it is gene replication and cell-cycle copy number, division by sizer, adder or timer rules rather than a timer alone, inherited promoter states, the lineage table and its statistics, the drug and pharmacokinetic layer with state-dependent killing, likelihood-free inference, and the schedule optimiser. Relative to the closest external comparator, an agent-based framework that already couples stochastic kinetics to growth, adder division, partitioning and inference from lineage data</w:t>
       </w:r>
       <w:r>
-        <w:rPr>
-          <w:vertAlign w:val="superscript"/>
-        </w:rPr>
-        <w:t xml:space="preserve">28,29</w:t>
+        <w:t xml:space="preserve"> </w:t>
+      </w:r>
+      <w:r>
+        <w:t xml:space="preserve">[28,29]</w:t>
       </w:r>
       <w:r>
         <w:t xml:space="preserve">, what is added is the drug and schedule layer, the observation models, gene replication, and the benchmark-generation use. Two consequences follow from the combination rather than from any part of it. It makes a resistance phenotype a heritable expression state with measurable kinetics instead of a compartment with an assumed rate, and it supplies ground truth of a kind observational data cannot: the same simulation gives known memory genes, known networks, known perturbation effects and the true lineage tree, which is what the quantification of how growth and sequencing destroy network inference, and of how far cell-cycle regression recovers it, depends on. It also makes the calibrate-then-predict protocol available for schedule questions, which turns a mechanism into a falsifiable prediction: here it identifies the growth of resistant cells without drug and their residual growth under drug as the two properties that decide whether holidays help, and points to the rate at which temozolomide consumes MGMT as the measurement that would separate the two glioblastoma regimens. That difference has practical consequences. As a hypothesis engine for non-genetic drug tolerance, the framework answers which schedule, which combination or which memory-modulating pretreatment minimises the long-term fitness of a treated population, with cell-level rules that can be matched to time-lapse and lineage-tracing data. As a ground-truth generator, it produces data with known memory genes, known networks, known perturbation effects and known lineage trees, which is what MemorySeq-style scores, lineage-aware models and virtual-cell benchmarks need in order to be evaluated fairly, and what existing simulators cannot supply. As a likelihood-free inference engine, it estimates mechanistic parameters from data that are now routinely collected, while quantifying the bias of simpler models.</w:t>
@@ -4421,19 +4504,19 @@
         <w:t xml:space="preserve">of 0.2) did not carry through to overall survival, a secondary end point for which the trial was not powered and on which the two arms were equal at a median of 29.2 months</w:t>
       </w:r>
       <w:r>
-        <w:rPr>
-          <w:vertAlign w:val="superscript"/>
-        </w:rPr>
-        <w:t xml:space="preserve">47</w:t>
+        <w:t xml:space="preserve"> </w:t>
+      </w:r>
+      <w:r>
+        <w:t xml:space="preserve">[47]</w:t>
       </w:r>
       <w:r>
         <w:t xml:space="preserve">; and in the xenografts the resistant tumours were drug-addicted, regressing on withdrawal rather than merely growing more slowly</w:t>
       </w:r>
       <w:r>
-        <w:rPr>
-          <w:vertAlign w:val="superscript"/>
-        </w:rPr>
-        <w:t xml:space="preserve">49</w:t>
+        <w:t xml:space="preserve"> </w:t>
+      </w:r>
+      <w:r>
+        <w:t xml:space="preserve">[49]</w:t>
       </w:r>
       <w:r>
         <w:t xml:space="preserve">, which is the extreme of the fitness cost that the second mechanism here represents. Because the framework simulates the lineage-resolved data from which such properties are measured, it can also say which experiment would settle the question before a trial is designed.</w:t>
@@ -4447,10 +4530,10 @@
         <w:t xml:space="preserve">Several limitations delimit this release. Cells are well-mixed compartments without spatial structure or cell-cell signalling; the pharmacology is a one-compartment model; growth is exponential with phenomenological size control; and the inference layer, although general, relies on user-chosen summary statistics, so posterior calibration should be checked with predictive simulations. The persister case study is deliberately minimal, a single resistance gene with slow switching, and its calibration used fate fractions transcribed from a published study rather than raw tracks. Its death hazard was first written without cell-cycle dependence, which matters for a drug such as cisplatin whose lethality is enhanced during replication. Refitting with a cycle-dependent hazard shows that the two mechanisms are not separable by these data: a model in which killing is confined to the replication window accounts for the fate fractions as well as heritable protective expression does, and the fraction of the hazard that is cycle-independent is not determined by them at all. Cell-cycle position at the moment the drug arrives is therefore a live alternative to inherited protection, and the experiment that distinguishes them is a cycle reporter read at drug addition rather than more fate counts. Cells draw their interdivision times independently, so cell-cycle duration is not inherited, and every fate correlation between related cells in these simulations is carried by the inherited promoter state. That is a real restriction and not only a simplification. Cell-cycle duration is heritable over several generations in mammalian cells, and its inheritance alone produces strong correlations between cousins and second cousins even where mother-daughter correlations are weak</w:t>
       </w:r>
       <w:r>
-        <w:rPr>
-          <w:vertAlign w:val="superscript"/>
-        </w:rPr>
-        <w:t xml:space="preserve">44–46</w:t>
+        <w:t xml:space="preserve"> </w:t>
+      </w:r>
+      <w:r>
+        <w:t xml:space="preserve">[44–46]</w:t>
       </w:r>
       <w:r>
         <w:t xml:space="preserve">; combined with a cycle-gated hazard it is a complete competing explanation for the second-cousin fate correlations that the calibration in Fig. 7 reproduces, and the model as built cannot generate it, so the fit has no choice but to load all of that correlation onto expression memory. Chromatin states or cycle timing with their own inheritance rules would let the two be separated, and are the extension this points to. Six parameters fitted to six fractions leave the switching rates weakly determined, so the memory of the resistant state rests on the lineage correlations used as a prior rather than on the fates themselves; and that memory is carried by one slow promoter, a coarse proxy for chromatin-based inheritance whose single-exponential, symmetric form is a simplification of a process that can be multi-timescale and bistable. The clinical case studies use literature values for cell-cycle times, resistant fractions and pharmacokinetics rather than patient-specific measurements, so their conclusions concern mechanisms and rankings, not absolute survival times. In the glioblastoma study MGMT is consumed stoichiometrically, one molecule per lesion repaired, so its depletion follows the cumulative exposure as a suicide enzyme’s should. Two things about that model should be read with care. Lesions are not a state variable: they are assumed to form in proportion to dose and to be repaired immediately, so</w:t>
@@ -4474,10 +4557,10 @@
         <w:t xml:space="preserve">enters only through the consumption rate and no unrepaired damage accumulates. And the rate constant of that consumption was set so that the initial consumption rate at the standard bolus peak matches the first-order parameterisation it replaces, which makes the two mechanisms comparable but leaves the constant itself unmeasured; bulk depletion time-courses in blood cells and in tumour tissue exist</w:t>
       </w:r>
       <w:r>
-        <w:rPr>
-          <w:vertAlign w:val="superscript"/>
-        </w:rPr>
-        <w:t xml:space="preserve">54–56</w:t>
+        <w:t xml:space="preserve"> </w:t>
+      </w:r>
+      <w:r>
+        <w:t xml:space="preserve">[54–56]</w:t>
       </w:r>
       <w:r>
         <w:t xml:space="preserve"> </w:t>
@@ -4494,17 +4577,17 @@
         <w:t xml:space="preserve">Spatial coupling through neighbourhood-dependent rates, cell-cell communication, chromatin states with their own inheritance rules and neural simulation-based inference are natural extensions of the existing forward model; the spatial half of that list is the province of agent-based tumour simulators such as PhysiCell and PhysiBoSS</w:t>
       </w:r>
       <w:r>
-        <w:rPr>
-          <w:vertAlign w:val="superscript"/>
-        </w:rPr>
-        <w:t xml:space="preserve">31,32</w:t>
+        <w:t xml:space="preserve"> </w:t>
+      </w:r>
+      <w:r>
+        <w:t xml:space="preserve">[31,32]</w:t>
       </w:r>
       <w:r>
         <w:t xml:space="preserve">, which model tissue mechanics and microenvironment but not stochastic transcription in dividing cells, so the two are complementary rather than competing. Because the framework is deterministic given a seed, fast enough to simulate tens of thousands of cells in minutes, and writes AnnData files, it can be dropped into single-cell analysis pipelines as a source of mechanistically grounded synthetic data, and into virtual-cell training and evaluation as a source of causal, out-of-distribution contexts.</w:t>
       </w:r>
     </w:p>
-    <w:bookmarkEnd w:id="29"/>
-    <w:bookmarkStart w:id="47" w:name="methods"/>
+    <w:bookmarkEnd w:id="30"/>
+    <w:bookmarkStart w:id="48" w:name="methods"/>
     <w:p>
       <w:pPr>
         <w:pStyle w:val="Heading1"/>
@@ -4513,7 +4596,7 @@
         <w:t xml:space="preserve">Methods</w:t>
       </w:r>
     </w:p>
-    <w:bookmarkStart w:id="30" w:name="reaction-model-and-propensities"/>
+    <w:bookmarkStart w:id="31" w:name="reaction-model-and-propensities"/>
     <w:p>
       <w:pPr>
         <w:pStyle w:val="Heading2"/>
@@ -5216,8 +5299,8 @@
         <w:t xml:space="preserve">) grouped into promoter groups. Custom propensities can be supplied as functions of counts, volume, parameters and time.</w:t>
       </w:r>
     </w:p>
-    <w:bookmarkEnd w:id="30"/>
-    <w:bookmarkStart w:id="31" w:name="stochastic-simulation-kernels"/>
+    <w:bookmarkEnd w:id="31"/>
+    <w:bookmarkStart w:id="32" w:name="stochastic-simulation-kernels"/>
     <w:p>
       <w:pPr>
         <w:pStyle w:val="Heading2"/>
@@ -5234,10 +5317,10 @@
         <w:t xml:space="preserve">Within one update step the cell volume and gene copy number are held fixed and the reaction network is advanced by one of four kernels: the direct method</w:t>
       </w:r>
       <w:r>
-        <w:rPr>
-          <w:vertAlign w:val="superscript"/>
-        </w:rPr>
-        <w:t xml:space="preserve">57</w:t>
+        <w:t xml:space="preserve"> </w:t>
+      </w:r>
+      <w:r>
+        <w:t xml:space="preserve">[57]</w:t>
       </w:r>
       <w:r>
         <w:t xml:space="preserve"> </w:t>
@@ -5246,10 +5329,10 @@
         <w:t xml:space="preserve">with propensities updated through a species-reaction dependency graph; fixed-step Poisson tau-leaping</w:t>
       </w:r>
       <w:r>
-        <w:rPr>
-          <w:vertAlign w:val="superscript"/>
-        </w:rPr>
-        <w:t xml:space="preserve">58</w:t>
+        <w:t xml:space="preserve"> </w:t>
+      </w:r>
+      <w:r>
+        <w:t xml:space="preserve">[58]</w:t>
       </w:r>
       <w:r>
         <w:t xml:space="preserve">; a hybrid scheme in which a leap that would drive any species negative is discarded and that interval is simulated exactly instead (the</w:t>
@@ -5273,10 +5356,10 @@
         <w:t xml:space="preserve">scheme of version 1, with the discarded interval resolved exactly rather than clipped); and adaptive tau-leaping with the step-size selection of</w:t>
       </w:r>
       <w:r>
-        <w:rPr>
-          <w:vertAlign w:val="superscript"/>
-        </w:rPr>
-        <w:t xml:space="preserve">59</w:t>
+        <w:t xml:space="preserve"> </w:t>
+      </w:r>
+      <w:r>
+        <w:t xml:space="preserve">[59]</w:t>
       </w:r>
       <w:r>
         <w:t xml:space="preserve"> </w:t>
@@ -5285,10 +5368,10 @@
         <w:t xml:space="preserve">and the critical-reaction partition of</w:t>
       </w:r>
       <w:r>
-        <w:rPr>
-          <w:vertAlign w:val="superscript"/>
-        </w:rPr>
-        <w:t xml:space="preserve">60</w:t>
+        <w:t xml:space="preserve"> </w:t>
+      </w:r>
+      <w:r>
+        <w:t xml:space="preserve">[60]</w:t>
       </w:r>
       <w:r>
         <w:t xml:space="preserve">, falling back to a fixed number of exact events when the proposed leap is shorter than</w:t>
@@ -5383,8 +5466,8 @@
         <w:t xml:space="preserve">for the models tested; the direct method is used wherever exactness is required (Supplementary Table 1 lists the kernel correctness tests). Every kernel takes an explicit random number generator.</w:t>
       </w:r>
     </w:p>
-    <w:bookmarkEnd w:id="31"/>
-    <w:bookmarkStart w:id="32" w:name="cells-growth-replication-and-division"/>
+    <w:bookmarkEnd w:id="32"/>
+    <w:bookmarkStart w:id="33" w:name="cells-growth-replication-and-division"/>
     <w:p>
       <w:pPr>
         <w:pStyle w:val="Heading2"/>
@@ -5701,8 +5784,8 @@
         <w:t xml:space="preserve">).</w:t>
       </w:r>
     </w:p>
-    <w:bookmarkEnd w:id="32"/>
-    <w:bookmarkStart w:id="33" w:name="drug-and-perturbation-layer"/>
+    <w:bookmarkEnd w:id="33"/>
+    <w:bookmarkStart w:id="34" w:name="drug-and-perturbation-layer"/>
     <w:p>
       <w:pPr>
         <w:pStyle w:val="Heading2"/>
@@ -6575,8 +6658,8 @@
         <w:t xml:space="preserve">by a Poisson draw over the step. Because lesions form in proportion to the dose, the rate is set by lesion formation alone while the protein is abundant, so the pool follows the cumulative exposure rather than the peak concentration, and falls with what remains once the pool runs low; resynthesis is whatever the reaction model provides. This is the behaviour of a suicide enzyme such as MGMT, which is inactivated by the very lesion it repairs.</w:t>
       </w:r>
     </w:p>
-    <w:bookmarkEnd w:id="33"/>
-    <w:bookmarkStart w:id="34" w:name="lineage-statistics"/>
+    <w:bookmarkEnd w:id="34"/>
+    <w:bookmarkStart w:id="35" w:name="lineage-statistics"/>
     <w:p>
       <w:pPr>
         <w:pStyle w:val="Heading2"/>
@@ -6697,17 +6780,17 @@
         <w:t xml:space="preserve">; single-lineage traces by following the ancestral line of a surviving cell; the coefficient of variation squared of concentration across the population versus along single lineages; Luria-Delbrück fluctuation tests (variance of a phenotype across clones grown from single cells compared with the binomial expectation); and MemorySeq-style clonal scores</w:t>
       </w:r>
       <w:r>
-        <w:rPr>
-          <w:vertAlign w:val="superscript"/>
-        </w:rPr>
-        <w:t xml:space="preserve">61</w:t>
+        <w:t xml:space="preserve"> </w:t>
+      </w:r>
+      <w:r>
+        <w:t xml:space="preserve">[61]</w:t>
       </w:r>
       <w:r>
         <w:t xml:space="preserve">, the variance of clone-mean expression divided by its permutation-null expectation.</w:t>
       </w:r>
     </w:p>
-    <w:bookmarkEnd w:id="34"/>
-    <w:bookmarkStart w:id="35" w:name="observation-models"/>
+    <w:bookmarkEnd w:id="35"/>
+    <w:bookmarkStart w:id="36" w:name="observation-models"/>
     <w:p>
       <w:pPr>
         <w:pStyle w:val="Heading2"/>
@@ -6724,8 +6807,8 @@
         <w:t xml:space="preserve">True counts are converted to observations by a scRNA-seq model in which each cell captures every molecule independently with a Beta-distributed efficiency (mean and coefficient of variation set by the protocol), optional multinomial down-sampling to a Poisson-distributed depth, optional additional dropout and batch scaling; an smFISH model with a fixed detection efficiency; and a time-lapse model that samples a species along lineages at a fixed interval with additive or multiplicative measurement noise. Because counts scale with volume, library size correlates with cell size, reproducing the transcriptome-size confound of real data. Outputs are written as CSV, as AnnData-compatible HDF5 files, or as Newick lineage trees.</w:t>
       </w:r>
     </w:p>
-    <w:bookmarkEnd w:id="35"/>
-    <w:bookmarkStart w:id="36" w:name="inference"/>
+    <w:bookmarkEnd w:id="36"/>
+    <w:bookmarkStart w:id="37" w:name="inference"/>
     <w:p>
       <w:pPr>
         <w:pStyle w:val="Heading2"/>
@@ -6742,19 +6825,19 @@
         <w:t xml:space="preserve">Snapshot counts of a gene in non-dividing cells follow the Beta-Poisson law of the telegraph model</w:t>
       </w:r>
       <w:r>
-        <w:rPr>
-          <w:vertAlign w:val="superscript"/>
-        </w:rPr>
-        <w:t xml:space="preserve">34</w:t>
+        <w:t xml:space="preserve"> </w:t>
+      </w:r>
+      <w:r>
+        <w:t xml:space="preserve">[34]</w:t>
       </w:r>
       <w:r>
         <w:t xml:space="preserve">, which we evaluate through Kummer’s confluent hypergeometric function with rescaled series summation, and maximise by a grid-initialised Nelder-Mead search in log-parameter space. For any model, including populations, we implement sequential Monte Carlo approximate Bayesian computation</w:t>
       </w:r>
       <w:r>
-        <w:rPr>
-          <w:vertAlign w:val="superscript"/>
-        </w:rPr>
-        <w:t xml:space="preserve">62</w:t>
+        <w:t xml:space="preserve"> </w:t>
+      </w:r>
+      <w:r>
+        <w:t xml:space="preserve">[62]</w:t>
       </w:r>
       <w:r>
         <w:t xml:space="preserve"> </w:t>
@@ -6777,17 +6860,17 @@
         <w:t xml:space="preserve">quantile of the previous generation’s distances), Gaussian perturbation kernels of variance twice the weighted population variance, importance weights against the prior, and parallel evaluation of the user-supplied distance function; for count distributions we use the Wasserstein-1 distance between simulated and observed samples</w:t>
       </w:r>
       <w:r>
-        <w:rPr>
-          <w:vertAlign w:val="superscript"/>
-        </w:rPr>
-        <w:t xml:space="preserve">43</w:t>
+        <w:t xml:space="preserve"> </w:t>
+      </w:r>
+      <w:r>
+        <w:t xml:space="preserve">[43]</w:t>
       </w:r>
       <w:r>
         <w:t xml:space="preserve">.</w:t>
       </w:r>
     </w:p>
-    <w:bookmarkEnd w:id="36"/>
-    <w:bookmarkStart w:id="37" w:name="X3c07bc6a2b6f6641f25d58dc2e51e24d3ede081"/>
+    <w:bookmarkEnd w:id="37"/>
+    <w:bookmarkStart w:id="38" w:name="X3c07bc6a2b6f6641f25d58dc2e51e24d3ede081"/>
     <w:p>
       <w:pPr>
         <w:pStyle w:val="Heading2"/>
@@ -6819,10 +6902,10 @@
         <w:t xml:space="preserve">with their provenance (Supplementary Table 4). For the cisplatin case study the model is a resistance gene with slow promoter switching whose protein product protects against a dose-dependent death hazard and against a dose-dependent growth arrest (Methods above), with a 24-h cell cycle (at the fast end of reported U2OS doubling times and consistent with the intermitotic times tracked by</w:t>
       </w:r>
       <w:r>
-        <w:rPr>
-          <w:vertAlign w:val="superscript"/>
-        </w:rPr>
-        <w:t xml:space="preserve">6</w:t>
+        <w:t xml:space="preserve"> </w:t>
+      </w:r>
+      <w:r>
+        <w:t xml:space="preserve">[6]</w:t>
       </w:r>
       <w:r>
         <w:t xml:space="preserve">). Its six free parameters (activation and inactivation rates, maximal death rate, EC</w:t>
@@ -6883,8 +6966,8 @@
         <w:t xml:space="preserve">(kill curves, fate fractions, lineage correlations, snapshot distributions) can enter the distance, and the split between training and validation conditions is declared before fitting.</w:t>
       </w:r>
     </w:p>
-    <w:bookmarkEnd w:id="37"/>
-    <w:bookmarkStart w:id="38" w:name="Xe3c385c670787971cd3ae982009c679ef5b84f8"/>
+    <w:bookmarkEnd w:id="38"/>
+    <w:bookmarkStart w:id="39" w:name="Xe3c385c670787971cd3ae982009c679ef5b84f8"/>
     <w:p>
       <w:pPr>
         <w:pStyle w:val="Heading2"/>
@@ -6973,10 +7056,10 @@
         <w:t xml:space="preserve">, a feedback schedule that withdraws the drug when the population falls below a fraction of its initial size and resumes it when the population regrows above another fraction, evaluated with the current population size at every step</w:t>
       </w:r>
       <w:r>
-        <w:rPr>
-          <w:vertAlign w:val="superscript"/>
-        </w:rPr>
-        <w:t xml:space="preserve">48</w:t>
+        <w:t xml:space="preserve"> </w:t>
+      </w:r>
+      <w:r>
+        <w:t xml:space="preserve">[48]</w:t>
       </w:r>
       <w:r>
         <w:t xml:space="preserve">. Outcomes computed from a simulation are the net growth rate, the depth of response (log</w:t>
@@ -7017,28 +7100,28 @@
         <w:t xml:space="preserve">minimises any such outcome over a box of schedule parameters: a log-spaced grid (or a Latin hypercube when the grid is large) is evaluated with the same random seeds for every candidate, and the best point is refined by Nelder-Mead in a bounded transform of the box; constraints such as a fixed cumulative dose enter as penalties or as the parameterisation (for instance a per-day dose equal to the budget divided by the number of dosing days). The case studies are run at the scale of a tumour rather than a culture: the cell cycle of the model is the net doubling time of the tumour (4 weeks for melanoma, 40 days for glioblastoma). The glioblastoma value lies within the volume doubling times measured for untreated tumours, a median of 21 days in one magnetic-resonance series and 50 days in another</w:t>
       </w:r>
       <w:r>
-        <w:rPr>
-          <w:vertAlign w:val="superscript"/>
-        </w:rPr>
-        <w:t xml:space="preserve">63,64</w:t>
+        <w:t xml:space="preserve"> </w:t>
+      </w:r>
+      <w:r>
+        <w:t xml:space="preserve">[63,64]</w:t>
       </w:r>
       <w:r>
         <w:t xml:space="preserve">; the melanoma value is an assumption, since net doubling times of treated cutaneous melanoma are not established, and it sets the time axis of the melanoma case study rather than the ranking of schedules, which follows from the resistance mechanism. Growth is exponential throughout, which is a simplification: the same measurements favour Gompertzian slowing in large glioblastomas</w:t>
       </w:r>
       <w:r>
-        <w:rPr>
-          <w:vertAlign w:val="superscript"/>
-        </w:rPr>
-        <w:t xml:space="preserve">64</w:t>
+        <w:t xml:space="preserve"> </w:t>
+      </w:r>
+      <w:r>
+        <w:t xml:space="preserve">[64]</w:t>
       </w:r>
       <w:r>
         <w:t xml:space="preserve">, so absolute regrowth times in Fig. 8 are shorter than a saturating model would give. Gene-expression rates are scaled to the hour (mRNA half-life 7 h and protein half-life 35 h, generic mammalian values; at the tumour time scale both species turn over many times per generation, so the results are insensitive to them and all heritable memory resides in the promoter), and founders are drawn from the stationary distribution of promoter states. The melanoma case uses a pre-resistant fraction of 1:200 (a per-marker frequency</w:t>
       </w:r>
       <w:r>
-        <w:rPr>
-          <w:vertAlign w:val="superscript"/>
-        </w:rPr>
-        <w:t xml:space="preserve">2</w:t>
+        <w:t xml:space="preserve"> </w:t>
+      </w:r>
+      <w:r>
+        <w:t xml:space="preserve">[2]</w:t>
       </w:r>
       <w:r>
         <w:t xml:space="preserve"> </w:t>
@@ -7047,46 +7130,46 @@
         <w:t xml:space="preserve">used as a proxy for the functional pre-resistant fraction, which is not the same quantity, and 5- to 50-fold higher than the 1 in 1,000 to 1 in 10,000 at which drug-naive precursors of resistant fates have been traced</w:t>
       </w:r>
       <w:r>
-        <w:rPr>
-          <w:vertAlign w:val="superscript"/>
-        </w:rPr>
-        <w:t xml:space="preserve">38</w:t>
+        <w:t xml:space="preserve"> </w:t>
+      </w:r>
+      <w:r>
+        <w:t xml:space="preserve">[38]</w:t>
       </w:r>
       <w:r>
         <w:t xml:space="preserve">; the arms of Fig. 8 that lose control therefore do so earlier than the traced frequency would give, while those censored at 52 weeks are unaffected), with a memory of five net doublings (the model’s generation is the net doubling of the tumour, a modelling choice rather than the cell-division-counted memory of memory sequencing</w:t>
       </w:r>
       <w:r>
-        <w:rPr>
-          <w:vertAlign w:val="superscript"/>
-        </w:rPr>
-        <w:t xml:space="preserve">61</w:t>
+        <w:t xml:space="preserve"> </w:t>
+      </w:r>
+      <w:r>
+        <w:t xml:space="preserve">[61]</w:t>
       </w:r>
       <w:r>
         <w:t xml:space="preserve">) and drug effects at the fractional-killing dose: sensitive cells arrest and die with a half-life of two weeks, cells in the resistant state are protected, and the drug stabilises the resistant state ten-fold (the drug-induced reprogramming of</w:t>
       </w:r>
       <w:r>
-        <w:rPr>
-          <w:vertAlign w:val="superscript"/>
-        </w:rPr>
-        <w:t xml:space="preserve">2</w:t>
+        <w:t xml:space="preserve"> </w:t>
+      </w:r>
+      <w:r>
+        <w:t xml:space="preserve">[2]</w:t>
       </w:r>
       <w:r>
         <w:t xml:space="preserve">). Three variants of the resistant state are compared: full protection without cost; a 50% fitness cost in the absence of drug</w:t>
       </w:r>
       <w:r>
-        <w:rPr>
-          <w:vertAlign w:val="superscript"/>
-        </w:rPr>
-        <w:t xml:space="preserve">49</w:t>
+        <w:t xml:space="preserve"> </w:t>
+      </w:r>
+      <w:r>
+        <w:t xml:space="preserve">[49]</w:t>
       </w:r>
       <w:r>
         <w:t xml:space="preserve">; and partial protection, in which resistant cells grow at half speed under drug. Progression is scored in two ways: from the nadir, as in RECIST (a 20% increase in diameter, taken as a 1.73-fold increase in cell number, after the 8-week lead-in; a well-mixed cell count cannot represent RECIST’s absolute 5 mm threshold, its new-lesion and non-target criteria or its sum-of-diameters basis, and it assumes cell number proportional to volume, so this is an analogue rather than the clinical end point), and as loss of control, the time after randomisation at which the population exceeds 120% of its pre-treatment size, the end point of adaptive-therapy studies, which is the one used to compare schedules that deliberately let the tumour regrow. The temozolomide case uses a one-compartment elimination half-life of 2.1 h</w:t>
       </w:r>
       <w:r>
-        <w:rPr>
-          <w:vertAlign w:val="superscript"/>
-        </w:rPr>
-        <w:t xml:space="preserve">52</w:t>
+        <w:t xml:space="preserve"> </w:t>
+      </w:r>
+      <w:r>
+        <w:t xml:space="preserve">[52]</w:t>
       </w:r>
       <w:r>
         <w:t xml:space="preserve"> </w:t>
@@ -7095,10 +7178,10 @@
         <w:t xml:space="preserve">(a plasma value from a three-compartment population model of plasma and cerebrospinal fluid; that study measured cerebrospinal fluid rather than tumour tissue and found its exposure to be 20% of plasma exposure, so a plasma half-life stands here as a surrogate for what the tumour sees), the regimens of RTOG 0525</w:t>
       </w:r>
       <w:r>
-        <w:rPr>
-          <w:vertAlign w:val="superscript"/>
-        </w:rPr>
-        <w:t xml:space="preserve">51</w:t>
+        <w:t xml:space="preserve"> </w:t>
+      </w:r>
+      <w:r>
+        <w:t xml:space="preserve">[51]</w:t>
       </w:r>
       <w:r>
         <w:t xml:space="preserve"> </w:t>
@@ -7156,8 +7239,8 @@
         <w:t xml:space="preserve">in the expression above). The rate constant was chosen so that the consumption rate at the standard bolus peak equals that of a dose-scaled first-order degradation, which isolates the consequence of letting depletion follow the cumulative exposure instead of the peak concentration; this is the suicide-enzyme behaviour that motivated dose-dense schedules.</w:t>
       </w:r>
     </w:p>
-    <w:bookmarkEnd w:id="38"/>
-    <w:bookmarkStart w:id="39" w:name="random-regulatory-networks"/>
+    <w:bookmarkEnd w:id="39"/>
+    <w:bookmarkStart w:id="40" w:name="random-regulatory-networks"/>
     <w:p>
       <w:pPr>
         <w:pStyle w:val="Heading2"/>
@@ -7174,8 +7257,8 @@
         <w:t xml:space="preserve">Random networks are built with a chosen number of activating and inhibiting edges under Erdős-Rényi or preferential-attachment (scale-free) sampling; regulation acts on the transcription rate of constitutive genes or on the promoter activation rate of telegraph genes through AND-combined Hill functions; per-gene rate constants can be drawn log-uniformly from ranges.</w:t>
       </w:r>
     </w:p>
-    <w:bookmarkEnd w:id="39"/>
-    <w:bookmarkStart w:id="40" w:name="validation-protocols"/>
+    <w:bookmarkEnd w:id="40"/>
+    <w:bookmarkStart w:id="41" w:name="validation-protocols"/>
     <w:p>
       <w:pPr>
         <w:pStyle w:val="Heading2"/>
@@ -7192,19 +7275,19 @@
         <w:t xml:space="preserve">Exactness was tested by Kolmogorov-Smirnov distances between simulated stationary distributions and the analytic laws (Poisson for birth-death, Beta-Poisson for the telegraph model, negative binomial for bursty protein production</w:t>
       </w:r>
       <w:r>
-        <w:rPr>
-          <w:vertAlign w:val="superscript"/>
-        </w:rPr>
-        <w:t xml:space="preserve">65,66</w:t>
+        <w:t xml:space="preserve"> </w:t>
+      </w:r>
+      <w:r>
+        <w:t xml:space="preserve">[65,66]</w:t>
       </w:r>
       <w:r>
         <w:t xml:space="preserve">), by agreement between kernels, and by a two-sample comparison against JumpProcesses.jl</w:t>
       </w:r>
       <w:r>
-        <w:rPr>
-          <w:vertAlign w:val="superscript"/>
-        </w:rPr>
-        <w:t xml:space="preserve">67</w:t>
+        <w:t xml:space="preserve"> </w:t>
+      </w:r>
+      <w:r>
+        <w:t xml:space="preserve">[67]</w:t>
       </w:r>
       <w:r>
         <w:t xml:space="preserve"> </w:t>
@@ -7221,10 +7304,10 @@
         <w:t xml:space="preserve">The population and lineage layers were then validated against exact solutions for growing, dividing populations, which exist for this class of model and take different forms for a single lineage and for a population snapshot</w:t>
       </w:r>
       <w:r>
-        <w:rPr>
-          <w:vertAlign w:val="superscript"/>
-        </w:rPr>
-        <w:t xml:space="preserve">30,35–37</w:t>
+        <w:t xml:space="preserve"> </w:t>
+      </w:r>
+      <w:r>
+        <w:t xml:space="preserve">[30,35–37]</w:t>
       </w:r>
       <w:r>
         <w:t xml:space="preserve">. Four analytically solvable members of that class were simulated in both modes: constitutive production, production in bursts of fixed size, and a two-state promoter, each with a memoryless interdivision time; and volume-scaled synthesis from a gene that replicates at mid-cycle, with a deterministic cycle and exponential volume growth. Single lineages were generated with a mother-machine population control that keeps one daughter at random at every division, so that the recorded cells are independent; population snapshots were generated by free branching growth with uniform subsampling, which preserves the snapshot distribution. For the memoryless models the exact stationary law of the scheme the simulator runs is the leading eigenvector of one update step, exact kinetics over</w:t>
@@ -7297,28 +7380,28 @@
         <w:t xml:space="preserve">, with the division operator carrying a factor of two in the population mode; it was computed by matrix exponentiation and checked against the closed-form factorial moments, and the step size was scanned to show the discretisation of the interdivision time vanishing. For the replication model the count distribution at every cycle phase is exactly Poisson, and the cycle-phase weights of the population were obtained by iterating the age map of the scheme from the founder ages used, so that no assumption about convergence to a stable age distribution enters. Each simulated distribution was compared with the exact law of its own mode and with that of the other mode, the second as a check that the comparison can tell them apart (Supplementary Note 14). Population-level properties were compared with the analytic expectations for cell-size scaling and concentration homeostasis</w:t>
       </w:r>
       <w:r>
-        <w:rPr>
-          <w:vertAlign w:val="superscript"/>
-        </w:rPr>
-        <w:t xml:space="preserve">27</w:t>
+        <w:t xml:space="preserve"> </w:t>
+      </w:r>
+      <w:r>
+        <w:t xml:space="preserve">[27]</w:t>
       </w:r>
       <w:r>
         <w:t xml:space="preserve">, partitioning noise</w:t>
       </w:r>
       <w:r>
-        <w:rPr>
-          <w:vertAlign w:val="superscript"/>
-        </w:rPr>
-        <w:t xml:space="preserve">68</w:t>
+        <w:t xml:space="preserve"> </w:t>
+      </w:r>
+      <w:r>
+        <w:t xml:space="preserve">[68]</w:t>
       </w:r>
       <w:r>
         <w:t xml:space="preserve">, lineage versus population statistics</w:t>
       </w:r>
       <w:r>
-        <w:rPr>
-          <w:vertAlign w:val="superscript"/>
-        </w:rPr>
-        <w:t xml:space="preserve">11</w:t>
+        <w:t xml:space="preserve"> </w:t>
+      </w:r>
+      <w:r>
+        <w:t xml:space="preserve">[11]</w:t>
       </w:r>
       <w:r>
         <w:t xml:space="preserve"> </w:t>
@@ -7327,28 +7410,28 @@
         <w:t xml:space="preserve">and cell-cycle-dependent burst parameters</w:t>
       </w:r>
       <w:r>
-        <w:rPr>
-          <w:vertAlign w:val="superscript"/>
-        </w:rPr>
-        <w:t xml:space="preserve">10</w:t>
+        <w:t xml:space="preserve"> </w:t>
+      </w:r>
+      <w:r>
+        <w:t xml:space="preserve">[10]</w:t>
       </w:r>
       <w:r>
         <w:t xml:space="preserve">. Persister simulations were compared with the quantitative signatures reported by</w:t>
       </w:r>
       <w:r>
-        <w:rPr>
-          <w:vertAlign w:val="superscript"/>
-        </w:rPr>
-        <w:t xml:space="preserve">6</w:t>
+        <w:t xml:space="preserve"> </w:t>
+      </w:r>
+      <w:r>
+        <w:t xml:space="preserve">[6]</w:t>
       </w:r>
       <w:r>
         <w:t xml:space="preserve">,</w:t>
       </w:r>
       <w:r>
-        <w:rPr>
-          <w:vertAlign w:val="superscript"/>
-        </w:rPr>
-        <w:t xml:space="preserve">42</w:t>
+        <w:t xml:space="preserve"> </w:t>
+      </w:r>
+      <w:r>
+        <w:t xml:space="preserve">[42]</w:t>
       </w:r>
       <w:r>
         <w:t xml:space="preserve"> </w:t>
@@ -7357,19 +7440,19 @@
         <w:t xml:space="preserve">and</w:t>
       </w:r>
       <w:r>
-        <w:rPr>
-          <w:vertAlign w:val="superscript"/>
-        </w:rPr>
-        <w:t xml:space="preserve">9</w:t>
+        <w:t xml:space="preserve"> </w:t>
+      </w:r>
+      <w:r>
+        <w:t xml:space="preserve">[9]</w:t>
       </w:r>
       <w:r>
         <w:t xml:space="preserve">, and with the phenotypic-selection model of</w:t>
       </w:r>
       <w:r>
-        <w:rPr>
-          <w:vertAlign w:val="superscript"/>
-        </w:rPr>
-        <w:t xml:space="preserve">41</w:t>
+        <w:t xml:space="preserve"> </w:t>
+      </w:r>
+      <w:r>
+        <w:t xml:space="preserve">[41]</w:t>
       </w:r>
       <w:r>
         <w:t xml:space="preserve">. All scripts, seeds and outputs are in the</w:t>
@@ -7390,8 +7473,8 @@
         <w:t xml:space="preserve">directory of the repository.</w:t>
       </w:r>
     </w:p>
-    <w:bookmarkEnd w:id="40"/>
-    <w:bookmarkStart w:id="41" w:name="X0a6729224aca2dea7c846618b9e873eda53a2ae"/>
+    <w:bookmarkEnd w:id="41"/>
+    <w:bookmarkStart w:id="42" w:name="X0a6729224aca2dea7c846618b9e873eda53a2ae"/>
     <w:p>
       <w:pPr>
         <w:pStyle w:val="Heading2"/>
@@ -7556,8 +7639,8 @@
         <w:t xml:space="preserve">) was then applied to the persister simulations of Fig. 4 and the melanoma simulations of Fig. 8a-e, everything else unchanged, to test whether their conclusions depend on the hazard being cycle-blind (Supplementary Note 13). The window position is a modelling choice rather than a claim about either agent: what is tested is robustness to a strong cell-cycle gate of any kind.</w:t>
       </w:r>
     </w:p>
-    <w:bookmarkEnd w:id="41"/>
-    <w:bookmarkStart w:id="42" w:name="statistics-and-reproducibility"/>
+    <w:bookmarkEnd w:id="42"/>
+    <w:bookmarkStart w:id="43" w:name="statistics-and-reproducibility"/>
     <w:p>
       <w:pPr>
         <w:pStyle w:val="Heading2"/>
@@ -7571,11 +7654,11 @@
         <w:pStyle w:val="FirstParagraph"/>
       </w:pPr>
       <w:r>
-        <w:t xml:space="preserve">No statistical method was used to predetermine sample size, and no experimental data were generated in this study; sample sizes are the numbers of simulated cells, founders or seeds stated in each figure legend and in Supplementary Table 2. No data were excluded. Randomisation and blinding do not apply: every result is a deterministic function of an explicit random seed, and all seeds are fixed in the scripts that generate the figures. Replicates are independent simulations differing only in seed; where a mean and a standard deviation are reported, the number of seeds is given in the legend. Kolmogorov-Smirnov distances are compared with the 99% critical value for the stated sample size. Distributional agreement between kernels and with an independent implementation was assessed by two-sample Kolmogorov-Smirnov statistics. Correlations are Pearson correlations unless stated otherwise; correlations of binary fates between related cells are phi coefficients. Posterior summaries are medians, because the posteriors are asymmetric on the log scale. Multithreaded runs give results identical to single-threaded runs, because each cell carries its own random number generator seeded from its parent.</w:t>
-      </w:r>
-    </w:p>
-    <w:bookmarkEnd w:id="42"/>
-    <w:bookmarkStart w:id="43" w:name="use-of-artificial-intelligence"/>
+        <w:t xml:space="preserve">No statistical method was used to predetermine sample size, and no experimental data were generated in this study; sample sizes are the numbers of simulated cells, founders or seeds stated in each figure legend and in Supplementary Table 2. No data were excluded. Randomisation and blinding do not apply: every result is a deterministic function of an explicit random seed, and all seeds are fixed in the scripts that generate the figures. Replicates are independent simulations differing only in seed; where a mean and a standard deviation are reported, the number of seeds is given in the legend. Kolmogorov-Smirnov distances are compared with the 99% critical value for the stated sample size. Distributional agreement between kernels and with an independent implementation was assessed by two-sample Kolmogorov-Smirnov statistics. Correlations are Pearson correlations unless stated otherwise; correlations of binary fates between related cells are phi coefficients. Posterior summaries are medians, because the posteriors are asymmetric on the log scale. Schedules within a scan are evaluated on common random numbers, the same seeds for every point of the grid, so they are compared by the paired differences over those seeds rather than by an unpaired standard error, which the shared founder population would make invalid; a margin is called resolved when a two-sided paired Student’s t-test rejects equality at the 5% level, which on four degrees of freedom requires the margin to exceed 2.776 of its paired standard errors rather than two. Multithreaded runs give results identical to single-threaded runs, because each cell carries its own random number generator seeded from its parent.</w:t>
+      </w:r>
+    </w:p>
+    <w:bookmarkEnd w:id="43"/>
+    <w:bookmarkStart w:id="44" w:name="use-of-artificial-intelligence"/>
     <w:p>
       <w:pPr>
         <w:pStyle w:val="Heading2"/>
@@ -7589,7 +7672,7 @@
         <w:pStyle w:val="FirstParagraph"/>
       </w:pPr>
       <w:r>
-        <w:t xml:space="preserve">The software and the first draft of this Article were produced with Claude (Anthropic), a large language model, under the direction and supervision of the author. Specifically, Claude wrote the Julia source of the package, the simulation and plotting scripts, the test suite and the first draft of the text, working from the author’s specification of the scope, the models, the validation strategy and the case studies. The author defined every scientific question addressed here, chose the models, parameters and reference data, independently verified all numerical results against the generated output tables, checked every claim against its cited source, and wrote the final version of the manuscript; the author takes full responsibility for the content. The model is not an author, in keeping with journal policy on generative artificial intelligence.</w:t>
+        <w:t xml:space="preserve">The software and the first draft of this Article were produced with Claude (Anthropic), a large language model, under the direction and supervision of the author. Specifically, Claude wrote the Julia source of the package, the simulation and plotting scripts, the test suite and the first draft of the text, working from the author’s specification of the scope, the models, the validation strategy and the case studies. The author defined every scientific question addressed here, chose the models, parameters and reference data, independently verified all numerical results against the generated output tables, checked every claim against its cited source, and wrote the final version of the manuscript; the author takes full responsibility for the content. The tools used were Claude Opus 5, Claude Opus 4.8 and Claude Fable 5.1 (Anthropic), accessed through the Claude Code command-line interface between 19 and 22 September 2026; the model used for each commit is recorded in that commit’s trailer in the repository, so the record is auditable rather than summary. The model was not used to generate citations: every reference was located by the author and its bibliographic details and quantitative claims were checked against the primary record. The model is not an author, in keeping with journal policy on generative artificial intelligence, and the author is accountable for the accuracy and integrity of everything reported here.</w:t>
       </w:r>
     </w:p>
     <w:p>
@@ -7651,8 +7734,8 @@
         <w:t xml:space="preserve">. Re-running the scripts from the fixed seeds reproduces all of them.</w:t>
       </w:r>
     </w:p>
-    <w:bookmarkEnd w:id="43"/>
-    <w:bookmarkStart w:id="44" w:name="data-availability"/>
+    <w:bookmarkEnd w:id="44"/>
+    <w:bookmarkStart w:id="45" w:name="data-availability"/>
     <w:p>
       <w:pPr>
         <w:pStyle w:val="Heading2"/>
@@ -7699,8 +7782,8 @@
         <w:t xml:space="preserve">directory of that repository, so those scripts rather than a deposited table are the primary record.</w:t>
       </w:r>
     </w:p>
-    <w:bookmarkEnd w:id="44"/>
-    <w:bookmarkStart w:id="45" w:name="code-availability"/>
+    <w:bookmarkEnd w:id="45"/>
+    <w:bookmarkStart w:id="46" w:name="code-availability"/>
     <w:p>
       <w:pPr>
         <w:pStyle w:val="Heading2"/>
@@ -7894,8 +7977,8 @@
         <w:t xml:space="preserve">.</w:t>
       </w:r>
     </w:p>
-    <w:bookmarkEnd w:id="45"/>
-    <w:bookmarkStart w:id="46" w:name="software"/>
+    <w:bookmarkEnd w:id="46"/>
+    <w:bookmarkStart w:id="47" w:name="software"/>
     <w:p>
       <w:pPr>
         <w:pStyle w:val="Heading2"/>
@@ -7912,19 +7995,19 @@
         <w:t xml:space="preserve">Biomodelling.jl 2.0 is written in Julia (≥ 1.10) and depends on Distributions.jl, PoissonRandom.jl, QuadGK.jl, Optim.jl, SpecialFunctions.jl and StatsBase.jl; HDF5.jl is an optional extension. Benchmarks used absolute Pearson and Spearman correlations and scikit-learn random forests re-implementing GENIE3</w:t>
       </w:r>
       <w:r>
-        <w:rPr>
-          <w:vertAlign w:val="superscript"/>
-        </w:rPr>
-        <w:t xml:space="preserve">69</w:t>
+        <w:t xml:space="preserve"> </w:t>
+      </w:r>
+      <w:r>
+        <w:t xml:space="preserve">[69]</w:t>
       </w:r>
       <w:r>
         <w:t xml:space="preserve">, MAGIC</w:t>
       </w:r>
       <w:r>
-        <w:rPr>
-          <w:vertAlign w:val="superscript"/>
-        </w:rPr>
-        <w:t xml:space="preserve">70</w:t>
+        <w:t xml:space="preserve"> </w:t>
+      </w:r>
+      <w:r>
+        <w:t xml:space="preserve">[70]</w:t>
       </w:r>
       <w:r>
         <w:t xml:space="preserve"> </w:t>
@@ -7933,18 +8016,18 @@
         <w:t xml:space="preserve">and kNN-smoothing</w:t>
       </w:r>
       <w:r>
-        <w:rPr>
-          <w:vertAlign w:val="superscript"/>
-        </w:rPr>
-        <w:t xml:space="preserve">71</w:t>
+        <w:t xml:space="preserve"> </w:t>
+      </w:r>
+      <w:r>
+        <w:t xml:space="preserve">[71]</w:t>
       </w:r>
       <w:r>
         <w:t xml:space="preserve">. The test suite (Aqua quality checks and statistical tests) runs under GitHub Actions on Julia 1.10 and the latest release.</w:t>
       </w:r>
     </w:p>
-    <w:bookmarkEnd w:id="46"/>
     <w:bookmarkEnd w:id="47"/>
-    <w:bookmarkStart w:id="72" w:name="figure-legends"/>
+    <w:bookmarkEnd w:id="48"/>
+    <w:bookmarkStart w:id="73" w:name="figure-legends"/>
     <w:p>
       <w:pPr>
         <w:pStyle w:val="Heading1"/>
@@ -7962,18 +8045,18 @@
           <wp:inline>
             <wp:extent cx="5334000" cy="3630083"/>
             <wp:effectExtent b="0" l="0" r="0" t="0"/>
-            <wp:docPr descr="" title="" id="49" name="Picture"/>
+            <wp:docPr descr="" title="" id="50" name="Picture"/>
             <a:graphic>
               <a:graphicData uri="http://schemas.openxmlformats.org/drawingml/2006/picture">
                 <pic:pic>
                   <pic:nvPicPr>
-                    <pic:cNvPr descr="fig1_framework.png" id="50" name="Picture"/>
+                    <pic:cNvPr descr="fig1_framework.png" id="51" name="Picture"/>
                     <pic:cNvPicPr>
                       <a:picLocks noChangeArrowheads="1" noChangeAspect="1"/>
                     </pic:cNvPicPr>
                   </pic:nvPicPr>
                   <pic:blipFill>
-                    <a:blip r:embed="rId48"/>
+                    <a:blip r:embed="rId49"/>
                     <a:stretch>
                       <a:fillRect/>
                     </a:stretch>
@@ -8084,20 +8167,20 @@
       <w:r>
         <w:drawing>
           <wp:inline>
-            <wp:extent cx="5334000" cy="3389118"/>
+            <wp:extent cx="5334000" cy="3445617"/>
             <wp:effectExtent b="0" l="0" r="0" t="0"/>
-            <wp:docPr descr="" title="" id="52" name="Picture"/>
+            <wp:docPr descr="" title="" id="53" name="Picture"/>
             <a:graphic>
               <a:graphicData uri="http://schemas.openxmlformats.org/drawingml/2006/picture">
                 <pic:pic>
                   <pic:nvPicPr>
-                    <pic:cNvPr descr="fig2_engine.png" id="53" name="Picture"/>
+                    <pic:cNvPr descr="fig2_engine.png" id="54" name="Picture"/>
                     <pic:cNvPicPr>
                       <a:picLocks noChangeArrowheads="1" noChangeAspect="1"/>
                     </pic:cNvPicPr>
                   </pic:nvPicPr>
                   <pic:blipFill>
-                    <a:blip r:embed="rId51"/>
+                    <a:blip r:embed="rId52"/>
                     <a:stretch>
                       <a:fillRect/>
                     </a:stretch>
@@ -8105,7 +8188,7 @@
                   <pic:spPr bwMode="auto">
                     <a:xfrm>
                       <a:off x="0" y="0"/>
-                      <a:ext cx="5334000" cy="3389118"/>
+                      <a:ext cx="5334000" cy="3445617"/>
                     </a:xfrm>
                     <a:prstGeom prst="rect">
                       <a:avLst/>
@@ -8221,20 +8304,20 @@
       <w:r>
         <w:drawing>
           <wp:inline>
-            <wp:extent cx="5334000" cy="3916386"/>
+            <wp:extent cx="5334000" cy="3978002"/>
             <wp:effectExtent b="0" l="0" r="0" t="0"/>
-            <wp:docPr descr="" title="" id="55" name="Picture"/>
+            <wp:docPr descr="" title="" id="56" name="Picture"/>
             <a:graphic>
               <a:graphicData uri="http://schemas.openxmlformats.org/drawingml/2006/picture">
                 <pic:pic>
                   <pic:nvPicPr>
-                    <pic:cNvPr descr="fig3_growth.png" id="56" name="Picture"/>
+                    <pic:cNvPr descr="fig3_growth.png" id="57" name="Picture"/>
                     <pic:cNvPicPr>
                       <a:picLocks noChangeArrowheads="1" noChangeAspect="1"/>
                     </pic:cNvPicPr>
                   </pic:nvPicPr>
                   <pic:blipFill>
-                    <a:blip r:embed="rId54"/>
+                    <a:blip r:embed="rId55"/>
                     <a:stretch>
                       <a:fillRect/>
                     </a:stretch>
@@ -8242,7 +8325,7 @@
                   <pic:spPr bwMode="auto">
                     <a:xfrm>
                       <a:off x="0" y="0"/>
-                      <a:ext cx="5334000" cy="3916386"/>
+                      <a:ext cx="5334000" cy="3978002"/>
                     </a:xfrm>
                     <a:prstGeom prst="rect">
                       <a:avLst/>
@@ -8517,7 +8600,7 @@
         <w:rPr>
           <w:rStyle w:val="VerbatimChar"/>
         </w:rPr>
-        <w:t xml:space="preserve">fig3f_copynumber.csv</w:t>
+        <w:t xml:space="preserve">paper/output/fig3f_copynumber.csv</w:t>
       </w:r>
       <w:r>
         <w:t xml:space="preserve">.</w:t>
@@ -8532,18 +8615,18 @@
           <wp:inline>
             <wp:extent cx="5334000" cy="4961953"/>
             <wp:effectExtent b="0" l="0" r="0" t="0"/>
-            <wp:docPr descr="" title="" id="58" name="Picture"/>
+            <wp:docPr descr="" title="" id="59" name="Picture"/>
             <a:graphic>
               <a:graphicData uri="http://schemas.openxmlformats.org/drawingml/2006/picture">
                 <pic:pic>
                   <pic:nvPicPr>
-                    <pic:cNvPr descr="fig4_persisters.png" id="59" name="Picture"/>
+                    <pic:cNvPr descr="fig4_persisters.png" id="60" name="Picture"/>
                     <pic:cNvPicPr>
                       <a:picLocks noChangeArrowheads="1" noChangeAspect="1"/>
                     </pic:cNvPicPr>
                   </pic:nvPicPr>
                   <pic:blipFill>
-                    <a:blip r:embed="rId57"/>
+                    <a:blip r:embed="rId58"/>
                     <a:stretch>
                       <a:fillRect/>
                     </a:stretch>
@@ -8683,7 +8766,7 @@
         <w:t xml:space="preserve">h</w:t>
       </w:r>
       <w:r>
-        <w:t xml:space="preserve">, Net population growth rate over a 200-time-unit course as a function of release period (time units without drug between 20-time-unit exposures) and dose, for pre-existing tolerance without and with a fitness cost of the resistant state and for drug-induced tolerance; each cell of the map is the mean of five independent seeds and the box marks the most effective schedule.</w:t>
+        <w:t xml:space="preserve">, Net population growth rate over a 200-time-unit course as a function of release period (time units without drug between 20-time-unit exposures) and dose, for pre-existing tolerance without and with a fitness cost of the resistant state and for drug-induced tolerance; each cell of the map is the mean of five independent seeds and the box marks the schedule with the lowest mean growth rate; every schedule is run on the same five seeds and compared by paired differences, and the margin over the best alternative with a non-zero release period is resolved in only one of the three mechanisms (Supplementary Note 4).</w:t>
       </w:r>
     </w:p>
     <w:p>
@@ -8693,20 +8776,20 @@
       <w:r>
         <w:drawing>
           <wp:inline>
-            <wp:extent cx="5334000" cy="3816125"/>
+            <wp:extent cx="5334000" cy="3878106"/>
             <wp:effectExtent b="0" l="0" r="0" t="0"/>
-            <wp:docPr descr="" title="" id="61" name="Picture"/>
+            <wp:docPr descr="" title="" id="62" name="Picture"/>
             <a:graphic>
               <a:graphicData uri="http://schemas.openxmlformats.org/drawingml/2006/picture">
                 <pic:pic>
                   <pic:nvPicPr>
-                    <pic:cNvPr descr="fig5_benchmarks.png" id="62" name="Picture"/>
+                    <pic:cNvPr descr="fig5_benchmarks.png" id="63" name="Picture"/>
                     <pic:cNvPicPr>
                       <a:picLocks noChangeArrowheads="1" noChangeAspect="1"/>
                     </pic:cNvPicPr>
                   </pic:nvPicPr>
                   <pic:blipFill>
-                    <a:blip r:embed="rId60"/>
+                    <a:blip r:embed="rId61"/>
                     <a:stretch>
                       <a:fillRect/>
                     </a:stretch>
@@ -8714,7 +8797,7 @@
                   <pic:spPr bwMode="auto">
                     <a:xfrm>
                       <a:off x="0" y="0"/>
-                      <a:ext cx="5334000" cy="3816125"/>
+                      <a:ext cx="5334000" cy="3878106"/>
                     </a:xfrm>
                     <a:prstGeom prst="rect">
                       <a:avLst/>
@@ -8804,20 +8887,20 @@
       <w:r>
         <w:drawing>
           <wp:inline>
-            <wp:extent cx="5334000" cy="5124320"/>
+            <wp:extent cx="5334000" cy="5177809"/>
             <wp:effectExtent b="0" l="0" r="0" t="0"/>
-            <wp:docPr descr="" title="" id="64" name="Picture"/>
+            <wp:docPr descr="" title="" id="65" name="Picture"/>
             <a:graphic>
               <a:graphicData uri="http://schemas.openxmlformats.org/drawingml/2006/picture">
                 <pic:pic>
                   <pic:nvPicPr>
-                    <pic:cNvPr descr="fig6_inference.png" id="65" name="Picture"/>
+                    <pic:cNvPr descr="fig6_inference.png" id="66" name="Picture"/>
                     <pic:cNvPicPr>
                       <a:picLocks noChangeArrowheads="1" noChangeAspect="1"/>
                     </pic:cNvPicPr>
                   </pic:nvPicPr>
                   <pic:blipFill>
-                    <a:blip r:embed="rId63"/>
+                    <a:blip r:embed="rId64"/>
                     <a:stretch>
                       <a:fillRect/>
                     </a:stretch>
@@ -8825,7 +8908,7 @@
                   <pic:spPr bwMode="auto">
                     <a:xfrm>
                       <a:off x="0" y="0"/>
-                      <a:ext cx="5334000" cy="5124320"/>
+                      <a:ext cx="5334000" cy="5177809"/>
                     </a:xfrm>
                     <a:prstGeom prst="rect">
                       <a:avLst/>
@@ -8915,20 +8998,20 @@
       <w:r>
         <w:drawing>
           <wp:inline>
-            <wp:extent cx="5334000" cy="4255692"/>
+            <wp:extent cx="5334000" cy="4292236"/>
             <wp:effectExtent b="0" l="0" r="0" t="0"/>
-            <wp:docPr descr="" title="" id="67" name="Picture"/>
+            <wp:docPr descr="" title="" id="68" name="Picture"/>
             <a:graphic>
               <a:graphicData uri="http://schemas.openxmlformats.org/drawingml/2006/picture">
                 <pic:pic>
                   <pic:nvPicPr>
-                    <pic:cNvPr descr="fig7_calibration.png" id="68" name="Picture"/>
+                    <pic:cNvPr descr="fig7_calibration.png" id="69" name="Picture"/>
                     <pic:cNvPicPr>
                       <a:picLocks noChangeArrowheads="1" noChangeAspect="1"/>
                     </pic:cNvPicPr>
                   </pic:nvPicPr>
                   <pic:blipFill>
-                    <a:blip r:embed="rId66"/>
+                    <a:blip r:embed="rId67"/>
                     <a:stretch>
                       <a:fillRect/>
                     </a:stretch>
@@ -8936,7 +9019,7 @@
                   <pic:spPr bwMode="auto">
                     <a:xfrm>
                       <a:off x="0" y="0"/>
-                      <a:ext cx="5334000" cy="4255692"/>
+                      <a:ext cx="5334000" cy="4292236"/>
                     </a:xfrm>
                     <a:prstGeom prst="rect">
                       <a:avLst/>
@@ -8980,10 +9063,10 @@
         <w:t xml:space="preserve">, Fates over 72 h of cisplatin of U2OS cells present at drug addition, observed by time-lapse microscopy (grey; ref.</w:t>
       </w:r>
       <w:r>
-        <w:rPr>
-          <w:vertAlign w:val="superscript"/>
-        </w:rPr>
-        <w:t xml:space="preserve">6</w:t>
+        <w:t xml:space="preserve"> </w:t>
+      </w:r>
+      <w:r>
+        <w:t xml:space="preserve">[6]</w:t>
       </w:r>
       <w:r>
         <w:t xml:space="preserve">) and simulated by the calibrated model (colours; mean ± s.d. of four seeds); the model was calibrated on 7 and 13 µM and the 10 µM condition is predicted.</w:t>
@@ -9015,10 +9098,10 @@
         <w:t xml:space="preserve">, Correlation of death fates between sisters, first, second and third cousins present at drug addition, and between unrelated cells (mean ± s.d. of three seeds), against the observation that correlations extend to second but not third cousins. That observation is reported graphically in ref.</w:t>
       </w:r>
       <w:r>
-        <w:rPr>
-          <w:vertAlign w:val="superscript"/>
-        </w:rPr>
-        <w:t xml:space="preserve">6</w:t>
+        <w:t xml:space="preserve"> </w:t>
+      </w:r>
+      <w:r>
+        <w:t xml:space="preserve">[6]</w:t>
       </w:r>
       <w:r>
         <w:t xml:space="preserve"> </w:t>
@@ -9073,20 +9156,20 @@
       <w:r>
         <w:drawing>
           <wp:inline>
-            <wp:extent cx="5334000" cy="5440370"/>
+            <wp:extent cx="5334000" cy="5521735"/>
             <wp:effectExtent b="0" l="0" r="0" t="0"/>
-            <wp:docPr descr="" title="" id="70" name="Picture"/>
+            <wp:docPr descr="" title="" id="71" name="Picture"/>
             <a:graphic>
               <a:graphicData uri="http://schemas.openxmlformats.org/drawingml/2006/picture">
                 <pic:pic>
                   <pic:nvPicPr>
-                    <pic:cNvPr descr="fig8_schedules.png" id="71" name="Picture"/>
+                    <pic:cNvPr descr="fig8_schedules.png" id="72" name="Picture"/>
                     <pic:cNvPicPr>
                       <a:picLocks noChangeArrowheads="1" noChangeAspect="1"/>
                     </pic:cNvPicPr>
                   </pic:nvPicPr>
                   <pic:blipFill>
-                    <a:blip r:embed="rId69"/>
+                    <a:blip r:embed="rId70"/>
                     <a:stretch>
                       <a:fillRect/>
                     </a:stretch>
@@ -9094,7 +9177,7 @@
                   <pic:spPr bwMode="auto">
                     <a:xfrm>
                       <a:off x="0" y="0"/>
-                      <a:ext cx="5334000" cy="5440370"/>
+                      <a:ext cx="5334000" cy="5521735"/>
                     </a:xfrm>
                     <a:prstGeom prst="rect">
                       <a:avLst/>
@@ -9243,8 +9326,8 @@
         <w:t xml:space="preserve">, Final population size against the number of dosing days per 28-day cycle at the standard cumulative dose.</w:t>
       </w:r>
     </w:p>
-    <w:bookmarkEnd w:id="72"/>
-    <w:bookmarkStart w:id="73" w:name="acknowledgements"/>
+    <w:bookmarkEnd w:id="73"/>
+    <w:bookmarkStart w:id="74" w:name="acknowledgements"/>
     <w:p>
       <w:pPr>
         <w:pStyle w:val="Heading1"/>
@@ -9261,17 +9344,17 @@
         <w:t xml:space="preserve">Version 1 of the framework was developed with Marc Sturrock and Vahid Shahrezaei, whose contributions to that work are described in ref.</w:t>
       </w:r>
       <w:r>
-        <w:rPr>
-          <w:vertAlign w:val="superscript"/>
-        </w:rPr>
-        <w:t xml:space="preserve">33</w:t>
+        <w:t xml:space="preserve"> </w:t>
+      </w:r>
+      <w:r>
+        <w:t xml:space="preserve">[33]</w:t>
       </w:r>
       <w:r>
         <w:t xml:space="preserve">. This Article and version 2.0 of the software were authored with Claude (Anthropic), a large language model, under the direction and supervision of the author; what the model did and what the author verified independently are set out in the Methods, under Use of artificial intelligence.</w:t>
       </w:r>
     </w:p>
-    <w:bookmarkEnd w:id="73"/>
-    <w:bookmarkStart w:id="74" w:name="author-contributions"/>
+    <w:bookmarkEnd w:id="74"/>
+    <w:bookmarkStart w:id="75" w:name="author-contributions"/>
     <w:p>
       <w:pPr>
         <w:pStyle w:val="Heading1"/>
@@ -9288,8 +9371,8 @@
         <w:t xml:space="preserve">A.L. conceived the study, defined its scope, the validation strategy and the case studies, supervised the work, verified all numerical results and biological interpretations against their sources, and wrote the final version of the manuscript. The implementation of the software, the simulations, the analyses, the figures and the first draft of the manuscript were produced with Claude (Anthropic) under the author’s direction, as described in the Methods. Claude is not an author and no display item was produced by a generative model.</w:t>
       </w:r>
     </w:p>
-    <w:bookmarkEnd w:id="74"/>
-    <w:bookmarkStart w:id="75" w:name="competing-interests"/>
+    <w:bookmarkEnd w:id="75"/>
+    <w:bookmarkStart w:id="76" w:name="competing-interests"/>
     <w:p>
       <w:pPr>
         <w:pStyle w:val="Heading1"/>
@@ -9306,8 +9389,8 @@
         <w:t xml:space="preserve">The author declares no competing interests.</w:t>
       </w:r>
     </w:p>
-    <w:bookmarkEnd w:id="75"/>
-    <w:bookmarkStart w:id="76" w:name="additional-information"/>
+    <w:bookmarkEnd w:id="76"/>
+    <w:bookmarkStart w:id="77" w:name="additional-information"/>
     <w:p>
       <w:pPr>
         <w:pStyle w:val="Heading1"/>
@@ -9334,8 +9417,8 @@
         <w:t xml:space="preserve">accompanies this Article. Correspondence and requests for materials should be addressed to A.L.</w:t>
       </w:r>
     </w:p>
-    <w:bookmarkEnd w:id="76"/>
-    <w:bookmarkStart w:id="220" w:name="references"/>
+    <w:bookmarkEnd w:id="77"/>
+    <w:bookmarkStart w:id="221" w:name="references"/>
     <w:p>
       <w:pPr>
         <w:pStyle w:val="Heading1"/>
@@ -9344,8 +9427,8 @@
         <w:t xml:space="preserve">References</w:t>
       </w:r>
     </w:p>
-    <w:bookmarkStart w:id="219" w:name="refs"/>
-    <w:bookmarkStart w:id="78" w:name="ref-sharma2010"/>
+    <w:bookmarkStart w:id="220" w:name="refs"/>
+    <w:bookmarkStart w:id="79" w:name="ref-sharma2010"/>
     <w:p>
       <w:pPr>
         <w:pStyle w:val="Bibliography"/>
@@ -9360,58 +9443,19 @@
         <w:t xml:space="preserve">	</w:t>
       </w:r>
       <w:r>
-        <w:t xml:space="preserve">Sharma, S. V.</w:t>
-      </w:r>
-      <w:r>
-        <w:t xml:space="preserve"> </w:t>
-      </w:r>
-      <w:r>
-        <w:rPr>
-          <w:iCs/>
-          <w:i/>
-        </w:rPr>
-        <w:t xml:space="preserve">et al.</w:t>
-      </w:r>
-      <w:r>
-        <w:t xml:space="preserve"> </w:t>
-      </w:r>
-      <w:hyperlink r:id="rId77">
+        <w:t xml:space="preserve">Sharma SV, Lee DY, Li B, Quinlan MP, Takahashi F, Maheswaran S, et al. A chromatin-mediated reversible drug-tolerant state in cancer cell subpopulations. Cell. 2010;141: 69–80. doi:</w:t>
+      </w:r>
+      <w:hyperlink r:id="rId78">
         <w:r>
           <w:rPr>
             <w:rStyle w:val="Hyperlink"/>
           </w:rPr>
-          <w:t xml:space="preserve">A chromatin-mediated reversible drug-tolerant state in cancer cell subpopulations</w:t>
+          <w:t xml:space="preserve">10.1016/j.cell.2010.02.027</w:t>
         </w:r>
       </w:hyperlink>
-      <w:r>
-        <w:t xml:space="preserve">.</w:t>
-      </w:r>
-      <w:r>
-        <w:t xml:space="preserve"> </w:t>
-      </w:r>
-      <w:r>
-        <w:rPr>
-          <w:iCs/>
-          <w:i/>
-        </w:rPr>
-        <w:t xml:space="preserve">Cell</w:t>
-      </w:r>
-      <w:r>
-        <w:t xml:space="preserve"> </w:t>
-      </w:r>
-      <w:r>
-        <w:rPr>
-          <w:bCs/>
-          <w:b/>
-        </w:rPr>
-        <w:t xml:space="preserve">141</w:t>
-      </w:r>
-      <w:r>
-        <w:t xml:space="preserve">, 69–80 (2010).</w:t>
-      </w:r>
-    </w:p>
-    <w:bookmarkEnd w:id="78"/>
-    <w:bookmarkStart w:id="80" w:name="ref-shaffer2017"/>
+    </w:p>
+    <w:bookmarkEnd w:id="79"/>
+    <w:bookmarkStart w:id="81" w:name="ref-shaffer2017"/>
     <w:p>
       <w:pPr>
         <w:pStyle w:val="Bibliography"/>
@@ -9426,58 +9470,19 @@
         <w:t xml:space="preserve">	</w:t>
       </w:r>
       <w:r>
-        <w:t xml:space="preserve">Shaffer, S. M.</w:t>
-      </w:r>
-      <w:r>
-        <w:t xml:space="preserve"> </w:t>
-      </w:r>
-      <w:r>
-        <w:rPr>
-          <w:iCs/>
-          <w:i/>
-        </w:rPr>
-        <w:t xml:space="preserve">et al.</w:t>
-      </w:r>
-      <w:r>
-        <w:t xml:space="preserve"> </w:t>
-      </w:r>
-      <w:hyperlink r:id="rId79">
+        <w:t xml:space="preserve">Shaffer SM, Dunagin MC, Torborg SR, Torre EA, Emert B, Krepler C, et al. Rare cell variability and drug-induced reprogramming as a mode of cancer drug resistance. Nature. 2017;546: 431–435. doi:</w:t>
+      </w:r>
+      <w:hyperlink r:id="rId80">
         <w:r>
           <w:rPr>
             <w:rStyle w:val="Hyperlink"/>
           </w:rPr>
-          <w:t xml:space="preserve">Rare cell variability and drug-induced reprogramming as a mode of cancer drug resistance</w:t>
+          <w:t xml:space="preserve">10.1038/nature22794</w:t>
         </w:r>
       </w:hyperlink>
-      <w:r>
-        <w:t xml:space="preserve">.</w:t>
-      </w:r>
-      <w:r>
-        <w:t xml:space="preserve"> </w:t>
-      </w:r>
-      <w:r>
-        <w:rPr>
-          <w:iCs/>
-          <w:i/>
-        </w:rPr>
-        <w:t xml:space="preserve">Nature</w:t>
-      </w:r>
-      <w:r>
-        <w:t xml:space="preserve"> </w:t>
-      </w:r>
-      <w:r>
-        <w:rPr>
-          <w:bCs/>
-          <w:b/>
-        </w:rPr>
-        <w:t xml:space="preserve">546</w:t>
-      </w:r>
-      <w:r>
-        <w:t xml:space="preserve">, 431–435 (2017).</w:t>
-      </w:r>
-    </w:p>
-    <w:bookmarkEnd w:id="80"/>
-    <w:bookmarkStart w:id="82" w:name="ref-hata2016"/>
+    </w:p>
+    <w:bookmarkEnd w:id="81"/>
+    <w:bookmarkStart w:id="83" w:name="ref-hata2016"/>
     <w:p>
       <w:pPr>
         <w:pStyle w:val="Bibliography"/>
@@ -9492,58 +9497,19 @@
         <w:t xml:space="preserve">	</w:t>
       </w:r>
       <w:r>
-        <w:t xml:space="preserve">Hata, A. N.</w:t>
-      </w:r>
-      <w:r>
-        <w:t xml:space="preserve"> </w:t>
-      </w:r>
-      <w:r>
-        <w:rPr>
-          <w:iCs/>
-          <w:i/>
-        </w:rPr>
-        <w:t xml:space="preserve">et al.</w:t>
-      </w:r>
-      <w:r>
-        <w:t xml:space="preserve"> </w:t>
-      </w:r>
-      <w:hyperlink r:id="rId81">
+        <w:t xml:space="preserve">Hata AN, Niederst MJ, Archibald HL, Gomez-Caraballo M, Siddiqui FM, Mulvey HE, et al. Tumor cells can follow distinct evolutionary paths to become resistant to epidermal growth factor receptor inhibition. Nature Medicine. 2016;22: 262–269. doi:</w:t>
+      </w:r>
+      <w:hyperlink r:id="rId82">
         <w:r>
           <w:rPr>
             <w:rStyle w:val="Hyperlink"/>
           </w:rPr>
-          <w:t xml:space="preserve">Tumor cells can follow distinct evolutionary paths to become resistant to epidermal growth factor receptor inhibition</w:t>
+          <w:t xml:space="preserve">10.1038/nm.4040</w:t>
         </w:r>
       </w:hyperlink>
-      <w:r>
-        <w:t xml:space="preserve">.</w:t>
-      </w:r>
-      <w:r>
-        <w:t xml:space="preserve"> </w:t>
-      </w:r>
-      <w:r>
-        <w:rPr>
-          <w:iCs/>
-          <w:i/>
-        </w:rPr>
-        <w:t xml:space="preserve">Nature Medicine</w:t>
-      </w:r>
-      <w:r>
-        <w:t xml:space="preserve"> </w:t>
-      </w:r>
-      <w:r>
-        <w:rPr>
-          <w:bCs/>
-          <w:b/>
-        </w:rPr>
-        <w:t xml:space="preserve">22</w:t>
-      </w:r>
-      <w:r>
-        <w:t xml:space="preserve">, 262–269 (2016).</w:t>
-      </w:r>
-    </w:p>
-    <w:bookmarkEnd w:id="82"/>
-    <w:bookmarkStart w:id="84" w:name="ref-oren2021"/>
+    </w:p>
+    <w:bookmarkEnd w:id="83"/>
+    <w:bookmarkStart w:id="85" w:name="ref-oren2021"/>
     <w:p>
       <w:pPr>
         <w:pStyle w:val="Bibliography"/>
@@ -9558,58 +9524,19 @@
         <w:t xml:space="preserve">	</w:t>
       </w:r>
       <w:r>
-        <w:t xml:space="preserve">Oren, Y.</w:t>
-      </w:r>
-      <w:r>
-        <w:t xml:space="preserve"> </w:t>
-      </w:r>
-      <w:r>
-        <w:rPr>
-          <w:iCs/>
-          <w:i/>
-        </w:rPr>
-        <w:t xml:space="preserve">et al.</w:t>
-      </w:r>
-      <w:r>
-        <w:t xml:space="preserve"> </w:t>
-      </w:r>
-      <w:hyperlink r:id="rId83">
+        <w:t xml:space="preserve">Oren Y, Tsabar M, Cuoco MS, Amir-Zilberstein L, Cabanos HF, Hütter J-C, et al. Cycling cancer persister cells arise from lineages with distinct programs. Nature. 2021;596: 576–582. doi:</w:t>
+      </w:r>
+      <w:hyperlink r:id="rId84">
         <w:r>
           <w:rPr>
             <w:rStyle w:val="Hyperlink"/>
           </w:rPr>
-          <w:t xml:space="preserve">Cycling cancer persister cells arise from lineages with distinct programs</w:t>
+          <w:t xml:space="preserve">10.1038/s41586-021-03796-6</w:t>
         </w:r>
       </w:hyperlink>
-      <w:r>
-        <w:t xml:space="preserve">.</w:t>
-      </w:r>
-      <w:r>
-        <w:t xml:space="preserve"> </w:t>
-      </w:r>
-      <w:r>
-        <w:rPr>
-          <w:iCs/>
-          <w:i/>
-        </w:rPr>
-        <w:t xml:space="preserve">Nature</w:t>
-      </w:r>
-      <w:r>
-        <w:t xml:space="preserve"> </w:t>
-      </w:r>
-      <w:r>
-        <w:rPr>
-          <w:bCs/>
-          <w:b/>
-        </w:rPr>
-        <w:t xml:space="preserve">596</w:t>
-      </w:r>
-      <w:r>
-        <w:t xml:space="preserve">, 576–582 (2021).</w:t>
-      </w:r>
-    </w:p>
-    <w:bookmarkEnd w:id="84"/>
-    <w:bookmarkStart w:id="86" w:name="ref-franca2024"/>
+    </w:p>
+    <w:bookmarkEnd w:id="85"/>
+    <w:bookmarkStart w:id="87" w:name="ref-franca2024"/>
     <w:p>
       <w:pPr>
         <w:pStyle w:val="Bibliography"/>
@@ -9624,58 +9551,19 @@
         <w:t xml:space="preserve">	</w:t>
       </w:r>
       <w:r>
-        <w:t xml:space="preserve">França, G. S.</w:t>
-      </w:r>
-      <w:r>
-        <w:t xml:space="preserve"> </w:t>
-      </w:r>
-      <w:r>
-        <w:rPr>
-          <w:iCs/>
-          <w:i/>
-        </w:rPr>
-        <w:t xml:space="preserve">et al.</w:t>
-      </w:r>
-      <w:r>
-        <w:t xml:space="preserve"> </w:t>
-      </w:r>
-      <w:hyperlink r:id="rId85">
+        <w:t xml:space="preserve">França GS, Baron M, King BR, Bossowski JP, Bjornberg A, Pour M, et al. Cellular adaptation to cancer therapy along a resistance continuum. Nature. 2024;631: 876–883. doi:</w:t>
+      </w:r>
+      <w:hyperlink r:id="rId86">
         <w:r>
           <w:rPr>
             <w:rStyle w:val="Hyperlink"/>
           </w:rPr>
-          <w:t xml:space="preserve">Cellular adaptation to cancer therapy along a resistance continuum</w:t>
+          <w:t xml:space="preserve">10.1038/s41586-024-07690-9</w:t>
         </w:r>
       </w:hyperlink>
-      <w:r>
-        <w:t xml:space="preserve">.</w:t>
-      </w:r>
-      <w:r>
-        <w:t xml:space="preserve"> </w:t>
-      </w:r>
-      <w:r>
-        <w:rPr>
-          <w:iCs/>
-          <w:i/>
-        </w:rPr>
-        <w:t xml:space="preserve">Nature</w:t>
-      </w:r>
-      <w:r>
-        <w:t xml:space="preserve"> </w:t>
-      </w:r>
-      <w:r>
-        <w:rPr>
-          <w:bCs/>
-          <w:b/>
-        </w:rPr>
-        <w:t xml:space="preserve">631</w:t>
-      </w:r>
-      <w:r>
-        <w:t xml:space="preserve">, 876–883 (2024).</w:t>
-      </w:r>
-    </w:p>
-    <w:bookmarkEnd w:id="86"/>
-    <w:bookmarkStart w:id="88" w:name="ref-iyer2025"/>
+    </w:p>
+    <w:bookmarkEnd w:id="87"/>
+    <w:bookmarkStart w:id="89" w:name="ref-iyer2025"/>
     <w:p>
       <w:pPr>
         <w:pStyle w:val="Bibliography"/>
@@ -9690,48 +9578,19 @@
         <w:t xml:space="preserve">	</w:t>
       </w:r>
       <w:r>
-        <w:t xml:space="preserve">Iyer, A., Alva, A., Granada, A. E. &amp; Chakrabarti, S.</w:t>
-      </w:r>
-      <w:r>
-        <w:t xml:space="preserve"> </w:t>
-      </w:r>
-      <w:hyperlink r:id="rId87">
+        <w:t xml:space="preserve">Iyer A, Alva A, Granada AE, Chakrabarti S. Inheritable cell-states shape drug-persister correlations and population dynamics in cancer cells. PLoS Computational Biology. 2025;21: e1013446. doi:</w:t>
+      </w:r>
+      <w:hyperlink r:id="rId88">
         <w:r>
           <w:rPr>
             <w:rStyle w:val="Hyperlink"/>
           </w:rPr>
-          <w:t xml:space="preserve">Inheritable cell-states shape drug-persister correlations and population dynamics in cancer cells</w:t>
+          <w:t xml:space="preserve">10.1371/journal.pcbi.1013446</w:t>
         </w:r>
       </w:hyperlink>
-      <w:r>
-        <w:t xml:space="preserve">.</w:t>
-      </w:r>
-      <w:r>
-        <w:t xml:space="preserve"> </w:t>
-      </w:r>
-      <w:r>
-        <w:rPr>
-          <w:iCs/>
-          <w:i/>
-        </w:rPr>
-        <w:t xml:space="preserve">PLoS Computational Biology</w:t>
-      </w:r>
-      <w:r>
-        <w:t xml:space="preserve"> </w:t>
-      </w:r>
-      <w:r>
-        <w:rPr>
-          <w:bCs/>
-          <w:b/>
-        </w:rPr>
-        <w:t xml:space="preserve">21</w:t>
-      </w:r>
-      <w:r>
-        <w:t xml:space="preserve">, e1013446 (2025).</w:t>
-      </w:r>
-    </w:p>
-    <w:bookmarkEnd w:id="88"/>
-    <w:bookmarkStart w:id="90" w:name="ref-lin2025memory"/>
+    </w:p>
+    <w:bookmarkEnd w:id="89"/>
+    <w:bookmarkStart w:id="91" w:name="ref-lin2025memory"/>
     <w:p>
       <w:pPr>
         <w:pStyle w:val="Bibliography"/>
@@ -9746,48 +9605,19 @@
         <w:t xml:space="preserve">	</w:t>
       </w:r>
       <w:r>
-        <w:t xml:space="preserve">Lin, Y., Chen, X., Wu, L., Zhou, Y. &amp; Lin, Y.</w:t>
-      </w:r>
-      <w:r>
-        <w:t xml:space="preserve"> </w:t>
-      </w:r>
-      <w:hyperlink r:id="rId89">
+        <w:t xml:space="preserve">Lin Y, Chen X, Wu L, Zhou Y, Lin Y. Widespread transcriptional memory shapes heritable states and functional heterogeneity in cancer and stem cells. Cell Systems. 2026;17: 101621. doi:</w:t>
+      </w:r>
+      <w:hyperlink r:id="rId90">
         <w:r>
           <w:rPr>
             <w:rStyle w:val="Hyperlink"/>
           </w:rPr>
-          <w:t xml:space="preserve">Widespread transcriptional memory shapes heritable states and functional heterogeneity in cancer and stem cells</w:t>
+          <w:t xml:space="preserve">10.1016/j.cels.2026.101621</w:t>
         </w:r>
       </w:hyperlink>
-      <w:r>
-        <w:t xml:space="preserve">.</w:t>
-      </w:r>
-      <w:r>
-        <w:t xml:space="preserve"> </w:t>
-      </w:r>
-      <w:r>
-        <w:rPr>
-          <w:iCs/>
-          <w:i/>
-        </w:rPr>
-        <w:t xml:space="preserve">Cell Systems</w:t>
-      </w:r>
-      <w:r>
-        <w:t xml:space="preserve"> </w:t>
-      </w:r>
-      <w:r>
-        <w:rPr>
-          <w:bCs/>
-          <w:b/>
-        </w:rPr>
-        <w:t xml:space="preserve">17</w:t>
-      </w:r>
-      <w:r>
-        <w:t xml:space="preserve">, 101621 (2026).</w:t>
-      </w:r>
-    </w:p>
-    <w:bookmarkEnd w:id="90"/>
-    <w:bookmarkStart w:id="92" w:name="ref-ghosh2025powerseek"/>
+    </w:p>
+    <w:bookmarkEnd w:id="91"/>
+    <w:bookmarkStart w:id="93" w:name="ref-ghosh2025powerseek"/>
     <w:p>
       <w:pPr>
         <w:pStyle w:val="Bibliography"/>
@@ -9802,7 +9632,7 @@
         <w:t xml:space="preserve">	</w:t>
       </w:r>
       <w:r>
-        <w:t xml:space="preserve">Ghosh, S., Chakrabarti, S. &amp; Raju, A. Identifying memory gene expression from single sample</w:t>
+        <w:t xml:space="preserve">Ghosh S, Chakrabarti S, Raju A. Identifying memory gene expression from single sample</w:t>
       </w:r>
       <w:r>
         <w:t xml:space="preserve"> </w:t>
@@ -9814,38 +9644,19 @@
         <w:t xml:space="preserve"> </w:t>
       </w:r>
       <w:r>
-        <w:t xml:space="preserve">data using power law signatures.</w:t>
-      </w:r>
-      <w:r>
-        <w:t xml:space="preserve"> </w:t>
-      </w:r>
-      <w:r>
-        <w:rPr>
-          <w:iCs/>
-          <w:i/>
-        </w:rPr>
-        <w:t xml:space="preserve">bioRxiv</w:t>
-      </w:r>
-      <w:r>
-        <w:t xml:space="preserve"> </w:t>
-      </w:r>
-      <w:hyperlink r:id="rId91">
+        <w:t xml:space="preserve">data using power law signatures. bioRxiv. 2025. doi:</w:t>
+      </w:r>
+      <w:hyperlink r:id="rId92">
         <w:r>
           <w:rPr>
             <w:rStyle w:val="Hyperlink"/>
           </w:rPr>
-          <w:t xml:space="preserve">https://doi.org/10.1101/2025.01.15.633183</w:t>
+          <w:t xml:space="preserve">10.1101/2025.01.15.633183</w:t>
         </w:r>
       </w:hyperlink>
-      <w:r>
-        <w:t xml:space="preserve"> </w:t>
-      </w:r>
-      <w:r>
-        <w:t xml:space="preserve">(2025).</w:t>
-      </w:r>
-    </w:p>
-    <w:bookmarkEnd w:id="92"/>
-    <w:bookmarkStart w:id="94" w:name="ref-harmange2023"/>
+    </w:p>
+    <w:bookmarkEnd w:id="93"/>
+    <w:bookmarkStart w:id="95" w:name="ref-harmange2023"/>
     <w:p>
       <w:pPr>
         <w:pStyle w:val="Bibliography"/>
@@ -9860,58 +9671,19 @@
         <w:t xml:space="preserve">	</w:t>
       </w:r>
       <w:r>
-        <w:t xml:space="preserve">Harmange, G.</w:t>
-      </w:r>
-      <w:r>
-        <w:t xml:space="preserve"> </w:t>
-      </w:r>
-      <w:r>
-        <w:rPr>
-          <w:iCs/>
-          <w:i/>
-        </w:rPr>
-        <w:t xml:space="preserve">et al.</w:t>
-      </w:r>
-      <w:r>
-        <w:t xml:space="preserve"> </w:t>
-      </w:r>
-      <w:hyperlink r:id="rId93">
+        <w:t xml:space="preserve">Harmange G, Hueros RAR, Schaff DL, Emert B, Saint-Antoine M, Kim LC, et al. Disrupting cellular memory to overcome drug resistance. Nature Communications. 2023;14: 7130. doi:</w:t>
+      </w:r>
+      <w:hyperlink r:id="rId94">
         <w:r>
           <w:rPr>
             <w:rStyle w:val="Hyperlink"/>
           </w:rPr>
-          <w:t xml:space="preserve">Disrupting cellular memory to overcome drug resistance</w:t>
+          <w:t xml:space="preserve">10.1038/s41467-023-41811-8</w:t>
         </w:r>
       </w:hyperlink>
-      <w:r>
-        <w:t xml:space="preserve">.</w:t>
-      </w:r>
-      <w:r>
-        <w:t xml:space="preserve"> </w:t>
-      </w:r>
-      <w:r>
-        <w:rPr>
-          <w:iCs/>
-          <w:i/>
-        </w:rPr>
-        <w:t xml:space="preserve">Nature Communications</w:t>
-      </w:r>
-      <w:r>
-        <w:t xml:space="preserve"> </w:t>
-      </w:r>
-      <w:r>
-        <w:rPr>
-          <w:bCs/>
-          <w:b/>
-        </w:rPr>
-        <w:t xml:space="preserve">14</w:t>
-      </w:r>
-      <w:r>
-        <w:t xml:space="preserve">, 7130 (2023).</w:t>
-      </w:r>
-    </w:p>
-    <w:bookmarkEnd w:id="94"/>
-    <w:bookmarkStart w:id="96" w:name="ref-sukys2025"/>
+    </w:p>
+    <w:bookmarkEnd w:id="95"/>
+    <w:bookmarkStart w:id="97" w:name="ref-sukys2025"/>
     <w:p>
       <w:pPr>
         <w:pStyle w:val="Bibliography"/>
@@ -9926,78 +9698,145 @@
         <w:t xml:space="preserve">	</w:t>
       </w:r>
       <w:r>
-        <w:t xml:space="preserve">Sukys, A. &amp; Grima, R.</w:t>
-      </w:r>
-      <w:r>
-        <w:t xml:space="preserve"> </w:t>
-      </w:r>
-      <w:hyperlink r:id="rId95">
+        <w:t xml:space="preserve">Sukys A, Grima R. Cell-cycle dependence of bursty gene expression: Insights from fitting mechanistic models to single-cell</w:t>
+      </w:r>
+      <w:r>
+        <w:t xml:space="preserve"> </w:t>
+      </w:r>
+      <w:r>
+        <w:t xml:space="preserve">RNA-seq</w:t>
+      </w:r>
+      <w:r>
+        <w:t xml:space="preserve"> </w:t>
+      </w:r>
+      <w:r>
+        <w:t xml:space="preserve">data. Nucleic Acids Research. 2025;53: gkaf295. doi:</w:t>
+      </w:r>
+      <w:hyperlink r:id="rId96">
         <w:r>
           <w:rPr>
             <w:rStyle w:val="Hyperlink"/>
           </w:rPr>
-          <w:t xml:space="preserve">Cell-cycle dependence of bursty gene expression: Insights from fitting mechanistic models to single-cell</w:t>
+          <w:t xml:space="preserve">10.1093/nar/gkaf295</w:t>
         </w:r>
+      </w:hyperlink>
+    </w:p>
+    <w:bookmarkEnd w:id="97"/>
+    <w:bookmarkStart w:id="99" w:name="ref-zhang2025"/>
+    <w:p>
+      <w:pPr>
+        <w:pStyle w:val="Bibliography"/>
+      </w:pPr>
+      <w:r>
+        <w:t xml:space="preserve">11.</w:t>
+      </w:r>
+      <w:r>
+        <w:t xml:space="preserve"> </w:t>
+      </w:r>
+      <w:r>
+        <w:t xml:space="preserve">	</w:t>
+      </w:r>
+      <w:r>
+        <w:t xml:space="preserve">Zhang Z, Zabaikina I, Nieto C, Vahdat Z, Bokes P, Singh A. Stochastic gene expression in proliferating cells: Differing noise intensity in single-cell and population perspectives. PLoS Computational Biology. 2025;21: e1013014. doi:</w:t>
+      </w:r>
+      <w:hyperlink r:id="rId98">
         <w:r>
           <w:rPr>
             <w:rStyle w:val="Hyperlink"/>
           </w:rPr>
-          <w:t xml:space="preserve"> </w:t>
+          <w:t xml:space="preserve">10.1371/journal.pcbi.1013014</w:t>
         </w:r>
+      </w:hyperlink>
+    </w:p>
+    <w:bookmarkEnd w:id="99"/>
+    <w:bookmarkStart w:id="101" w:name="ref-okochi2026scdivide"/>
+    <w:p>
+      <w:pPr>
+        <w:pStyle w:val="Bibliography"/>
+      </w:pPr>
+      <w:r>
+        <w:t xml:space="preserve">12.</w:t>
+      </w:r>
+      <w:r>
+        <w:t xml:space="preserve"> </w:t>
+      </w:r>
+      <w:r>
+        <w:t xml:space="preserve">	</w:t>
+      </w:r>
+      <w:r>
+        <w:t xml:space="preserve">Okochi Y, Sawazaki Y, Kondo Y, Naoki H. Inferring division-associated stochasticity from time-series single-cell transcriptomes. bioRxiv. 2026. doi:</w:t>
+      </w:r>
+      <w:hyperlink r:id="rId100">
         <w:r>
           <w:rPr>
             <w:rStyle w:val="Hyperlink"/>
           </w:rPr>
-          <w:t xml:space="preserve">RNA-seq</w:t>
+          <w:t xml:space="preserve">10.64898/2026.04.14.718485</w:t>
         </w:r>
+      </w:hyperlink>
+    </w:p>
+    <w:bookmarkEnd w:id="101"/>
+    <w:bookmarkStart w:id="103" w:name="ref-ahlmanneltze2025"/>
+    <w:p>
+      <w:pPr>
+        <w:pStyle w:val="Bibliography"/>
+      </w:pPr>
+      <w:r>
+        <w:t xml:space="preserve">13.</w:t>
+      </w:r>
+      <w:r>
+        <w:t xml:space="preserve"> </w:t>
+      </w:r>
+      <w:r>
+        <w:t xml:space="preserve">	</w:t>
+      </w:r>
+      <w:r>
+        <w:t xml:space="preserve">Ahlmann-Eltze C, Huber W, Anders S. Deep-learning-based gene perturbation effect prediction does not yet outperform simple linear baselines. Nature Methods. 2025;22: 1657–1661. doi:</w:t>
+      </w:r>
+      <w:hyperlink r:id="rId102">
         <w:r>
           <w:rPr>
             <w:rStyle w:val="Hyperlink"/>
           </w:rPr>
-          <w:t xml:space="preserve"> </w:t>
+          <w:t xml:space="preserve">10.1038/s41592-025-02772-6</w:t>
         </w:r>
+      </w:hyperlink>
+    </w:p>
+    <w:bookmarkEnd w:id="103"/>
+    <w:bookmarkStart w:id="105" w:name="ref-vollenweider2026"/>
+    <w:p>
+      <w:pPr>
+        <w:pStyle w:val="Bibliography"/>
+      </w:pPr>
+      <w:r>
+        <w:t xml:space="preserve">14.</w:t>
+      </w:r>
+      <w:r>
+        <w:t xml:space="preserve"> </w:t>
+      </w:r>
+      <w:r>
+        <w:t xml:space="preserve">	</w:t>
+      </w:r>
+      <w:r>
+        <w:t xml:space="preserve">Vollenweider MS, Bühlmann P. Signal, bounds, and baselines: Principles for rigorous evaluation of high-dimensional biological perturbation prediction. bioRxiv. 2026. doi:</w:t>
+      </w:r>
+      <w:hyperlink r:id="rId104">
         <w:r>
           <w:rPr>
             <w:rStyle w:val="Hyperlink"/>
           </w:rPr>
-          <w:t xml:space="preserve">data</w:t>
+          <w:t xml:space="preserve">10.64898/2026.04.20.719650</w:t>
         </w:r>
       </w:hyperlink>
-      <w:r>
-        <w:t xml:space="preserve">.</w:t>
-      </w:r>
-      <w:r>
-        <w:t xml:space="preserve"> </w:t>
-      </w:r>
-      <w:r>
-        <w:rPr>
-          <w:iCs/>
-          <w:i/>
-        </w:rPr>
-        <w:t xml:space="preserve">Nucleic Acids Research</w:t>
-      </w:r>
-      <w:r>
-        <w:t xml:space="preserve"> </w:t>
-      </w:r>
-      <w:r>
-        <w:rPr>
-          <w:bCs/>
-          <w:b/>
-        </w:rPr>
-        <w:t xml:space="preserve">53</w:t>
-      </w:r>
-      <w:r>
-        <w:t xml:space="preserve">, gkaf295 (2025).</w:t>
-      </w:r>
-    </w:p>
-    <w:bookmarkEnd w:id="96"/>
-    <w:bookmarkStart w:id="98" w:name="ref-zhang2025"/>
+    </w:p>
+    <w:bookmarkEnd w:id="105"/>
+    <w:bookmarkStart w:id="107" w:name="ref-dibaeinia2026context"/>
     <w:p>
       <w:pPr>
         <w:pStyle w:val="Bibliography"/>
       </w:pPr>
       <w:r>
-        <w:t xml:space="preserve">11.</w:t>
+        <w:t xml:space="preserve">15.</w:t>
       </w:r>
       <w:r>
         <w:t xml:space="preserve"> </w:t>
@@ -10006,64 +9845,25 @@
         <w:t xml:space="preserve">	</w:t>
       </w:r>
       <w:r>
-        <w:t xml:space="preserve">Zhang, Z.</w:t>
-      </w:r>
-      <w:r>
-        <w:t xml:space="preserve"> </w:t>
-      </w:r>
-      <w:r>
-        <w:rPr>
-          <w:iCs/>
-          <w:i/>
-        </w:rPr>
-        <w:t xml:space="preserve">et al.</w:t>
-      </w:r>
-      <w:r>
-        <w:t xml:space="preserve"> </w:t>
-      </w:r>
-      <w:hyperlink r:id="rId97">
+        <w:t xml:space="preserve">Dibaeinia P, Babu S, Knudson M, ElSheikh A, Wen Y, Liu H, et al. Virtual cells need context, not just scale. bioRxiv. 2026. doi:</w:t>
+      </w:r>
+      <w:hyperlink r:id="rId106">
         <w:r>
           <w:rPr>
             <w:rStyle w:val="Hyperlink"/>
           </w:rPr>
-          <w:t xml:space="preserve">Stochastic gene expression in proliferating cells: Differing noise intensity in single-cell and population perspectives</w:t>
+          <w:t xml:space="preserve">10.64898/2026.02.04.703804</w:t>
         </w:r>
       </w:hyperlink>
-      <w:r>
-        <w:t xml:space="preserve">.</w:t>
-      </w:r>
-      <w:r>
-        <w:t xml:space="preserve"> </w:t>
-      </w:r>
-      <w:r>
-        <w:rPr>
-          <w:iCs/>
-          <w:i/>
-        </w:rPr>
-        <w:t xml:space="preserve">PLoS Computational Biology</w:t>
-      </w:r>
-      <w:r>
-        <w:t xml:space="preserve"> </w:t>
-      </w:r>
-      <w:r>
-        <w:rPr>
-          <w:bCs/>
-          <w:b/>
-        </w:rPr>
-        <w:t xml:space="preserve">21</w:t>
-      </w:r>
-      <w:r>
-        <w:t xml:space="preserve">, e1013014 (2025).</w:t>
-      </w:r>
-    </w:p>
-    <w:bookmarkEnd w:id="98"/>
-    <w:bookmarkStart w:id="100" w:name="ref-okochi2026scdivide"/>
+    </w:p>
+    <w:bookmarkEnd w:id="107"/>
+    <w:bookmarkStart w:id="109" w:name="ref-bunne2024"/>
     <w:p>
       <w:pPr>
         <w:pStyle w:val="Bibliography"/>
       </w:pPr>
       <w:r>
-        <w:t xml:space="preserve">12.</w:t>
+        <w:t xml:space="preserve">16.</w:t>
       </w:r>
       <w:r>
         <w:t xml:space="preserve"> </w:t>
@@ -10072,44 +9872,25 @@
         <w:t xml:space="preserve">	</w:t>
       </w:r>
       <w:r>
-        <w:t xml:space="preserve">Okochi, Y., Sawazaki, Y., Kondo, Y. &amp; Naoki, H. Inferring division-associated stochasticity from time-series single-cell transcriptomes.</w:t>
-      </w:r>
-      <w:r>
-        <w:t xml:space="preserve"> </w:t>
-      </w:r>
-      <w:r>
-        <w:rPr>
-          <w:iCs/>
-          <w:i/>
-        </w:rPr>
-        <w:t xml:space="preserve">bioRxiv</w:t>
-      </w:r>
-      <w:r>
-        <w:t xml:space="preserve"> </w:t>
-      </w:r>
-      <w:hyperlink r:id="rId99">
+        <w:t xml:space="preserve">Bunne C, Roohani Y, Rosen Y, Gupta A, Zhang X, Roed M, et al. How to build the virtual cell with artificial intelligence: Priorities and opportunities. Cell. 2024;187: 7045–7063. doi:</w:t>
+      </w:r>
+      <w:hyperlink r:id="rId108">
         <w:r>
           <w:rPr>
             <w:rStyle w:val="Hyperlink"/>
           </w:rPr>
-          <w:t xml:space="preserve">https://doi.org/10.64898/2026.04.14.718485</w:t>
+          <w:t xml:space="preserve">10.1016/j.cell.2024.11.015</w:t>
         </w:r>
       </w:hyperlink>
-      <w:r>
-        <w:t xml:space="preserve"> </w:t>
-      </w:r>
-      <w:r>
-        <w:t xml:space="preserve">(2026).</w:t>
-      </w:r>
-    </w:p>
-    <w:bookmarkEnd w:id="100"/>
-    <w:bookmarkStart w:id="102" w:name="ref-ahlmanneltze2025"/>
+    </w:p>
+    <w:bookmarkEnd w:id="109"/>
+    <w:bookmarkStart w:id="111" w:name="ref-zappia2017"/>
     <w:p>
       <w:pPr>
         <w:pStyle w:val="Bibliography"/>
       </w:pPr>
       <w:r>
-        <w:t xml:space="preserve">13.</w:t>
+        <w:t xml:space="preserve">17.</w:t>
       </w:r>
       <w:r>
         <w:t xml:space="preserve"> </w:t>
@@ -10118,54 +9899,37 @@
         <w:t xml:space="preserve">	</w:t>
       </w:r>
       <w:r>
-        <w:t xml:space="preserve">Ahlmann-Eltze, C., Huber, W. &amp; Anders, S.</w:t>
-      </w:r>
-      <w:r>
-        <w:t xml:space="preserve"> </w:t>
-      </w:r>
-      <w:hyperlink r:id="rId101">
+        <w:t xml:space="preserve">Zappia L, Phipson B, Oshlack A. Splatter: Simulation of single-cell</w:t>
+      </w:r>
+      <w:r>
+        <w:t xml:space="preserve"> </w:t>
+      </w:r>
+      <w:r>
+        <w:t xml:space="preserve">RNA</w:t>
+      </w:r>
+      <w:r>
+        <w:t xml:space="preserve"> </w:t>
+      </w:r>
+      <w:r>
+        <w:t xml:space="preserve">sequencing data. Genome Biology. 2017;18: 174. doi:</w:t>
+      </w:r>
+      <w:hyperlink r:id="rId110">
         <w:r>
           <w:rPr>
             <w:rStyle w:val="Hyperlink"/>
           </w:rPr>
-          <w:t xml:space="preserve">Deep-learning-based gene perturbation effect prediction does not yet outperform simple linear baselines</w:t>
+          <w:t xml:space="preserve">10.1186/s13059-017-1305-0</w:t>
         </w:r>
       </w:hyperlink>
-      <w:r>
-        <w:t xml:space="preserve">.</w:t>
-      </w:r>
-      <w:r>
-        <w:t xml:space="preserve"> </w:t>
-      </w:r>
-      <w:r>
-        <w:rPr>
-          <w:iCs/>
-          <w:i/>
-        </w:rPr>
-        <w:t xml:space="preserve">Nature Methods</w:t>
-      </w:r>
-      <w:r>
-        <w:t xml:space="preserve"> </w:t>
-      </w:r>
-      <w:r>
-        <w:rPr>
-          <w:bCs/>
-          <w:b/>
-        </w:rPr>
-        <w:t xml:space="preserve">22</w:t>
-      </w:r>
-      <w:r>
-        <w:t xml:space="preserve">, 1657–1661 (2025).</w:t>
-      </w:r>
-    </w:p>
-    <w:bookmarkEnd w:id="102"/>
-    <w:bookmarkStart w:id="104" w:name="ref-vollenweider2026"/>
+    </w:p>
+    <w:bookmarkEnd w:id="111"/>
+    <w:bookmarkStart w:id="113" w:name="ref-song2024scdesign3"/>
     <w:p>
       <w:pPr>
         <w:pStyle w:val="Bibliography"/>
       </w:pPr>
       <w:r>
-        <w:t xml:space="preserve">14.</w:t>
+        <w:t xml:space="preserve">18.</w:t>
       </w:r>
       <w:r>
         <w:t xml:space="preserve"> </w:t>
@@ -10174,44 +9938,37 @@
         <w:t xml:space="preserve">	</w:t>
       </w:r>
       <w:r>
-        <w:t xml:space="preserve">Vollenweider, M. S. &amp; Bühlmann, P. Signal, bounds, and baselines: Principles for rigorous evaluation of high-dimensional biological perturbation prediction.</w:t>
-      </w:r>
-      <w:r>
-        <w:t xml:space="preserve"> </w:t>
-      </w:r>
-      <w:r>
-        <w:rPr>
-          <w:iCs/>
-          <w:i/>
-        </w:rPr>
-        <w:t xml:space="preserve">bioRxiv</w:t>
-      </w:r>
-      <w:r>
-        <w:t xml:space="preserve"> </w:t>
-      </w:r>
-      <w:hyperlink r:id="rId103">
+        <w:t xml:space="preserve">Song D, Wang Q, Yan G, Liu T, Sun T, Li JJ.</w:t>
+      </w:r>
+      <w:r>
+        <w:t xml:space="preserve"> </w:t>
+      </w:r>
+      <w:r>
+        <w:t xml:space="preserve">scDesign3</w:t>
+      </w:r>
+      <w:r>
+        <w:t xml:space="preserve"> </w:t>
+      </w:r>
+      <w:r>
+        <w:t xml:space="preserve">generates realistic in silico data for multimodal single-cell and spatial omics. Nature Biotechnology. 2024;42: 247–252. doi:</w:t>
+      </w:r>
+      <w:hyperlink r:id="rId112">
         <w:r>
           <w:rPr>
             <w:rStyle w:val="Hyperlink"/>
           </w:rPr>
-          <w:t xml:space="preserve">https://doi.org/10.64898/2026.04.20.719650</w:t>
+          <w:t xml:space="preserve">10.1038/s41587-023-01772-1</w:t>
         </w:r>
       </w:hyperlink>
-      <w:r>
-        <w:t xml:space="preserve"> </w:t>
-      </w:r>
-      <w:r>
-        <w:t xml:space="preserve">(2026).</w:t>
-      </w:r>
-    </w:p>
-    <w:bookmarkEnd w:id="104"/>
-    <w:bookmarkStart w:id="106" w:name="ref-dibaeinia2026context"/>
+    </w:p>
+    <w:bookmarkEnd w:id="113"/>
+    <w:bookmarkStart w:id="115" w:name="ref-zhang2019symsim"/>
     <w:p>
       <w:pPr>
         <w:pStyle w:val="Bibliography"/>
       </w:pPr>
       <w:r>
-        <w:t xml:space="preserve">15.</w:t>
+        <w:t xml:space="preserve">19.</w:t>
       </w:r>
       <w:r>
         <w:t xml:space="preserve"> </w:t>
@@ -10220,57 +9977,37 @@
         <w:t xml:space="preserve">	</w:t>
       </w:r>
       <w:r>
-        <w:t xml:space="preserve">Dibaeinia, P.</w:t>
-      </w:r>
-      <w:r>
-        <w:t xml:space="preserve"> </w:t>
-      </w:r>
-      <w:r>
-        <w:rPr>
-          <w:iCs/>
-          <w:i/>
-        </w:rPr>
-        <w:t xml:space="preserve">et al.</w:t>
-      </w:r>
-      <w:r>
-        <w:t xml:space="preserve"> Virtual cells need context, not just scale.</w:t>
-      </w:r>
-      <w:r>
-        <w:t xml:space="preserve"> </w:t>
-      </w:r>
-      <w:r>
-        <w:rPr>
-          <w:iCs/>
-          <w:i/>
-        </w:rPr>
-        <w:t xml:space="preserve">bioRxiv</w:t>
-      </w:r>
-      <w:r>
-        <w:t xml:space="preserve"> </w:t>
-      </w:r>
-      <w:hyperlink r:id="rId105">
+        <w:t xml:space="preserve">Zhang X, Xu C, Yosef N. Simulating multiple faceted variability in single cell</w:t>
+      </w:r>
+      <w:r>
+        <w:t xml:space="preserve"> </w:t>
+      </w:r>
+      <w:r>
+        <w:t xml:space="preserve">RNA</w:t>
+      </w:r>
+      <w:r>
+        <w:t xml:space="preserve"> </w:t>
+      </w:r>
+      <w:r>
+        <w:t xml:space="preserve">sequencing. Nature Communications. 2019;10: 2611. doi:</w:t>
+      </w:r>
+      <w:hyperlink r:id="rId114">
         <w:r>
           <w:rPr>
             <w:rStyle w:val="Hyperlink"/>
           </w:rPr>
-          <w:t xml:space="preserve">https://doi.org/10.64898/2026.02.04.703804</w:t>
+          <w:t xml:space="preserve">10.1038/s41467-019-10500-w</w:t>
         </w:r>
       </w:hyperlink>
-      <w:r>
-        <w:t xml:space="preserve"> </w:t>
-      </w:r>
-      <w:r>
-        <w:t xml:space="preserve">(2026).</w:t>
-      </w:r>
-    </w:p>
-    <w:bookmarkEnd w:id="106"/>
-    <w:bookmarkStart w:id="108" w:name="ref-bunne2024"/>
+    </w:p>
+    <w:bookmarkEnd w:id="115"/>
+    <w:bookmarkStart w:id="117" w:name="ref-dibaeinia2020"/>
     <w:p>
       <w:pPr>
         <w:pStyle w:val="Bibliography"/>
       </w:pPr>
       <w:r>
-        <w:t xml:space="preserve">16.</w:t>
+        <w:t xml:space="preserve">20.</w:t>
       </w:r>
       <w:r>
         <w:t xml:space="preserve"> </w:t>
@@ -10279,64 +10016,34 @@
         <w:t xml:space="preserve">	</w:t>
       </w:r>
       <w:r>
-        <w:t xml:space="preserve">Bunne, C.</w:t>
-      </w:r>
-      <w:r>
-        <w:t xml:space="preserve"> </w:t>
-      </w:r>
-      <w:r>
-        <w:rPr>
-          <w:iCs/>
-          <w:i/>
-        </w:rPr>
-        <w:t xml:space="preserve">et al.</w:t>
-      </w:r>
-      <w:r>
-        <w:t xml:space="preserve"> </w:t>
-      </w:r>
-      <w:hyperlink r:id="rId107">
+        <w:t xml:space="preserve">Dibaeinia P, Sinha S.</w:t>
+      </w:r>
+      <w:r>
+        <w:t xml:space="preserve"> </w:t>
+      </w:r>
+      <w:r>
+        <w:t xml:space="preserve">SERGIO</w:t>
+      </w:r>
+      <w:r>
+        <w:t xml:space="preserve">: A single-cell expression simulator guided by gene regulatory networks. Cell Systems. 2020;11: 252–271. doi:</w:t>
+      </w:r>
+      <w:hyperlink r:id="rId116">
         <w:r>
           <w:rPr>
             <w:rStyle w:val="Hyperlink"/>
           </w:rPr>
-          <w:t xml:space="preserve">How to build the virtual cell with artificial intelligence: Priorities and opportunities</w:t>
+          <w:t xml:space="preserve">10.1016/j.cels.2020.08.003</w:t>
         </w:r>
       </w:hyperlink>
-      <w:r>
-        <w:t xml:space="preserve">.</w:t>
-      </w:r>
-      <w:r>
-        <w:t xml:space="preserve"> </w:t>
-      </w:r>
-      <w:r>
-        <w:rPr>
-          <w:iCs/>
-          <w:i/>
-        </w:rPr>
-        <w:t xml:space="preserve">Cell</w:t>
-      </w:r>
-      <w:r>
-        <w:t xml:space="preserve"> </w:t>
-      </w:r>
-      <w:r>
-        <w:rPr>
-          <w:bCs/>
-          <w:b/>
-        </w:rPr>
-        <w:t xml:space="preserve">187</w:t>
-      </w:r>
-      <w:r>
-        <w:t xml:space="preserve">, 7045–7063 (2024).</w:t>
-      </w:r>
-    </w:p>
-    <w:bookmarkEnd w:id="108"/>
-    <w:bookmarkStart w:id="110" w:name="ref-zappia2017"/>
+    </w:p>
+    <w:bookmarkEnd w:id="117"/>
+    <w:bookmarkStart w:id="119" w:name="ref-cannoodt2021"/>
     <w:p>
       <w:pPr>
         <w:pStyle w:val="Bibliography"/>
       </w:pPr>
       <w:r>
-        <w:t xml:space="preserve">17.</w:t>
+        <w:t xml:space="preserve">21.</w:t>
       </w:r>
       <w:r>
         <w:t xml:space="preserve"> </w:t>
@@ -10345,78 +10052,202 @@
         <w:t xml:space="preserve">	</w:t>
       </w:r>
       <w:r>
-        <w:t xml:space="preserve">Zappia, L., Phipson, B. &amp; Oshlack, A.</w:t>
-      </w:r>
-      <w:r>
-        <w:t xml:space="preserve"> </w:t>
-      </w:r>
-      <w:hyperlink r:id="rId109">
+        <w:t xml:space="preserve">Cannoodt R, Saelens W, Deconinck L, Saeys Y. Spearheading future omics analyses using dyngen, a multi-modal simulator of single cells. Nature Communications. 2021;12: 3942. doi:</w:t>
+      </w:r>
+      <w:hyperlink r:id="rId118">
         <w:r>
           <w:rPr>
             <w:rStyle w:val="Hyperlink"/>
           </w:rPr>
-          <w:t xml:space="preserve">Splatter: Simulation of single-cell</w:t>
+          <w:t xml:space="preserve">10.1038/s41467-021-24152-2</w:t>
         </w:r>
+      </w:hyperlink>
+    </w:p>
+    <w:bookmarkEnd w:id="119"/>
+    <w:bookmarkStart w:id="121" w:name="ref-li2025scmultisim"/>
+    <w:p>
+      <w:pPr>
+        <w:pStyle w:val="Bibliography"/>
+      </w:pPr>
+      <w:r>
+        <w:t xml:space="preserve">22.</w:t>
+      </w:r>
+      <w:r>
+        <w:t xml:space="preserve"> </w:t>
+      </w:r>
+      <w:r>
+        <w:t xml:space="preserve">	</w:t>
+      </w:r>
+      <w:r>
+        <w:t xml:space="preserve">Li H, Zhang Z, Squires M, Chen X, Zhang X.</w:t>
+      </w:r>
+      <w:r>
+        <w:t xml:space="preserve"> </w:t>
+      </w:r>
+      <w:r>
+        <w:t xml:space="preserve">scMultiSim</w:t>
+      </w:r>
+      <w:r>
+        <w:t xml:space="preserve">: Simulation of single-cell multi-omics and spatial data guided by gene regulatory networks and cell–cell interactions. Nature Methods. 2025;22: 982–993. doi:</w:t>
+      </w:r>
+      <w:hyperlink r:id="rId120">
         <w:r>
           <w:rPr>
             <w:rStyle w:val="Hyperlink"/>
           </w:rPr>
-          <w:t xml:space="preserve"> </w:t>
+          <w:t xml:space="preserve">10.1038/s41592-025-02651-0</w:t>
         </w:r>
+      </w:hyperlink>
+    </w:p>
+    <w:bookmarkEnd w:id="121"/>
+    <w:bookmarkStart w:id="123" w:name="ref-zinati2024groundgan"/>
+    <w:p>
+      <w:pPr>
+        <w:pStyle w:val="Bibliography"/>
+      </w:pPr>
+      <w:r>
+        <w:t xml:space="preserve">23.</w:t>
+      </w:r>
+      <w:r>
+        <w:t xml:space="preserve"> </w:t>
+      </w:r>
+      <w:r>
+        <w:t xml:space="preserve">	</w:t>
+      </w:r>
+      <w:r>
+        <w:t xml:space="preserve">Zinati Y, Takiddeen A, Emad A.</w:t>
+      </w:r>
+      <w:r>
+        <w:t xml:space="preserve"> </w:t>
+      </w:r>
+      <w:r>
+        <w:t xml:space="preserve">GRouNdGAN</w:t>
+      </w:r>
+      <w:r>
+        <w:t xml:space="preserve">:</w:t>
+      </w:r>
+      <w:r>
+        <w:t xml:space="preserve"> </w:t>
+      </w:r>
+      <w:r>
+        <w:t xml:space="preserve">GRN</w:t>
+      </w:r>
+      <w:r>
+        <w:t xml:space="preserve">-guided simulation of single-cell</w:t>
+      </w:r>
+      <w:r>
+        <w:t xml:space="preserve"> </w:t>
+      </w:r>
+      <w:r>
+        <w:t xml:space="preserve">RNA-seq</w:t>
+      </w:r>
+      <w:r>
+        <w:t xml:space="preserve"> </w:t>
+      </w:r>
+      <w:r>
+        <w:t xml:space="preserve">data using causal generative adversarial networks. Nature Communications. 2024;15: 4055. doi:</w:t>
+      </w:r>
+      <w:hyperlink r:id="rId122">
         <w:r>
           <w:rPr>
             <w:rStyle w:val="Hyperlink"/>
           </w:rPr>
-          <w:t xml:space="preserve">RNA</w:t>
+          <w:t xml:space="preserve">10.1038/s41467-024-48516-6</w:t>
         </w:r>
+      </w:hyperlink>
+    </w:p>
+    <w:bookmarkEnd w:id="123"/>
+    <w:bookmarkStart w:id="125" w:name="ref-pan2022tedsim"/>
+    <w:p>
+      <w:pPr>
+        <w:pStyle w:val="Bibliography"/>
+      </w:pPr>
+      <w:r>
+        <w:t xml:space="preserve">24.</w:t>
+      </w:r>
+      <w:r>
+        <w:t xml:space="preserve"> </w:t>
+      </w:r>
+      <w:r>
+        <w:t xml:space="preserve">	</w:t>
+      </w:r>
+      <w:r>
+        <w:t xml:space="preserve">Pan X, Li H, Zhang X.</w:t>
+      </w:r>
+      <w:r>
+        <w:t xml:space="preserve"> </w:t>
+      </w:r>
+      <w:r>
+        <w:t xml:space="preserve">TedSim</w:t>
+      </w:r>
+      <w:r>
+        <w:t xml:space="preserve">: Temporal dynamics simulation of single-cell</w:t>
+      </w:r>
+      <w:r>
+        <w:t xml:space="preserve"> </w:t>
+      </w:r>
+      <w:r>
+        <w:t xml:space="preserve">RNA</w:t>
+      </w:r>
+      <w:r>
+        <w:t xml:space="preserve"> </w:t>
+      </w:r>
+      <w:r>
+        <w:t xml:space="preserve">sequencing data and cell division history. Nucleic Acids Research. 2022;50: 4272–4288. doi:</w:t>
+      </w:r>
+      <w:hyperlink r:id="rId124">
         <w:r>
           <w:rPr>
             <w:rStyle w:val="Hyperlink"/>
           </w:rPr>
-          <w:t xml:space="preserve"> </w:t>
+          <w:t xml:space="preserve">10.1093/nar/gkac235</w:t>
         </w:r>
+      </w:hyperlink>
+    </w:p>
+    <w:bookmarkEnd w:id="125"/>
+    <w:bookmarkStart w:id="127" w:name="ref-jones2020cassiopeia"/>
+    <w:p>
+      <w:pPr>
+        <w:pStyle w:val="Bibliography"/>
+      </w:pPr>
+      <w:r>
+        <w:t xml:space="preserve">25.</w:t>
+      </w:r>
+      <w:r>
+        <w:t xml:space="preserve"> </w:t>
+      </w:r>
+      <w:r>
+        <w:t xml:space="preserve">	</w:t>
+      </w:r>
+      <w:r>
+        <w:t xml:space="preserve">Jones MG, Khodaverdian A, Quinn JJ, Chan MM, Hussmann JA, Wang R, et al. Inference of single-cell phylogenies from lineage tracing data using</w:t>
+      </w:r>
+      <w:r>
+        <w:t xml:space="preserve"> </w:t>
+      </w:r>
+      <w:r>
+        <w:t xml:space="preserve">Cassiopeia</w:t>
+      </w:r>
+      <w:r>
+        <w:t xml:space="preserve">. Genome Biology. 2020;21: 92. doi:</w:t>
+      </w:r>
+      <w:hyperlink r:id="rId126">
         <w:r>
           <w:rPr>
             <w:rStyle w:val="Hyperlink"/>
           </w:rPr>
-          <w:t xml:space="preserve">sequencing data</w:t>
+          <w:t xml:space="preserve">10.1186/s13059-020-02000-8</w:t>
         </w:r>
       </w:hyperlink>
-      <w:r>
-        <w:t xml:space="preserve">.</w:t>
-      </w:r>
-      <w:r>
-        <w:t xml:space="preserve"> </w:t>
-      </w:r>
-      <w:r>
-        <w:rPr>
-          <w:iCs/>
-          <w:i/>
-        </w:rPr>
-        <w:t xml:space="preserve">Genome Biology</w:t>
-      </w:r>
-      <w:r>
-        <w:t xml:space="preserve"> </w:t>
-      </w:r>
-      <w:r>
-        <w:rPr>
-          <w:bCs/>
-          <w:b/>
-        </w:rPr>
-        <w:t xml:space="preserve">18</w:t>
-      </w:r>
-      <w:r>
-        <w:t xml:space="preserve">, 174 (2017).</w:t>
-      </w:r>
-    </w:p>
-    <w:bookmarkEnd w:id="110"/>
-    <w:bookmarkStart w:id="112" w:name="ref-song2024scdesign3"/>
+    </w:p>
+    <w:bookmarkEnd w:id="127"/>
+    <w:bookmarkStart w:id="129" w:name="ref-pratapa2020"/>
     <w:p>
       <w:pPr>
         <w:pStyle w:val="Bibliography"/>
       </w:pPr>
       <w:r>
-        <w:t xml:space="preserve">18.</w:t>
+        <w:t xml:space="preserve">26.</w:t>
       </w:r>
       <w:r>
         <w:t xml:space="preserve"> </w:t>
@@ -10425,76 +10256,88 @@
         <w:t xml:space="preserve">	</w:t>
       </w:r>
       <w:r>
-        <w:t xml:space="preserve">Song, D.</w:t>
-      </w:r>
-      <w:r>
-        <w:t xml:space="preserve"> </w:t>
-      </w:r>
-      <w:r>
-        <w:rPr>
-          <w:iCs/>
-          <w:i/>
-        </w:rPr>
-        <w:t xml:space="preserve">et al.</w:t>
-      </w:r>
-      <w:r>
-        <w:t xml:space="preserve"> </w:t>
-      </w:r>
-      <w:hyperlink r:id="rId111">
+        <w:t xml:space="preserve">Pratapa A, Jalihal AP, Law JN, Bharadwaj A, Murali TM. Benchmarking algorithms for gene regulatory network inference from single-cell transcriptomic data. Nature Methods. 2020;17: 147–154. doi:</w:t>
+      </w:r>
+      <w:hyperlink r:id="rId128">
         <w:r>
           <w:rPr>
             <w:rStyle w:val="Hyperlink"/>
           </w:rPr>
-          <w:t xml:space="preserve">scDesign3</w:t>
+          <w:t xml:space="preserve">10.1038/s41592-019-0690-6</w:t>
         </w:r>
+      </w:hyperlink>
+    </w:p>
+    <w:bookmarkEnd w:id="129"/>
+    <w:bookmarkStart w:id="131" w:name="ref-bertaux2018"/>
+    <w:p>
+      <w:pPr>
+        <w:pStyle w:val="Bibliography"/>
+      </w:pPr>
+      <w:r>
+        <w:t xml:space="preserve">27.</w:t>
+      </w:r>
+      <w:r>
+        <w:t xml:space="preserve"> </w:t>
+      </w:r>
+      <w:r>
+        <w:t xml:space="preserve">	</w:t>
+      </w:r>
+      <w:r>
+        <w:t xml:space="preserve">Bertaux F, Marguerat S, Shahrezaei V. Division rate, cell size and proteome allocation: Impact on gene expression noise and implications for the dynamics of genetic circuits. Royal Society Open Science. 2018;5: 172234. doi:</w:t>
+      </w:r>
+      <w:hyperlink r:id="rId130">
         <w:r>
           <w:rPr>
             <w:rStyle w:val="Hyperlink"/>
           </w:rPr>
-          <w:t xml:space="preserve"> </w:t>
+          <w:t xml:space="preserve">10.1098/rsos.172234</w:t>
         </w:r>
+      </w:hyperlink>
+    </w:p>
+    <w:bookmarkEnd w:id="131"/>
+    <w:bookmarkStart w:id="133" w:name="ref-piho2025abm"/>
+    <w:p>
+      <w:pPr>
+        <w:pStyle w:val="Bibliography"/>
+      </w:pPr>
+      <w:r>
+        <w:t xml:space="preserve">28.</w:t>
+      </w:r>
+      <w:r>
+        <w:t xml:space="preserve"> </w:t>
+      </w:r>
+      <w:r>
+        <w:t xml:space="preserve">	</w:t>
+      </w:r>
+      <w:r>
+        <w:t xml:space="preserve">Piho P, Thomas P.</w:t>
+      </w:r>
+      <w:r>
+        <w:t xml:space="preserve"> </w:t>
+      </w:r>
+      <w:r>
+        <w:t xml:space="preserve">AgentBasedModeling.jl</w:t>
+      </w:r>
+      <w:r>
+        <w:t xml:space="preserve">: A tool for stochastic simulation of structured population dynamics. PLoS Computational Biology. 2026;22: e1014366. doi:</w:t>
+      </w:r>
+      <w:hyperlink r:id="rId132">
         <w:r>
           <w:rPr>
             <w:rStyle w:val="Hyperlink"/>
           </w:rPr>
-          <w:t xml:space="preserve">generates realistic in silico data for multimodal single-cell and spatial omics</w:t>
+          <w:t xml:space="preserve">10.1371/journal.pcbi.1014366</w:t>
         </w:r>
       </w:hyperlink>
-      <w:r>
-        <w:t xml:space="preserve">.</w:t>
-      </w:r>
-      <w:r>
-        <w:t xml:space="preserve"> </w:t>
-      </w:r>
-      <w:r>
-        <w:rPr>
-          <w:iCs/>
-          <w:i/>
-        </w:rPr>
-        <w:t xml:space="preserve">Nature Biotechnology</w:t>
-      </w:r>
-      <w:r>
-        <w:t xml:space="preserve"> </w:t>
-      </w:r>
-      <w:r>
-        <w:rPr>
-          <w:bCs/>
-          <w:b/>
-        </w:rPr>
-        <w:t xml:space="preserve">42</w:t>
-      </w:r>
-      <w:r>
-        <w:t xml:space="preserve">, 247–252 (2024).</w:t>
-      </w:r>
-    </w:p>
-    <w:bookmarkEnd w:id="112"/>
-    <w:bookmarkStart w:id="114" w:name="ref-zinati2024groundgan"/>
+    </w:p>
+    <w:bookmarkEnd w:id="133"/>
+    <w:bookmarkStart w:id="135" w:name="ref-piho2024feedback"/>
     <w:p>
       <w:pPr>
         <w:pStyle w:val="Bibliography"/>
       </w:pPr>
       <w:r>
-        <w:t xml:space="preserve">19.</w:t>
+        <w:t xml:space="preserve">29.</w:t>
       </w:r>
       <w:r>
         <w:t xml:space="preserve"> </w:t>
@@ -10503,102 +10346,295 @@
         <w:t xml:space="preserve">	</w:t>
       </w:r>
       <w:r>
-        <w:t xml:space="preserve">Zinati, Y., Takiddeen, A. &amp; Emad, A.</w:t>
-      </w:r>
-      <w:r>
-        <w:t xml:space="preserve"> </w:t>
-      </w:r>
-      <w:hyperlink r:id="rId113">
+        <w:t xml:space="preserve">Piho P, Thomas P. Feedback between stochastic gene networks and population dynamics enables cellular decision-making. Science Advances. 2024;10: eadl4895. doi:</w:t>
+      </w:r>
+      <w:hyperlink r:id="rId134">
         <w:r>
           <w:rPr>
             <w:rStyle w:val="Hyperlink"/>
           </w:rPr>
-          <w:t xml:space="preserve">GRouNdGAN</w:t>
+          <w:t xml:space="preserve">10.1126/sciadv.adl4895</w:t>
         </w:r>
+      </w:hyperlink>
+    </w:p>
+    <w:bookmarkEnd w:id="135"/>
+    <w:bookmarkStart w:id="137" w:name="ref-thomas2021"/>
+    <w:p>
+      <w:pPr>
+        <w:pStyle w:val="Bibliography"/>
+      </w:pPr>
+      <w:r>
+        <w:t xml:space="preserve">30.</w:t>
+      </w:r>
+      <w:r>
+        <w:t xml:space="preserve"> </w:t>
+      </w:r>
+      <w:r>
+        <w:t xml:space="preserve">	</w:t>
+      </w:r>
+      <w:r>
+        <w:t xml:space="preserve">Thomas P, Shahrezaei V. Coordination of gene expression noise with cell size: Analytical results for agent-based models of growing cell populations. Journal of the Royal Society Interface. 2021;18: 20210274. doi:</w:t>
+      </w:r>
+      <w:hyperlink r:id="rId136">
         <w:r>
           <w:rPr>
             <w:rStyle w:val="Hyperlink"/>
           </w:rPr>
-          <w:t xml:space="preserve">:</w:t>
+          <w:t xml:space="preserve">10.1098/rsif.2021.0274</w:t>
         </w:r>
+      </w:hyperlink>
+    </w:p>
+    <w:bookmarkEnd w:id="137"/>
+    <w:bookmarkStart w:id="139" w:name="ref-ghaffarizadeh2018"/>
+    <w:p>
+      <w:pPr>
+        <w:pStyle w:val="Bibliography"/>
+      </w:pPr>
+      <w:r>
+        <w:t xml:space="preserve">31.</w:t>
+      </w:r>
+      <w:r>
+        <w:t xml:space="preserve"> </w:t>
+      </w:r>
+      <w:r>
+        <w:t xml:space="preserve">	</w:t>
+      </w:r>
+      <w:r>
+        <w:t xml:space="preserve">Ghaffarizadeh A, Heiland R, Friedman SH, Mumenthaler SM, Macklin P.</w:t>
+      </w:r>
+      <w:r>
+        <w:t xml:space="preserve"> </w:t>
+      </w:r>
+      <w:r>
+        <w:t xml:space="preserve">PhysiCell</w:t>
+      </w:r>
+      <w:r>
+        <w:t xml:space="preserve">: An open source physics-based cell simulator for 3-</w:t>
+      </w:r>
+      <w:r>
+        <w:t xml:space="preserve">D</w:t>
+      </w:r>
+      <w:r>
+        <w:t xml:space="preserve"> </w:t>
+      </w:r>
+      <w:r>
+        <w:t xml:space="preserve">multicellular systems. PLoS Computational Biology. 2018;14: e1005991. doi:</w:t>
+      </w:r>
+      <w:hyperlink r:id="rId138">
         <w:r>
           <w:rPr>
             <w:rStyle w:val="Hyperlink"/>
           </w:rPr>
-          <w:t xml:space="preserve"> </w:t>
+          <w:t xml:space="preserve">10.1371/journal.pcbi.1005991</w:t>
         </w:r>
+      </w:hyperlink>
+    </w:p>
+    <w:bookmarkEnd w:id="139"/>
+    <w:bookmarkStart w:id="141" w:name="ref-poncedeleon2023"/>
+    <w:p>
+      <w:pPr>
+        <w:pStyle w:val="Bibliography"/>
+      </w:pPr>
+      <w:r>
+        <w:t xml:space="preserve">32.</w:t>
+      </w:r>
+      <w:r>
+        <w:t xml:space="preserve"> </w:t>
+      </w:r>
+      <w:r>
+        <w:t xml:space="preserve">	</w:t>
+      </w:r>
+      <w:r>
+        <w:t xml:space="preserve">Ponce-de-Leon M, Montagud A, Noël V, Meert A, Pradas G, Barillot E, et al.</w:t>
+      </w:r>
+      <w:r>
+        <w:t xml:space="preserve"> </w:t>
+      </w:r>
+      <w:r>
+        <w:t xml:space="preserve">PhysiBoSS</w:t>
+      </w:r>
+      <w:r>
+        <w:t xml:space="preserve"> </w:t>
+      </w:r>
+      <w:r>
+        <w:t xml:space="preserve">2.0: A sustainable integration of stochastic</w:t>
+      </w:r>
+      <w:r>
+        <w:t xml:space="preserve"> </w:t>
+      </w:r>
+      <w:r>
+        <w:t xml:space="preserve">Boolean</w:t>
+      </w:r>
+      <w:r>
+        <w:t xml:space="preserve"> </w:t>
+      </w:r>
+      <w:r>
+        <w:t xml:space="preserve">and agent-based modelling frameworks. npj Systems Biology and Applications. 2023;9: 54. doi:</w:t>
+      </w:r>
+      <w:hyperlink r:id="rId140">
         <w:r>
           <w:rPr>
             <w:rStyle w:val="Hyperlink"/>
           </w:rPr>
-          <w:t xml:space="preserve">GRN</w:t>
+          <w:t xml:space="preserve">10.1038/s41540-023-00314-4</w:t>
         </w:r>
+      </w:hyperlink>
+    </w:p>
+    <w:bookmarkEnd w:id="141"/>
+    <w:bookmarkStart w:id="143" w:name="ref-lasri2022"/>
+    <w:p>
+      <w:pPr>
+        <w:pStyle w:val="Bibliography"/>
+      </w:pPr>
+      <w:r>
+        <w:t xml:space="preserve">33.</w:t>
+      </w:r>
+      <w:r>
+        <w:t xml:space="preserve"> </w:t>
+      </w:r>
+      <w:r>
+        <w:t xml:space="preserve">	</w:t>
+      </w:r>
+      <w:r>
+        <w:t xml:space="preserve">Lasri A, Shahrezaei V, Sturrock M. Benchmarking imputation methods for network inference using a novel method of synthetic</w:t>
+      </w:r>
+      <w:r>
+        <w:t xml:space="preserve"> </w:t>
+      </w:r>
+      <w:r>
+        <w:t xml:space="preserve">scRNA-seq</w:t>
+      </w:r>
+      <w:r>
+        <w:t xml:space="preserve"> </w:t>
+      </w:r>
+      <w:r>
+        <w:t xml:space="preserve">data generation. BMC Bioinformatics. 2022;23: 236. doi:</w:t>
+      </w:r>
+      <w:hyperlink r:id="rId142">
         <w:r>
           <w:rPr>
             <w:rStyle w:val="Hyperlink"/>
           </w:rPr>
-          <w:t xml:space="preserve">-guided simulation of single-cell</w:t>
+          <w:t xml:space="preserve">10.1186/s12859-022-04778-9</w:t>
         </w:r>
+      </w:hyperlink>
+    </w:p>
+    <w:bookmarkEnd w:id="143"/>
+    <w:bookmarkStart w:id="145" w:name="ref-peccoud1995"/>
+    <w:p>
+      <w:pPr>
+        <w:pStyle w:val="Bibliography"/>
+      </w:pPr>
+      <w:r>
+        <w:t xml:space="preserve">34.</w:t>
+      </w:r>
+      <w:r>
+        <w:t xml:space="preserve"> </w:t>
+      </w:r>
+      <w:r>
+        <w:t xml:space="preserve">	</w:t>
+      </w:r>
+      <w:r>
+        <w:t xml:space="preserve">Peccoud J, Ycart B. Markovian modeling of gene-product synthesis. Theoretical Population Biology. 1995;48: 222–234. doi:</w:t>
+      </w:r>
+      <w:hyperlink r:id="rId144">
         <w:r>
           <w:rPr>
             <w:rStyle w:val="Hyperlink"/>
           </w:rPr>
-          <w:t xml:space="preserve"> </w:t>
+          <w:t xml:space="preserve">10.1006/tpbi.1995.1027</w:t>
         </w:r>
+      </w:hyperlink>
+    </w:p>
+    <w:bookmarkEnd w:id="145"/>
+    <w:bookmarkStart w:id="147" w:name="ref-beentjes2020"/>
+    <w:p>
+      <w:pPr>
+        <w:pStyle w:val="Bibliography"/>
+      </w:pPr>
+      <w:r>
+        <w:t xml:space="preserve">35.</w:t>
+      </w:r>
+      <w:r>
+        <w:t xml:space="preserve"> </w:t>
+      </w:r>
+      <w:r>
+        <w:t xml:space="preserve">	</w:t>
+      </w:r>
+      <w:r>
+        <w:t xml:space="preserve">Beentjes CHL, Perez-Carrasco R, Grima R. Exact solution of stochastic gene expression models with bursting, cell cycle and replication dynamics. Physical Review E. 2020;101: 032403. doi:</w:t>
+      </w:r>
+      <w:hyperlink r:id="rId146">
         <w:r>
           <w:rPr>
             <w:rStyle w:val="Hyperlink"/>
           </w:rPr>
-          <w:t xml:space="preserve">RNA-seq</w:t>
+          <w:t xml:space="preserve">10.1103/PhysRevE.101.032403</w:t>
         </w:r>
+      </w:hyperlink>
+    </w:p>
+    <w:bookmarkEnd w:id="147"/>
+    <w:bookmarkStart w:id="149" w:name="ref-jia2023"/>
+    <w:p>
+      <w:pPr>
+        <w:pStyle w:val="Bibliography"/>
+      </w:pPr>
+      <w:r>
+        <w:t xml:space="preserve">36.</w:t>
+      </w:r>
+      <w:r>
+        <w:t xml:space="preserve"> </w:t>
+      </w:r>
+      <w:r>
+        <w:t xml:space="preserve">	</w:t>
+      </w:r>
+      <w:r>
+        <w:t xml:space="preserve">Jia C, Grima R. Coupling gene expression dynamics to cell size dynamics and cell cycle events: Exact and approximate solutions of the extended telegraph model. iScience. 2023;26: 105746. doi:</w:t>
+      </w:r>
+      <w:hyperlink r:id="rId148">
         <w:r>
           <w:rPr>
             <w:rStyle w:val="Hyperlink"/>
           </w:rPr>
-          <w:t xml:space="preserve"> </w:t>
+          <w:t xml:space="preserve">10.1016/j.isci.2022.105746</w:t>
         </w:r>
+      </w:hyperlink>
+    </w:p>
+    <w:bookmarkEnd w:id="149"/>
+    <w:bookmarkStart w:id="151" w:name="ref-thomas2017"/>
+    <w:p>
+      <w:pPr>
+        <w:pStyle w:val="Bibliography"/>
+      </w:pPr>
+      <w:r>
+        <w:t xml:space="preserve">37.</w:t>
+      </w:r>
+      <w:r>
+        <w:t xml:space="preserve"> </w:t>
+      </w:r>
+      <w:r>
+        <w:t xml:space="preserve">	</w:t>
+      </w:r>
+      <w:r>
+        <w:t xml:space="preserve">Thomas P. Making sense of snapshot data: Ergodic principle for clonal cell populations. Journal of the Royal Society Interface. 2017;14: 20170467. doi:</w:t>
+      </w:r>
+      <w:hyperlink r:id="rId150">
         <w:r>
           <w:rPr>
             <w:rStyle w:val="Hyperlink"/>
           </w:rPr>
-          <w:t xml:space="preserve">data using causal generative adversarial networks</w:t>
+          <w:t xml:space="preserve">10.1098/rsif.2017.0467</w:t>
         </w:r>
       </w:hyperlink>
-      <w:r>
-        <w:t xml:space="preserve">.</w:t>
-      </w:r>
-      <w:r>
-        <w:t xml:space="preserve"> </w:t>
-      </w:r>
-      <w:r>
-        <w:rPr>
-          <w:iCs/>
-          <w:i/>
-        </w:rPr>
-        <w:t xml:space="preserve">Nature Communications</w:t>
-      </w:r>
-      <w:r>
-        <w:t xml:space="preserve"> </w:t>
-      </w:r>
-      <w:r>
-        <w:rPr>
-          <w:bCs/>
-          <w:b/>
-        </w:rPr>
-        <w:t xml:space="preserve">15</w:t>
-      </w:r>
-      <w:r>
-        <w:t xml:space="preserve">, 4055 (2024).</w:t>
-      </w:r>
-    </w:p>
-    <w:bookmarkEnd w:id="114"/>
-    <w:bookmarkStart w:id="116" w:name="ref-zhang2019symsim"/>
+    </w:p>
+    <w:bookmarkEnd w:id="151"/>
+    <w:bookmarkStart w:id="153" w:name="ref-emert2021"/>
     <w:p>
       <w:pPr>
         <w:pStyle w:val="Bibliography"/>
       </w:pPr>
       <w:r>
-        <w:t xml:space="preserve">20.</w:t>
+        <w:t xml:space="preserve">38.</w:t>
       </w:r>
       <w:r>
         <w:t xml:space="preserve"> </w:t>
@@ -10607,78 +10643,151 @@
         <w:t xml:space="preserve">	</w:t>
       </w:r>
       <w:r>
-        <w:t xml:space="preserve">Zhang, X., Xu, C. &amp; Yosef, N.</w:t>
-      </w:r>
-      <w:r>
-        <w:t xml:space="preserve"> </w:t>
-      </w:r>
-      <w:hyperlink r:id="rId115">
+        <w:t xml:space="preserve">Emert BL, Cote CJ, Torre EA, Dardani IP, Jiang CL, Jain N, et al. Variability within rare cell states enables multiple paths toward drug resistance. Nature Biotechnology. 2021;39: 865–876. doi:</w:t>
+      </w:r>
+      <w:hyperlink r:id="rId152">
         <w:r>
           <w:rPr>
             <w:rStyle w:val="Hyperlink"/>
           </w:rPr>
-          <w:t xml:space="preserve">Simulating multiple faceted variability in single cell</w:t>
+          <w:t xml:space="preserve">10.1038/s41587-021-00837-3</w:t>
         </w:r>
+      </w:hyperlink>
+    </w:p>
+    <w:bookmarkEnd w:id="153"/>
+    <w:bookmarkStart w:id="155" w:name="ref-torre2021"/>
+    <w:p>
+      <w:pPr>
+        <w:pStyle w:val="Bibliography"/>
+      </w:pPr>
+      <w:r>
+        <w:t xml:space="preserve">39.</w:t>
+      </w:r>
+      <w:r>
+        <w:t xml:space="preserve"> </w:t>
+      </w:r>
+      <w:r>
+        <w:t xml:space="preserve">	</w:t>
+      </w:r>
+      <w:r>
+        <w:t xml:space="preserve">Torre EA, Arai E, Bayatpour S, Jiang CL, Beck LE, Emert BL, et al. Genetic screening for single-cell variability modulators driving therapy resistance. Nature Genetics. 2021;53: 76–85. doi:</w:t>
+      </w:r>
+      <w:hyperlink r:id="rId154">
         <w:r>
           <w:rPr>
             <w:rStyle w:val="Hyperlink"/>
           </w:rPr>
-          <w:t xml:space="preserve"> </w:t>
+          <w:t xml:space="preserve">10.1038/s41588-020-00749-z</w:t>
         </w:r>
+      </w:hyperlink>
+    </w:p>
+    <w:bookmarkEnd w:id="155"/>
+    <w:bookmarkStart w:id="157" w:name="ref-gunnarsson2020"/>
+    <w:p>
+      <w:pPr>
+        <w:pStyle w:val="Bibliography"/>
+      </w:pPr>
+      <w:r>
+        <w:t xml:space="preserve">40.</w:t>
+      </w:r>
+      <w:r>
+        <w:t xml:space="preserve"> </w:t>
+      </w:r>
+      <w:r>
+        <w:t xml:space="preserve">	</w:t>
+      </w:r>
+      <w:r>
+        <w:t xml:space="preserve">Gunnarsson EB, De S, Leder K, Foo J. Understanding the role of phenotypic switching in cancer drug resistance. Journal of Theoretical Biology. 2020;490: 110162. doi:</w:t>
+      </w:r>
+      <w:hyperlink r:id="rId156">
         <w:r>
           <w:rPr>
             <w:rStyle w:val="Hyperlink"/>
           </w:rPr>
-          <w:t xml:space="preserve">RNA</w:t>
+          <w:t xml:space="preserve">10.1016/j.jtbi.2020.110162</w:t>
         </w:r>
+      </w:hyperlink>
+    </w:p>
+    <w:bookmarkEnd w:id="157"/>
+    <w:bookmarkStart w:id="159" w:name="ref-lasri2020"/>
+    <w:p>
+      <w:pPr>
+        <w:pStyle w:val="Bibliography"/>
+      </w:pPr>
+      <w:r>
+        <w:t xml:space="preserve">41.</w:t>
+      </w:r>
+      <w:r>
+        <w:t xml:space="preserve"> </w:t>
+      </w:r>
+      <w:r>
+        <w:t xml:space="preserve">	</w:t>
+      </w:r>
+      <w:r>
+        <w:t xml:space="preserve">Lasri A, Juric V, Verreault M, Bielle F, Idbaih A, Kel A, et al. Phenotypic selection through cell death: Stochastic modelling of</w:t>
+      </w:r>
+      <w:r>
+        <w:t xml:space="preserve"> </w:t>
+      </w:r>
+      <w:r>
+        <w:t xml:space="preserve">O</w:t>
+      </w:r>
+      <w:r>
+        <w:t xml:space="preserve">-6-methylguanine-</w:t>
+      </w:r>
+      <w:r>
+        <w:t xml:space="preserve">DNA</w:t>
+      </w:r>
+      <w:r>
+        <w:t xml:space="preserve"> </w:t>
+      </w:r>
+      <w:r>
+        <w:t xml:space="preserve">methyltransferase dynamics. Royal Society Open Science. 2020;7: 191243. doi:</w:t>
+      </w:r>
+      <w:hyperlink r:id="rId158">
         <w:r>
           <w:rPr>
             <w:rStyle w:val="Hyperlink"/>
           </w:rPr>
-          <w:t xml:space="preserve"> </w:t>
+          <w:t xml:space="preserve">10.1098/rsos.191243</w:t>
         </w:r>
+      </w:hyperlink>
+    </w:p>
+    <w:bookmarkEnd w:id="159"/>
+    <w:bookmarkStart w:id="161" w:name="ref-corigliano2025"/>
+    <w:p>
+      <w:pPr>
+        <w:pStyle w:val="Bibliography"/>
+      </w:pPr>
+      <w:r>
+        <w:t xml:space="preserve">42.</w:t>
+      </w:r>
+      <w:r>
+        <w:t xml:space="preserve"> </w:t>
+      </w:r>
+      <w:r>
+        <w:t xml:space="preserve">	</w:t>
+      </w:r>
+      <w:r>
+        <w:t xml:space="preserve">Corigliano M, Di Bernardo A, Cosentino Lagomarsino M, Pompei S. Optimal treatment for drug-induced cancer persisters involves release periods and intermediate drug doses. PRX Life. 2025. doi:</w:t>
+      </w:r>
+      <w:hyperlink r:id="rId160">
         <w:r>
           <w:rPr>
             <w:rStyle w:val="Hyperlink"/>
           </w:rPr>
-          <w:t xml:space="preserve">sequencing</w:t>
+          <w:t xml:space="preserve">10.1103/mh5v-lcyw</w:t>
         </w:r>
       </w:hyperlink>
-      <w:r>
-        <w:t xml:space="preserve">.</w:t>
-      </w:r>
-      <w:r>
-        <w:t xml:space="preserve"> </w:t>
-      </w:r>
-      <w:r>
-        <w:rPr>
-          <w:iCs/>
-          <w:i/>
-        </w:rPr>
-        <w:t xml:space="preserve">Nature Communications</w:t>
-      </w:r>
-      <w:r>
-        <w:t xml:space="preserve"> </w:t>
-      </w:r>
-      <w:r>
-        <w:rPr>
-          <w:bCs/>
-          <w:b/>
-        </w:rPr>
-        <w:t xml:space="preserve">10</w:t>
-      </w:r>
-      <w:r>
-        <w:t xml:space="preserve">, 2611 (2019).</w:t>
-      </w:r>
-    </w:p>
-    <w:bookmarkEnd w:id="116"/>
-    <w:bookmarkStart w:id="118" w:name="ref-dibaeinia2020"/>
+    </w:p>
+    <w:bookmarkEnd w:id="161"/>
+    <w:bookmarkStart w:id="163" w:name="ref-bernton2019"/>
     <w:p>
       <w:pPr>
         <w:pStyle w:val="Bibliography"/>
       </w:pPr>
       <w:r>
-        <w:t xml:space="preserve">21.</w:t>
+        <w:t xml:space="preserve">43.</w:t>
       </w:r>
       <w:r>
         <w:t xml:space="preserve"> </w:t>
@@ -10687,60 +10796,76 @@
         <w:t xml:space="preserve">	</w:t>
       </w:r>
       <w:r>
-        <w:t xml:space="preserve">Dibaeinia, P. &amp; Sinha, S.</w:t>
-      </w:r>
-      <w:r>
-        <w:t xml:space="preserve"> </w:t>
-      </w:r>
-      <w:hyperlink r:id="rId117">
+        <w:t xml:space="preserve">Bernton E, Jacob PE, Gerber M, Robert CP. Approximate</w:t>
+      </w:r>
+      <w:r>
+        <w:t xml:space="preserve"> </w:t>
+      </w:r>
+      <w:r>
+        <w:t xml:space="preserve">Bayesian</w:t>
+      </w:r>
+      <w:r>
+        <w:t xml:space="preserve"> </w:t>
+      </w:r>
+      <w:r>
+        <w:t xml:space="preserve">computation with the</w:t>
+      </w:r>
+      <w:r>
+        <w:t xml:space="preserve"> </w:t>
+      </w:r>
+      <w:r>
+        <w:t xml:space="preserve">Wasserstein</w:t>
+      </w:r>
+      <w:r>
+        <w:t xml:space="preserve"> </w:t>
+      </w:r>
+      <w:r>
+        <w:t xml:space="preserve">distance. Journal of the Royal Statistical Society: Series B. 2019;81: 235–269. doi:</w:t>
+      </w:r>
+      <w:hyperlink r:id="rId162">
         <w:r>
           <w:rPr>
             <w:rStyle w:val="Hyperlink"/>
           </w:rPr>
-          <w:t xml:space="preserve">SERGIO</w:t>
+          <w:t xml:space="preserve">10.1111/rssb.12312</w:t>
         </w:r>
+      </w:hyperlink>
+    </w:p>
+    <w:bookmarkEnd w:id="163"/>
+    <w:bookmarkStart w:id="165" w:name="ref-sandler2015"/>
+    <w:p>
+      <w:pPr>
+        <w:pStyle w:val="Bibliography"/>
+      </w:pPr>
+      <w:r>
+        <w:t xml:space="preserve">44.</w:t>
+      </w:r>
+      <w:r>
+        <w:t xml:space="preserve"> </w:t>
+      </w:r>
+      <w:r>
+        <w:t xml:space="preserve">	</w:t>
+      </w:r>
+      <w:r>
+        <w:t xml:space="preserve">Sandler O, Mizrahi SP, Weiss N, Agam O, Simon I, Balaban NQ. Lineage correlations of single cell division time as a probe of cell-cycle dynamics. Nature. 2015;519: 468–471. doi:</w:t>
+      </w:r>
+      <w:hyperlink r:id="rId164">
         <w:r>
           <w:rPr>
             <w:rStyle w:val="Hyperlink"/>
           </w:rPr>
-          <w:t xml:space="preserve">: A single-cell expression simulator guided by gene regulatory networks</w:t>
+          <w:t xml:space="preserve">10.1038/nature14318</w:t>
         </w:r>
       </w:hyperlink>
-      <w:r>
-        <w:t xml:space="preserve">.</w:t>
-      </w:r>
-      <w:r>
-        <w:t xml:space="preserve"> </w:t>
-      </w:r>
-      <w:r>
-        <w:rPr>
-          <w:iCs/>
-          <w:i/>
-        </w:rPr>
-        <w:t xml:space="preserve">Cell Systems</w:t>
-      </w:r>
-      <w:r>
-        <w:t xml:space="preserve"> </w:t>
-      </w:r>
-      <w:r>
-        <w:rPr>
-          <w:bCs/>
-          <w:b/>
-        </w:rPr>
-        <w:t xml:space="preserve">11</w:t>
-      </w:r>
-      <w:r>
-        <w:t xml:space="preserve">, 252–271 (2020).</w:t>
-      </w:r>
-    </w:p>
-    <w:bookmarkEnd w:id="118"/>
-    <w:bookmarkStart w:id="120" w:name="ref-cannoodt2021"/>
+    </w:p>
+    <w:bookmarkEnd w:id="165"/>
+    <w:bookmarkStart w:id="167" w:name="ref-kuchen2020"/>
     <w:p>
       <w:pPr>
         <w:pStyle w:val="Bibliography"/>
       </w:pPr>
       <w:r>
-        <w:t xml:space="preserve">22.</w:t>
+        <w:t xml:space="preserve">45.</w:t>
       </w:r>
       <w:r>
         <w:t xml:space="preserve"> </w:t>
@@ -10749,54 +10874,25 @@
         <w:t xml:space="preserve">	</w:t>
       </w:r>
       <w:r>
-        <w:t xml:space="preserve">Cannoodt, R., Saelens, W., Deconinck, L. &amp; Saeys, Y.</w:t>
-      </w:r>
-      <w:r>
-        <w:t xml:space="preserve"> </w:t>
-      </w:r>
-      <w:hyperlink r:id="rId119">
+        <w:t xml:space="preserve">Kuchen EE, Becker NB, Claudino N, Höfer T. Hidden long-range memories of growth and cycle speed correlate cell cycles in lineage trees. eLife. 2020;9: e51002. doi:</w:t>
+      </w:r>
+      <w:hyperlink r:id="rId166">
         <w:r>
           <w:rPr>
             <w:rStyle w:val="Hyperlink"/>
           </w:rPr>
-          <w:t xml:space="preserve">Spearheading future omics analyses using dyngen, a multi-modal simulator of single cells</w:t>
+          <w:t xml:space="preserve">10.7554/eLife.51002</w:t>
         </w:r>
       </w:hyperlink>
-      <w:r>
-        <w:t xml:space="preserve">.</w:t>
-      </w:r>
-      <w:r>
-        <w:t xml:space="preserve"> </w:t>
-      </w:r>
-      <w:r>
-        <w:rPr>
-          <w:iCs/>
-          <w:i/>
-        </w:rPr>
-        <w:t xml:space="preserve">Nature Communications</w:t>
-      </w:r>
-      <w:r>
-        <w:t xml:space="preserve"> </w:t>
-      </w:r>
-      <w:r>
-        <w:rPr>
-          <w:bCs/>
-          <w:b/>
-        </w:rPr>
-        <w:t xml:space="preserve">12</w:t>
-      </w:r>
-      <w:r>
-        <w:t xml:space="preserve">, 3942 (2021).</w:t>
-      </w:r>
-    </w:p>
-    <w:bookmarkEnd w:id="120"/>
-    <w:bookmarkStart w:id="122" w:name="ref-li2025scmultisim"/>
+    </w:p>
+    <w:bookmarkEnd w:id="167"/>
+    <w:bookmarkStart w:id="169" w:name="ref-chakrabarti2018"/>
     <w:p>
       <w:pPr>
         <w:pStyle w:val="Bibliography"/>
       </w:pPr>
       <w:r>
-        <w:t xml:space="preserve">23.</w:t>
+        <w:t xml:space="preserve">46.</w:t>
       </w:r>
       <w:r>
         <w:t xml:space="preserve"> </w:t>
@@ -10805,60 +10901,85 @@
         <w:t xml:space="preserve">	</w:t>
       </w:r>
       <w:r>
-        <w:t xml:space="preserve">Li, H., Zhang, Z., Squires, M., Chen, X. &amp; Zhang, X.</w:t>
-      </w:r>
-      <w:r>
-        <w:t xml:space="preserve"> </w:t>
-      </w:r>
-      <w:hyperlink r:id="rId121">
+        <w:t xml:space="preserve">Chakrabarti S, Paek AL, Reyes J, Lasick KA, Lahav G, Michor F. Hidden heterogeneity and circadian-controlled cell fate inferred from single cell lineages. Nature Communications. 2018;9: 5372. doi:</w:t>
+      </w:r>
+      <w:hyperlink r:id="rId168">
         <w:r>
           <w:rPr>
             <w:rStyle w:val="Hyperlink"/>
           </w:rPr>
-          <w:t xml:space="preserve">scMultiSim</w:t>
+          <w:t xml:space="preserve">10.1038/s41467-018-07788-5</w:t>
         </w:r>
+      </w:hyperlink>
+    </w:p>
+    <w:bookmarkEnd w:id="169"/>
+    <w:bookmarkStart w:id="171" w:name="ref-algazi2020"/>
+    <w:p>
+      <w:pPr>
+        <w:pStyle w:val="Bibliography"/>
+      </w:pPr>
+      <w:r>
+        <w:t xml:space="preserve">47.</w:t>
+      </w:r>
+      <w:r>
+        <w:t xml:space="preserve"> </w:t>
+      </w:r>
+      <w:r>
+        <w:t xml:space="preserve">	</w:t>
+      </w:r>
+      <w:r>
+        <w:t xml:space="preserve">Algazi AP, Othus M, Daud AI, Lo RS, Mehnert JM, Truong T-G, et al. Continuous versus intermittent</w:t>
+      </w:r>
+      <w:r>
+        <w:t xml:space="preserve"> </w:t>
+      </w:r>
+      <w:r>
+        <w:t xml:space="preserve">BRAF</w:t>
+      </w:r>
+      <w:r>
+        <w:t xml:space="preserve"> </w:t>
+      </w:r>
+      <w:r>
+        <w:t xml:space="preserve">and</w:t>
+      </w:r>
+      <w:r>
+        <w:t xml:space="preserve"> </w:t>
+      </w:r>
+      <w:r>
+        <w:t xml:space="preserve">MEK</w:t>
+      </w:r>
+      <w:r>
+        <w:t xml:space="preserve"> </w:t>
+      </w:r>
+      <w:r>
+        <w:t xml:space="preserve">inhibition in patients with</w:t>
+      </w:r>
+      <w:r>
+        <w:t xml:space="preserve"> </w:t>
+      </w:r>
+      <w:r>
+        <w:t xml:space="preserve">BRAF</w:t>
+      </w:r>
+      <w:r>
+        <w:t xml:space="preserve">-mutated melanoma: A randomized phase 2 trial. Nature Medicine. 2020;26: 1564–1568. doi:</w:t>
+      </w:r>
+      <w:hyperlink r:id="rId170">
         <w:r>
           <w:rPr>
             <w:rStyle w:val="Hyperlink"/>
           </w:rPr>
-          <w:t xml:space="preserve">: Simulation of single-cell multi-omics and spatial data guided by gene regulatory networks and cell–cell interactions</w:t>
+          <w:t xml:space="preserve">10.1038/s41591-020-1060-8</w:t>
         </w:r>
       </w:hyperlink>
-      <w:r>
-        <w:t xml:space="preserve">.</w:t>
-      </w:r>
-      <w:r>
-        <w:t xml:space="preserve"> </w:t>
-      </w:r>
-      <w:r>
-        <w:rPr>
-          <w:iCs/>
-          <w:i/>
-        </w:rPr>
-        <w:t xml:space="preserve">Nature Methods</w:t>
-      </w:r>
-      <w:r>
-        <w:t xml:space="preserve"> </w:t>
-      </w:r>
-      <w:r>
-        <w:rPr>
-          <w:bCs/>
-          <w:b/>
-        </w:rPr>
-        <w:t xml:space="preserve">22</w:t>
-      </w:r>
-      <w:r>
-        <w:t xml:space="preserve">, 982–993 (2025).</w:t>
-      </w:r>
-    </w:p>
-    <w:bookmarkEnd w:id="122"/>
-    <w:bookmarkStart w:id="124" w:name="ref-pan2022tedsim"/>
+    </w:p>
+    <w:bookmarkEnd w:id="171"/>
+    <w:bookmarkStart w:id="173" w:name="ref-zhang2017adaptive"/>
     <w:p>
       <w:pPr>
         <w:pStyle w:val="Bibliography"/>
       </w:pPr>
       <w:r>
-        <w:t xml:space="preserve">24.</w:t>
+        <w:t xml:space="preserve">48.</w:t>
       </w:r>
       <w:r>
         <w:t xml:space="preserve"> </w:t>
@@ -10867,84 +10988,184 @@
         <w:t xml:space="preserve">	</w:t>
       </w:r>
       <w:r>
-        <w:t xml:space="preserve">Pan, X., Li, H. &amp; Zhang, X.</w:t>
-      </w:r>
-      <w:r>
-        <w:t xml:space="preserve"> </w:t>
-      </w:r>
-      <w:hyperlink r:id="rId123">
+        <w:t xml:space="preserve">Zhang J, Cunningham JJ, Brown JS, Gatenby RA. Integrating evolutionary dynamics into treatment of metastatic castrate-resistant prostate cancer. Nature Communications. 2017;8: 1816. doi:</w:t>
+      </w:r>
+      <w:hyperlink r:id="rId172">
         <w:r>
           <w:rPr>
             <w:rStyle w:val="Hyperlink"/>
           </w:rPr>
-          <w:t xml:space="preserve">TedSim</w:t>
+          <w:t xml:space="preserve">10.1038/s41467-017-01968-5</w:t>
         </w:r>
+      </w:hyperlink>
+    </w:p>
+    <w:bookmarkEnd w:id="173"/>
+    <w:bookmarkStart w:id="175" w:name="ref-dasthakur2013"/>
+    <w:p>
+      <w:pPr>
+        <w:pStyle w:val="Bibliography"/>
+      </w:pPr>
+      <w:r>
+        <w:t xml:space="preserve">49.</w:t>
+      </w:r>
+      <w:r>
+        <w:t xml:space="preserve"> </w:t>
+      </w:r>
+      <w:r>
+        <w:t xml:space="preserve">	</w:t>
+      </w:r>
+      <w:r>
+        <w:t xml:space="preserve">Das Thakur M, Salangsang F, Landman AS, Sellers WR, Pryer NK, Levesque MP, et al. Modelling vemurafenib resistance in melanoma reveals a strategy to forestall drug resistance. Nature. 2013;494: 251–255. doi:</w:t>
+      </w:r>
+      <w:hyperlink r:id="rId174">
         <w:r>
           <w:rPr>
             <w:rStyle w:val="Hyperlink"/>
           </w:rPr>
-          <w:t xml:space="preserve">: Temporal dynamics simulation of single-cell</w:t>
+          <w:t xml:space="preserve">10.1038/nature11814</w:t>
         </w:r>
+      </w:hyperlink>
+    </w:p>
+    <w:bookmarkEnd w:id="175"/>
+    <w:bookmarkStart w:id="177" w:name="ref-strobl2021"/>
+    <w:p>
+      <w:pPr>
+        <w:pStyle w:val="Bibliography"/>
+      </w:pPr>
+      <w:r>
+        <w:t xml:space="preserve">50.</w:t>
+      </w:r>
+      <w:r>
+        <w:t xml:space="preserve"> </w:t>
+      </w:r>
+      <w:r>
+        <w:t xml:space="preserve">	</w:t>
+      </w:r>
+      <w:r>
+        <w:t xml:space="preserve">Strobl MAR, West J, Viossat Y, Damaghi M, Robertson-Tessi M, Brown JS, et al. Turnover modulates the need for a cost of resistance in adaptive therapy. Cancer Research. 2021;81: 1135–1147. doi:</w:t>
+      </w:r>
+      <w:hyperlink r:id="rId176">
         <w:r>
           <w:rPr>
             <w:rStyle w:val="Hyperlink"/>
           </w:rPr>
-          <w:t xml:space="preserve"> </w:t>
+          <w:t xml:space="preserve">10.1158/0008-5472.CAN-20-0806</w:t>
         </w:r>
+      </w:hyperlink>
+    </w:p>
+    <w:bookmarkEnd w:id="177"/>
+    <w:bookmarkStart w:id="179" w:name="ref-gilbert2013"/>
+    <w:p>
+      <w:pPr>
+        <w:pStyle w:val="Bibliography"/>
+      </w:pPr>
+      <w:r>
+        <w:t xml:space="preserve">51.</w:t>
+      </w:r>
+      <w:r>
+        <w:t xml:space="preserve"> </w:t>
+      </w:r>
+      <w:r>
+        <w:t xml:space="preserve">	</w:t>
+      </w:r>
+      <w:r>
+        <w:t xml:space="preserve">Gilbert MR, Wang M, Aldape KD, Stupp R, Hegi ME, Jaeckle KA, et al. Dose-dense temozolomide for newly diagnosed glioblastoma: A randomized phase</w:t>
+      </w:r>
+      <w:r>
+        <w:t xml:space="preserve"> </w:t>
+      </w:r>
+      <w:r>
+        <w:t xml:space="preserve">III</w:t>
+      </w:r>
+      <w:r>
+        <w:t xml:space="preserve"> </w:t>
+      </w:r>
+      <w:r>
+        <w:t xml:space="preserve">clinical trial. Journal of Clinical Oncology. 2013;31: 4085–4091. doi:</w:t>
+      </w:r>
+      <w:hyperlink r:id="rId178">
         <w:r>
           <w:rPr>
             <w:rStyle w:val="Hyperlink"/>
           </w:rPr>
-          <w:t xml:space="preserve">RNA</w:t>
+          <w:t xml:space="preserve">10.1200/JCO.2013.49.6968</w:t>
         </w:r>
+      </w:hyperlink>
+    </w:p>
+    <w:bookmarkEnd w:id="179"/>
+    <w:bookmarkStart w:id="181" w:name="ref-ostermann2004"/>
+    <w:p>
+      <w:pPr>
+        <w:pStyle w:val="Bibliography"/>
+      </w:pPr>
+      <w:r>
+        <w:t xml:space="preserve">52.</w:t>
+      </w:r>
+      <w:r>
+        <w:t xml:space="preserve"> </w:t>
+      </w:r>
+      <w:r>
+        <w:t xml:space="preserve">	</w:t>
+      </w:r>
+      <w:r>
+        <w:t xml:space="preserve">Ostermann S, Csajka C, Buclin T, Leyvraz S, Lejeune F, Decosterd LA, et al. Plasma and cerebrospinal fluid population pharmacokinetics of temozolomide in malignant glioma patients. Clinical Cancer Research. 2004;10: 3728–3736. doi:</w:t>
+      </w:r>
+      <w:hyperlink r:id="rId180">
         <w:r>
           <w:rPr>
             <w:rStyle w:val="Hyperlink"/>
           </w:rPr>
-          <w:t xml:space="preserve"> </w:t>
+          <w:t xml:space="preserve">10.1158/1078-0432.CCR-03-0807</w:t>
         </w:r>
+      </w:hyperlink>
+    </w:p>
+    <w:bookmarkEnd w:id="181"/>
+    <w:bookmarkStart w:id="183" w:name="ref-rudek2004"/>
+    <w:p>
+      <w:pPr>
+        <w:pStyle w:val="Bibliography"/>
+      </w:pPr>
+      <w:r>
+        <w:t xml:space="preserve">53.</w:t>
+      </w:r>
+      <w:r>
+        <w:t xml:space="preserve"> </w:t>
+      </w:r>
+      <w:r>
+        <w:t xml:space="preserve">	</w:t>
+      </w:r>
+      <w:r>
+        <w:t xml:space="preserve">Rudek MA, Donehower RC, Statkevich P, Batra VK, Cutler DL, Baker SD. Temozolomide in patients with advanced cancer: Phase</w:t>
+      </w:r>
+      <w:r>
+        <w:t xml:space="preserve"> </w:t>
+      </w:r>
+      <w:r>
+        <w:t xml:space="preserve">I</w:t>
+      </w:r>
+      <w:r>
+        <w:t xml:space="preserve"> </w:t>
+      </w:r>
+      <w:r>
+        <w:t xml:space="preserve">and pharmacokinetic study. Pharmacotherapy. 2004;24: 16–25. doi:</w:t>
+      </w:r>
+      <w:hyperlink r:id="rId182">
         <w:r>
           <w:rPr>
             <w:rStyle w:val="Hyperlink"/>
           </w:rPr>
-          <w:t xml:space="preserve">sequencing data and cell division history</w:t>
+          <w:t xml:space="preserve">10.1592/phco.24.1.16.34800</w:t>
         </w:r>
       </w:hyperlink>
-      <w:r>
-        <w:t xml:space="preserve">.</w:t>
-      </w:r>
-      <w:r>
-        <w:t xml:space="preserve"> </w:t>
-      </w:r>
-      <w:r>
-        <w:rPr>
-          <w:iCs/>
-          <w:i/>
-        </w:rPr>
-        <w:t xml:space="preserve">Nucleic Acids Research</w:t>
-      </w:r>
-      <w:r>
-        <w:t xml:space="preserve"> </w:t>
-      </w:r>
-      <w:r>
-        <w:rPr>
-          <w:bCs/>
-          <w:b/>
-        </w:rPr>
-        <w:t xml:space="preserve">50</w:t>
-      </w:r>
-      <w:r>
-        <w:t xml:space="preserve">, 4272–4288 (2022).</w:t>
-      </w:r>
-    </w:p>
-    <w:bookmarkEnd w:id="124"/>
-    <w:bookmarkStart w:id="126" w:name="ref-jones2020cassiopeia"/>
+    </w:p>
+    <w:bookmarkEnd w:id="183"/>
+    <w:bookmarkStart w:id="185" w:name="ref-tolcher2003"/>
     <w:p>
       <w:pPr>
         <w:pStyle w:val="Bibliography"/>
       </w:pPr>
       <w:r>
-        <w:t xml:space="preserve">25.</w:t>
+        <w:t xml:space="preserve">54.</w:t>
       </w:r>
       <w:r>
         <w:t xml:space="preserve"> </w:t>
@@ -10953,76 +11174,127 @@
         <w:t xml:space="preserve">	</w:t>
       </w:r>
       <w:r>
-        <w:t xml:space="preserve">Jones, M. G.</w:t>
-      </w:r>
-      <w:r>
-        <w:t xml:space="preserve"> </w:t>
-      </w:r>
-      <w:r>
-        <w:rPr>
-          <w:iCs/>
-          <w:i/>
-        </w:rPr>
-        <w:t xml:space="preserve">et al.</w:t>
-      </w:r>
-      <w:r>
-        <w:t xml:space="preserve"> </w:t>
-      </w:r>
-      <w:hyperlink r:id="rId125">
+        <w:t xml:space="preserve">Tolcher AW, Gerson SL, Denis L, Geyer C, Hammond LA, Patnaik A, et al. Marked inactivation of</w:t>
+      </w:r>
+      <w:r>
+        <w:t xml:space="preserve"> </w:t>
+      </w:r>
+      <w:r>
+        <w:t xml:space="preserve">O6-alkylguanine-DNA</w:t>
+      </w:r>
+      <w:r>
+        <w:t xml:space="preserve"> </w:t>
+      </w:r>
+      <w:r>
+        <w:t xml:space="preserve">alkyltransferase activity with protracted temozolomide schedules. British Journal of Cancer. 2003;88: 1004–1011. doi:</w:t>
+      </w:r>
+      <w:hyperlink r:id="rId184">
         <w:r>
           <w:rPr>
             <w:rStyle w:val="Hyperlink"/>
           </w:rPr>
-          <w:t xml:space="preserve">Inference of single-cell phylogenies from lineage tracing data using</w:t>
+          <w:t xml:space="preserve">10.1038/sj.bjc.6600827</w:t>
         </w:r>
+      </w:hyperlink>
+    </w:p>
+    <w:bookmarkEnd w:id="185"/>
+    <w:bookmarkStart w:id="187" w:name="ref-middleton2000"/>
+    <w:p>
+      <w:pPr>
+        <w:pStyle w:val="Bibliography"/>
+      </w:pPr>
+      <w:r>
+        <w:t xml:space="preserve">55.</w:t>
+      </w:r>
+      <w:r>
+        <w:t xml:space="preserve"> </w:t>
+      </w:r>
+      <w:r>
+        <w:t xml:space="preserve">	</w:t>
+      </w:r>
+      <w:r>
+        <w:t xml:space="preserve">Middleton MR, Lee SM, Arance A, Wood M, Thatcher N, Margison GP.</w:t>
+      </w:r>
+      <w:r>
+        <w:t xml:space="preserve"> </w:t>
+      </w:r>
+      <w:r>
+        <w:t xml:space="preserve">O6-methylguanine</w:t>
+      </w:r>
+      <w:r>
+        <w:t xml:space="preserve"> </w:t>
+      </w:r>
+      <w:r>
+        <w:t xml:space="preserve">formation, repair protein depletion and clinical outcome with a 4 hr schedule of temozolomide in the treatment of advanced melanoma: Results of a phase</w:t>
+      </w:r>
+      <w:r>
+        <w:t xml:space="preserve"> </w:t>
+      </w:r>
+      <w:r>
+        <w:t xml:space="preserve">II</w:t>
+      </w:r>
+      <w:r>
+        <w:t xml:space="preserve"> </w:t>
+      </w:r>
+      <w:r>
+        <w:t xml:space="preserve">study. International Journal of Cancer. 2000;88: 469–473. doi:</w:t>
+      </w:r>
+      <w:hyperlink r:id="rId186">
         <w:r>
           <w:rPr>
             <w:rStyle w:val="Hyperlink"/>
           </w:rPr>
-          <w:t xml:space="preserve"> </w:t>
+          <w:t xml:space="preserve">10.1002/1097-0215(20001101)88:3&lt;469::AID-IJC21&gt;3.0.CO;2-7</w:t>
         </w:r>
+      </w:hyperlink>
+    </w:p>
+    <w:bookmarkEnd w:id="187"/>
+    <w:bookmarkStart w:id="189" w:name="ref-robinson2010"/>
+    <w:p>
+      <w:pPr>
+        <w:pStyle w:val="Bibliography"/>
+      </w:pPr>
+      <w:r>
+        <w:t xml:space="preserve">56.</w:t>
+      </w:r>
+      <w:r>
+        <w:t xml:space="preserve"> </w:t>
+      </w:r>
+      <w:r>
+        <w:t xml:space="preserve">	</w:t>
+      </w:r>
+      <w:r>
+        <w:t xml:space="preserve">Robinson CG, Palomo JM, Rahmathulla G, McGraw M, Donze J, Liu L, et al. Effect of alternative temozolomide schedules on glioblastoma</w:t>
+      </w:r>
+      <w:r>
+        <w:t xml:space="preserve"> </w:t>
+      </w:r>
+      <w:r>
+        <w:t xml:space="preserve">O6-methylguanine-DNA</w:t>
+      </w:r>
+      <w:r>
+        <w:t xml:space="preserve"> </w:t>
+      </w:r>
+      <w:r>
+        <w:t xml:space="preserve">methyltransferase activity and survival. British Journal of Cancer. 2010;103: 498–504. doi:</w:t>
+      </w:r>
+      <w:hyperlink r:id="rId188">
         <w:r>
           <w:rPr>
             <w:rStyle w:val="Hyperlink"/>
           </w:rPr>
-          <w:t xml:space="preserve">Cassiopeia</w:t>
+          <w:t xml:space="preserve">10.1038/sj.bjc.6605792</w:t>
         </w:r>
       </w:hyperlink>
-      <w:r>
-        <w:t xml:space="preserve">.</w:t>
-      </w:r>
-      <w:r>
-        <w:t xml:space="preserve"> </w:t>
-      </w:r>
-      <w:r>
-        <w:rPr>
-          <w:iCs/>
-          <w:i/>
-        </w:rPr>
-        <w:t xml:space="preserve">Genome Biology</w:t>
-      </w:r>
-      <w:r>
-        <w:t xml:space="preserve"> </w:t>
-      </w:r>
-      <w:r>
-        <w:rPr>
-          <w:bCs/>
-          <w:b/>
-        </w:rPr>
-        <w:t xml:space="preserve">21</w:t>
-      </w:r>
-      <w:r>
-        <w:t xml:space="preserve">, 92 (2020).</w:t>
-      </w:r>
-    </w:p>
-    <w:bookmarkEnd w:id="126"/>
-    <w:bookmarkStart w:id="128" w:name="ref-pratapa2020"/>
+    </w:p>
+    <w:bookmarkEnd w:id="189"/>
+    <w:bookmarkStart w:id="191" w:name="ref-gillespie1977"/>
     <w:p>
       <w:pPr>
         <w:pStyle w:val="Bibliography"/>
       </w:pPr>
       <w:r>
-        <w:t xml:space="preserve">26.</w:t>
+        <w:t xml:space="preserve">57.</w:t>
       </w:r>
       <w:r>
         <w:t xml:space="preserve"> </w:t>
@@ -11031,54 +11303,25 @@
         <w:t xml:space="preserve">	</w:t>
       </w:r>
       <w:r>
-        <w:t xml:space="preserve">Pratapa, A., Jalihal, A. P., Law, J. N., Bharadwaj, A. &amp; Murali, T. M.</w:t>
-      </w:r>
-      <w:r>
-        <w:t xml:space="preserve"> </w:t>
-      </w:r>
-      <w:hyperlink r:id="rId127">
+        <w:t xml:space="preserve">Gillespie DT. Exact stochastic simulation of coupled chemical reactions. The Journal of Physical Chemistry. 1977;81: 2340–2361. doi:</w:t>
+      </w:r>
+      <w:hyperlink r:id="rId190">
         <w:r>
           <w:rPr>
             <w:rStyle w:val="Hyperlink"/>
           </w:rPr>
-          <w:t xml:space="preserve">Benchmarking algorithms for gene regulatory network inference from single-cell transcriptomic data</w:t>
+          <w:t xml:space="preserve">10.1021/j100540a008</w:t>
         </w:r>
       </w:hyperlink>
-      <w:r>
-        <w:t xml:space="preserve">.</w:t>
-      </w:r>
-      <w:r>
-        <w:t xml:space="preserve"> </w:t>
-      </w:r>
-      <w:r>
-        <w:rPr>
-          <w:iCs/>
-          <w:i/>
-        </w:rPr>
-        <w:t xml:space="preserve">Nature Methods</w:t>
-      </w:r>
-      <w:r>
-        <w:t xml:space="preserve"> </w:t>
-      </w:r>
-      <w:r>
-        <w:rPr>
-          <w:bCs/>
-          <w:b/>
-        </w:rPr>
-        <w:t xml:space="preserve">17</w:t>
-      </w:r>
-      <w:r>
-        <w:t xml:space="preserve">, 147–154 (2020).</w:t>
-      </w:r>
-    </w:p>
-    <w:bookmarkEnd w:id="128"/>
-    <w:bookmarkStart w:id="130" w:name="ref-bertaux2018"/>
+    </w:p>
+    <w:bookmarkEnd w:id="191"/>
+    <w:bookmarkStart w:id="193" w:name="ref-gillespie2001"/>
     <w:p>
       <w:pPr>
         <w:pStyle w:val="Bibliography"/>
       </w:pPr>
       <w:r>
-        <w:t xml:space="preserve">27.</w:t>
+        <w:t xml:space="preserve">58.</w:t>
       </w:r>
       <w:r>
         <w:t xml:space="preserve"> </w:t>
@@ -11087,54 +11330,25 @@
         <w:t xml:space="preserve">	</w:t>
       </w:r>
       <w:r>
-        <w:t xml:space="preserve">Bertaux, F., Marguerat, S. &amp; Shahrezaei, V.</w:t>
-      </w:r>
-      <w:r>
-        <w:t xml:space="preserve"> </w:t>
-      </w:r>
-      <w:hyperlink r:id="rId129">
+        <w:t xml:space="preserve">Gillespie DT. Approximate accelerated stochastic simulation of chemically reacting systems. The Journal of Chemical Physics. 2001;115: 1716–1733. doi:</w:t>
+      </w:r>
+      <w:hyperlink r:id="rId192">
         <w:r>
           <w:rPr>
             <w:rStyle w:val="Hyperlink"/>
           </w:rPr>
-          <w:t xml:space="preserve">Division rate, cell size and proteome allocation: Impact on gene expression noise and implications for the dynamics of genetic circuits</w:t>
+          <w:t xml:space="preserve">10.1063/1.1378322</w:t>
         </w:r>
       </w:hyperlink>
-      <w:r>
-        <w:t xml:space="preserve">.</w:t>
-      </w:r>
-      <w:r>
-        <w:t xml:space="preserve"> </w:t>
-      </w:r>
-      <w:r>
-        <w:rPr>
-          <w:iCs/>
-          <w:i/>
-        </w:rPr>
-        <w:t xml:space="preserve">Royal Society Open Science</w:t>
-      </w:r>
-      <w:r>
-        <w:t xml:space="preserve"> </w:t>
-      </w:r>
-      <w:r>
-        <w:rPr>
-          <w:bCs/>
-          <w:b/>
-        </w:rPr>
-        <w:t xml:space="preserve">5</w:t>
-      </w:r>
-      <w:r>
-        <w:t xml:space="preserve">, 172234 (2018).</w:t>
-      </w:r>
-    </w:p>
-    <w:bookmarkEnd w:id="130"/>
-    <w:bookmarkStart w:id="132" w:name="ref-piho2025abm"/>
+    </w:p>
+    <w:bookmarkEnd w:id="193"/>
+    <w:bookmarkStart w:id="195" w:name="ref-cao2006"/>
     <w:p>
       <w:pPr>
         <w:pStyle w:val="Bibliography"/>
       </w:pPr>
       <w:r>
-        <w:t xml:space="preserve">28.</w:t>
+        <w:t xml:space="preserve">59.</w:t>
       </w:r>
       <w:r>
         <w:t xml:space="preserve"> </w:t>
@@ -11143,60 +11357,64 @@
         <w:t xml:space="preserve">	</w:t>
       </w:r>
       <w:r>
-        <w:t xml:space="preserve">Piho, P. &amp; Thomas, P.</w:t>
-      </w:r>
-      <w:r>
-        <w:t xml:space="preserve"> </w:t>
-      </w:r>
-      <w:hyperlink r:id="rId131">
+        <w:t xml:space="preserve">Cao Y, Gillespie DT, Petzold LR. Efficient step size selection for the tau-leaping simulation method. The Journal of Chemical Physics. 2006;124: 044109. doi:</w:t>
+      </w:r>
+      <w:hyperlink r:id="rId194">
         <w:r>
           <w:rPr>
             <w:rStyle w:val="Hyperlink"/>
           </w:rPr>
-          <w:t xml:space="preserve">AgentBasedModeling.jl</w:t>
+          <w:t xml:space="preserve">10.1063/1.2159468</w:t>
         </w:r>
+      </w:hyperlink>
+    </w:p>
+    <w:bookmarkEnd w:id="195"/>
+    <w:bookmarkStart w:id="197" w:name="ref-cao2005"/>
+    <w:p>
+      <w:pPr>
+        <w:pStyle w:val="Bibliography"/>
+      </w:pPr>
+      <w:r>
+        <w:t xml:space="preserve">60.</w:t>
+      </w:r>
+      <w:r>
+        <w:t xml:space="preserve"> </w:t>
+      </w:r>
+      <w:r>
+        <w:t xml:space="preserve">	</w:t>
+      </w:r>
+      <w:r>
+        <w:t xml:space="preserve">Cao Y, Gillespie DT, Petzold LR. Avoiding negative populations in explicit</w:t>
+      </w:r>
+      <w:r>
+        <w:t xml:space="preserve"> </w:t>
+      </w:r>
+      <w:r>
+        <w:t xml:space="preserve">Poisson</w:t>
+      </w:r>
+      <w:r>
+        <w:t xml:space="preserve"> </w:t>
+      </w:r>
+      <w:r>
+        <w:t xml:space="preserve">tau-leaping. The Journal of Chemical Physics. 2005;123: 054104. doi:</w:t>
+      </w:r>
+      <w:hyperlink r:id="rId196">
         <w:r>
           <w:rPr>
             <w:rStyle w:val="Hyperlink"/>
           </w:rPr>
-          <w:t xml:space="preserve">: A tool for stochastic simulation of structured population dynamics</w:t>
+          <w:t xml:space="preserve">10.1063/1.1992473</w:t>
         </w:r>
       </w:hyperlink>
-      <w:r>
-        <w:t xml:space="preserve">.</w:t>
-      </w:r>
-      <w:r>
-        <w:t xml:space="preserve"> </w:t>
-      </w:r>
-      <w:r>
-        <w:rPr>
-          <w:iCs/>
-          <w:i/>
-        </w:rPr>
-        <w:t xml:space="preserve">PLoS Computational Biology</w:t>
-      </w:r>
-      <w:r>
-        <w:t xml:space="preserve"> </w:t>
-      </w:r>
-      <w:r>
-        <w:rPr>
-          <w:bCs/>
-          <w:b/>
-        </w:rPr>
-        <w:t xml:space="preserve">22</w:t>
-      </w:r>
-      <w:r>
-        <w:t xml:space="preserve">, e1014366 (2026).</w:t>
-      </w:r>
-    </w:p>
-    <w:bookmarkEnd w:id="132"/>
-    <w:bookmarkStart w:id="134" w:name="ref-piho2024feedback"/>
+    </w:p>
+    <w:bookmarkEnd w:id="197"/>
+    <w:bookmarkStart w:id="199" w:name="ref-shaffer2020"/>
     <w:p>
       <w:pPr>
         <w:pStyle w:val="Bibliography"/>
       </w:pPr>
       <w:r>
-        <w:t xml:space="preserve">29.</w:t>
+        <w:t xml:space="preserve">61.</w:t>
       </w:r>
       <w:r>
         <w:t xml:space="preserve"> </w:t>
@@ -11205,54 +11423,25 @@
         <w:t xml:space="preserve">	</w:t>
       </w:r>
       <w:r>
-        <w:t xml:space="preserve">Piho, P. &amp; Thomas, P.</w:t>
-      </w:r>
-      <w:r>
-        <w:t xml:space="preserve"> </w:t>
-      </w:r>
-      <w:hyperlink r:id="rId133">
+        <w:t xml:space="preserve">Shaffer SM, Emert BL, Reyes Hueros RA, Cote C, Harmange G, Schaff DL, et al. Memory sequencing reveals heritable single-cell gene expression programs associated with distinct cellular behaviors. Cell. 2020;182: 947–959. doi:</w:t>
+      </w:r>
+      <w:hyperlink r:id="rId198">
         <w:r>
           <w:rPr>
             <w:rStyle w:val="Hyperlink"/>
           </w:rPr>
-          <w:t xml:space="preserve">Feedback between stochastic gene networks and population dynamics enables cellular decision-making</w:t>
+          <w:t xml:space="preserve">10.1016/j.cell.2020.07.003</w:t>
         </w:r>
       </w:hyperlink>
-      <w:r>
-        <w:t xml:space="preserve">.</w:t>
-      </w:r>
-      <w:r>
-        <w:t xml:space="preserve"> </w:t>
-      </w:r>
-      <w:r>
-        <w:rPr>
-          <w:iCs/>
-          <w:i/>
-        </w:rPr>
-        <w:t xml:space="preserve">Science Advances</w:t>
-      </w:r>
-      <w:r>
-        <w:t xml:space="preserve"> </w:t>
-      </w:r>
-      <w:r>
-        <w:rPr>
-          <w:bCs/>
-          <w:b/>
-        </w:rPr>
-        <w:t xml:space="preserve">10</w:t>
-      </w:r>
-      <w:r>
-        <w:t xml:space="preserve">, eadl4895 (2024).</w:t>
-      </w:r>
-    </w:p>
-    <w:bookmarkEnd w:id="134"/>
-    <w:bookmarkStart w:id="136" w:name="ref-thomas2021"/>
+    </w:p>
+    <w:bookmarkEnd w:id="199"/>
+    <w:bookmarkStart w:id="201" w:name="ref-toni2009"/>
     <w:p>
       <w:pPr>
         <w:pStyle w:val="Bibliography"/>
       </w:pPr>
       <w:r>
-        <w:t xml:space="preserve">30.</w:t>
+        <w:t xml:space="preserve">62.</w:t>
       </w:r>
       <w:r>
         <w:t xml:space="preserve"> </w:t>
@@ -11261,54 +11450,37 @@
         <w:t xml:space="preserve">	</w:t>
       </w:r>
       <w:r>
-        <w:t xml:space="preserve">Thomas, P. &amp; Shahrezaei, V.</w:t>
-      </w:r>
-      <w:r>
-        <w:t xml:space="preserve"> </w:t>
-      </w:r>
-      <w:hyperlink r:id="rId135">
+        <w:t xml:space="preserve">Toni T, Welch D, Strelkowa N, Ipsen A, Stumpf MPH. Approximate</w:t>
+      </w:r>
+      <w:r>
+        <w:t xml:space="preserve"> </w:t>
+      </w:r>
+      <w:r>
+        <w:t xml:space="preserve">Bayesian</w:t>
+      </w:r>
+      <w:r>
+        <w:t xml:space="preserve"> </w:t>
+      </w:r>
+      <w:r>
+        <w:t xml:space="preserve">computation scheme for parameter inference and model selection in dynamical systems. Journal of the Royal Society Interface. 2009;6: 187–202. doi:</w:t>
+      </w:r>
+      <w:hyperlink r:id="rId200">
         <w:r>
           <w:rPr>
             <w:rStyle w:val="Hyperlink"/>
           </w:rPr>
-          <w:t xml:space="preserve">Coordination of gene expression noise with cell size: Analytical results for agent-based models of growing cell populations</w:t>
+          <w:t xml:space="preserve">10.1098/rsif.2008.0172</w:t>
         </w:r>
       </w:hyperlink>
-      <w:r>
-        <w:t xml:space="preserve">.</w:t>
-      </w:r>
-      <w:r>
-        <w:t xml:space="preserve"> </w:t>
-      </w:r>
-      <w:r>
-        <w:rPr>
-          <w:iCs/>
-          <w:i/>
-        </w:rPr>
-        <w:t xml:space="preserve">Journal of the Royal Society Interface</w:t>
-      </w:r>
-      <w:r>
-        <w:t xml:space="preserve"> </w:t>
-      </w:r>
-      <w:r>
-        <w:rPr>
-          <w:bCs/>
-          <w:b/>
-        </w:rPr>
-        <w:t xml:space="preserve">18</w:t>
-      </w:r>
-      <w:r>
-        <w:t xml:space="preserve">, 20210274 (2021).</w:t>
-      </w:r>
-    </w:p>
-    <w:bookmarkEnd w:id="136"/>
-    <w:bookmarkStart w:id="138" w:name="ref-ghaffarizadeh2018"/>
+    </w:p>
+    <w:bookmarkEnd w:id="201"/>
+    <w:bookmarkStart w:id="203" w:name="ref-ellingson2016"/>
     <w:p>
       <w:pPr>
         <w:pStyle w:val="Bibliography"/>
       </w:pPr>
       <w:r>
-        <w:t xml:space="preserve">31.</w:t>
+        <w:t xml:space="preserve">63.</w:t>
       </w:r>
       <w:r>
         <w:t xml:space="preserve"> </w:t>
@@ -11317,78 +11489,154 @@
         <w:t xml:space="preserve">	</w:t>
       </w:r>
       <w:r>
-        <w:t xml:space="preserve">Ghaffarizadeh, A., Heiland, R., Friedman, S. H., Mumenthaler, S. M. &amp; Macklin, P.</w:t>
-      </w:r>
-      <w:r>
-        <w:t xml:space="preserve"> </w:t>
-      </w:r>
-      <w:hyperlink r:id="rId137">
+        <w:t xml:space="preserve">Ellingson BM, Nguyen HN, Lai A, Nechifor RE, Zaw O, Pope WB, et al. Contrast-enhancing tumor growth dynamics of preoperative, treatment-naive human glioblastoma. Cancer. 2016;122: 1718–1727. doi:</w:t>
+      </w:r>
+      <w:hyperlink r:id="rId202">
         <w:r>
           <w:rPr>
             <w:rStyle w:val="Hyperlink"/>
           </w:rPr>
-          <w:t xml:space="preserve">PhysiCell</w:t>
+          <w:t xml:space="preserve">10.1002/cncr.29957</w:t>
         </w:r>
+      </w:hyperlink>
+    </w:p>
+    <w:bookmarkEnd w:id="203"/>
+    <w:bookmarkStart w:id="205" w:name="ref-stensjoen2015"/>
+    <w:p>
+      <w:pPr>
+        <w:pStyle w:val="Bibliography"/>
+      </w:pPr>
+      <w:r>
+        <w:t xml:space="preserve">64.</w:t>
+      </w:r>
+      <w:r>
+        <w:t xml:space="preserve"> </w:t>
+      </w:r>
+      <w:r>
+        <w:t xml:space="preserve">	</w:t>
+      </w:r>
+      <w:r>
+        <w:t xml:space="preserve">Stensjøen AL, Solheim O, Kvistad KA, Håberg AK, Salvesen Ø, Berntsen EM. Growth dynamics of untreated glioblastomas in vivo. Neuro-Oncology. 2015;17: 1402–1411. doi:</w:t>
+      </w:r>
+      <w:hyperlink r:id="rId204">
         <w:r>
           <w:rPr>
             <w:rStyle w:val="Hyperlink"/>
           </w:rPr>
-          <w:t xml:space="preserve">: An open source physics-based cell simulator for 3-</w:t>
+          <w:t xml:space="preserve">10.1093/neuonc/nov029</w:t>
         </w:r>
+      </w:hyperlink>
+    </w:p>
+    <w:bookmarkEnd w:id="205"/>
+    <w:bookmarkStart w:id="207" w:name="ref-friedman2006"/>
+    <w:p>
+      <w:pPr>
+        <w:pStyle w:val="Bibliography"/>
+      </w:pPr>
+      <w:r>
+        <w:t xml:space="preserve">65.</w:t>
+      </w:r>
+      <w:r>
+        <w:t xml:space="preserve"> </w:t>
+      </w:r>
+      <w:r>
+        <w:t xml:space="preserve">	</w:t>
+      </w:r>
+      <w:r>
+        <w:t xml:space="preserve">Friedman N, Cai L, Xie XS. Linking stochastic dynamics to population distribution: An analytical framework of gene expression. Physical Review Letters. 2006;97: 168302. doi:</w:t>
+      </w:r>
+      <w:hyperlink r:id="rId206">
         <w:r>
           <w:rPr>
             <w:rStyle w:val="Hyperlink"/>
           </w:rPr>
-          <w:t xml:space="preserve">D</w:t>
+          <w:t xml:space="preserve">10.1103/PhysRevLett.97.168302</w:t>
         </w:r>
+      </w:hyperlink>
+    </w:p>
+    <w:bookmarkEnd w:id="207"/>
+    <w:bookmarkStart w:id="209" w:name="ref-shahrezaei2008"/>
+    <w:p>
+      <w:pPr>
+        <w:pStyle w:val="Bibliography"/>
+      </w:pPr>
+      <w:r>
+        <w:t xml:space="preserve">66.</w:t>
+      </w:r>
+      <w:r>
+        <w:t xml:space="preserve"> </w:t>
+      </w:r>
+      <w:r>
+        <w:t xml:space="preserve">	</w:t>
+      </w:r>
+      <w:r>
+        <w:t xml:space="preserve">Shahrezaei V, Swain PS. Analytical distributions for stochastic gene expression. Proceedings of the National Academy of Sciences. 2008;105: 17256–17261. doi:</w:t>
+      </w:r>
+      <w:hyperlink r:id="rId208">
         <w:r>
           <w:rPr>
             <w:rStyle w:val="Hyperlink"/>
           </w:rPr>
-          <w:t xml:space="preserve"> </w:t>
+          <w:t xml:space="preserve">10.1073/pnas.0803850105</w:t>
         </w:r>
+      </w:hyperlink>
+    </w:p>
+    <w:bookmarkEnd w:id="209"/>
+    <w:bookmarkStart w:id="211" w:name="ref-sciml"/>
+    <w:p>
+      <w:pPr>
+        <w:pStyle w:val="Bibliography"/>
+      </w:pPr>
+      <w:r>
+        <w:t xml:space="preserve">67.</w:t>
+      </w:r>
+      <w:r>
+        <w:t xml:space="preserve"> </w:t>
+      </w:r>
+      <w:r>
+        <w:t xml:space="preserve">	</w:t>
+      </w:r>
+      <w:r>
+        <w:t xml:space="preserve">Rackauckas C, Nie Q.</w:t>
+      </w:r>
+      <w:r>
+        <w:t xml:space="preserve"> </w:t>
+      </w:r>
+      <w:r>
+        <w:t xml:space="preserve">DifferentialEquations.jl</w:t>
+      </w:r>
+      <w:r>
+        <w:t xml:space="preserve"> </w:t>
+      </w:r>
+      <w:r>
+        <w:t xml:space="preserve">– a performant and feature-rich ecosystem for solving differential equations in</w:t>
+      </w:r>
+      <w:r>
+        <w:t xml:space="preserve"> </w:t>
+      </w:r>
+      <w:r>
+        <w:t xml:space="preserve">Julia</w:t>
+      </w:r>
+      <w:r>
+        <w:t xml:space="preserve">. Journal of Open Research Software. 2017;5: 15. doi:</w:t>
+      </w:r>
+      <w:hyperlink r:id="rId210">
         <w:r>
           <w:rPr>
             <w:rStyle w:val="Hyperlink"/>
           </w:rPr>
-          <w:t xml:space="preserve">multicellular systems</w:t>
+          <w:t xml:space="preserve">10.5334/jors.151</w:t>
         </w:r>
       </w:hyperlink>
-      <w:r>
-        <w:t xml:space="preserve">.</w:t>
-      </w:r>
-      <w:r>
-        <w:t xml:space="preserve"> </w:t>
-      </w:r>
-      <w:r>
-        <w:rPr>
-          <w:iCs/>
-          <w:i/>
-        </w:rPr>
-        <w:t xml:space="preserve">PLoS Computational Biology</w:t>
-      </w:r>
-      <w:r>
-        <w:t xml:space="preserve"> </w:t>
-      </w:r>
-      <w:r>
-        <w:rPr>
-          <w:bCs/>
-          <w:b/>
-        </w:rPr>
-        <w:t xml:space="preserve">14</w:t>
-      </w:r>
-      <w:r>
-        <w:t xml:space="preserve">, e1005991 (2018).</w:t>
-      </w:r>
-    </w:p>
-    <w:bookmarkEnd w:id="138"/>
-    <w:bookmarkStart w:id="140" w:name="ref-poncedeleon2023"/>
+    </w:p>
+    <w:bookmarkEnd w:id="211"/>
+    <w:bookmarkStart w:id="213" w:name="ref-huh2011"/>
     <w:p>
       <w:pPr>
         <w:pStyle w:val="Bibliography"/>
       </w:pPr>
       <w:r>
-        <w:t xml:space="preserve">32.</w:t>
+        <w:t xml:space="preserve">68.</w:t>
       </w:r>
       <w:r>
         <w:t xml:space="preserve"> </w:t>
@@ -11397,2829 +11645,113 @@
         <w:t xml:space="preserve">	</w:t>
       </w:r>
       <w:r>
-        <w:t xml:space="preserve">Ponce-de-Leon, M.</w:t>
-      </w:r>
-      <w:r>
-        <w:t xml:space="preserve"> </w:t>
-      </w:r>
-      <w:r>
-        <w:rPr>
-          <w:iCs/>
-          <w:i/>
-        </w:rPr>
-        <w:t xml:space="preserve">et al.</w:t>
-      </w:r>
-      <w:r>
-        <w:t xml:space="preserve"> </w:t>
-      </w:r>
-      <w:hyperlink r:id="rId139">
+        <w:t xml:space="preserve">Huh D, Paulsson J. Non-genetic heterogeneity from stochastic partitioning at cell division. Nature Genetics. 2011;43: 95–100. doi:</w:t>
+      </w:r>
+      <w:hyperlink r:id="rId212">
         <w:r>
           <w:rPr>
             <w:rStyle w:val="Hyperlink"/>
           </w:rPr>
-          <w:t xml:space="preserve">PhysiBoSS</w:t>
+          <w:t xml:space="preserve">10.1038/ng.729</w:t>
         </w:r>
+      </w:hyperlink>
+    </w:p>
+    <w:bookmarkEnd w:id="213"/>
+    <w:bookmarkStart w:id="215" w:name="ref-huynhthu2010"/>
+    <w:p>
+      <w:pPr>
+        <w:pStyle w:val="Bibliography"/>
+      </w:pPr>
+      <w:r>
+        <w:t xml:space="preserve">69.</w:t>
+      </w:r>
+      <w:r>
+        <w:t xml:space="preserve"> </w:t>
+      </w:r>
+      <w:r>
+        <w:t xml:space="preserve">	</w:t>
+      </w:r>
+      <w:r>
+        <w:t xml:space="preserve">Huynh-Thu VA, Irrthum A, Wehenkel L, Geurts P. Inferring regulatory networks from expression data using tree-based methods. PLoS ONE. 2010;5: e12776. doi:</w:t>
+      </w:r>
+      <w:hyperlink r:id="rId214">
         <w:r>
           <w:rPr>
             <w:rStyle w:val="Hyperlink"/>
           </w:rPr>
-          <w:t xml:space="preserve"> </w:t>
+          <w:t xml:space="preserve">10.1371/journal.pone.0012776</w:t>
         </w:r>
+      </w:hyperlink>
+    </w:p>
+    <w:bookmarkEnd w:id="215"/>
+    <w:bookmarkStart w:id="217" w:name="ref-vandijk2018"/>
+    <w:p>
+      <w:pPr>
+        <w:pStyle w:val="Bibliography"/>
+      </w:pPr>
+      <w:r>
+        <w:t xml:space="preserve">70.</w:t>
+      </w:r>
+      <w:r>
+        <w:t xml:space="preserve"> </w:t>
+      </w:r>
+      <w:r>
+        <w:t xml:space="preserve">	</w:t>
+      </w:r>
+      <w:r>
+        <w:t xml:space="preserve">Dijk D van, Sharma R, Nainys J, Yim K, Kathail P, Carr AJ, et al. Recovering gene interactions from single-cell data using data diffusion. Cell. 2018;174: 716–729. doi:</w:t>
+      </w:r>
+      <w:hyperlink r:id="rId216">
         <w:r>
           <w:rPr>
             <w:rStyle w:val="Hyperlink"/>
           </w:rPr>
-          <w:t xml:space="preserve">2.0: A sustainable integration of stochastic</w:t>
+          <w:t xml:space="preserve">10.1016/j.cell.2018.05.061</w:t>
         </w:r>
+      </w:hyperlink>
+    </w:p>
+    <w:bookmarkEnd w:id="217"/>
+    <w:bookmarkStart w:id="219" w:name="ref-wagner2018"/>
+    <w:p>
+      <w:pPr>
+        <w:pStyle w:val="Bibliography"/>
+      </w:pPr>
+      <w:r>
+        <w:t xml:space="preserve">71.</w:t>
+      </w:r>
+      <w:r>
+        <w:t xml:space="preserve"> </w:t>
+      </w:r>
+      <w:r>
+        <w:t xml:space="preserve">	</w:t>
+      </w:r>
+      <w:r>
+        <w:t xml:space="preserve">Wagner F, Yan Y, Yanai I. K-nearest neighbor smoothing for high-throughput single-cell</w:t>
+      </w:r>
+      <w:r>
+        <w:t xml:space="preserve"> </w:t>
+      </w:r>
+      <w:r>
+        <w:t xml:space="preserve">RNA-Seq</w:t>
+      </w:r>
+      <w:r>
+        <w:t xml:space="preserve"> </w:t>
+      </w:r>
+      <w:r>
+        <w:t xml:space="preserve">data. bioRxiv. 2018. doi:</w:t>
+      </w:r>
+      <w:hyperlink r:id="rId218">
         <w:r>
           <w:rPr>
             <w:rStyle w:val="Hyperlink"/>
           </w:rPr>
-          <w:t xml:space="preserve"> </w:t>
-        </w:r>
-        <w:r>
-          <w:rPr>
-            <w:rStyle w:val="Hyperlink"/>
-          </w:rPr>
-          <w:t xml:space="preserve">Boolean</w:t>
-        </w:r>
-        <w:r>
-          <w:rPr>
-            <w:rStyle w:val="Hyperlink"/>
-          </w:rPr>
-          <w:t xml:space="preserve"> </w:t>
-        </w:r>
-        <w:r>
-          <w:rPr>
-            <w:rStyle w:val="Hyperlink"/>
-          </w:rPr>
-          <w:t xml:space="preserve">and agent-based modelling frameworks</w:t>
+          <w:t xml:space="preserve">10.1101/217737</w:t>
         </w:r>
       </w:hyperlink>
-      <w:r>
-        <w:t xml:space="preserve">.</w:t>
-      </w:r>
-      <w:r>
-        <w:t xml:space="preserve"> </w:t>
-      </w:r>
-      <w:r>
-        <w:rPr>
-          <w:iCs/>
-          <w:i/>
-        </w:rPr>
-        <w:t xml:space="preserve">npj Systems Biology and Applications</w:t>
-      </w:r>
-      <w:r>
-        <w:t xml:space="preserve"> </w:t>
-      </w:r>
-      <w:r>
-        <w:rPr>
-          <w:bCs/>
-          <w:b/>
-        </w:rPr>
-        <w:t xml:space="preserve">9</w:t>
-      </w:r>
-      <w:r>
-        <w:t xml:space="preserve">, 54 (2023).</w:t>
-      </w:r>
-    </w:p>
-    <w:bookmarkEnd w:id="140"/>
-    <w:bookmarkStart w:id="142" w:name="ref-lasri2022"/>
-    <w:p>
-      <w:pPr>
-        <w:pStyle w:val="Bibliography"/>
-      </w:pPr>
-      <w:r>
-        <w:t xml:space="preserve">33.</w:t>
-      </w:r>
-      <w:r>
-        <w:t xml:space="preserve"> </w:t>
-      </w:r>
-      <w:r>
-        <w:t xml:space="preserve">	</w:t>
-      </w:r>
-      <w:r>
-        <w:t xml:space="preserve">Lasri, A., Shahrezaei, V. &amp; Sturrock, M.</w:t>
-      </w:r>
-      <w:r>
-        <w:t xml:space="preserve"> </w:t>
-      </w:r>
-      <w:hyperlink r:id="rId141">
-        <w:r>
-          <w:rPr>
-            <w:rStyle w:val="Hyperlink"/>
-          </w:rPr>
-          <w:t xml:space="preserve">Benchmarking imputation methods for network inference using a novel method of synthetic</w:t>
-        </w:r>
-        <w:r>
-          <w:rPr>
-            <w:rStyle w:val="Hyperlink"/>
-          </w:rPr>
-          <w:t xml:space="preserve"> </w:t>
-        </w:r>
-        <w:r>
-          <w:rPr>
-            <w:rStyle w:val="Hyperlink"/>
-          </w:rPr>
-          <w:t xml:space="preserve">scRNA-seq</w:t>
-        </w:r>
-        <w:r>
-          <w:rPr>
-            <w:rStyle w:val="Hyperlink"/>
-          </w:rPr>
-          <w:t xml:space="preserve"> </w:t>
-        </w:r>
-        <w:r>
-          <w:rPr>
-            <w:rStyle w:val="Hyperlink"/>
-          </w:rPr>
-          <w:t xml:space="preserve">data generation</w:t>
-        </w:r>
-      </w:hyperlink>
-      <w:r>
-        <w:t xml:space="preserve">.</w:t>
-      </w:r>
-      <w:r>
-        <w:t xml:space="preserve"> </w:t>
-      </w:r>
-      <w:r>
-        <w:rPr>
-          <w:iCs/>
-          <w:i/>
-        </w:rPr>
-        <w:t xml:space="preserve">BMC Bioinformatics</w:t>
-      </w:r>
-      <w:r>
-        <w:t xml:space="preserve"> </w:t>
-      </w:r>
-      <w:r>
-        <w:rPr>
-          <w:bCs/>
-          <w:b/>
-        </w:rPr>
-        <w:t xml:space="preserve">23</w:t>
-      </w:r>
-      <w:r>
-        <w:t xml:space="preserve">, 236 (2022).</w:t>
-      </w:r>
-    </w:p>
-    <w:bookmarkEnd w:id="142"/>
-    <w:bookmarkStart w:id="144" w:name="ref-peccoud1995"/>
-    <w:p>
-      <w:pPr>
-        <w:pStyle w:val="Bibliography"/>
-      </w:pPr>
-      <w:r>
-        <w:t xml:space="preserve">34.</w:t>
-      </w:r>
-      <w:r>
-        <w:t xml:space="preserve"> </w:t>
-      </w:r>
-      <w:r>
-        <w:t xml:space="preserve">	</w:t>
-      </w:r>
-      <w:r>
-        <w:t xml:space="preserve">Peccoud, J. &amp; Ycart, B.</w:t>
-      </w:r>
-      <w:r>
-        <w:t xml:space="preserve"> </w:t>
-      </w:r>
-      <w:hyperlink r:id="rId143">
-        <w:r>
-          <w:rPr>
-            <w:rStyle w:val="Hyperlink"/>
-          </w:rPr>
-          <w:t xml:space="preserve">Markovian modeling of gene-product synthesis</w:t>
-        </w:r>
-      </w:hyperlink>
-      <w:r>
-        <w:t xml:space="preserve">.</w:t>
-      </w:r>
-      <w:r>
-        <w:t xml:space="preserve"> </w:t>
-      </w:r>
-      <w:r>
-        <w:rPr>
-          <w:iCs/>
-          <w:i/>
-        </w:rPr>
-        <w:t xml:space="preserve">Theoretical Population Biology</w:t>
-      </w:r>
-      <w:r>
-        <w:t xml:space="preserve"> </w:t>
-      </w:r>
-      <w:r>
-        <w:rPr>
-          <w:bCs/>
-          <w:b/>
-        </w:rPr>
-        <w:t xml:space="preserve">48</w:t>
-      </w:r>
-      <w:r>
-        <w:t xml:space="preserve">, 222–234 (1995).</w:t>
-      </w:r>
-    </w:p>
-    <w:bookmarkEnd w:id="144"/>
-    <w:bookmarkStart w:id="146" w:name="ref-beentjes2020"/>
-    <w:p>
-      <w:pPr>
-        <w:pStyle w:val="Bibliography"/>
-      </w:pPr>
-      <w:r>
-        <w:t xml:space="preserve">35.</w:t>
-      </w:r>
-      <w:r>
-        <w:t xml:space="preserve"> </w:t>
-      </w:r>
-      <w:r>
-        <w:t xml:space="preserve">	</w:t>
-      </w:r>
-      <w:r>
-        <w:t xml:space="preserve">Beentjes, C. H. L., Perez-Carrasco, R. &amp; Grima, R.</w:t>
-      </w:r>
-      <w:r>
-        <w:t xml:space="preserve"> </w:t>
-      </w:r>
-      <w:hyperlink r:id="rId145">
-        <w:r>
-          <w:rPr>
-            <w:rStyle w:val="Hyperlink"/>
-          </w:rPr>
-          <w:t xml:space="preserve">Exact solution of stochastic gene expression models with bursting, cell cycle and replication dynamics</w:t>
-        </w:r>
-      </w:hyperlink>
-      <w:r>
-        <w:t xml:space="preserve">.</w:t>
-      </w:r>
-      <w:r>
-        <w:t xml:space="preserve"> </w:t>
-      </w:r>
-      <w:r>
-        <w:rPr>
-          <w:iCs/>
-          <w:i/>
-        </w:rPr>
-        <w:t xml:space="preserve">Physical Review E</w:t>
-      </w:r>
-      <w:r>
-        <w:t xml:space="preserve"> </w:t>
-      </w:r>
-      <w:r>
-        <w:rPr>
-          <w:bCs/>
-          <w:b/>
-        </w:rPr>
-        <w:t xml:space="preserve">101</w:t>
-      </w:r>
-      <w:r>
-        <w:t xml:space="preserve">, 032403 (2020).</w:t>
-      </w:r>
-    </w:p>
-    <w:bookmarkEnd w:id="146"/>
-    <w:bookmarkStart w:id="148" w:name="ref-jia2023"/>
-    <w:p>
-      <w:pPr>
-        <w:pStyle w:val="Bibliography"/>
-      </w:pPr>
-      <w:r>
-        <w:t xml:space="preserve">36.</w:t>
-      </w:r>
-      <w:r>
-        <w:t xml:space="preserve"> </w:t>
-      </w:r>
-      <w:r>
-        <w:t xml:space="preserve">	</w:t>
-      </w:r>
-      <w:r>
-        <w:t xml:space="preserve">Jia, C. &amp; Grima, R.</w:t>
-      </w:r>
-      <w:r>
-        <w:t xml:space="preserve"> </w:t>
-      </w:r>
-      <w:hyperlink r:id="rId147">
-        <w:r>
-          <w:rPr>
-            <w:rStyle w:val="Hyperlink"/>
-          </w:rPr>
-          <w:t xml:space="preserve">Coupling gene expression dynamics to cell size dynamics and cell cycle events: Exact and approximate solutions of the extended telegraph model</w:t>
-        </w:r>
-      </w:hyperlink>
-      <w:r>
-        <w:t xml:space="preserve">.</w:t>
-      </w:r>
-      <w:r>
-        <w:t xml:space="preserve"> </w:t>
-      </w:r>
-      <w:r>
-        <w:rPr>
-          <w:iCs/>
-          <w:i/>
-        </w:rPr>
-        <w:t xml:space="preserve">iScience</w:t>
-      </w:r>
-      <w:r>
-        <w:t xml:space="preserve"> </w:t>
-      </w:r>
-      <w:r>
-        <w:rPr>
-          <w:bCs/>
-          <w:b/>
-        </w:rPr>
-        <w:t xml:space="preserve">26</w:t>
-      </w:r>
-      <w:r>
-        <w:t xml:space="preserve">, 105746 (2023).</w:t>
-      </w:r>
-    </w:p>
-    <w:bookmarkEnd w:id="148"/>
-    <w:bookmarkStart w:id="150" w:name="ref-thomas2017"/>
-    <w:p>
-      <w:pPr>
-        <w:pStyle w:val="Bibliography"/>
-      </w:pPr>
-      <w:r>
-        <w:t xml:space="preserve">37.</w:t>
-      </w:r>
-      <w:r>
-        <w:t xml:space="preserve"> </w:t>
-      </w:r>
-      <w:r>
-        <w:t xml:space="preserve">	</w:t>
-      </w:r>
-      <w:r>
-        <w:t xml:space="preserve">Thomas, P.</w:t>
-      </w:r>
-      <w:r>
-        <w:t xml:space="preserve"> </w:t>
-      </w:r>
-      <w:hyperlink r:id="rId149">
-        <w:r>
-          <w:rPr>
-            <w:rStyle w:val="Hyperlink"/>
-          </w:rPr>
-          <w:t xml:space="preserve">Making sense of snapshot data: Ergodic principle for clonal cell populations</w:t>
-        </w:r>
-      </w:hyperlink>
-      <w:r>
-        <w:t xml:space="preserve">.</w:t>
-      </w:r>
-      <w:r>
-        <w:t xml:space="preserve"> </w:t>
-      </w:r>
-      <w:r>
-        <w:rPr>
-          <w:iCs/>
-          <w:i/>
-        </w:rPr>
-        <w:t xml:space="preserve">Journal of the Royal Society Interface</w:t>
-      </w:r>
-      <w:r>
-        <w:t xml:space="preserve"> </w:t>
-      </w:r>
-      <w:r>
-        <w:rPr>
-          <w:bCs/>
-          <w:b/>
-        </w:rPr>
-        <w:t xml:space="preserve">14</w:t>
-      </w:r>
-      <w:r>
-        <w:t xml:space="preserve">, 20170467 (2017).</w:t>
-      </w:r>
-    </w:p>
-    <w:bookmarkEnd w:id="150"/>
-    <w:bookmarkStart w:id="152" w:name="ref-emert2021"/>
-    <w:p>
-      <w:pPr>
-        <w:pStyle w:val="Bibliography"/>
-      </w:pPr>
-      <w:r>
-        <w:t xml:space="preserve">38.</w:t>
-      </w:r>
-      <w:r>
-        <w:t xml:space="preserve"> </w:t>
-      </w:r>
-      <w:r>
-        <w:t xml:space="preserve">	</w:t>
-      </w:r>
-      <w:r>
-        <w:t xml:space="preserve">Emert, B. L.</w:t>
-      </w:r>
-      <w:r>
-        <w:t xml:space="preserve"> </w:t>
-      </w:r>
-      <w:r>
-        <w:rPr>
-          <w:iCs/>
-          <w:i/>
-        </w:rPr>
-        <w:t xml:space="preserve">et al.</w:t>
-      </w:r>
-      <w:r>
-        <w:t xml:space="preserve"> </w:t>
-      </w:r>
-      <w:hyperlink r:id="rId151">
-        <w:r>
-          <w:rPr>
-            <w:rStyle w:val="Hyperlink"/>
-          </w:rPr>
-          <w:t xml:space="preserve">Variability within rare cell states enables multiple paths toward drug resistance</w:t>
-        </w:r>
-      </w:hyperlink>
-      <w:r>
-        <w:t xml:space="preserve">.</w:t>
-      </w:r>
-      <w:r>
-        <w:t xml:space="preserve"> </w:t>
-      </w:r>
-      <w:r>
-        <w:rPr>
-          <w:iCs/>
-          <w:i/>
-        </w:rPr>
-        <w:t xml:space="preserve">Nature Biotechnology</w:t>
-      </w:r>
-      <w:r>
-        <w:t xml:space="preserve"> </w:t>
-      </w:r>
-      <w:r>
-        <w:rPr>
-          <w:bCs/>
-          <w:b/>
-        </w:rPr>
-        <w:t xml:space="preserve">39</w:t>
-      </w:r>
-      <w:r>
-        <w:t xml:space="preserve">, 865–876 (2021).</w:t>
-      </w:r>
-    </w:p>
-    <w:bookmarkEnd w:id="152"/>
-    <w:bookmarkStart w:id="154" w:name="ref-torre2021"/>
-    <w:p>
-      <w:pPr>
-        <w:pStyle w:val="Bibliography"/>
-      </w:pPr>
-      <w:r>
-        <w:t xml:space="preserve">39.</w:t>
-      </w:r>
-      <w:r>
-        <w:t xml:space="preserve"> </w:t>
-      </w:r>
-      <w:r>
-        <w:t xml:space="preserve">	</w:t>
-      </w:r>
-      <w:r>
-        <w:t xml:space="preserve">Torre, E. A.</w:t>
-      </w:r>
-      <w:r>
-        <w:t xml:space="preserve"> </w:t>
-      </w:r>
-      <w:r>
-        <w:rPr>
-          <w:iCs/>
-          <w:i/>
-        </w:rPr>
-        <w:t xml:space="preserve">et al.</w:t>
-      </w:r>
-      <w:r>
-        <w:t xml:space="preserve"> </w:t>
-      </w:r>
-      <w:hyperlink r:id="rId153">
-        <w:r>
-          <w:rPr>
-            <w:rStyle w:val="Hyperlink"/>
-          </w:rPr>
-          <w:t xml:space="preserve">Genetic screening for single-cell variability modulators driving therapy resistance</w:t>
-        </w:r>
-      </w:hyperlink>
-      <w:r>
-        <w:t xml:space="preserve">.</w:t>
-      </w:r>
-      <w:r>
-        <w:t xml:space="preserve"> </w:t>
-      </w:r>
-      <w:r>
-        <w:rPr>
-          <w:iCs/>
-          <w:i/>
-        </w:rPr>
-        <w:t xml:space="preserve">Nature Genetics</w:t>
-      </w:r>
-      <w:r>
-        <w:t xml:space="preserve"> </w:t>
-      </w:r>
-      <w:r>
-        <w:rPr>
-          <w:bCs/>
-          <w:b/>
-        </w:rPr>
-        <w:t xml:space="preserve">53</w:t>
-      </w:r>
-      <w:r>
-        <w:t xml:space="preserve">, 76–85 (2021).</w:t>
-      </w:r>
-    </w:p>
-    <w:bookmarkEnd w:id="154"/>
-    <w:bookmarkStart w:id="156" w:name="ref-gunnarsson2020"/>
-    <w:p>
-      <w:pPr>
-        <w:pStyle w:val="Bibliography"/>
-      </w:pPr>
-      <w:r>
-        <w:t xml:space="preserve">40.</w:t>
-      </w:r>
-      <w:r>
-        <w:t xml:space="preserve"> </w:t>
-      </w:r>
-      <w:r>
-        <w:t xml:space="preserve">	</w:t>
-      </w:r>
-      <w:r>
-        <w:t xml:space="preserve">Gunnarsson, E. B., De, S., Leder, K. &amp; Foo, J.</w:t>
-      </w:r>
-      <w:r>
-        <w:t xml:space="preserve"> </w:t>
-      </w:r>
-      <w:hyperlink r:id="rId155">
-        <w:r>
-          <w:rPr>
-            <w:rStyle w:val="Hyperlink"/>
-          </w:rPr>
-          <w:t xml:space="preserve">Understanding the role of phenotypic switching in cancer drug resistance</w:t>
-        </w:r>
-      </w:hyperlink>
-      <w:r>
-        <w:t xml:space="preserve">.</w:t>
-      </w:r>
-      <w:r>
-        <w:t xml:space="preserve"> </w:t>
-      </w:r>
-      <w:r>
-        <w:rPr>
-          <w:iCs/>
-          <w:i/>
-        </w:rPr>
-        <w:t xml:space="preserve">Journal of Theoretical Biology</w:t>
-      </w:r>
-      <w:r>
-        <w:t xml:space="preserve"> </w:t>
-      </w:r>
-      <w:r>
-        <w:rPr>
-          <w:bCs/>
-          <w:b/>
-        </w:rPr>
-        <w:t xml:space="preserve">490</w:t>
-      </w:r>
-      <w:r>
-        <w:t xml:space="preserve">, 110162 (2020).</w:t>
-      </w:r>
-    </w:p>
-    <w:bookmarkEnd w:id="156"/>
-    <w:bookmarkStart w:id="158" w:name="ref-lasri2020"/>
-    <w:p>
-      <w:pPr>
-        <w:pStyle w:val="Bibliography"/>
-      </w:pPr>
-      <w:r>
-        <w:t xml:space="preserve">41.</w:t>
-      </w:r>
-      <w:r>
-        <w:t xml:space="preserve"> </w:t>
-      </w:r>
-      <w:r>
-        <w:t xml:space="preserve">	</w:t>
-      </w:r>
-      <w:r>
-        <w:t xml:space="preserve">Lasri, A.</w:t>
-      </w:r>
-      <w:r>
-        <w:t xml:space="preserve"> </w:t>
-      </w:r>
-      <w:r>
-        <w:rPr>
-          <w:iCs/>
-          <w:i/>
-        </w:rPr>
-        <w:t xml:space="preserve">et al.</w:t>
-      </w:r>
-      <w:r>
-        <w:t xml:space="preserve"> </w:t>
-      </w:r>
-      <w:hyperlink r:id="rId157">
-        <w:r>
-          <w:rPr>
-            <w:rStyle w:val="Hyperlink"/>
-          </w:rPr>
-          <w:t xml:space="preserve">Phenotypic selection through cell death: Stochastic modelling of</w:t>
-        </w:r>
-        <w:r>
-          <w:rPr>
-            <w:rStyle w:val="Hyperlink"/>
-          </w:rPr>
-          <w:t xml:space="preserve"> </w:t>
-        </w:r>
-        <w:r>
-          <w:rPr>
-            <w:rStyle w:val="Hyperlink"/>
-          </w:rPr>
-          <w:t xml:space="preserve">O</w:t>
-        </w:r>
-        <w:r>
-          <w:rPr>
-            <w:rStyle w:val="Hyperlink"/>
-          </w:rPr>
-          <w:t xml:space="preserve">-6-methylguanine-</w:t>
-        </w:r>
-        <w:r>
-          <w:rPr>
-            <w:rStyle w:val="Hyperlink"/>
-          </w:rPr>
-          <w:t xml:space="preserve">DNA</w:t>
-        </w:r>
-        <w:r>
-          <w:rPr>
-            <w:rStyle w:val="Hyperlink"/>
-          </w:rPr>
-          <w:t xml:space="preserve"> </w:t>
-        </w:r>
-        <w:r>
-          <w:rPr>
-            <w:rStyle w:val="Hyperlink"/>
-          </w:rPr>
-          <w:t xml:space="preserve">methyltransferase dynamics</w:t>
-        </w:r>
-      </w:hyperlink>
-      <w:r>
-        <w:t xml:space="preserve">.</w:t>
-      </w:r>
-      <w:r>
-        <w:t xml:space="preserve"> </w:t>
-      </w:r>
-      <w:r>
-        <w:rPr>
-          <w:iCs/>
-          <w:i/>
-        </w:rPr>
-        <w:t xml:space="preserve">Royal Society Open Science</w:t>
-      </w:r>
-      <w:r>
-        <w:t xml:space="preserve"> </w:t>
-      </w:r>
-      <w:r>
-        <w:rPr>
-          <w:bCs/>
-          <w:b/>
-        </w:rPr>
-        <w:t xml:space="preserve">7</w:t>
-      </w:r>
-      <w:r>
-        <w:t xml:space="preserve">, 191243 (2020).</w:t>
-      </w:r>
-    </w:p>
-    <w:bookmarkEnd w:id="158"/>
-    <w:bookmarkStart w:id="160" w:name="ref-corigliano2025"/>
-    <w:p>
-      <w:pPr>
-        <w:pStyle w:val="Bibliography"/>
-      </w:pPr>
-      <w:r>
-        <w:t xml:space="preserve">42.</w:t>
-      </w:r>
-      <w:r>
-        <w:t xml:space="preserve"> </w:t>
-      </w:r>
-      <w:r>
-        <w:t xml:space="preserve">	</w:t>
-      </w:r>
-      <w:r>
-        <w:t xml:space="preserve">Corigliano, M., Di Bernardo, A., Cosentino Lagomarsino, M. &amp; Pompei, S. Optimal treatment for drug-induced cancer persisters involves release periods and intermediate drug doses.</w:t>
-      </w:r>
-      <w:r>
-        <w:t xml:space="preserve"> </w:t>
-      </w:r>
-      <w:r>
-        <w:rPr>
-          <w:iCs/>
-          <w:i/>
-        </w:rPr>
-        <w:t xml:space="preserve">PRX Life</w:t>
-      </w:r>
-      <w:r>
-        <w:t xml:space="preserve"> </w:t>
-      </w:r>
-      <w:hyperlink r:id="rId159">
-        <w:r>
-          <w:rPr>
-            <w:rStyle w:val="Hyperlink"/>
-          </w:rPr>
-          <w:t xml:space="preserve">https://doi.org/10.1103/mh5v-lcyw</w:t>
-        </w:r>
-      </w:hyperlink>
-      <w:r>
-        <w:t xml:space="preserve"> </w:t>
-      </w:r>
-      <w:r>
-        <w:t xml:space="preserve">(2025).</w:t>
-      </w:r>
-    </w:p>
-    <w:bookmarkEnd w:id="160"/>
-    <w:bookmarkStart w:id="162" w:name="ref-bernton2019"/>
-    <w:p>
-      <w:pPr>
-        <w:pStyle w:val="Bibliography"/>
-      </w:pPr>
-      <w:r>
-        <w:t xml:space="preserve">43.</w:t>
-      </w:r>
-      <w:r>
-        <w:t xml:space="preserve"> </w:t>
-      </w:r>
-      <w:r>
-        <w:t xml:space="preserve">	</w:t>
-      </w:r>
-      <w:r>
-        <w:t xml:space="preserve">Bernton, E., Jacob, P. E., Gerber, M. &amp; Robert, C. P.</w:t>
-      </w:r>
-      <w:r>
-        <w:t xml:space="preserve"> </w:t>
-      </w:r>
-      <w:hyperlink r:id="rId161">
-        <w:r>
-          <w:rPr>
-            <w:rStyle w:val="Hyperlink"/>
-          </w:rPr>
-          <w:t xml:space="preserve">Approximate</w:t>
-        </w:r>
-        <w:r>
-          <w:rPr>
-            <w:rStyle w:val="Hyperlink"/>
-          </w:rPr>
-          <w:t xml:space="preserve"> </w:t>
-        </w:r>
-        <w:r>
-          <w:rPr>
-            <w:rStyle w:val="Hyperlink"/>
-          </w:rPr>
-          <w:t xml:space="preserve">Bayesian</w:t>
-        </w:r>
-        <w:r>
-          <w:rPr>
-            <w:rStyle w:val="Hyperlink"/>
-          </w:rPr>
-          <w:t xml:space="preserve"> </w:t>
-        </w:r>
-        <w:r>
-          <w:rPr>
-            <w:rStyle w:val="Hyperlink"/>
-          </w:rPr>
-          <w:t xml:space="preserve">computation with the</w:t>
-        </w:r>
-        <w:r>
-          <w:rPr>
-            <w:rStyle w:val="Hyperlink"/>
-          </w:rPr>
-          <w:t xml:space="preserve"> </w:t>
-        </w:r>
-        <w:r>
-          <w:rPr>
-            <w:rStyle w:val="Hyperlink"/>
-          </w:rPr>
-          <w:t xml:space="preserve">Wasserstein</w:t>
-        </w:r>
-        <w:r>
-          <w:rPr>
-            <w:rStyle w:val="Hyperlink"/>
-          </w:rPr>
-          <w:t xml:space="preserve"> </w:t>
-        </w:r>
-        <w:r>
-          <w:rPr>
-            <w:rStyle w:val="Hyperlink"/>
-          </w:rPr>
-          <w:t xml:space="preserve">distance</w:t>
-        </w:r>
-      </w:hyperlink>
-      <w:r>
-        <w:t xml:space="preserve">.</w:t>
-      </w:r>
-      <w:r>
-        <w:t xml:space="preserve"> </w:t>
-      </w:r>
-      <w:r>
-        <w:rPr>
-          <w:iCs/>
-          <w:i/>
-        </w:rPr>
-        <w:t xml:space="preserve">Journal of the Royal Statistical Society: Series B</w:t>
-      </w:r>
-      <w:r>
-        <w:t xml:space="preserve"> </w:t>
-      </w:r>
-      <w:r>
-        <w:rPr>
-          <w:bCs/>
-          <w:b/>
-        </w:rPr>
-        <w:t xml:space="preserve">81</w:t>
-      </w:r>
-      <w:r>
-        <w:t xml:space="preserve">, 235–269 (2019).</w:t>
-      </w:r>
-    </w:p>
-    <w:bookmarkEnd w:id="162"/>
-    <w:bookmarkStart w:id="164" w:name="ref-sandler2015"/>
-    <w:p>
-      <w:pPr>
-        <w:pStyle w:val="Bibliography"/>
-      </w:pPr>
-      <w:r>
-        <w:t xml:space="preserve">44.</w:t>
-      </w:r>
-      <w:r>
-        <w:t xml:space="preserve"> </w:t>
-      </w:r>
-      <w:r>
-        <w:t xml:space="preserve">	</w:t>
-      </w:r>
-      <w:r>
-        <w:t xml:space="preserve">Sandler, O.</w:t>
-      </w:r>
-      <w:r>
-        <w:t xml:space="preserve"> </w:t>
-      </w:r>
-      <w:r>
-        <w:rPr>
-          <w:iCs/>
-          <w:i/>
-        </w:rPr>
-        <w:t xml:space="preserve">et al.</w:t>
-      </w:r>
-      <w:r>
-        <w:t xml:space="preserve"> </w:t>
-      </w:r>
-      <w:hyperlink r:id="rId163">
-        <w:r>
-          <w:rPr>
-            <w:rStyle w:val="Hyperlink"/>
-          </w:rPr>
-          <w:t xml:space="preserve">Lineage correlations of single cell division time as a probe of cell-cycle dynamics</w:t>
-        </w:r>
-      </w:hyperlink>
-      <w:r>
-        <w:t xml:space="preserve">.</w:t>
-      </w:r>
-      <w:r>
-        <w:t xml:space="preserve"> </w:t>
-      </w:r>
-      <w:r>
-        <w:rPr>
-          <w:iCs/>
-          <w:i/>
-        </w:rPr>
-        <w:t xml:space="preserve">Nature</w:t>
-      </w:r>
-      <w:r>
-        <w:t xml:space="preserve"> </w:t>
-      </w:r>
-      <w:r>
-        <w:rPr>
-          <w:bCs/>
-          <w:b/>
-        </w:rPr>
-        <w:t xml:space="preserve">519</w:t>
-      </w:r>
-      <w:r>
-        <w:t xml:space="preserve">, 468–471 (2015).</w:t>
-      </w:r>
-    </w:p>
-    <w:bookmarkEnd w:id="164"/>
-    <w:bookmarkStart w:id="166" w:name="ref-kuchen2020"/>
-    <w:p>
-      <w:pPr>
-        <w:pStyle w:val="Bibliography"/>
-      </w:pPr>
-      <w:r>
-        <w:t xml:space="preserve">45.</w:t>
-      </w:r>
-      <w:r>
-        <w:t xml:space="preserve"> </w:t>
-      </w:r>
-      <w:r>
-        <w:t xml:space="preserve">	</w:t>
-      </w:r>
-      <w:r>
-        <w:t xml:space="preserve">Kuchen, E. E., Becker, N. B., Claudino, N. &amp; Höfer, T.</w:t>
-      </w:r>
-      <w:r>
-        <w:t xml:space="preserve"> </w:t>
-      </w:r>
-      <w:hyperlink r:id="rId165">
-        <w:r>
-          <w:rPr>
-            <w:rStyle w:val="Hyperlink"/>
-          </w:rPr>
-          <w:t xml:space="preserve">Hidden long-range memories of growth and cycle speed correlate cell cycles in lineage trees</w:t>
-        </w:r>
-      </w:hyperlink>
-      <w:r>
-        <w:t xml:space="preserve">.</w:t>
-      </w:r>
-      <w:r>
-        <w:t xml:space="preserve"> </w:t>
-      </w:r>
-      <w:r>
-        <w:rPr>
-          <w:iCs/>
-          <w:i/>
-        </w:rPr>
-        <w:t xml:space="preserve">eLife</w:t>
-      </w:r>
-      <w:r>
-        <w:t xml:space="preserve"> </w:t>
-      </w:r>
-      <w:r>
-        <w:rPr>
-          <w:bCs/>
-          <w:b/>
-        </w:rPr>
-        <w:t xml:space="preserve">9</w:t>
-      </w:r>
-      <w:r>
-        <w:t xml:space="preserve">, e51002 (2020).</w:t>
-      </w:r>
-    </w:p>
-    <w:bookmarkEnd w:id="166"/>
-    <w:bookmarkStart w:id="168" w:name="ref-chakrabarti2018"/>
-    <w:p>
-      <w:pPr>
-        <w:pStyle w:val="Bibliography"/>
-      </w:pPr>
-      <w:r>
-        <w:t xml:space="preserve">46.</w:t>
-      </w:r>
-      <w:r>
-        <w:t xml:space="preserve"> </w:t>
-      </w:r>
-      <w:r>
-        <w:t xml:space="preserve">	</w:t>
-      </w:r>
-      <w:r>
-        <w:t xml:space="preserve">Chakrabarti, S.</w:t>
-      </w:r>
-      <w:r>
-        <w:t xml:space="preserve"> </w:t>
-      </w:r>
-      <w:r>
-        <w:rPr>
-          <w:iCs/>
-          <w:i/>
-        </w:rPr>
-        <w:t xml:space="preserve">et al.</w:t>
-      </w:r>
-      <w:r>
-        <w:t xml:space="preserve"> </w:t>
-      </w:r>
-      <w:hyperlink r:id="rId167">
-        <w:r>
-          <w:rPr>
-            <w:rStyle w:val="Hyperlink"/>
-          </w:rPr>
-          <w:t xml:space="preserve">Hidden heterogeneity and circadian-controlled cell fate inferred from single cell lineages</w:t>
-        </w:r>
-      </w:hyperlink>
-      <w:r>
-        <w:t xml:space="preserve">.</w:t>
-      </w:r>
-      <w:r>
-        <w:t xml:space="preserve"> </w:t>
-      </w:r>
-      <w:r>
-        <w:rPr>
-          <w:iCs/>
-          <w:i/>
-        </w:rPr>
-        <w:t xml:space="preserve">Nature Communications</w:t>
-      </w:r>
-      <w:r>
-        <w:t xml:space="preserve"> </w:t>
-      </w:r>
-      <w:r>
-        <w:rPr>
-          <w:bCs/>
-          <w:b/>
-        </w:rPr>
-        <w:t xml:space="preserve">9</w:t>
-      </w:r>
-      <w:r>
-        <w:t xml:space="preserve">, 5372 (2018).</w:t>
-      </w:r>
-    </w:p>
-    <w:bookmarkEnd w:id="168"/>
-    <w:bookmarkStart w:id="170" w:name="ref-algazi2020"/>
-    <w:p>
-      <w:pPr>
-        <w:pStyle w:val="Bibliography"/>
-      </w:pPr>
-      <w:r>
-        <w:t xml:space="preserve">47.</w:t>
-      </w:r>
-      <w:r>
-        <w:t xml:space="preserve"> </w:t>
-      </w:r>
-      <w:r>
-        <w:t xml:space="preserve">	</w:t>
-      </w:r>
-      <w:r>
-        <w:t xml:space="preserve">Algazi, A. P.</w:t>
-      </w:r>
-      <w:r>
-        <w:t xml:space="preserve"> </w:t>
-      </w:r>
-      <w:r>
-        <w:rPr>
-          <w:iCs/>
-          <w:i/>
-        </w:rPr>
-        <w:t xml:space="preserve">et al.</w:t>
-      </w:r>
-      <w:r>
-        <w:t xml:space="preserve"> </w:t>
-      </w:r>
-      <w:hyperlink r:id="rId169">
-        <w:r>
-          <w:rPr>
-            <w:rStyle w:val="Hyperlink"/>
-          </w:rPr>
-          <w:t xml:space="preserve">Continuous versus intermittent</w:t>
-        </w:r>
-        <w:r>
-          <w:rPr>
-            <w:rStyle w:val="Hyperlink"/>
-          </w:rPr>
-          <w:t xml:space="preserve"> </w:t>
-        </w:r>
-        <w:r>
-          <w:rPr>
-            <w:rStyle w:val="Hyperlink"/>
-          </w:rPr>
-          <w:t xml:space="preserve">BRAF</w:t>
-        </w:r>
-        <w:r>
-          <w:rPr>
-            <w:rStyle w:val="Hyperlink"/>
-          </w:rPr>
-          <w:t xml:space="preserve"> </w:t>
-        </w:r>
-        <w:r>
-          <w:rPr>
-            <w:rStyle w:val="Hyperlink"/>
-          </w:rPr>
-          <w:t xml:space="preserve">and</w:t>
-        </w:r>
-        <w:r>
-          <w:rPr>
-            <w:rStyle w:val="Hyperlink"/>
-          </w:rPr>
-          <w:t xml:space="preserve"> </w:t>
-        </w:r>
-        <w:r>
-          <w:rPr>
-            <w:rStyle w:val="Hyperlink"/>
-          </w:rPr>
-          <w:t xml:space="preserve">MEK</w:t>
-        </w:r>
-        <w:r>
-          <w:rPr>
-            <w:rStyle w:val="Hyperlink"/>
-          </w:rPr>
-          <w:t xml:space="preserve"> </w:t>
-        </w:r>
-        <w:r>
-          <w:rPr>
-            <w:rStyle w:val="Hyperlink"/>
-          </w:rPr>
-          <w:t xml:space="preserve">inhibition in patients with</w:t>
-        </w:r>
-        <w:r>
-          <w:rPr>
-            <w:rStyle w:val="Hyperlink"/>
-          </w:rPr>
-          <w:t xml:space="preserve"> </w:t>
-        </w:r>
-        <w:r>
-          <w:rPr>
-            <w:rStyle w:val="Hyperlink"/>
-          </w:rPr>
-          <w:t xml:space="preserve">BRAF</w:t>
-        </w:r>
-        <w:r>
-          <w:rPr>
-            <w:rStyle w:val="Hyperlink"/>
-          </w:rPr>
-          <w:t xml:space="preserve">-mutated melanoma: A randomized phase 2 trial</w:t>
-        </w:r>
-      </w:hyperlink>
-      <w:r>
-        <w:t xml:space="preserve">.</w:t>
-      </w:r>
-      <w:r>
-        <w:t xml:space="preserve"> </w:t>
-      </w:r>
-      <w:r>
-        <w:rPr>
-          <w:iCs/>
-          <w:i/>
-        </w:rPr>
-        <w:t xml:space="preserve">Nature Medicine</w:t>
-      </w:r>
-      <w:r>
-        <w:t xml:space="preserve"> </w:t>
-      </w:r>
-      <w:r>
-        <w:rPr>
-          <w:bCs/>
-          <w:b/>
-        </w:rPr>
-        <w:t xml:space="preserve">26</w:t>
-      </w:r>
-      <w:r>
-        <w:t xml:space="preserve">, 1564–1568 (2020).</w:t>
-      </w:r>
-    </w:p>
-    <w:bookmarkEnd w:id="170"/>
-    <w:bookmarkStart w:id="172" w:name="ref-zhang2017adaptive"/>
-    <w:p>
-      <w:pPr>
-        <w:pStyle w:val="Bibliography"/>
-      </w:pPr>
-      <w:r>
-        <w:t xml:space="preserve">48.</w:t>
-      </w:r>
-      <w:r>
-        <w:t xml:space="preserve"> </w:t>
-      </w:r>
-      <w:r>
-        <w:t xml:space="preserve">	</w:t>
-      </w:r>
-      <w:r>
-        <w:t xml:space="preserve">Zhang, J., Cunningham, J. J., Brown, J. S. &amp; Gatenby, R. A.</w:t>
-      </w:r>
-      <w:r>
-        <w:t xml:space="preserve"> </w:t>
-      </w:r>
-      <w:hyperlink r:id="rId171">
-        <w:r>
-          <w:rPr>
-            <w:rStyle w:val="Hyperlink"/>
-          </w:rPr>
-          <w:t xml:space="preserve">Integrating evolutionary dynamics into treatment of metastatic castrate-resistant prostate cancer</w:t>
-        </w:r>
-      </w:hyperlink>
-      <w:r>
-        <w:t xml:space="preserve">.</w:t>
-      </w:r>
-      <w:r>
-        <w:t xml:space="preserve"> </w:t>
-      </w:r>
-      <w:r>
-        <w:rPr>
-          <w:iCs/>
-          <w:i/>
-        </w:rPr>
-        <w:t xml:space="preserve">Nature Communications</w:t>
-      </w:r>
-      <w:r>
-        <w:t xml:space="preserve"> </w:t>
-      </w:r>
-      <w:r>
-        <w:rPr>
-          <w:bCs/>
-          <w:b/>
-        </w:rPr>
-        <w:t xml:space="preserve">8</w:t>
-      </w:r>
-      <w:r>
-        <w:t xml:space="preserve">, 1816 (2017).</w:t>
-      </w:r>
-    </w:p>
-    <w:bookmarkEnd w:id="172"/>
-    <w:bookmarkStart w:id="174" w:name="ref-dasthakur2013"/>
-    <w:p>
-      <w:pPr>
-        <w:pStyle w:val="Bibliography"/>
-      </w:pPr>
-      <w:r>
-        <w:t xml:space="preserve">49.</w:t>
-      </w:r>
-      <w:r>
-        <w:t xml:space="preserve"> </w:t>
-      </w:r>
-      <w:r>
-        <w:t xml:space="preserve">	</w:t>
-      </w:r>
-      <w:r>
-        <w:t xml:space="preserve">Das Thakur, M.</w:t>
-      </w:r>
-      <w:r>
-        <w:t xml:space="preserve"> </w:t>
-      </w:r>
-      <w:r>
-        <w:rPr>
-          <w:iCs/>
-          <w:i/>
-        </w:rPr>
-        <w:t xml:space="preserve">et al.</w:t>
-      </w:r>
-      <w:r>
-        <w:t xml:space="preserve"> </w:t>
-      </w:r>
-      <w:hyperlink r:id="rId173">
-        <w:r>
-          <w:rPr>
-            <w:rStyle w:val="Hyperlink"/>
-          </w:rPr>
-          <w:t xml:space="preserve">Modelling vemurafenib resistance in melanoma reveals a strategy to forestall drug resistance</w:t>
-        </w:r>
-      </w:hyperlink>
-      <w:r>
-        <w:t xml:space="preserve">.</w:t>
-      </w:r>
-      <w:r>
-        <w:t xml:space="preserve"> </w:t>
-      </w:r>
-      <w:r>
-        <w:rPr>
-          <w:iCs/>
-          <w:i/>
-        </w:rPr>
-        <w:t xml:space="preserve">Nature</w:t>
-      </w:r>
-      <w:r>
-        <w:t xml:space="preserve"> </w:t>
-      </w:r>
-      <w:r>
-        <w:rPr>
-          <w:bCs/>
-          <w:b/>
-        </w:rPr>
-        <w:t xml:space="preserve">494</w:t>
-      </w:r>
-      <w:r>
-        <w:t xml:space="preserve">, 251–255 (2013).</w:t>
-      </w:r>
-    </w:p>
-    <w:bookmarkEnd w:id="174"/>
-    <w:bookmarkStart w:id="176" w:name="ref-strobl2021"/>
-    <w:p>
-      <w:pPr>
-        <w:pStyle w:val="Bibliography"/>
-      </w:pPr>
-      <w:r>
-        <w:t xml:space="preserve">50.</w:t>
-      </w:r>
-      <w:r>
-        <w:t xml:space="preserve"> </w:t>
-      </w:r>
-      <w:r>
-        <w:t xml:space="preserve">	</w:t>
-      </w:r>
-      <w:r>
-        <w:t xml:space="preserve">Strobl, M. A. R.</w:t>
-      </w:r>
-      <w:r>
-        <w:t xml:space="preserve"> </w:t>
-      </w:r>
-      <w:r>
-        <w:rPr>
-          <w:iCs/>
-          <w:i/>
-        </w:rPr>
-        <w:t xml:space="preserve">et al.</w:t>
-      </w:r>
-      <w:r>
-        <w:t xml:space="preserve"> </w:t>
-      </w:r>
-      <w:hyperlink r:id="rId175">
-        <w:r>
-          <w:rPr>
-            <w:rStyle w:val="Hyperlink"/>
-          </w:rPr>
-          <w:t xml:space="preserve">Turnover modulates the need for a cost of resistance in adaptive therapy</w:t>
-        </w:r>
-      </w:hyperlink>
-      <w:r>
-        <w:t xml:space="preserve">.</w:t>
-      </w:r>
-      <w:r>
-        <w:t xml:space="preserve"> </w:t>
-      </w:r>
-      <w:r>
-        <w:rPr>
-          <w:iCs/>
-          <w:i/>
-        </w:rPr>
-        <w:t xml:space="preserve">Cancer Research</w:t>
-      </w:r>
-      <w:r>
-        <w:t xml:space="preserve"> </w:t>
-      </w:r>
-      <w:r>
-        <w:rPr>
-          <w:bCs/>
-          <w:b/>
-        </w:rPr>
-        <w:t xml:space="preserve">81</w:t>
-      </w:r>
-      <w:r>
-        <w:t xml:space="preserve">, 1135–1147 (2021).</w:t>
-      </w:r>
-    </w:p>
-    <w:bookmarkEnd w:id="176"/>
-    <w:bookmarkStart w:id="178" w:name="ref-gilbert2013"/>
-    <w:p>
-      <w:pPr>
-        <w:pStyle w:val="Bibliography"/>
-      </w:pPr>
-      <w:r>
-        <w:t xml:space="preserve">51.</w:t>
-      </w:r>
-      <w:r>
-        <w:t xml:space="preserve"> </w:t>
-      </w:r>
-      <w:r>
-        <w:t xml:space="preserve">	</w:t>
-      </w:r>
-      <w:r>
-        <w:t xml:space="preserve">Gilbert, M. R.</w:t>
-      </w:r>
-      <w:r>
-        <w:t xml:space="preserve"> </w:t>
-      </w:r>
-      <w:r>
-        <w:rPr>
-          <w:iCs/>
-          <w:i/>
-        </w:rPr>
-        <w:t xml:space="preserve">et al.</w:t>
-      </w:r>
-      <w:r>
-        <w:t xml:space="preserve"> </w:t>
-      </w:r>
-      <w:hyperlink r:id="rId177">
-        <w:r>
-          <w:rPr>
-            <w:rStyle w:val="Hyperlink"/>
-          </w:rPr>
-          <w:t xml:space="preserve">Dose-dense temozolomide for newly diagnosed glioblastoma: A randomized phase</w:t>
-        </w:r>
-        <w:r>
-          <w:rPr>
-            <w:rStyle w:val="Hyperlink"/>
-          </w:rPr>
-          <w:t xml:space="preserve"> </w:t>
-        </w:r>
-        <w:r>
-          <w:rPr>
-            <w:rStyle w:val="Hyperlink"/>
-          </w:rPr>
-          <w:t xml:space="preserve">III</w:t>
-        </w:r>
-        <w:r>
-          <w:rPr>
-            <w:rStyle w:val="Hyperlink"/>
-          </w:rPr>
-          <w:t xml:space="preserve"> </w:t>
-        </w:r>
-        <w:r>
-          <w:rPr>
-            <w:rStyle w:val="Hyperlink"/>
-          </w:rPr>
-          <w:t xml:space="preserve">clinical trial</w:t>
-        </w:r>
-      </w:hyperlink>
-      <w:r>
-        <w:t xml:space="preserve">.</w:t>
-      </w:r>
-      <w:r>
-        <w:t xml:space="preserve"> </w:t>
-      </w:r>
-      <w:r>
-        <w:rPr>
-          <w:iCs/>
-          <w:i/>
-        </w:rPr>
-        <w:t xml:space="preserve">Journal of Clinical Oncology</w:t>
-      </w:r>
-      <w:r>
-        <w:t xml:space="preserve"> </w:t>
-      </w:r>
-      <w:r>
-        <w:rPr>
-          <w:bCs/>
-          <w:b/>
-        </w:rPr>
-        <w:t xml:space="preserve">31</w:t>
-      </w:r>
-      <w:r>
-        <w:t xml:space="preserve">, 4085–4091 (2013).</w:t>
-      </w:r>
-    </w:p>
-    <w:bookmarkEnd w:id="178"/>
-    <w:bookmarkStart w:id="180" w:name="ref-ostermann2004"/>
-    <w:p>
-      <w:pPr>
-        <w:pStyle w:val="Bibliography"/>
-      </w:pPr>
-      <w:r>
-        <w:t xml:space="preserve">52.</w:t>
-      </w:r>
-      <w:r>
-        <w:t xml:space="preserve"> </w:t>
-      </w:r>
-      <w:r>
-        <w:t xml:space="preserve">	</w:t>
-      </w:r>
-      <w:r>
-        <w:t xml:space="preserve">Ostermann, S.</w:t>
-      </w:r>
-      <w:r>
-        <w:t xml:space="preserve"> </w:t>
-      </w:r>
-      <w:r>
-        <w:rPr>
-          <w:iCs/>
-          <w:i/>
-        </w:rPr>
-        <w:t xml:space="preserve">et al.</w:t>
-      </w:r>
-      <w:r>
-        <w:t xml:space="preserve"> </w:t>
-      </w:r>
-      <w:hyperlink r:id="rId179">
-        <w:r>
-          <w:rPr>
-            <w:rStyle w:val="Hyperlink"/>
-          </w:rPr>
-          <w:t xml:space="preserve">Plasma and cerebrospinal fluid population pharmacokinetics of temozolomide in malignant glioma patients</w:t>
-        </w:r>
-      </w:hyperlink>
-      <w:r>
-        <w:t xml:space="preserve">.</w:t>
-      </w:r>
-      <w:r>
-        <w:t xml:space="preserve"> </w:t>
-      </w:r>
-      <w:r>
-        <w:rPr>
-          <w:iCs/>
-          <w:i/>
-        </w:rPr>
-        <w:t xml:space="preserve">Clinical Cancer Research</w:t>
-      </w:r>
-      <w:r>
-        <w:t xml:space="preserve"> </w:t>
-      </w:r>
-      <w:r>
-        <w:rPr>
-          <w:bCs/>
-          <w:b/>
-        </w:rPr>
-        <w:t xml:space="preserve">10</w:t>
-      </w:r>
-      <w:r>
-        <w:t xml:space="preserve">, 3728–3736 (2004).</w:t>
-      </w:r>
-    </w:p>
-    <w:bookmarkEnd w:id="180"/>
-    <w:bookmarkStart w:id="182" w:name="ref-rudek2004"/>
-    <w:p>
-      <w:pPr>
-        <w:pStyle w:val="Bibliography"/>
-      </w:pPr>
-      <w:r>
-        <w:t xml:space="preserve">53.</w:t>
-      </w:r>
-      <w:r>
-        <w:t xml:space="preserve"> </w:t>
-      </w:r>
-      <w:r>
-        <w:t xml:space="preserve">	</w:t>
-      </w:r>
-      <w:r>
-        <w:t xml:space="preserve">Rudek, M. A.</w:t>
-      </w:r>
-      <w:r>
-        <w:t xml:space="preserve"> </w:t>
-      </w:r>
-      <w:r>
-        <w:rPr>
-          <w:iCs/>
-          <w:i/>
-        </w:rPr>
-        <w:t xml:space="preserve">et al.</w:t>
-      </w:r>
-      <w:r>
-        <w:t xml:space="preserve"> </w:t>
-      </w:r>
-      <w:hyperlink r:id="rId181">
-        <w:r>
-          <w:rPr>
-            <w:rStyle w:val="Hyperlink"/>
-          </w:rPr>
-          <w:t xml:space="preserve">Temozolomide in patients with advanced cancer: Phase</w:t>
-        </w:r>
-        <w:r>
-          <w:rPr>
-            <w:rStyle w:val="Hyperlink"/>
-          </w:rPr>
-          <w:t xml:space="preserve"> </w:t>
-        </w:r>
-        <w:r>
-          <w:rPr>
-            <w:rStyle w:val="Hyperlink"/>
-          </w:rPr>
-          <w:t xml:space="preserve">I</w:t>
-        </w:r>
-        <w:r>
-          <w:rPr>
-            <w:rStyle w:val="Hyperlink"/>
-          </w:rPr>
-          <w:t xml:space="preserve"> </w:t>
-        </w:r>
-        <w:r>
-          <w:rPr>
-            <w:rStyle w:val="Hyperlink"/>
-          </w:rPr>
-          <w:t xml:space="preserve">and pharmacokinetic study</w:t>
-        </w:r>
-      </w:hyperlink>
-      <w:r>
-        <w:t xml:space="preserve">.</w:t>
-      </w:r>
-      <w:r>
-        <w:t xml:space="preserve"> </w:t>
-      </w:r>
-      <w:r>
-        <w:rPr>
-          <w:iCs/>
-          <w:i/>
-        </w:rPr>
-        <w:t xml:space="preserve">Pharmacotherapy</w:t>
-      </w:r>
-      <w:r>
-        <w:t xml:space="preserve"> </w:t>
-      </w:r>
-      <w:r>
-        <w:rPr>
-          <w:bCs/>
-          <w:b/>
-        </w:rPr>
-        <w:t xml:space="preserve">24</w:t>
-      </w:r>
-      <w:r>
-        <w:t xml:space="preserve">, 16–25 (2004).</w:t>
-      </w:r>
-    </w:p>
-    <w:bookmarkEnd w:id="182"/>
-    <w:bookmarkStart w:id="184" w:name="ref-tolcher2003"/>
-    <w:p>
-      <w:pPr>
-        <w:pStyle w:val="Bibliography"/>
-      </w:pPr>
-      <w:r>
-        <w:t xml:space="preserve">54.</w:t>
-      </w:r>
-      <w:r>
-        <w:t xml:space="preserve"> </w:t>
-      </w:r>
-      <w:r>
-        <w:t xml:space="preserve">	</w:t>
-      </w:r>
-      <w:r>
-        <w:t xml:space="preserve">Tolcher, A. W.</w:t>
-      </w:r>
-      <w:r>
-        <w:t xml:space="preserve"> </w:t>
-      </w:r>
-      <w:r>
-        <w:rPr>
-          <w:iCs/>
-          <w:i/>
-        </w:rPr>
-        <w:t xml:space="preserve">et al.</w:t>
-      </w:r>
-      <w:r>
-        <w:t xml:space="preserve"> </w:t>
-      </w:r>
-      <w:hyperlink r:id="rId183">
-        <w:r>
-          <w:rPr>
-            <w:rStyle w:val="Hyperlink"/>
-          </w:rPr>
-          <w:t xml:space="preserve">Marked inactivation of</w:t>
-        </w:r>
-        <w:r>
-          <w:rPr>
-            <w:rStyle w:val="Hyperlink"/>
-          </w:rPr>
-          <w:t xml:space="preserve"> </w:t>
-        </w:r>
-        <w:r>
-          <w:rPr>
-            <w:rStyle w:val="Hyperlink"/>
-          </w:rPr>
-          <w:t xml:space="preserve">O6-alkylguanine-DNA</w:t>
-        </w:r>
-        <w:r>
-          <w:rPr>
-            <w:rStyle w:val="Hyperlink"/>
-          </w:rPr>
-          <w:t xml:space="preserve"> </w:t>
-        </w:r>
-        <w:r>
-          <w:rPr>
-            <w:rStyle w:val="Hyperlink"/>
-          </w:rPr>
-          <w:t xml:space="preserve">alkyltransferase activity with protracted temozolomide schedules</w:t>
-        </w:r>
-      </w:hyperlink>
-      <w:r>
-        <w:t xml:space="preserve">.</w:t>
-      </w:r>
-      <w:r>
-        <w:t xml:space="preserve"> </w:t>
-      </w:r>
-      <w:r>
-        <w:rPr>
-          <w:iCs/>
-          <w:i/>
-        </w:rPr>
-        <w:t xml:space="preserve">British Journal of Cancer</w:t>
-      </w:r>
-      <w:r>
-        <w:t xml:space="preserve"> </w:t>
-      </w:r>
-      <w:r>
-        <w:rPr>
-          <w:bCs/>
-          <w:b/>
-        </w:rPr>
-        <w:t xml:space="preserve">88</w:t>
-      </w:r>
-      <w:r>
-        <w:t xml:space="preserve">, 1004–1011 (2003).</w:t>
-      </w:r>
-    </w:p>
-    <w:bookmarkEnd w:id="184"/>
-    <w:bookmarkStart w:id="186" w:name="ref-middleton2000"/>
-    <w:p>
-      <w:pPr>
-        <w:pStyle w:val="Bibliography"/>
-      </w:pPr>
-      <w:r>
-        <w:t xml:space="preserve">55.</w:t>
-      </w:r>
-      <w:r>
-        <w:t xml:space="preserve"> </w:t>
-      </w:r>
-      <w:r>
-        <w:t xml:space="preserve">	</w:t>
-      </w:r>
-      <w:r>
-        <w:t xml:space="preserve">Middleton, M. R.</w:t>
-      </w:r>
-      <w:r>
-        <w:t xml:space="preserve"> </w:t>
-      </w:r>
-      <w:r>
-        <w:rPr>
-          <w:iCs/>
-          <w:i/>
-        </w:rPr>
-        <w:t xml:space="preserve">et al.</w:t>
-      </w:r>
-      <w:r>
-        <w:t xml:space="preserve"> </w:t>
-      </w:r>
-      <w:hyperlink r:id="rId185">
-        <w:r>
-          <w:rPr>
-            <w:rStyle w:val="Hyperlink"/>
-          </w:rPr>
-          <w:t xml:space="preserve">O6-methylguanine</w:t>
-        </w:r>
-        <w:r>
-          <w:rPr>
-            <w:rStyle w:val="Hyperlink"/>
-          </w:rPr>
-          <w:t xml:space="preserve"> </w:t>
-        </w:r>
-        <w:r>
-          <w:rPr>
-            <w:rStyle w:val="Hyperlink"/>
-          </w:rPr>
-          <w:t xml:space="preserve">formation, repair protein depletion and clinical outcome with a 4 hr schedule of temozolomide in the treatment of advanced melanoma: Results of a phase</w:t>
-        </w:r>
-        <w:r>
-          <w:rPr>
-            <w:rStyle w:val="Hyperlink"/>
-          </w:rPr>
-          <w:t xml:space="preserve"> </w:t>
-        </w:r>
-        <w:r>
-          <w:rPr>
-            <w:rStyle w:val="Hyperlink"/>
-          </w:rPr>
-          <w:t xml:space="preserve">II</w:t>
-        </w:r>
-        <w:r>
-          <w:rPr>
-            <w:rStyle w:val="Hyperlink"/>
-          </w:rPr>
-          <w:t xml:space="preserve"> </w:t>
-        </w:r>
-        <w:r>
-          <w:rPr>
-            <w:rStyle w:val="Hyperlink"/>
-          </w:rPr>
-          <w:t xml:space="preserve">study</w:t>
-        </w:r>
-      </w:hyperlink>
-      <w:r>
-        <w:t xml:space="preserve">.</w:t>
-      </w:r>
-      <w:r>
-        <w:t xml:space="preserve"> </w:t>
-      </w:r>
-      <w:r>
-        <w:rPr>
-          <w:iCs/>
-          <w:i/>
-        </w:rPr>
-        <w:t xml:space="preserve">International Journal of Cancer</w:t>
-      </w:r>
-      <w:r>
-        <w:t xml:space="preserve"> </w:t>
-      </w:r>
-      <w:r>
-        <w:rPr>
-          <w:bCs/>
-          <w:b/>
-        </w:rPr>
-        <w:t xml:space="preserve">88</w:t>
-      </w:r>
-      <w:r>
-        <w:t xml:space="preserve">, 469–473 (2000).</w:t>
-      </w:r>
-    </w:p>
-    <w:bookmarkEnd w:id="186"/>
-    <w:bookmarkStart w:id="188" w:name="ref-robinson2010"/>
-    <w:p>
-      <w:pPr>
-        <w:pStyle w:val="Bibliography"/>
-      </w:pPr>
-      <w:r>
-        <w:t xml:space="preserve">56.</w:t>
-      </w:r>
-      <w:r>
-        <w:t xml:space="preserve"> </w:t>
-      </w:r>
-      <w:r>
-        <w:t xml:space="preserve">	</w:t>
-      </w:r>
-      <w:r>
-        <w:t xml:space="preserve">Robinson, C. G.</w:t>
-      </w:r>
-      <w:r>
-        <w:t xml:space="preserve"> </w:t>
-      </w:r>
-      <w:r>
-        <w:rPr>
-          <w:iCs/>
-          <w:i/>
-        </w:rPr>
-        <w:t xml:space="preserve">et al.</w:t>
-      </w:r>
-      <w:r>
-        <w:t xml:space="preserve"> </w:t>
-      </w:r>
-      <w:hyperlink r:id="rId187">
-        <w:r>
-          <w:rPr>
-            <w:rStyle w:val="Hyperlink"/>
-          </w:rPr>
-          <w:t xml:space="preserve">Effect of alternative temozolomide schedules on glioblastoma</w:t>
-        </w:r>
-        <w:r>
-          <w:rPr>
-            <w:rStyle w:val="Hyperlink"/>
-          </w:rPr>
-          <w:t xml:space="preserve"> </w:t>
-        </w:r>
-        <w:r>
-          <w:rPr>
-            <w:rStyle w:val="Hyperlink"/>
-          </w:rPr>
-          <w:t xml:space="preserve">O6-methylguanine-DNA</w:t>
-        </w:r>
-        <w:r>
-          <w:rPr>
-            <w:rStyle w:val="Hyperlink"/>
-          </w:rPr>
-          <w:t xml:space="preserve"> </w:t>
-        </w:r>
-        <w:r>
-          <w:rPr>
-            <w:rStyle w:val="Hyperlink"/>
-          </w:rPr>
-          <w:t xml:space="preserve">methyltransferase activity and survival</w:t>
-        </w:r>
-      </w:hyperlink>
-      <w:r>
-        <w:t xml:space="preserve">.</w:t>
-      </w:r>
-      <w:r>
-        <w:t xml:space="preserve"> </w:t>
-      </w:r>
-      <w:r>
-        <w:rPr>
-          <w:iCs/>
-          <w:i/>
-        </w:rPr>
-        <w:t xml:space="preserve">British Journal of Cancer</w:t>
-      </w:r>
-      <w:r>
-        <w:t xml:space="preserve"> </w:t>
-      </w:r>
-      <w:r>
-        <w:rPr>
-          <w:bCs/>
-          <w:b/>
-        </w:rPr>
-        <w:t xml:space="preserve">103</w:t>
-      </w:r>
-      <w:r>
-        <w:t xml:space="preserve">, 498–504 (2010).</w:t>
-      </w:r>
-    </w:p>
-    <w:bookmarkEnd w:id="188"/>
-    <w:bookmarkStart w:id="190" w:name="ref-gillespie1977"/>
-    <w:p>
-      <w:pPr>
-        <w:pStyle w:val="Bibliography"/>
-      </w:pPr>
-      <w:r>
-        <w:t xml:space="preserve">57.</w:t>
-      </w:r>
-      <w:r>
-        <w:t xml:space="preserve"> </w:t>
-      </w:r>
-      <w:r>
-        <w:t xml:space="preserve">	</w:t>
-      </w:r>
-      <w:r>
-        <w:t xml:space="preserve">Gillespie, D. T.</w:t>
-      </w:r>
-      <w:r>
-        <w:t xml:space="preserve"> </w:t>
-      </w:r>
-      <w:hyperlink r:id="rId189">
-        <w:r>
-          <w:rPr>
-            <w:rStyle w:val="Hyperlink"/>
-          </w:rPr>
-          <w:t xml:space="preserve">Exact stochastic simulation of coupled chemical reactions</w:t>
-        </w:r>
-      </w:hyperlink>
-      <w:r>
-        <w:t xml:space="preserve">.</w:t>
-      </w:r>
-      <w:r>
-        <w:t xml:space="preserve"> </w:t>
-      </w:r>
-      <w:r>
-        <w:rPr>
-          <w:iCs/>
-          <w:i/>
-        </w:rPr>
-        <w:t xml:space="preserve">The Journal of Physical Chemistry</w:t>
-      </w:r>
-      <w:r>
-        <w:t xml:space="preserve"> </w:t>
-      </w:r>
-      <w:r>
-        <w:rPr>
-          <w:bCs/>
-          <w:b/>
-        </w:rPr>
-        <w:t xml:space="preserve">81</w:t>
-      </w:r>
-      <w:r>
-        <w:t xml:space="preserve">, 2340–2361 (1977).</w:t>
-      </w:r>
-    </w:p>
-    <w:bookmarkEnd w:id="190"/>
-    <w:bookmarkStart w:id="192" w:name="ref-gillespie2001"/>
-    <w:p>
-      <w:pPr>
-        <w:pStyle w:val="Bibliography"/>
-      </w:pPr>
-      <w:r>
-        <w:t xml:space="preserve">58.</w:t>
-      </w:r>
-      <w:r>
-        <w:t xml:space="preserve"> </w:t>
-      </w:r>
-      <w:r>
-        <w:t xml:space="preserve">	</w:t>
-      </w:r>
-      <w:r>
-        <w:t xml:space="preserve">Gillespie, D. T.</w:t>
-      </w:r>
-      <w:r>
-        <w:t xml:space="preserve"> </w:t>
-      </w:r>
-      <w:hyperlink r:id="rId191">
-        <w:r>
-          <w:rPr>
-            <w:rStyle w:val="Hyperlink"/>
-          </w:rPr>
-          <w:t xml:space="preserve">Approximate accelerated stochastic simulation of chemically reacting systems</w:t>
-        </w:r>
-      </w:hyperlink>
-      <w:r>
-        <w:t xml:space="preserve">.</w:t>
-      </w:r>
-      <w:r>
-        <w:t xml:space="preserve"> </w:t>
-      </w:r>
-      <w:r>
-        <w:rPr>
-          <w:iCs/>
-          <w:i/>
-        </w:rPr>
-        <w:t xml:space="preserve">The Journal of Chemical Physics</w:t>
-      </w:r>
-      <w:r>
-        <w:t xml:space="preserve"> </w:t>
-      </w:r>
-      <w:r>
-        <w:rPr>
-          <w:bCs/>
-          <w:b/>
-        </w:rPr>
-        <w:t xml:space="preserve">115</w:t>
-      </w:r>
-      <w:r>
-        <w:t xml:space="preserve">, 1716–1733 (2001).</w:t>
-      </w:r>
-    </w:p>
-    <w:bookmarkEnd w:id="192"/>
-    <w:bookmarkStart w:id="194" w:name="ref-cao2006"/>
-    <w:p>
-      <w:pPr>
-        <w:pStyle w:val="Bibliography"/>
-      </w:pPr>
-      <w:r>
-        <w:t xml:space="preserve">59.</w:t>
-      </w:r>
-      <w:r>
-        <w:t xml:space="preserve"> </w:t>
-      </w:r>
-      <w:r>
-        <w:t xml:space="preserve">	</w:t>
-      </w:r>
-      <w:r>
-        <w:t xml:space="preserve">Cao, Y., Gillespie, D. T. &amp; Petzold, L. R.</w:t>
-      </w:r>
-      <w:r>
-        <w:t xml:space="preserve"> </w:t>
-      </w:r>
-      <w:hyperlink r:id="rId193">
-        <w:r>
-          <w:rPr>
-            <w:rStyle w:val="Hyperlink"/>
-          </w:rPr>
-          <w:t xml:space="preserve">Efficient step size selection for the tau-leaping simulation method</w:t>
-        </w:r>
-      </w:hyperlink>
-      <w:r>
-        <w:t xml:space="preserve">.</w:t>
-      </w:r>
-      <w:r>
-        <w:t xml:space="preserve"> </w:t>
-      </w:r>
-      <w:r>
-        <w:rPr>
-          <w:iCs/>
-          <w:i/>
-        </w:rPr>
-        <w:t xml:space="preserve">The Journal of Chemical Physics</w:t>
-      </w:r>
-      <w:r>
-        <w:t xml:space="preserve"> </w:t>
-      </w:r>
-      <w:r>
-        <w:rPr>
-          <w:bCs/>
-          <w:b/>
-        </w:rPr>
-        <w:t xml:space="preserve">124</w:t>
-      </w:r>
-      <w:r>
-        <w:t xml:space="preserve">, 044109 (2006).</w:t>
-      </w:r>
-    </w:p>
-    <w:bookmarkEnd w:id="194"/>
-    <w:bookmarkStart w:id="196" w:name="ref-cao2005"/>
-    <w:p>
-      <w:pPr>
-        <w:pStyle w:val="Bibliography"/>
-      </w:pPr>
-      <w:r>
-        <w:t xml:space="preserve">60.</w:t>
-      </w:r>
-      <w:r>
-        <w:t xml:space="preserve"> </w:t>
-      </w:r>
-      <w:r>
-        <w:t xml:space="preserve">	</w:t>
-      </w:r>
-      <w:r>
-        <w:t xml:space="preserve">Cao, Y., Gillespie, D. T. &amp; Petzold, L. R.</w:t>
-      </w:r>
-      <w:r>
-        <w:t xml:space="preserve"> </w:t>
-      </w:r>
-      <w:hyperlink r:id="rId195">
-        <w:r>
-          <w:rPr>
-            <w:rStyle w:val="Hyperlink"/>
-          </w:rPr>
-          <w:t xml:space="preserve">Avoiding negative populations in explicit</w:t>
-        </w:r>
-        <w:r>
-          <w:rPr>
-            <w:rStyle w:val="Hyperlink"/>
-          </w:rPr>
-          <w:t xml:space="preserve"> </w:t>
-        </w:r>
-        <w:r>
-          <w:rPr>
-            <w:rStyle w:val="Hyperlink"/>
-          </w:rPr>
-          <w:t xml:space="preserve">Poisson</w:t>
-        </w:r>
-        <w:r>
-          <w:rPr>
-            <w:rStyle w:val="Hyperlink"/>
-          </w:rPr>
-          <w:t xml:space="preserve"> </w:t>
-        </w:r>
-        <w:r>
-          <w:rPr>
-            <w:rStyle w:val="Hyperlink"/>
-          </w:rPr>
-          <w:t xml:space="preserve">tau-leaping</w:t>
-        </w:r>
-      </w:hyperlink>
-      <w:r>
-        <w:t xml:space="preserve">.</w:t>
-      </w:r>
-      <w:r>
-        <w:t xml:space="preserve"> </w:t>
-      </w:r>
-      <w:r>
-        <w:rPr>
-          <w:iCs/>
-          <w:i/>
-        </w:rPr>
-        <w:t xml:space="preserve">The Journal of Chemical Physics</w:t>
-      </w:r>
-      <w:r>
-        <w:t xml:space="preserve"> </w:t>
-      </w:r>
-      <w:r>
-        <w:rPr>
-          <w:bCs/>
-          <w:b/>
-        </w:rPr>
-        <w:t xml:space="preserve">123</w:t>
-      </w:r>
-      <w:r>
-        <w:t xml:space="preserve">, 054104 (2005).</w:t>
-      </w:r>
-    </w:p>
-    <w:bookmarkEnd w:id="196"/>
-    <w:bookmarkStart w:id="198" w:name="ref-shaffer2020"/>
-    <w:p>
-      <w:pPr>
-        <w:pStyle w:val="Bibliography"/>
-      </w:pPr>
-      <w:r>
-        <w:t xml:space="preserve">61.</w:t>
-      </w:r>
-      <w:r>
-        <w:t xml:space="preserve"> </w:t>
-      </w:r>
-      <w:r>
-        <w:t xml:space="preserve">	</w:t>
-      </w:r>
-      <w:r>
-        <w:t xml:space="preserve">Shaffer, S. M.</w:t>
-      </w:r>
-      <w:r>
-        <w:t xml:space="preserve"> </w:t>
-      </w:r>
-      <w:r>
-        <w:rPr>
-          <w:iCs/>
-          <w:i/>
-        </w:rPr>
-        <w:t xml:space="preserve">et al.</w:t>
-      </w:r>
-      <w:r>
-        <w:t xml:space="preserve"> </w:t>
-      </w:r>
-      <w:hyperlink r:id="rId197">
-        <w:r>
-          <w:rPr>
-            <w:rStyle w:val="Hyperlink"/>
-          </w:rPr>
-          <w:t xml:space="preserve">Memory sequencing reveals heritable single-cell gene expression programs associated with distinct cellular behaviors</w:t>
-        </w:r>
-      </w:hyperlink>
-      <w:r>
-        <w:t xml:space="preserve">.</w:t>
-      </w:r>
-      <w:r>
-        <w:t xml:space="preserve"> </w:t>
-      </w:r>
-      <w:r>
-        <w:rPr>
-          <w:iCs/>
-          <w:i/>
-        </w:rPr>
-        <w:t xml:space="preserve">Cell</w:t>
-      </w:r>
-      <w:r>
-        <w:t xml:space="preserve"> </w:t>
-      </w:r>
-      <w:r>
-        <w:rPr>
-          <w:bCs/>
-          <w:b/>
-        </w:rPr>
-        <w:t xml:space="preserve">182</w:t>
-      </w:r>
-      <w:r>
-        <w:t xml:space="preserve">, 947–959 (2020).</w:t>
-      </w:r>
-    </w:p>
-    <w:bookmarkEnd w:id="198"/>
-    <w:bookmarkStart w:id="200" w:name="ref-toni2009"/>
-    <w:p>
-      <w:pPr>
-        <w:pStyle w:val="Bibliography"/>
-      </w:pPr>
-      <w:r>
-        <w:t xml:space="preserve">62.</w:t>
-      </w:r>
-      <w:r>
-        <w:t xml:space="preserve"> </w:t>
-      </w:r>
-      <w:r>
-        <w:t xml:space="preserve">	</w:t>
-      </w:r>
-      <w:r>
-        <w:t xml:space="preserve">Toni, T., Welch, D., Strelkowa, N., Ipsen, A. &amp; Stumpf, M. P. H.</w:t>
-      </w:r>
-      <w:r>
-        <w:t xml:space="preserve"> </w:t>
-      </w:r>
-      <w:hyperlink r:id="rId199">
-        <w:r>
-          <w:rPr>
-            <w:rStyle w:val="Hyperlink"/>
-          </w:rPr>
-          <w:t xml:space="preserve">Approximate</w:t>
-        </w:r>
-        <w:r>
-          <w:rPr>
-            <w:rStyle w:val="Hyperlink"/>
-          </w:rPr>
-          <w:t xml:space="preserve"> </w:t>
-        </w:r>
-        <w:r>
-          <w:rPr>
-            <w:rStyle w:val="Hyperlink"/>
-          </w:rPr>
-          <w:t xml:space="preserve">Bayesian</w:t>
-        </w:r>
-        <w:r>
-          <w:rPr>
-            <w:rStyle w:val="Hyperlink"/>
-          </w:rPr>
-          <w:t xml:space="preserve"> </w:t>
-        </w:r>
-        <w:r>
-          <w:rPr>
-            <w:rStyle w:val="Hyperlink"/>
-          </w:rPr>
-          <w:t xml:space="preserve">computation scheme for parameter inference and model selection in dynamical systems</w:t>
-        </w:r>
-      </w:hyperlink>
-      <w:r>
-        <w:t xml:space="preserve">.</w:t>
-      </w:r>
-      <w:r>
-        <w:t xml:space="preserve"> </w:t>
-      </w:r>
-      <w:r>
-        <w:rPr>
-          <w:iCs/>
-          <w:i/>
-        </w:rPr>
-        <w:t xml:space="preserve">Journal of the Royal Society Interface</w:t>
-      </w:r>
-      <w:r>
-        <w:t xml:space="preserve"> </w:t>
-      </w:r>
-      <w:r>
-        <w:rPr>
-          <w:bCs/>
-          <w:b/>
-        </w:rPr>
-        <w:t xml:space="preserve">6</w:t>
-      </w:r>
-      <w:r>
-        <w:t xml:space="preserve">, 187–202 (2009).</w:t>
-      </w:r>
-    </w:p>
-    <w:bookmarkEnd w:id="200"/>
-    <w:bookmarkStart w:id="202" w:name="ref-ellingson2016"/>
-    <w:p>
-      <w:pPr>
-        <w:pStyle w:val="Bibliography"/>
-      </w:pPr>
-      <w:r>
-        <w:t xml:space="preserve">63.</w:t>
-      </w:r>
-      <w:r>
-        <w:t xml:space="preserve"> </w:t>
-      </w:r>
-      <w:r>
-        <w:t xml:space="preserve">	</w:t>
-      </w:r>
-      <w:r>
-        <w:t xml:space="preserve">Ellingson, B. M.</w:t>
-      </w:r>
-      <w:r>
-        <w:t xml:space="preserve"> </w:t>
-      </w:r>
-      <w:r>
-        <w:rPr>
-          <w:iCs/>
-          <w:i/>
-        </w:rPr>
-        <w:t xml:space="preserve">et al.</w:t>
-      </w:r>
-      <w:r>
-        <w:t xml:space="preserve"> </w:t>
-      </w:r>
-      <w:hyperlink r:id="rId201">
-        <w:r>
-          <w:rPr>
-            <w:rStyle w:val="Hyperlink"/>
-          </w:rPr>
-          <w:t xml:space="preserve">Contrast-enhancing tumor growth dynamics of preoperative, treatment-naive human glioblastoma</w:t>
-        </w:r>
-      </w:hyperlink>
-      <w:r>
-        <w:t xml:space="preserve">.</w:t>
-      </w:r>
-      <w:r>
-        <w:t xml:space="preserve"> </w:t>
-      </w:r>
-      <w:r>
-        <w:rPr>
-          <w:iCs/>
-          <w:i/>
-        </w:rPr>
-        <w:t xml:space="preserve">Cancer</w:t>
-      </w:r>
-      <w:r>
-        <w:t xml:space="preserve"> </w:t>
-      </w:r>
-      <w:r>
-        <w:rPr>
-          <w:bCs/>
-          <w:b/>
-        </w:rPr>
-        <w:t xml:space="preserve">122</w:t>
-      </w:r>
-      <w:r>
-        <w:t xml:space="preserve">, 1718–1727 (2016).</w:t>
-      </w:r>
-    </w:p>
-    <w:bookmarkEnd w:id="202"/>
-    <w:bookmarkStart w:id="204" w:name="ref-stensjoen2015"/>
-    <w:p>
-      <w:pPr>
-        <w:pStyle w:val="Bibliography"/>
-      </w:pPr>
-      <w:r>
-        <w:t xml:space="preserve">64.</w:t>
-      </w:r>
-      <w:r>
-        <w:t xml:space="preserve"> </w:t>
-      </w:r>
-      <w:r>
-        <w:t xml:space="preserve">	</w:t>
-      </w:r>
-      <w:r>
-        <w:t xml:space="preserve">Stensjøen, A. L.</w:t>
-      </w:r>
-      <w:r>
-        <w:t xml:space="preserve"> </w:t>
-      </w:r>
-      <w:r>
-        <w:rPr>
-          <w:iCs/>
-          <w:i/>
-        </w:rPr>
-        <w:t xml:space="preserve">et al.</w:t>
-      </w:r>
-      <w:r>
-        <w:t xml:space="preserve"> </w:t>
-      </w:r>
-      <w:hyperlink r:id="rId203">
-        <w:r>
-          <w:rPr>
-            <w:rStyle w:val="Hyperlink"/>
-          </w:rPr>
-          <w:t xml:space="preserve">Growth dynamics of untreated glioblastomas in vivo</w:t>
-        </w:r>
-      </w:hyperlink>
-      <w:r>
-        <w:t xml:space="preserve">.</w:t>
-      </w:r>
-      <w:r>
-        <w:t xml:space="preserve"> </w:t>
-      </w:r>
-      <w:r>
-        <w:rPr>
-          <w:iCs/>
-          <w:i/>
-        </w:rPr>
-        <w:t xml:space="preserve">Neuro-Oncology</w:t>
-      </w:r>
-      <w:r>
-        <w:t xml:space="preserve"> </w:t>
-      </w:r>
-      <w:r>
-        <w:rPr>
-          <w:bCs/>
-          <w:b/>
-        </w:rPr>
-        <w:t xml:space="preserve">17</w:t>
-      </w:r>
-      <w:r>
-        <w:t xml:space="preserve">, 1402–1411 (2015).</w:t>
-      </w:r>
-    </w:p>
-    <w:bookmarkEnd w:id="204"/>
-    <w:bookmarkStart w:id="206" w:name="ref-friedman2006"/>
-    <w:p>
-      <w:pPr>
-        <w:pStyle w:val="Bibliography"/>
-      </w:pPr>
-      <w:r>
-        <w:t xml:space="preserve">65.</w:t>
-      </w:r>
-      <w:r>
-        <w:t xml:space="preserve"> </w:t>
-      </w:r>
-      <w:r>
-        <w:t xml:space="preserve">	</w:t>
-      </w:r>
-      <w:r>
-        <w:t xml:space="preserve">Friedman, N., Cai, L. &amp; Xie, X. S.</w:t>
-      </w:r>
-      <w:r>
-        <w:t xml:space="preserve"> </w:t>
-      </w:r>
-      <w:hyperlink r:id="rId205">
-        <w:r>
-          <w:rPr>
-            <w:rStyle w:val="Hyperlink"/>
-          </w:rPr>
-          <w:t xml:space="preserve">Linking stochastic dynamics to population distribution: An analytical framework of gene expression</w:t>
-        </w:r>
-      </w:hyperlink>
-      <w:r>
-        <w:t xml:space="preserve">.</w:t>
-      </w:r>
-      <w:r>
-        <w:t xml:space="preserve"> </w:t>
-      </w:r>
-      <w:r>
-        <w:rPr>
-          <w:iCs/>
-          <w:i/>
-        </w:rPr>
-        <w:t xml:space="preserve">Physical Review Letters</w:t>
-      </w:r>
-      <w:r>
-        <w:t xml:space="preserve"> </w:t>
-      </w:r>
-      <w:r>
-        <w:rPr>
-          <w:bCs/>
-          <w:b/>
-        </w:rPr>
-        <w:t xml:space="preserve">97</w:t>
-      </w:r>
-      <w:r>
-        <w:t xml:space="preserve">, 168302 (2006).</w:t>
-      </w:r>
-    </w:p>
-    <w:bookmarkEnd w:id="206"/>
-    <w:bookmarkStart w:id="208" w:name="ref-shahrezaei2008"/>
-    <w:p>
-      <w:pPr>
-        <w:pStyle w:val="Bibliography"/>
-      </w:pPr>
-      <w:r>
-        <w:t xml:space="preserve">66.</w:t>
-      </w:r>
-      <w:r>
-        <w:t xml:space="preserve"> </w:t>
-      </w:r>
-      <w:r>
-        <w:t xml:space="preserve">	</w:t>
-      </w:r>
-      <w:r>
-        <w:t xml:space="preserve">Shahrezaei, V. &amp; Swain, P. S.</w:t>
-      </w:r>
-      <w:r>
-        <w:t xml:space="preserve"> </w:t>
-      </w:r>
-      <w:hyperlink r:id="rId207">
-        <w:r>
-          <w:rPr>
-            <w:rStyle w:val="Hyperlink"/>
-          </w:rPr>
-          <w:t xml:space="preserve">Analytical distributions for stochastic gene expression</w:t>
-        </w:r>
-      </w:hyperlink>
-      <w:r>
-        <w:t xml:space="preserve">.</w:t>
-      </w:r>
-      <w:r>
-        <w:t xml:space="preserve"> </w:t>
-      </w:r>
-      <w:r>
-        <w:rPr>
-          <w:iCs/>
-          <w:i/>
-        </w:rPr>
-        <w:t xml:space="preserve">Proceedings of the National Academy of Sciences</w:t>
-      </w:r>
-      <w:r>
-        <w:t xml:space="preserve"> </w:t>
-      </w:r>
-      <w:r>
-        <w:rPr>
-          <w:bCs/>
-          <w:b/>
-        </w:rPr>
-        <w:t xml:space="preserve">105</w:t>
-      </w:r>
-      <w:r>
-        <w:t xml:space="preserve">, 17256–17261 (2008).</w:t>
-      </w:r>
-    </w:p>
-    <w:bookmarkEnd w:id="208"/>
-    <w:bookmarkStart w:id="210" w:name="ref-sciml"/>
-    <w:p>
-      <w:pPr>
-        <w:pStyle w:val="Bibliography"/>
-      </w:pPr>
-      <w:r>
-        <w:t xml:space="preserve">67.</w:t>
-      </w:r>
-      <w:r>
-        <w:t xml:space="preserve"> </w:t>
-      </w:r>
-      <w:r>
-        <w:t xml:space="preserve">	</w:t>
-      </w:r>
-      <w:r>
-        <w:t xml:space="preserve">Rackauckas, C. &amp; Nie, Q.</w:t>
-      </w:r>
-      <w:r>
-        <w:t xml:space="preserve"> </w:t>
-      </w:r>
-      <w:hyperlink r:id="rId209">
-        <w:r>
-          <w:rPr>
-            <w:rStyle w:val="Hyperlink"/>
-          </w:rPr>
-          <w:t xml:space="preserve">DifferentialEquations.jl</w:t>
-        </w:r>
-        <w:r>
-          <w:rPr>
-            <w:rStyle w:val="Hyperlink"/>
-          </w:rPr>
-          <w:t xml:space="preserve"> </w:t>
-        </w:r>
-        <w:r>
-          <w:rPr>
-            <w:rStyle w:val="Hyperlink"/>
-          </w:rPr>
-          <w:t xml:space="preserve">– a performant and feature-rich ecosystem for solving differential equations in</w:t>
-        </w:r>
-        <w:r>
-          <w:rPr>
-            <w:rStyle w:val="Hyperlink"/>
-          </w:rPr>
-          <w:t xml:space="preserve"> </w:t>
-        </w:r>
-        <w:r>
-          <w:rPr>
-            <w:rStyle w:val="Hyperlink"/>
-          </w:rPr>
-          <w:t xml:space="preserve">Julia</w:t>
-        </w:r>
-      </w:hyperlink>
-      <w:r>
-        <w:t xml:space="preserve">.</w:t>
-      </w:r>
-      <w:r>
-        <w:t xml:space="preserve"> </w:t>
-      </w:r>
-      <w:r>
-        <w:rPr>
-          <w:iCs/>
-          <w:i/>
-        </w:rPr>
-        <w:t xml:space="preserve">Journal of Open Research Software</w:t>
-      </w:r>
-      <w:r>
-        <w:t xml:space="preserve"> </w:t>
-      </w:r>
-      <w:r>
-        <w:rPr>
-          <w:bCs/>
-          <w:b/>
-        </w:rPr>
-        <w:t xml:space="preserve">5</w:t>
-      </w:r>
-      <w:r>
-        <w:t xml:space="preserve">, 15 (2017).</w:t>
-      </w:r>
-    </w:p>
-    <w:bookmarkEnd w:id="210"/>
-    <w:bookmarkStart w:id="212" w:name="ref-huh2011"/>
-    <w:p>
-      <w:pPr>
-        <w:pStyle w:val="Bibliography"/>
-      </w:pPr>
-      <w:r>
-        <w:t xml:space="preserve">68.</w:t>
-      </w:r>
-      <w:r>
-        <w:t xml:space="preserve"> </w:t>
-      </w:r>
-      <w:r>
-        <w:t xml:space="preserve">	</w:t>
-      </w:r>
-      <w:r>
-        <w:t xml:space="preserve">Huh, D. &amp; Paulsson, J.</w:t>
-      </w:r>
-      <w:r>
-        <w:t xml:space="preserve"> </w:t>
-      </w:r>
-      <w:hyperlink r:id="rId211">
-        <w:r>
-          <w:rPr>
-            <w:rStyle w:val="Hyperlink"/>
-          </w:rPr>
-          <w:t xml:space="preserve">Non-genetic heterogeneity from stochastic partitioning at cell division</w:t>
-        </w:r>
-      </w:hyperlink>
-      <w:r>
-        <w:t xml:space="preserve">.</w:t>
-      </w:r>
-      <w:r>
-        <w:t xml:space="preserve"> </w:t>
-      </w:r>
-      <w:r>
-        <w:rPr>
-          <w:iCs/>
-          <w:i/>
-        </w:rPr>
-        <w:t xml:space="preserve">Nature Genetics</w:t>
-      </w:r>
-      <w:r>
-        <w:t xml:space="preserve"> </w:t>
-      </w:r>
-      <w:r>
-        <w:rPr>
-          <w:bCs/>
-          <w:b/>
-        </w:rPr>
-        <w:t xml:space="preserve">43</w:t>
-      </w:r>
-      <w:r>
-        <w:t xml:space="preserve">, 95–100 (2011).</w:t>
-      </w:r>
-    </w:p>
-    <w:bookmarkEnd w:id="212"/>
-    <w:bookmarkStart w:id="214" w:name="ref-huynhthu2010"/>
-    <w:p>
-      <w:pPr>
-        <w:pStyle w:val="Bibliography"/>
-      </w:pPr>
-      <w:r>
-        <w:t xml:space="preserve">69.</w:t>
-      </w:r>
-      <w:r>
-        <w:t xml:space="preserve"> </w:t>
-      </w:r>
-      <w:r>
-        <w:t xml:space="preserve">	</w:t>
-      </w:r>
-      <w:r>
-        <w:t xml:space="preserve">Huynh-Thu, V. A., Irrthum, A., Wehenkel, L. &amp; Geurts, P.</w:t>
-      </w:r>
-      <w:r>
-        <w:t xml:space="preserve"> </w:t>
-      </w:r>
-      <w:hyperlink r:id="rId213">
-        <w:r>
-          <w:rPr>
-            <w:rStyle w:val="Hyperlink"/>
-          </w:rPr>
-          <w:t xml:space="preserve">Inferring regulatory networks from expression data using tree-based methods</w:t>
-        </w:r>
-      </w:hyperlink>
-      <w:r>
-        <w:t xml:space="preserve">.</w:t>
-      </w:r>
-      <w:r>
-        <w:t xml:space="preserve"> </w:t>
-      </w:r>
-      <w:r>
-        <w:rPr>
-          <w:iCs/>
-          <w:i/>
-        </w:rPr>
-        <w:t xml:space="preserve">PLoS ONE</w:t>
-      </w:r>
-      <w:r>
-        <w:t xml:space="preserve"> </w:t>
-      </w:r>
-      <w:r>
-        <w:rPr>
-          <w:bCs/>
-          <w:b/>
-        </w:rPr>
-        <w:t xml:space="preserve">5</w:t>
-      </w:r>
-      <w:r>
-        <w:t xml:space="preserve">, e12776 (2010).</w:t>
-      </w:r>
-    </w:p>
-    <w:bookmarkEnd w:id="214"/>
-    <w:bookmarkStart w:id="216" w:name="ref-vandijk2018"/>
-    <w:p>
-      <w:pPr>
-        <w:pStyle w:val="Bibliography"/>
-      </w:pPr>
-      <w:r>
-        <w:t xml:space="preserve">70.</w:t>
-      </w:r>
-      <w:r>
-        <w:t xml:space="preserve"> </w:t>
-      </w:r>
-      <w:r>
-        <w:t xml:space="preserve">	</w:t>
-      </w:r>
-      <w:r>
-        <w:t xml:space="preserve">Dijk, D. van</w:t>
-      </w:r>
-      <w:r>
-        <w:t xml:space="preserve"> </w:t>
-      </w:r>
-      <w:r>
-        <w:rPr>
-          <w:iCs/>
-          <w:i/>
-        </w:rPr>
-        <w:t xml:space="preserve">et al.</w:t>
-      </w:r>
-      <w:r>
-        <w:t xml:space="preserve"> </w:t>
-      </w:r>
-      <w:hyperlink r:id="rId215">
-        <w:r>
-          <w:rPr>
-            <w:rStyle w:val="Hyperlink"/>
-          </w:rPr>
-          <w:t xml:space="preserve">Recovering gene interactions from single-cell data using data diffusion</w:t>
-        </w:r>
-      </w:hyperlink>
-      <w:r>
-        <w:t xml:space="preserve">.</w:t>
-      </w:r>
-      <w:r>
-        <w:t xml:space="preserve"> </w:t>
-      </w:r>
-      <w:r>
-        <w:rPr>
-          <w:iCs/>
-          <w:i/>
-        </w:rPr>
-        <w:t xml:space="preserve">Cell</w:t>
-      </w:r>
-      <w:r>
-        <w:t xml:space="preserve"> </w:t>
-      </w:r>
-      <w:r>
-        <w:rPr>
-          <w:bCs/>
-          <w:b/>
-        </w:rPr>
-        <w:t xml:space="preserve">174</w:t>
-      </w:r>
-      <w:r>
-        <w:t xml:space="preserve">, 716–729 (2018).</w:t>
-      </w:r>
-    </w:p>
-    <w:bookmarkEnd w:id="216"/>
-    <w:bookmarkStart w:id="218" w:name="ref-wagner2018"/>
-    <w:p>
-      <w:pPr>
-        <w:pStyle w:val="Bibliography"/>
-      </w:pPr>
-      <w:r>
-        <w:t xml:space="preserve">71.</w:t>
-      </w:r>
-      <w:r>
-        <w:t xml:space="preserve"> </w:t>
-      </w:r>
-      <w:r>
-        <w:t xml:space="preserve">	</w:t>
-      </w:r>
-      <w:r>
-        <w:t xml:space="preserve">Wagner, F., Yan, Y. &amp; Yanai, I. K-nearest neighbor smoothing for high-throughput single-cell</w:t>
-      </w:r>
-      <w:r>
-        <w:t xml:space="preserve"> </w:t>
-      </w:r>
-      <w:r>
-        <w:t xml:space="preserve">RNA-Seq</w:t>
-      </w:r>
-      <w:r>
-        <w:t xml:space="preserve"> </w:t>
-      </w:r>
-      <w:r>
-        <w:t xml:space="preserve">data.</w:t>
-      </w:r>
-      <w:r>
-        <w:t xml:space="preserve"> </w:t>
-      </w:r>
-      <w:r>
-        <w:rPr>
-          <w:iCs/>
-          <w:i/>
-        </w:rPr>
-        <w:t xml:space="preserve">bioRxiv</w:t>
-      </w:r>
-      <w:r>
-        <w:t xml:space="preserve"> </w:t>
-      </w:r>
-      <w:hyperlink r:id="rId217">
-        <w:r>
-          <w:rPr>
-            <w:rStyle w:val="Hyperlink"/>
-          </w:rPr>
-          <w:t xml:space="preserve">https://doi.org/10.1101/217737</w:t>
-        </w:r>
-      </w:hyperlink>
-      <w:r>
-        <w:t xml:space="preserve"> </w:t>
-      </w:r>
-      <w:r>
-        <w:t xml:space="preserve">(2018).</w:t>
-      </w:r>
-    </w:p>
-    <w:bookmarkEnd w:id="218"/>
+    </w:p>
     <w:bookmarkEnd w:id="219"/>
     <w:bookmarkEnd w:id="220"/>
+    <w:bookmarkEnd w:id="221"/>
     <w:sectPr/>
   </w:body>
 </w:document>

--- a/paper/manuscript/manuscript.docx
+++ b/paper/manuscript/manuscript.docx
@@ -4587,7 +4587,7 @@
       </w:r>
     </w:p>
     <w:bookmarkEnd w:id="30"/>
-    <w:bookmarkStart w:id="48" w:name="methods"/>
+    <w:bookmarkStart w:id="49" w:name="methods"/>
     <w:p>
       <w:pPr>
         <w:pStyle w:val="Heading1"/>
@@ -7779,11 +7779,11 @@
         <w:t xml:space="preserve"> </w:t>
       </w:r>
       <w:r>
-        <w:t xml:space="preserve">directory of that repository, so those scripts rather than a deposited table are the primary record.</w:t>
+        <w:t xml:space="preserve">directory of that repository, so those scripts rather than a deposited table are the primary record. The archived release carries them (10.5281/zenodo.22894286).</w:t>
       </w:r>
     </w:p>
     <w:bookmarkEnd w:id="45"/>
-    <w:bookmarkStart w:id="46" w:name="code-availability"/>
+    <w:bookmarkStart w:id="47" w:name="code-availability"/>
     <w:p>
       <w:pPr>
         <w:pStyle w:val="Heading2"/>
@@ -7974,11 +7974,25 @@
         <w:t xml:space="preserve">paper/README.md</w:t>
       </w:r>
       <w:r>
-        <w:t xml:space="preserve">.</w:t>
-      </w:r>
-    </w:p>
-    <w:bookmarkEnd w:id="46"/>
-    <w:bookmarkStart w:id="47" w:name="software"/>
+        <w:t xml:space="preserve">. Version 2.0.0, the version used for every result in this Article, is archived at Zenodo under the concept DOI</w:t>
+      </w:r>
+      <w:r>
+        <w:t xml:space="preserve"> </w:t>
+      </w:r>
+      <w:hyperlink r:id="rId46">
+        <w:r>
+          <w:rPr>
+            <w:rStyle w:val="Hyperlink"/>
+          </w:rPr>
+          <w:t xml:space="preserve">10.5281/zenodo.22894286</w:t>
+        </w:r>
+      </w:hyperlink>
+      <w:r>
+        <w:t xml:space="preserve">, which resolves to the current release.</w:t>
+      </w:r>
+    </w:p>
+    <w:bookmarkEnd w:id="47"/>
+    <w:bookmarkStart w:id="48" w:name="software"/>
     <w:p>
       <w:pPr>
         <w:pStyle w:val="Heading2"/>
@@ -8025,9 +8039,9 @@
         <w:t xml:space="preserve">. The test suite (Aqua quality checks and statistical tests) runs under GitHub Actions on Julia 1.10 and the latest release.</w:t>
       </w:r>
     </w:p>
-    <w:bookmarkEnd w:id="47"/>
     <w:bookmarkEnd w:id="48"/>
-    <w:bookmarkStart w:id="73" w:name="figure-legends"/>
+    <w:bookmarkEnd w:id="49"/>
+    <w:bookmarkStart w:id="74" w:name="figure-legends"/>
     <w:p>
       <w:pPr>
         <w:pStyle w:val="Heading1"/>
@@ -8045,18 +8059,18 @@
           <wp:inline>
             <wp:extent cx="5334000" cy="3630083"/>
             <wp:effectExtent b="0" l="0" r="0" t="0"/>
-            <wp:docPr descr="" title="" id="50" name="Picture"/>
+            <wp:docPr descr="" title="" id="51" name="Picture"/>
             <a:graphic>
               <a:graphicData uri="http://schemas.openxmlformats.org/drawingml/2006/picture">
                 <pic:pic>
                   <pic:nvPicPr>
-                    <pic:cNvPr descr="fig1_framework.png" id="51" name="Picture"/>
+                    <pic:cNvPr descr="fig1_framework.png" id="52" name="Picture"/>
                     <pic:cNvPicPr>
                       <a:picLocks noChangeArrowheads="1" noChangeAspect="1"/>
                     </pic:cNvPicPr>
                   </pic:nvPicPr>
                   <pic:blipFill>
-                    <a:blip r:embed="rId49"/>
+                    <a:blip r:embed="rId50"/>
                     <a:stretch>
                       <a:fillRect/>
                     </a:stretch>
@@ -8169,18 +8183,18 @@
           <wp:inline>
             <wp:extent cx="5334000" cy="3445617"/>
             <wp:effectExtent b="0" l="0" r="0" t="0"/>
-            <wp:docPr descr="" title="" id="53" name="Picture"/>
+            <wp:docPr descr="" title="" id="54" name="Picture"/>
             <a:graphic>
               <a:graphicData uri="http://schemas.openxmlformats.org/drawingml/2006/picture">
                 <pic:pic>
                   <pic:nvPicPr>
-                    <pic:cNvPr descr="fig2_engine.png" id="54" name="Picture"/>
+                    <pic:cNvPr descr="fig2_engine.png" id="55" name="Picture"/>
                     <pic:cNvPicPr>
                       <a:picLocks noChangeArrowheads="1" noChangeAspect="1"/>
                     </pic:cNvPicPr>
                   </pic:nvPicPr>
                   <pic:blipFill>
-                    <a:blip r:embed="rId52"/>
+                    <a:blip r:embed="rId53"/>
                     <a:stretch>
                       <a:fillRect/>
                     </a:stretch>
@@ -8306,18 +8320,18 @@
           <wp:inline>
             <wp:extent cx="5334000" cy="3978002"/>
             <wp:effectExtent b="0" l="0" r="0" t="0"/>
-            <wp:docPr descr="" title="" id="56" name="Picture"/>
+            <wp:docPr descr="" title="" id="57" name="Picture"/>
             <a:graphic>
               <a:graphicData uri="http://schemas.openxmlformats.org/drawingml/2006/picture">
                 <pic:pic>
                   <pic:nvPicPr>
-                    <pic:cNvPr descr="fig3_growth.png" id="57" name="Picture"/>
+                    <pic:cNvPr descr="fig3_growth.png" id="58" name="Picture"/>
                     <pic:cNvPicPr>
                       <a:picLocks noChangeArrowheads="1" noChangeAspect="1"/>
                     </pic:cNvPicPr>
                   </pic:nvPicPr>
                   <pic:blipFill>
-                    <a:blip r:embed="rId55"/>
+                    <a:blip r:embed="rId56"/>
                     <a:stretch>
                       <a:fillRect/>
                     </a:stretch>
@@ -8615,18 +8629,18 @@
           <wp:inline>
             <wp:extent cx="5334000" cy="4961953"/>
             <wp:effectExtent b="0" l="0" r="0" t="0"/>
-            <wp:docPr descr="" title="" id="59" name="Picture"/>
+            <wp:docPr descr="" title="" id="60" name="Picture"/>
             <a:graphic>
               <a:graphicData uri="http://schemas.openxmlformats.org/drawingml/2006/picture">
                 <pic:pic>
                   <pic:nvPicPr>
-                    <pic:cNvPr descr="fig4_persisters.png" id="60" name="Picture"/>
+                    <pic:cNvPr descr="fig4_persisters.png" id="61" name="Picture"/>
                     <pic:cNvPicPr>
                       <a:picLocks noChangeArrowheads="1" noChangeAspect="1"/>
                     </pic:cNvPicPr>
                   </pic:nvPicPr>
                   <pic:blipFill>
-                    <a:blip r:embed="rId58"/>
+                    <a:blip r:embed="rId59"/>
                     <a:stretch>
                       <a:fillRect/>
                     </a:stretch>
@@ -8778,18 +8792,18 @@
           <wp:inline>
             <wp:extent cx="5334000" cy="3878106"/>
             <wp:effectExtent b="0" l="0" r="0" t="0"/>
-            <wp:docPr descr="" title="" id="62" name="Picture"/>
+            <wp:docPr descr="" title="" id="63" name="Picture"/>
             <a:graphic>
               <a:graphicData uri="http://schemas.openxmlformats.org/drawingml/2006/picture">
                 <pic:pic>
                   <pic:nvPicPr>
-                    <pic:cNvPr descr="fig5_benchmarks.png" id="63" name="Picture"/>
+                    <pic:cNvPr descr="fig5_benchmarks.png" id="64" name="Picture"/>
                     <pic:cNvPicPr>
                       <a:picLocks noChangeArrowheads="1" noChangeAspect="1"/>
                     </pic:cNvPicPr>
                   </pic:nvPicPr>
                   <pic:blipFill>
-                    <a:blip r:embed="rId61"/>
+                    <a:blip r:embed="rId62"/>
                     <a:stretch>
                       <a:fillRect/>
                     </a:stretch>
@@ -8889,18 +8903,18 @@
           <wp:inline>
             <wp:extent cx="5334000" cy="5177809"/>
             <wp:effectExtent b="0" l="0" r="0" t="0"/>
-            <wp:docPr descr="" title="" id="65" name="Picture"/>
+            <wp:docPr descr="" title="" id="66" name="Picture"/>
             <a:graphic>
               <a:graphicData uri="http://schemas.openxmlformats.org/drawingml/2006/picture">
                 <pic:pic>
                   <pic:nvPicPr>
-                    <pic:cNvPr descr="fig6_inference.png" id="66" name="Picture"/>
+                    <pic:cNvPr descr="fig6_inference.png" id="67" name="Picture"/>
                     <pic:cNvPicPr>
                       <a:picLocks noChangeArrowheads="1" noChangeAspect="1"/>
                     </pic:cNvPicPr>
                   </pic:nvPicPr>
                   <pic:blipFill>
-                    <a:blip r:embed="rId64"/>
+                    <a:blip r:embed="rId65"/>
                     <a:stretch>
                       <a:fillRect/>
                     </a:stretch>
@@ -9000,18 +9014,18 @@
           <wp:inline>
             <wp:extent cx="5334000" cy="4292236"/>
             <wp:effectExtent b="0" l="0" r="0" t="0"/>
-            <wp:docPr descr="" title="" id="68" name="Picture"/>
+            <wp:docPr descr="" title="" id="69" name="Picture"/>
             <a:graphic>
               <a:graphicData uri="http://schemas.openxmlformats.org/drawingml/2006/picture">
                 <pic:pic>
                   <pic:nvPicPr>
-                    <pic:cNvPr descr="fig7_calibration.png" id="69" name="Picture"/>
+                    <pic:cNvPr descr="fig7_calibration.png" id="70" name="Picture"/>
                     <pic:cNvPicPr>
                       <a:picLocks noChangeArrowheads="1" noChangeAspect="1"/>
                     </pic:cNvPicPr>
                   </pic:nvPicPr>
                   <pic:blipFill>
-                    <a:blip r:embed="rId67"/>
+                    <a:blip r:embed="rId68"/>
                     <a:stretch>
                       <a:fillRect/>
                     </a:stretch>
@@ -9158,18 +9172,18 @@
           <wp:inline>
             <wp:extent cx="5334000" cy="5521735"/>
             <wp:effectExtent b="0" l="0" r="0" t="0"/>
-            <wp:docPr descr="" title="" id="71" name="Picture"/>
+            <wp:docPr descr="" title="" id="72" name="Picture"/>
             <a:graphic>
               <a:graphicData uri="http://schemas.openxmlformats.org/drawingml/2006/picture">
                 <pic:pic>
                   <pic:nvPicPr>
-                    <pic:cNvPr descr="fig8_schedules.png" id="72" name="Picture"/>
+                    <pic:cNvPr descr="fig8_schedules.png" id="73" name="Picture"/>
                     <pic:cNvPicPr>
                       <a:picLocks noChangeArrowheads="1" noChangeAspect="1"/>
                     </pic:cNvPicPr>
                   </pic:nvPicPr>
                   <pic:blipFill>
-                    <a:blip r:embed="rId70"/>
+                    <a:blip r:embed="rId71"/>
                     <a:stretch>
                       <a:fillRect/>
                     </a:stretch>
@@ -9326,8 +9340,8 @@
         <w:t xml:space="preserve">, Final population size against the number of dosing days per 28-day cycle at the standard cumulative dose.</w:t>
       </w:r>
     </w:p>
-    <w:bookmarkEnd w:id="73"/>
-    <w:bookmarkStart w:id="74" w:name="acknowledgements"/>
+    <w:bookmarkEnd w:id="74"/>
+    <w:bookmarkStart w:id="75" w:name="acknowledgements"/>
     <w:p>
       <w:pPr>
         <w:pStyle w:val="Heading1"/>
@@ -9353,8 +9367,8 @@
         <w:t xml:space="preserve">. This Article and version 2.0 of the software were authored with Claude (Anthropic), a large language model, under the direction and supervision of the author; what the model did and what the author verified independently are set out in the Methods, under Use of artificial intelligence.</w:t>
       </w:r>
     </w:p>
-    <w:bookmarkEnd w:id="74"/>
-    <w:bookmarkStart w:id="75" w:name="author-contributions"/>
+    <w:bookmarkEnd w:id="75"/>
+    <w:bookmarkStart w:id="76" w:name="author-contributions"/>
     <w:p>
       <w:pPr>
         <w:pStyle w:val="Heading1"/>
@@ -9371,8 +9385,8 @@
         <w:t xml:space="preserve">A.L. conceived the study, defined its scope, the validation strategy and the case studies, supervised the work, verified all numerical results and biological interpretations against their sources, and wrote the final version of the manuscript. The implementation of the software, the simulations, the analyses, the figures and the first draft of the manuscript were produced with Claude (Anthropic) under the author’s direction, as described in the Methods. Claude is not an author and no display item was produced by a generative model.</w:t>
       </w:r>
     </w:p>
-    <w:bookmarkEnd w:id="75"/>
-    <w:bookmarkStart w:id="76" w:name="competing-interests"/>
+    <w:bookmarkEnd w:id="76"/>
+    <w:bookmarkStart w:id="77" w:name="competing-interests"/>
     <w:p>
       <w:pPr>
         <w:pStyle w:val="Heading1"/>
@@ -9389,8 +9403,8 @@
         <w:t xml:space="preserve">The author declares no competing interests.</w:t>
       </w:r>
     </w:p>
-    <w:bookmarkEnd w:id="76"/>
-    <w:bookmarkStart w:id="77" w:name="additional-information"/>
+    <w:bookmarkEnd w:id="77"/>
+    <w:bookmarkStart w:id="78" w:name="additional-information"/>
     <w:p>
       <w:pPr>
         <w:pStyle w:val="Heading1"/>
@@ -9417,8 +9431,8 @@
         <w:t xml:space="preserve">accompanies this Article. Correspondence and requests for materials should be addressed to A.L.</w:t>
       </w:r>
     </w:p>
-    <w:bookmarkEnd w:id="77"/>
-    <w:bookmarkStart w:id="221" w:name="references"/>
+    <w:bookmarkEnd w:id="78"/>
+    <w:bookmarkStart w:id="222" w:name="references"/>
     <w:p>
       <w:pPr>
         <w:pStyle w:val="Heading1"/>
@@ -9427,8 +9441,8 @@
         <w:t xml:space="preserve">References</w:t>
       </w:r>
     </w:p>
-    <w:bookmarkStart w:id="220" w:name="refs"/>
-    <w:bookmarkStart w:id="79" w:name="ref-sharma2010"/>
+    <w:bookmarkStart w:id="221" w:name="refs"/>
+    <w:bookmarkStart w:id="80" w:name="ref-sharma2010"/>
     <w:p>
       <w:pPr>
         <w:pStyle w:val="Bibliography"/>
@@ -9445,7 +9459,7 @@
       <w:r>
         <w:t xml:space="preserve">Sharma SV, Lee DY, Li B, Quinlan MP, Takahashi F, Maheswaran S, et al. A chromatin-mediated reversible drug-tolerant state in cancer cell subpopulations. Cell. 2010;141: 69–80. doi:</w:t>
       </w:r>
-      <w:hyperlink r:id="rId78">
+      <w:hyperlink r:id="rId79">
         <w:r>
           <w:rPr>
             <w:rStyle w:val="Hyperlink"/>
@@ -9454,8 +9468,8 @@
         </w:r>
       </w:hyperlink>
     </w:p>
-    <w:bookmarkEnd w:id="79"/>
-    <w:bookmarkStart w:id="81" w:name="ref-shaffer2017"/>
+    <w:bookmarkEnd w:id="80"/>
+    <w:bookmarkStart w:id="82" w:name="ref-shaffer2017"/>
     <w:p>
       <w:pPr>
         <w:pStyle w:val="Bibliography"/>
@@ -9472,7 +9486,7 @@
       <w:r>
         <w:t xml:space="preserve">Shaffer SM, Dunagin MC, Torborg SR, Torre EA, Emert B, Krepler C, et al. Rare cell variability and drug-induced reprogramming as a mode of cancer drug resistance. Nature. 2017;546: 431–435. doi:</w:t>
       </w:r>
-      <w:hyperlink r:id="rId80">
+      <w:hyperlink r:id="rId81">
         <w:r>
           <w:rPr>
             <w:rStyle w:val="Hyperlink"/>
@@ -9481,8 +9495,8 @@
         </w:r>
       </w:hyperlink>
     </w:p>
-    <w:bookmarkEnd w:id="81"/>
-    <w:bookmarkStart w:id="83" w:name="ref-hata2016"/>
+    <w:bookmarkEnd w:id="82"/>
+    <w:bookmarkStart w:id="84" w:name="ref-hata2016"/>
     <w:p>
       <w:pPr>
         <w:pStyle w:val="Bibliography"/>
@@ -9499,7 +9513,7 @@
       <w:r>
         <w:t xml:space="preserve">Hata AN, Niederst MJ, Archibald HL, Gomez-Caraballo M, Siddiqui FM, Mulvey HE, et al. Tumor cells can follow distinct evolutionary paths to become resistant to epidermal growth factor receptor inhibition. Nature Medicine. 2016;22: 262–269. doi:</w:t>
       </w:r>
-      <w:hyperlink r:id="rId82">
+      <w:hyperlink r:id="rId83">
         <w:r>
           <w:rPr>
             <w:rStyle w:val="Hyperlink"/>
@@ -9508,8 +9522,8 @@
         </w:r>
       </w:hyperlink>
     </w:p>
-    <w:bookmarkEnd w:id="83"/>
-    <w:bookmarkStart w:id="85" w:name="ref-oren2021"/>
+    <w:bookmarkEnd w:id="84"/>
+    <w:bookmarkStart w:id="86" w:name="ref-oren2021"/>
     <w:p>
       <w:pPr>
         <w:pStyle w:val="Bibliography"/>
@@ -9526,7 +9540,7 @@
       <w:r>
         <w:t xml:space="preserve">Oren Y, Tsabar M, Cuoco MS, Amir-Zilberstein L, Cabanos HF, Hütter J-C, et al. Cycling cancer persister cells arise from lineages with distinct programs. Nature. 2021;596: 576–582. doi:</w:t>
       </w:r>
-      <w:hyperlink r:id="rId84">
+      <w:hyperlink r:id="rId85">
         <w:r>
           <w:rPr>
             <w:rStyle w:val="Hyperlink"/>
@@ -9535,8 +9549,8 @@
         </w:r>
       </w:hyperlink>
     </w:p>
-    <w:bookmarkEnd w:id="85"/>
-    <w:bookmarkStart w:id="87" w:name="ref-franca2024"/>
+    <w:bookmarkEnd w:id="86"/>
+    <w:bookmarkStart w:id="88" w:name="ref-franca2024"/>
     <w:p>
       <w:pPr>
         <w:pStyle w:val="Bibliography"/>
@@ -9553,7 +9567,7 @@
       <w:r>
         <w:t xml:space="preserve">França GS, Baron M, King BR, Bossowski JP, Bjornberg A, Pour M, et al. Cellular adaptation to cancer therapy along a resistance continuum. Nature. 2024;631: 876–883. doi:</w:t>
       </w:r>
-      <w:hyperlink r:id="rId86">
+      <w:hyperlink r:id="rId87">
         <w:r>
           <w:rPr>
             <w:rStyle w:val="Hyperlink"/>
@@ -9562,8 +9576,8 @@
         </w:r>
       </w:hyperlink>
     </w:p>
-    <w:bookmarkEnd w:id="87"/>
-    <w:bookmarkStart w:id="89" w:name="ref-iyer2025"/>
+    <w:bookmarkEnd w:id="88"/>
+    <w:bookmarkStart w:id="90" w:name="ref-iyer2025"/>
     <w:p>
       <w:pPr>
         <w:pStyle w:val="Bibliography"/>
@@ -9580,7 +9594,7 @@
       <w:r>
         <w:t xml:space="preserve">Iyer A, Alva A, Granada AE, Chakrabarti S. Inheritable cell-states shape drug-persister correlations and population dynamics in cancer cells. PLoS Computational Biology. 2025;21: e1013446. doi:</w:t>
       </w:r>
-      <w:hyperlink r:id="rId88">
+      <w:hyperlink r:id="rId89">
         <w:r>
           <w:rPr>
             <w:rStyle w:val="Hyperlink"/>
@@ -9589,8 +9603,8 @@
         </w:r>
       </w:hyperlink>
     </w:p>
-    <w:bookmarkEnd w:id="89"/>
-    <w:bookmarkStart w:id="91" w:name="ref-lin2025memory"/>
+    <w:bookmarkEnd w:id="90"/>
+    <w:bookmarkStart w:id="92" w:name="ref-lin2025memory"/>
     <w:p>
       <w:pPr>
         <w:pStyle w:val="Bibliography"/>
@@ -9607,7 +9621,7 @@
       <w:r>
         <w:t xml:space="preserve">Lin Y, Chen X, Wu L, Zhou Y, Lin Y. Widespread transcriptional memory shapes heritable states and functional heterogeneity in cancer and stem cells. Cell Systems. 2026;17: 101621. doi:</w:t>
       </w:r>
-      <w:hyperlink r:id="rId90">
+      <w:hyperlink r:id="rId91">
         <w:r>
           <w:rPr>
             <w:rStyle w:val="Hyperlink"/>
@@ -9616,8 +9630,8 @@
         </w:r>
       </w:hyperlink>
     </w:p>
-    <w:bookmarkEnd w:id="91"/>
-    <w:bookmarkStart w:id="93" w:name="ref-ghosh2025powerseek"/>
+    <w:bookmarkEnd w:id="92"/>
+    <w:bookmarkStart w:id="94" w:name="ref-ghosh2025powerseek"/>
     <w:p>
       <w:pPr>
         <w:pStyle w:val="Bibliography"/>
@@ -9646,7 +9660,7 @@
       <w:r>
         <w:t xml:space="preserve">data using power law signatures. bioRxiv. 2025. doi:</w:t>
       </w:r>
-      <w:hyperlink r:id="rId92">
+      <w:hyperlink r:id="rId93">
         <w:r>
           <w:rPr>
             <w:rStyle w:val="Hyperlink"/>
@@ -9655,8 +9669,8 @@
         </w:r>
       </w:hyperlink>
     </w:p>
-    <w:bookmarkEnd w:id="93"/>
-    <w:bookmarkStart w:id="95" w:name="ref-harmange2023"/>
+    <w:bookmarkEnd w:id="94"/>
+    <w:bookmarkStart w:id="96" w:name="ref-harmange2023"/>
     <w:p>
       <w:pPr>
         <w:pStyle w:val="Bibliography"/>
@@ -9673,7 +9687,7 @@
       <w:r>
         <w:t xml:space="preserve">Harmange G, Hueros RAR, Schaff DL, Emert B, Saint-Antoine M, Kim LC, et al. Disrupting cellular memory to overcome drug resistance. Nature Communications. 2023;14: 7130. doi:</w:t>
       </w:r>
-      <w:hyperlink r:id="rId94">
+      <w:hyperlink r:id="rId95">
         <w:r>
           <w:rPr>
             <w:rStyle w:val="Hyperlink"/>
@@ -9682,8 +9696,8 @@
         </w:r>
       </w:hyperlink>
     </w:p>
-    <w:bookmarkEnd w:id="95"/>
-    <w:bookmarkStart w:id="97" w:name="ref-sukys2025"/>
+    <w:bookmarkEnd w:id="96"/>
+    <w:bookmarkStart w:id="98" w:name="ref-sukys2025"/>
     <w:p>
       <w:pPr>
         <w:pStyle w:val="Bibliography"/>
@@ -9712,7 +9726,7 @@
       <w:r>
         <w:t xml:space="preserve">data. Nucleic Acids Research. 2025;53: gkaf295. doi:</w:t>
       </w:r>
-      <w:hyperlink r:id="rId96">
+      <w:hyperlink r:id="rId97">
         <w:r>
           <w:rPr>
             <w:rStyle w:val="Hyperlink"/>
@@ -9721,8 +9735,8 @@
         </w:r>
       </w:hyperlink>
     </w:p>
-    <w:bookmarkEnd w:id="97"/>
-    <w:bookmarkStart w:id="99" w:name="ref-zhang2025"/>
+    <w:bookmarkEnd w:id="98"/>
+    <w:bookmarkStart w:id="100" w:name="ref-zhang2025"/>
     <w:p>
       <w:pPr>
         <w:pStyle w:val="Bibliography"/>
@@ -9739,7 +9753,7 @@
       <w:r>
         <w:t xml:space="preserve">Zhang Z, Zabaikina I, Nieto C, Vahdat Z, Bokes P, Singh A. Stochastic gene expression in proliferating cells: Differing noise intensity in single-cell and population perspectives. PLoS Computational Biology. 2025;21: e1013014. doi:</w:t>
       </w:r>
-      <w:hyperlink r:id="rId98">
+      <w:hyperlink r:id="rId99">
         <w:r>
           <w:rPr>
             <w:rStyle w:val="Hyperlink"/>
@@ -9748,8 +9762,8 @@
         </w:r>
       </w:hyperlink>
     </w:p>
-    <w:bookmarkEnd w:id="99"/>
-    <w:bookmarkStart w:id="101" w:name="ref-okochi2026scdivide"/>
+    <w:bookmarkEnd w:id="100"/>
+    <w:bookmarkStart w:id="102" w:name="ref-okochi2026scdivide"/>
     <w:p>
       <w:pPr>
         <w:pStyle w:val="Bibliography"/>
@@ -9766,7 +9780,7 @@
       <w:r>
         <w:t xml:space="preserve">Okochi Y, Sawazaki Y, Kondo Y, Naoki H. Inferring division-associated stochasticity from time-series single-cell transcriptomes. bioRxiv. 2026. doi:</w:t>
       </w:r>
-      <w:hyperlink r:id="rId100">
+      <w:hyperlink r:id="rId101">
         <w:r>
           <w:rPr>
             <w:rStyle w:val="Hyperlink"/>
@@ -9775,8 +9789,8 @@
         </w:r>
       </w:hyperlink>
     </w:p>
-    <w:bookmarkEnd w:id="101"/>
-    <w:bookmarkStart w:id="103" w:name="ref-ahlmanneltze2025"/>
+    <w:bookmarkEnd w:id="102"/>
+    <w:bookmarkStart w:id="104" w:name="ref-ahlmanneltze2025"/>
     <w:p>
       <w:pPr>
         <w:pStyle w:val="Bibliography"/>
@@ -9793,7 +9807,7 @@
       <w:r>
         <w:t xml:space="preserve">Ahlmann-Eltze C, Huber W, Anders S. Deep-learning-based gene perturbation effect prediction does not yet outperform simple linear baselines. Nature Methods. 2025;22: 1657–1661. doi:</w:t>
       </w:r>
-      <w:hyperlink r:id="rId102">
+      <w:hyperlink r:id="rId103">
         <w:r>
           <w:rPr>
             <w:rStyle w:val="Hyperlink"/>
@@ -9802,8 +9816,8 @@
         </w:r>
       </w:hyperlink>
     </w:p>
-    <w:bookmarkEnd w:id="103"/>
-    <w:bookmarkStart w:id="105" w:name="ref-vollenweider2026"/>
+    <w:bookmarkEnd w:id="104"/>
+    <w:bookmarkStart w:id="106" w:name="ref-vollenweider2026"/>
     <w:p>
       <w:pPr>
         <w:pStyle w:val="Bibliography"/>
@@ -9820,7 +9834,7 @@
       <w:r>
         <w:t xml:space="preserve">Vollenweider MS, Bühlmann P. Signal, bounds, and baselines: Principles for rigorous evaluation of high-dimensional biological perturbation prediction. bioRxiv. 2026. doi:</w:t>
       </w:r>
-      <w:hyperlink r:id="rId104">
+      <w:hyperlink r:id="rId105">
         <w:r>
           <w:rPr>
             <w:rStyle w:val="Hyperlink"/>
@@ -9829,8 +9843,8 @@
         </w:r>
       </w:hyperlink>
     </w:p>
-    <w:bookmarkEnd w:id="105"/>
-    <w:bookmarkStart w:id="107" w:name="ref-dibaeinia2026context"/>
+    <w:bookmarkEnd w:id="106"/>
+    <w:bookmarkStart w:id="108" w:name="ref-dibaeinia2026context"/>
     <w:p>
       <w:pPr>
         <w:pStyle w:val="Bibliography"/>
@@ -9847,7 +9861,7 @@
       <w:r>
         <w:t xml:space="preserve">Dibaeinia P, Babu S, Knudson M, ElSheikh A, Wen Y, Liu H, et al. Virtual cells need context, not just scale. bioRxiv. 2026. doi:</w:t>
       </w:r>
-      <w:hyperlink r:id="rId106">
+      <w:hyperlink r:id="rId107">
         <w:r>
           <w:rPr>
             <w:rStyle w:val="Hyperlink"/>
@@ -9856,8 +9870,8 @@
         </w:r>
       </w:hyperlink>
     </w:p>
-    <w:bookmarkEnd w:id="107"/>
-    <w:bookmarkStart w:id="109" w:name="ref-bunne2024"/>
+    <w:bookmarkEnd w:id="108"/>
+    <w:bookmarkStart w:id="110" w:name="ref-bunne2024"/>
     <w:p>
       <w:pPr>
         <w:pStyle w:val="Bibliography"/>
@@ -9874,7 +9888,7 @@
       <w:r>
         <w:t xml:space="preserve">Bunne C, Roohani Y, Rosen Y, Gupta A, Zhang X, Roed M, et al. How to build the virtual cell with artificial intelligence: Priorities and opportunities. Cell. 2024;187: 7045–7063. doi:</w:t>
       </w:r>
-      <w:hyperlink r:id="rId108">
+      <w:hyperlink r:id="rId109">
         <w:r>
           <w:rPr>
             <w:rStyle w:val="Hyperlink"/>
@@ -9883,8 +9897,8 @@
         </w:r>
       </w:hyperlink>
     </w:p>
-    <w:bookmarkEnd w:id="109"/>
-    <w:bookmarkStart w:id="111" w:name="ref-zappia2017"/>
+    <w:bookmarkEnd w:id="110"/>
+    <w:bookmarkStart w:id="112" w:name="ref-zappia2017"/>
     <w:p>
       <w:pPr>
         <w:pStyle w:val="Bibliography"/>
@@ -9913,7 +9927,7 @@
       <w:r>
         <w:t xml:space="preserve">sequencing data. Genome Biology. 2017;18: 174. doi:</w:t>
       </w:r>
-      <w:hyperlink r:id="rId110">
+      <w:hyperlink r:id="rId111">
         <w:r>
           <w:rPr>
             <w:rStyle w:val="Hyperlink"/>
@@ -9922,8 +9936,8 @@
         </w:r>
       </w:hyperlink>
     </w:p>
-    <w:bookmarkEnd w:id="111"/>
-    <w:bookmarkStart w:id="113" w:name="ref-song2024scdesign3"/>
+    <w:bookmarkEnd w:id="112"/>
+    <w:bookmarkStart w:id="114" w:name="ref-song2024scdesign3"/>
     <w:p>
       <w:pPr>
         <w:pStyle w:val="Bibliography"/>
@@ -9952,7 +9966,7 @@
       <w:r>
         <w:t xml:space="preserve">generates realistic in silico data for multimodal single-cell and spatial omics. Nature Biotechnology. 2024;42: 247–252. doi:</w:t>
       </w:r>
-      <w:hyperlink r:id="rId112">
+      <w:hyperlink r:id="rId113">
         <w:r>
           <w:rPr>
             <w:rStyle w:val="Hyperlink"/>
@@ -9961,8 +9975,8 @@
         </w:r>
       </w:hyperlink>
     </w:p>
-    <w:bookmarkEnd w:id="113"/>
-    <w:bookmarkStart w:id="115" w:name="ref-zhang2019symsim"/>
+    <w:bookmarkEnd w:id="114"/>
+    <w:bookmarkStart w:id="116" w:name="ref-zhang2019symsim"/>
     <w:p>
       <w:pPr>
         <w:pStyle w:val="Bibliography"/>
@@ -9991,7 +10005,7 @@
       <w:r>
         <w:t xml:space="preserve">sequencing. Nature Communications. 2019;10: 2611. doi:</w:t>
       </w:r>
-      <w:hyperlink r:id="rId114">
+      <w:hyperlink r:id="rId115">
         <w:r>
           <w:rPr>
             <w:rStyle w:val="Hyperlink"/>
@@ -10000,8 +10014,8 @@
         </w:r>
       </w:hyperlink>
     </w:p>
-    <w:bookmarkEnd w:id="115"/>
-    <w:bookmarkStart w:id="117" w:name="ref-dibaeinia2020"/>
+    <w:bookmarkEnd w:id="116"/>
+    <w:bookmarkStart w:id="118" w:name="ref-dibaeinia2020"/>
     <w:p>
       <w:pPr>
         <w:pStyle w:val="Bibliography"/>
@@ -10027,7 +10041,7 @@
       <w:r>
         <w:t xml:space="preserve">: A single-cell expression simulator guided by gene regulatory networks. Cell Systems. 2020;11: 252–271. doi:</w:t>
       </w:r>
-      <w:hyperlink r:id="rId116">
+      <w:hyperlink r:id="rId117">
         <w:r>
           <w:rPr>
             <w:rStyle w:val="Hyperlink"/>
@@ -10036,8 +10050,8 @@
         </w:r>
       </w:hyperlink>
     </w:p>
-    <w:bookmarkEnd w:id="117"/>
-    <w:bookmarkStart w:id="119" w:name="ref-cannoodt2021"/>
+    <w:bookmarkEnd w:id="118"/>
+    <w:bookmarkStart w:id="120" w:name="ref-cannoodt2021"/>
     <w:p>
       <w:pPr>
         <w:pStyle w:val="Bibliography"/>
@@ -10054,7 +10068,7 @@
       <w:r>
         <w:t xml:space="preserve">Cannoodt R, Saelens W, Deconinck L, Saeys Y. Spearheading future omics analyses using dyngen, a multi-modal simulator of single cells. Nature Communications. 2021;12: 3942. doi:</w:t>
       </w:r>
-      <w:hyperlink r:id="rId118">
+      <w:hyperlink r:id="rId119">
         <w:r>
           <w:rPr>
             <w:rStyle w:val="Hyperlink"/>
@@ -10063,8 +10077,8 @@
         </w:r>
       </w:hyperlink>
     </w:p>
-    <w:bookmarkEnd w:id="119"/>
-    <w:bookmarkStart w:id="121" w:name="ref-li2025scmultisim"/>
+    <w:bookmarkEnd w:id="120"/>
+    <w:bookmarkStart w:id="122" w:name="ref-li2025scmultisim"/>
     <w:p>
       <w:pPr>
         <w:pStyle w:val="Bibliography"/>
@@ -10090,7 +10104,7 @@
       <w:r>
         <w:t xml:space="preserve">: Simulation of single-cell multi-omics and spatial data guided by gene regulatory networks and cell–cell interactions. Nature Methods. 2025;22: 982–993. doi:</w:t>
       </w:r>
-      <w:hyperlink r:id="rId120">
+      <w:hyperlink r:id="rId121">
         <w:r>
           <w:rPr>
             <w:rStyle w:val="Hyperlink"/>
@@ -10099,8 +10113,8 @@
         </w:r>
       </w:hyperlink>
     </w:p>
-    <w:bookmarkEnd w:id="121"/>
-    <w:bookmarkStart w:id="123" w:name="ref-zinati2024groundgan"/>
+    <w:bookmarkEnd w:id="122"/>
+    <w:bookmarkStart w:id="124" w:name="ref-zinati2024groundgan"/>
     <w:p>
       <w:pPr>
         <w:pStyle w:val="Bibliography"/>
@@ -10147,7 +10161,7 @@
       <w:r>
         <w:t xml:space="preserve">data using causal generative adversarial networks. Nature Communications. 2024;15: 4055. doi:</w:t>
       </w:r>
-      <w:hyperlink r:id="rId122">
+      <w:hyperlink r:id="rId123">
         <w:r>
           <w:rPr>
             <w:rStyle w:val="Hyperlink"/>
@@ -10156,8 +10170,8 @@
         </w:r>
       </w:hyperlink>
     </w:p>
-    <w:bookmarkEnd w:id="123"/>
-    <w:bookmarkStart w:id="125" w:name="ref-pan2022tedsim"/>
+    <w:bookmarkEnd w:id="124"/>
+    <w:bookmarkStart w:id="126" w:name="ref-pan2022tedsim"/>
     <w:p>
       <w:pPr>
         <w:pStyle w:val="Bibliography"/>
@@ -10195,7 +10209,7 @@
       <w:r>
         <w:t xml:space="preserve">sequencing data and cell division history. Nucleic Acids Research. 2022;50: 4272–4288. doi:</w:t>
       </w:r>
-      <w:hyperlink r:id="rId124">
+      <w:hyperlink r:id="rId125">
         <w:r>
           <w:rPr>
             <w:rStyle w:val="Hyperlink"/>
@@ -10204,8 +10218,8 @@
         </w:r>
       </w:hyperlink>
     </w:p>
-    <w:bookmarkEnd w:id="125"/>
-    <w:bookmarkStart w:id="127" w:name="ref-jones2020cassiopeia"/>
+    <w:bookmarkEnd w:id="126"/>
+    <w:bookmarkStart w:id="128" w:name="ref-jones2020cassiopeia"/>
     <w:p>
       <w:pPr>
         <w:pStyle w:val="Bibliography"/>
@@ -10231,7 +10245,7 @@
       <w:r>
         <w:t xml:space="preserve">. Genome Biology. 2020;21: 92. doi:</w:t>
       </w:r>
-      <w:hyperlink r:id="rId126">
+      <w:hyperlink r:id="rId127">
         <w:r>
           <w:rPr>
             <w:rStyle w:val="Hyperlink"/>
@@ -10240,8 +10254,8 @@
         </w:r>
       </w:hyperlink>
     </w:p>
-    <w:bookmarkEnd w:id="127"/>
-    <w:bookmarkStart w:id="129" w:name="ref-pratapa2020"/>
+    <w:bookmarkEnd w:id="128"/>
+    <w:bookmarkStart w:id="130" w:name="ref-pratapa2020"/>
     <w:p>
       <w:pPr>
         <w:pStyle w:val="Bibliography"/>
@@ -10258,7 +10272,7 @@
       <w:r>
         <w:t xml:space="preserve">Pratapa A, Jalihal AP, Law JN, Bharadwaj A, Murali TM. Benchmarking algorithms for gene regulatory network inference from single-cell transcriptomic data. Nature Methods. 2020;17: 147–154. doi:</w:t>
       </w:r>
-      <w:hyperlink r:id="rId128">
+      <w:hyperlink r:id="rId129">
         <w:r>
           <w:rPr>
             <w:rStyle w:val="Hyperlink"/>
@@ -10267,8 +10281,8 @@
         </w:r>
       </w:hyperlink>
     </w:p>
-    <w:bookmarkEnd w:id="129"/>
-    <w:bookmarkStart w:id="131" w:name="ref-bertaux2018"/>
+    <w:bookmarkEnd w:id="130"/>
+    <w:bookmarkStart w:id="132" w:name="ref-bertaux2018"/>
     <w:p>
       <w:pPr>
         <w:pStyle w:val="Bibliography"/>
@@ -10285,7 +10299,7 @@
       <w:r>
         <w:t xml:space="preserve">Bertaux F, Marguerat S, Shahrezaei V. Division rate, cell size and proteome allocation: Impact on gene expression noise and implications for the dynamics of genetic circuits. Royal Society Open Science. 2018;5: 172234. doi:</w:t>
       </w:r>
-      <w:hyperlink r:id="rId130">
+      <w:hyperlink r:id="rId131">
         <w:r>
           <w:rPr>
             <w:rStyle w:val="Hyperlink"/>
@@ -10294,8 +10308,8 @@
         </w:r>
       </w:hyperlink>
     </w:p>
-    <w:bookmarkEnd w:id="131"/>
-    <w:bookmarkStart w:id="133" w:name="ref-piho2025abm"/>
+    <w:bookmarkEnd w:id="132"/>
+    <w:bookmarkStart w:id="134" w:name="ref-piho2025abm"/>
     <w:p>
       <w:pPr>
         <w:pStyle w:val="Bibliography"/>
@@ -10321,7 +10335,7 @@
       <w:r>
         <w:t xml:space="preserve">: A tool for stochastic simulation of structured population dynamics. PLoS Computational Biology. 2026;22: e1014366. doi:</w:t>
       </w:r>
-      <w:hyperlink r:id="rId132">
+      <w:hyperlink r:id="rId133">
         <w:r>
           <w:rPr>
             <w:rStyle w:val="Hyperlink"/>
@@ -10330,8 +10344,8 @@
         </w:r>
       </w:hyperlink>
     </w:p>
-    <w:bookmarkEnd w:id="133"/>
-    <w:bookmarkStart w:id="135" w:name="ref-piho2024feedback"/>
+    <w:bookmarkEnd w:id="134"/>
+    <w:bookmarkStart w:id="136" w:name="ref-piho2024feedback"/>
     <w:p>
       <w:pPr>
         <w:pStyle w:val="Bibliography"/>
@@ -10348,7 +10362,7 @@
       <w:r>
         <w:t xml:space="preserve">Piho P, Thomas P. Feedback between stochastic gene networks and population dynamics enables cellular decision-making. Science Advances. 2024;10: eadl4895. doi:</w:t>
       </w:r>
-      <w:hyperlink r:id="rId134">
+      <w:hyperlink r:id="rId135">
         <w:r>
           <w:rPr>
             <w:rStyle w:val="Hyperlink"/>
@@ -10357,8 +10371,8 @@
         </w:r>
       </w:hyperlink>
     </w:p>
-    <w:bookmarkEnd w:id="135"/>
-    <w:bookmarkStart w:id="137" w:name="ref-thomas2021"/>
+    <w:bookmarkEnd w:id="136"/>
+    <w:bookmarkStart w:id="138" w:name="ref-thomas2021"/>
     <w:p>
       <w:pPr>
         <w:pStyle w:val="Bibliography"/>
@@ -10375,7 +10389,7 @@
       <w:r>
         <w:t xml:space="preserve">Thomas P, Shahrezaei V. Coordination of gene expression noise with cell size: Analytical results for agent-based models of growing cell populations. Journal of the Royal Society Interface. 2021;18: 20210274. doi:</w:t>
       </w:r>
-      <w:hyperlink r:id="rId136">
+      <w:hyperlink r:id="rId137">
         <w:r>
           <w:rPr>
             <w:rStyle w:val="Hyperlink"/>
@@ -10384,8 +10398,8 @@
         </w:r>
       </w:hyperlink>
     </w:p>
-    <w:bookmarkEnd w:id="137"/>
-    <w:bookmarkStart w:id="139" w:name="ref-ghaffarizadeh2018"/>
+    <w:bookmarkEnd w:id="138"/>
+    <w:bookmarkStart w:id="140" w:name="ref-ghaffarizadeh2018"/>
     <w:p>
       <w:pPr>
         <w:pStyle w:val="Bibliography"/>
@@ -10420,7 +10434,7 @@
       <w:r>
         <w:t xml:space="preserve">multicellular systems. PLoS Computational Biology. 2018;14: e1005991. doi:</w:t>
       </w:r>
-      <w:hyperlink r:id="rId138">
+      <w:hyperlink r:id="rId139">
         <w:r>
           <w:rPr>
             <w:rStyle w:val="Hyperlink"/>
@@ -10429,8 +10443,8 @@
         </w:r>
       </w:hyperlink>
     </w:p>
-    <w:bookmarkEnd w:id="139"/>
-    <w:bookmarkStart w:id="141" w:name="ref-poncedeleon2023"/>
+    <w:bookmarkEnd w:id="140"/>
+    <w:bookmarkStart w:id="142" w:name="ref-poncedeleon2023"/>
     <w:p>
       <w:pPr>
         <w:pStyle w:val="Bibliography"/>
@@ -10471,7 +10485,7 @@
       <w:r>
         <w:t xml:space="preserve">and agent-based modelling frameworks. npj Systems Biology and Applications. 2023;9: 54. doi:</w:t>
       </w:r>
-      <w:hyperlink r:id="rId140">
+      <w:hyperlink r:id="rId141">
         <w:r>
           <w:rPr>
             <w:rStyle w:val="Hyperlink"/>
@@ -10480,8 +10494,8 @@
         </w:r>
       </w:hyperlink>
     </w:p>
-    <w:bookmarkEnd w:id="141"/>
-    <w:bookmarkStart w:id="143" w:name="ref-lasri2022"/>
+    <w:bookmarkEnd w:id="142"/>
+    <w:bookmarkStart w:id="144" w:name="ref-lasri2022"/>
     <w:p>
       <w:pPr>
         <w:pStyle w:val="Bibliography"/>
@@ -10510,7 +10524,7 @@
       <w:r>
         <w:t xml:space="preserve">data generation. BMC Bioinformatics. 2022;23: 236. doi:</w:t>
       </w:r>
-      <w:hyperlink r:id="rId142">
+      <w:hyperlink r:id="rId143">
         <w:r>
           <w:rPr>
             <w:rStyle w:val="Hyperlink"/>
@@ -10519,8 +10533,8 @@
         </w:r>
       </w:hyperlink>
     </w:p>
-    <w:bookmarkEnd w:id="143"/>
-    <w:bookmarkStart w:id="145" w:name="ref-peccoud1995"/>
+    <w:bookmarkEnd w:id="144"/>
+    <w:bookmarkStart w:id="146" w:name="ref-peccoud1995"/>
     <w:p>
       <w:pPr>
         <w:pStyle w:val="Bibliography"/>
@@ -10537,7 +10551,7 @@
       <w:r>
         <w:t xml:space="preserve">Peccoud J, Ycart B. Markovian modeling of gene-product synthesis. Theoretical Population Biology. 1995;48: 222–234. doi:</w:t>
       </w:r>
-      <w:hyperlink r:id="rId144">
+      <w:hyperlink r:id="rId145">
         <w:r>
           <w:rPr>
             <w:rStyle w:val="Hyperlink"/>
@@ -10546,8 +10560,8 @@
         </w:r>
       </w:hyperlink>
     </w:p>
-    <w:bookmarkEnd w:id="145"/>
-    <w:bookmarkStart w:id="147" w:name="ref-beentjes2020"/>
+    <w:bookmarkEnd w:id="146"/>
+    <w:bookmarkStart w:id="148" w:name="ref-beentjes2020"/>
     <w:p>
       <w:pPr>
         <w:pStyle w:val="Bibliography"/>
@@ -10564,7 +10578,7 @@
       <w:r>
         <w:t xml:space="preserve">Beentjes CHL, Perez-Carrasco R, Grima R. Exact solution of stochastic gene expression models with bursting, cell cycle and replication dynamics. Physical Review E. 2020;101: 032403. doi:</w:t>
       </w:r>
-      <w:hyperlink r:id="rId146">
+      <w:hyperlink r:id="rId147">
         <w:r>
           <w:rPr>
             <w:rStyle w:val="Hyperlink"/>
@@ -10573,8 +10587,8 @@
         </w:r>
       </w:hyperlink>
     </w:p>
-    <w:bookmarkEnd w:id="147"/>
-    <w:bookmarkStart w:id="149" w:name="ref-jia2023"/>
+    <w:bookmarkEnd w:id="148"/>
+    <w:bookmarkStart w:id="150" w:name="ref-jia2023"/>
     <w:p>
       <w:pPr>
         <w:pStyle w:val="Bibliography"/>
@@ -10591,7 +10605,7 @@
       <w:r>
         <w:t xml:space="preserve">Jia C, Grima R. Coupling gene expression dynamics to cell size dynamics and cell cycle events: Exact and approximate solutions of the extended telegraph model. iScience. 2023;26: 105746. doi:</w:t>
       </w:r>
-      <w:hyperlink r:id="rId148">
+      <w:hyperlink r:id="rId149">
         <w:r>
           <w:rPr>
             <w:rStyle w:val="Hyperlink"/>
@@ -10600,8 +10614,8 @@
         </w:r>
       </w:hyperlink>
     </w:p>
-    <w:bookmarkEnd w:id="149"/>
-    <w:bookmarkStart w:id="151" w:name="ref-thomas2017"/>
+    <w:bookmarkEnd w:id="150"/>
+    <w:bookmarkStart w:id="152" w:name="ref-thomas2017"/>
     <w:p>
       <w:pPr>
         <w:pStyle w:val="Bibliography"/>
@@ -10618,7 +10632,7 @@
       <w:r>
         <w:t xml:space="preserve">Thomas P. Making sense of snapshot data: Ergodic principle for clonal cell populations. Journal of the Royal Society Interface. 2017;14: 20170467. doi:</w:t>
       </w:r>
-      <w:hyperlink r:id="rId150">
+      <w:hyperlink r:id="rId151">
         <w:r>
           <w:rPr>
             <w:rStyle w:val="Hyperlink"/>
@@ -10627,8 +10641,8 @@
         </w:r>
       </w:hyperlink>
     </w:p>
-    <w:bookmarkEnd w:id="151"/>
-    <w:bookmarkStart w:id="153" w:name="ref-emert2021"/>
+    <w:bookmarkEnd w:id="152"/>
+    <w:bookmarkStart w:id="154" w:name="ref-emert2021"/>
     <w:p>
       <w:pPr>
         <w:pStyle w:val="Bibliography"/>
@@ -10645,7 +10659,7 @@
       <w:r>
         <w:t xml:space="preserve">Emert BL, Cote CJ, Torre EA, Dardani IP, Jiang CL, Jain N, et al. Variability within rare cell states enables multiple paths toward drug resistance. Nature Biotechnology. 2021;39: 865–876. doi:</w:t>
       </w:r>
-      <w:hyperlink r:id="rId152">
+      <w:hyperlink r:id="rId153">
         <w:r>
           <w:rPr>
             <w:rStyle w:val="Hyperlink"/>
@@ -10654,8 +10668,8 @@
         </w:r>
       </w:hyperlink>
     </w:p>
-    <w:bookmarkEnd w:id="153"/>
-    <w:bookmarkStart w:id="155" w:name="ref-torre2021"/>
+    <w:bookmarkEnd w:id="154"/>
+    <w:bookmarkStart w:id="156" w:name="ref-torre2021"/>
     <w:p>
       <w:pPr>
         <w:pStyle w:val="Bibliography"/>
@@ -10672,7 +10686,7 @@
       <w:r>
         <w:t xml:space="preserve">Torre EA, Arai E, Bayatpour S, Jiang CL, Beck LE, Emert BL, et al. Genetic screening for single-cell variability modulators driving therapy resistance. Nature Genetics. 2021;53: 76–85. doi:</w:t>
       </w:r>
-      <w:hyperlink r:id="rId154">
+      <w:hyperlink r:id="rId155">
         <w:r>
           <w:rPr>
             <w:rStyle w:val="Hyperlink"/>
@@ -10681,8 +10695,8 @@
         </w:r>
       </w:hyperlink>
     </w:p>
-    <w:bookmarkEnd w:id="155"/>
-    <w:bookmarkStart w:id="157" w:name="ref-gunnarsson2020"/>
+    <w:bookmarkEnd w:id="156"/>
+    <w:bookmarkStart w:id="158" w:name="ref-gunnarsson2020"/>
     <w:p>
       <w:pPr>
         <w:pStyle w:val="Bibliography"/>
@@ -10699,7 +10713,7 @@
       <w:r>
         <w:t xml:space="preserve">Gunnarsson EB, De S, Leder K, Foo J. Understanding the role of phenotypic switching in cancer drug resistance. Journal of Theoretical Biology. 2020;490: 110162. doi:</w:t>
       </w:r>
-      <w:hyperlink r:id="rId156">
+      <w:hyperlink r:id="rId157">
         <w:r>
           <w:rPr>
             <w:rStyle w:val="Hyperlink"/>
@@ -10708,8 +10722,8 @@
         </w:r>
       </w:hyperlink>
     </w:p>
-    <w:bookmarkEnd w:id="157"/>
-    <w:bookmarkStart w:id="159" w:name="ref-lasri2020"/>
+    <w:bookmarkEnd w:id="158"/>
+    <w:bookmarkStart w:id="160" w:name="ref-lasri2020"/>
     <w:p>
       <w:pPr>
         <w:pStyle w:val="Bibliography"/>
@@ -10744,7 +10758,7 @@
       <w:r>
         <w:t xml:space="preserve">methyltransferase dynamics. Royal Society Open Science. 2020;7: 191243. doi:</w:t>
       </w:r>
-      <w:hyperlink r:id="rId158">
+      <w:hyperlink r:id="rId159">
         <w:r>
           <w:rPr>
             <w:rStyle w:val="Hyperlink"/>
@@ -10753,8 +10767,8 @@
         </w:r>
       </w:hyperlink>
     </w:p>
-    <w:bookmarkEnd w:id="159"/>
-    <w:bookmarkStart w:id="161" w:name="ref-corigliano2025"/>
+    <w:bookmarkEnd w:id="160"/>
+    <w:bookmarkStart w:id="162" w:name="ref-corigliano2025"/>
     <w:p>
       <w:pPr>
         <w:pStyle w:val="Bibliography"/>
@@ -10771,7 +10785,7 @@
       <w:r>
         <w:t xml:space="preserve">Corigliano M, Di Bernardo A, Cosentino Lagomarsino M, Pompei S. Optimal treatment for drug-induced cancer persisters involves release periods and intermediate drug doses. PRX Life. 2025. doi:</w:t>
       </w:r>
-      <w:hyperlink r:id="rId160">
+      <w:hyperlink r:id="rId161">
         <w:r>
           <w:rPr>
             <w:rStyle w:val="Hyperlink"/>
@@ -10780,8 +10794,8 @@
         </w:r>
       </w:hyperlink>
     </w:p>
-    <w:bookmarkEnd w:id="161"/>
-    <w:bookmarkStart w:id="163" w:name="ref-bernton2019"/>
+    <w:bookmarkEnd w:id="162"/>
+    <w:bookmarkStart w:id="164" w:name="ref-bernton2019"/>
     <w:p>
       <w:pPr>
         <w:pStyle w:val="Bibliography"/>
@@ -10822,7 +10836,7 @@
       <w:r>
         <w:t xml:space="preserve">distance. Journal of the Royal Statistical Society: Series B. 2019;81: 235–269. doi:</w:t>
       </w:r>
-      <w:hyperlink r:id="rId162">
+      <w:hyperlink r:id="rId163">
         <w:r>
           <w:rPr>
             <w:rStyle w:val="Hyperlink"/>
@@ -10831,8 +10845,8 @@
         </w:r>
       </w:hyperlink>
     </w:p>
-    <w:bookmarkEnd w:id="163"/>
-    <w:bookmarkStart w:id="165" w:name="ref-sandler2015"/>
+    <w:bookmarkEnd w:id="164"/>
+    <w:bookmarkStart w:id="166" w:name="ref-sandler2015"/>
     <w:p>
       <w:pPr>
         <w:pStyle w:val="Bibliography"/>
@@ -10849,7 +10863,7 @@
       <w:r>
         <w:t xml:space="preserve">Sandler O, Mizrahi SP, Weiss N, Agam O, Simon I, Balaban NQ. Lineage correlations of single cell division time as a probe of cell-cycle dynamics. Nature. 2015;519: 468–471. doi:</w:t>
       </w:r>
-      <w:hyperlink r:id="rId164">
+      <w:hyperlink r:id="rId165">
         <w:r>
           <w:rPr>
             <w:rStyle w:val="Hyperlink"/>
@@ -10858,8 +10872,8 @@
         </w:r>
       </w:hyperlink>
     </w:p>
-    <w:bookmarkEnd w:id="165"/>
-    <w:bookmarkStart w:id="167" w:name="ref-kuchen2020"/>
+    <w:bookmarkEnd w:id="166"/>
+    <w:bookmarkStart w:id="168" w:name="ref-kuchen2020"/>
     <w:p>
       <w:pPr>
         <w:pStyle w:val="Bibliography"/>
@@ -10876,7 +10890,7 @@
       <w:r>
         <w:t xml:space="preserve">Kuchen EE, Becker NB, Claudino N, Höfer T. Hidden long-range memories of growth and cycle speed correlate cell cycles in lineage trees. eLife. 2020;9: e51002. doi:</w:t>
       </w:r>
-      <w:hyperlink r:id="rId166">
+      <w:hyperlink r:id="rId167">
         <w:r>
           <w:rPr>
             <w:rStyle w:val="Hyperlink"/>
@@ -10885,8 +10899,8 @@
         </w:r>
       </w:hyperlink>
     </w:p>
-    <w:bookmarkEnd w:id="167"/>
-    <w:bookmarkStart w:id="169" w:name="ref-chakrabarti2018"/>
+    <w:bookmarkEnd w:id="168"/>
+    <w:bookmarkStart w:id="170" w:name="ref-chakrabarti2018"/>
     <w:p>
       <w:pPr>
         <w:pStyle w:val="Bibliography"/>
@@ -10903,7 +10917,7 @@
       <w:r>
         <w:t xml:space="preserve">Chakrabarti S, Paek AL, Reyes J, Lasick KA, Lahav G, Michor F. Hidden heterogeneity and circadian-controlled cell fate inferred from single cell lineages. Nature Communications. 2018;9: 5372. doi:</w:t>
       </w:r>
-      <w:hyperlink r:id="rId168">
+      <w:hyperlink r:id="rId169">
         <w:r>
           <w:rPr>
             <w:rStyle w:val="Hyperlink"/>
@@ -10912,8 +10926,8 @@
         </w:r>
       </w:hyperlink>
     </w:p>
-    <w:bookmarkEnd w:id="169"/>
-    <w:bookmarkStart w:id="171" w:name="ref-algazi2020"/>
+    <w:bookmarkEnd w:id="170"/>
+    <w:bookmarkStart w:id="172" w:name="ref-algazi2020"/>
     <w:p>
       <w:pPr>
         <w:pStyle w:val="Bibliography"/>
@@ -10963,7 +10977,7 @@
       <w:r>
         <w:t xml:space="preserve">-mutated melanoma: A randomized phase 2 trial. Nature Medicine. 2020;26: 1564–1568. doi:</w:t>
       </w:r>
-      <w:hyperlink r:id="rId170">
+      <w:hyperlink r:id="rId171">
         <w:r>
           <w:rPr>
             <w:rStyle w:val="Hyperlink"/>
@@ -10972,8 +10986,8 @@
         </w:r>
       </w:hyperlink>
     </w:p>
-    <w:bookmarkEnd w:id="171"/>
-    <w:bookmarkStart w:id="173" w:name="ref-zhang2017adaptive"/>
+    <w:bookmarkEnd w:id="172"/>
+    <w:bookmarkStart w:id="174" w:name="ref-zhang2017adaptive"/>
     <w:p>
       <w:pPr>
         <w:pStyle w:val="Bibliography"/>
@@ -10990,7 +11004,7 @@
       <w:r>
         <w:t xml:space="preserve">Zhang J, Cunningham JJ, Brown JS, Gatenby RA. Integrating evolutionary dynamics into treatment of metastatic castrate-resistant prostate cancer. Nature Communications. 2017;8: 1816. doi:</w:t>
       </w:r>
-      <w:hyperlink r:id="rId172">
+      <w:hyperlink r:id="rId173">
         <w:r>
           <w:rPr>
             <w:rStyle w:val="Hyperlink"/>
@@ -10999,8 +11013,8 @@
         </w:r>
       </w:hyperlink>
     </w:p>
-    <w:bookmarkEnd w:id="173"/>
-    <w:bookmarkStart w:id="175" w:name="ref-dasthakur2013"/>
+    <w:bookmarkEnd w:id="174"/>
+    <w:bookmarkStart w:id="176" w:name="ref-dasthakur2013"/>
     <w:p>
       <w:pPr>
         <w:pStyle w:val="Bibliography"/>
@@ -11017,7 +11031,7 @@
       <w:r>
         <w:t xml:space="preserve">Das Thakur M, Salangsang F, Landman AS, Sellers WR, Pryer NK, Levesque MP, et al. Modelling vemurafenib resistance in melanoma reveals a strategy to forestall drug resistance. Nature. 2013;494: 251–255. doi:</w:t>
       </w:r>
-      <w:hyperlink r:id="rId174">
+      <w:hyperlink r:id="rId175">
         <w:r>
           <w:rPr>
             <w:rStyle w:val="Hyperlink"/>
@@ -11026,8 +11040,8 @@
         </w:r>
       </w:hyperlink>
     </w:p>
-    <w:bookmarkEnd w:id="175"/>
-    <w:bookmarkStart w:id="177" w:name="ref-strobl2021"/>
+    <w:bookmarkEnd w:id="176"/>
+    <w:bookmarkStart w:id="178" w:name="ref-strobl2021"/>
     <w:p>
       <w:pPr>
         <w:pStyle w:val="Bibliography"/>
@@ -11044,7 +11058,7 @@
       <w:r>
         <w:t xml:space="preserve">Strobl MAR, West J, Viossat Y, Damaghi M, Robertson-Tessi M, Brown JS, et al. Turnover modulates the need for a cost of resistance in adaptive therapy. Cancer Research. 2021;81: 1135–1147. doi:</w:t>
       </w:r>
-      <w:hyperlink r:id="rId176">
+      <w:hyperlink r:id="rId177">
         <w:r>
           <w:rPr>
             <w:rStyle w:val="Hyperlink"/>
@@ -11053,8 +11067,8 @@
         </w:r>
       </w:hyperlink>
     </w:p>
-    <w:bookmarkEnd w:id="177"/>
-    <w:bookmarkStart w:id="179" w:name="ref-gilbert2013"/>
+    <w:bookmarkEnd w:id="178"/>
+    <w:bookmarkStart w:id="180" w:name="ref-gilbert2013"/>
     <w:p>
       <w:pPr>
         <w:pStyle w:val="Bibliography"/>
@@ -11083,7 +11097,7 @@
       <w:r>
         <w:t xml:space="preserve">clinical trial. Journal of Clinical Oncology. 2013;31: 4085–4091. doi:</w:t>
       </w:r>
-      <w:hyperlink r:id="rId178">
+      <w:hyperlink r:id="rId179">
         <w:r>
           <w:rPr>
             <w:rStyle w:val="Hyperlink"/>
@@ -11092,8 +11106,8 @@
         </w:r>
       </w:hyperlink>
     </w:p>
-    <w:bookmarkEnd w:id="179"/>
-    <w:bookmarkStart w:id="181" w:name="ref-ostermann2004"/>
+    <w:bookmarkEnd w:id="180"/>
+    <w:bookmarkStart w:id="182" w:name="ref-ostermann2004"/>
     <w:p>
       <w:pPr>
         <w:pStyle w:val="Bibliography"/>
@@ -11110,7 +11124,7 @@
       <w:r>
         <w:t xml:space="preserve">Ostermann S, Csajka C, Buclin T, Leyvraz S, Lejeune F, Decosterd LA, et al. Plasma and cerebrospinal fluid population pharmacokinetics of temozolomide in malignant glioma patients. Clinical Cancer Research. 2004;10: 3728–3736. doi:</w:t>
       </w:r>
-      <w:hyperlink r:id="rId180">
+      <w:hyperlink r:id="rId181">
         <w:r>
           <w:rPr>
             <w:rStyle w:val="Hyperlink"/>
@@ -11119,8 +11133,8 @@
         </w:r>
       </w:hyperlink>
     </w:p>
-    <w:bookmarkEnd w:id="181"/>
-    <w:bookmarkStart w:id="183" w:name="ref-rudek2004"/>
+    <w:bookmarkEnd w:id="182"/>
+    <w:bookmarkStart w:id="184" w:name="ref-rudek2004"/>
     <w:p>
       <w:pPr>
         <w:pStyle w:val="Bibliography"/>
@@ -11149,7 +11163,7 @@
       <w:r>
         <w:t xml:space="preserve">and pharmacokinetic study. Pharmacotherapy. 2004;24: 16–25. doi:</w:t>
       </w:r>
-      <w:hyperlink r:id="rId182">
+      <w:hyperlink r:id="rId183">
         <w:r>
           <w:rPr>
             <w:rStyle w:val="Hyperlink"/>
@@ -11158,8 +11172,8 @@
         </w:r>
       </w:hyperlink>
     </w:p>
-    <w:bookmarkEnd w:id="183"/>
-    <w:bookmarkStart w:id="185" w:name="ref-tolcher2003"/>
+    <w:bookmarkEnd w:id="184"/>
+    <w:bookmarkStart w:id="186" w:name="ref-tolcher2003"/>
     <w:p>
       <w:pPr>
         <w:pStyle w:val="Bibliography"/>
@@ -11188,7 +11202,7 @@
       <w:r>
         <w:t xml:space="preserve">alkyltransferase activity with protracted temozolomide schedules. British Journal of Cancer. 2003;88: 1004–1011. doi:</w:t>
       </w:r>
-      <w:hyperlink r:id="rId184">
+      <w:hyperlink r:id="rId185">
         <w:r>
           <w:rPr>
             <w:rStyle w:val="Hyperlink"/>
@@ -11197,8 +11211,8 @@
         </w:r>
       </w:hyperlink>
     </w:p>
-    <w:bookmarkEnd w:id="185"/>
-    <w:bookmarkStart w:id="187" w:name="ref-middleton2000"/>
+    <w:bookmarkEnd w:id="186"/>
+    <w:bookmarkStart w:id="188" w:name="ref-middleton2000"/>
     <w:p>
       <w:pPr>
         <w:pStyle w:val="Bibliography"/>
@@ -11239,7 +11253,7 @@
       <w:r>
         <w:t xml:space="preserve">study. International Journal of Cancer. 2000;88: 469–473. doi:</w:t>
       </w:r>
-      <w:hyperlink r:id="rId186">
+      <w:hyperlink r:id="rId187">
         <w:r>
           <w:rPr>
             <w:rStyle w:val="Hyperlink"/>
@@ -11248,8 +11262,8 @@
         </w:r>
       </w:hyperlink>
     </w:p>
-    <w:bookmarkEnd w:id="187"/>
-    <w:bookmarkStart w:id="189" w:name="ref-robinson2010"/>
+    <w:bookmarkEnd w:id="188"/>
+    <w:bookmarkStart w:id="190" w:name="ref-robinson2010"/>
     <w:p>
       <w:pPr>
         <w:pStyle w:val="Bibliography"/>
@@ -11278,7 +11292,7 @@
       <w:r>
         <w:t xml:space="preserve">methyltransferase activity and survival. British Journal of Cancer. 2010;103: 498–504. doi:</w:t>
       </w:r>
-      <w:hyperlink r:id="rId188">
+      <w:hyperlink r:id="rId189">
         <w:r>
           <w:rPr>
             <w:rStyle w:val="Hyperlink"/>
@@ -11287,8 +11301,8 @@
         </w:r>
       </w:hyperlink>
     </w:p>
-    <w:bookmarkEnd w:id="189"/>
-    <w:bookmarkStart w:id="191" w:name="ref-gillespie1977"/>
+    <w:bookmarkEnd w:id="190"/>
+    <w:bookmarkStart w:id="192" w:name="ref-gillespie1977"/>
     <w:p>
       <w:pPr>
         <w:pStyle w:val="Bibliography"/>
@@ -11305,7 +11319,7 @@
       <w:r>
         <w:t xml:space="preserve">Gillespie DT. Exact stochastic simulation of coupled chemical reactions. The Journal of Physical Chemistry. 1977;81: 2340–2361. doi:</w:t>
       </w:r>
-      <w:hyperlink r:id="rId190">
+      <w:hyperlink r:id="rId191">
         <w:r>
           <w:rPr>
             <w:rStyle w:val="Hyperlink"/>
@@ -11314,8 +11328,8 @@
         </w:r>
       </w:hyperlink>
     </w:p>
-    <w:bookmarkEnd w:id="191"/>
-    <w:bookmarkStart w:id="193" w:name="ref-gillespie2001"/>
+    <w:bookmarkEnd w:id="192"/>
+    <w:bookmarkStart w:id="194" w:name="ref-gillespie2001"/>
     <w:p>
       <w:pPr>
         <w:pStyle w:val="Bibliography"/>
@@ -11332,7 +11346,7 @@
       <w:r>
         <w:t xml:space="preserve">Gillespie DT. Approximate accelerated stochastic simulation of chemically reacting systems. The Journal of Chemical Physics. 2001;115: 1716–1733. doi:</w:t>
       </w:r>
-      <w:hyperlink r:id="rId192">
+      <w:hyperlink r:id="rId193">
         <w:r>
           <w:rPr>
             <w:rStyle w:val="Hyperlink"/>
@@ -11341,8 +11355,8 @@
         </w:r>
       </w:hyperlink>
     </w:p>
-    <w:bookmarkEnd w:id="193"/>
-    <w:bookmarkStart w:id="195" w:name="ref-cao2006"/>
+    <w:bookmarkEnd w:id="194"/>
+    <w:bookmarkStart w:id="196" w:name="ref-cao2006"/>
     <w:p>
       <w:pPr>
         <w:pStyle w:val="Bibliography"/>
@@ -11359,7 +11373,7 @@
       <w:r>
         <w:t xml:space="preserve">Cao Y, Gillespie DT, Petzold LR. Efficient step size selection for the tau-leaping simulation method. The Journal of Chemical Physics. 2006;124: 044109. doi:</w:t>
       </w:r>
-      <w:hyperlink r:id="rId194">
+      <w:hyperlink r:id="rId195">
         <w:r>
           <w:rPr>
             <w:rStyle w:val="Hyperlink"/>
@@ -11368,8 +11382,8 @@
         </w:r>
       </w:hyperlink>
     </w:p>
-    <w:bookmarkEnd w:id="195"/>
-    <w:bookmarkStart w:id="197" w:name="ref-cao2005"/>
+    <w:bookmarkEnd w:id="196"/>
+    <w:bookmarkStart w:id="198" w:name="ref-cao2005"/>
     <w:p>
       <w:pPr>
         <w:pStyle w:val="Bibliography"/>
@@ -11398,7 +11412,7 @@
       <w:r>
         <w:t xml:space="preserve">tau-leaping. The Journal of Chemical Physics. 2005;123: 054104. doi:</w:t>
       </w:r>
-      <w:hyperlink r:id="rId196">
+      <w:hyperlink r:id="rId197">
         <w:r>
           <w:rPr>
             <w:rStyle w:val="Hyperlink"/>
@@ -11407,8 +11421,8 @@
         </w:r>
       </w:hyperlink>
     </w:p>
-    <w:bookmarkEnd w:id="197"/>
-    <w:bookmarkStart w:id="199" w:name="ref-shaffer2020"/>
+    <w:bookmarkEnd w:id="198"/>
+    <w:bookmarkStart w:id="200" w:name="ref-shaffer2020"/>
     <w:p>
       <w:pPr>
         <w:pStyle w:val="Bibliography"/>
@@ -11425,7 +11439,7 @@
       <w:r>
         <w:t xml:space="preserve">Shaffer SM, Emert BL, Reyes Hueros RA, Cote C, Harmange G, Schaff DL, et al. Memory sequencing reveals heritable single-cell gene expression programs associated with distinct cellular behaviors. Cell. 2020;182: 947–959. doi:</w:t>
       </w:r>
-      <w:hyperlink r:id="rId198">
+      <w:hyperlink r:id="rId199">
         <w:r>
           <w:rPr>
             <w:rStyle w:val="Hyperlink"/>
@@ -11434,8 +11448,8 @@
         </w:r>
       </w:hyperlink>
     </w:p>
-    <w:bookmarkEnd w:id="199"/>
-    <w:bookmarkStart w:id="201" w:name="ref-toni2009"/>
+    <w:bookmarkEnd w:id="200"/>
+    <w:bookmarkStart w:id="202" w:name="ref-toni2009"/>
     <w:p>
       <w:pPr>
         <w:pStyle w:val="Bibliography"/>
@@ -11464,7 +11478,7 @@
       <w:r>
         <w:t xml:space="preserve">computation scheme for parameter inference and model selection in dynamical systems. Journal of the Royal Society Interface. 2009;6: 187–202. doi:</w:t>
       </w:r>
-      <w:hyperlink r:id="rId200">
+      <w:hyperlink r:id="rId201">
         <w:r>
           <w:rPr>
             <w:rStyle w:val="Hyperlink"/>
@@ -11473,8 +11487,8 @@
         </w:r>
       </w:hyperlink>
     </w:p>
-    <w:bookmarkEnd w:id="201"/>
-    <w:bookmarkStart w:id="203" w:name="ref-ellingson2016"/>
+    <w:bookmarkEnd w:id="202"/>
+    <w:bookmarkStart w:id="204" w:name="ref-ellingson2016"/>
     <w:p>
       <w:pPr>
         <w:pStyle w:val="Bibliography"/>
@@ -11491,7 +11505,7 @@
       <w:r>
         <w:t xml:space="preserve">Ellingson BM, Nguyen HN, Lai A, Nechifor RE, Zaw O, Pope WB, et al. Contrast-enhancing tumor growth dynamics of preoperative, treatment-naive human glioblastoma. Cancer. 2016;122: 1718–1727. doi:</w:t>
       </w:r>
-      <w:hyperlink r:id="rId202">
+      <w:hyperlink r:id="rId203">
         <w:r>
           <w:rPr>
             <w:rStyle w:val="Hyperlink"/>
@@ -11500,8 +11514,8 @@
         </w:r>
       </w:hyperlink>
     </w:p>
-    <w:bookmarkEnd w:id="203"/>
-    <w:bookmarkStart w:id="205" w:name="ref-stensjoen2015"/>
+    <w:bookmarkEnd w:id="204"/>
+    <w:bookmarkStart w:id="206" w:name="ref-stensjoen2015"/>
     <w:p>
       <w:pPr>
         <w:pStyle w:val="Bibliography"/>
@@ -11518,7 +11532,7 @@
       <w:r>
         <w:t xml:space="preserve">Stensjøen AL, Solheim O, Kvistad KA, Håberg AK, Salvesen Ø, Berntsen EM. Growth dynamics of untreated glioblastomas in vivo. Neuro-Oncology. 2015;17: 1402–1411. doi:</w:t>
       </w:r>
-      <w:hyperlink r:id="rId204">
+      <w:hyperlink r:id="rId205">
         <w:r>
           <w:rPr>
             <w:rStyle w:val="Hyperlink"/>
@@ -11527,8 +11541,8 @@
         </w:r>
       </w:hyperlink>
     </w:p>
-    <w:bookmarkEnd w:id="205"/>
-    <w:bookmarkStart w:id="207" w:name="ref-friedman2006"/>
+    <w:bookmarkEnd w:id="206"/>
+    <w:bookmarkStart w:id="208" w:name="ref-friedman2006"/>
     <w:p>
       <w:pPr>
         <w:pStyle w:val="Bibliography"/>
@@ -11545,7 +11559,7 @@
       <w:r>
         <w:t xml:space="preserve">Friedman N, Cai L, Xie XS. Linking stochastic dynamics to population distribution: An analytical framework of gene expression. Physical Review Letters. 2006;97: 168302. doi:</w:t>
       </w:r>
-      <w:hyperlink r:id="rId206">
+      <w:hyperlink r:id="rId207">
         <w:r>
           <w:rPr>
             <w:rStyle w:val="Hyperlink"/>
@@ -11554,8 +11568,8 @@
         </w:r>
       </w:hyperlink>
     </w:p>
-    <w:bookmarkEnd w:id="207"/>
-    <w:bookmarkStart w:id="209" w:name="ref-shahrezaei2008"/>
+    <w:bookmarkEnd w:id="208"/>
+    <w:bookmarkStart w:id="210" w:name="ref-shahrezaei2008"/>
     <w:p>
       <w:pPr>
         <w:pStyle w:val="Bibliography"/>
@@ -11572,7 +11586,7 @@
       <w:r>
         <w:t xml:space="preserve">Shahrezaei V, Swain PS. Analytical distributions for stochastic gene expression. Proceedings of the National Academy of Sciences. 2008;105: 17256–17261. doi:</w:t>
       </w:r>
-      <w:hyperlink r:id="rId208">
+      <w:hyperlink r:id="rId209">
         <w:r>
           <w:rPr>
             <w:rStyle w:val="Hyperlink"/>
@@ -11581,8 +11595,8 @@
         </w:r>
       </w:hyperlink>
     </w:p>
-    <w:bookmarkEnd w:id="209"/>
-    <w:bookmarkStart w:id="211" w:name="ref-sciml"/>
+    <w:bookmarkEnd w:id="210"/>
+    <w:bookmarkStart w:id="212" w:name="ref-sciml"/>
     <w:p>
       <w:pPr>
         <w:pStyle w:val="Bibliography"/>
@@ -11620,7 +11634,7 @@
       <w:r>
         <w:t xml:space="preserve">. Journal of Open Research Software. 2017;5: 15. doi:</w:t>
       </w:r>
-      <w:hyperlink r:id="rId210">
+      <w:hyperlink r:id="rId211">
         <w:r>
           <w:rPr>
             <w:rStyle w:val="Hyperlink"/>
@@ -11629,8 +11643,8 @@
         </w:r>
       </w:hyperlink>
     </w:p>
-    <w:bookmarkEnd w:id="211"/>
-    <w:bookmarkStart w:id="213" w:name="ref-huh2011"/>
+    <w:bookmarkEnd w:id="212"/>
+    <w:bookmarkStart w:id="214" w:name="ref-huh2011"/>
     <w:p>
       <w:pPr>
         <w:pStyle w:val="Bibliography"/>
@@ -11647,7 +11661,7 @@
       <w:r>
         <w:t xml:space="preserve">Huh D, Paulsson J. Non-genetic heterogeneity from stochastic partitioning at cell division. Nature Genetics. 2011;43: 95–100. doi:</w:t>
       </w:r>
-      <w:hyperlink r:id="rId212">
+      <w:hyperlink r:id="rId213">
         <w:r>
           <w:rPr>
             <w:rStyle w:val="Hyperlink"/>
@@ -11656,8 +11670,8 @@
         </w:r>
       </w:hyperlink>
     </w:p>
-    <w:bookmarkEnd w:id="213"/>
-    <w:bookmarkStart w:id="215" w:name="ref-huynhthu2010"/>
+    <w:bookmarkEnd w:id="214"/>
+    <w:bookmarkStart w:id="216" w:name="ref-huynhthu2010"/>
     <w:p>
       <w:pPr>
         <w:pStyle w:val="Bibliography"/>
@@ -11674,7 +11688,7 @@
       <w:r>
         <w:t xml:space="preserve">Huynh-Thu VA, Irrthum A, Wehenkel L, Geurts P. Inferring regulatory networks from expression data using tree-based methods. PLoS ONE. 2010;5: e12776. doi:</w:t>
       </w:r>
-      <w:hyperlink r:id="rId214">
+      <w:hyperlink r:id="rId215">
         <w:r>
           <w:rPr>
             <w:rStyle w:val="Hyperlink"/>
@@ -11683,8 +11697,8 @@
         </w:r>
       </w:hyperlink>
     </w:p>
-    <w:bookmarkEnd w:id="215"/>
-    <w:bookmarkStart w:id="217" w:name="ref-vandijk2018"/>
+    <w:bookmarkEnd w:id="216"/>
+    <w:bookmarkStart w:id="218" w:name="ref-vandijk2018"/>
     <w:p>
       <w:pPr>
         <w:pStyle w:val="Bibliography"/>
@@ -11701,7 +11715,7 @@
       <w:r>
         <w:t xml:space="preserve">Dijk D van, Sharma R, Nainys J, Yim K, Kathail P, Carr AJ, et al. Recovering gene interactions from single-cell data using data diffusion. Cell. 2018;174: 716–729. doi:</w:t>
       </w:r>
-      <w:hyperlink r:id="rId216">
+      <w:hyperlink r:id="rId217">
         <w:r>
           <w:rPr>
             <w:rStyle w:val="Hyperlink"/>
@@ -11710,8 +11724,8 @@
         </w:r>
       </w:hyperlink>
     </w:p>
-    <w:bookmarkEnd w:id="217"/>
-    <w:bookmarkStart w:id="219" w:name="ref-wagner2018"/>
+    <w:bookmarkEnd w:id="218"/>
+    <w:bookmarkStart w:id="220" w:name="ref-wagner2018"/>
     <w:p>
       <w:pPr>
         <w:pStyle w:val="Bibliography"/>
@@ -11740,7 +11754,7 @@
       <w:r>
         <w:t xml:space="preserve">data. bioRxiv. 2018. doi:</w:t>
       </w:r>
-      <w:hyperlink r:id="rId218">
+      <w:hyperlink r:id="rId219">
         <w:r>
           <w:rPr>
             <w:rStyle w:val="Hyperlink"/>
@@ -11749,9 +11763,9 @@
         </w:r>
       </w:hyperlink>
     </w:p>
-    <w:bookmarkEnd w:id="219"/>
     <w:bookmarkEnd w:id="220"/>
     <w:bookmarkEnd w:id="221"/>
+    <w:bookmarkEnd w:id="222"/>
     <w:sectPr/>
   </w:body>
 </w:document>

--- a/paper/manuscript/manuscript.docx
+++ b/paper/manuscript/manuscript.docx
@@ -107,13 +107,13 @@
         <w:pStyle w:val="Date"/>
       </w:pPr>
       <w:r>
-        <w:t xml:space="preserve">Independent</w:t>
-      </w:r>
-      <w:r>
-        <w:t xml:space="preserve"> </w:t>
-      </w:r>
-      <w:r>
-        <w:t xml:space="preserve">researcher,</w:t>
+        <w:t xml:space="preserve">Berache</w:t>
+      </w:r>
+      <w:r>
+        <w:t xml:space="preserve"> </w:t>
+      </w:r>
+      <w:r>
+        <w:t xml:space="preserve">Limited,</w:t>
       </w:r>
       <w:r>
         <w:t xml:space="preserve"> </w:t>
@@ -183,6 +183,12 @@
         <w:t xml:space="preserve"> </w:t>
       </w:r>
       <w:r>
+        <w:t xml:space="preserve">can</w:t>
+      </w:r>
+      <w:r>
+        <w:t xml:space="preserve"> </w:t>
+      </w:r>
+      <w:r>
         <w:t xml:space="preserve">decide</w:t>
       </w:r>
       <w:r>
@@ -711,6 +717,12 @@
         <w:t xml:space="preserve"> </w:t>
       </w:r>
       <w:r>
+        <w:t xml:space="preserve">being</w:t>
+      </w:r>
+      <w:r>
+        <w:t xml:space="preserve"> </w:t>
+      </w:r>
+      <w:r>
         <w:t xml:space="preserve">imposed.</w:t>
       </w:r>
       <w:r>
@@ -819,12 +831,30 @@
         <w:t xml:space="preserve"> </w:t>
       </w:r>
       <w:r>
+        <w:t xml:space="preserve">the</w:t>
+      </w:r>
+      <w:r>
+        <w:t xml:space="preserve"> </w:t>
+      </w:r>
+      <w:r>
+        <w:t xml:space="preserve">framework</w:t>
+      </w:r>
+      <w:r>
+        <w:t xml:space="preserve"> </w:t>
+      </w:r>
+      <w:r>
         <w:t xml:space="preserve">supplies</w:t>
       </w:r>
       <w:r>
         <w:t xml:space="preserve"> </w:t>
       </w:r>
       <w:r>
+        <w:t xml:space="preserve">the</w:t>
+      </w:r>
+      <w:r>
+        <w:t xml:space="preserve"> </w:t>
+      </w:r>
+      <w:r>
         <w:t xml:space="preserve">ground</w:t>
       </w:r>
       <w:r>
@@ -939,18 +969,426 @@
         <w:t xml:space="preserve"> </w:t>
       </w:r>
       <w:r>
+        <w:t xml:space="preserve">U2OS</w:t>
+      </w:r>
+      <w:r>
+        <w:t xml:space="preserve"> </w:t>
+      </w:r>
+      <w:r>
         <w:t xml:space="preserve">cells,</w:t>
       </w:r>
       <w:r>
         <w:t xml:space="preserve"> </w:t>
       </w:r>
       <w:r>
+        <w:t xml:space="preserve">the</w:t>
+      </w:r>
+      <w:r>
+        <w:t xml:space="preserve"> </w:t>
+      </w:r>
+      <w:r>
+        <w:t xml:space="preserve">model</w:t>
+      </w:r>
+      <w:r>
+        <w:t xml:space="preserve"> </w:t>
+      </w:r>
+      <w:r>
+        <w:t xml:space="preserve">reproduces</w:t>
+      </w:r>
+      <w:r>
+        <w:t xml:space="preserve"> </w:t>
+      </w:r>
+      <w:r>
+        <w:t xml:space="preserve">their</w:t>
+      </w:r>
+      <w:r>
+        <w:t xml:space="preserve"> </w:t>
+      </w:r>
+      <w:r>
+        <w:t xml:space="preserve">dose-invariance</w:t>
+      </w:r>
+      <w:r>
+        <w:t xml:space="preserve"> </w:t>
+      </w:r>
+      <w:r>
+        <w:t xml:space="preserve">of</w:t>
+      </w:r>
+      <w:r>
+        <w:t xml:space="preserve"> </w:t>
+      </w:r>
+      <w:r>
+        <w:t xml:space="preserve">single-cell</w:t>
+      </w:r>
+      <w:r>
+        <w:t xml:space="preserve"> </w:t>
+      </w:r>
+      <w:r>
+        <w:t xml:space="preserve">timing</w:t>
+      </w:r>
+      <w:r>
+        <w:t xml:space="preserve"> </w:t>
+      </w:r>
+      <w:r>
+        <w:t xml:space="preserve">and</w:t>
+      </w:r>
+      <w:r>
+        <w:t xml:space="preserve"> </w:t>
+      </w:r>
+      <w:r>
+        <w:t xml:space="preserve">matches</w:t>
+      </w:r>
+      <w:r>
+        <w:t xml:space="preserve"> </w:t>
+      </w:r>
+      <w:r>
+        <w:t xml:space="preserve">the</w:t>
+      </w:r>
+      <w:r>
+        <w:t xml:space="preserve"> </w:t>
+      </w:r>
+      <w:r>
+        <w:t xml:space="preserve">kin</w:t>
+      </w:r>
+      <w:r>
+        <w:t xml:space="preserve"> </w:t>
+      </w:r>
+      <w:r>
+        <w:t xml:space="preserve">fate</w:t>
+      </w:r>
+      <w:r>
+        <w:t xml:space="preserve"> </w:t>
+      </w:r>
+      <w:r>
+        <w:t xml:space="preserve">correlations</w:t>
+      </w:r>
+      <w:r>
+        <w:t xml:space="preserve"> </w:t>
+      </w:r>
+      <w:r>
+        <w:t xml:space="preserve">reported</w:t>
+      </w:r>
+      <w:r>
+        <w:t xml:space="preserve"> </w:t>
+      </w:r>
+      <w:r>
+        <w:t xml:space="preserve">for</w:t>
+      </w:r>
+      <w:r>
+        <w:t xml:space="preserve"> </w:t>
+      </w:r>
+      <w:r>
+        <w:t xml:space="preserve">HCT116</w:t>
+      </w:r>
+      <w:r>
+        <w:t xml:space="preserve"> </w:t>
+      </w:r>
+      <w:r>
+        <w:t xml:space="preserve">cells</w:t>
+      </w:r>
+      <w:r>
+        <w:t xml:space="preserve"> </w:t>
+      </w:r>
+      <w:r>
+        <w:t xml:space="preserve">in</w:t>
+      </w:r>
+      <w:r>
+        <w:t xml:space="preserve"> </w:t>
+      </w:r>
+      <w:r>
+        <w:t xml:space="preserve">the</w:t>
+      </w:r>
+      <w:r>
+        <w:t xml:space="preserve"> </w:t>
+      </w:r>
+      <w:r>
+        <w:t xml:space="preserve">same</w:t>
+      </w:r>
+      <w:r>
+        <w:t xml:space="preserve"> </w:t>
+      </w:r>
+      <w:r>
+        <w:t xml:space="preserve">study.</w:t>
+      </w:r>
+      <w:r>
+        <w:t xml:space="preserve"> </w:t>
+      </w:r>
+      <w:r>
+        <w:t xml:space="preserve">That</w:t>
+      </w:r>
+      <w:r>
+        <w:t xml:space="preserve"> </w:t>
+      </w:r>
+      <w:r>
+        <w:t xml:space="preserve">match</w:t>
+      </w:r>
+      <w:r>
+        <w:t xml:space="preserve"> </w:t>
+      </w:r>
+      <w:r>
+        <w:t xml:space="preserve">is</w:t>
+      </w:r>
+      <w:r>
+        <w:t xml:space="preserve"> </w:t>
+      </w:r>
+      <w:r>
+        <w:t xml:space="preserve">a</w:t>
+      </w:r>
+      <w:r>
+        <w:t xml:space="preserve"> </w:t>
+      </w:r>
+      <w:r>
+        <w:t xml:space="preserve">consistency</w:t>
+      </w:r>
+      <w:r>
+        <w:t xml:space="preserve"> </w:t>
+      </w:r>
+      <w:r>
+        <w:t xml:space="preserve">check</w:t>
+      </w:r>
+      <w:r>
+        <w:t xml:space="preserve"> </w:t>
+      </w:r>
+      <w:r>
+        <w:t xml:space="preserve">across</w:t>
+      </w:r>
+      <w:r>
+        <w:t xml:space="preserve"> </w:t>
+      </w:r>
+      <w:r>
+        <w:t xml:space="preserve">cell</w:t>
+      </w:r>
+      <w:r>
+        <w:t xml:space="preserve"> </w:t>
+      </w:r>
+      <w:r>
+        <w:t xml:space="preserve">lines</w:t>
+      </w:r>
+      <w:r>
+        <w:t xml:space="preserve"> </w:t>
+      </w:r>
+      <w:r>
+        <w:t xml:space="preserve">rather</w:t>
+      </w:r>
+      <w:r>
+        <w:t xml:space="preserve"> </w:t>
+      </w:r>
+      <w:r>
+        <w:t xml:space="preserve">than</w:t>
+      </w:r>
+      <w:r>
+        <w:t xml:space="preserve"> </w:t>
+      </w:r>
+      <w:r>
+        <w:t xml:space="preserve">an</w:t>
+      </w:r>
+      <w:r>
+        <w:t xml:space="preserve"> </w:t>
+      </w:r>
+      <w:r>
+        <w:t xml:space="preserve">independent</w:t>
+      </w:r>
+      <w:r>
+        <w:t xml:space="preserve"> </w:t>
+      </w:r>
+      <w:r>
+        <w:t xml:space="preserve">validation,</w:t>
+      </w:r>
+      <w:r>
+        <w:t xml:space="preserve"> </w:t>
+      </w:r>
+      <w:r>
+        <w:t xml:space="preserve">because</w:t>
+      </w:r>
+      <w:r>
+        <w:t xml:space="preserve"> </w:t>
+      </w:r>
+      <w:r>
+        <w:t xml:space="preserve">the</w:t>
+      </w:r>
+      <w:r>
+        <w:t xml:space="preserve"> </w:t>
+      </w:r>
+      <w:r>
+        <w:t xml:space="preserve">memory</w:t>
+      </w:r>
+      <w:r>
+        <w:t xml:space="preserve"> </w:t>
+      </w:r>
+      <w:r>
+        <w:t xml:space="preserve">timescale</w:t>
+      </w:r>
+      <w:r>
+        <w:t xml:space="preserve"> </w:t>
+      </w:r>
+      <w:r>
+        <w:t xml:space="preserve">was</w:t>
+      </w:r>
+      <w:r>
+        <w:t xml:space="preserve"> </w:t>
+      </w:r>
+      <w:r>
+        <w:t xml:space="preserve">taken</w:t>
+      </w:r>
+      <w:r>
+        <w:t xml:space="preserve"> </w:t>
+      </w:r>
+      <w:r>
+        <w:t xml:space="preserve">from</w:t>
+      </w:r>
+      <w:r>
+        <w:t xml:space="preserve"> </w:t>
+      </w:r>
+      <w:r>
+        <w:t xml:space="preserve">those</w:t>
+      </w:r>
+      <w:r>
+        <w:t xml:space="preserve"> </w:t>
+      </w:r>
+      <w:r>
+        <w:t xml:space="preserve">correlations</w:t>
+      </w:r>
+      <w:r>
+        <w:t xml:space="preserve"> </w:t>
+      </w:r>
+      <w:r>
+        <w:t xml:space="preserve">as</w:t>
+      </w:r>
+      <w:r>
+        <w:t xml:space="preserve"> </w:t>
+      </w:r>
+      <w:r>
+        <w:t xml:space="preserve">a</w:t>
+      </w:r>
+      <w:r>
+        <w:t xml:space="preserve"> </w:t>
+      </w:r>
+      <w:r>
+        <w:t xml:space="preserve">prior;</w:t>
+      </w:r>
+      <w:r>
+        <w:t xml:space="preserve"> </w:t>
+      </w:r>
+      <w:r>
+        <w:t xml:space="preserve">six</w:t>
+      </w:r>
+      <w:r>
+        <w:t xml:space="preserve"> </w:t>
+      </w:r>
+      <w:r>
+        <w:t xml:space="preserve">parameters</w:t>
+      </w:r>
+      <w:r>
+        <w:t xml:space="preserve"> </w:t>
+      </w:r>
+      <w:r>
+        <w:t xml:space="preserve">fitted</w:t>
+      </w:r>
+      <w:r>
+        <w:t xml:space="preserve"> </w:t>
+      </w:r>
+      <w:r>
+        <w:t xml:space="preserve">to</w:t>
+      </w:r>
+      <w:r>
+        <w:t xml:space="preserve"> </w:t>
+      </w:r>
+      <w:r>
+        <w:t xml:space="preserve">six</w:t>
+      </w:r>
+      <w:r>
+        <w:t xml:space="preserve"> </w:t>
+      </w:r>
+      <w:r>
+        <w:t xml:space="preserve">fate</w:t>
+      </w:r>
+      <w:r>
+        <w:t xml:space="preserve"> </w:t>
+      </w:r>
+      <w:r>
+        <w:t xml:space="preserve">fractions</w:t>
+      </w:r>
+      <w:r>
+        <w:t xml:space="preserve"> </w:t>
+      </w:r>
+      <w:r>
+        <w:t xml:space="preserve">leave</w:t>
+      </w:r>
+      <w:r>
+        <w:t xml:space="preserve"> </w:t>
+      </w:r>
+      <w:r>
         <w:t xml:space="preserve">it</w:t>
       </w:r>
       <w:r>
         <w:t xml:space="preserve"> </w:t>
       </w:r>
       <w:r>
+        <w:t xml:space="preserve">undetermined,</w:t>
+      </w:r>
+      <w:r>
+        <w:t xml:space="preserve"> </w:t>
+      </w:r>
+      <w:r>
+        <w:t xml:space="preserve">and</w:t>
+      </w:r>
+      <w:r>
+        <w:t xml:space="preserve"> </w:t>
+      </w:r>
+      <w:r>
+        <w:t xml:space="preserve">a</w:t>
+      </w:r>
+      <w:r>
+        <w:t xml:space="preserve"> </w:t>
+      </w:r>
+      <w:r>
+        <w:t xml:space="preserve">cycle-gated</w:t>
+      </w:r>
+      <w:r>
+        <w:t xml:space="preserve"> </w:t>
+      </w:r>
+      <w:r>
+        <w:t xml:space="preserve">hazard</w:t>
+      </w:r>
+      <w:r>
+        <w:t xml:space="preserve"> </w:t>
+      </w:r>
+      <w:r>
+        <w:t xml:space="preserve">fits</w:t>
+      </w:r>
+      <w:r>
+        <w:t xml:space="preserve"> </w:t>
+      </w:r>
+      <w:r>
+        <w:t xml:space="preserve">as</w:t>
+      </w:r>
+      <w:r>
+        <w:t xml:space="preserve"> </w:t>
+      </w:r>
+      <w:r>
+        <w:t xml:space="preserve">well.</w:t>
+      </w:r>
+      <w:r>
+        <w:t xml:space="preserve"> </w:t>
+      </w:r>
+      <w:r>
+        <w:t xml:space="preserve">The</w:t>
+      </w:r>
+      <w:r>
+        <w:t xml:space="preserve"> </w:t>
+      </w:r>
+      <w:r>
+        <w:t xml:space="preserve">schedule</w:t>
+      </w:r>
+      <w:r>
+        <w:t xml:space="preserve"> </w:t>
+      </w:r>
+      <w:r>
+        <w:t xml:space="preserve">optimiser</w:t>
+      </w:r>
+      <w:r>
+        <w:t xml:space="preserve"> </w:t>
+      </w:r>
+      <w:r>
         <w:t xml:space="preserve">reproduces</w:t>
       </w:r>
       <w:r>
@@ -963,7 +1401,13 @@
         <w:t xml:space="preserve"> </w:t>
       </w:r>
       <w:r>
-        <w:t xml:space="preserve">dose-invariance</w:t>
+        <w:t xml:space="preserve">opposite</w:t>
+      </w:r>
+      <w:r>
+        <w:t xml:space="preserve"> </w:t>
+      </w:r>
+      <w:r>
+        <w:t xml:space="preserve">rankings</w:t>
       </w:r>
       <w:r>
         <w:t xml:space="preserve"> </w:t>
@@ -975,13 +1419,43 @@
         <w:t xml:space="preserve"> </w:t>
       </w:r>
       <w:r>
-        <w:t xml:space="preserve">single-cell</w:t>
-      </w:r>
-      <w:r>
-        <w:t xml:space="preserve"> </w:t>
-      </w:r>
-      <w:r>
-        <w:t xml:space="preserve">timing</w:t>
+        <w:t xml:space="preserve">intermittent</w:t>
+      </w:r>
+      <w:r>
+        <w:t xml:space="preserve"> </w:t>
+      </w:r>
+      <w:r>
+        <w:t xml:space="preserve">dosing</w:t>
+      </w:r>
+      <w:r>
+        <w:t xml:space="preserve"> </w:t>
+      </w:r>
+      <w:r>
+        <w:t xml:space="preserve">reported</w:t>
+      </w:r>
+      <w:r>
+        <w:t xml:space="preserve"> </w:t>
+      </w:r>
+      <w:r>
+        <w:t xml:space="preserve">in</w:t>
+      </w:r>
+      <w:r>
+        <w:t xml:space="preserve"> </w:t>
+      </w:r>
+      <w:r>
+        <w:t xml:space="preserve">a</w:t>
+      </w:r>
+      <w:r>
+        <w:t xml:space="preserve"> </w:t>
+      </w:r>
+      <w:r>
+        <w:t xml:space="preserve">melanoma</w:t>
+      </w:r>
+      <w:r>
+        <w:t xml:space="preserve"> </w:t>
+      </w:r>
+      <w:r>
+        <w:t xml:space="preserve">trial</w:t>
       </w:r>
       <w:r>
         <w:t xml:space="preserve"> </w:t>
@@ -993,49 +1467,139 @@
         <w:t xml:space="preserve"> </w:t>
       </w:r>
       <w:r>
+        <w:t xml:space="preserve">in</w:t>
+      </w:r>
+      <w:r>
+        <w:t xml:space="preserve"> </w:t>
+      </w:r>
+      <w:r>
+        <w:t xml:space="preserve">xenografts,</w:t>
+      </w:r>
+      <w:r>
+        <w:t xml:space="preserve"> </w:t>
+      </w:r>
+      <w:r>
         <w:t xml:space="preserve">the</w:t>
       </w:r>
       <w:r>
         <w:t xml:space="preserve"> </w:t>
       </w:r>
       <w:r>
-        <w:t xml:space="preserve">kin</w:t>
-      </w:r>
-      <w:r>
-        <w:t xml:space="preserve"> </w:t>
-      </w:r>
-      <w:r>
-        <w:t xml:space="preserve">fate</w:t>
-      </w:r>
-      <w:r>
-        <w:t xml:space="preserve"> </w:t>
-      </w:r>
-      <w:r>
-        <w:t xml:space="preserve">correlations,</w:t>
-      </w:r>
-      <w:r>
-        <w:t xml:space="preserve"> </w:t>
-      </w:r>
-      <w:r>
-        <w:t xml:space="preserve">though</w:t>
-      </w:r>
-      <w:r>
-        <w:t xml:space="preserve"> </w:t>
-      </w:r>
-      <w:r>
-        <w:t xml:space="preserve">six</w:t>
-      </w:r>
-      <w:r>
-        <w:t xml:space="preserve"> </w:t>
-      </w:r>
-      <w:r>
-        <w:t xml:space="preserve">parameters</w:t>
-      </w:r>
-      <w:r>
-        <w:t xml:space="preserve"> </w:t>
-      </w:r>
-      <w:r>
-        <w:t xml:space="preserve">fitted</w:t>
+        <w:t xml:space="preserve">xenograft</w:t>
+      </w:r>
+      <w:r>
+        <w:t xml:space="preserve"> </w:t>
+      </w:r>
+      <w:r>
+        <w:t xml:space="preserve">ranking</w:t>
+      </w:r>
+      <w:r>
+        <w:t xml:space="preserve"> </w:t>
+      </w:r>
+      <w:r>
+        <w:t xml:space="preserve">as</w:t>
+      </w:r>
+      <w:r>
+        <w:t xml:space="preserve"> </w:t>
+      </w:r>
+      <w:r>
+        <w:t xml:space="preserve">a</w:t>
+      </w:r>
+      <w:r>
+        <w:t xml:space="preserve"> </w:t>
+      </w:r>
+      <w:r>
+        <w:t xml:space="preserve">lower</w:t>
+      </w:r>
+      <w:r>
+        <w:t xml:space="preserve"> </w:t>
+      </w:r>
+      <w:r>
+        <w:t xml:space="preserve">tumour</w:t>
+      </w:r>
+      <w:r>
+        <w:t xml:space="preserve"> </w:t>
+      </w:r>
+      <w:r>
+        <w:t xml:space="preserve">burden</w:t>
+      </w:r>
+      <w:r>
+        <w:t xml:space="preserve"> </w:t>
+      </w:r>
+      <w:r>
+        <w:t xml:space="preserve">at</w:t>
+      </w:r>
+      <w:r>
+        <w:t xml:space="preserve"> </w:t>
+      </w:r>
+      <w:r>
+        <w:t xml:space="preserve">the</w:t>
+      </w:r>
+      <w:r>
+        <w:t xml:space="preserve"> </w:t>
+      </w:r>
+      <w:r>
+        <w:t xml:space="preserve">end</w:t>
+      </w:r>
+      <w:r>
+        <w:t xml:space="preserve"> </w:t>
+      </w:r>
+      <w:r>
+        <w:t xml:space="preserve">of</w:t>
+      </w:r>
+      <w:r>
+        <w:t xml:space="preserve"> </w:t>
+      </w:r>
+      <w:r>
+        <w:t xml:space="preserve">the</w:t>
+      </w:r>
+      <w:r>
+        <w:t xml:space="preserve"> </w:t>
+      </w:r>
+      <w:r>
+        <w:t xml:space="preserve">60-week</w:t>
+      </w:r>
+      <w:r>
+        <w:t xml:space="preserve"> </w:t>
+      </w:r>
+      <w:r>
+        <w:t xml:space="preserve">simulation</w:t>
+      </w:r>
+      <w:r>
+        <w:t xml:space="preserve"> </w:t>
+      </w:r>
+      <w:r>
+        <w:t xml:space="preserve">rather</w:t>
+      </w:r>
+      <w:r>
+        <w:t xml:space="preserve"> </w:t>
+      </w:r>
+      <w:r>
+        <w:t xml:space="preserve">than</w:t>
+      </w:r>
+      <w:r>
+        <w:t xml:space="preserve"> </w:t>
+      </w:r>
+      <w:r>
+        <w:t xml:space="preserve">as</w:t>
+      </w:r>
+      <w:r>
+        <w:t xml:space="preserve"> </w:t>
+      </w:r>
+      <w:r>
+        <w:t xml:space="preserve">a</w:t>
+      </w:r>
+      <w:r>
+        <w:t xml:space="preserve"> </w:t>
+      </w:r>
+      <w:r>
+        <w:t xml:space="preserve">longer</w:t>
+      </w:r>
+      <w:r>
+        <w:t xml:space="preserve"> </w:t>
+      </w:r>
+      <w:r>
+        <w:t xml:space="preserve">time</w:t>
       </w:r>
       <w:r>
         <w:t xml:space="preserve"> </w:t>
@@ -1047,43 +1611,61 @@
         <w:t xml:space="preserve"> </w:t>
       </w:r>
       <w:r>
-        <w:t xml:space="preserve">six</w:t>
-      </w:r>
-      <w:r>
-        <w:t xml:space="preserve"> </w:t>
-      </w:r>
-      <w:r>
-        <w:t xml:space="preserve">fate</w:t>
-      </w:r>
-      <w:r>
-        <w:t xml:space="preserve"> </w:t>
-      </w:r>
-      <w:r>
-        <w:t xml:space="preserve">fractions</w:t>
-      </w:r>
-      <w:r>
-        <w:t xml:space="preserve"> </w:t>
-      </w:r>
-      <w:r>
-        <w:t xml:space="preserve">leave</w:t>
-      </w:r>
-      <w:r>
-        <w:t xml:space="preserve"> </w:t>
-      </w:r>
-      <w:r>
-        <w:t xml:space="preserve">that</w:t>
-      </w:r>
-      <w:r>
-        <w:t xml:space="preserve"> </w:t>
-      </w:r>
-      <w:r>
-        <w:t xml:space="preserve">memory</w:t>
-      </w:r>
-      <w:r>
-        <w:t xml:space="preserve"> </w:t>
-      </w:r>
-      <w:r>
-        <w:t xml:space="preserve">undetermined,</w:t>
+        <w:t xml:space="preserve">loss</w:t>
+      </w:r>
+      <w:r>
+        <w:t xml:space="preserve"> </w:t>
+      </w:r>
+      <w:r>
+        <w:t xml:space="preserve">of</w:t>
+      </w:r>
+      <w:r>
+        <w:t xml:space="preserve"> </w:t>
+      </w:r>
+      <w:r>
+        <w:t xml:space="preserve">control,</w:t>
+      </w:r>
+      <w:r>
+        <w:t xml:space="preserve"> </w:t>
+      </w:r>
+      <w:r>
+        <w:t xml:space="preserve">on</w:t>
+      </w:r>
+      <w:r>
+        <w:t xml:space="preserve"> </w:t>
+      </w:r>
+      <w:r>
+        <w:t xml:space="preserve">which</w:t>
+      </w:r>
+      <w:r>
+        <w:t xml:space="preserve"> </w:t>
+      </w:r>
+      <w:r>
+        <w:t xml:space="preserve">all</w:t>
+      </w:r>
+      <w:r>
+        <w:t xml:space="preserve"> </w:t>
+      </w:r>
+      <w:r>
+        <w:t xml:space="preserve">three</w:t>
+      </w:r>
+      <w:r>
+        <w:t xml:space="preserve"> </w:t>
+      </w:r>
+      <w:r>
+        <w:t xml:space="preserve">schedules</w:t>
+      </w:r>
+      <w:r>
+        <w:t xml:space="preserve"> </w:t>
+      </w:r>
+      <w:r>
+        <w:t xml:space="preserve">are</w:t>
+      </w:r>
+      <w:r>
+        <w:t xml:space="preserve"> </w:t>
+      </w:r>
+      <w:r>
+        <w:t xml:space="preserve">censored,</w:t>
       </w:r>
       <w:r>
         <w:t xml:space="preserve"> </w:t>
@@ -1095,61 +1677,7 @@
         <w:t xml:space="preserve"> </w:t>
       </w:r>
       <w:r>
-        <w:t xml:space="preserve">a</w:t>
-      </w:r>
-      <w:r>
-        <w:t xml:space="preserve"> </w:t>
-      </w:r>
-      <w:r>
-        <w:t xml:space="preserve">cycle-gated</w:t>
-      </w:r>
-      <w:r>
-        <w:t xml:space="preserve"> </w:t>
-      </w:r>
-      <w:r>
-        <w:t xml:space="preserve">hazard</w:t>
-      </w:r>
-      <w:r>
-        <w:t xml:space="preserve"> </w:t>
-      </w:r>
-      <w:r>
-        <w:t xml:space="preserve">fits</w:t>
-      </w:r>
-      <w:r>
-        <w:t xml:space="preserve"> </w:t>
-      </w:r>
-      <w:r>
-        <w:t xml:space="preserve">as</w:t>
-      </w:r>
-      <w:r>
-        <w:t xml:space="preserve"> </w:t>
-      </w:r>
-      <w:r>
-        <w:t xml:space="preserve">well.</w:t>
-      </w:r>
-      <w:r>
-        <w:t xml:space="preserve"> </w:t>
-      </w:r>
-      <w:r>
-        <w:t xml:space="preserve">Its</w:t>
-      </w:r>
-      <w:r>
-        <w:t xml:space="preserve"> </w:t>
-      </w:r>
-      <w:r>
-        <w:t xml:space="preserve">schedule</w:t>
-      </w:r>
-      <w:r>
-        <w:t xml:space="preserve"> </w:t>
-      </w:r>
-      <w:r>
-        <w:t xml:space="preserve">optimiser</w:t>
-      </w:r>
-      <w:r>
-        <w:t xml:space="preserve"> </w:t>
-      </w:r>
-      <w:r>
-        <w:t xml:space="preserve">reproduces</w:t>
+        <w:t xml:space="preserve">shows</w:t>
       </w:r>
       <w:r>
         <w:t xml:space="preserve"> </w:t>
@@ -1161,13 +1689,37 @@
         <w:t xml:space="preserve"> </w:t>
       </w:r>
       <w:r>
-        <w:t xml:space="preserve">opposite</w:t>
-      </w:r>
-      <w:r>
-        <w:t xml:space="preserve"> </w:t>
-      </w:r>
-      <w:r>
-        <w:t xml:space="preserve">rankings</w:t>
+        <w:t xml:space="preserve">ranking</w:t>
+      </w:r>
+      <w:r>
+        <w:t xml:space="preserve"> </w:t>
+      </w:r>
+      <w:r>
+        <w:t xml:space="preserve">to</w:t>
+      </w:r>
+      <w:r>
+        <w:t xml:space="preserve"> </w:t>
+      </w:r>
+      <w:r>
+        <w:t xml:space="preserve">turn</w:t>
+      </w:r>
+      <w:r>
+        <w:t xml:space="preserve"> </w:t>
+      </w:r>
+      <w:r>
+        <w:t xml:space="preserve">on</w:t>
+      </w:r>
+      <w:r>
+        <w:t xml:space="preserve"> </w:t>
+      </w:r>
+      <w:r>
+        <w:t xml:space="preserve">measurable</w:t>
+      </w:r>
+      <w:r>
+        <w:t xml:space="preserve"> </w:t>
+      </w:r>
+      <w:r>
+        <w:t xml:space="preserve">properties</w:t>
       </w:r>
       <w:r>
         <w:t xml:space="preserve"> </w:t>
@@ -1179,43 +1731,49 @@
         <w:t xml:space="preserve"> </w:t>
       </w:r>
       <w:r>
-        <w:t xml:space="preserve">intermittent</w:t>
-      </w:r>
-      <w:r>
-        <w:t xml:space="preserve"> </w:t>
-      </w:r>
-      <w:r>
-        <w:t xml:space="preserve">dosing</w:t>
-      </w:r>
-      <w:r>
-        <w:t xml:space="preserve"> </w:t>
-      </w:r>
-      <w:r>
-        <w:t xml:space="preserve">reported</w:t>
-      </w:r>
-      <w:r>
-        <w:t xml:space="preserve"> </w:t>
-      </w:r>
-      <w:r>
-        <w:t xml:space="preserve">in</w:t>
-      </w:r>
-      <w:r>
-        <w:t xml:space="preserve"> </w:t>
-      </w:r>
-      <w:r>
-        <w:t xml:space="preserve">a</w:t>
-      </w:r>
-      <w:r>
-        <w:t xml:space="preserve"> </w:t>
-      </w:r>
-      <w:r>
-        <w:t xml:space="preserve">melanoma</w:t>
-      </w:r>
-      <w:r>
-        <w:t xml:space="preserve"> </w:t>
-      </w:r>
-      <w:r>
-        <w:t xml:space="preserve">trial</w:t>
+        <w:t xml:space="preserve">resistant</w:t>
+      </w:r>
+      <w:r>
+        <w:t xml:space="preserve"> </w:t>
+      </w:r>
+      <w:r>
+        <w:t xml:space="preserve">cells:</w:t>
+      </w:r>
+      <w:r>
+        <w:t xml:space="preserve"> </w:t>
+      </w:r>
+      <w:r>
+        <w:t xml:space="preserve">growth</w:t>
+      </w:r>
+      <w:r>
+        <w:t xml:space="preserve"> </w:t>
+      </w:r>
+      <w:r>
+        <w:t xml:space="preserve">under</w:t>
+      </w:r>
+      <w:r>
+        <w:t xml:space="preserve"> </w:t>
+      </w:r>
+      <w:r>
+        <w:t xml:space="preserve">drug,</w:t>
+      </w:r>
+      <w:r>
+        <w:t xml:space="preserve"> </w:t>
+      </w:r>
+      <w:r>
+        <w:t xml:space="preserve">fitness</w:t>
+      </w:r>
+      <w:r>
+        <w:t xml:space="preserve"> </w:t>
+      </w:r>
+      <w:r>
+        <w:t xml:space="preserve">without</w:t>
+      </w:r>
+      <w:r>
+        <w:t xml:space="preserve"> </w:t>
+      </w:r>
+      <w:r>
+        <w:t xml:space="preserve">it,</w:t>
       </w:r>
       <w:r>
         <w:t xml:space="preserve"> </w:t>
@@ -1227,25 +1785,7 @@
         <w:t xml:space="preserve"> </w:t>
       </w:r>
       <w:r>
-        <w:t xml:space="preserve">in</w:t>
-      </w:r>
-      <w:r>
-        <w:t xml:space="preserve"> </w:t>
-      </w:r>
-      <w:r>
-        <w:t xml:space="preserve">xenografts,</w:t>
-      </w:r>
-      <w:r>
-        <w:t xml:space="preserve"> </w:t>
-      </w:r>
-      <w:r>
-        <w:t xml:space="preserve">and</w:t>
-      </w:r>
-      <w:r>
-        <w:t xml:space="preserve"> </w:t>
-      </w:r>
-      <w:r>
-        <w:t xml:space="preserve">shows</w:t>
+        <w:t xml:space="preserve">whether</w:t>
       </w:r>
       <w:r>
         <w:t xml:space="preserve"> </w:t>
@@ -1257,91 +1797,31 @@
         <w:t xml:space="preserve"> </w:t>
       </w:r>
       <w:r>
-        <w:t xml:space="preserve">ranking</w:t>
-      </w:r>
-      <w:r>
-        <w:t xml:space="preserve"> </w:t>
-      </w:r>
-      <w:r>
-        <w:t xml:space="preserve">to</w:t>
-      </w:r>
-      <w:r>
-        <w:t xml:space="preserve"> </w:t>
-      </w:r>
-      <w:r>
-        <w:t xml:space="preserve">turn</w:t>
-      </w:r>
-      <w:r>
-        <w:t xml:space="preserve"> </w:t>
-      </w:r>
-      <w:r>
-        <w:t xml:space="preserve">on</w:t>
-      </w:r>
-      <w:r>
-        <w:t xml:space="preserve"> </w:t>
-      </w:r>
-      <w:r>
-        <w:t xml:space="preserve">two</w:t>
-      </w:r>
-      <w:r>
-        <w:t xml:space="preserve"> </w:t>
-      </w:r>
-      <w:r>
-        <w:t xml:space="preserve">measurable</w:t>
-      </w:r>
-      <w:r>
-        <w:t xml:space="preserve"> </w:t>
-      </w:r>
-      <w:r>
-        <w:t xml:space="preserve">cell</w:t>
-      </w:r>
-      <w:r>
-        <w:t xml:space="preserve"> </w:t>
-      </w:r>
-      <w:r>
-        <w:t xml:space="preserve">properties:</w:t>
-      </w:r>
-      <w:r>
-        <w:t xml:space="preserve"> </w:t>
-      </w:r>
-      <w:r>
-        <w:t xml:space="preserve">growth</w:t>
-      </w:r>
-      <w:r>
-        <w:t xml:space="preserve"> </w:t>
-      </w:r>
-      <w:r>
-        <w:t xml:space="preserve">under</w:t>
-      </w:r>
-      <w:r>
-        <w:t xml:space="preserve"> </w:t>
-      </w:r>
-      <w:r>
         <w:t xml:space="preserve">drug</w:t>
       </w:r>
       <w:r>
         <w:t xml:space="preserve"> </w:t>
       </w:r>
       <w:r>
-        <w:t xml:space="preserve">and</w:t>
-      </w:r>
-      <w:r>
-        <w:t xml:space="preserve"> </w:t>
-      </w:r>
-      <w:r>
-        <w:t xml:space="preserve">fitness</w:t>
-      </w:r>
-      <w:r>
-        <w:t xml:space="preserve"> </w:t>
-      </w:r>
-      <w:r>
-        <w:t xml:space="preserve">without</w:t>
-      </w:r>
-      <w:r>
-        <w:t xml:space="preserve"> </w:t>
-      </w:r>
-      <w:r>
-        <w:t xml:space="preserve">it.</w:t>
+        <w:t xml:space="preserve">stabilises</w:t>
+      </w:r>
+      <w:r>
+        <w:t xml:space="preserve"> </w:t>
+      </w:r>
+      <w:r>
+        <w:t xml:space="preserve">the</w:t>
+      </w:r>
+      <w:r>
+        <w:t xml:space="preserve"> </w:t>
+      </w:r>
+      <w:r>
+        <w:t xml:space="preserve">resistant</w:t>
+      </w:r>
+      <w:r>
+        <w:t xml:space="preserve"> </w:t>
+      </w:r>
+      <w:r>
+        <w:t xml:space="preserve">state.</w:t>
       </w:r>
     </w:p>
     <w:bookmarkStart w:id="20" w:name="author-summary"/>
@@ -1358,7 +1838,7 @@
         <w:pStyle w:val="FirstParagraph"/>
       </w:pPr>
       <w:r>
-        <w:t xml:space="preserve">Two cancer cells with the same genome, given the same drug, can meet opposite fates: one dies and the other survives. Much of that difference comes from how strongly each cell happens to be expressing particular genes when treatment begins, and cells pass those expression states to their daughters when they divide. The simulators used to test single-cell analysis methods do not model growth or division, so they cannot produce such inherited states; the simulators that do model dividing cells carry no drug.</w:t>
+        <w:t xml:space="preserve">Two cancer cells with the same genome, given the same drug, can meet opposite fates. Part of that difference can come from which genes each cell happens to be expressing strongly when treatment begins, and cells pass those states to their daughters when they divide. The simulators used to test single-cell analysis methods model neither growth nor division, so they cannot produce such inherited states; those that do model dividing cells carry no drug.</w:t>
       </w:r>
     </w:p>
     <w:p>
@@ -1366,7 +1846,7 @@
         <w:pStyle w:val="BodyText"/>
       </w:pPr>
       <w:r>
-        <w:t xml:space="preserve">We built Biomodelling.jl 2.0, in which chemical reactions play out inside cells that grow, copy their genes, divide, and meet drugs on realistic schedules. Expression memory, cell-size effects and cell-cycle dependence emerge from that physiology rather than being assumed. We checked the simulator against cases whose answers are known exactly in mathematics, fitted it to published time-lapse recordings of cells under chemotherapy, and asked it to predict a concentration it had not been fitted to.</w:t>
+        <w:t xml:space="preserve">We built Biomodelling.jl 2.0, in which chemical reactions play out inside cells that grow, copy their genes, divide and meet drugs on realistic schedules. Expression memory, cell-size effects and cell-cycle dependence emerge from that physiology rather than being assumed. We checked it against cases whose answers are known exactly in mathematics, fitted it to published time-lapse recordings of cells under chemotherapy, and asked it to predict a concentration it had not seen.</w:t>
       </w:r>
     </w:p>
     <w:p>
@@ -1374,7 +1854,7 @@
         <w:pStyle w:val="BodyText"/>
       </w:pPr>
       <w:r>
-        <w:t xml:space="preserve">We then put a clinical question to it: should a drug be given continuously, or with breaks? The answer turns on two properties of resistant cells that experiments can measure.</w:t>
+        <w:t xml:space="preserve">We then put a clinical question to it: should a drug be given continuously, or with breaks? The answer turns on three measurable properties of resistant cells: how fast they grow under the drug, how they fare without it, and whether the drug itself holds the resistant state in place.</w:t>
       </w:r>
     </w:p>
     <w:p>
@@ -1554,7 +2034,7 @@
         <w:pStyle w:val="FirstParagraph"/>
       </w:pPr>
       <w:r>
-        <w:t xml:space="preserve">Biomodelling.jl 2.0 is organised in layers (Fig. 1). A model is a list of reactions with mass-action, Hill or custom kinetics and named parameters; promoter states are explicit species, grouped so that they are inherited at division and doubled at replication. Four kernels advance a cell’s state at fixed volume: the exact direct method, fixed-step tau-leaping, a hybrid scheme that falls back to the exact method whenever a leap would produce a negative count, and adaptive tau-leaping with critical-reaction handling. The population layer grows each cell’s volume exponentially, scales propensities with volume so that concentrations are invariant, replicates genes at a set point of the cycle, divides cells by a sizer, adder or timer rule with binomial or over-dispersed partitioning, and controls the population size by Moran-like replacement, free growth or a logistic hazard. A perturbation layer applies dose schedules, state-dependent death, growth inhibition, drug-induced rate changes and genetic perturbations. Every cell’s ancestry, fate and state at birth and division enter a lineage table, from which heritability, autocorrelation, memory timescales, fluctuation-test and clonal-memory statistics follow. Observation models convert true counts into scRNA-seq, smFISH or time-lapse measurements, and the same forward model drives likelihood-free inference. Table 1 sets these capabilities against those of the simulators most used to benchmark single-cell methods.</w:t>
+        <w:t xml:space="preserve">Biomodelling.jl 2.0 is organised in layers (Fig. 1). A model is a list of reactions with mass-action, Hill or custom kinetics and named parameters; promoter states are explicit species, grouped so that they are inherited at division and doubled at replication. Four kernels advance a cell’s state at fixed volume: the exact direct method, fixed-step tau-leaping, a hybrid scheme that falls back to the exact method whenever a leap would produce a negative count, and adaptive tau-leaping with critical-reaction handling. The population layer grows each cell’s volume exponentially, scales propensities with volume so that concentrations are invariant, replicates genes at a set point of the cycle, divides cells by a sizer, adder or timer rule with binomial or over-dispersed partitioning, and controls the population size by Moran-like replacement, free growth, a logistic hazard or mother-machine sampling that keeps one daughter at each division. A perturbation layer applies dose schedules, state-dependent death, growth inhibition, drug-induced rate changes and genetic perturbations. Every cell’s ancestry, fate and state at birth and division enter a lineage table, from which heritability, autocorrelation, memory timescales, fluctuation-test and clonal-memory statistics follow. Observation models convert true counts into scRNA-seq, smFISH or time-lapse measurements, and the same forward model drives likelihood-free inference. Table 1 sets these capabilities against those of the simulators most used to benchmark single-cell methods.</w:t>
       </w:r>
     </w:p>
     <w:p>
@@ -3550,7 +4030,7 @@
         <w:t xml:space="preserve">[10]</w:t>
       </w:r>
       <w:r>
-        <w:t xml:space="preserve">. Correlations of protein concentration at division between mothers and daughters, sisters and cousins fall from 0.94 to 0.02 as the promoter switching rate crosses the inverse cell-cycle time (Fig. 3c), mother-daughter and sister pairs correlating similarly at slow switching and mother-daughter pairs more strongly as switching quickens, cousins least, and mRNA less heritable than protein. The memory timescale extracted from the generation-resolved lineage autocorrelation is set by the promoter switching time and is nearly independent of the cell-cycle time as long as memory outlasts the cycle; when the two are comparable the estimate is bounded below by one cell cycle, the resolution of the autocorrelation (Fig. 3d). As reported for real lineages</w:t>
+        <w:t xml:space="preserve">. Correlations of protein concentration at division between mothers and daughters, sisters and cousins fall from 0.94 to 0.02 as the promoter switching rate crosses the inverse cell-cycle time (Fig. 3c), mother-daughter and sister pairs correlating similarly at slow switching and mother-daughter pairs more strongly as switching quickens, cousins least, and mRNA less heritable than protein. The memory timescale extracted from the generation-resolved lineage autocorrelation is set by the promoter switching time and is nearly independent of the cell-cycle time as long as memory outlasts the cycle; when the two are comparable the estimate is bounded below by one cell cycle, the resolution of the autocorrelation (Fig. 3d). Theory predicts that the two perspectives separate for a stable protein under two conditions: when the protein inhibits growth at high concentration, so that dilution acts as a positive feedback, and when partitioning noise is combined with randomness in the interdivision time; with neither, a population and a single lineage give the same concentration distribution</w:t>
       </w:r>
       <w:r>
         <w:t xml:space="preserve"> </w:t>
@@ -3559,7 +4039,7 @@
         <w:t xml:space="preserve">[11]</w:t>
       </w:r>
       <w:r>
-        <w:t xml:space="preserve">, the coefficient of variation of a stable protein’s concentration is larger across the population than along single lineages, whether or not cell-cycle times are noisy, and over-dispersed partitioning adds variability in both perspectives (Fig. 3e). Telegraph parameters fitted separately to cells before and after replication move in the direction gene replication implies, but not by the factor it alone would give (Fig. 3f). Between the one-copy and the two-copy subsets the fitted transcription rate rises 2.0-fold, of which 1.4-fold is the larger volume of cells that have already replicated, leaving 1.4-fold per unit volume rather than the twofold that doubling the copy number implies; the fitted activation rate rises 1.4-fold over the same comparison, and the pooled fit that ignores the cell cycle returns a transcription rate above both subsets. Part of that shortfall is misspecification rather than copy number, and the figure shows it: two independently switching alleles are not one telegraph gene, and neither subset fit recovers the truth (0.5 and 1.5 for the switching rates and 2 for the transcription rate as Fig. 3f scales it, that is the true 40 transcripts per unit time per unit volume per allele divided by twenty, against 0.59, 1.89 and 2.4 fitted to the one-copy cells and 0.65, 3.27 and 4.8 pooled, whose transcription rates are scaled the same way). What the panel demonstrates is that a cell-cycle-blind fit is biased, not how large the copy-number effect is.</w:t>
+        <w:t xml:space="preserve">. In our simulations the coefficient of variation of a stable protein’s concentration is larger across the population than along single lineages, whether or not cell-cycle times are noisy, and over-dispersed partitioning adds variability in both perspectives (Fig. 3e). Telegraph parameters fitted separately to cells before and after replication move in the direction gene replication implies, but not by the factor it alone would give (Fig. 3f). Between the one-copy and the two-copy subsets the fitted transcription rate rises 2.0-fold, of which 1.4-fold is the larger volume of cells that have already replicated, leaving 1.4-fold per unit volume rather than the twofold that doubling the copy number implies; the fitted activation rate rises 1.4-fold over the same comparison, and the pooled fit that ignores the cell cycle returns a transcription rate above both subsets. Part of that shortfall is misspecification rather than copy number, and the figure shows it: two independently switching alleles are not one telegraph gene, and neither subset fit recovers the truth (0.5 and 1.5 for the switching rates and 2 for the transcription rate as Fig. 3f scales it, that is the true 40 transcripts per unit time per unit volume per allele divided by twenty, against 0.59, 1.89 and 2.4 fitted to the one-copy cells and 0.65, 3.27 and 4.8 pooled, whose transcription rates are scaled the same way). What the panel demonstrates is that a cell-cycle-blind fit is biased, not how large the copy-number effect is.</w:t>
       </w:r>
     </w:p>
     <w:bookmarkEnd w:id="23"/>
@@ -3577,7 +4057,7 @@
         <w:pStyle w:val="FirstParagraph"/>
       </w:pPr>
       <w:r>
-        <w:t xml:space="preserve">To test whether heritable expression states suffice to reproduce the lineage and memory signatures of drug-tolerant persistence, we coupled a resistance gene with slow promoter switching (memory timescale 45 time units, cell-cycle time 20) to a death hazard that rises with dose and is suppressed by the concentration of the gene’s protein product (Methods). Under continuous, pulsed and reduced-dose schedules the population first collapses as low-expressing cells die, then regrows from high-expressing survivors (Fig. 4a); kill curves are biphasic with a surviving fraction that falls with dose (Fig. 4b). Between doses 0.5 and 2 the net rate of population decline over the first 30 time units of treatment rises from 0.023 to 0.050 per time unit (2.1-fold), while the mean division time of cells born under drug changes by 0.0% and the mean time to death of killed cells moves only from 8.5 to 6.2 time units (Fig. 4c; the single-cell timing distributions are in Supplementary Fig. 1). This reproduces the observation that population decay depends strongly on dose even though single-cell division and death times barely do</w:t>
+        <w:t xml:space="preserve">To test whether heritable expression states suffice to reproduce the lineage and memory signatures of drug-tolerant persistence, we coupled a resistance gene with slow promoter switching (memory timescale 45 time units, cell-cycle time 20) to a death hazard that rises with dose and is suppressed by the concentration of the gene’s protein product (Methods). Under continuous, pulsed and reduced-dose schedules the population first collapses as low-expressing cells die, then regrows from high-expressing survivors (Fig. 4a); kill curves are biphasic with a surviving fraction that falls with dose (Fig. 4b). Between doses 0.5 and 2 the net rate of population decline over the first 30 time units of treatment rises from 0.023 to 0.050 per time unit (2.1-fold), while the mean division time of cells born under drug changes by 0.3% and the mean time to death of killed cells moves only from 7.6 to 6.2 time units (Fig. 4c; the single-cell timing distributions are in Supplementary Fig. 1). This reproduces the observation that population decay depends strongly on dose even though single-cell division and death times barely do</w:t>
       </w:r>
       <w:r>
         <w:t xml:space="preserve"> </w:t>
@@ -3603,7 +4083,7 @@
         <w:pStyle w:val="BodyText"/>
       </w:pPr>
       <w:r>
-        <w:t xml:space="preserve">Related cells accordingly share the fate of their lineages. Among cells born in the 25 time units before the drug, one whose sister founded a surviving lineage does so itself with probability 0.39, against a marginal probability of 0.08 (4.8-fold enrichment over 1830 sister pairs; 2.9-fold for cousins), whereas in a fast-switching control, in which survival is rarer, the 1.8- and 2.5-fold values the panel prints rest on one sister pair and two cousin pairs in which both lineages survived, and the concordance sits at the independent expectation (+0.000 above it, against +0.051 for the memory gene; Fig. 4d). When tolerance pre-exists, survivors descend from a minority of founder clones and the effective number of clones drops from 491 to 89; when tolerance is drug-induced, so that the drug raises the promoter activation rate of every cell, barcode diversity is largely preserved (165 of 492; Fig. 4e). This is the signature that distinguishes the two origins in barcoding experiments</w:t>
+        <w:t xml:space="preserve">Related cells accordingly share the fate of their lineages. Among cells born in the 25 time units before the drug, one whose sister founded a surviving lineage does so itself with probability 0.39, against a marginal probability of 0.08 (4.8-fold enrichment over 1830 sister pairs; 2.9-fold for cousins), whereas in a fast-switching control, in which survival is rarer, the 1.8- and 2.5-fold values the panel prints rest on one sister pair and two cousin pairs in which both lineages survived, and the concordance sits at the independent expectation (+0.000 above it, against +0.051 for the memory gene; Fig. 4d). When tolerance pre-exists, survivors descend from a minority of founder clones and the effective number of clones drops from 491 to 89; when tolerance is drug-induced, so that the drug raises the promoter activation rate of every cell, diversity collapses less but is not preserved (165 of 492; Fig. 4e). That difference, rather than preservation itself, is the signature that distinguishes the two origins in barcoding experiments</w:t>
       </w:r>
       <w:r>
         <w:t xml:space="preserve"> </w:t>
@@ -3638,7 +4118,7 @@
         <w:pStyle w:val="BodyText"/>
       </w:pPr>
       <w:r>
-        <w:t xml:space="preserve">Disrupting expression memory changes the outcome, and when it is disrupted matters. Accelerating promoter switching 20-fold from two cell-cycle times before the drug does not reduce the number of surviving clones if the acceleration stops when the drug arrives: it raises them, from 98 to 120 (mean of 5 seeds each, P = 0.009, Welch’s t test). Reshuffling spreads the resistant state over more lineages and moves the resistant fraction towards its stationary value (0.09 to 0.11), so more clones carry a protected cell when the drug arrives, even though protection itself is untouched. Maintaining it during exposure reduces the count to 7 clones (10 cells, against 792; Fig. 4f), because resistant cells now leave the protected state within a fraction of the time they need to found a colony. In the model, memory must be disrupted while the drug is present.</w:t>
+        <w:t xml:space="preserve">Disrupting expression memory changes the outcome, and when it is disrupted matters. Accelerating promoter switching 20-fold from two cell-cycle times before the drug does not reduce the number of surviving clones if the acceleration stops when the drug arrives: it raises them, from 98 to 120 (mean of 5 seeds each, P = 0.009, Welch’s t test). Reshuffling spreads the resistant state over more lineages, so more clones carry a protected cell when the drug arrives, even though protection itself is untouched. The acceleration multiplies both switching rates by the same factor, so it leaves the stationary promoter-on fraction unchanged; what it shifts slightly is the fraction of high-expressing cells, those whose protein concentration exceeds the half-protection value of the death hazard, from 0.09 to 0.11, because it shortens the intervals a cell spends in each promoter state relative to the lifetime of the protein. Maintaining it during exposure reduces the count to 7 clones (10 cells, against 792; Fig. 4f), because resistant cells now leave the protected state within a fraction of the time they need to found a colony. In the model, memory must be disrupted while the drug is present.</w:t>
       </w:r>
     </w:p>
     <w:p>
@@ -3698,7 +4178,30 @@
         <w:t xml:space="preserve">[41]</w:t>
       </w:r>
       <w:r>
-        <w:t xml:space="preserve">. Finally, scanning release periods and doses of intermittent schedules (Fig. 4h), the most effective schedule is release period 0, dose 2 (growth rate +0.0038 per time unit, ± 0.0007 over 5 seeds) for pre-existing tolerance, release period 0, dose 2 (growth rate -0.0151 per time unit, ± 0.0012 over 5 seeds) when the resistant state carries a fitness cost, and release period 0, dose 1 (growth rate +0.0089 per time unit, ± 0.0001 over 5 seeds) for drug-induced tolerance. Each point of the scan is the mean of 5 independent seeds, and every schedule is run on the same 5 seeds, so schedules are compared by their paired differences, in which the shared founder population cancels; the spread quoted beside each winner above is the seed-to-seed scatter of its absolute growth rate, which is larger than the paired differences and is not the error on them. The winning schedule beats the best schedule with a non-zero release period by 0.0003 to 0.0014 per time unit against paired standard errors of 0.0001 to 0.0003, a margin that a two-sided paired t-test resolves at the 5% level in 1 of the 3 mechanisms, the one in which the resistant state carries a fitness cost. Elsewhere the scan identifies a region of good schedules rather than a single best one (pre-existing tolerance +0.0004 against 0.0002,</w:t>
+        <w:t xml:space="preserve">. Finally, scanning release periods and doses of intermittent schedules (Fig. 4h), the most effective schedule is release period 0, dose 2 (growth rate +0.0038 per time unit, ± 0.0007 over 5 seeds) for pre-existing tolerance, release period 0, dose 2 (growth rate -0.0151 per time unit, ± 0.0012 over 5 seeds) when the resistant state carries a fitness cost, and release period 0, dose 1 (growth rate +0.0089 per time unit, ± 0.0001 over 5 seeds) for drug-induced tolerance. Each point of the scan is the mean of 5 independent seeds, and every schedule is run on the same 5 seeds, so schedules are compared by their paired differences, in which the shared founder population cancels; the spread quoted beside each winner above is the seed-to-seed scatter of its absolute growth rate, which is 0.5 to 2.0 times the paired differences and is not the error on them. The winning schedule beats the best schedule with a non-zero release period by 0.00026 to 0.00142 per time unit against paired standard errors of 0.00013 to 0.00028, a margin that a two-sided paired t-test resolves at the 5% level in 1 of the 3 mechanisms, the one in which the resistant state carries a fitness cost. Elsewhere the scan identifies a region of good schedules rather than a single best one (pre-existing tolerance +0.00037 against 0.00023,</w:t>
+      </w:r>
+      <w:r>
+        <w:t xml:space="preserve"> </w:t>
+      </w:r>
+      <m:oMath>
+        <m:r>
+          <m:t>t</m:t>
+        </m:r>
+        <m:r>
+          <m:rPr>
+            <m:sty m:val="p"/>
+          </m:rPr>
+          <m:t>=</m:t>
+        </m:r>
+        <m:r>
+          <m:t>1.61</m:t>
+        </m:r>
+      </m:oMath>
+      <w:r>
+        <w:t xml:space="preserve"> </w:t>
+      </w:r>
+      <w:r>
+        <w:t xml:space="preserve">on 4 d.f.,</w:t>
       </w:r>
       <w:r>
         <w:t xml:space="preserve"> </w:t>
@@ -3718,7 +4221,30 @@
         </m:r>
       </m:oMath>
       <w:r>
-        <w:t xml:space="preserve">; drug-induced tolerance +0.0003 against 0.0001,</w:t>
+        <w:t xml:space="preserve">; drug-induced tolerance +0.00026 against 0.00013,</w:t>
+      </w:r>
+      <w:r>
+        <w:t xml:space="preserve"> </w:t>
+      </w:r>
+      <m:oMath>
+        <m:r>
+          <m:t>t</m:t>
+        </m:r>
+        <m:r>
+          <m:rPr>
+            <m:sty m:val="p"/>
+          </m:rPr>
+          <m:t>=</m:t>
+        </m:r>
+        <m:r>
+          <m:t>2.02</m:t>
+        </m:r>
+      </m:oMath>
+      <w:r>
+        <w:t xml:space="preserve"> </w:t>
+      </w:r>
+      <w:r>
+        <w:t xml:space="preserve">on 4 d.f.,</w:t>
       </w:r>
       <w:r>
         <w:t xml:space="preserve"> </w:t>
@@ -3738,7 +4264,7 @@
         </m:r>
       </m:oMath>
       <w:r>
-        <w:t xml:space="preserve">). Without a fitness cost nothing beats continuous dosing at the highest dose, since every release period lets the resistant subpopulation regrow (the drug does not act on the switching rates in this model; when it also stabilises the resistant state, as in the melanoma case study below, holidays regain a small advantage even without a cost). With a fitness cost the population declines under every schedule at dose ≥ 0.5, and release periods of up to 10 time units at doses of 1 and 2 cost little, though 3 of those 4 are resolvably worse than continuous dosing at the highest dose (+0.0014 to +0.0029 per time unit, -0.0151 per time unit under continuous dose 2), because cells that leave the resistant state during a holiday are killed on re-exposure. For drug-induced tolerance the ranking of doses reverses: the highest dose induces tolerance in more cells than it kills, so dose 1 outperforms dose 2 at every release period (release period 0, dose 1 (growth rate +0.0089 per time unit, ± 0.0001 over 5 seeds), against +0.0123 for continuous dose 2), the intermediate-dose optimum reported previously</w:t>
+        <w:t xml:space="preserve">). Without a fitness cost nothing beats continuous dosing at the highest dose, since every release period lets the resistant subpopulation regrow (the drug does not act on the switching rates in this model; when it also stabilises the resistant state, as in the melanoma case study below, holidays regain a small advantage even without a cost). With a fitness cost the population declines under every schedule at dose 1 and above, and at dose 0.5 under every schedule but the longest holidays, where it still grows (release periods of 20 and 40 time units, +0.0008 and +0.0064 per time unit); release periods of up to 10 time units at doses of 1 and 2 cost little, though 3 of those 4 are resolvably worse than continuous dosing at the highest dose (+0.0014 to +0.0029 per time unit, -0.0151 per time unit under continuous dose 2), because cells that leave the resistant state during a holiday are killed on re-exposure. For drug-induced tolerance the ranking of doses reverses: the highest dose induces tolerance in more cells than it kills, so dose 1 outperforms dose 2 at every release period (release period 0, dose 1 (growth rate +0.0089 per time unit, ± 0.0001 over 5 seeds), against +0.0123 for continuous dose 2), the intermediate-dose optimum reported previously</w:t>
       </w:r>
       <w:r>
         <w:t xml:space="preserve"> </w:t>
@@ -3755,7 +4281,7 @@
         <w:pStyle w:val="BodyText"/>
       </w:pPr>
       <w:r>
-        <w:t xml:space="preserve">The hazard above does not depend on where a cell is in its division cycle, and the calibration below will show that fate data cannot exclude one that does, so we repeated these simulations with three quarters of the hazard confined to a window around mid-cycle. Population decay still rises with dose (-0.001 to +0.023 per time unit over doses 0.5 to 2, against +0.023 to +0.050 without the gate) and the mean time to death stays nearly dose-invariant (8.4 to 9.9 against 6.2 to 8.5 time units), so neither signature depends on a cycle-blind hazard. Sisters share a birth time and so a cycle phase, which lets a gated hazard correlate their fates with no inherited state; it does not do so to any useful degree, lifting the sister concordance of the memoryless fast-switching control only to +0.008 above independence (from +0.000), against +0.054 for the memory gene, so the kin signature still reads expression memory rather than the cycle. In the schedule scan, continuous dosing wins in all 3 models with the gate as without it, at the same dose in 3 of 3. The gate raises the long-term growth rate (+0.0026 to +0.0155 per time unit at all 60 points of the scan), which is what confining three quarters of the hazard to a window of the cycle implies, and it perturbs the order of the schedules below the winner (Spearman correlation 0.977 to 0.998 between the gated and cycle-blind orderings), but it changes neither which schedule wins nor the intermediate-dose optimum under drug-induced tolerance (+0.0156 against +0.0190 under the gate and +0.0089 against +0.0123 without it). Across the two scans a two-sided paired t-test resolves the margin over the best holiday at the 5% level in 4 of the 6 comparisons, the exceptions being pre-existing tolerance without the gate (+0.0004 against a paired standard error of 0.0002) and drug-induced tolerance without the gate (+0.0003 against a paired standard error of 0.0001) (Supplementary Note 13 and Supplementary Fig. 5).</w:t>
+        <w:t xml:space="preserve">The hazard above does not depend on where a cell is in its division cycle, and the calibration below will show that fate data cannot exclude one that does, so we repeated these simulations with three quarters of the hazard confined to a window around mid-cycle. Population decay still rises with dose (-0.001 to +0.023 per time unit over doses 0.5 to 2, against +0.023 to +0.050 without the gate) and the mean time to death stays nearly dose-invariant (8.4 to 9.3 against 6.2 to 7.6 time units over the same doses), so neither signature depends on a cycle-blind hazard. Sisters share a birth time and so a cycle phase, which lets a gated hazard correlate their fates with no inherited state; it does not do so to any useful degree, lifting the sister concordance of the memoryless fast-switching control only to +0.008 above independence (from +0.000), against +0.054 for the memory gene, so the kin signature still reads expression memory rather than the cycle. In the schedule scan, continuous dosing wins in all 3 models with the gate as without it, at the same dose in 3 of 3. The gate raises the long-term growth rate (+0.0026 to +0.0155 per time unit at all 60 points of the scan), which is what confining three quarters of the hazard to a window of the cycle implies, and it perturbs the order of the schedules below the winner (Spearman correlation 0.977 to 0.998 between the gated and cycle-blind orderings), but it changes neither which schedule wins nor the intermediate-dose optimum under drug-induced tolerance (+0.0156 against +0.0190 under the gate and +0.0089 against +0.0123 without it). Across the two scans a two-sided paired t-test resolves the margin over the best holiday at the 5% level in 4 of the 6 comparisons, the exceptions being pre-existing tolerance without the gate (+0.0004 against a paired standard error of 0.0002) and drug-induced tolerance without the gate (+0.0003 against a paired standard error of 0.0001) (Supplementary Note 13 and Supplementary Fig. 5).</w:t>
       </w:r>
     </w:p>
     <w:bookmarkEnd w:id="24"/>
@@ -3821,7 +4347,7 @@
         <w:t xml:space="preserve"> </w:t>
       </w:r>
       <w:r>
-        <w:t xml:space="preserve">concentrates on the true telegraph parameters and agrees with the exact maximum-likelihood estimate (posterior medians (0.31, 0.60, 20.9) for truth 0.3, 0.6, 20; Fig. 6a), the broadest posterior falling on the promoter inactivation rate, which a single snapshot constrains least. On a snapshot of a growing and dividing population with volume-scaled transcription and mid-cycle replication, the naive telegraph fit is biased (</w:t>
+        <w:t xml:space="preserve">gives posterior medians close to the true telegraph parameters and agrees with the exact maximum-likelihood estimate (posterior medians (0.31, 0.60, 20.9) for truth 0.3, 0.6, 20; Fig. 6a), the broadest posterior falling on the promoter inactivation rate, which a single snapshot constrains least. On a snapshot of a growing and dividing population with volume-scaled transcription and mid-cycle replication, the naive telegraph fit is biased (</w:t>
       </w:r>
       <m:oMath>
         <m:sSub>
@@ -4008,7 +4534,7 @@
         <w:t xml:space="preserve"> </w:t>
       </w:r>
       <w:r>
-        <w:t xml:space="preserve">of growth arrest, were fitted to the fate fractions at 7 and 13 µM by simulated moments with common random numbers, under a weak prior keeping the memory of the resistant state near the two to three generations that the same study inferred from lineage correlations (Methods). The calibrated model reproduces the training fractions with a root-mean-square error of 0.077 (memory 2.8 generations, resistant fraction 15.2%, EC</w:t>
+        <w:t xml:space="preserve">of growth arrest, were fitted to the fate fractions at 7 and 13 µM by simulated moments with common random numbers, under a weak prior keeping the memory of the resistant state near the at least two to three generations that the same study inferred from lineage correlations in HCT116 cells, a different cell line from the U2OS cells whose fates are fitted here (Methods). The calibrated model reproduces the training fractions with a root-mean-square error of 0.077 (memory 2.8 generations, resistant fraction 15.2%, EC</w:t>
       </w:r>
       <m:oMath>
         <m:sSub>
@@ -4052,7 +4578,7 @@
         <w:pStyle w:val="BodyText"/>
       </w:pPr>
       <w:r>
-        <w:t xml:space="preserve">Properties that were not fitted can then be compared with the data. The predicted kill curves (Fig. 7b) are 1.5-fold steeper at 13 µM in their first two days than in their second half, but they do not plateau, as HCT116 cells do after about 100 h. Death fates are correlated between sisters (0.09), first cousins (0.06) and second cousins (0.05), and the correlation decays to 0.02 for third cousins (95% confidence interval -0.026 to +0.069, Student’s t on two degrees of freedom over three seeds, a range that contains zero) and 0.00 for unrelated cells (Fig. 7c). That is the pattern reported for HCT116 lineages, in which fate correlations are present for first and second cousins and absent for third cousins, with memory inherited over at least two to three generations</w:t>
+        <w:t xml:space="preserve">Properties that were not fitted can then be compared with the data. The predicted kill curves (Fig. 7b) are 1.5-fold steeper at 13 µM in their first two days than in their second half, but they do not plateau, as HCT116 cells do after about 100 h. The U2OS populations the model was calibrated to show no such plateau: their decay after cisplatin is single-phase at all three concentrations, and the biphasic form of the HCT116 curve is absent from them</w:t>
       </w:r>
       <w:r>
         <w:t xml:space="preserve"> </w:t>
@@ -4061,7 +4587,25 @@
         <w:t xml:space="preserve">[6]</w:t>
       </w:r>
       <w:r>
-        <w:t xml:space="preserve">; the comparison is qualitative on both sides, because the source reports these correlations graphically and gives no numeric coefficients or confidence intervals to match. One caveat belongs beside this agreement. Cells here draw their cycle times independently, so no cycle timing is inherited and every correlation between related cells is carried by the inherited promoter state. Cell-cycle duration is in fact heritable over several generations, and its inheritance alone produces strong cousin and second-cousin correlations even when mother-daughter correlations are weak</w:t>
+        <w:t xml:space="preserve">. Death fates are correlated between sisters (0.09), first cousins (0.06) and second cousins (0.05), and the correlation decays to 0.02 for third cousins (95% confidence interval -0.026 to +0.069, Student’s t on two degrees of freedom over three seeds, a range that contains zero) and 0.00 for unrelated cells (Fig. 7c). That is the pattern reported for HCT116 lineages, in which fate correlations are present for first and second cousins and absent for third cousins, with memory inherited over at least two to three generations</w:t>
+      </w:r>
+      <w:r>
+        <w:t xml:space="preserve"> </w:t>
+      </w:r>
+      <w:r>
+        <w:t xml:space="preserve">[6]</w:t>
+      </w:r>
+      <w:r>
+        <w:t xml:space="preserve">; the comparison is qualitative on both sides, because the source reports these correlations graphically and gives no numeric coefficients or confidence intervals to match. Two things keep it from being an independent validation. The correlations come from a different cell line from the one the model was calibrated to: full lineages were tracked only in the HCT116 experiment, whereas the U2OS experiment that supplied the fate fractions followed a single randomly chosen daughter after each division, so sister and cousin pairs cannot be formed in it at all</w:t>
+      </w:r>
+      <w:r>
+        <w:t xml:space="preserve"> </w:t>
+      </w:r>
+      <w:r>
+        <w:t xml:space="preserve">[6]</w:t>
+      </w:r>
+      <w:r>
+        <w:t xml:space="preserve">. And the two to three generations those correlations imply is the value the prior held the fitted memory near, so the agreement in Fig. 7c is a cross-cell-line consistency check with the memory timescale partly built in. A third caveat belongs beside it. Cells here draw their cycle times independently, so no cycle timing is inherited and every correlation between related cells is carried by the inherited promoter state. Cell-cycle duration is in fact heritable over several generations, and its inheritance alone produces strong cousin and second-cousin correlations even when mother-daughter correlations are weak</w:t>
       </w:r>
       <w:r>
         <w:t xml:space="preserve"> </w:t>
@@ -4070,7 +4614,16 @@
         <w:t xml:space="preserve">[44–46]</w:t>
       </w:r>
       <w:r>
-        <w:t xml:space="preserve">. Coupled to a cycle-gated hazard, that is a complete alternative explanation for the correlations fitted here, and the model as built cannot produce it. The mean time to death changes by 8% between 7 and 13 µM while the death fraction rises from 0.13 to 0.59 (Fig. 7d), the dose-invariance of single-cell timing that motivated the original study, and it arises here because dose changes the fraction of unprotected cells rather than their kinetics. The plateau the kill curves miss is the clearest failure of the minimal model: reproducing it requires cells to stay in the resistant state for longer than the memory of 2.8 generations allows, and that memory was set by the prior taken from the lineage correlations rather than by the kill curves. The two observations therefore pull in opposite directions within this minimal model: correlations that vanish by the third cousin call for a short memory, and a kill curve that flattens calls for a long one. A single switching gene cannot satisfy both, which is a concrete and testable limitation, and points to a drug-induced stabilisation of the resistant state, for which there is independent evidence</w:t>
+        <w:t xml:space="preserve">. Coupled to a cycle-gated hazard, that is a complete alternative explanation for the correlations fitted here, and the model as built cannot produce it. In the simulations the mean time to death changes by 8% between 7 and 13 µM (Fig. 7d) while the simulated death fraction rises from 0.12 to 0.67 (Fig. 7a), against an observed rise from 0.13 to 0.59 (30 of 232 and 176 of 296 cells) in the source data</w:t>
+      </w:r>
+      <w:r>
+        <w:t xml:space="preserve"> </w:t>
+      </w:r>
+      <w:r>
+        <w:t xml:space="preserve">[6]</w:t>
+      </w:r>
+      <w:r>
+        <w:t xml:space="preserve">. This is the dose-invariance of single-cell timing that motivated the original study, and it arises here because dose changes the fraction of unprotected cells rather than their kinetics. The plateau the kill curves miss is the sharpest discrepancy of the minimal model, with the caveat that it is an HCT116 feature: reproducing it requires cells to stay in the resistant state for longer than the memory of 2.8 generations allows, and that memory was set by the prior taken from the HCT116 lineage correlations rather than by the kill curves. Because the U2OS populations the model was fitted to decay in a single phase, the missing plateau may be a difference between the two cell lines as much as a failure of the model, and the tension it creates is a tension between two HCT116 observations. Within this minimal model those two observations pull in opposite directions: correlations that vanish by the third cousin call for a short memory, and a kill curve that flattens calls for a long one. A single switching gene cannot satisfy both, which is a concrete and testable limitation, and points to a drug-induced stabilisation of the resistant state, for which there is independent evidence</w:t>
       </w:r>
       <w:r>
         <w:t xml:space="preserve"> </w:t>
@@ -4155,7 +4708,7 @@
         <w:pStyle w:val="BodyText"/>
       </w:pPr>
       <w:r>
-        <w:t xml:space="preserve">The answer depends on two properties of the resistant cells (Fig. 8a–d). When the resistant state is fully protective and carries no fitness cost, as lineage data indicate for pre-existing tolerance</w:t>
+        <w:t xml:space="preserve">The answer depends on three properties of the resistant cells (Fig. 8a–d): their growth under drug, their fitness without it, and whether the drug stabilises the resistant state. When the resistant state is fully protective and carries no fitness cost, as lineage data indicate for pre-existing tolerance</w:t>
       </w:r>
       <w:r>
         <w:t xml:space="preserve"> </w:t>
@@ -4173,7 +4726,7 @@
         <w:t xml:space="preserve">[49]</w:t>
       </w:r>
       <w:r>
-        <w:t xml:space="preserve">, holidays let sensitive cells outcompete them: none of the three schedules loses control within the 52-week follow-up (52+, 52+ and 52+ weeks, censored), and adaptive therapy achieves this with 36% of the cumulative dose of continuous dosing. When resistant cells are only partly protected and grow at half speed under drug, holidays release them: continuous dosing keeps control for 52+ weeks against 49 for the intermittent schedule and 43 for adaptive therapy, the ranking observed in the trial, where continuous dosing gave a median progression-free survival of 9.0 months against 5.5 months for intermittent dosing. Gating three quarters of the death hazard to a window of the cell cycle, as in the persister simulations above, leaves these comparisons standing, whether or not the maximal hazard is raised to hold the cycle-averaged hazard fixed (Supplementary Note 13 and Supplementary Fig. 5): the best schedule is unchanged in 3 of 3 mechanisms and the model still favours continuous dosing under partial protection (52 against 43 weeks, from 52 and 49). The memory of the resistant state, five net population doublings, is an assumption rather than a measurement, and it is what decides whether resistant cells revert during a three-week holiday; scanning it from two to twelve doublings leaves the ranking unchanged and narrows the advantage of holidays from 9 weeks at 2 net doublings of memory to 1.7 weeks at 12 (Supplementary Note 15). That the benefit of holidays should depend on a cost of resistance is established by compartment models of adaptive therapy, which also show that tumour turnover modulates how large that cost must be</w:t>
+        <w:t xml:space="preserve">, holidays let sensitive cells outcompete them. On the declared end point the three schedules are indistinguishable: none loses control within the 52-week follow-up (52+, 52+ and 52+ weeks, censored). The xenograft ranking appears instead in the tumour burden at the end of the 60-week simulation, which the intermittent schedule leaves at 0.35 of the pre-treatment size against 0.77 under continuous dosing, on 65% of its cumulative dose; adaptive therapy, which withdraws the drug earliest, ends higher at 0.83 but on 36% of the cumulative dose of continuous dosing. When resistant cells are only partly protected and grow at half speed under drug, holidays release them: continuous dosing keeps control for 52+ weeks against 49 for the intermittent schedule and 43 for adaptive therapy, the ranking observed in the trial, where continuous dosing gave a median progression-free survival of 9.0 months against 5.5 months for intermittent dosing. Scored from the nadir instead, as in RECIST, the same simulations give 9, 11 and 4 weeks for continuous, intermittent and adaptive dosing without a fitness cost, 16, 26 and 4 weeks with a fitness cost, and 15, 12 and 4 weeks under partial protection. Adaptive therapy progresses from its nadir almost at once in every mechanism, because the schedule withholds the drug until the population has regrown to its pre-treatment size, and in the fitness-cost arm all three schedules progress from the nadir although none loses control within the follow-up. That discordance is why the schedules are compared by loss of control: an end point referred to the nadir penalises a schedule for the regrowth it is designed to permit. Gating three quarters of the death hazard to a window of the cell cycle, as in the persister simulations above, leaves these comparisons standing, whether or not the maximal hazard is raised to hold the cycle-averaged hazard fixed (Supplementary Note 13 and Supplementary Fig. 5): the best schedule is unchanged in 3 of 3 mechanisms and the model still favours continuous dosing under partial protection (52 against 43 weeks, from 52 and 49). The memory of the resistant state, five net population doublings, is an assumption rather than a measurement, and it is what decides whether resistant cells revert during a three-week holiday; scanning it from two to twelve doublings leaves the ranking unchanged in the two arms scanned, without and with a fitness cost of resistance, and narrows the advantage of holidays from 9 weeks at 2 net doublings of memory to 1.7 weeks at 12; the partial-protection arm, the one that reproduces the ranking of the trial, was not scanned (Supplementary Note 15). That the benefit of holidays should depend on a cost of resistance is established by compartment models of adaptive therapy, which also show that tumour turnover modulates how large that cost must be</w:t>
       </w:r>
       <w:r>
         <w:t xml:space="preserve"> </w:t>
@@ -4182,7 +4735,7 @@
         <w:t xml:space="preserve">[50]</w:t>
       </w:r>
       <w:r>
-        <w:t xml:space="preserve">. Here the dependence emerges from single cells whose resistance is a heritable expression state rather than a fixed compartment, the cost and the degree of protection are properties of cells that lineage experiments measure, and the third case shows that partial protection reverses the ranking even when a cost is absent. The optimiser makes the dependence explicit (Fig. 8e): over intermittent schedules of any period and duty cycle after the lead-in, the best schedule is a period of 2.2 weeks with 39% of the time on drug (27 weeks to loss of control) without a fitness cost, a period of 1.0 weeks with 47% of the time on drug (52 weeks to loss of control) with a fitness cost and a period of 1.0 weeks with 100% of the time on drug (52 weeks to loss of control) with partial protection. A bacterial-persistence model adapted to colorectal-cancer lines reaches the same conclusion by another route: an intermediate dose with release periods is optimal, because the rate of transition into the persistent state rises with concentration and then saturates</w:t>
+        <w:t xml:space="preserve">. Here the dependence emerges from single cells whose resistance is a heritable expression state rather than a fixed compartment, the cost and the degree of protection are properties of cells that lineage experiments measure, and the third case shows that partial protection reverses the ranking even when a cost is absent. The optimiser makes the dependence explicit (Fig. 8e): over intermittent schedules of any period and duty cycle after the lead-in, the best schedule without a fitness cost is a period of 2.2 weeks with 39% of the time on drug (27 weeks to loss of control). With a fitness cost, no best schedule is identified: 12 of the 16 grid points reach the 52-week censoring limit without loss of control, at every duty cycle of 47% or more and at every period from 1.0 to 12 weeks; with partial protection, continuous dosing is the only schedule that keeps control for the whole 52-week follow-up: the 4 of the 16 grid points that reach the censoring limit are all at a duty cycle of 100%, which is the same schedule whatever the nominal period. With a fitness cost the star in Fig. 8e is therefore the first point of a tie and not an optimum, and what the scan establishes there is that control is kept for the whole follow-up, not which schedule keeps it best; under partial protection the tie is between four grid points that are all continuous dosing, so there the star does mark the winning schedule. A bacterial-persistence model adapted to colorectal-cancer lines reaches the same conclusion by another route: an intermediate dose with release periods is optimal, because the rate of transition into the persistent state rises with concentration and then saturates</w:t>
       </w:r>
       <w:r>
         <w:t xml:space="preserve"> </w:t>
@@ -4191,7 +4744,7 @@
         <w:t xml:space="preserve">[42]</w:t>
       </w:r>
       <w:r>
-        <w:t xml:space="preserve">. The agreement is partial and the difference is informative. Where tolerance is drug-induced, the optimiser here also selects an intermediate dose over the highest one, for the same reason. Release periods, however, help there only when the drug changes the kinetics of the resistant state, either by stabilising it, as in the melanoma arm above, or by inducing it at a rate that saturates, as in that model; with a state whose decay rate is the same with and without drug, a holiday merely postpones the death of reverting cells while every cell grows, and the optimiser rejects it. The model therefore reproduces both the clinical and the preclinical outcome and shows their difference to depend on measurable properties of the resistant cells, their growth under drug and their fitness without it, both properties of cells rather than of the tumour, which growth and lineage experiments can bound, within the identifiability limits of Fig. 6c, before a schedule is chosen. The mechanism is set in each case, not inferred from the outcome, so this is a demonstration that the ranking follows from cell properties rather than a claim that these particular cells carry them; and because the trial and the xenograft also differ in drug and species (dabrafenib plus trametinib in patients, vemurafenib monotherapy in mice), their contrast is not attributable to resistant-cell fitness alone.</w:t>
+        <w:t xml:space="preserve">. The agreement is partial and the difference is informative. Where tolerance is drug-induced, the optimiser here also selects an intermediate dose over the highest one, for the same reason. Release periods, however, help there only when the drug changes the kinetics of the resistant state, either by stabilising it, as in the melanoma arm above, or by inducing it at a rate that saturates, as in that model; with a state whose decay rate is the same with and without drug, a holiday merely postpones the death of reverting cells while every cell grows, and the optimiser rejects it. The model therefore reproduces both the clinical and the preclinical outcome, the preclinical one as a lower burden at the end of the simulation rather than as a longer time to loss of control, and shows their difference to depend on measurable properties of the resistant cells, their growth under drug, their fitness without it and whether the drug stabilises their state, properties of cells rather than of the tumour, which growth and lineage experiments can bound, within the identifiability limits of Fig. 6c, before a schedule is chosen. The mechanism is set in each case, not inferred from the outcome, so this is a demonstration that the ranking follows from cell properties rather than a claim that these particular cells carry them; and because the trial and the xenograft also differ in drug and species (dabrafenib plus trametinib in patients, vemurafenib monotherapy in mice), their contrast is not attributable to resistant-cell fitness alone.</w:t>
       </w:r>
     </w:p>
     <w:p>
@@ -4316,7 +4869,7 @@
         <w:t xml:space="preserve"> </w:t>
       </w:r>
       <w:r>
-        <w:t xml:space="preserve">units), as in the trial. Consumption changes that. Because one molecule is spent per lesion repaired, the pool follows the cumulative exposure, which the dose-dense regimen more than doubles: in the methylated population its response deepens to 1.52 log</w:t>
+        <w:t xml:space="preserve">units), as in the trial. In the methylated population, where almost no cell is protected, they differ a great deal. The death hazard is already close to saturation at both daily peaks, so halving the dose per day costs less than quadrupling the number of dosing days gains, and the dose-dense arm reaches 1.00 against 0.20 log</w:t>
       </w:r>
       <m:oMath>
         <m:sSub>
@@ -4336,7 +4889,7 @@
         <w:t xml:space="preserve"> </w:t>
       </w:r>
       <w:r>
-        <w:t xml:space="preserve">units against 0.22 for the standard regimen, and in the unmethylated population, where 30% of cells start protected, the same depletion turns a regimen that barely worked into one that controls the population (1.08 against 0.18 log</w:t>
+        <w:t xml:space="preserve">units on cumulative dose alone, with MGMT stable and no consumption at all. RTOG 0525 found no advantage in the methylated subgroup either, so that discrepancy belongs to the model’s mapping from dose to kill, and to the exposure it assumes was delivered, rather than to anything about MGMT. Consumption changes that. Because one molecule is spent per lesion repaired, the pool follows the cumulative exposure, which the dose-dense regimen more than doubles: in the methylated population its response deepens to 1.52 log</w:t>
       </w:r>
       <m:oMath>
         <m:sSub>
@@ -4356,7 +4909,56 @@
         <w:t xml:space="preserve"> </w:t>
       </w:r>
       <w:r>
-        <w:t xml:space="preserve">units; final size 0.1 against 1.1 times the initial size, and 4.9 and 3.6 with stable MGMT). Modelled as the suicide enzyme it is, MGMT therefore predicts a clear dose-dense advantage in both populations, which RTOG 0525 did not find. Read as a bound rather than as a fit, that disagreement is informative: either temozolomide consumes MGMT in tumours far more slowly than this stoichiometry allows, or the benefit of depleting it is offset by something the model leaves out. At the standard cumulative dose the number of dosing days per cycle that minimises the final population is 9 (methylated) and 9 (unmethylated) with stable MGMT, and 9 and 5 when MGMT is consumed (Fig. 8h). These simulations are not fits to the trial, whose end points depend on much that the model omits, dose-limiting toxicity and the dose reductions it forces among it. What they add is a sharper version of the rationale for dose-dense dosing: the benefit it is supposed to deliver exists in the model only at consumption rates that the trial’s null result appears to exclude. The quantity the argument rests on is the per-lesion molecular rate constant of that consumption, which has not been measured directly, although bulk depletion time-courses have: protracted temozolomide lowers alkyltransferase activity in peripheral blood mononuclear cells by about 63% at 14 days and 73% at 21 days</w:t>
+        <w:t xml:space="preserve">units against 0.22 for the standard regimen, and in the unmethylated population, where 30% of cells start protected, the same depletion turns a regimen that barely worked into one that controls the population (1.08 against 0.18 log</w:t>
+      </w:r>
+      <m:oMath>
+        <m:sSub>
+          <m:e>
+            <m:r>
+              <m:t>​</m:t>
+            </m:r>
+          </m:e>
+          <m:sub>
+            <m:r>
+              <m:t>10</m:t>
+            </m:r>
+          </m:sub>
+        </m:sSub>
+      </m:oMath>
+      <w:r>
+        <w:t xml:space="preserve"> </w:t>
+      </w:r>
+      <w:r>
+        <w:t xml:space="preserve">units; final size 0.1 against 1.1 times the initial size, and 4.9 and 3.6 with stable MGMT). Modelled as the suicide enzyme it is, MGMT therefore creates a dose-dense advantage where the model had none: in the unmethylated population, consumption alone separates two regimens that the stable model, like the trial, ranked as equivalent. That is the inference the trial can carry, and read as a bound rather than as a fit it is informative: either temozolomide consumes MGMT in unmethylated tumours far more slowly than this stoichiometry allows, or the benefit of depleting it is offset by something the model leaves out. It cannot be carried over to the methylated population, where the divergence from the trial is already present with MGMT stable and is merely deepened by consumption (1.52 against 1.00 log</w:t>
+      </w:r>
+      <m:oMath>
+        <m:sSub>
+          <m:e>
+            <m:r>
+              <m:t>​</m:t>
+            </m:r>
+          </m:e>
+          <m:sub>
+            <m:r>
+              <m:t>10</m:t>
+            </m:r>
+          </m:sub>
+        </m:sSub>
+      </m:oMath>
+      <w:r>
+        <w:t xml:space="preserve"> </w:t>
+      </w:r>
+      <w:r>
+        <w:t xml:space="preserve">units for the dose-dense arm), so the null there bounds the consumption rate not at all. At the standard cumulative dose the number of dosing days per cycle that minimises the final population is 9 (methylated) and 9 (unmethylated) with stable MGMT, and 9 and 5 when MGMT is consumed (Fig. 8h). These simulations are not fits to the trial, whose end points depend on much that the model omits, dose-limiting toxicity and the dose reductions it forces among it: grade 3 or worse events were far commoner in the dose-dense arm, 53% against 34%, mostly lymphopenia and fatigue</w:t>
+      </w:r>
+      <w:r>
+        <w:t xml:space="preserve"> </w:t>
+      </w:r>
+      <w:r>
+        <w:t xml:space="preserve">[51]</w:t>
+      </w:r>
+      <w:r>
+        <w:t xml:space="preserve">, while both arms here receive their nominal dose for all six cycles, so the twofold difference in exposure that drives the modelled separation need not be the difference the patients received. What they add is a sharper version of the rationale for dose-dense dosing, and it holds for unmethylated tumours alone: there the benefit that dose-dense dosing is supposed to deliver exists in the model only at consumption rates that the trial’s null result appears to exclude. In methylated tumours the modelled advantage comes from cumulative dose rather than from depletion, so its absence in the trial bounds nothing about MGMT and marks instead the limit of a dose response calibrated on the peak concentration. The quantity the argument rests on is the per-lesion molecular rate constant of that consumption, which has not been measured directly, although bulk depletion time-courses have: protracted temozolomide lowers alkyltransferase activity in peripheral blood mononuclear cells by about 63% at 14 days and 73% at 21 days</w:t>
       </w:r>
       <w:r>
         <w:t xml:space="preserve"> </w:t>
@@ -4456,7 +5058,7 @@
         <w:t xml:space="preserve">[28,29]</w:t>
       </w:r>
       <w:r>
-        <w:t xml:space="preserve">, what is added is the drug and schedule layer, the observation models, gene replication, and the benchmark-generation use. Two consequences follow from the combination rather than from any part of it. It makes a resistance phenotype a heritable expression state with measurable kinetics instead of a compartment with an assumed rate, and it supplies ground truth of a kind observational data cannot: the same simulation gives known memory genes, known networks, known perturbation effects and the true lineage tree, which is what the quantification of how growth and sequencing destroy network inference, and of how far cell-cycle regression recovers it, depends on. It also makes the calibrate-then-predict protocol available for schedule questions, which turns a mechanism into a falsifiable prediction: here it identifies the growth of resistant cells without drug and their residual growth under drug as the two properties that decide whether holidays help, and points to the rate at which temozolomide consumes MGMT as the measurement that would separate the two glioblastoma regimens. That difference has practical consequences. As a hypothesis engine for non-genetic drug tolerance, the framework answers which schedule, which combination or which memory-modulating pretreatment minimises the long-term fitness of a treated population, with cell-level rules that can be matched to time-lapse and lineage-tracing data. As a ground-truth generator, it produces data with known memory genes, known networks, known perturbation effects and known lineage trees, which is what MemorySeq-style scores, lineage-aware models and virtual-cell benchmarks need in order to be evaluated fairly, and what existing simulators cannot supply. As a likelihood-free inference engine, it estimates mechanistic parameters from data that are now routinely collected, while quantifying the bias of simpler models.</w:t>
+        <w:t xml:space="preserve">, what is added is the drug and schedule layer, the observation models, gene replication, and the benchmark-generation use. Two consequences follow from the combination rather than from any part of it. It makes a resistance phenotype a heritable expression state with measurable kinetics instead of a compartment with an assumed rate, and it supplies ground truth of a kind observational data cannot: the same simulation gives known memory genes, known networks, known perturbation effects and the true lineage tree, which is what the quantification of how growth and sequencing destroy network inference, and of how far cell-cycle regression recovers it, depends on. It also makes the calibrate-then-predict protocol available for schedule questions, which turns a mechanism into a falsifiable prediction: here it identifies the growth of resistant cells without drug, their residual growth under drug and whether the drug stabilises their state as the properties that decide whether holidays help, and points to the rate at which temozolomide consumes MGMT as the measurement that would decide whether the two glioblastoma regimens differ in unmethylated tumours. That difference has practical consequences. As a hypothesis engine for non-genetic drug tolerance, the framework can be used to compare schedules and memory-modulating pretreatments by the long-term fitness they leave in a treated population, with cell-level rules that can be matched to time-lapse and lineage-tracing data. As a ground-truth generator, it produces data with known memory genes, known networks, known perturbation effects and known lineage trees, which is what MemorySeq-style scores, lineage-aware models and virtual-cell benchmarks need in order to be evaluated fairly, and what existing simulators cannot supply. As a likelihood-free inference engine, it estimates mechanistic parameters from data that are now routinely collected, while quantifying the bias of simpler models.</w:t>
       </w:r>
     </w:p>
     <w:p>
@@ -4464,7 +5066,7 @@
         <w:pStyle w:val="BodyText"/>
       </w:pPr>
       <w:r>
-        <w:t xml:space="preserve">The calibration and schedule studies set out a workflow for in silico single-cell pharmacology: declare the training and validation observables before fitting, fit by simulated moments or approximate Bayesian computation with common random numbers, validate on conditions and statistics that were not fitted, and only then compare regimens, reporting outcomes that map onto clinical end points. The case studies show why mechanism matters. The same question, continuous or intermittent dosing, has opposite answers depending on two properties of the resistant cells, their growth under drug and their fitness without it, and a trial result and a xenograft result that appeared to contradict each other are both reproduced once those properties are set. They are set in each case rather than inferred from the outcomes, so the case studies show that the ranking follows from cell properties, not that any particular tumour has them. Neither anchor is as one-sided as a single end point makes it look. In SWOG S1320 the progression-free survival advantage of continuous dosing (median 9.0 against 5.5 months, hazard ratio 1.36 for intermittent against continuous,</w:t>
+        <w:t xml:space="preserve">The calibration and schedule studies set out a workflow for in silico single-cell pharmacology: declare the training and validation observables before fitting, fit by simulated moments or approximate Bayesian computation with common random numbers, validate on conditions and statistics that were not fitted, and only then compare regimens, reporting outcomes that map onto clinical end points. The case studies show why mechanism matters. The same question, continuous or intermittent dosing, has opposite answers depending on measurable properties of the resistant cells, their growth under drug, their fitness without it and whether the drug stabilises their state, and a trial result and a xenograft result that appeared to contradict each other are both reproduced once those properties are set, the xenograft result as a lower burden at the end of the simulation rather than as a longer time to loss of control. They are set in each case rather than inferred from the outcomes, so the case studies show that the ranking follows from cell properties, not that any particular tumour has them. Neither anchor is as one-sided as a single end point makes it look. In SWOG S1320 the progression-free survival advantage of continuous dosing (median 9.0 against 5.5 months, hazard ratio 1.36 for intermittent against continuous,</w:t>
       </w:r>
       <w:r>
         <w:t xml:space="preserve"> </w:t>
@@ -4536,7 +5138,7 @@
         <w:t xml:space="preserve">[44–46]</w:t>
       </w:r>
       <w:r>
-        <w:t xml:space="preserve">; combined with a cycle-gated hazard it is a complete competing explanation for the second-cousin fate correlations that the calibration in Fig. 7 reproduces, and the model as built cannot generate it, so the fit has no choice but to load all of that correlation onto expression memory. Chromatin states or cycle timing with their own inheritance rules would let the two be separated, and are the extension this points to. Six parameters fitted to six fractions leave the switching rates weakly determined, so the memory of the resistant state rests on the lineage correlations used as a prior rather than on the fates themselves; and that memory is carried by one slow promoter, a coarse proxy for chromatin-based inheritance whose single-exponential, symmetric form is a simplification of a process that can be multi-timescale and bistable. The clinical case studies use literature values for cell-cycle times, resistant fractions and pharmacokinetics rather than patient-specific measurements, so their conclusions concern mechanisms and rankings, not absolute survival times. In the glioblastoma study MGMT is consumed stoichiometrically, one molecule per lesion repaired, so its depletion follows the cumulative exposure as a suicide enzyme’s should. Two things about that model should be read with care. Lesions are not a state variable: they are assumed to form in proportion to dose and to be repaired immediately, so</w:t>
+        <w:t xml:space="preserve">; combined with a cycle-gated hazard it is a complete competing explanation for the second-cousin fate correlations that the calibration in Fig. 7 reproduces, and the model as built cannot generate it, so the fit has no choice but to load all of that correlation onto expression memory. Chromatin states or cycle timing with their own inheritance rules would let the two be separated, and are the extension this points to. Six parameters fitted to six fractions leave the switching rates weakly determined, so the memory of the resistant state rests on the lineage correlations used as a prior rather than on the fates themselves; those correlations, and the kill-curve plateau the model fails to reproduce, are properties of HCT116 cells, whereas the fate fractions fitted are of U2OS cells, in which only one daughter per division was tracked and the population decay is not biphasic, so the agreement with the correlations is a consistency check across cell lines rather than an independent validation, and the absent plateau may be a difference between the lines as much as a shortcoming of the model; and that memory is carried by one slow promoter, a coarse proxy for chromatin-based inheritance whose single-exponential, symmetric form is a simplification of a process that can be multi-timescale and bistable. The clinical case studies use literature values for cell-cycle times, resistant fractions and pharmacokinetics rather than patient-specific measurements, so their conclusions concern mechanisms and rankings, not absolute survival times. In the glioblastoma study MGMT is consumed stoichiometrically, one molecule per lesion repaired, so its depletion follows the cumulative exposure as a suicide enzyme’s should. Two things about that model should be read with care. Lesions are not a state variable: they are assumed to form in proportion to dose and to be repaired immediately, so</w:t>
       </w:r>
       <w:r>
         <w:t xml:space="preserve"> </w:t>
@@ -4566,7 +5168,7 @@
         <w:t xml:space="preserve"> </w:t>
       </w:r>
       <w:r>
-        <w:t xml:space="preserve">and bound it loosely, and that is why we name the per-lesion constant as the quantity that separates the regimens. MGMT is in any case only one determinant of a temozolomide response that is also mismatch-repair-dependent, and the 1% and 30% expressing fractions are illustrative values that bracket low and high expression rather than measured quantities: promoter methylation shifts expression as a graded quantity across cells rather than switching a discrete subpopulation on, and the dose-dense prediction rests entirely on this two-state idealisation. The memory of the resistant state is expressed in these tumour-scale studies as a number of net population doublings, not of cell divisions, and so is not the division-counted memory of memory-sequencing experiments. A bridge to the Catalyst.jl ecosystem is not part of this release. The benchmark results should be read as demonstrations of what the framework makes possible rather than as verdicts on the methods compared, which were run with default settings on small networks.</w:t>
+        <w:t xml:space="preserve">and bound it loosely, and that is why we name the per-lesion constant as the quantity that separates the regimens in unmethylated tumours. In methylated tumours the model separates them even with MGMT stable, on cumulative dose alone, and RTOG 0525 found no advantage there either; that discrepancy constrains the model’s dose response and the exposure it assumes was delivered, not the rate of consumption. MGMT is in any case only one determinant of a temozolomide response that is also mismatch-repair-dependent, and the 1% and 30% expressing fractions are illustrative values that bracket low and high expression rather than measured quantities: promoter methylation shifts expression as a graded quantity across cells rather than switching a discrete subpopulation on, and the dose-dense prediction rests entirely on this two-state idealisation. The memory of the resistant state is expressed in these tumour-scale studies as a number of net population doublings, not of cell divisions, and so is not the division-counted memory of memory-sequencing experiments. A bridge to the Catalyst.jl ecosystem is not part of this release. The benchmark results should be read as demonstrations of what the framework makes possible rather than as verdicts on the methods compared, which were run with default settings on small networks.</w:t>
       </w:r>
     </w:p>
     <w:p>
@@ -4587,7 +5189,7 @@
       </w:r>
     </w:p>
     <w:bookmarkEnd w:id="30"/>
-    <w:bookmarkStart w:id="49" w:name="methods"/>
+    <w:bookmarkStart w:id="50" w:name="methods"/>
     <w:p>
       <w:pPr>
         <w:pStyle w:val="Heading1"/>
@@ -5758,7 +6360,7 @@
         <w:t xml:space="preserve"> </w:t>
       </w:r>
       <w:r>
-        <w:t xml:space="preserve">(binomial partitioning); a beta-binomial option models over-dispersed partitioning. Promoter groups are inherited by both daughters when unreplicated and split one copy per daughter, in random assignment, when replicated. Gene replication, if enabled, doubles the promoter counts (and the propensity of reactions flagged as copy-number dependent) once the cell has completed a set fraction of its cycle, and is reset at division. Populations can be started from per-founder states and volumes (for instance a snapshot of a burnt-in constant-size population). Population control is either constant size (every second daughter replaces a uniformly chosen cell, the behaviour of version 1), free growth (all daughters kept, with uniform subsampling above a cap and book-keeping of the true size) or logistic (free growth with an additional hazard</w:t>
+        <w:t xml:space="preserve">(binomial partitioning); a beta-binomial option models over-dispersed partitioning. Promoter groups are inherited by both daughters when unreplicated and split one copy per daughter, in random assignment, when replicated. Gene replication, if enabled, doubles the promoter counts (and the propensity of reactions flagged as copy-number dependent) once the cell has completed a set fraction of its cycle, and is reset at division. Populations can be started from per-founder states and volumes (for instance a snapshot of a burnt-in constant-size population). Population control is either constant size (every second daughter replaces a uniformly chosen cell, the behaviour of version 1), free growth (all daughters kept, with uniform subsampling above a cap and book-keeping of the true size), logistic (free growth with an additional hazard</w:t>
       </w:r>
       <w:r>
         <w:t xml:space="preserve"> </w:t>
@@ -5781,7 +6383,7 @@
         </m:r>
       </m:oMath>
       <w:r>
-        <w:t xml:space="preserve">).</w:t>
+        <w:t xml:space="preserve">) or a mother machine (one daughter kept at random at every division, so that each founder gives one statistically independent lineage and the recorded cells follow the single-lineage rather than the population snapshot distribution).</w:t>
       </w:r>
     </w:p>
     <w:bookmarkEnd w:id="33"/>
@@ -6140,16 +6742,62 @@
                 </m:d>
               </m:e>
               <m:sup>
-                <m:r>
-                  <m:t>m</m:t>
-                </m:r>
+                <m:sSub>
+                  <m:e>
+                    <m:r>
+                      <m:t>m</m:t>
+                    </m:r>
+                  </m:e>
+                  <m:sub>
+                    <m:r>
+                      <m:t>g</m:t>
+                    </m:r>
+                  </m:sub>
+                </m:sSub>
               </m:sup>
             </m:sSup>
           </m:e>
         </m:d>
       </m:oMath>
       <w:r>
-        <w:t xml:space="preserve">; a dose-independent fitness cost of a cell state,</w:t>
+        <w:t xml:space="preserve">, whose Hill coefficient</w:t>
+      </w:r>
+      <w:r>
+        <w:t xml:space="preserve"> </w:t>
+      </w:r>
+      <m:oMath>
+        <m:sSub>
+          <m:e>
+            <m:r>
+              <m:t>m</m:t>
+            </m:r>
+          </m:e>
+          <m:sub>
+            <m:r>
+              <m:t>g</m:t>
+            </m:r>
+          </m:sub>
+        </m:sSub>
+      </m:oMath>
+      <w:r>
+        <w:t xml:space="preserve"> </w:t>
+      </w:r>
+      <w:r>
+        <w:t xml:space="preserve">is separate from the death coefficient</w:t>
+      </w:r>
+      <w:r>
+        <w:t xml:space="preserve"> </w:t>
+      </w:r>
+      <m:oMath>
+        <m:r>
+          <m:t>m</m:t>
+        </m:r>
+      </m:oMath>
+      <w:r>
+        <w:t xml:space="preserve"> </w:t>
+      </w:r>
+      <w:r>
+        <w:t xml:space="preserve">and is 2 in every simulation reported here; a dose-independent fitness cost of a cell state,</w:t>
       </w:r>
       <w:r>
         <w:t xml:space="preserve"> </w:t>
@@ -6443,7 +7091,242 @@
         <w:t xml:space="preserve"> </w:t>
       </w:r>
       <w:r>
-        <w:t xml:space="preserve">is the cell’s progress through its division cycle (0 at birth, 1 at division), so that killing peaks at</w:t>
+        <w:t xml:space="preserve">is the fraction of the cell’s volume increment completed,</w:t>
+      </w:r>
+      <w:r>
+        <w:t xml:space="preserve"> </w:t>
+      </w:r>
+      <m:oMath>
+        <m:d>
+          <m:dPr>
+            <m:begChr m:val="("/>
+            <m:endChr m:val=")"/>
+            <m:sepChr m:val=""/>
+            <m:grow/>
+          </m:dPr>
+          <m:e>
+            <m:r>
+              <m:t>V</m:t>
+            </m:r>
+            <m:r>
+              <m:rPr>
+                <m:sty m:val="p"/>
+              </m:rPr>
+              <m:t>−</m:t>
+            </m:r>
+            <m:sSub>
+              <m:e>
+                <m:r>
+                  <m:t>V</m:t>
+                </m:r>
+              </m:e>
+              <m:sub>
+                <m:r>
+                  <m:rPr>
+                    <m:sty m:val="p"/>
+                  </m:rPr>
+                  <m:t>b</m:t>
+                </m:r>
+                <m:r>
+                  <m:rPr>
+                    <m:sty m:val="p"/>
+                  </m:rPr>
+                  <m:t>i</m:t>
+                </m:r>
+                <m:r>
+                  <m:rPr>
+                    <m:sty m:val="p"/>
+                  </m:rPr>
+                  <m:t>r</m:t>
+                </m:r>
+                <m:r>
+                  <m:rPr>
+                    <m:sty m:val="p"/>
+                  </m:rPr>
+                  <m:t>t</m:t>
+                </m:r>
+                <m:r>
+                  <m:rPr>
+                    <m:sty m:val="p"/>
+                  </m:rPr>
+                  <m:t>h</m:t>
+                </m:r>
+              </m:sub>
+            </m:sSub>
+          </m:e>
+        </m:d>
+        <m:r>
+          <m:rPr>
+            <m:sty m:val="p"/>
+          </m:rPr>
+          <m:t>/</m:t>
+        </m:r>
+        <m:d>
+          <m:dPr>
+            <m:begChr m:val="("/>
+            <m:endChr m:val=")"/>
+            <m:sepChr m:val=""/>
+            <m:grow/>
+          </m:dPr>
+          <m:e>
+            <m:sSub>
+              <m:e>
+                <m:r>
+                  <m:t>V</m:t>
+                </m:r>
+              </m:e>
+              <m:sub>
+                <m:r>
+                  <m:rPr>
+                    <m:sty m:val="p"/>
+                  </m:rPr>
+                  <m:t>d</m:t>
+                </m:r>
+                <m:r>
+                  <m:rPr>
+                    <m:sty m:val="p"/>
+                  </m:rPr>
+                  <m:t>i</m:t>
+                </m:r>
+                <m:r>
+                  <m:rPr>
+                    <m:sty m:val="p"/>
+                  </m:rPr>
+                  <m:t>v</m:t>
+                </m:r>
+              </m:sub>
+            </m:sSub>
+            <m:r>
+              <m:rPr>
+                <m:sty m:val="p"/>
+              </m:rPr>
+              <m:t>−</m:t>
+            </m:r>
+            <m:sSub>
+              <m:e>
+                <m:r>
+                  <m:t>V</m:t>
+                </m:r>
+              </m:e>
+              <m:sub>
+                <m:r>
+                  <m:rPr>
+                    <m:sty m:val="p"/>
+                  </m:rPr>
+                  <m:t>b</m:t>
+                </m:r>
+                <m:r>
+                  <m:rPr>
+                    <m:sty m:val="p"/>
+                  </m:rPr>
+                  <m:t>i</m:t>
+                </m:r>
+                <m:r>
+                  <m:rPr>
+                    <m:sty m:val="p"/>
+                  </m:rPr>
+                  <m:t>r</m:t>
+                </m:r>
+                <m:r>
+                  <m:rPr>
+                    <m:sty m:val="p"/>
+                  </m:rPr>
+                  <m:t>t</m:t>
+                </m:r>
+                <m:r>
+                  <m:rPr>
+                    <m:sty m:val="p"/>
+                  </m:rPr>
+                  <m:t>h</m:t>
+                </m:r>
+              </m:sub>
+            </m:sSub>
+          </m:e>
+        </m:d>
+      </m:oMath>
+      <w:r>
+        <w:t xml:space="preserve"> </w:t>
+      </w:r>
+      <w:r>
+        <w:t xml:space="preserve">under a sizer and</w:t>
+      </w:r>
+      <w:r>
+        <w:t xml:space="preserve"> </w:t>
+      </w:r>
+      <m:oMath>
+        <m:d>
+          <m:dPr>
+            <m:begChr m:val="("/>
+            <m:endChr m:val=")"/>
+            <m:sepChr m:val=""/>
+            <m:grow/>
+          </m:dPr>
+          <m:e>
+            <m:r>
+              <m:t>V</m:t>
+            </m:r>
+            <m:r>
+              <m:rPr>
+                <m:sty m:val="p"/>
+              </m:rPr>
+              <m:t>−</m:t>
+            </m:r>
+            <m:sSub>
+              <m:e>
+                <m:r>
+                  <m:t>V</m:t>
+                </m:r>
+              </m:e>
+              <m:sub>
+                <m:r>
+                  <m:rPr>
+                    <m:sty m:val="p"/>
+                  </m:rPr>
+                  <m:t>b</m:t>
+                </m:r>
+                <m:r>
+                  <m:rPr>
+                    <m:sty m:val="p"/>
+                  </m:rPr>
+                  <m:t>i</m:t>
+                </m:r>
+                <m:r>
+                  <m:rPr>
+                    <m:sty m:val="p"/>
+                  </m:rPr>
+                  <m:t>r</m:t>
+                </m:r>
+                <m:r>
+                  <m:rPr>
+                    <m:sty m:val="p"/>
+                  </m:rPr>
+                  <m:t>t</m:t>
+                </m:r>
+                <m:r>
+                  <m:rPr>
+                    <m:sty m:val="p"/>
+                  </m:rPr>
+                  <m:t>h</m:t>
+                </m:r>
+              </m:sub>
+            </m:sSub>
+          </m:e>
+        </m:d>
+        <m:r>
+          <m:rPr>
+            <m:sty m:val="p"/>
+          </m:rPr>
+          <m:t>/</m:t>
+        </m:r>
+        <m:r>
+          <m:t>Δ</m:t>
+        </m:r>
+      </m:oMath>
+      <w:r>
+        <w:t xml:space="preserve"> </w:t>
+      </w:r>
+      <w:r>
+        <w:t xml:space="preserve">under an adder, and the fraction of the interdivision time elapsed under a timer (0 at birth, 1 at division), so that killing peaks at</w:t>
       </w:r>
       <w:r>
         <w:t xml:space="preserve"> </w:t>
@@ -6948,7 +7831,7 @@
         <w:t xml:space="preserve"> </w:t>
       </w:r>
       <w:r>
-        <w:t xml:space="preserve">of growth arrest) were fitted by the method of simulated moments: the root-mean-square difference between simulated and observed fractions of cells that died, divided or survived without dividing during 72 h of drug, for the training concentrations (7 and 13 µM), plus a weak penalty keeping the memory of the resistant state near the two to three generations inferred from lineage correlations, was minimised with the bounded optimiser described below using common random numbers (the same seeds for every candidate). Validation used only quantities not fitted: the fate fractions at the held-out concentration (10 µM), the biphasic kill curve and its plateau, the extent of lineage correlations in fate (sisters, first, second and third cousins) and the invariance of single-cell division and death times across concentrations. The protocol is deliberately generic: any observable computable from a</w:t>
+        <w:t xml:space="preserve">of growth arrest) were fitted by the method of simulated moments: the root-mean-square difference between simulated and observed fractions of cells that died, divided or survived without dividing during 72 h of drug, for the training concentrations (7 and 13 µM), plus a weak penalty keeping the memory of the resistant state near the at least two to three generations inferred from lineage correlations in HCT116 cells, a different cell line from the U2OS cells whose fate fractions are fitted here, which is why the later comparison with those correlations is a consistency check and not an independent test, was minimised with the bounded optimiser described below using common random numbers (the same seeds for every candidate). Validation used only quantities not fitted, but they are not all of one kind. The fate fractions at the held-out concentration (10 µM) and the invariance of single-cell division and death times across concentrations are U2OS measurements, as the training fractions are, and are held out in the ordinary sense. The biphasic kill curve with its plateau and the extent of lineage correlations in fate (first, second and third cousins) are HCT116 measurements, because only that dataset tracked full lineages and only it shows a biphasic decay; these two are therefore compared across cell lines, and the lineage correlations additionally set the memory prior, so neither is an independent test of the calibrated model. The protocol is deliberately generic: any observable computable from a</w:t>
       </w:r>
       <w:r>
         <w:t xml:space="preserve"> </w:t>
@@ -7082,7 +7965,7 @@
         <w:t xml:space="preserve"> </w:t>
       </w:r>
       <w:r>
-        <w:t xml:space="preserve">of the ratio of the initial to the smallest population), the time to progression (first time the population exceeds a threshold, 1.2, times its running minimum, the analogue of RECIST progression from the nadir; censored at the end of the simulation), the extinction probability over replicates and the cumulative dose actually applied.</w:t>
+        <w:t xml:space="preserve">of the ratio of the initial to the smallest population), the time to progression (first time the population exceeds a threshold multiple of its running minimum, the analogue of RECIST progression from the nadir; the multiple is an argument of the function, 1.2 by default, and the melanoma case study below sets it to 1.73; censored at the end of the simulation), the extinction probability over replicates and the cumulative dose actually applied.</w:t>
       </w:r>
       <w:r>
         <w:t xml:space="preserve"> </w:t>
@@ -7163,7 +8046,7 @@
         <w:t xml:space="preserve">[49]</w:t>
       </w:r>
       <w:r>
-        <w:t xml:space="preserve">; and partial protection, in which resistant cells grow at half speed under drug. Progression is scored in two ways: from the nadir, as in RECIST (a 20% increase in diameter, taken as a 1.73-fold increase in cell number, after the 8-week lead-in; a well-mixed cell count cannot represent RECIST’s absolute 5 mm threshold, its new-lesion and non-target criteria or its sum-of-diameters basis, and it assumes cell number proportional to volume, so this is an analogue rather than the clinical end point), and as loss of control, the time after randomisation at which the population exceeds 120% of its pre-treatment size, the end point of adaptive-therapy studies, which is the one used to compare schedules that deliberately let the tumour regrow. The temozolomide case uses a one-compartment elimination half-life of 2.1 h</w:t>
+        <w:t xml:space="preserve">; and partial protection, in which resistant cells grow at half speed under drug. Progression is scored in two ways: from the nadir, as in RECIST (a 20% increase in diameter, taken as a 1.73-fold increase in cell number, after the 8-week lead-in; a well-mixed cell count cannot represent RECIST’s absolute 5 mm threshold, its new-lesion and non-target criteria or its sum-of-diameters basis, and it assumes cell number proportional to volume, so this is an analogue rather than the clinical end point), and as loss of control, the time after randomisation at which the population exceeds 120% of its pre-treatment size, the end point of adaptive-therapy studies, which is the one used to compare schedules that deliberately let the tumour regrow. The two differ in their reference point as well as in their multiple: progression from the nadir is 1.73 times the running minimum of the population after randomisation, whereas loss of control is 1.2 times its size before treatment, which does not depend on how deep the response was. Both are computed for every arm of the melanoma study and both are reported. The temozolomide case uses a one-compartment elimination half-life of 2.1 h</w:t>
       </w:r>
       <w:r>
         <w:t xml:space="preserve"> </w:t>
@@ -7510,7 +8393,7 @@
         <w:t xml:space="preserve"> </w:t>
       </w:r>
       <w:r>
-        <w:t xml:space="preserve">of the death hazard, with the peak of killing at the middle of the cycle (</w:t>
+        <w:t xml:space="preserve">of the death hazard, with the peak of killing half-way through the volume added over the cycle (</w:t>
       </w:r>
       <m:oMath>
         <m:sSub>
@@ -7672,7 +8555,7 @@
         <w:pStyle w:val="FirstParagraph"/>
       </w:pPr>
       <w:r>
-        <w:t xml:space="preserve">The software and the first draft of this Article were produced with Claude (Anthropic), a large language model, under the direction and supervision of the author. Specifically, Claude wrote the Julia source of the package, the simulation and plotting scripts, the test suite and the first draft of the text, working from the author’s specification of the scope, the models, the validation strategy and the case studies. The author defined every scientific question addressed here, chose the models, parameters and reference data, independently verified all numerical results against the generated output tables, checked every claim against its cited source, and wrote the final version of the manuscript; the author takes full responsibility for the content. The tools used were Claude Opus 5, Claude Opus 4.8 and Claude Fable 5.1 (Anthropic), accessed through the Claude Code command-line interface between 19 and 22 September 2026; the model used for each commit is recorded in that commit’s trailer in the repository, so the record is auditable rather than summary. The model was not used to generate citations: every reference was located by the author and its bibliographic details and quantitative claims were checked against the primary record. The model is not an author, in keeping with journal policy on generative artificial intelligence, and the author is accountable for the accuracy and integrity of everything reported here.</w:t>
+        <w:t xml:space="preserve">The software and the first draft of this Article were produced with Claude (Anthropic), a large language model, under the direction and supervision of the author. Specifically, Claude wrote the Julia source of the package, the simulation and plotting scripts, the test suite and the first draft of the text, and reviewed and revised successive drafts, working from the author’s specification of the scope, the models, the validation strategy and the case studies. The author defined every scientific question addressed here, chose the models, parameters and reference data, independently verified all numerical results against the generated output tables, checked every claim against its cited source, and wrote the final version of the manuscript; the author takes full responsibility for the content. The tools used were Claude Opus 5, Claude Opus 4.8 and Claude Fable 5.1 (Anthropic), accessed through the Claude Code command-line interface between 19 and 22 September 2026; the model used for each commit is recorded in that commit’s trailer in the repository, so the record is auditable rather than summary. The model was also used to suggest candidate literature, and most of the references cited here were first surfaced during model-assisted drafting and review. None was cited on the model’s assertion alone: every reference was independently retrieved by the author from the primary record through PubMed, PubMed Central or bioRxiv, and its bibliographic details, together with every quantitative claim drawn from it, were checked against that record before it entered the bibliography. The model is not an author, in keeping with journal policy on generative artificial intelligence, and the author is accountable for the accuracy and integrity of everything reported here.</w:t>
       </w:r>
     </w:p>
     <w:p>
@@ -7779,11 +8662,11 @@
         <w:t xml:space="preserve"> </w:t>
       </w:r>
       <w:r>
-        <w:t xml:space="preserve">directory of that repository, so those scripts rather than a deposited table are the primary record. The archived release carries them (10.5281/zenodo.22894286).</w:t>
+        <w:t xml:space="preserve">directory of that repository, so those scripts rather than a deposited table are the primary record. The archived release carries them (version DOI 10.5281/zenodo.22894286 for v2.0.0; concept DOI 10.5281/zenodo.22894285).</w:t>
       </w:r>
     </w:p>
     <w:bookmarkEnd w:id="45"/>
-    <w:bookmarkStart w:id="47" w:name="code-availability"/>
+    <w:bookmarkStart w:id="48" w:name="code-availability"/>
     <w:p>
       <w:pPr>
         <w:pStyle w:val="Heading2"/>
@@ -7974,7 +8857,7 @@
         <w:t xml:space="preserve">paper/README.md</w:t>
       </w:r>
       <w:r>
-        <w:t xml:space="preserve">. Version 2.0.0, the version used for every result in this Article, is archived at Zenodo under the concept DOI</w:t>
+        <w:t xml:space="preserve">. Version 2.0.0, the version used for every result in this Article, is archived at Zenodo under the version DOI</w:t>
       </w:r>
       <w:r>
         <w:t xml:space="preserve"> </w:t>
@@ -7988,11 +8871,28 @@
         </w:r>
       </w:hyperlink>
       <w:r>
-        <w:t xml:space="preserve">, which resolves to the current release.</w:t>
-      </w:r>
-    </w:p>
-    <w:bookmarkEnd w:id="47"/>
-    <w:bookmarkStart w:id="48" w:name="software"/>
+        <w:t xml:space="preserve">, which is frozen to that release; the concept DOI</w:t>
+      </w:r>
+      <w:r>
+        <w:t xml:space="preserve"> </w:t>
+      </w:r>
+      <w:hyperlink r:id="rId47">
+        <w:r>
+          <w:rPr>
+            <w:rStyle w:val="Hyperlink"/>
+          </w:rPr>
+          <w:t xml:space="preserve">10.5281/zenodo.22894285</w:t>
+        </w:r>
+      </w:hyperlink>
+      <w:r>
+        <w:t xml:space="preserve"> </w:t>
+      </w:r>
+      <w:r>
+        <w:t xml:space="preserve">resolves to the latest release instead.</w:t>
+      </w:r>
+    </w:p>
+    <w:bookmarkEnd w:id="48"/>
+    <w:bookmarkStart w:id="49" w:name="software"/>
     <w:p>
       <w:pPr>
         <w:pStyle w:val="Heading2"/>
@@ -8039,9 +8939,9 @@
         <w:t xml:space="preserve">. The test suite (Aqua quality checks and statistical tests) runs under GitHub Actions on Julia 1.10 and the latest release.</w:t>
       </w:r>
     </w:p>
-    <w:bookmarkEnd w:id="48"/>
     <w:bookmarkEnd w:id="49"/>
-    <w:bookmarkStart w:id="74" w:name="figure-legends"/>
+    <w:bookmarkEnd w:id="50"/>
+    <w:bookmarkStart w:id="75" w:name="figure-legends"/>
     <w:p>
       <w:pPr>
         <w:pStyle w:val="Heading1"/>
@@ -8059,18 +8959,18 @@
           <wp:inline>
             <wp:extent cx="5334000" cy="3630083"/>
             <wp:effectExtent b="0" l="0" r="0" t="0"/>
-            <wp:docPr descr="" title="" id="51" name="Picture"/>
+            <wp:docPr descr="" title="" id="52" name="Picture"/>
             <a:graphic>
               <a:graphicData uri="http://schemas.openxmlformats.org/drawingml/2006/picture">
                 <pic:pic>
                   <pic:nvPicPr>
-                    <pic:cNvPr descr="fig1_framework.png" id="52" name="Picture"/>
+                    <pic:cNvPr descr="fig1_framework.png" id="53" name="Picture"/>
                     <pic:cNvPicPr>
                       <a:picLocks noChangeArrowheads="1" noChangeAspect="1"/>
                     </pic:cNvPicPr>
                   </pic:nvPicPr>
                   <pic:blipFill>
-                    <a:blip r:embed="rId50"/>
+                    <a:blip r:embed="rId51"/>
                     <a:stretch>
                       <a:fillRect/>
                     </a:stretch>
@@ -8183,18 +9083,18 @@
           <wp:inline>
             <wp:extent cx="5334000" cy="3445617"/>
             <wp:effectExtent b="0" l="0" r="0" t="0"/>
-            <wp:docPr descr="" title="" id="54" name="Picture"/>
+            <wp:docPr descr="" title="" id="55" name="Picture"/>
             <a:graphic>
               <a:graphicData uri="http://schemas.openxmlformats.org/drawingml/2006/picture">
                 <pic:pic>
                   <pic:nvPicPr>
-                    <pic:cNvPr descr="fig2_engine.png" id="55" name="Picture"/>
+                    <pic:cNvPr descr="fig2_engine.png" id="56" name="Picture"/>
                     <pic:cNvPicPr>
                       <a:picLocks noChangeArrowheads="1" noChangeAspect="1"/>
                     </pic:cNvPicPr>
                   </pic:nvPicPr>
                   <pic:blipFill>
-                    <a:blip r:embed="rId53"/>
+                    <a:blip r:embed="rId54"/>
                     <a:stretch>
                       <a:fillRect/>
                     </a:stretch>
@@ -8320,18 +9220,18 @@
           <wp:inline>
             <wp:extent cx="5334000" cy="3978002"/>
             <wp:effectExtent b="0" l="0" r="0" t="0"/>
-            <wp:docPr descr="" title="" id="57" name="Picture"/>
+            <wp:docPr descr="" title="" id="58" name="Picture"/>
             <a:graphic>
               <a:graphicData uri="http://schemas.openxmlformats.org/drawingml/2006/picture">
                 <pic:pic>
                   <pic:nvPicPr>
-                    <pic:cNvPr descr="fig3_growth.png" id="58" name="Picture"/>
+                    <pic:cNvPr descr="fig3_growth.png" id="59" name="Picture"/>
                     <pic:cNvPicPr>
                       <a:picLocks noChangeArrowheads="1" noChangeAspect="1"/>
                     </pic:cNvPicPr>
                   </pic:nvPicPr>
                   <pic:blipFill>
-                    <a:blip r:embed="rId56"/>
+                    <a:blip r:embed="rId57"/>
                     <a:stretch>
                       <a:fillRect/>
                     </a:stretch>
@@ -8629,18 +9529,18 @@
           <wp:inline>
             <wp:extent cx="5334000" cy="4961953"/>
             <wp:effectExtent b="0" l="0" r="0" t="0"/>
-            <wp:docPr descr="" title="" id="60" name="Picture"/>
+            <wp:docPr descr="" title="" id="61" name="Picture"/>
             <a:graphic>
               <a:graphicData uri="http://schemas.openxmlformats.org/drawingml/2006/picture">
                 <pic:pic>
                   <pic:nvPicPr>
-                    <pic:cNvPr descr="fig4_persisters.png" id="61" name="Picture"/>
+                    <pic:cNvPr descr="fig4_persisters.png" id="62" name="Picture"/>
                     <pic:cNvPicPr>
                       <a:picLocks noChangeArrowheads="1" noChangeAspect="1"/>
                     </pic:cNvPicPr>
                   </pic:nvPicPr>
                   <pic:blipFill>
-                    <a:blip r:embed="rId59"/>
+                    <a:blip r:embed="rId60"/>
                     <a:stretch>
                       <a:fillRect/>
                     </a:stretch>
@@ -8792,18 +9692,18 @@
           <wp:inline>
             <wp:extent cx="5334000" cy="3878106"/>
             <wp:effectExtent b="0" l="0" r="0" t="0"/>
-            <wp:docPr descr="" title="" id="63" name="Picture"/>
+            <wp:docPr descr="" title="" id="64" name="Picture"/>
             <a:graphic>
               <a:graphicData uri="http://schemas.openxmlformats.org/drawingml/2006/picture">
                 <pic:pic>
                   <pic:nvPicPr>
-                    <pic:cNvPr descr="fig5_benchmarks.png" id="64" name="Picture"/>
+                    <pic:cNvPr descr="fig5_benchmarks.png" id="65" name="Picture"/>
                     <pic:cNvPicPr>
                       <a:picLocks noChangeArrowheads="1" noChangeAspect="1"/>
                     </pic:cNvPicPr>
                   </pic:nvPicPr>
                   <pic:blipFill>
-                    <a:blip r:embed="rId62"/>
+                    <a:blip r:embed="rId63"/>
                     <a:stretch>
                       <a:fillRect/>
                     </a:stretch>
@@ -8865,7 +9765,7 @@
         <w:t xml:space="preserve">b</w:t>
       </w:r>
       <w:r>
-        <w:t xml:space="preserve">, Area under the precision-recall curve of correlation (Pearson, Spearman) and GENIE3 network inference on the same 30-gene network observed at fixed volume, in a dividing population (raw counts, concentrations, and concentrations regressed on the cell-cycle covariates copy number and age) and after sequencing (raw and library-size normalised counts); dotted line, random ranking.</w:t>
+        <w:t xml:space="preserve">, Area under the precision-recall curve of correlation (Pearson, Spearman) and GENIE3 network inference on the same 30-gene network observed at fixed volume, in a dividing population (raw counts, concentrations, and concentrations regressed on the cell-cycle covariates copy number and age) and after sequencing (raw and library-size normalised counts); dotted lines, random ranking of undirected pairs (upper, for the correlation methods) and of directed edges (lower, for GENIE3).</w:t>
       </w:r>
       <w:r>
         <w:t xml:space="preserve"> </w:t>
@@ -8903,18 +9803,18 @@
           <wp:inline>
             <wp:extent cx="5334000" cy="5177809"/>
             <wp:effectExtent b="0" l="0" r="0" t="0"/>
-            <wp:docPr descr="" title="" id="66" name="Picture"/>
+            <wp:docPr descr="" title="" id="67" name="Picture"/>
             <a:graphic>
               <a:graphicData uri="http://schemas.openxmlformats.org/drawingml/2006/picture">
                 <pic:pic>
                   <pic:nvPicPr>
-                    <pic:cNvPr descr="fig6_inference.png" id="67" name="Picture"/>
+                    <pic:cNvPr descr="fig6_inference.png" id="68" name="Picture"/>
                     <pic:cNvPicPr>
                       <a:picLocks noChangeArrowheads="1" noChangeAspect="1"/>
                     </pic:cNvPicPr>
                   </pic:nvPicPr>
                   <pic:blipFill>
-                    <a:blip r:embed="rId65"/>
+                    <a:blip r:embed="rId66"/>
                     <a:stretch>
                       <a:fillRect/>
                     </a:stretch>
@@ -8963,7 +9863,7 @@
         <w:t xml:space="preserve">a</w:t>
       </w:r>
       <w:r>
-        <w:t xml:space="preserve">, Posterior distributions of telegraph parameters from ABC-SMC on a snapshot of non-dividing cells, with the truth and the exact maximum-likelihood estimate.</w:t>
+        <w:t xml:space="preserve">, Posterior distributions of telegraph parameters from ABC-SMC on a snapshot of non-dividing cells, with the truth and the exact maximum-likelihood estimate. Each histogram is weighted by the importance weights of the final generation and binned over the whole log-uniform prior support, which sets the axis limits; the effective sample size of that generation is given in the first panel of each row, and at a few tens of effectively independent particles the bar-to-bar structure of the histograms is sampling noise rather than a feature of the posterior (Supplementary Note 6).</w:t>
       </w:r>
       <w:r>
         <w:t xml:space="preserve"> </w:t>
@@ -9014,18 +9914,18 @@
           <wp:inline>
             <wp:extent cx="5334000" cy="4292236"/>
             <wp:effectExtent b="0" l="0" r="0" t="0"/>
-            <wp:docPr descr="" title="" id="69" name="Picture"/>
+            <wp:docPr descr="" title="" id="70" name="Picture"/>
             <a:graphic>
               <a:graphicData uri="http://schemas.openxmlformats.org/drawingml/2006/picture">
                 <pic:pic>
                   <pic:nvPicPr>
-                    <pic:cNvPr descr="fig7_calibration.png" id="70" name="Picture"/>
+                    <pic:cNvPr descr="fig7_calibration.png" id="71" name="Picture"/>
                     <pic:cNvPicPr>
                       <a:picLocks noChangeArrowheads="1" noChangeAspect="1"/>
                     </pic:cNvPicPr>
                   </pic:nvPicPr>
                   <pic:blipFill>
-                    <a:blip r:embed="rId68"/>
+                    <a:blip r:embed="rId69"/>
                     <a:stretch>
                       <a:fillRect/>
                     </a:stretch>
@@ -9109,7 +10009,7 @@
         <w:t xml:space="preserve">c</w:t>
       </w:r>
       <w:r>
-        <w:t xml:space="preserve">, Correlation of death fates between sisters, first, second and third cousins present at drug addition, and between unrelated cells (mean ± s.d. of three seeds), against the observation that correlations extend to second but not third cousins. That observation is reported graphically in ref.</w:t>
+        <w:t xml:space="preserve">, Correlation of death fates between sisters, first, second and third cousins present at drug addition, and between unrelated cells (mean ± s.d. of three seeds), against the observation that correlations extend to second but not third cousins. That observation comes from the HCT116 lineages of ref.</w:t>
       </w:r>
       <w:r>
         <w:t xml:space="preserve"> </w:t>
@@ -9121,7 +10021,7 @@
         <w:t xml:space="preserve"> </w:t>
       </w:r>
       <w:r>
-        <w:t xml:space="preserve">with no numeric coefficients, so the comparison is of pattern rather than of value.</w:t>
+        <w:t xml:space="preserve">and not from the U2OS cells the model was calibrated to, in which a single daughter was tracked after each division; it is reported graphically with no numeric coefficients, and the memory it implies set the prior used in the fit. The comparison is therefore of pattern rather than of value, and a consistency check across cell lines rather than an independent validation.</w:t>
       </w:r>
       <w:r>
         <w:t xml:space="preserve"> </w:t>
@@ -9172,18 +10072,18 @@
           <wp:inline>
             <wp:extent cx="5334000" cy="5521735"/>
             <wp:effectExtent b="0" l="0" r="0" t="0"/>
-            <wp:docPr descr="" title="" id="72" name="Picture"/>
+            <wp:docPr descr="" title="" id="73" name="Picture"/>
             <a:graphic>
               <a:graphicData uri="http://schemas.openxmlformats.org/drawingml/2006/picture">
                 <pic:pic>
                   <pic:nvPicPr>
-                    <pic:cNvPr descr="fig8_schedules.png" id="73" name="Picture"/>
+                    <pic:cNvPr descr="fig8_schedules.png" id="74" name="Picture"/>
                     <pic:cNvPicPr>
                       <a:picLocks noChangeArrowheads="1" noChangeAspect="1"/>
                     </pic:cNvPicPr>
                   </pic:nvPicPr>
                   <pic:blipFill>
-                    <a:blip r:embed="rId71"/>
+                    <a:blip r:embed="rId72"/>
                     <a:stretch>
                       <a:fillRect/>
                     </a:stretch>
@@ -9298,7 +10198,7 @@
         <w:t xml:space="preserve">e</w:t>
       </w:r>
       <w:r>
-        <w:t xml:space="preserve">, The same end point over intermittent schedules of given period and fraction of time on drug after the lead-in, for every schedule evaluated by the optimiser (star, best), for the three mechanisms.</w:t>
+        <w:t xml:space="preserve">, The same end point over intermittent schedules of given period and fraction of time on drug after the lead-in, for every schedule evaluated by the optimiser (star, best point; where several schedules reach the 52-week censoring limit it marks the first of a tie), for the three mechanisms.</w:t>
       </w:r>
       <w:r>
         <w:t xml:space="preserve"> </w:t>
@@ -9340,8 +10240,8 @@
         <w:t xml:space="preserve">, Final population size against the number of dosing days per 28-day cycle at the standard cumulative dose.</w:t>
       </w:r>
     </w:p>
-    <w:bookmarkEnd w:id="74"/>
-    <w:bookmarkStart w:id="75" w:name="acknowledgements"/>
+    <w:bookmarkEnd w:id="75"/>
+    <w:bookmarkStart w:id="76" w:name="acknowledgements"/>
     <w:p>
       <w:pPr>
         <w:pStyle w:val="Heading1"/>
@@ -9367,8 +10267,8 @@
         <w:t xml:space="preserve">. This Article and version 2.0 of the software were authored with Claude (Anthropic), a large language model, under the direction and supervision of the author; what the model did and what the author verified independently are set out in the Methods, under Use of artificial intelligence.</w:t>
       </w:r>
     </w:p>
-    <w:bookmarkEnd w:id="75"/>
-    <w:bookmarkStart w:id="76" w:name="author-contributions"/>
+    <w:bookmarkEnd w:id="76"/>
+    <w:bookmarkStart w:id="77" w:name="author-contributions"/>
     <w:p>
       <w:pPr>
         <w:pStyle w:val="Heading1"/>
@@ -9385,13 +10285,31 @@
         <w:t xml:space="preserve">A.L. conceived the study, defined its scope, the validation strategy and the case studies, supervised the work, verified all numerical results and biological interpretations against their sources, and wrote the final version of the manuscript. The implementation of the software, the simulations, the analyses, the figures and the first draft of the manuscript were produced with Claude (Anthropic) under the author’s direction, as described in the Methods. Claude is not an author and no display item was produced by a generative model.</w:t>
       </w:r>
     </w:p>
-    <w:bookmarkEnd w:id="76"/>
-    <w:bookmarkStart w:id="77" w:name="competing-interests"/>
+    <w:bookmarkEnd w:id="77"/>
+    <w:bookmarkStart w:id="78" w:name="financial-disclosure"/>
     <w:p>
       <w:pPr>
         <w:pStyle w:val="Heading1"/>
       </w:pPr>
       <w:r>
+        <w:t xml:space="preserve">Financial disclosure</w:t>
+      </w:r>
+    </w:p>
+    <w:p>
+      <w:pPr>
+        <w:pStyle w:val="FirstParagraph"/>
+      </w:pPr>
+      <w:r>
+        <w:t xml:space="preserve">The author received no specific funding for this work.</w:t>
+      </w:r>
+    </w:p>
+    <w:bookmarkEnd w:id="78"/>
+    <w:bookmarkStart w:id="79" w:name="competing-interests"/>
+    <w:p>
+      <w:pPr>
+        <w:pStyle w:val="Heading1"/>
+      </w:pPr>
+      <w:r>
         <w:t xml:space="preserve">Competing interests</w:t>
       </w:r>
     </w:p>
@@ -9400,11 +10318,11 @@
         <w:pStyle w:val="FirstParagraph"/>
       </w:pPr>
       <w:r>
-        <w:t xml:space="preserve">The author declares no competing interests.</w:t>
-      </w:r>
-    </w:p>
-    <w:bookmarkEnd w:id="77"/>
-    <w:bookmarkStart w:id="78" w:name="additional-information"/>
+        <w:t xml:space="preserve">A.L. is a director of Berache Limited, Dublin, Ireland, a consulting company active in modelling, computational biology and pharmaceutical manufacturing; this commercial activity overlaps the subject area of this Article. A.L. derives no revenue from Biomodelling.jl, which is released under the MIT licence. This does not alter the author’s adherence to the journal’s policies on sharing data and materials.</w:t>
+      </w:r>
+    </w:p>
+    <w:bookmarkEnd w:id="79"/>
+    <w:bookmarkStart w:id="81" w:name="additional-information"/>
     <w:p>
       <w:pPr>
         <w:pStyle w:val="Heading1"/>
@@ -9416,6 +10334,28 @@
     <w:p>
       <w:pPr>
         <w:pStyle w:val="FirstParagraph"/>
+      </w:pPr>
+      <w:r>
+        <w:t xml:space="preserve">Ayoub Lasri, ORCID</w:t>
+      </w:r>
+      <w:r>
+        <w:t xml:space="preserve"> </w:t>
+      </w:r>
+      <w:hyperlink r:id="rId80">
+        <w:r>
+          <w:rPr>
+            <w:rStyle w:val="Hyperlink"/>
+          </w:rPr>
+          <w:t xml:space="preserve">0000-0003-0806-9072</w:t>
+        </w:r>
+      </w:hyperlink>
+      <w:r>
+        <w:t xml:space="preserve">.</w:t>
+      </w:r>
+    </w:p>
+    <w:p>
+      <w:pPr>
+        <w:pStyle w:val="BodyText"/>
       </w:pPr>
       <w:r>
         <w:rPr>
@@ -9428,11 +10368,11 @@
         <w:t xml:space="preserve"> </w:t>
       </w:r>
       <w:r>
-        <w:t xml:space="preserve">accompanies this Article. Correspondence and requests for materials should be addressed to A.L.</w:t>
-      </w:r>
-    </w:p>
-    <w:bookmarkEnd w:id="78"/>
-    <w:bookmarkStart w:id="222" w:name="references"/>
+        <w:t xml:space="preserve">accompanies this Article. Correspondence and requests for materials should be addressed to A.L. (alasri@berache.com).</w:t>
+      </w:r>
+    </w:p>
+    <w:bookmarkEnd w:id="81"/>
+    <w:bookmarkStart w:id="225" w:name="references"/>
     <w:p>
       <w:pPr>
         <w:pStyle w:val="Heading1"/>
@@ -9441,8 +10381,8 @@
         <w:t xml:space="preserve">References</w:t>
       </w:r>
     </w:p>
-    <w:bookmarkStart w:id="221" w:name="refs"/>
-    <w:bookmarkStart w:id="80" w:name="ref-sharma2010"/>
+    <w:bookmarkStart w:id="224" w:name="refs"/>
+    <w:bookmarkStart w:id="83" w:name="ref-sharma2010"/>
     <w:p>
       <w:pPr>
         <w:pStyle w:val="Bibliography"/>
@@ -9459,7 +10399,7 @@
       <w:r>
         <w:t xml:space="preserve">Sharma SV, Lee DY, Li B, Quinlan MP, Takahashi F, Maheswaran S, et al. A chromatin-mediated reversible drug-tolerant state in cancer cell subpopulations. Cell. 2010;141: 69–80. doi:</w:t>
       </w:r>
-      <w:hyperlink r:id="rId79">
+      <w:hyperlink r:id="rId82">
         <w:r>
           <w:rPr>
             <w:rStyle w:val="Hyperlink"/>
@@ -9468,8 +10408,8 @@
         </w:r>
       </w:hyperlink>
     </w:p>
-    <w:bookmarkEnd w:id="80"/>
-    <w:bookmarkStart w:id="82" w:name="ref-shaffer2017"/>
+    <w:bookmarkEnd w:id="83"/>
+    <w:bookmarkStart w:id="85" w:name="ref-shaffer2017"/>
     <w:p>
       <w:pPr>
         <w:pStyle w:val="Bibliography"/>
@@ -9486,7 +10426,7 @@
       <w:r>
         <w:t xml:space="preserve">Shaffer SM, Dunagin MC, Torborg SR, Torre EA, Emert B, Krepler C, et al. Rare cell variability and drug-induced reprogramming as a mode of cancer drug resistance. Nature. 2017;546: 431–435. doi:</w:t>
       </w:r>
-      <w:hyperlink r:id="rId81">
+      <w:hyperlink r:id="rId84">
         <w:r>
           <w:rPr>
             <w:rStyle w:val="Hyperlink"/>
@@ -9495,8 +10435,8 @@
         </w:r>
       </w:hyperlink>
     </w:p>
-    <w:bookmarkEnd w:id="82"/>
-    <w:bookmarkStart w:id="84" w:name="ref-hata2016"/>
+    <w:bookmarkEnd w:id="85"/>
+    <w:bookmarkStart w:id="87" w:name="ref-hata2016"/>
     <w:p>
       <w:pPr>
         <w:pStyle w:val="Bibliography"/>
@@ -9511,9 +10451,9 @@
         <w:t xml:space="preserve">	</w:t>
       </w:r>
       <w:r>
-        <w:t xml:space="preserve">Hata AN, Niederst MJ, Archibald HL, Gomez-Caraballo M, Siddiqui FM, Mulvey HE, et al. Tumor cells can follow distinct evolutionary paths to become resistant to epidermal growth factor receptor inhibition. Nature Medicine. 2016;22: 262–269. doi:</w:t>
-      </w:r>
-      <w:hyperlink r:id="rId83">
+        <w:t xml:space="preserve">Hata AN, Niederst MJ, Archibald HL, Gomez-Caraballo M, Siddiqui FM, Mulvey HE, et al. Tumor cells can follow distinct evolutionary paths to become resistant to epidermal growth factor receptor inhibition. Nat Med. 2016;22: 262–269. doi:</w:t>
+      </w:r>
+      <w:hyperlink r:id="rId86">
         <w:r>
           <w:rPr>
             <w:rStyle w:val="Hyperlink"/>
@@ -9522,8 +10462,8 @@
         </w:r>
       </w:hyperlink>
     </w:p>
-    <w:bookmarkEnd w:id="84"/>
-    <w:bookmarkStart w:id="86" w:name="ref-oren2021"/>
+    <w:bookmarkEnd w:id="87"/>
+    <w:bookmarkStart w:id="89" w:name="ref-oren2021"/>
     <w:p>
       <w:pPr>
         <w:pStyle w:val="Bibliography"/>
@@ -9540,7 +10480,7 @@
       <w:r>
         <w:t xml:space="preserve">Oren Y, Tsabar M, Cuoco MS, Amir-Zilberstein L, Cabanos HF, Hütter J-C, et al. Cycling cancer persister cells arise from lineages with distinct programs. Nature. 2021;596: 576–582. doi:</w:t>
       </w:r>
-      <w:hyperlink r:id="rId85">
+      <w:hyperlink r:id="rId88">
         <w:r>
           <w:rPr>
             <w:rStyle w:val="Hyperlink"/>
@@ -9549,8 +10489,8 @@
         </w:r>
       </w:hyperlink>
     </w:p>
-    <w:bookmarkEnd w:id="86"/>
-    <w:bookmarkStart w:id="88" w:name="ref-franca2024"/>
+    <w:bookmarkEnd w:id="89"/>
+    <w:bookmarkStart w:id="91" w:name="ref-franca2024"/>
     <w:p>
       <w:pPr>
         <w:pStyle w:val="Bibliography"/>
@@ -9567,7 +10507,7 @@
       <w:r>
         <w:t xml:space="preserve">França GS, Baron M, King BR, Bossowski JP, Bjornberg A, Pour M, et al. Cellular adaptation to cancer therapy along a resistance continuum. Nature. 2024;631: 876–883. doi:</w:t>
       </w:r>
-      <w:hyperlink r:id="rId87">
+      <w:hyperlink r:id="rId90">
         <w:r>
           <w:rPr>
             <w:rStyle w:val="Hyperlink"/>
@@ -9576,8 +10516,8 @@
         </w:r>
       </w:hyperlink>
     </w:p>
-    <w:bookmarkEnd w:id="88"/>
-    <w:bookmarkStart w:id="90" w:name="ref-iyer2025"/>
+    <w:bookmarkEnd w:id="91"/>
+    <w:bookmarkStart w:id="93" w:name="ref-iyer2025"/>
     <w:p>
       <w:pPr>
         <w:pStyle w:val="Bibliography"/>
@@ -9592,9 +10532,9 @@
         <w:t xml:space="preserve">	</w:t>
       </w:r>
       <w:r>
-        <w:t xml:space="preserve">Iyer A, Alva A, Granada AE, Chakrabarti S. Inheritable cell-states shape drug-persister correlations and population dynamics in cancer cells. PLoS Computational Biology. 2025;21: e1013446. doi:</w:t>
-      </w:r>
-      <w:hyperlink r:id="rId89">
+        <w:t xml:space="preserve">Iyer A, Alva A, Granada AE, Chakrabarti S. Inheritable cell-states shape drug-persister correlations and population dynamics in cancer cells. PLoS Comput Biol. 2025;21: e1013446. doi:</w:t>
+      </w:r>
+      <w:hyperlink r:id="rId92">
         <w:r>
           <w:rPr>
             <w:rStyle w:val="Hyperlink"/>
@@ -9603,8 +10543,8 @@
         </w:r>
       </w:hyperlink>
     </w:p>
-    <w:bookmarkEnd w:id="90"/>
-    <w:bookmarkStart w:id="92" w:name="ref-lin2025memory"/>
+    <w:bookmarkEnd w:id="93"/>
+    <w:bookmarkStart w:id="95" w:name="ref-lin2025memory"/>
     <w:p>
       <w:pPr>
         <w:pStyle w:val="Bibliography"/>
@@ -9619,9 +10559,9 @@
         <w:t xml:space="preserve">	</w:t>
       </w:r>
       <w:r>
-        <w:t xml:space="preserve">Lin Y, Chen X, Wu L, Zhou Y, Lin Y. Widespread transcriptional memory shapes heritable states and functional heterogeneity in cancer and stem cells. Cell Systems. 2026;17: 101621. doi:</w:t>
-      </w:r>
-      <w:hyperlink r:id="rId91">
+        <w:t xml:space="preserve">Lin Y, Chen X, Wu L, Zhou Y, Lin Y. Widespread transcriptional memory shapes heritable states and functional heterogeneity in cancer and stem cells. Cell Syst. 2026;17: 101621. doi:</w:t>
+      </w:r>
+      <w:hyperlink r:id="rId94">
         <w:r>
           <w:rPr>
             <w:rStyle w:val="Hyperlink"/>
@@ -9630,8 +10570,8 @@
         </w:r>
       </w:hyperlink>
     </w:p>
-    <w:bookmarkEnd w:id="92"/>
-    <w:bookmarkStart w:id="94" w:name="ref-ghosh2025powerseek"/>
+    <w:bookmarkEnd w:id="95"/>
+    <w:bookmarkStart w:id="97" w:name="ref-ghosh2025powerseek"/>
     <w:p>
       <w:pPr>
         <w:pStyle w:val="Bibliography"/>
@@ -9660,7 +10600,7 @@
       <w:r>
         <w:t xml:space="preserve">data using power law signatures. bioRxiv. 2025. doi:</w:t>
       </w:r>
-      <w:hyperlink r:id="rId93">
+      <w:hyperlink r:id="rId96">
         <w:r>
           <w:rPr>
             <w:rStyle w:val="Hyperlink"/>
@@ -9669,8 +10609,8 @@
         </w:r>
       </w:hyperlink>
     </w:p>
-    <w:bookmarkEnd w:id="94"/>
-    <w:bookmarkStart w:id="96" w:name="ref-harmange2023"/>
+    <w:bookmarkEnd w:id="97"/>
+    <w:bookmarkStart w:id="99" w:name="ref-harmange2023"/>
     <w:p>
       <w:pPr>
         <w:pStyle w:val="Bibliography"/>
@@ -9685,9 +10625,9 @@
         <w:t xml:space="preserve">	</w:t>
       </w:r>
       <w:r>
-        <w:t xml:space="preserve">Harmange G, Hueros RAR, Schaff DL, Emert B, Saint-Antoine M, Kim LC, et al. Disrupting cellular memory to overcome drug resistance. Nature Communications. 2023;14: 7130. doi:</w:t>
-      </w:r>
-      <w:hyperlink r:id="rId95">
+        <w:t xml:space="preserve">Harmange G, Reyes Hueros RA, Schaff DL, Emert B, Saint-Antoine M, Kim LC, et al. Disrupting cellular memory to overcome drug resistance. Nat Commun. 2023;14: 7130. doi:</w:t>
+      </w:r>
+      <w:hyperlink r:id="rId98">
         <w:r>
           <w:rPr>
             <w:rStyle w:val="Hyperlink"/>
@@ -9696,8 +10636,8 @@
         </w:r>
       </w:hyperlink>
     </w:p>
-    <w:bookmarkEnd w:id="96"/>
-    <w:bookmarkStart w:id="98" w:name="ref-sukys2025"/>
+    <w:bookmarkEnd w:id="99"/>
+    <w:bookmarkStart w:id="101" w:name="ref-sukys2025"/>
     <w:p>
       <w:pPr>
         <w:pStyle w:val="Bibliography"/>
@@ -9724,9 +10664,9 @@
         <w:t xml:space="preserve"> </w:t>
       </w:r>
       <w:r>
-        <w:t xml:space="preserve">data. Nucleic Acids Research. 2025;53: gkaf295. doi:</w:t>
-      </w:r>
-      <w:hyperlink r:id="rId97">
+        <w:t xml:space="preserve">data. Nucleic Acids Res. 2025;53: gkaf295. doi:</w:t>
+      </w:r>
+      <w:hyperlink r:id="rId100">
         <w:r>
           <w:rPr>
             <w:rStyle w:val="Hyperlink"/>
@@ -9735,8 +10675,8 @@
         </w:r>
       </w:hyperlink>
     </w:p>
-    <w:bookmarkEnd w:id="98"/>
-    <w:bookmarkStart w:id="100" w:name="ref-zhang2025"/>
+    <w:bookmarkEnd w:id="101"/>
+    <w:bookmarkStart w:id="103" w:name="ref-zhang2025"/>
     <w:p>
       <w:pPr>
         <w:pStyle w:val="Bibliography"/>
@@ -9751,9 +10691,9 @@
         <w:t xml:space="preserve">	</w:t>
       </w:r>
       <w:r>
-        <w:t xml:space="preserve">Zhang Z, Zabaikina I, Nieto C, Vahdat Z, Bokes P, Singh A. Stochastic gene expression in proliferating cells: Differing noise intensity in single-cell and population perspectives. PLoS Computational Biology. 2025;21: e1013014. doi:</w:t>
-      </w:r>
-      <w:hyperlink r:id="rId99">
+        <w:t xml:space="preserve">Zhang Z, Zabaikina I, Nieto C, Vahdat Z, Bokes P, Singh A. Stochastic gene expression in proliferating cells: Differing noise intensity in single-cell and population perspectives. PLoS Comput Biol. 2025;21: e1013014. doi:</w:t>
+      </w:r>
+      <w:hyperlink r:id="rId102">
         <w:r>
           <w:rPr>
             <w:rStyle w:val="Hyperlink"/>
@@ -9762,8 +10702,8 @@
         </w:r>
       </w:hyperlink>
     </w:p>
-    <w:bookmarkEnd w:id="100"/>
-    <w:bookmarkStart w:id="102" w:name="ref-okochi2026scdivide"/>
+    <w:bookmarkEnd w:id="103"/>
+    <w:bookmarkStart w:id="105" w:name="ref-okochi2026scdivide"/>
     <w:p>
       <w:pPr>
         <w:pStyle w:val="Bibliography"/>
@@ -9780,7 +10720,7 @@
       <w:r>
         <w:t xml:space="preserve">Okochi Y, Sawazaki Y, Kondo Y, Naoki H. Inferring division-associated stochasticity from time-series single-cell transcriptomes. bioRxiv. 2026. doi:</w:t>
       </w:r>
-      <w:hyperlink r:id="rId101">
+      <w:hyperlink r:id="rId104">
         <w:r>
           <w:rPr>
             <w:rStyle w:val="Hyperlink"/>
@@ -9789,8 +10729,8 @@
         </w:r>
       </w:hyperlink>
     </w:p>
-    <w:bookmarkEnd w:id="102"/>
-    <w:bookmarkStart w:id="104" w:name="ref-ahlmanneltze2025"/>
+    <w:bookmarkEnd w:id="105"/>
+    <w:bookmarkStart w:id="107" w:name="ref-ahlmanneltze2025"/>
     <w:p>
       <w:pPr>
         <w:pStyle w:val="Bibliography"/>
@@ -9805,9 +10745,9 @@
         <w:t xml:space="preserve">	</w:t>
       </w:r>
       <w:r>
-        <w:t xml:space="preserve">Ahlmann-Eltze C, Huber W, Anders S. Deep-learning-based gene perturbation effect prediction does not yet outperform simple linear baselines. Nature Methods. 2025;22: 1657–1661. doi:</w:t>
-      </w:r>
-      <w:hyperlink r:id="rId103">
+        <w:t xml:space="preserve">Ahlmann-Eltze C, Huber W, Anders S. Deep-learning-based gene perturbation effect prediction does not yet outperform simple linear baselines. Nat Methods. 2025;22: 1657–1661. doi:</w:t>
+      </w:r>
+      <w:hyperlink r:id="rId106">
         <w:r>
           <w:rPr>
             <w:rStyle w:val="Hyperlink"/>
@@ -9816,8 +10756,8 @@
         </w:r>
       </w:hyperlink>
     </w:p>
-    <w:bookmarkEnd w:id="104"/>
-    <w:bookmarkStart w:id="106" w:name="ref-vollenweider2026"/>
+    <w:bookmarkEnd w:id="107"/>
+    <w:bookmarkStart w:id="109" w:name="ref-vollenweider2026"/>
     <w:p>
       <w:pPr>
         <w:pStyle w:val="Bibliography"/>
@@ -9834,7 +10774,7 @@
       <w:r>
         <w:t xml:space="preserve">Vollenweider MS, Bühlmann P. Signal, bounds, and baselines: Principles for rigorous evaluation of high-dimensional biological perturbation prediction. bioRxiv. 2026. doi:</w:t>
       </w:r>
-      <w:hyperlink r:id="rId105">
+      <w:hyperlink r:id="rId108">
         <w:r>
           <w:rPr>
             <w:rStyle w:val="Hyperlink"/>
@@ -9843,8 +10783,8 @@
         </w:r>
       </w:hyperlink>
     </w:p>
-    <w:bookmarkEnd w:id="106"/>
-    <w:bookmarkStart w:id="108" w:name="ref-dibaeinia2026context"/>
+    <w:bookmarkEnd w:id="109"/>
+    <w:bookmarkStart w:id="111" w:name="ref-dibaeinia2026context"/>
     <w:p>
       <w:pPr>
         <w:pStyle w:val="Bibliography"/>
@@ -9861,7 +10801,7 @@
       <w:r>
         <w:t xml:space="preserve">Dibaeinia P, Babu S, Knudson M, ElSheikh A, Wen Y, Liu H, et al. Virtual cells need context, not just scale. bioRxiv. 2026. doi:</w:t>
       </w:r>
-      <w:hyperlink r:id="rId107">
+      <w:hyperlink r:id="rId110">
         <w:r>
           <w:rPr>
             <w:rStyle w:val="Hyperlink"/>
@@ -9870,8 +10810,8 @@
         </w:r>
       </w:hyperlink>
     </w:p>
-    <w:bookmarkEnd w:id="108"/>
-    <w:bookmarkStart w:id="110" w:name="ref-bunne2024"/>
+    <w:bookmarkEnd w:id="111"/>
+    <w:bookmarkStart w:id="113" w:name="ref-bunne2024"/>
     <w:p>
       <w:pPr>
         <w:pStyle w:val="Bibliography"/>
@@ -9888,7 +10828,7 @@
       <w:r>
         <w:t xml:space="preserve">Bunne C, Roohani Y, Rosen Y, Gupta A, Zhang X, Roed M, et al. How to build the virtual cell with artificial intelligence: Priorities and opportunities. Cell. 2024;187: 7045–7063. doi:</w:t>
       </w:r>
-      <w:hyperlink r:id="rId109">
+      <w:hyperlink r:id="rId112">
         <w:r>
           <w:rPr>
             <w:rStyle w:val="Hyperlink"/>
@@ -9897,8 +10837,8 @@
         </w:r>
       </w:hyperlink>
     </w:p>
-    <w:bookmarkEnd w:id="110"/>
-    <w:bookmarkStart w:id="112" w:name="ref-zappia2017"/>
+    <w:bookmarkEnd w:id="113"/>
+    <w:bookmarkStart w:id="115" w:name="ref-zappia2017"/>
     <w:p>
       <w:pPr>
         <w:pStyle w:val="Bibliography"/>
@@ -9925,9 +10865,9 @@
         <w:t xml:space="preserve"> </w:t>
       </w:r>
       <w:r>
-        <w:t xml:space="preserve">sequencing data. Genome Biology. 2017;18: 174. doi:</w:t>
-      </w:r>
-      <w:hyperlink r:id="rId111">
+        <w:t xml:space="preserve">sequencing data. Genome Biol. 2017;18: 174. doi:</w:t>
+      </w:r>
+      <w:hyperlink r:id="rId114">
         <w:r>
           <w:rPr>
             <w:rStyle w:val="Hyperlink"/>
@@ -9936,8 +10876,8 @@
         </w:r>
       </w:hyperlink>
     </w:p>
-    <w:bookmarkEnd w:id="112"/>
-    <w:bookmarkStart w:id="114" w:name="ref-song2024scdesign3"/>
+    <w:bookmarkEnd w:id="115"/>
+    <w:bookmarkStart w:id="117" w:name="ref-song2024scdesign3"/>
     <w:p>
       <w:pPr>
         <w:pStyle w:val="Bibliography"/>
@@ -9964,9 +10904,9 @@
         <w:t xml:space="preserve"> </w:t>
       </w:r>
       <w:r>
-        <w:t xml:space="preserve">generates realistic in silico data for multimodal single-cell and spatial omics. Nature Biotechnology. 2024;42: 247–252. doi:</w:t>
-      </w:r>
-      <w:hyperlink r:id="rId113">
+        <w:t xml:space="preserve">generates realistic in silico data for multimodal single-cell and spatial omics. Nat Biotechnol. 2024;42: 247–252. doi:</w:t>
+      </w:r>
+      <w:hyperlink r:id="rId116">
         <w:r>
           <w:rPr>
             <w:rStyle w:val="Hyperlink"/>
@@ -9975,8 +10915,8 @@
         </w:r>
       </w:hyperlink>
     </w:p>
-    <w:bookmarkEnd w:id="114"/>
-    <w:bookmarkStart w:id="116" w:name="ref-zhang2019symsim"/>
+    <w:bookmarkEnd w:id="117"/>
+    <w:bookmarkStart w:id="119" w:name="ref-zhang2019symsim"/>
     <w:p>
       <w:pPr>
         <w:pStyle w:val="Bibliography"/>
@@ -10003,9 +10943,9 @@
         <w:t xml:space="preserve"> </w:t>
       </w:r>
       <w:r>
-        <w:t xml:space="preserve">sequencing. Nature Communications. 2019;10: 2611. doi:</w:t>
-      </w:r>
-      <w:hyperlink r:id="rId115">
+        <w:t xml:space="preserve">sequencing. Nat Commun. 2019;10: 2611. doi:</w:t>
+      </w:r>
+      <w:hyperlink r:id="rId118">
         <w:r>
           <w:rPr>
             <w:rStyle w:val="Hyperlink"/>
@@ -10014,8 +10954,8 @@
         </w:r>
       </w:hyperlink>
     </w:p>
-    <w:bookmarkEnd w:id="116"/>
-    <w:bookmarkStart w:id="118" w:name="ref-dibaeinia2020"/>
+    <w:bookmarkEnd w:id="119"/>
+    <w:bookmarkStart w:id="121" w:name="ref-dibaeinia2020"/>
     <w:p>
       <w:pPr>
         <w:pStyle w:val="Bibliography"/>
@@ -10039,9 +10979,9 @@
         <w:t xml:space="preserve">SERGIO</w:t>
       </w:r>
       <w:r>
-        <w:t xml:space="preserve">: A single-cell expression simulator guided by gene regulatory networks. Cell Systems. 2020;11: 252–271. doi:</w:t>
-      </w:r>
-      <w:hyperlink r:id="rId117">
+        <w:t xml:space="preserve">: A single-cell expression simulator guided by gene regulatory networks. Cell Syst. 2020;11: 252–271. doi:</w:t>
+      </w:r>
+      <w:hyperlink r:id="rId120">
         <w:r>
           <w:rPr>
             <w:rStyle w:val="Hyperlink"/>
@@ -10050,8 +10990,8 @@
         </w:r>
       </w:hyperlink>
     </w:p>
-    <w:bookmarkEnd w:id="118"/>
-    <w:bookmarkStart w:id="120" w:name="ref-cannoodt2021"/>
+    <w:bookmarkEnd w:id="121"/>
+    <w:bookmarkStart w:id="123" w:name="ref-cannoodt2021"/>
     <w:p>
       <w:pPr>
         <w:pStyle w:val="Bibliography"/>
@@ -10066,9 +11006,9 @@
         <w:t xml:space="preserve">	</w:t>
       </w:r>
       <w:r>
-        <w:t xml:space="preserve">Cannoodt R, Saelens W, Deconinck L, Saeys Y. Spearheading future omics analyses using dyngen, a multi-modal simulator of single cells. Nature Communications. 2021;12: 3942. doi:</w:t>
-      </w:r>
-      <w:hyperlink r:id="rId119">
+        <w:t xml:space="preserve">Cannoodt R, Saelens W, Deconinck L, Saeys Y. Spearheading future omics analyses using dyngen, a multi-modal simulator of single cells. Nat Commun. 2021;12: 3942. doi:</w:t>
+      </w:r>
+      <w:hyperlink r:id="rId122">
         <w:r>
           <w:rPr>
             <w:rStyle w:val="Hyperlink"/>
@@ -10077,8 +11017,8 @@
         </w:r>
       </w:hyperlink>
     </w:p>
-    <w:bookmarkEnd w:id="120"/>
-    <w:bookmarkStart w:id="122" w:name="ref-li2025scmultisim"/>
+    <w:bookmarkEnd w:id="123"/>
+    <w:bookmarkStart w:id="125" w:name="ref-li2025scmultisim"/>
     <w:p>
       <w:pPr>
         <w:pStyle w:val="Bibliography"/>
@@ -10102,9 +11042,9 @@
         <w:t xml:space="preserve">scMultiSim</w:t>
       </w:r>
       <w:r>
-        <w:t xml:space="preserve">: Simulation of single-cell multi-omics and spatial data guided by gene regulatory networks and cell–cell interactions. Nature Methods. 2025;22: 982–993. doi:</w:t>
-      </w:r>
-      <w:hyperlink r:id="rId121">
+        <w:t xml:space="preserve">: Simulation of single-cell multi-omics and spatial data guided by gene regulatory networks and cell–cell interactions. Nat Methods. 2025;22: 982–993. doi:</w:t>
+      </w:r>
+      <w:hyperlink r:id="rId124">
         <w:r>
           <w:rPr>
             <w:rStyle w:val="Hyperlink"/>
@@ -10113,8 +11053,8 @@
         </w:r>
       </w:hyperlink>
     </w:p>
-    <w:bookmarkEnd w:id="122"/>
-    <w:bookmarkStart w:id="124" w:name="ref-zinati2024groundgan"/>
+    <w:bookmarkEnd w:id="125"/>
+    <w:bookmarkStart w:id="127" w:name="ref-zinati2024groundgan"/>
     <w:p>
       <w:pPr>
         <w:pStyle w:val="Bibliography"/>
@@ -10159,9 +11099,9 @@
         <w:t xml:space="preserve"> </w:t>
       </w:r>
       <w:r>
-        <w:t xml:space="preserve">data using causal generative adversarial networks. Nature Communications. 2024;15: 4055. doi:</w:t>
-      </w:r>
-      <w:hyperlink r:id="rId123">
+        <w:t xml:space="preserve">data using causal generative adversarial networks. Nat Commun. 2024;15: 4055. doi:</w:t>
+      </w:r>
+      <w:hyperlink r:id="rId126">
         <w:r>
           <w:rPr>
             <w:rStyle w:val="Hyperlink"/>
@@ -10170,8 +11110,8 @@
         </w:r>
       </w:hyperlink>
     </w:p>
-    <w:bookmarkEnd w:id="124"/>
-    <w:bookmarkStart w:id="126" w:name="ref-pan2022tedsim"/>
+    <w:bookmarkEnd w:id="127"/>
+    <w:bookmarkStart w:id="129" w:name="ref-pan2022tedsim"/>
     <w:p>
       <w:pPr>
         <w:pStyle w:val="Bibliography"/>
@@ -10207,9 +11147,9 @@
         <w:t xml:space="preserve"> </w:t>
       </w:r>
       <w:r>
-        <w:t xml:space="preserve">sequencing data and cell division history. Nucleic Acids Research. 2022;50: 4272–4288. doi:</w:t>
-      </w:r>
-      <w:hyperlink r:id="rId125">
+        <w:t xml:space="preserve">sequencing data and cell division history. Nucleic Acids Res. 2022;50: 4272–4288. doi:</w:t>
+      </w:r>
+      <w:hyperlink r:id="rId128">
         <w:r>
           <w:rPr>
             <w:rStyle w:val="Hyperlink"/>
@@ -10218,8 +11158,8 @@
         </w:r>
       </w:hyperlink>
     </w:p>
-    <w:bookmarkEnd w:id="126"/>
-    <w:bookmarkStart w:id="128" w:name="ref-jones2020cassiopeia"/>
+    <w:bookmarkEnd w:id="129"/>
+    <w:bookmarkStart w:id="131" w:name="ref-jones2020cassiopeia"/>
     <w:p>
       <w:pPr>
         <w:pStyle w:val="Bibliography"/>
@@ -10243,9 +11183,9 @@
         <w:t xml:space="preserve">Cassiopeia</w:t>
       </w:r>
       <w:r>
-        <w:t xml:space="preserve">. Genome Biology. 2020;21: 92. doi:</w:t>
-      </w:r>
-      <w:hyperlink r:id="rId127">
+        <w:t xml:space="preserve">. Genome Biol. 2020;21: 92. doi:</w:t>
+      </w:r>
+      <w:hyperlink r:id="rId130">
         <w:r>
           <w:rPr>
             <w:rStyle w:val="Hyperlink"/>
@@ -10254,8 +11194,8 @@
         </w:r>
       </w:hyperlink>
     </w:p>
-    <w:bookmarkEnd w:id="128"/>
-    <w:bookmarkStart w:id="130" w:name="ref-pratapa2020"/>
+    <w:bookmarkEnd w:id="131"/>
+    <w:bookmarkStart w:id="133" w:name="ref-pratapa2020"/>
     <w:p>
       <w:pPr>
         <w:pStyle w:val="Bibliography"/>
@@ -10270,9 +11210,9 @@
         <w:t xml:space="preserve">	</w:t>
       </w:r>
       <w:r>
-        <w:t xml:space="preserve">Pratapa A, Jalihal AP, Law JN, Bharadwaj A, Murali TM. Benchmarking algorithms for gene regulatory network inference from single-cell transcriptomic data. Nature Methods. 2020;17: 147–154. doi:</w:t>
-      </w:r>
-      <w:hyperlink r:id="rId129">
+        <w:t xml:space="preserve">Pratapa A, Jalihal AP, Law JN, Bharadwaj A, Murali TM. Benchmarking algorithms for gene regulatory network inference from single-cell transcriptomic data. Nat Methods. 2020;17: 147–154. doi:</w:t>
+      </w:r>
+      <w:hyperlink r:id="rId132">
         <w:r>
           <w:rPr>
             <w:rStyle w:val="Hyperlink"/>
@@ -10281,8 +11221,8 @@
         </w:r>
       </w:hyperlink>
     </w:p>
-    <w:bookmarkEnd w:id="130"/>
-    <w:bookmarkStart w:id="132" w:name="ref-bertaux2018"/>
+    <w:bookmarkEnd w:id="133"/>
+    <w:bookmarkStart w:id="135" w:name="ref-bertaux2018"/>
     <w:p>
       <w:pPr>
         <w:pStyle w:val="Bibliography"/>
@@ -10297,9 +11237,9 @@
         <w:t xml:space="preserve">	</w:t>
       </w:r>
       <w:r>
-        <w:t xml:space="preserve">Bertaux F, Marguerat S, Shahrezaei V. Division rate, cell size and proteome allocation: Impact on gene expression noise and implications for the dynamics of genetic circuits. Royal Society Open Science. 2018;5: 172234. doi:</w:t>
-      </w:r>
-      <w:hyperlink r:id="rId131">
+        <w:t xml:space="preserve">Bertaux F, Marguerat S, Shahrezaei V. Division rate, cell size and proteome allocation: Impact on gene expression noise and implications for the dynamics of genetic circuits. R Soc Open Sci. 2018;5: 172234. doi:</w:t>
+      </w:r>
+      <w:hyperlink r:id="rId134">
         <w:r>
           <w:rPr>
             <w:rStyle w:val="Hyperlink"/>
@@ -10308,8 +11248,8 @@
         </w:r>
       </w:hyperlink>
     </w:p>
-    <w:bookmarkEnd w:id="132"/>
-    <w:bookmarkStart w:id="134" w:name="ref-piho2025abm"/>
+    <w:bookmarkEnd w:id="135"/>
+    <w:bookmarkStart w:id="137" w:name="ref-piho2025abm"/>
     <w:p>
       <w:pPr>
         <w:pStyle w:val="Bibliography"/>
@@ -10333,9 +11273,9 @@
         <w:t xml:space="preserve">AgentBasedModeling.jl</w:t>
       </w:r>
       <w:r>
-        <w:t xml:space="preserve">: A tool for stochastic simulation of structured population dynamics. PLoS Computational Biology. 2026;22: e1014366. doi:</w:t>
-      </w:r>
-      <w:hyperlink r:id="rId133">
+        <w:t xml:space="preserve">: A tool for stochastic simulation of structured population dynamics. PLoS Comput Biol. 2026;22: e1014366. doi:</w:t>
+      </w:r>
+      <w:hyperlink r:id="rId136">
         <w:r>
           <w:rPr>
             <w:rStyle w:val="Hyperlink"/>
@@ -10344,8 +11284,8 @@
         </w:r>
       </w:hyperlink>
     </w:p>
-    <w:bookmarkEnd w:id="134"/>
-    <w:bookmarkStart w:id="136" w:name="ref-piho2024feedback"/>
+    <w:bookmarkEnd w:id="137"/>
+    <w:bookmarkStart w:id="139" w:name="ref-piho2024feedback"/>
     <w:p>
       <w:pPr>
         <w:pStyle w:val="Bibliography"/>
@@ -10360,9 +11300,9 @@
         <w:t xml:space="preserve">	</w:t>
       </w:r>
       <w:r>
-        <w:t xml:space="preserve">Piho P, Thomas P. Feedback between stochastic gene networks and population dynamics enables cellular decision-making. Science Advances. 2024;10: eadl4895. doi:</w:t>
-      </w:r>
-      <w:hyperlink r:id="rId135">
+        <w:t xml:space="preserve">Piho P, Thomas P. Feedback between stochastic gene networks and population dynamics enables cellular decision-making. Sci Adv. 2024;10: eadl4895. doi:</w:t>
+      </w:r>
+      <w:hyperlink r:id="rId138">
         <w:r>
           <w:rPr>
             <w:rStyle w:val="Hyperlink"/>
@@ -10371,8 +11311,8 @@
         </w:r>
       </w:hyperlink>
     </w:p>
-    <w:bookmarkEnd w:id="136"/>
-    <w:bookmarkStart w:id="138" w:name="ref-thomas2021"/>
+    <w:bookmarkEnd w:id="139"/>
+    <w:bookmarkStart w:id="141" w:name="ref-thomas2021"/>
     <w:p>
       <w:pPr>
         <w:pStyle w:val="Bibliography"/>
@@ -10387,9 +11327,9 @@
         <w:t xml:space="preserve">	</w:t>
       </w:r>
       <w:r>
-        <w:t xml:space="preserve">Thomas P, Shahrezaei V. Coordination of gene expression noise with cell size: Analytical results for agent-based models of growing cell populations. Journal of the Royal Society Interface. 2021;18: 20210274. doi:</w:t>
-      </w:r>
-      <w:hyperlink r:id="rId137">
+        <w:t xml:space="preserve">Thomas P, Shahrezaei V. Coordination of gene expression noise with cell size: Analytical results for agent-based models of growing cell populations. J R Soc Interface. 2021;18: 20210274. doi:</w:t>
+      </w:r>
+      <w:hyperlink r:id="rId140">
         <w:r>
           <w:rPr>
             <w:rStyle w:val="Hyperlink"/>
@@ -10398,8 +11338,8 @@
         </w:r>
       </w:hyperlink>
     </w:p>
-    <w:bookmarkEnd w:id="138"/>
-    <w:bookmarkStart w:id="140" w:name="ref-ghaffarizadeh2018"/>
+    <w:bookmarkEnd w:id="141"/>
+    <w:bookmarkStart w:id="143" w:name="ref-ghaffarizadeh2018"/>
     <w:p>
       <w:pPr>
         <w:pStyle w:val="Bibliography"/>
@@ -10432,9 +11372,9 @@
         <w:t xml:space="preserve"> </w:t>
       </w:r>
       <w:r>
-        <w:t xml:space="preserve">multicellular systems. PLoS Computational Biology. 2018;14: e1005991. doi:</w:t>
-      </w:r>
-      <w:hyperlink r:id="rId139">
+        <w:t xml:space="preserve">multicellular systems. PLoS Comput Biol. 2018;14: e1005991. doi:</w:t>
+      </w:r>
+      <w:hyperlink r:id="rId142">
         <w:r>
           <w:rPr>
             <w:rStyle w:val="Hyperlink"/>
@@ -10443,8 +11383,8 @@
         </w:r>
       </w:hyperlink>
     </w:p>
-    <w:bookmarkEnd w:id="140"/>
-    <w:bookmarkStart w:id="142" w:name="ref-poncedeleon2023"/>
+    <w:bookmarkEnd w:id="143"/>
+    <w:bookmarkStart w:id="145" w:name="ref-poncedeleon2023"/>
     <w:p>
       <w:pPr>
         <w:pStyle w:val="Bibliography"/>
@@ -10483,9 +11423,9 @@
         <w:t xml:space="preserve"> </w:t>
       </w:r>
       <w:r>
-        <w:t xml:space="preserve">and agent-based modelling frameworks. npj Systems Biology and Applications. 2023;9: 54. doi:</w:t>
-      </w:r>
-      <w:hyperlink r:id="rId141">
+        <w:t xml:space="preserve">and agent-based modelling frameworks. NPJ Syst Biol Appl. 2023;9: 54. doi:</w:t>
+      </w:r>
+      <w:hyperlink r:id="rId144">
         <w:r>
           <w:rPr>
             <w:rStyle w:val="Hyperlink"/>
@@ -10494,8 +11434,8 @@
         </w:r>
       </w:hyperlink>
     </w:p>
-    <w:bookmarkEnd w:id="142"/>
-    <w:bookmarkStart w:id="144" w:name="ref-lasri2022"/>
+    <w:bookmarkEnd w:id="145"/>
+    <w:bookmarkStart w:id="147" w:name="ref-lasri2022"/>
     <w:p>
       <w:pPr>
         <w:pStyle w:val="Bibliography"/>
@@ -10524,7 +11464,7 @@
       <w:r>
         <w:t xml:space="preserve">data generation. BMC Bioinformatics. 2022;23: 236. doi:</w:t>
       </w:r>
-      <w:hyperlink r:id="rId143">
+      <w:hyperlink r:id="rId146">
         <w:r>
           <w:rPr>
             <w:rStyle w:val="Hyperlink"/>
@@ -10533,8 +11473,8 @@
         </w:r>
       </w:hyperlink>
     </w:p>
-    <w:bookmarkEnd w:id="144"/>
-    <w:bookmarkStart w:id="146" w:name="ref-peccoud1995"/>
+    <w:bookmarkEnd w:id="147"/>
+    <w:bookmarkStart w:id="149" w:name="ref-peccoud1995"/>
     <w:p>
       <w:pPr>
         <w:pStyle w:val="Bibliography"/>
@@ -10549,9 +11489,9 @@
         <w:t xml:space="preserve">	</w:t>
       </w:r>
       <w:r>
-        <w:t xml:space="preserve">Peccoud J, Ycart B. Markovian modeling of gene-product synthesis. Theoretical Population Biology. 1995;48: 222–234. doi:</w:t>
-      </w:r>
-      <w:hyperlink r:id="rId145">
+        <w:t xml:space="preserve">Peccoud J, Ycart B. Markovian modeling of gene-product synthesis. Theor Popul Biol. 1995;48: 222–234. doi:</w:t>
+      </w:r>
+      <w:hyperlink r:id="rId148">
         <w:r>
           <w:rPr>
             <w:rStyle w:val="Hyperlink"/>
@@ -10560,8 +11500,8 @@
         </w:r>
       </w:hyperlink>
     </w:p>
-    <w:bookmarkEnd w:id="146"/>
-    <w:bookmarkStart w:id="148" w:name="ref-beentjes2020"/>
+    <w:bookmarkEnd w:id="149"/>
+    <w:bookmarkStart w:id="151" w:name="ref-beentjes2020"/>
     <w:p>
       <w:pPr>
         <w:pStyle w:val="Bibliography"/>
@@ -10576,9 +11516,9 @@
         <w:t xml:space="preserve">	</w:t>
       </w:r>
       <w:r>
-        <w:t xml:space="preserve">Beentjes CHL, Perez-Carrasco R, Grima R. Exact solution of stochastic gene expression models with bursting, cell cycle and replication dynamics. Physical Review E. 2020;101: 032403. doi:</w:t>
-      </w:r>
-      <w:hyperlink r:id="rId147">
+        <w:t xml:space="preserve">Beentjes CHL, Perez-Carrasco R, Grima R. Exact solution of stochastic gene expression models with bursting, cell cycle and replication dynamics. Phys Rev E. 2020;101: 032403. doi:</w:t>
+      </w:r>
+      <w:hyperlink r:id="rId150">
         <w:r>
           <w:rPr>
             <w:rStyle w:val="Hyperlink"/>
@@ -10587,8 +11527,8 @@
         </w:r>
       </w:hyperlink>
     </w:p>
-    <w:bookmarkEnd w:id="148"/>
-    <w:bookmarkStart w:id="150" w:name="ref-jia2023"/>
+    <w:bookmarkEnd w:id="151"/>
+    <w:bookmarkStart w:id="153" w:name="ref-jia2023"/>
     <w:p>
       <w:pPr>
         <w:pStyle w:val="Bibliography"/>
@@ -10605,7 +11545,7 @@
       <w:r>
         <w:t xml:space="preserve">Jia C, Grima R. Coupling gene expression dynamics to cell size dynamics and cell cycle events: Exact and approximate solutions of the extended telegraph model. iScience. 2023;26: 105746. doi:</w:t>
       </w:r>
-      <w:hyperlink r:id="rId149">
+      <w:hyperlink r:id="rId152">
         <w:r>
           <w:rPr>
             <w:rStyle w:val="Hyperlink"/>
@@ -10614,8 +11554,8 @@
         </w:r>
       </w:hyperlink>
     </w:p>
-    <w:bookmarkEnd w:id="150"/>
-    <w:bookmarkStart w:id="152" w:name="ref-thomas2017"/>
+    <w:bookmarkEnd w:id="153"/>
+    <w:bookmarkStart w:id="155" w:name="ref-thomas2017"/>
     <w:p>
       <w:pPr>
         <w:pStyle w:val="Bibliography"/>
@@ -10630,9 +11570,9 @@
         <w:t xml:space="preserve">	</w:t>
       </w:r>
       <w:r>
-        <w:t xml:space="preserve">Thomas P. Making sense of snapshot data: Ergodic principle for clonal cell populations. Journal of the Royal Society Interface. 2017;14: 20170467. doi:</w:t>
-      </w:r>
-      <w:hyperlink r:id="rId151">
+        <w:t xml:space="preserve">Thomas P. Making sense of snapshot data: Ergodic principle for clonal cell populations. J R Soc Interface. 2017;14: 20170467. doi:</w:t>
+      </w:r>
+      <w:hyperlink r:id="rId154">
         <w:r>
           <w:rPr>
             <w:rStyle w:val="Hyperlink"/>
@@ -10641,8 +11581,8 @@
         </w:r>
       </w:hyperlink>
     </w:p>
-    <w:bookmarkEnd w:id="152"/>
-    <w:bookmarkStart w:id="154" w:name="ref-emert2021"/>
+    <w:bookmarkEnd w:id="155"/>
+    <w:bookmarkStart w:id="157" w:name="ref-emert2021"/>
     <w:p>
       <w:pPr>
         <w:pStyle w:val="Bibliography"/>
@@ -10657,9 +11597,9 @@
         <w:t xml:space="preserve">	</w:t>
       </w:r>
       <w:r>
-        <w:t xml:space="preserve">Emert BL, Cote CJ, Torre EA, Dardani IP, Jiang CL, Jain N, et al. Variability within rare cell states enables multiple paths toward drug resistance. Nature Biotechnology. 2021;39: 865–876. doi:</w:t>
-      </w:r>
-      <w:hyperlink r:id="rId153">
+        <w:t xml:space="preserve">Emert BL, Cote CJ, Torre EA, Dardani IP, Jiang CL, Jain N, et al. Variability within rare cell states enables multiple paths toward drug resistance. Nat Biotechnol. 2021;39: 865–876. doi:</w:t>
+      </w:r>
+      <w:hyperlink r:id="rId156">
         <w:r>
           <w:rPr>
             <w:rStyle w:val="Hyperlink"/>
@@ -10668,8 +11608,8 @@
         </w:r>
       </w:hyperlink>
     </w:p>
-    <w:bookmarkEnd w:id="154"/>
-    <w:bookmarkStart w:id="156" w:name="ref-torre2021"/>
+    <w:bookmarkEnd w:id="157"/>
+    <w:bookmarkStart w:id="159" w:name="ref-torre2021"/>
     <w:p>
       <w:pPr>
         <w:pStyle w:val="Bibliography"/>
@@ -10684,9 +11624,9 @@
         <w:t xml:space="preserve">	</w:t>
       </w:r>
       <w:r>
-        <w:t xml:space="preserve">Torre EA, Arai E, Bayatpour S, Jiang CL, Beck LE, Emert BL, et al. Genetic screening for single-cell variability modulators driving therapy resistance. Nature Genetics. 2021;53: 76–85. doi:</w:t>
-      </w:r>
-      <w:hyperlink r:id="rId155">
+        <w:t xml:space="preserve">Torre EA, Arai E, Bayatpour S, Jiang CL, Beck LE, Emert BL, et al. Genetic screening for single-cell variability modulators driving therapy resistance. Nat Genet. 2021;53: 76–85. doi:</w:t>
+      </w:r>
+      <w:hyperlink r:id="rId158">
         <w:r>
           <w:rPr>
             <w:rStyle w:val="Hyperlink"/>
@@ -10695,8 +11635,8 @@
         </w:r>
       </w:hyperlink>
     </w:p>
-    <w:bookmarkEnd w:id="156"/>
-    <w:bookmarkStart w:id="158" w:name="ref-gunnarsson2020"/>
+    <w:bookmarkEnd w:id="159"/>
+    <w:bookmarkStart w:id="161" w:name="ref-gunnarsson2020"/>
     <w:p>
       <w:pPr>
         <w:pStyle w:val="Bibliography"/>
@@ -10711,9 +11651,9 @@
         <w:t xml:space="preserve">	</w:t>
       </w:r>
       <w:r>
-        <w:t xml:space="preserve">Gunnarsson EB, De S, Leder K, Foo J. Understanding the role of phenotypic switching in cancer drug resistance. Journal of Theoretical Biology. 2020;490: 110162. doi:</w:t>
-      </w:r>
-      <w:hyperlink r:id="rId157">
+        <w:t xml:space="preserve">Gunnarsson EB, De S, Leder K, Foo J. Understanding the role of phenotypic switching in cancer drug resistance. J Theor Biol. 2020;490: 110162. doi:</w:t>
+      </w:r>
+      <w:hyperlink r:id="rId160">
         <w:r>
           <w:rPr>
             <w:rStyle w:val="Hyperlink"/>
@@ -10722,8 +11662,8 @@
         </w:r>
       </w:hyperlink>
     </w:p>
-    <w:bookmarkEnd w:id="158"/>
-    <w:bookmarkStart w:id="160" w:name="ref-lasri2020"/>
+    <w:bookmarkEnd w:id="161"/>
+    <w:bookmarkStart w:id="163" w:name="ref-lasri2020"/>
     <w:p>
       <w:pPr>
         <w:pStyle w:val="Bibliography"/>
@@ -10756,9 +11696,9 @@
         <w:t xml:space="preserve"> </w:t>
       </w:r>
       <w:r>
-        <w:t xml:space="preserve">methyltransferase dynamics. Royal Society Open Science. 2020;7: 191243. doi:</w:t>
-      </w:r>
-      <w:hyperlink r:id="rId159">
+        <w:t xml:space="preserve">methyltransferase dynamics. R Soc Open Sci. 2020;7: 191243. doi:</w:t>
+      </w:r>
+      <w:hyperlink r:id="rId162">
         <w:r>
           <w:rPr>
             <w:rStyle w:val="Hyperlink"/>
@@ -10767,8 +11707,8 @@
         </w:r>
       </w:hyperlink>
     </w:p>
-    <w:bookmarkEnd w:id="160"/>
-    <w:bookmarkStart w:id="162" w:name="ref-corigliano2025"/>
+    <w:bookmarkEnd w:id="163"/>
+    <w:bookmarkStart w:id="165" w:name="ref-corigliano2025"/>
     <w:p>
       <w:pPr>
         <w:pStyle w:val="Bibliography"/>
@@ -10785,7 +11725,7 @@
       <w:r>
         <w:t xml:space="preserve">Corigliano M, Di Bernardo A, Cosentino Lagomarsino M, Pompei S. Optimal treatment for drug-induced cancer persisters involves release periods and intermediate drug doses. PRX Life. 2025. doi:</w:t>
       </w:r>
-      <w:hyperlink r:id="rId161">
+      <w:hyperlink r:id="rId164">
         <w:r>
           <w:rPr>
             <w:rStyle w:val="Hyperlink"/>
@@ -10794,8 +11734,8 @@
         </w:r>
       </w:hyperlink>
     </w:p>
-    <w:bookmarkEnd w:id="162"/>
-    <w:bookmarkStart w:id="164" w:name="ref-bernton2019"/>
+    <w:bookmarkEnd w:id="165"/>
+    <w:bookmarkStart w:id="167" w:name="ref-bernton2019"/>
     <w:p>
       <w:pPr>
         <w:pStyle w:val="Bibliography"/>
@@ -10834,9 +11774,9 @@
         <w:t xml:space="preserve"> </w:t>
       </w:r>
       <w:r>
-        <w:t xml:space="preserve">distance. Journal of the Royal Statistical Society: Series B. 2019;81: 235–269. doi:</w:t>
-      </w:r>
-      <w:hyperlink r:id="rId163">
+        <w:t xml:space="preserve">distance. J R Stat Soc Series B Stat Methodol. 2019;81: 235–269. doi:</w:t>
+      </w:r>
+      <w:hyperlink r:id="rId166">
         <w:r>
           <w:rPr>
             <w:rStyle w:val="Hyperlink"/>
@@ -10845,8 +11785,8 @@
         </w:r>
       </w:hyperlink>
     </w:p>
-    <w:bookmarkEnd w:id="164"/>
-    <w:bookmarkStart w:id="166" w:name="ref-sandler2015"/>
+    <w:bookmarkEnd w:id="167"/>
+    <w:bookmarkStart w:id="169" w:name="ref-sandler2015"/>
     <w:p>
       <w:pPr>
         <w:pStyle w:val="Bibliography"/>
@@ -10863,7 +11803,7 @@
       <w:r>
         <w:t xml:space="preserve">Sandler O, Mizrahi SP, Weiss N, Agam O, Simon I, Balaban NQ. Lineage correlations of single cell division time as a probe of cell-cycle dynamics. Nature. 2015;519: 468–471. doi:</w:t>
       </w:r>
-      <w:hyperlink r:id="rId165">
+      <w:hyperlink r:id="rId168">
         <w:r>
           <w:rPr>
             <w:rStyle w:val="Hyperlink"/>
@@ -10872,8 +11812,8 @@
         </w:r>
       </w:hyperlink>
     </w:p>
-    <w:bookmarkEnd w:id="166"/>
-    <w:bookmarkStart w:id="168" w:name="ref-kuchen2020"/>
+    <w:bookmarkEnd w:id="169"/>
+    <w:bookmarkStart w:id="171" w:name="ref-kuchen2020"/>
     <w:p>
       <w:pPr>
         <w:pStyle w:val="Bibliography"/>
@@ -10888,9 +11828,9 @@
         <w:t xml:space="preserve">	</w:t>
       </w:r>
       <w:r>
-        <w:t xml:space="preserve">Kuchen EE, Becker NB, Claudino N, Höfer T. Hidden long-range memories of growth and cycle speed correlate cell cycles in lineage trees. eLife. 2020;9: e51002. doi:</w:t>
-      </w:r>
-      <w:hyperlink r:id="rId167">
+        <w:t xml:space="preserve">Kuchen EE, Becker NB, Claudino N, Höfer T. Hidden long-range memories of growth and cycle speed correlate cell cycles in lineage trees. Elife. 2020;9: e51002. doi:</w:t>
+      </w:r>
+      <w:hyperlink r:id="rId170">
         <w:r>
           <w:rPr>
             <w:rStyle w:val="Hyperlink"/>
@@ -10899,8 +11839,8 @@
         </w:r>
       </w:hyperlink>
     </w:p>
-    <w:bookmarkEnd w:id="168"/>
-    <w:bookmarkStart w:id="170" w:name="ref-chakrabarti2018"/>
+    <w:bookmarkEnd w:id="171"/>
+    <w:bookmarkStart w:id="173" w:name="ref-chakrabarti2018"/>
     <w:p>
       <w:pPr>
         <w:pStyle w:val="Bibliography"/>
@@ -10915,9 +11855,9 @@
         <w:t xml:space="preserve">	</w:t>
       </w:r>
       <w:r>
-        <w:t xml:space="preserve">Chakrabarti S, Paek AL, Reyes J, Lasick KA, Lahav G, Michor F. Hidden heterogeneity and circadian-controlled cell fate inferred from single cell lineages. Nature Communications. 2018;9: 5372. doi:</w:t>
-      </w:r>
-      <w:hyperlink r:id="rId169">
+        <w:t xml:space="preserve">Chakrabarti S, Paek AL, Reyes J, Lasick KA, Lahav G, Michor F. Hidden heterogeneity and circadian-controlled cell fate inferred from single cell lineages. Nat Commun. 2018;9: 5372. doi:</w:t>
+      </w:r>
+      <w:hyperlink r:id="rId172">
         <w:r>
           <w:rPr>
             <w:rStyle w:val="Hyperlink"/>
@@ -10926,8 +11866,8 @@
         </w:r>
       </w:hyperlink>
     </w:p>
-    <w:bookmarkEnd w:id="170"/>
-    <w:bookmarkStart w:id="172" w:name="ref-algazi2020"/>
+    <w:bookmarkEnd w:id="173"/>
+    <w:bookmarkStart w:id="175" w:name="ref-algazi2020"/>
     <w:p>
       <w:pPr>
         <w:pStyle w:val="Bibliography"/>
@@ -10975,9 +11915,9 @@
         <w:t xml:space="preserve">BRAF</w:t>
       </w:r>
       <w:r>
-        <w:t xml:space="preserve">-mutated melanoma: A randomized phase 2 trial. Nature Medicine. 2020;26: 1564–1568. doi:</w:t>
-      </w:r>
-      <w:hyperlink r:id="rId171">
+        <w:t xml:space="preserve">-mutated melanoma: A randomized phase 2 trial. Nat Med. 2020;26: 1564–1568. doi:</w:t>
+      </w:r>
+      <w:hyperlink r:id="rId174">
         <w:r>
           <w:rPr>
             <w:rStyle w:val="Hyperlink"/>
@@ -10986,8 +11926,8 @@
         </w:r>
       </w:hyperlink>
     </w:p>
-    <w:bookmarkEnd w:id="172"/>
-    <w:bookmarkStart w:id="174" w:name="ref-zhang2017adaptive"/>
+    <w:bookmarkEnd w:id="175"/>
+    <w:bookmarkStart w:id="177" w:name="ref-zhang2017adaptive"/>
     <w:p>
       <w:pPr>
         <w:pStyle w:val="Bibliography"/>
@@ -11002,9 +11942,9 @@
         <w:t xml:space="preserve">	</w:t>
       </w:r>
       <w:r>
-        <w:t xml:space="preserve">Zhang J, Cunningham JJ, Brown JS, Gatenby RA. Integrating evolutionary dynamics into treatment of metastatic castrate-resistant prostate cancer. Nature Communications. 2017;8: 1816. doi:</w:t>
-      </w:r>
-      <w:hyperlink r:id="rId173">
+        <w:t xml:space="preserve">Zhang J, Cunningham JJ, Brown JS, Gatenby RA. Integrating evolutionary dynamics into treatment of metastatic castrate-resistant prostate cancer. Nat Commun. 2017;8: 1816. doi:</w:t>
+      </w:r>
+      <w:hyperlink r:id="rId176">
         <w:r>
           <w:rPr>
             <w:rStyle w:val="Hyperlink"/>
@@ -11013,8 +11953,8 @@
         </w:r>
       </w:hyperlink>
     </w:p>
-    <w:bookmarkEnd w:id="174"/>
-    <w:bookmarkStart w:id="176" w:name="ref-dasthakur2013"/>
+    <w:bookmarkEnd w:id="177"/>
+    <w:bookmarkStart w:id="179" w:name="ref-dasthakur2013"/>
     <w:p>
       <w:pPr>
         <w:pStyle w:val="Bibliography"/>
@@ -11031,7 +11971,7 @@
       <w:r>
         <w:t xml:space="preserve">Das Thakur M, Salangsang F, Landman AS, Sellers WR, Pryer NK, Levesque MP, et al. Modelling vemurafenib resistance in melanoma reveals a strategy to forestall drug resistance. Nature. 2013;494: 251–255. doi:</w:t>
       </w:r>
-      <w:hyperlink r:id="rId175">
+      <w:hyperlink r:id="rId178">
         <w:r>
           <w:rPr>
             <w:rStyle w:val="Hyperlink"/>
@@ -11040,8 +11980,8 @@
         </w:r>
       </w:hyperlink>
     </w:p>
-    <w:bookmarkEnd w:id="176"/>
-    <w:bookmarkStart w:id="178" w:name="ref-strobl2021"/>
+    <w:bookmarkEnd w:id="179"/>
+    <w:bookmarkStart w:id="181" w:name="ref-strobl2021"/>
     <w:p>
       <w:pPr>
         <w:pStyle w:val="Bibliography"/>
@@ -11056,9 +11996,9 @@
         <w:t xml:space="preserve">	</w:t>
       </w:r>
       <w:r>
-        <w:t xml:space="preserve">Strobl MAR, West J, Viossat Y, Damaghi M, Robertson-Tessi M, Brown JS, et al. Turnover modulates the need for a cost of resistance in adaptive therapy. Cancer Research. 2021;81: 1135–1147. doi:</w:t>
-      </w:r>
-      <w:hyperlink r:id="rId177">
+        <w:t xml:space="preserve">Strobl MAR, West J, Viossat Y, Damaghi M, Robertson-Tessi M, Brown JS, et al. Turnover modulates the need for a cost of resistance in adaptive therapy. Cancer Res. 2021;81: 1135–1147. doi:</w:t>
+      </w:r>
+      <w:hyperlink r:id="rId180">
         <w:r>
           <w:rPr>
             <w:rStyle w:val="Hyperlink"/>
@@ -11067,8 +12007,8 @@
         </w:r>
       </w:hyperlink>
     </w:p>
-    <w:bookmarkEnd w:id="178"/>
-    <w:bookmarkStart w:id="180" w:name="ref-gilbert2013"/>
+    <w:bookmarkEnd w:id="181"/>
+    <w:bookmarkStart w:id="183" w:name="ref-gilbert2013"/>
     <w:p>
       <w:pPr>
         <w:pStyle w:val="Bibliography"/>
@@ -11095,9 +12035,9 @@
         <w:t xml:space="preserve"> </w:t>
       </w:r>
       <w:r>
-        <w:t xml:space="preserve">clinical trial. Journal of Clinical Oncology. 2013;31: 4085–4091. doi:</w:t>
-      </w:r>
-      <w:hyperlink r:id="rId179">
+        <w:t xml:space="preserve">clinical trial. J Clin Oncol. 2013;31: 4085–4091. doi:</w:t>
+      </w:r>
+      <w:hyperlink r:id="rId182">
         <w:r>
           <w:rPr>
             <w:rStyle w:val="Hyperlink"/>
@@ -11106,8 +12046,8 @@
         </w:r>
       </w:hyperlink>
     </w:p>
-    <w:bookmarkEnd w:id="180"/>
-    <w:bookmarkStart w:id="182" w:name="ref-ostermann2004"/>
+    <w:bookmarkEnd w:id="183"/>
+    <w:bookmarkStart w:id="185" w:name="ref-ostermann2004"/>
     <w:p>
       <w:pPr>
         <w:pStyle w:val="Bibliography"/>
@@ -11122,9 +12062,9 @@
         <w:t xml:space="preserve">	</w:t>
       </w:r>
       <w:r>
-        <w:t xml:space="preserve">Ostermann S, Csajka C, Buclin T, Leyvraz S, Lejeune F, Decosterd LA, et al. Plasma and cerebrospinal fluid population pharmacokinetics of temozolomide in malignant glioma patients. Clinical Cancer Research. 2004;10: 3728–3736. doi:</w:t>
-      </w:r>
-      <w:hyperlink r:id="rId181">
+        <w:t xml:space="preserve">Ostermann S, Csajka C, Buclin T, Leyvraz S, Lejeune F, Decosterd LA, et al. Plasma and cerebrospinal fluid population pharmacokinetics of temozolomide in malignant glioma patients. Clin Cancer Res. 2004;10: 3728–3736. doi:</w:t>
+      </w:r>
+      <w:hyperlink r:id="rId184">
         <w:r>
           <w:rPr>
             <w:rStyle w:val="Hyperlink"/>
@@ -11133,8 +12073,8 @@
         </w:r>
       </w:hyperlink>
     </w:p>
-    <w:bookmarkEnd w:id="182"/>
-    <w:bookmarkStart w:id="184" w:name="ref-rudek2004"/>
+    <w:bookmarkEnd w:id="185"/>
+    <w:bookmarkStart w:id="187" w:name="ref-rudek2004"/>
     <w:p>
       <w:pPr>
         <w:pStyle w:val="Bibliography"/>
@@ -11163,7 +12103,7 @@
       <w:r>
         <w:t xml:space="preserve">and pharmacokinetic study. Pharmacotherapy. 2004;24: 16–25. doi:</w:t>
       </w:r>
-      <w:hyperlink r:id="rId183">
+      <w:hyperlink r:id="rId186">
         <w:r>
           <w:rPr>
             <w:rStyle w:val="Hyperlink"/>
@@ -11172,8 +12112,8 @@
         </w:r>
       </w:hyperlink>
     </w:p>
-    <w:bookmarkEnd w:id="184"/>
-    <w:bookmarkStart w:id="186" w:name="ref-tolcher2003"/>
+    <w:bookmarkEnd w:id="187"/>
+    <w:bookmarkStart w:id="189" w:name="ref-tolcher2003"/>
     <w:p>
       <w:pPr>
         <w:pStyle w:val="Bibliography"/>
@@ -11200,9 +12140,9 @@
         <w:t xml:space="preserve"> </w:t>
       </w:r>
       <w:r>
-        <w:t xml:space="preserve">alkyltransferase activity with protracted temozolomide schedules. British Journal of Cancer. 2003;88: 1004–1011. doi:</w:t>
-      </w:r>
-      <w:hyperlink r:id="rId185">
+        <w:t xml:space="preserve">alkyltransferase activity with protracted temozolomide schedules. Br J Cancer. 2003;88: 1004–1011. doi:</w:t>
+      </w:r>
+      <w:hyperlink r:id="rId188">
         <w:r>
           <w:rPr>
             <w:rStyle w:val="Hyperlink"/>
@@ -11211,8 +12151,8 @@
         </w:r>
       </w:hyperlink>
     </w:p>
-    <w:bookmarkEnd w:id="186"/>
-    <w:bookmarkStart w:id="188" w:name="ref-middleton2000"/>
+    <w:bookmarkEnd w:id="189"/>
+    <w:bookmarkStart w:id="191" w:name="ref-middleton2000"/>
     <w:p>
       <w:pPr>
         <w:pStyle w:val="Bibliography"/>
@@ -11251,9 +12191,9 @@
         <w:t xml:space="preserve"> </w:t>
       </w:r>
       <w:r>
-        <w:t xml:space="preserve">study. International Journal of Cancer. 2000;88: 469–473. doi:</w:t>
-      </w:r>
-      <w:hyperlink r:id="rId187">
+        <w:t xml:space="preserve">study. Int J Cancer. 2000;88: 469–473. doi:</w:t>
+      </w:r>
+      <w:hyperlink r:id="rId190">
         <w:r>
           <w:rPr>
             <w:rStyle w:val="Hyperlink"/>
@@ -11262,8 +12202,8 @@
         </w:r>
       </w:hyperlink>
     </w:p>
-    <w:bookmarkEnd w:id="188"/>
-    <w:bookmarkStart w:id="190" w:name="ref-robinson2010"/>
+    <w:bookmarkEnd w:id="191"/>
+    <w:bookmarkStart w:id="193" w:name="ref-robinson2010"/>
     <w:p>
       <w:pPr>
         <w:pStyle w:val="Bibliography"/>
@@ -11290,9 +12230,9 @@
         <w:t xml:space="preserve"> </w:t>
       </w:r>
       <w:r>
-        <w:t xml:space="preserve">methyltransferase activity and survival. British Journal of Cancer. 2010;103: 498–504. doi:</w:t>
-      </w:r>
-      <w:hyperlink r:id="rId189">
+        <w:t xml:space="preserve">methyltransferase activity and survival. Br J Cancer. 2010;103: 498–504. doi:</w:t>
+      </w:r>
+      <w:hyperlink r:id="rId192">
         <w:r>
           <w:rPr>
             <w:rStyle w:val="Hyperlink"/>
@@ -11301,8 +12241,8 @@
         </w:r>
       </w:hyperlink>
     </w:p>
-    <w:bookmarkEnd w:id="190"/>
-    <w:bookmarkStart w:id="192" w:name="ref-gillespie1977"/>
+    <w:bookmarkEnd w:id="193"/>
+    <w:bookmarkStart w:id="195" w:name="ref-gillespie1977"/>
     <w:p>
       <w:pPr>
         <w:pStyle w:val="Bibliography"/>
@@ -11317,9 +12257,9 @@
         <w:t xml:space="preserve">	</w:t>
       </w:r>
       <w:r>
-        <w:t xml:space="preserve">Gillespie DT. Exact stochastic simulation of coupled chemical reactions. The Journal of Physical Chemistry. 1977;81: 2340–2361. doi:</w:t>
-      </w:r>
-      <w:hyperlink r:id="rId191">
+        <w:t xml:space="preserve">Gillespie DT. Exact stochastic simulation of coupled chemical reactions. J Phys Chem. 1977;81: 2340–2361. doi:</w:t>
+      </w:r>
+      <w:hyperlink r:id="rId194">
         <w:r>
           <w:rPr>
             <w:rStyle w:val="Hyperlink"/>
@@ -11328,8 +12268,8 @@
         </w:r>
       </w:hyperlink>
     </w:p>
-    <w:bookmarkEnd w:id="192"/>
-    <w:bookmarkStart w:id="194" w:name="ref-gillespie2001"/>
+    <w:bookmarkEnd w:id="195"/>
+    <w:bookmarkStart w:id="197" w:name="ref-gillespie2001"/>
     <w:p>
       <w:pPr>
         <w:pStyle w:val="Bibliography"/>
@@ -11344,9 +12284,9 @@
         <w:t xml:space="preserve">	</w:t>
       </w:r>
       <w:r>
-        <w:t xml:space="preserve">Gillespie DT. Approximate accelerated stochastic simulation of chemically reacting systems. The Journal of Chemical Physics. 2001;115: 1716–1733. doi:</w:t>
-      </w:r>
-      <w:hyperlink r:id="rId193">
+        <w:t xml:space="preserve">Gillespie DT. Approximate accelerated stochastic simulation of chemically reacting systems. J Chem Phys. 2001;115: 1716–1733. doi:</w:t>
+      </w:r>
+      <w:hyperlink r:id="rId196">
         <w:r>
           <w:rPr>
             <w:rStyle w:val="Hyperlink"/>
@@ -11355,8 +12295,8 @@
         </w:r>
       </w:hyperlink>
     </w:p>
-    <w:bookmarkEnd w:id="194"/>
-    <w:bookmarkStart w:id="196" w:name="ref-cao2006"/>
+    <w:bookmarkEnd w:id="197"/>
+    <w:bookmarkStart w:id="199" w:name="ref-cao2006"/>
     <w:p>
       <w:pPr>
         <w:pStyle w:val="Bibliography"/>
@@ -11371,9 +12311,9 @@
         <w:t xml:space="preserve">	</w:t>
       </w:r>
       <w:r>
-        <w:t xml:space="preserve">Cao Y, Gillespie DT, Petzold LR. Efficient step size selection for the tau-leaping simulation method. The Journal of Chemical Physics. 2006;124: 044109. doi:</w:t>
-      </w:r>
-      <w:hyperlink r:id="rId195">
+        <w:t xml:space="preserve">Cao Y, Gillespie DT, Petzold LR. Efficient step size selection for the tau-leaping simulation method. J Chem Phys. 2006;124: 044109. doi:</w:t>
+      </w:r>
+      <w:hyperlink r:id="rId198">
         <w:r>
           <w:rPr>
             <w:rStyle w:val="Hyperlink"/>
@@ -11382,8 +12322,8 @@
         </w:r>
       </w:hyperlink>
     </w:p>
-    <w:bookmarkEnd w:id="196"/>
-    <w:bookmarkStart w:id="198" w:name="ref-cao2005"/>
+    <w:bookmarkEnd w:id="199"/>
+    <w:bookmarkStart w:id="201" w:name="ref-cao2005"/>
     <w:p>
       <w:pPr>
         <w:pStyle w:val="Bibliography"/>
@@ -11410,9 +12350,9 @@
         <w:t xml:space="preserve"> </w:t>
       </w:r>
       <w:r>
-        <w:t xml:space="preserve">tau-leaping. The Journal of Chemical Physics. 2005;123: 054104. doi:</w:t>
-      </w:r>
-      <w:hyperlink r:id="rId197">
+        <w:t xml:space="preserve">tau-leaping. J Chem Phys. 2005;123: 054104. doi:</w:t>
+      </w:r>
+      <w:hyperlink r:id="rId200">
         <w:r>
           <w:rPr>
             <w:rStyle w:val="Hyperlink"/>
@@ -11421,8 +12361,8 @@
         </w:r>
       </w:hyperlink>
     </w:p>
-    <w:bookmarkEnd w:id="198"/>
-    <w:bookmarkStart w:id="200" w:name="ref-shaffer2020"/>
+    <w:bookmarkEnd w:id="201"/>
+    <w:bookmarkStart w:id="203" w:name="ref-shaffer2020"/>
     <w:p>
       <w:pPr>
         <w:pStyle w:val="Bibliography"/>
@@ -11439,7 +12379,7 @@
       <w:r>
         <w:t xml:space="preserve">Shaffer SM, Emert BL, Reyes Hueros RA, Cote C, Harmange G, Schaff DL, et al. Memory sequencing reveals heritable single-cell gene expression programs associated with distinct cellular behaviors. Cell. 2020;182: 947–959. doi:</w:t>
       </w:r>
-      <w:hyperlink r:id="rId199">
+      <w:hyperlink r:id="rId202">
         <w:r>
           <w:rPr>
             <w:rStyle w:val="Hyperlink"/>
@@ -11448,8 +12388,8 @@
         </w:r>
       </w:hyperlink>
     </w:p>
-    <w:bookmarkEnd w:id="200"/>
-    <w:bookmarkStart w:id="202" w:name="ref-toni2009"/>
+    <w:bookmarkEnd w:id="203"/>
+    <w:bookmarkStart w:id="205" w:name="ref-toni2009"/>
     <w:p>
       <w:pPr>
         <w:pStyle w:val="Bibliography"/>
@@ -11476,9 +12416,9 @@
         <w:t xml:space="preserve"> </w:t>
       </w:r>
       <w:r>
-        <w:t xml:space="preserve">computation scheme for parameter inference and model selection in dynamical systems. Journal of the Royal Society Interface. 2009;6: 187–202. doi:</w:t>
-      </w:r>
-      <w:hyperlink r:id="rId201">
+        <w:t xml:space="preserve">computation scheme for parameter inference and model selection in dynamical systems. J R Soc Interface. 2009;6: 187–202. doi:</w:t>
+      </w:r>
+      <w:hyperlink r:id="rId204">
         <w:r>
           <w:rPr>
             <w:rStyle w:val="Hyperlink"/>
@@ -11487,8 +12427,8 @@
         </w:r>
       </w:hyperlink>
     </w:p>
-    <w:bookmarkEnd w:id="202"/>
-    <w:bookmarkStart w:id="204" w:name="ref-ellingson2016"/>
+    <w:bookmarkEnd w:id="205"/>
+    <w:bookmarkStart w:id="207" w:name="ref-ellingson2016"/>
     <w:p>
       <w:pPr>
         <w:pStyle w:val="Bibliography"/>
@@ -11505,7 +12445,7 @@
       <w:r>
         <w:t xml:space="preserve">Ellingson BM, Nguyen HN, Lai A, Nechifor RE, Zaw O, Pope WB, et al. Contrast-enhancing tumor growth dynamics of preoperative, treatment-naive human glioblastoma. Cancer. 2016;122: 1718–1727. doi:</w:t>
       </w:r>
-      <w:hyperlink r:id="rId203">
+      <w:hyperlink r:id="rId206">
         <w:r>
           <w:rPr>
             <w:rStyle w:val="Hyperlink"/>
@@ -11514,8 +12454,8 @@
         </w:r>
       </w:hyperlink>
     </w:p>
-    <w:bookmarkEnd w:id="204"/>
-    <w:bookmarkStart w:id="206" w:name="ref-stensjoen2015"/>
+    <w:bookmarkEnd w:id="207"/>
+    <w:bookmarkStart w:id="209" w:name="ref-stensjoen2015"/>
     <w:p>
       <w:pPr>
         <w:pStyle w:val="Bibliography"/>
@@ -11530,9 +12470,9 @@
         <w:t xml:space="preserve">	</w:t>
       </w:r>
       <w:r>
-        <w:t xml:space="preserve">Stensjøen AL, Solheim O, Kvistad KA, Håberg AK, Salvesen Ø, Berntsen EM. Growth dynamics of untreated glioblastomas in vivo. Neuro-Oncology. 2015;17: 1402–1411. doi:</w:t>
-      </w:r>
-      <w:hyperlink r:id="rId205">
+        <w:t xml:space="preserve">Stensjøen AL, Solheim O, Kvistad KA, Håberg AK, Salvesen Ø, Berntsen EM. Growth dynamics of untreated glioblastomas in vivo. Neuro Oncol. 2015;17: 1402–1411. doi:</w:t>
+      </w:r>
+      <w:hyperlink r:id="rId208">
         <w:r>
           <w:rPr>
             <w:rStyle w:val="Hyperlink"/>
@@ -11541,8 +12481,8 @@
         </w:r>
       </w:hyperlink>
     </w:p>
-    <w:bookmarkEnd w:id="206"/>
-    <w:bookmarkStart w:id="208" w:name="ref-friedman2006"/>
+    <w:bookmarkEnd w:id="209"/>
+    <w:bookmarkStart w:id="211" w:name="ref-friedman2006"/>
     <w:p>
       <w:pPr>
         <w:pStyle w:val="Bibliography"/>
@@ -11557,9 +12497,9 @@
         <w:t xml:space="preserve">	</w:t>
       </w:r>
       <w:r>
-        <w:t xml:space="preserve">Friedman N, Cai L, Xie XS. Linking stochastic dynamics to population distribution: An analytical framework of gene expression. Physical Review Letters. 2006;97: 168302. doi:</w:t>
-      </w:r>
-      <w:hyperlink r:id="rId207">
+        <w:t xml:space="preserve">Friedman N, Cai L, Xie XS. Linking stochastic dynamics to population distribution: An analytical framework of gene expression. Phys Rev Lett. 2006;97: 168302. doi:</w:t>
+      </w:r>
+      <w:hyperlink r:id="rId210">
         <w:r>
           <w:rPr>
             <w:rStyle w:val="Hyperlink"/>
@@ -11568,8 +12508,8 @@
         </w:r>
       </w:hyperlink>
     </w:p>
-    <w:bookmarkEnd w:id="208"/>
-    <w:bookmarkStart w:id="210" w:name="ref-shahrezaei2008"/>
+    <w:bookmarkEnd w:id="211"/>
+    <w:bookmarkStart w:id="213" w:name="ref-shahrezaei2008"/>
     <w:p>
       <w:pPr>
         <w:pStyle w:val="Bibliography"/>
@@ -11584,9 +12524,9 @@
         <w:t xml:space="preserve">	</w:t>
       </w:r>
       <w:r>
-        <w:t xml:space="preserve">Shahrezaei V, Swain PS. Analytical distributions for stochastic gene expression. Proceedings of the National Academy of Sciences. 2008;105: 17256–17261. doi:</w:t>
-      </w:r>
-      <w:hyperlink r:id="rId209">
+        <w:t xml:space="preserve">Shahrezaei V, Swain PS. Analytical distributions for stochastic gene expression. Proc Natl Acad Sci U S A. 2008;105: 17256–17261. doi:</w:t>
+      </w:r>
+      <w:hyperlink r:id="rId212">
         <w:r>
           <w:rPr>
             <w:rStyle w:val="Hyperlink"/>
@@ -11595,8 +12535,8 @@
         </w:r>
       </w:hyperlink>
     </w:p>
-    <w:bookmarkEnd w:id="210"/>
-    <w:bookmarkStart w:id="212" w:name="ref-sciml"/>
+    <w:bookmarkEnd w:id="213"/>
+    <w:bookmarkStart w:id="215" w:name="ref-sciml"/>
     <w:p>
       <w:pPr>
         <w:pStyle w:val="Bibliography"/>
@@ -11632,9 +12572,9 @@
         <w:t xml:space="preserve">Julia</w:t>
       </w:r>
       <w:r>
-        <w:t xml:space="preserve">. Journal of Open Research Software. 2017;5: 15. doi:</w:t>
-      </w:r>
-      <w:hyperlink r:id="rId211">
+        <w:t xml:space="preserve">. J Open Res Softw. 2017;5: 15. doi:</w:t>
+      </w:r>
+      <w:hyperlink r:id="rId214">
         <w:r>
           <w:rPr>
             <w:rStyle w:val="Hyperlink"/>
@@ -11643,8 +12583,8 @@
         </w:r>
       </w:hyperlink>
     </w:p>
-    <w:bookmarkEnd w:id="212"/>
-    <w:bookmarkStart w:id="214" w:name="ref-huh2011"/>
+    <w:bookmarkEnd w:id="215"/>
+    <w:bookmarkStart w:id="217" w:name="ref-huh2011"/>
     <w:p>
       <w:pPr>
         <w:pStyle w:val="Bibliography"/>
@@ -11659,9 +12599,9 @@
         <w:t xml:space="preserve">	</w:t>
       </w:r>
       <w:r>
-        <w:t xml:space="preserve">Huh D, Paulsson J. Non-genetic heterogeneity from stochastic partitioning at cell division. Nature Genetics. 2011;43: 95–100. doi:</w:t>
-      </w:r>
-      <w:hyperlink r:id="rId213">
+        <w:t xml:space="preserve">Huh D, Paulsson J. Non-genetic heterogeneity from stochastic partitioning at cell division. Nat Genet. 2011;43: 95–100. doi:</w:t>
+      </w:r>
+      <w:hyperlink r:id="rId216">
         <w:r>
           <w:rPr>
             <w:rStyle w:val="Hyperlink"/>
@@ -11670,8 +12610,8 @@
         </w:r>
       </w:hyperlink>
     </w:p>
-    <w:bookmarkEnd w:id="214"/>
-    <w:bookmarkStart w:id="216" w:name="ref-huynhthu2010"/>
+    <w:bookmarkEnd w:id="217"/>
+    <w:bookmarkStart w:id="219" w:name="ref-huynhthu2010"/>
     <w:p>
       <w:pPr>
         <w:pStyle w:val="Bibliography"/>
@@ -11686,9 +12626,9 @@
         <w:t xml:space="preserve">	</w:t>
       </w:r>
       <w:r>
-        <w:t xml:space="preserve">Huynh-Thu VA, Irrthum A, Wehenkel L, Geurts P. Inferring regulatory networks from expression data using tree-based methods. PLoS ONE. 2010;5: e12776. doi:</w:t>
-      </w:r>
-      <w:hyperlink r:id="rId215">
+        <w:t xml:space="preserve">Huynh-Thu VA, Irrthum A, Wehenkel L, Geurts P. Inferring regulatory networks from expression data using tree-based methods. PLoS One. 2010;5: e12776. doi:</w:t>
+      </w:r>
+      <w:hyperlink r:id="rId218">
         <w:r>
           <w:rPr>
             <w:rStyle w:val="Hyperlink"/>
@@ -11697,8 +12637,8 @@
         </w:r>
       </w:hyperlink>
     </w:p>
-    <w:bookmarkEnd w:id="216"/>
-    <w:bookmarkStart w:id="218" w:name="ref-vandijk2018"/>
+    <w:bookmarkEnd w:id="219"/>
+    <w:bookmarkStart w:id="221" w:name="ref-vandijk2018"/>
     <w:p>
       <w:pPr>
         <w:pStyle w:val="Bibliography"/>
@@ -11713,9 +12653,9 @@
         <w:t xml:space="preserve">	</w:t>
       </w:r>
       <w:r>
-        <w:t xml:space="preserve">Dijk D van, Sharma R, Nainys J, Yim K, Kathail P, Carr AJ, et al. Recovering gene interactions from single-cell data using data diffusion. Cell. 2018;174: 716–729. doi:</w:t>
-      </w:r>
-      <w:hyperlink r:id="rId217">
+        <w:t xml:space="preserve">van Dijk D, Sharma R, Nainys J, Yim K, Kathail P, Carr AJ, et al. Recovering gene interactions from single-cell data using data diffusion. Cell. 2018;174: 716–729. doi:</w:t>
+      </w:r>
+      <w:hyperlink r:id="rId220">
         <w:r>
           <w:rPr>
             <w:rStyle w:val="Hyperlink"/>
@@ -11724,8 +12664,8 @@
         </w:r>
       </w:hyperlink>
     </w:p>
-    <w:bookmarkEnd w:id="218"/>
-    <w:bookmarkStart w:id="220" w:name="ref-wagner2018"/>
+    <w:bookmarkEnd w:id="221"/>
+    <w:bookmarkStart w:id="223" w:name="ref-wagner2018"/>
     <w:p>
       <w:pPr>
         <w:pStyle w:val="Bibliography"/>
@@ -11754,7 +12694,7 @@
       <w:r>
         <w:t xml:space="preserve">data. bioRxiv. 2018. doi:</w:t>
       </w:r>
-      <w:hyperlink r:id="rId219">
+      <w:hyperlink r:id="rId222">
         <w:r>
           <w:rPr>
             <w:rStyle w:val="Hyperlink"/>
@@ -11763,9 +12703,9 @@
         </w:r>
       </w:hyperlink>
     </w:p>
-    <w:bookmarkEnd w:id="220"/>
-    <w:bookmarkEnd w:id="221"/>
-    <w:bookmarkEnd w:id="222"/>
+    <w:bookmarkEnd w:id="223"/>
+    <w:bookmarkEnd w:id="224"/>
+    <w:bookmarkEnd w:id="225"/>
     <w:sectPr/>
   </w:body>
 </w:document>

--- a/paper/manuscript/manuscript.docx
+++ b/paper/manuscript/manuscript.docx
@@ -4494,7 +4494,97 @@
         <w:t xml:space="preserve"> </w:t>
       </w:r>
       <w:r>
-        <w:t xml:space="preserve">(Supplementary Table 4). Six parameters, the two promoter switching rates, the maximal death rate, the EC</w:t>
+        <w:t xml:space="preserve">(Supplementary Table 4). Those data already carry a model. The study that produced them fits a two-state Markov model with state-dependent fates, in which cells switch between a pre-tolerant and a sensitive state before the drug and are then assigned a fate with a concentration-dependent probability, and reports that it quantitatively explains the measured decay rate and the lineage correlations of HCT116 cells</w:t>
+      </w:r>
+      <w:r>
+        <w:t xml:space="preserve"> </w:t>
+      </w:r>
+      <w:r>
+        <w:t xml:space="preserve">[6]</w:t>
+      </w:r>
+      <w:r>
+        <w:t xml:space="preserve">. That model is deliberately molecule-free, and its authors present it as such: it requires no knowledge of the molecular architecture of the underlying states. What is fitted here is the same hypothesis given a molecular realisation, and the purpose of the exercise is to establish what that realisation costs and what it buys. It buys a memory timescale that is a rate constant,</w:t>
+      </w:r>
+      <w:r>
+        <w:t xml:space="preserve"> </w:t>
+      </w:r>
+      <m:oMath>
+        <m:r>
+          <m:t>1</m:t>
+        </m:r>
+        <m:r>
+          <m:rPr>
+            <m:sty m:val="p"/>
+          </m:rPr>
+          <m:t>/</m:t>
+        </m:r>
+        <m:d>
+          <m:dPr>
+            <m:begChr m:val="("/>
+            <m:endChr m:val=")"/>
+            <m:sepChr m:val=""/>
+            <m:grow/>
+          </m:dPr>
+          <m:e>
+            <m:sSub>
+              <m:e>
+                <m:r>
+                  <m:t>k</m:t>
+                </m:r>
+              </m:e>
+              <m:sub>
+                <m:r>
+                  <m:rPr>
+                    <m:sty m:val="p"/>
+                  </m:rPr>
+                  <m:t>o</m:t>
+                </m:r>
+                <m:r>
+                  <m:rPr>
+                    <m:sty m:val="p"/>
+                  </m:rPr>
+                  <m:t>n</m:t>
+                </m:r>
+              </m:sub>
+            </m:sSub>
+            <m:r>
+              <m:rPr>
+                <m:sty m:val="p"/>
+              </m:rPr>
+              <m:t>+</m:t>
+            </m:r>
+            <m:sSub>
+              <m:e>
+                <m:r>
+                  <m:t>k</m:t>
+                </m:r>
+              </m:e>
+              <m:sub>
+                <m:r>
+                  <m:rPr>
+                    <m:sty m:val="p"/>
+                  </m:rPr>
+                  <m:t>o</m:t>
+                </m:r>
+                <m:r>
+                  <m:rPr>
+                    <m:sty m:val="p"/>
+                  </m:rPr>
+                  <m:t>f</m:t>
+                </m:r>
+                <m:r>
+                  <m:rPr>
+                    <m:sty m:val="p"/>
+                  </m:rPr>
+                  <m:t>f</m:t>
+                </m:r>
+              </m:sub>
+            </m:sSub>
+          </m:e>
+        </m:d>
+      </m:oMath>
+      <w:r>
+        <w:t xml:space="preserve">, rather than a fitted transition probability; protection graded in a protein concentration through an EC</w:t>
       </w:r>
       <m:oMath>
         <m:sSub>
@@ -4511,10 +4601,7 @@
         </m:sSub>
       </m:oMath>
       <w:r>
-        <w:t xml:space="preserve"> </w:t>
-      </w:r>
-      <w:r>
-        <w:t xml:space="preserve">and Hill coefficient of death and the IC</w:t>
+        <w:t xml:space="preserve">, so that dose enters through a hazard rather than through a fate probability fitted at each concentration; and inheritance that follows from partitioning at division rather than from an assignment rule. It costs identifiability, because a state defined by molecules carries more parameters than a state defined by a label, and most of this section is about which of them the fate fractions determine. We do not claim to fit these data better than the model that came with them: the two are fitted to different cell lines and to different observables, and the only model comparison made below is between this model and a cycle-gated variant of itself. Six parameters, the two promoter switching rates, the maximal death rate, the EC</w:t>
       </w:r>
       <m:oMath>
         <m:sSub>
@@ -4534,7 +4621,7 @@
         <w:t xml:space="preserve"> </w:t>
       </w:r>
       <w:r>
-        <w:t xml:space="preserve">of growth arrest, were fitted to the fate fractions at 7 and 13 µM by simulated moments with common random numbers, under a weak prior keeping the memory of the resistant state near the at least two to three generations that the same study inferred from lineage correlations in HCT116 cells, a different cell line from the U2OS cells whose fates are fitted here (Methods). The calibrated model reproduces the training fractions with a root-mean-square error of 0.077 (memory 2.8 generations, resistant fraction 15.2%, EC</w:t>
+        <w:t xml:space="preserve">and Hill coefficient of death and the IC</w:t>
       </w:r>
       <m:oMath>
         <m:sSub>
@@ -4554,85 +4641,7 @@
         <w:t xml:space="preserve"> </w:t>
       </w:r>
       <w:r>
-        <w:t xml:space="preserve">16.7 µM; Fig. 7a,f). Three related numbers appear in this Article and are not interchangeable. Every root-mean-square error quoted in the text is the residual of the seed-averaged fate fractions pooled over every fraction of the concentrations named: four seeds per condition for the calibration, here and at the held-out concentration, and three for the comparison of the two killing mechanisms below, whose training errors alone are single-seed, because the optimiser evaluates one seed per candidate. The colour scale of Fig. 7e is the quantity the optimiser minimised, which is evaluated on a single seed and adds the memory prior: at the optimum it is 0.067, made up of 0.061 of single-seed training error and 0.006 of prior penalty. The comparison of the two killing mechanisms in Supplementary Note 12 uses that single-seed training error for both models, so that they are scored by the same rule as the fit itself. That error should be read against the precision of the measurement: the observed fractions carry a mean binomial standard error of 0.028 and repeated simulations differ by 0.015, so the fit is about 2.4 times the combined noise and the model does not reproduce the training data within error. At the held-out concentration the root-mean-square error is 0.093, and the discrepancy is specific rather than diffuse: the model matches the fraction surviving without dividing but over-predicts death and under-predicts division (observed died, divided and survived 0.28, 0.31 and 0.41; predicted 0.39, 0.20 and 0.41; Fig. 7a), so it captures the ordering of the three concentrations while misplacing the split between death and division at the intermediate one.</w:t>
-      </w:r>
-    </w:p>
-    <w:p>
-      <w:pPr>
-        <w:pStyle w:val="BodyText"/>
-      </w:pPr>
-      <w:r>
-        <w:t xml:space="preserve">Six parameters fitted to six numbers are not all determined by them. Moving one parameter at a time from the fitted values, with the others held there, the fate fractions constrain the death parameters to within about a factor of 2 but leave the two switching rates free over roughly a factor of 6 (Supplementary Fig. 3a), which is why the memory of the resistant state was given a prior rather than left to the fate data. Holding the death parameters at their fitted values, memories from 1.0 to 9.0 generations paired with resistant fractions from 1% to 25% all describe the fate fractions within the noise of the measurement (Supplementary Fig. 3b), because a shorter memory with more resistant cells and a longer memory with fewer are hard to tell apart from fates alone. The parameters quoted above should therefore be read as one member of a family of fits that describe these fate fractions equally well, and the biological reading of the memory rests on the lineage correlations that set the prior, not on the fate fractions. Halving the integration step changes the simulated fractions by 0.005, less than the seed-to-seed spread, so the discretisation is not a factor (Supplementary Fig. 3c).</w:t>
-      </w:r>
-    </w:p>
-    <w:p>
-      <w:pPr>
-        <w:pStyle w:val="BodyText"/>
-      </w:pPr>
-      <w:r>
-        <w:t xml:space="preserve">A second mechanism can produce the same fates. Cisplatin kills preferentially during replication, so where a cell sits in its division cycle when the drug arrives is a competing explanation both for the dose-invariance of death timing and for the cells that survive three days without dividing: a hazard confined to part of the cycle spares whatever never enters it, with no heritable state at all. We therefore refitted the model with a cell-cycle-dependent hazard, adding one parameter, the fraction of the hazard that is independent of cycle position, with killing otherwise peaking at mid-cycle, under the same objective, bounds, budget and seeds (Methods). The two fits describe the training fractions equally well (0.064 against 0.061, against a mean sampling error of 0.028 in the measurement), and the cycle-dependent fit does not improve the held-out prediction either (0.106 against 0.095). The fitted cycle-independent fraction is 0.34, but values from 0.20 to 0.80 all sit within one sampling error of the best fit, so the fate fractions do not determine it (Supplementary Note 12 and Supplementary Fig. 4). Three fate counts per concentration cannot separate inherited protection from cell-cycle position; the measurement that can is the cycle position of each cell at the moment the drug arrives, which a cycle reporter records directly.</w:t>
-      </w:r>
-    </w:p>
-    <w:p>
-      <w:pPr>
-        <w:pStyle w:val="BodyText"/>
-      </w:pPr>
-      <w:r>
-        <w:t xml:space="preserve">Properties that were not fitted can then be compared with the data. The predicted kill curves (Fig. 7b) are 1.5-fold steeper at 13 µM in their first two days than in their second half, but they do not plateau, as HCT116 cells do after about 100 h. The U2OS populations the model was calibrated to show no such plateau: their decay after cisplatin is single-phase at all three concentrations, and the biphasic form of the HCT116 curve is absent from them</w:t>
-      </w:r>
-      <w:r>
-        <w:t xml:space="preserve"> </w:t>
-      </w:r>
-      <w:r>
-        <w:t xml:space="preserve">[6]</w:t>
-      </w:r>
-      <w:r>
-        <w:t xml:space="preserve">. Death fates are correlated between sisters (0.09), first cousins (0.06) and second cousins (0.05), and the correlation decays to 0.02 for third cousins (95% confidence interval -0.026 to +0.069, Student’s t on two degrees of freedom over three seeds, a range that contains zero) and 0.00 for unrelated cells (Fig. 7c). That is the pattern reported for HCT116 lineages, in which fate correlations are present for first and second cousins and absent for third cousins, with memory inherited over at least two to three generations</w:t>
-      </w:r>
-      <w:r>
-        <w:t xml:space="preserve"> </w:t>
-      </w:r>
-      <w:r>
-        <w:t xml:space="preserve">[6]</w:t>
-      </w:r>
-      <w:r>
-        <w:t xml:space="preserve">; the comparison is qualitative on both sides, because the source reports these correlations graphically and gives no numeric coefficients or confidence intervals to match. Two things keep it from being an independent validation. The correlations come from a different cell line from the one the model was calibrated to: full lineages were tracked only in the HCT116 experiment, whereas the U2OS experiment that supplied the fate fractions followed a single randomly chosen daughter after each division, so sister and cousin pairs cannot be formed in it at all</w:t>
-      </w:r>
-      <w:r>
-        <w:t xml:space="preserve"> </w:t>
-      </w:r>
-      <w:r>
-        <w:t xml:space="preserve">[6]</w:t>
-      </w:r>
-      <w:r>
-        <w:t xml:space="preserve">. And the two to three generations those correlations imply is the value the prior held the fitted memory near, so the agreement in Fig. 7c is a cross-cell-line consistency check with the memory timescale partly built in. A third caveat belongs beside it. Cells here draw their cycle times independently, so no cycle timing is inherited and every correlation between related cells is carried by the inherited promoter state. Cell-cycle duration is in fact heritable over several generations, and its inheritance alone produces strong cousin and second-cousin correlations even when mother-daughter correlations are weak</w:t>
-      </w:r>
-      <w:r>
-        <w:t xml:space="preserve"> </w:t>
-      </w:r>
-      <w:r>
-        <w:t xml:space="preserve">[44–46]</w:t>
-      </w:r>
-      <w:r>
-        <w:t xml:space="preserve">. Coupled to a cycle-gated hazard, that is a complete alternative explanation for the correlations fitted here, and the model as built cannot produce it. In the simulations the mean time to death changes by 8% between 7 and 13 µM (Fig. 7d) while the simulated death fraction rises from 0.12 to 0.67 (Fig. 7a), against an observed rise from 0.13 to 0.59 (30 of 232 and 176 of 296 cells) in the source data</w:t>
-      </w:r>
-      <w:r>
-        <w:t xml:space="preserve"> </w:t>
-      </w:r>
-      <w:r>
-        <w:t xml:space="preserve">[6]</w:t>
-      </w:r>
-      <w:r>
-        <w:t xml:space="preserve">. This is the dose-invariance of single-cell timing that motivated the original study, and it arises here because dose changes the fraction of unprotected cells rather than their kinetics. The plateau the kill curves miss is the sharpest discrepancy of the minimal model, with the caveat that it is an HCT116 feature: reproducing it requires cells to stay in the resistant state for longer than the memory of 2.8 generations allows, and that memory was set by the prior taken from the HCT116 lineage correlations rather than by the kill curves. Because the U2OS populations the model was fitted to decay in a single phase, the missing plateau may be a difference between the two cell lines as much as a failure of the model, and the tension it creates is a tension between two HCT116 observations. Within this minimal model those two observations pull in opposite directions: correlations that vanish by the third cousin call for a short memory, and a kill curve that flattens calls for a long one. A single switching gene cannot satisfy both, which is a concrete and testable limitation, and points to a drug-induced stabilisation of the resistant state, for which there is independent evidence</w:t>
-      </w:r>
-      <w:r>
-        <w:t xml:space="preserve"> </w:t>
-      </w:r>
-      <w:r>
-        <w:t xml:space="preserve">[2]</w:t>
-      </w:r>
-      <w:r>
-        <w:t xml:space="preserve">, as the mechanism a lineage-tracing experiment should look for. The calibration landscape (Fig. 7e) shows how the fitted death rate and EC</w:t>
+        <w:t xml:space="preserve">of growth arrest, were fitted to the fate fractions at 7 and 13 µM by simulated moments with common random numbers, under a weak prior keeping the memory of the resistant state near the at least two to three generations that the same study inferred from lineage correlations in HCT116 cells, a different cell line from the U2OS cells whose fates are fitted here (Methods). The calibrated model reproduces the training fractions with a root-mean-square error of 0.077 (memory 2.8 generations, resistant fraction 15.2%, EC</w:t>
       </w:r>
       <m:oMath>
         <m:sSub>
@@ -4652,25 +4661,76 @@
         <w:t xml:space="preserve"> </w:t>
       </w:r>
       <w:r>
-        <w:t xml:space="preserve">are constrained by the fate fractions alone; the protocol applies to any observable a laboratory records.</w:t>
-      </w:r>
-    </w:p>
-    <w:bookmarkEnd w:id="27"/>
-    <w:bookmarkStart w:id="28" w:name="X3d4d9512e3df2534c30bd999bdb3cfaf83a7953"/>
-    <w:p>
-      <w:pPr>
-        <w:pStyle w:val="Heading2"/>
-      </w:pPr>
-      <w:r>
-        <w:t xml:space="preserve">Schedule optimisation is consistent with clinical outcomes</w:t>
-      </w:r>
-    </w:p>
-    <w:p>
-      <w:pPr>
-        <w:pStyle w:val="FirstParagraph"/>
-      </w:pPr>
-      <w:r>
-        <w:t xml:space="preserve">With a calibrated model the framework becomes a schedule testbed. We first asked which schedule best delays regrowth of a melanoma-like population with a rare, heritable pre-resistant state</w:t>
+        <w:t xml:space="preserve">16.7 µM; Fig. 7a,f). Three related numbers appear in this Article and are not interchangeable. Every root-mean-square error quoted in the text is the residual of the seed-averaged fate fractions pooled over every fraction of the concentrations named: four seeds per condition for the calibration, here and at the held-out concentration, and three for the comparison of the two killing mechanisms below, whose training errors alone are single-seed, because the optimiser evaluates one seed per candidate. The colour scale of Fig. 7e is the quantity the optimiser minimised, which is evaluated on a single seed and adds the memory prior: at the optimum it is 0.067, made up of 0.061 of single-seed training error and 0.006 of prior penalty. The comparison of the two killing mechanisms in Supplementary Note 12 uses that single-seed training error for both models, so that they are scored by the same rule as the fit itself. That error should be read against the precision of the measurement: the observed fractions carry a mean binomial standard error of 0.028 and repeated simulations differ by 0.015, so the fit is about 2.4 times the combined noise and the model does not reproduce the training data within error. At the held-out concentration the root-mean-square error is 0.093, and the discrepancy is specific rather than diffuse: the model matches the fraction surviving without dividing but over-predicts death and under-predicts division (observed died, divided and survived 0.28, 0.31 and 0.41; predicted 0.39, 0.20 and 0.41; Fig. 7a), so it captures the ordering of the three concentrations while misplacing the split between death and division at the intermediate one.</w:t>
+      </w:r>
+    </w:p>
+    <w:p>
+      <w:pPr>
+        <w:pStyle w:val="BodyText"/>
+      </w:pPr>
+      <w:r>
+        <w:t xml:space="preserve">Six parameters fitted to six numbers are not all determined by them. Moving one parameter at a time from the fitted values, with the others held there, the fate fractions constrain the death parameters to within about a factor of 2 but leave the two switching rates free over roughly a factor of 6 (Supplementary Fig. 3a), which is why the memory of the resistant state was given a prior rather than left to the fate data. Holding the death parameters at their fitted values, memories from 1.0 to 9.0 generations paired with resistant fractions from 1% to 25% all describe the fate fractions within the noise of the measurement (Supplementary Fig. 3b), because a shorter memory with more resistant cells and a longer memory with fewer are hard to tell apart from fates alone. The parameters quoted above should therefore be read as one member of a family of fits that describe these fate fractions equally well, and the biological reading of the memory rests on the lineage correlations that set the prior, not on the fate fractions. Halving the integration step changes the simulated fractions by 0.005, less than the seed-to-seed spread, so the discretisation is not a factor (Supplementary Fig. 3c).</w:t>
+      </w:r>
+    </w:p>
+    <w:p>
+      <w:pPr>
+        <w:pStyle w:val="BodyText"/>
+      </w:pPr>
+      <w:r>
+        <w:t xml:space="preserve">A second mechanism can produce the same fates. Cisplatin kills preferentially during replication, so where a cell sits in its division cycle when the drug arrives is a competing explanation both for the dose-invariance of death timing and for the cells that survive three days without dividing: a hazard confined to part of the cycle spares whatever never enters it, with no heritable state at all. We therefore refitted the model with a cell-cycle-dependent hazard, adding one parameter, the fraction of the hazard that is independent of cycle position, with killing otherwise peaking at mid-cycle, under the same objective, bounds, budget and seeds (Methods). The two fits describe the training fractions equally well (0.064 against 0.061, against a mean sampling error of 0.028 in the measurement), and the cycle-dependent fit does not improve the held-out prediction either (0.106 against 0.095). The fitted cycle-independent fraction is 0.34, but values from 0.20 to 0.80 all sit within one sampling error of the best fit, so the fate fractions do not determine it (Supplementary Note 12 and Supplementary Fig. 4). Three fate counts per concentration cannot separate inherited protection from cell-cycle position; the measurement that can is the cycle position of each cell at the moment the drug arrives, which a cycle reporter records directly.</w:t>
+      </w:r>
+    </w:p>
+    <w:p>
+      <w:pPr>
+        <w:pStyle w:val="BodyText"/>
+      </w:pPr>
+      <w:r>
+        <w:t xml:space="preserve">Properties that were not fitted can then be compared with the data. The predicted kill curves (Fig. 7b) are 1.5-fold steeper at 13 µM in their first two days than in their second half, but they do not plateau, as HCT116 cells do after about 100 h. The U2OS populations the model was calibrated to show no such plateau: their decay after cisplatin is single-phase at all three concentrations, and the biphasic form of the HCT116 curve is absent from them</w:t>
+      </w:r>
+      <w:r>
+        <w:t xml:space="preserve"> </w:t>
+      </w:r>
+      <w:r>
+        <w:t xml:space="preserve">[6]</w:t>
+      </w:r>
+      <w:r>
+        <w:t xml:space="preserve">. Death fates are correlated between sisters (0.09), first cousins (0.06) and second cousins (0.05), and the correlation decays to 0.02 for third cousins (95% confidence interval -0.026 to +0.069, Student’s t on two degrees of freedom over three seeds, a range that contains zero) and 0.00 for unrelated cells (Fig. 7c). That is the pattern reported for HCT116 lineages, in which fate correlations are present for first and second cousins and absent for third cousins, with memory inherited over at least two to three generations</w:t>
+      </w:r>
+      <w:r>
+        <w:t xml:space="preserve"> </w:t>
+      </w:r>
+      <w:r>
+        <w:t xml:space="preserve">[6]</w:t>
+      </w:r>
+      <w:r>
+        <w:t xml:space="preserve">; the comparison is qualitative on both sides, because the source reports these correlations graphically and gives no numeric coefficients or confidence intervals to match. Two things keep it from being an independent validation. The correlations come from a different cell line from the one the model was calibrated to: full lineages were tracked only in the HCT116 experiment, whereas the U2OS experiment that supplied the fate fractions followed a single randomly chosen daughter after each division, so sister and cousin pairs cannot be formed in it at all</w:t>
+      </w:r>
+      <w:r>
+        <w:t xml:space="preserve"> </w:t>
+      </w:r>
+      <w:r>
+        <w:t xml:space="preserve">[6]</w:t>
+      </w:r>
+      <w:r>
+        <w:t xml:space="preserve">. And the two to three generations those correlations imply is the value the prior held the fitted memory near, so the agreement in Fig. 7c is a cross-cell-line consistency check with the memory timescale partly built in. A third caveat belongs beside it. Cells here draw their cycle times independently, so no cycle timing is inherited and every correlation between related cells is carried by the inherited promoter state. Cell-cycle duration is in fact heritable over several generations, and its inheritance alone produces strong cousin and second-cousin correlations even when mother-daughter correlations are weak</w:t>
+      </w:r>
+      <w:r>
+        <w:t xml:space="preserve"> </w:t>
+      </w:r>
+      <w:r>
+        <w:t xml:space="preserve">[44–46]</w:t>
+      </w:r>
+      <w:r>
+        <w:t xml:space="preserve">. Coupled to a cycle-gated hazard, that is a complete alternative explanation for the correlations fitted here, and the model as built cannot produce it. In the simulations the mean time to death changes by 8% between 7 and 13 µM (Fig. 7d) while the simulated death fraction rises from 0.12 to 0.67 (Fig. 7a), against an observed rise from 0.13 to 0.59 (30 of 232 and 176 of 296 cells) in the source data</w:t>
+      </w:r>
+      <w:r>
+        <w:t xml:space="preserve"> </w:t>
+      </w:r>
+      <w:r>
+        <w:t xml:space="preserve">[6]</w:t>
+      </w:r>
+      <w:r>
+        <w:t xml:space="preserve">. This is the dose-invariance of single-cell timing that motivated the original study, and it arises here because dose changes the fraction of unprotected cells rather than their kinetics. The plateau the kill curves miss is the sharpest discrepancy of the minimal model, with the caveat that it is an HCT116 feature: reproducing it requires cells to stay in the resistant state for longer than the memory of 2.8 generations allows, and that memory was set by the prior taken from the HCT116 lineage correlations rather than by the kill curves. Because the U2OS populations the model was fitted to decay in a single phase, the missing plateau may be a difference between the two cell lines as much as a failure of the model, and the tension it creates is a tension between two HCT116 observations. Within this minimal model those two observations pull in opposite directions: correlations that vanish by the third cousin call for a short memory, and a kill curve that flattens calls for a long one. A single switching gene cannot satisfy both, which is a concrete and testable limitation, and points to a drug-induced stabilisation of the resistant state, for which there is independent evidence</w:t>
       </w:r>
       <w:r>
         <w:t xml:space="preserve"> </w:t>
@@ -4679,137 +4739,7 @@
         <w:t xml:space="preserve">[2]</w:t>
       </w:r>
       <w:r>
-        <w:t xml:space="preserve"> </w:t>
-      </w:r>
-      <w:r>
-        <w:t xml:space="preserve">treated at a fractional-killing dose, comparing continuous dosing, the intermittent schedule of the SWOG S1320 trial, in which patients received a continuous 8-week lead-in and were then randomised to continuous dosing or to cycles of 3 weeks off and 5 weeks on</w:t>
-      </w:r>
-      <w:r>
-        <w:t xml:space="preserve"> </w:t>
-      </w:r>
-      <w:r>
-        <w:t xml:space="preserve">[47]</w:t>
-      </w:r>
-      <w:r>
-        <w:t xml:space="preserve">, and adaptive therapy, in which the drug is withdrawn when the population has halved and resumed when it regrows to its initial size</w:t>
-      </w:r>
-      <w:r>
-        <w:t xml:space="preserve"> </w:t>
-      </w:r>
-      <w:r>
-        <w:t xml:space="preserve">[48]</w:t>
-      </w:r>
-      <w:r>
-        <w:t xml:space="preserve">. Because adaptive therapy deliberately lets the tumour regrow, schedules are compared by the time after randomisation at which the population exceeds 120% of its pre-treatment size (loss of control), with the RECIST-like time to progression from the nadir reported alongside (Methods).</w:t>
-      </w:r>
-    </w:p>
-    <w:p>
-      <w:pPr>
-        <w:pStyle w:val="BodyText"/>
-      </w:pPr>
-      <w:r>
-        <w:t xml:space="preserve">The answer depends on three properties of the resistant cells (Fig. 8a–d): their growth under drug, their fitness without it, and whether the drug stabilises the resistant state. When the resistant state is fully protective and carries no fitness cost, as lineage data indicate for pre-existing tolerance</w:t>
-      </w:r>
-      <w:r>
-        <w:t xml:space="preserve"> </w:t>
-      </w:r>
-      <w:r>
-        <w:t xml:space="preserve">[6]</w:t>
-      </w:r>
-      <w:r>
-        <w:t xml:space="preserve">, resistant cells grow at the same rate with or without drug, so a holiday cannot cost the resistant subpopulation anything and can only let sensitive cells regrow to be killed again. Even so, both interrupted schedules keep control longer than continuous dosing: the three lose control after 23, 26 and 27 weeks, with the intermittent schedule delivering 65% of the cumulative dose of continuous dosing over the full 60-week simulation. The reason is a second drug effect rather than the fitness of resistant cells: the drug stabilises the resistant state tenfold by suppressing the promoter inactivation rate (Methods), so continuous exposure keeps cells resistant that a holiday allows to revert. That effect is set in the model, not fitted, and it is what makes holidays worth anything at all in this arm. When resistant cells pay a 50% fitness cost in the absence of drug, a coarse stand-in for the drug dependence that made intermittent dosing superior in vemurafenib-treated patient-derived xenografts, where withdrawal drove established resistant tumours to regress rather than merely grow more slowly</w:t>
-      </w:r>
-      <w:r>
-        <w:t xml:space="preserve"> </w:t>
-      </w:r>
-      <w:r>
-        <w:t xml:space="preserve">[49]</w:t>
-      </w:r>
-      <w:r>
-        <w:t xml:space="preserve">, holidays let sensitive cells outcompete them. On the declared end point the three schedules are indistinguishable: none loses control within the 52-week follow-up (52+, 52+ and 52+ weeks, censored). The xenograft ranking appears instead in the tumour burden at the end of the 60-week simulation, which the intermittent schedule leaves at 0.35 of the pre-treatment size against 0.77 under continuous dosing, on 65% of its cumulative dose; adaptive therapy, which withdraws the drug earliest, ends higher at 0.83 but on 36% of the cumulative dose of continuous dosing. When resistant cells are only partly protected and grow at half speed under drug, holidays release them: continuous dosing keeps control for 52+ weeks against 49 for the intermittent schedule and 43 for adaptive therapy, the ranking observed in the trial, where continuous dosing gave a median progression-free survival of 9.0 months against 5.5 months for intermittent dosing. Scored from the nadir instead, as in RECIST, the same simulations give 9, 11 and 4 weeks for continuous, intermittent and adaptive dosing without a fitness cost, 16, 26 and 4 weeks with a fitness cost, and 15, 12 and 4 weeks under partial protection. Adaptive therapy progresses from its nadir almost at once in every mechanism, because the schedule withholds the drug until the population has regrown to its pre-treatment size, and in the fitness-cost arm all three schedules progress from the nadir although none loses control within the follow-up. That discordance is why the schedules are compared by loss of control: an end point referred to the nadir penalises a schedule for the regrowth it is designed to permit. Gating three quarters of the death hazard to a window of the cell cycle, as in the persister simulations above, leaves these comparisons standing, whether or not the maximal hazard is raised to hold the cycle-averaged hazard fixed (Supplementary Note 13 and Supplementary Fig. 5): the best schedule is unchanged in 3 of 3 mechanisms and the model still favours continuous dosing under partial protection (52 against 43 weeks, from 52 and 49). The memory of the resistant state, five net population doublings, is an assumption rather than a measurement, and it is what decides whether resistant cells revert during a three-week holiday; scanning it from two to twelve doublings leaves the ranking unchanged in the two arms scanned, without and with a fitness cost of resistance, and narrows the advantage of holidays from 9 weeks at 2 net doublings of memory to 1.7 weeks at 12; the partial-protection arm, the one that reproduces the ranking of the trial, was not scanned (Supplementary Note 15). That the benefit of holidays should depend on a cost of resistance is established by compartment models of adaptive therapy, which also show that tumour turnover modulates how large that cost must be</w:t>
-      </w:r>
-      <w:r>
-        <w:t xml:space="preserve"> </w:t>
-      </w:r>
-      <w:r>
-        <w:t xml:space="preserve">[50]</w:t>
-      </w:r>
-      <w:r>
-        <w:t xml:space="preserve">. Here the dependence emerges from single cells whose resistance is a heritable expression state rather than a fixed compartment, the cost and the degree of protection are properties of cells that lineage experiments measure, and the third case shows that partial protection reverses the ranking even when a cost is absent. The optimiser makes the dependence explicit (Fig. 8e): over intermittent schedules of any period and duty cycle after the lead-in, the best schedule without a fitness cost is a period of 2.2 weeks with 39% of the time on drug (27 weeks to loss of control). With a fitness cost, no best schedule is identified: 12 of the 16 grid points reach the 52-week censoring limit without loss of control, at every duty cycle of 47% or more and at every period from 1.0 to 12 weeks; with partial protection, continuous dosing is the only schedule that keeps control for the whole 52-week follow-up: the 4 of the 16 grid points that reach the censoring limit are all at a duty cycle of 100%, which is the same schedule whatever the nominal period. With a fitness cost the star in Fig. 8e is therefore the first point of a tie and not an optimum, and what the scan establishes there is that control is kept for the whole follow-up, not which schedule keeps it best; under partial protection the tie is between four grid points that are all continuous dosing, so there the star does mark the winning schedule. A bacterial-persistence model adapted to colorectal-cancer lines reaches the same conclusion by another route: an intermediate dose with release periods is optimal, because the rate of transition into the persistent state rises with concentration and then saturates</w:t>
-      </w:r>
-      <w:r>
-        <w:t xml:space="preserve"> </w:t>
-      </w:r>
-      <w:r>
-        <w:t xml:space="preserve">[42]</w:t>
-      </w:r>
-      <w:r>
-        <w:t xml:space="preserve">. The agreement is partial and the difference is informative. Where tolerance is drug-induced, the optimiser here also selects an intermediate dose over the highest one, for the same reason. Release periods, however, help there only when the drug changes the kinetics of the resistant state, either by stabilising it, as in the melanoma arm above, or by inducing it at a rate that saturates, as in that model; with a state whose decay rate is the same with and without drug, a holiday merely postpones the death of reverting cells while every cell grows, and the optimiser rejects it. The model therefore reproduces both the clinical and the preclinical outcome, the preclinical one as a lower burden at the end of the simulation rather than as a longer time to loss of control, and shows their difference to depend on measurable properties of the resistant cells, their growth under drug, their fitness without it and whether the drug stabilises their state, properties of cells rather than of the tumour, which growth and lineage experiments can bound, within the identifiability limits of Fig. 6c, before a schedule is chosen. The mechanism is set in each case, not inferred from the outcome, so this is a demonstration that the ranking follows from cell properties rather than a claim that these particular cells carry them; and because the trial and the xenograft also differ in drug and species (dabrafenib plus trametinib in patients, vemurafenib monotherapy in mice), their contrast is not attributable to resistant-cell fitness alone.</w:t>
-      </w:r>
-    </w:p>
-    <w:p>
-      <w:pPr>
-        <w:pStyle w:val="BodyText"/>
-      </w:pPr>
-      <w:r>
-        <w:t xml:space="preserve">The second case study concerns glioblastoma, where the RTOG 0525 trial compared the standard temozolomide regimen (150–200 mg/m² on days 1–5 of 28-day cycles) with a dose-dense regimen (75–100 mg/m² on days 1–21) that delivers about twice the cumulative dose and was designed to deplete MGMT, and found no difference in survival for either MGMT-methylated or unmethylated tumours</w:t>
-      </w:r>
-      <w:r>
-        <w:t xml:space="preserve"> </w:t>
-      </w:r>
-      <w:r>
-        <w:t xml:space="preserve">[51]</w:t>
-      </w:r>
-      <w:r>
-        <w:t xml:space="preserve">. We simulated both regimens with one-compartment pharmacokinetics (elimination half-life 2.1 h, a plasma value from a three-compartment population model of plasma and cerebrospinal fluid</w:t>
-      </w:r>
-      <w:r>
-        <w:t xml:space="preserve"> </w:t>
-      </w:r>
-      <w:r>
-        <w:t xml:space="preserve">[52]</w:t>
-      </w:r>
-      <w:r>
-        <w:t xml:space="preserve">; an independent single-dose study gives 1.8 h</w:t>
-      </w:r>
-      <w:r>
-        <w:t xml:space="preserve"> </w:t>
-      </w:r>
-      <w:r>
-        <w:t xml:space="preserve">[53]</w:t>
-      </w:r>
-      <w:r>
-        <w:t xml:space="preserve">) on populations in which 1% (methylated) or 30% (unmethylated) of cells express MGMT. Those two fractions are illustrative values that bracket low and high expression, not measurements, and the idealisation matters: promoter methylation shifts MGMT expression as a graded quantity across cells rather than switching a discrete subpopulation on, so the whole dose-dense prediction below rests on treating it as two states. With that caveat, with MGMT protein protecting cells from the drug</w:t>
-      </w:r>
-      <w:r>
-        <w:t xml:space="preserve"> </w:t>
-      </w:r>
-      <w:r>
-        <w:t xml:space="preserve">[41]</w:t>
-      </w:r>
-      <w:r>
-        <w:t xml:space="preserve"> </w:t>
-      </w:r>
-      <w:r>
-        <w:t xml:space="preserve">and either stable or consumed by it stoichiometrically, one molecule per lesion repaired, as a suicide enzyme is, so that the pool follows the cumulative exposure rather than the peak concentration (Fig. 8f,g). Lesions are not tracked as a state variable: they are taken to form in proportion to dose and to be repaired at once, so</w:t>
-      </w:r>
-      <w:r>
-        <w:t xml:space="preserve"> </w:t>
-      </w:r>
-      <w:r>
-        <w:t xml:space="preserve">“</w:t>
-      </w:r>
-      <w:r>
-        <w:t xml:space="preserve">one molecule per lesion</w:t>
-      </w:r>
-      <w:r>
-        <w:t xml:space="preserve">”</w:t>
-      </w:r>
-      <w:r>
-        <w:t xml:space="preserve"> </w:t>
-      </w:r>
-      <w:r>
-        <w:t xml:space="preserve">enters only through the rate of consumption, and no unrepaired damage accumulates. The rate constant of that consumption is not fitted to data; it is set so that consumption at the standard bolus peak matches the first-order parameterisation it replaces, which makes the two mechanisms comparable at the same initial rate and isolates how each integrates over time. With stable MGMT, the depth of response over six cycles is 0.20 log</w:t>
+        <w:t xml:space="preserve">, as the mechanism a lineage-tracing experiment should look for. The calibration landscape (Fig. 7e) shows how the fitted death rate and EC</w:t>
       </w:r>
       <m:oMath>
         <m:sSub>
@@ -4820,7 +4750,7 @@
           </m:e>
           <m:sub>
             <m:r>
-              <m:t>10</m:t>
+              <m:t>50</m:t>
             </m:r>
           </m:sub>
         </m:sSub>
@@ -4829,7 +4759,164 @@
         <w:t xml:space="preserve"> </w:t>
       </w:r>
       <w:r>
-        <w:t xml:space="preserve">units for the standard regimen and 1.00 for the dose-dense regimen in the methylated population (0.08 and 0.10 in the unmethylated one), and a 21-day regimen at the standard cumulative dose achieves no measurable kill (0.00 log</w:t>
+        <w:t xml:space="preserve">are constrained by the fate fractions alone; the protocol applies to any observable a laboratory records.</w:t>
+      </w:r>
+    </w:p>
+    <w:bookmarkEnd w:id="27"/>
+    <w:bookmarkStart w:id="28" w:name="X3d4d9512e3df2534c30bd999bdb3cfaf83a7953"/>
+    <w:p>
+      <w:pPr>
+        <w:pStyle w:val="Heading2"/>
+      </w:pPr>
+      <w:r>
+        <w:t xml:space="preserve">Schedule optimisation is consistent with clinical outcomes</w:t>
+      </w:r>
+    </w:p>
+    <w:p>
+      <w:pPr>
+        <w:pStyle w:val="FirstParagraph"/>
+      </w:pPr>
+      <w:r>
+        <w:t xml:space="preserve">With a calibrated model the framework becomes a schedule testbed. We first asked which schedule best delays regrowth of a melanoma-like population with a rare, heritable pre-resistant state</w:t>
+      </w:r>
+      <w:r>
+        <w:t xml:space="preserve"> </w:t>
+      </w:r>
+      <w:r>
+        <w:t xml:space="preserve">[2]</w:t>
+      </w:r>
+      <w:r>
+        <w:t xml:space="preserve"> </w:t>
+      </w:r>
+      <w:r>
+        <w:t xml:space="preserve">treated at a fractional-killing dose, comparing continuous dosing, the intermittent schedule of the SWOG S1320 trial, in which patients received a continuous 8-week lead-in and were then randomised to continuous dosing or to cycles of 3 weeks off and 5 weeks on</w:t>
+      </w:r>
+      <w:r>
+        <w:t xml:space="preserve"> </w:t>
+      </w:r>
+      <w:r>
+        <w:t xml:space="preserve">[47]</w:t>
+      </w:r>
+      <w:r>
+        <w:t xml:space="preserve">, and adaptive therapy, in which the drug is withdrawn when the population has halved and resumed when it regrows to its initial size</w:t>
+      </w:r>
+      <w:r>
+        <w:t xml:space="preserve"> </w:t>
+      </w:r>
+      <w:r>
+        <w:t xml:space="preserve">[48]</w:t>
+      </w:r>
+      <w:r>
+        <w:t xml:space="preserve">. Because adaptive therapy deliberately lets the tumour regrow, schedules are compared by the time after randomisation at which the population exceeds 120% of its pre-treatment size (loss of control), with the RECIST-like time to progression from the nadir reported alongside (Methods).</w:t>
+      </w:r>
+    </w:p>
+    <w:p>
+      <w:pPr>
+        <w:pStyle w:val="BodyText"/>
+      </w:pPr>
+      <w:r>
+        <w:t xml:space="preserve">The answer depends on three properties of the resistant cells (Fig. 8a–d): their growth under drug, their fitness without it, and whether the drug stabilises the resistant state. When the resistant state is fully protective and carries no fitness cost, as lineage data indicate for pre-existing tolerance</w:t>
+      </w:r>
+      <w:r>
+        <w:t xml:space="preserve"> </w:t>
+      </w:r>
+      <w:r>
+        <w:t xml:space="preserve">[6]</w:t>
+      </w:r>
+      <w:r>
+        <w:t xml:space="preserve">, resistant cells grow at the same rate with or without drug, so a holiday cannot cost the resistant subpopulation anything and can only let sensitive cells regrow to be killed again. Even so, both interrupted schedules keep control longer than continuous dosing: the three lose control after 23, 26 and 27 weeks, with the intermittent schedule delivering 65% of the cumulative dose of continuous dosing over the full 60-week simulation. The reason is a second drug effect rather than the fitness of resistant cells: the drug stabilises the resistant state tenfold by suppressing the promoter inactivation rate (Methods), so continuous exposure keeps cells resistant that a holiday allows to revert. That effect is set in the model, not fitted, and it is what makes holidays worth anything at all in this arm. When resistant cells pay a 50% fitness cost in the absence of drug, a coarse stand-in for the drug dependence that made intermittent dosing superior in vemurafenib-treated patient-derived xenografts, where withdrawal drove established resistant tumours to regress rather than merely grow more slowly</w:t>
+      </w:r>
+      <w:r>
+        <w:t xml:space="preserve"> </w:t>
+      </w:r>
+      <w:r>
+        <w:t xml:space="preserve">[49]</w:t>
+      </w:r>
+      <w:r>
+        <w:t xml:space="preserve">, holidays let sensitive cells outcompete them. On the declared end point the three schedules are indistinguishable: none loses control within the 52-week follow-up (52+, 52+ and 52+ weeks, censored). The xenograft ranking appears instead in the tumour burden at the end of the 60-week simulation, which the intermittent schedule leaves at 0.35 of the pre-treatment size against 0.77 under continuous dosing, on 65% of its cumulative dose; adaptive therapy, which withdraws the drug earliest, ends higher at 0.83 but on 36% of the cumulative dose of continuous dosing. When resistant cells are only partly protected and grow at half speed under drug, holidays release them: continuous dosing keeps control for 52+ weeks against 49 for the intermittent schedule and 43 for adaptive therapy, the ranking observed in the trial, where continuous dosing gave a median progression-free survival of 9.0 months against 5.5 months for intermittent dosing. Scored from the nadir instead, as in RECIST, the same simulations give 9, 11 and 4 weeks for continuous, intermittent and adaptive dosing without a fitness cost, 16, 26 and 4 weeks with a fitness cost, and 15, 12 and 4 weeks under partial protection. Adaptive therapy progresses from its nadir almost at once in every mechanism, because the schedule withholds the drug until the population has regrown to its pre-treatment size, and in the fitness-cost arm all three schedules progress from the nadir although none loses control within the follow-up. That discordance is why the schedules are compared by loss of control: an end point referred to the nadir penalises a schedule for the regrowth it is designed to permit. Gating three quarters of the death hazard to a window of the cell cycle, as in the persister simulations above, leaves these comparisons standing, whether or not the maximal hazard is raised to hold the cycle-averaged hazard fixed (Supplementary Note 13 and Supplementary Fig. 5): the best schedule is unchanged in 3 of 3 mechanisms and the model still favours continuous dosing under partial protection (52 against 43 weeks, from 52 and 49). The memory of the resistant state, five net population doublings, is an assumption rather than a measurement, and it is what decides whether resistant cells revert during a three-week holiday; scanning it from two to twelve doublings leaves the ranking unchanged in the two arms scanned, without and with a fitness cost of resistance, and narrows the advantage of holidays from 9 weeks at 2 net doublings of memory to 1.7 weeks at 12; the partial-protection arm, the one that reproduces the ranking of the trial, was not scanned (Supplementary Note 15). That the benefit of holidays should depend on a cost of resistance is established by compartment models of adaptive therapy, which also show that tumour turnover modulates how large that cost must be</w:t>
+      </w:r>
+      <w:r>
+        <w:t xml:space="preserve"> </w:t>
+      </w:r>
+      <w:r>
+        <w:t xml:space="preserve">[50]</w:t>
+      </w:r>
+      <w:r>
+        <w:t xml:space="preserve">. Here the dependence emerges from single cells whose resistance is a heritable expression state rather than a fixed compartment, the cost and the degree of protection are properties of cells that lineage experiments measure, and the third case shows that partial protection reverses the ranking even when a cost is absent. The optimiser makes the dependence explicit (Fig. 8e): over intermittent schedules of any period and duty cycle after the lead-in, the best schedule without a fitness cost is a period of 2.2 weeks with 39% of the time on drug (27 weeks to loss of control). With a fitness cost, no best schedule is identified: 12 of the 16 grid points reach the 52-week censoring limit without loss of control, at every duty cycle of 47% or more and at every period from 1.0 to 12 weeks; with partial protection, continuous dosing is the only schedule that keeps control for the whole 52-week follow-up: the 4 of the 16 grid points that reach the censoring limit are all at a duty cycle of 100%, which is the same schedule whatever the nominal period. With a fitness cost the star in Fig. 8e is therefore the first point of a tie and not an optimum, and what the scan establishes there is that control is kept for the whole follow-up, not which schedule keeps it best; under partial protection the tie is between four grid points that are all continuous dosing, so there the star does mark the winning schedule. A bacterial-persistence model adapted to colorectal-cancer lines reaches the same conclusion by another route: an intermediate dose with release periods is optimal, because the rate of transition into the persistent state rises with concentration and then saturates</w:t>
+      </w:r>
+      <w:r>
+        <w:t xml:space="preserve"> </w:t>
+      </w:r>
+      <w:r>
+        <w:t xml:space="preserve">[42]</w:t>
+      </w:r>
+      <w:r>
+        <w:t xml:space="preserve">. The agreement is partial and the difference is informative. Where tolerance is drug-induced, the optimiser here also selects an intermediate dose over the highest one, for the same reason. Release periods, however, help there only when the drug changes the kinetics of the resistant state, either by stabilising it, as in the melanoma arm above, or by inducing it at a rate that saturates, as in that model; with a state whose decay rate is the same with and without drug, a holiday merely postpones the death of reverting cells while every cell grows, and the optimiser rejects it. The model therefore reproduces both the clinical and the preclinical outcome, the preclinical one as a lower burden at the end of the simulation rather than as a longer time to loss of control, and shows their difference to depend on measurable properties of the resistant cells, their growth under drug, their fitness without it and whether the drug stabilises their state, properties of cells rather than of the tumour, which growth and lineage experiments can bound, within the identifiability limits of Fig. 6c, before a schedule is chosen. The mechanism is set in each case, not inferred from the outcome, so this is a demonstration that the ranking follows from cell properties rather than a claim that these particular cells carry them; and because the trial and the xenograft also differ in drug and species (dabrafenib plus trametinib in patients, vemurafenib monotherapy in mice), their contrast is not attributable to resistant-cell fitness alone.</w:t>
+      </w:r>
+    </w:p>
+    <w:p>
+      <w:pPr>
+        <w:pStyle w:val="BodyText"/>
+      </w:pPr>
+      <w:r>
+        <w:t xml:space="preserve">The second case study concerns glioblastoma, where the RTOG 0525 trial compared the standard temozolomide regimen (150–200 mg/m² on days 1–5 of 28-day cycles) with a dose-dense regimen (75–100 mg/m² on days 1–21) that delivers about twice the cumulative dose and was designed to deplete MGMT, and found no difference in survival for either MGMT-methylated or unmethylated tumours</w:t>
+      </w:r>
+      <w:r>
+        <w:t xml:space="preserve"> </w:t>
+      </w:r>
+      <w:r>
+        <w:t xml:space="preserve">[51]</w:t>
+      </w:r>
+      <w:r>
+        <w:t xml:space="preserve">. We simulated both regimens with one-compartment pharmacokinetics (elimination half-life 2.1 h, a plasma value from a three-compartment population model of plasma and cerebrospinal fluid</w:t>
+      </w:r>
+      <w:r>
+        <w:t xml:space="preserve"> </w:t>
+      </w:r>
+      <w:r>
+        <w:t xml:space="preserve">[52]</w:t>
+      </w:r>
+      <w:r>
+        <w:t xml:space="preserve">; an independent single-dose study gives 1.8 h</w:t>
+      </w:r>
+      <w:r>
+        <w:t xml:space="preserve"> </w:t>
+      </w:r>
+      <w:r>
+        <w:t xml:space="preserve">[53]</w:t>
+      </w:r>
+      <w:r>
+        <w:t xml:space="preserve">) on populations in which 1% (methylated) or 30% (unmethylated) of cells express MGMT. Those two fractions are illustrative values that bracket low and high expression, not measurements, and the idealisation matters: promoter methylation shifts MGMT expression as a graded quantity across cells rather than switching a discrete subpopulation on, so the whole dose-dense prediction below rests on treating it as two states. With that caveat, with MGMT protein protecting cells from the drug</w:t>
+      </w:r>
+      <w:r>
+        <w:t xml:space="preserve"> </w:t>
+      </w:r>
+      <w:r>
+        <w:t xml:space="preserve">[41]</w:t>
+      </w:r>
+      <w:r>
+        <w:t xml:space="preserve"> </w:t>
+      </w:r>
+      <w:r>
+        <w:t xml:space="preserve">and either stable or consumed by it stoichiometrically, one molecule per lesion repaired, as a suicide enzyme is, so that the pool follows the cumulative exposure rather than the peak concentration (Fig. 8f,g). Lesions are not tracked as a state variable: they are taken to form in proportion to dose and to be repaired at once, so</w:t>
+      </w:r>
+      <w:r>
+        <w:t xml:space="preserve"> </w:t>
+      </w:r>
+      <w:r>
+        <w:t xml:space="preserve">“</w:t>
+      </w:r>
+      <w:r>
+        <w:t xml:space="preserve">one molecule per lesion</w:t>
+      </w:r>
+      <w:r>
+        <w:t xml:space="preserve">”</w:t>
+      </w:r>
+      <w:r>
+        <w:t xml:space="preserve"> </w:t>
+      </w:r>
+      <w:r>
+        <w:t xml:space="preserve">enters only through the rate of consumption, and no unrepaired damage accumulates. The rate constant of that consumption is not fitted to data; it is set so that consumption at the standard bolus peak matches the first-order parameterisation it replaces, which makes the two mechanisms comparable at the same initial rate and isolates how each integrates over time. With stable MGMT, the depth of response over six cycles is 0.20 log</w:t>
       </w:r>
       <m:oMath>
         <m:sSub>
@@ -4849,7 +4936,7 @@
         <w:t xml:space="preserve"> </w:t>
       </w:r>
       <w:r>
-        <w:t xml:space="preserve">units): the death hazard rises steeply with concentration, so spreading the same dose over more days loses efficacy, and the advantage of the dose-dense arm in the model is entirely its larger cumulative dose. With stable MGMT the two arms therefore differ little in the unmethylated population (0.08 against 0.10 log</w:t>
+        <w:t xml:space="preserve">units for the standard regimen and 1.00 for the dose-dense regimen in the methylated population (0.08 and 0.10 in the unmethylated one), and a 21-day regimen at the standard cumulative dose achieves no measurable kill (0.00 log</w:t>
       </w:r>
       <m:oMath>
         <m:sSub>
@@ -4869,7 +4956,7 @@
         <w:t xml:space="preserve"> </w:t>
       </w:r>
       <w:r>
-        <w:t xml:space="preserve">units), as in the trial. In the methylated population, where almost no cell is protected, they differ a great deal. The death hazard is already close to saturation at both daily peaks, so halving the dose per day costs less than quadrupling the number of dosing days gains, and the dose-dense arm reaches 1.00 against 0.20 log</w:t>
+        <w:t xml:space="preserve">units): the death hazard rises steeply with concentration, so spreading the same dose over more days loses efficacy, and the advantage of the dose-dense arm in the model is entirely its larger cumulative dose. With stable MGMT the two arms therefore differ little in the unmethylated population (0.08 against 0.10 log</w:t>
       </w:r>
       <m:oMath>
         <m:sSub>
@@ -4889,7 +4976,7 @@
         <w:t xml:space="preserve"> </w:t>
       </w:r>
       <w:r>
-        <w:t xml:space="preserve">units on cumulative dose alone, with MGMT stable and no consumption at all. RTOG 0525 found no advantage in the methylated subgroup either, so that discrepancy belongs to the model’s mapping from dose to kill, and to the exposure it assumes was delivered, rather than to anything about MGMT. Consumption changes that. Because one molecule is spent per lesion repaired, the pool follows the cumulative exposure, which the dose-dense regimen more than doubles: in the methylated population its response deepens to 1.52 log</w:t>
+        <w:t xml:space="preserve">units), as in the trial. In the methylated population, where almost no cell is protected, they differ a great deal. The death hazard is already close to saturation at both daily peaks, so halving the dose per day costs less than quadrupling the number of dosing days gains, and the dose-dense arm reaches 1.00 against 0.20 log</w:t>
       </w:r>
       <m:oMath>
         <m:sSub>
@@ -4909,7 +4996,7 @@
         <w:t xml:space="preserve"> </w:t>
       </w:r>
       <w:r>
-        <w:t xml:space="preserve">units against 0.22 for the standard regimen, and in the unmethylated population, where 30% of cells start protected, the same depletion turns a regimen that barely worked into one that controls the population (1.08 against 0.18 log</w:t>
+        <w:t xml:space="preserve">units on cumulative dose alone, with MGMT stable and no consumption at all. RTOG 0525 found no advantage in the methylated subgroup either, so that discrepancy belongs to the model’s mapping from dose to kill, and to the exposure it assumes was delivered, rather than to anything about MGMT. Consumption changes that. Because one molecule is spent per lesion repaired, the pool follows the cumulative exposure, which the dose-dense regimen more than doubles: in the methylated population its response deepens to 1.52 log</w:t>
       </w:r>
       <m:oMath>
         <m:sSub>
@@ -4929,7 +5016,7 @@
         <w:t xml:space="preserve"> </w:t>
       </w:r>
       <w:r>
-        <w:t xml:space="preserve">units; final size 0.1 against 1.1 times the initial size, and 4.9 and 3.6 with stable MGMT). Modelled as the suicide enzyme it is, MGMT therefore creates a dose-dense advantage where the model had none: in the unmethylated population, consumption alone separates two regimens that the stable model, like the trial, ranked as equivalent. That is the inference the trial can carry, and read as a bound rather than as a fit it is informative: either temozolomide consumes MGMT in unmethylated tumours far more slowly than this stoichiometry allows, or the benefit of depleting it is offset by something the model leaves out. It cannot be carried over to the methylated population, where the divergence from the trial is already present with MGMT stable and is merely deepened by consumption (1.52 against 1.00 log</w:t>
+        <w:t xml:space="preserve">units against 0.22 for the standard regimen, and in the unmethylated population, where 30% of cells start protected, the same depletion turns a regimen that barely worked into one that controls the population (1.08 against 0.18 log</w:t>
       </w:r>
       <m:oMath>
         <m:sSub>
@@ -4949,6 +5036,26 @@
         <w:t xml:space="preserve"> </w:t>
       </w:r>
       <w:r>
+        <w:t xml:space="preserve">units; final size 0.1 against 1.1 times the initial size, and 4.9 and 3.6 with stable MGMT). Modelled as the suicide enzyme it is, MGMT therefore creates a dose-dense advantage where the model had none: in the unmethylated population, consumption alone separates two regimens that the stable model, like the trial, ranked as equivalent. That is the inference the trial can carry, and read as a bound rather than as a fit it is informative: either temozolomide consumes MGMT in unmethylated tumours far more slowly than this stoichiometry allows, or the benefit of depleting it is offset by something the model leaves out. It cannot be carried over to the methylated population, where the divergence from the trial is already present with MGMT stable and is merely deepened by consumption (1.52 against 1.00 log</w:t>
+      </w:r>
+      <m:oMath>
+        <m:sSub>
+          <m:e>
+            <m:r>
+              <m:t>​</m:t>
+            </m:r>
+          </m:e>
+          <m:sub>
+            <m:r>
+              <m:t>10</m:t>
+            </m:r>
+          </m:sub>
+        </m:sSub>
+      </m:oMath>
+      <w:r>
+        <w:t xml:space="preserve"> </w:t>
+      </w:r>
+      <w:r>
         <w:t xml:space="preserve">units for the dose-dense arm), so the null there bounds the consumption rate not at all. At the standard cumulative dose the number of dosing days per cycle that minimises the final population is 9 (methylated) and 9 (unmethylated) with stable MGMT, and 9 and 5 when MGMT is consumed (Fig. 8h). These simulations are not fits to the trial, whose end points depend on much that the model omits, dose-limiting toxicity and the dose reductions it forces among it: grade 3 or worse events were far commoner in the dose-dense arm, 53% against 34%, mostly lymphopenia and fatigue</w:t>
       </w:r>
       <w:r>
@@ -5040,7 +5147,7 @@
         <w:t xml:space="preserve">[40]</w:t>
       </w:r>
       <w:r>
-        <w:t xml:space="preserve">. What is new is that this is the first package to combine these mechanisms with joint inference and schedule optimisation in a single forward model. Version 1 of this framework already simulated stochastic gene networks in growing and dividing cells and generated synthetic scRNA-seq for imputation and network-inference benchmarking</w:t>
+        <w:t xml:space="preserve">. What is new is the combination: to our knowledge no published package couples these mechanisms to joint inference and schedule optimisation in a single forward model. That is a claim about the absence of a tool, which cannot be established exhaustively, and it is made against the packages surveyed in Table 1 and the comparison in Supplementary Note 10; it would be answered by any one package that provides the whole set. Version 1 of this framework already simulated stochastic gene networks in growing and dividing cells and generated synthetic scRNA-seq for imputation and network-inference benchmarking</w:t>
       </w:r>
       <w:r>
         <w:t xml:space="preserve"> </w:t>
@@ -10070,7 +10177,7 @@
       <w:r>
         <w:drawing>
           <wp:inline>
-            <wp:extent cx="5334000" cy="5521735"/>
+            <wp:extent cx="5334000" cy="5693986"/>
             <wp:effectExtent b="0" l="0" r="0" t="0"/>
             <wp:docPr descr="" title="" id="73" name="Picture"/>
             <a:graphic>
@@ -10091,7 +10198,7 @@
                   <pic:spPr bwMode="auto">
                     <a:xfrm>
                       <a:off x="0" y="0"/>
-                      <a:ext cx="5334000" cy="5521735"/>
+                      <a:ext cx="5334000" cy="5693986"/>
                     </a:xfrm>
                     <a:prstGeom prst="rect">
                       <a:avLst/>
